--- a/BASE DATOS EMPRESA/EMPRESA/FUNCIONAMIENTO DE TODO.docx
+++ b/BASE DATOS EMPRESA/EMPRESA/FUNCIONAMIENTO DE TODO.docx
@@ -9,7 +9,7 @@
             <v:stroke joinstyle="miter"/>
             <v:path gradientshapeok="t" o:connecttype="rect"/>
           </v:shapetype>
-          <v:shape id="_x0000_s1037" type="#_x0000_t202" style="position:absolute;margin-left:285pt;margin-top:-12.75pt;width:476.25pt;height:40.5pt;z-index:251659264">
+          <v:shape id="_x0000_s2061" type="#_x0000_t202" style="position:absolute;margin-left:285pt;margin-top:-12.75pt;width:476.25pt;height:40.5pt;z-index:251659264">
             <v:textbox>
               <w:txbxContent>
                 <w:p>
@@ -36,7 +36,7 @@
     <w:p>
       <w:r>
         <w:pict w14:anchorId="4A14F984">
-          <v:shape id="_x0000_s1039" type="#_x0000_t202" style="position:absolute;margin-left:285pt;margin-top:5.25pt;width:476.25pt;height:48pt;z-index:251661312">
+          <v:shape id="_x0000_s2063" type="#_x0000_t202" style="position:absolute;margin-left:285pt;margin-top:5.25pt;width:476.25pt;height:48pt;z-index:251661312">
             <v:textbox>
               <w:txbxContent>
                 <w:p>
@@ -73,7 +73,7 @@
             <v:path arrowok="t" fillok="f" o:connecttype="none"/>
             <o:lock v:ext="edit" shapetype="t"/>
           </v:shapetype>
-          <v:shape id="_x0000_s1068" type="#_x0000_t32" style="position:absolute;margin-left:452.25pt;margin-top:8.3pt;width:0;height:24pt;z-index:251688960" o:connectortype="straight">
+          <v:shape id="_x0000_s2092" type="#_x0000_t32" style="position:absolute;margin-left:452.25pt;margin-top:8.3pt;width:0;height:24pt;z-index:251688960" o:connectortype="straight">
             <v:stroke endarrow="block"/>
           </v:shape>
         </w:pict>
@@ -82,7 +82,7 @@
     <w:p>
       <w:r>
         <w:pict w14:anchorId="63CFD6B1">
-          <v:shape id="_x0000_s1040" type="#_x0000_t202" style="position:absolute;margin-left:628.5pt;margin-top:9.8pt;width:148.5pt;height:51pt;z-index:251662336">
+          <v:shape id="_x0000_s2064" type="#_x0000_t202" style="position:absolute;margin-left:628.5pt;margin-top:9.8pt;width:148.5pt;height:51pt;z-index:251662336">
             <v:textbox>
               <w:txbxContent>
                 <w:p>
@@ -116,7 +116,7 @@
       </w:r>
       <w:r>
         <w:pict w14:anchorId="376C2004">
-          <v:shape id="_x0000_s1046" type="#_x0000_t202" style="position:absolute;margin-left:390pt;margin-top:9.8pt;width:218.25pt;height:51pt;z-index:251668480">
+          <v:shape id="_x0000_s2070" type="#_x0000_t202" style="position:absolute;margin-left:390pt;margin-top:9.8pt;width:218.25pt;height:51pt;z-index:251668480">
             <v:textbox>
               <w:txbxContent>
                 <w:p>
@@ -161,21 +161,21 @@
     <w:p>
       <w:r>
         <w:pict w14:anchorId="105E29CF">
-          <v:shape id="_x0000_s1060" type="#_x0000_t32" style="position:absolute;margin-left:608.25pt;margin-top:16.55pt;width:20.25pt;height:0;flip:x;z-index:251681792" o:connectortype="straight">
+          <v:shape id="_x0000_s2084" type="#_x0000_t32" style="position:absolute;margin-left:608.25pt;margin-top:16.55pt;width:20.25pt;height:0;flip:x;z-index:251681792" o:connectortype="straight">
             <v:stroke endarrow="block"/>
           </v:shape>
         </w:pict>
       </w:r>
       <w:r>
         <w:pict w14:anchorId="5D7A12B0">
-          <v:shape id="_x0000_s1051" type="#_x0000_t32" style="position:absolute;margin-left:252pt;margin-top:5.3pt;width:138pt;height:5.25pt;flip:x;z-index:251672576" o:connectortype="straight">
+          <v:shape id="_x0000_s2075" type="#_x0000_t32" style="position:absolute;margin-left:252pt;margin-top:5.3pt;width:138pt;height:5.25pt;flip:x;z-index:251672576" o:connectortype="straight">
             <v:stroke endarrow="block"/>
           </v:shape>
         </w:pict>
       </w:r>
       <w:r>
         <w:pict w14:anchorId="48724BB9">
-          <v:shape id="_x0000_s1038" type="#_x0000_t202" style="position:absolute;margin-left:27pt;margin-top:.8pt;width:225pt;height:86.25pt;z-index:251660288">
+          <v:shape id="_x0000_s2062" type="#_x0000_t202" style="position:absolute;margin-left:27pt;margin-top:.8pt;width:225pt;height:86.25pt;z-index:251660288">
             <v:textbox>
               <w:txbxContent>
                 <w:p>
@@ -259,7 +259,7 @@
     <w:p>
       <w:r>
         <w:pict w14:anchorId="6DA3A56F">
-          <v:shape id="_x0000_s1045" type="#_x0000_t202" style="position:absolute;margin-left:372.75pt;margin-top:21.8pt;width:384.75pt;height:120pt;z-index:251667456">
+          <v:shape id="_x0000_s2069" type="#_x0000_t202" style="position:absolute;margin-left:372.75pt;margin-top:21.8pt;width:384.75pt;height:120pt;z-index:251667456">
             <v:textbox>
               <w:txbxContent>
                 <w:p>
@@ -386,7 +386,7 @@
       </w:r>
       <w:r>
         <w:pict w14:anchorId="2F57E2E8">
-          <v:shape id="_x0000_s1048" type="#_x0000_t32" style="position:absolute;margin-left:252pt;margin-top:21.8pt;width:126pt;height:10.5pt;z-index:251670528" o:connectortype="straight">
+          <v:shape id="_x0000_s2072" type="#_x0000_t32" style="position:absolute;margin-left:252pt;margin-top:21.8pt;width:126pt;height:10.5pt;z-index:251670528" o:connectortype="straight">
             <v:stroke endarrow="block"/>
           </v:shape>
         </w:pict>
@@ -396,7 +396,7 @@
     <w:p>
       <w:r>
         <w:pict w14:anchorId="4B99FD9F">
-          <v:shape id="_x0000_s1044" type="#_x0000_t202" style="position:absolute;margin-left:27pt;margin-top:15.1pt;width:213pt;height:174.75pt;z-index:251666432">
+          <v:shape id="_x0000_s2068" type="#_x0000_t202" style="position:absolute;margin-left:27pt;margin-top:15.1pt;width:213pt;height:174.75pt;z-index:251666432">
             <v:textbox>
               <w:txbxContent>
                 <w:p>
@@ -528,14 +528,14 @@
     <w:p>
       <w:r>
         <w:pict w14:anchorId="0BA63005">
-          <v:shape id="_x0000_s1047" type="#_x0000_t32" style="position:absolute;margin-left:240pt;margin-top:21.1pt;width:132.75pt;height:0;flip:x;z-index:251669504" o:connectortype="straight" strokecolor="#e00">
+          <v:shape id="_x0000_s2071" type="#_x0000_t32" style="position:absolute;margin-left:240pt;margin-top:21.1pt;width:132.75pt;height:0;flip:x;z-index:251669504" o:connectortype="straight" strokecolor="#e00">
             <v:stroke endarrow="block"/>
           </v:shape>
         </w:pict>
       </w:r>
       <w:r>
         <w:pict w14:anchorId="5D7EACE2">
-          <v:shape id="_x0000_s1063" type="#_x0000_t32" style="position:absolute;margin-left:372.75pt;margin-top:21.1pt;width:165.05pt;height:30.75pt;flip:x y;z-index:251684864;mso-position-horizontal:absolute;mso-position-horizontal-relative:text;mso-position-vertical:absolute;mso-position-vertical-relative:text" o:connectortype="straight" strokecolor="#e00" strokeweight="1pt">
+          <v:shape id="_x0000_s2087" type="#_x0000_t32" style="position:absolute;margin-left:372.75pt;margin-top:21.1pt;width:165.05pt;height:30.75pt;flip:x y;z-index:251684864;mso-position-horizontal:absolute;mso-position-horizontal-relative:text;mso-position-vertical:absolute;mso-position-vertical-relative:text" o:connectortype="straight" strokecolor="#e00" strokeweight="1pt">
             <v:stroke dashstyle="1 1" endarrow="block" endcap="round"/>
           </v:shape>
         </w:pict>
@@ -545,14 +545,14 @@
     <w:p>
       <w:r>
         <w:pict w14:anchorId="5D7EACE2">
-          <v:shape id="_x0000_s1055" type="#_x0000_t32" style="position:absolute;margin-left:537.8pt;margin-top:6.85pt;width:0;height:28.5pt;flip:y;z-index:251676672" o:connectortype="straight" strokecolor="#e00">
+          <v:shape id="_x0000_s2079" type="#_x0000_t32" style="position:absolute;margin-left:537.8pt;margin-top:6.85pt;width:0;height:28.5pt;flip:y;z-index:251676672" o:connectortype="straight" strokecolor="#e00">
             <v:stroke endarrow="block"/>
           </v:shape>
         </w:pict>
       </w:r>
       <w:r>
         <w:pict w14:anchorId="105E29CF">
-          <v:shape id="_x0000_s1050" type="#_x0000_t32" style="position:absolute;margin-left:501pt;margin-top:6.85pt;width:.05pt;height:27pt;z-index:251671552" o:connectortype="straight">
+          <v:shape id="_x0000_s2074" type="#_x0000_t32" style="position:absolute;margin-left:501pt;margin-top:6.85pt;width:.05pt;height:27pt;z-index:251671552" o:connectortype="straight">
             <v:stroke endarrow="block"/>
           </v:shape>
         </w:pict>
@@ -561,15 +561,15 @@
     <w:p>
       <w:r>
         <w:pict w14:anchorId="5D7EACE2">
-          <v:shape id="_x0000_s1061" type="#_x0000_t32" style="position:absolute;margin-left:537.8pt;margin-top:16.75pt;width:12pt;height:75.75pt;flip:x y;z-index:251682816;mso-position-horizontal:absolute;mso-position-horizontal-relative:text;mso-position-vertical:absolute;mso-position-vertical-relative:text" o:connectortype="straight" strokecolor="#e00" strokeweight="1pt">
+          <v:shape id="_x0000_s2085" type="#_x0000_t32" style="position:absolute;margin-left:537.8pt;margin-top:16.75pt;width:12pt;height:75.75pt;flip:x y;z-index:251682816;mso-position-horizontal:absolute;mso-position-horizontal-relative:text;mso-position-vertical:absolute;mso-position-vertical-relative:text" o:connectortype="straight" strokecolor="#e00" strokeweight="1pt">
             <v:stroke dashstyle="1 1" endarrow="block" endcap="round"/>
           </v:shape>
         </w:pict>
       </w:r>
       <w:r>
         <w:pict w14:anchorId="3CF5C75F">
-          <v:shape id="_x0000_s1041" type="#_x0000_t202" style="position:absolute;margin-left:381.75pt;margin-top:11.4pt;width:252pt;height:81pt;z-index:251663360">
-            <v:textbox style="mso-next-textbox:#_x0000_s1041">
+          <v:shape id="_x0000_s2065" type="#_x0000_t202" style="position:absolute;margin-left:381.75pt;margin-top:11.4pt;width:252pt;height:81pt;z-index:251663360">
+            <v:textbox style="mso-next-textbox:#_x0000_s2065">
               <w:txbxContent>
                 <w:p>
                   <w:pPr>
@@ -619,15 +619,15 @@
             </v:handles>
             <o:lock v:ext="edit" shapetype="t"/>
           </v:shapetype>
-          <v:shape id="_x0000_s1057" type="#_x0000_t34" style="position:absolute;margin-left:293.25pt;margin-top:21.15pt;width:88.5pt;height:19.5pt;rotation:180;z-index:251678720" o:connectortype="elbow" adj=",-543323,-101959">
+          <v:shape id="_x0000_s2081" type="#_x0000_t34" style="position:absolute;margin-left:293.25pt;margin-top:21.15pt;width:88.5pt;height:19.5pt;rotation:180;z-index:251678720" o:connectortype="elbow" adj=",-543323,-101959">
             <v:stroke endarrow="block"/>
           </v:shape>
         </w:pict>
       </w:r>
       <w:r>
         <w:pict w14:anchorId="4B99FD9F">
-          <v:shape id="_x0000_s1056" type="#_x0000_t202" style="position:absolute;margin-left:55.5pt;margin-top:9.9pt;width:237.75pt;height:114.75pt;z-index:251677696">
-            <v:textbox style="mso-next-textbox:#_x0000_s1056">
+          <v:shape id="_x0000_s2080" type="#_x0000_t202" style="position:absolute;margin-left:55.5pt;margin-top:9.9pt;width:237.75pt;height:114.75pt;z-index:251677696">
+            <v:textbox style="mso-next-textbox:#_x0000_s2080">
               <w:txbxContent>
                 <w:p>
                   <w:pPr>
@@ -672,14 +672,14 @@
       </w:r>
       <w:r>
         <w:pict w14:anchorId="5D7EACE2">
-          <v:shape id="_x0000_s1054" type="#_x0000_t32" style="position:absolute;margin-left:551.25pt;margin-top:2.4pt;width:0;height:27.75pt;flip:y;z-index:251675648" o:connectortype="straight" strokecolor="#e00">
+          <v:shape id="_x0000_s2078" type="#_x0000_t32" style="position:absolute;margin-left:551.25pt;margin-top:2.4pt;width:0;height:27.75pt;flip:y;z-index:251675648" o:connectortype="straight" strokecolor="#e00">
             <v:stroke endarrow="block"/>
           </v:shape>
         </w:pict>
       </w:r>
       <w:r>
         <w:pict w14:anchorId="3BEE6E50">
-          <v:shape id="_x0000_s1042" type="#_x0000_t202" style="position:absolute;margin-left:696pt;margin-top:9.9pt;width:100.5pt;height:121.5pt;z-index:251664384">
+          <v:shape id="_x0000_s2066" type="#_x0000_t202" style="position:absolute;margin-left:696pt;margin-top:9.9pt;width:100.5pt;height:121.5pt;z-index:251664384">
             <v:textbox>
               <w:txbxContent>
                 <w:p>
@@ -733,7 +733,7 @@
       </w:r>
       <w:r>
         <w:pict w14:anchorId="105E29CF">
-          <v:shape id="_x0000_s1052" type="#_x0000_t32" style="position:absolute;margin-left:501.1pt;margin-top:2.4pt;width:0;height:27.75pt;z-index:251673600" o:connectortype="straight">
+          <v:shape id="_x0000_s2076" type="#_x0000_t32" style="position:absolute;margin-left:501.1pt;margin-top:2.4pt;width:0;height:27.75pt;z-index:251673600" o:connectortype="straight">
             <v:stroke endarrow="block"/>
           </v:shape>
         </w:pict>
@@ -742,7 +742,7 @@
     <w:p>
       <w:r>
         <w:pict w14:anchorId="5D7EACE2">
-          <v:shape id="_x0000_s1062" type="#_x0000_t32" style="position:absolute;margin-left:555.1pt;margin-top:7.65pt;width:87.75pt;height:24.75pt;flip:x y;z-index:251683840;mso-position-horizontal:absolute;mso-position-horizontal-relative:text;mso-position-vertical:absolute;mso-position-vertical-relative:text" o:connectortype="straight" strokecolor="#e00" strokeweight="1pt">
+          <v:shape id="_x0000_s2086" type="#_x0000_t32" style="position:absolute;margin-left:555.1pt;margin-top:7.65pt;width:87.75pt;height:24.75pt;flip:x y;z-index:251683840;mso-position-horizontal:absolute;mso-position-horizontal-relative:text;mso-position-vertical:absolute;mso-position-vertical-relative:text" o:connectortype="straight" strokecolor="#e00" strokeweight="1pt">
             <v:stroke dashstyle="1 1" endarrow="block" endcap="round"/>
           </v:shape>
         </w:pict>
@@ -761,15 +761,15 @@
             </v:handles>
             <o:lock v:ext="edit" shapetype="t"/>
           </v:shapetype>
-          <v:shape id="_x0000_s1067" type="#_x0000_t38" style="position:absolute;margin-left:381.85pt;margin-top:7.65pt;width:119.35pt;height:10.5pt;rotation:180;flip:y;z-index:251687936;mso-position-horizontal:absolute;mso-position-horizontal-relative:text;mso-position-vertical:absolute;mso-position-vertical-relative:text" o:connectortype="curved" adj="10795,968914,-97205" strokeweight="1pt">
+          <v:shape id="_x0000_s2091" type="#_x0000_t38" style="position:absolute;margin-left:381.85pt;margin-top:7.65pt;width:119.35pt;height:10.5pt;rotation:180;flip:y;z-index:251687936;mso-position-horizontal:absolute;mso-position-horizontal-relative:text;mso-position-vertical:absolute;mso-position-vertical-relative:text" o:connectortype="curved" adj="10795,968914,-97205" strokeweight="1pt">
             <v:stroke dashstyle="1 1" endarrow="block"/>
           </v:shape>
         </w:pict>
       </w:r>
       <w:r>
         <w:pict w14:anchorId="450AD4FE">
-          <v:shape id="_x0000_s1043" type="#_x0000_t202" style="position:absolute;margin-left:381.75pt;margin-top:7.7pt;width:261pt;height:90pt;z-index:251665408">
-            <v:textbox style="mso-next-textbox:#_x0000_s1043">
+          <v:shape id="_x0000_s2067" type="#_x0000_t202" style="position:absolute;margin-left:381.75pt;margin-top:7.7pt;width:261pt;height:90pt;z-index:251665408">
+            <v:textbox style="mso-next-textbox:#_x0000_s2067">
               <w:txbxContent>
                 <w:p>
                   <w:pPr>
@@ -842,7 +842,7 @@
     <w:p>
       <w:r>
         <w:pict w14:anchorId="5D7EACE2">
-          <v:shape id="_x0000_s1059" type="#_x0000_t32" style="position:absolute;margin-left:640.5pt;margin-top:9.95pt;width:53.25pt;height:0;flip:x;z-index:251680768" o:connectortype="straight" strokecolor="#e00">
+          <v:shape id="_x0000_s2083" type="#_x0000_t32" style="position:absolute;margin-left:640.5pt;margin-top:9.95pt;width:53.25pt;height:0;flip:x;z-index:251680768" o:connectortype="straight" strokecolor="#e00">
             <v:stroke endarrow="block"/>
           </v:shape>
         </w:pict>
@@ -850,61 +850,250 @@
     </w:p>
     <w:p>
       <w:r>
+        <w:pict w14:anchorId="5D7EACE2">
+          <v:shape id="_x0000_s2082" type="#_x0000_t34" style="position:absolute;margin-left:293.25pt;margin-top:15.9pt;width:88.5pt;height:10.5pt;z-index:251679744" o:connectortype="elbow" adj=",-998229,-80359" strokecolor="#e00">
+            <v:stroke endarrow="block"/>
+          </v:shape>
+        </w:pict>
+      </w:r>
+      <w:r>
         <w:pict w14:anchorId="2395CF4D">
-          <v:shape id="_x0000_s1066" type="#_x0000_t34" style="position:absolute;margin-left:385.55pt;margin-top:15.9pt;width:257.25pt;height:22.55pt;flip:y;z-index:251686912;mso-position-horizontal:absolute;mso-position-horizontal-relative:text;mso-position-vertical:absolute;mso-position-vertical-relative:text" o:connectortype="elbow" adj="10798,523716,-35400" strokecolor="#0070c0" strokeweight="1.25pt">
+          <v:shape id="_x0000_s2090" type="#_x0000_t34" style="position:absolute;margin-left:385.55pt;margin-top:15.9pt;width:257.25pt;height:22.55pt;flip:y;z-index:251686912;mso-position-horizontal:absolute;mso-position-horizontal-relative:text;mso-position-vertical:absolute;mso-position-vertical-relative:text" o:connectortype="elbow" adj="10798,523716,-35400" strokecolor="#0070c0" strokeweight="1.25pt">
             <v:stroke dashstyle="1 1" endarrow="block" endcap="round"/>
           </v:shape>
         </w:pict>
       </w:r>
       <w:r>
         <w:pict w14:anchorId="5D7EACE2">
-          <v:shape id="_x0000_s1064" type="#_x0000_t34" style="position:absolute;margin-left:642.75pt;margin-top:15.95pt;width:60.1pt;height:12pt;z-index:251685888" o:connectortype="elbow" adj=",-922050,-243943" strokecolor="#2f5496 [2404]">
+          <v:shape id="_x0000_s2088" type="#_x0000_t34" style="position:absolute;margin-left:642.75pt;margin-top:15.95pt;width:60.1pt;height:12pt;z-index:251685888" o:connectortype="elbow" adj=",-922050,-243943" strokecolor="#2f5496 [2404]">
             <v:stroke endarrow="block"/>
           </v:shape>
         </w:pict>
       </w:r>
     </w:p>
-    <w:p>
-      <w:r>
-        <w:pict w14:anchorId="5D7EACE2">
-          <v:shape id="_x0000_s1058" type="#_x0000_t34" style="position:absolute;margin-left:293.25pt;margin-top:5.45pt;width:88.5pt;height:10.5pt;z-index:251679744" o:connectortype="elbow" adj=",-998229,-80359" strokecolor="#e00">
+    <w:p/>
+    <w:p>
+      <w:pPr>
+        <w:pStyle w:val="Sinespaciado"/>
+        <w:rPr>
+          <w:b/>
+          <w:bCs/>
+        </w:rPr>
+      </w:pPr>
+      <w:r>
+        <w:rPr>
+          <w:b/>
+          <w:bCs/>
+        </w:rPr>
+        <w:t>Entidad</w:t>
+      </w:r>
+      <w:r>
+        <w:rPr>
+          <w:b/>
+          <w:bCs/>
+        </w:rPr>
+        <w:t>Controller.php</w:t>
+      </w:r>
+    </w:p>
+    <w:p>
+      <w:r>
+        <w:t>Es muy especial,</w:t>
+      </w:r>
+      <w:r>
+        <w:t xml:space="preserve"> y es clave entender como funciona para entender la dinamica del programa.</w:t>
+      </w:r>
+    </w:p>
+    <w:p>
+      <w:pPr>
+        <w:jc w:val="both"/>
+        <w:rPr>
+          <w:u w:val="single"/>
+        </w:rPr>
+      </w:pPr>
+      <w:r>
+        <w:t>P</w:t>
+      </w:r>
+      <w:r>
+        <w:t xml:space="preserve">odemos decir que si el metodo </w:t>
+      </w:r>
+      <w:r>
+        <w:t>que</w:t>
+      </w:r>
+      <w:r>
+        <w:t xml:space="preserve"> </w:t>
+      </w:r>
+      <w:r>
+        <w:t>E</w:t>
+      </w:r>
+      <w:r>
+        <w:t>ntidad</w:t>
+      </w:r>
+      <w:r>
+        <w:t>C</w:t>
+      </w:r>
+      <w:r>
+        <w:t xml:space="preserve">ontroller ejecuta </w:t>
+      </w:r>
+      <w:r>
+        <w:t xml:space="preserve">es el </w:t>
+      </w:r>
+      <w:r>
+        <w:t>metodo reder(pagina), se va a cargar una nueva pagina, con el nombre que se pase como parametro a render.</w:t>
+      </w:r>
+      <w:r>
+        <w:t xml:space="preserve"> Esa nueva pagina siempre se carga como GET, porque al no defcirle nada se carga con GET. Si la pagina cargada es un formulario, con un metodo POST y un boto sumit, pues al pulsar el boton se cargara otroa pagina con metodo POST, y la hemos cargado sin usar EntidadController, solo con el boton.</w:t>
+      </w:r>
+    </w:p>
+    <w:p>
+      <w:pPr>
+        <w:jc w:val="both"/>
+        <w:rPr>
+          <w:u w:val="single"/>
+        </w:rPr>
+      </w:pPr>
+      <w:r>
+        <w:t>Si no se llama a render no se cargara nueva pagina y nos quedamos donde estamos, ejecutara algun metodo de service que este a su vez ejecuta metodo de repository</w:t>
+      </w:r>
+      <w:r>
+        <w:t xml:space="preserve"> que ejecutara una consulta para leer, escribir o borrar datos de la base de datos.</w:t>
+      </w:r>
+      <w:r>
+        <w:t xml:space="preserve"> </w:t>
+      </w:r>
+    </w:p>
+    <w:p>
+      <w:pPr>
+        <w:rPr>
+          <w:b/>
+          <w:bCs/>
+        </w:rPr>
+      </w:pPr>
+    </w:p>
+    <w:p>
+      <w:pPr>
+        <w:jc w:val="both"/>
+      </w:pPr>
+      <w:r>
+        <w:rPr>
+          <w:b/>
+          <w:bCs/>
+        </w:rPr>
+        <w:t>Router</w:t>
+      </w:r>
+      <w:r>
+        <w:t>.</w:t>
+      </w:r>
+      <w:r>
+        <w:rPr>
+          <w:b/>
+          <w:bCs/>
+        </w:rPr>
+        <w:t>php</w:t>
+      </w:r>
+      <w:r>
+        <w:rPr>
+          <w:b/>
+          <w:bCs/>
+        </w:rPr>
+        <w:t xml:space="preserve">: aquí tenemos una clase router con dos metodos, el metodo add sirve para añadir en una tabla bidimensional routes static, con indices asociativos,  </w:t>
+      </w:r>
+      <w:r>
+        <w:t xml:space="preserve">routes[metodo, GET, POS, …][ruta URL /mis_pruebas/entidades]=funcion ejecutar;, la funcion a ejecutar es una consulta sql para mostrar al cliente, es el desencadentante de todo. </w:t>
+      </w:r>
+    </w:p>
+    <w:p>
+      <w:pPr>
+        <w:jc w:val="both"/>
+      </w:pPr>
+      <w:r>
+        <w:t xml:space="preserve">Routes </w:t>
+      </w:r>
+      <w:r>
+        <w:t xml:space="preserve">es una tabla con </w:t>
+      </w:r>
+      <w:r>
+        <w:t xml:space="preserve">este formato: </w:t>
+      </w:r>
+      <w:r>
+        <w:t>[metodo][ruta]=funcion callable, es decir, es una tabla que contiene tablas de 2 dimensiones, es decir, contiene una tabla que contiene otra tabla, y esta ultima contiene una funcion. Como usa indices asociativos de texto, si añado a routes dos veces el mismo [metodo], estoy añadiendo a la misma tabla [metodo] dos tablas, mejor dicho dos [rutas]. O si añadiera dos veces al mismo metodo y la misma ruta estaria añadiendo dos veces en la misma posicion [metodo][ruta] con lo que la segunda vez machaca lo añadido la 1º vez.</w:t>
+      </w:r>
+    </w:p>
+    <w:p>
+      <w:pPr>
+        <w:jc w:val="both"/>
+      </w:pPr>
+      <w:r>
+        <w:t>C</w:t>
+      </w:r>
+      <w:r>
+        <w:t>ada vez que se añade un metodo con una ruta, hace esto routes[metodo][ruta]=funcion. Por ejemplo si añado el metodo GET y ruta hola con la funcion fun1 (routes::add(‘GET, ‘hola’, function fun1) tendria esto</w:t>
+      </w:r>
+    </w:p>
+    <w:p>
+      <w:r>
+        <w:t>Routes[GET][hola]=funcion fun1.</w:t>
+      </w:r>
+    </w:p>
+    <w:p>
+      <w:r>
+        <w:t>Si despues hago otro routes::add(‘GET, ‘adios’, function fun1)</w:t>
+      </w:r>
+    </w:p>
+    <w:p>
+      <w:r>
+        <w:t xml:space="preserve">Y </w:t>
+      </w:r>
+      <w:r>
+        <w:t>despues hago otro routes::add(‘POST, ‘hola’, function fun1)</w:t>
+      </w:r>
+    </w:p>
+    <w:p>
+      <w:pPr>
+        <w:pStyle w:val="Sinespaciado"/>
+      </w:pPr>
+    </w:p>
+    <w:p>
+      <w:pPr>
+        <w:pStyle w:val="Sinespaciado"/>
+      </w:pPr>
+      <w:r>
+        <w:pict w14:anchorId="64EF40EA">
+          <v:shape id="_x0000_s2095" type="#_x0000_t34" style="position:absolute;margin-left:64.5pt;margin-top:12.9pt;width:20.25pt;height:11.25pt;z-index:251689984" o:connectortype="elbow" adj="10773,-419040,-107200">
             <v:stroke endarrow="block"/>
           </v:shape>
         </w:pict>
       </w:r>
-    </w:p>
-    <w:p>
-      <w:r>
-        <w:rPr>
-          <w:b/>
-          <w:bCs/>
-        </w:rPr>
+      <w:r>
+        <w:t>Routes[      [ [GET]-&gt;[hola]=fun1  ,  [POST][hola]=fun1  ]</w:t>
+      </w:r>
+    </w:p>
+    <w:p>
+      <w:pPr>
+        <w:pStyle w:val="Sinespaciado"/>
+      </w:pPr>
+      <w:r>
+        <w:tab/>
+      </w:r>
+      <w:r>
+        <w:tab/>
+      </w:r>
+      <w:r>
+        <w:t xml:space="preserve">      [adios]=fun2</w:t>
+      </w:r>
+    </w:p>
+    <w:p>
+      <w:r>
+        <w:t>Routes es una tabla que contiene dos tablas, una es la tabla GET y otra la POST, la tabla GET tiene dos tablas, la tabla hola y la adios, y cada una de ella contiene una funcion.</w:t>
+      </w:r>
+    </w:p>
+    <w:p>
+      <w:r>
+        <w:t>La tabla POST tiene una sola tabla hola que contiene una funcion fun1</w:t>
+      </w:r>
+    </w:p>
+    <w:p>
+      <w:r>
         <w:lastRenderedPageBreak/>
-        <w:t>Router</w:t>
-      </w:r>
-      <w:r>
-        <w:t>.</w:t>
-      </w:r>
-      <w:r>
-        <w:rPr>
-          <w:b/>
-          <w:bCs/>
-        </w:rPr>
-        <w:t>php</w:t>
-      </w:r>
-      <w:r>
-        <w:rPr>
-          <w:b/>
-          <w:bCs/>
-        </w:rPr>
-        <w:t xml:space="preserve">: aquí tenemos una clase router con dos metodos, el metodo add sirve para añadir en una tabla bidimensional routes statica, con indices aasociativos,  </w:t>
-      </w:r>
-      <w:r>
-        <w:t xml:space="preserve">routes[metodo, GET, POS, …][ruta URL /mis_pruebas/entidades]=funcion ejecutar;, la funcion a ejecutar es una consulta sql para mostrar al cliente, es el desencadentante de todo. </w:t>
-      </w:r>
-    </w:p>
-    <w:p>
-      <w:r>
         <w:t xml:space="preserve">Index.php es el que guarda las rutas. </w:t>
       </w:r>
       <w:r>
@@ -912,6 +1101,9 @@
       </w:r>
     </w:p>
     <w:p>
+      <w:pPr>
+        <w:jc w:val="both"/>
+      </w:pPr>
       <w:r>
         <w:t xml:space="preserve">Despues de almacenar las rutas que vamos a usar (habra que hacer varios add, uno con cada ruta que necesitemos ejecutar, </w:t>
       </w:r>
@@ -949,6 +1141,7 @@
     </w:p>
     <w:p>
       <w:pPr>
+        <w:jc w:val="both"/>
         <w:rPr>
           <w:i/>
           <w:iCs/>
@@ -1092,14 +1285,7 @@
           <w:b/>
           <w:bCs/>
         </w:rPr>
-        <w:t>mis_</w:t>
-      </w:r>
-      <w:r>
-        <w:rPr>
-          <w:b/>
-          <w:bCs/>
-        </w:rPr>
-        <w:t>pruebas</w:t>
+        <w:t>mis_pruebas</w:t>
       </w:r>
       <w:r>
         <w:rPr>
@@ -1136,6 +1322,9 @@
       </w:r>
     </w:p>
     <w:p>
+      <w:pPr>
+        <w:jc w:val="both"/>
+      </w:pPr>
       <w:r>
         <w:rPr>
           <w:b/>
@@ -1237,6 +1426,52 @@
           <w:b/>
           <w:bCs/>
         </w:rPr>
+        <w:t>/vehiculos</w:t>
+      </w:r>
+      <w:r>
+        <w:t>. Si en router hay añadida una accion para vehiculos pues cargara algo, sino hay nada añadido dar error porque vehiculos no es una pagina, para que fura pagina que sepudiera cargar tendria que ser vehiculos.html o php. Pero nosotros todo lo pasamos por el router, por eso no usamos .php o .html, el router junto con la clase Pages se encargan de hacer la composicion nombre de pagina.extension</w:t>
+      </w:r>
+      <w:r>
+        <w:t>.</w:t>
+      </w:r>
+    </w:p>
+    <w:p>
+      <w:pPr>
+        <w:jc w:val="both"/>
+        <w:rPr>
+          <w:b/>
+          <w:bCs/>
+        </w:rPr>
+      </w:pPr>
+      <w:r>
+        <w:t xml:space="preserve">Otro caso de relativa es si estoy en </w:t>
+      </w:r>
+      <w:r>
+        <w:rPr>
+          <w:b/>
+          <w:bCs/>
+        </w:rPr>
+        <w:t>localhost:8000/mis_</w:t>
+      </w:r>
+      <w:r>
+        <w:rPr>
+          <w:b/>
+          <w:bCs/>
+        </w:rPr>
+        <w:t xml:space="preserve"> </w:t>
+      </w:r>
+      <w:r>
+        <w:rPr>
+          <w:b/>
+          <w:bCs/>
+        </w:rPr>
+        <w:t>pruebas</w:t>
+      </w:r>
+      <w:r>
+        <w:rPr>
+          <w:b/>
+          <w:bCs/>
+        </w:rPr>
         <w:t>/</w:t>
       </w:r>
       <w:r>
@@ -1244,38 +1479,187 @@
           <w:b/>
           <w:bCs/>
         </w:rPr>
+        <w:t>entidades</w:t>
+      </w:r>
+      <w:r>
+        <w:t xml:space="preserve"> y pongo </w:t>
+      </w:r>
+      <w:r>
+        <w:rPr>
+          <w:b/>
+          <w:bCs/>
+        </w:rPr>
+        <w:t>href=”</w:t>
+      </w:r>
+      <w:r>
+        <w:rPr>
+          <w:b/>
+          <w:bCs/>
+        </w:rPr>
+        <w:t>pages/</w:t>
+      </w:r>
+      <w:r>
+        <w:rPr>
+          <w:b/>
+          <w:bCs/>
+        </w:rPr>
+        <w:t>vehiculos”</w:t>
+      </w:r>
+      <w:r>
+        <w:rPr>
+          <w:b/>
+          <w:bCs/>
+        </w:rPr>
+        <w:t xml:space="preserve"> </w:t>
+      </w:r>
+      <w:r>
+        <w:t xml:space="preserve">cargara </w:t>
+      </w:r>
+      <w:r>
+        <w:rPr>
+          <w:b/>
+          <w:bCs/>
+        </w:rPr>
+        <w:t>localhost:8000/mis_</w:t>
+      </w:r>
+      <w:r>
+        <w:rPr>
+          <w:b/>
+          <w:bCs/>
+        </w:rPr>
+        <w:t xml:space="preserve"> </w:t>
+      </w:r>
+      <w:r>
+        <w:rPr>
+          <w:b/>
+          <w:bCs/>
+        </w:rPr>
+        <w:t>pruebas</w:t>
+      </w:r>
+      <w:r>
+        <w:rPr>
+          <w:b/>
+          <w:bCs/>
+        </w:rPr>
+        <w:t>/</w:t>
+      </w:r>
+      <w:r>
+        <w:rPr>
+          <w:b/>
+          <w:bCs/>
+        </w:rPr>
+        <w:t>pages/</w:t>
+      </w:r>
+      <w:r>
+        <w:rPr>
+          <w:b/>
+          <w:bCs/>
+        </w:rPr>
         <w:t>vehiculos</w:t>
       </w:r>
       <w:r>
-        <w:t>. Si en router hay añadida una accion para vehiculos pues cargara algo, sino hay nada añadido dar error porque vehiculos no es una pagina, para que fura pagina que sepudiera cargar tendria que ser vehiculos.html o php. Pero nosotros todo lo pasamos por el router, por eso no usamos .php o .html, el router junto con la clase Pages se encargan de hacer la composicion nombre de pagina.extension</w:t>
-      </w:r>
-      <w:r>
+        <w:rPr>
+          <w:b/>
+          <w:bCs/>
+        </w:rPr>
+        <w:t xml:space="preserve"> </w:t>
+      </w:r>
+      <w:r>
+        <w:t xml:space="preserve">ya que </w:t>
+      </w:r>
+      <w:r>
+        <w:t xml:space="preserve">al no haber </w:t>
+      </w:r>
+      <w:r>
+        <w:rPr>
+          <w:b/>
+          <w:bCs/>
+        </w:rPr>
+        <w:t>barra /</w:t>
+      </w:r>
+      <w:r>
+        <w:t xml:space="preserve"> delante de pages lo toma como relativa y cambia entidades por </w:t>
+      </w:r>
+      <w:r>
+        <w:rPr>
+          <w:b/>
+          <w:bCs/>
+        </w:rPr>
+        <w:t>pages/</w:t>
+      </w:r>
+      <w:r>
+        <w:rPr>
+          <w:b/>
+          <w:bCs/>
+        </w:rPr>
+        <w:t>vehiculos</w:t>
+      </w:r>
+      <w:r>
+        <w:rPr>
+          <w:b/>
+          <w:bCs/>
+        </w:rPr>
         <w:t>.</w:t>
       </w:r>
     </w:p>
     <w:p>
       <w:pPr>
-        <w:rPr>
-          <w:b/>
-          <w:bCs/>
-        </w:rPr>
-      </w:pPr>
-      <w:r>
-        <w:t xml:space="preserve">Otro caso de relativa es si estoy en </w:t>
-      </w:r>
-      <w:r>
-        <w:rPr>
-          <w:b/>
-          <w:bCs/>
-        </w:rPr>
-        <w:t>localhost</w:t>
-      </w:r>
-      <w:r>
-        <w:rPr>
-          <w:b/>
-          <w:bCs/>
-        </w:rPr>
-        <w:t>:8000</w:t>
+        <w:jc w:val="both"/>
+        <w:rPr>
+          <w:b/>
+          <w:bCs/>
+        </w:rPr>
+      </w:pPr>
+      <w:r>
+        <w:t xml:space="preserve">Despues de lo explicado podemos ver que si estoy en </w:t>
+      </w:r>
+      <w:r>
+        <w:rPr>
+          <w:b/>
+          <w:bCs/>
+        </w:rPr>
+        <w:t>localhost:8000/mis_</w:t>
+      </w:r>
+      <w:r>
+        <w:rPr>
+          <w:b/>
+          <w:bCs/>
+        </w:rPr>
+        <w:t xml:space="preserve"> </w:t>
+      </w:r>
+      <w:r>
+        <w:rPr>
+          <w:b/>
+          <w:bCs/>
+        </w:rPr>
+        <w:t>pruebas</w:t>
+      </w:r>
+      <w:r>
+        <w:rPr>
+          <w:b/>
+          <w:bCs/>
+        </w:rPr>
+        <w:t>/entidades</w:t>
+      </w:r>
+      <w:r>
+        <w:t xml:space="preserve"> , un </w:t>
+      </w:r>
+      <w:r>
+        <w:rPr>
+          <w:b/>
+          <w:bCs/>
+        </w:rPr>
+        <w:t>href=”vehiculos”</w:t>
+      </w:r>
+      <w:r>
+        <w:t xml:space="preserve"> y un </w:t>
+      </w:r>
+      <w:r>
+        <w:rPr>
+          <w:b/>
+          <w:bCs/>
+        </w:rPr>
+        <w:t>href=”</w:t>
       </w:r>
       <w:r>
         <w:rPr>
@@ -1296,6 +1680,63 @@
           <w:b/>
           <w:bCs/>
         </w:rPr>
+        <w:t>pruebas/</w:t>
+      </w:r>
+      <w:r>
+        <w:rPr>
+          <w:b/>
+          <w:bCs/>
+        </w:rPr>
+        <w:t>vehiculos”</w:t>
+      </w:r>
+      <w:r>
+        <w:rPr>
+          <w:b/>
+          <w:bCs/>
+        </w:rPr>
+        <w:t xml:space="preserve"> </w:t>
+      </w:r>
+      <w:r>
+        <w:t>me llevaran al mismo sitio,</w:t>
+      </w:r>
+      <w:r>
+        <w:t xml:space="preserve"> ya que el 1º caso, </w:t>
+      </w:r>
+      <w:r>
+        <w:rPr>
+          <w:b/>
+          <w:bCs/>
+        </w:rPr>
+        <w:t>href=”vehiculos”</w:t>
+      </w:r>
+      <w:r>
+        <w:t xml:space="preserve"> ,  es relativo y</w:t>
+      </w:r>
+      <w:r>
+        <w:t xml:space="preserve">saltara </w:t>
+      </w:r>
+      <w:r>
+        <w:t xml:space="preserve">a </w:t>
+      </w:r>
+      <w:r>
+        <w:rPr>
+          <w:b/>
+          <w:bCs/>
+        </w:rPr>
+        <w:t>localhost:8000/mis_</w:t>
+      </w:r>
+      <w:r>
+        <w:rPr>
+          <w:b/>
+          <w:bCs/>
+        </w:rPr>
+        <w:t xml:space="preserve"> </w:t>
+      </w:r>
+      <w:r>
+        <w:rPr>
+          <w:b/>
+          <w:bCs/>
+        </w:rPr>
         <w:t>pruebas</w:t>
       </w:r>
       <w:r>
@@ -1310,10 +1751,7 @@
           <w:b/>
           <w:bCs/>
         </w:rPr>
-        <w:t>entidades</w:t>
-      </w:r>
-      <w:r>
-        <w:t xml:space="preserve"> y pongo </w:t>
+        <w:t xml:space="preserve">vehiculos, y el 2º caso, </w:t>
       </w:r>
       <w:r>
         <w:rPr>
@@ -1327,7 +1765,21 @@
           <w:b/>
           <w:bCs/>
         </w:rPr>
-        <w:t>pages/</w:t>
+        <w:t>/mis_</w:t>
+      </w:r>
+      <w:r>
+        <w:rPr>
+          <w:b/>
+          <w:bCs/>
+        </w:rPr>
+        <w:t xml:space="preserve"> </w:t>
+      </w:r>
+      <w:r>
+        <w:rPr>
+          <w:b/>
+          <w:bCs/>
+        </w:rPr>
+        <w:t>pruebas/</w:t>
       </w:r>
       <w:r>
         <w:rPr>
@@ -1344,14 +1796,17 @@
         <w:t xml:space="preserve"> </w:t>
       </w:r>
       <w:r>
-        <w:t xml:space="preserve">cargara </w:t>
-      </w:r>
-      <w:r>
-        <w:rPr>
-          <w:b/>
-          <w:bCs/>
-        </w:rPr>
-        <w:t>localhost:8000/mis_</w:t>
+        <w:t>al llevar la</w:t>
+      </w:r>
+      <w:r>
+        <w:rPr>
+          <w:b/>
+          <w:bCs/>
+        </w:rPr>
+        <w:t xml:space="preserve"> / </w:t>
+      </w:r>
+      <w:r>
+        <w:t>delante</w:t>
       </w:r>
       <w:r>
         <w:rPr>
@@ -1361,297 +1816,6 @@
         <w:t xml:space="preserve"> </w:t>
       </w:r>
       <w:r>
-        <w:rPr>
-          <w:b/>
-          <w:bCs/>
-        </w:rPr>
-        <w:t>pruebas</w:t>
-      </w:r>
-      <w:r>
-        <w:rPr>
-          <w:b/>
-          <w:bCs/>
-        </w:rPr>
-        <w:t>/</w:t>
-      </w:r>
-      <w:r>
-        <w:rPr>
-          <w:b/>
-          <w:bCs/>
-        </w:rPr>
-        <w:t>pages/</w:t>
-      </w:r>
-      <w:r>
-        <w:rPr>
-          <w:b/>
-          <w:bCs/>
-        </w:rPr>
-        <w:t>vehiculos</w:t>
-      </w:r>
-      <w:r>
-        <w:rPr>
-          <w:b/>
-          <w:bCs/>
-        </w:rPr>
-        <w:t xml:space="preserve"> </w:t>
-      </w:r>
-      <w:r>
-        <w:t xml:space="preserve">ya que </w:t>
-      </w:r>
-      <w:r>
-        <w:t xml:space="preserve">al no haber </w:t>
-      </w:r>
-      <w:r>
-        <w:rPr>
-          <w:b/>
-          <w:bCs/>
-        </w:rPr>
-        <w:t>barra /</w:t>
-      </w:r>
-      <w:r>
-        <w:t xml:space="preserve"> delante de pages lo toma como relativa y cambia entidades por </w:t>
-      </w:r>
-      <w:r>
-        <w:rPr>
-          <w:b/>
-          <w:bCs/>
-        </w:rPr>
-        <w:t>pages/</w:t>
-      </w:r>
-      <w:r>
-        <w:rPr>
-          <w:b/>
-          <w:bCs/>
-        </w:rPr>
-        <w:t>vehiculos</w:t>
-      </w:r>
-      <w:r>
-        <w:rPr>
-          <w:b/>
-          <w:bCs/>
-        </w:rPr>
-        <w:t>.</w:t>
-      </w:r>
-    </w:p>
-    <w:p>
-      <w:pPr>
-        <w:rPr>
-          <w:b/>
-          <w:bCs/>
-        </w:rPr>
-      </w:pPr>
-      <w:r>
-        <w:t>Despues de lo explicado podemos ver que s</w:t>
-      </w:r>
-      <w:r>
-        <w:t xml:space="preserve">i estoy en </w:t>
-      </w:r>
-      <w:r>
-        <w:rPr>
-          <w:b/>
-          <w:bCs/>
-        </w:rPr>
-        <w:t>localhost:8000/mis_</w:t>
-      </w:r>
-      <w:r>
-        <w:rPr>
-          <w:b/>
-          <w:bCs/>
-        </w:rPr>
-        <w:t xml:space="preserve"> </w:t>
-      </w:r>
-      <w:r>
-        <w:rPr>
-          <w:b/>
-          <w:bCs/>
-        </w:rPr>
-        <w:t>pruebas</w:t>
-      </w:r>
-      <w:r>
-        <w:rPr>
-          <w:b/>
-          <w:bCs/>
-        </w:rPr>
-        <w:t>/entidades</w:t>
-      </w:r>
-      <w:r>
-        <w:t xml:space="preserve"> , un </w:t>
-      </w:r>
-      <w:r>
-        <w:rPr>
-          <w:b/>
-          <w:bCs/>
-        </w:rPr>
-        <w:t>href=”vehiculos”</w:t>
-      </w:r>
-      <w:r>
-        <w:t xml:space="preserve"> y un </w:t>
-      </w:r>
-      <w:r>
-        <w:rPr>
-          <w:b/>
-          <w:bCs/>
-        </w:rPr>
-        <w:t>href=”</w:t>
-      </w:r>
-      <w:r>
-        <w:rPr>
-          <w:b/>
-          <w:bCs/>
-        </w:rPr>
-        <w:t>/mis_</w:t>
-      </w:r>
-      <w:r>
-        <w:rPr>
-          <w:b/>
-          <w:bCs/>
-        </w:rPr>
-        <w:t xml:space="preserve"> </w:t>
-      </w:r>
-      <w:r>
-        <w:rPr>
-          <w:b/>
-          <w:bCs/>
-        </w:rPr>
-        <w:t>pruebas/</w:t>
-      </w:r>
-      <w:r>
-        <w:rPr>
-          <w:b/>
-          <w:bCs/>
-        </w:rPr>
-        <w:t>vehiculos”</w:t>
-      </w:r>
-      <w:r>
-        <w:rPr>
-          <w:b/>
-          <w:bCs/>
-        </w:rPr>
-        <w:t xml:space="preserve"> </w:t>
-      </w:r>
-      <w:r>
-        <w:t>me llevaran al mismo sitio,</w:t>
-      </w:r>
-      <w:r>
-        <w:t xml:space="preserve"> ya que el 1º caso, </w:t>
-      </w:r>
-      <w:r>
-        <w:rPr>
-          <w:b/>
-          <w:bCs/>
-        </w:rPr>
-        <w:t>href=”vehiculos”</w:t>
-      </w:r>
-      <w:r>
-        <w:t xml:space="preserve"> </w:t>
-      </w:r>
-      <w:r>
-        <w:t>,  es relativo y</w:t>
-      </w:r>
-      <w:r>
-        <w:t xml:space="preserve">saltara </w:t>
-      </w:r>
-      <w:r>
-        <w:t xml:space="preserve">a </w:t>
-      </w:r>
-      <w:r>
-        <w:rPr>
-          <w:b/>
-          <w:bCs/>
-        </w:rPr>
-        <w:t>localhost:8000/mis_</w:t>
-      </w:r>
-      <w:r>
-        <w:rPr>
-          <w:b/>
-          <w:bCs/>
-        </w:rPr>
-        <w:t xml:space="preserve"> </w:t>
-      </w:r>
-      <w:r>
-        <w:rPr>
-          <w:b/>
-          <w:bCs/>
-        </w:rPr>
-        <w:t>pruebas</w:t>
-      </w:r>
-      <w:r>
-        <w:rPr>
-          <w:b/>
-          <w:bCs/>
-        </w:rPr>
-        <w:t>/</w:t>
-      </w:r>
-      <w:r>
-        <w:rPr>
-          <w:b/>
-          <w:bCs/>
-        </w:rPr>
-        <w:t xml:space="preserve">vehiculos, y el 2º caso, </w:t>
-      </w:r>
-      <w:r>
-        <w:rPr>
-          <w:b/>
-          <w:bCs/>
-        </w:rPr>
-        <w:t>href=”</w:t>
-      </w:r>
-      <w:r>
-        <w:rPr>
-          <w:b/>
-          <w:bCs/>
-        </w:rPr>
-        <w:t>/mis_</w:t>
-      </w:r>
-      <w:r>
-        <w:rPr>
-          <w:b/>
-          <w:bCs/>
-        </w:rPr>
-        <w:t xml:space="preserve"> </w:t>
-      </w:r>
-      <w:r>
-        <w:rPr>
-          <w:b/>
-          <w:bCs/>
-        </w:rPr>
-        <w:t>pruebas/</w:t>
-      </w:r>
-      <w:r>
-        <w:rPr>
-          <w:b/>
-          <w:bCs/>
-        </w:rPr>
-        <w:t>vehiculos”</w:t>
-      </w:r>
-      <w:r>
-        <w:rPr>
-          <w:b/>
-          <w:bCs/>
-        </w:rPr>
-        <w:t xml:space="preserve"> </w:t>
-      </w:r>
-      <w:r>
-        <w:t>al llevar la</w:t>
-      </w:r>
-      <w:r>
-        <w:rPr>
-          <w:b/>
-          <w:bCs/>
-        </w:rPr>
-        <w:t xml:space="preserve"> / </w:t>
-      </w:r>
-      <w:r>
-        <w:t>delante</w:t>
-      </w:r>
-      <w:r>
-        <w:rPr>
-          <w:b/>
-          <w:bCs/>
-        </w:rPr>
-        <w:t xml:space="preserve"> </w:t>
-      </w:r>
-      <w:r>
         <w:t>de</w:t>
       </w:r>
       <w:r>
@@ -1691,14 +1855,7 @@
           <w:b/>
           <w:bCs/>
         </w:rPr>
-        <w:t xml:space="preserve"> </w:t>
-      </w:r>
-      <w:r>
-        <w:rPr>
-          <w:b/>
-          <w:bCs/>
-        </w:rPr>
-        <w:t>/mis_</w:t>
+        <w:t xml:space="preserve"> /mis_</w:t>
       </w:r>
       <w:r>
         <w:rPr>
@@ -1877,10 +2034,7 @@
         <w:t xml:space="preserve"> .php, </w:t>
       </w:r>
       <w:r>
-        <w:t xml:space="preserve">indicado en la ruta </w:t>
-      </w:r>
-      <w:r>
-        <w:t>relativa a donde esta</w:t>
+        <w:t>indicado en la ruta relativa a donde esta</w:t>
       </w:r>
       <w:r>
         <w:rPr>
@@ -1895,10 +2049,7 @@
     </w:p>
     <w:p>
       <w:pPr>
-        <w:rPr>
-          <w:b/>
-          <w:bCs/>
-        </w:rPr>
+        <w:jc w:val="both"/>
       </w:pPr>
       <w:r>
         <w:rPr>
@@ -1910,6 +2061,4417 @@
       <w:r>
         <w:t>: cada vez que pincho en un boton con un href entidades o nueva entidad se va a index.php por el enrutamiento de ngnix. Asi que al pinchar en un href, se sale de la url actual eliminado todas las variables del programa, la tabla routes incluida y se ejecuta de nuevo el index.php, creando de nuevo la tabla routes y ejecutando todo de nuevo, por eso por muchas veces que le pinche a los link href de entidades para adelante o para atrás no se lleva la tabla routes de datos.</w:t>
       </w:r>
+    </w:p>
+    <w:p>
+      <w:pPr>
+        <w:jc w:val="center"/>
+        <w:rPr>
+          <w:b/>
+          <w:bCs/>
+        </w:rPr>
+      </w:pPr>
+      <w:r>
+        <w:rPr>
+          <w:b/>
+          <w:bCs/>
+        </w:rPr>
+        <w:t>Pag 388 libro Anaya del curso.</w:t>
+      </w:r>
+    </w:p>
+    <w:p>
+      <w:r>
+        <w:t>Aquí hace esto:</w:t>
+      </w:r>
+    </w:p>
+    <w:p>
+      <w:pPr>
+        <w:rPr>
+          <w:b/>
+          <w:bCs/>
+        </w:rPr>
+      </w:pPr>
+      <w:r>
+        <w:t xml:space="preserve">$this-&gt;conexion-&gt;consulta </w:t>
+      </w:r>
+      <w:r>
+        <w:rPr>
+          <w:b/>
+          <w:bCs/>
+        </w:rPr>
+        <w:t>("insert into entidad (CIF_DNI, Nombre, Apellidos, Direccion, Telefono, Email)  values ($entidad[entidad][CIF_DNI], $entidad[entidad][Nombre], $entidad[entidad][Apellidos], $entidad[entidad][Direccion], $entidad[entidad][Telefono], $entidad[entidad][Email])");</w:t>
+      </w:r>
+    </w:p>
+    <w:p>
+      <w:r>
+        <w:t>entre comillas dobles no se pueden poner comillas [‘  ’] a los indices del array multinivel o multidimensional, PHP no te deja ponerlo con las comillas simples</w:t>
+      </w:r>
+      <w:r>
+        <w:t>, HAY QUE quitarlas</w:t>
+      </w:r>
+      <w:r>
+        <w:t xml:space="preserve">, y ademas funciona. Pero </w:t>
+      </w:r>
+      <w:r>
+        <w:t>funciona por casualidad.</w:t>
+      </w:r>
+    </w:p>
+    <w:p>
+      <w:r>
+        <w:t xml:space="preserve">Explica IA: </w:t>
+      </w:r>
+    </w:p>
+    <w:p>
+      <w:pPr>
+        <w:numPr>
+          <w:ilvl w:val="0"/>
+          <w:numId w:val="1"/>
+        </w:numPr>
+      </w:pPr>
+      <w:r>
+        <w:t>PHP ve ($entidad[entidad][CIF_DNI])</w:t>
+      </w:r>
+    </w:p>
+    <w:p>
+      <w:pPr>
+        <w:numPr>
+          <w:ilvl w:val="0"/>
+          <w:numId w:val="1"/>
+        </w:numPr>
+      </w:pPr>
+      <w:r>
+        <w:t xml:space="preserve">Interpreta las palabras entidad y CIF_DNI como </w:t>
+      </w:r>
+      <w:r>
+        <w:rPr>
+          <w:b/>
+          <w:bCs/>
+        </w:rPr>
+        <w:t>constantes</w:t>
+      </w:r>
+      <w:r>
+        <w:t xml:space="preserve"> porque no llevan comillas.</w:t>
+      </w:r>
+    </w:p>
+    <w:p>
+      <w:pPr>
+        <w:numPr>
+          <w:ilvl w:val="0"/>
+          <w:numId w:val="1"/>
+        </w:numPr>
+      </w:pPr>
+      <w:r>
+        <w:rPr>
+          <w:b/>
+          <w:bCs/>
+        </w:rPr>
+        <w:t>Si esas constantes no están definidas</w:t>
+      </w:r>
+      <w:r>
+        <w:t xml:space="preserve">, PHP emite un </w:t>
+      </w:r>
+      <w:r>
+        <w:rPr>
+          <w:b/>
+          <w:bCs/>
+        </w:rPr>
+        <w:t>Warning o Notice</w:t>
+      </w:r>
+      <w:r>
+        <w:t xml:space="preserve"> y las reemplaza por las cadenas "entidad" y "CIF_DNI".</w:t>
+      </w:r>
+    </w:p>
+    <w:p>
+      <w:pPr>
+        <w:numPr>
+          <w:ilvl w:val="0"/>
+          <w:numId w:val="1"/>
+        </w:numPr>
+      </w:pPr>
+      <w:r>
+        <w:t>Así que lo que “funciona” es en realidad porque PHP reemplaza:</w:t>
+      </w:r>
+    </w:p>
+    <w:p>
+      <w:pPr>
+        <w:rPr>
+          <w:color w:val="FF0000"/>
+        </w:rPr>
+      </w:pPr>
+      <w:r>
+        <w:rPr>
+          <w:color w:val="FF0000"/>
+        </w:rPr>
+        <w:t>$entidad[entidad][CIF_DNI] por $entidad['entidad']['CIF_DNI'].</w:t>
+      </w:r>
+    </w:p>
+    <w:p>
+      <w:r>
+        <w:t>Y terminaría interpretando así:</w:t>
+      </w:r>
+      <w:r>
+        <w:t xml:space="preserve">  </w:t>
+      </w:r>
+    </w:p>
+    <w:p>
+      <w:pPr>
+        <w:rPr>
+          <w:color w:val="FF0000"/>
+        </w:rPr>
+      </w:pPr>
+      <w:r>
+        <w:rPr>
+          <w:color w:val="FF0000"/>
+        </w:rPr>
+        <w:t>"INSERT INTO entidad VALUES (" . $entidad['entidad']['CIF_DNI'] . ")";</w:t>
+      </w:r>
+    </w:p>
+    <w:p/>
+    <w:p>
+      <w:pPr>
+        <w:rPr>
+          <w:b/>
+          <w:bCs/>
+        </w:rPr>
+      </w:pPr>
+      <w:r>
+        <w:t xml:space="preserve">PHP termina generando un warning y convirtiendo los índices en strings. </w:t>
+      </w:r>
+      <w:r>
+        <w:rPr>
+          <w:b/>
+          <w:bCs/>
+        </w:rPr>
+        <w:t>Eso es muy peligroso y fuente de errores.</w:t>
+      </w:r>
+    </w:p>
+    <w:p>
+      <w:r>
+        <w:t xml:space="preserve">Debes poner </w:t>
+      </w:r>
+      <w:r>
+        <w:rPr>
+          <w:b/>
+          <w:bCs/>
+        </w:rPr>
+        <w:t>comillas</w:t>
+      </w:r>
+      <w:r>
+        <w:t xml:space="preserve"> en las claves de array </w:t>
+      </w:r>
+      <w:r>
+        <w:rPr>
+          <w:b/>
+          <w:bCs/>
+        </w:rPr>
+        <w:t>y concatenar</w:t>
+      </w:r>
+      <w:r>
+        <w:t xml:space="preserve"> las variables:</w:t>
+      </w:r>
+    </w:p>
+    <w:p>
+      <w:pPr>
+        <w:rPr>
+          <w:color w:val="FF0000"/>
+        </w:rPr>
+      </w:pPr>
+      <w:r>
+        <w:rPr>
+          <w:color w:val="FF0000"/>
+        </w:rPr>
+        <w:t>$sql = "INSERT INTO entidad (CIF_DNI, Nombre) VALUES (' ".$entidad['entidad']['CIF_DNI']."', '".$entidad['entidad']['Nombre']." ')";</w:t>
+      </w:r>
+    </w:p>
+    <w:p>
+      <w:pPr>
+        <w:rPr>
+          <w:color w:val="FF0000"/>
+        </w:rPr>
+      </w:pPr>
+      <w:r>
+        <w:rPr>
+          <w:color w:val="FF0000"/>
+        </w:rPr>
+        <w:t>$this-&gt;conexion-&gt;consulta($sql);</w:t>
+      </w:r>
+    </w:p>
+    <w:p>
+      <w:r>
+        <w:lastRenderedPageBreak/>
+        <w:t>Tambien se puede hacer asi:</w:t>
+      </w:r>
+    </w:p>
+    <w:p>
+      <w:pPr>
+        <w:rPr>
+          <w:color w:val="FF0000"/>
+        </w:rPr>
+      </w:pPr>
+      <w:r>
+        <w:rPr>
+          <w:color w:val="FF0000"/>
+        </w:rPr>
+        <w:t>$cif_dni = $entidad['entidad']['CIF_DNI'];</w:t>
+      </w:r>
+    </w:p>
+    <w:p>
+      <w:pPr>
+        <w:rPr>
+          <w:color w:val="FF0000"/>
+        </w:rPr>
+      </w:pPr>
+      <w:r>
+        <w:rPr>
+          <w:color w:val="FF0000"/>
+        </w:rPr>
+        <w:t>$nombre  = $entidad['entidad']['Nombre'];</w:t>
+      </w:r>
+    </w:p>
+    <w:p>
+      <w:pPr>
+        <w:rPr>
+          <w:color w:val="FF0000"/>
+        </w:rPr>
+      </w:pPr>
+      <w:r>
+        <w:rPr>
+          <w:color w:val="FF0000"/>
+        </w:rPr>
+        <w:t>$sql = "INSERT INTO entidad (CIF_DNI, Nombre) VALUES ('$cif_dni', '$nombre')";</w:t>
+      </w:r>
+    </w:p>
+    <w:p>
+      <w:pPr>
+        <w:rPr>
+          <w:color w:val="FF0000"/>
+        </w:rPr>
+      </w:pPr>
+      <w:r>
+        <w:rPr>
+          <w:color w:val="FF0000"/>
+        </w:rPr>
+        <w:t>$this-&gt;conexion-&gt;consulta($sql);</w:t>
+      </w:r>
+    </w:p>
+    <w:p/>
+    <w:p>
+      <w:r>
+        <w:t xml:space="preserve">En la pg.344 si lo hago de la misma manera que en la pag 338 me da error en tiempo de ejecucion. </w:t>
+      </w:r>
+      <w:r>
+        <w:t>¿</w:t>
+      </w:r>
+      <w:r>
+        <w:t>Porque si funciona en una cosulta y falla en otra</w:t>
+      </w:r>
+      <w:r>
+        <w:t>?</w:t>
+      </w:r>
+      <w:r>
+        <w:t>.</w:t>
+      </w:r>
+    </w:p>
+    <w:p>
+      <w:pPr>
+        <w:jc w:val="both"/>
+      </w:pPr>
+      <w:r>
+        <w:t xml:space="preserve">Basicamente porque en cosulta </w:t>
+      </w:r>
+      <w:r>
+        <w:rPr>
+          <w:b/>
+          <w:bCs/>
+        </w:rPr>
+        <w:t>insert</w:t>
+      </w:r>
+      <w:r>
+        <w:t xml:space="preserve"> toda la consulta es un strings, y PHP convierte la tabla[][] en un string y lo interpola en</w:t>
+      </w:r>
+      <w:r>
+        <w:t xml:space="preserve"> la </w:t>
+      </w:r>
+      <w:r>
+        <w:t>cadena</w:t>
+      </w:r>
+      <w:r>
+        <w:t xml:space="preserve"> de la consulta</w:t>
+      </w:r>
+      <w:r>
+        <w:t xml:space="preserve">. Pero en la consulta </w:t>
+      </w:r>
+      <w:r>
+        <w:rPr>
+          <w:b/>
+          <w:bCs/>
+        </w:rPr>
+        <w:t>update</w:t>
+      </w:r>
+      <w:r>
+        <w:t xml:space="preserve"> hace una comparacion en WHERE id=</w:t>
+      </w:r>
+      <w:r>
+        <w:rPr>
+          <w:rFonts w:ascii="Consolas" w:eastAsia="Times New Roman" w:hAnsi="Consolas" w:cs="Times New Roman"/>
+          <w:noProof w:val="0"/>
+          <w:color w:val="9CDCFE"/>
+          <w:kern w:val="0"/>
+          <w:sz w:val="21"/>
+          <w:szCs w:val="21"/>
+          <w:lang w:eastAsia="es-ES"/>
+          <w14:ligatures w14:val="none"/>
+        </w:rPr>
+        <w:t xml:space="preserve"> </w:t>
+      </w:r>
+      <w:r>
+        <w:t>$entidad['entidad']['id']</w:t>
+      </w:r>
+      <w:r>
+        <w:t>, y PHP no puede convertir eso en una cadena ya que el otro lado de la compraracion es un id, en resumen que falla.</w:t>
+      </w:r>
+    </w:p>
+    <w:p>
+      <w:r>
+        <w:t>Asi que en update hay que concatenar o usar esta otra forma:</w:t>
+      </w:r>
+    </w:p>
+    <w:p>
+      <w:pPr>
+        <w:rPr>
+          <w:color w:val="FF0000"/>
+        </w:rPr>
+      </w:pPr>
+      <w:r>
+        <w:rPr>
+          <w:color w:val="FF0000"/>
+        </w:rPr>
+        <w:t>$id = (int) $entidad['entidad']['id']; // cast a entero, básico</w:t>
+      </w:r>
+    </w:p>
+    <w:p>
+      <w:pPr>
+        <w:rPr>
+          <w:color w:val="FF0000"/>
+        </w:rPr>
+      </w:pPr>
+      <w:r>
+        <w:rPr>
+          <w:color w:val="FF0000"/>
+        </w:rPr>
+        <w:t>$sql = "UPDATE entidad SET $changes WHERE id = $id";</w:t>
+      </w:r>
+    </w:p>
+    <w:p>
+      <w:pPr>
+        <w:rPr>
+          <w:color w:val="FF0000"/>
+        </w:rPr>
+      </w:pPr>
+      <w:r>
+        <w:rPr>
+          <w:color w:val="FF0000"/>
+        </w:rPr>
+        <w:t>$this-&gt;conexion-&gt;consulta($sql);</w:t>
+      </w:r>
+    </w:p>
+    <w:p>
+      <w:pPr>
+        <w:jc w:val="center"/>
+        <w:rPr>
+          <w:b/>
+          <w:bCs/>
+        </w:rPr>
+      </w:pPr>
+      <w:r>
+        <w:rPr>
+          <w:b/>
+          <w:bCs/>
+        </w:rPr>
+        <w:t>COMO EL REPOSITORY PASA DATOS ENCAPSULADOS A PAGE PARA QUE LOS MUESTRE EN HTML</w:t>
+      </w:r>
+    </w:p>
+    <w:p>
+      <w:pPr>
+        <w:pStyle w:val="Sinespaciado"/>
+      </w:pPr>
+      <w:r>
+        <w:t>Lo primero hay que explicar unas cosas previas.</w:t>
+      </w:r>
+    </w:p>
+    <w:p>
+      <w:pPr>
+        <w:pStyle w:val="Sinespaciado"/>
+      </w:pPr>
+    </w:p>
+    <w:p>
+      <w:pPr>
+        <w:pStyle w:val="Sinespaciado"/>
+      </w:pPr>
+      <w:r>
+        <w:t>1º  Variable de variable:</w:t>
+      </w:r>
+    </w:p>
+    <w:p>
+      <w:pPr>
+        <w:pStyle w:val="Sinespaciado"/>
+      </w:pPr>
+      <w:r>
+        <w:rPr>
+          <w:color w:val="FF0000"/>
+        </w:rPr>
+        <w:t>$k=”popo”</w:t>
+      </w:r>
+      <w:r>
+        <w:t xml:space="preserve">  //variable $k c</w:t>
+      </w:r>
+      <w:r>
+        <w:t>on valor “popo”</w:t>
+      </w:r>
+    </w:p>
+    <w:p>
+      <w:pPr>
+        <w:pStyle w:val="Sinespaciado"/>
+        <w:jc w:val="both"/>
+      </w:pPr>
+      <w:r>
+        <w:rPr>
+          <w:color w:val="FF0000"/>
+        </w:rPr>
+        <w:t>$$k=”pepe”</w:t>
+      </w:r>
+      <w:r>
+        <w:t xml:space="preserve"> //se crea u</w:t>
+      </w:r>
+      <w:r>
+        <w:t>na nueva variable con nombre $popo y valor “pepe” y que puedo accederse a su valor con $popo o con $$k, aunque lo normal es usar $$k ya que esto se suele usar en tiempo de ejecución, crear nuevas variables de nombre igual al valor de la variable origen, que no se conoce ese valor, pero que quedan asociadas o vinculadas al nombre de la $$variable que se conoce en todo momento.</w:t>
+      </w:r>
+    </w:p>
+    <w:p>
+      <w:pPr>
+        <w:pStyle w:val="Sinespaciado"/>
+      </w:pPr>
+    </w:p>
+    <w:p>
+      <w:pPr>
+        <w:pStyle w:val="Sinespaciado"/>
+      </w:pPr>
+      <w:r>
+        <w:t>2º) Crear array asociativo</w:t>
+      </w:r>
+    </w:p>
+    <w:p>
+      <w:pPr>
+        <w:pStyle w:val="Sinespaciado"/>
+      </w:pPr>
+      <w:r>
+        <w:t>Si yo tengo una tabla a con valores</w:t>
+      </w:r>
+    </w:p>
+    <w:p>
+      <w:pPr>
+        <w:pStyle w:val="Sinespaciado"/>
+      </w:pPr>
+      <w:r>
+        <w:t xml:space="preserve">$a = [‘a’,  ‘b’,  ‘c’]  con índices numéricos </w:t>
+      </w:r>
+    </w:p>
+    <w:p>
+      <w:pPr>
+        <w:pStyle w:val="Sinespaciado"/>
+      </w:pPr>
+      <w:r>
+        <w:t xml:space="preserve">$a[0] == ‘a’ </w:t>
+      </w:r>
+    </w:p>
+    <w:p>
+      <w:pPr>
+        <w:pStyle w:val="Sinespaciado"/>
+      </w:pPr>
+      <w:r>
+        <w:t xml:space="preserve">$a[1]==’b’ </w:t>
+      </w:r>
+    </w:p>
+    <w:p>
+      <w:pPr>
+        <w:pStyle w:val="Sinespaciado"/>
+      </w:pPr>
+      <w:r>
+        <w:lastRenderedPageBreak/>
+        <w:t xml:space="preserve">$a[2]==’c’ </w:t>
+      </w:r>
+    </w:p>
+    <w:p>
+      <w:pPr>
+        <w:pStyle w:val="Sinespaciado"/>
+        <w:jc w:val="both"/>
+      </w:pPr>
+      <w:r>
+        <w:t>Con la sentencia [‘a’ =&gt; $a] dentro de una llamada a función o método, que necesita como parámetro una tabla, se crea una nueva tabla. Esta tabla que se crea no tiene nombre y en la función que la recibe cogerá el nombre del parámetro definido en la</w:t>
+      </w:r>
+      <w:r>
+        <w:t xml:space="preserve"> cabecera de la</w:t>
+      </w:r>
+      <w:r>
+        <w:t xml:space="preserve"> función. Esta tabla solo tiene un elemento, tiene un único índice o key asociativo que se llama ‘a’, y en ese único elemento están todos los valores que tenía $a.</w:t>
+      </w:r>
+    </w:p>
+    <w:p>
+      <w:pPr>
+        <w:pStyle w:val="Sinespaciado"/>
+      </w:pPr>
+      <w:r>
+        <w:t>Es decir, se crea una tabla que dentro tiene otra tabla.</w:t>
+      </w:r>
+    </w:p>
+    <w:p>
+      <w:pPr>
+        <w:pStyle w:val="Sinespaciado"/>
+      </w:pPr>
+      <w:r>
+        <w:t xml:space="preserve">Tabla anónima </w:t>
+      </w:r>
+    </w:p>
+    <w:p>
+      <w:pPr>
+        <w:pStyle w:val="Sinespaciado"/>
+      </w:pPr>
+      <w:r>
+        <w:t>[</w:t>
+      </w:r>
+    </w:p>
+    <w:p>
+      <w:pPr>
+        <w:pStyle w:val="Sinespaciado"/>
+      </w:pPr>
+      <w:r>
+        <w:t xml:space="preserve">$a = [‘a’,  ‘b’,  ‘c’]  </w:t>
+      </w:r>
+    </w:p>
+    <w:p>
+      <w:pPr>
+        <w:pStyle w:val="Sinespaciado"/>
+      </w:pPr>
+      <w:r>
+        <w:t>]</w:t>
+      </w:r>
+    </w:p>
+    <w:p>
+      <w:pPr>
+        <w:pStyle w:val="Sinespaciado"/>
+      </w:pPr>
+      <w:r>
+        <w:t xml:space="preserve"> esta tabla como no tiene nombre le pongo nombre anónimo y seria </w:t>
+      </w:r>
+    </w:p>
+    <w:p>
+      <w:pPr>
+        <w:pStyle w:val="Sinespaciado"/>
+      </w:pPr>
+      <w:r>
+        <w:t>Anónima [‘a’]== [‘a’,  ‘b’,  ‘c’]</w:t>
+      </w:r>
+    </w:p>
+    <w:p>
+      <w:pPr>
+        <w:pStyle w:val="Sinespaciado"/>
+      </w:pPr>
+      <w:r>
+        <w:t>Anónima [‘a’][0]==</w:t>
+      </w:r>
+      <w:r>
+        <w:t xml:space="preserve"> </w:t>
+      </w:r>
+      <w:r>
+        <w:t>‘a’</w:t>
+      </w:r>
+    </w:p>
+    <w:p>
+      <w:pPr>
+        <w:pStyle w:val="Sinespaciado"/>
+      </w:pPr>
+      <w:r>
+        <w:t>Anónima [‘a’][1]==</w:t>
+      </w:r>
+      <w:r>
+        <w:t xml:space="preserve"> </w:t>
+      </w:r>
+      <w:r>
+        <w:t>‘b’</w:t>
+      </w:r>
+    </w:p>
+    <w:p>
+      <w:pPr>
+        <w:pStyle w:val="Sinespaciado"/>
+      </w:pPr>
+      <w:r>
+        <w:t>Anónima [‘a’][2]==</w:t>
+      </w:r>
+      <w:r>
+        <w:t xml:space="preserve"> </w:t>
+      </w:r>
+      <w:r>
+        <w:t>‘c’</w:t>
+      </w:r>
+    </w:p>
+    <w:p>
+      <w:pPr>
+        <w:pStyle w:val="Sinespaciado"/>
+      </w:pPr>
+    </w:p>
+    <w:p>
+      <w:r>
+        <w:t>Vamos con lo que pasa en el controller:</w:t>
+      </w:r>
+    </w:p>
+    <w:p>
+      <w:pPr>
+        <w:pStyle w:val="Sinespaciado"/>
+        <w:jc w:val="both"/>
+      </w:pPr>
+      <w:r>
+        <w:t xml:space="preserve">En el caso que estamos tratando los elementos que contiene la tabla son objetos de una clase con campos de una consulta sql, pero los ejemplos que aquí salen son tablas con índices asociativos, </w:t>
+      </w:r>
+      <w:r>
+        <w:t>[</w:t>
+      </w:r>
+      <w:r>
+        <w:t>índice nombre de campo</w:t>
+      </w:r>
+      <w:r>
+        <w:t>]</w:t>
+      </w:r>
+      <w:r>
+        <w:t>=valor campo.</w:t>
+      </w:r>
+    </w:p>
+    <w:p>
+      <w:pPr>
+        <w:rPr>
+          <w:b/>
+          <w:bCs/>
+        </w:rPr>
+      </w:pPr>
+      <w:r>
+        <w:rPr>
+          <w:b/>
+          <w:bCs/>
+        </w:rPr>
+        <w:t>$entidades = $this-&gt;service-&gt;findAll();</w:t>
+      </w:r>
+    </w:p>
+    <w:p>
+      <w:r>
+        <w:t xml:space="preserve">En este momento tenemos </w:t>
+      </w:r>
+    </w:p>
+    <w:p>
+      <w:pPr>
+        <w:pStyle w:val="Sinespaciado"/>
+        <w:rPr>
+          <w:color w:val="FF0000"/>
+        </w:rPr>
+      </w:pPr>
+      <w:r>
+        <w:rPr>
+          <w:color w:val="FF0000"/>
+        </w:rPr>
+        <w:t>$entidades = [</w:t>
+      </w:r>
+    </w:p>
+    <w:p>
+      <w:pPr>
+        <w:pStyle w:val="Sinespaciado"/>
+        <w:rPr>
+          <w:color w:val="FF0000"/>
+        </w:rPr>
+      </w:pPr>
+      <w:r>
+        <w:rPr>
+          <w:color w:val="FF0000"/>
+        </w:rPr>
+        <w:t xml:space="preserve">    ['id' =&gt; 1, 'nombre' =&gt; 'Empresa A'],</w:t>
+      </w:r>
+    </w:p>
+    <w:p>
+      <w:pPr>
+        <w:pStyle w:val="Sinespaciado"/>
+        <w:rPr>
+          <w:color w:val="FF0000"/>
+        </w:rPr>
+      </w:pPr>
+      <w:r>
+        <w:rPr>
+          <w:color w:val="FF0000"/>
+        </w:rPr>
+        <w:t xml:space="preserve">    ['id' =&gt; 2, 'nombre' =&gt; 'Empresa B']</w:t>
+      </w:r>
+    </w:p>
+    <w:p>
+      <w:pPr>
+        <w:pStyle w:val="Sinespaciado"/>
+        <w:rPr>
+          <w:color w:val="FF0000"/>
+        </w:rPr>
+      </w:pPr>
+      <w:r>
+        <w:rPr>
+          <w:color w:val="FF0000"/>
+        </w:rPr>
+        <w:t>];</w:t>
+      </w:r>
+    </w:p>
+    <w:p>
+      <w:r>
+        <w:t xml:space="preserve">Tabla con índices numéricos que contiene tablas con índices asociativos. </w:t>
+      </w:r>
+    </w:p>
+    <w:p>
+      <w:pPr>
+        <w:rPr>
+          <w:color w:val="FF0000"/>
+        </w:rPr>
+      </w:pPr>
+      <w:r>
+        <w:rPr>
+          <w:color w:val="FF0000"/>
+        </w:rPr>
+        <w:t>$entidades[0]== ['id' =&gt; 1, 'nombre' =&gt; 'Empresa A'],</w:t>
+      </w:r>
+      <w:r>
+        <w:rPr>
+          <w:color w:val="FF0000"/>
+        </w:rPr>
+        <w:t xml:space="preserve">  </w:t>
+      </w:r>
+    </w:p>
+    <w:p>
+      <w:r>
+        <w:rPr>
+          <w:color w:val="FF0000"/>
+        </w:rPr>
+        <w:t>$entidades[</w:t>
+      </w:r>
+      <w:r>
+        <w:rPr>
+          <w:color w:val="FF0000"/>
+        </w:rPr>
+        <w:t>1</w:t>
+      </w:r>
+      <w:r>
+        <w:rPr>
+          <w:color w:val="FF0000"/>
+        </w:rPr>
+        <w:t>]==</w:t>
+      </w:r>
+      <w:r>
+        <w:rPr>
+          <w:color w:val="FF0000"/>
+        </w:rPr>
+        <w:t xml:space="preserve"> </w:t>
+      </w:r>
+      <w:r>
+        <w:rPr>
+          <w:color w:val="FF0000"/>
+        </w:rPr>
+        <w:t>['id' =&gt; 2, 'nombre' =&gt; 'Empresa B']</w:t>
+      </w:r>
+    </w:p>
+    <w:p>
+      <w:pPr>
+        <w:rPr>
+          <w:b/>
+          <w:bCs/>
+        </w:rPr>
+      </w:pPr>
+      <w:r>
+        <w:rPr>
+          <w:b/>
+          <w:bCs/>
+        </w:rPr>
+        <w:t>$this-&gt;pages-&gt;render('entidad', ['entidades' =&gt; $entidades]);</w:t>
+      </w:r>
+    </w:p>
+    <w:p>
+      <w:pPr>
+        <w:pStyle w:val="Sinespaciado"/>
+        <w:rPr>
+          <w:color w:val="FF0000"/>
+        </w:rPr>
+      </w:pPr>
+      <w:r>
+        <w:rPr>
+          <w:color w:val="FF0000"/>
+        </w:rPr>
+        <w:t>Ahora se convierte en esto:</w:t>
+      </w:r>
+    </w:p>
+    <w:p>
+      <w:pPr>
+        <w:pStyle w:val="Sinespaciado"/>
+        <w:rPr>
+          <w:color w:val="FF0000"/>
+        </w:rPr>
+      </w:pPr>
+      <w:r>
+        <w:rPr>
+          <w:color w:val="FF0000"/>
+        </w:rPr>
+        <w:t>[</w:t>
+      </w:r>
+    </w:p>
+    <w:p>
+      <w:pPr>
+        <w:pStyle w:val="Sinespaciado"/>
+        <w:rPr>
+          <w:color w:val="FF0000"/>
+        </w:rPr>
+      </w:pPr>
+      <w:r>
+        <w:rPr>
+          <w:color w:val="FF0000"/>
+        </w:rPr>
+        <w:t xml:space="preserve">    'entidades' =&gt; [</w:t>
+      </w:r>
+    </w:p>
+    <w:p>
+      <w:pPr>
+        <w:pStyle w:val="Sinespaciado"/>
+        <w:rPr>
+          <w:color w:val="FF0000"/>
+        </w:rPr>
+      </w:pPr>
+      <w:r>
+        <w:rPr>
+          <w:color w:val="FF0000"/>
+        </w:rPr>
+        <w:t xml:space="preserve">        ['id' =&gt; 1, 'nombre' =&gt; 'Empresa A'],</w:t>
+      </w:r>
+    </w:p>
+    <w:p>
+      <w:pPr>
+        <w:pStyle w:val="Sinespaciado"/>
+        <w:rPr>
+          <w:color w:val="FF0000"/>
+        </w:rPr>
+      </w:pPr>
+      <w:r>
+        <w:rPr>
+          <w:color w:val="FF0000"/>
+        </w:rPr>
+        <w:lastRenderedPageBreak/>
+        <w:t xml:space="preserve">        ['id' =&gt; 2, 'nombre' =&gt; 'Empresa B'],</w:t>
+      </w:r>
+    </w:p>
+    <w:p>
+      <w:pPr>
+        <w:pStyle w:val="Sinespaciado"/>
+        <w:rPr>
+          <w:color w:val="FF0000"/>
+        </w:rPr>
+      </w:pPr>
+      <w:r>
+        <w:rPr>
+          <w:color w:val="FF0000"/>
+        </w:rPr>
+        <w:t xml:space="preserve">    ]</w:t>
+      </w:r>
+    </w:p>
+    <w:p>
+      <w:pPr>
+        <w:pStyle w:val="Sinespaciado"/>
+        <w:rPr>
+          <w:color w:val="FF0000"/>
+        </w:rPr>
+      </w:pPr>
+      <w:r>
+        <w:rPr>
+          <w:color w:val="FF0000"/>
+        </w:rPr>
+        <w:t>]</w:t>
+      </w:r>
+    </w:p>
+    <w:p>
+      <w:r>
+        <w:t xml:space="preserve">Es una tabla sin nombre que contiene un único elemento cuyo índice es ‘entidades’ y en ese único elemento tiene todas las tablas. </w:t>
+      </w:r>
+    </w:p>
+    <w:p>
+      <w:pPr>
+        <w:pStyle w:val="Sinespaciado"/>
+        <w:rPr>
+          <w:color w:val="FF0000"/>
+        </w:rPr>
+      </w:pPr>
+      <w:r>
+        <w:t xml:space="preserve">$Anónima [‘entidades’]==  </w:t>
+      </w:r>
+      <w:r>
+        <w:rPr>
+          <w:color w:val="FF0000"/>
+        </w:rPr>
+        <w:t>['id' =&gt; 1, 'nombre' =&gt; 'Empresa A'],</w:t>
+      </w:r>
+      <w:r>
+        <w:rPr>
+          <w:color w:val="FF0000"/>
+        </w:rPr>
+        <w:t xml:space="preserve"> </w:t>
+      </w:r>
+      <w:r>
+        <w:rPr>
+          <w:color w:val="FF0000"/>
+        </w:rPr>
+        <w:t>['id' =&gt; 2, 'nombre' =&gt; 'Empresa B']</w:t>
+      </w:r>
+    </w:p>
+    <w:p>
+      <w:pPr>
+        <w:pStyle w:val="Sinespaciado"/>
+        <w:rPr>
+          <w:color w:val="FF0000"/>
+        </w:rPr>
+      </w:pPr>
+      <w:r>
+        <w:t xml:space="preserve">$Anónima [‘entidades’][0]== </w:t>
+      </w:r>
+      <w:r>
+        <w:rPr>
+          <w:color w:val="FF0000"/>
+        </w:rPr>
+        <w:t>['id' =&gt; 1, 'nombre' =&gt; 'Empresa A']</w:t>
+      </w:r>
+    </w:p>
+    <w:p>
+      <w:pPr>
+        <w:rPr>
+          <w:color w:val="FF0000"/>
+        </w:rPr>
+      </w:pPr>
+      <w:r>
+        <w:t xml:space="preserve">$Anónima [‘entidades’][1]== </w:t>
+      </w:r>
+      <w:r>
+        <w:rPr>
+          <w:color w:val="FF0000"/>
+        </w:rPr>
+        <w:t>['id' =&gt; 2, 'nombre' =&gt; 'Empresa B']</w:t>
+      </w:r>
+    </w:p>
+    <w:p>
+      <w:r>
+        <w:t>Se ha creado una tabla (sin nombre), con un solo elemento que ent</w:t>
+      </w:r>
+      <w:r>
+        <w:t>ero</w:t>
+      </w:r>
+      <w:r>
+        <w:t xml:space="preserve"> tiene nuestra tabla inicial</w:t>
+      </w:r>
+      <w:r>
+        <w:t>.</w:t>
+      </w:r>
+    </w:p>
+    <w:p>
+      <w:r>
+        <w:rPr>
+          <w:b/>
+          <w:bCs/>
+        </w:rPr>
+        <w:t>Nota</w:t>
+      </w:r>
+      <w:r>
+        <w:t xml:space="preserve">: </w:t>
+      </w:r>
+      <w:r>
+        <w:t>Todo esto</w:t>
+      </w:r>
+      <w:r>
+        <w:t xml:space="preserve"> es un patrón de PHP.</w:t>
+      </w:r>
+    </w:p>
+    <w:p>
+      <w:r>
+        <w:t xml:space="preserve">Porque lo hace asi?. </w:t>
+      </w:r>
+    </w:p>
+    <w:p>
+      <w:pPr>
+        <w:jc w:val="both"/>
+      </w:pPr>
+      <w:r>
+        <w:t xml:space="preserve">Render es una función que a la cual se le puede pasar el nombre de un HTML que será el que muestra los datos y una tabla con datos para mostrar. Como se quiere que este método sirva para pasarle tanto una tabla con datos de una consulta, como 4 tablas con datos de 4 consultas, no le podemos pasar $entidades porque $entidades solo tiene los datos de 1 consulta. Entoces como </w:t>
+      </w:r>
+      <w:r>
+        <w:t>LO HACE</w:t>
+      </w:r>
+      <w:r>
+        <w:t>?</w:t>
+      </w:r>
+    </w:p>
+    <w:p>
+      <w:r>
+        <w:t>Creando una tabla de un solo elemento que contenga la tabla $entidades. Si tuviera otras consultas, pe.</w:t>
+      </w:r>
+    </w:p>
+    <w:p>
+      <w:pPr>
+        <w:rPr>
+          <w:color w:val="EE0000"/>
+        </w:rPr>
+      </w:pPr>
+      <w:r>
+        <w:rPr>
+          <w:color w:val="EE0000"/>
+        </w:rPr>
+        <w:t>$</w:t>
+      </w:r>
+      <w:r>
+        <w:rPr>
+          <w:color w:val="EE0000"/>
+        </w:rPr>
+        <w:t>vehiculos</w:t>
+      </w:r>
+      <w:r>
+        <w:rPr>
+          <w:color w:val="EE0000"/>
+        </w:rPr>
+        <w:t xml:space="preserve"> = $this-&gt;service-&gt;findAll();</w:t>
+      </w:r>
+      <w:r>
+        <w:rPr>
+          <w:color w:val="EE0000"/>
+        </w:rPr>
+        <w:t xml:space="preserve"> podría hacer esto:</w:t>
+      </w:r>
+    </w:p>
+    <w:p>
+      <w:pPr>
+        <w:rPr>
+          <w:color w:val="EE0000"/>
+        </w:rPr>
+      </w:pPr>
+      <w:r>
+        <w:rPr>
+          <w:color w:val="EE0000"/>
+        </w:rPr>
+        <w:t>$this-&gt;pages-&gt;render('entidad', ['entidades' =&gt; $entidades</w:t>
+      </w:r>
+      <w:r>
+        <w:rPr>
+          <w:color w:val="EE0000"/>
+        </w:rPr>
+        <w:t xml:space="preserve">, </w:t>
+      </w:r>
+      <w:r>
+        <w:rPr>
+          <w:color w:val="EE0000"/>
+        </w:rPr>
+        <w:t xml:space="preserve"> </w:t>
+      </w:r>
+      <w:r>
+        <w:rPr>
+          <w:color w:val="EE0000"/>
+        </w:rPr>
+        <w:t>‘Vehículos’ =&gt; $vehiculos</w:t>
+      </w:r>
+      <w:r>
+        <w:rPr>
+          <w:color w:val="EE0000"/>
+        </w:rPr>
+        <w:t>]);</w:t>
+      </w:r>
+    </w:p>
+    <w:p>
+      <w:r>
+        <w:t xml:space="preserve">Y así le estaría pasando a render dos tablas de datos en una sola tabla. Una sola tabla con dos elementos, con índices asociativos, ‘entidades’ y ‘vehiculos’ y cada índice tendría la tabla completa inicial. Este método permite pasar la cantidad de variables </w:t>
+      </w:r>
+      <w:r>
+        <w:t xml:space="preserve">que se deseee </w:t>
+      </w:r>
+      <w:r>
+        <w:t>como si fuera una sola.</w:t>
+      </w:r>
+    </w:p>
+    <w:p>
+      <w:r>
+        <w:t xml:space="preserve">Esto es empaquetar o encapsular datos en unos solo, como comprimirlos para que sigan cumpliendo la especificación de </w:t>
+      </w:r>
+      <w:r>
+        <w:t xml:space="preserve">un solo parametro de </w:t>
+      </w:r>
+      <w:r>
+        <w:t>render.</w:t>
+      </w:r>
+    </w:p>
+    <w:p>
+      <w:pPr>
+        <w:jc w:val="both"/>
+      </w:pPr>
+      <w:r>
+        <w:t>Ahora en la función render de la clase Pages, donde se van a mostrar los datos que contiene la tabla o ta</w:t>
+      </w:r>
+      <w:r>
+        <w:t>b</w:t>
+      </w:r>
+      <w:r>
+        <w:t>las encapsulada, hay que des encapsular o descomprimir, es decir lo contrario que se hizo antes de llamar a render.</w:t>
+      </w:r>
+    </w:p>
+    <w:p>
+      <w:r>
+        <w:t xml:space="preserve">Eso se hace con </w:t>
+      </w:r>
+    </w:p>
+    <w:p>
+      <w:pPr>
+        <w:pStyle w:val="Sinespaciado"/>
+        <w:rPr>
+          <w:color w:val="EE0000"/>
+        </w:rPr>
+      </w:pPr>
+      <w:r>
+        <w:rPr>
+          <w:color w:val="EE0000"/>
+        </w:rPr>
+        <w:t>foreach ($params as $name =&gt; $value) {</w:t>
+      </w:r>
+    </w:p>
+    <w:p>
+      <w:pPr>
+        <w:pStyle w:val="Sinespaciado"/>
+        <w:rPr>
+          <w:color w:val="EE0000"/>
+        </w:rPr>
+      </w:pPr>
+      <w:r>
+        <w:rPr>
+          <w:color w:val="EE0000"/>
+        </w:rPr>
+        <w:t xml:space="preserve">                $$name = $value; </w:t>
+      </w:r>
+    </w:p>
+    <w:p>
+      <w:pPr>
+        <w:pStyle w:val="Sinespaciado"/>
+        <w:rPr>
+          <w:color w:val="EE0000"/>
+        </w:rPr>
+      </w:pPr>
+      <w:r>
+        <w:rPr>
+          <w:color w:val="EE0000"/>
+        </w:rPr>
+        <w:t>            }</w:t>
+      </w:r>
+    </w:p>
+    <w:p>
+      <w:r>
+        <w:t xml:space="preserve">$params es la tabla </w:t>
+      </w:r>
+    </w:p>
+    <w:p>
+      <w:pPr>
+        <w:pStyle w:val="Sinespaciado"/>
+        <w:rPr>
+          <w:color w:val="FF0000"/>
+        </w:rPr>
+      </w:pPr>
+      <w:r>
+        <w:rPr>
+          <w:color w:val="EE0000"/>
+        </w:rPr>
+        <w:t>$</w:t>
+      </w:r>
+      <w:r>
+        <w:rPr>
+          <w:color w:val="EE0000"/>
+        </w:rPr>
+        <w:t>params</w:t>
+      </w:r>
+      <w:r>
+        <w:rPr>
+          <w:color w:val="EE0000"/>
+        </w:rPr>
+        <w:t xml:space="preserve"> </w:t>
+      </w:r>
+      <w:r>
+        <w:rPr>
+          <w:color w:val="FF0000"/>
+        </w:rPr>
+        <w:t>[</w:t>
+      </w:r>
+    </w:p>
+    <w:p>
+      <w:pPr>
+        <w:pStyle w:val="Sinespaciado"/>
+        <w:rPr>
+          <w:color w:val="FF0000"/>
+        </w:rPr>
+      </w:pPr>
+      <w:r>
+        <w:rPr>
+          <w:color w:val="FF0000"/>
+        </w:rPr>
+        <w:lastRenderedPageBreak/>
+        <w:t xml:space="preserve">    'entidades' =&gt; [</w:t>
+      </w:r>
+    </w:p>
+    <w:p>
+      <w:pPr>
+        <w:pStyle w:val="Sinespaciado"/>
+        <w:rPr>
+          <w:color w:val="FF0000"/>
+        </w:rPr>
+      </w:pPr>
+      <w:r>
+        <w:rPr>
+          <w:color w:val="FF0000"/>
+        </w:rPr>
+        <w:t xml:space="preserve">        ['id' =&gt; 1, 'nombre' =&gt; 'Empresa A'],</w:t>
+      </w:r>
+    </w:p>
+    <w:p>
+      <w:pPr>
+        <w:pStyle w:val="Sinespaciado"/>
+        <w:rPr>
+          <w:color w:val="FF0000"/>
+        </w:rPr>
+      </w:pPr>
+      <w:r>
+        <w:rPr>
+          <w:color w:val="FF0000"/>
+        </w:rPr>
+        <w:t xml:space="preserve">        ['id' =&gt; 2, 'nombre' =&gt; 'Empresa B'],</w:t>
+      </w:r>
+    </w:p>
+    <w:p>
+      <w:pPr>
+        <w:pStyle w:val="Sinespaciado"/>
+        <w:rPr>
+          <w:color w:val="FF0000"/>
+        </w:rPr>
+      </w:pPr>
+      <w:r>
+        <w:rPr>
+          <w:color w:val="FF0000"/>
+        </w:rPr>
+        <w:t xml:space="preserve">    ]</w:t>
+      </w:r>
+    </w:p>
+    <w:p>
+      <w:pPr>
+        <w:pStyle w:val="Sinespaciado"/>
+        <w:rPr>
+          <w:color w:val="FF0000"/>
+        </w:rPr>
+      </w:pPr>
+      <w:r>
+        <w:rPr>
+          <w:color w:val="FF0000"/>
+        </w:rPr>
+        <w:t>]</w:t>
+      </w:r>
+    </w:p>
+    <w:p>
+      <w:r>
+        <w:t>Si dentro de $param solo le pasamos una tabla, en nuestro caso [‘entidades’] el foreach solo se ejecutara una vez</w:t>
+      </w:r>
+      <w:r>
+        <w:t>, y hará esto:</w:t>
+      </w:r>
+    </w:p>
+    <w:p>
+      <w:pPr>
+        <w:pStyle w:val="Sinespaciado"/>
+      </w:pPr>
+      <w:r>
+        <w:t>$name es el índice de $params, luego $name tiene el valor ‘entidades’, y al hacer $$name = $value está creando una variable nueva llamada $entidades (que es el valor de $name), que contiene todos los datos de la tabla $entidades inicial antes de empaquetarla, así tenemos de nuevo:</w:t>
+      </w:r>
+    </w:p>
+    <w:p>
+      <w:pPr>
+        <w:pStyle w:val="Sinespaciado"/>
+      </w:pPr>
+    </w:p>
+    <w:p>
+      <w:pPr>
+        <w:pStyle w:val="Sinespaciado"/>
+        <w:rPr>
+          <w:color w:val="FF0000"/>
+        </w:rPr>
+      </w:pPr>
+      <w:r>
+        <w:rPr>
+          <w:color w:val="FF0000"/>
+        </w:rPr>
+        <w:t>$entidades = [</w:t>
+      </w:r>
+    </w:p>
+    <w:p>
+      <w:pPr>
+        <w:pStyle w:val="Sinespaciado"/>
+        <w:rPr>
+          <w:color w:val="FF0000"/>
+        </w:rPr>
+      </w:pPr>
+      <w:r>
+        <w:rPr>
+          <w:color w:val="FF0000"/>
+        </w:rPr>
+        <w:t xml:space="preserve">    ['id' =&gt; 1, 'nombre' =&gt; 'Empresa A'],</w:t>
+      </w:r>
+    </w:p>
+    <w:p>
+      <w:pPr>
+        <w:pStyle w:val="Sinespaciado"/>
+        <w:rPr>
+          <w:color w:val="FF0000"/>
+        </w:rPr>
+      </w:pPr>
+      <w:r>
+        <w:rPr>
+          <w:color w:val="FF0000"/>
+        </w:rPr>
+        <w:t xml:space="preserve">    ['id' =&gt; 2, 'nombre' =&gt; 'Empresa B']</w:t>
+      </w:r>
+    </w:p>
+    <w:p>
+      <w:pPr>
+        <w:pStyle w:val="Sinespaciado"/>
+        <w:rPr>
+          <w:color w:val="FF0000"/>
+        </w:rPr>
+      </w:pPr>
+      <w:r>
+        <w:rPr>
+          <w:color w:val="FF0000"/>
+        </w:rPr>
+        <w:t>];</w:t>
+      </w:r>
+    </w:p>
+    <w:p>
+      <w:pPr>
+        <w:pStyle w:val="Sinespaciado"/>
+      </w:pPr>
+      <w:r>
+        <w:t>Si hubiéramos pasado mas tablas a render, pe. Vehículos, haría otra pasada y desempaquetaria de la misma forma vehículos, creando:</w:t>
+      </w:r>
+    </w:p>
+    <w:p>
+      <w:pPr>
+        <w:pStyle w:val="Sinespaciado"/>
+        <w:rPr>
+          <w:color w:val="FF0000"/>
+        </w:rPr>
+      </w:pPr>
+      <w:r>
+        <w:rPr>
+          <w:color w:val="FF0000"/>
+        </w:rPr>
+        <w:t>$</w:t>
+      </w:r>
+      <w:r>
+        <w:rPr>
+          <w:color w:val="FF0000"/>
+        </w:rPr>
+        <w:t>vehiculos</w:t>
+      </w:r>
+      <w:r>
+        <w:rPr>
+          <w:color w:val="FF0000"/>
+        </w:rPr>
+        <w:t xml:space="preserve"> = [</w:t>
+      </w:r>
+    </w:p>
+    <w:p>
+      <w:pPr>
+        <w:pStyle w:val="Sinespaciado"/>
+        <w:rPr>
+          <w:color w:val="FF0000"/>
+        </w:rPr>
+      </w:pPr>
+      <w:r>
+        <w:rPr>
+          <w:color w:val="FF0000"/>
+        </w:rPr>
+        <w:t xml:space="preserve">    ['id' =&gt; 1, 'nombre' =&gt; 'Empresa A'],</w:t>
+      </w:r>
+    </w:p>
+    <w:p>
+      <w:pPr>
+        <w:pStyle w:val="Sinespaciado"/>
+        <w:rPr>
+          <w:color w:val="FF0000"/>
+        </w:rPr>
+      </w:pPr>
+      <w:r>
+        <w:rPr>
+          <w:color w:val="FF0000"/>
+        </w:rPr>
+        <w:t xml:space="preserve">    ['id' =&gt; 2, 'nombre' =&gt; 'Empresa B']</w:t>
+      </w:r>
+    </w:p>
+    <w:p>
+      <w:pPr>
+        <w:pStyle w:val="Sinespaciado"/>
+        <w:rPr>
+          <w:color w:val="FF0000"/>
+        </w:rPr>
+      </w:pPr>
+      <w:r>
+        <w:rPr>
+          <w:color w:val="FF0000"/>
+        </w:rPr>
+        <w:t>];</w:t>
+      </w:r>
+    </w:p>
+    <w:p>
+      <w:pPr>
+        <w:pStyle w:val="Sinespaciado"/>
+      </w:pPr>
+      <w:r>
+        <w:t xml:space="preserve">Estas tablas están ahora disponibles en esta parte del código para usarlas de la manera normal de una tabla </w:t>
+      </w:r>
+    </w:p>
+    <w:p>
+      <w:pPr>
+        <w:pStyle w:val="Sinespaciado"/>
+        <w:rPr>
+          <w:color w:val="EE0000"/>
+        </w:rPr>
+      </w:pPr>
+      <w:r>
+        <w:rPr>
+          <w:color w:val="EE0000"/>
+        </w:rPr>
+        <w:t xml:space="preserve">$entidades[0]== ['id' =&gt; 1, 'nombre' =&gt; 'Empresa A'],  </w:t>
+      </w:r>
+    </w:p>
+    <w:p>
+      <w:pPr>
+        <w:pStyle w:val="Sinespaciado"/>
+        <w:rPr>
+          <w:color w:val="EE0000"/>
+        </w:rPr>
+      </w:pPr>
+      <w:r>
+        <w:rPr>
+          <w:color w:val="EE0000"/>
+        </w:rPr>
+        <w:t>$entidades[1]== ['id' =&gt; 2, 'nombre' =&gt; 'Empresa B']</w:t>
+      </w:r>
+    </w:p>
+    <w:p>
+      <w:pPr>
+        <w:pStyle w:val="Sinespaciado"/>
+        <w:rPr>
+          <w:color w:val="FF0000"/>
+        </w:rPr>
+      </w:pPr>
+      <w:r>
+        <w:rPr>
+          <w:color w:val="FF0000"/>
+        </w:rPr>
+        <w:t>$</w:t>
+      </w:r>
+      <w:r>
+        <w:rPr>
+          <w:color w:val="FF0000"/>
+        </w:rPr>
+        <w:t>vehiculos[0]==</w:t>
+      </w:r>
+      <w:r>
+        <w:rPr>
+          <w:color w:val="FF0000"/>
+        </w:rPr>
+        <w:t xml:space="preserve">  ['id' =&gt; 1, 'nombre' =&gt; 'Empresa A'],</w:t>
+      </w:r>
+    </w:p>
+    <w:p>
+      <w:pPr>
+        <w:pStyle w:val="Sinespaciado"/>
+        <w:rPr>
+          <w:color w:val="FF0000"/>
+        </w:rPr>
+      </w:pPr>
+      <w:r>
+        <w:rPr>
+          <w:color w:val="FF0000"/>
+        </w:rPr>
+        <w:t>$</w:t>
+      </w:r>
+      <w:r>
+        <w:rPr>
+          <w:color w:val="FF0000"/>
+        </w:rPr>
+        <w:t>vehiculos[1]==</w:t>
+      </w:r>
+      <w:r>
+        <w:rPr>
+          <w:color w:val="FF0000"/>
+        </w:rPr>
+        <w:t xml:space="preserve">  ['id' =&gt; 2, 'nombre' =&gt; 'Empresa B']</w:t>
+      </w:r>
+    </w:p>
+    <w:p>
+      <w:pPr>
+        <w:pStyle w:val="Sinespaciado"/>
+        <w:rPr>
+          <w:color w:val="FF0000"/>
+        </w:rPr>
+      </w:pPr>
+    </w:p>
+    <w:p>
+      <w:pPr>
+        <w:pStyle w:val="Sinespaciado"/>
+      </w:pPr>
+      <w:r>
+        <w:t xml:space="preserve">La ultima parte </w:t>
+      </w:r>
+      <w:r>
+        <w:t>de esta clase tiene esto:</w:t>
+      </w:r>
+    </w:p>
+    <w:p>
+      <w:pPr>
+        <w:pStyle w:val="Sinespaciado"/>
+        <w:rPr>
+          <w:color w:val="EE0000"/>
+        </w:rPr>
+      </w:pPr>
+      <w:r>
+        <w:rPr>
+          <w:color w:val="EE0000"/>
+        </w:rPr>
+        <w:t>require_once "pages/header.php";</w:t>
+      </w:r>
+    </w:p>
+    <w:p>
+      <w:pPr>
+        <w:pStyle w:val="Sinespaciado"/>
+        <w:rPr>
+          <w:color w:val="EE0000"/>
+        </w:rPr>
+      </w:pPr>
+      <w:r>
+        <w:rPr>
+          <w:color w:val="EE0000"/>
+        </w:rPr>
+        <w:t>require_once "pages/$pageName.php";</w:t>
+      </w:r>
+    </w:p>
+    <w:p>
+      <w:pPr>
+        <w:pStyle w:val="Sinespaciado"/>
+        <w:rPr>
+          <w:color w:val="EE0000"/>
+        </w:rPr>
+      </w:pPr>
+      <w:r>
+        <w:rPr>
+          <w:color w:val="EE0000"/>
+        </w:rPr>
+        <w:t>require_once "pages/footer.php";</w:t>
+      </w:r>
+    </w:p>
+    <w:p>
+      <w:pPr>
+        <w:pStyle w:val="Sinespaciado"/>
+      </w:pPr>
+    </w:p>
+    <w:p>
+      <w:pPr>
+        <w:pStyle w:val="Sinespaciado"/>
+      </w:pPr>
+      <w:r>
+        <w:t xml:space="preserve">Cuando se hace require_once 'pages/entidad.php', </w:t>
+      </w:r>
+      <w:r>
+        <w:rPr>
+          <w:b/>
+          <w:bCs/>
+        </w:rPr>
+        <w:t>ese archivo se ejecuta como si estuviera dentro del mismo archivo donde está render()</w:t>
+      </w:r>
+      <w:r>
+        <w:t xml:space="preserve">, es decir: </w:t>
+      </w:r>
+      <w:r>
+        <w:rPr>
+          <w:b/>
+          <w:bCs/>
+        </w:rPr>
+        <w:t>hereda el contexto actual</w:t>
+      </w:r>
+      <w:r>
+        <w:t>, incluyendo:</w:t>
+      </w:r>
+    </w:p>
+    <w:p>
+      <w:pPr>
+        <w:pStyle w:val="Sinespaciado"/>
+        <w:numPr>
+          <w:ilvl w:val="0"/>
+          <w:numId w:val="2"/>
+        </w:numPr>
+      </w:pPr>
+      <w:r>
+        <w:t>variables como $entidades</w:t>
+      </w:r>
+    </w:p>
+    <w:p>
+      <w:pPr>
+        <w:pStyle w:val="Sinespaciado"/>
+        <w:numPr>
+          <w:ilvl w:val="0"/>
+          <w:numId w:val="2"/>
+        </w:numPr>
+      </w:pPr>
+      <w:r>
+        <w:t>funciones o incluso otras variables definidas justo antes del require</w:t>
+      </w:r>
+    </w:p>
+    <w:p>
+      <w:pPr>
+        <w:pStyle w:val="Sinespaciado"/>
+        <w:numPr>
+          <w:ilvl w:val="0"/>
+          <w:numId w:val="2"/>
+        </w:numPr>
+      </w:pPr>
+      <w:r>
+        <w:t>Y funciona! Porque PHP no aísla los include/require como otros lenguajes harían con import</w:t>
+      </w:r>
+      <w:r>
+        <w:t>.</w:t>
+      </w:r>
+    </w:p>
+    <w:p>
+      <w:pPr>
+        <w:pStyle w:val="Sinespaciado"/>
+        <w:numPr>
+          <w:ilvl w:val="0"/>
+          <w:numId w:val="2"/>
+        </w:numPr>
+      </w:pPr>
+      <w:r>
+        <w:t>Asi que la pagina para mostrar los datos accede a todas las variables que tenemos con datos creadas en render.</w:t>
+      </w:r>
+    </w:p>
+    <w:p>
+      <w:pPr>
+        <w:rPr>
+          <w:color w:val="FF0000"/>
+        </w:rPr>
+      </w:pPr>
+    </w:p>
+    <w:p>
+      <w:pPr>
+        <w:jc w:val="center"/>
+        <w:rPr>
+          <w:b/>
+          <w:bCs/>
+        </w:rPr>
+      </w:pPr>
+      <w:r>
+        <w:rPr>
+          <w:b/>
+          <w:bCs/>
+        </w:rPr>
+        <w:lastRenderedPageBreak/>
+        <w:t>CON PHP NO SE PUEDEN CARGAR PAGINAS CON METODO DELETE</w:t>
+      </w:r>
+    </w:p>
+    <w:p>
+      <w:pPr>
+        <w:jc w:val="both"/>
+      </w:pPr>
+      <w:r>
+        <w:t>La solucion es CARGAR PAGINAS CON METODO POST O GET PERO PASANDO UNA VARIABLE OCULTA PARA QUE HAGA OTRA COSA, COMO POR EJEMPLO BORRAR.</w:t>
+      </w:r>
+    </w:p>
+    <w:p>
+      <w:pPr>
+        <w:jc w:val="both"/>
+        <w:rPr>
+          <w:b/>
+          <w:bCs/>
+          <w:u w:val="single"/>
+        </w:rPr>
+      </w:pPr>
+      <w:r>
+        <w:rPr>
+          <w:b/>
+          <w:bCs/>
+          <w:u w:val="single"/>
+        </w:rPr>
+        <w:t>Usar POST con un parámetro oculto (método override)</w:t>
+      </w:r>
+    </w:p>
+    <w:p>
+      <w:pPr>
+        <w:jc w:val="both"/>
+        <w:rPr>
+          <w:color w:val="2F5496" w:themeColor="accent1" w:themeShade="BF"/>
+        </w:rPr>
+      </w:pPr>
+      <w:r>
+        <w:rPr>
+          <w:color w:val="2F5496" w:themeColor="accent1" w:themeShade="BF"/>
+        </w:rPr>
+        <w:t>Esta es la forma más habitual en PHP clásico. Tu botón envía un formulario POST, y en el servidor miras un parámetro _method para decidir si tratas esa petición como DELETE.</w:t>
+      </w:r>
+    </w:p>
+    <w:p>
+      <w:pPr>
+        <w:jc w:val="both"/>
+      </w:pPr>
+      <w:r>
+        <w:t xml:space="preserve">Esto </w:t>
+      </w:r>
+      <w:r>
+        <w:t>se pone en el boton de borrar.</w:t>
+      </w:r>
+    </w:p>
+    <w:p>
+      <w:pPr>
+        <w:jc w:val="both"/>
+        <w:rPr>
+          <w:color w:val="2F5496" w:themeColor="accent1" w:themeShade="BF"/>
+        </w:rPr>
+      </w:pPr>
+      <w:r>
+        <w:rPr>
+          <w:color w:val="2F5496" w:themeColor="accent1" w:themeShade="BF"/>
+        </w:rPr>
+        <w:t>&lt;form method="POST" action="</w:t>
+      </w:r>
+      <w:r>
+        <w:rPr>
+          <w:color w:val="2F5496" w:themeColor="accent1" w:themeShade="BF"/>
+        </w:rPr>
+        <w:t>pages/borrar/&lt;?=$entidad-&gt;getId()?&gt;</w:t>
+      </w:r>
+      <w:r>
+        <w:rPr>
+          <w:color w:val="2F5496" w:themeColor="accent1" w:themeShade="BF"/>
+        </w:rPr>
+        <w:t xml:space="preserve"> </w:t>
+      </w:r>
+      <w:r>
+        <w:rPr>
+          <w:color w:val="2F5496" w:themeColor="accent1" w:themeShade="BF"/>
+        </w:rPr>
+        <w:t>" style="display:inline;" onsubmit="return confirm('¿Seguro que deseas eliminar esta entidad?');"&gt;</w:t>
+      </w:r>
+    </w:p>
+    <w:p>
+      <w:pPr>
+        <w:jc w:val="both"/>
+        <w:rPr>
+          <w:color w:val="2F5496" w:themeColor="accent1" w:themeShade="BF"/>
+        </w:rPr>
+      </w:pPr>
+      <w:r>
+        <w:rPr>
+          <w:color w:val="2F5496" w:themeColor="accent1" w:themeShade="BF"/>
+        </w:rPr>
+        <w:t xml:space="preserve">    &lt;input type="hidden" name="_method" value="DELETE"&gt;</w:t>
+      </w:r>
+      <w:r>
+        <w:rPr>
+          <w:color w:val="2F5496" w:themeColor="accent1" w:themeShade="BF"/>
+        </w:rPr>
+        <w:t xml:space="preserve"> </w:t>
+      </w:r>
+    </w:p>
+    <w:p>
+      <w:pPr>
+        <w:jc w:val="both"/>
+        <w:rPr>
+          <w:color w:val="2F5496" w:themeColor="accent1" w:themeShade="BF"/>
+        </w:rPr>
+      </w:pPr>
+      <w:r>
+        <w:rPr>
+          <w:color w:val="2F5496" w:themeColor="accent1" w:themeShade="BF"/>
+        </w:rPr>
+        <w:t xml:space="preserve">    &lt;button type="submit" class="btn btn-sm btn-outline-danger"&gt;</w:t>
+      </w:r>
+    </w:p>
+    <w:p>
+      <w:pPr>
+        <w:jc w:val="both"/>
+        <w:rPr>
+          <w:color w:val="2F5496" w:themeColor="accent1" w:themeShade="BF"/>
+        </w:rPr>
+      </w:pPr>
+      <w:r>
+        <w:rPr>
+          <w:color w:val="2F5496" w:themeColor="accent1" w:themeShade="BF"/>
+        </w:rPr>
+        <w:t xml:space="preserve">        &lt;i class="bi bi-trash"&gt;&lt;/i&gt;</w:t>
+      </w:r>
+    </w:p>
+    <w:p>
+      <w:pPr>
+        <w:jc w:val="both"/>
+        <w:rPr>
+          <w:color w:val="2F5496" w:themeColor="accent1" w:themeShade="BF"/>
+        </w:rPr>
+      </w:pPr>
+      <w:r>
+        <w:rPr>
+          <w:color w:val="2F5496" w:themeColor="accent1" w:themeShade="BF"/>
+        </w:rPr>
+        <w:t xml:space="preserve">    &lt;/button&gt;</w:t>
+      </w:r>
+    </w:p>
+    <w:p>
+      <w:pPr>
+        <w:jc w:val="both"/>
+        <w:rPr>
+          <w:color w:val="2F5496" w:themeColor="accent1" w:themeShade="BF"/>
+        </w:rPr>
+      </w:pPr>
+      <w:r>
+        <w:rPr>
+          <w:color w:val="2F5496" w:themeColor="accent1" w:themeShade="BF"/>
+        </w:rPr>
+        <w:t>&lt;/form&gt;</w:t>
+      </w:r>
+    </w:p>
+    <w:p>
+      <w:pPr>
+        <w:jc w:val="both"/>
+      </w:pPr>
+      <w:r>
+        <w:t xml:space="preserve">Y esto se pone en el metodo </w:t>
+      </w:r>
+      <w:r>
+        <w:t xml:space="preserve">del EntidadController delete() que es el elegido por dispatch, al cargar la pagina </w:t>
+      </w:r>
+      <w:r>
+        <w:rPr>
+          <w:color w:val="2F5496" w:themeColor="accent1" w:themeShade="BF"/>
+        </w:rPr>
+        <w:t>pages/borrar/&lt;?=$entidad-&gt;getId()?&gt;</w:t>
+      </w:r>
+      <w:r>
+        <w:rPr>
+          <w:color w:val="2F5496" w:themeColor="accent1" w:themeShade="BF"/>
+        </w:rPr>
+        <w:t xml:space="preserve"> </w:t>
+      </w:r>
+      <w:r>
+        <w:t>con metodo POST</w:t>
+      </w:r>
+      <w:r>
+        <w:t>.</w:t>
+      </w:r>
+    </w:p>
+    <w:p>
+      <w:pPr>
+        <w:jc w:val="both"/>
+      </w:pPr>
+      <w:r>
+        <w:t>En el router hay que añadir esto:</w:t>
+      </w:r>
+    </w:p>
+    <w:p>
+      <w:pPr>
+        <w:jc w:val="both"/>
+        <w:rPr>
+          <w:color w:val="EE0000"/>
+        </w:rPr>
+      </w:pPr>
+      <w:r>
+        <w:rPr>
+          <w:color w:val="EE0000"/>
+        </w:rPr>
+        <w:t>Router::add('</w:t>
+      </w:r>
+      <w:r>
+        <w:rPr>
+          <w:color w:val="EE0000"/>
+        </w:rPr>
+        <w:t>POST</w:t>
+      </w:r>
+      <w:r>
+        <w:rPr>
+          <w:color w:val="EE0000"/>
+        </w:rPr>
+        <w:t>', '/pages/borrar/:id', function($entidadId){return (new EntidadController())-&gt;delete($entidadId);});</w:t>
+      </w:r>
+    </w:p>
+    <w:p>
+      <w:pPr>
+        <w:jc w:val="both"/>
+      </w:pPr>
+      <w:r>
+        <w:t>Y en controlller hay que añadir esto:</w:t>
+      </w:r>
+    </w:p>
+    <w:p>
+      <w:pPr>
+        <w:pStyle w:val="Sinespaciado"/>
+        <w:rPr>
+          <w:color w:val="EE0000"/>
+        </w:rPr>
+      </w:pPr>
+      <w:r>
+        <w:rPr>
+          <w:color w:val="EE0000"/>
+        </w:rPr>
+        <w:t>if ($_SERVER['REQUEST_METHOD'] === 'POST' &amp;&amp; isset($_POST['_method']) &amp;&amp; $_POST['_method'] === 'DELETE') {</w:t>
+      </w:r>
+    </w:p>
+    <w:p>
+      <w:pPr>
+        <w:pStyle w:val="Sinespaciado"/>
+        <w:rPr>
+          <w:color w:val="EE0000"/>
+        </w:rPr>
+      </w:pPr>
+      <w:r>
+        <w:rPr>
+          <w:color w:val="EE0000"/>
+        </w:rPr>
+        <w:t xml:space="preserve"> $this-&gt;service-&gt;delete($id);  </w:t>
+      </w:r>
+    </w:p>
+    <w:p>
+      <w:pPr>
+        <w:pStyle w:val="Sinespaciado"/>
+        <w:rPr>
+          <w:color w:val="EE0000"/>
+        </w:rPr>
+      </w:pPr>
+      <w:r>
+        <w:rPr>
+          <w:color w:val="EE0000"/>
+        </w:rPr>
+        <w:t>}</w:t>
+      </w:r>
+    </w:p>
+    <w:p>
+      <w:pPr>
+        <w:jc w:val="both"/>
+      </w:pPr>
+      <w:r>
+        <w:t>Porque hace esta comprobacion en el metodo delete del Controller? Si hemos llegado hasta el metodo delete es porque se va a borrar, pero podria darse el caso que ese mismo metodo fuera llamado a traves de otro enlace tipo href u otro formulario pero con metodo GET. Si hay otro boton que usa la ruta  </w:t>
+      </w:r>
+      <w:r>
+        <w:rPr>
+          <w:color w:val="EE0000"/>
+        </w:rPr>
+        <w:t>$this-&gt;service-&gt;delete($id);</w:t>
+      </w:r>
+      <w:r>
+        <w:rPr>
+          <w:color w:val="EE0000"/>
+        </w:rPr>
+        <w:t xml:space="preserve"> </w:t>
+      </w:r>
+      <w:r>
+        <w:t>pero con metodo GET tendre que hacer otra funcion en el metodo delete. Fijate que esto que estamo haciendo es una especio de patron, como usar DELETE con PHP que no permite usar DELETE. Se puede dar el caso que la misma pagina se carge con GET para una funcion y con DELETE para otra. Pues aquí se indica como poder usar una especie de DELETE.</w:t>
+      </w:r>
+    </w:p>
+    <w:p>
+      <w:pPr>
+        <w:jc w:val="both"/>
+        <w:rPr>
+          <w:b/>
+          <w:bCs/>
+          <w:u w:val="single"/>
+        </w:rPr>
+      </w:pPr>
+      <w:r>
+        <w:rPr>
+          <w:b/>
+          <w:bCs/>
+          <w:u w:val="single"/>
+        </w:rPr>
+        <w:t>Opción 2 – Usar AJAX correctamente</w:t>
+      </w:r>
+    </w:p>
+    <w:p>
+      <w:pPr>
+        <w:pStyle w:val="Sinespaciado"/>
+      </w:pPr>
+      <w:r>
+        <w:lastRenderedPageBreak/>
+        <w:t>if (confirm('¿Seguro que deseas eliminar esta entidad?')) {</w:t>
+      </w:r>
+    </w:p>
+    <w:p>
+      <w:pPr>
+        <w:pStyle w:val="Sinespaciado"/>
+      </w:pPr>
+      <w:r>
+        <w:t xml:space="preserve">    fetch('pages/nueva_entidad/&lt;?=$entidad-&gt;getId()?&gt;', {</w:t>
+      </w:r>
+    </w:p>
+    <w:p>
+      <w:pPr>
+        <w:pStyle w:val="Sinespaciado"/>
+      </w:pPr>
+      <w:r>
+        <w:t xml:space="preserve">        method: 'DELETE',</w:t>
+      </w:r>
+    </w:p>
+    <w:p>
+      <w:pPr>
+        <w:pStyle w:val="Sinespaciado"/>
+      </w:pPr>
+      <w:r>
+        <w:t xml:space="preserve">        headers: {</w:t>
+      </w:r>
+    </w:p>
+    <w:p>
+      <w:pPr>
+        <w:pStyle w:val="Sinespaciado"/>
+      </w:pPr>
+      <w:r>
+        <w:t xml:space="preserve">            'Content-Type': 'application/json'</w:t>
+      </w:r>
+    </w:p>
+    <w:p>
+      <w:pPr>
+        <w:pStyle w:val="Sinespaciado"/>
+      </w:pPr>
+      <w:r>
+        <w:t xml:space="preserve">        }</w:t>
+      </w:r>
+    </w:p>
+    <w:p>
+      <w:pPr>
+        <w:pStyle w:val="Sinespaciado"/>
+      </w:pPr>
+      <w:r>
+        <w:t xml:space="preserve">    })</w:t>
+      </w:r>
+    </w:p>
+    <w:p>
+      <w:pPr>
+        <w:pStyle w:val="Sinespaciado"/>
+      </w:pPr>
+      <w:r>
+        <w:t xml:space="preserve">    .then(response =&gt; {</w:t>
+      </w:r>
+    </w:p>
+    <w:p>
+      <w:pPr>
+        <w:pStyle w:val="Sinespaciado"/>
+      </w:pPr>
+      <w:r>
+        <w:t xml:space="preserve">        if (response.ok) {</w:t>
+      </w:r>
+    </w:p>
+    <w:p>
+      <w:pPr>
+        <w:pStyle w:val="Sinespaciado"/>
+      </w:pPr>
+      <w:r>
+        <w:t xml:space="preserve">            location.reload();</w:t>
+      </w:r>
+    </w:p>
+    <w:p>
+      <w:pPr>
+        <w:pStyle w:val="Sinespaciado"/>
+      </w:pPr>
+      <w:r>
+        <w:t xml:space="preserve">        } else {</w:t>
+      </w:r>
+    </w:p>
+    <w:p>
+      <w:pPr>
+        <w:pStyle w:val="Sinespaciado"/>
+      </w:pPr>
+      <w:r>
+        <w:t xml:space="preserve">            alert('Error al eliminar');</w:t>
+      </w:r>
+    </w:p>
+    <w:p>
+      <w:pPr>
+        <w:pStyle w:val="Sinespaciado"/>
+      </w:pPr>
+      <w:r>
+        <w:t xml:space="preserve">        }</w:t>
+      </w:r>
+    </w:p>
+    <w:p>
+      <w:pPr>
+        <w:pStyle w:val="Sinespaciado"/>
+      </w:pPr>
+      <w:r>
+        <w:t xml:space="preserve">    });</w:t>
+      </w:r>
+    </w:p>
+    <w:p>
+      <w:pPr>
+        <w:ind w:left="720"/>
+      </w:pPr>
+    </w:p>
+    <w:p>
+      <w:pPr>
+        <w:jc w:val="both"/>
+        <w:rPr>
+          <w:b/>
+          <w:bCs/>
+          <w:u w:val="single"/>
+        </w:rPr>
+      </w:pPr>
+      <w:r>
+        <w:rPr>
+          <w:b/>
+          <w:bCs/>
+          <w:u w:val="single"/>
+        </w:rPr>
+        <w:t>Opción 3 – Simular DELETE con GET o POST</w:t>
+      </w:r>
+      <w:r>
+        <w:rPr>
+          <w:b/>
+          <w:bCs/>
+          <w:u w:val="single"/>
+        </w:rPr>
+        <w:t xml:space="preserve"> (Esta ha sido la opcion legida para hacerlo en mi codigo)</w:t>
+      </w:r>
+    </w:p>
+    <w:p>
+      <w:pPr>
+        <w:jc w:val="both"/>
+        <w:rPr>
+          <w:color w:val="EE0000"/>
+        </w:rPr>
+      </w:pPr>
+      <w:r>
+        <w:rPr>
+          <w:color w:val="EE0000"/>
+        </w:rPr>
+        <w:t>&lt;a href</w:t>
+      </w:r>
+      <w:r>
+        <w:rPr>
+          <w:rFonts w:ascii="Consolas" w:eastAsia="Times New Roman" w:hAnsi="Consolas" w:cs="Times New Roman"/>
+          <w:noProof w:val="0"/>
+          <w:color w:val="CE9178"/>
+          <w:kern w:val="0"/>
+          <w:sz w:val="21"/>
+          <w:szCs w:val="21"/>
+          <w:lang w:eastAsia="es-ES"/>
+          <w14:ligatures w14:val="none"/>
+        </w:rPr>
+        <w:t xml:space="preserve"> </w:t>
+      </w:r>
+      <w:r>
+        <w:rPr>
+          <w:rFonts w:ascii="Consolas" w:eastAsia="Times New Roman" w:hAnsi="Consolas" w:cs="Times New Roman"/>
+          <w:noProof w:val="0"/>
+          <w:color w:val="CE9178"/>
+          <w:kern w:val="0"/>
+          <w:sz w:val="21"/>
+          <w:szCs w:val="21"/>
+          <w:lang w:eastAsia="es-ES"/>
+          <w14:ligatures w14:val="none"/>
+        </w:rPr>
+        <w:t>= “</w:t>
+      </w:r>
+      <w:proofErr w:type="spellStart"/>
+      <w:r>
+        <w:rPr>
+          <w:rFonts w:ascii="Consolas" w:eastAsia="Times New Roman" w:hAnsi="Consolas" w:cs="Times New Roman"/>
+          <w:noProof w:val="0"/>
+          <w:color w:val="CE9178"/>
+          <w:kern w:val="0"/>
+          <w:sz w:val="21"/>
+          <w:szCs w:val="21"/>
+          <w:lang w:eastAsia="es-ES"/>
+          <w14:ligatures w14:val="none"/>
+        </w:rPr>
+        <w:t>p</w:t>
+      </w:r>
+      <w:r>
+        <w:rPr>
+          <w:color w:val="EE0000"/>
+        </w:rPr>
+        <w:t>ages</w:t>
+      </w:r>
+      <w:proofErr w:type="spellEnd"/>
+      <w:r>
+        <w:rPr>
+          <w:color w:val="EE0000"/>
+        </w:rPr>
+        <w:t>/borrar/&lt;?=$entidad-&gt;getId()?&gt;</w:t>
+      </w:r>
+    </w:p>
+    <w:p>
+      <w:pPr>
+        <w:jc w:val="both"/>
+        <w:rPr>
+          <w:color w:val="EE0000"/>
+        </w:rPr>
+      </w:pPr>
+      <w:r>
+        <w:rPr>
+          <w:color w:val="EE0000"/>
+        </w:rPr>
+        <w:t xml:space="preserve">   class="btn btn-sm btn-outline-danger"</w:t>
+      </w:r>
+    </w:p>
+    <w:p>
+      <w:pPr>
+        <w:jc w:val="both"/>
+        <w:rPr>
+          <w:color w:val="EE0000"/>
+        </w:rPr>
+      </w:pPr>
+      <w:r>
+        <w:rPr>
+          <w:color w:val="EE0000"/>
+        </w:rPr>
+        <w:t xml:space="preserve">   onclick="return confirm('¿Seguro que deseas eliminar esta entidad?');"&gt;</w:t>
+      </w:r>
+    </w:p>
+    <w:p>
+      <w:pPr>
+        <w:jc w:val="both"/>
+        <w:rPr>
+          <w:color w:val="EE0000"/>
+        </w:rPr>
+      </w:pPr>
+      <w:r>
+        <w:rPr>
+          <w:color w:val="EE0000"/>
+        </w:rPr>
+        <w:t xml:space="preserve">    &lt;i class="bi bi-trash"&gt;&lt;/i&gt;</w:t>
+      </w:r>
+    </w:p>
+    <w:p>
+      <w:pPr>
+        <w:jc w:val="both"/>
+      </w:pPr>
+      <w:r>
+        <w:t>Se usa un href en lugar de un formulario, y se llama a una pagina borrar que estara añadida en el router para que llame al metodo delete() del controller, y alli se borra la entidad. Aunque como veremos mas adelante antes de borrar se comprueba si esta relacionada esa entidad con otros registros de otras tablas para no borrarla si fuera el caso.</w:t>
+      </w:r>
+    </w:p>
+    <w:p>
+      <w:pPr>
+        <w:jc w:val="center"/>
+        <w:rPr>
+          <w:b/>
+          <w:bCs/>
+        </w:rPr>
+      </w:pPr>
+    </w:p>
+    <w:p>
+      <w:pPr>
+        <w:jc w:val="center"/>
+        <w:rPr>
+          <w:b/>
+          <w:bCs/>
+        </w:rPr>
+      </w:pPr>
+      <w:r>
+        <w:rPr>
+          <w:b/>
+          <w:bCs/>
+        </w:rPr>
+        <w:t>PROBLEMA CON DELETE</w:t>
+      </w:r>
+      <w:r>
+        <w:rPr>
+          <w:b/>
+          <w:bCs/>
+        </w:rPr>
+        <w:t xml:space="preserve"> en java scritp del libro AJAX</w:t>
+      </w:r>
+    </w:p>
+    <w:p>
+      <w:pPr>
+        <w:jc w:val="both"/>
+      </w:pPr>
+      <w:r>
+        <w:t>Al borrar se usa javascript AJAX (pag 346 del libro)</w:t>
+      </w:r>
+      <w:r>
+        <w:t>. En concreto en el boton de borrar entidades se le asigna este codigo:</w:t>
+      </w:r>
+    </w:p>
+    <w:p>
+      <w:pPr>
+        <w:jc w:val="both"/>
+        <w:rPr>
+          <w:color w:val="C00000"/>
+        </w:rPr>
+      </w:pPr>
+      <w:r>
+        <w:rPr>
+          <w:color w:val="C00000"/>
+        </w:rPr>
+        <w:t> onclick="fetch('pages/nueva_entidad/&lt;?=$entidad-&gt;getId()?&gt;', {method: 'DELETE'}).then(data =&gt; location.reload())"</w:t>
+      </w:r>
+    </w:p>
+    <w:p>
+      <w:pPr>
+        <w:jc w:val="both"/>
+      </w:pPr>
+      <w:r>
+        <w:t xml:space="preserve">Al pulsar el boton se ejecuta fech que lo que hace es llamar a la pagina html indicada </w:t>
+      </w:r>
+      <w:r>
+        <w:rPr>
+          <w:color w:val="C00000"/>
+        </w:rPr>
+        <w:t>'pages/nueva_entidad/&lt;?=$entidad-&gt;getId()?</w:t>
+      </w:r>
+      <w:r>
+        <w:rPr>
+          <w:color w:val="C00000"/>
+        </w:rPr>
+        <w:t xml:space="preserve"> Con metodo DELETE. </w:t>
+      </w:r>
+      <w:r>
+        <w:t xml:space="preserve">Pero este codigo de java no es como PHP, en PHP si se hace un href: 'pages/nueva_entidad/&lt;?=$entidad-&gt;getId()? Nos vamos a esa pagina, es decir, se cierra la actual y se carga la nueva y </w:t>
+      </w:r>
+      <w:r>
+        <w:lastRenderedPageBreak/>
+        <w:t>ademas estas paginas son visibles al usuario. Con java, no es asi. Se salta</w:t>
+      </w:r>
+      <w:r>
+        <w:t xml:space="preserve"> a la pagina indicada, con el metodo DELETE (ya que PHP no permite DELETE). Como esa ruta y ese metodo esta en el router, con una funcion que es para borrar </w:t>
+      </w:r>
+      <w:r>
+        <w:rPr>
+          <w:color w:val="C00000"/>
+        </w:rPr>
+        <w:t>router::add('DELETE', '/pages/nueva_entidad/:id', function($entidadId){return (new EntidadController())-&gt;delete($entidadId);});</w:t>
+      </w:r>
+      <w:r>
+        <w:rPr>
+          <w:color w:val="C00000"/>
+        </w:rPr>
+        <w:t xml:space="preserve"> </w:t>
+      </w:r>
+      <w:r>
+        <w:t>ejecutara la funcion y borrara. Pero todo sin ver nada, el usuario sigue en la misma web. Es mas, cualquiler echo y var_dump que se hagan no se ve</w:t>
+      </w:r>
+      <w:r>
+        <w:t xml:space="preserve">. La unica manera de poder ver que esta pasando con las variables es escribiendo en un fichero log con esta funcion que es muy util </w:t>
+      </w:r>
+      <w:r>
+        <w:rPr>
+          <w:color w:val="C00000"/>
+        </w:rPr>
+        <w:t>file_put_contents("log.txt", $_SERVER['REQUEST_METHOD'] . " - " . $_SERVER['REQUEST_URI'] . "\n", FILE_APPEND);</w:t>
+      </w:r>
+      <w:r>
+        <w:rPr>
+          <w:color w:val="C00000"/>
+        </w:rPr>
+        <w:t xml:space="preserve"> </w:t>
+      </w:r>
+      <w:r>
+        <w:t>en este ejempli escribe el valor de Method y la ruta para ver si llega el DELETE a la nueva pagina llamada por fecth</w:t>
+      </w:r>
+      <w:r>
+        <w:t>. Esta funcion file_put_conten.. no permite guardar contenidos de arrays, solo variables o el calor de una variable del array.</w:t>
+      </w:r>
+    </w:p>
+    <w:p>
+      <w:pPr>
+        <w:jc w:val="both"/>
+      </w:pPr>
+      <w:r>
+        <w:t xml:space="preserve">Mi problema era que la consulta mysql, estaba fallando al borrar una entidad porque estaba relacionda con algun vehiculo, y en la tabla tengo puesto ON DELETE RESTRICT. Gracias al la funcion de guardar en el log pude ver el error. </w:t>
+      </w:r>
+      <w:r>
+        <w:t xml:space="preserve"> Como esta restrincion quiero mantenerla hay que modioficar el codigo.</w:t>
+      </w:r>
+      <w:r>
+        <w:t xml:space="preserve"> </w:t>
+      </w:r>
+    </w:p>
+    <w:p>
+      <w:pPr>
+        <w:jc w:val="both"/>
+      </w:pPr>
+      <w:r>
+        <w:t xml:space="preserve">Despues de fetch hace </w:t>
+      </w:r>
+      <w:r>
+        <w:rPr>
+          <w:color w:val="C00000"/>
+        </w:rPr>
+        <w:t>then(data =&gt; location.reload())"</w:t>
+      </w:r>
+      <w:r>
+        <w:rPr>
+          <w:color w:val="C00000"/>
+        </w:rPr>
+        <w:t xml:space="preserve"> </w:t>
+      </w:r>
+      <w:r>
+        <w:t>que es para recargar la pagina actual</w:t>
+      </w:r>
+      <w:r>
+        <w:t>,</w:t>
+      </w:r>
+      <w:r>
+        <w:t xml:space="preserve"> </w:t>
+      </w:r>
+      <w:r>
+        <w:t xml:space="preserve">que es en la que estaba cuando pulse el boton de borrar, es decir la de listado </w:t>
+      </w:r>
+      <w:r>
+        <w:t>de entidades</w:t>
+      </w:r>
+      <w:r>
+        <w:t>,</w:t>
+      </w:r>
+      <w:r>
+        <w:t xml:space="preserve"> y ya</w:t>
+      </w:r>
+      <w:r>
+        <w:t xml:space="preserve"> devuelve el control a la pagina actual.</w:t>
+      </w:r>
+    </w:p>
+    <w:p>
+      <w:pPr>
+        <w:jc w:val="both"/>
+      </w:pPr>
+      <w:r>
+        <w:t xml:space="preserve">La primera solucion que me ofrecio la IA fue, antes de ejecutar el metodo delete en el Controller, se llama a un metodo relacionados (indicado por la IA) que llamara sucesivamente a metodo relacionados de service, del repository, y en el repositori se hace una consulta que cuenta cuantos vehiculos estan relacionados con la entidad </w:t>
+      </w:r>
+      <w:r>
+        <w:t>que queremos borrar. Si hay alguno, relacionados devuelve true y no se ejecutara el metodo delete en el Controller.</w:t>
+      </w:r>
+    </w:p>
+    <w:p>
+      <w:pPr>
+        <w:jc w:val="both"/>
+      </w:pPr>
+      <w:r>
+        <w:t>Que se hace entonces si ha relacionados. La primera solucion que me dio la IA, no funciono. Era la siguiente:</w:t>
+      </w:r>
+    </w:p>
+    <w:p>
+      <w:pPr>
+        <w:pStyle w:val="Sinespaciado"/>
+        <w:rPr>
+          <w:color w:val="EE0000"/>
+        </w:rPr>
+      </w:pPr>
+      <w:r>
+        <w:rPr>
+          <w:color w:val="EE0000"/>
+        </w:rPr>
+        <w:t>public function delete(int $id): void {</w:t>
+      </w:r>
+    </w:p>
+    <w:p>
+      <w:pPr>
+        <w:pStyle w:val="Sinespaciado"/>
+        <w:rPr>
+          <w:color w:val="538135" w:themeColor="accent6" w:themeShade="BF"/>
+        </w:rPr>
+      </w:pPr>
+      <w:r>
+        <w:rPr>
+          <w:color w:val="538135" w:themeColor="accent6" w:themeShade="BF"/>
+        </w:rPr>
+        <w:t>        $relacionados=$this-&gt;service-&gt;relacionados($id);</w:t>
+      </w:r>
+    </w:p>
+    <w:p>
+      <w:pPr>
+        <w:pStyle w:val="Sinespaciado"/>
+        <w:rPr>
+          <w:color w:val="4472C4" w:themeColor="accent1"/>
+        </w:rPr>
+      </w:pPr>
+      <w:r>
+        <w:rPr>
+          <w:color w:val="4472C4" w:themeColor="accent1"/>
+        </w:rPr>
+        <w:t>        if ($relacionados) {</w:t>
+      </w:r>
+    </w:p>
+    <w:p>
+      <w:pPr>
+        <w:pStyle w:val="Sinespaciado"/>
+        <w:rPr>
+          <w:color w:val="538135" w:themeColor="accent6" w:themeShade="BF"/>
+        </w:rPr>
+      </w:pPr>
+      <w:r>
+        <w:rPr>
+          <w:color w:val="538135" w:themeColor="accent6" w:themeShade="BF"/>
+        </w:rPr>
+        <w:t>            $entidades = $this-&gt;service-&gt;findAll();</w:t>
+      </w:r>
+    </w:p>
+    <w:p>
+      <w:pPr>
+        <w:pStyle w:val="Sinespaciado"/>
+        <w:rPr>
+          <w:color w:val="538135" w:themeColor="accent6" w:themeShade="BF"/>
+        </w:rPr>
+      </w:pPr>
+      <w:r>
+        <w:rPr>
+          <w:color w:val="538135" w:themeColor="accent6" w:themeShade="BF"/>
+        </w:rPr>
+        <w:t>            $this-&gt;pages-&gt;render('entidades', ['entidades' =&gt; $entidades,'error' =&gt; 'No se puede borrar hay asociados.']);</w:t>
+      </w:r>
+    </w:p>
+    <w:p>
+      <w:pPr>
+        <w:pStyle w:val="Sinespaciado"/>
+        <w:rPr>
+          <w:color w:val="4472C4" w:themeColor="accent1"/>
+        </w:rPr>
+      </w:pPr>
+      <w:r>
+        <w:rPr>
+          <w:color w:val="4472C4" w:themeColor="accent1"/>
+        </w:rPr>
+        <w:t xml:space="preserve">            return; </w:t>
+      </w:r>
+    </w:p>
+    <w:p>
+      <w:pPr>
+        <w:pStyle w:val="Sinespaciado"/>
+        <w:rPr>
+          <w:color w:val="4472C4" w:themeColor="accent1"/>
+        </w:rPr>
+      </w:pPr>
+      <w:r>
+        <w:rPr>
+          <w:color w:val="4472C4" w:themeColor="accent1"/>
+        </w:rPr>
+        <w:t>        }</w:t>
+      </w:r>
+    </w:p>
+    <w:p>
+      <w:pPr>
+        <w:pStyle w:val="Sinespaciado"/>
+        <w:rPr>
+          <w:color w:val="538135" w:themeColor="accent6" w:themeShade="BF"/>
+        </w:rPr>
+      </w:pPr>
+      <w:r>
+        <w:rPr>
+          <w:color w:val="538135" w:themeColor="accent6" w:themeShade="BF"/>
+        </w:rPr>
+        <w:t>        $this-&gt;service-&gt;delete($id);</w:t>
+      </w:r>
+    </w:p>
+    <w:p>
+      <w:pPr>
+        <w:pStyle w:val="Sinespaciado"/>
+        <w:rPr>
+          <w:color w:val="538135" w:themeColor="accent6" w:themeShade="BF"/>
+        </w:rPr>
+      </w:pPr>
+      <w:r>
+        <w:rPr>
+          <w:color w:val="538135" w:themeColor="accent6" w:themeShade="BF"/>
+        </w:rPr>
+        <w:t xml:space="preserve">        header('Location: /mis_pruebas/entidades'); </w:t>
+      </w:r>
+    </w:p>
+    <w:p>
+      <w:pPr>
+        <w:jc w:val="both"/>
+      </w:pPr>
+    </w:p>
+    <w:p>
+      <w:pPr>
+        <w:jc w:val="both"/>
+      </w:pPr>
+      <w:r>
+        <w:t xml:space="preserve">1º consulta </w:t>
+      </w:r>
+      <w:r>
+        <w:t>si hay algun relacionado con la entidad que se va a borrar.</w:t>
+      </w:r>
+    </w:p>
+    <w:p>
+      <w:pPr>
+        <w:jc w:val="both"/>
+      </w:pPr>
+      <w:r>
+        <w:t>Si hay alguno llama al metodo findAll() para leer todas las entidades y</w:t>
+      </w:r>
+      <w:r>
+        <w:t xml:space="preserve"> despues </w:t>
+      </w:r>
+      <w:r>
+        <w:t xml:space="preserve">llama a render para mostrarlas, igual que hacia en el metodo list() de Controller, pero con algo nuevo e interesante que se podra usar despues. En los parametros de render </w:t>
+      </w:r>
+      <w:r>
+        <w:t xml:space="preserve">encapsula (pag5 de este manual) </w:t>
+      </w:r>
+      <w:r>
+        <w:t xml:space="preserve">la tabla con las entidades leidas en FindAll() y una variable </w:t>
+      </w:r>
+      <w:r>
+        <w:t xml:space="preserve">‘error’ con el valor ‘mensaje de error para mostrar’. </w:t>
+      </w:r>
+      <w:r>
+        <w:t xml:space="preserve">Luego en la clase Page se desencapsularia, y cargaria la pagina entidades ya conocida pero con un codigo añadido, este: </w:t>
+      </w:r>
+    </w:p>
+    <w:p>
+      <w:pPr>
+        <w:pStyle w:val="Sinespaciado"/>
+        <w:rPr>
+          <w:color w:val="EE0000"/>
+        </w:rPr>
+      </w:pPr>
+      <w:r>
+        <w:rPr>
+          <w:color w:val="EE0000"/>
+        </w:rPr>
+        <w:t>&lt;?php if (!empty($error)): ?&gt;</w:t>
+      </w:r>
+    </w:p>
+    <w:p>
+      <w:pPr>
+        <w:pStyle w:val="Sinespaciado"/>
+        <w:rPr>
+          <w:color w:val="538135" w:themeColor="accent6" w:themeShade="BF"/>
+        </w:rPr>
+      </w:pPr>
+      <w:r>
+        <w:rPr>
+          <w:color w:val="538135" w:themeColor="accent6" w:themeShade="BF"/>
+        </w:rPr>
+        <w:lastRenderedPageBreak/>
+        <w:t>        &lt;div class="alert alert-danger" role="alert"&gt;</w:t>
+      </w:r>
+    </w:p>
+    <w:p>
+      <w:pPr>
+        <w:pStyle w:val="Sinespaciado"/>
+        <w:rPr>
+          <w:color w:val="538135" w:themeColor="accent6" w:themeShade="BF"/>
+        </w:rPr>
+      </w:pPr>
+      <w:r>
+        <w:rPr>
+          <w:color w:val="538135" w:themeColor="accent6" w:themeShade="BF"/>
+        </w:rPr>
+        <w:t>            &lt;?= htmlspecialchars($error) ?&gt;</w:t>
+      </w:r>
+    </w:p>
+    <w:p>
+      <w:pPr>
+        <w:pStyle w:val="Sinespaciado"/>
+        <w:rPr>
+          <w:color w:val="538135" w:themeColor="accent6" w:themeShade="BF"/>
+        </w:rPr>
+      </w:pPr>
+      <w:r>
+        <w:rPr>
+          <w:color w:val="538135" w:themeColor="accent6" w:themeShade="BF"/>
+        </w:rPr>
+        <w:t>        &lt;/div&gt;</w:t>
+      </w:r>
+    </w:p>
+    <w:p>
+      <w:pPr>
+        <w:pStyle w:val="Sinespaciado"/>
+        <w:rPr>
+          <w:color w:val="EE0000"/>
+        </w:rPr>
+      </w:pPr>
+      <w:r>
+        <w:rPr>
+          <w:color w:val="EE0000"/>
+        </w:rPr>
+        <w:t>&lt;?php endif; ?&gt;</w:t>
+      </w:r>
+    </w:p>
+    <w:p>
+      <w:pPr>
+        <w:pStyle w:val="Sinespaciado"/>
+      </w:pPr>
+      <w:r>
+        <w:t>Aquí pregunta si no esta vacia la variable ‘error’ y en ese caso muestra un error ademas del listado de entidades habitual.</w:t>
+      </w:r>
+    </w:p>
+    <w:p>
+      <w:pPr>
+        <w:jc w:val="both"/>
+      </w:pPr>
+      <w:r>
+        <w:t xml:space="preserve">Hasta aquí todo perfecto pero esto falla. Falla porque la ejecucion del metodo delete() </w:t>
+      </w:r>
+      <w:r>
+        <w:t>y la llamada a render que se hace en el</w:t>
+      </w:r>
+      <w:r>
+        <w:t xml:space="preserve"> Controller se hace desde la llamada lanzada por fetch</w:t>
+      </w:r>
+      <w:r>
+        <w:t xml:space="preserve"> (</w:t>
+      </w:r>
+      <w:r>
+        <w:rPr>
+          <w:color w:val="EE0000"/>
+        </w:rPr>
+        <w:t>fetch('pages/nueva_entidad/&lt;?=$entidad-&gt;getId()?&gt;', {method: 'DELETE'})</w:t>
+      </w:r>
+      <w:r>
+        <w:rPr>
+          <w:color w:val="EE0000"/>
+        </w:rPr>
+        <w:t xml:space="preserve">, </w:t>
+      </w:r>
+      <w:r>
+        <w:t>carga la pagina que muestra el listado de entidades con render, pero todo esto no se ve nunca porque estamos en el body de</w:t>
+      </w:r>
+      <w:r>
+        <w:t xml:space="preserve"> la llamada DELETE hace hace Fetch, y eso no muestra nada, el navegador no muestra nada porque fetch no reemplaza la pagina, luego se hace </w:t>
+      </w:r>
+      <w:r>
+        <w:t>location.reload()</w:t>
+      </w:r>
+      <w:r>
+        <w:t xml:space="preserve"> y el mensaje se pierde.</w:t>
+      </w:r>
+    </w:p>
+    <w:p>
+      <w:pPr>
+        <w:jc w:val="both"/>
+      </w:pPr>
+      <w:r>
+        <w:t>Asi que la solucion que me da para este problema la IA es esta:</w:t>
+      </w:r>
+    </w:p>
+    <w:p>
+      <w:pPr>
+        <w:pStyle w:val="Sinespaciado"/>
+        <w:rPr>
+          <w:color w:val="EE0000"/>
+        </w:rPr>
+      </w:pPr>
+      <w:r>
+        <w:rPr>
+          <w:color w:val="EE0000"/>
+        </w:rPr>
+        <w:t>public function delete(int $id): void {</w:t>
+      </w:r>
+    </w:p>
+    <w:p>
+      <w:pPr>
+        <w:pStyle w:val="Sinespaciado"/>
+        <w:rPr>
+          <w:color w:val="538135" w:themeColor="accent6" w:themeShade="BF"/>
+        </w:rPr>
+      </w:pPr>
+      <w:r>
+        <w:rPr>
+          <w:color w:val="538135" w:themeColor="accent6" w:themeShade="BF"/>
+        </w:rPr>
+        <w:t xml:space="preserve">    $relacionados = $this-&gt;service-&gt;relacionados($id);</w:t>
+      </w:r>
+    </w:p>
+    <w:p>
+      <w:pPr>
+        <w:pStyle w:val="Sinespaciado"/>
+        <w:rPr>
+          <w:color w:val="EE0000"/>
+        </w:rPr>
+      </w:pPr>
+      <w:r>
+        <w:rPr>
+          <w:color w:val="EE0000"/>
+        </w:rPr>
+        <w:t xml:space="preserve">    if ($relacionados) {</w:t>
+      </w:r>
+    </w:p>
+    <w:p>
+      <w:pPr>
+        <w:pStyle w:val="Sinespaciado"/>
+        <w:rPr>
+          <w:color w:val="538135" w:themeColor="accent6" w:themeShade="BF"/>
+        </w:rPr>
+      </w:pPr>
+      <w:r>
+        <w:rPr>
+          <w:color w:val="538135" w:themeColor="accent6" w:themeShade="BF"/>
+        </w:rPr>
+        <w:t xml:space="preserve">        $mensaje = urlencode('No se puede borrar la entidad porque tiene vehículos asociados.');</w:t>
+      </w:r>
+    </w:p>
+    <w:p>
+      <w:pPr>
+        <w:pStyle w:val="Sinespaciado"/>
+        <w:rPr>
+          <w:color w:val="538135" w:themeColor="accent6" w:themeShade="BF"/>
+        </w:rPr>
+      </w:pPr>
+      <w:r>
+        <w:rPr>
+          <w:color w:val="538135" w:themeColor="accent6" w:themeShade="BF"/>
+        </w:rPr>
+        <w:t xml:space="preserve">        header("Location: /mis_pruebas/entidades?error=$mensaje");</w:t>
+      </w:r>
+    </w:p>
+    <w:p>
+      <w:pPr>
+        <w:pStyle w:val="Sinespaciado"/>
+        <w:rPr>
+          <w:color w:val="EE0000"/>
+        </w:rPr>
+      </w:pPr>
+      <w:r>
+        <w:rPr>
+          <w:color w:val="EE0000"/>
+        </w:rPr>
+        <w:t xml:space="preserve">        exit;</w:t>
+      </w:r>
+    </w:p>
+    <w:p>
+      <w:pPr>
+        <w:pStyle w:val="Sinespaciado"/>
+        <w:rPr>
+          <w:color w:val="EE0000"/>
+        </w:rPr>
+      </w:pPr>
+      <w:r>
+        <w:rPr>
+          <w:color w:val="EE0000"/>
+        </w:rPr>
+        <w:t xml:space="preserve">    }</w:t>
+      </w:r>
+    </w:p>
+    <w:p>
+      <w:pPr>
+        <w:pStyle w:val="Sinespaciado"/>
+        <w:rPr>
+          <w:color w:val="EE0000"/>
+        </w:rPr>
+      </w:pPr>
+      <w:r>
+        <w:rPr>
+          <w:color w:val="EE0000"/>
+        </w:rPr>
+        <w:t xml:space="preserve">    $this-&gt;service-&gt;delete($id);</w:t>
+      </w:r>
+    </w:p>
+    <w:p>
+      <w:pPr>
+        <w:pStyle w:val="Sinespaciado"/>
+        <w:rPr>
+          <w:color w:val="EE0000"/>
+        </w:rPr>
+      </w:pPr>
+      <w:r>
+        <w:rPr>
+          <w:color w:val="EE0000"/>
+        </w:rPr>
+        <w:t xml:space="preserve">    header('Location: /mis_pruebas/entidades');</w:t>
+      </w:r>
+    </w:p>
+    <w:p>
+      <w:pPr>
+        <w:pStyle w:val="Sinespaciado"/>
+        <w:rPr>
+          <w:color w:val="EE0000"/>
+        </w:rPr>
+      </w:pPr>
+      <w:r>
+        <w:rPr>
+          <w:color w:val="EE0000"/>
+        </w:rPr>
+        <w:t xml:space="preserve">    exit;</w:t>
+      </w:r>
+    </w:p>
+    <w:p>
+      <w:pPr>
+        <w:pStyle w:val="Sinespaciado"/>
+      </w:pPr>
+      <w:r>
+        <w:t xml:space="preserve">Si </w:t>
+      </w:r>
+      <w:r>
+        <w:t xml:space="preserve">hay relacionados crea la variable $mensaje y ejecuta header para cargar la pagina con el listado de entidades y en la URL le pasa la variable $mensaje. </w:t>
+      </w:r>
+      <w:r>
+        <w:rPr>
+          <w:rFonts w:ascii="Segoe UI Emoji" w:hAnsi="Segoe UI Emoji" w:cs="Segoe UI Emoji"/>
+        </w:rPr>
+        <w:t>✅</w:t>
+      </w:r>
+      <w:r>
+        <w:t xml:space="preserve"> Esto hace que se cargue </w:t>
+      </w:r>
+      <w:r>
+        <w:rPr>
+          <w:b/>
+          <w:bCs/>
+        </w:rPr>
+        <w:t>la misma URL de la lista de entidades</w:t>
+      </w:r>
+      <w:r>
+        <w:t>, pero añadiendo:</w:t>
+      </w:r>
+      <w:r>
+        <w:t xml:space="preserve"> </w:t>
+      </w:r>
+      <w:r>
+        <w:t>/mis_pruebas/entidades?error=No%20se%20puede%20borrar...</w:t>
+      </w:r>
+    </w:p>
+    <w:p>
+      <w:pPr>
+        <w:pStyle w:val="Sinespaciado"/>
+      </w:pPr>
+      <w:r>
+        <w:t>Tambien hay que modificar el metodo list() del Controller, poniendo esto:</w:t>
+      </w:r>
+    </w:p>
+    <w:p>
+      <w:pPr>
+        <w:pStyle w:val="Sinespaciado"/>
+        <w:rPr>
+          <w:color w:val="EE0000"/>
+        </w:rPr>
+      </w:pPr>
+      <w:r>
+        <w:rPr>
+          <w:color w:val="EE0000"/>
+        </w:rPr>
+        <w:t>public function list(): void {</w:t>
+      </w:r>
+    </w:p>
+    <w:p>
+      <w:pPr>
+        <w:pStyle w:val="Sinespaciado"/>
+        <w:rPr>
+          <w:color w:val="00B050"/>
+        </w:rPr>
+      </w:pPr>
+      <w:r>
+        <w:rPr>
+          <w:color w:val="EE0000"/>
+        </w:rPr>
+        <w:t xml:space="preserve">    </w:t>
+      </w:r>
+      <w:r>
+        <w:rPr>
+          <w:color w:val="00B050"/>
+        </w:rPr>
+        <w:t>$entidades = $this-&gt;service-&gt;findAll();</w:t>
+      </w:r>
+    </w:p>
+    <w:p>
+      <w:pPr>
+        <w:pStyle w:val="Sinespaciado"/>
+        <w:rPr>
+          <w:color w:val="2F5496" w:themeColor="accent1" w:themeShade="BF"/>
+        </w:rPr>
+      </w:pPr>
+      <w:r>
+        <w:rPr>
+          <w:color w:val="2F5496" w:themeColor="accent1" w:themeShade="BF"/>
+        </w:rPr>
+        <w:t xml:space="preserve">    $error = $_GET['error'] ?? null;</w:t>
+      </w:r>
+    </w:p>
+    <w:p>
+      <w:pPr>
+        <w:pStyle w:val="Sinespaciado"/>
+        <w:rPr>
+          <w:color w:val="EE0000"/>
+        </w:rPr>
+      </w:pPr>
+      <w:r>
+        <w:rPr>
+          <w:color w:val="2F5496" w:themeColor="accent1" w:themeShade="BF"/>
+        </w:rPr>
+        <w:t xml:space="preserve">    $this-&gt;pages-&gt;render('entidades', ['entidades' =&gt; $entidades,</w:t>
+      </w:r>
+      <w:r>
+        <w:rPr>
+          <w:color w:val="2F5496" w:themeColor="accent1" w:themeShade="BF"/>
+        </w:rPr>
+        <w:t xml:space="preserve"> </w:t>
+      </w:r>
+      <w:r>
+        <w:rPr>
+          <w:color w:val="2F5496" w:themeColor="accent1" w:themeShade="BF"/>
+        </w:rPr>
+        <w:t>'error' =&gt; $error]);</w:t>
+      </w:r>
+    </w:p>
+    <w:p>
+      <w:pPr>
+        <w:pStyle w:val="Sinespaciado"/>
+        <w:rPr>
+          <w:color w:val="EE0000"/>
+        </w:rPr>
+      </w:pPr>
+      <w:r>
+        <w:rPr>
+          <w:color w:val="EE0000"/>
+        </w:rPr>
+        <w:t>}</w:t>
+      </w:r>
+    </w:p>
+    <w:p>
+      <w:pPr>
+        <w:jc w:val="both"/>
+      </w:pPr>
+      <w:r>
+        <w:t>De esta forma si llegara la variable $error al listado de entidades</w:t>
+      </w:r>
+      <w:r>
+        <w:t>.</w:t>
+      </w:r>
+    </w:p>
+    <w:p>
+      <w:pPr>
+        <w:jc w:val="both"/>
+      </w:pPr>
+      <w:r>
+        <w:t>Nos estamos preguntando porque esta forma de hacerlo si muestra el mesaje de error y la otra no. La anterior forma de hacerlo:</w:t>
+      </w:r>
+    </w:p>
+    <w:p>
+      <w:pPr>
+        <w:pStyle w:val="Sinespaciado"/>
+        <w:rPr>
+          <w:color w:val="538135" w:themeColor="accent6" w:themeShade="BF"/>
+        </w:rPr>
+      </w:pPr>
+      <w:r>
+        <w:rPr>
+          <w:color w:val="538135" w:themeColor="accent6" w:themeShade="BF"/>
+        </w:rPr>
+        <w:t>            $entidades = $this-&gt;service-&gt;findAll();</w:t>
+      </w:r>
+    </w:p>
+    <w:p>
+      <w:pPr>
+        <w:pStyle w:val="Sinespaciado"/>
+        <w:rPr>
+          <w:color w:val="538135" w:themeColor="accent6" w:themeShade="BF"/>
+        </w:rPr>
+      </w:pPr>
+      <w:r>
+        <w:rPr>
+          <w:color w:val="538135" w:themeColor="accent6" w:themeShade="BF"/>
+        </w:rPr>
+        <w:t>            $this-&gt;pages-&gt;render('entidades', ['entidades' =&gt; $entidades,'error' =&gt; 'No se puede borrar hay asociados.']);</w:t>
+      </w:r>
+    </w:p>
+    <w:p>
+      <w:pPr>
+        <w:jc w:val="both"/>
+      </w:pPr>
+      <w:r>
+        <w:lastRenderedPageBreak/>
+        <w:t>consulta listado de entidades y render la pagina entidades, todo esto es codigo, se hace desde fetch, recordemos que render de la clase Page, despues de desemcapsular hace esto:</w:t>
+      </w:r>
+    </w:p>
+    <w:p>
+      <w:pPr>
+        <w:pStyle w:val="Sinespaciado"/>
+        <w:rPr>
+          <w:color w:val="2F5496" w:themeColor="accent1" w:themeShade="BF"/>
+        </w:rPr>
+      </w:pPr>
+      <w:r>
+        <w:rPr>
+          <w:color w:val="2F5496" w:themeColor="accent1" w:themeShade="BF"/>
+        </w:rPr>
+        <w:t xml:space="preserve">        require_once "pages/header.php";</w:t>
+      </w:r>
+    </w:p>
+    <w:p>
+      <w:pPr>
+        <w:pStyle w:val="Sinespaciado"/>
+        <w:rPr>
+          <w:color w:val="2F5496" w:themeColor="accent1" w:themeShade="BF"/>
+        </w:rPr>
+      </w:pPr>
+      <w:r>
+        <w:rPr>
+          <w:color w:val="2F5496" w:themeColor="accent1" w:themeShade="BF"/>
+        </w:rPr>
+        <w:t>        require_once "pages/$pageName.php";</w:t>
+      </w:r>
+    </w:p>
+    <w:p>
+      <w:pPr>
+        <w:pStyle w:val="Sinespaciado"/>
+        <w:rPr>
+          <w:color w:val="2F5496" w:themeColor="accent1" w:themeShade="BF"/>
+        </w:rPr>
+      </w:pPr>
+      <w:r>
+        <w:rPr>
+          <w:color w:val="2F5496" w:themeColor="accent1" w:themeShade="BF"/>
+        </w:rPr>
+        <w:t>        require_once "pages/footer.php";</w:t>
+      </w:r>
+    </w:p>
+    <w:p>
+      <w:pPr>
+        <w:jc w:val="both"/>
+      </w:pPr>
+      <w:r>
+        <w:t>Esto no carga una pagina, esto solo incrusta el codigo de los 3 require en la pagina actual, pero todavia estamos en la pagina que ejecuto el fetch, y bajo el ambito de fetch, con lo que no se muestra nada.</w:t>
+      </w:r>
+    </w:p>
+    <w:p>
+      <w:pPr>
+        <w:jc w:val="both"/>
+      </w:pPr>
+      <w:r>
+        <w:t>Pero la nueva forma hace</w:t>
+      </w:r>
+      <w:r>
+        <w:t>:</w:t>
+      </w:r>
+    </w:p>
+    <w:p>
+      <w:pPr>
+        <w:pStyle w:val="Sinespaciado"/>
+        <w:ind w:left="708"/>
+        <w:rPr>
+          <w:color w:val="2F5496" w:themeColor="accent1" w:themeShade="BF"/>
+        </w:rPr>
+      </w:pPr>
+      <w:r>
+        <w:rPr>
+          <w:color w:val="2F5496" w:themeColor="accent1" w:themeShade="BF"/>
+        </w:rPr>
+        <w:t>$mensaje = urlencode('No se puede borrar la entidad porque tiene vehículos asociados.');</w:t>
+      </w:r>
+    </w:p>
+    <w:p>
+      <w:pPr>
+        <w:pStyle w:val="Sinespaciado"/>
+        <w:ind w:left="708"/>
+        <w:rPr>
+          <w:color w:val="2F5496" w:themeColor="accent1" w:themeShade="BF"/>
+        </w:rPr>
+      </w:pPr>
+      <w:r>
+        <w:rPr>
+          <w:color w:val="2F5496" w:themeColor="accent1" w:themeShade="BF"/>
+        </w:rPr>
+        <w:t>header("Location: /mis_pruebas/entidades?error=$mensaje");</w:t>
+      </w:r>
+    </w:p>
+    <w:p>
+      <w:pPr>
+        <w:jc w:val="both"/>
+      </w:pPr>
+      <w:r>
+        <w:t>Aquí si hay una carga, aunque estemos en el ambito de fetch, pero se hace un header que sirve para cargar una pagina nueva.</w:t>
+      </w:r>
+    </w:p>
+    <w:p>
+      <w:pPr>
+        <w:jc w:val="both"/>
+      </w:pPr>
+      <w:r>
+        <w:t>Recordemos que en este programa, solo se cargan paginas nuevas cuando se pulsa un boton que tiene un href. Lo demas son composiones que hace render con los datos que lee de las consultas, pero en la misma web que esta, es decir, la web que se llamo al pulsar un boton con un href, y cuya ruta esta en el router.</w:t>
+      </w:r>
+    </w:p>
+    <w:p>
+      <w:pPr>
+        <w:jc w:val="both"/>
+      </w:pPr>
+      <w:r>
+        <w:t>Esta segunda forma tampoco funciona, no muestra nada por el mismo motivo</w:t>
+      </w:r>
+      <w:r>
+        <w:t>.</w:t>
+      </w:r>
+      <w:r>
+        <w:t xml:space="preserve"> Aunque se pasa una variable $mesaje en la cargar con header, cuando llega almetdo list() </w:t>
+      </w:r>
+      <w:r>
+        <w:rPr>
+          <w:color w:val="EE0000"/>
+        </w:rPr>
+        <w:t>$_GET['error']</w:t>
+      </w:r>
+      <w:r>
+        <w:t xml:space="preserve"> esta vacio, porque como fetch no permite cargar ninguna pagina, pues no existe GET con valores. Y despues hace el render que tampoco muestra nada y ya termina el fetch con el reload.</w:t>
+      </w:r>
+    </w:p>
+    <w:p>
+      <w:pPr>
+        <w:jc w:val="both"/>
+      </w:pPr>
+      <w:r>
+        <w:t>Para solucionarlo:</w:t>
+      </w:r>
+    </w:p>
+    <w:p>
+      <w:pPr>
+        <w:jc w:val="both"/>
+        <w:rPr>
+          <w:b/>
+          <w:bCs/>
+        </w:rPr>
+      </w:pPr>
+      <w:r>
+        <w:rPr>
+          <w:b/>
+          <w:bCs/>
+        </w:rPr>
+        <w:t>Opción A: dejar de usar fetch() y redirigir con &lt;a href&gt;</w:t>
+      </w:r>
+    </w:p>
+    <w:p>
+      <w:pPr>
+        <w:jc w:val="both"/>
+      </w:pPr>
+      <w:r>
+        <w:t>La forma más sencilla: en lugar de usar fetch, haz un enlace con ?delete=ID que invoque DELETE desde el backend y redirija correctamente:</w:t>
+      </w:r>
+    </w:p>
+    <w:p>
+      <w:pPr>
+        <w:jc w:val="both"/>
+      </w:pPr>
+      <w:r>
+        <w:rPr>
+          <w:b/>
+          <w:bCs/>
+        </w:rPr>
+        <w:t>Botón corregido:</w:t>
+      </w:r>
+    </w:p>
+    <w:p>
+      <w:pPr>
+        <w:jc w:val="both"/>
+        <w:rPr>
+          <w:color w:val="2F5496" w:themeColor="accent1" w:themeShade="BF"/>
+        </w:rPr>
+      </w:pPr>
+      <w:r>
+        <w:rPr>
+          <w:color w:val="2F5496" w:themeColor="accent1" w:themeShade="BF"/>
+        </w:rPr>
+        <w:t>&lt;a href="</w:t>
+      </w:r>
+      <w:r>
+        <w:rPr>
+          <w:color w:val="2F5496" w:themeColor="accent1" w:themeShade="BF"/>
+        </w:rPr>
+        <w:t>pages/borrar/&lt;?=$entidad-&gt;getId()?&gt;</w:t>
+      </w:r>
+      <w:r>
+        <w:rPr>
+          <w:color w:val="2F5496" w:themeColor="accent1" w:themeShade="BF"/>
+        </w:rPr>
+        <w:t xml:space="preserve"> </w:t>
+      </w:r>
+      <w:r>
+        <w:rPr>
+          <w:color w:val="2F5496" w:themeColor="accent1" w:themeShade="BF"/>
+        </w:rPr>
+        <w:t xml:space="preserve">  class="btn btn-sm btn-outline-danger"</w:t>
+      </w:r>
+      <w:r>
+        <w:rPr>
+          <w:color w:val="2F5496" w:themeColor="accent1" w:themeShade="BF"/>
+        </w:rPr>
+        <w:t xml:space="preserve"> </w:t>
+      </w:r>
+      <w:r>
+        <w:rPr>
+          <w:color w:val="2F5496" w:themeColor="accent1" w:themeShade="BF"/>
+        </w:rPr>
+        <w:t xml:space="preserve">  onclick="return confirm('¿Estás seguro de que quieres eliminar esta entidad?')"&gt;</w:t>
+      </w:r>
+    </w:p>
+    <w:p>
+      <w:pPr>
+        <w:jc w:val="both"/>
+        <w:rPr>
+          <w:color w:val="2F5496" w:themeColor="accent1" w:themeShade="BF"/>
+        </w:rPr>
+      </w:pPr>
+      <w:r>
+        <w:rPr>
+          <w:color w:val="2F5496" w:themeColor="accent1" w:themeShade="BF"/>
+        </w:rPr>
+        <w:t xml:space="preserve">    &lt;i class="bi bi-trash"&gt;&lt;/i&gt;</w:t>
+      </w:r>
+    </w:p>
+    <w:p>
+      <w:pPr>
+        <w:jc w:val="both"/>
+      </w:pPr>
+      <w:r>
+        <w:t>Y asegúrate que tu routes.php tenga algo como:</w:t>
+      </w:r>
+    </w:p>
+    <w:p>
+      <w:pPr>
+        <w:jc w:val="both"/>
+        <w:rPr>
+          <w:color w:val="2F5496" w:themeColor="accent1" w:themeShade="BF"/>
+        </w:rPr>
+      </w:pPr>
+      <w:r>
+        <w:rPr>
+          <w:color w:val="2F5496" w:themeColor="accent1" w:themeShade="BF"/>
+        </w:rPr>
+        <w:t>Router::add('GET', '/pages/borrar/:id', function($entidadId){return (new EntidadController())-&gt;delete($entidadId);});</w:t>
+      </w:r>
+    </w:p>
+    <w:p>
+      <w:pPr>
+        <w:jc w:val="both"/>
+      </w:pPr>
+    </w:p>
+    <w:p>
+      <w:pPr>
+        <w:jc w:val="both"/>
+      </w:pPr>
+      <w:r>
+        <w:t xml:space="preserve">Así se hará la llamada </w:t>
+      </w:r>
+      <w:r>
+        <w:rPr>
+          <w:b/>
+          <w:bCs/>
+        </w:rPr>
+        <w:t>por GET</w:t>
+      </w:r>
+      <w:r>
+        <w:t>, y la redirección con header() funcionará como esperas.</w:t>
+      </w:r>
+    </w:p>
+    <w:p>
+      <w:pPr>
+        <w:jc w:val="both"/>
+      </w:pPr>
+      <w:r>
+        <w:lastRenderedPageBreak/>
+        <w:t>He hecho lo que me indica aquí</w:t>
+      </w:r>
+      <w:r>
+        <w:t xml:space="preserve"> pero fallaba el router, daba un error por el parametro que se pasa en la URL, la URL es </w:t>
+      </w:r>
+      <w:hyperlink r:id="rId7" w:history="1">
+        <w:r>
+          <w:rPr>
+            <w:rStyle w:val="Hipervnculo"/>
+          </w:rPr>
+          <w:t>http://localhost:8000/mis_pruebas/entidades?error=No+se+puede+borrar+la+entidad+porque+hay+relacionados</w:t>
+        </w:r>
+      </w:hyperlink>
+      <w:r>
+        <w:t>.</w:t>
+      </w:r>
+      <w:r>
+        <w:t xml:space="preserve"> R</w:t>
+      </w:r>
+      <w:r>
+        <w:t>uta que llega a dispacth //entidades?error=No+se+puede+borrar+la+entidad+porque+hay+relacionados.</w:t>
+      </w:r>
+    </w:p>
+    <w:p>
+      <w:pPr>
+        <w:jc w:val="both"/>
+      </w:pPr>
+    </w:p>
+    <w:p>
+      <w:pPr>
+        <w:jc w:val="both"/>
+      </w:pPr>
+      <w:r>
+        <w:t>El router dispatch se liaba con esa cadena porque no estaba preparado para tratar ese tipo de URL. Asi que he tenido que añadir esto:</w:t>
+      </w:r>
+    </w:p>
+    <w:p>
+      <w:pPr>
+        <w:jc w:val="both"/>
+        <w:rPr>
+          <w:color w:val="EE0000"/>
+        </w:rPr>
+      </w:pPr>
+      <w:r>
+        <w:rPr>
+          <w:color w:val="EE0000"/>
+        </w:rPr>
+        <w:t>$action = preg_replace('/[?].+/','',$action);</w:t>
+      </w:r>
+    </w:p>
+    <w:p>
+      <w:pPr>
+        <w:jc w:val="both"/>
+        <w:rPr>
+          <w:color w:val="EE0000"/>
+        </w:rPr>
+      </w:pPr>
+      <w:r>
+        <w:t>Esto busca un ? en la cadena que se extrae de la URL ($action) y la elimina, dejando solo lo que hay antes del ?. Asi que se queda solo</w:t>
+      </w:r>
+      <w:r>
+        <w:rPr>
+          <w:color w:val="EE0000"/>
+        </w:rPr>
+        <w:t xml:space="preserve"> $action == </w:t>
+      </w:r>
+      <w:r>
+        <w:rPr>
+          <w:color w:val="EE0000"/>
+        </w:rPr>
+        <w:t>entidades</w:t>
+      </w:r>
+      <w:r>
+        <w:rPr>
+          <w:color w:val="EE0000"/>
+        </w:rPr>
+        <w:t xml:space="preserve">, </w:t>
+      </w:r>
+      <w:r>
+        <w:t xml:space="preserve">que es lo que se guardo en add router en el metodo GET para mostrar entidades </w:t>
+      </w:r>
+      <w:r>
+        <w:rPr>
+          <w:color w:val="EE0000"/>
+        </w:rPr>
+        <w:t>R</w:t>
+      </w:r>
+      <w:r>
+        <w:rPr>
+          <w:color w:val="EE0000"/>
+        </w:rPr>
+        <w:t>outer::add('GET', '/entidades', function () {return (new EntidadController())-&gt;list();});</w:t>
+      </w:r>
+    </w:p>
+    <w:p>
+      <w:pPr>
+        <w:jc w:val="both"/>
+      </w:pPr>
+      <w:r>
+        <w:t>Resumiendo como funciona:</w:t>
+      </w:r>
+    </w:p>
+    <w:p>
+      <w:pPr>
+        <w:jc w:val="both"/>
+        <w:rPr>
+          <w:color w:val="EE0000"/>
+        </w:rPr>
+      </w:pPr>
+      <w:r>
+        <w:t xml:space="preserve">Se pincha en boton borrar entidad. Se carga la pagina </w:t>
+      </w:r>
+      <w:r>
+        <w:rPr>
+          <w:color w:val="EE0000"/>
+        </w:rPr>
+        <w:t>pages/borrar/&lt;?=$entidad-&gt;getId()?</w:t>
+      </w:r>
+      <w:r>
+        <w:rPr>
+          <w:color w:val="EE0000"/>
+        </w:rPr>
+        <w:t>.</w:t>
+      </w:r>
+      <w:r>
+        <w:t xml:space="preserve"> Nos vamos al index.php y de hay al router que ejecuta </w:t>
+      </w:r>
+      <w:r>
+        <w:rPr>
+          <w:color w:val="EE0000"/>
+        </w:rPr>
+        <w:t>Router::add('GET', '/pages/borrar/:id', function($entidadId){return (new EntidadController())-&gt;delete($entidadId);});</w:t>
+      </w:r>
+      <w:r>
+        <w:rPr>
+          <w:color w:val="EE0000"/>
+        </w:rPr>
+        <w:t xml:space="preserve"> </w:t>
+      </w:r>
+    </w:p>
+    <w:p>
+      <w:pPr>
+        <w:jc w:val="both"/>
+      </w:pPr>
+      <w:r>
+        <w:t>Se ejecuta el metodo delete, se comprueba si hay relacionados y si los hay llama a la pagina</w:t>
+      </w:r>
+      <w:r>
+        <w:t xml:space="preserve"> </w:t>
+      </w:r>
+      <w:r>
+        <w:rPr>
+          <w:color w:val="EE0000"/>
+        </w:rPr>
+        <w:t>header("Location: /mis_pruebas/entidades?error=$mensaje");</w:t>
+      </w:r>
+      <w:r>
+        <w:t xml:space="preserve"> para cargar el listado de entidades y dar el mensahe de error. En la URL de esta carga de entidades va el mensaje de error, a diferencia de otras veces que no va nada.</w:t>
+      </w:r>
+    </w:p>
+    <w:p>
+      <w:pPr>
+        <w:jc w:val="both"/>
+      </w:pPr>
+      <w:r>
+        <w:t xml:space="preserve">De nuevo se va a index.php, y a disptch ejecuntando </w:t>
+      </w:r>
+      <w:r>
+        <w:rPr>
+          <w:color w:val="EE0000"/>
+        </w:rPr>
+        <w:t>Router::add('GET', '/entidades', function () {return (new EntidadController())-&gt;list();});</w:t>
+      </w:r>
+    </w:p>
+    <w:p>
+      <w:pPr>
+        <w:jc w:val="both"/>
+      </w:pPr>
+      <w:r>
+        <w:t>El metodo list() se ha modificado para ver si hay mensaje de error en la URL, y si lo hay se lo pasa encapsulado a render para que lo muestre.</w:t>
+      </w:r>
+    </w:p>
+    <w:p>
+      <w:pPr>
+        <w:jc w:val="both"/>
+      </w:pPr>
+      <w:r>
+        <w:t>Vemos que hace dos pasadas por el router para hacer todo el preceso.</w:t>
+      </w:r>
+    </w:p>
+    <w:p>
+      <w:pPr>
+        <w:jc w:val="both"/>
+      </w:pPr>
+      <w:r>
+        <w:t>Se puede hacer de otra forma mas simple, la base es la misma pero nos ahorramos pasar por el router dos veces, y nos ahorramos cargar entidades con un parametro en la URL.</w:t>
+      </w:r>
+    </w:p>
+    <w:p>
+      <w:pPr>
+        <w:jc w:val="both"/>
+        <w:rPr>
+          <w:rFonts w:ascii="Consolas" w:eastAsia="Times New Roman" w:hAnsi="Consolas" w:cs="Times New Roman"/>
+          <w:noProof w:val="0"/>
+          <w:color w:val="569CD6"/>
+          <w:kern w:val="0"/>
+          <w:sz w:val="21"/>
+          <w:szCs w:val="21"/>
+          <w:lang w:eastAsia="es-ES"/>
+          <w14:ligatures w14:val="none"/>
+        </w:rPr>
+      </w:pPr>
+      <w:r>
+        <w:t>La funcion delete de Controller hay que cambiar esto:</w:t>
+      </w:r>
+      <w:r>
+        <w:rPr>
+          <w:rFonts w:ascii="Consolas" w:eastAsia="Times New Roman" w:hAnsi="Consolas" w:cs="Times New Roman"/>
+          <w:noProof w:val="0"/>
+          <w:color w:val="569CD6"/>
+          <w:kern w:val="0"/>
+          <w:sz w:val="21"/>
+          <w:szCs w:val="21"/>
+          <w:lang w:eastAsia="es-ES"/>
+          <w14:ligatures w14:val="none"/>
+        </w:rPr>
+        <w:t xml:space="preserve"> </w:t>
+      </w:r>
+    </w:p>
+    <w:p>
+      <w:pPr>
+        <w:jc w:val="both"/>
+        <w:rPr>
+          <w:color w:val="EE0000"/>
+        </w:rPr>
+      </w:pPr>
+      <w:r>
+        <w:rPr>
+          <w:color w:val="EE0000"/>
+        </w:rPr>
+        <w:t>public function delete(int $id): void {</w:t>
+      </w:r>
+    </w:p>
+    <w:p>
+      <w:pPr>
+        <w:jc w:val="both"/>
+        <w:rPr>
+          <w:color w:val="EE0000"/>
+        </w:rPr>
+      </w:pPr>
+      <w:r>
+        <w:rPr>
+          <w:color w:val="EE0000"/>
+        </w:rPr>
+        <w:t>        $relacionados=$this-&gt;service-&gt;relacionados($id);</w:t>
+      </w:r>
+    </w:p>
+    <w:p>
+      <w:pPr>
+        <w:jc w:val="both"/>
+        <w:rPr>
+          <w:color w:val="EE0000"/>
+        </w:rPr>
+      </w:pPr>
+      <w:r>
+        <w:rPr>
+          <w:color w:val="EE0000"/>
+        </w:rPr>
+        <w:t>        if ($relacionados) {</w:t>
+      </w:r>
+    </w:p>
+    <w:p>
+      <w:pPr>
+        <w:jc w:val="both"/>
+        <w:rPr>
+          <w:color w:val="EE0000"/>
+        </w:rPr>
+      </w:pPr>
+      <w:r>
+        <w:rPr>
+          <w:color w:val="EE0000"/>
+        </w:rPr>
+        <w:t>           $mensaje = urlencode('No se puede borrar la entidad porque hay relacionados.');</w:t>
+      </w:r>
+    </w:p>
+    <w:p>
+      <w:pPr>
+        <w:jc w:val="both"/>
+        <w:rPr>
+          <w:color w:val="2F5496" w:themeColor="accent1" w:themeShade="BF"/>
+        </w:rPr>
+      </w:pPr>
+      <w:r>
+        <w:rPr>
+          <w:color w:val="EE0000"/>
+        </w:rPr>
+        <w:t>           </w:t>
+      </w:r>
+      <w:r>
+        <w:rPr>
+          <w:color w:val="2F5496" w:themeColor="accent1" w:themeShade="BF"/>
+        </w:rPr>
+        <w:t>$entidades = $this-&gt;service-&gt;findAll();</w:t>
+      </w:r>
+    </w:p>
+    <w:p>
+      <w:pPr>
+        <w:jc w:val="both"/>
+        <w:rPr>
+          <w:color w:val="2F5496" w:themeColor="accent1" w:themeShade="BF"/>
+        </w:rPr>
+      </w:pPr>
+      <w:r>
+        <w:rPr>
+          <w:color w:val="2F5496" w:themeColor="accent1" w:themeShade="BF"/>
+        </w:rPr>
+        <w:lastRenderedPageBreak/>
+        <w:t xml:space="preserve">          </w:t>
+      </w:r>
+      <w:r>
+        <w:rPr>
+          <w:color w:val="2F5496" w:themeColor="accent1" w:themeShade="BF"/>
+        </w:rPr>
+        <w:t>$this-&gt;pages-&gt;render('entidades', ['entidades' =&gt; $entidades, 'error' =&gt; $</w:t>
+      </w:r>
+      <w:r>
+        <w:rPr>
+          <w:color w:val="2F5496" w:themeColor="accent1" w:themeShade="BF"/>
+        </w:rPr>
+        <w:t>mesanje</w:t>
+      </w:r>
+      <w:r>
+        <w:rPr>
+          <w:color w:val="2F5496" w:themeColor="accent1" w:themeShade="BF"/>
+        </w:rPr>
+        <w:t>]);</w:t>
+      </w:r>
+    </w:p>
+    <w:p>
+      <w:pPr>
+        <w:jc w:val="both"/>
+        <w:rPr>
+          <w:color w:val="EE0000"/>
+        </w:rPr>
+      </w:pPr>
+      <w:r>
+        <w:rPr>
+          <w:color w:val="EE0000"/>
+        </w:rPr>
+        <w:t xml:space="preserve">           exit;</w:t>
+      </w:r>
+    </w:p>
+    <w:p>
+      <w:pPr>
+        <w:jc w:val="both"/>
+        <w:rPr>
+          <w:color w:val="EE0000"/>
+        </w:rPr>
+      </w:pPr>
+      <w:r>
+        <w:rPr>
+          <w:color w:val="EE0000"/>
+        </w:rPr>
+        <w:t>        }</w:t>
+      </w:r>
+    </w:p>
+    <w:p>
+      <w:pPr>
+        <w:jc w:val="both"/>
+        <w:rPr>
+          <w:color w:val="EE0000"/>
+        </w:rPr>
+      </w:pPr>
+      <w:r>
+        <w:rPr>
+          <w:color w:val="EE0000"/>
+        </w:rPr>
+        <w:t>        $this-&gt;service-&gt;delete($id);</w:t>
+      </w:r>
+    </w:p>
+    <w:p>
+      <w:pPr>
+        <w:jc w:val="both"/>
+        <w:rPr>
+          <w:color w:val="EE0000"/>
+        </w:rPr>
+      </w:pPr>
+      <w:r>
+        <w:rPr>
+          <w:color w:val="EE0000"/>
+        </w:rPr>
+        <w:t xml:space="preserve">        header('Location: /mis_pruebas/entidades'); </w:t>
+      </w:r>
+    </w:p>
+    <w:p>
+      <w:pPr>
+        <w:jc w:val="both"/>
+      </w:pPr>
+      <w:r>
+        <w:rPr>
+          <w:color w:val="EE0000"/>
+        </w:rPr>
+        <w:t>        exit;</w:t>
+      </w:r>
+    </w:p>
+    <w:p>
+      <w:pPr>
+        <w:jc w:val="both"/>
+      </w:pPr>
+      <w:r>
+        <w:t xml:space="preserve">Al pulsar el boton de borrar, se va a index, luego a elige la funcion delete del router, y en delete del controller, si hay relacionados, lee otra vez las entidades con finAll() y llama a Render con el parametro encapsulado del mensaje de error. Desde el mismo metodo delete lee las entidades y las muestra con el error. El resultado es el mismo pero sin hacer una carga de pagina, sino desde la misma que estamos </w:t>
+      </w:r>
+      <w:r>
+        <w:t>cuando se pulso el boto delete</w:t>
+      </w:r>
+    </w:p>
+    <w:p>
+      <w:pPr>
+        <w:jc w:val="both"/>
+      </w:pPr>
+    </w:p>
+    <w:p>
+      <w:pPr>
+        <w:jc w:val="both"/>
+      </w:pPr>
+      <w:r>
+        <w:t xml:space="preserve">Opcion B: </w:t>
+      </w:r>
+      <w:r>
+        <w:rPr>
+          <w:b/>
+          <w:bCs/>
+        </w:rPr>
+        <w:t>O bien</w:t>
+      </w:r>
+      <w:r>
+        <w:t>, si quieres mantener fetch(), devuelve JSON con el mensaje de error y muéstralo en JS. Ejemplo:</w:t>
+      </w:r>
+    </w:p>
+    <w:p>
+      <w:pPr>
+        <w:jc w:val="both"/>
+      </w:pPr>
+      <w:r>
+        <w:t>// En delete()</w:t>
+      </w:r>
+    </w:p>
+    <w:p>
+      <w:pPr>
+        <w:ind w:left="708"/>
+        <w:jc w:val="both"/>
+        <w:rPr>
+          <w:color w:val="2F5496" w:themeColor="accent1" w:themeShade="BF"/>
+        </w:rPr>
+      </w:pPr>
+      <w:r>
+        <w:rPr>
+          <w:color w:val="2F5496" w:themeColor="accent1" w:themeShade="BF"/>
+        </w:rPr>
+        <w:t>if ($relacionados) {</w:t>
+      </w:r>
+    </w:p>
+    <w:p>
+      <w:pPr>
+        <w:ind w:left="708"/>
+        <w:jc w:val="both"/>
+        <w:rPr>
+          <w:color w:val="2F5496" w:themeColor="accent1" w:themeShade="BF"/>
+        </w:rPr>
+      </w:pPr>
+      <w:r>
+        <w:rPr>
+          <w:color w:val="2F5496" w:themeColor="accent1" w:themeShade="BF"/>
+        </w:rPr>
+        <w:t xml:space="preserve">    header('Content-Type: application/json');</w:t>
+      </w:r>
+    </w:p>
+    <w:p>
+      <w:pPr>
+        <w:ind w:left="708"/>
+        <w:jc w:val="both"/>
+        <w:rPr>
+          <w:color w:val="2F5496" w:themeColor="accent1" w:themeShade="BF"/>
+        </w:rPr>
+      </w:pPr>
+      <w:r>
+        <w:rPr>
+          <w:color w:val="2F5496" w:themeColor="accent1" w:themeShade="BF"/>
+        </w:rPr>
+        <w:t xml:space="preserve">    echo json_encode([</w:t>
+      </w:r>
+    </w:p>
+    <w:p>
+      <w:pPr>
+        <w:ind w:left="708"/>
+        <w:jc w:val="both"/>
+        <w:rPr>
+          <w:color w:val="2F5496" w:themeColor="accent1" w:themeShade="BF"/>
+        </w:rPr>
+      </w:pPr>
+      <w:r>
+        <w:rPr>
+          <w:color w:val="2F5496" w:themeColor="accent1" w:themeShade="BF"/>
+        </w:rPr>
+        <w:t xml:space="preserve">        'success' =&gt; false,</w:t>
+      </w:r>
+    </w:p>
+    <w:p>
+      <w:pPr>
+        <w:ind w:left="708"/>
+        <w:jc w:val="both"/>
+        <w:rPr>
+          <w:color w:val="2F5496" w:themeColor="accent1" w:themeShade="BF"/>
+        </w:rPr>
+      </w:pPr>
+      <w:r>
+        <w:rPr>
+          <w:color w:val="2F5496" w:themeColor="accent1" w:themeShade="BF"/>
+        </w:rPr>
+        <w:t xml:space="preserve">        'error' =&gt; 'No se puede borrar la entidad porque hay relacionados.'</w:t>
+      </w:r>
+    </w:p>
+    <w:p>
+      <w:pPr>
+        <w:ind w:left="708"/>
+        <w:jc w:val="both"/>
+        <w:rPr>
+          <w:color w:val="2F5496" w:themeColor="accent1" w:themeShade="BF"/>
+        </w:rPr>
+      </w:pPr>
+      <w:r>
+        <w:rPr>
+          <w:color w:val="2F5496" w:themeColor="accent1" w:themeShade="BF"/>
+        </w:rPr>
+        <w:t xml:space="preserve">    ]);</w:t>
+      </w:r>
+    </w:p>
+    <w:p>
+      <w:pPr>
+        <w:ind w:left="708"/>
+        <w:jc w:val="both"/>
+        <w:rPr>
+          <w:color w:val="2F5496" w:themeColor="accent1" w:themeShade="BF"/>
+        </w:rPr>
+      </w:pPr>
+      <w:r>
+        <w:rPr>
+          <w:color w:val="2F5496" w:themeColor="accent1" w:themeShade="BF"/>
+        </w:rPr>
+        <w:t xml:space="preserve">    exit;</w:t>
+      </w:r>
+    </w:p>
+    <w:p>
+      <w:pPr>
+        <w:ind w:left="708"/>
+        <w:jc w:val="both"/>
+        <w:rPr>
+          <w:color w:val="2F5496" w:themeColor="accent1" w:themeShade="BF"/>
+        </w:rPr>
+      </w:pPr>
+      <w:r>
+        <w:rPr>
+          <w:color w:val="2F5496" w:themeColor="accent1" w:themeShade="BF"/>
+        </w:rPr>
+        <w:t>}</w:t>
+      </w:r>
+    </w:p>
+    <w:p>
+      <w:pPr>
+        <w:jc w:val="both"/>
+      </w:pPr>
+      <w:r>
+        <w:t>// Tras borrar</w:t>
+      </w:r>
+    </w:p>
+    <w:p>
+      <w:pPr>
+        <w:ind w:left="708"/>
+        <w:jc w:val="both"/>
+        <w:rPr>
+          <w:color w:val="2F5496" w:themeColor="accent1" w:themeShade="BF"/>
+        </w:rPr>
+      </w:pPr>
+      <w:r>
+        <w:rPr>
+          <w:color w:val="2F5496" w:themeColor="accent1" w:themeShade="BF"/>
+        </w:rPr>
+        <w:t>header('Content-Type: application/json');</w:t>
+      </w:r>
+    </w:p>
+    <w:p>
+      <w:pPr>
+        <w:ind w:left="708"/>
+        <w:jc w:val="both"/>
+        <w:rPr>
+          <w:color w:val="2F5496" w:themeColor="accent1" w:themeShade="BF"/>
+        </w:rPr>
+      </w:pPr>
+      <w:r>
+        <w:rPr>
+          <w:color w:val="2F5496" w:themeColor="accent1" w:themeShade="BF"/>
+        </w:rPr>
+        <w:t>echo json_encode([</w:t>
+      </w:r>
+    </w:p>
+    <w:p>
+      <w:pPr>
+        <w:ind w:left="708"/>
+        <w:jc w:val="both"/>
+        <w:rPr>
+          <w:color w:val="2F5496" w:themeColor="accent1" w:themeShade="BF"/>
+        </w:rPr>
+      </w:pPr>
+      <w:r>
+        <w:rPr>
+          <w:color w:val="2F5496" w:themeColor="accent1" w:themeShade="BF"/>
+        </w:rPr>
+        <w:lastRenderedPageBreak/>
+        <w:t xml:space="preserve">    'success' =&gt; true</w:t>
+      </w:r>
+    </w:p>
+    <w:p>
+      <w:pPr>
+        <w:ind w:left="708"/>
+        <w:jc w:val="both"/>
+        <w:rPr>
+          <w:color w:val="2F5496" w:themeColor="accent1" w:themeShade="BF"/>
+        </w:rPr>
+      </w:pPr>
+      <w:r>
+        <w:rPr>
+          <w:color w:val="2F5496" w:themeColor="accent1" w:themeShade="BF"/>
+        </w:rPr>
+        <w:t>]);</w:t>
+      </w:r>
+    </w:p>
+    <w:p>
+      <w:pPr>
+        <w:ind w:left="708"/>
+        <w:jc w:val="both"/>
+        <w:rPr>
+          <w:color w:val="2F5496" w:themeColor="accent1" w:themeShade="BF"/>
+        </w:rPr>
+      </w:pPr>
+      <w:r>
+        <w:rPr>
+          <w:color w:val="2F5496" w:themeColor="accent1" w:themeShade="BF"/>
+        </w:rPr>
+        <w:t>exit;</w:t>
+      </w:r>
+    </w:p>
+    <w:p>
+      <w:pPr>
+        <w:jc w:val="both"/>
+      </w:pPr>
+      <w:r>
+        <w:t>Y en tu botón JS:</w:t>
+      </w:r>
+    </w:p>
+    <w:p>
+      <w:pPr>
+        <w:jc w:val="both"/>
+        <w:rPr>
+          <w:color w:val="2F5496" w:themeColor="accent1" w:themeShade="BF"/>
+        </w:rPr>
+      </w:pPr>
+      <w:r>
+        <w:rPr>
+          <w:color w:val="2F5496" w:themeColor="accent1" w:themeShade="BF"/>
+        </w:rPr>
+        <w:t>fetch('/mis_pruebas/entidades/borrar/&lt;?=$entidad-&gt;getId()?&gt;', {method: 'DELETE'})</w:t>
+      </w:r>
+    </w:p>
+    <w:p>
+      <w:pPr>
+        <w:jc w:val="both"/>
+        <w:rPr>
+          <w:color w:val="2F5496" w:themeColor="accent1" w:themeShade="BF"/>
+        </w:rPr>
+      </w:pPr>
+      <w:r>
+        <w:rPr>
+          <w:color w:val="2F5496" w:themeColor="accent1" w:themeShade="BF"/>
+        </w:rPr>
+        <w:t xml:space="preserve">    .then(response =&gt; response.json())</w:t>
+      </w:r>
+    </w:p>
+    <w:p>
+      <w:pPr>
+        <w:jc w:val="both"/>
+        <w:rPr>
+          <w:color w:val="2F5496" w:themeColor="accent1" w:themeShade="BF"/>
+        </w:rPr>
+      </w:pPr>
+      <w:r>
+        <w:rPr>
+          <w:color w:val="2F5496" w:themeColor="accent1" w:themeShade="BF"/>
+        </w:rPr>
+        <w:t xml:space="preserve">    .then(data =&gt; {</w:t>
+      </w:r>
+    </w:p>
+    <w:p>
+      <w:pPr>
+        <w:jc w:val="both"/>
+        <w:rPr>
+          <w:color w:val="2F5496" w:themeColor="accent1" w:themeShade="BF"/>
+        </w:rPr>
+      </w:pPr>
+      <w:r>
+        <w:rPr>
+          <w:color w:val="2F5496" w:themeColor="accent1" w:themeShade="BF"/>
+        </w:rPr>
+        <w:t xml:space="preserve">        if (data.success) {</w:t>
+      </w:r>
+    </w:p>
+    <w:p>
+      <w:pPr>
+        <w:jc w:val="both"/>
+        <w:rPr>
+          <w:color w:val="2F5496" w:themeColor="accent1" w:themeShade="BF"/>
+        </w:rPr>
+      </w:pPr>
+      <w:r>
+        <w:rPr>
+          <w:color w:val="2F5496" w:themeColor="accent1" w:themeShade="BF"/>
+        </w:rPr>
+        <w:t xml:space="preserve">            location.reload();</w:t>
+      </w:r>
+    </w:p>
+    <w:p>
+      <w:pPr>
+        <w:jc w:val="both"/>
+        <w:rPr>
+          <w:color w:val="2F5496" w:themeColor="accent1" w:themeShade="BF"/>
+        </w:rPr>
+      </w:pPr>
+      <w:r>
+        <w:rPr>
+          <w:color w:val="2F5496" w:themeColor="accent1" w:themeShade="BF"/>
+        </w:rPr>
+        <w:t xml:space="preserve">        } else {</w:t>
+      </w:r>
+    </w:p>
+    <w:p>
+      <w:pPr>
+        <w:jc w:val="both"/>
+        <w:rPr>
+          <w:color w:val="2F5496" w:themeColor="accent1" w:themeShade="BF"/>
+        </w:rPr>
+      </w:pPr>
+      <w:r>
+        <w:rPr>
+          <w:color w:val="2F5496" w:themeColor="accent1" w:themeShade="BF"/>
+        </w:rPr>
+        <w:t xml:space="preserve">            alert(data.error);</w:t>
+      </w:r>
+    </w:p>
+    <w:p>
+      <w:pPr>
+        <w:jc w:val="both"/>
+        <w:rPr>
+          <w:color w:val="2F5496" w:themeColor="accent1" w:themeShade="BF"/>
+        </w:rPr>
+      </w:pPr>
+      <w:r>
+        <w:rPr>
+          <w:color w:val="2F5496" w:themeColor="accent1" w:themeShade="BF"/>
+        </w:rPr>
+        <w:t xml:space="preserve">        }</w:t>
+      </w:r>
+    </w:p>
+    <w:p>
+      <w:pPr>
+        <w:jc w:val="both"/>
+        <w:rPr>
+          <w:color w:val="2F5496" w:themeColor="accent1" w:themeShade="BF"/>
+        </w:rPr>
+      </w:pPr>
+      <w:r>
+        <w:rPr>
+          <w:color w:val="2F5496" w:themeColor="accent1" w:themeShade="BF"/>
+        </w:rPr>
+        <w:t xml:space="preserve">    });</w:t>
+      </w:r>
+    </w:p>
+    <w:p>
+      <w:pPr>
+        <w:jc w:val="both"/>
+        <w:rPr>
+          <w:color w:val="2F5496" w:themeColor="accent1" w:themeShade="BF"/>
+        </w:rPr>
+      </w:pPr>
+    </w:p>
+    <w:p>
+      <w:pPr>
+        <w:jc w:val="center"/>
+        <w:rPr>
+          <w:b/>
+          <w:bCs/>
+          <w:u w:val="single"/>
+        </w:rPr>
+      </w:pPr>
+      <w:r>
+        <w:rPr>
+          <w:b/>
+          <w:bCs/>
+          <w:u w:val="single"/>
+        </w:rPr>
+        <w:t>PROBLEMA CON ECHO EN EL ROUTER</w:t>
+      </w:r>
+    </w:p>
+    <w:p>
+      <w:pPr>
+        <w:jc w:val="both"/>
+        <w:rPr>
+          <w:color w:val="2F5496" w:themeColor="accent1" w:themeShade="BF"/>
+        </w:rPr>
+      </w:pPr>
+      <w:r>
+        <w:rPr>
+          <w:color w:val="2F5496" w:themeColor="accent1" w:themeShade="BF"/>
+        </w:rPr>
+        <w:t xml:space="preserve">He puesto un </w:t>
+      </w:r>
+      <w:r>
+        <w:rPr>
+          <w:color w:val="2F5496" w:themeColor="accent1" w:themeShade="BF"/>
+        </w:rPr>
+        <w:t>echo $action;</w:t>
+      </w:r>
+      <w:r>
+        <w:rPr>
+          <w:color w:val="2F5496" w:themeColor="accent1" w:themeShade="BF"/>
+        </w:rPr>
+        <w:t xml:space="preserve"> en el router para saber el valor de la $action y me sale este error cuando ejecuto borrar una entidad o editarla:</w:t>
+      </w:r>
+    </w:p>
+    <w:p>
+      <w:pPr>
+        <w:pStyle w:val="Sinespaciado"/>
+        <w:rPr>
+          <w:color w:val="00B050"/>
+        </w:rPr>
+      </w:pPr>
+      <w:r>
+        <w:rPr>
+          <w:color w:val="00B050"/>
+        </w:rPr>
+        <w:t>/pages/nueva_entidad</w:t>
+      </w:r>
+    </w:p>
+    <w:p>
+      <w:pPr>
+        <w:pStyle w:val="Sinespaciado"/>
+        <w:rPr>
+          <w:color w:val="00B050"/>
+        </w:rPr>
+      </w:pPr>
+      <w:r>
+        <w:rPr>
+          <w:color w:val="00B050"/>
+        </w:rPr>
+        <w:t>Warning: Cannot modify header information - headers already sent by (output started at /srv/www/api/mis_pruebas/lib/Router.php:18) in /srv/www/api/mis_pruebas/controllers/EntidadController.php on line 29</w:t>
+      </w:r>
+    </w:p>
+    <w:p>
+      <w:pPr>
+        <w:jc w:val="both"/>
+        <w:rPr>
+          <w:b/>
+          <w:bCs/>
+          <w:color w:val="2F5496" w:themeColor="accent1" w:themeShade="BF"/>
+        </w:rPr>
+      </w:pPr>
+      <w:r>
+        <w:rPr>
+          <w:b/>
+          <w:bCs/>
+        </w:rPr>
+        <w:t>El error me lo da en la linea del controller del metodo que se esta usando tras pulsar el boton de delete o save (en delete o save de controller), justo en la linea donde se hace</w:t>
+      </w:r>
+      <w:r>
+        <w:rPr>
+          <w:b/>
+          <w:bCs/>
+          <w:color w:val="2F5496" w:themeColor="accent1" w:themeShade="BF"/>
+        </w:rPr>
+        <w:t xml:space="preserve"> </w:t>
+      </w:r>
+      <w:r>
+        <w:rPr>
+          <w:b/>
+          <w:bCs/>
+          <w:color w:val="EE0000"/>
+        </w:rPr>
+        <w:t>header('Location: /mis_pruebas/entidades');</w:t>
+      </w:r>
+      <w:r>
+        <w:rPr>
+          <w:b/>
+          <w:bCs/>
+          <w:color w:val="2F5496" w:themeColor="accent1" w:themeShade="BF"/>
+        </w:rPr>
+        <w:t xml:space="preserve"> </w:t>
+      </w:r>
+      <w:r>
+        <w:rPr>
+          <w:b/>
+          <w:bCs/>
+          <w:color w:val="2F5496" w:themeColor="accent1" w:themeShade="BF"/>
+        </w:rPr>
+        <w:t xml:space="preserve"> </w:t>
+      </w:r>
+      <w:r>
+        <w:rPr>
+          <w:b/>
+          <w:bCs/>
+        </w:rPr>
+        <w:t xml:space="preserve">Esto ocurre porque el echo ha escrito el valor de la variable en la pagina actual, </w:t>
+      </w:r>
+      <w:r>
+        <w:rPr>
+          <w:b/>
+          <w:bCs/>
+        </w:rPr>
+        <w:t xml:space="preserve">eso envia datos al navegador, y seguidamente en el metodo correspondiente intenta cargar una pagina con header, </w:t>
+      </w:r>
+      <w:r>
+        <w:rPr>
+          <w:b/>
+          <w:bCs/>
+        </w:rPr>
+        <w:t>lo cual ya no es posible porque PHP ha enviado la cabecera HTTP previamente</w:t>
+      </w:r>
+      <w:r>
+        <w:rPr>
+          <w:b/>
+          <w:bCs/>
+        </w:rPr>
+        <w:t>, no se puede cargar una pagina si ya hay una cabecera HTML cargada.</w:t>
+      </w:r>
+      <w:r>
+        <w:rPr>
+          <w:b/>
+          <w:bCs/>
+        </w:rPr>
+        <w:t xml:space="preserve"> </w:t>
+      </w:r>
+      <w:r>
+        <w:rPr>
+          <w:b/>
+          <w:bCs/>
+        </w:rPr>
+        <w:t>Ese echo está generando contenido. Entonces cuando luego haces:</w:t>
+      </w:r>
+      <w:r>
+        <w:rPr>
+          <w:b/>
+          <w:bCs/>
+        </w:rPr>
+        <w:t xml:space="preserve"> header </w:t>
+      </w:r>
+      <w:r>
+        <w:rPr>
+          <w:b/>
+          <w:bCs/>
+        </w:rPr>
+        <w:t xml:space="preserve">PHP grita: </w:t>
+      </w:r>
+      <w:r>
+        <w:rPr>
+          <w:b/>
+          <w:bCs/>
+          <w:i/>
+          <w:iCs/>
+        </w:rPr>
+        <w:t>“¡Tarde! Ya mandé datos al navegador, no puedo modificar cabeceras!”</w:t>
+      </w:r>
+    </w:p>
+    <w:p>
+      <w:pPr>
+        <w:jc w:val="both"/>
+        <w:rPr>
+          <w:color w:val="2F5496" w:themeColor="accent1" w:themeShade="BF"/>
+        </w:rPr>
+      </w:pPr>
+    </w:p>
+    <w:p>
+      <w:pPr>
+        <w:jc w:val="both"/>
+        <w:rPr>
+          <w:color w:val="2F5496" w:themeColor="accent1" w:themeShade="BF"/>
+        </w:rPr>
+      </w:pPr>
+    </w:p>
+    <w:p/>
+    <w:p>
+      <w:r>
+        <w:t xml:space="preserve"> </w:t>
+      </w:r>
+    </w:p>
+    <w:p/>
+    <w:p>
+      <w:pPr>
+        <w:rPr>
+          <w:b/>
+          <w:bCs/>
+        </w:rPr>
+      </w:pPr>
     </w:p>
     <w:p>
       <w:pPr>
@@ -1927,6 +6489,7 @@
     <w:p/>
     <w:p/>
     <w:sectPr>
+      <w:footerReference w:type="default" r:id="rId8"/>
       <w:pgSz w:w="16838" w:h="11906" w:orient="landscape"/>
       <w:pgMar w:top="720" w:right="720" w:bottom="720" w:left="720" w:header="708" w:footer="708" w:gutter="0"/>
       <w:cols w:space="708"/>
@@ -1934,6 +6497,559 @@
     </w:sectPr>
   </w:body>
 </w:document>
+</file>
+
+<file path=word/endnotes.xml><?xml version="1.0" encoding="utf-8"?>
+<w:endnotes xmlns:wpc="http://schemas.microsoft.com/office/word/2010/wordprocessingCanvas" xmlns:cx="http://schemas.microsoft.com/office/drawing/2014/chartex" xmlns:cx1="http://schemas.microsoft.com/office/drawing/2015/9/8/chartex" xmlns:cx2="http://schemas.microsoft.com/office/drawing/2015/10/21/chartex" xmlns:cx3="http://schemas.microsoft.com/office/drawing/2016/5/9/chartex" xmlns:cx4="http://schemas.microsoft.com/office/drawing/2016/5/10/chartex" xmlns:cx5="http://schemas.microsoft.com/office/drawing/2016/5/11/chartex" xmlns:cx6="http://schemas.microsoft.com/office/drawing/2016/5/12/chartex" xmlns:cx7="http://schemas.microsoft.com/office/drawing/2016/5/13/chartex" xmlns:cx8="http://schemas.microsoft.com/office/drawing/2016/5/14/chartex" xmlns:mc="http://schemas.openxmlformats.org/markup-compatibility/2006" xmlns:aink="http://schemas.microsoft.com/office/drawing/2016/ink" xmlns:am3d="http://schemas.microsoft.com/office/drawing/2017/model3d" xmlns:o="urn:schemas-microsoft-com:office:office" xmlns:oel="http://schemas.microsoft.com/office/2019/extlst" xmlns:r="http://schemas.openxmlformats.org/officeDocument/2006/relationships" xmlns:m="http://schemas.openxmlformats.org/officeDocument/2006/math" xmlns:v="urn:schemas-microsoft-com:vml" xmlns:wp14="http://schemas.microsoft.com/office/word/2010/wordprocessingDrawing" xmlns:wp="http://schemas.openxmlformats.org/drawingml/2006/wordprocessingDrawing" xmlns:w10="urn:schemas-microsoft-com:office:word" xmlns:w="http://schemas.openxmlformats.org/wordprocessingml/2006/main" xmlns:w14="http://schemas.microsoft.com/office/word/2010/wordml" xmlns:w15="http://schemas.microsoft.com/office/word/2012/wordml" xmlns:w16cex="http://schemas.microsoft.com/office/word/2018/wordml/cex" xmlns:w16cid="http://schemas.microsoft.com/office/word/2016/wordml/cid" xmlns:w16="http://schemas.microsoft.com/office/word/2018/wordml" xmlns:w16du="http://schemas.microsoft.com/office/word/2023/wordml/word16du" xmlns:w16sdtdh="http://schemas.microsoft.com/office/word/2020/wordml/sdtdatahash" xmlns:w16sdtfl="http://schemas.microsoft.com/office/word/2024/wordml/sdtformatlock" xmlns:w16se="http://schemas.microsoft.com/office/word/2015/wordml/symex" xmlns:wpg="http://schemas.microsoft.com/office/word/2010/wordprocessingGroup" xmlns:wpi="http://schemas.microsoft.com/office/word/2010/wordprocessingInk" xmlns:wne="http://schemas.microsoft.com/office/word/2006/wordml" xmlns:wps="http://schemas.microsoft.com/office/word/2010/wordprocessingShape" mc:Ignorable="w14 w15 w16se w16cid w16 w16cex w16sdtdh w16sdtfl w16du wp14">
+  <w:endnote w:type="separator" w:id="-1">
+    <w:p>
+      <w:pPr>
+        <w:spacing w:after="0" w:line="240" w:lineRule="auto"/>
+      </w:pPr>
+      <w:r>
+        <w:separator/>
+      </w:r>
+    </w:p>
+  </w:endnote>
+  <w:endnote w:type="continuationSeparator" w:id="0">
+    <w:p>
+      <w:pPr>
+        <w:spacing w:after="0" w:line="240" w:lineRule="auto"/>
+      </w:pPr>
+      <w:r>
+        <w:continuationSeparator/>
+      </w:r>
+    </w:p>
+  </w:endnote>
+</w:endnotes>
+</file>
+
+<file path=word/footer1.xml><?xml version="1.0" encoding="utf-8"?>
+<w:ftr xmlns:wpc="http://schemas.microsoft.com/office/word/2010/wordprocessingCanvas" xmlns:cx="http://schemas.microsoft.com/office/drawing/2014/chartex" xmlns:cx1="http://schemas.microsoft.com/office/drawing/2015/9/8/chartex" xmlns:cx2="http://schemas.microsoft.com/office/drawing/2015/10/21/chartex" xmlns:cx3="http://schemas.microsoft.com/office/drawing/2016/5/9/chartex" xmlns:cx4="http://schemas.microsoft.com/office/drawing/2016/5/10/chartex" xmlns:cx5="http://schemas.microsoft.com/office/drawing/2016/5/11/chartex" xmlns:cx6="http://schemas.microsoft.com/office/drawing/2016/5/12/chartex" xmlns:cx7="http://schemas.microsoft.com/office/drawing/2016/5/13/chartex" xmlns:cx8="http://schemas.microsoft.com/office/drawing/2016/5/14/chartex" xmlns:mc="http://schemas.openxmlformats.org/markup-compatibility/2006" xmlns:aink="http://schemas.microsoft.com/office/drawing/2016/ink" xmlns:am3d="http://schemas.microsoft.com/office/drawing/2017/model3d" xmlns:o="urn:schemas-microsoft-com:office:office" xmlns:oel="http://schemas.microsoft.com/office/2019/extlst" xmlns:r="http://schemas.openxmlformats.org/officeDocument/2006/relationships" xmlns:m="http://schemas.openxmlformats.org/officeDocument/2006/math" xmlns:v="urn:schemas-microsoft-com:vml" xmlns:wp14="http://schemas.microsoft.com/office/word/2010/wordprocessingDrawing" xmlns:wp="http://schemas.openxmlformats.org/drawingml/2006/wordprocessingDrawing" xmlns:w10="urn:schemas-microsoft-com:office:word" xmlns:w="http://schemas.openxmlformats.org/wordprocessingml/2006/main" xmlns:w14="http://schemas.microsoft.com/office/word/2010/wordml" xmlns:w15="http://schemas.microsoft.com/office/word/2012/wordml" xmlns:w16cex="http://schemas.microsoft.com/office/word/2018/wordml/cex" xmlns:w16cid="http://schemas.microsoft.com/office/word/2016/wordml/cid" xmlns:w16="http://schemas.microsoft.com/office/word/2018/wordml" xmlns:w16du="http://schemas.microsoft.com/office/word/2023/wordml/word16du" xmlns:w16sdtdh="http://schemas.microsoft.com/office/word/2020/wordml/sdtdatahash" xmlns:w16sdtfl="http://schemas.microsoft.com/office/word/2024/wordml/sdtformatlock" xmlns:w16se="http://schemas.microsoft.com/office/word/2015/wordml/symex" xmlns:wpg="http://schemas.microsoft.com/office/word/2010/wordprocessingGroup" xmlns:wpi="http://schemas.microsoft.com/office/word/2010/wordprocessingInk" xmlns:wne="http://schemas.microsoft.com/office/word/2006/wordml" xmlns:wps="http://schemas.microsoft.com/office/word/2010/wordprocessingShape" mc:Ignorable="w14 w15 w16se w16cid w16 w16cex w16sdtdh w16sdtfl w16du wp14">
+  <w:sdt>
+    <w:sdtPr>
+      <w:id w:val="1409414515"/>
+      <w:docPartObj>
+        <w:docPartGallery w:val="Page Numbers (Bottom of Page)"/>
+        <w:docPartUnique/>
+      </w:docPartObj>
+    </w:sdtPr>
+    <w:sdtContent>
+      <w:p>
+        <w:pPr>
+          <w:pStyle w:val="Piedepgina"/>
+          <w:jc w:val="center"/>
+        </w:pPr>
+        <w:r>
+          <w:fldChar w:fldCharType="begin"/>
+        </w:r>
+        <w:r>
+          <w:instrText>PAGE   \* MERGEFORMAT</w:instrText>
+        </w:r>
+        <w:r>
+          <w:fldChar w:fldCharType="separate"/>
+        </w:r>
+        <w:r>
+          <w:t>2</w:t>
+        </w:r>
+        <w:r>
+          <w:fldChar w:fldCharType="end"/>
+        </w:r>
+      </w:p>
+    </w:sdtContent>
+  </w:sdt>
+  <w:p>
+    <w:pPr>
+      <w:pStyle w:val="Piedepgina"/>
+    </w:pPr>
+  </w:p>
+</w:ftr>
+</file>
+
+<file path=word/footnotes.xml><?xml version="1.0" encoding="utf-8"?>
+<w:footnotes xmlns:wpc="http://schemas.microsoft.com/office/word/2010/wordprocessingCanvas" xmlns:cx="http://schemas.microsoft.com/office/drawing/2014/chartex" xmlns:cx1="http://schemas.microsoft.com/office/drawing/2015/9/8/chartex" xmlns:cx2="http://schemas.microsoft.com/office/drawing/2015/10/21/chartex" xmlns:cx3="http://schemas.microsoft.com/office/drawing/2016/5/9/chartex" xmlns:cx4="http://schemas.microsoft.com/office/drawing/2016/5/10/chartex" xmlns:cx5="http://schemas.microsoft.com/office/drawing/2016/5/11/chartex" xmlns:cx6="http://schemas.microsoft.com/office/drawing/2016/5/12/chartex" xmlns:cx7="http://schemas.microsoft.com/office/drawing/2016/5/13/chartex" xmlns:cx8="http://schemas.microsoft.com/office/drawing/2016/5/14/chartex" xmlns:mc="http://schemas.openxmlformats.org/markup-compatibility/2006" xmlns:aink="http://schemas.microsoft.com/office/drawing/2016/ink" xmlns:am3d="http://schemas.microsoft.com/office/drawing/2017/model3d" xmlns:o="urn:schemas-microsoft-com:office:office" xmlns:oel="http://schemas.microsoft.com/office/2019/extlst" xmlns:r="http://schemas.openxmlformats.org/officeDocument/2006/relationships" xmlns:m="http://schemas.openxmlformats.org/officeDocument/2006/math" xmlns:v="urn:schemas-microsoft-com:vml" xmlns:wp14="http://schemas.microsoft.com/office/word/2010/wordprocessingDrawing" xmlns:wp="http://schemas.openxmlformats.org/drawingml/2006/wordprocessingDrawing" xmlns:w10="urn:schemas-microsoft-com:office:word" xmlns:w="http://schemas.openxmlformats.org/wordprocessingml/2006/main" xmlns:w14="http://schemas.microsoft.com/office/word/2010/wordml" xmlns:w15="http://schemas.microsoft.com/office/word/2012/wordml" xmlns:w16cex="http://schemas.microsoft.com/office/word/2018/wordml/cex" xmlns:w16cid="http://schemas.microsoft.com/office/word/2016/wordml/cid" xmlns:w16="http://schemas.microsoft.com/office/word/2018/wordml" xmlns:w16du="http://schemas.microsoft.com/office/word/2023/wordml/word16du" xmlns:w16sdtdh="http://schemas.microsoft.com/office/word/2020/wordml/sdtdatahash" xmlns:w16sdtfl="http://schemas.microsoft.com/office/word/2024/wordml/sdtformatlock" xmlns:w16se="http://schemas.microsoft.com/office/word/2015/wordml/symex" xmlns:wpg="http://schemas.microsoft.com/office/word/2010/wordprocessingGroup" xmlns:wpi="http://schemas.microsoft.com/office/word/2010/wordprocessingInk" xmlns:wne="http://schemas.microsoft.com/office/word/2006/wordml" xmlns:wps="http://schemas.microsoft.com/office/word/2010/wordprocessingShape" mc:Ignorable="w14 w15 w16se w16cid w16 w16cex w16sdtdh w16sdtfl w16du wp14">
+  <w:footnote w:type="separator" w:id="-1">
+    <w:p>
+      <w:pPr>
+        <w:spacing w:after="0" w:line="240" w:lineRule="auto"/>
+      </w:pPr>
+      <w:r>
+        <w:separator/>
+      </w:r>
+    </w:p>
+  </w:footnote>
+  <w:footnote w:type="continuationSeparator" w:id="0">
+    <w:p>
+      <w:pPr>
+        <w:spacing w:after="0" w:line="240" w:lineRule="auto"/>
+      </w:pPr>
+      <w:r>
+        <w:continuationSeparator/>
+      </w:r>
+    </w:p>
+  </w:footnote>
+</w:footnotes>
+</file>
+
+<file path=word/numbering.xml><?xml version="1.0" encoding="utf-8"?>
+<w:numbering xmlns:wpc="http://schemas.microsoft.com/office/word/2010/wordprocessingCanvas" xmlns:cx="http://schemas.microsoft.com/office/drawing/2014/chartex" xmlns:cx1="http://schemas.microsoft.com/office/drawing/2015/9/8/chartex" xmlns:cx2="http://schemas.microsoft.com/office/drawing/2015/10/21/chartex" xmlns:cx3="http://schemas.microsoft.com/office/drawing/2016/5/9/chartex" xmlns:cx4="http://schemas.microsoft.com/office/drawing/2016/5/10/chartex" xmlns:cx5="http://schemas.microsoft.com/office/drawing/2016/5/11/chartex" xmlns:cx6="http://schemas.microsoft.com/office/drawing/2016/5/12/chartex" xmlns:cx7="http://schemas.microsoft.com/office/drawing/2016/5/13/chartex" xmlns:cx8="http://schemas.microsoft.com/office/drawing/2016/5/14/chartex" xmlns:mc="http://schemas.openxmlformats.org/markup-compatibility/2006" xmlns:aink="http://schemas.microsoft.com/office/drawing/2016/ink" xmlns:am3d="http://schemas.microsoft.com/office/drawing/2017/model3d" xmlns:o="urn:schemas-microsoft-com:office:office" xmlns:oel="http://schemas.microsoft.com/office/2019/extlst" xmlns:r="http://schemas.openxmlformats.org/officeDocument/2006/relationships" xmlns:m="http://schemas.openxmlformats.org/officeDocument/2006/math" xmlns:v="urn:schemas-microsoft-com:vml" xmlns:wp14="http://schemas.microsoft.com/office/word/2010/wordprocessingDrawing" xmlns:wp="http://schemas.openxmlformats.org/drawingml/2006/wordprocessingDrawing" xmlns:w10="urn:schemas-microsoft-com:office:word" xmlns:w="http://schemas.openxmlformats.org/wordprocessingml/2006/main" xmlns:w14="http://schemas.microsoft.com/office/word/2010/wordml" xmlns:w15="http://schemas.microsoft.com/office/word/2012/wordml" xmlns:w16cex="http://schemas.microsoft.com/office/word/2018/wordml/cex" xmlns:w16cid="http://schemas.microsoft.com/office/word/2016/wordml/cid" xmlns:w16="http://schemas.microsoft.com/office/word/2018/wordml" xmlns:w16du="http://schemas.microsoft.com/office/word/2023/wordml/word16du" xmlns:w16sdtdh="http://schemas.microsoft.com/office/word/2020/wordml/sdtdatahash" xmlns:w16sdtfl="http://schemas.microsoft.com/office/word/2024/wordml/sdtformatlock" xmlns:w16se="http://schemas.microsoft.com/office/word/2015/wordml/symex" xmlns:wpg="http://schemas.microsoft.com/office/word/2010/wordprocessingGroup" xmlns:wpi="http://schemas.microsoft.com/office/word/2010/wordprocessingInk" xmlns:wne="http://schemas.microsoft.com/office/word/2006/wordml" xmlns:wps="http://schemas.microsoft.com/office/word/2010/wordprocessingShape" mc:Ignorable="w14 w15 w16se w16cid w16 w16cex w16sdtdh w16sdtfl w16du wp14">
+  <w:abstractNum w:abstractNumId="0" w15:restartNumberingAfterBreak="0">
+    <w:nsid w:val="100B22EF"/>
+    <w:multiLevelType w:val="multilevel"/>
+    <w:tmpl w:val="FFFFFFFF"/>
+    <w:lvl w:ilvl="0">
+      <w:start w:val="1"/>
+      <w:numFmt w:val="bullet"/>
+      <w:lvlText w:val=""/>
+      <w:lvlJc w:val="left"/>
+      <w:pPr>
+        <w:tabs>
+          <w:tab w:val="num" w:pos="720"/>
+        </w:tabs>
+        <w:ind w:left="720" w:hanging="360"/>
+      </w:pPr>
+      <w:rPr>
+        <w:rFonts w:ascii="Symbol" w:hAnsi="Symbol" w:hint="default"/>
+        <w:sz w:val="20"/>
+      </w:rPr>
+    </w:lvl>
+    <w:lvl w:ilvl="1" w:tentative="1">
+      <w:start w:val="1"/>
+      <w:numFmt w:val="bullet"/>
+      <w:lvlText w:val="o"/>
+      <w:lvlJc w:val="left"/>
+      <w:pPr>
+        <w:tabs>
+          <w:tab w:val="num" w:pos="1440"/>
+        </w:tabs>
+        <w:ind w:left="1440" w:hanging="360"/>
+      </w:pPr>
+      <w:rPr>
+        <w:rFonts w:ascii="Courier New" w:hAnsi="Courier New" w:hint="default"/>
+        <w:sz w:val="20"/>
+      </w:rPr>
+    </w:lvl>
+    <w:lvl w:ilvl="2" w:tentative="1">
+      <w:start w:val="1"/>
+      <w:numFmt w:val="bullet"/>
+      <w:lvlText w:val=""/>
+      <w:lvlJc w:val="left"/>
+      <w:pPr>
+        <w:tabs>
+          <w:tab w:val="num" w:pos="2160"/>
+        </w:tabs>
+        <w:ind w:left="2160" w:hanging="360"/>
+      </w:pPr>
+      <w:rPr>
+        <w:rFonts w:ascii="Wingdings" w:hAnsi="Wingdings" w:hint="default"/>
+        <w:sz w:val="20"/>
+      </w:rPr>
+    </w:lvl>
+    <w:lvl w:ilvl="3" w:tentative="1">
+      <w:start w:val="1"/>
+      <w:numFmt w:val="bullet"/>
+      <w:lvlText w:val=""/>
+      <w:lvlJc w:val="left"/>
+      <w:pPr>
+        <w:tabs>
+          <w:tab w:val="num" w:pos="2880"/>
+        </w:tabs>
+        <w:ind w:left="2880" w:hanging="360"/>
+      </w:pPr>
+      <w:rPr>
+        <w:rFonts w:ascii="Wingdings" w:hAnsi="Wingdings" w:hint="default"/>
+        <w:sz w:val="20"/>
+      </w:rPr>
+    </w:lvl>
+    <w:lvl w:ilvl="4" w:tentative="1">
+      <w:start w:val="1"/>
+      <w:numFmt w:val="bullet"/>
+      <w:lvlText w:val=""/>
+      <w:lvlJc w:val="left"/>
+      <w:pPr>
+        <w:tabs>
+          <w:tab w:val="num" w:pos="3600"/>
+        </w:tabs>
+        <w:ind w:left="3600" w:hanging="360"/>
+      </w:pPr>
+      <w:rPr>
+        <w:rFonts w:ascii="Wingdings" w:hAnsi="Wingdings" w:hint="default"/>
+        <w:sz w:val="20"/>
+      </w:rPr>
+    </w:lvl>
+    <w:lvl w:ilvl="5" w:tentative="1">
+      <w:start w:val="1"/>
+      <w:numFmt w:val="bullet"/>
+      <w:lvlText w:val=""/>
+      <w:lvlJc w:val="left"/>
+      <w:pPr>
+        <w:tabs>
+          <w:tab w:val="num" w:pos="4320"/>
+        </w:tabs>
+        <w:ind w:left="4320" w:hanging="360"/>
+      </w:pPr>
+      <w:rPr>
+        <w:rFonts w:ascii="Wingdings" w:hAnsi="Wingdings" w:hint="default"/>
+        <w:sz w:val="20"/>
+      </w:rPr>
+    </w:lvl>
+    <w:lvl w:ilvl="6" w:tentative="1">
+      <w:start w:val="1"/>
+      <w:numFmt w:val="bullet"/>
+      <w:lvlText w:val=""/>
+      <w:lvlJc w:val="left"/>
+      <w:pPr>
+        <w:tabs>
+          <w:tab w:val="num" w:pos="5040"/>
+        </w:tabs>
+        <w:ind w:left="5040" w:hanging="360"/>
+      </w:pPr>
+      <w:rPr>
+        <w:rFonts w:ascii="Wingdings" w:hAnsi="Wingdings" w:hint="default"/>
+        <w:sz w:val="20"/>
+      </w:rPr>
+    </w:lvl>
+    <w:lvl w:ilvl="7" w:tentative="1">
+      <w:start w:val="1"/>
+      <w:numFmt w:val="bullet"/>
+      <w:lvlText w:val=""/>
+      <w:lvlJc w:val="left"/>
+      <w:pPr>
+        <w:tabs>
+          <w:tab w:val="num" w:pos="5760"/>
+        </w:tabs>
+        <w:ind w:left="5760" w:hanging="360"/>
+      </w:pPr>
+      <w:rPr>
+        <w:rFonts w:ascii="Wingdings" w:hAnsi="Wingdings" w:hint="default"/>
+        <w:sz w:val="20"/>
+      </w:rPr>
+    </w:lvl>
+    <w:lvl w:ilvl="8" w:tentative="1">
+      <w:start w:val="1"/>
+      <w:numFmt w:val="bullet"/>
+      <w:lvlText w:val=""/>
+      <w:lvlJc w:val="left"/>
+      <w:pPr>
+        <w:tabs>
+          <w:tab w:val="num" w:pos="6480"/>
+        </w:tabs>
+        <w:ind w:left="6480" w:hanging="360"/>
+      </w:pPr>
+      <w:rPr>
+        <w:rFonts w:ascii="Wingdings" w:hAnsi="Wingdings" w:hint="default"/>
+        <w:sz w:val="20"/>
+      </w:rPr>
+    </w:lvl>
+  </w:abstractNum>
+  <w:abstractNum w:abstractNumId="1" w15:restartNumberingAfterBreak="0">
+    <w:nsid w:val="6DBD3631"/>
+    <w:multiLevelType w:val="multilevel"/>
+    <w:tmpl w:val="62ACF0FE"/>
+    <w:lvl w:ilvl="0">
+      <w:start w:val="1"/>
+      <w:numFmt w:val="bullet"/>
+      <w:lvlText w:val=""/>
+      <w:lvlJc w:val="left"/>
+      <w:pPr>
+        <w:tabs>
+          <w:tab w:val="num" w:pos="720"/>
+        </w:tabs>
+        <w:ind w:left="720" w:hanging="360"/>
+      </w:pPr>
+      <w:rPr>
+        <w:rFonts w:ascii="Symbol" w:hAnsi="Symbol" w:hint="default"/>
+        <w:sz w:val="20"/>
+      </w:rPr>
+    </w:lvl>
+    <w:lvl w:ilvl="1" w:tentative="1">
+      <w:start w:val="1"/>
+      <w:numFmt w:val="bullet"/>
+      <w:lvlText w:val="o"/>
+      <w:lvlJc w:val="left"/>
+      <w:pPr>
+        <w:tabs>
+          <w:tab w:val="num" w:pos="1440"/>
+        </w:tabs>
+        <w:ind w:left="1440" w:hanging="360"/>
+      </w:pPr>
+      <w:rPr>
+        <w:rFonts w:ascii="Courier New" w:hAnsi="Courier New" w:hint="default"/>
+        <w:sz w:val="20"/>
+      </w:rPr>
+    </w:lvl>
+    <w:lvl w:ilvl="2" w:tentative="1">
+      <w:start w:val="1"/>
+      <w:numFmt w:val="bullet"/>
+      <w:lvlText w:val=""/>
+      <w:lvlJc w:val="left"/>
+      <w:pPr>
+        <w:tabs>
+          <w:tab w:val="num" w:pos="2160"/>
+        </w:tabs>
+        <w:ind w:left="2160" w:hanging="360"/>
+      </w:pPr>
+      <w:rPr>
+        <w:rFonts w:ascii="Wingdings" w:hAnsi="Wingdings" w:hint="default"/>
+        <w:sz w:val="20"/>
+      </w:rPr>
+    </w:lvl>
+    <w:lvl w:ilvl="3" w:tentative="1">
+      <w:start w:val="1"/>
+      <w:numFmt w:val="bullet"/>
+      <w:lvlText w:val=""/>
+      <w:lvlJc w:val="left"/>
+      <w:pPr>
+        <w:tabs>
+          <w:tab w:val="num" w:pos="2880"/>
+        </w:tabs>
+        <w:ind w:left="2880" w:hanging="360"/>
+      </w:pPr>
+      <w:rPr>
+        <w:rFonts w:ascii="Wingdings" w:hAnsi="Wingdings" w:hint="default"/>
+        <w:sz w:val="20"/>
+      </w:rPr>
+    </w:lvl>
+    <w:lvl w:ilvl="4" w:tentative="1">
+      <w:start w:val="1"/>
+      <w:numFmt w:val="bullet"/>
+      <w:lvlText w:val=""/>
+      <w:lvlJc w:val="left"/>
+      <w:pPr>
+        <w:tabs>
+          <w:tab w:val="num" w:pos="3600"/>
+        </w:tabs>
+        <w:ind w:left="3600" w:hanging="360"/>
+      </w:pPr>
+      <w:rPr>
+        <w:rFonts w:ascii="Wingdings" w:hAnsi="Wingdings" w:hint="default"/>
+        <w:sz w:val="20"/>
+      </w:rPr>
+    </w:lvl>
+    <w:lvl w:ilvl="5" w:tentative="1">
+      <w:start w:val="1"/>
+      <w:numFmt w:val="bullet"/>
+      <w:lvlText w:val=""/>
+      <w:lvlJc w:val="left"/>
+      <w:pPr>
+        <w:tabs>
+          <w:tab w:val="num" w:pos="4320"/>
+        </w:tabs>
+        <w:ind w:left="4320" w:hanging="360"/>
+      </w:pPr>
+      <w:rPr>
+        <w:rFonts w:ascii="Wingdings" w:hAnsi="Wingdings" w:hint="default"/>
+        <w:sz w:val="20"/>
+      </w:rPr>
+    </w:lvl>
+    <w:lvl w:ilvl="6" w:tentative="1">
+      <w:start w:val="1"/>
+      <w:numFmt w:val="bullet"/>
+      <w:lvlText w:val=""/>
+      <w:lvlJc w:val="left"/>
+      <w:pPr>
+        <w:tabs>
+          <w:tab w:val="num" w:pos="5040"/>
+        </w:tabs>
+        <w:ind w:left="5040" w:hanging="360"/>
+      </w:pPr>
+      <w:rPr>
+        <w:rFonts w:ascii="Wingdings" w:hAnsi="Wingdings" w:hint="default"/>
+        <w:sz w:val="20"/>
+      </w:rPr>
+    </w:lvl>
+    <w:lvl w:ilvl="7" w:tentative="1">
+      <w:start w:val="1"/>
+      <w:numFmt w:val="bullet"/>
+      <w:lvlText w:val=""/>
+      <w:lvlJc w:val="left"/>
+      <w:pPr>
+        <w:tabs>
+          <w:tab w:val="num" w:pos="5760"/>
+        </w:tabs>
+        <w:ind w:left="5760" w:hanging="360"/>
+      </w:pPr>
+      <w:rPr>
+        <w:rFonts w:ascii="Wingdings" w:hAnsi="Wingdings" w:hint="default"/>
+        <w:sz w:val="20"/>
+      </w:rPr>
+    </w:lvl>
+    <w:lvl w:ilvl="8" w:tentative="1">
+      <w:start w:val="1"/>
+      <w:numFmt w:val="bullet"/>
+      <w:lvlText w:val=""/>
+      <w:lvlJc w:val="left"/>
+      <w:pPr>
+        <w:tabs>
+          <w:tab w:val="num" w:pos="6480"/>
+        </w:tabs>
+        <w:ind w:left="6480" w:hanging="360"/>
+      </w:pPr>
+      <w:rPr>
+        <w:rFonts w:ascii="Wingdings" w:hAnsi="Wingdings" w:hint="default"/>
+        <w:sz w:val="20"/>
+      </w:rPr>
+    </w:lvl>
+  </w:abstractNum>
+  <w:abstractNum w:abstractNumId="2" w15:restartNumberingAfterBreak="0">
+    <w:nsid w:val="6E1F78C9"/>
+    <w:multiLevelType w:val="multilevel"/>
+    <w:tmpl w:val="2B5609A0"/>
+    <w:lvl w:ilvl="0">
+      <w:start w:val="1"/>
+      <w:numFmt w:val="bullet"/>
+      <w:lvlText w:val=""/>
+      <w:lvlJc w:val="left"/>
+      <w:pPr>
+        <w:tabs>
+          <w:tab w:val="num" w:pos="720"/>
+        </w:tabs>
+        <w:ind w:left="720" w:hanging="360"/>
+      </w:pPr>
+      <w:rPr>
+        <w:rFonts w:ascii="Symbol" w:hAnsi="Symbol" w:hint="default"/>
+        <w:sz w:val="20"/>
+      </w:rPr>
+    </w:lvl>
+    <w:lvl w:ilvl="1" w:tentative="1">
+      <w:start w:val="1"/>
+      <w:numFmt w:val="bullet"/>
+      <w:lvlText w:val="o"/>
+      <w:lvlJc w:val="left"/>
+      <w:pPr>
+        <w:tabs>
+          <w:tab w:val="num" w:pos="1440"/>
+        </w:tabs>
+        <w:ind w:left="1440" w:hanging="360"/>
+      </w:pPr>
+      <w:rPr>
+        <w:rFonts w:ascii="Courier New" w:hAnsi="Courier New" w:hint="default"/>
+        <w:sz w:val="20"/>
+      </w:rPr>
+    </w:lvl>
+    <w:lvl w:ilvl="2" w:tentative="1">
+      <w:start w:val="1"/>
+      <w:numFmt w:val="bullet"/>
+      <w:lvlText w:val=""/>
+      <w:lvlJc w:val="left"/>
+      <w:pPr>
+        <w:tabs>
+          <w:tab w:val="num" w:pos="2160"/>
+        </w:tabs>
+        <w:ind w:left="2160" w:hanging="360"/>
+      </w:pPr>
+      <w:rPr>
+        <w:rFonts w:ascii="Wingdings" w:hAnsi="Wingdings" w:hint="default"/>
+        <w:sz w:val="20"/>
+      </w:rPr>
+    </w:lvl>
+    <w:lvl w:ilvl="3" w:tentative="1">
+      <w:start w:val="1"/>
+      <w:numFmt w:val="bullet"/>
+      <w:lvlText w:val=""/>
+      <w:lvlJc w:val="left"/>
+      <w:pPr>
+        <w:tabs>
+          <w:tab w:val="num" w:pos="2880"/>
+        </w:tabs>
+        <w:ind w:left="2880" w:hanging="360"/>
+      </w:pPr>
+      <w:rPr>
+        <w:rFonts w:ascii="Wingdings" w:hAnsi="Wingdings" w:hint="default"/>
+        <w:sz w:val="20"/>
+      </w:rPr>
+    </w:lvl>
+    <w:lvl w:ilvl="4" w:tentative="1">
+      <w:start w:val="1"/>
+      <w:numFmt w:val="bullet"/>
+      <w:lvlText w:val=""/>
+      <w:lvlJc w:val="left"/>
+      <w:pPr>
+        <w:tabs>
+          <w:tab w:val="num" w:pos="3600"/>
+        </w:tabs>
+        <w:ind w:left="3600" w:hanging="360"/>
+      </w:pPr>
+      <w:rPr>
+        <w:rFonts w:ascii="Wingdings" w:hAnsi="Wingdings" w:hint="default"/>
+        <w:sz w:val="20"/>
+      </w:rPr>
+    </w:lvl>
+    <w:lvl w:ilvl="5" w:tentative="1">
+      <w:start w:val="1"/>
+      <w:numFmt w:val="bullet"/>
+      <w:lvlText w:val=""/>
+      <w:lvlJc w:val="left"/>
+      <w:pPr>
+        <w:tabs>
+          <w:tab w:val="num" w:pos="4320"/>
+        </w:tabs>
+        <w:ind w:left="4320" w:hanging="360"/>
+      </w:pPr>
+      <w:rPr>
+        <w:rFonts w:ascii="Wingdings" w:hAnsi="Wingdings" w:hint="default"/>
+        <w:sz w:val="20"/>
+      </w:rPr>
+    </w:lvl>
+    <w:lvl w:ilvl="6" w:tentative="1">
+      <w:start w:val="1"/>
+      <w:numFmt w:val="bullet"/>
+      <w:lvlText w:val=""/>
+      <w:lvlJc w:val="left"/>
+      <w:pPr>
+        <w:tabs>
+          <w:tab w:val="num" w:pos="5040"/>
+        </w:tabs>
+        <w:ind w:left="5040" w:hanging="360"/>
+      </w:pPr>
+      <w:rPr>
+        <w:rFonts w:ascii="Wingdings" w:hAnsi="Wingdings" w:hint="default"/>
+        <w:sz w:val="20"/>
+      </w:rPr>
+    </w:lvl>
+    <w:lvl w:ilvl="7" w:tentative="1">
+      <w:start w:val="1"/>
+      <w:numFmt w:val="bullet"/>
+      <w:lvlText w:val=""/>
+      <w:lvlJc w:val="left"/>
+      <w:pPr>
+        <w:tabs>
+          <w:tab w:val="num" w:pos="5760"/>
+        </w:tabs>
+        <w:ind w:left="5760" w:hanging="360"/>
+      </w:pPr>
+      <w:rPr>
+        <w:rFonts w:ascii="Wingdings" w:hAnsi="Wingdings" w:hint="default"/>
+        <w:sz w:val="20"/>
+      </w:rPr>
+    </w:lvl>
+    <w:lvl w:ilvl="8" w:tentative="1">
+      <w:start w:val="1"/>
+      <w:numFmt w:val="bullet"/>
+      <w:lvlText w:val=""/>
+      <w:lvlJc w:val="left"/>
+      <w:pPr>
+        <w:tabs>
+          <w:tab w:val="num" w:pos="6480"/>
+        </w:tabs>
+        <w:ind w:left="6480" w:hanging="360"/>
+      </w:pPr>
+      <w:rPr>
+        <w:rFonts w:ascii="Wingdings" w:hAnsi="Wingdings" w:hint="default"/>
+        <w:sz w:val="20"/>
+      </w:rPr>
+    </w:lvl>
+  </w:abstractNum>
+  <w:num w:numId="1" w16cid:durableId="1766531474">
+    <w:abstractNumId w:val="1"/>
+  </w:num>
+  <w:num w:numId="2" w16cid:durableId="1585794975">
+    <w:abstractNumId w:val="0"/>
+  </w:num>
+  <w:num w:numId="3" w16cid:durableId="1424642946">
+    <w:abstractNumId w:val="2"/>
+  </w:num>
+</w:numbering>
 </file>
 
 <file path=word/styles.xml><?xml version="1.0" encoding="utf-8"?>
@@ -2336,6 +7452,7 @@
   <w:style w:type="paragraph" w:default="1" w:styleId="Normal">
     <w:name w:val="Normal"/>
     <w:qFormat/>
+    <w:rsid w:val="00FC3292"/>
     <w:rPr>
       <w:noProof/>
     </w:rPr>
@@ -2867,6 +7984,79 @@
       <w:noProof/>
     </w:rPr>
   </w:style>
+  <w:style w:type="paragraph" w:styleId="Encabezado">
+    <w:name w:val="header"/>
+    <w:basedOn w:val="Normal"/>
+    <w:link w:val="EncabezadoCar"/>
+    <w:uiPriority w:val="99"/>
+    <w:unhideWhenUsed/>
+    <w:rsid w:val="00A91795"/>
+    <w:pPr>
+      <w:tabs>
+        <w:tab w:val="center" w:pos="4252"/>
+        <w:tab w:val="right" w:pos="8504"/>
+      </w:tabs>
+      <w:spacing w:after="0" w:line="240" w:lineRule="auto"/>
+    </w:pPr>
+  </w:style>
+  <w:style w:type="character" w:customStyle="1" w:styleId="EncabezadoCar">
+    <w:name w:val="Encabezado Car"/>
+    <w:basedOn w:val="Fuentedeprrafopredeter"/>
+    <w:link w:val="Encabezado"/>
+    <w:uiPriority w:val="99"/>
+    <w:rsid w:val="00A91795"/>
+    <w:rPr>
+      <w:noProof/>
+    </w:rPr>
+  </w:style>
+  <w:style w:type="paragraph" w:styleId="Piedepgina">
+    <w:name w:val="footer"/>
+    <w:basedOn w:val="Normal"/>
+    <w:link w:val="PiedepginaCar"/>
+    <w:uiPriority w:val="99"/>
+    <w:unhideWhenUsed/>
+    <w:rsid w:val="00A91795"/>
+    <w:pPr>
+      <w:tabs>
+        <w:tab w:val="center" w:pos="4252"/>
+        <w:tab w:val="right" w:pos="8504"/>
+      </w:tabs>
+      <w:spacing w:after="0" w:line="240" w:lineRule="auto"/>
+    </w:pPr>
+  </w:style>
+  <w:style w:type="character" w:customStyle="1" w:styleId="PiedepginaCar">
+    <w:name w:val="Pie de página Car"/>
+    <w:basedOn w:val="Fuentedeprrafopredeter"/>
+    <w:link w:val="Piedepgina"/>
+    <w:uiPriority w:val="99"/>
+    <w:rsid w:val="00A91795"/>
+    <w:rPr>
+      <w:noProof/>
+    </w:rPr>
+  </w:style>
+  <w:style w:type="character" w:styleId="Hipervnculo">
+    <w:name w:val="Hyperlink"/>
+    <w:basedOn w:val="Fuentedeprrafopredeter"/>
+    <w:uiPriority w:val="99"/>
+    <w:unhideWhenUsed/>
+    <w:rsid w:val="00F5373C"/>
+    <w:rPr>
+      <w:color w:val="0563C1" w:themeColor="hyperlink"/>
+      <w:u w:val="single"/>
+    </w:rPr>
+  </w:style>
+  <w:style w:type="character" w:styleId="Mencinsinresolver">
+    <w:name w:val="Unresolved Mention"/>
+    <w:basedOn w:val="Fuentedeprrafopredeter"/>
+    <w:uiPriority w:val="99"/>
+    <w:semiHidden/>
+    <w:unhideWhenUsed/>
+    <w:rsid w:val="00F5373C"/>
+    <w:rPr>
+      <w:color w:val="605E5C"/>
+      <w:shd w:val="clear" w:color="auto" w:fill="E1DFDD"/>
+    </w:rPr>
+  </w:style>
 </w:styles>
 </file>
 

--- a/BASE DATOS EMPRESA/EMPRESA/FUNCIONAMIENTO DE TODO.docx
+++ b/BASE DATOS EMPRESA/EMPRESA/FUNCIONAMIENTO DE TODO.docx
@@ -851,7 +851,7 @@
     <w:p>
       <w:r>
         <w:pict w14:anchorId="5D7EACE2">
-          <v:shape id="_x0000_s2082" type="#_x0000_t34" style="position:absolute;margin-left:293.25pt;margin-top:15.9pt;width:88.5pt;height:10.5pt;z-index:251679744" o:connectortype="elbow" adj=",-998229,-80359" strokecolor="#e00">
+          <v:shape id="_x0000_s2082" type="#_x0000_t34" style="position:absolute;margin-left:294.8pt;margin-top:27.95pt;width:88.5pt;height:10.5pt;z-index:251679744" o:connectortype="elbow" adj=",-998229,-80359" strokecolor="#e00">
             <v:stroke endarrow="block"/>
           </v:shape>
         </w:pict>
@@ -871,15 +871,103 @@
         </w:pict>
       </w:r>
     </w:p>
-    <w:p/>
-    <w:p>
-      <w:pPr>
-        <w:pStyle w:val="Sinespaciado"/>
-        <w:rPr>
-          <w:b/>
-          <w:bCs/>
-        </w:rPr>
-      </w:pPr>
+    <w:p>
+      <w:pPr>
+        <w:pStyle w:val="Prrafodelista"/>
+        <w:numPr>
+          <w:ilvl w:val="0"/>
+          <w:numId w:val="8"/>
+        </w:numPr>
+        <w:jc w:val="center"/>
+        <w:rPr>
+          <w:b/>
+          <w:bCs/>
+        </w:rPr>
+      </w:pPr>
+      <w:r>
+        <w:rPr>
+          <w:b/>
+          <w:bCs/>
+        </w:rPr>
+        <w:lastRenderedPageBreak/>
+        <w:t>Algo importante de PHP y basico para entender el funcionamiento del codigo</w:t>
+      </w:r>
+    </w:p>
+    <w:p>
+      <w:pPr>
+        <w:ind w:left="360"/>
+        <w:jc w:val="both"/>
+      </w:pPr>
+      <w:r>
+        <w:t xml:space="preserve">PHP no se ejecuta en el navegador, se ejecuta en el servidor. Lo que el cliente ve y usa es una web que se ha ejecutado en servidor y manda el resultado al navegador. Una vez ejecutato en el servidor y mostrado en el navegador no se pude ejecutar nada mas si no se carga una nueva pagina al hacer un clic ya que solo pinchando en un link se podria cargar una nueva pagina y ejecutar algo de nuevo. Pero dentro de una pagina ya cargada en el servidor y enviada al navegador no se puede ejecutar nada mas. Por ejemplo no puedo ejecutar codigo al hacer un clic en un boton, porque ese clic de boton se esta haciendo en el navegador y el servidor de php no se entera del clic. El servidor solo se entera cuando hay que cargar una nueva pagina. Asi que para ejecutar cosas hay que usar java scritp. </w:t>
+      </w:r>
+    </w:p>
+    <w:p>
+      <w:pPr>
+        <w:ind w:left="360"/>
+      </w:pPr>
+      <w:r>
+        <w:t>Por ejemplo, el mesaje que he puesto en el boton de borrar entidad:</w:t>
+      </w:r>
+    </w:p>
+    <w:p>
+      <w:pPr>
+        <w:ind w:left="360"/>
+        <w:rPr>
+          <w:color w:val="EE0000"/>
+        </w:rPr>
+      </w:pPr>
+      <w:r>
+        <w:rPr>
+          <w:color w:val="EE0000"/>
+        </w:rPr>
+        <w:t xml:space="preserve">&lt;a href="pages/borrar/&lt;?=$entidad-&gt;getId()?&gt;" class= "btn btn-sm btn-outline-danger" </w:t>
+      </w:r>
+      <w:r>
+        <w:rPr>
+          <w:color w:val="2F5496" w:themeColor="accent1" w:themeShade="BF"/>
+        </w:rPr>
+        <w:t>onclick="return confirm('Estas seguro que quieres borrar esta entidad?');"</w:t>
+      </w:r>
+      <w:r>
+        <w:rPr>
+          <w:color w:val="EE0000"/>
+        </w:rPr>
+        <w:t>&gt;</w:t>
+      </w:r>
+    </w:p>
+    <w:p>
+      <w:pPr>
+        <w:ind w:left="360"/>
+      </w:pPr>
+      <w:r>
+        <w:t>El atributo onclick espera java script, si le pongo PHP el HTML se rompe y no carga la pagina.</w:t>
+      </w:r>
+    </w:p>
+    <w:p>
+      <w:pPr>
+        <w:pStyle w:val="Sinespaciado"/>
+        <w:rPr>
+          <w:b/>
+          <w:bCs/>
+        </w:rPr>
+      </w:pPr>
+    </w:p>
+    <w:p>
+      <w:pPr>
+        <w:pStyle w:val="Sinespaciado"/>
+        <w:rPr>
+          <w:b/>
+          <w:bCs/>
+        </w:rPr>
+      </w:pPr>
+      <w:r>
+        <w:rPr>
+          <w:b/>
+          <w:bCs/>
+        </w:rPr>
+        <w:t xml:space="preserve">1 </w:t>
+      </w:r>
       <w:r>
         <w:rPr>
           <w:b/>
@@ -1031,6 +1119,7 @@
     </w:p>
     <w:p>
       <w:r>
+        <w:lastRenderedPageBreak/>
         <w:t>Routes[GET][hola]=funcion fun1.</w:t>
       </w:r>
     </w:p>
@@ -1093,7 +1182,6 @@
     </w:p>
     <w:p>
       <w:r>
-        <w:lastRenderedPageBreak/>
         <w:t xml:space="preserve">Index.php es el que guarda las rutas. </w:t>
       </w:r>
       <w:r>
@@ -1119,6 +1207,13 @@
           <w:bCs/>
         </w:rPr>
       </w:pPr>
+      <w:r>
+        <w:rPr>
+          <w:b/>
+          <w:bCs/>
+        </w:rPr>
+        <w:t xml:space="preserve">2 </w:t>
+      </w:r>
       <w:r>
         <w:rPr>
           <w:b/>
@@ -1611,6 +1706,7 @@
         </w:rPr>
       </w:pPr>
       <w:r>
+        <w:lastRenderedPageBreak/>
         <w:t xml:space="preserve">Despues de lo explicado podemos ver que si estoy en </w:t>
       </w:r>
       <w:r>
@@ -1993,116 +2089,300 @@
     </w:p>
     <w:p>
       <w:r>
+        <w:t>no tienen nada que ver con lo explicado sobre</w:t>
+      </w:r>
+      <w:r>
+        <w:rPr>
+          <w:b/>
+          <w:bCs/>
+        </w:rPr>
+        <w:t xml:space="preserve"> href. Require_</w:t>
+      </w:r>
+      <w:r>
+        <w:rPr>
+          <w:b/>
+          <w:bCs/>
+        </w:rPr>
+        <w:t>once</w:t>
+      </w:r>
+      <w:r>
+        <w:rPr>
+          <w:b/>
+          <w:bCs/>
+        </w:rPr>
+        <w:t xml:space="preserve"> </w:t>
+      </w:r>
+      <w:r>
+        <w:t xml:space="preserve">lo que hace es insertar </w:t>
+      </w:r>
+      <w:r>
+        <w:t xml:space="preserve">y ejecutar </w:t>
+      </w:r>
+      <w:r>
+        <w:t>el codigo del fichero</w:t>
+      </w:r>
+      <w:r>
+        <w:rPr>
+          <w:b/>
+          <w:bCs/>
+        </w:rPr>
+        <w:t xml:space="preserve"> .php, </w:t>
+      </w:r>
+      <w:r>
+        <w:t>indicado en la ruta relativa a donde esta</w:t>
+      </w:r>
+      <w:r>
+        <w:rPr>
+          <w:b/>
+          <w:bCs/>
+        </w:rPr>
+        <w:t xml:space="preserve"> index.php,</w:t>
+      </w:r>
+      <w:r>
+        <w:t xml:space="preserve"> (“pages/fichero.php”).</w:t>
+      </w:r>
+    </w:p>
+    <w:p>
+      <w:pPr>
+        <w:jc w:val="both"/>
+      </w:pPr>
+      <w:r>
+        <w:rPr>
+          <w:b/>
+          <w:bCs/>
+          <w:color w:val="FF0000"/>
+        </w:rPr>
+        <w:t>Nota</w:t>
+      </w:r>
+      <w:r>
+        <w:t xml:space="preserve">: cada vez que pincho en un boton con un href </w:t>
+      </w:r>
+      <w:r>
+        <w:rPr>
+          <w:i/>
+          <w:iCs/>
+        </w:rPr>
+        <w:t>entidades</w:t>
+      </w:r>
+      <w:r>
+        <w:t xml:space="preserve"> o </w:t>
+      </w:r>
+      <w:r>
+        <w:rPr>
+          <w:i/>
+          <w:iCs/>
+        </w:rPr>
+        <w:t>nueva entidad</w:t>
+      </w:r>
+      <w:r>
+        <w:t xml:space="preserve"> se va a index.php por el enrutamiento de ngnix. Asi que al pinchar en un href, se sale de la url actual eliminado todas las variables del programa, la tabla routes incluida y se ejecuta de nuevo el index.php, creando de nuevo la tabla routes y ejecutando todo de nuevo, por eso por muchas veces que le pinche a los link href de </w:t>
+      </w:r>
+      <w:r>
+        <w:rPr>
+          <w:i/>
+          <w:iCs/>
+        </w:rPr>
+        <w:t>entidades</w:t>
+      </w:r>
+      <w:r>
+        <w:t xml:space="preserve"> para adelante o para atrás no se lle</w:t>
+      </w:r>
+      <w:r>
+        <w:t>n</w:t>
+      </w:r>
+      <w:r>
+        <w:t>a la tabla routes de datos.</w:t>
+      </w:r>
+    </w:p>
+    <w:p>
+      <w:pPr>
+        <w:jc w:val="both"/>
+      </w:pPr>
+      <w:r>
+        <w:rPr>
+          <w:b/>
+          <w:bCs/>
+          <w:color w:val="FF0000"/>
+        </w:rPr>
+        <w:t>Nota</w:t>
+      </w:r>
+      <w:r>
+        <w:t xml:space="preserve">: los link que hay en los .php se pueden considerar o traducir en pagina+acccion, </w:t>
+      </w:r>
+      <w:r>
+        <w:t xml:space="preserve">cuando se hace clic en un link </w:t>
+      </w:r>
+      <w:r>
+        <w:t>se va cargar una pagina</w:t>
+      </w:r>
+      <w:r>
+        <w:t xml:space="preserve"> vacia</w:t>
+      </w:r>
+      <w:r>
+        <w:t xml:space="preserve"> que es la del link y se va a ejecutar una accion, leer, escribir, modificar o borrar datos. A traves de ese link se llega al metodo del controller correspondiente. Y Controller tiene metodos que algunos hacen render para mostrar contenido en la pagina </w:t>
+      </w:r>
+      <w:r>
+        <w:t>cargada con el link</w:t>
+      </w:r>
+      <w:r>
+        <w:t>, la que llamo el link inicial.</w:t>
+      </w:r>
+      <w:r>
+        <w:t xml:space="preserve"> En Controlller hay otros metodos que no hacen render como save y delete, esos metodos no tienen que mostrar nada, se ejecuta la consulta y salta a una pagina con header</w:t>
+      </w:r>
+      <w:r>
+        <w:t>()</w:t>
+      </w:r>
+      <w:r>
+        <w:t>, que header es similar a un href pero el href tiene que pinchar alguien.</w:t>
+      </w:r>
+      <w:r>
+        <w:t xml:space="preserve"> </w:t>
+      </w:r>
+    </w:p>
+    <w:p>
+      <w:pPr>
+        <w:jc w:val="both"/>
+      </w:pPr>
+      <w:r>
+        <w:t>Los header</w:t>
+      </w:r>
+      <w:r>
+        <w:t>(‘ruta’)</w:t>
+      </w:r>
+      <w:r>
+        <w:t xml:space="preserve"> y los  link tipo href </w:t>
+      </w:r>
+      <w:r>
+        <w:t xml:space="preserve">= “ruta” hacen </w:t>
+      </w:r>
+      <w:r>
+        <w:t>lo mismo</w:t>
+      </w:r>
+      <w:r>
+        <w:t>,</w:t>
+      </w:r>
+      <w:r>
+        <w:t xml:space="preserve"> la diferencia es que  el link hay que pinchar y el header es una llamada </w:t>
+      </w:r>
+      <w:r>
+        <w:t>desde codigo</w:t>
+      </w:r>
+      <w:r>
+        <w:t xml:space="preserve">. Tanto los link como los header llaman a una página nueva </w:t>
+      </w:r>
+      <w:r>
+        <w:t xml:space="preserve">y la cargan en el navegador web, pero como son ficheros php, sin contenido la pagina al principio esta vacia, asi que </w:t>
+      </w:r>
+      <w:r>
+        <w:t>el contenido de la página lo va elegír el método del controller correspondiente</w:t>
+      </w:r>
+      <w:r>
+        <w:t xml:space="preserve"> </w:t>
+      </w:r>
+      <w:r>
+        <w:t xml:space="preserve">a la página llamada </w:t>
+      </w:r>
+      <w:r>
+        <w:t xml:space="preserve">(action) </w:t>
+      </w:r>
+      <w:r>
+        <w:t>y método</w:t>
+      </w:r>
+      <w:r>
+        <w:t xml:space="preserve"> (GET, POST…)</w:t>
+      </w:r>
+      <w:r>
+        <w:t xml:space="preserve">. Ese método sacará datos de la base de datos y acaba llamando a  Render para visualizarlos en la página que el link o header </w:t>
+      </w:r>
+      <w:r>
+        <w:t>ha llamado. Render es la que carga contenido en las paginas</w:t>
+      </w:r>
+    </w:p>
+    <w:p>
+      <w:pPr>
+        <w:jc w:val="both"/>
+      </w:pPr>
+      <w:r>
+        <w:t xml:space="preserve">En mi programa, ahora mismo </w:t>
+      </w:r>
+      <w:r>
+        <w:t xml:space="preserve">solo hay dos </w:t>
+      </w:r>
+      <w:r>
+        <w:t xml:space="preserve">contenidos que se cargan en las diferentes </w:t>
+      </w:r>
+      <w:r>
+        <w:t>paginas</w:t>
+      </w:r>
+      <w:r>
+        <w:t xml:space="preserve"> cargadas por los link o header</w:t>
+      </w:r>
+      <w:r>
+        <w:t xml:space="preserve">, la de nueva_entidad y la de entidades, </w:t>
+      </w:r>
+      <w:r>
+        <w:t xml:space="preserve">y </w:t>
+      </w:r>
+      <w:r>
+        <w:t>el footer y el header</w:t>
+      </w:r>
+      <w:r>
+        <w:t>, que siempre se ponen antes y despues</w:t>
+      </w:r>
+      <w:r>
+        <w:t>.</w:t>
+      </w:r>
+    </w:p>
+    <w:p>
+      <w:pPr>
+        <w:jc w:val="center"/>
+        <w:rPr>
+          <w:b/>
+          <w:bCs/>
+        </w:rPr>
+      </w:pPr>
+      <w:r>
+        <w:rPr>
+          <w:b/>
+          <w:bCs/>
+        </w:rPr>
+        <w:t xml:space="preserve">3 </w:t>
+      </w:r>
+      <w:r>
+        <w:rPr>
+          <w:b/>
+          <w:bCs/>
+        </w:rPr>
+        <w:t>Pag 388 libro Anaya del curso.</w:t>
+      </w:r>
+    </w:p>
+    <w:p>
+      <w:r>
+        <w:t>Aquí hace esto:</w:t>
+      </w:r>
+    </w:p>
+    <w:p>
+      <w:pPr>
+        <w:rPr>
+          <w:b/>
+          <w:bCs/>
+        </w:rPr>
+      </w:pPr>
+      <w:r>
+        <w:t xml:space="preserve">$this-&gt;conexion-&gt;consulta </w:t>
+      </w:r>
+      <w:r>
+        <w:rPr>
+          <w:b/>
+          <w:bCs/>
+        </w:rPr>
+        <w:t>("insert into entidad (CIF_DNI, Nombre, Apellidos, Direccion, Telefono, Email)  values ($entidad[entidad][CIF_DNI], $entidad[entidad][Nombre], $entidad[entidad][Apellidos], $entidad[entidad][Direccion], $entidad[entidad][Telefono], $entidad[entidad][Email])");</w:t>
+      </w:r>
+    </w:p>
+    <w:p>
+      <w:r>
         <w:lastRenderedPageBreak/>
-        <w:t>no tienen nada que ver con lo explicado sobre</w:t>
-      </w:r>
-      <w:r>
-        <w:rPr>
-          <w:b/>
-          <w:bCs/>
-        </w:rPr>
-        <w:t xml:space="preserve"> href. Require_</w:t>
-      </w:r>
-      <w:r>
-        <w:rPr>
-          <w:b/>
-          <w:bCs/>
-        </w:rPr>
-        <w:t>once</w:t>
-      </w:r>
-      <w:r>
-        <w:rPr>
-          <w:b/>
-          <w:bCs/>
-        </w:rPr>
-        <w:t xml:space="preserve"> </w:t>
-      </w:r>
-      <w:r>
-        <w:t xml:space="preserve">lo que hace es insertar </w:t>
-      </w:r>
-      <w:r>
-        <w:t xml:space="preserve">y ejecutar </w:t>
-      </w:r>
-      <w:r>
-        <w:t>el codigo del fichero</w:t>
-      </w:r>
-      <w:r>
-        <w:rPr>
-          <w:b/>
-          <w:bCs/>
-        </w:rPr>
-        <w:t xml:space="preserve"> .php, </w:t>
-      </w:r>
-      <w:r>
-        <w:t>indicado en la ruta relativa a donde esta</w:t>
-      </w:r>
-      <w:r>
-        <w:rPr>
-          <w:b/>
-          <w:bCs/>
-        </w:rPr>
-        <w:t xml:space="preserve"> index.php,</w:t>
-      </w:r>
-      <w:r>
-        <w:t xml:space="preserve"> (“pages/fichero.php”).</w:t>
-      </w:r>
-    </w:p>
-    <w:p>
-      <w:pPr>
-        <w:jc w:val="both"/>
-      </w:pPr>
-      <w:r>
-        <w:rPr>
-          <w:b/>
-          <w:bCs/>
-        </w:rPr>
-        <w:t>Nota</w:t>
-      </w:r>
-      <w:r>
-        <w:t>: cada vez que pincho en un boton con un href entidades o nueva entidad se va a index.php por el enrutamiento de ngnix. Asi que al pinchar en un href, se sale de la url actual eliminado todas las variables del programa, la tabla routes incluida y se ejecuta de nuevo el index.php, creando de nuevo la tabla routes y ejecutando todo de nuevo, por eso por muchas veces que le pinche a los link href de entidades para adelante o para atrás no se lleva la tabla routes de datos.</w:t>
-      </w:r>
-    </w:p>
-    <w:p>
-      <w:pPr>
-        <w:jc w:val="center"/>
-        <w:rPr>
-          <w:b/>
-          <w:bCs/>
-        </w:rPr>
-      </w:pPr>
-      <w:r>
-        <w:rPr>
-          <w:b/>
-          <w:bCs/>
-        </w:rPr>
-        <w:t>Pag 388 libro Anaya del curso.</w:t>
-      </w:r>
-    </w:p>
-    <w:p>
-      <w:r>
-        <w:t>Aquí hace esto:</w:t>
-      </w:r>
-    </w:p>
-    <w:p>
-      <w:pPr>
-        <w:rPr>
-          <w:b/>
-          <w:bCs/>
-        </w:rPr>
-      </w:pPr>
-      <w:r>
-        <w:t xml:space="preserve">$this-&gt;conexion-&gt;consulta </w:t>
-      </w:r>
-      <w:r>
-        <w:rPr>
-          <w:b/>
-          <w:bCs/>
-        </w:rPr>
-        <w:t>("insert into entidad (CIF_DNI, Nombre, Apellidos, Direccion, Telefono, Email)  values ($entidad[entidad][CIF_DNI], $entidad[entidad][Nombre], $entidad[entidad][Apellidos], $entidad[entidad][Direccion], $entidad[entidad][Telefono], $entidad[entidad][Email])");</w:t>
-      </w:r>
-    </w:p>
-    <w:p>
-      <w:r>
         <w:t>entre comillas dobles no se pueden poner comillas [‘  ’] a los indices del array multinivel o multidimensional, PHP no te deja ponerlo con las comillas simples</w:t>
       </w:r>
       <w:r>
@@ -2297,85 +2577,85 @@
     </w:p>
     <w:p>
       <w:r>
+        <w:t>Tambien se puede hacer asi:</w:t>
+      </w:r>
+    </w:p>
+    <w:p>
+      <w:pPr>
+        <w:rPr>
+          <w:color w:val="FF0000"/>
+        </w:rPr>
+      </w:pPr>
+      <w:r>
+        <w:rPr>
+          <w:color w:val="FF0000"/>
+        </w:rPr>
+        <w:t>$cif_dni = $entidad['entidad']['CIF_DNI'];</w:t>
+      </w:r>
+    </w:p>
+    <w:p>
+      <w:pPr>
+        <w:rPr>
+          <w:color w:val="FF0000"/>
+        </w:rPr>
+      </w:pPr>
+      <w:r>
+        <w:rPr>
+          <w:color w:val="FF0000"/>
+        </w:rPr>
+        <w:t>$nombre  = $entidad['entidad']['Nombre'];</w:t>
+      </w:r>
+    </w:p>
+    <w:p>
+      <w:pPr>
+        <w:rPr>
+          <w:color w:val="FF0000"/>
+        </w:rPr>
+      </w:pPr>
+      <w:r>
+        <w:rPr>
+          <w:color w:val="FF0000"/>
+        </w:rPr>
+        <w:t>$sql = "INSERT INTO entidad (CIF_DNI, Nombre) VALUES ('$cif_dni', '$nombre')";</w:t>
+      </w:r>
+    </w:p>
+    <w:p>
+      <w:pPr>
+        <w:rPr>
+          <w:color w:val="FF0000"/>
+        </w:rPr>
+      </w:pPr>
+      <w:r>
+        <w:rPr>
+          <w:color w:val="FF0000"/>
+        </w:rPr>
+        <w:t>$this-&gt;conexion-&gt;consulta($sql);</w:t>
+      </w:r>
+    </w:p>
+    <w:p/>
+    <w:p>
+      <w:r>
+        <w:t xml:space="preserve">En la pg.344 si lo hago de la misma manera que en la pag 338 me da error en tiempo de ejecucion. </w:t>
+      </w:r>
+      <w:r>
+        <w:t>¿</w:t>
+      </w:r>
+      <w:r>
+        <w:t>Porque si funciona en una cosulta y falla en otra</w:t>
+      </w:r>
+      <w:r>
+        <w:t>?</w:t>
+      </w:r>
+      <w:r>
+        <w:t>.</w:t>
+      </w:r>
+    </w:p>
+    <w:p>
+      <w:pPr>
+        <w:jc w:val="both"/>
+      </w:pPr>
+      <w:r>
         <w:lastRenderedPageBreak/>
-        <w:t>Tambien se puede hacer asi:</w:t>
-      </w:r>
-    </w:p>
-    <w:p>
-      <w:pPr>
-        <w:rPr>
-          <w:color w:val="FF0000"/>
-        </w:rPr>
-      </w:pPr>
-      <w:r>
-        <w:rPr>
-          <w:color w:val="FF0000"/>
-        </w:rPr>
-        <w:t>$cif_dni = $entidad['entidad']['CIF_DNI'];</w:t>
-      </w:r>
-    </w:p>
-    <w:p>
-      <w:pPr>
-        <w:rPr>
-          <w:color w:val="FF0000"/>
-        </w:rPr>
-      </w:pPr>
-      <w:r>
-        <w:rPr>
-          <w:color w:val="FF0000"/>
-        </w:rPr>
-        <w:t>$nombre  = $entidad['entidad']['Nombre'];</w:t>
-      </w:r>
-    </w:p>
-    <w:p>
-      <w:pPr>
-        <w:rPr>
-          <w:color w:val="FF0000"/>
-        </w:rPr>
-      </w:pPr>
-      <w:r>
-        <w:rPr>
-          <w:color w:val="FF0000"/>
-        </w:rPr>
-        <w:t>$sql = "INSERT INTO entidad (CIF_DNI, Nombre) VALUES ('$cif_dni', '$nombre')";</w:t>
-      </w:r>
-    </w:p>
-    <w:p>
-      <w:pPr>
-        <w:rPr>
-          <w:color w:val="FF0000"/>
-        </w:rPr>
-      </w:pPr>
-      <w:r>
-        <w:rPr>
-          <w:color w:val="FF0000"/>
-        </w:rPr>
-        <w:t>$this-&gt;conexion-&gt;consulta($sql);</w:t>
-      </w:r>
-    </w:p>
-    <w:p/>
-    <w:p>
-      <w:r>
-        <w:t xml:space="preserve">En la pg.344 si lo hago de la misma manera que en la pag 338 me da error en tiempo de ejecucion. </w:t>
-      </w:r>
-      <w:r>
-        <w:t>¿</w:t>
-      </w:r>
-      <w:r>
-        <w:t>Porque si funciona en una cosulta y falla en otra</w:t>
-      </w:r>
-      <w:r>
-        <w:t>?</w:t>
-      </w:r>
-      <w:r>
-        <w:t>.</w:t>
-      </w:r>
-    </w:p>
-    <w:p>
-      <w:pPr>
-        <w:jc w:val="both"/>
-      </w:pPr>
-      <w:r>
         <w:t xml:space="preserve">Basicamente porque en cosulta </w:t>
       </w:r>
       <w:r>
@@ -2487,6 +2767,13 @@
           <w:b/>
           <w:bCs/>
         </w:rPr>
+        <w:t xml:space="preserve">4 </w:t>
+      </w:r>
+      <w:r>
+        <w:rPr>
+          <w:b/>
+          <w:bCs/>
+        </w:rPr>
         <w:t>COMO EL REPOSITORY PASA DATOS ENCAPSULADOS A PAGE PARA QUE LOS MUESTRE EN HTML</w:t>
       </w:r>
     </w:p>
@@ -2596,173 +2883,801 @@
         <w:pStyle w:val="Sinespaciado"/>
       </w:pPr>
       <w:r>
+        <w:t xml:space="preserve">$a[2]==’c’ </w:t>
+      </w:r>
+    </w:p>
+    <w:p>
+      <w:pPr>
+        <w:pStyle w:val="Sinespaciado"/>
+        <w:jc w:val="both"/>
+      </w:pPr>
+      <w:r>
+        <w:t>Con la sentencia [‘a’ =&gt; $a] dentro de una llamada a función o método, que necesita como parámetro una tabla, se crea una nueva tabla. Esta tabla que se crea no tiene nombre y en la función que la recibe cogerá el nombre del parámetro definido en la</w:t>
+      </w:r>
+      <w:r>
+        <w:t xml:space="preserve"> cabecera de la</w:t>
+      </w:r>
+      <w:r>
+        <w:t xml:space="preserve"> función. Esta tabla solo tiene un elemento, tiene un único índice o key asociativo que se llama ‘a’, y en ese único elemento están todos los valores que tenía $a.</w:t>
+      </w:r>
+    </w:p>
+    <w:p>
+      <w:pPr>
+        <w:pStyle w:val="Sinespaciado"/>
+      </w:pPr>
+      <w:r>
+        <w:t>Es decir, se crea una tabla que dentro tiene otra tabla.</w:t>
+      </w:r>
+    </w:p>
+    <w:p>
+      <w:pPr>
+        <w:pStyle w:val="Sinespaciado"/>
+      </w:pPr>
+      <w:r>
+        <w:t xml:space="preserve">Tabla anónima </w:t>
+      </w:r>
+    </w:p>
+    <w:p>
+      <w:pPr>
+        <w:pStyle w:val="Sinespaciado"/>
+      </w:pPr>
+      <w:r>
+        <w:t>[</w:t>
+      </w:r>
+    </w:p>
+    <w:p>
+      <w:pPr>
+        <w:pStyle w:val="Sinespaciado"/>
+      </w:pPr>
+      <w:r>
+        <w:t xml:space="preserve">$a = [‘a’,  ‘b’,  ‘c’]  </w:t>
+      </w:r>
+    </w:p>
+    <w:p>
+      <w:pPr>
+        <w:pStyle w:val="Sinespaciado"/>
+      </w:pPr>
+      <w:r>
+        <w:t>]</w:t>
+      </w:r>
+    </w:p>
+    <w:p>
+      <w:pPr>
+        <w:pStyle w:val="Sinespaciado"/>
+      </w:pPr>
+      <w:r>
+        <w:t xml:space="preserve"> esta tabla como no tiene nombre le pongo nombre anónimo y seria </w:t>
+      </w:r>
+    </w:p>
+    <w:p>
+      <w:pPr>
+        <w:pStyle w:val="Sinespaciado"/>
+      </w:pPr>
+      <w:r>
+        <w:t>Anónima [‘a’]== [‘a’,  ‘b’,  ‘c’]</w:t>
+      </w:r>
+    </w:p>
+    <w:p>
+      <w:pPr>
+        <w:pStyle w:val="Sinespaciado"/>
+      </w:pPr>
+      <w:r>
         <w:lastRenderedPageBreak/>
-        <w:t xml:space="preserve">$a[2]==’c’ </w:t>
-      </w:r>
-    </w:p>
-    <w:p>
-      <w:pPr>
-        <w:pStyle w:val="Sinespaciado"/>
-        <w:jc w:val="both"/>
-      </w:pPr>
-      <w:r>
-        <w:t>Con la sentencia [‘a’ =&gt; $a] dentro de una llamada a función o método, que necesita como parámetro una tabla, se crea una nueva tabla. Esta tabla que se crea no tiene nombre y en la función que la recibe cogerá el nombre del parámetro definido en la</w:t>
-      </w:r>
-      <w:r>
-        <w:t xml:space="preserve"> cabecera de la</w:t>
-      </w:r>
-      <w:r>
-        <w:t xml:space="preserve"> función. Esta tabla solo tiene un elemento, tiene un único índice o key asociativo que se llama ‘a’, y en ese único elemento están todos los valores que tenía $a.</w:t>
-      </w:r>
-    </w:p>
-    <w:p>
-      <w:pPr>
-        <w:pStyle w:val="Sinespaciado"/>
-      </w:pPr>
-      <w:r>
-        <w:t>Es decir, se crea una tabla que dentro tiene otra tabla.</w:t>
-      </w:r>
-    </w:p>
-    <w:p>
-      <w:pPr>
-        <w:pStyle w:val="Sinespaciado"/>
-      </w:pPr>
-      <w:r>
-        <w:t xml:space="preserve">Tabla anónima </w:t>
-      </w:r>
-    </w:p>
-    <w:p>
-      <w:pPr>
-        <w:pStyle w:val="Sinespaciado"/>
-      </w:pPr>
+        <w:t>Anónima [‘a’][0]==</w:t>
+      </w:r>
+      <w:r>
+        <w:t xml:space="preserve"> </w:t>
+      </w:r>
+      <w:r>
+        <w:t>‘a’</w:t>
+      </w:r>
+    </w:p>
+    <w:p>
+      <w:pPr>
+        <w:pStyle w:val="Sinespaciado"/>
+      </w:pPr>
+      <w:r>
+        <w:t>Anónima [‘a’][1]==</w:t>
+      </w:r>
+      <w:r>
+        <w:t xml:space="preserve"> </w:t>
+      </w:r>
+      <w:r>
+        <w:t>‘b’</w:t>
+      </w:r>
+    </w:p>
+    <w:p>
+      <w:pPr>
+        <w:pStyle w:val="Sinespaciado"/>
+      </w:pPr>
+      <w:r>
+        <w:t>Anónima [‘a’][2]==</w:t>
+      </w:r>
+      <w:r>
+        <w:t xml:space="preserve"> </w:t>
+      </w:r>
+      <w:r>
+        <w:t>‘c’</w:t>
+      </w:r>
+    </w:p>
+    <w:p>
+      <w:pPr>
+        <w:pStyle w:val="Sinespaciado"/>
+      </w:pPr>
+    </w:p>
+    <w:p>
+      <w:r>
+        <w:t>Vamos con lo que pasa en el controller:</w:t>
+      </w:r>
+    </w:p>
+    <w:p>
+      <w:pPr>
+        <w:pStyle w:val="Sinespaciado"/>
+        <w:jc w:val="both"/>
+      </w:pPr>
+      <w:r>
+        <w:t xml:space="preserve">En el caso que estamos tratando los elementos que contiene la tabla son objetos de una clase con campos de una consulta sql, pero los ejemplos que aquí salen son tablas con índices asociativos, </w:t>
+      </w:r>
       <w:r>
         <w:t>[</w:t>
       </w:r>
-    </w:p>
-    <w:p>
-      <w:pPr>
-        <w:pStyle w:val="Sinespaciado"/>
-      </w:pPr>
-      <w:r>
-        <w:t xml:space="preserve">$a = [‘a’,  ‘b’,  ‘c’]  </w:t>
-      </w:r>
-    </w:p>
-    <w:p>
-      <w:pPr>
-        <w:pStyle w:val="Sinespaciado"/>
-      </w:pPr>
+      <w:r>
+        <w:t>índice nombre de campo</w:t>
+      </w:r>
       <w:r>
         <w:t>]</w:t>
       </w:r>
-    </w:p>
-    <w:p>
-      <w:pPr>
-        <w:pStyle w:val="Sinespaciado"/>
-      </w:pPr>
-      <w:r>
-        <w:t xml:space="preserve"> esta tabla como no tiene nombre le pongo nombre anónimo y seria </w:t>
-      </w:r>
-    </w:p>
-    <w:p>
-      <w:pPr>
-        <w:pStyle w:val="Sinespaciado"/>
-      </w:pPr>
-      <w:r>
-        <w:t>Anónima [‘a’]== [‘a’,  ‘b’,  ‘c’]</w:t>
-      </w:r>
-    </w:p>
-    <w:p>
-      <w:pPr>
-        <w:pStyle w:val="Sinespaciado"/>
-      </w:pPr>
-      <w:r>
-        <w:t>Anónima [‘a’][0]==</w:t>
-      </w:r>
-      <w:r>
+      <w:r>
+        <w:t>=valor campo.</w:t>
+      </w:r>
+    </w:p>
+    <w:p>
+      <w:pPr>
+        <w:rPr>
+          <w:b/>
+          <w:bCs/>
+        </w:rPr>
+      </w:pPr>
+      <w:r>
+        <w:rPr>
+          <w:b/>
+          <w:bCs/>
+        </w:rPr>
+        <w:t>$entidades = $this-&gt;service-&gt;findAll();</w:t>
+      </w:r>
+    </w:p>
+    <w:p>
+      <w:r>
+        <w:t xml:space="preserve">En este momento tenemos </w:t>
+      </w:r>
+    </w:p>
+    <w:p>
+      <w:pPr>
+        <w:pStyle w:val="Sinespaciado"/>
+        <w:rPr>
+          <w:color w:val="FF0000"/>
+        </w:rPr>
+      </w:pPr>
+      <w:r>
+        <w:rPr>
+          <w:color w:val="FF0000"/>
+        </w:rPr>
+        <w:t>$entidades = [</w:t>
+      </w:r>
+    </w:p>
+    <w:p>
+      <w:pPr>
+        <w:pStyle w:val="Sinespaciado"/>
+        <w:rPr>
+          <w:color w:val="FF0000"/>
+        </w:rPr>
+      </w:pPr>
+      <w:r>
+        <w:rPr>
+          <w:color w:val="FF0000"/>
+        </w:rPr>
+        <w:t xml:space="preserve">    ['id' =&gt; 1, 'nombre' =&gt; 'Empresa A'],</w:t>
+      </w:r>
+    </w:p>
+    <w:p>
+      <w:pPr>
+        <w:pStyle w:val="Sinespaciado"/>
+        <w:rPr>
+          <w:color w:val="FF0000"/>
+        </w:rPr>
+      </w:pPr>
+      <w:r>
+        <w:rPr>
+          <w:color w:val="FF0000"/>
+        </w:rPr>
+        <w:t xml:space="preserve">    ['id' =&gt; 2, 'nombre' =&gt; 'Empresa B']</w:t>
+      </w:r>
+    </w:p>
+    <w:p>
+      <w:pPr>
+        <w:pStyle w:val="Sinespaciado"/>
+        <w:rPr>
+          <w:color w:val="FF0000"/>
+        </w:rPr>
+      </w:pPr>
+      <w:r>
+        <w:rPr>
+          <w:color w:val="FF0000"/>
+        </w:rPr>
+        <w:t>];</w:t>
+      </w:r>
+    </w:p>
+    <w:p>
+      <w:r>
+        <w:t xml:space="preserve">Tabla con índices numéricos que contiene tablas con índices asociativos. </w:t>
+      </w:r>
+    </w:p>
+    <w:p>
+      <w:pPr>
+        <w:rPr>
+          <w:color w:val="FF0000"/>
+        </w:rPr>
+      </w:pPr>
+      <w:r>
+        <w:rPr>
+          <w:color w:val="FF0000"/>
+        </w:rPr>
+        <w:t>$entidades[0]== ['id' =&gt; 1, 'nombre' =&gt; 'Empresa A'],</w:t>
+      </w:r>
+      <w:r>
+        <w:rPr>
+          <w:color w:val="FF0000"/>
+        </w:rPr>
+        <w:t xml:space="preserve">  </w:t>
+      </w:r>
+    </w:p>
+    <w:p>
+      <w:r>
+        <w:rPr>
+          <w:color w:val="FF0000"/>
+        </w:rPr>
+        <w:t>$entidades[</w:t>
+      </w:r>
+      <w:r>
+        <w:rPr>
+          <w:color w:val="FF0000"/>
+        </w:rPr>
+        <w:t>1</w:t>
+      </w:r>
+      <w:r>
+        <w:rPr>
+          <w:color w:val="FF0000"/>
+        </w:rPr>
+        <w:t>]==</w:t>
+      </w:r>
+      <w:r>
+        <w:rPr>
+          <w:color w:val="FF0000"/>
+        </w:rPr>
         <w:t xml:space="preserve"> </w:t>
       </w:r>
       <w:r>
-        <w:t>‘a’</w:t>
-      </w:r>
-    </w:p>
-    <w:p>
-      <w:pPr>
-        <w:pStyle w:val="Sinespaciado"/>
-      </w:pPr>
-      <w:r>
-        <w:t>Anónima [‘a’][1]==</w:t>
-      </w:r>
-      <w:r>
+        <w:rPr>
+          <w:color w:val="FF0000"/>
+        </w:rPr>
+        <w:t>['id' =&gt; 2, 'nombre' =&gt; 'Empresa B']</w:t>
+      </w:r>
+    </w:p>
+    <w:p>
+      <w:pPr>
+        <w:rPr>
+          <w:b/>
+          <w:bCs/>
+        </w:rPr>
+      </w:pPr>
+      <w:r>
+        <w:rPr>
+          <w:b/>
+          <w:bCs/>
+        </w:rPr>
+        <w:t>$this-&gt;pages-&gt;render('entidad', ['entidades' =&gt; $entidades]);</w:t>
+      </w:r>
+    </w:p>
+    <w:p>
+      <w:pPr>
+        <w:pStyle w:val="Sinespaciado"/>
+        <w:rPr>
+          <w:color w:val="FF0000"/>
+        </w:rPr>
+      </w:pPr>
+      <w:r>
+        <w:rPr>
+          <w:color w:val="FF0000"/>
+        </w:rPr>
+        <w:t>Ahora se convierte en esto:</w:t>
+      </w:r>
+    </w:p>
+    <w:p>
+      <w:pPr>
+        <w:pStyle w:val="Sinespaciado"/>
+        <w:rPr>
+          <w:color w:val="FF0000"/>
+        </w:rPr>
+      </w:pPr>
+      <w:r>
+        <w:rPr>
+          <w:color w:val="FF0000"/>
+        </w:rPr>
+        <w:t>[</w:t>
+      </w:r>
+    </w:p>
+    <w:p>
+      <w:pPr>
+        <w:pStyle w:val="Sinespaciado"/>
+        <w:rPr>
+          <w:color w:val="FF0000"/>
+        </w:rPr>
+      </w:pPr>
+      <w:r>
+        <w:rPr>
+          <w:color w:val="FF0000"/>
+        </w:rPr>
+        <w:t xml:space="preserve">    'entidades' =&gt; [</w:t>
+      </w:r>
+    </w:p>
+    <w:p>
+      <w:pPr>
+        <w:pStyle w:val="Sinespaciado"/>
+        <w:rPr>
+          <w:color w:val="FF0000"/>
+        </w:rPr>
+      </w:pPr>
+      <w:r>
+        <w:rPr>
+          <w:color w:val="FF0000"/>
+        </w:rPr>
+        <w:t xml:space="preserve">        ['id' =&gt; 1, 'nombre' =&gt; 'Empresa A'],</w:t>
+      </w:r>
+    </w:p>
+    <w:p>
+      <w:pPr>
+        <w:pStyle w:val="Sinespaciado"/>
+        <w:rPr>
+          <w:color w:val="FF0000"/>
+        </w:rPr>
+      </w:pPr>
+      <w:r>
+        <w:rPr>
+          <w:color w:val="FF0000"/>
+        </w:rPr>
+        <w:t xml:space="preserve">        ['id' =&gt; 2, 'nombre' =&gt; 'Empresa B'],</w:t>
+      </w:r>
+    </w:p>
+    <w:p>
+      <w:pPr>
+        <w:pStyle w:val="Sinespaciado"/>
+        <w:rPr>
+          <w:color w:val="FF0000"/>
+        </w:rPr>
+      </w:pPr>
+      <w:r>
+        <w:rPr>
+          <w:color w:val="FF0000"/>
+        </w:rPr>
+        <w:t xml:space="preserve">    ]</w:t>
+      </w:r>
+    </w:p>
+    <w:p>
+      <w:pPr>
+        <w:pStyle w:val="Sinespaciado"/>
+        <w:rPr>
+          <w:color w:val="FF0000"/>
+        </w:rPr>
+      </w:pPr>
+      <w:r>
+        <w:rPr>
+          <w:color w:val="FF0000"/>
+        </w:rPr>
+        <w:t>]</w:t>
+      </w:r>
+    </w:p>
+    <w:p>
+      <w:r>
+        <w:t xml:space="preserve">Es una tabla sin nombre que contiene un único elemento cuyo índice es ‘entidades’ y en ese único elemento tiene todas las tablas. </w:t>
+      </w:r>
+    </w:p>
+    <w:p>
+      <w:pPr>
+        <w:pStyle w:val="Sinespaciado"/>
+        <w:rPr>
+          <w:color w:val="FF0000"/>
+        </w:rPr>
+      </w:pPr>
+      <w:r>
+        <w:t xml:space="preserve">$Anónima [‘entidades’]==  </w:t>
+      </w:r>
+      <w:r>
+        <w:rPr>
+          <w:color w:val="FF0000"/>
+        </w:rPr>
+        <w:t>['id' =&gt; 1, 'nombre' =&gt; 'Empresa A'],</w:t>
+      </w:r>
+      <w:r>
+        <w:rPr>
+          <w:color w:val="FF0000"/>
+        </w:rPr>
         <w:t xml:space="preserve"> </w:t>
       </w:r>
       <w:r>
-        <w:t>‘b’</w:t>
-      </w:r>
-    </w:p>
-    <w:p>
-      <w:pPr>
-        <w:pStyle w:val="Sinespaciado"/>
-      </w:pPr>
-      <w:r>
-        <w:t>Anónima [‘a’][2]==</w:t>
-      </w:r>
-      <w:r>
+        <w:rPr>
+          <w:color w:val="FF0000"/>
+        </w:rPr>
+        <w:t>['id' =&gt; 2, 'nombre' =&gt; 'Empresa B']</w:t>
+      </w:r>
+    </w:p>
+    <w:p>
+      <w:pPr>
+        <w:pStyle w:val="Sinespaciado"/>
+        <w:rPr>
+          <w:color w:val="FF0000"/>
+        </w:rPr>
+      </w:pPr>
+      <w:r>
+        <w:t xml:space="preserve">$Anónima [‘entidades’][0]== </w:t>
+      </w:r>
+      <w:r>
+        <w:rPr>
+          <w:color w:val="FF0000"/>
+        </w:rPr>
+        <w:t>['id' =&gt; 1, 'nombre' =&gt; 'Empresa A']</w:t>
+      </w:r>
+    </w:p>
+    <w:p>
+      <w:pPr>
+        <w:rPr>
+          <w:color w:val="FF0000"/>
+        </w:rPr>
+      </w:pPr>
+      <w:r>
+        <w:t xml:space="preserve">$Anónima [‘entidades’][1]== </w:t>
+      </w:r>
+      <w:r>
+        <w:rPr>
+          <w:color w:val="FF0000"/>
+        </w:rPr>
+        <w:t>['id' =&gt; 2, 'nombre' =&gt; 'Empresa B']</w:t>
+      </w:r>
+    </w:p>
+    <w:p>
+      <w:r>
+        <w:t>Se ha creado una tabla (sin nombre), con un solo elemento que ent</w:t>
+      </w:r>
+      <w:r>
+        <w:t>ero</w:t>
+      </w:r>
+      <w:r>
+        <w:t xml:space="preserve"> tiene nuestra tabla inicial</w:t>
+      </w:r>
+      <w:r>
+        <w:t>.</w:t>
+      </w:r>
+    </w:p>
+    <w:p>
+      <w:r>
+        <w:rPr>
+          <w:b/>
+          <w:bCs/>
+        </w:rPr>
+        <w:t>Nota</w:t>
+      </w:r>
+      <w:r>
+        <w:t xml:space="preserve">: </w:t>
+      </w:r>
+      <w:r>
+        <w:t>Todo esto</w:t>
+      </w:r>
+      <w:r>
+        <w:t xml:space="preserve"> es un patrón de PHP.</w:t>
+      </w:r>
+    </w:p>
+    <w:p>
+      <w:r>
+        <w:lastRenderedPageBreak/>
+        <w:t xml:space="preserve">Porque lo hace asi?. </w:t>
+      </w:r>
+    </w:p>
+    <w:p>
+      <w:pPr>
+        <w:jc w:val="both"/>
+      </w:pPr>
+      <w:r>
+        <w:t xml:space="preserve">Render es una función que a la cual se le puede pasar el nombre de un HTML que será el que muestra los datos y una tabla con datos para mostrar. Como se quiere que este método sirva para pasarle tanto una tabla con datos de una consulta, como 4 tablas con datos de 4 consultas, no le podemos pasar $entidades porque $entidades solo tiene los datos de 1 consulta. Entoces como </w:t>
+      </w:r>
+      <w:r>
+        <w:t>LO HACE</w:t>
+      </w:r>
+      <w:r>
+        <w:t>?</w:t>
+      </w:r>
+    </w:p>
+    <w:p>
+      <w:r>
+        <w:t>Creando una tabla de un solo elemento que contenga la tabla $entidades. Si tuviera otras consultas, pe.</w:t>
+      </w:r>
+    </w:p>
+    <w:p>
+      <w:pPr>
+        <w:rPr>
+          <w:color w:val="EE0000"/>
+        </w:rPr>
+      </w:pPr>
+      <w:r>
+        <w:rPr>
+          <w:color w:val="EE0000"/>
+        </w:rPr>
+        <w:t>$</w:t>
+      </w:r>
+      <w:r>
+        <w:rPr>
+          <w:color w:val="EE0000"/>
+        </w:rPr>
+        <w:t>vehiculos</w:t>
+      </w:r>
+      <w:r>
+        <w:rPr>
+          <w:color w:val="EE0000"/>
+        </w:rPr>
+        <w:t xml:space="preserve"> = $this-&gt;service-&gt;findAll();</w:t>
+      </w:r>
+      <w:r>
+        <w:rPr>
+          <w:color w:val="EE0000"/>
+        </w:rPr>
+        <w:t xml:space="preserve"> podría hacer esto:</w:t>
+      </w:r>
+    </w:p>
+    <w:p>
+      <w:pPr>
+        <w:rPr>
+          <w:color w:val="EE0000"/>
+        </w:rPr>
+      </w:pPr>
+      <w:r>
+        <w:rPr>
+          <w:color w:val="EE0000"/>
+        </w:rPr>
+        <w:t>$this-&gt;pages-&gt;render('entidad', ['entidades' =&gt; $entidades</w:t>
+      </w:r>
+      <w:r>
+        <w:rPr>
+          <w:color w:val="EE0000"/>
+        </w:rPr>
+        <w:t xml:space="preserve">, </w:t>
+      </w:r>
+      <w:r>
+        <w:rPr>
+          <w:color w:val="EE0000"/>
+        </w:rPr>
         <w:t xml:space="preserve"> </w:t>
       </w:r>
       <w:r>
-        <w:t>‘c’</w:t>
-      </w:r>
-    </w:p>
-    <w:p>
-      <w:pPr>
-        <w:pStyle w:val="Sinespaciado"/>
-      </w:pPr>
-    </w:p>
-    <w:p>
-      <w:r>
-        <w:t>Vamos con lo que pasa en el controller:</w:t>
-      </w:r>
-    </w:p>
-    <w:p>
-      <w:pPr>
-        <w:pStyle w:val="Sinespaciado"/>
-        <w:jc w:val="both"/>
-      </w:pPr>
-      <w:r>
-        <w:t xml:space="preserve">En el caso que estamos tratando los elementos que contiene la tabla son objetos de una clase con campos de una consulta sql, pero los ejemplos que aquí salen son tablas con índices asociativos, </w:t>
-      </w:r>
-      <w:r>
+        <w:rPr>
+          <w:color w:val="EE0000"/>
+        </w:rPr>
+        <w:t>‘Vehículos’ =&gt; $vehiculos</w:t>
+      </w:r>
+      <w:r>
+        <w:rPr>
+          <w:color w:val="EE0000"/>
+        </w:rPr>
+        <w:t>]);</w:t>
+      </w:r>
+    </w:p>
+    <w:p>
+      <w:r>
+        <w:t xml:space="preserve">Y así le estaría pasando a render dos tablas de datos en una sola tabla. Una sola tabla con dos elementos, con índices asociativos, ‘entidades’ y ‘vehiculos’ y cada índice tendría la tabla completa inicial. Este método permite pasar la cantidad de variables </w:t>
+      </w:r>
+      <w:r>
+        <w:t xml:space="preserve">que se deseee </w:t>
+      </w:r>
+      <w:r>
+        <w:t>como si fuera una sola.</w:t>
+      </w:r>
+    </w:p>
+    <w:p>
+      <w:r>
+        <w:t xml:space="preserve">Esto es empaquetar o encapsular datos en unos solo, como comprimirlos para que sigan cumpliendo la especificación de </w:t>
+      </w:r>
+      <w:r>
+        <w:t xml:space="preserve">un solo parametro de </w:t>
+      </w:r>
+      <w:r>
+        <w:t>render.</w:t>
+      </w:r>
+    </w:p>
+    <w:p>
+      <w:pPr>
+        <w:jc w:val="both"/>
+      </w:pPr>
+      <w:r>
+        <w:t>Ahora en la función render de la clase Pages, donde se van a mostrar los datos que contiene la tabla o ta</w:t>
+      </w:r>
+      <w:r>
+        <w:t>b</w:t>
+      </w:r>
+      <w:r>
+        <w:t>las encapsulada, hay que des encapsular o descomprimir, es decir lo contrario que se hizo antes de llamar a render.</w:t>
+      </w:r>
+    </w:p>
+    <w:p>
+      <w:r>
+        <w:t xml:space="preserve">Eso se hace con </w:t>
+      </w:r>
+    </w:p>
+    <w:p>
+      <w:pPr>
+        <w:pStyle w:val="Sinespaciado"/>
+        <w:rPr>
+          <w:color w:val="EE0000"/>
+        </w:rPr>
+      </w:pPr>
+      <w:r>
+        <w:rPr>
+          <w:color w:val="EE0000"/>
+        </w:rPr>
+        <w:t>foreach ($params as $name =&gt; $value) {</w:t>
+      </w:r>
+    </w:p>
+    <w:p>
+      <w:pPr>
+        <w:pStyle w:val="Sinespaciado"/>
+        <w:rPr>
+          <w:color w:val="EE0000"/>
+        </w:rPr>
+      </w:pPr>
+      <w:r>
+        <w:rPr>
+          <w:color w:val="EE0000"/>
+        </w:rPr>
+        <w:t xml:space="preserve">                $$name = $value; </w:t>
+      </w:r>
+    </w:p>
+    <w:p>
+      <w:pPr>
+        <w:pStyle w:val="Sinespaciado"/>
+        <w:rPr>
+          <w:color w:val="EE0000"/>
+        </w:rPr>
+      </w:pPr>
+      <w:r>
+        <w:rPr>
+          <w:color w:val="EE0000"/>
+        </w:rPr>
+        <w:t>            }</w:t>
+      </w:r>
+    </w:p>
+    <w:p>
+      <w:r>
+        <w:t xml:space="preserve">$params es la tabla </w:t>
+      </w:r>
+    </w:p>
+    <w:p>
+      <w:pPr>
+        <w:pStyle w:val="Sinespaciado"/>
+        <w:rPr>
+          <w:color w:val="FF0000"/>
+        </w:rPr>
+      </w:pPr>
+      <w:r>
+        <w:rPr>
+          <w:color w:val="EE0000"/>
+        </w:rPr>
+        <w:t>$</w:t>
+      </w:r>
+      <w:r>
+        <w:rPr>
+          <w:color w:val="EE0000"/>
+        </w:rPr>
+        <w:t>params</w:t>
+      </w:r>
+      <w:r>
+        <w:rPr>
+          <w:color w:val="EE0000"/>
+        </w:rPr>
+        <w:t xml:space="preserve"> </w:t>
+      </w:r>
+      <w:r>
+        <w:rPr>
+          <w:color w:val="FF0000"/>
+        </w:rPr>
         <w:t>[</w:t>
       </w:r>
-      <w:r>
-        <w:t>índice nombre de campo</w:t>
-      </w:r>
-      <w:r>
+    </w:p>
+    <w:p>
+      <w:pPr>
+        <w:pStyle w:val="Sinespaciado"/>
+        <w:rPr>
+          <w:color w:val="FF0000"/>
+        </w:rPr>
+      </w:pPr>
+      <w:r>
+        <w:rPr>
+          <w:color w:val="FF0000"/>
+        </w:rPr>
+        <w:t xml:space="preserve">    'entidades' =&gt; [</w:t>
+      </w:r>
+    </w:p>
+    <w:p>
+      <w:pPr>
+        <w:pStyle w:val="Sinespaciado"/>
+        <w:rPr>
+          <w:color w:val="FF0000"/>
+        </w:rPr>
+      </w:pPr>
+      <w:r>
+        <w:rPr>
+          <w:color w:val="FF0000"/>
+        </w:rPr>
+        <w:t xml:space="preserve">        ['id' =&gt; 1, 'nombre' =&gt; 'Empresa A'],</w:t>
+      </w:r>
+    </w:p>
+    <w:p>
+      <w:pPr>
+        <w:pStyle w:val="Sinespaciado"/>
+        <w:rPr>
+          <w:color w:val="FF0000"/>
+        </w:rPr>
+      </w:pPr>
+      <w:r>
+        <w:rPr>
+          <w:color w:val="FF0000"/>
+        </w:rPr>
+        <w:t xml:space="preserve">        ['id' =&gt; 2, 'nombre' =&gt; 'Empresa B'],</w:t>
+      </w:r>
+    </w:p>
+    <w:p>
+      <w:pPr>
+        <w:pStyle w:val="Sinespaciado"/>
+        <w:rPr>
+          <w:color w:val="FF0000"/>
+        </w:rPr>
+      </w:pPr>
+      <w:r>
+        <w:rPr>
+          <w:color w:val="FF0000"/>
+        </w:rPr>
+        <w:t xml:space="preserve">    ]</w:t>
+      </w:r>
+    </w:p>
+    <w:p>
+      <w:pPr>
+        <w:pStyle w:val="Sinespaciado"/>
+        <w:rPr>
+          <w:color w:val="FF0000"/>
+        </w:rPr>
+      </w:pPr>
+      <w:r>
+        <w:rPr>
+          <w:color w:val="FF0000"/>
+        </w:rPr>
         <w:t>]</w:t>
       </w:r>
-      <w:r>
-        <w:t>=valor campo.</w:t>
-      </w:r>
-    </w:p>
-    <w:p>
-      <w:pPr>
-        <w:rPr>
-          <w:b/>
-          <w:bCs/>
-        </w:rPr>
-      </w:pPr>
-      <w:r>
-        <w:rPr>
-          <w:b/>
-          <w:bCs/>
-        </w:rPr>
-        <w:t>$entidades = $this-&gt;service-&gt;findAll();</w:t>
-      </w:r>
-    </w:p>
-    <w:p>
-      <w:r>
-        <w:t xml:space="preserve">En este momento tenemos </w:t>
-      </w:r>
+    </w:p>
+    <w:p>
+      <w:r>
+        <w:t>Si dentro de $param solo le pasamos una tabla, en nuestro caso [‘entidades’] el foreach solo se ejecutara una vez</w:t>
+      </w:r>
+      <w:r>
+        <w:t>, y hará esto:</w:t>
+      </w:r>
+    </w:p>
+    <w:p>
+      <w:pPr>
+        <w:pStyle w:val="Sinespaciado"/>
+      </w:pPr>
+      <w:r>
+        <w:t>$name es el índice de $params, luego $name tiene el valor ‘entidades’, y al hacer $$name = $value está creando una variable nueva llamada $entidades (que es el valor de $name), que contiene todos los datos de la tabla $entidades inicial antes de empaquetarla, así tenemos de nuevo:</w:t>
+      </w:r>
+    </w:p>
+    <w:p>
+      <w:pPr>
+        <w:pStyle w:val="Sinespaciado"/>
+      </w:pPr>
     </w:p>
     <w:p>
       <w:pPr>
@@ -2803,635 +3718,7 @@
         <w:rPr>
           <w:color w:val="FF0000"/>
         </w:rPr>
-        <w:t xml:space="preserve">    ['id' =&gt; 2, 'nombre' =&gt; 'Empresa B']</w:t>
-      </w:r>
-    </w:p>
-    <w:p>
-      <w:pPr>
-        <w:pStyle w:val="Sinespaciado"/>
-        <w:rPr>
-          <w:color w:val="FF0000"/>
-        </w:rPr>
-      </w:pPr>
-      <w:r>
-        <w:rPr>
-          <w:color w:val="FF0000"/>
-        </w:rPr>
-        <w:t>];</w:t>
-      </w:r>
-    </w:p>
-    <w:p>
-      <w:r>
-        <w:t xml:space="preserve">Tabla con índices numéricos que contiene tablas con índices asociativos. </w:t>
-      </w:r>
-    </w:p>
-    <w:p>
-      <w:pPr>
-        <w:rPr>
-          <w:color w:val="FF0000"/>
-        </w:rPr>
-      </w:pPr>
-      <w:r>
-        <w:rPr>
-          <w:color w:val="FF0000"/>
-        </w:rPr>
-        <w:t>$entidades[0]== ['id' =&gt; 1, 'nombre' =&gt; 'Empresa A'],</w:t>
-      </w:r>
-      <w:r>
-        <w:rPr>
-          <w:color w:val="FF0000"/>
-        </w:rPr>
-        <w:t xml:space="preserve">  </w:t>
-      </w:r>
-    </w:p>
-    <w:p>
-      <w:r>
-        <w:rPr>
-          <w:color w:val="FF0000"/>
-        </w:rPr>
-        <w:t>$entidades[</w:t>
-      </w:r>
-      <w:r>
-        <w:rPr>
-          <w:color w:val="FF0000"/>
-        </w:rPr>
-        <w:t>1</w:t>
-      </w:r>
-      <w:r>
-        <w:rPr>
-          <w:color w:val="FF0000"/>
-        </w:rPr>
-        <w:t>]==</w:t>
-      </w:r>
-      <w:r>
-        <w:rPr>
-          <w:color w:val="FF0000"/>
-        </w:rPr>
-        <w:t xml:space="preserve"> </w:t>
-      </w:r>
-      <w:r>
-        <w:rPr>
-          <w:color w:val="FF0000"/>
-        </w:rPr>
-        <w:t>['id' =&gt; 2, 'nombre' =&gt; 'Empresa B']</w:t>
-      </w:r>
-    </w:p>
-    <w:p>
-      <w:pPr>
-        <w:rPr>
-          <w:b/>
-          <w:bCs/>
-        </w:rPr>
-      </w:pPr>
-      <w:r>
-        <w:rPr>
-          <w:b/>
-          <w:bCs/>
-        </w:rPr>
-        <w:t>$this-&gt;pages-&gt;render('entidad', ['entidades' =&gt; $entidades]);</w:t>
-      </w:r>
-    </w:p>
-    <w:p>
-      <w:pPr>
-        <w:pStyle w:val="Sinespaciado"/>
-        <w:rPr>
-          <w:color w:val="FF0000"/>
-        </w:rPr>
-      </w:pPr>
-      <w:r>
-        <w:rPr>
-          <w:color w:val="FF0000"/>
-        </w:rPr>
-        <w:t>Ahora se convierte en esto:</w:t>
-      </w:r>
-    </w:p>
-    <w:p>
-      <w:pPr>
-        <w:pStyle w:val="Sinespaciado"/>
-        <w:rPr>
-          <w:color w:val="FF0000"/>
-        </w:rPr>
-      </w:pPr>
-      <w:r>
-        <w:rPr>
-          <w:color w:val="FF0000"/>
-        </w:rPr>
-        <w:t>[</w:t>
-      </w:r>
-    </w:p>
-    <w:p>
-      <w:pPr>
-        <w:pStyle w:val="Sinespaciado"/>
-        <w:rPr>
-          <w:color w:val="FF0000"/>
-        </w:rPr>
-      </w:pPr>
-      <w:r>
-        <w:rPr>
-          <w:color w:val="FF0000"/>
-        </w:rPr>
-        <w:t xml:space="preserve">    'entidades' =&gt; [</w:t>
-      </w:r>
-    </w:p>
-    <w:p>
-      <w:pPr>
-        <w:pStyle w:val="Sinespaciado"/>
-        <w:rPr>
-          <w:color w:val="FF0000"/>
-        </w:rPr>
-      </w:pPr>
-      <w:r>
-        <w:rPr>
-          <w:color w:val="FF0000"/>
-        </w:rPr>
-        <w:t xml:space="preserve">        ['id' =&gt; 1, 'nombre' =&gt; 'Empresa A'],</w:t>
-      </w:r>
-    </w:p>
-    <w:p>
-      <w:pPr>
-        <w:pStyle w:val="Sinespaciado"/>
-        <w:rPr>
-          <w:color w:val="FF0000"/>
-        </w:rPr>
-      </w:pPr>
-      <w:r>
-        <w:rPr>
-          <w:color w:val="FF0000"/>
-        </w:rPr>
         <w:lastRenderedPageBreak/>
-        <w:t xml:space="preserve">        ['id' =&gt; 2, 'nombre' =&gt; 'Empresa B'],</w:t>
-      </w:r>
-    </w:p>
-    <w:p>
-      <w:pPr>
-        <w:pStyle w:val="Sinespaciado"/>
-        <w:rPr>
-          <w:color w:val="FF0000"/>
-        </w:rPr>
-      </w:pPr>
-      <w:r>
-        <w:rPr>
-          <w:color w:val="FF0000"/>
-        </w:rPr>
-        <w:t xml:space="preserve">    ]</w:t>
-      </w:r>
-    </w:p>
-    <w:p>
-      <w:pPr>
-        <w:pStyle w:val="Sinespaciado"/>
-        <w:rPr>
-          <w:color w:val="FF0000"/>
-        </w:rPr>
-      </w:pPr>
-      <w:r>
-        <w:rPr>
-          <w:color w:val="FF0000"/>
-        </w:rPr>
-        <w:t>]</w:t>
-      </w:r>
-    </w:p>
-    <w:p>
-      <w:r>
-        <w:t xml:space="preserve">Es una tabla sin nombre que contiene un único elemento cuyo índice es ‘entidades’ y en ese único elemento tiene todas las tablas. </w:t>
-      </w:r>
-    </w:p>
-    <w:p>
-      <w:pPr>
-        <w:pStyle w:val="Sinespaciado"/>
-        <w:rPr>
-          <w:color w:val="FF0000"/>
-        </w:rPr>
-      </w:pPr>
-      <w:r>
-        <w:t xml:space="preserve">$Anónima [‘entidades’]==  </w:t>
-      </w:r>
-      <w:r>
-        <w:rPr>
-          <w:color w:val="FF0000"/>
-        </w:rPr>
-        <w:t>['id' =&gt; 1, 'nombre' =&gt; 'Empresa A'],</w:t>
-      </w:r>
-      <w:r>
-        <w:rPr>
-          <w:color w:val="FF0000"/>
-        </w:rPr>
-        <w:t xml:space="preserve"> </w:t>
-      </w:r>
-      <w:r>
-        <w:rPr>
-          <w:color w:val="FF0000"/>
-        </w:rPr>
-        <w:t>['id' =&gt; 2, 'nombre' =&gt; 'Empresa B']</w:t>
-      </w:r>
-    </w:p>
-    <w:p>
-      <w:pPr>
-        <w:pStyle w:val="Sinespaciado"/>
-        <w:rPr>
-          <w:color w:val="FF0000"/>
-        </w:rPr>
-      </w:pPr>
-      <w:r>
-        <w:t xml:space="preserve">$Anónima [‘entidades’][0]== </w:t>
-      </w:r>
-      <w:r>
-        <w:rPr>
-          <w:color w:val="FF0000"/>
-        </w:rPr>
-        <w:t>['id' =&gt; 1, 'nombre' =&gt; 'Empresa A']</w:t>
-      </w:r>
-    </w:p>
-    <w:p>
-      <w:pPr>
-        <w:rPr>
-          <w:color w:val="FF0000"/>
-        </w:rPr>
-      </w:pPr>
-      <w:r>
-        <w:t xml:space="preserve">$Anónima [‘entidades’][1]== </w:t>
-      </w:r>
-      <w:r>
-        <w:rPr>
-          <w:color w:val="FF0000"/>
-        </w:rPr>
-        <w:t>['id' =&gt; 2, 'nombre' =&gt; 'Empresa B']</w:t>
-      </w:r>
-    </w:p>
-    <w:p>
-      <w:r>
-        <w:t>Se ha creado una tabla (sin nombre), con un solo elemento que ent</w:t>
-      </w:r>
-      <w:r>
-        <w:t>ero</w:t>
-      </w:r>
-      <w:r>
-        <w:t xml:space="preserve"> tiene nuestra tabla inicial</w:t>
-      </w:r>
-      <w:r>
-        <w:t>.</w:t>
-      </w:r>
-    </w:p>
-    <w:p>
-      <w:r>
-        <w:rPr>
-          <w:b/>
-          <w:bCs/>
-        </w:rPr>
-        <w:t>Nota</w:t>
-      </w:r>
-      <w:r>
-        <w:t xml:space="preserve">: </w:t>
-      </w:r>
-      <w:r>
-        <w:t>Todo esto</w:t>
-      </w:r>
-      <w:r>
-        <w:t xml:space="preserve"> es un patrón de PHP.</w:t>
-      </w:r>
-    </w:p>
-    <w:p>
-      <w:r>
-        <w:t xml:space="preserve">Porque lo hace asi?. </w:t>
-      </w:r>
-    </w:p>
-    <w:p>
-      <w:pPr>
-        <w:jc w:val="both"/>
-      </w:pPr>
-      <w:r>
-        <w:t xml:space="preserve">Render es una función que a la cual se le puede pasar el nombre de un HTML que será el que muestra los datos y una tabla con datos para mostrar. Como se quiere que este método sirva para pasarle tanto una tabla con datos de una consulta, como 4 tablas con datos de 4 consultas, no le podemos pasar $entidades porque $entidades solo tiene los datos de 1 consulta. Entoces como </w:t>
-      </w:r>
-      <w:r>
-        <w:t>LO HACE</w:t>
-      </w:r>
-      <w:r>
-        <w:t>?</w:t>
-      </w:r>
-    </w:p>
-    <w:p>
-      <w:r>
-        <w:t>Creando una tabla de un solo elemento que contenga la tabla $entidades. Si tuviera otras consultas, pe.</w:t>
-      </w:r>
-    </w:p>
-    <w:p>
-      <w:pPr>
-        <w:rPr>
-          <w:color w:val="EE0000"/>
-        </w:rPr>
-      </w:pPr>
-      <w:r>
-        <w:rPr>
-          <w:color w:val="EE0000"/>
-        </w:rPr>
-        <w:t>$</w:t>
-      </w:r>
-      <w:r>
-        <w:rPr>
-          <w:color w:val="EE0000"/>
-        </w:rPr>
-        <w:t>vehiculos</w:t>
-      </w:r>
-      <w:r>
-        <w:rPr>
-          <w:color w:val="EE0000"/>
-        </w:rPr>
-        <w:t xml:space="preserve"> = $this-&gt;service-&gt;findAll();</w:t>
-      </w:r>
-      <w:r>
-        <w:rPr>
-          <w:color w:val="EE0000"/>
-        </w:rPr>
-        <w:t xml:space="preserve"> podría hacer esto:</w:t>
-      </w:r>
-    </w:p>
-    <w:p>
-      <w:pPr>
-        <w:rPr>
-          <w:color w:val="EE0000"/>
-        </w:rPr>
-      </w:pPr>
-      <w:r>
-        <w:rPr>
-          <w:color w:val="EE0000"/>
-        </w:rPr>
-        <w:t>$this-&gt;pages-&gt;render('entidad', ['entidades' =&gt; $entidades</w:t>
-      </w:r>
-      <w:r>
-        <w:rPr>
-          <w:color w:val="EE0000"/>
-        </w:rPr>
-        <w:t xml:space="preserve">, </w:t>
-      </w:r>
-      <w:r>
-        <w:rPr>
-          <w:color w:val="EE0000"/>
-        </w:rPr>
-        <w:t xml:space="preserve"> </w:t>
-      </w:r>
-      <w:r>
-        <w:rPr>
-          <w:color w:val="EE0000"/>
-        </w:rPr>
-        <w:t>‘Vehículos’ =&gt; $vehiculos</w:t>
-      </w:r>
-      <w:r>
-        <w:rPr>
-          <w:color w:val="EE0000"/>
-        </w:rPr>
-        <w:t>]);</w:t>
-      </w:r>
-    </w:p>
-    <w:p>
-      <w:r>
-        <w:t xml:space="preserve">Y así le estaría pasando a render dos tablas de datos en una sola tabla. Una sola tabla con dos elementos, con índices asociativos, ‘entidades’ y ‘vehiculos’ y cada índice tendría la tabla completa inicial. Este método permite pasar la cantidad de variables </w:t>
-      </w:r>
-      <w:r>
-        <w:t xml:space="preserve">que se deseee </w:t>
-      </w:r>
-      <w:r>
-        <w:t>como si fuera una sola.</w:t>
-      </w:r>
-    </w:p>
-    <w:p>
-      <w:r>
-        <w:t xml:space="preserve">Esto es empaquetar o encapsular datos en unos solo, como comprimirlos para que sigan cumpliendo la especificación de </w:t>
-      </w:r>
-      <w:r>
-        <w:t xml:space="preserve">un solo parametro de </w:t>
-      </w:r>
-      <w:r>
-        <w:t>render.</w:t>
-      </w:r>
-    </w:p>
-    <w:p>
-      <w:pPr>
-        <w:jc w:val="both"/>
-      </w:pPr>
-      <w:r>
-        <w:t>Ahora en la función render de la clase Pages, donde se van a mostrar los datos que contiene la tabla o ta</w:t>
-      </w:r>
-      <w:r>
-        <w:t>b</w:t>
-      </w:r>
-      <w:r>
-        <w:t>las encapsulada, hay que des encapsular o descomprimir, es decir lo contrario que se hizo antes de llamar a render.</w:t>
-      </w:r>
-    </w:p>
-    <w:p>
-      <w:r>
-        <w:t xml:space="preserve">Eso se hace con </w:t>
-      </w:r>
-    </w:p>
-    <w:p>
-      <w:pPr>
-        <w:pStyle w:val="Sinespaciado"/>
-        <w:rPr>
-          <w:color w:val="EE0000"/>
-        </w:rPr>
-      </w:pPr>
-      <w:r>
-        <w:rPr>
-          <w:color w:val="EE0000"/>
-        </w:rPr>
-        <w:t>foreach ($params as $name =&gt; $value) {</w:t>
-      </w:r>
-    </w:p>
-    <w:p>
-      <w:pPr>
-        <w:pStyle w:val="Sinespaciado"/>
-        <w:rPr>
-          <w:color w:val="EE0000"/>
-        </w:rPr>
-      </w:pPr>
-      <w:r>
-        <w:rPr>
-          <w:color w:val="EE0000"/>
-        </w:rPr>
-        <w:t xml:space="preserve">                $$name = $value; </w:t>
-      </w:r>
-    </w:p>
-    <w:p>
-      <w:pPr>
-        <w:pStyle w:val="Sinespaciado"/>
-        <w:rPr>
-          <w:color w:val="EE0000"/>
-        </w:rPr>
-      </w:pPr>
-      <w:r>
-        <w:rPr>
-          <w:color w:val="EE0000"/>
-        </w:rPr>
-        <w:t>            }</w:t>
-      </w:r>
-    </w:p>
-    <w:p>
-      <w:r>
-        <w:t xml:space="preserve">$params es la tabla </w:t>
-      </w:r>
-    </w:p>
-    <w:p>
-      <w:pPr>
-        <w:pStyle w:val="Sinespaciado"/>
-        <w:rPr>
-          <w:color w:val="FF0000"/>
-        </w:rPr>
-      </w:pPr>
-      <w:r>
-        <w:rPr>
-          <w:color w:val="EE0000"/>
-        </w:rPr>
-        <w:t>$</w:t>
-      </w:r>
-      <w:r>
-        <w:rPr>
-          <w:color w:val="EE0000"/>
-        </w:rPr>
-        <w:t>params</w:t>
-      </w:r>
-      <w:r>
-        <w:rPr>
-          <w:color w:val="EE0000"/>
-        </w:rPr>
-        <w:t xml:space="preserve"> </w:t>
-      </w:r>
-      <w:r>
-        <w:rPr>
-          <w:color w:val="FF0000"/>
-        </w:rPr>
-        <w:t>[</w:t>
-      </w:r>
-    </w:p>
-    <w:p>
-      <w:pPr>
-        <w:pStyle w:val="Sinespaciado"/>
-        <w:rPr>
-          <w:color w:val="FF0000"/>
-        </w:rPr>
-      </w:pPr>
-      <w:r>
-        <w:rPr>
-          <w:color w:val="FF0000"/>
-        </w:rPr>
-        <w:lastRenderedPageBreak/>
-        <w:t xml:space="preserve">    'entidades' =&gt; [</w:t>
-      </w:r>
-    </w:p>
-    <w:p>
-      <w:pPr>
-        <w:pStyle w:val="Sinespaciado"/>
-        <w:rPr>
-          <w:color w:val="FF0000"/>
-        </w:rPr>
-      </w:pPr>
-      <w:r>
-        <w:rPr>
-          <w:color w:val="FF0000"/>
-        </w:rPr>
-        <w:t xml:space="preserve">        ['id' =&gt; 1, 'nombre' =&gt; 'Empresa A'],</w:t>
-      </w:r>
-    </w:p>
-    <w:p>
-      <w:pPr>
-        <w:pStyle w:val="Sinespaciado"/>
-        <w:rPr>
-          <w:color w:val="FF0000"/>
-        </w:rPr>
-      </w:pPr>
-      <w:r>
-        <w:rPr>
-          <w:color w:val="FF0000"/>
-        </w:rPr>
-        <w:t xml:space="preserve">        ['id' =&gt; 2, 'nombre' =&gt; 'Empresa B'],</w:t>
-      </w:r>
-    </w:p>
-    <w:p>
-      <w:pPr>
-        <w:pStyle w:val="Sinespaciado"/>
-        <w:rPr>
-          <w:color w:val="FF0000"/>
-        </w:rPr>
-      </w:pPr>
-      <w:r>
-        <w:rPr>
-          <w:color w:val="FF0000"/>
-        </w:rPr>
-        <w:t xml:space="preserve">    ]</w:t>
-      </w:r>
-    </w:p>
-    <w:p>
-      <w:pPr>
-        <w:pStyle w:val="Sinespaciado"/>
-        <w:rPr>
-          <w:color w:val="FF0000"/>
-        </w:rPr>
-      </w:pPr>
-      <w:r>
-        <w:rPr>
-          <w:color w:val="FF0000"/>
-        </w:rPr>
-        <w:t>]</w:t>
-      </w:r>
-    </w:p>
-    <w:p>
-      <w:r>
-        <w:t>Si dentro de $param solo le pasamos una tabla, en nuestro caso [‘entidades’] el foreach solo se ejecutara una vez</w:t>
-      </w:r>
-      <w:r>
-        <w:t>, y hará esto:</w:t>
-      </w:r>
-    </w:p>
-    <w:p>
-      <w:pPr>
-        <w:pStyle w:val="Sinespaciado"/>
-      </w:pPr>
-      <w:r>
-        <w:t>$name es el índice de $params, luego $name tiene el valor ‘entidades’, y al hacer $$name = $value está creando una variable nueva llamada $entidades (que es el valor de $name), que contiene todos los datos de la tabla $entidades inicial antes de empaquetarla, así tenemos de nuevo:</w:t>
-      </w:r>
-    </w:p>
-    <w:p>
-      <w:pPr>
-        <w:pStyle w:val="Sinespaciado"/>
-      </w:pPr>
-    </w:p>
-    <w:p>
-      <w:pPr>
-        <w:pStyle w:val="Sinespaciado"/>
-        <w:rPr>
-          <w:color w:val="FF0000"/>
-        </w:rPr>
-      </w:pPr>
-      <w:r>
-        <w:rPr>
-          <w:color w:val="FF0000"/>
-        </w:rPr>
-        <w:t>$entidades = [</w:t>
-      </w:r>
-    </w:p>
-    <w:p>
-      <w:pPr>
-        <w:pStyle w:val="Sinespaciado"/>
-        <w:rPr>
-          <w:color w:val="FF0000"/>
-        </w:rPr>
-      </w:pPr>
-      <w:r>
-        <w:rPr>
-          <w:color w:val="FF0000"/>
-        </w:rPr>
-        <w:t xml:space="preserve">    ['id' =&gt; 1, 'nombre' =&gt; 'Empresa A'],</w:t>
-      </w:r>
-    </w:p>
-    <w:p>
-      <w:pPr>
-        <w:pStyle w:val="Sinespaciado"/>
-        <w:rPr>
-          <w:color w:val="FF0000"/>
-        </w:rPr>
-      </w:pPr>
-      <w:r>
-        <w:rPr>
-          <w:color w:val="FF0000"/>
-        </w:rPr>
         <w:t xml:space="preserve">    ['id' =&gt; 2, 'nombre' =&gt; 'Empresa B']</w:t>
       </w:r>
     </w:p>
@@ -3778,16 +4065,310 @@
           <w:b/>
           <w:bCs/>
         </w:rPr>
+        <w:t xml:space="preserve">5 </w:t>
+      </w:r>
+      <w:r>
+        <w:rPr>
+          <w:b/>
+          <w:bCs/>
+        </w:rPr>
+        <w:t>CON PHP NO SE PUEDEN CARGAR PAGINAS CON METODO DELETE</w:t>
+      </w:r>
+    </w:p>
+    <w:p>
+      <w:pPr>
+        <w:jc w:val="both"/>
+      </w:pPr>
+      <w:r>
+        <w:t>La solucion es CARGAR PAGINAS CON METODO POST O GET PERO PASANDO UNA VARIABLE OCULTA PARA QUE HAGA OTRA COSA, COMO POR EJEMPLO BORRAR.</w:t>
+      </w:r>
+    </w:p>
+    <w:p>
+      <w:pPr>
+        <w:jc w:val="both"/>
+        <w:rPr>
+          <w:b/>
+          <w:bCs/>
+          <w:u w:val="single"/>
+        </w:rPr>
+      </w:pPr>
+      <w:r>
+        <w:rPr>
+          <w:b/>
+          <w:bCs/>
+          <w:u w:val="single"/>
+        </w:rPr>
+        <w:t>Usar POST con un parámetro oculto (método override)</w:t>
+      </w:r>
+    </w:p>
+    <w:p>
+      <w:pPr>
+        <w:jc w:val="both"/>
+        <w:rPr>
+          <w:color w:val="2F5496" w:themeColor="accent1" w:themeShade="BF"/>
+        </w:rPr>
+      </w:pPr>
+      <w:r>
+        <w:rPr>
+          <w:color w:val="2F5496" w:themeColor="accent1" w:themeShade="BF"/>
+        </w:rPr>
+        <w:t>Esta es la forma más habitual en PHP clásico. Tu botón envía un formulario POST, y en el servidor miras un parámetro _method para decidir si tratas esa petición como DELETE.</w:t>
+      </w:r>
+    </w:p>
+    <w:p>
+      <w:pPr>
+        <w:jc w:val="both"/>
+      </w:pPr>
+      <w:r>
+        <w:t xml:space="preserve">Esto </w:t>
+      </w:r>
+      <w:r>
+        <w:t>se pone en el boton de borrar.</w:t>
+      </w:r>
+    </w:p>
+    <w:p>
+      <w:pPr>
+        <w:jc w:val="both"/>
+        <w:rPr>
+          <w:color w:val="2F5496" w:themeColor="accent1" w:themeShade="BF"/>
+        </w:rPr>
+      </w:pPr>
+      <w:r>
+        <w:rPr>
+          <w:color w:val="2F5496" w:themeColor="accent1" w:themeShade="BF"/>
+        </w:rPr>
+        <w:t>&lt;form method="POST" action="</w:t>
+      </w:r>
+      <w:r>
+        <w:rPr>
+          <w:color w:val="2F5496" w:themeColor="accent1" w:themeShade="BF"/>
+        </w:rPr>
+        <w:t>pages/borrar/&lt;?=$entidad-&gt;getId()?&gt;</w:t>
+      </w:r>
+      <w:r>
+        <w:rPr>
+          <w:color w:val="2F5496" w:themeColor="accent1" w:themeShade="BF"/>
+        </w:rPr>
+        <w:t xml:space="preserve"> </w:t>
+      </w:r>
+      <w:r>
+        <w:rPr>
+          <w:color w:val="2F5496" w:themeColor="accent1" w:themeShade="BF"/>
+        </w:rPr>
+        <w:t>" style="display:inline;" onsubmit="return confirm('¿Seguro que deseas eliminar esta entidad?');"&gt;</w:t>
+      </w:r>
+    </w:p>
+    <w:p>
+      <w:pPr>
+        <w:jc w:val="both"/>
+        <w:rPr>
+          <w:color w:val="2F5496" w:themeColor="accent1" w:themeShade="BF"/>
+        </w:rPr>
+      </w:pPr>
+      <w:r>
+        <w:rPr>
+          <w:color w:val="2F5496" w:themeColor="accent1" w:themeShade="BF"/>
+        </w:rPr>
         <w:lastRenderedPageBreak/>
-        <w:t>CON PHP NO SE PUEDEN CARGAR PAGINAS CON METODO DELETE</w:t>
-      </w:r>
-    </w:p>
-    <w:p>
-      <w:pPr>
-        <w:jc w:val="both"/>
-      </w:pPr>
-      <w:r>
-        <w:t>La solucion es CARGAR PAGINAS CON METODO POST O GET PERO PASANDO UNA VARIABLE OCULTA PARA QUE HAGA OTRA COSA, COMO POR EJEMPLO BORRAR.</w:t>
+        <w:t xml:space="preserve">    &lt;input type="hidden" name="_method" value="DELETE"&gt;</w:t>
+      </w:r>
+      <w:r>
+        <w:rPr>
+          <w:color w:val="2F5496" w:themeColor="accent1" w:themeShade="BF"/>
+        </w:rPr>
+        <w:t xml:space="preserve"> </w:t>
+      </w:r>
+    </w:p>
+    <w:p>
+      <w:pPr>
+        <w:jc w:val="both"/>
+        <w:rPr>
+          <w:color w:val="2F5496" w:themeColor="accent1" w:themeShade="BF"/>
+        </w:rPr>
+      </w:pPr>
+      <w:r>
+        <w:rPr>
+          <w:color w:val="2F5496" w:themeColor="accent1" w:themeShade="BF"/>
+        </w:rPr>
+        <w:t xml:space="preserve">    &lt;button type="submit" class="btn btn-sm btn-outline-danger"&gt;</w:t>
+      </w:r>
+    </w:p>
+    <w:p>
+      <w:pPr>
+        <w:jc w:val="both"/>
+        <w:rPr>
+          <w:color w:val="2F5496" w:themeColor="accent1" w:themeShade="BF"/>
+        </w:rPr>
+      </w:pPr>
+      <w:r>
+        <w:rPr>
+          <w:color w:val="2F5496" w:themeColor="accent1" w:themeShade="BF"/>
+        </w:rPr>
+        <w:t xml:space="preserve">        &lt;i class="bi bi-trash"&gt;&lt;/i&gt;</w:t>
+      </w:r>
+    </w:p>
+    <w:p>
+      <w:pPr>
+        <w:jc w:val="both"/>
+        <w:rPr>
+          <w:color w:val="2F5496" w:themeColor="accent1" w:themeShade="BF"/>
+        </w:rPr>
+      </w:pPr>
+      <w:r>
+        <w:rPr>
+          <w:color w:val="2F5496" w:themeColor="accent1" w:themeShade="BF"/>
+        </w:rPr>
+        <w:t xml:space="preserve">    &lt;/button&gt;</w:t>
+      </w:r>
+    </w:p>
+    <w:p>
+      <w:pPr>
+        <w:jc w:val="both"/>
+        <w:rPr>
+          <w:color w:val="2F5496" w:themeColor="accent1" w:themeShade="BF"/>
+        </w:rPr>
+      </w:pPr>
+      <w:r>
+        <w:rPr>
+          <w:color w:val="2F5496" w:themeColor="accent1" w:themeShade="BF"/>
+        </w:rPr>
+        <w:t>&lt;/form&gt;</w:t>
+      </w:r>
+    </w:p>
+    <w:p>
+      <w:pPr>
+        <w:jc w:val="both"/>
+      </w:pPr>
+      <w:r>
+        <w:t xml:space="preserve">Y esto se pone en el metodo </w:t>
+      </w:r>
+      <w:r>
+        <w:t xml:space="preserve">del EntidadController delete() que es el elegido por dispatch, al cargar la pagina </w:t>
+      </w:r>
+      <w:r>
+        <w:rPr>
+          <w:color w:val="2F5496" w:themeColor="accent1" w:themeShade="BF"/>
+        </w:rPr>
+        <w:t>pages/borrar/&lt;?=$entidad-&gt;getId()?&gt;</w:t>
+      </w:r>
+      <w:r>
+        <w:rPr>
+          <w:color w:val="2F5496" w:themeColor="accent1" w:themeShade="BF"/>
+        </w:rPr>
+        <w:t xml:space="preserve"> </w:t>
+      </w:r>
+      <w:r>
+        <w:t>con metodo POST</w:t>
+      </w:r>
+      <w:r>
+        <w:t>.</w:t>
+      </w:r>
+    </w:p>
+    <w:p>
+      <w:pPr>
+        <w:jc w:val="both"/>
+      </w:pPr>
+      <w:r>
+        <w:t>En el router hay que añadir esto:</w:t>
+      </w:r>
+    </w:p>
+    <w:p>
+      <w:pPr>
+        <w:jc w:val="both"/>
+        <w:rPr>
+          <w:color w:val="EE0000"/>
+        </w:rPr>
+      </w:pPr>
+      <w:r>
+        <w:rPr>
+          <w:color w:val="EE0000"/>
+        </w:rPr>
+        <w:t>Router::add('</w:t>
+      </w:r>
+      <w:r>
+        <w:rPr>
+          <w:color w:val="EE0000"/>
+        </w:rPr>
+        <w:t>POST</w:t>
+      </w:r>
+      <w:r>
+        <w:rPr>
+          <w:color w:val="EE0000"/>
+        </w:rPr>
+        <w:t>', '/pages/borrar/:id', function($entidadId){return (new EntidadController())-&gt;delete($entidadId);});</w:t>
+      </w:r>
+    </w:p>
+    <w:p>
+      <w:pPr>
+        <w:jc w:val="both"/>
+      </w:pPr>
+      <w:r>
+        <w:t>Y en controlller hay que añadir esto:</w:t>
+      </w:r>
+    </w:p>
+    <w:p>
+      <w:pPr>
+        <w:pStyle w:val="Sinespaciado"/>
+        <w:rPr>
+          <w:color w:val="EE0000"/>
+        </w:rPr>
+      </w:pPr>
+      <w:r>
+        <w:rPr>
+          <w:color w:val="EE0000"/>
+        </w:rPr>
+        <w:t>if ($_SERVER['REQUEST_METHOD'] === 'POST' &amp;&amp; isset($_POST['_method']) &amp;&amp; $_POST['_method'] === 'DELETE') {</w:t>
+      </w:r>
+    </w:p>
+    <w:p>
+      <w:pPr>
+        <w:pStyle w:val="Sinespaciado"/>
+        <w:rPr>
+          <w:color w:val="EE0000"/>
+        </w:rPr>
+      </w:pPr>
+      <w:r>
+        <w:rPr>
+          <w:color w:val="EE0000"/>
+        </w:rPr>
+        <w:t xml:space="preserve"> $this-&gt;service-&gt;delete($id);  </w:t>
+      </w:r>
+    </w:p>
+    <w:p>
+      <w:pPr>
+        <w:pStyle w:val="Sinespaciado"/>
+        <w:rPr>
+          <w:color w:val="EE0000"/>
+        </w:rPr>
+      </w:pPr>
+      <w:r>
+        <w:rPr>
+          <w:color w:val="EE0000"/>
+        </w:rPr>
+        <w:t>}</w:t>
+      </w:r>
+    </w:p>
+    <w:p>
+      <w:pPr>
+        <w:jc w:val="both"/>
+      </w:pPr>
+      <w:r>
+        <w:t>Porque hace esta comprobacion en el metodo delete del Controller? Si hemos llegado hasta el metodo delete es porque se va a borrar, pero podria darse el caso que ese mismo metodo fuera llamado a traves de otro enlace tipo href u otro formulario pero con metodo GET. Si hay otro boton que usa la ruta  </w:t>
+      </w:r>
+      <w:r>
+        <w:rPr>
+          <w:color w:val="EE0000"/>
+        </w:rPr>
+        <w:t>$this-&gt;service-&gt;delete($id);</w:t>
+      </w:r>
+      <w:r>
+        <w:rPr>
+          <w:color w:val="EE0000"/>
+        </w:rPr>
+        <w:t xml:space="preserve"> </w:t>
+      </w:r>
+      <w:r>
+        <w:t>pero con metodo GET tendre que hacer otra funcion en el metodo delete. Fijate que esto que estamo haciendo es una especio de patron, como usar DELETE con PHP que no permite usar DELETE. Se puede dar el caso que la misma pagina se carge con GET para una funcion y con DELETE para otra. Pues aquí se indica como poder usar una especie de DELETE.</w:t>
       </w:r>
     </w:p>
     <w:p>
@@ -3805,293 +4386,6 @@
           <w:bCs/>
           <w:u w:val="single"/>
         </w:rPr>
-        <w:t>Usar POST con un parámetro oculto (método override)</w:t>
-      </w:r>
-    </w:p>
-    <w:p>
-      <w:pPr>
-        <w:jc w:val="both"/>
-        <w:rPr>
-          <w:color w:val="2F5496" w:themeColor="accent1" w:themeShade="BF"/>
-        </w:rPr>
-      </w:pPr>
-      <w:r>
-        <w:rPr>
-          <w:color w:val="2F5496" w:themeColor="accent1" w:themeShade="BF"/>
-        </w:rPr>
-        <w:t>Esta es la forma más habitual en PHP clásico. Tu botón envía un formulario POST, y en el servidor miras un parámetro _method para decidir si tratas esa petición como DELETE.</w:t>
-      </w:r>
-    </w:p>
-    <w:p>
-      <w:pPr>
-        <w:jc w:val="both"/>
-      </w:pPr>
-      <w:r>
-        <w:t xml:space="preserve">Esto </w:t>
-      </w:r>
-      <w:r>
-        <w:t>se pone en el boton de borrar.</w:t>
-      </w:r>
-    </w:p>
-    <w:p>
-      <w:pPr>
-        <w:jc w:val="both"/>
-        <w:rPr>
-          <w:color w:val="2F5496" w:themeColor="accent1" w:themeShade="BF"/>
-        </w:rPr>
-      </w:pPr>
-      <w:r>
-        <w:rPr>
-          <w:color w:val="2F5496" w:themeColor="accent1" w:themeShade="BF"/>
-        </w:rPr>
-        <w:t>&lt;form method="POST" action="</w:t>
-      </w:r>
-      <w:r>
-        <w:rPr>
-          <w:color w:val="2F5496" w:themeColor="accent1" w:themeShade="BF"/>
-        </w:rPr>
-        <w:t>pages/borrar/&lt;?=$entidad-&gt;getId()?&gt;</w:t>
-      </w:r>
-      <w:r>
-        <w:rPr>
-          <w:color w:val="2F5496" w:themeColor="accent1" w:themeShade="BF"/>
-        </w:rPr>
-        <w:t xml:space="preserve"> </w:t>
-      </w:r>
-      <w:r>
-        <w:rPr>
-          <w:color w:val="2F5496" w:themeColor="accent1" w:themeShade="BF"/>
-        </w:rPr>
-        <w:t>" style="display:inline;" onsubmit="return confirm('¿Seguro que deseas eliminar esta entidad?');"&gt;</w:t>
-      </w:r>
-    </w:p>
-    <w:p>
-      <w:pPr>
-        <w:jc w:val="both"/>
-        <w:rPr>
-          <w:color w:val="2F5496" w:themeColor="accent1" w:themeShade="BF"/>
-        </w:rPr>
-      </w:pPr>
-      <w:r>
-        <w:rPr>
-          <w:color w:val="2F5496" w:themeColor="accent1" w:themeShade="BF"/>
-        </w:rPr>
-        <w:t xml:space="preserve">    &lt;input type="hidden" name="_method" value="DELETE"&gt;</w:t>
-      </w:r>
-      <w:r>
-        <w:rPr>
-          <w:color w:val="2F5496" w:themeColor="accent1" w:themeShade="BF"/>
-        </w:rPr>
-        <w:t xml:space="preserve"> </w:t>
-      </w:r>
-    </w:p>
-    <w:p>
-      <w:pPr>
-        <w:jc w:val="both"/>
-        <w:rPr>
-          <w:color w:val="2F5496" w:themeColor="accent1" w:themeShade="BF"/>
-        </w:rPr>
-      </w:pPr>
-      <w:r>
-        <w:rPr>
-          <w:color w:val="2F5496" w:themeColor="accent1" w:themeShade="BF"/>
-        </w:rPr>
-        <w:t xml:space="preserve">    &lt;button type="submit" class="btn btn-sm btn-outline-danger"&gt;</w:t>
-      </w:r>
-    </w:p>
-    <w:p>
-      <w:pPr>
-        <w:jc w:val="both"/>
-        <w:rPr>
-          <w:color w:val="2F5496" w:themeColor="accent1" w:themeShade="BF"/>
-        </w:rPr>
-      </w:pPr>
-      <w:r>
-        <w:rPr>
-          <w:color w:val="2F5496" w:themeColor="accent1" w:themeShade="BF"/>
-        </w:rPr>
-        <w:t xml:space="preserve">        &lt;i class="bi bi-trash"&gt;&lt;/i&gt;</w:t>
-      </w:r>
-    </w:p>
-    <w:p>
-      <w:pPr>
-        <w:jc w:val="both"/>
-        <w:rPr>
-          <w:color w:val="2F5496" w:themeColor="accent1" w:themeShade="BF"/>
-        </w:rPr>
-      </w:pPr>
-      <w:r>
-        <w:rPr>
-          <w:color w:val="2F5496" w:themeColor="accent1" w:themeShade="BF"/>
-        </w:rPr>
-        <w:t xml:space="preserve">    &lt;/button&gt;</w:t>
-      </w:r>
-    </w:p>
-    <w:p>
-      <w:pPr>
-        <w:jc w:val="both"/>
-        <w:rPr>
-          <w:color w:val="2F5496" w:themeColor="accent1" w:themeShade="BF"/>
-        </w:rPr>
-      </w:pPr>
-      <w:r>
-        <w:rPr>
-          <w:color w:val="2F5496" w:themeColor="accent1" w:themeShade="BF"/>
-        </w:rPr>
-        <w:t>&lt;/form&gt;</w:t>
-      </w:r>
-    </w:p>
-    <w:p>
-      <w:pPr>
-        <w:jc w:val="both"/>
-      </w:pPr>
-      <w:r>
-        <w:t xml:space="preserve">Y esto se pone en el metodo </w:t>
-      </w:r>
-      <w:r>
-        <w:t xml:space="preserve">del EntidadController delete() que es el elegido por dispatch, al cargar la pagina </w:t>
-      </w:r>
-      <w:r>
-        <w:rPr>
-          <w:color w:val="2F5496" w:themeColor="accent1" w:themeShade="BF"/>
-        </w:rPr>
-        <w:t>pages/borrar/&lt;?=$entidad-&gt;getId()?&gt;</w:t>
-      </w:r>
-      <w:r>
-        <w:rPr>
-          <w:color w:val="2F5496" w:themeColor="accent1" w:themeShade="BF"/>
-        </w:rPr>
-        <w:t xml:space="preserve"> </w:t>
-      </w:r>
-      <w:r>
-        <w:t>con metodo POST</w:t>
-      </w:r>
-      <w:r>
-        <w:t>.</w:t>
-      </w:r>
-    </w:p>
-    <w:p>
-      <w:pPr>
-        <w:jc w:val="both"/>
-      </w:pPr>
-      <w:r>
-        <w:t>En el router hay que añadir esto:</w:t>
-      </w:r>
-    </w:p>
-    <w:p>
-      <w:pPr>
-        <w:jc w:val="both"/>
-        <w:rPr>
-          <w:color w:val="EE0000"/>
-        </w:rPr>
-      </w:pPr>
-      <w:r>
-        <w:rPr>
-          <w:color w:val="EE0000"/>
-        </w:rPr>
-        <w:t>Router::add('</w:t>
-      </w:r>
-      <w:r>
-        <w:rPr>
-          <w:color w:val="EE0000"/>
-        </w:rPr>
-        <w:t>POST</w:t>
-      </w:r>
-      <w:r>
-        <w:rPr>
-          <w:color w:val="EE0000"/>
-        </w:rPr>
-        <w:t>', '/pages/borrar/:id', function($entidadId){return (new EntidadController())-&gt;delete($entidadId);});</w:t>
-      </w:r>
-    </w:p>
-    <w:p>
-      <w:pPr>
-        <w:jc w:val="both"/>
-      </w:pPr>
-      <w:r>
-        <w:t>Y en controlller hay que añadir esto:</w:t>
-      </w:r>
-    </w:p>
-    <w:p>
-      <w:pPr>
-        <w:pStyle w:val="Sinespaciado"/>
-        <w:rPr>
-          <w:color w:val="EE0000"/>
-        </w:rPr>
-      </w:pPr>
-      <w:r>
-        <w:rPr>
-          <w:color w:val="EE0000"/>
-        </w:rPr>
-        <w:t>if ($_SERVER['REQUEST_METHOD'] === 'POST' &amp;&amp; isset($_POST['_method']) &amp;&amp; $_POST['_method'] === 'DELETE') {</w:t>
-      </w:r>
-    </w:p>
-    <w:p>
-      <w:pPr>
-        <w:pStyle w:val="Sinespaciado"/>
-        <w:rPr>
-          <w:color w:val="EE0000"/>
-        </w:rPr>
-      </w:pPr>
-      <w:r>
-        <w:rPr>
-          <w:color w:val="EE0000"/>
-        </w:rPr>
-        <w:t xml:space="preserve"> $this-&gt;service-&gt;delete($id);  </w:t>
-      </w:r>
-    </w:p>
-    <w:p>
-      <w:pPr>
-        <w:pStyle w:val="Sinespaciado"/>
-        <w:rPr>
-          <w:color w:val="EE0000"/>
-        </w:rPr>
-      </w:pPr>
-      <w:r>
-        <w:rPr>
-          <w:color w:val="EE0000"/>
-        </w:rPr>
-        <w:t>}</w:t>
-      </w:r>
-    </w:p>
-    <w:p>
-      <w:pPr>
-        <w:jc w:val="both"/>
-      </w:pPr>
-      <w:r>
-        <w:t>Porque hace esta comprobacion en el metodo delete del Controller? Si hemos llegado hasta el metodo delete es porque se va a borrar, pero podria darse el caso que ese mismo metodo fuera llamado a traves de otro enlace tipo href u otro formulario pero con metodo GET. Si hay otro boton que usa la ruta  </w:t>
-      </w:r>
-      <w:r>
-        <w:rPr>
-          <w:color w:val="EE0000"/>
-        </w:rPr>
-        <w:t>$this-&gt;service-&gt;delete($id);</w:t>
-      </w:r>
-      <w:r>
-        <w:rPr>
-          <w:color w:val="EE0000"/>
-        </w:rPr>
-        <w:t xml:space="preserve"> </w:t>
-      </w:r>
-      <w:r>
-        <w:t>pero con metodo GET tendre que hacer otra funcion en el metodo delete. Fijate que esto que estamo haciendo es una especio de patron, como usar DELETE con PHP que no permite usar DELETE. Se puede dar el caso que la misma pagina se carge con GET para una funcion y con DELETE para otra. Pues aquí se indica como poder usar una especie de DELETE.</w:t>
-      </w:r>
-    </w:p>
-    <w:p>
-      <w:pPr>
-        <w:jc w:val="both"/>
-        <w:rPr>
-          <w:b/>
-          <w:bCs/>
-          <w:u w:val="single"/>
-        </w:rPr>
-      </w:pPr>
-      <w:r>
-        <w:rPr>
-          <w:b/>
-          <w:bCs/>
-          <w:u w:val="single"/>
-        </w:rPr>
         <w:t>Opción 2 – Usar AJAX correctamente</w:t>
       </w:r>
     </w:p>
@@ -4100,95 +4394,95 @@
         <w:pStyle w:val="Sinespaciado"/>
       </w:pPr>
       <w:r>
+        <w:t>if (confirm('¿Seguro que deseas eliminar esta entidad?')) {</w:t>
+      </w:r>
+    </w:p>
+    <w:p>
+      <w:pPr>
+        <w:pStyle w:val="Sinespaciado"/>
+      </w:pPr>
+      <w:r>
+        <w:t xml:space="preserve">    fetch('pages/nueva_entidad/&lt;?=$entidad-&gt;getId()?&gt;', {</w:t>
+      </w:r>
+    </w:p>
+    <w:p>
+      <w:pPr>
+        <w:pStyle w:val="Sinespaciado"/>
+      </w:pPr>
+      <w:r>
+        <w:t xml:space="preserve">        method: 'DELETE',</w:t>
+      </w:r>
+    </w:p>
+    <w:p>
+      <w:pPr>
+        <w:pStyle w:val="Sinespaciado"/>
+      </w:pPr>
+      <w:r>
+        <w:t xml:space="preserve">        headers: {</w:t>
+      </w:r>
+    </w:p>
+    <w:p>
+      <w:pPr>
+        <w:pStyle w:val="Sinespaciado"/>
+      </w:pPr>
+      <w:r>
+        <w:t xml:space="preserve">            'Content-Type': 'application/json'</w:t>
+      </w:r>
+    </w:p>
+    <w:p>
+      <w:pPr>
+        <w:pStyle w:val="Sinespaciado"/>
+      </w:pPr>
+      <w:r>
+        <w:t xml:space="preserve">        }</w:t>
+      </w:r>
+    </w:p>
+    <w:p>
+      <w:pPr>
+        <w:pStyle w:val="Sinespaciado"/>
+      </w:pPr>
+      <w:r>
+        <w:t xml:space="preserve">    })</w:t>
+      </w:r>
+    </w:p>
+    <w:p>
+      <w:pPr>
+        <w:pStyle w:val="Sinespaciado"/>
+      </w:pPr>
+      <w:r>
+        <w:t xml:space="preserve">    .then(response =&gt; {</w:t>
+      </w:r>
+    </w:p>
+    <w:p>
+      <w:pPr>
+        <w:pStyle w:val="Sinespaciado"/>
+      </w:pPr>
+      <w:r>
+        <w:t xml:space="preserve">        if (response.ok) {</w:t>
+      </w:r>
+    </w:p>
+    <w:p>
+      <w:pPr>
+        <w:pStyle w:val="Sinespaciado"/>
+      </w:pPr>
+      <w:r>
+        <w:t xml:space="preserve">            location.reload();</w:t>
+      </w:r>
+    </w:p>
+    <w:p>
+      <w:pPr>
+        <w:pStyle w:val="Sinespaciado"/>
+      </w:pPr>
+      <w:r>
+        <w:t xml:space="preserve">        } else {</w:t>
+      </w:r>
+    </w:p>
+    <w:p>
+      <w:pPr>
+        <w:pStyle w:val="Sinespaciado"/>
+      </w:pPr>
+      <w:r>
         <w:lastRenderedPageBreak/>
-        <w:t>if (confirm('¿Seguro que deseas eliminar esta entidad?')) {</w:t>
-      </w:r>
-    </w:p>
-    <w:p>
-      <w:pPr>
-        <w:pStyle w:val="Sinespaciado"/>
-      </w:pPr>
-      <w:r>
-        <w:t xml:space="preserve">    fetch('pages/nueva_entidad/&lt;?=$entidad-&gt;getId()?&gt;', {</w:t>
-      </w:r>
-    </w:p>
-    <w:p>
-      <w:pPr>
-        <w:pStyle w:val="Sinespaciado"/>
-      </w:pPr>
-      <w:r>
-        <w:t xml:space="preserve">        method: 'DELETE',</w:t>
-      </w:r>
-    </w:p>
-    <w:p>
-      <w:pPr>
-        <w:pStyle w:val="Sinespaciado"/>
-      </w:pPr>
-      <w:r>
-        <w:t xml:space="preserve">        headers: {</w:t>
-      </w:r>
-    </w:p>
-    <w:p>
-      <w:pPr>
-        <w:pStyle w:val="Sinespaciado"/>
-      </w:pPr>
-      <w:r>
-        <w:t xml:space="preserve">            'Content-Type': 'application/json'</w:t>
-      </w:r>
-    </w:p>
-    <w:p>
-      <w:pPr>
-        <w:pStyle w:val="Sinespaciado"/>
-      </w:pPr>
-      <w:r>
-        <w:t xml:space="preserve">        }</w:t>
-      </w:r>
-    </w:p>
-    <w:p>
-      <w:pPr>
-        <w:pStyle w:val="Sinespaciado"/>
-      </w:pPr>
-      <w:r>
-        <w:t xml:space="preserve">    })</w:t>
-      </w:r>
-    </w:p>
-    <w:p>
-      <w:pPr>
-        <w:pStyle w:val="Sinespaciado"/>
-      </w:pPr>
-      <w:r>
-        <w:t xml:space="preserve">    .then(response =&gt; {</w:t>
-      </w:r>
-    </w:p>
-    <w:p>
-      <w:pPr>
-        <w:pStyle w:val="Sinespaciado"/>
-      </w:pPr>
-      <w:r>
-        <w:t xml:space="preserve">        if (response.ok) {</w:t>
-      </w:r>
-    </w:p>
-    <w:p>
-      <w:pPr>
-        <w:pStyle w:val="Sinespaciado"/>
-      </w:pPr>
-      <w:r>
-        <w:t xml:space="preserve">            location.reload();</w:t>
-      </w:r>
-    </w:p>
-    <w:p>
-      <w:pPr>
-        <w:pStyle w:val="Sinespaciado"/>
-      </w:pPr>
-      <w:r>
-        <w:t xml:space="preserve">        } else {</w:t>
-      </w:r>
-    </w:p>
-    <w:p>
-      <w:pPr>
-        <w:pStyle w:val="Sinespaciado"/>
-      </w:pPr>
-      <w:r>
         <w:t xml:space="preserve">            alert('Error al eliminar');</w:t>
       </w:r>
     </w:p>
@@ -4378,6 +4672,13 @@
           <w:b/>
           <w:bCs/>
         </w:rPr>
+        <w:t xml:space="preserve">6 </w:t>
+      </w:r>
+      <w:r>
+        <w:rPr>
+          <w:b/>
+          <w:bCs/>
+        </w:rPr>
         <w:t>PROBLEMA CON DELETE</w:t>
       </w:r>
       <w:r>
@@ -4433,20 +4734,75 @@
         <w:t xml:space="preserve"> Con metodo DELETE. </w:t>
       </w:r>
       <w:r>
-        <w:t xml:space="preserve">Pero este codigo de java no es como PHP, en PHP si se hace un href: 'pages/nueva_entidad/&lt;?=$entidad-&gt;getId()? Nos vamos a esa pagina, es decir, se cierra la actual y se carga la nueva y </w:t>
-      </w:r>
+        <w:t>Pero este codigo de java no es como PHP, en PHP si se hace un href: 'pages/nueva_entidad/&lt;?=$entidad-&gt;getId()? Nos vamos a esa pagina, es decir, se cierra la actual y se carga la nueva y ademas estas paginas son visibles al usuario. Con java, no es asi. Se salta</w:t>
+      </w:r>
+      <w:r>
+        <w:t xml:space="preserve"> a la pagina indicada, con el metodo DELETE (ya que PHP no permite DELETE). Como esa ruta y ese metodo esta en el router, con una funcion que es para borrar </w:t>
+      </w:r>
+      <w:r>
+        <w:rPr>
+          <w:color w:val="C00000"/>
+        </w:rPr>
+        <w:t>router::add('DELETE', '/pages/nueva_entidad/:id', function($entidadId){return (new EntidadController())-&gt;delete($entidadId);});</w:t>
+      </w:r>
+      <w:r>
+        <w:rPr>
+          <w:color w:val="C00000"/>
+        </w:rPr>
+        <w:t xml:space="preserve"> </w:t>
+      </w:r>
+      <w:r>
+        <w:t>ejecutara la funcion y borrara. Pero todo sin ver nada, el usuario sigue en la misma web. Es mas, cualquiler echo y var_dump que se hagan no se ve</w:t>
+      </w:r>
+      <w:r>
+        <w:t xml:space="preserve">. La unica manera de poder ver que esta pasando con las variables es escribiendo en un fichero log con esta funcion que es muy util </w:t>
+      </w:r>
+      <w:r>
+        <w:rPr>
+          <w:color w:val="C00000"/>
+        </w:rPr>
+        <w:t>file_put_contents("log.txt", $_SERVER['REQUEST_METHOD'] . " - " . $_SERVER['REQUEST_URI'] . "\n", FILE_APPEND);</w:t>
+      </w:r>
+      <w:r>
+        <w:rPr>
+          <w:color w:val="C00000"/>
+        </w:rPr>
+        <w:t xml:space="preserve"> </w:t>
+      </w:r>
+      <w:r>
+        <w:t>en este ejempli escribe el valor de Method y la ruta para ver si llega el DELETE a la nueva pagina llamada por fecth</w:t>
+      </w:r>
+      <w:r>
+        <w:t>. Esta funcion file_put_conten.. no permite guardar contenidos de arrays, solo variables o el calor de una variable del array.</w:t>
+      </w:r>
+    </w:p>
+    <w:p>
+      <w:pPr>
+        <w:jc w:val="both"/>
+      </w:pPr>
+      <w:r>
+        <w:t xml:space="preserve">Mi problema era que la consulta mysql, estaba fallando al borrar una entidad porque estaba relacionda con algun vehiculo, y en la tabla tengo puesto ON DELETE RESTRICT. Gracias al la funcion de guardar en el log pude ver el error. </w:t>
+      </w:r>
+      <w:r>
+        <w:t xml:space="preserve"> Como esta restrincion quiero mantenerla hay que modioficar el codigo.</w:t>
+      </w:r>
+      <w:r>
+        <w:t xml:space="preserve"> </w:t>
+      </w:r>
+    </w:p>
+    <w:p>
+      <w:pPr>
+        <w:jc w:val="both"/>
+      </w:pPr>
       <w:r>
         <w:lastRenderedPageBreak/>
-        <w:t>ademas estas paginas son visibles al usuario. Con java, no es asi. Se salta</w:t>
-      </w:r>
-      <w:r>
-        <w:t xml:space="preserve"> a la pagina indicada, con el metodo DELETE (ya que PHP no permite DELETE). Como esa ruta y ese metodo esta en el router, con una funcion que es para borrar </w:t>
+        <w:t xml:space="preserve">Despues de fetch hace </w:t>
       </w:r>
       <w:r>
         <w:rPr>
           <w:color w:val="C00000"/>
         </w:rPr>
-        <w:t>router::add('DELETE', '/pages/nueva_entidad/:id', function($entidadId){return (new EntidadController())-&gt;delete($entidadId);});</w:t>
+        <w:t>then(data =&gt; location.reload())"</w:t>
       </w:r>
       <w:r>
         <w:rPr>
@@ -4455,982 +4811,924 @@
         <w:t xml:space="preserve"> </w:t>
       </w:r>
       <w:r>
-        <w:t>ejecutara la funcion y borrara. Pero todo sin ver nada, el usuario sigue en la misma web. Es mas, cualquiler echo y var_dump que se hagan no se ve</w:t>
-      </w:r>
-      <w:r>
-        <w:t xml:space="preserve">. La unica manera de poder ver que esta pasando con las variables es escribiendo en un fichero log con esta funcion que es muy util </w:t>
-      </w:r>
-      <w:r>
-        <w:rPr>
-          <w:color w:val="C00000"/>
-        </w:rPr>
-        <w:t>file_put_contents("log.txt", $_SERVER['REQUEST_METHOD'] . " - " . $_SERVER['REQUEST_URI'] . "\n", FILE_APPEND);</w:t>
-      </w:r>
-      <w:r>
-        <w:rPr>
-          <w:color w:val="C00000"/>
-        </w:rPr>
+        <w:t>que es para recargar la pagina actual</w:t>
+      </w:r>
+      <w:r>
+        <w:t>,</w:t>
+      </w:r>
+      <w:r>
         <w:t xml:space="preserve"> </w:t>
       </w:r>
       <w:r>
-        <w:t>en este ejempli escribe el valor de Method y la ruta para ver si llega el DELETE a la nueva pagina llamada por fecth</w:t>
-      </w:r>
-      <w:r>
-        <w:t>. Esta funcion file_put_conten.. no permite guardar contenidos de arrays, solo variables o el calor de una variable del array.</w:t>
-      </w:r>
-    </w:p>
-    <w:p>
-      <w:pPr>
-        <w:jc w:val="both"/>
-      </w:pPr>
-      <w:r>
-        <w:t xml:space="preserve">Mi problema era que la consulta mysql, estaba fallando al borrar una entidad porque estaba relacionda con algun vehiculo, y en la tabla tengo puesto ON DELETE RESTRICT. Gracias al la funcion de guardar en el log pude ver el error. </w:t>
-      </w:r>
-      <w:r>
-        <w:t xml:space="preserve"> Como esta restrincion quiero mantenerla hay que modioficar el codigo.</w:t>
+        <w:t xml:space="preserve">que es en la que estaba cuando pulse el boton de borrar, es decir la de listado </w:t>
+      </w:r>
+      <w:r>
+        <w:t>de entidades</w:t>
+      </w:r>
+      <w:r>
+        <w:t>,</w:t>
+      </w:r>
+      <w:r>
+        <w:t xml:space="preserve"> y ya</w:t>
+      </w:r>
+      <w:r>
+        <w:t xml:space="preserve"> devuelve el control a la pagina actual.</w:t>
+      </w:r>
+    </w:p>
+    <w:p>
+      <w:pPr>
+        <w:jc w:val="both"/>
+      </w:pPr>
+      <w:r>
+        <w:t xml:space="preserve">La primera solucion que me ofrecio la IA fue, antes de ejecutar el metodo delete en el Controller, se llama a un metodo relacionados (indicado por la IA) que llamara sucesivamente a metodo relacionados de service, del repository, y en el repositori se hace una consulta que cuenta cuantos vehiculos estan relacionados con la entidad </w:t>
+      </w:r>
+      <w:r>
+        <w:t>que queremos borrar. Si hay alguno, relacionados devuelve true y no se ejecutara el metodo delete en el Controller.</w:t>
+      </w:r>
+    </w:p>
+    <w:p>
+      <w:pPr>
+        <w:jc w:val="both"/>
+      </w:pPr>
+      <w:r>
+        <w:t>Que se hace entonces si ha relacionados. La primera solucion que me dio la IA, no funciono. Era la siguiente:</w:t>
+      </w:r>
+    </w:p>
+    <w:p>
+      <w:pPr>
+        <w:pStyle w:val="Sinespaciado"/>
+        <w:rPr>
+          <w:color w:val="EE0000"/>
+        </w:rPr>
+      </w:pPr>
+      <w:r>
+        <w:rPr>
+          <w:color w:val="EE0000"/>
+        </w:rPr>
+        <w:t>public function delete(int $id): void {</w:t>
+      </w:r>
+    </w:p>
+    <w:p>
+      <w:pPr>
+        <w:pStyle w:val="Sinespaciado"/>
+        <w:rPr>
+          <w:color w:val="538135" w:themeColor="accent6" w:themeShade="BF"/>
+        </w:rPr>
+      </w:pPr>
+      <w:r>
+        <w:rPr>
+          <w:color w:val="538135" w:themeColor="accent6" w:themeShade="BF"/>
+        </w:rPr>
+        <w:t>        $relacionados=$this-&gt;service-&gt;relacionados($id);</w:t>
+      </w:r>
+    </w:p>
+    <w:p>
+      <w:pPr>
+        <w:pStyle w:val="Sinespaciado"/>
+        <w:rPr>
+          <w:color w:val="4472C4" w:themeColor="accent1"/>
+        </w:rPr>
+      </w:pPr>
+      <w:r>
+        <w:rPr>
+          <w:color w:val="4472C4" w:themeColor="accent1"/>
+        </w:rPr>
+        <w:t>        if ($relacionados) {</w:t>
+      </w:r>
+    </w:p>
+    <w:p>
+      <w:pPr>
+        <w:pStyle w:val="Sinespaciado"/>
+        <w:rPr>
+          <w:color w:val="538135" w:themeColor="accent6" w:themeShade="BF"/>
+        </w:rPr>
+      </w:pPr>
+      <w:r>
+        <w:rPr>
+          <w:color w:val="538135" w:themeColor="accent6" w:themeShade="BF"/>
+        </w:rPr>
+        <w:t>            $entidades = $this-&gt;service-&gt;findAll();</w:t>
+      </w:r>
+    </w:p>
+    <w:p>
+      <w:pPr>
+        <w:pStyle w:val="Sinespaciado"/>
+        <w:rPr>
+          <w:color w:val="538135" w:themeColor="accent6" w:themeShade="BF"/>
+        </w:rPr>
+      </w:pPr>
+      <w:r>
+        <w:rPr>
+          <w:color w:val="538135" w:themeColor="accent6" w:themeShade="BF"/>
+        </w:rPr>
+        <w:t>            $this-&gt;pages-&gt;render('entidades', ['entidades' =&gt; $entidades,'error' =&gt; 'No se puede borrar hay asociados.']);</w:t>
+      </w:r>
+    </w:p>
+    <w:p>
+      <w:pPr>
+        <w:pStyle w:val="Sinespaciado"/>
+        <w:rPr>
+          <w:color w:val="4472C4" w:themeColor="accent1"/>
+        </w:rPr>
+      </w:pPr>
+      <w:r>
+        <w:rPr>
+          <w:color w:val="4472C4" w:themeColor="accent1"/>
+        </w:rPr>
+        <w:t xml:space="preserve">            return; </w:t>
+      </w:r>
+    </w:p>
+    <w:p>
+      <w:pPr>
+        <w:pStyle w:val="Sinespaciado"/>
+        <w:rPr>
+          <w:color w:val="4472C4" w:themeColor="accent1"/>
+        </w:rPr>
+      </w:pPr>
+      <w:r>
+        <w:rPr>
+          <w:color w:val="4472C4" w:themeColor="accent1"/>
+        </w:rPr>
+        <w:t>        }</w:t>
+      </w:r>
+    </w:p>
+    <w:p>
+      <w:pPr>
+        <w:pStyle w:val="Sinespaciado"/>
+        <w:rPr>
+          <w:color w:val="538135" w:themeColor="accent6" w:themeShade="BF"/>
+        </w:rPr>
+      </w:pPr>
+      <w:r>
+        <w:rPr>
+          <w:color w:val="538135" w:themeColor="accent6" w:themeShade="BF"/>
+        </w:rPr>
+        <w:t>        $this-&gt;service-&gt;delete($id);</w:t>
+      </w:r>
+    </w:p>
+    <w:p>
+      <w:pPr>
+        <w:pStyle w:val="Sinespaciado"/>
+        <w:rPr>
+          <w:color w:val="538135" w:themeColor="accent6" w:themeShade="BF"/>
+        </w:rPr>
+      </w:pPr>
+      <w:r>
+        <w:rPr>
+          <w:color w:val="538135" w:themeColor="accent6" w:themeShade="BF"/>
+        </w:rPr>
+        <w:t xml:space="preserve">        header('Location: /mis_pruebas/entidades'); </w:t>
+      </w:r>
+    </w:p>
+    <w:p>
+      <w:pPr>
+        <w:jc w:val="both"/>
+      </w:pPr>
+    </w:p>
+    <w:p>
+      <w:pPr>
+        <w:jc w:val="both"/>
+      </w:pPr>
+      <w:r>
+        <w:t xml:space="preserve">1º consulta </w:t>
+      </w:r>
+      <w:r>
+        <w:t>si hay algun relacionado con la entidad que se va a borrar.</w:t>
+      </w:r>
+    </w:p>
+    <w:p>
+      <w:pPr>
+        <w:jc w:val="both"/>
+      </w:pPr>
+      <w:r>
+        <w:t>Si hay alguno llama al metodo findAll() para leer todas las entidades y</w:t>
+      </w:r>
+      <w:r>
+        <w:t xml:space="preserve"> despues </w:t>
+      </w:r>
+      <w:r>
+        <w:t xml:space="preserve">llama a render para mostrarlas, igual que hacia en el metodo list() de Controller, pero con algo nuevo e interesante que se podra usar despues. En los parametros de render </w:t>
+      </w:r>
+      <w:r>
+        <w:t xml:space="preserve">encapsula (pag5 de este manual) </w:t>
+      </w:r>
+      <w:r>
+        <w:t xml:space="preserve">la tabla con las entidades leidas en FindAll() y una variable </w:t>
+      </w:r>
+      <w:r>
+        <w:t xml:space="preserve">‘error’ con el valor ‘mensaje de error para mostrar’. </w:t>
+      </w:r>
+      <w:r>
+        <w:t xml:space="preserve">Luego en la clase Page se desencapsularia, y cargaria la pagina entidades ya conocida pero con un codigo añadido, este: </w:t>
+      </w:r>
+    </w:p>
+    <w:p>
+      <w:pPr>
+        <w:pStyle w:val="Sinespaciado"/>
+        <w:rPr>
+          <w:color w:val="EE0000"/>
+        </w:rPr>
+      </w:pPr>
+      <w:r>
+        <w:rPr>
+          <w:color w:val="EE0000"/>
+        </w:rPr>
+        <w:t>&lt;?php if (!empty($error)): ?&gt;</w:t>
+      </w:r>
+    </w:p>
+    <w:p>
+      <w:pPr>
+        <w:pStyle w:val="Sinespaciado"/>
+        <w:rPr>
+          <w:color w:val="538135" w:themeColor="accent6" w:themeShade="BF"/>
+        </w:rPr>
+      </w:pPr>
+      <w:r>
+        <w:rPr>
+          <w:color w:val="538135" w:themeColor="accent6" w:themeShade="BF"/>
+        </w:rPr>
+        <w:t>        &lt;div class="alert alert-danger" role="alert"&gt;</w:t>
+      </w:r>
+    </w:p>
+    <w:p>
+      <w:pPr>
+        <w:pStyle w:val="Sinespaciado"/>
+        <w:rPr>
+          <w:color w:val="538135" w:themeColor="accent6" w:themeShade="BF"/>
+        </w:rPr>
+      </w:pPr>
+      <w:r>
+        <w:rPr>
+          <w:color w:val="538135" w:themeColor="accent6" w:themeShade="BF"/>
+        </w:rPr>
+        <w:t>            &lt;?= htmlspecialchars($error) ?&gt;</w:t>
+      </w:r>
+    </w:p>
+    <w:p>
+      <w:pPr>
+        <w:pStyle w:val="Sinespaciado"/>
+        <w:rPr>
+          <w:color w:val="538135" w:themeColor="accent6" w:themeShade="BF"/>
+        </w:rPr>
+      </w:pPr>
+      <w:r>
+        <w:rPr>
+          <w:color w:val="538135" w:themeColor="accent6" w:themeShade="BF"/>
+        </w:rPr>
+        <w:t>        &lt;/div&gt;</w:t>
+      </w:r>
+    </w:p>
+    <w:p>
+      <w:pPr>
+        <w:pStyle w:val="Sinespaciado"/>
+        <w:rPr>
+          <w:color w:val="EE0000"/>
+        </w:rPr>
+      </w:pPr>
+      <w:r>
+        <w:rPr>
+          <w:color w:val="EE0000"/>
+        </w:rPr>
+        <w:t>&lt;?php endif; ?&gt;</w:t>
+      </w:r>
+    </w:p>
+    <w:p>
+      <w:pPr>
+        <w:pStyle w:val="Sinespaciado"/>
+      </w:pPr>
+      <w:r>
+        <w:t>Aquí pregunta si no esta vacia la variable ‘error’ y en ese caso muestra un error ademas del listado de entidades habitual.</w:t>
+      </w:r>
+    </w:p>
+    <w:p>
+      <w:pPr>
+        <w:jc w:val="both"/>
+      </w:pPr>
+      <w:r>
+        <w:t xml:space="preserve">Hasta aquí todo perfecto pero esto falla. Falla porque la ejecucion del metodo delete() </w:t>
+      </w:r>
+      <w:r>
+        <w:t>y la llamada a render que se hace en el</w:t>
+      </w:r>
+      <w:r>
+        <w:t xml:space="preserve"> Controller se hace desde la llamada lanzada por fetch</w:t>
+      </w:r>
+      <w:r>
+        <w:t xml:space="preserve"> (</w:t>
+      </w:r>
+      <w:r>
+        <w:rPr>
+          <w:color w:val="EE0000"/>
+        </w:rPr>
+        <w:t>fetch('pages/nueva_entidad/&lt;?=$entidad-&gt;getId()?&gt;', {method: 'DELETE'})</w:t>
+      </w:r>
+      <w:r>
+        <w:rPr>
+          <w:color w:val="EE0000"/>
+        </w:rPr>
+        <w:t xml:space="preserve">, </w:t>
+      </w:r>
+      <w:r>
+        <w:t>carga la pagina que muestra el listado de entidades con render, pero todo esto no se ve nunca porque estamos en el body de</w:t>
+      </w:r>
+      <w:r>
+        <w:t xml:space="preserve"> la llamada DELETE hace hace Fetch, y eso no muestra nada, el navegador no muestra nada porque fetch no reemplaza la pagina, luego se hace </w:t>
+      </w:r>
+      <w:r>
+        <w:t>location.reload()</w:t>
+      </w:r>
+      <w:r>
+        <w:t xml:space="preserve"> y el mensaje se pierde.</w:t>
+      </w:r>
+    </w:p>
+    <w:p>
+      <w:pPr>
+        <w:jc w:val="both"/>
+      </w:pPr>
+      <w:r>
+        <w:lastRenderedPageBreak/>
+        <w:t>Asi que la solucion que me da para este problema la IA es esta:</w:t>
+      </w:r>
+    </w:p>
+    <w:p>
+      <w:pPr>
+        <w:pStyle w:val="Sinespaciado"/>
+        <w:rPr>
+          <w:color w:val="EE0000"/>
+        </w:rPr>
+      </w:pPr>
+      <w:r>
+        <w:rPr>
+          <w:color w:val="EE0000"/>
+        </w:rPr>
+        <w:t>public function delete(int $id): void {</w:t>
+      </w:r>
+    </w:p>
+    <w:p>
+      <w:pPr>
+        <w:pStyle w:val="Sinespaciado"/>
+        <w:rPr>
+          <w:color w:val="538135" w:themeColor="accent6" w:themeShade="BF"/>
+        </w:rPr>
+      </w:pPr>
+      <w:r>
+        <w:rPr>
+          <w:color w:val="538135" w:themeColor="accent6" w:themeShade="BF"/>
+        </w:rPr>
+        <w:t xml:space="preserve">    $relacionados = $this-&gt;service-&gt;relacionados($id);</w:t>
+      </w:r>
+    </w:p>
+    <w:p>
+      <w:pPr>
+        <w:pStyle w:val="Sinespaciado"/>
+        <w:rPr>
+          <w:color w:val="EE0000"/>
+        </w:rPr>
+      </w:pPr>
+      <w:r>
+        <w:rPr>
+          <w:color w:val="EE0000"/>
+        </w:rPr>
+        <w:t xml:space="preserve">    if ($relacionados) {</w:t>
+      </w:r>
+    </w:p>
+    <w:p>
+      <w:pPr>
+        <w:pStyle w:val="Sinespaciado"/>
+        <w:rPr>
+          <w:color w:val="538135" w:themeColor="accent6" w:themeShade="BF"/>
+        </w:rPr>
+      </w:pPr>
+      <w:r>
+        <w:rPr>
+          <w:color w:val="538135" w:themeColor="accent6" w:themeShade="BF"/>
+        </w:rPr>
+        <w:t xml:space="preserve">        $mensaje = urlencode('No se puede borrar la entidad porque tiene vehículos asociados.');</w:t>
+      </w:r>
+    </w:p>
+    <w:p>
+      <w:pPr>
+        <w:pStyle w:val="Sinespaciado"/>
+        <w:rPr>
+          <w:color w:val="538135" w:themeColor="accent6" w:themeShade="BF"/>
+        </w:rPr>
+      </w:pPr>
+      <w:r>
+        <w:rPr>
+          <w:color w:val="538135" w:themeColor="accent6" w:themeShade="BF"/>
+        </w:rPr>
+        <w:t xml:space="preserve">        header("Location: /mis_pruebas/entidades?error=$mensaje");</w:t>
+      </w:r>
+    </w:p>
+    <w:p>
+      <w:pPr>
+        <w:pStyle w:val="Sinespaciado"/>
+        <w:rPr>
+          <w:color w:val="EE0000"/>
+        </w:rPr>
+      </w:pPr>
+      <w:r>
+        <w:rPr>
+          <w:color w:val="EE0000"/>
+        </w:rPr>
+        <w:t xml:space="preserve">        exit;</w:t>
+      </w:r>
+    </w:p>
+    <w:p>
+      <w:pPr>
+        <w:pStyle w:val="Sinespaciado"/>
+        <w:rPr>
+          <w:color w:val="EE0000"/>
+        </w:rPr>
+      </w:pPr>
+      <w:r>
+        <w:rPr>
+          <w:color w:val="EE0000"/>
+        </w:rPr>
+        <w:t xml:space="preserve">    }</w:t>
+      </w:r>
+    </w:p>
+    <w:p>
+      <w:pPr>
+        <w:pStyle w:val="Sinespaciado"/>
+        <w:rPr>
+          <w:color w:val="EE0000"/>
+        </w:rPr>
+      </w:pPr>
+      <w:r>
+        <w:rPr>
+          <w:color w:val="EE0000"/>
+        </w:rPr>
+        <w:t xml:space="preserve">    $this-&gt;service-&gt;delete($id);</w:t>
+      </w:r>
+    </w:p>
+    <w:p>
+      <w:pPr>
+        <w:pStyle w:val="Sinespaciado"/>
+        <w:rPr>
+          <w:color w:val="EE0000"/>
+        </w:rPr>
+      </w:pPr>
+      <w:r>
+        <w:rPr>
+          <w:color w:val="EE0000"/>
+        </w:rPr>
+        <w:t xml:space="preserve">    header('Location: /mis_pruebas/entidades');</w:t>
+      </w:r>
+    </w:p>
+    <w:p>
+      <w:pPr>
+        <w:pStyle w:val="Sinespaciado"/>
+        <w:rPr>
+          <w:color w:val="EE0000"/>
+        </w:rPr>
+      </w:pPr>
+      <w:r>
+        <w:rPr>
+          <w:color w:val="EE0000"/>
+        </w:rPr>
+        <w:t xml:space="preserve">    exit;</w:t>
+      </w:r>
+    </w:p>
+    <w:p>
+      <w:pPr>
+        <w:pStyle w:val="Sinespaciado"/>
+      </w:pPr>
+      <w:r>
+        <w:t xml:space="preserve">Si </w:t>
+      </w:r>
+      <w:r>
+        <w:t xml:space="preserve">hay relacionados crea la variable $mensaje y ejecuta header para cargar la pagina con el listado de entidades y en la URL le pasa la variable $mensaje. </w:t>
+      </w:r>
+      <w:r>
+        <w:rPr>
+          <w:rFonts w:ascii="Segoe UI Emoji" w:hAnsi="Segoe UI Emoji" w:cs="Segoe UI Emoji"/>
+        </w:rPr>
+        <w:t>✅</w:t>
+      </w:r>
+      <w:r>
+        <w:t xml:space="preserve"> Esto hace que se cargue </w:t>
+      </w:r>
+      <w:r>
+        <w:rPr>
+          <w:b/>
+          <w:bCs/>
+        </w:rPr>
+        <w:t>la misma URL de la lista de entidades</w:t>
+      </w:r>
+      <w:r>
+        <w:t>, pero añadiendo:</w:t>
       </w:r>
       <w:r>
         <w:t xml:space="preserve"> </w:t>
       </w:r>
-    </w:p>
-    <w:p>
-      <w:pPr>
-        <w:jc w:val="both"/>
-      </w:pPr>
-      <w:r>
-        <w:t xml:space="preserve">Despues de fetch hace </w:t>
-      </w:r>
-      <w:r>
-        <w:rPr>
-          <w:color w:val="C00000"/>
-        </w:rPr>
-        <w:t>then(data =&gt; location.reload())"</w:t>
-      </w:r>
-      <w:r>
-        <w:rPr>
-          <w:color w:val="C00000"/>
+      <w:r>
+        <w:t>/mis_pruebas/entidades?error=No%20se%20puede%20borrar...</w:t>
+      </w:r>
+    </w:p>
+    <w:p>
+      <w:pPr>
+        <w:pStyle w:val="Sinespaciado"/>
+      </w:pPr>
+      <w:r>
+        <w:t>Tambien hay que modificar el metodo list() del Controller, poniendo esto:</w:t>
+      </w:r>
+    </w:p>
+    <w:p>
+      <w:pPr>
+        <w:pStyle w:val="Sinespaciado"/>
+        <w:rPr>
+          <w:color w:val="EE0000"/>
+        </w:rPr>
+      </w:pPr>
+      <w:r>
+        <w:rPr>
+          <w:color w:val="EE0000"/>
+        </w:rPr>
+        <w:t>public function list(): void {</w:t>
+      </w:r>
+    </w:p>
+    <w:p>
+      <w:pPr>
+        <w:pStyle w:val="Sinespaciado"/>
+        <w:rPr>
+          <w:color w:val="00B050"/>
+        </w:rPr>
+      </w:pPr>
+      <w:r>
+        <w:rPr>
+          <w:color w:val="EE0000"/>
+        </w:rPr>
+        <w:t xml:space="preserve">    </w:t>
+      </w:r>
+      <w:r>
+        <w:rPr>
+          <w:color w:val="00B050"/>
+        </w:rPr>
+        <w:t>$entidades = $this-&gt;service-&gt;findAll();</w:t>
+      </w:r>
+    </w:p>
+    <w:p>
+      <w:pPr>
+        <w:pStyle w:val="Sinespaciado"/>
+        <w:rPr>
+          <w:color w:val="2F5496" w:themeColor="accent1" w:themeShade="BF"/>
+        </w:rPr>
+      </w:pPr>
+      <w:r>
+        <w:rPr>
+          <w:color w:val="2F5496" w:themeColor="accent1" w:themeShade="BF"/>
+        </w:rPr>
+        <w:t xml:space="preserve">    $error = $_GET['error'] ?? null;</w:t>
+      </w:r>
+    </w:p>
+    <w:p>
+      <w:pPr>
+        <w:pStyle w:val="Sinespaciado"/>
+        <w:rPr>
+          <w:color w:val="EE0000"/>
+        </w:rPr>
+      </w:pPr>
+      <w:r>
+        <w:rPr>
+          <w:color w:val="2F5496" w:themeColor="accent1" w:themeShade="BF"/>
+        </w:rPr>
+        <w:t xml:space="preserve">    $this-&gt;pages-&gt;render('entidades', ['entidades' =&gt; $entidades,</w:t>
+      </w:r>
+      <w:r>
+        <w:rPr>
+          <w:color w:val="2F5496" w:themeColor="accent1" w:themeShade="BF"/>
         </w:rPr>
         <w:t xml:space="preserve"> </w:t>
       </w:r>
       <w:r>
-        <w:t>que es para recargar la pagina actual</w:t>
-      </w:r>
-      <w:r>
-        <w:t>,</w:t>
-      </w:r>
-      <w:r>
+        <w:rPr>
+          <w:color w:val="2F5496" w:themeColor="accent1" w:themeShade="BF"/>
+        </w:rPr>
+        <w:t>'error' =&gt; $error]);</w:t>
+      </w:r>
+    </w:p>
+    <w:p>
+      <w:pPr>
+        <w:pStyle w:val="Sinespaciado"/>
+        <w:rPr>
+          <w:color w:val="EE0000"/>
+        </w:rPr>
+      </w:pPr>
+      <w:r>
+        <w:rPr>
+          <w:color w:val="EE0000"/>
+        </w:rPr>
+        <w:t>}</w:t>
+      </w:r>
+    </w:p>
+    <w:p>
+      <w:pPr>
+        <w:jc w:val="both"/>
+      </w:pPr>
+      <w:r>
+        <w:t>De esta forma si llegara la variable $error al listado de entidades</w:t>
+      </w:r>
+      <w:r>
+        <w:t>.</w:t>
+      </w:r>
+    </w:p>
+    <w:p>
+      <w:pPr>
+        <w:jc w:val="both"/>
+      </w:pPr>
+      <w:r>
+        <w:t>Nos estamos preguntando porque esta forma de hacerlo si muestra el mesaje de error y la otra no. La anterior forma de hacerlo:</w:t>
+      </w:r>
+    </w:p>
+    <w:p>
+      <w:pPr>
+        <w:pStyle w:val="Sinespaciado"/>
+        <w:rPr>
+          <w:color w:val="538135" w:themeColor="accent6" w:themeShade="BF"/>
+        </w:rPr>
+      </w:pPr>
+      <w:r>
+        <w:rPr>
+          <w:color w:val="538135" w:themeColor="accent6" w:themeShade="BF"/>
+        </w:rPr>
+        <w:t>            $entidades = $this-&gt;service-&gt;findAll();</w:t>
+      </w:r>
+    </w:p>
+    <w:p>
+      <w:pPr>
+        <w:pStyle w:val="Sinespaciado"/>
+        <w:rPr>
+          <w:color w:val="538135" w:themeColor="accent6" w:themeShade="BF"/>
+        </w:rPr>
+      </w:pPr>
+      <w:r>
+        <w:rPr>
+          <w:color w:val="538135" w:themeColor="accent6" w:themeShade="BF"/>
+        </w:rPr>
+        <w:t>            $this-&gt;pages-&gt;render('entidades', ['entidades' =&gt; $entidades,'error' =&gt; 'No se puede borrar hay asociados.']);</w:t>
+      </w:r>
+    </w:p>
+    <w:p>
+      <w:pPr>
+        <w:jc w:val="both"/>
+      </w:pPr>
+      <w:r>
+        <w:t>consulta listado de entidades y render la pagina entidades, todo esto es codigo, se hace desde fetch, recordemos que render de la clase Page, despues de desemcapsular hace esto:</w:t>
+      </w:r>
+    </w:p>
+    <w:p>
+      <w:pPr>
+        <w:pStyle w:val="Sinespaciado"/>
+        <w:rPr>
+          <w:color w:val="2F5496" w:themeColor="accent1" w:themeShade="BF"/>
+        </w:rPr>
+      </w:pPr>
+      <w:r>
+        <w:rPr>
+          <w:color w:val="2F5496" w:themeColor="accent1" w:themeShade="BF"/>
+        </w:rPr>
+        <w:t xml:space="preserve">        require_once "pages/header.php";</w:t>
+      </w:r>
+    </w:p>
+    <w:p>
+      <w:pPr>
+        <w:pStyle w:val="Sinespaciado"/>
+        <w:rPr>
+          <w:color w:val="2F5496" w:themeColor="accent1" w:themeShade="BF"/>
+        </w:rPr>
+      </w:pPr>
+      <w:r>
+        <w:rPr>
+          <w:color w:val="2F5496" w:themeColor="accent1" w:themeShade="BF"/>
+        </w:rPr>
+        <w:t>        require_once "pages/$pageName.php";</w:t>
+      </w:r>
+    </w:p>
+    <w:p>
+      <w:pPr>
+        <w:pStyle w:val="Sinespaciado"/>
+        <w:rPr>
+          <w:color w:val="2F5496" w:themeColor="accent1" w:themeShade="BF"/>
+        </w:rPr>
+      </w:pPr>
+      <w:r>
+        <w:rPr>
+          <w:color w:val="2F5496" w:themeColor="accent1" w:themeShade="BF"/>
+        </w:rPr>
+        <w:t>        require_once "pages/footer.php";</w:t>
+      </w:r>
+    </w:p>
+    <w:p>
+      <w:pPr>
+        <w:jc w:val="both"/>
+      </w:pPr>
+      <w:r>
+        <w:t>Esto no carga una pagina, esto solo incrusta el codigo de los 3 require en la pagina actual, pero todavia estamos en la pagina que ejecuto el fetch, y bajo el ambito de fetch, con lo que no se muestra nada.</w:t>
+      </w:r>
+    </w:p>
+    <w:p>
+      <w:pPr>
+        <w:jc w:val="both"/>
+      </w:pPr>
+      <w:r>
+        <w:t>Pero la nueva forma hace</w:t>
+      </w:r>
+      <w:r>
+        <w:t>:</w:t>
+      </w:r>
+    </w:p>
+    <w:p>
+      <w:pPr>
+        <w:pStyle w:val="Sinespaciado"/>
+        <w:ind w:left="708"/>
+        <w:rPr>
+          <w:color w:val="2F5496" w:themeColor="accent1" w:themeShade="BF"/>
+        </w:rPr>
+      </w:pPr>
+      <w:r>
+        <w:rPr>
+          <w:color w:val="2F5496" w:themeColor="accent1" w:themeShade="BF"/>
+        </w:rPr>
+        <w:t>$mensaje = urlencode('No se puede borrar la entidad porque tiene vehículos asociados.');</w:t>
+      </w:r>
+    </w:p>
+    <w:p>
+      <w:pPr>
+        <w:pStyle w:val="Sinespaciado"/>
+        <w:ind w:left="708"/>
+        <w:rPr>
+          <w:color w:val="2F5496" w:themeColor="accent1" w:themeShade="BF"/>
+        </w:rPr>
+      </w:pPr>
+      <w:r>
+        <w:rPr>
+          <w:color w:val="2F5496" w:themeColor="accent1" w:themeShade="BF"/>
+        </w:rPr>
+        <w:lastRenderedPageBreak/>
+        <w:t>header("Location: /mis_pruebas/entidades?error=$mensaje");</w:t>
+      </w:r>
+    </w:p>
+    <w:p>
+      <w:pPr>
+        <w:jc w:val="both"/>
+      </w:pPr>
+      <w:r>
+        <w:t>Aquí si hay una carga, aunque estemos en el ambito de fetch, pero se hace un header que sirve para cargar una pagina nueva.</w:t>
+      </w:r>
+    </w:p>
+    <w:p>
+      <w:pPr>
+        <w:jc w:val="both"/>
+      </w:pPr>
+      <w:r>
+        <w:t>Recordemos que en este programa, solo se cargan paginas nuevas cuando se pulsa un boton que tiene un href. Lo demas son composiones que hace render con los datos que lee de las consultas, pero en la misma web que esta, es decir, la web que se llamo al pulsar un boton con un href, y cuya ruta esta en el router.</w:t>
+      </w:r>
+    </w:p>
+    <w:p>
+      <w:pPr>
+        <w:jc w:val="both"/>
+      </w:pPr>
+      <w:r>
+        <w:t>Esta segunda forma tampoco funciona, no muestra nada por el mismo motivo</w:t>
+      </w:r>
+      <w:r>
+        <w:t>.</w:t>
+      </w:r>
+      <w:r>
+        <w:t xml:space="preserve"> Aunque se pasa una variable $mesaje en la cargar con header, cuando llega almetdo list() </w:t>
+      </w:r>
+      <w:r>
+        <w:rPr>
+          <w:color w:val="EE0000"/>
+        </w:rPr>
+        <w:t>$_GET['error']</w:t>
+      </w:r>
+      <w:r>
+        <w:t xml:space="preserve"> esta vacio, porque como fetch no permite cargar ninguna pagina, pues no existe GET con valores. Y despues hace el render que tampoco muestra nada y ya termina el fetch con el reload.</w:t>
+      </w:r>
+    </w:p>
+    <w:p>
+      <w:pPr>
+        <w:jc w:val="both"/>
+      </w:pPr>
+      <w:r>
+        <w:t>Para solucionarlo:</w:t>
+      </w:r>
+    </w:p>
+    <w:p>
+      <w:pPr>
+        <w:jc w:val="both"/>
+        <w:rPr>
+          <w:b/>
+          <w:bCs/>
+        </w:rPr>
+      </w:pPr>
+      <w:r>
+        <w:rPr>
+          <w:b/>
+          <w:bCs/>
+        </w:rPr>
+        <w:t>Opción A: dejar de usar fetch() y redirigir con &lt;a href&gt;</w:t>
+      </w:r>
+    </w:p>
+    <w:p>
+      <w:pPr>
+        <w:jc w:val="both"/>
+      </w:pPr>
+      <w:r>
+        <w:t>La forma más sencilla: en lugar de usar fetch, haz un enlace con ?delete=ID que invoque DELETE desde el backend y redirija correctamente:</w:t>
+      </w:r>
+    </w:p>
+    <w:p>
+      <w:pPr>
+        <w:jc w:val="both"/>
+      </w:pPr>
+      <w:r>
+        <w:rPr>
+          <w:b/>
+          <w:bCs/>
+        </w:rPr>
+        <w:t>Botón corregido:</w:t>
+      </w:r>
+    </w:p>
+    <w:p>
+      <w:pPr>
+        <w:jc w:val="both"/>
+        <w:rPr>
+          <w:color w:val="2F5496" w:themeColor="accent1" w:themeShade="BF"/>
+        </w:rPr>
+      </w:pPr>
+      <w:r>
+        <w:rPr>
+          <w:color w:val="2F5496" w:themeColor="accent1" w:themeShade="BF"/>
+        </w:rPr>
+        <w:t>&lt;a href="</w:t>
+      </w:r>
+      <w:r>
+        <w:rPr>
+          <w:color w:val="2F5496" w:themeColor="accent1" w:themeShade="BF"/>
+        </w:rPr>
+        <w:t>pages/borrar/&lt;?=$entidad-&gt;getId()?&gt;</w:t>
+      </w:r>
+      <w:r>
+        <w:rPr>
+          <w:color w:val="2F5496" w:themeColor="accent1" w:themeShade="BF"/>
+        </w:rPr>
         <w:t xml:space="preserve"> </w:t>
       </w:r>
       <w:r>
-        <w:t xml:space="preserve">que es en la que estaba cuando pulse el boton de borrar, es decir la de listado </w:t>
-      </w:r>
-      <w:r>
-        <w:t>de entidades</w:t>
-      </w:r>
-      <w:r>
-        <w:t>,</w:t>
-      </w:r>
-      <w:r>
-        <w:t xml:space="preserve"> y ya</w:t>
-      </w:r>
-      <w:r>
-        <w:t xml:space="preserve"> devuelve el control a la pagina actual.</w:t>
-      </w:r>
-    </w:p>
-    <w:p>
-      <w:pPr>
-        <w:jc w:val="both"/>
-      </w:pPr>
-      <w:r>
-        <w:t xml:space="preserve">La primera solucion que me ofrecio la IA fue, antes de ejecutar el metodo delete en el Controller, se llama a un metodo relacionados (indicado por la IA) que llamara sucesivamente a metodo relacionados de service, del repository, y en el repositori se hace una consulta que cuenta cuantos vehiculos estan relacionados con la entidad </w:t>
-      </w:r>
-      <w:r>
-        <w:t>que queremos borrar. Si hay alguno, relacionados devuelve true y no se ejecutara el metodo delete en el Controller.</w:t>
-      </w:r>
-    </w:p>
-    <w:p>
-      <w:pPr>
-        <w:jc w:val="both"/>
-      </w:pPr>
-      <w:r>
-        <w:t>Que se hace entonces si ha relacionados. La primera solucion que me dio la IA, no funciono. Era la siguiente:</w:t>
-      </w:r>
-    </w:p>
-    <w:p>
-      <w:pPr>
-        <w:pStyle w:val="Sinespaciado"/>
-        <w:rPr>
-          <w:color w:val="EE0000"/>
-        </w:rPr>
-      </w:pPr>
-      <w:r>
-        <w:rPr>
-          <w:color w:val="EE0000"/>
-        </w:rPr>
-        <w:t>public function delete(int $id): void {</w:t>
-      </w:r>
-    </w:p>
-    <w:p>
-      <w:pPr>
-        <w:pStyle w:val="Sinespaciado"/>
-        <w:rPr>
-          <w:color w:val="538135" w:themeColor="accent6" w:themeShade="BF"/>
-        </w:rPr>
-      </w:pPr>
-      <w:r>
-        <w:rPr>
-          <w:color w:val="538135" w:themeColor="accent6" w:themeShade="BF"/>
-        </w:rPr>
-        <w:t>        $relacionados=$this-&gt;service-&gt;relacionados($id);</w:t>
-      </w:r>
-    </w:p>
-    <w:p>
-      <w:pPr>
-        <w:pStyle w:val="Sinespaciado"/>
-        <w:rPr>
-          <w:color w:val="4472C4" w:themeColor="accent1"/>
-        </w:rPr>
-      </w:pPr>
-      <w:r>
-        <w:rPr>
-          <w:color w:val="4472C4" w:themeColor="accent1"/>
-        </w:rPr>
-        <w:t>        if ($relacionados) {</w:t>
-      </w:r>
-    </w:p>
-    <w:p>
-      <w:pPr>
-        <w:pStyle w:val="Sinespaciado"/>
-        <w:rPr>
-          <w:color w:val="538135" w:themeColor="accent6" w:themeShade="BF"/>
-        </w:rPr>
-      </w:pPr>
-      <w:r>
-        <w:rPr>
-          <w:color w:val="538135" w:themeColor="accent6" w:themeShade="BF"/>
-        </w:rPr>
-        <w:t>            $entidades = $this-&gt;service-&gt;findAll();</w:t>
-      </w:r>
-    </w:p>
-    <w:p>
-      <w:pPr>
-        <w:pStyle w:val="Sinespaciado"/>
-        <w:rPr>
-          <w:color w:val="538135" w:themeColor="accent6" w:themeShade="BF"/>
-        </w:rPr>
-      </w:pPr>
-      <w:r>
-        <w:rPr>
-          <w:color w:val="538135" w:themeColor="accent6" w:themeShade="BF"/>
-        </w:rPr>
-        <w:t>            $this-&gt;pages-&gt;render('entidades', ['entidades' =&gt; $entidades,'error' =&gt; 'No se puede borrar hay asociados.']);</w:t>
-      </w:r>
-    </w:p>
-    <w:p>
-      <w:pPr>
-        <w:pStyle w:val="Sinespaciado"/>
-        <w:rPr>
-          <w:color w:val="4472C4" w:themeColor="accent1"/>
-        </w:rPr>
-      </w:pPr>
-      <w:r>
-        <w:rPr>
-          <w:color w:val="4472C4" w:themeColor="accent1"/>
-        </w:rPr>
-        <w:t xml:space="preserve">            return; </w:t>
-      </w:r>
-    </w:p>
-    <w:p>
-      <w:pPr>
-        <w:pStyle w:val="Sinespaciado"/>
-        <w:rPr>
-          <w:color w:val="4472C4" w:themeColor="accent1"/>
-        </w:rPr>
-      </w:pPr>
-      <w:r>
-        <w:rPr>
-          <w:color w:val="4472C4" w:themeColor="accent1"/>
-        </w:rPr>
-        <w:t>        }</w:t>
-      </w:r>
-    </w:p>
-    <w:p>
-      <w:pPr>
-        <w:pStyle w:val="Sinespaciado"/>
-        <w:rPr>
-          <w:color w:val="538135" w:themeColor="accent6" w:themeShade="BF"/>
-        </w:rPr>
-      </w:pPr>
-      <w:r>
-        <w:rPr>
-          <w:color w:val="538135" w:themeColor="accent6" w:themeShade="BF"/>
-        </w:rPr>
-        <w:t>        $this-&gt;service-&gt;delete($id);</w:t>
-      </w:r>
-    </w:p>
-    <w:p>
-      <w:pPr>
-        <w:pStyle w:val="Sinespaciado"/>
-        <w:rPr>
-          <w:color w:val="538135" w:themeColor="accent6" w:themeShade="BF"/>
-        </w:rPr>
-      </w:pPr>
-      <w:r>
-        <w:rPr>
-          <w:color w:val="538135" w:themeColor="accent6" w:themeShade="BF"/>
-        </w:rPr>
-        <w:t xml:space="preserve">        header('Location: /mis_pruebas/entidades'); </w:t>
-      </w:r>
-    </w:p>
-    <w:p>
-      <w:pPr>
-        <w:jc w:val="both"/>
-      </w:pPr>
-    </w:p>
-    <w:p>
-      <w:pPr>
-        <w:jc w:val="both"/>
-      </w:pPr>
-      <w:r>
-        <w:t xml:space="preserve">1º consulta </w:t>
-      </w:r>
-      <w:r>
-        <w:t>si hay algun relacionado con la entidad que se va a borrar.</w:t>
-      </w:r>
-    </w:p>
-    <w:p>
-      <w:pPr>
-        <w:jc w:val="both"/>
-      </w:pPr>
-      <w:r>
-        <w:t>Si hay alguno llama al metodo findAll() para leer todas las entidades y</w:t>
-      </w:r>
-      <w:r>
-        <w:t xml:space="preserve"> despues </w:t>
-      </w:r>
-      <w:r>
-        <w:t xml:space="preserve">llama a render para mostrarlas, igual que hacia en el metodo list() de Controller, pero con algo nuevo e interesante que se podra usar despues. En los parametros de render </w:t>
-      </w:r>
-      <w:r>
-        <w:t xml:space="preserve">encapsula (pag5 de este manual) </w:t>
-      </w:r>
-      <w:r>
-        <w:t xml:space="preserve">la tabla con las entidades leidas en FindAll() y una variable </w:t>
-      </w:r>
-      <w:r>
-        <w:t xml:space="preserve">‘error’ con el valor ‘mensaje de error para mostrar’. </w:t>
-      </w:r>
-      <w:r>
-        <w:t xml:space="preserve">Luego en la clase Page se desencapsularia, y cargaria la pagina entidades ya conocida pero con un codigo añadido, este: </w:t>
-      </w:r>
-    </w:p>
-    <w:p>
-      <w:pPr>
-        <w:pStyle w:val="Sinespaciado"/>
-        <w:rPr>
-          <w:color w:val="EE0000"/>
-        </w:rPr>
-      </w:pPr>
-      <w:r>
-        <w:rPr>
-          <w:color w:val="EE0000"/>
-        </w:rPr>
-        <w:t>&lt;?php if (!empty($error)): ?&gt;</w:t>
-      </w:r>
-    </w:p>
-    <w:p>
-      <w:pPr>
-        <w:pStyle w:val="Sinespaciado"/>
-        <w:rPr>
-          <w:color w:val="538135" w:themeColor="accent6" w:themeShade="BF"/>
-        </w:rPr>
-      </w:pPr>
-      <w:r>
-        <w:rPr>
-          <w:color w:val="538135" w:themeColor="accent6" w:themeShade="BF"/>
-        </w:rPr>
-        <w:lastRenderedPageBreak/>
-        <w:t>        &lt;div class="alert alert-danger" role="alert"&gt;</w:t>
-      </w:r>
-    </w:p>
-    <w:p>
-      <w:pPr>
-        <w:pStyle w:val="Sinespaciado"/>
-        <w:rPr>
-          <w:color w:val="538135" w:themeColor="accent6" w:themeShade="BF"/>
-        </w:rPr>
-      </w:pPr>
-      <w:r>
-        <w:rPr>
-          <w:color w:val="538135" w:themeColor="accent6" w:themeShade="BF"/>
-        </w:rPr>
-        <w:t>            &lt;?= htmlspecialchars($error) ?&gt;</w:t>
-      </w:r>
-    </w:p>
-    <w:p>
-      <w:pPr>
-        <w:pStyle w:val="Sinespaciado"/>
-        <w:rPr>
-          <w:color w:val="538135" w:themeColor="accent6" w:themeShade="BF"/>
-        </w:rPr>
-      </w:pPr>
-      <w:r>
-        <w:rPr>
-          <w:color w:val="538135" w:themeColor="accent6" w:themeShade="BF"/>
-        </w:rPr>
-        <w:t>        &lt;/div&gt;</w:t>
-      </w:r>
-    </w:p>
-    <w:p>
-      <w:pPr>
-        <w:pStyle w:val="Sinespaciado"/>
-        <w:rPr>
-          <w:color w:val="EE0000"/>
-        </w:rPr>
-      </w:pPr>
-      <w:r>
-        <w:rPr>
-          <w:color w:val="EE0000"/>
-        </w:rPr>
-        <w:t>&lt;?php endif; ?&gt;</w:t>
-      </w:r>
-    </w:p>
-    <w:p>
-      <w:pPr>
-        <w:pStyle w:val="Sinespaciado"/>
-      </w:pPr>
-      <w:r>
-        <w:t>Aquí pregunta si no esta vacia la variable ‘error’ y en ese caso muestra un error ademas del listado de entidades habitual.</w:t>
-      </w:r>
-    </w:p>
-    <w:p>
-      <w:pPr>
-        <w:jc w:val="both"/>
-      </w:pPr>
-      <w:r>
-        <w:t xml:space="preserve">Hasta aquí todo perfecto pero esto falla. Falla porque la ejecucion del metodo delete() </w:t>
-      </w:r>
-      <w:r>
-        <w:t>y la llamada a render que se hace en el</w:t>
-      </w:r>
-      <w:r>
-        <w:t xml:space="preserve"> Controller se hace desde la llamada lanzada por fetch</w:t>
-      </w:r>
-      <w:r>
-        <w:t xml:space="preserve"> (</w:t>
-      </w:r>
-      <w:r>
-        <w:rPr>
-          <w:color w:val="EE0000"/>
-        </w:rPr>
-        <w:t>fetch('pages/nueva_entidad/&lt;?=$entidad-&gt;getId()?&gt;', {method: 'DELETE'})</w:t>
-      </w:r>
-      <w:r>
-        <w:rPr>
-          <w:color w:val="EE0000"/>
-        </w:rPr>
-        <w:t xml:space="preserve">, </w:t>
-      </w:r>
-      <w:r>
-        <w:t>carga la pagina que muestra el listado de entidades con render, pero todo esto no se ve nunca porque estamos en el body de</w:t>
-      </w:r>
-      <w:r>
-        <w:t xml:space="preserve"> la llamada DELETE hace hace Fetch, y eso no muestra nada, el navegador no muestra nada porque fetch no reemplaza la pagina, luego se hace </w:t>
-      </w:r>
-      <w:r>
-        <w:t>location.reload()</w:t>
-      </w:r>
-      <w:r>
-        <w:t xml:space="preserve"> y el mensaje se pierde.</w:t>
-      </w:r>
-    </w:p>
-    <w:p>
-      <w:pPr>
-        <w:jc w:val="both"/>
-      </w:pPr>
-      <w:r>
-        <w:t>Asi que la solucion que me da para este problema la IA es esta:</w:t>
-      </w:r>
-    </w:p>
-    <w:p>
-      <w:pPr>
-        <w:pStyle w:val="Sinespaciado"/>
-        <w:rPr>
-          <w:color w:val="EE0000"/>
-        </w:rPr>
-      </w:pPr>
-      <w:r>
-        <w:rPr>
-          <w:color w:val="EE0000"/>
-        </w:rPr>
-        <w:t>public function delete(int $id): void {</w:t>
-      </w:r>
-    </w:p>
-    <w:p>
-      <w:pPr>
-        <w:pStyle w:val="Sinespaciado"/>
-        <w:rPr>
-          <w:color w:val="538135" w:themeColor="accent6" w:themeShade="BF"/>
-        </w:rPr>
-      </w:pPr>
-      <w:r>
-        <w:rPr>
-          <w:color w:val="538135" w:themeColor="accent6" w:themeShade="BF"/>
-        </w:rPr>
-        <w:t xml:space="preserve">    $relacionados = $this-&gt;service-&gt;relacionados($id);</w:t>
-      </w:r>
-    </w:p>
-    <w:p>
-      <w:pPr>
-        <w:pStyle w:val="Sinespaciado"/>
-        <w:rPr>
-          <w:color w:val="EE0000"/>
-        </w:rPr>
-      </w:pPr>
-      <w:r>
-        <w:rPr>
-          <w:color w:val="EE0000"/>
-        </w:rPr>
-        <w:t xml:space="preserve">    if ($relacionados) {</w:t>
-      </w:r>
-    </w:p>
-    <w:p>
-      <w:pPr>
-        <w:pStyle w:val="Sinespaciado"/>
-        <w:rPr>
-          <w:color w:val="538135" w:themeColor="accent6" w:themeShade="BF"/>
-        </w:rPr>
-      </w:pPr>
-      <w:r>
-        <w:rPr>
-          <w:color w:val="538135" w:themeColor="accent6" w:themeShade="BF"/>
-        </w:rPr>
-        <w:t xml:space="preserve">        $mensaje = urlencode('No se puede borrar la entidad porque tiene vehículos asociados.');</w:t>
-      </w:r>
-    </w:p>
-    <w:p>
-      <w:pPr>
-        <w:pStyle w:val="Sinespaciado"/>
-        <w:rPr>
-          <w:color w:val="538135" w:themeColor="accent6" w:themeShade="BF"/>
-        </w:rPr>
-      </w:pPr>
-      <w:r>
-        <w:rPr>
-          <w:color w:val="538135" w:themeColor="accent6" w:themeShade="BF"/>
-        </w:rPr>
-        <w:t xml:space="preserve">        header("Location: /mis_pruebas/entidades?error=$mensaje");</w:t>
-      </w:r>
-    </w:p>
-    <w:p>
-      <w:pPr>
-        <w:pStyle w:val="Sinespaciado"/>
-        <w:rPr>
-          <w:color w:val="EE0000"/>
-        </w:rPr>
-      </w:pPr>
-      <w:r>
-        <w:rPr>
-          <w:color w:val="EE0000"/>
-        </w:rPr>
-        <w:t xml:space="preserve">        exit;</w:t>
-      </w:r>
-    </w:p>
-    <w:p>
-      <w:pPr>
-        <w:pStyle w:val="Sinespaciado"/>
-        <w:rPr>
-          <w:color w:val="EE0000"/>
-        </w:rPr>
-      </w:pPr>
-      <w:r>
-        <w:rPr>
-          <w:color w:val="EE0000"/>
-        </w:rPr>
-        <w:t xml:space="preserve">    }</w:t>
-      </w:r>
-    </w:p>
-    <w:p>
-      <w:pPr>
-        <w:pStyle w:val="Sinespaciado"/>
-        <w:rPr>
-          <w:color w:val="EE0000"/>
-        </w:rPr>
-      </w:pPr>
-      <w:r>
-        <w:rPr>
-          <w:color w:val="EE0000"/>
-        </w:rPr>
-        <w:t xml:space="preserve">    $this-&gt;service-&gt;delete($id);</w:t>
-      </w:r>
-    </w:p>
-    <w:p>
-      <w:pPr>
-        <w:pStyle w:val="Sinespaciado"/>
-        <w:rPr>
-          <w:color w:val="EE0000"/>
-        </w:rPr>
-      </w:pPr>
-      <w:r>
-        <w:rPr>
-          <w:color w:val="EE0000"/>
-        </w:rPr>
-        <w:t xml:space="preserve">    header('Location: /mis_pruebas/entidades');</w:t>
-      </w:r>
-    </w:p>
-    <w:p>
-      <w:pPr>
-        <w:pStyle w:val="Sinespaciado"/>
-        <w:rPr>
-          <w:color w:val="EE0000"/>
-        </w:rPr>
-      </w:pPr>
-      <w:r>
-        <w:rPr>
-          <w:color w:val="EE0000"/>
-        </w:rPr>
-        <w:t xml:space="preserve">    exit;</w:t>
-      </w:r>
-    </w:p>
-    <w:p>
-      <w:pPr>
-        <w:pStyle w:val="Sinespaciado"/>
-      </w:pPr>
-      <w:r>
-        <w:t xml:space="preserve">Si </w:t>
-      </w:r>
-      <w:r>
-        <w:t xml:space="preserve">hay relacionados crea la variable $mensaje y ejecuta header para cargar la pagina con el listado de entidades y en la URL le pasa la variable $mensaje. </w:t>
-      </w:r>
-      <w:r>
-        <w:rPr>
-          <w:rFonts w:ascii="Segoe UI Emoji" w:hAnsi="Segoe UI Emoji" w:cs="Segoe UI Emoji"/>
-        </w:rPr>
-        <w:t>✅</w:t>
-      </w:r>
-      <w:r>
-        <w:t xml:space="preserve"> Esto hace que se cargue </w:t>
-      </w:r>
-      <w:r>
-        <w:rPr>
-          <w:b/>
-          <w:bCs/>
-        </w:rPr>
-        <w:t>la misma URL de la lista de entidades</w:t>
-      </w:r>
-      <w:r>
-        <w:t>, pero añadiendo:</w:t>
-      </w:r>
-      <w:r>
+        <w:rPr>
+          <w:color w:val="2F5496" w:themeColor="accent1" w:themeShade="BF"/>
+        </w:rPr>
+        <w:t xml:space="preserve">  class="btn btn-sm btn-outline-danger"</w:t>
+      </w:r>
+      <w:r>
+        <w:rPr>
+          <w:color w:val="2F5496" w:themeColor="accent1" w:themeShade="BF"/>
+        </w:rPr>
         <w:t xml:space="preserve"> </w:t>
       </w:r>
       <w:r>
-        <w:t>/mis_pruebas/entidades?error=No%20se%20puede%20borrar...</w:t>
-      </w:r>
-    </w:p>
-    <w:p>
-      <w:pPr>
-        <w:pStyle w:val="Sinespaciado"/>
-      </w:pPr>
-      <w:r>
-        <w:t>Tambien hay que modificar el metodo list() del Controller, poniendo esto:</w:t>
-      </w:r>
-    </w:p>
-    <w:p>
-      <w:pPr>
-        <w:pStyle w:val="Sinespaciado"/>
-        <w:rPr>
-          <w:color w:val="EE0000"/>
-        </w:rPr>
-      </w:pPr>
-      <w:r>
-        <w:rPr>
-          <w:color w:val="EE0000"/>
-        </w:rPr>
-        <w:t>public function list(): void {</w:t>
-      </w:r>
-    </w:p>
-    <w:p>
-      <w:pPr>
-        <w:pStyle w:val="Sinespaciado"/>
-        <w:rPr>
-          <w:color w:val="00B050"/>
-        </w:rPr>
-      </w:pPr>
-      <w:r>
-        <w:rPr>
-          <w:color w:val="EE0000"/>
-        </w:rPr>
-        <w:t xml:space="preserve">    </w:t>
-      </w:r>
-      <w:r>
-        <w:rPr>
-          <w:color w:val="00B050"/>
-        </w:rPr>
-        <w:t>$entidades = $this-&gt;service-&gt;findAll();</w:t>
-      </w:r>
-    </w:p>
-    <w:p>
-      <w:pPr>
-        <w:pStyle w:val="Sinespaciado"/>
         <w:rPr>
           <w:color w:val="2F5496" w:themeColor="accent1" w:themeShade="BF"/>
         </w:rPr>
-      </w:pPr>
-      <w:r>
+        <w:t xml:space="preserve">  onclick="return confirm('¿Estás seguro de que quieres eliminar esta entidad?')"&gt;</w:t>
+      </w:r>
+    </w:p>
+    <w:p>
+      <w:pPr>
+        <w:jc w:val="both"/>
         <w:rPr>
           <w:color w:val="2F5496" w:themeColor="accent1" w:themeShade="BF"/>
         </w:rPr>
-        <w:t xml:space="preserve">    $error = $_GET['error'] ?? null;</w:t>
-      </w:r>
-    </w:p>
-    <w:p>
-      <w:pPr>
-        <w:pStyle w:val="Sinespaciado"/>
-        <w:rPr>
-          <w:color w:val="EE0000"/>
-        </w:rPr>
       </w:pPr>
       <w:r>
         <w:rPr>
           <w:color w:val="2F5496" w:themeColor="accent1" w:themeShade="BF"/>
         </w:rPr>
-        <w:t xml:space="preserve">    $this-&gt;pages-&gt;render('entidades', ['entidades' =&gt; $entidades,</w:t>
-      </w:r>
-      <w:r>
+        <w:t xml:space="preserve">    &lt;i class="bi bi-trash"&gt;&lt;/i&gt;</w:t>
+      </w:r>
+    </w:p>
+    <w:p>
+      <w:pPr>
+        <w:jc w:val="both"/>
+      </w:pPr>
+      <w:r>
+        <w:t>Y asegúrate que tu routes.php tenga algo como:</w:t>
+      </w:r>
+    </w:p>
+    <w:p>
+      <w:pPr>
+        <w:jc w:val="both"/>
         <w:rPr>
           <w:color w:val="2F5496" w:themeColor="accent1" w:themeShade="BF"/>
         </w:rPr>
-        <w:t xml:space="preserve"> </w:t>
-      </w:r>
+      </w:pPr>
       <w:r>
         <w:rPr>
           <w:color w:val="2F5496" w:themeColor="accent1" w:themeShade="BF"/>
         </w:rPr>
-        <w:t>'error' =&gt; $error]);</w:t>
-      </w:r>
-    </w:p>
-    <w:p>
-      <w:pPr>
-        <w:pStyle w:val="Sinespaciado"/>
-        <w:rPr>
-          <w:color w:val="EE0000"/>
-        </w:rPr>
-      </w:pPr>
-      <w:r>
-        <w:rPr>
-          <w:color w:val="EE0000"/>
-        </w:rPr>
-        <w:t>}</w:t>
-      </w:r>
-    </w:p>
-    <w:p>
-      <w:pPr>
-        <w:jc w:val="both"/>
-      </w:pPr>
-      <w:r>
-        <w:t>De esta forma si llegara la variable $error al listado de entidades</w:t>
-      </w:r>
-      <w:r>
-        <w:t>.</w:t>
-      </w:r>
-    </w:p>
-    <w:p>
-      <w:pPr>
-        <w:jc w:val="both"/>
-      </w:pPr>
-      <w:r>
-        <w:t>Nos estamos preguntando porque esta forma de hacerlo si muestra el mesaje de error y la otra no. La anterior forma de hacerlo:</w:t>
-      </w:r>
-    </w:p>
-    <w:p>
-      <w:pPr>
-        <w:pStyle w:val="Sinespaciado"/>
-        <w:rPr>
-          <w:color w:val="538135" w:themeColor="accent6" w:themeShade="BF"/>
-        </w:rPr>
-      </w:pPr>
-      <w:r>
-        <w:rPr>
-          <w:color w:val="538135" w:themeColor="accent6" w:themeShade="BF"/>
-        </w:rPr>
-        <w:t>            $entidades = $this-&gt;service-&gt;findAll();</w:t>
-      </w:r>
-    </w:p>
-    <w:p>
-      <w:pPr>
-        <w:pStyle w:val="Sinespaciado"/>
-        <w:rPr>
-          <w:color w:val="538135" w:themeColor="accent6" w:themeShade="BF"/>
-        </w:rPr>
-      </w:pPr>
-      <w:r>
-        <w:rPr>
-          <w:color w:val="538135" w:themeColor="accent6" w:themeShade="BF"/>
-        </w:rPr>
-        <w:t>            $this-&gt;pages-&gt;render('entidades', ['entidades' =&gt; $entidades,'error' =&gt; 'No se puede borrar hay asociados.']);</w:t>
-      </w:r>
-    </w:p>
-    <w:p>
-      <w:pPr>
-        <w:jc w:val="both"/>
-      </w:pPr>
-      <w:r>
-        <w:lastRenderedPageBreak/>
-        <w:t>consulta listado de entidades y render la pagina entidades, todo esto es codigo, se hace desde fetch, recordemos que render de la clase Page, despues de desemcapsular hace esto:</w:t>
-      </w:r>
-    </w:p>
-    <w:p>
-      <w:pPr>
-        <w:pStyle w:val="Sinespaciado"/>
-        <w:rPr>
-          <w:color w:val="2F5496" w:themeColor="accent1" w:themeShade="BF"/>
-        </w:rPr>
-      </w:pPr>
-      <w:r>
-        <w:rPr>
-          <w:color w:val="2F5496" w:themeColor="accent1" w:themeShade="BF"/>
-        </w:rPr>
-        <w:t xml:space="preserve">        require_once "pages/header.php";</w:t>
-      </w:r>
-    </w:p>
-    <w:p>
-      <w:pPr>
-        <w:pStyle w:val="Sinespaciado"/>
-        <w:rPr>
-          <w:color w:val="2F5496" w:themeColor="accent1" w:themeShade="BF"/>
-        </w:rPr>
-      </w:pPr>
-      <w:r>
-        <w:rPr>
-          <w:color w:val="2F5496" w:themeColor="accent1" w:themeShade="BF"/>
-        </w:rPr>
-        <w:t>        require_once "pages/$pageName.php";</w:t>
-      </w:r>
-    </w:p>
-    <w:p>
-      <w:pPr>
-        <w:pStyle w:val="Sinespaciado"/>
-        <w:rPr>
-          <w:color w:val="2F5496" w:themeColor="accent1" w:themeShade="BF"/>
-        </w:rPr>
-      </w:pPr>
-      <w:r>
-        <w:rPr>
-          <w:color w:val="2F5496" w:themeColor="accent1" w:themeShade="BF"/>
-        </w:rPr>
-        <w:t>        require_once "pages/footer.php";</w:t>
-      </w:r>
-    </w:p>
-    <w:p>
-      <w:pPr>
-        <w:jc w:val="both"/>
-      </w:pPr>
-      <w:r>
-        <w:t>Esto no carga una pagina, esto solo incrusta el codigo de los 3 require en la pagina actual, pero todavia estamos en la pagina que ejecuto el fetch, y bajo el ambito de fetch, con lo que no se muestra nada.</w:t>
-      </w:r>
-    </w:p>
-    <w:p>
-      <w:pPr>
-        <w:jc w:val="both"/>
-      </w:pPr>
-      <w:r>
-        <w:t>Pero la nueva forma hace</w:t>
-      </w:r>
-      <w:r>
-        <w:t>:</w:t>
-      </w:r>
-    </w:p>
-    <w:p>
-      <w:pPr>
-        <w:pStyle w:val="Sinespaciado"/>
-        <w:ind w:left="708"/>
-        <w:rPr>
-          <w:color w:val="2F5496" w:themeColor="accent1" w:themeShade="BF"/>
-        </w:rPr>
-      </w:pPr>
-      <w:r>
-        <w:rPr>
-          <w:color w:val="2F5496" w:themeColor="accent1" w:themeShade="BF"/>
-        </w:rPr>
-        <w:t>$mensaje = urlencode('No se puede borrar la entidad porque tiene vehículos asociados.');</w:t>
-      </w:r>
-    </w:p>
-    <w:p>
-      <w:pPr>
-        <w:pStyle w:val="Sinespaciado"/>
-        <w:ind w:left="708"/>
-        <w:rPr>
-          <w:color w:val="2F5496" w:themeColor="accent1" w:themeShade="BF"/>
-        </w:rPr>
-      </w:pPr>
-      <w:r>
-        <w:rPr>
-          <w:color w:val="2F5496" w:themeColor="accent1" w:themeShade="BF"/>
-        </w:rPr>
-        <w:t>header("Location: /mis_pruebas/entidades?error=$mensaje");</w:t>
-      </w:r>
-    </w:p>
-    <w:p>
-      <w:pPr>
-        <w:jc w:val="both"/>
-      </w:pPr>
-      <w:r>
-        <w:t>Aquí si hay una carga, aunque estemos en el ambito de fetch, pero se hace un header que sirve para cargar una pagina nueva.</w:t>
-      </w:r>
-    </w:p>
-    <w:p>
-      <w:pPr>
-        <w:jc w:val="both"/>
-      </w:pPr>
-      <w:r>
-        <w:t>Recordemos que en este programa, solo se cargan paginas nuevas cuando se pulsa un boton que tiene un href. Lo demas son composiones que hace render con los datos que lee de las consultas, pero en la misma web que esta, es decir, la web que se llamo al pulsar un boton con un href, y cuya ruta esta en el router.</w:t>
-      </w:r>
-    </w:p>
-    <w:p>
-      <w:pPr>
-        <w:jc w:val="both"/>
-      </w:pPr>
-      <w:r>
-        <w:t>Esta segunda forma tampoco funciona, no muestra nada por el mismo motivo</w:t>
-      </w:r>
-      <w:r>
-        <w:t>.</w:t>
-      </w:r>
-      <w:r>
-        <w:t xml:space="preserve"> Aunque se pasa una variable $mesaje en la cargar con header, cuando llega almetdo list() </w:t>
-      </w:r>
-      <w:r>
-        <w:rPr>
-          <w:color w:val="EE0000"/>
-        </w:rPr>
-        <w:t>$_GET['error']</w:t>
-      </w:r>
-      <w:r>
-        <w:t xml:space="preserve"> esta vacio, porque como fetch no permite cargar ninguna pagina, pues no existe GET con valores. Y despues hace el render que tampoco muestra nada y ya termina el fetch con el reload.</w:t>
-      </w:r>
-    </w:p>
-    <w:p>
-      <w:pPr>
-        <w:jc w:val="both"/>
-      </w:pPr>
-      <w:r>
-        <w:t>Para solucionarlo:</w:t>
-      </w:r>
-    </w:p>
-    <w:p>
-      <w:pPr>
-        <w:jc w:val="both"/>
-        <w:rPr>
-          <w:b/>
-          <w:bCs/>
-        </w:rPr>
-      </w:pPr>
-      <w:r>
-        <w:rPr>
-          <w:b/>
-          <w:bCs/>
-        </w:rPr>
-        <w:t>Opción A: dejar de usar fetch() y redirigir con &lt;a href&gt;</w:t>
-      </w:r>
-    </w:p>
-    <w:p>
-      <w:pPr>
-        <w:jc w:val="both"/>
-      </w:pPr>
-      <w:r>
-        <w:t>La forma más sencilla: en lugar de usar fetch, haz un enlace con ?delete=ID que invoque DELETE desde el backend y redirija correctamente:</w:t>
-      </w:r>
-    </w:p>
-    <w:p>
-      <w:pPr>
-        <w:jc w:val="both"/>
-      </w:pPr>
-      <w:r>
-        <w:rPr>
-          <w:b/>
-          <w:bCs/>
-        </w:rPr>
-        <w:t>Botón corregido:</w:t>
-      </w:r>
-    </w:p>
-    <w:p>
-      <w:pPr>
-        <w:jc w:val="both"/>
-        <w:rPr>
-          <w:color w:val="2F5496" w:themeColor="accent1" w:themeShade="BF"/>
-        </w:rPr>
-      </w:pPr>
-      <w:r>
-        <w:rPr>
-          <w:color w:val="2F5496" w:themeColor="accent1" w:themeShade="BF"/>
-        </w:rPr>
-        <w:t>&lt;a href="</w:t>
-      </w:r>
-      <w:r>
-        <w:rPr>
-          <w:color w:val="2F5496" w:themeColor="accent1" w:themeShade="BF"/>
-        </w:rPr>
-        <w:t>pages/borrar/&lt;?=$entidad-&gt;getId()?&gt;</w:t>
-      </w:r>
-      <w:r>
-        <w:rPr>
-          <w:color w:val="2F5496" w:themeColor="accent1" w:themeShade="BF"/>
-        </w:rPr>
-        <w:t xml:space="preserve"> </w:t>
-      </w:r>
-      <w:r>
-        <w:rPr>
-          <w:color w:val="2F5496" w:themeColor="accent1" w:themeShade="BF"/>
-        </w:rPr>
-        <w:t xml:space="preserve">  class="btn btn-sm btn-outline-danger"</w:t>
-      </w:r>
-      <w:r>
-        <w:rPr>
-          <w:color w:val="2F5496" w:themeColor="accent1" w:themeShade="BF"/>
-        </w:rPr>
-        <w:t xml:space="preserve"> </w:t>
-      </w:r>
-      <w:r>
-        <w:rPr>
-          <w:color w:val="2F5496" w:themeColor="accent1" w:themeShade="BF"/>
-        </w:rPr>
-        <w:t xml:space="preserve">  onclick="return confirm('¿Estás seguro de que quieres eliminar esta entidad?')"&gt;</w:t>
-      </w:r>
-    </w:p>
-    <w:p>
-      <w:pPr>
-        <w:jc w:val="both"/>
-        <w:rPr>
-          <w:color w:val="2F5496" w:themeColor="accent1" w:themeShade="BF"/>
-        </w:rPr>
-      </w:pPr>
-      <w:r>
-        <w:rPr>
-          <w:color w:val="2F5496" w:themeColor="accent1" w:themeShade="BF"/>
-        </w:rPr>
-        <w:t xml:space="preserve">    &lt;i class="bi bi-trash"&gt;&lt;/i&gt;</w:t>
-      </w:r>
-    </w:p>
-    <w:p>
-      <w:pPr>
-        <w:jc w:val="both"/>
-      </w:pPr>
-      <w:r>
-        <w:t>Y asegúrate que tu routes.php tenga algo como:</w:t>
-      </w:r>
-    </w:p>
-    <w:p>
-      <w:pPr>
-        <w:jc w:val="both"/>
-        <w:rPr>
-          <w:color w:val="2F5496" w:themeColor="accent1" w:themeShade="BF"/>
-        </w:rPr>
-      </w:pPr>
-      <w:r>
-        <w:rPr>
-          <w:color w:val="2F5496" w:themeColor="accent1" w:themeShade="BF"/>
-        </w:rPr>
         <w:t>Router::add('GET', '/pages/borrar/:id', function($entidadId){return (new EntidadController())-&gt;delete($entidadId);});</w:t>
       </w:r>
     </w:p>
@@ -5462,7 +5760,6 @@
         <w:jc w:val="both"/>
       </w:pPr>
       <w:r>
-        <w:lastRenderedPageBreak/>
         <w:t>He hecho lo que me indica aquí</w:t>
       </w:r>
       <w:r>
@@ -5562,6 +5859,7 @@
         <w:jc w:val="both"/>
       </w:pPr>
       <w:r>
+        <w:lastRenderedPageBreak/>
         <w:t>Resumiendo como funciona:</w:t>
       </w:r>
     </w:p>
@@ -5579,13 +5877,7 @@
         <w:rPr>
           <w:color w:val="EE0000"/>
         </w:rPr>
-        <w:t>pages/borrar/&lt;?=$entidad-&gt;getId()?</w:t>
-      </w:r>
-      <w:r>
-        <w:rPr>
-          <w:color w:val="EE0000"/>
-        </w:rPr>
-        <w:t>.</w:t>
+        <w:t>pages/borrar/&lt;?=$entidad-&gt;getId()?.</w:t>
       </w:r>
       <w:r>
         <w:t xml:space="preserve"> Nos vamos al index.php y de hay al router que ejecuta </w:t>
@@ -5594,13 +5886,7 @@
         <w:rPr>
           <w:color w:val="EE0000"/>
         </w:rPr>
-        <w:t>Router::add('GET', '/pages/borrar/:id', function($entidadId){return (new EntidadController())-&gt;delete($entidadId);});</w:t>
-      </w:r>
-      <w:r>
-        <w:rPr>
-          <w:color w:val="EE0000"/>
-        </w:rPr>
-        <w:t xml:space="preserve"> </w:t>
+        <w:t xml:space="preserve">Router::add('GET', '/pages/borrar/:id', function($entidadId){return (new EntidadController())-&gt;delete($entidadId);}); </w:t>
       </w:r>
     </w:p>
     <w:p>
@@ -5779,524 +6065,524 @@
         <w:rPr>
           <w:color w:val="2F5496" w:themeColor="accent1" w:themeShade="BF"/>
         </w:rPr>
+        <w:t xml:space="preserve">          $this-&gt;pages-&gt;render('entidades', ['entidades' =&gt; $entidades, 'error' =&gt; $mesanje]);</w:t>
+      </w:r>
+    </w:p>
+    <w:p>
+      <w:pPr>
+        <w:jc w:val="both"/>
+        <w:rPr>
+          <w:color w:val="EE0000"/>
+        </w:rPr>
+      </w:pPr>
+      <w:r>
+        <w:rPr>
+          <w:color w:val="EE0000"/>
+        </w:rPr>
+        <w:t xml:space="preserve">           exit;</w:t>
+      </w:r>
+    </w:p>
+    <w:p>
+      <w:pPr>
+        <w:jc w:val="both"/>
+        <w:rPr>
+          <w:color w:val="EE0000"/>
+        </w:rPr>
+      </w:pPr>
+      <w:r>
+        <w:rPr>
+          <w:color w:val="EE0000"/>
+        </w:rPr>
+        <w:t>        }</w:t>
+      </w:r>
+    </w:p>
+    <w:p>
+      <w:pPr>
+        <w:jc w:val="both"/>
+        <w:rPr>
+          <w:color w:val="EE0000"/>
+        </w:rPr>
+      </w:pPr>
+      <w:r>
+        <w:rPr>
+          <w:color w:val="EE0000"/>
+        </w:rPr>
+        <w:t>        $this-&gt;service-&gt;delete($id);</w:t>
+      </w:r>
+    </w:p>
+    <w:p>
+      <w:pPr>
+        <w:jc w:val="both"/>
+        <w:rPr>
+          <w:color w:val="EE0000"/>
+        </w:rPr>
+      </w:pPr>
+      <w:r>
+        <w:rPr>
+          <w:color w:val="EE0000"/>
+        </w:rPr>
+        <w:t xml:space="preserve">        header('Location: /mis_pruebas/entidades'); </w:t>
+      </w:r>
+    </w:p>
+    <w:p>
+      <w:pPr>
+        <w:jc w:val="both"/>
+      </w:pPr>
+      <w:r>
+        <w:rPr>
+          <w:color w:val="EE0000"/>
+        </w:rPr>
+        <w:t>        exit;</w:t>
+      </w:r>
+    </w:p>
+    <w:p>
+      <w:pPr>
+        <w:jc w:val="both"/>
+      </w:pPr>
+      <w:r>
         <w:lastRenderedPageBreak/>
-        <w:t xml:space="preserve">          </w:t>
-      </w:r>
-      <w:r>
+        <w:t xml:space="preserve">Al pulsar el boton de borrar, se va a index, luego a elige la funcion delete del router, y en delete del controller, si hay relacionados, lee otra vez las entidades con finAll() y llama a Render con el parametro encapsulado del mensaje de error. Desde el mismo metodo delete lee las entidades y las muestra con el error. El resultado es el mismo pero sin hacer una carga de pagina, sino desde la misma que estamos </w:t>
+      </w:r>
+      <w:r>
+        <w:t>cuando se pulso el boto delete</w:t>
+      </w:r>
+    </w:p>
+    <w:p>
+      <w:pPr>
+        <w:jc w:val="both"/>
+      </w:pPr>
+    </w:p>
+    <w:p>
+      <w:pPr>
+        <w:jc w:val="both"/>
+      </w:pPr>
+      <w:r>
+        <w:t xml:space="preserve">Opcion B: </w:t>
+      </w:r>
+      <w:r>
+        <w:rPr>
+          <w:b/>
+          <w:bCs/>
+        </w:rPr>
+        <w:t>O bien</w:t>
+      </w:r>
+      <w:r>
+        <w:t>, si quieres mantener fetch(), devuelve JSON con el mensaje de error y muéstralo en JS. Ejemplo:</w:t>
+      </w:r>
+    </w:p>
+    <w:p>
+      <w:pPr>
+        <w:jc w:val="both"/>
+      </w:pPr>
+      <w:r>
+        <w:t>// En delete()</w:t>
+      </w:r>
+    </w:p>
+    <w:p>
+      <w:pPr>
+        <w:pStyle w:val="Sinespaciado"/>
+        <w:ind w:left="708"/>
+        <w:rPr>
+          <w:color w:val="EE0000"/>
+        </w:rPr>
+      </w:pPr>
+      <w:r>
+        <w:rPr>
+          <w:color w:val="EE0000"/>
+        </w:rPr>
+        <w:t>if ($relacionados) {</w:t>
+      </w:r>
+    </w:p>
+    <w:p>
+      <w:pPr>
+        <w:pStyle w:val="Sinespaciado"/>
+        <w:ind w:left="708"/>
+        <w:rPr>
+          <w:color w:val="EE0000"/>
+        </w:rPr>
+      </w:pPr>
+      <w:r>
+        <w:rPr>
+          <w:color w:val="EE0000"/>
+        </w:rPr>
+        <w:t xml:space="preserve">    header('Content-Type: application/json');</w:t>
+      </w:r>
+    </w:p>
+    <w:p>
+      <w:pPr>
+        <w:pStyle w:val="Sinespaciado"/>
+        <w:ind w:left="708"/>
+        <w:rPr>
+          <w:color w:val="EE0000"/>
+        </w:rPr>
+      </w:pPr>
+      <w:r>
+        <w:rPr>
+          <w:color w:val="EE0000"/>
+        </w:rPr>
+        <w:t xml:space="preserve">    echo json_encode([</w:t>
+      </w:r>
+    </w:p>
+    <w:p>
+      <w:pPr>
+        <w:pStyle w:val="Sinespaciado"/>
+        <w:ind w:left="708"/>
+        <w:rPr>
+          <w:color w:val="EE0000"/>
+        </w:rPr>
+      </w:pPr>
+      <w:r>
+        <w:rPr>
+          <w:color w:val="EE0000"/>
+        </w:rPr>
+        <w:t xml:space="preserve">        'success' =&gt; false,</w:t>
+      </w:r>
+    </w:p>
+    <w:p>
+      <w:pPr>
+        <w:pStyle w:val="Sinespaciado"/>
+        <w:ind w:left="708"/>
+        <w:rPr>
+          <w:color w:val="EE0000"/>
+        </w:rPr>
+      </w:pPr>
+      <w:r>
+        <w:rPr>
+          <w:color w:val="EE0000"/>
+        </w:rPr>
+        <w:t xml:space="preserve">        'error' =&gt; 'No se puede borrar la entidad porque hay relacionados.'</w:t>
+      </w:r>
+    </w:p>
+    <w:p>
+      <w:pPr>
+        <w:pStyle w:val="Sinespaciado"/>
+        <w:ind w:left="708"/>
+        <w:rPr>
+          <w:color w:val="EE0000"/>
+        </w:rPr>
+      </w:pPr>
+      <w:r>
+        <w:rPr>
+          <w:color w:val="EE0000"/>
+        </w:rPr>
+        <w:t xml:space="preserve">    ]);</w:t>
+      </w:r>
+    </w:p>
+    <w:p>
+      <w:pPr>
+        <w:pStyle w:val="Sinespaciado"/>
+        <w:ind w:left="708"/>
+        <w:rPr>
+          <w:color w:val="EE0000"/>
+        </w:rPr>
+      </w:pPr>
+      <w:r>
+        <w:rPr>
+          <w:color w:val="EE0000"/>
+        </w:rPr>
+        <w:t xml:space="preserve">    exit;</w:t>
+      </w:r>
+    </w:p>
+    <w:p>
+      <w:pPr>
+        <w:pStyle w:val="Sinespaciado"/>
+        <w:ind w:left="708"/>
+        <w:rPr>
+          <w:color w:val="EE0000"/>
+        </w:rPr>
+      </w:pPr>
+      <w:r>
+        <w:rPr>
+          <w:color w:val="EE0000"/>
+        </w:rPr>
+        <w:t>}</w:t>
+      </w:r>
+    </w:p>
+    <w:p>
+      <w:pPr>
+        <w:jc w:val="both"/>
+      </w:pPr>
+      <w:r>
+        <w:t>// Tras borrar</w:t>
+      </w:r>
+    </w:p>
+    <w:p>
+      <w:pPr>
+        <w:pStyle w:val="Sinespaciado"/>
+        <w:ind w:left="708"/>
+        <w:rPr>
+          <w:color w:val="EE0000"/>
+        </w:rPr>
+      </w:pPr>
+      <w:r>
+        <w:rPr>
+          <w:color w:val="EE0000"/>
+        </w:rPr>
+        <w:t>header('Content-Type: application/json');</w:t>
+      </w:r>
+    </w:p>
+    <w:p>
+      <w:pPr>
+        <w:pStyle w:val="Sinespaciado"/>
+        <w:ind w:left="708"/>
+        <w:rPr>
+          <w:color w:val="EE0000"/>
+        </w:rPr>
+      </w:pPr>
+      <w:r>
+        <w:rPr>
+          <w:color w:val="EE0000"/>
+        </w:rPr>
+        <w:t>echo json_encode([</w:t>
+      </w:r>
+    </w:p>
+    <w:p>
+      <w:pPr>
+        <w:pStyle w:val="Sinespaciado"/>
+        <w:ind w:left="708"/>
+        <w:rPr>
+          <w:color w:val="EE0000"/>
+        </w:rPr>
+      </w:pPr>
+      <w:r>
+        <w:rPr>
+          <w:color w:val="EE0000"/>
+        </w:rPr>
+        <w:t xml:space="preserve">    'success' =&gt; true</w:t>
+      </w:r>
+    </w:p>
+    <w:p>
+      <w:pPr>
+        <w:pStyle w:val="Sinespaciado"/>
+        <w:ind w:left="708"/>
+        <w:rPr>
+          <w:color w:val="EE0000"/>
+        </w:rPr>
+      </w:pPr>
+      <w:r>
+        <w:rPr>
+          <w:color w:val="EE0000"/>
+        </w:rPr>
+        <w:t>]);</w:t>
+      </w:r>
+    </w:p>
+    <w:p>
+      <w:pPr>
+        <w:pStyle w:val="Sinespaciado"/>
+        <w:ind w:left="708"/>
+        <w:rPr>
+          <w:color w:val="EE0000"/>
+        </w:rPr>
+      </w:pPr>
+      <w:r>
+        <w:rPr>
+          <w:color w:val="EE0000"/>
+        </w:rPr>
+        <w:t>exit;</w:t>
+      </w:r>
+    </w:p>
+    <w:p>
+      <w:pPr>
+        <w:jc w:val="both"/>
+      </w:pPr>
+      <w:r>
+        <w:t>Y en tu botón JS:</w:t>
+      </w:r>
+    </w:p>
+    <w:p>
+      <w:pPr>
+        <w:pStyle w:val="Sinespaciado"/>
+        <w:ind w:left="708"/>
+        <w:rPr>
+          <w:color w:val="EE0000"/>
+        </w:rPr>
+      </w:pPr>
+      <w:r>
+        <w:rPr>
+          <w:color w:val="EE0000"/>
+        </w:rPr>
+        <w:t>fetch('/mis_pruebas/entidades/borrar/&lt;?=$entidad-&gt;getId()?&gt;', {method: 'DELETE'})</w:t>
+      </w:r>
+    </w:p>
+    <w:p>
+      <w:pPr>
+        <w:pStyle w:val="Sinespaciado"/>
+        <w:ind w:left="708"/>
+        <w:rPr>
+          <w:color w:val="EE0000"/>
+        </w:rPr>
+      </w:pPr>
+      <w:r>
+        <w:rPr>
+          <w:color w:val="EE0000"/>
+        </w:rPr>
+        <w:t xml:space="preserve">    .then(response =&gt; response.json())</w:t>
+      </w:r>
+    </w:p>
+    <w:p>
+      <w:pPr>
+        <w:pStyle w:val="Sinespaciado"/>
+        <w:ind w:left="708"/>
+        <w:rPr>
+          <w:color w:val="EE0000"/>
+        </w:rPr>
+      </w:pPr>
+      <w:r>
+        <w:rPr>
+          <w:color w:val="EE0000"/>
+        </w:rPr>
+        <w:t xml:space="preserve">    .then(data =&gt; {</w:t>
+      </w:r>
+    </w:p>
+    <w:p>
+      <w:pPr>
+        <w:pStyle w:val="Sinespaciado"/>
+        <w:ind w:left="708"/>
+        <w:rPr>
+          <w:color w:val="EE0000"/>
+        </w:rPr>
+      </w:pPr>
+      <w:r>
+        <w:rPr>
+          <w:color w:val="EE0000"/>
+        </w:rPr>
+        <w:t xml:space="preserve">        if (data.success) {</w:t>
+      </w:r>
+    </w:p>
+    <w:p>
+      <w:pPr>
+        <w:pStyle w:val="Sinespaciado"/>
+        <w:ind w:left="708"/>
+        <w:rPr>
+          <w:color w:val="EE0000"/>
+        </w:rPr>
+      </w:pPr>
+      <w:r>
+        <w:rPr>
+          <w:color w:val="EE0000"/>
+        </w:rPr>
+        <w:t xml:space="preserve">            location.reload();</w:t>
+      </w:r>
+    </w:p>
+    <w:p>
+      <w:pPr>
+        <w:pStyle w:val="Sinespaciado"/>
+        <w:ind w:left="708"/>
+        <w:rPr>
+          <w:color w:val="EE0000"/>
+        </w:rPr>
+      </w:pPr>
+      <w:r>
+        <w:rPr>
+          <w:color w:val="EE0000"/>
+        </w:rPr>
+        <w:t xml:space="preserve">        } else {</w:t>
+      </w:r>
+    </w:p>
+    <w:p>
+      <w:pPr>
+        <w:pStyle w:val="Sinespaciado"/>
+        <w:ind w:left="708"/>
+        <w:rPr>
+          <w:color w:val="EE0000"/>
+        </w:rPr>
+      </w:pPr>
+      <w:r>
+        <w:rPr>
+          <w:color w:val="EE0000"/>
+        </w:rPr>
+        <w:t xml:space="preserve">            alert(data.error);</w:t>
+      </w:r>
+    </w:p>
+    <w:p>
+      <w:pPr>
+        <w:pStyle w:val="Sinespaciado"/>
+        <w:ind w:left="708"/>
+        <w:rPr>
+          <w:color w:val="EE0000"/>
+        </w:rPr>
+      </w:pPr>
+      <w:r>
+        <w:rPr>
+          <w:color w:val="EE0000"/>
+        </w:rPr>
+        <w:t xml:space="preserve">        }</w:t>
+      </w:r>
+    </w:p>
+    <w:p>
+      <w:pPr>
+        <w:pStyle w:val="Sinespaciado"/>
+        <w:ind w:left="708"/>
+        <w:rPr>
+          <w:color w:val="EE0000"/>
+        </w:rPr>
+      </w:pPr>
+      <w:r>
+        <w:rPr>
+          <w:color w:val="EE0000"/>
+        </w:rPr>
+        <w:t xml:space="preserve">    });</w:t>
+      </w:r>
+    </w:p>
+    <w:p>
+      <w:pPr>
+        <w:ind w:left="708"/>
+        <w:jc w:val="both"/>
         <w:rPr>
           <w:color w:val="2F5496" w:themeColor="accent1" w:themeShade="BF"/>
         </w:rPr>
-        <w:t>$this-&gt;pages-&gt;render('entidades', ['entidades' =&gt; $entidades, 'error' =&gt; $</w:t>
-      </w:r>
-      <w:r>
+      </w:pPr>
+    </w:p>
+    <w:p>
+      <w:pPr>
+        <w:jc w:val="center"/>
+        <w:rPr>
+          <w:b/>
+          <w:bCs/>
+          <w:u w:val="single"/>
+        </w:rPr>
+      </w:pPr>
+      <w:r>
+        <w:rPr>
+          <w:b/>
+          <w:bCs/>
+          <w:u w:val="single"/>
+        </w:rPr>
+        <w:t xml:space="preserve">8  </w:t>
+      </w:r>
+      <w:r>
+        <w:rPr>
+          <w:b/>
+          <w:bCs/>
+          <w:u w:val="single"/>
+        </w:rPr>
+        <w:t>PROBLEMA CON ECHO EN EL ROUTER</w:t>
+      </w:r>
+    </w:p>
+    <w:p>
+      <w:pPr>
+        <w:jc w:val="both"/>
         <w:rPr>
           <w:color w:val="2F5496" w:themeColor="accent1" w:themeShade="BF"/>
         </w:rPr>
-        <w:t>mesanje</w:t>
-      </w:r>
+      </w:pPr>
       <w:r>
         <w:rPr>
           <w:color w:val="2F5496" w:themeColor="accent1" w:themeShade="BF"/>
         </w:rPr>
-        <w:t>]);</w:t>
-      </w:r>
-    </w:p>
-    <w:p>
-      <w:pPr>
-        <w:jc w:val="both"/>
-        <w:rPr>
-          <w:color w:val="EE0000"/>
-        </w:rPr>
-      </w:pPr>
-      <w:r>
-        <w:rPr>
-          <w:color w:val="EE0000"/>
-        </w:rPr>
-        <w:t xml:space="preserve">           exit;</w:t>
-      </w:r>
-    </w:p>
-    <w:p>
-      <w:pPr>
-        <w:jc w:val="both"/>
-        <w:rPr>
-          <w:color w:val="EE0000"/>
-        </w:rPr>
-      </w:pPr>
-      <w:r>
-        <w:rPr>
-          <w:color w:val="EE0000"/>
-        </w:rPr>
-        <w:t>        }</w:t>
-      </w:r>
-    </w:p>
-    <w:p>
-      <w:pPr>
-        <w:jc w:val="both"/>
-        <w:rPr>
-          <w:color w:val="EE0000"/>
-        </w:rPr>
-      </w:pPr>
-      <w:r>
-        <w:rPr>
-          <w:color w:val="EE0000"/>
-        </w:rPr>
-        <w:t>        $this-&gt;service-&gt;delete($id);</w:t>
-      </w:r>
-    </w:p>
-    <w:p>
-      <w:pPr>
-        <w:jc w:val="both"/>
-        <w:rPr>
-          <w:color w:val="EE0000"/>
-        </w:rPr>
-      </w:pPr>
-      <w:r>
-        <w:rPr>
-          <w:color w:val="EE0000"/>
-        </w:rPr>
-        <w:t xml:space="preserve">        header('Location: /mis_pruebas/entidades'); </w:t>
-      </w:r>
-    </w:p>
-    <w:p>
-      <w:pPr>
-        <w:jc w:val="both"/>
-      </w:pPr>
-      <w:r>
-        <w:rPr>
-          <w:color w:val="EE0000"/>
-        </w:rPr>
-        <w:t>        exit;</w:t>
-      </w:r>
-    </w:p>
-    <w:p>
-      <w:pPr>
-        <w:jc w:val="both"/>
-      </w:pPr>
-      <w:r>
-        <w:t xml:space="preserve">Al pulsar el boton de borrar, se va a index, luego a elige la funcion delete del router, y en delete del controller, si hay relacionados, lee otra vez las entidades con finAll() y llama a Render con el parametro encapsulado del mensaje de error. Desde el mismo metodo delete lee las entidades y las muestra con el error. El resultado es el mismo pero sin hacer una carga de pagina, sino desde la misma que estamos </w:t>
-      </w:r>
-      <w:r>
-        <w:t>cuando se pulso el boto delete</w:t>
-      </w:r>
-    </w:p>
-    <w:p>
-      <w:pPr>
-        <w:jc w:val="both"/>
-      </w:pPr>
-    </w:p>
-    <w:p>
-      <w:pPr>
-        <w:jc w:val="both"/>
-      </w:pPr>
-      <w:r>
-        <w:t xml:space="preserve">Opcion B: </w:t>
-      </w:r>
-      <w:r>
-        <w:rPr>
-          <w:b/>
-          <w:bCs/>
-        </w:rPr>
-        <w:t>O bien</w:t>
-      </w:r>
-      <w:r>
-        <w:t>, si quieres mantener fetch(), devuelve JSON con el mensaje de error y muéstralo en JS. Ejemplo:</w:t>
-      </w:r>
-    </w:p>
-    <w:p>
-      <w:pPr>
-        <w:jc w:val="both"/>
-      </w:pPr>
-      <w:r>
-        <w:t>// En delete()</w:t>
-      </w:r>
-    </w:p>
-    <w:p>
-      <w:pPr>
-        <w:ind w:left="708"/>
-        <w:jc w:val="both"/>
+        <w:lastRenderedPageBreak/>
+        <w:t xml:space="preserve">He puesto un </w:t>
+      </w:r>
+      <w:r>
         <w:rPr>
           <w:color w:val="2F5496" w:themeColor="accent1" w:themeShade="BF"/>
         </w:rPr>
-      </w:pPr>
+        <w:t>echo $action;</w:t>
+      </w:r>
       <w:r>
         <w:rPr>
           <w:color w:val="2F5496" w:themeColor="accent1" w:themeShade="BF"/>
         </w:rPr>
-        <w:t>if ($relacionados) {</w:t>
-      </w:r>
-    </w:p>
-    <w:p>
-      <w:pPr>
-        <w:ind w:left="708"/>
-        <w:jc w:val="both"/>
-        <w:rPr>
-          <w:color w:val="2F5496" w:themeColor="accent1" w:themeShade="BF"/>
-        </w:rPr>
-      </w:pPr>
-      <w:r>
-        <w:rPr>
-          <w:color w:val="2F5496" w:themeColor="accent1" w:themeShade="BF"/>
-        </w:rPr>
-        <w:t xml:space="preserve">    header('Content-Type: application/json');</w:t>
-      </w:r>
-    </w:p>
-    <w:p>
-      <w:pPr>
-        <w:ind w:left="708"/>
-        <w:jc w:val="both"/>
-        <w:rPr>
-          <w:color w:val="2F5496" w:themeColor="accent1" w:themeShade="BF"/>
-        </w:rPr>
-      </w:pPr>
-      <w:r>
-        <w:rPr>
-          <w:color w:val="2F5496" w:themeColor="accent1" w:themeShade="BF"/>
-        </w:rPr>
-        <w:t xml:space="preserve">    echo json_encode([</w:t>
-      </w:r>
-    </w:p>
-    <w:p>
-      <w:pPr>
-        <w:ind w:left="708"/>
-        <w:jc w:val="both"/>
-        <w:rPr>
-          <w:color w:val="2F5496" w:themeColor="accent1" w:themeShade="BF"/>
-        </w:rPr>
-      </w:pPr>
-      <w:r>
-        <w:rPr>
-          <w:color w:val="2F5496" w:themeColor="accent1" w:themeShade="BF"/>
-        </w:rPr>
-        <w:t xml:space="preserve">        'success' =&gt; false,</w:t>
-      </w:r>
-    </w:p>
-    <w:p>
-      <w:pPr>
-        <w:ind w:left="708"/>
-        <w:jc w:val="both"/>
-        <w:rPr>
-          <w:color w:val="2F5496" w:themeColor="accent1" w:themeShade="BF"/>
-        </w:rPr>
-      </w:pPr>
-      <w:r>
-        <w:rPr>
-          <w:color w:val="2F5496" w:themeColor="accent1" w:themeShade="BF"/>
-        </w:rPr>
-        <w:t xml:space="preserve">        'error' =&gt; 'No se puede borrar la entidad porque hay relacionados.'</w:t>
-      </w:r>
-    </w:p>
-    <w:p>
-      <w:pPr>
-        <w:ind w:left="708"/>
-        <w:jc w:val="both"/>
-        <w:rPr>
-          <w:color w:val="2F5496" w:themeColor="accent1" w:themeShade="BF"/>
-        </w:rPr>
-      </w:pPr>
-      <w:r>
-        <w:rPr>
-          <w:color w:val="2F5496" w:themeColor="accent1" w:themeShade="BF"/>
-        </w:rPr>
-        <w:t xml:space="preserve">    ]);</w:t>
-      </w:r>
-    </w:p>
-    <w:p>
-      <w:pPr>
-        <w:ind w:left="708"/>
-        <w:jc w:val="both"/>
-        <w:rPr>
-          <w:color w:val="2F5496" w:themeColor="accent1" w:themeShade="BF"/>
-        </w:rPr>
-      </w:pPr>
-      <w:r>
-        <w:rPr>
-          <w:color w:val="2F5496" w:themeColor="accent1" w:themeShade="BF"/>
-        </w:rPr>
-        <w:t xml:space="preserve">    exit;</w:t>
-      </w:r>
-    </w:p>
-    <w:p>
-      <w:pPr>
-        <w:ind w:left="708"/>
-        <w:jc w:val="both"/>
-        <w:rPr>
-          <w:color w:val="2F5496" w:themeColor="accent1" w:themeShade="BF"/>
-        </w:rPr>
-      </w:pPr>
-      <w:r>
-        <w:rPr>
-          <w:color w:val="2F5496" w:themeColor="accent1" w:themeShade="BF"/>
-        </w:rPr>
-        <w:t>}</w:t>
-      </w:r>
-    </w:p>
-    <w:p>
-      <w:pPr>
-        <w:jc w:val="both"/>
-      </w:pPr>
-      <w:r>
-        <w:t>// Tras borrar</w:t>
-      </w:r>
-    </w:p>
-    <w:p>
-      <w:pPr>
-        <w:ind w:left="708"/>
-        <w:jc w:val="both"/>
-        <w:rPr>
-          <w:color w:val="2F5496" w:themeColor="accent1" w:themeShade="BF"/>
-        </w:rPr>
-      </w:pPr>
-      <w:r>
-        <w:rPr>
-          <w:color w:val="2F5496" w:themeColor="accent1" w:themeShade="BF"/>
-        </w:rPr>
-        <w:t>header('Content-Type: application/json');</w:t>
-      </w:r>
-    </w:p>
-    <w:p>
-      <w:pPr>
-        <w:ind w:left="708"/>
-        <w:jc w:val="both"/>
-        <w:rPr>
-          <w:color w:val="2F5496" w:themeColor="accent1" w:themeShade="BF"/>
-        </w:rPr>
-      </w:pPr>
-      <w:r>
-        <w:rPr>
-          <w:color w:val="2F5496" w:themeColor="accent1" w:themeShade="BF"/>
-        </w:rPr>
-        <w:t>echo json_encode([</w:t>
-      </w:r>
-    </w:p>
-    <w:p>
-      <w:pPr>
-        <w:ind w:left="708"/>
-        <w:jc w:val="both"/>
-        <w:rPr>
-          <w:color w:val="2F5496" w:themeColor="accent1" w:themeShade="BF"/>
-        </w:rPr>
-      </w:pPr>
-      <w:r>
-        <w:rPr>
-          <w:color w:val="2F5496" w:themeColor="accent1" w:themeShade="BF"/>
-        </w:rPr>
-        <w:lastRenderedPageBreak/>
-        <w:t xml:space="preserve">    'success' =&gt; true</w:t>
-      </w:r>
-    </w:p>
-    <w:p>
-      <w:pPr>
-        <w:ind w:left="708"/>
-        <w:jc w:val="both"/>
-        <w:rPr>
-          <w:color w:val="2F5496" w:themeColor="accent1" w:themeShade="BF"/>
-        </w:rPr>
-      </w:pPr>
-      <w:r>
-        <w:rPr>
-          <w:color w:val="2F5496" w:themeColor="accent1" w:themeShade="BF"/>
-        </w:rPr>
-        <w:t>]);</w:t>
-      </w:r>
-    </w:p>
-    <w:p>
-      <w:pPr>
-        <w:ind w:left="708"/>
-        <w:jc w:val="both"/>
-        <w:rPr>
-          <w:color w:val="2F5496" w:themeColor="accent1" w:themeShade="BF"/>
-        </w:rPr>
-      </w:pPr>
-      <w:r>
-        <w:rPr>
-          <w:color w:val="2F5496" w:themeColor="accent1" w:themeShade="BF"/>
-        </w:rPr>
-        <w:t>exit;</w:t>
-      </w:r>
-    </w:p>
-    <w:p>
-      <w:pPr>
-        <w:jc w:val="both"/>
-      </w:pPr>
-      <w:r>
-        <w:t>Y en tu botón JS:</w:t>
-      </w:r>
-    </w:p>
-    <w:p>
-      <w:pPr>
-        <w:jc w:val="both"/>
-        <w:rPr>
-          <w:color w:val="2F5496" w:themeColor="accent1" w:themeShade="BF"/>
-        </w:rPr>
-      </w:pPr>
-      <w:r>
-        <w:rPr>
-          <w:color w:val="2F5496" w:themeColor="accent1" w:themeShade="BF"/>
-        </w:rPr>
-        <w:t>fetch('/mis_pruebas/entidades/borrar/&lt;?=$entidad-&gt;getId()?&gt;', {method: 'DELETE'})</w:t>
-      </w:r>
-    </w:p>
-    <w:p>
-      <w:pPr>
-        <w:jc w:val="both"/>
-        <w:rPr>
-          <w:color w:val="2F5496" w:themeColor="accent1" w:themeShade="BF"/>
-        </w:rPr>
-      </w:pPr>
-      <w:r>
-        <w:rPr>
-          <w:color w:val="2F5496" w:themeColor="accent1" w:themeShade="BF"/>
-        </w:rPr>
-        <w:t xml:space="preserve">    .then(response =&gt; response.json())</w:t>
-      </w:r>
-    </w:p>
-    <w:p>
-      <w:pPr>
-        <w:jc w:val="both"/>
-        <w:rPr>
-          <w:color w:val="2F5496" w:themeColor="accent1" w:themeShade="BF"/>
-        </w:rPr>
-      </w:pPr>
-      <w:r>
-        <w:rPr>
-          <w:color w:val="2F5496" w:themeColor="accent1" w:themeShade="BF"/>
-        </w:rPr>
-        <w:t xml:space="preserve">    .then(data =&gt; {</w:t>
-      </w:r>
-    </w:p>
-    <w:p>
-      <w:pPr>
-        <w:jc w:val="both"/>
-        <w:rPr>
-          <w:color w:val="2F5496" w:themeColor="accent1" w:themeShade="BF"/>
-        </w:rPr>
-      </w:pPr>
-      <w:r>
-        <w:rPr>
-          <w:color w:val="2F5496" w:themeColor="accent1" w:themeShade="BF"/>
-        </w:rPr>
-        <w:t xml:space="preserve">        if (data.success) {</w:t>
-      </w:r>
-    </w:p>
-    <w:p>
-      <w:pPr>
-        <w:jc w:val="both"/>
-        <w:rPr>
-          <w:color w:val="2F5496" w:themeColor="accent1" w:themeShade="BF"/>
-        </w:rPr>
-      </w:pPr>
-      <w:r>
-        <w:rPr>
-          <w:color w:val="2F5496" w:themeColor="accent1" w:themeShade="BF"/>
-        </w:rPr>
-        <w:t xml:space="preserve">            location.reload();</w:t>
-      </w:r>
-    </w:p>
-    <w:p>
-      <w:pPr>
-        <w:jc w:val="both"/>
-        <w:rPr>
-          <w:color w:val="2F5496" w:themeColor="accent1" w:themeShade="BF"/>
-        </w:rPr>
-      </w:pPr>
-      <w:r>
-        <w:rPr>
-          <w:color w:val="2F5496" w:themeColor="accent1" w:themeShade="BF"/>
-        </w:rPr>
-        <w:t xml:space="preserve">        } else {</w:t>
-      </w:r>
-    </w:p>
-    <w:p>
-      <w:pPr>
-        <w:jc w:val="both"/>
-        <w:rPr>
-          <w:color w:val="2F5496" w:themeColor="accent1" w:themeShade="BF"/>
-        </w:rPr>
-      </w:pPr>
-      <w:r>
-        <w:rPr>
-          <w:color w:val="2F5496" w:themeColor="accent1" w:themeShade="BF"/>
-        </w:rPr>
-        <w:t xml:space="preserve">            alert(data.error);</w:t>
-      </w:r>
-    </w:p>
-    <w:p>
-      <w:pPr>
-        <w:jc w:val="both"/>
-        <w:rPr>
-          <w:color w:val="2F5496" w:themeColor="accent1" w:themeShade="BF"/>
-        </w:rPr>
-      </w:pPr>
-      <w:r>
-        <w:rPr>
-          <w:color w:val="2F5496" w:themeColor="accent1" w:themeShade="BF"/>
-        </w:rPr>
-        <w:t xml:space="preserve">        }</w:t>
-      </w:r>
-    </w:p>
-    <w:p>
-      <w:pPr>
-        <w:jc w:val="both"/>
-        <w:rPr>
-          <w:color w:val="2F5496" w:themeColor="accent1" w:themeShade="BF"/>
-        </w:rPr>
-      </w:pPr>
-      <w:r>
-        <w:rPr>
-          <w:color w:val="2F5496" w:themeColor="accent1" w:themeShade="BF"/>
-        </w:rPr>
-        <w:t xml:space="preserve">    });</w:t>
-      </w:r>
-    </w:p>
-    <w:p>
-      <w:pPr>
-        <w:jc w:val="both"/>
-        <w:rPr>
-          <w:color w:val="2F5496" w:themeColor="accent1" w:themeShade="BF"/>
-        </w:rPr>
-      </w:pPr>
-    </w:p>
-    <w:p>
-      <w:pPr>
-        <w:jc w:val="center"/>
-        <w:rPr>
-          <w:b/>
-          <w:bCs/>
-          <w:u w:val="single"/>
-        </w:rPr>
-      </w:pPr>
-      <w:r>
-        <w:rPr>
-          <w:b/>
-          <w:bCs/>
-          <w:u w:val="single"/>
-        </w:rPr>
-        <w:t>PROBLEMA CON ECHO EN EL ROUTER</w:t>
-      </w:r>
-    </w:p>
-    <w:p>
-      <w:pPr>
-        <w:jc w:val="both"/>
-        <w:rPr>
-          <w:color w:val="2F5496" w:themeColor="accent1" w:themeShade="BF"/>
-        </w:rPr>
-      </w:pPr>
-      <w:r>
-        <w:rPr>
-          <w:color w:val="2F5496" w:themeColor="accent1" w:themeShade="BF"/>
-        </w:rPr>
-        <w:t xml:space="preserve">He puesto un </w:t>
-      </w:r>
-      <w:r>
-        <w:rPr>
-          <w:color w:val="2F5496" w:themeColor="accent1" w:themeShade="BF"/>
-        </w:rPr>
-        <w:t>echo $action;</w:t>
-      </w:r>
-      <w:r>
-        <w:rPr>
-          <w:color w:val="2F5496" w:themeColor="accent1" w:themeShade="BF"/>
-        </w:rPr>
         <w:t xml:space="preserve"> en el router para saber el valor de la $action y me sale este error cuando ejecuto borrar una entidad o editarla:</w:t>
       </w:r>
     </w:p>
@@ -6331,124 +6617,1211 @@
     <w:p>
       <w:pPr>
         <w:jc w:val="both"/>
-        <w:rPr>
-          <w:b/>
-          <w:bCs/>
-          <w:color w:val="2F5496" w:themeColor="accent1" w:themeShade="BF"/>
-        </w:rPr>
-      </w:pPr>
-      <w:r>
-        <w:rPr>
-          <w:b/>
-          <w:bCs/>
-        </w:rPr>
-        <w:t>El error me lo da en la linea del controller del metodo que se esta usando tras pulsar el boton de delete o save (en delete o save de controller), justo en la linea donde se hace</w:t>
-      </w:r>
-      <w:r>
-        <w:rPr>
-          <w:b/>
-          <w:bCs/>
-          <w:color w:val="2F5496" w:themeColor="accent1" w:themeShade="BF"/>
-        </w:rPr>
-        <w:t xml:space="preserve"> </w:t>
-      </w:r>
-      <w:r>
-        <w:rPr>
-          <w:b/>
-          <w:bCs/>
-          <w:color w:val="EE0000"/>
-        </w:rPr>
-        <w:t>header('Location: /mis_pruebas/entidades');</w:t>
-      </w:r>
-      <w:r>
-        <w:rPr>
-          <w:b/>
-          <w:bCs/>
-          <w:color w:val="2F5496" w:themeColor="accent1" w:themeShade="BF"/>
-        </w:rPr>
-        <w:t xml:space="preserve"> </w:t>
-      </w:r>
-      <w:r>
-        <w:rPr>
-          <w:b/>
-          <w:bCs/>
-          <w:color w:val="2F5496" w:themeColor="accent1" w:themeShade="BF"/>
-        </w:rPr>
-        <w:t xml:space="preserve"> </w:t>
-      </w:r>
-      <w:r>
-        <w:rPr>
-          <w:b/>
-          <w:bCs/>
-        </w:rPr>
-        <w:t xml:space="preserve">Esto ocurre porque el echo ha escrito el valor de la variable en la pagina actual, </w:t>
-      </w:r>
-      <w:r>
-        <w:rPr>
-          <w:b/>
-          <w:bCs/>
-        </w:rPr>
-        <w:t xml:space="preserve">eso envia datos al navegador, y seguidamente en el metodo correspondiente intenta cargar una pagina con header, </w:t>
-      </w:r>
-      <w:r>
-        <w:rPr>
-          <w:b/>
-          <w:bCs/>
-        </w:rPr>
-        <w:t>lo cual ya no es posible porque PHP ha enviado la cabecera HTTP previamente</w:t>
-      </w:r>
-      <w:r>
-        <w:rPr>
-          <w:b/>
-          <w:bCs/>
-        </w:rPr>
-        <w:t>, no se puede cargar una pagina si ya hay una cabecera HTML cargada.</w:t>
-      </w:r>
-      <w:r>
-        <w:rPr>
-          <w:b/>
-          <w:bCs/>
-        </w:rPr>
-        <w:t xml:space="preserve"> </w:t>
-      </w:r>
-      <w:r>
-        <w:rPr>
-          <w:b/>
-          <w:bCs/>
-        </w:rPr>
-        <w:t>Ese echo está generando contenido. Entonces cuando luego haces:</w:t>
-      </w:r>
-      <w:r>
-        <w:rPr>
-          <w:b/>
-          <w:bCs/>
-        </w:rPr>
-        <w:t xml:space="preserve"> header </w:t>
-      </w:r>
-      <w:r>
-        <w:rPr>
-          <w:b/>
-          <w:bCs/>
-        </w:rPr>
-        <w:t xml:space="preserve">PHP grita: </w:t>
-      </w:r>
-      <w:r>
         <w:rPr>
           <w:b/>
           <w:bCs/>
           <w:i/>
           <w:iCs/>
         </w:rPr>
+      </w:pPr>
+      <w:r>
+        <w:rPr>
+          <w:b/>
+          <w:bCs/>
+        </w:rPr>
+        <w:t>El error me lo da en la linea del controller del metodo que se esta usando tras pulsar el boton de delete o save (en delete o save de controller), justo en la linea donde se hace</w:t>
+      </w:r>
+      <w:r>
+        <w:rPr>
+          <w:b/>
+          <w:bCs/>
+          <w:color w:val="2F5496" w:themeColor="accent1" w:themeShade="BF"/>
+        </w:rPr>
+        <w:t xml:space="preserve"> </w:t>
+      </w:r>
+      <w:r>
+        <w:rPr>
+          <w:b/>
+          <w:bCs/>
+          <w:color w:val="EE0000"/>
+        </w:rPr>
+        <w:t>header('Location: /mis_pruebas/entidades');</w:t>
+      </w:r>
+      <w:r>
+        <w:rPr>
+          <w:b/>
+          <w:bCs/>
+          <w:color w:val="2F5496" w:themeColor="accent1" w:themeShade="BF"/>
+        </w:rPr>
+        <w:t xml:space="preserve"> </w:t>
+      </w:r>
+      <w:r>
+        <w:rPr>
+          <w:b/>
+          <w:bCs/>
+          <w:color w:val="2F5496" w:themeColor="accent1" w:themeShade="BF"/>
+        </w:rPr>
+        <w:t xml:space="preserve"> </w:t>
+      </w:r>
+      <w:r>
+        <w:rPr>
+          <w:b/>
+          <w:bCs/>
+        </w:rPr>
+        <w:t xml:space="preserve">Esto ocurre porque el echo ha escrito el valor de la variable en la pagina actual, </w:t>
+      </w:r>
+      <w:r>
+        <w:rPr>
+          <w:b/>
+          <w:bCs/>
+        </w:rPr>
+        <w:t xml:space="preserve">eso envia datos al navegador, y seguidamente en el metodo correspondiente intenta cargar una pagina con header, </w:t>
+      </w:r>
+      <w:r>
+        <w:rPr>
+          <w:b/>
+          <w:bCs/>
+        </w:rPr>
+        <w:t>lo cual ya no es posible porque PHP ha enviado la cabecera HTTP previamente</w:t>
+      </w:r>
+      <w:r>
+        <w:rPr>
+          <w:b/>
+          <w:bCs/>
+        </w:rPr>
+        <w:t>, no se puede cargar una pagina si ya hay una cabecera HTML cargada.</w:t>
+      </w:r>
+      <w:r>
+        <w:rPr>
+          <w:b/>
+          <w:bCs/>
+        </w:rPr>
+        <w:t xml:space="preserve"> </w:t>
+      </w:r>
+      <w:r>
+        <w:rPr>
+          <w:b/>
+          <w:bCs/>
+        </w:rPr>
+        <w:t>Ese echo está generando contenido. Entonces cuando luego haces:</w:t>
+      </w:r>
+      <w:r>
+        <w:rPr>
+          <w:b/>
+          <w:bCs/>
+        </w:rPr>
+        <w:t xml:space="preserve"> header </w:t>
+      </w:r>
+      <w:r>
+        <w:rPr>
+          <w:b/>
+          <w:bCs/>
+        </w:rPr>
+        <w:t xml:space="preserve">PHP grita: </w:t>
+      </w:r>
+      <w:r>
+        <w:rPr>
+          <w:b/>
+          <w:bCs/>
+          <w:i/>
+          <w:iCs/>
+        </w:rPr>
         <w:t>“¡Tarde! Ya mandé datos al navegador, no puedo modificar cabeceras!”</w:t>
       </w:r>
-    </w:p>
-    <w:p>
-      <w:pPr>
-        <w:jc w:val="both"/>
+      <w:r>
+        <w:rPr>
+          <w:b/>
+          <w:bCs/>
+          <w:i/>
+          <w:iCs/>
+        </w:rPr>
+        <w:t xml:space="preserve"> </w:t>
+      </w:r>
+    </w:p>
+    <w:p>
+      <w:pPr>
+        <w:jc w:val="both"/>
+        <w:rPr>
+          <w:b/>
+          <w:bCs/>
+        </w:rPr>
+      </w:pPr>
+      <w:r>
+        <w:rPr>
+          <w:b/>
+          <w:bCs/>
+        </w:rPr>
+        <w:t>Explicacion mas detallada del problema por la IA</w:t>
+      </w:r>
+    </w:p>
+    <w:p>
+      <w:pPr>
+        <w:jc w:val="both"/>
+        <w:rPr>
+          <w:b/>
+          <w:bCs/>
+          <w:color w:val="002060"/>
+        </w:rPr>
+      </w:pPr>
+      <w:r>
+        <w:rPr>
+          <w:b/>
+          <w:bCs/>
+          <w:color w:val="002060"/>
+        </w:rPr>
+        <w:t>Cómo funciona header(...) en PHP</w:t>
+      </w:r>
+      <w:r>
+        <w:rPr>
+          <w:b/>
+          <w:bCs/>
+          <w:color w:val="002060"/>
+        </w:rPr>
+        <w:t>1. Headers HTTP → antes del contenido</w:t>
+      </w:r>
+    </w:p>
+    <w:p>
+      <w:pPr>
+        <w:jc w:val="both"/>
+      </w:pPr>
+      <w:r>
+        <w:t>Cuando un navegador hace una petición HTTP</w:t>
+      </w:r>
+      <w:r>
+        <w:t xml:space="preserve"> (alguien escribe una URL o se pincha en un link o se hace un header(ruta))</w:t>
+      </w:r>
+      <w:r>
+        <w:t>, el servidor responde así:</w:t>
+      </w:r>
+    </w:p>
+    <w:p>
+      <w:pPr>
+        <w:pStyle w:val="Sinespaciado"/>
+        <w:ind w:left="708"/>
+        <w:rPr>
+          <w:color w:val="EE0000"/>
+        </w:rPr>
+      </w:pPr>
+      <w:r>
+        <w:rPr>
+          <w:color w:val="EE0000"/>
+        </w:rPr>
+        <w:t>HTTP/1.1 200 OK</w:t>
+      </w:r>
+    </w:p>
+    <w:p>
+      <w:pPr>
+        <w:pStyle w:val="Sinespaciado"/>
+        <w:ind w:left="708"/>
+        <w:rPr>
+          <w:color w:val="EE0000"/>
+        </w:rPr>
+      </w:pPr>
+      <w:r>
+        <w:rPr>
+          <w:color w:val="EE0000"/>
+        </w:rPr>
+        <w:t>Content-Type: text/html</w:t>
+      </w:r>
+    </w:p>
+    <w:p>
+      <w:pPr>
+        <w:pStyle w:val="Sinespaciado"/>
+        <w:ind w:left="708"/>
+        <w:rPr>
+          <w:color w:val="EE0000"/>
+        </w:rPr>
+      </w:pPr>
+      <w:r>
+        <w:rPr>
+          <w:color w:val="EE0000"/>
+        </w:rPr>
+        <w:t>Set-Cookie: algo=valor</w:t>
+      </w:r>
+    </w:p>
+    <w:p>
+      <w:pPr>
+        <w:pStyle w:val="Sinespaciado"/>
+        <w:ind w:left="708"/>
+        <w:rPr>
+          <w:color w:val="EE0000"/>
+        </w:rPr>
+      </w:pPr>
+      <w:r>
+        <w:rPr>
+          <w:color w:val="EE0000"/>
+        </w:rPr>
+        <w:t>&lt;html&gt;....&lt;/html&gt;</w:t>
+      </w:r>
+    </w:p>
+    <w:p>
+      <w:pPr>
+        <w:pStyle w:val="Sinespaciado"/>
+      </w:pPr>
+      <w:r>
+        <w:t xml:space="preserve">El servidor envia este contenido al navegador, esto es una </w:t>
+      </w:r>
+      <w:r>
+        <w:rPr>
+          <w:b/>
+          <w:bCs/>
+        </w:rPr>
+        <w:t>header</w:t>
+      </w:r>
+      <w:r>
+        <w:t>.</w:t>
+      </w:r>
+    </w:p>
+    <w:p>
+      <w:pPr>
+        <w:pStyle w:val="Sinespaciado"/>
+      </w:pPr>
+      <w:r>
+        <w:t>Las cabeceras (headers) deben ir antes de cualquier contenido que se envíe al navegador.</w:t>
+      </w:r>
+    </w:p>
+    <w:p>
+      <w:pPr>
+        <w:pStyle w:val="Sinespaciado"/>
+      </w:pPr>
+      <w:r>
+        <w:t>En PHP, los headers se envían automáticamente la primera vez que imprimes algo (con echo, espacios en blanco, HTML, etc.)</w:t>
+      </w:r>
+    </w:p>
+    <w:p>
+      <w:pPr>
+        <w:pStyle w:val="Sinespaciado"/>
+        <w:rPr>
+          <w:b/>
+          <w:bCs/>
+        </w:rPr>
+      </w:pPr>
+      <w:r>
+        <w:rPr>
+          <w:b/>
+          <w:bCs/>
+        </w:rPr>
+        <w:t>Qué pasa si haces un echo antes de header(...)</w:t>
+      </w:r>
+    </w:p>
+    <w:p>
+      <w:pPr>
+        <w:pStyle w:val="Sinespaciado"/>
+        <w:ind w:left="708"/>
+        <w:rPr>
+          <w:b/>
+          <w:bCs/>
+          <w:color w:val="EE0000"/>
+        </w:rPr>
+      </w:pPr>
+      <w:r>
+        <w:rPr>
+          <w:b/>
+          <w:bCs/>
+          <w:color w:val="EE0000"/>
+        </w:rPr>
+        <w:t>echo "Hola";</w:t>
+      </w:r>
+    </w:p>
+    <w:p>
+      <w:pPr>
+        <w:pStyle w:val="Sinespaciado"/>
+        <w:ind w:left="708"/>
+        <w:rPr>
+          <w:b/>
+          <w:bCs/>
+          <w:color w:val="EE0000"/>
+        </w:rPr>
+      </w:pPr>
+      <w:r>
+        <w:rPr>
+          <w:b/>
+          <w:bCs/>
+          <w:color w:val="EE0000"/>
+        </w:rPr>
+        <w:t>header("Location: /otra_pagina.php");</w:t>
+      </w:r>
+    </w:p>
+    <w:p>
+      <w:pPr>
+        <w:jc w:val="both"/>
+      </w:pPr>
+      <w:r>
+        <w:t>Al hacer echo:</w:t>
+      </w:r>
+    </w:p>
+    <w:p>
+      <w:pPr>
+        <w:numPr>
+          <w:ilvl w:val="0"/>
+          <w:numId w:val="4"/>
+        </w:numPr>
+        <w:jc w:val="both"/>
+        <w:rPr>
+          <w:b/>
+          <w:bCs/>
+        </w:rPr>
+      </w:pPr>
+      <w:r>
+        <w:rPr>
+          <w:b/>
+          <w:bCs/>
+        </w:rPr>
+        <w:t xml:space="preserve">El servidor de </w:t>
+      </w:r>
+      <w:r>
+        <w:rPr>
+          <w:b/>
+          <w:bCs/>
+        </w:rPr>
+        <w:t>PHP empieza a enviar datos al navegador.</w:t>
+      </w:r>
+    </w:p>
+    <w:p>
+      <w:pPr>
+        <w:numPr>
+          <w:ilvl w:val="0"/>
+          <w:numId w:val="4"/>
+        </w:numPr>
+        <w:jc w:val="both"/>
+        <w:rPr>
+          <w:b/>
+          <w:bCs/>
+        </w:rPr>
+      </w:pPr>
+      <w:r>
+        <w:rPr>
+          <w:b/>
+          <w:bCs/>
+        </w:rPr>
+        <w:t>Automáticamente se envía el bloque de cabeceras HTTP (incluso si no lo ves).</w:t>
+      </w:r>
+    </w:p>
+    <w:p>
+      <w:pPr>
+        <w:pStyle w:val="Sinespaciado"/>
+        <w:rPr>
+          <w:lang w:eastAsia="es-ES"/>
+        </w:rPr>
+      </w:pPr>
+      <w:r>
+        <w:rPr>
+          <w:lang w:eastAsia="es-ES"/>
+        </w:rPr>
+        <w:t xml:space="preserve">El </w:t>
+      </w:r>
+      <w:r>
+        <w:rPr>
+          <w:rFonts w:ascii="Courier New" w:hAnsi="Courier New" w:cs="Courier New"/>
+          <w:sz w:val="20"/>
+          <w:szCs w:val="20"/>
+          <w:lang w:eastAsia="es-ES"/>
+        </w:rPr>
+        <w:t>echo</w:t>
+      </w:r>
+      <w:r>
+        <w:rPr>
+          <w:lang w:eastAsia="es-ES"/>
+        </w:rPr>
+        <w:t xml:space="preserve"> envía texto al navegador → las cabeceras ya han sido enviadas.</w:t>
+      </w:r>
+    </w:p>
+    <w:p>
+      <w:pPr>
+        <w:pStyle w:val="Sinespaciado"/>
+        <w:rPr>
+          <w:lang w:eastAsia="es-ES"/>
+        </w:rPr>
+      </w:pPr>
+      <w:r>
+        <w:rPr>
+          <w:lang w:eastAsia="es-ES"/>
+        </w:rPr>
+        <w:t xml:space="preserve">Luego haces </w:t>
+      </w:r>
+      <w:r>
+        <w:rPr>
+          <w:rFonts w:ascii="Courier New" w:hAnsi="Courier New" w:cs="Courier New"/>
+          <w:sz w:val="20"/>
+          <w:szCs w:val="20"/>
+          <w:lang w:eastAsia="es-ES"/>
+        </w:rPr>
+        <w:t>header(...)</w:t>
+      </w:r>
+      <w:r>
+        <w:rPr>
+          <w:lang w:eastAsia="es-ES"/>
+        </w:rPr>
+        <w:t xml:space="preserve"> → PHP no puede modificar cabeceras.</w:t>
+      </w:r>
+    </w:p>
+    <w:p>
+      <w:pPr>
+        <w:pStyle w:val="Sinespaciado"/>
+        <w:rPr>
+          <w:lang w:eastAsia="es-ES"/>
+        </w:rPr>
+      </w:pPr>
+      <w:r>
+        <w:rPr>
+          <w:lang w:eastAsia="es-ES"/>
+        </w:rPr>
+        <w:t>Boom → Warning:</w:t>
+      </w:r>
+    </w:p>
+    <w:p>
+      <w:pPr>
+        <w:pStyle w:val="Sinespaciado"/>
+        <w:rPr>
+          <w:lang w:eastAsia="es-ES"/>
+        </w:rPr>
+      </w:pPr>
+      <w:r>
+        <w:rPr>
+          <w:lang w:eastAsia="es-ES"/>
+        </w:rPr>
+        <w:t xml:space="preserve">PHP ya </w:t>
+      </w:r>
+      <w:r>
+        <w:rPr>
+          <w:b/>
+          <w:bCs/>
+          <w:lang w:eastAsia="es-ES"/>
+        </w:rPr>
+        <w:t>envió las cabeceras</w:t>
+      </w:r>
+      <w:r>
+        <w:rPr>
+          <w:lang w:eastAsia="es-ES"/>
+        </w:rPr>
+        <w:t xml:space="preserve"> (cuando hiciste echo).</w:t>
+      </w:r>
+    </w:p>
+    <w:p>
+      <w:pPr>
+        <w:pStyle w:val="Sinespaciado"/>
+        <w:rPr>
+          <w:lang w:eastAsia="es-ES"/>
+        </w:rPr>
+      </w:pPr>
+      <w:r>
+        <w:rPr>
+          <w:lang w:eastAsia="es-ES"/>
+        </w:rPr>
+        <w:t>No puede meter más cabeceras (como Location) después de haber empezado a mandar contenido.</w:t>
+      </w:r>
+    </w:p>
+    <w:p>
+      <w:pPr>
+        <w:pStyle w:val="Sinespaciado"/>
+        <w:rPr>
+          <w:lang w:eastAsia="es-ES"/>
+        </w:rPr>
+      </w:pPr>
+    </w:p>
+    <w:p>
+      <w:pPr>
+        <w:pStyle w:val="Sinespaciado"/>
+      </w:pPr>
+    </w:p>
+    <w:p>
+      <w:pPr>
+        <w:pStyle w:val="Sinespaciado"/>
+        <w:rPr>
+          <w:noProof w:val="0"/>
+        </w:rPr>
+      </w:pPr>
+      <w:r>
+        <w:t xml:space="preserve">Cuando después haces </w:t>
+      </w:r>
+      <w:r>
+        <w:rPr>
+          <w:rStyle w:val="CdigoHTML"/>
+          <w:rFonts w:eastAsiaTheme="majorEastAsia"/>
+        </w:rPr>
+        <w:t>header(...)</w:t>
+      </w:r>
+      <w:r>
+        <w:t>, PHP dice:</w:t>
+      </w:r>
+    </w:p>
+    <w:p>
+      <w:pPr>
+        <w:pStyle w:val="Sinespaciado"/>
+      </w:pPr>
+      <w:r>
+        <w:t>“¡Demasiado tarde! Ya envié las cabeceras.”</w:t>
+      </w:r>
+    </w:p>
+    <w:p>
+      <w:pPr>
+        <w:pStyle w:val="Sinespaciado"/>
+      </w:pPr>
+      <w:r>
+        <w:t>Y por eso sale el warning:</w:t>
+      </w:r>
+    </w:p>
+    <w:p>
+      <w:pPr>
+        <w:jc w:val="both"/>
+        <w:rPr>
+          <w:b/>
+          <w:bCs/>
+          <w:color w:val="EE0000"/>
+        </w:rPr>
+      </w:pPr>
+      <w:r>
+        <w:rPr>
+          <w:b/>
+          <w:bCs/>
+          <w:color w:val="EE0000"/>
+        </w:rPr>
+        <w:t>Warning: Cannot modify header information - headers already sent by ...</w:t>
+      </w:r>
+    </w:p>
+    <w:p>
+      <w:pPr>
+        <w:jc w:val="both"/>
+      </w:pPr>
+      <w:r>
+        <w:t>→ Header solo se puede llamar antes de imprimir nada.</w:t>
+      </w:r>
+    </w:p>
+    <w:p>
+      <w:pPr>
+        <w:jc w:val="both"/>
+        <w:rPr>
+          <w:b/>
+          <w:bCs/>
+        </w:rPr>
+      </w:pPr>
+      <w:r>
+        <w:rPr>
+          <w:b/>
+          <w:bCs/>
+        </w:rPr>
+        <w:t>Qué es “enviar cabeceras”</w:t>
+      </w:r>
+    </w:p>
+    <w:p>
+      <w:pPr>
+        <w:jc w:val="both"/>
+        <w:rPr>
+          <w:b/>
+          <w:bCs/>
+        </w:rPr>
+      </w:pPr>
+      <w:r>
+        <w:rPr>
+          <w:b/>
+          <w:bCs/>
+        </w:rPr>
+        <w:t>Cuando usas PHP en una web, el servidor manda primero las cabeceras HTTP, por ejemplo:</w:t>
+      </w:r>
+    </w:p>
+    <w:p>
+      <w:pPr>
+        <w:ind w:left="708"/>
+        <w:jc w:val="both"/>
+        <w:rPr>
+          <w:b/>
+          <w:bCs/>
+          <w:color w:val="EE0000"/>
+        </w:rPr>
+      </w:pPr>
+      <w:r>
+        <w:rPr>
+          <w:b/>
+          <w:bCs/>
+          <w:color w:val="EE0000"/>
+        </w:rPr>
+        <w:t>HTTP/1.1 200 OK</w:t>
+      </w:r>
+    </w:p>
+    <w:p>
+      <w:pPr>
+        <w:ind w:left="708"/>
+        <w:jc w:val="both"/>
+        <w:rPr>
+          <w:b/>
+          <w:bCs/>
+          <w:color w:val="EE0000"/>
+        </w:rPr>
+      </w:pPr>
+      <w:r>
+        <w:rPr>
+          <w:b/>
+          <w:bCs/>
+          <w:color w:val="EE0000"/>
+        </w:rPr>
+        <w:t>Content-Type: text/html; charset=UTF-8</w:t>
+      </w:r>
+    </w:p>
+    <w:p>
+      <w:pPr>
+        <w:jc w:val="both"/>
+      </w:pPr>
+      <w:r>
+        <w:t>Mientras PHP no haya impreso nada, mantiene esas cabeceras “en la recámara”.</w:t>
+      </w:r>
+    </w:p>
+    <w:p>
+      <w:pPr>
+        <w:jc w:val="both"/>
+      </w:pPr>
+      <w:r>
+        <w:t xml:space="preserve">En cuanto haces echo o incluyes un archivo que imprime, PHP </w:t>
+      </w:r>
+      <w:r>
+        <w:rPr>
+          <w:b/>
+          <w:bCs/>
+        </w:rPr>
+        <w:t>envía automáticamente las cabeceras</w:t>
+      </w:r>
+      <w:r>
+        <w:t>.</w:t>
+      </w:r>
+    </w:p>
+    <w:p>
+      <w:pPr>
+        <w:jc w:val="both"/>
+      </w:pPr>
+      <w:r>
+        <w:t>Después ya no puedes cambiarlas → por eso falla header(...).</w:t>
+      </w:r>
+    </w:p>
+    <w:p>
+      <w:pPr>
+        <w:jc w:val="both"/>
+      </w:pPr>
+      <w:r>
+        <w:rPr>
+          <w:rFonts w:ascii="Segoe UI Emoji" w:hAnsi="Segoe UI Emoji" w:cs="Segoe UI Emoji"/>
+        </w:rPr>
+        <w:t>✅</w:t>
+      </w:r>
+      <w:r>
+        <w:t xml:space="preserve"> Buffering: la excepción</w:t>
+      </w:r>
+    </w:p>
+    <w:p>
+      <w:pPr>
+        <w:jc w:val="both"/>
+      </w:pPr>
+      <w:r>
+        <w:t xml:space="preserve">PHP tiene una funcionalidad llamada </w:t>
+      </w:r>
+      <w:r>
+        <w:rPr>
+          <w:b/>
+          <w:bCs/>
+        </w:rPr>
+        <w:t>output buffering</w:t>
+      </w:r>
+      <w:r>
+        <w:t>:</w:t>
+      </w:r>
+    </w:p>
+    <w:p>
+      <w:pPr>
+        <w:pStyle w:val="Sinespaciado"/>
+        <w:ind w:left="708"/>
+        <w:rPr>
+          <w:color w:val="EE0000"/>
+        </w:rPr>
+      </w:pPr>
+      <w:r>
+        <w:rPr>
+          <w:color w:val="EE0000"/>
+        </w:rPr>
+        <w:t>ob_start();</w:t>
+      </w:r>
+    </w:p>
+    <w:p>
+      <w:pPr>
+        <w:pStyle w:val="Sinespaciado"/>
+        <w:ind w:left="708"/>
+        <w:rPr>
+          <w:color w:val="EE0000"/>
+        </w:rPr>
+      </w:pPr>
+      <w:r>
+        <w:rPr>
+          <w:color w:val="EE0000"/>
+        </w:rPr>
+        <w:t>echo "hola";</w:t>
+      </w:r>
+    </w:p>
+    <w:p>
+      <w:pPr>
+        <w:pStyle w:val="Sinespaciado"/>
+        <w:ind w:left="708"/>
+        <w:rPr>
+          <w:color w:val="EE0000"/>
+        </w:rPr>
+      </w:pPr>
+      <w:r>
+        <w:rPr>
+          <w:color w:val="EE0000"/>
+        </w:rPr>
+        <w:t>header("Location: /otra_pagina.php");</w:t>
+      </w:r>
+    </w:p>
+    <w:p>
+      <w:pPr>
+        <w:pStyle w:val="Sinespaciado"/>
+        <w:ind w:left="708"/>
+        <w:rPr>
+          <w:color w:val="EE0000"/>
+        </w:rPr>
+      </w:pPr>
+      <w:r>
+        <w:rPr>
+          <w:color w:val="EE0000"/>
+        </w:rPr>
+        <w:t>ob_end_flush();</w:t>
+      </w:r>
+    </w:p>
+    <w:p>
+      <w:pPr>
+        <w:jc w:val="both"/>
+        <w:rPr>
+          <w:b/>
+          <w:bCs/>
+          <w:color w:val="EE0000"/>
+        </w:rPr>
+      </w:pPr>
+    </w:p>
+    <w:p>
+      <w:pPr>
+        <w:jc w:val="both"/>
+      </w:pPr>
+      <w:r>
+        <w:t>Esto retiene el echo en memoria, y las cabeceras no se envían aún. Así puedes hacer header(...) aunque hayas hecho echo.</w:t>
+      </w:r>
+      <w:r>
+        <w:t xml:space="preserve"> Pero mejor no usarlo.</w:t>
+      </w:r>
+    </w:p>
+    <w:p>
+      <w:pPr>
+        <w:jc w:val="both"/>
+        <w:rPr>
+          <w:b/>
+          <w:bCs/>
+          <w:color w:val="002060"/>
+        </w:rPr>
+      </w:pPr>
+      <w:r>
+        <w:rPr>
+          <w:b/>
+          <w:bCs/>
+          <w:color w:val="002060"/>
+        </w:rPr>
+        <w:t>Cómo funciona $pages-&gt;render(...)</w:t>
+      </w:r>
+    </w:p>
+    <w:p>
+      <w:pPr>
+        <w:jc w:val="both"/>
+      </w:pPr>
+      <w:r>
+        <w:t>Supongamos que tu método render hace algo así:</w:t>
+      </w:r>
+    </w:p>
+    <w:p>
+      <w:pPr>
+        <w:pStyle w:val="Sinespaciado"/>
+        <w:ind w:left="708"/>
+        <w:rPr>
+          <w:color w:val="EE0000"/>
+        </w:rPr>
+      </w:pPr>
+      <w:r>
+        <w:rPr>
+          <w:color w:val="EE0000"/>
+        </w:rPr>
+        <w:t>function render($template, $params = []) {</w:t>
+      </w:r>
+    </w:p>
+    <w:p>
+      <w:pPr>
+        <w:pStyle w:val="Sinespaciado"/>
+        <w:ind w:left="708"/>
+        <w:rPr>
+          <w:color w:val="EE0000"/>
+        </w:rPr>
+      </w:pPr>
+      <w:r>
+        <w:rPr>
+          <w:color w:val="EE0000"/>
+        </w:rPr>
+        <w:t xml:space="preserve">    extract($params);</w:t>
+      </w:r>
+    </w:p>
+    <w:p>
+      <w:pPr>
+        <w:pStyle w:val="Sinespaciado"/>
+        <w:ind w:left="708"/>
+        <w:rPr>
+          <w:color w:val="EE0000"/>
+        </w:rPr>
+      </w:pPr>
+      <w:r>
+        <w:rPr>
+          <w:color w:val="EE0000"/>
+        </w:rPr>
+        <w:t xml:space="preserve">    include "../views/$template.php";</w:t>
+      </w:r>
+    </w:p>
+    <w:p>
+      <w:pPr>
+        <w:pStyle w:val="Sinespaciado"/>
+        <w:ind w:left="708"/>
+        <w:rPr>
+          <w:color w:val="EE0000"/>
+        </w:rPr>
+      </w:pPr>
+      <w:r>
+        <w:rPr>
+          <w:color w:val="EE0000"/>
+        </w:rPr>
+        <w:lastRenderedPageBreak/>
+        <w:t>}</w:t>
+      </w:r>
+    </w:p>
+    <w:p>
+      <w:pPr>
+        <w:pStyle w:val="Sinespaciado"/>
+        <w:ind w:left="708"/>
+        <w:rPr>
+          <w:color w:val="EE0000"/>
+        </w:rPr>
+      </w:pPr>
+    </w:p>
+    <w:p>
+      <w:pPr>
+        <w:pStyle w:val="Sinespaciado"/>
+      </w:pPr>
+      <w:r>
+        <w:t>Esto simplemente imprime HTML.</w:t>
+      </w:r>
+      <w:r>
+        <w:t xml:space="preserve"> </w:t>
+      </w:r>
+      <w:r>
+        <w:t>No hace nada con headers.</w:t>
+      </w:r>
+      <w:r>
+        <w:t xml:space="preserve"> </w:t>
+      </w:r>
+      <w:r>
+        <w:t>No necesita cambiar cabeceras HTTP.</w:t>
+      </w:r>
+      <w:r>
+        <w:t xml:space="preserve"> </w:t>
+      </w:r>
+      <w:r>
+        <w:t>Porque render solo imprime HTML → ya es contenido normal.</w:t>
+      </w:r>
+    </w:p>
+    <w:p>
+      <w:pPr>
+        <w:pStyle w:val="Sinespaciado"/>
+      </w:pPr>
+      <w:r>
+        <w:t>render simplemente imprime contenido.</w:t>
+      </w:r>
+      <w:r>
+        <w:t xml:space="preserve"> </w:t>
+      </w:r>
+      <w:r>
+        <w:t>No llama a ninguna función header(...)</w:t>
+      </w:r>
+      <w:r>
+        <w:t xml:space="preserve">. </w:t>
+      </w:r>
+      <w:r>
+        <w:t>No hay problema, porque:</w:t>
+      </w:r>
+      <w:r>
+        <w:t xml:space="preserve"> </w:t>
+      </w:r>
+      <w:r>
+        <w:t>ya estás mandando datos al navegador.</w:t>
+      </w:r>
+      <w:r>
+        <w:t xml:space="preserve"> N</w:t>
+      </w:r>
+      <w:r>
+        <w:t>o intentas modificar cabeceras (no haces header ni cookies).</w:t>
+      </w:r>
+    </w:p>
+    <w:p>
+      <w:pPr>
+        <w:pStyle w:val="Sinespaciado"/>
+      </w:pPr>
+    </w:p>
+    <w:p>
+      <w:pPr>
+        <w:pStyle w:val="Sinespaciado"/>
+      </w:pPr>
+    </w:p>
+    <w:p>
+      <w:pPr>
+        <w:pStyle w:val="Sinespaciado"/>
+      </w:pPr>
+    </w:p>
+    <w:p>
+      <w:pPr>
+        <w:pStyle w:val="Sinespaciado"/>
+      </w:pPr>
+    </w:p>
+    <w:p>
+      <w:pPr>
+        <w:pStyle w:val="Sinespaciado"/>
+      </w:pPr>
+    </w:p>
+    <w:p>
+      <w:pPr>
+        <w:jc w:val="both"/>
+        <w:rPr>
+          <w:b/>
+          <w:bCs/>
+        </w:rPr>
+      </w:pPr>
+    </w:p>
+    <w:p>
+      <w:pPr>
+        <w:jc w:val="center"/>
+        <w:rPr>
+          <w:b/>
+          <w:bCs/>
+          <w:sz w:val="24"/>
+          <w:szCs w:val="24"/>
+          <w:u w:val="single"/>
+        </w:rPr>
+      </w:pPr>
+      <w:r>
+        <w:rPr>
+          <w:b/>
+          <w:bCs/>
+          <w:sz w:val="24"/>
+          <w:szCs w:val="24"/>
+          <w:u w:val="single"/>
+        </w:rPr>
+        <w:t xml:space="preserve">9 </w:t>
+      </w:r>
+      <w:r>
+        <w:rPr>
+          <w:b/>
+          <w:bCs/>
+          <w:sz w:val="24"/>
+          <w:szCs w:val="24"/>
+          <w:u w:val="single"/>
+        </w:rPr>
+        <w:t>porque hay echo call_user_func($callback, $param);</w:t>
+      </w:r>
+    </w:p>
+    <w:p>
+      <w:pPr>
+        <w:jc w:val="both"/>
+      </w:pPr>
+      <w:r>
+        <w:t>Es por s</w:t>
+      </w:r>
+      <w:r>
+        <w:t>i</w:t>
+      </w:r>
+      <w:r>
+        <w:t xml:space="preserve"> la funcion que llama </w:t>
+      </w:r>
+      <w:r>
+        <w:rPr>
+          <w:b/>
+          <w:bCs/>
+        </w:rPr>
+        <w:t>call</w:t>
+      </w:r>
+      <w:r>
+        <w:t>_</w:t>
+      </w:r>
+      <w:r>
+        <w:rPr>
+          <w:b/>
+          <w:bCs/>
+        </w:rPr>
+        <w:t>user</w:t>
+      </w:r>
+      <w:r>
+        <w:t xml:space="preserve"> la que se ejecuta en el controlador, en lugar </w:t>
+      </w:r>
+      <w:r>
+        <w:t xml:space="preserve">de </w:t>
+      </w:r>
+      <w:r>
+        <w:t xml:space="preserve">imprimir como hace con render o redireccionar como hace con </w:t>
+      </w:r>
+      <w:r>
+        <w:rPr>
+          <w:b/>
+          <w:bCs/>
+        </w:rPr>
+        <w:t>header</w:t>
+      </w:r>
+      <w:r>
+        <w:t>, devolviese un string para imprimir, entoces el router lo impimiria.</w:t>
+      </w:r>
+      <w:r>
+        <w:t xml:space="preserve"> </w:t>
+      </w:r>
+    </w:p>
+    <w:p>
+      <w:pPr>
+        <w:jc w:val="both"/>
+      </w:pPr>
+      <w:r>
+        <w:rPr>
+          <w:b/>
+          <w:bCs/>
+        </w:rPr>
+        <w:t>Render</w:t>
+      </w:r>
+      <w:r>
+        <w:t xml:space="preserve"> imprime, es el unico que imprime, lo demas son redireccionamientos con </w:t>
+      </w:r>
+      <w:r>
+        <w:rPr>
+          <w:b/>
+          <w:bCs/>
+        </w:rPr>
+        <w:t>href</w:t>
+      </w:r>
+      <w:r>
+        <w:t xml:space="preserve"> o header para irse a otra pagina con otro metodo de </w:t>
+      </w:r>
+      <w:r>
+        <w:rPr>
+          <w:b/>
+          <w:bCs/>
+        </w:rPr>
+        <w:t>control</w:t>
+      </w:r>
+      <w:r>
+        <w:rPr>
+          <w:b/>
+          <w:bCs/>
+        </w:rPr>
+        <w:t>l</w:t>
+      </w:r>
+      <w:r>
+        <w:rPr>
+          <w:b/>
+          <w:bCs/>
+        </w:rPr>
+        <w:t>er</w:t>
+      </w:r>
+      <w:r>
+        <w:t>.</w:t>
+      </w:r>
+    </w:p>
+    <w:p>
+      <w:pPr>
+        <w:jc w:val="both"/>
+      </w:pPr>
+      <w:r>
+        <w:t xml:space="preserve">En mi programa ahora mismo no tiene utilidad el </w:t>
+      </w:r>
+      <w:r>
+        <w:rPr>
+          <w:b/>
+          <w:bCs/>
+        </w:rPr>
+        <w:t>echo</w:t>
+      </w:r>
+      <w:r>
+        <w:t xml:space="preserve"> del </w:t>
+      </w:r>
+      <w:r>
+        <w:rPr>
+          <w:b/>
+          <w:bCs/>
+        </w:rPr>
+        <w:t>call_user_func</w:t>
+      </w:r>
+      <w:r>
+        <w:t>.</w:t>
+      </w:r>
+    </w:p>
+    <w:p>
+      <w:pPr>
+        <w:pStyle w:val="Sinespaciado"/>
+        <w:rPr>
+          <w:color w:val="00B050"/>
+        </w:rPr>
+      </w:pPr>
+      <w:r>
+        <w:t>Tambien, según la IA, es importante porner exit despues de los header(‘ruta’), porque una vez se salta o se carga una nueva pagina es mejor no ejecutar nada mas. Si no estuviera el exit, volveria a terminar de ejecutar el codigo que hay despues del</w:t>
+      </w:r>
+      <w:r>
         <w:rPr>
           <w:color w:val="2F5496" w:themeColor="accent1" w:themeShade="BF"/>
         </w:rPr>
-      </w:pPr>
+        <w:t xml:space="preserve"> </w:t>
+      </w:r>
+      <w:r>
+        <w:rPr>
+          <w:b/>
+          <w:bCs/>
+          <w:sz w:val="24"/>
+          <w:szCs w:val="24"/>
+          <w:u w:val="single"/>
+        </w:rPr>
+        <w:t>call_user_func($callback, $param);</w:t>
+      </w:r>
+      <w:r>
+        <w:rPr>
+          <w:b/>
+          <w:bCs/>
+          <w:sz w:val="24"/>
+          <w:szCs w:val="24"/>
+          <w:u w:val="single"/>
+        </w:rPr>
+        <w:t xml:space="preserve"> </w:t>
+      </w:r>
+      <w:r>
+        <w:rPr>
+          <w:sz w:val="24"/>
+          <w:szCs w:val="24"/>
+        </w:rPr>
+        <w:t>que fue quien llamo al metodo de Controller. Que en mi caso no hay nada mas que ejecutar, pero para darle solidez al programa mejor poner el exit.</w:t>
+      </w:r>
+      <w:r>
+        <w:rPr>
+          <w:sz w:val="24"/>
+          <w:szCs w:val="24"/>
+        </w:rPr>
+        <w:t xml:space="preserve"> Ademas si despues del header hubiera un echo podria dar el mismo fallo explicado en el punto 8 </w:t>
+      </w:r>
+      <w:r>
+        <w:rPr>
+          <w:color w:val="00B050"/>
+        </w:rPr>
+        <w:t>Warning: Cannot modify header information - headers already sent by (output started at /srv/www/api/mis_pruebas/lib/Router.php:18) in /srv/www/api/mis_pruebas/controllers/EntidadController.php on line 29</w:t>
+      </w:r>
+      <w:r>
+        <w:rPr>
+          <w:color w:val="00B050"/>
+        </w:rPr>
+        <w:t xml:space="preserve"> </w:t>
+      </w:r>
+      <w:r>
+        <w:t>p</w:t>
+      </w:r>
+      <w:r>
+        <w:t xml:space="preserve">orque header envia las cabeceras al servidor PHP y echo intenta enviar tmb cabeceras. </w:t>
+      </w:r>
     </w:p>
     <w:p>
       <w:pPr>
@@ -6458,7 +7831,693 @@
         </w:rPr>
       </w:pPr>
     </w:p>
-    <w:p/>
+    <w:p>
+      <w:r>
+        <w:t xml:space="preserve">Mostrar un aviso </w:t>
+      </w:r>
+      <w:r>
+        <w:t xml:space="preserve">cuando </w:t>
+      </w:r>
+      <w:r>
+        <w:t>se pulsa el boton Sumt si un campo del formulario esta vacio</w:t>
+      </w:r>
+    </w:p>
+    <w:p>
+      <w:r>
+        <w:t>Tres formas de hacerlo.</w:t>
+      </w:r>
+    </w:p>
+    <w:p>
+      <w:pPr>
+        <w:pStyle w:val="Prrafodelista"/>
+        <w:numPr>
+          <w:ilvl w:val="0"/>
+          <w:numId w:val="9"/>
+        </w:numPr>
+        <w:rPr>
+          <w:b/>
+          <w:bCs/>
+        </w:rPr>
+      </w:pPr>
+      <w:r>
+        <w:rPr>
+          <w:b/>
+          <w:bCs/>
+        </w:rPr>
+        <w:t>Usando HTML: (lo ejecuta el navegador porque es codigo HTML)</w:t>
+      </w:r>
+    </w:p>
+    <w:p>
+      <w:pPr>
+        <w:ind w:left="360"/>
+      </w:pPr>
+      <w:r>
+        <w:t>En el campo del boton se añade required</w:t>
+      </w:r>
+    </w:p>
+    <w:p>
+      <w:pPr>
+        <w:ind w:left="360"/>
+        <w:rPr>
+          <w:color w:val="FF0000"/>
+        </w:rPr>
+      </w:pPr>
+      <w:r>
+        <w:rPr>
+          <w:color w:val="FF0000"/>
+        </w:rPr>
+        <w:t xml:space="preserve">&lt;input type="text" name="data[entidad][CIF_DNI]" class="form-control" id="floatingInput" placeholder="CIF_DNI" value="&lt;?=(isset($entidad))?$entidad-&gt;getCIF_DNI():''?&gt;" </w:t>
+      </w:r>
+      <w:r>
+        <w:rPr>
+          <w:color w:val="538135" w:themeColor="accent6" w:themeShade="BF"/>
+        </w:rPr>
+        <w:t>required</w:t>
+      </w:r>
+      <w:r>
+        <w:rPr>
+          <w:color w:val="FF0000"/>
+        </w:rPr>
+        <w:t>&gt;</w:t>
+      </w:r>
+    </w:p>
+    <w:p>
+      <w:pPr>
+        <w:rPr>
+          <w:b/>
+          <w:bCs/>
+        </w:rPr>
+      </w:pPr>
+      <w:r>
+        <w:rPr>
+          <w:b/>
+          <w:bCs/>
+        </w:rPr>
+        <w:lastRenderedPageBreak/>
+        <w:t>2</w:t>
+      </w:r>
+      <w:r>
+        <w:rPr>
+          <w:b/>
+          <w:bCs/>
+        </w:rPr>
+        <w:t>.</w:t>
+      </w:r>
+      <w:r>
+        <w:rPr>
+          <w:b/>
+          <w:bCs/>
+        </w:rPr>
+        <w:t xml:space="preserve"> Usando Java Script</w:t>
+      </w:r>
+    </w:p>
+    <w:p>
+      <w:pPr>
+        <w:ind w:left="360"/>
+      </w:pPr>
+      <w:r>
+        <w:t>Añadir este codigo al final del formulario justo despues de &lt;/form&gt;</w:t>
+      </w:r>
+      <w:r>
+        <w:t xml:space="preserve"> (se ejecuta en el navegador porque JS si se puede ejecutar)</w:t>
+      </w:r>
+    </w:p>
+    <w:p>
+      <w:pPr>
+        <w:pStyle w:val="Sinespaciado"/>
+        <w:ind w:left="708"/>
+        <w:rPr>
+          <w:color w:val="EE0000"/>
+        </w:rPr>
+      </w:pPr>
+      <w:r>
+        <w:rPr>
+          <w:color w:val="EE0000"/>
+        </w:rPr>
+        <w:t>&lt;script&gt;</w:t>
+      </w:r>
+    </w:p>
+    <w:p>
+      <w:pPr>
+        <w:pStyle w:val="Sinespaciado"/>
+        <w:ind w:left="708"/>
+        <w:rPr>
+          <w:color w:val="EE0000"/>
+        </w:rPr>
+      </w:pPr>
+      <w:r>
+        <w:rPr>
+          <w:color w:val="EE0000"/>
+        </w:rPr>
+        <w:t>document.addEventListener("DOMContentLoaded", function() {</w:t>
+      </w:r>
+    </w:p>
+    <w:p>
+      <w:pPr>
+        <w:pStyle w:val="Sinespaciado"/>
+        <w:ind w:left="708"/>
+        <w:rPr>
+          <w:color w:val="EE0000"/>
+        </w:rPr>
+      </w:pPr>
+      <w:r>
+        <w:rPr>
+          <w:color w:val="EE0000"/>
+        </w:rPr>
+        <w:t>    const form = document.querySelector("form");</w:t>
+      </w:r>
+    </w:p>
+    <w:p>
+      <w:pPr>
+        <w:pStyle w:val="Sinespaciado"/>
+        <w:ind w:left="708"/>
+        <w:rPr>
+          <w:color w:val="EE0000"/>
+        </w:rPr>
+      </w:pPr>
+      <w:r>
+        <w:rPr>
+          <w:color w:val="EE0000"/>
+        </w:rPr>
+        <w:t>    form.addEventListener("submit", function(e) {</w:t>
+      </w:r>
+    </w:p>
+    <w:p>
+      <w:pPr>
+        <w:pStyle w:val="Sinespaciado"/>
+        <w:ind w:left="708"/>
+        <w:rPr>
+          <w:color w:val="EE0000"/>
+        </w:rPr>
+      </w:pPr>
+      <w:r>
+        <w:rPr>
+          <w:color w:val="EE0000"/>
+        </w:rPr>
+        <w:t>        const nombreInput = form.querySelector('input[name="data[entidad][Nombre]"]');</w:t>
+      </w:r>
+    </w:p>
+    <w:p>
+      <w:pPr>
+        <w:pStyle w:val="Sinespaciado"/>
+        <w:ind w:left="708"/>
+        <w:rPr>
+          <w:color w:val="EE0000"/>
+        </w:rPr>
+      </w:pPr>
+      <w:r>
+        <w:rPr>
+          <w:color w:val="EE0000"/>
+        </w:rPr>
+        <w:t>        if (nombreInput.value.trim() === "") {</w:t>
+      </w:r>
+    </w:p>
+    <w:p>
+      <w:pPr>
+        <w:pStyle w:val="Sinespaciado"/>
+        <w:ind w:left="708"/>
+        <w:rPr>
+          <w:color w:val="EE0000"/>
+        </w:rPr>
+      </w:pPr>
+      <w:r>
+        <w:rPr>
+          <w:color w:val="EE0000"/>
+        </w:rPr>
+        <w:t>            alert("El campo Nombre no puede estar vacío.");</w:t>
+      </w:r>
+    </w:p>
+    <w:p>
+      <w:pPr>
+        <w:pStyle w:val="Sinespaciado"/>
+        <w:ind w:left="708"/>
+        <w:rPr>
+          <w:color w:val="EE0000"/>
+        </w:rPr>
+      </w:pPr>
+      <w:r>
+        <w:rPr>
+          <w:color w:val="EE0000"/>
+        </w:rPr>
+        <w:t>            nombreInput.focus();</w:t>
+      </w:r>
+    </w:p>
+    <w:p>
+      <w:pPr>
+        <w:pStyle w:val="Sinespaciado"/>
+        <w:ind w:left="708"/>
+        <w:rPr>
+          <w:color w:val="EE0000"/>
+        </w:rPr>
+      </w:pPr>
+      <w:r>
+        <w:rPr>
+          <w:color w:val="EE0000"/>
+        </w:rPr>
+        <w:t>            e.preventDefault();</w:t>
+      </w:r>
+    </w:p>
+    <w:p>
+      <w:pPr>
+        <w:pStyle w:val="Sinespaciado"/>
+        <w:ind w:left="708"/>
+        <w:rPr>
+          <w:color w:val="EE0000"/>
+        </w:rPr>
+      </w:pPr>
+      <w:r>
+        <w:rPr>
+          <w:color w:val="EE0000"/>
+        </w:rPr>
+        <w:t>        }</w:t>
+      </w:r>
+    </w:p>
+    <w:p>
+      <w:pPr>
+        <w:pStyle w:val="Sinespaciado"/>
+        <w:ind w:left="708"/>
+        <w:rPr>
+          <w:color w:val="EE0000"/>
+        </w:rPr>
+      </w:pPr>
+      <w:r>
+        <w:rPr>
+          <w:color w:val="EE0000"/>
+        </w:rPr>
+        <w:t>    });</w:t>
+      </w:r>
+    </w:p>
+    <w:p>
+      <w:pPr>
+        <w:pStyle w:val="Sinespaciado"/>
+        <w:ind w:left="708"/>
+        <w:rPr>
+          <w:color w:val="EE0000"/>
+        </w:rPr>
+      </w:pPr>
+      <w:r>
+        <w:rPr>
+          <w:color w:val="EE0000"/>
+        </w:rPr>
+        <w:t>});</w:t>
+      </w:r>
+    </w:p>
+    <w:p>
+      <w:pPr>
+        <w:pStyle w:val="Sinespaciado"/>
+        <w:ind w:left="708"/>
+        <w:rPr>
+          <w:color w:val="EE0000"/>
+        </w:rPr>
+      </w:pPr>
+      <w:r>
+        <w:rPr>
+          <w:color w:val="EE0000"/>
+        </w:rPr>
+        <w:t>&lt;/script&gt;</w:t>
+      </w:r>
+    </w:p>
+    <w:p>
+      <w:pPr>
+        <w:rPr>
+          <w:color w:val="FF0000"/>
+        </w:rPr>
+      </w:pPr>
+      <w:r>
+        <w:t>Mostrara una ventana emergente</w:t>
+      </w:r>
+      <w:r>
+        <w:rPr>
+          <w:color w:val="FF0000"/>
+        </w:rPr>
+        <w:t>.</w:t>
+      </w:r>
+    </w:p>
+    <w:p>
+      <w:pPr>
+        <w:rPr>
+          <w:b/>
+          <w:bCs/>
+          <w:color w:val="FF0000"/>
+        </w:rPr>
+      </w:pPr>
+      <w:r>
+        <w:rPr>
+          <w:b/>
+          <w:bCs/>
+        </w:rPr>
+        <w:t>3</w:t>
+      </w:r>
+      <w:r>
+        <w:rPr>
+          <w:b/>
+          <w:bCs/>
+        </w:rPr>
+        <w:t>.</w:t>
+      </w:r>
+      <w:r>
+        <w:rPr>
+          <w:b/>
+          <w:bCs/>
+        </w:rPr>
+        <w:t xml:space="preserve"> Usando JS pero sin que salga la ventana emergente</w:t>
+      </w:r>
+      <w:r>
+        <w:rPr>
+          <w:b/>
+          <w:bCs/>
+          <w:color w:val="FF0000"/>
+        </w:rPr>
+        <w:t xml:space="preserve">: </w:t>
+      </w:r>
+    </w:p>
+    <w:p>
+      <w:r>
+        <w:t>Añadir este codigo al final del formulario justo despues de &lt;/form&gt;</w:t>
+      </w:r>
+      <w:r>
+        <w:t xml:space="preserve"> (se ejecuta en el navegador porque JS si se puede ejecutar)</w:t>
+      </w:r>
+    </w:p>
+    <w:p>
+      <w:pPr>
+        <w:pStyle w:val="Sinespaciado"/>
+        <w:ind w:left="708"/>
+        <w:rPr>
+          <w:color w:val="EE0000"/>
+        </w:rPr>
+      </w:pPr>
+      <w:r>
+        <w:rPr>
+          <w:color w:val="EE0000"/>
+        </w:rPr>
+        <w:t>&lt;script&gt;</w:t>
+      </w:r>
+    </w:p>
+    <w:p>
+      <w:pPr>
+        <w:pStyle w:val="Sinespaciado"/>
+        <w:ind w:left="708"/>
+        <w:rPr>
+          <w:color w:val="EE0000"/>
+        </w:rPr>
+      </w:pPr>
+      <w:r>
+        <w:rPr>
+          <w:color w:val="EE0000"/>
+        </w:rPr>
+        <w:t>document.addEventListener("DOMContentLoaded", function() {</w:t>
+      </w:r>
+    </w:p>
+    <w:p>
+      <w:pPr>
+        <w:pStyle w:val="Sinespaciado"/>
+        <w:ind w:left="708"/>
+        <w:rPr>
+          <w:color w:val="EE0000"/>
+        </w:rPr>
+      </w:pPr>
+      <w:r>
+        <w:rPr>
+          <w:color w:val="EE0000"/>
+        </w:rPr>
+        <w:t xml:space="preserve">    const form = document.querySelector("form");</w:t>
+      </w:r>
+    </w:p>
+    <w:p>
+      <w:pPr>
+        <w:pStyle w:val="Sinespaciado"/>
+        <w:ind w:left="708"/>
+        <w:rPr>
+          <w:color w:val="EE0000"/>
+        </w:rPr>
+      </w:pPr>
+      <w:r>
+        <w:rPr>
+          <w:color w:val="EE0000"/>
+        </w:rPr>
+        <w:t xml:space="preserve">    const errorBox = document.getElementById("error-message");</w:t>
+      </w:r>
+    </w:p>
+    <w:p>
+      <w:pPr>
+        <w:pStyle w:val="Sinespaciado"/>
+        <w:ind w:left="708"/>
+        <w:rPr>
+          <w:color w:val="EE0000"/>
+        </w:rPr>
+      </w:pPr>
+    </w:p>
+    <w:p>
+      <w:pPr>
+        <w:pStyle w:val="Sinespaciado"/>
+        <w:ind w:left="708"/>
+        <w:rPr>
+          <w:color w:val="EE0000"/>
+        </w:rPr>
+      </w:pPr>
+      <w:r>
+        <w:rPr>
+          <w:color w:val="EE0000"/>
+        </w:rPr>
+        <w:t xml:space="preserve">    form.addEventListener("submit", function(e) {</w:t>
+      </w:r>
+    </w:p>
+    <w:p>
+      <w:pPr>
+        <w:pStyle w:val="Sinespaciado"/>
+        <w:ind w:left="708"/>
+        <w:rPr>
+          <w:color w:val="EE0000"/>
+        </w:rPr>
+      </w:pPr>
+      <w:r>
+        <w:rPr>
+          <w:color w:val="EE0000"/>
+        </w:rPr>
+        <w:t xml:space="preserve">        const nombreInput = form.querySelector('input[name="data[entidad][Nombre]"]');</w:t>
+      </w:r>
+    </w:p>
+    <w:p>
+      <w:pPr>
+        <w:pStyle w:val="Sinespaciado"/>
+        <w:ind w:left="708"/>
+        <w:rPr>
+          <w:color w:val="EE0000"/>
+        </w:rPr>
+      </w:pPr>
+      <w:r>
+        <w:rPr>
+          <w:color w:val="EE0000"/>
+        </w:rPr>
+        <w:t xml:space="preserve">        if (nombreInput.value.trim() === "") {</w:t>
+      </w:r>
+    </w:p>
+    <w:p>
+      <w:pPr>
+        <w:pStyle w:val="Sinespaciado"/>
+        <w:ind w:left="708"/>
+        <w:rPr>
+          <w:color w:val="EE0000"/>
+        </w:rPr>
+      </w:pPr>
+      <w:r>
+        <w:rPr>
+          <w:color w:val="EE0000"/>
+        </w:rPr>
+        <w:t xml:space="preserve">            e.preventDefault();</w:t>
+      </w:r>
+    </w:p>
+    <w:p>
+      <w:pPr>
+        <w:pStyle w:val="Sinespaciado"/>
+        <w:ind w:left="708"/>
+        <w:rPr>
+          <w:color w:val="EE0000"/>
+        </w:rPr>
+      </w:pPr>
+    </w:p>
+    <w:p>
+      <w:pPr>
+        <w:pStyle w:val="Sinespaciado"/>
+        <w:ind w:left="708"/>
+        <w:rPr>
+          <w:color w:val="EE0000"/>
+        </w:rPr>
+      </w:pPr>
+      <w:r>
+        <w:rPr>
+          <w:color w:val="EE0000"/>
+        </w:rPr>
+        <w:t xml:space="preserve">            errorBox.textContent = "El campo Nombre no puede estar vacío.";</w:t>
+      </w:r>
+    </w:p>
+    <w:p>
+      <w:pPr>
+        <w:pStyle w:val="Sinespaciado"/>
+        <w:ind w:left="708"/>
+        <w:rPr>
+          <w:color w:val="EE0000"/>
+        </w:rPr>
+      </w:pPr>
+      <w:r>
+        <w:rPr>
+          <w:color w:val="EE0000"/>
+        </w:rPr>
+        <w:t xml:space="preserve">            errorBox.classList.remove("d-none");</w:t>
+      </w:r>
+    </w:p>
+    <w:p>
+      <w:pPr>
+        <w:pStyle w:val="Sinespaciado"/>
+        <w:ind w:left="708"/>
+        <w:rPr>
+          <w:color w:val="EE0000"/>
+        </w:rPr>
+      </w:pPr>
+      <w:r>
+        <w:rPr>
+          <w:color w:val="EE0000"/>
+        </w:rPr>
+        <w:t xml:space="preserve">            nombreInput.focus();</w:t>
+      </w:r>
+    </w:p>
+    <w:p>
+      <w:pPr>
+        <w:pStyle w:val="Sinespaciado"/>
+        <w:ind w:left="708"/>
+        <w:rPr>
+          <w:color w:val="EE0000"/>
+        </w:rPr>
+      </w:pPr>
+      <w:r>
+        <w:rPr>
+          <w:color w:val="EE0000"/>
+        </w:rPr>
+        <w:t xml:space="preserve">        } else {</w:t>
+      </w:r>
+    </w:p>
+    <w:p>
+      <w:pPr>
+        <w:pStyle w:val="Sinespaciado"/>
+        <w:ind w:left="708"/>
+        <w:rPr>
+          <w:color w:val="EE0000"/>
+        </w:rPr>
+      </w:pPr>
+      <w:r>
+        <w:rPr>
+          <w:color w:val="EE0000"/>
+        </w:rPr>
+        <w:t xml:space="preserve">            // Ocultar mensaje si todo está bien</w:t>
+      </w:r>
+    </w:p>
+    <w:p>
+      <w:pPr>
+        <w:pStyle w:val="Sinespaciado"/>
+        <w:ind w:left="708"/>
+        <w:rPr>
+          <w:color w:val="EE0000"/>
+        </w:rPr>
+      </w:pPr>
+      <w:r>
+        <w:rPr>
+          <w:color w:val="EE0000"/>
+        </w:rPr>
+        <w:lastRenderedPageBreak/>
+        <w:t xml:space="preserve">            errorBox.classList.add("d-none");</w:t>
+      </w:r>
+    </w:p>
+    <w:p>
+      <w:pPr>
+        <w:pStyle w:val="Sinespaciado"/>
+        <w:ind w:left="708"/>
+        <w:rPr>
+          <w:color w:val="EE0000"/>
+        </w:rPr>
+      </w:pPr>
+      <w:r>
+        <w:rPr>
+          <w:color w:val="EE0000"/>
+        </w:rPr>
+        <w:t xml:space="preserve">        }</w:t>
+      </w:r>
+    </w:p>
+    <w:p>
+      <w:pPr>
+        <w:pStyle w:val="Sinespaciado"/>
+        <w:ind w:left="708"/>
+        <w:rPr>
+          <w:color w:val="EE0000"/>
+        </w:rPr>
+      </w:pPr>
+      <w:r>
+        <w:rPr>
+          <w:color w:val="EE0000"/>
+        </w:rPr>
+        <w:t xml:space="preserve">    });</w:t>
+      </w:r>
+    </w:p>
+    <w:p>
+      <w:pPr>
+        <w:pStyle w:val="Sinespaciado"/>
+        <w:ind w:left="708"/>
+        <w:rPr>
+          <w:color w:val="EE0000"/>
+        </w:rPr>
+      </w:pPr>
+      <w:r>
+        <w:rPr>
+          <w:color w:val="EE0000"/>
+        </w:rPr>
+        <w:t>});</w:t>
+      </w:r>
+    </w:p>
+    <w:p>
+      <w:pPr>
+        <w:pStyle w:val="Sinespaciado"/>
+        <w:ind w:left="708"/>
+        <w:rPr>
+          <w:color w:val="EE0000"/>
+        </w:rPr>
+      </w:pPr>
+      <w:r>
+        <w:rPr>
+          <w:color w:val="EE0000"/>
+        </w:rPr>
+        <w:t>&lt;/script&gt;</w:t>
+      </w:r>
+    </w:p>
+    <w:p>
+      <w:pPr>
+        <w:pStyle w:val="Sinespaciado"/>
+      </w:pPr>
+      <w:r>
+        <w:t>Y añadir esto justo antes del formulario antes del &lt;from&gt;</w:t>
+      </w:r>
+      <w:r>
+        <w:t>:</w:t>
+      </w:r>
+    </w:p>
+    <w:p>
+      <w:pPr>
+        <w:pStyle w:val="Sinespaciado"/>
+        <w:rPr>
+          <w:color w:val="EE0000"/>
+        </w:rPr>
+      </w:pPr>
+      <w:r>
+        <w:rPr>
+          <w:color w:val="EE0000"/>
+        </w:rPr>
+        <w:t>&lt;div id="error-message" class="alert alert-danger d-none" role="alert"&gt;&lt;/div&gt;</w:t>
+      </w:r>
+    </w:p>
+    <w:p>
+      <w:pPr>
+        <w:ind w:left="360"/>
+      </w:pPr>
+    </w:p>
     <w:p>
       <w:r>
         <w:t xml:space="preserve"> </w:t>
@@ -6594,9 +8653,9 @@
 <file path=word/numbering.xml><?xml version="1.0" encoding="utf-8"?>
 <w:numbering xmlns:wpc="http://schemas.microsoft.com/office/word/2010/wordprocessingCanvas" xmlns:cx="http://schemas.microsoft.com/office/drawing/2014/chartex" xmlns:cx1="http://schemas.microsoft.com/office/drawing/2015/9/8/chartex" xmlns:cx2="http://schemas.microsoft.com/office/drawing/2015/10/21/chartex" xmlns:cx3="http://schemas.microsoft.com/office/drawing/2016/5/9/chartex" xmlns:cx4="http://schemas.microsoft.com/office/drawing/2016/5/10/chartex" xmlns:cx5="http://schemas.microsoft.com/office/drawing/2016/5/11/chartex" xmlns:cx6="http://schemas.microsoft.com/office/drawing/2016/5/12/chartex" xmlns:cx7="http://schemas.microsoft.com/office/drawing/2016/5/13/chartex" xmlns:cx8="http://schemas.microsoft.com/office/drawing/2016/5/14/chartex" xmlns:mc="http://schemas.openxmlformats.org/markup-compatibility/2006" xmlns:aink="http://schemas.microsoft.com/office/drawing/2016/ink" xmlns:am3d="http://schemas.microsoft.com/office/drawing/2017/model3d" xmlns:o="urn:schemas-microsoft-com:office:office" xmlns:oel="http://schemas.microsoft.com/office/2019/extlst" xmlns:r="http://schemas.openxmlformats.org/officeDocument/2006/relationships" xmlns:m="http://schemas.openxmlformats.org/officeDocument/2006/math" xmlns:v="urn:schemas-microsoft-com:vml" xmlns:wp14="http://schemas.microsoft.com/office/word/2010/wordprocessingDrawing" xmlns:wp="http://schemas.openxmlformats.org/drawingml/2006/wordprocessingDrawing" xmlns:w10="urn:schemas-microsoft-com:office:word" xmlns:w="http://schemas.openxmlformats.org/wordprocessingml/2006/main" xmlns:w14="http://schemas.microsoft.com/office/word/2010/wordml" xmlns:w15="http://schemas.microsoft.com/office/word/2012/wordml" xmlns:w16cex="http://schemas.microsoft.com/office/word/2018/wordml/cex" xmlns:w16cid="http://schemas.microsoft.com/office/word/2016/wordml/cid" xmlns:w16="http://schemas.microsoft.com/office/word/2018/wordml" xmlns:w16du="http://schemas.microsoft.com/office/word/2023/wordml/word16du" xmlns:w16sdtdh="http://schemas.microsoft.com/office/word/2020/wordml/sdtdatahash" xmlns:w16sdtfl="http://schemas.microsoft.com/office/word/2024/wordml/sdtformatlock" xmlns:w16se="http://schemas.microsoft.com/office/word/2015/wordml/symex" xmlns:wpg="http://schemas.microsoft.com/office/word/2010/wordprocessingGroup" xmlns:wpi="http://schemas.microsoft.com/office/word/2010/wordprocessingInk" xmlns:wne="http://schemas.microsoft.com/office/word/2006/wordml" xmlns:wps="http://schemas.microsoft.com/office/word/2010/wordprocessingShape" mc:Ignorable="w14 w15 w16se w16cid w16 w16cex w16sdtdh w16sdtfl w16du wp14">
   <w:abstractNum w:abstractNumId="0" w15:restartNumberingAfterBreak="0">
-    <w:nsid w:val="100B22EF"/>
+    <w:nsid w:val="0E5B7748"/>
     <w:multiLevelType w:val="multilevel"/>
-    <w:tmpl w:val="FFFFFFFF"/>
+    <w:tmpl w:val="28965F00"/>
     <w:lvl w:ilvl="0">
       <w:start w:val="1"/>
       <w:numFmt w:val="bullet"/>
@@ -6743,9 +8802,9 @@
     </w:lvl>
   </w:abstractNum>
   <w:abstractNum w:abstractNumId="1" w15:restartNumberingAfterBreak="0">
-    <w:nsid w:val="6DBD3631"/>
+    <w:nsid w:val="100B22EF"/>
     <w:multiLevelType w:val="multilevel"/>
-    <w:tmpl w:val="62ACF0FE"/>
+    <w:tmpl w:val="FFFFFFFF"/>
     <w:lvl w:ilvl="0">
       <w:start w:val="1"/>
       <w:numFmt w:val="bullet"/>
@@ -6892,9 +8951,9 @@
     </w:lvl>
   </w:abstractNum>
   <w:abstractNum w:abstractNumId="2" w15:restartNumberingAfterBreak="0">
-    <w:nsid w:val="6E1F78C9"/>
+    <w:nsid w:val="13B705ED"/>
     <w:multiLevelType w:val="multilevel"/>
-    <w:tmpl w:val="2B5609A0"/>
+    <w:tmpl w:val="28965F00"/>
     <w:lvl w:ilvl="0">
       <w:start w:val="1"/>
       <w:numFmt w:val="bullet"/>
@@ -7040,14 +9099,770 @@
       </w:rPr>
     </w:lvl>
   </w:abstractNum>
+  <w:abstractNum w:abstractNumId="3" w15:restartNumberingAfterBreak="0">
+    <w:nsid w:val="23855272"/>
+    <w:multiLevelType w:val="hybridMultilevel"/>
+    <w:tmpl w:val="2EAAB886"/>
+    <w:lvl w:ilvl="0" w:tplc="0C0A0001">
+      <w:start w:val="1"/>
+      <w:numFmt w:val="bullet"/>
+      <w:lvlText w:val=""/>
+      <w:lvlJc w:val="left"/>
+      <w:pPr>
+        <w:ind w:left="720" w:hanging="360"/>
+      </w:pPr>
+      <w:rPr>
+        <w:rFonts w:ascii="Symbol" w:hAnsi="Symbol" w:hint="default"/>
+      </w:rPr>
+    </w:lvl>
+    <w:lvl w:ilvl="1" w:tplc="0C0A0003" w:tentative="1">
+      <w:start w:val="1"/>
+      <w:numFmt w:val="bullet"/>
+      <w:lvlText w:val="o"/>
+      <w:lvlJc w:val="left"/>
+      <w:pPr>
+        <w:ind w:left="1440" w:hanging="360"/>
+      </w:pPr>
+      <w:rPr>
+        <w:rFonts w:ascii="Courier New" w:hAnsi="Courier New" w:cs="Courier New" w:hint="default"/>
+      </w:rPr>
+    </w:lvl>
+    <w:lvl w:ilvl="2" w:tplc="0C0A0005" w:tentative="1">
+      <w:start w:val="1"/>
+      <w:numFmt w:val="bullet"/>
+      <w:lvlText w:val=""/>
+      <w:lvlJc w:val="left"/>
+      <w:pPr>
+        <w:ind w:left="2160" w:hanging="360"/>
+      </w:pPr>
+      <w:rPr>
+        <w:rFonts w:ascii="Wingdings" w:hAnsi="Wingdings" w:hint="default"/>
+      </w:rPr>
+    </w:lvl>
+    <w:lvl w:ilvl="3" w:tplc="0C0A0001" w:tentative="1">
+      <w:start w:val="1"/>
+      <w:numFmt w:val="bullet"/>
+      <w:lvlText w:val=""/>
+      <w:lvlJc w:val="left"/>
+      <w:pPr>
+        <w:ind w:left="2880" w:hanging="360"/>
+      </w:pPr>
+      <w:rPr>
+        <w:rFonts w:ascii="Symbol" w:hAnsi="Symbol" w:hint="default"/>
+      </w:rPr>
+    </w:lvl>
+    <w:lvl w:ilvl="4" w:tplc="0C0A0003" w:tentative="1">
+      <w:start w:val="1"/>
+      <w:numFmt w:val="bullet"/>
+      <w:lvlText w:val="o"/>
+      <w:lvlJc w:val="left"/>
+      <w:pPr>
+        <w:ind w:left="3600" w:hanging="360"/>
+      </w:pPr>
+      <w:rPr>
+        <w:rFonts w:ascii="Courier New" w:hAnsi="Courier New" w:cs="Courier New" w:hint="default"/>
+      </w:rPr>
+    </w:lvl>
+    <w:lvl w:ilvl="5" w:tplc="0C0A0005" w:tentative="1">
+      <w:start w:val="1"/>
+      <w:numFmt w:val="bullet"/>
+      <w:lvlText w:val=""/>
+      <w:lvlJc w:val="left"/>
+      <w:pPr>
+        <w:ind w:left="4320" w:hanging="360"/>
+      </w:pPr>
+      <w:rPr>
+        <w:rFonts w:ascii="Wingdings" w:hAnsi="Wingdings" w:hint="default"/>
+      </w:rPr>
+    </w:lvl>
+    <w:lvl w:ilvl="6" w:tplc="0C0A0001" w:tentative="1">
+      <w:start w:val="1"/>
+      <w:numFmt w:val="bullet"/>
+      <w:lvlText w:val=""/>
+      <w:lvlJc w:val="left"/>
+      <w:pPr>
+        <w:ind w:left="5040" w:hanging="360"/>
+      </w:pPr>
+      <w:rPr>
+        <w:rFonts w:ascii="Symbol" w:hAnsi="Symbol" w:hint="default"/>
+      </w:rPr>
+    </w:lvl>
+    <w:lvl w:ilvl="7" w:tplc="0C0A0003" w:tentative="1">
+      <w:start w:val="1"/>
+      <w:numFmt w:val="bullet"/>
+      <w:lvlText w:val="o"/>
+      <w:lvlJc w:val="left"/>
+      <w:pPr>
+        <w:ind w:left="5760" w:hanging="360"/>
+      </w:pPr>
+      <w:rPr>
+        <w:rFonts w:ascii="Courier New" w:hAnsi="Courier New" w:cs="Courier New" w:hint="default"/>
+      </w:rPr>
+    </w:lvl>
+    <w:lvl w:ilvl="8" w:tplc="0C0A0005" w:tentative="1">
+      <w:start w:val="1"/>
+      <w:numFmt w:val="bullet"/>
+      <w:lvlText w:val=""/>
+      <w:lvlJc w:val="left"/>
+      <w:pPr>
+        <w:ind w:left="6480" w:hanging="360"/>
+      </w:pPr>
+      <w:rPr>
+        <w:rFonts w:ascii="Wingdings" w:hAnsi="Wingdings" w:hint="default"/>
+      </w:rPr>
+    </w:lvl>
+  </w:abstractNum>
+  <w:abstractNum w:abstractNumId="4" w15:restartNumberingAfterBreak="0">
+    <w:nsid w:val="2EFB02CA"/>
+    <w:multiLevelType w:val="hybridMultilevel"/>
+    <w:tmpl w:val="4E687C9E"/>
+    <w:lvl w:ilvl="0" w:tplc="0C0A000F">
+      <w:start w:val="1"/>
+      <w:numFmt w:val="decimal"/>
+      <w:lvlText w:val="%1."/>
+      <w:lvlJc w:val="left"/>
+      <w:pPr>
+        <w:ind w:left="360" w:hanging="360"/>
+      </w:pPr>
+      <w:rPr>
+        <w:rFonts w:hint="default"/>
+      </w:rPr>
+    </w:lvl>
+    <w:lvl w:ilvl="1" w:tplc="0C0A0019" w:tentative="1">
+      <w:start w:val="1"/>
+      <w:numFmt w:val="lowerLetter"/>
+      <w:lvlText w:val="%2."/>
+      <w:lvlJc w:val="left"/>
+      <w:pPr>
+        <w:ind w:left="1080" w:hanging="360"/>
+      </w:pPr>
+    </w:lvl>
+    <w:lvl w:ilvl="2" w:tplc="0C0A001B" w:tentative="1">
+      <w:start w:val="1"/>
+      <w:numFmt w:val="lowerRoman"/>
+      <w:lvlText w:val="%3."/>
+      <w:lvlJc w:val="right"/>
+      <w:pPr>
+        <w:ind w:left="1800" w:hanging="180"/>
+      </w:pPr>
+    </w:lvl>
+    <w:lvl w:ilvl="3" w:tplc="0C0A000F" w:tentative="1">
+      <w:start w:val="1"/>
+      <w:numFmt w:val="decimal"/>
+      <w:lvlText w:val="%4."/>
+      <w:lvlJc w:val="left"/>
+      <w:pPr>
+        <w:ind w:left="2520" w:hanging="360"/>
+      </w:pPr>
+    </w:lvl>
+    <w:lvl w:ilvl="4" w:tplc="0C0A0019" w:tentative="1">
+      <w:start w:val="1"/>
+      <w:numFmt w:val="lowerLetter"/>
+      <w:lvlText w:val="%5."/>
+      <w:lvlJc w:val="left"/>
+      <w:pPr>
+        <w:ind w:left="3240" w:hanging="360"/>
+      </w:pPr>
+    </w:lvl>
+    <w:lvl w:ilvl="5" w:tplc="0C0A001B" w:tentative="1">
+      <w:start w:val="1"/>
+      <w:numFmt w:val="lowerRoman"/>
+      <w:lvlText w:val="%6."/>
+      <w:lvlJc w:val="right"/>
+      <w:pPr>
+        <w:ind w:left="3960" w:hanging="180"/>
+      </w:pPr>
+    </w:lvl>
+    <w:lvl w:ilvl="6" w:tplc="0C0A000F" w:tentative="1">
+      <w:start w:val="1"/>
+      <w:numFmt w:val="decimal"/>
+      <w:lvlText w:val="%7."/>
+      <w:lvlJc w:val="left"/>
+      <w:pPr>
+        <w:ind w:left="4680" w:hanging="360"/>
+      </w:pPr>
+    </w:lvl>
+    <w:lvl w:ilvl="7" w:tplc="0C0A0019" w:tentative="1">
+      <w:start w:val="1"/>
+      <w:numFmt w:val="lowerLetter"/>
+      <w:lvlText w:val="%8."/>
+      <w:lvlJc w:val="left"/>
+      <w:pPr>
+        <w:ind w:left="5400" w:hanging="360"/>
+      </w:pPr>
+    </w:lvl>
+    <w:lvl w:ilvl="8" w:tplc="0C0A001B" w:tentative="1">
+      <w:start w:val="1"/>
+      <w:numFmt w:val="lowerRoman"/>
+      <w:lvlText w:val="%9."/>
+      <w:lvlJc w:val="right"/>
+      <w:pPr>
+        <w:ind w:left="6120" w:hanging="180"/>
+      </w:pPr>
+    </w:lvl>
+  </w:abstractNum>
+  <w:abstractNum w:abstractNumId="5" w15:restartNumberingAfterBreak="0">
+    <w:nsid w:val="3F4D3A17"/>
+    <w:multiLevelType w:val="hybridMultilevel"/>
+    <w:tmpl w:val="52B8E63E"/>
+    <w:lvl w:ilvl="0" w:tplc="0C0A0015">
+      <w:start w:val="1"/>
+      <w:numFmt w:val="upperLetter"/>
+      <w:lvlText w:val="%1."/>
+      <w:lvlJc w:val="left"/>
+      <w:pPr>
+        <w:ind w:left="720" w:hanging="360"/>
+      </w:pPr>
+      <w:rPr>
+        <w:rFonts w:hint="default"/>
+      </w:rPr>
+    </w:lvl>
+    <w:lvl w:ilvl="1" w:tplc="0C0A0019" w:tentative="1">
+      <w:start w:val="1"/>
+      <w:numFmt w:val="lowerLetter"/>
+      <w:lvlText w:val="%2."/>
+      <w:lvlJc w:val="left"/>
+      <w:pPr>
+        <w:ind w:left="1440" w:hanging="360"/>
+      </w:pPr>
+    </w:lvl>
+    <w:lvl w:ilvl="2" w:tplc="0C0A001B" w:tentative="1">
+      <w:start w:val="1"/>
+      <w:numFmt w:val="lowerRoman"/>
+      <w:lvlText w:val="%3."/>
+      <w:lvlJc w:val="right"/>
+      <w:pPr>
+        <w:ind w:left="2160" w:hanging="180"/>
+      </w:pPr>
+    </w:lvl>
+    <w:lvl w:ilvl="3" w:tplc="0C0A000F" w:tentative="1">
+      <w:start w:val="1"/>
+      <w:numFmt w:val="decimal"/>
+      <w:lvlText w:val="%4."/>
+      <w:lvlJc w:val="left"/>
+      <w:pPr>
+        <w:ind w:left="2880" w:hanging="360"/>
+      </w:pPr>
+    </w:lvl>
+    <w:lvl w:ilvl="4" w:tplc="0C0A0019" w:tentative="1">
+      <w:start w:val="1"/>
+      <w:numFmt w:val="lowerLetter"/>
+      <w:lvlText w:val="%5."/>
+      <w:lvlJc w:val="left"/>
+      <w:pPr>
+        <w:ind w:left="3600" w:hanging="360"/>
+      </w:pPr>
+    </w:lvl>
+    <w:lvl w:ilvl="5" w:tplc="0C0A001B" w:tentative="1">
+      <w:start w:val="1"/>
+      <w:numFmt w:val="lowerRoman"/>
+      <w:lvlText w:val="%6."/>
+      <w:lvlJc w:val="right"/>
+      <w:pPr>
+        <w:ind w:left="4320" w:hanging="180"/>
+      </w:pPr>
+    </w:lvl>
+    <w:lvl w:ilvl="6" w:tplc="0C0A000F" w:tentative="1">
+      <w:start w:val="1"/>
+      <w:numFmt w:val="decimal"/>
+      <w:lvlText w:val="%7."/>
+      <w:lvlJc w:val="left"/>
+      <w:pPr>
+        <w:ind w:left="5040" w:hanging="360"/>
+      </w:pPr>
+    </w:lvl>
+    <w:lvl w:ilvl="7" w:tplc="0C0A0019" w:tentative="1">
+      <w:start w:val="1"/>
+      <w:numFmt w:val="lowerLetter"/>
+      <w:lvlText w:val="%8."/>
+      <w:lvlJc w:val="left"/>
+      <w:pPr>
+        <w:ind w:left="5760" w:hanging="360"/>
+      </w:pPr>
+    </w:lvl>
+    <w:lvl w:ilvl="8" w:tplc="0C0A001B" w:tentative="1">
+      <w:start w:val="1"/>
+      <w:numFmt w:val="lowerRoman"/>
+      <w:lvlText w:val="%9."/>
+      <w:lvlJc w:val="right"/>
+      <w:pPr>
+        <w:ind w:left="6480" w:hanging="180"/>
+      </w:pPr>
+    </w:lvl>
+  </w:abstractNum>
+  <w:abstractNum w:abstractNumId="6" w15:restartNumberingAfterBreak="0">
+    <w:nsid w:val="6DBD3631"/>
+    <w:multiLevelType w:val="multilevel"/>
+    <w:tmpl w:val="62ACF0FE"/>
+    <w:lvl w:ilvl="0">
+      <w:start w:val="1"/>
+      <w:numFmt w:val="bullet"/>
+      <w:lvlText w:val=""/>
+      <w:lvlJc w:val="left"/>
+      <w:pPr>
+        <w:tabs>
+          <w:tab w:val="num" w:pos="720"/>
+        </w:tabs>
+        <w:ind w:left="720" w:hanging="360"/>
+      </w:pPr>
+      <w:rPr>
+        <w:rFonts w:ascii="Symbol" w:hAnsi="Symbol" w:hint="default"/>
+        <w:sz w:val="20"/>
+      </w:rPr>
+    </w:lvl>
+    <w:lvl w:ilvl="1" w:tentative="1">
+      <w:start w:val="1"/>
+      <w:numFmt w:val="bullet"/>
+      <w:lvlText w:val="o"/>
+      <w:lvlJc w:val="left"/>
+      <w:pPr>
+        <w:tabs>
+          <w:tab w:val="num" w:pos="1440"/>
+        </w:tabs>
+        <w:ind w:left="1440" w:hanging="360"/>
+      </w:pPr>
+      <w:rPr>
+        <w:rFonts w:ascii="Courier New" w:hAnsi="Courier New" w:hint="default"/>
+        <w:sz w:val="20"/>
+      </w:rPr>
+    </w:lvl>
+    <w:lvl w:ilvl="2" w:tentative="1">
+      <w:start w:val="1"/>
+      <w:numFmt w:val="bullet"/>
+      <w:lvlText w:val=""/>
+      <w:lvlJc w:val="left"/>
+      <w:pPr>
+        <w:tabs>
+          <w:tab w:val="num" w:pos="2160"/>
+        </w:tabs>
+        <w:ind w:left="2160" w:hanging="360"/>
+      </w:pPr>
+      <w:rPr>
+        <w:rFonts w:ascii="Wingdings" w:hAnsi="Wingdings" w:hint="default"/>
+        <w:sz w:val="20"/>
+      </w:rPr>
+    </w:lvl>
+    <w:lvl w:ilvl="3" w:tentative="1">
+      <w:start w:val="1"/>
+      <w:numFmt w:val="bullet"/>
+      <w:lvlText w:val=""/>
+      <w:lvlJc w:val="left"/>
+      <w:pPr>
+        <w:tabs>
+          <w:tab w:val="num" w:pos="2880"/>
+        </w:tabs>
+        <w:ind w:left="2880" w:hanging="360"/>
+      </w:pPr>
+      <w:rPr>
+        <w:rFonts w:ascii="Wingdings" w:hAnsi="Wingdings" w:hint="default"/>
+        <w:sz w:val="20"/>
+      </w:rPr>
+    </w:lvl>
+    <w:lvl w:ilvl="4" w:tentative="1">
+      <w:start w:val="1"/>
+      <w:numFmt w:val="bullet"/>
+      <w:lvlText w:val=""/>
+      <w:lvlJc w:val="left"/>
+      <w:pPr>
+        <w:tabs>
+          <w:tab w:val="num" w:pos="3600"/>
+        </w:tabs>
+        <w:ind w:left="3600" w:hanging="360"/>
+      </w:pPr>
+      <w:rPr>
+        <w:rFonts w:ascii="Wingdings" w:hAnsi="Wingdings" w:hint="default"/>
+        <w:sz w:val="20"/>
+      </w:rPr>
+    </w:lvl>
+    <w:lvl w:ilvl="5" w:tentative="1">
+      <w:start w:val="1"/>
+      <w:numFmt w:val="bullet"/>
+      <w:lvlText w:val=""/>
+      <w:lvlJc w:val="left"/>
+      <w:pPr>
+        <w:tabs>
+          <w:tab w:val="num" w:pos="4320"/>
+        </w:tabs>
+        <w:ind w:left="4320" w:hanging="360"/>
+      </w:pPr>
+      <w:rPr>
+        <w:rFonts w:ascii="Wingdings" w:hAnsi="Wingdings" w:hint="default"/>
+        <w:sz w:val="20"/>
+      </w:rPr>
+    </w:lvl>
+    <w:lvl w:ilvl="6" w:tentative="1">
+      <w:start w:val="1"/>
+      <w:numFmt w:val="bullet"/>
+      <w:lvlText w:val=""/>
+      <w:lvlJc w:val="left"/>
+      <w:pPr>
+        <w:tabs>
+          <w:tab w:val="num" w:pos="5040"/>
+        </w:tabs>
+        <w:ind w:left="5040" w:hanging="360"/>
+      </w:pPr>
+      <w:rPr>
+        <w:rFonts w:ascii="Wingdings" w:hAnsi="Wingdings" w:hint="default"/>
+        <w:sz w:val="20"/>
+      </w:rPr>
+    </w:lvl>
+    <w:lvl w:ilvl="7" w:tentative="1">
+      <w:start w:val="1"/>
+      <w:numFmt w:val="bullet"/>
+      <w:lvlText w:val=""/>
+      <w:lvlJc w:val="left"/>
+      <w:pPr>
+        <w:tabs>
+          <w:tab w:val="num" w:pos="5760"/>
+        </w:tabs>
+        <w:ind w:left="5760" w:hanging="360"/>
+      </w:pPr>
+      <w:rPr>
+        <w:rFonts w:ascii="Wingdings" w:hAnsi="Wingdings" w:hint="default"/>
+        <w:sz w:val="20"/>
+      </w:rPr>
+    </w:lvl>
+    <w:lvl w:ilvl="8" w:tentative="1">
+      <w:start w:val="1"/>
+      <w:numFmt w:val="bullet"/>
+      <w:lvlText w:val=""/>
+      <w:lvlJc w:val="left"/>
+      <w:pPr>
+        <w:tabs>
+          <w:tab w:val="num" w:pos="6480"/>
+        </w:tabs>
+        <w:ind w:left="6480" w:hanging="360"/>
+      </w:pPr>
+      <w:rPr>
+        <w:rFonts w:ascii="Wingdings" w:hAnsi="Wingdings" w:hint="default"/>
+        <w:sz w:val="20"/>
+      </w:rPr>
+    </w:lvl>
+  </w:abstractNum>
+  <w:abstractNum w:abstractNumId="7" w15:restartNumberingAfterBreak="0">
+    <w:nsid w:val="6E1F78C9"/>
+    <w:multiLevelType w:val="multilevel"/>
+    <w:tmpl w:val="2B5609A0"/>
+    <w:lvl w:ilvl="0">
+      <w:start w:val="1"/>
+      <w:numFmt w:val="bullet"/>
+      <w:lvlText w:val=""/>
+      <w:lvlJc w:val="left"/>
+      <w:pPr>
+        <w:tabs>
+          <w:tab w:val="num" w:pos="720"/>
+        </w:tabs>
+        <w:ind w:left="720" w:hanging="360"/>
+      </w:pPr>
+      <w:rPr>
+        <w:rFonts w:ascii="Symbol" w:hAnsi="Symbol" w:hint="default"/>
+        <w:sz w:val="20"/>
+      </w:rPr>
+    </w:lvl>
+    <w:lvl w:ilvl="1" w:tentative="1">
+      <w:start w:val="1"/>
+      <w:numFmt w:val="bullet"/>
+      <w:lvlText w:val="o"/>
+      <w:lvlJc w:val="left"/>
+      <w:pPr>
+        <w:tabs>
+          <w:tab w:val="num" w:pos="1440"/>
+        </w:tabs>
+        <w:ind w:left="1440" w:hanging="360"/>
+      </w:pPr>
+      <w:rPr>
+        <w:rFonts w:ascii="Courier New" w:hAnsi="Courier New" w:hint="default"/>
+        <w:sz w:val="20"/>
+      </w:rPr>
+    </w:lvl>
+    <w:lvl w:ilvl="2" w:tentative="1">
+      <w:start w:val="1"/>
+      <w:numFmt w:val="bullet"/>
+      <w:lvlText w:val=""/>
+      <w:lvlJc w:val="left"/>
+      <w:pPr>
+        <w:tabs>
+          <w:tab w:val="num" w:pos="2160"/>
+        </w:tabs>
+        <w:ind w:left="2160" w:hanging="360"/>
+      </w:pPr>
+      <w:rPr>
+        <w:rFonts w:ascii="Wingdings" w:hAnsi="Wingdings" w:hint="default"/>
+        <w:sz w:val="20"/>
+      </w:rPr>
+    </w:lvl>
+    <w:lvl w:ilvl="3" w:tentative="1">
+      <w:start w:val="1"/>
+      <w:numFmt w:val="bullet"/>
+      <w:lvlText w:val=""/>
+      <w:lvlJc w:val="left"/>
+      <w:pPr>
+        <w:tabs>
+          <w:tab w:val="num" w:pos="2880"/>
+        </w:tabs>
+        <w:ind w:left="2880" w:hanging="360"/>
+      </w:pPr>
+      <w:rPr>
+        <w:rFonts w:ascii="Wingdings" w:hAnsi="Wingdings" w:hint="default"/>
+        <w:sz w:val="20"/>
+      </w:rPr>
+    </w:lvl>
+    <w:lvl w:ilvl="4" w:tentative="1">
+      <w:start w:val="1"/>
+      <w:numFmt w:val="bullet"/>
+      <w:lvlText w:val=""/>
+      <w:lvlJc w:val="left"/>
+      <w:pPr>
+        <w:tabs>
+          <w:tab w:val="num" w:pos="3600"/>
+        </w:tabs>
+        <w:ind w:left="3600" w:hanging="360"/>
+      </w:pPr>
+      <w:rPr>
+        <w:rFonts w:ascii="Wingdings" w:hAnsi="Wingdings" w:hint="default"/>
+        <w:sz w:val="20"/>
+      </w:rPr>
+    </w:lvl>
+    <w:lvl w:ilvl="5" w:tentative="1">
+      <w:start w:val="1"/>
+      <w:numFmt w:val="bullet"/>
+      <w:lvlText w:val=""/>
+      <w:lvlJc w:val="left"/>
+      <w:pPr>
+        <w:tabs>
+          <w:tab w:val="num" w:pos="4320"/>
+        </w:tabs>
+        <w:ind w:left="4320" w:hanging="360"/>
+      </w:pPr>
+      <w:rPr>
+        <w:rFonts w:ascii="Wingdings" w:hAnsi="Wingdings" w:hint="default"/>
+        <w:sz w:val="20"/>
+      </w:rPr>
+    </w:lvl>
+    <w:lvl w:ilvl="6" w:tentative="1">
+      <w:start w:val="1"/>
+      <w:numFmt w:val="bullet"/>
+      <w:lvlText w:val=""/>
+      <w:lvlJc w:val="left"/>
+      <w:pPr>
+        <w:tabs>
+          <w:tab w:val="num" w:pos="5040"/>
+        </w:tabs>
+        <w:ind w:left="5040" w:hanging="360"/>
+      </w:pPr>
+      <w:rPr>
+        <w:rFonts w:ascii="Wingdings" w:hAnsi="Wingdings" w:hint="default"/>
+        <w:sz w:val="20"/>
+      </w:rPr>
+    </w:lvl>
+    <w:lvl w:ilvl="7" w:tentative="1">
+      <w:start w:val="1"/>
+      <w:numFmt w:val="bullet"/>
+      <w:lvlText w:val=""/>
+      <w:lvlJc w:val="left"/>
+      <w:pPr>
+        <w:tabs>
+          <w:tab w:val="num" w:pos="5760"/>
+        </w:tabs>
+        <w:ind w:left="5760" w:hanging="360"/>
+      </w:pPr>
+      <w:rPr>
+        <w:rFonts w:ascii="Wingdings" w:hAnsi="Wingdings" w:hint="default"/>
+        <w:sz w:val="20"/>
+      </w:rPr>
+    </w:lvl>
+    <w:lvl w:ilvl="8" w:tentative="1">
+      <w:start w:val="1"/>
+      <w:numFmt w:val="bullet"/>
+      <w:lvlText w:val=""/>
+      <w:lvlJc w:val="left"/>
+      <w:pPr>
+        <w:tabs>
+          <w:tab w:val="num" w:pos="6480"/>
+        </w:tabs>
+        <w:ind w:left="6480" w:hanging="360"/>
+      </w:pPr>
+      <w:rPr>
+        <w:rFonts w:ascii="Wingdings" w:hAnsi="Wingdings" w:hint="default"/>
+        <w:sz w:val="20"/>
+      </w:rPr>
+    </w:lvl>
+  </w:abstractNum>
+  <w:abstractNum w:abstractNumId="8" w15:restartNumberingAfterBreak="0">
+    <w:nsid w:val="74762AC3"/>
+    <w:multiLevelType w:val="multilevel"/>
+    <w:tmpl w:val="28965F00"/>
+    <w:lvl w:ilvl="0">
+      <w:start w:val="1"/>
+      <w:numFmt w:val="bullet"/>
+      <w:lvlText w:val=""/>
+      <w:lvlJc w:val="left"/>
+      <w:pPr>
+        <w:tabs>
+          <w:tab w:val="num" w:pos="720"/>
+        </w:tabs>
+        <w:ind w:left="720" w:hanging="360"/>
+      </w:pPr>
+      <w:rPr>
+        <w:rFonts w:ascii="Symbol" w:hAnsi="Symbol" w:hint="default"/>
+        <w:sz w:val="20"/>
+      </w:rPr>
+    </w:lvl>
+    <w:lvl w:ilvl="1" w:tentative="1">
+      <w:start w:val="1"/>
+      <w:numFmt w:val="bullet"/>
+      <w:lvlText w:val="o"/>
+      <w:lvlJc w:val="left"/>
+      <w:pPr>
+        <w:tabs>
+          <w:tab w:val="num" w:pos="1440"/>
+        </w:tabs>
+        <w:ind w:left="1440" w:hanging="360"/>
+      </w:pPr>
+      <w:rPr>
+        <w:rFonts w:ascii="Courier New" w:hAnsi="Courier New" w:hint="default"/>
+        <w:sz w:val="20"/>
+      </w:rPr>
+    </w:lvl>
+    <w:lvl w:ilvl="2" w:tentative="1">
+      <w:start w:val="1"/>
+      <w:numFmt w:val="bullet"/>
+      <w:lvlText w:val=""/>
+      <w:lvlJc w:val="left"/>
+      <w:pPr>
+        <w:tabs>
+          <w:tab w:val="num" w:pos="2160"/>
+        </w:tabs>
+        <w:ind w:left="2160" w:hanging="360"/>
+      </w:pPr>
+      <w:rPr>
+        <w:rFonts w:ascii="Wingdings" w:hAnsi="Wingdings" w:hint="default"/>
+        <w:sz w:val="20"/>
+      </w:rPr>
+    </w:lvl>
+    <w:lvl w:ilvl="3" w:tentative="1">
+      <w:start w:val="1"/>
+      <w:numFmt w:val="bullet"/>
+      <w:lvlText w:val=""/>
+      <w:lvlJc w:val="left"/>
+      <w:pPr>
+        <w:tabs>
+          <w:tab w:val="num" w:pos="2880"/>
+        </w:tabs>
+        <w:ind w:left="2880" w:hanging="360"/>
+      </w:pPr>
+      <w:rPr>
+        <w:rFonts w:ascii="Wingdings" w:hAnsi="Wingdings" w:hint="default"/>
+        <w:sz w:val="20"/>
+      </w:rPr>
+    </w:lvl>
+    <w:lvl w:ilvl="4" w:tentative="1">
+      <w:start w:val="1"/>
+      <w:numFmt w:val="bullet"/>
+      <w:lvlText w:val=""/>
+      <w:lvlJc w:val="left"/>
+      <w:pPr>
+        <w:tabs>
+          <w:tab w:val="num" w:pos="3600"/>
+        </w:tabs>
+        <w:ind w:left="3600" w:hanging="360"/>
+      </w:pPr>
+      <w:rPr>
+        <w:rFonts w:ascii="Wingdings" w:hAnsi="Wingdings" w:hint="default"/>
+        <w:sz w:val="20"/>
+      </w:rPr>
+    </w:lvl>
+    <w:lvl w:ilvl="5" w:tentative="1">
+      <w:start w:val="1"/>
+      <w:numFmt w:val="bullet"/>
+      <w:lvlText w:val=""/>
+      <w:lvlJc w:val="left"/>
+      <w:pPr>
+        <w:tabs>
+          <w:tab w:val="num" w:pos="4320"/>
+        </w:tabs>
+        <w:ind w:left="4320" w:hanging="360"/>
+      </w:pPr>
+      <w:rPr>
+        <w:rFonts w:ascii="Wingdings" w:hAnsi="Wingdings" w:hint="default"/>
+        <w:sz w:val="20"/>
+      </w:rPr>
+    </w:lvl>
+    <w:lvl w:ilvl="6" w:tentative="1">
+      <w:start w:val="1"/>
+      <w:numFmt w:val="bullet"/>
+      <w:lvlText w:val=""/>
+      <w:lvlJc w:val="left"/>
+      <w:pPr>
+        <w:tabs>
+          <w:tab w:val="num" w:pos="5040"/>
+        </w:tabs>
+        <w:ind w:left="5040" w:hanging="360"/>
+      </w:pPr>
+      <w:rPr>
+        <w:rFonts w:ascii="Wingdings" w:hAnsi="Wingdings" w:hint="default"/>
+        <w:sz w:val="20"/>
+      </w:rPr>
+    </w:lvl>
+    <w:lvl w:ilvl="7" w:tentative="1">
+      <w:start w:val="1"/>
+      <w:numFmt w:val="bullet"/>
+      <w:lvlText w:val=""/>
+      <w:lvlJc w:val="left"/>
+      <w:pPr>
+        <w:tabs>
+          <w:tab w:val="num" w:pos="5760"/>
+        </w:tabs>
+        <w:ind w:left="5760" w:hanging="360"/>
+      </w:pPr>
+      <w:rPr>
+        <w:rFonts w:ascii="Wingdings" w:hAnsi="Wingdings" w:hint="default"/>
+        <w:sz w:val="20"/>
+      </w:rPr>
+    </w:lvl>
+    <w:lvl w:ilvl="8" w:tentative="1">
+      <w:start w:val="1"/>
+      <w:numFmt w:val="bullet"/>
+      <w:lvlText w:val=""/>
+      <w:lvlJc w:val="left"/>
+      <w:pPr>
+        <w:tabs>
+          <w:tab w:val="num" w:pos="6480"/>
+        </w:tabs>
+        <w:ind w:left="6480" w:hanging="360"/>
+      </w:pPr>
+      <w:rPr>
+        <w:rFonts w:ascii="Wingdings" w:hAnsi="Wingdings" w:hint="default"/>
+        <w:sz w:val="20"/>
+      </w:rPr>
+    </w:lvl>
+  </w:abstractNum>
   <w:num w:numId="1" w16cid:durableId="1766531474">
+    <w:abstractNumId w:val="6"/>
+  </w:num>
+  <w:num w:numId="2" w16cid:durableId="1585794975">
     <w:abstractNumId w:val="1"/>
   </w:num>
-  <w:num w:numId="2" w16cid:durableId="1585794975">
+  <w:num w:numId="3" w16cid:durableId="1424642946">
+    <w:abstractNumId w:val="7"/>
+  </w:num>
+  <w:num w:numId="4" w16cid:durableId="202717371">
+    <w:abstractNumId w:val="2"/>
+  </w:num>
+  <w:num w:numId="5" w16cid:durableId="2012414202">
+    <w:abstractNumId w:val="3"/>
+  </w:num>
+  <w:num w:numId="6" w16cid:durableId="753549070">
+    <w:abstractNumId w:val="8"/>
+  </w:num>
+  <w:num w:numId="7" w16cid:durableId="1339042036">
     <w:abstractNumId w:val="0"/>
   </w:num>
-  <w:num w:numId="3" w16cid:durableId="1424642946">
-    <w:abstractNumId w:val="2"/>
+  <w:num w:numId="8" w16cid:durableId="1433822892">
+    <w:abstractNumId w:val="5"/>
+  </w:num>
+  <w:num w:numId="9" w16cid:durableId="1094284610">
+    <w:abstractNumId w:val="4"/>
   </w:num>
 </w:numbering>
 </file>
@@ -7452,7 +10267,7 @@
   <w:style w:type="paragraph" w:default="1" w:styleId="Normal">
     <w:name w:val="Normal"/>
     <w:qFormat/>
-    <w:rsid w:val="00FC3292"/>
+    <w:rsid w:val="00AD7730"/>
     <w:rPr>
       <w:noProof/>
     </w:rPr>
@@ -8057,6 +10872,38 @@
       <w:shd w:val="clear" w:color="auto" w:fill="E1DFDD"/>
     </w:rPr>
   </w:style>
+  <w:style w:type="paragraph" w:styleId="NormalWeb">
+    <w:name w:val="Normal (Web)"/>
+    <w:basedOn w:val="Normal"/>
+    <w:uiPriority w:val="99"/>
+    <w:semiHidden/>
+    <w:unhideWhenUsed/>
+    <w:rsid w:val="00887908"/>
+    <w:pPr>
+      <w:spacing w:before="100" w:beforeAutospacing="1" w:after="100" w:afterAutospacing="1" w:line="240" w:lineRule="auto"/>
+    </w:pPr>
+    <w:rPr>
+      <w:rFonts w:ascii="Times New Roman" w:eastAsia="Times New Roman" w:hAnsi="Times New Roman" w:cs="Times New Roman"/>
+      <w:noProof w:val="0"/>
+      <w:kern w:val="0"/>
+      <w:sz w:val="24"/>
+      <w:szCs w:val="24"/>
+      <w:lang w:eastAsia="es-ES"/>
+    </w:rPr>
+  </w:style>
+  <w:style w:type="character" w:styleId="CdigoHTML">
+    <w:name w:val="HTML Code"/>
+    <w:basedOn w:val="Fuentedeprrafopredeter"/>
+    <w:uiPriority w:val="99"/>
+    <w:semiHidden/>
+    <w:unhideWhenUsed/>
+    <w:rsid w:val="00887908"/>
+    <w:rPr>
+      <w:rFonts w:ascii="Courier New" w:eastAsia="Times New Roman" w:hAnsi="Courier New" w:cs="Courier New"/>
+      <w:sz w:val="20"/>
+      <w:szCs w:val="20"/>
+    </w:rPr>
+  </w:style>
 </w:styles>
 </file>
 

--- a/BASE DATOS EMPRESA/EMPRESA/FUNCIONAMIENTO DE TODO.docx
+++ b/BASE DATOS EMPRESA/EMPRESA/FUNCIONAMIENTO DE TODO.docx
@@ -1524,22 +1524,207 @@
         <w:t>/vehiculos</w:t>
       </w:r>
       <w:r>
-        <w:t>. Si en router hay añadida una accion para vehiculos pues cargara algo, sino hay nada añadido dar error porque vehiculos no es una pagina, para que fura pagina que sepudiera cargar tendria que ser vehiculos.html o php. Pero nosotros todo lo pasamos por el router, por eso no usamos .php o .html, el router junto con la clase Pages se encargan de hacer la composicion nombre de pagina.extension</w:t>
-      </w:r>
-      <w:r>
+        <w:t>. Si en router hay añadida una accion para vehiculos pues cargara algo, sino hay nada añadido dar</w:t>
+      </w:r>
+      <w:r>
+        <w:t>a</w:t>
+      </w:r>
+      <w:r>
+        <w:t xml:space="preserve"> error porque vehiculos no es una pagina, para que fu</w:t>
+      </w:r>
+      <w:r>
+        <w:t>e</w:t>
+      </w:r>
+      <w:r>
+        <w:t>ra pagina que se</w:t>
+      </w:r>
+      <w:r>
+        <w:t xml:space="preserve"> </w:t>
+      </w:r>
+      <w:r>
+        <w:t>pudiera cargar tendria que ser vehiculos.html o php. Pero nosotros todo lo pasamos por el router, por eso no usamos .php o .html</w:t>
+      </w:r>
+      <w:r>
+        <w:t>. En nuestro caso no cargamos ningun .html o .php porque no es necesario, al poner la ruta que contiene mis_pruebas, ngnix ejecuta index.php pero el resultado de ejecutar todo eso lo carga en la ruta que hayamos escrito en el navegador.</w:t>
+      </w:r>
+    </w:p>
+    <w:p>
+      <w:pPr>
+        <w:jc w:val="both"/>
+        <w:rPr>
+          <w:b/>
+          <w:bCs/>
+        </w:rPr>
+      </w:pPr>
+      <w:r>
+        <w:t xml:space="preserve">Otro caso de relativa es si estoy en </w:t>
+      </w:r>
+      <w:r>
+        <w:rPr>
+          <w:b/>
+          <w:bCs/>
+        </w:rPr>
+        <w:t>localhost:8000/mis_</w:t>
+      </w:r>
+      <w:r>
+        <w:rPr>
+          <w:b/>
+          <w:bCs/>
+        </w:rPr>
+        <w:t xml:space="preserve"> </w:t>
+      </w:r>
+      <w:r>
+        <w:rPr>
+          <w:b/>
+          <w:bCs/>
+        </w:rPr>
+        <w:t>pruebas</w:t>
+      </w:r>
+      <w:r>
+        <w:rPr>
+          <w:b/>
+          <w:bCs/>
+        </w:rPr>
+        <w:t>/entidades</w:t>
+      </w:r>
+      <w:r>
+        <w:t xml:space="preserve"> y pongo </w:t>
+      </w:r>
+      <w:r>
+        <w:rPr>
+          <w:b/>
+          <w:bCs/>
+        </w:rPr>
+        <w:t>href=”</w:t>
+      </w:r>
+      <w:r>
+        <w:rPr>
+          <w:b/>
+          <w:bCs/>
+        </w:rPr>
+        <w:t>pages/</w:t>
+      </w:r>
+      <w:r>
+        <w:rPr>
+          <w:b/>
+          <w:bCs/>
+        </w:rPr>
+        <w:t>vehiculos”</w:t>
+      </w:r>
+      <w:r>
+        <w:rPr>
+          <w:b/>
+          <w:bCs/>
+        </w:rPr>
+        <w:t xml:space="preserve"> </w:t>
+      </w:r>
+      <w:r>
+        <w:t xml:space="preserve">cargara </w:t>
+      </w:r>
+      <w:r>
+        <w:rPr>
+          <w:b/>
+          <w:bCs/>
+        </w:rPr>
+        <w:t>localhost:8000/mis_</w:t>
+      </w:r>
+      <w:r>
+        <w:rPr>
+          <w:b/>
+          <w:bCs/>
+        </w:rPr>
+        <w:t xml:space="preserve"> </w:t>
+      </w:r>
+      <w:r>
+        <w:rPr>
+          <w:b/>
+          <w:bCs/>
+        </w:rPr>
+        <w:t>pruebas</w:t>
+      </w:r>
+      <w:r>
+        <w:rPr>
+          <w:b/>
+          <w:bCs/>
+        </w:rPr>
+        <w:t>/</w:t>
+      </w:r>
+      <w:r>
+        <w:rPr>
+          <w:b/>
+          <w:bCs/>
+        </w:rPr>
+        <w:t>pages/</w:t>
+      </w:r>
+      <w:r>
+        <w:rPr>
+          <w:b/>
+          <w:bCs/>
+        </w:rPr>
+        <w:t>vehiculos</w:t>
+      </w:r>
+      <w:r>
+        <w:rPr>
+          <w:b/>
+          <w:bCs/>
+        </w:rPr>
+        <w:t xml:space="preserve"> </w:t>
+      </w:r>
+      <w:r>
+        <w:t xml:space="preserve">ya que </w:t>
+      </w:r>
+      <w:r>
+        <w:t xml:space="preserve">al no haber </w:t>
+      </w:r>
+      <w:r>
+        <w:rPr>
+          <w:b/>
+          <w:bCs/>
+        </w:rPr>
+        <w:t>barra /</w:t>
+      </w:r>
+      <w:r>
+        <w:t xml:space="preserve"> delante de pages lo toma como relativa y cambia entidades por </w:t>
+      </w:r>
+      <w:r>
+        <w:rPr>
+          <w:b/>
+          <w:bCs/>
+        </w:rPr>
+        <w:t>pages/</w:t>
+      </w:r>
+      <w:r>
+        <w:rPr>
+          <w:b/>
+          <w:bCs/>
+        </w:rPr>
+        <w:t>vehiculos</w:t>
+      </w:r>
+      <w:r>
+        <w:rPr>
+          <w:b/>
+          <w:bCs/>
+        </w:rPr>
         <w:t>.</w:t>
       </w:r>
     </w:p>
     <w:p>
       <w:pPr>
         <w:jc w:val="both"/>
-        <w:rPr>
-          <w:b/>
-          <w:bCs/>
-        </w:rPr>
-      </w:pPr>
-      <w:r>
-        <w:t xml:space="preserve">Otro caso de relativa es si estoy en </w:t>
+      </w:pPr>
+    </w:p>
+    <w:p>
+      <w:pPr>
+        <w:jc w:val="both"/>
+      </w:pPr>
+      <w:r>
+        <w:rPr>
+          <w:highlight w:val="yellow"/>
+        </w:rPr>
+        <w:t>Cuidado con esto</w:t>
+      </w:r>
+      <w:r>
+        <w:t xml:space="preserve">. Si estoy en </w:t>
       </w:r>
       <w:r>
         <w:rPr>
@@ -1553,6 +1738,64 @@
           <w:b/>
           <w:bCs/>
         </w:rPr>
+        <w:t>pruebas</w:t>
+      </w:r>
+      <w:r>
+        <w:rPr>
+          <w:b/>
+          <w:bCs/>
+        </w:rPr>
+        <w:t>/entidades</w:t>
+      </w:r>
+      <w:r>
+        <w:t xml:space="preserve"> y pongo un </w:t>
+      </w:r>
+      <w:r>
+        <w:rPr>
+          <w:b/>
+          <w:bCs/>
+        </w:rPr>
+        <w:t>href=”</w:t>
+      </w:r>
+      <w:r>
+        <w:rPr>
+          <w:b/>
+          <w:bCs/>
+        </w:rPr>
+        <w:t>pages/nueva_entidad</w:t>
+      </w:r>
+      <w:r>
+        <w:rPr>
+          <w:b/>
+          <w:bCs/>
+        </w:rPr>
+        <w:t>”</w:t>
+      </w:r>
+      <w:r>
+        <w:t xml:space="preserve"> saltara a </w:t>
+      </w:r>
+      <w:r>
+        <w:rPr>
+          <w:b/>
+          <w:bCs/>
+        </w:rPr>
+        <w:t>localhost:8000/mis_</w:t>
+      </w:r>
+      <w:r>
+        <w:rPr>
+          <w:b/>
+          <w:bCs/>
+        </w:rPr>
+        <w:t>pruebas</w:t>
+      </w:r>
+      <w:r>
+        <w:rPr>
+          <w:b/>
+          <w:bCs/>
+        </w:rPr>
+        <w:t>/</w:t>
+      </w:r>
+      <w:r>
         <w:t xml:space="preserve"> </w:t>
       </w:r>
       <w:r>
@@ -1560,6 +1803,37 @@
           <w:b/>
           <w:bCs/>
         </w:rPr>
+        <w:t>pages/nueva_entidad</w:t>
+      </w:r>
+      <w:r>
+        <w:rPr>
+          <w:b/>
+          <w:bCs/>
+        </w:rPr>
+        <w:t xml:space="preserve"> </w:t>
+      </w:r>
+      <w:r>
+        <w:t>pero si estoy en</w:t>
+      </w:r>
+      <w:r>
+        <w:rPr>
+          <w:b/>
+          <w:bCs/>
+        </w:rPr>
+        <w:t xml:space="preserve"> </w:t>
+      </w:r>
+      <w:r>
+        <w:rPr>
+          <w:b/>
+          <w:bCs/>
+        </w:rPr>
+        <w:t>localhost:8000/mis_</w:t>
+      </w:r>
+      <w:r>
+        <w:rPr>
+          <w:b/>
+          <w:bCs/>
+        </w:rPr>
         <w:t>pruebas</w:t>
       </w:r>
       <w:r>
@@ -1567,6 +1841,14 @@
           <w:b/>
           <w:bCs/>
         </w:rPr>
+        <w:t>/entidades</w:t>
+      </w:r>
+      <w:r>
+        <w:rPr>
+          <w:b/>
+          <w:bCs/>
+          <w:color w:val="FF0000"/>
+        </w:rPr>
         <w:t>/</w:t>
       </w:r>
       <w:r>
@@ -1574,10 +1856,142 @@
           <w:b/>
           <w:bCs/>
         </w:rPr>
+        <w:t xml:space="preserve"> </w:t>
+      </w:r>
+      <w:r>
+        <w:t xml:space="preserve">y pongo un </w:t>
+      </w:r>
+      <w:r>
+        <w:rPr>
+          <w:b/>
+          <w:bCs/>
+        </w:rPr>
+        <w:t>href=”pages/nueva_entidad”</w:t>
+      </w:r>
+      <w:r>
+        <w:t xml:space="preserve"> saltara a </w:t>
+      </w:r>
+      <w:r>
+        <w:rPr>
+          <w:b/>
+          <w:bCs/>
+        </w:rPr>
+        <w:t>localhost:8000/mis_</w:t>
+      </w:r>
+      <w:r>
+        <w:rPr>
+          <w:b/>
+          <w:bCs/>
+        </w:rPr>
+        <w:t>pruebas</w:t>
+      </w:r>
+      <w:r>
+        <w:rPr>
+          <w:b/>
+          <w:bCs/>
+        </w:rPr>
+        <w:t>/</w:t>
+      </w:r>
+      <w:r>
+        <w:t xml:space="preserve"> </w:t>
+      </w:r>
+      <w:r>
+        <w:rPr>
+          <w:b/>
+          <w:bCs/>
+          <w:color w:val="FF0000"/>
+        </w:rPr>
         <w:t>entidades</w:t>
       </w:r>
       <w:r>
-        <w:t xml:space="preserve"> y pongo </w:t>
+        <w:t>/</w:t>
+      </w:r>
+      <w:r>
+        <w:rPr>
+          <w:b/>
+          <w:bCs/>
+        </w:rPr>
+        <w:t>pages/nueva_entidad</w:t>
+      </w:r>
+      <w:r>
+        <w:rPr>
+          <w:b/>
+          <w:bCs/>
+        </w:rPr>
+        <w:t xml:space="preserve">. </w:t>
+      </w:r>
+      <w:r>
+        <w:t>La diferencia esta en la segunda ruta</w:t>
+      </w:r>
+      <w:r>
+        <w:t xml:space="preserve">, en ella </w:t>
+      </w:r>
+      <w:r>
+        <w:t>hay una barra despues de entidades</w:t>
+      </w:r>
+      <w:r>
+        <w:t xml:space="preserve"> y al usar ruta relativa tiene en cuenta entidades, si no estuviera esa barra no lo tendria en cuenta.</w:t>
+      </w:r>
+    </w:p>
+    <w:p>
+      <w:pPr>
+        <w:jc w:val="both"/>
+      </w:pPr>
+      <w:r>
+        <w:t>Lo mejor es usar rutas absolutas porque esas siempre van al sitio indicado en la ruta estemos donde estemos. Las relativas son peligrosas porque depende de donde estemos nos puede llevar a un sitio o a otro. El mismo boton con un href relativo nos llevara un sitio diferente dependiendo de donde estemos.</w:t>
+      </w:r>
+    </w:p>
+    <w:p>
+      <w:pPr>
+        <w:jc w:val="both"/>
+        <w:rPr>
+          <w:b/>
+          <w:bCs/>
+        </w:rPr>
+      </w:pPr>
+      <w:r>
+        <w:t xml:space="preserve">Despues de lo explicado podemos ver que si estoy en </w:t>
+      </w:r>
+      <w:r>
+        <w:rPr>
+          <w:b/>
+          <w:bCs/>
+        </w:rPr>
+        <w:t>localhost:8000/mis_</w:t>
+      </w:r>
+      <w:r>
+        <w:rPr>
+          <w:b/>
+          <w:bCs/>
+        </w:rPr>
+        <w:t xml:space="preserve"> </w:t>
+      </w:r>
+      <w:r>
+        <w:rPr>
+          <w:b/>
+          <w:bCs/>
+        </w:rPr>
+        <w:t>pruebas</w:t>
+      </w:r>
+      <w:r>
+        <w:rPr>
+          <w:b/>
+          <w:bCs/>
+        </w:rPr>
+        <w:t>/entidades</w:t>
+      </w:r>
+      <w:r>
+        <w:t xml:space="preserve"> , un </w:t>
+      </w:r>
+      <w:r>
+        <w:rPr>
+          <w:b/>
+          <w:bCs/>
+        </w:rPr>
+        <w:t>href=”vehiculos”</w:t>
+      </w:r>
+      <w:r>
+        <w:t xml:space="preserve"> y un </w:t>
       </w:r>
       <w:r>
         <w:rPr>
@@ -1591,7 +2005,21 @@
           <w:b/>
           <w:bCs/>
         </w:rPr>
-        <w:t>pages/</w:t>
+        <w:t>/mis_</w:t>
+      </w:r>
+      <w:r>
+        <w:rPr>
+          <w:b/>
+          <w:bCs/>
+        </w:rPr>
+        <w:t xml:space="preserve"> </w:t>
+      </w:r>
+      <w:r>
+        <w:rPr>
+          <w:b/>
+          <w:bCs/>
+        </w:rPr>
+        <w:t>pruebas/</w:t>
       </w:r>
       <w:r>
         <w:rPr>
@@ -1608,205 +2036,23 @@
         <w:t xml:space="preserve"> </w:t>
       </w:r>
       <w:r>
-        <w:t xml:space="preserve">cargara </w:t>
-      </w:r>
-      <w:r>
-        <w:rPr>
-          <w:b/>
-          <w:bCs/>
-        </w:rPr>
-        <w:t>localhost:8000/mis_</w:t>
-      </w:r>
-      <w:r>
-        <w:rPr>
-          <w:b/>
-          <w:bCs/>
-        </w:rPr>
+        <w:t>me llevaran al mismo sitio,</w:t>
+      </w:r>
+      <w:r>
+        <w:t xml:space="preserve"> ya que el 1º caso, </w:t>
+      </w:r>
+      <w:r>
+        <w:rPr>
+          <w:b/>
+          <w:bCs/>
+        </w:rPr>
+        <w:t>href=”vehiculos”</w:t>
+      </w:r>
+      <w:r>
+        <w:t xml:space="preserve"> ,  es relativo y</w:t>
+      </w:r>
+      <w:r>
         <w:t xml:space="preserve"> </w:t>
-      </w:r>
-      <w:r>
-        <w:rPr>
-          <w:b/>
-          <w:bCs/>
-        </w:rPr>
-        <w:t>pruebas</w:t>
-      </w:r>
-      <w:r>
-        <w:rPr>
-          <w:b/>
-          <w:bCs/>
-        </w:rPr>
-        <w:t>/</w:t>
-      </w:r>
-      <w:r>
-        <w:rPr>
-          <w:b/>
-          <w:bCs/>
-        </w:rPr>
-        <w:t>pages/</w:t>
-      </w:r>
-      <w:r>
-        <w:rPr>
-          <w:b/>
-          <w:bCs/>
-        </w:rPr>
-        <w:t>vehiculos</w:t>
-      </w:r>
-      <w:r>
-        <w:rPr>
-          <w:b/>
-          <w:bCs/>
-        </w:rPr>
-        <w:t xml:space="preserve"> </w:t>
-      </w:r>
-      <w:r>
-        <w:t xml:space="preserve">ya que </w:t>
-      </w:r>
-      <w:r>
-        <w:t xml:space="preserve">al no haber </w:t>
-      </w:r>
-      <w:r>
-        <w:rPr>
-          <w:b/>
-          <w:bCs/>
-        </w:rPr>
-        <w:t>barra /</w:t>
-      </w:r>
-      <w:r>
-        <w:t xml:space="preserve"> delante de pages lo toma como relativa y cambia entidades por </w:t>
-      </w:r>
-      <w:r>
-        <w:rPr>
-          <w:b/>
-          <w:bCs/>
-        </w:rPr>
-        <w:t>pages/</w:t>
-      </w:r>
-      <w:r>
-        <w:rPr>
-          <w:b/>
-          <w:bCs/>
-        </w:rPr>
-        <w:t>vehiculos</w:t>
-      </w:r>
-      <w:r>
-        <w:rPr>
-          <w:b/>
-          <w:bCs/>
-        </w:rPr>
-        <w:t>.</w:t>
-      </w:r>
-    </w:p>
-    <w:p>
-      <w:pPr>
-        <w:jc w:val="both"/>
-        <w:rPr>
-          <w:b/>
-          <w:bCs/>
-        </w:rPr>
-      </w:pPr>
-      <w:r>
-        <w:lastRenderedPageBreak/>
-        <w:t xml:space="preserve">Despues de lo explicado podemos ver que si estoy en </w:t>
-      </w:r>
-      <w:r>
-        <w:rPr>
-          <w:b/>
-          <w:bCs/>
-        </w:rPr>
-        <w:t>localhost:8000/mis_</w:t>
-      </w:r>
-      <w:r>
-        <w:rPr>
-          <w:b/>
-          <w:bCs/>
-        </w:rPr>
-        <w:t xml:space="preserve"> </w:t>
-      </w:r>
-      <w:r>
-        <w:rPr>
-          <w:b/>
-          <w:bCs/>
-        </w:rPr>
-        <w:t>pruebas</w:t>
-      </w:r>
-      <w:r>
-        <w:rPr>
-          <w:b/>
-          <w:bCs/>
-        </w:rPr>
-        <w:t>/entidades</w:t>
-      </w:r>
-      <w:r>
-        <w:t xml:space="preserve"> , un </w:t>
-      </w:r>
-      <w:r>
-        <w:rPr>
-          <w:b/>
-          <w:bCs/>
-        </w:rPr>
-        <w:t>href=”vehiculos”</w:t>
-      </w:r>
-      <w:r>
-        <w:t xml:space="preserve"> y un </w:t>
-      </w:r>
-      <w:r>
-        <w:rPr>
-          <w:b/>
-          <w:bCs/>
-        </w:rPr>
-        <w:t>href=”</w:t>
-      </w:r>
-      <w:r>
-        <w:rPr>
-          <w:b/>
-          <w:bCs/>
-        </w:rPr>
-        <w:t>/mis_</w:t>
-      </w:r>
-      <w:r>
-        <w:rPr>
-          <w:b/>
-          <w:bCs/>
-        </w:rPr>
-        <w:t xml:space="preserve"> </w:t>
-      </w:r>
-      <w:r>
-        <w:rPr>
-          <w:b/>
-          <w:bCs/>
-        </w:rPr>
-        <w:t>pruebas/</w:t>
-      </w:r>
-      <w:r>
-        <w:rPr>
-          <w:b/>
-          <w:bCs/>
-        </w:rPr>
-        <w:t>vehiculos”</w:t>
-      </w:r>
-      <w:r>
-        <w:rPr>
-          <w:b/>
-          <w:bCs/>
-        </w:rPr>
-        <w:t xml:space="preserve"> </w:t>
-      </w:r>
-      <w:r>
-        <w:t>me llevaran al mismo sitio,</w:t>
-      </w:r>
-      <w:r>
-        <w:t xml:space="preserve"> ya que el 1º caso, </w:t>
-      </w:r>
-      <w:r>
-        <w:rPr>
-          <w:b/>
-          <w:bCs/>
-        </w:rPr>
-        <w:t>href=”vehiculos”</w:t>
-      </w:r>
-      <w:r>
-        <w:t xml:space="preserve"> ,  es relativo y</w:t>
       </w:r>
       <w:r>
         <w:t xml:space="preserve">saltara </w:t>
@@ -2304,6 +2550,7 @@
         <w:jc w:val="both"/>
       </w:pPr>
       <w:r>
+        <w:lastRenderedPageBreak/>
         <w:t xml:space="preserve">En mi programa, ahora mismo </w:t>
       </w:r>
       <w:r>
@@ -2382,7 +2629,6 @@
     </w:p>
     <w:p>
       <w:r>
-        <w:lastRenderedPageBreak/>
         <w:t>entre comillas dobles no se pueden poner comillas [‘  ’] a los indices del array multinivel o multidimensional, PHP no te deja ponerlo con las comillas simples</w:t>
       </w:r>
       <w:r>
@@ -2603,6 +2849,7 @@
         <w:rPr>
           <w:color w:val="FF0000"/>
         </w:rPr>
+        <w:lastRenderedPageBreak/>
         <w:t>$nombre  = $entidad['entidad']['Nombre'];</w:t>
       </w:r>
     </w:p>
@@ -2655,7 +2902,6 @@
         <w:jc w:val="both"/>
       </w:pPr>
       <w:r>
-        <w:lastRenderedPageBreak/>
         <w:t xml:space="preserve">Basicamente porque en cosulta </w:t>
       </w:r>
       <w:r>
@@ -2892,6 +3138,7 @@
         <w:jc w:val="both"/>
       </w:pPr>
       <w:r>
+        <w:lastRenderedPageBreak/>
         <w:t>Con la sentencia [‘a’ =&gt; $a] dentro de una llamada a función o método, que necesita como parámetro una tabla, se crea una nueva tabla. Esta tabla que se crea no tiene nombre y en la función que la recibe cogerá el nombre del parámetro definido en la</w:t>
       </w:r>
       <w:r>
@@ -2962,94 +3209,722 @@
         <w:pStyle w:val="Sinespaciado"/>
       </w:pPr>
       <w:r>
+        <w:t>Anónima [‘a’][0]==</w:t>
+      </w:r>
+      <w:r>
+        <w:t xml:space="preserve"> </w:t>
+      </w:r>
+      <w:r>
+        <w:t>‘a’</w:t>
+      </w:r>
+    </w:p>
+    <w:p>
+      <w:pPr>
+        <w:pStyle w:val="Sinespaciado"/>
+      </w:pPr>
+      <w:r>
+        <w:t>Anónima [‘a’][1]==</w:t>
+      </w:r>
+      <w:r>
+        <w:t xml:space="preserve"> </w:t>
+      </w:r>
+      <w:r>
+        <w:t>‘b’</w:t>
+      </w:r>
+    </w:p>
+    <w:p>
+      <w:pPr>
+        <w:pStyle w:val="Sinespaciado"/>
+      </w:pPr>
+      <w:r>
+        <w:t>Anónima [‘a’][2]==</w:t>
+      </w:r>
+      <w:r>
+        <w:t xml:space="preserve"> </w:t>
+      </w:r>
+      <w:r>
+        <w:t>‘c’</w:t>
+      </w:r>
+    </w:p>
+    <w:p>
+      <w:pPr>
+        <w:pStyle w:val="Sinespaciado"/>
+      </w:pPr>
+    </w:p>
+    <w:p>
+      <w:r>
+        <w:t>Vamos con lo que pasa en el controller:</w:t>
+      </w:r>
+    </w:p>
+    <w:p>
+      <w:pPr>
+        <w:pStyle w:val="Sinespaciado"/>
+        <w:jc w:val="both"/>
+      </w:pPr>
+      <w:r>
+        <w:t xml:space="preserve">En el caso que estamos tratando los elementos que contiene la tabla son objetos de una clase con campos de una consulta sql, pero los ejemplos que aquí salen son tablas con índices asociativos, </w:t>
+      </w:r>
+      <w:r>
+        <w:t>[</w:t>
+      </w:r>
+      <w:r>
+        <w:t>índice nombre de campo</w:t>
+      </w:r>
+      <w:r>
+        <w:t>]</w:t>
+      </w:r>
+      <w:r>
+        <w:t>=valor campo.</w:t>
+      </w:r>
+    </w:p>
+    <w:p>
+      <w:pPr>
+        <w:rPr>
+          <w:b/>
+          <w:bCs/>
+        </w:rPr>
+      </w:pPr>
+      <w:r>
+        <w:rPr>
+          <w:b/>
+          <w:bCs/>
+        </w:rPr>
+        <w:t>$entidades = $this-&gt;service-&gt;findAll();</w:t>
+      </w:r>
+    </w:p>
+    <w:p>
+      <w:r>
+        <w:t xml:space="preserve">En este momento tenemos </w:t>
+      </w:r>
+    </w:p>
+    <w:p>
+      <w:pPr>
+        <w:pStyle w:val="Sinespaciado"/>
+        <w:rPr>
+          <w:color w:val="FF0000"/>
+        </w:rPr>
+      </w:pPr>
+      <w:r>
+        <w:rPr>
+          <w:color w:val="FF0000"/>
+        </w:rPr>
+        <w:t>$entidades = [</w:t>
+      </w:r>
+    </w:p>
+    <w:p>
+      <w:pPr>
+        <w:pStyle w:val="Sinespaciado"/>
+        <w:rPr>
+          <w:color w:val="FF0000"/>
+        </w:rPr>
+      </w:pPr>
+      <w:r>
+        <w:rPr>
+          <w:color w:val="FF0000"/>
+        </w:rPr>
+        <w:t xml:space="preserve">    ['id' =&gt; 1, 'nombre' =&gt; 'Empresa A'],</w:t>
+      </w:r>
+    </w:p>
+    <w:p>
+      <w:pPr>
+        <w:pStyle w:val="Sinespaciado"/>
+        <w:rPr>
+          <w:color w:val="FF0000"/>
+        </w:rPr>
+      </w:pPr>
+      <w:r>
+        <w:rPr>
+          <w:color w:val="FF0000"/>
+        </w:rPr>
+        <w:t xml:space="preserve">    ['id' =&gt; 2, 'nombre' =&gt; 'Empresa B']</w:t>
+      </w:r>
+    </w:p>
+    <w:p>
+      <w:pPr>
+        <w:pStyle w:val="Sinespaciado"/>
+        <w:rPr>
+          <w:color w:val="FF0000"/>
+        </w:rPr>
+      </w:pPr>
+      <w:r>
+        <w:rPr>
+          <w:color w:val="FF0000"/>
+        </w:rPr>
+        <w:t>];</w:t>
+      </w:r>
+    </w:p>
+    <w:p>
+      <w:r>
+        <w:t xml:space="preserve">Tabla con índices numéricos que contiene tablas con índices asociativos. </w:t>
+      </w:r>
+    </w:p>
+    <w:p>
+      <w:pPr>
+        <w:rPr>
+          <w:color w:val="FF0000"/>
+        </w:rPr>
+      </w:pPr>
+      <w:r>
+        <w:rPr>
+          <w:color w:val="FF0000"/>
+        </w:rPr>
+        <w:t>$entidades[0]== ['id' =&gt; 1, 'nombre' =&gt; 'Empresa A'],</w:t>
+      </w:r>
+      <w:r>
+        <w:rPr>
+          <w:color w:val="FF0000"/>
+        </w:rPr>
+        <w:t xml:space="preserve">  </w:t>
+      </w:r>
+    </w:p>
+    <w:p>
+      <w:r>
+        <w:rPr>
+          <w:color w:val="FF0000"/>
+        </w:rPr>
+        <w:t>$entidades[</w:t>
+      </w:r>
+      <w:r>
+        <w:rPr>
+          <w:color w:val="FF0000"/>
+        </w:rPr>
+        <w:t>1</w:t>
+      </w:r>
+      <w:r>
+        <w:rPr>
+          <w:color w:val="FF0000"/>
+        </w:rPr>
+        <w:t>]==</w:t>
+      </w:r>
+      <w:r>
+        <w:rPr>
+          <w:color w:val="FF0000"/>
+        </w:rPr>
+        <w:t xml:space="preserve"> </w:t>
+      </w:r>
+      <w:r>
+        <w:rPr>
+          <w:color w:val="FF0000"/>
+        </w:rPr>
+        <w:t>['id' =&gt; 2, 'nombre' =&gt; 'Empresa B']</w:t>
+      </w:r>
+    </w:p>
+    <w:p>
+      <w:pPr>
+        <w:rPr>
+          <w:b/>
+          <w:bCs/>
+        </w:rPr>
+      </w:pPr>
+      <w:r>
+        <w:rPr>
+          <w:b/>
+          <w:bCs/>
+        </w:rPr>
+        <w:t>$this-&gt;pages-&gt;render('entidad', ['entidades' =&gt; $entidades]);</w:t>
+      </w:r>
+    </w:p>
+    <w:p>
+      <w:pPr>
+        <w:pStyle w:val="Sinespaciado"/>
+        <w:rPr>
+          <w:color w:val="FF0000"/>
+        </w:rPr>
+      </w:pPr>
+      <w:r>
+        <w:rPr>
+          <w:color w:val="FF0000"/>
+        </w:rPr>
+        <w:t>Ahora se convierte en esto:</w:t>
+      </w:r>
+    </w:p>
+    <w:p>
+      <w:pPr>
+        <w:pStyle w:val="Sinespaciado"/>
+        <w:rPr>
+          <w:color w:val="FF0000"/>
+        </w:rPr>
+      </w:pPr>
+      <w:r>
+        <w:rPr>
+          <w:color w:val="FF0000"/>
+        </w:rPr>
+        <w:t>[</w:t>
+      </w:r>
+    </w:p>
+    <w:p>
+      <w:pPr>
+        <w:pStyle w:val="Sinespaciado"/>
+        <w:rPr>
+          <w:color w:val="FF0000"/>
+        </w:rPr>
+      </w:pPr>
+      <w:r>
+        <w:rPr>
+          <w:color w:val="FF0000"/>
+        </w:rPr>
+        <w:t xml:space="preserve">    'entidades' =&gt; [</w:t>
+      </w:r>
+    </w:p>
+    <w:p>
+      <w:pPr>
+        <w:pStyle w:val="Sinespaciado"/>
+        <w:rPr>
+          <w:color w:val="FF0000"/>
+        </w:rPr>
+      </w:pPr>
+      <w:r>
+        <w:rPr>
+          <w:color w:val="FF0000"/>
+        </w:rPr>
+        <w:t xml:space="preserve">        ['id' =&gt; 1, 'nombre' =&gt; 'Empresa A'],</w:t>
+      </w:r>
+    </w:p>
+    <w:p>
+      <w:pPr>
+        <w:pStyle w:val="Sinespaciado"/>
+        <w:rPr>
+          <w:color w:val="FF0000"/>
+        </w:rPr>
+      </w:pPr>
+      <w:r>
+        <w:rPr>
+          <w:color w:val="FF0000"/>
+        </w:rPr>
+        <w:t xml:space="preserve">        ['id' =&gt; 2, 'nombre' =&gt; 'Empresa B'],</w:t>
+      </w:r>
+    </w:p>
+    <w:p>
+      <w:pPr>
+        <w:pStyle w:val="Sinespaciado"/>
+        <w:rPr>
+          <w:color w:val="FF0000"/>
+        </w:rPr>
+      </w:pPr>
+      <w:r>
+        <w:rPr>
+          <w:color w:val="FF0000"/>
+        </w:rPr>
         <w:lastRenderedPageBreak/>
-        <w:t>Anónima [‘a’][0]==</w:t>
-      </w:r>
-      <w:r>
+        <w:t xml:space="preserve">    ]</w:t>
+      </w:r>
+    </w:p>
+    <w:p>
+      <w:pPr>
+        <w:pStyle w:val="Sinespaciado"/>
+        <w:rPr>
+          <w:color w:val="FF0000"/>
+        </w:rPr>
+      </w:pPr>
+      <w:r>
+        <w:rPr>
+          <w:color w:val="FF0000"/>
+        </w:rPr>
+        <w:t>]</w:t>
+      </w:r>
+    </w:p>
+    <w:p>
+      <w:r>
+        <w:t xml:space="preserve">Es una tabla sin nombre que contiene un único elemento cuyo índice es ‘entidades’ y en ese único elemento tiene todas las tablas. </w:t>
+      </w:r>
+    </w:p>
+    <w:p>
+      <w:pPr>
+        <w:pStyle w:val="Sinespaciado"/>
+        <w:rPr>
+          <w:color w:val="FF0000"/>
+        </w:rPr>
+      </w:pPr>
+      <w:r>
+        <w:t xml:space="preserve">$Anónima [‘entidades’]==  </w:t>
+      </w:r>
+      <w:r>
+        <w:rPr>
+          <w:color w:val="FF0000"/>
+        </w:rPr>
+        <w:t>['id' =&gt; 1, 'nombre' =&gt; 'Empresa A'],</w:t>
+      </w:r>
+      <w:r>
+        <w:rPr>
+          <w:color w:val="FF0000"/>
+        </w:rPr>
         <w:t xml:space="preserve"> </w:t>
       </w:r>
       <w:r>
-        <w:t>‘a’</w:t>
-      </w:r>
-    </w:p>
-    <w:p>
-      <w:pPr>
-        <w:pStyle w:val="Sinespaciado"/>
-      </w:pPr>
-      <w:r>
-        <w:t>Anónima [‘a’][1]==</w:t>
-      </w:r>
-      <w:r>
+        <w:rPr>
+          <w:color w:val="FF0000"/>
+        </w:rPr>
+        <w:t>['id' =&gt; 2, 'nombre' =&gt; 'Empresa B']</w:t>
+      </w:r>
+    </w:p>
+    <w:p>
+      <w:pPr>
+        <w:pStyle w:val="Sinespaciado"/>
+        <w:rPr>
+          <w:color w:val="FF0000"/>
+        </w:rPr>
+      </w:pPr>
+      <w:r>
+        <w:t xml:space="preserve">$Anónima [‘entidades’][0]== </w:t>
+      </w:r>
+      <w:r>
+        <w:rPr>
+          <w:color w:val="FF0000"/>
+        </w:rPr>
+        <w:t>['id' =&gt; 1, 'nombre' =&gt; 'Empresa A']</w:t>
+      </w:r>
+    </w:p>
+    <w:p>
+      <w:pPr>
+        <w:rPr>
+          <w:color w:val="FF0000"/>
+        </w:rPr>
+      </w:pPr>
+      <w:r>
+        <w:t xml:space="preserve">$Anónima [‘entidades’][1]== </w:t>
+      </w:r>
+      <w:r>
+        <w:rPr>
+          <w:color w:val="FF0000"/>
+        </w:rPr>
+        <w:t>['id' =&gt; 2, 'nombre' =&gt; 'Empresa B']</w:t>
+      </w:r>
+    </w:p>
+    <w:p>
+      <w:r>
+        <w:t>Se ha creado una tabla (sin nombre), con un solo elemento que ent</w:t>
+      </w:r>
+      <w:r>
+        <w:t>ero</w:t>
+      </w:r>
+      <w:r>
+        <w:t xml:space="preserve"> tiene nuestra tabla inicial</w:t>
+      </w:r>
+      <w:r>
+        <w:t>.</w:t>
+      </w:r>
+    </w:p>
+    <w:p>
+      <w:r>
+        <w:rPr>
+          <w:b/>
+          <w:bCs/>
+        </w:rPr>
+        <w:t>Nota</w:t>
+      </w:r>
+      <w:r>
+        <w:t xml:space="preserve">: </w:t>
+      </w:r>
+      <w:r>
+        <w:t>Todo esto</w:t>
+      </w:r>
+      <w:r>
+        <w:t xml:space="preserve"> es un patrón de PHP.</w:t>
+      </w:r>
+    </w:p>
+    <w:p>
+      <w:r>
+        <w:t xml:space="preserve">Porque lo hace asi?. </w:t>
+      </w:r>
+    </w:p>
+    <w:p>
+      <w:pPr>
+        <w:jc w:val="both"/>
+      </w:pPr>
+      <w:r>
+        <w:t xml:space="preserve">Render es una función que a la cual se le puede pasar el nombre de un HTML que será el que muestra los datos y una tabla con datos para mostrar. Como se quiere que este método sirva para pasarle tanto una tabla con datos de una consulta, como 4 tablas con datos de 4 consultas, no le podemos pasar $entidades porque $entidades solo tiene los datos de 1 consulta. Entoces como </w:t>
+      </w:r>
+      <w:r>
+        <w:t>LO HACE</w:t>
+      </w:r>
+      <w:r>
+        <w:t>?</w:t>
+      </w:r>
+    </w:p>
+    <w:p>
+      <w:r>
+        <w:t>Creando una tabla de un solo elemento que contenga la tabla $entidades. Si tuviera otras consultas, pe.</w:t>
+      </w:r>
+    </w:p>
+    <w:p>
+      <w:pPr>
+        <w:rPr>
+          <w:color w:val="EE0000"/>
+        </w:rPr>
+      </w:pPr>
+      <w:r>
+        <w:rPr>
+          <w:color w:val="EE0000"/>
+        </w:rPr>
+        <w:t>$</w:t>
+      </w:r>
+      <w:r>
+        <w:rPr>
+          <w:color w:val="EE0000"/>
+        </w:rPr>
+        <w:t>vehiculos</w:t>
+      </w:r>
+      <w:r>
+        <w:rPr>
+          <w:color w:val="EE0000"/>
+        </w:rPr>
+        <w:t xml:space="preserve"> = $this-&gt;service-&gt;findAll();</w:t>
+      </w:r>
+      <w:r>
+        <w:rPr>
+          <w:color w:val="EE0000"/>
+        </w:rPr>
+        <w:t xml:space="preserve"> podría hacer esto:</w:t>
+      </w:r>
+    </w:p>
+    <w:p>
+      <w:pPr>
+        <w:rPr>
+          <w:color w:val="EE0000"/>
+        </w:rPr>
+      </w:pPr>
+      <w:r>
+        <w:rPr>
+          <w:color w:val="EE0000"/>
+        </w:rPr>
+        <w:t>$this-&gt;pages-&gt;render('entidad', ['entidades' =&gt; $entidades</w:t>
+      </w:r>
+      <w:r>
+        <w:rPr>
+          <w:color w:val="EE0000"/>
+        </w:rPr>
+        <w:t xml:space="preserve">, </w:t>
+      </w:r>
+      <w:r>
+        <w:rPr>
+          <w:color w:val="EE0000"/>
+        </w:rPr>
         <w:t xml:space="preserve"> </w:t>
       </w:r>
       <w:r>
-        <w:t>‘b’</w:t>
-      </w:r>
-    </w:p>
-    <w:p>
-      <w:pPr>
-        <w:pStyle w:val="Sinespaciado"/>
-      </w:pPr>
-      <w:r>
-        <w:t>Anónima [‘a’][2]==</w:t>
-      </w:r>
-      <w:r>
+        <w:rPr>
+          <w:color w:val="EE0000"/>
+        </w:rPr>
+        <w:t>‘Vehículos’ =&gt; $vehiculos</w:t>
+      </w:r>
+      <w:r>
+        <w:rPr>
+          <w:color w:val="EE0000"/>
+        </w:rPr>
+        <w:t>]);</w:t>
+      </w:r>
+    </w:p>
+    <w:p>
+      <w:r>
+        <w:t xml:space="preserve">Y así le estaría pasando a render dos tablas de datos en una sola tabla. Una sola tabla con dos elementos, con índices asociativos, ‘entidades’ y ‘vehiculos’ y cada índice tendría la tabla completa inicial. Este método permite pasar la cantidad de variables </w:t>
+      </w:r>
+      <w:r>
+        <w:t xml:space="preserve">que se deseee </w:t>
+      </w:r>
+      <w:r>
+        <w:t>como si fuera una sola.</w:t>
+      </w:r>
+    </w:p>
+    <w:p>
+      <w:r>
+        <w:t xml:space="preserve">Esto es empaquetar o encapsular datos en unos solo, como comprimirlos para que sigan cumpliendo la especificación de </w:t>
+      </w:r>
+      <w:r>
+        <w:t xml:space="preserve">un solo parametro de </w:t>
+      </w:r>
+      <w:r>
+        <w:t>render.</w:t>
+      </w:r>
+    </w:p>
+    <w:p>
+      <w:pPr>
+        <w:jc w:val="both"/>
+      </w:pPr>
+      <w:r>
+        <w:t>Ahora en la función render de la clase Pages, donde se van a mostrar los datos que contiene la tabla o ta</w:t>
+      </w:r>
+      <w:r>
+        <w:t>b</w:t>
+      </w:r>
+      <w:r>
+        <w:t>las encapsulada, hay que des encapsular o descomprimir, es decir lo contrario que se hizo antes de llamar a render.</w:t>
+      </w:r>
+    </w:p>
+    <w:p>
+      <w:r>
+        <w:t xml:space="preserve">Eso se hace con </w:t>
+      </w:r>
+    </w:p>
+    <w:p>
+      <w:pPr>
+        <w:pStyle w:val="Sinespaciado"/>
+        <w:rPr>
+          <w:color w:val="EE0000"/>
+        </w:rPr>
+      </w:pPr>
+      <w:r>
+        <w:rPr>
+          <w:color w:val="EE0000"/>
+        </w:rPr>
+        <w:t>foreach ($params as $name =&gt; $value) {</w:t>
+      </w:r>
+    </w:p>
+    <w:p>
+      <w:pPr>
+        <w:pStyle w:val="Sinespaciado"/>
+        <w:rPr>
+          <w:color w:val="EE0000"/>
+        </w:rPr>
+      </w:pPr>
+      <w:r>
+        <w:rPr>
+          <w:color w:val="EE0000"/>
+        </w:rPr>
+        <w:t xml:space="preserve">                $$name = $value; </w:t>
+      </w:r>
+    </w:p>
+    <w:p>
+      <w:pPr>
+        <w:pStyle w:val="Sinespaciado"/>
+        <w:rPr>
+          <w:color w:val="EE0000"/>
+        </w:rPr>
+      </w:pPr>
+      <w:r>
+        <w:rPr>
+          <w:color w:val="EE0000"/>
+        </w:rPr>
+        <w:t>            }</w:t>
+      </w:r>
+    </w:p>
+    <w:p>
+      <w:r>
+        <w:t xml:space="preserve">$params es la tabla </w:t>
+      </w:r>
+    </w:p>
+    <w:p>
+      <w:pPr>
+        <w:pStyle w:val="Sinespaciado"/>
+        <w:rPr>
+          <w:color w:val="FF0000"/>
+        </w:rPr>
+      </w:pPr>
+      <w:r>
+        <w:rPr>
+          <w:color w:val="EE0000"/>
+        </w:rPr>
+        <w:t>$</w:t>
+      </w:r>
+      <w:r>
+        <w:rPr>
+          <w:color w:val="EE0000"/>
+        </w:rPr>
+        <w:t>params</w:t>
+      </w:r>
+      <w:r>
+        <w:rPr>
+          <w:color w:val="EE0000"/>
+        </w:rPr>
         <w:t xml:space="preserve"> </w:t>
       </w:r>
       <w:r>
-        <w:t>‘c’</w:t>
-      </w:r>
-    </w:p>
-    <w:p>
-      <w:pPr>
-        <w:pStyle w:val="Sinespaciado"/>
-      </w:pPr>
-    </w:p>
-    <w:p>
-      <w:r>
-        <w:t>Vamos con lo que pasa en el controller:</w:t>
-      </w:r>
-    </w:p>
-    <w:p>
-      <w:pPr>
-        <w:pStyle w:val="Sinespaciado"/>
-        <w:jc w:val="both"/>
-      </w:pPr>
-      <w:r>
-        <w:t xml:space="preserve">En el caso que estamos tratando los elementos que contiene la tabla son objetos de una clase con campos de una consulta sql, pero los ejemplos que aquí salen son tablas con índices asociativos, </w:t>
-      </w:r>
-      <w:r>
+        <w:rPr>
+          <w:color w:val="FF0000"/>
+        </w:rPr>
         <w:t>[</w:t>
       </w:r>
-      <w:r>
-        <w:t>índice nombre de campo</w:t>
-      </w:r>
-      <w:r>
+    </w:p>
+    <w:p>
+      <w:pPr>
+        <w:pStyle w:val="Sinespaciado"/>
+        <w:rPr>
+          <w:color w:val="FF0000"/>
+        </w:rPr>
+      </w:pPr>
+      <w:r>
+        <w:rPr>
+          <w:color w:val="FF0000"/>
+        </w:rPr>
+        <w:t xml:space="preserve">    'entidades' =&gt; [</w:t>
+      </w:r>
+    </w:p>
+    <w:p>
+      <w:pPr>
+        <w:pStyle w:val="Sinespaciado"/>
+        <w:rPr>
+          <w:color w:val="FF0000"/>
+        </w:rPr>
+      </w:pPr>
+      <w:r>
+        <w:rPr>
+          <w:color w:val="FF0000"/>
+        </w:rPr>
+        <w:lastRenderedPageBreak/>
+        <w:t xml:space="preserve">        ['id' =&gt; 1, 'nombre' =&gt; 'Empresa A'],</w:t>
+      </w:r>
+    </w:p>
+    <w:p>
+      <w:pPr>
+        <w:pStyle w:val="Sinespaciado"/>
+        <w:rPr>
+          <w:color w:val="FF0000"/>
+        </w:rPr>
+      </w:pPr>
+      <w:r>
+        <w:rPr>
+          <w:color w:val="FF0000"/>
+        </w:rPr>
+        <w:t xml:space="preserve">        ['id' =&gt; 2, 'nombre' =&gt; 'Empresa B'],</w:t>
+      </w:r>
+    </w:p>
+    <w:p>
+      <w:pPr>
+        <w:pStyle w:val="Sinespaciado"/>
+        <w:rPr>
+          <w:color w:val="FF0000"/>
+        </w:rPr>
+      </w:pPr>
+      <w:r>
+        <w:rPr>
+          <w:color w:val="FF0000"/>
+        </w:rPr>
+        <w:t xml:space="preserve">    ]</w:t>
+      </w:r>
+    </w:p>
+    <w:p>
+      <w:pPr>
+        <w:pStyle w:val="Sinespaciado"/>
+        <w:rPr>
+          <w:color w:val="FF0000"/>
+        </w:rPr>
+      </w:pPr>
+      <w:r>
+        <w:rPr>
+          <w:color w:val="FF0000"/>
+        </w:rPr>
         <w:t>]</w:t>
       </w:r>
-      <w:r>
-        <w:t>=valor campo.</w:t>
-      </w:r>
-    </w:p>
-    <w:p>
-      <w:pPr>
-        <w:rPr>
-          <w:b/>
-          <w:bCs/>
-        </w:rPr>
-      </w:pPr>
-      <w:r>
-        <w:rPr>
-          <w:b/>
-          <w:bCs/>
-        </w:rPr>
-        <w:t>$entidades = $this-&gt;service-&gt;findAll();</w:t>
-      </w:r>
-    </w:p>
-    <w:p>
-      <w:r>
-        <w:t xml:space="preserve">En este momento tenemos </w:t>
-      </w:r>
+    </w:p>
+    <w:p>
+      <w:r>
+        <w:t>Si dentro de $param solo le pasamos una tabla, en nuestro caso [‘entidades’] el foreach solo se ejecutara una vez</w:t>
+      </w:r>
+      <w:r>
+        <w:t>, y hará esto:</w:t>
+      </w:r>
+    </w:p>
+    <w:p>
+      <w:pPr>
+        <w:pStyle w:val="Sinespaciado"/>
+      </w:pPr>
+      <w:r>
+        <w:t>$name es el índice de $params, luego $name tiene el valor ‘entidades’, y al hacer $$name = $value está creando una variable nueva llamada $entidades (que es el valor de $name), que contiene todos los datos de la tabla $entidades inicial antes de empaquetarla, así tenemos de nuevo:</w:t>
+      </w:r>
+    </w:p>
+    <w:p>
+      <w:pPr>
+        <w:pStyle w:val="Sinespaciado"/>
+      </w:pPr>
     </w:p>
     <w:p>
       <w:pPr>
@@ -3090,635 +3965,6 @@
         <w:rPr>
           <w:color w:val="FF0000"/>
         </w:rPr>
-        <w:t xml:space="preserve">    ['id' =&gt; 2, 'nombre' =&gt; 'Empresa B']</w:t>
-      </w:r>
-    </w:p>
-    <w:p>
-      <w:pPr>
-        <w:pStyle w:val="Sinespaciado"/>
-        <w:rPr>
-          <w:color w:val="FF0000"/>
-        </w:rPr>
-      </w:pPr>
-      <w:r>
-        <w:rPr>
-          <w:color w:val="FF0000"/>
-        </w:rPr>
-        <w:t>];</w:t>
-      </w:r>
-    </w:p>
-    <w:p>
-      <w:r>
-        <w:t xml:space="preserve">Tabla con índices numéricos que contiene tablas con índices asociativos. </w:t>
-      </w:r>
-    </w:p>
-    <w:p>
-      <w:pPr>
-        <w:rPr>
-          <w:color w:val="FF0000"/>
-        </w:rPr>
-      </w:pPr>
-      <w:r>
-        <w:rPr>
-          <w:color w:val="FF0000"/>
-        </w:rPr>
-        <w:t>$entidades[0]== ['id' =&gt; 1, 'nombre' =&gt; 'Empresa A'],</w:t>
-      </w:r>
-      <w:r>
-        <w:rPr>
-          <w:color w:val="FF0000"/>
-        </w:rPr>
-        <w:t xml:space="preserve">  </w:t>
-      </w:r>
-    </w:p>
-    <w:p>
-      <w:r>
-        <w:rPr>
-          <w:color w:val="FF0000"/>
-        </w:rPr>
-        <w:t>$entidades[</w:t>
-      </w:r>
-      <w:r>
-        <w:rPr>
-          <w:color w:val="FF0000"/>
-        </w:rPr>
-        <w:t>1</w:t>
-      </w:r>
-      <w:r>
-        <w:rPr>
-          <w:color w:val="FF0000"/>
-        </w:rPr>
-        <w:t>]==</w:t>
-      </w:r>
-      <w:r>
-        <w:rPr>
-          <w:color w:val="FF0000"/>
-        </w:rPr>
-        <w:t xml:space="preserve"> </w:t>
-      </w:r>
-      <w:r>
-        <w:rPr>
-          <w:color w:val="FF0000"/>
-        </w:rPr>
-        <w:t>['id' =&gt; 2, 'nombre' =&gt; 'Empresa B']</w:t>
-      </w:r>
-    </w:p>
-    <w:p>
-      <w:pPr>
-        <w:rPr>
-          <w:b/>
-          <w:bCs/>
-        </w:rPr>
-      </w:pPr>
-      <w:r>
-        <w:rPr>
-          <w:b/>
-          <w:bCs/>
-        </w:rPr>
-        <w:t>$this-&gt;pages-&gt;render('entidad', ['entidades' =&gt; $entidades]);</w:t>
-      </w:r>
-    </w:p>
-    <w:p>
-      <w:pPr>
-        <w:pStyle w:val="Sinespaciado"/>
-        <w:rPr>
-          <w:color w:val="FF0000"/>
-        </w:rPr>
-      </w:pPr>
-      <w:r>
-        <w:rPr>
-          <w:color w:val="FF0000"/>
-        </w:rPr>
-        <w:t>Ahora se convierte en esto:</w:t>
-      </w:r>
-    </w:p>
-    <w:p>
-      <w:pPr>
-        <w:pStyle w:val="Sinespaciado"/>
-        <w:rPr>
-          <w:color w:val="FF0000"/>
-        </w:rPr>
-      </w:pPr>
-      <w:r>
-        <w:rPr>
-          <w:color w:val="FF0000"/>
-        </w:rPr>
-        <w:t>[</w:t>
-      </w:r>
-    </w:p>
-    <w:p>
-      <w:pPr>
-        <w:pStyle w:val="Sinespaciado"/>
-        <w:rPr>
-          <w:color w:val="FF0000"/>
-        </w:rPr>
-      </w:pPr>
-      <w:r>
-        <w:rPr>
-          <w:color w:val="FF0000"/>
-        </w:rPr>
-        <w:t xml:space="preserve">    'entidades' =&gt; [</w:t>
-      </w:r>
-    </w:p>
-    <w:p>
-      <w:pPr>
-        <w:pStyle w:val="Sinespaciado"/>
-        <w:rPr>
-          <w:color w:val="FF0000"/>
-        </w:rPr>
-      </w:pPr>
-      <w:r>
-        <w:rPr>
-          <w:color w:val="FF0000"/>
-        </w:rPr>
-        <w:t xml:space="preserve">        ['id' =&gt; 1, 'nombre' =&gt; 'Empresa A'],</w:t>
-      </w:r>
-    </w:p>
-    <w:p>
-      <w:pPr>
-        <w:pStyle w:val="Sinespaciado"/>
-        <w:rPr>
-          <w:color w:val="FF0000"/>
-        </w:rPr>
-      </w:pPr>
-      <w:r>
-        <w:rPr>
-          <w:color w:val="FF0000"/>
-        </w:rPr>
-        <w:t xml:space="preserve">        ['id' =&gt; 2, 'nombre' =&gt; 'Empresa B'],</w:t>
-      </w:r>
-    </w:p>
-    <w:p>
-      <w:pPr>
-        <w:pStyle w:val="Sinespaciado"/>
-        <w:rPr>
-          <w:color w:val="FF0000"/>
-        </w:rPr>
-      </w:pPr>
-      <w:r>
-        <w:rPr>
-          <w:color w:val="FF0000"/>
-        </w:rPr>
-        <w:t xml:space="preserve">    ]</w:t>
-      </w:r>
-    </w:p>
-    <w:p>
-      <w:pPr>
-        <w:pStyle w:val="Sinespaciado"/>
-        <w:rPr>
-          <w:color w:val="FF0000"/>
-        </w:rPr>
-      </w:pPr>
-      <w:r>
-        <w:rPr>
-          <w:color w:val="FF0000"/>
-        </w:rPr>
-        <w:t>]</w:t>
-      </w:r>
-    </w:p>
-    <w:p>
-      <w:r>
-        <w:t xml:space="preserve">Es una tabla sin nombre que contiene un único elemento cuyo índice es ‘entidades’ y en ese único elemento tiene todas las tablas. </w:t>
-      </w:r>
-    </w:p>
-    <w:p>
-      <w:pPr>
-        <w:pStyle w:val="Sinespaciado"/>
-        <w:rPr>
-          <w:color w:val="FF0000"/>
-        </w:rPr>
-      </w:pPr>
-      <w:r>
-        <w:t xml:space="preserve">$Anónima [‘entidades’]==  </w:t>
-      </w:r>
-      <w:r>
-        <w:rPr>
-          <w:color w:val="FF0000"/>
-        </w:rPr>
-        <w:t>['id' =&gt; 1, 'nombre' =&gt; 'Empresa A'],</w:t>
-      </w:r>
-      <w:r>
-        <w:rPr>
-          <w:color w:val="FF0000"/>
-        </w:rPr>
-        <w:t xml:space="preserve"> </w:t>
-      </w:r>
-      <w:r>
-        <w:rPr>
-          <w:color w:val="FF0000"/>
-        </w:rPr>
-        <w:t>['id' =&gt; 2, 'nombre' =&gt; 'Empresa B']</w:t>
-      </w:r>
-    </w:p>
-    <w:p>
-      <w:pPr>
-        <w:pStyle w:val="Sinespaciado"/>
-        <w:rPr>
-          <w:color w:val="FF0000"/>
-        </w:rPr>
-      </w:pPr>
-      <w:r>
-        <w:t xml:space="preserve">$Anónima [‘entidades’][0]== </w:t>
-      </w:r>
-      <w:r>
-        <w:rPr>
-          <w:color w:val="FF0000"/>
-        </w:rPr>
-        <w:t>['id' =&gt; 1, 'nombre' =&gt; 'Empresa A']</w:t>
-      </w:r>
-    </w:p>
-    <w:p>
-      <w:pPr>
-        <w:rPr>
-          <w:color w:val="FF0000"/>
-        </w:rPr>
-      </w:pPr>
-      <w:r>
-        <w:t xml:space="preserve">$Anónima [‘entidades’][1]== </w:t>
-      </w:r>
-      <w:r>
-        <w:rPr>
-          <w:color w:val="FF0000"/>
-        </w:rPr>
-        <w:t>['id' =&gt; 2, 'nombre' =&gt; 'Empresa B']</w:t>
-      </w:r>
-    </w:p>
-    <w:p>
-      <w:r>
-        <w:t>Se ha creado una tabla (sin nombre), con un solo elemento que ent</w:t>
-      </w:r>
-      <w:r>
-        <w:t>ero</w:t>
-      </w:r>
-      <w:r>
-        <w:t xml:space="preserve"> tiene nuestra tabla inicial</w:t>
-      </w:r>
-      <w:r>
-        <w:t>.</w:t>
-      </w:r>
-    </w:p>
-    <w:p>
-      <w:r>
-        <w:rPr>
-          <w:b/>
-          <w:bCs/>
-        </w:rPr>
-        <w:t>Nota</w:t>
-      </w:r>
-      <w:r>
-        <w:t xml:space="preserve">: </w:t>
-      </w:r>
-      <w:r>
-        <w:t>Todo esto</w:t>
-      </w:r>
-      <w:r>
-        <w:t xml:space="preserve"> es un patrón de PHP.</w:t>
-      </w:r>
-    </w:p>
-    <w:p>
-      <w:r>
-        <w:lastRenderedPageBreak/>
-        <w:t xml:space="preserve">Porque lo hace asi?. </w:t>
-      </w:r>
-    </w:p>
-    <w:p>
-      <w:pPr>
-        <w:jc w:val="both"/>
-      </w:pPr>
-      <w:r>
-        <w:t xml:space="preserve">Render es una función que a la cual se le puede pasar el nombre de un HTML que será el que muestra los datos y una tabla con datos para mostrar. Como se quiere que este método sirva para pasarle tanto una tabla con datos de una consulta, como 4 tablas con datos de 4 consultas, no le podemos pasar $entidades porque $entidades solo tiene los datos de 1 consulta. Entoces como </w:t>
-      </w:r>
-      <w:r>
-        <w:t>LO HACE</w:t>
-      </w:r>
-      <w:r>
-        <w:t>?</w:t>
-      </w:r>
-    </w:p>
-    <w:p>
-      <w:r>
-        <w:t>Creando una tabla de un solo elemento que contenga la tabla $entidades. Si tuviera otras consultas, pe.</w:t>
-      </w:r>
-    </w:p>
-    <w:p>
-      <w:pPr>
-        <w:rPr>
-          <w:color w:val="EE0000"/>
-        </w:rPr>
-      </w:pPr>
-      <w:r>
-        <w:rPr>
-          <w:color w:val="EE0000"/>
-        </w:rPr>
-        <w:t>$</w:t>
-      </w:r>
-      <w:r>
-        <w:rPr>
-          <w:color w:val="EE0000"/>
-        </w:rPr>
-        <w:t>vehiculos</w:t>
-      </w:r>
-      <w:r>
-        <w:rPr>
-          <w:color w:val="EE0000"/>
-        </w:rPr>
-        <w:t xml:space="preserve"> = $this-&gt;service-&gt;findAll();</w:t>
-      </w:r>
-      <w:r>
-        <w:rPr>
-          <w:color w:val="EE0000"/>
-        </w:rPr>
-        <w:t xml:space="preserve"> podría hacer esto:</w:t>
-      </w:r>
-    </w:p>
-    <w:p>
-      <w:pPr>
-        <w:rPr>
-          <w:color w:val="EE0000"/>
-        </w:rPr>
-      </w:pPr>
-      <w:r>
-        <w:rPr>
-          <w:color w:val="EE0000"/>
-        </w:rPr>
-        <w:t>$this-&gt;pages-&gt;render('entidad', ['entidades' =&gt; $entidades</w:t>
-      </w:r>
-      <w:r>
-        <w:rPr>
-          <w:color w:val="EE0000"/>
-        </w:rPr>
-        <w:t xml:space="preserve">, </w:t>
-      </w:r>
-      <w:r>
-        <w:rPr>
-          <w:color w:val="EE0000"/>
-        </w:rPr>
-        <w:t xml:space="preserve"> </w:t>
-      </w:r>
-      <w:r>
-        <w:rPr>
-          <w:color w:val="EE0000"/>
-        </w:rPr>
-        <w:t>‘Vehículos’ =&gt; $vehiculos</w:t>
-      </w:r>
-      <w:r>
-        <w:rPr>
-          <w:color w:val="EE0000"/>
-        </w:rPr>
-        <w:t>]);</w:t>
-      </w:r>
-    </w:p>
-    <w:p>
-      <w:r>
-        <w:t xml:space="preserve">Y así le estaría pasando a render dos tablas de datos en una sola tabla. Una sola tabla con dos elementos, con índices asociativos, ‘entidades’ y ‘vehiculos’ y cada índice tendría la tabla completa inicial. Este método permite pasar la cantidad de variables </w:t>
-      </w:r>
-      <w:r>
-        <w:t xml:space="preserve">que se deseee </w:t>
-      </w:r>
-      <w:r>
-        <w:t>como si fuera una sola.</w:t>
-      </w:r>
-    </w:p>
-    <w:p>
-      <w:r>
-        <w:t xml:space="preserve">Esto es empaquetar o encapsular datos en unos solo, como comprimirlos para que sigan cumpliendo la especificación de </w:t>
-      </w:r>
-      <w:r>
-        <w:t xml:space="preserve">un solo parametro de </w:t>
-      </w:r>
-      <w:r>
-        <w:t>render.</w:t>
-      </w:r>
-    </w:p>
-    <w:p>
-      <w:pPr>
-        <w:jc w:val="both"/>
-      </w:pPr>
-      <w:r>
-        <w:t>Ahora en la función render de la clase Pages, donde se van a mostrar los datos que contiene la tabla o ta</w:t>
-      </w:r>
-      <w:r>
-        <w:t>b</w:t>
-      </w:r>
-      <w:r>
-        <w:t>las encapsulada, hay que des encapsular o descomprimir, es decir lo contrario que se hizo antes de llamar a render.</w:t>
-      </w:r>
-    </w:p>
-    <w:p>
-      <w:r>
-        <w:t xml:space="preserve">Eso se hace con </w:t>
-      </w:r>
-    </w:p>
-    <w:p>
-      <w:pPr>
-        <w:pStyle w:val="Sinespaciado"/>
-        <w:rPr>
-          <w:color w:val="EE0000"/>
-        </w:rPr>
-      </w:pPr>
-      <w:r>
-        <w:rPr>
-          <w:color w:val="EE0000"/>
-        </w:rPr>
-        <w:t>foreach ($params as $name =&gt; $value) {</w:t>
-      </w:r>
-    </w:p>
-    <w:p>
-      <w:pPr>
-        <w:pStyle w:val="Sinespaciado"/>
-        <w:rPr>
-          <w:color w:val="EE0000"/>
-        </w:rPr>
-      </w:pPr>
-      <w:r>
-        <w:rPr>
-          <w:color w:val="EE0000"/>
-        </w:rPr>
-        <w:t xml:space="preserve">                $$name = $value; </w:t>
-      </w:r>
-    </w:p>
-    <w:p>
-      <w:pPr>
-        <w:pStyle w:val="Sinespaciado"/>
-        <w:rPr>
-          <w:color w:val="EE0000"/>
-        </w:rPr>
-      </w:pPr>
-      <w:r>
-        <w:rPr>
-          <w:color w:val="EE0000"/>
-        </w:rPr>
-        <w:t>            }</w:t>
-      </w:r>
-    </w:p>
-    <w:p>
-      <w:r>
-        <w:t xml:space="preserve">$params es la tabla </w:t>
-      </w:r>
-    </w:p>
-    <w:p>
-      <w:pPr>
-        <w:pStyle w:val="Sinespaciado"/>
-        <w:rPr>
-          <w:color w:val="FF0000"/>
-        </w:rPr>
-      </w:pPr>
-      <w:r>
-        <w:rPr>
-          <w:color w:val="EE0000"/>
-        </w:rPr>
-        <w:t>$</w:t>
-      </w:r>
-      <w:r>
-        <w:rPr>
-          <w:color w:val="EE0000"/>
-        </w:rPr>
-        <w:t>params</w:t>
-      </w:r>
-      <w:r>
-        <w:rPr>
-          <w:color w:val="EE0000"/>
-        </w:rPr>
-        <w:t xml:space="preserve"> </w:t>
-      </w:r>
-      <w:r>
-        <w:rPr>
-          <w:color w:val="FF0000"/>
-        </w:rPr>
-        <w:t>[</w:t>
-      </w:r>
-    </w:p>
-    <w:p>
-      <w:pPr>
-        <w:pStyle w:val="Sinespaciado"/>
-        <w:rPr>
-          <w:color w:val="FF0000"/>
-        </w:rPr>
-      </w:pPr>
-      <w:r>
-        <w:rPr>
-          <w:color w:val="FF0000"/>
-        </w:rPr>
-        <w:t xml:space="preserve">    'entidades' =&gt; [</w:t>
-      </w:r>
-    </w:p>
-    <w:p>
-      <w:pPr>
-        <w:pStyle w:val="Sinespaciado"/>
-        <w:rPr>
-          <w:color w:val="FF0000"/>
-        </w:rPr>
-      </w:pPr>
-      <w:r>
-        <w:rPr>
-          <w:color w:val="FF0000"/>
-        </w:rPr>
-        <w:t xml:space="preserve">        ['id' =&gt; 1, 'nombre' =&gt; 'Empresa A'],</w:t>
-      </w:r>
-    </w:p>
-    <w:p>
-      <w:pPr>
-        <w:pStyle w:val="Sinespaciado"/>
-        <w:rPr>
-          <w:color w:val="FF0000"/>
-        </w:rPr>
-      </w:pPr>
-      <w:r>
-        <w:rPr>
-          <w:color w:val="FF0000"/>
-        </w:rPr>
-        <w:t xml:space="preserve">        ['id' =&gt; 2, 'nombre' =&gt; 'Empresa B'],</w:t>
-      </w:r>
-    </w:p>
-    <w:p>
-      <w:pPr>
-        <w:pStyle w:val="Sinespaciado"/>
-        <w:rPr>
-          <w:color w:val="FF0000"/>
-        </w:rPr>
-      </w:pPr>
-      <w:r>
-        <w:rPr>
-          <w:color w:val="FF0000"/>
-        </w:rPr>
-        <w:t xml:space="preserve">    ]</w:t>
-      </w:r>
-    </w:p>
-    <w:p>
-      <w:pPr>
-        <w:pStyle w:val="Sinespaciado"/>
-        <w:rPr>
-          <w:color w:val="FF0000"/>
-        </w:rPr>
-      </w:pPr>
-      <w:r>
-        <w:rPr>
-          <w:color w:val="FF0000"/>
-        </w:rPr>
-        <w:t>]</w:t>
-      </w:r>
-    </w:p>
-    <w:p>
-      <w:r>
-        <w:t>Si dentro de $param solo le pasamos una tabla, en nuestro caso [‘entidades’] el foreach solo se ejecutara una vez</w:t>
-      </w:r>
-      <w:r>
-        <w:t>, y hará esto:</w:t>
-      </w:r>
-    </w:p>
-    <w:p>
-      <w:pPr>
-        <w:pStyle w:val="Sinespaciado"/>
-      </w:pPr>
-      <w:r>
-        <w:t>$name es el índice de $params, luego $name tiene el valor ‘entidades’, y al hacer $$name = $value está creando una variable nueva llamada $entidades (que es el valor de $name), que contiene todos los datos de la tabla $entidades inicial antes de empaquetarla, así tenemos de nuevo:</w:t>
-      </w:r>
-    </w:p>
-    <w:p>
-      <w:pPr>
-        <w:pStyle w:val="Sinespaciado"/>
-      </w:pPr>
-    </w:p>
-    <w:p>
-      <w:pPr>
-        <w:pStyle w:val="Sinespaciado"/>
-        <w:rPr>
-          <w:color w:val="FF0000"/>
-        </w:rPr>
-      </w:pPr>
-      <w:r>
-        <w:rPr>
-          <w:color w:val="FF0000"/>
-        </w:rPr>
-        <w:t>$entidades = [</w:t>
-      </w:r>
-    </w:p>
-    <w:p>
-      <w:pPr>
-        <w:pStyle w:val="Sinespaciado"/>
-        <w:rPr>
-          <w:color w:val="FF0000"/>
-        </w:rPr>
-      </w:pPr>
-      <w:r>
-        <w:rPr>
-          <w:color w:val="FF0000"/>
-        </w:rPr>
-        <w:t xml:space="preserve">    ['id' =&gt; 1, 'nombre' =&gt; 'Empresa A'],</w:t>
-      </w:r>
-    </w:p>
-    <w:p>
-      <w:pPr>
-        <w:pStyle w:val="Sinespaciado"/>
-        <w:rPr>
-          <w:color w:val="FF0000"/>
-        </w:rPr>
-      </w:pPr>
-      <w:r>
-        <w:rPr>
-          <w:color w:val="FF0000"/>
-        </w:rPr>
-        <w:lastRenderedPageBreak/>
         <w:t xml:space="preserve">    ['id' =&gt; 2, 'nombre' =&gt; 'Empresa B']</w:t>
       </w:r>
     </w:p>
@@ -4065,6 +4311,7 @@
           <w:b/>
           <w:bCs/>
         </w:rPr>
+        <w:lastRenderedPageBreak/>
         <w:t xml:space="preserve">5 </w:t>
       </w:r>
       <w:r>
@@ -4169,231 +4416,231 @@
         <w:rPr>
           <w:color w:val="2F5496" w:themeColor="accent1" w:themeShade="BF"/>
         </w:rPr>
+        <w:t xml:space="preserve">    &lt;input type="hidden" name="_method" value="DELETE"&gt;</w:t>
+      </w:r>
+      <w:r>
+        <w:rPr>
+          <w:color w:val="2F5496" w:themeColor="accent1" w:themeShade="BF"/>
+        </w:rPr>
+        <w:t xml:space="preserve"> </w:t>
+      </w:r>
+    </w:p>
+    <w:p>
+      <w:pPr>
+        <w:jc w:val="both"/>
+        <w:rPr>
+          <w:color w:val="2F5496" w:themeColor="accent1" w:themeShade="BF"/>
+        </w:rPr>
+      </w:pPr>
+      <w:r>
+        <w:rPr>
+          <w:color w:val="2F5496" w:themeColor="accent1" w:themeShade="BF"/>
+        </w:rPr>
+        <w:t xml:space="preserve">    &lt;button type="submit" class="btn btn-sm btn-outline-danger"&gt;</w:t>
+      </w:r>
+    </w:p>
+    <w:p>
+      <w:pPr>
+        <w:jc w:val="both"/>
+        <w:rPr>
+          <w:color w:val="2F5496" w:themeColor="accent1" w:themeShade="BF"/>
+        </w:rPr>
+      </w:pPr>
+      <w:r>
+        <w:rPr>
+          <w:color w:val="2F5496" w:themeColor="accent1" w:themeShade="BF"/>
+        </w:rPr>
+        <w:t xml:space="preserve">        &lt;i class="bi bi-trash"&gt;&lt;/i&gt;</w:t>
+      </w:r>
+    </w:p>
+    <w:p>
+      <w:pPr>
+        <w:jc w:val="both"/>
+        <w:rPr>
+          <w:color w:val="2F5496" w:themeColor="accent1" w:themeShade="BF"/>
+        </w:rPr>
+      </w:pPr>
+      <w:r>
+        <w:rPr>
+          <w:color w:val="2F5496" w:themeColor="accent1" w:themeShade="BF"/>
+        </w:rPr>
+        <w:t xml:space="preserve">    &lt;/button&gt;</w:t>
+      </w:r>
+    </w:p>
+    <w:p>
+      <w:pPr>
+        <w:jc w:val="both"/>
+        <w:rPr>
+          <w:color w:val="2F5496" w:themeColor="accent1" w:themeShade="BF"/>
+        </w:rPr>
+      </w:pPr>
+      <w:r>
+        <w:rPr>
+          <w:color w:val="2F5496" w:themeColor="accent1" w:themeShade="BF"/>
+        </w:rPr>
+        <w:t>&lt;/form&gt;</w:t>
+      </w:r>
+    </w:p>
+    <w:p>
+      <w:pPr>
+        <w:jc w:val="both"/>
+      </w:pPr>
+      <w:r>
+        <w:t xml:space="preserve">Y esto se pone en el metodo </w:t>
+      </w:r>
+      <w:r>
+        <w:t xml:space="preserve">del EntidadController delete() que es el elegido por dispatch, al cargar la pagina </w:t>
+      </w:r>
+      <w:r>
+        <w:rPr>
+          <w:color w:val="2F5496" w:themeColor="accent1" w:themeShade="BF"/>
+        </w:rPr>
+        <w:t>pages/borrar/&lt;?=$entidad-&gt;getId()?&gt;</w:t>
+      </w:r>
+      <w:r>
+        <w:rPr>
+          <w:color w:val="2F5496" w:themeColor="accent1" w:themeShade="BF"/>
+        </w:rPr>
+        <w:t xml:space="preserve"> </w:t>
+      </w:r>
+      <w:r>
+        <w:t>con metodo POST</w:t>
+      </w:r>
+      <w:r>
+        <w:t>.</w:t>
+      </w:r>
+    </w:p>
+    <w:p>
+      <w:pPr>
+        <w:jc w:val="both"/>
+      </w:pPr>
+      <w:r>
+        <w:t>En el router hay que añadir esto:</w:t>
+      </w:r>
+    </w:p>
+    <w:p>
+      <w:pPr>
+        <w:jc w:val="both"/>
+        <w:rPr>
+          <w:color w:val="EE0000"/>
+        </w:rPr>
+      </w:pPr>
+      <w:r>
+        <w:rPr>
+          <w:color w:val="EE0000"/>
+        </w:rPr>
+        <w:t>Router::add('</w:t>
+      </w:r>
+      <w:r>
+        <w:rPr>
+          <w:color w:val="EE0000"/>
+        </w:rPr>
+        <w:t>POST</w:t>
+      </w:r>
+      <w:r>
+        <w:rPr>
+          <w:color w:val="EE0000"/>
+        </w:rPr>
+        <w:t>', '/pages/borrar/:id', function($entidadId){return (new EntidadController())-&gt;delete($entidadId);});</w:t>
+      </w:r>
+    </w:p>
+    <w:p>
+      <w:pPr>
+        <w:jc w:val="both"/>
+      </w:pPr>
+      <w:r>
+        <w:t>Y en controlller hay que añadir esto:</w:t>
+      </w:r>
+    </w:p>
+    <w:p>
+      <w:pPr>
+        <w:pStyle w:val="Sinespaciado"/>
+        <w:rPr>
+          <w:color w:val="EE0000"/>
+        </w:rPr>
+      </w:pPr>
+      <w:r>
+        <w:rPr>
+          <w:color w:val="EE0000"/>
+        </w:rPr>
+        <w:t>if ($_SERVER['REQUEST_METHOD'] === 'POST' &amp;&amp; isset($_POST['_method']) &amp;&amp; $_POST['_method'] === 'DELETE') {</w:t>
+      </w:r>
+    </w:p>
+    <w:p>
+      <w:pPr>
+        <w:pStyle w:val="Sinespaciado"/>
+        <w:rPr>
+          <w:color w:val="EE0000"/>
+        </w:rPr>
+      </w:pPr>
+      <w:r>
+        <w:rPr>
+          <w:color w:val="EE0000"/>
+        </w:rPr>
+        <w:t xml:space="preserve"> $this-&gt;service-&gt;delete($id);  </w:t>
+      </w:r>
+    </w:p>
+    <w:p>
+      <w:pPr>
+        <w:pStyle w:val="Sinespaciado"/>
+        <w:rPr>
+          <w:color w:val="EE0000"/>
+        </w:rPr>
+      </w:pPr>
+      <w:r>
+        <w:rPr>
+          <w:color w:val="EE0000"/>
+        </w:rPr>
+        <w:t>}</w:t>
+      </w:r>
+    </w:p>
+    <w:p>
+      <w:pPr>
+        <w:jc w:val="both"/>
+      </w:pPr>
+      <w:r>
+        <w:t>Porque hace esta comprobacion en el metodo delete del Controller? Si hemos llegado hasta el metodo delete es porque se va a borrar, pero podria darse el caso que ese mismo metodo fuera llamado a traves de otro enlace tipo href u otro formulario pero con metodo GET. Si hay otro boton que usa la ruta  </w:t>
+      </w:r>
+      <w:r>
+        <w:rPr>
+          <w:color w:val="EE0000"/>
+        </w:rPr>
+        <w:t>$this-&gt;service-&gt;delete($id);</w:t>
+      </w:r>
+      <w:r>
+        <w:rPr>
+          <w:color w:val="EE0000"/>
+        </w:rPr>
+        <w:t xml:space="preserve"> </w:t>
+      </w:r>
+      <w:r>
+        <w:t>pero con metodo GET tendre que hacer otra funcion en el metodo delete. Fijate que esto que estamo haciendo es una especio de patron, como usar DELETE con PHP que no permite usar DELETE. Se puede dar el caso que la misma pagina se carge con GET para una funcion y con DELETE para otra. Pues aquí se indica como poder usar una especie de DELETE.</w:t>
+      </w:r>
+    </w:p>
+    <w:p>
+      <w:pPr>
+        <w:jc w:val="both"/>
+        <w:rPr>
+          <w:b/>
+          <w:bCs/>
+          <w:u w:val="single"/>
+        </w:rPr>
+      </w:pPr>
+      <w:r>
+        <w:rPr>
+          <w:b/>
+          <w:bCs/>
+          <w:u w:val="single"/>
+        </w:rPr>
+        <w:t>Opción 2 – Usar AJAX correctamente</w:t>
+      </w:r>
+    </w:p>
+    <w:p>
+      <w:pPr>
+        <w:pStyle w:val="Sinespaciado"/>
+      </w:pPr>
+      <w:r>
         <w:lastRenderedPageBreak/>
-        <w:t xml:space="preserve">    &lt;input type="hidden" name="_method" value="DELETE"&gt;</w:t>
-      </w:r>
-      <w:r>
-        <w:rPr>
-          <w:color w:val="2F5496" w:themeColor="accent1" w:themeShade="BF"/>
-        </w:rPr>
-        <w:t xml:space="preserve"> </w:t>
-      </w:r>
-    </w:p>
-    <w:p>
-      <w:pPr>
-        <w:jc w:val="both"/>
-        <w:rPr>
-          <w:color w:val="2F5496" w:themeColor="accent1" w:themeShade="BF"/>
-        </w:rPr>
-      </w:pPr>
-      <w:r>
-        <w:rPr>
-          <w:color w:val="2F5496" w:themeColor="accent1" w:themeShade="BF"/>
-        </w:rPr>
-        <w:t xml:space="preserve">    &lt;button type="submit" class="btn btn-sm btn-outline-danger"&gt;</w:t>
-      </w:r>
-    </w:p>
-    <w:p>
-      <w:pPr>
-        <w:jc w:val="both"/>
-        <w:rPr>
-          <w:color w:val="2F5496" w:themeColor="accent1" w:themeShade="BF"/>
-        </w:rPr>
-      </w:pPr>
-      <w:r>
-        <w:rPr>
-          <w:color w:val="2F5496" w:themeColor="accent1" w:themeShade="BF"/>
-        </w:rPr>
-        <w:t xml:space="preserve">        &lt;i class="bi bi-trash"&gt;&lt;/i&gt;</w:t>
-      </w:r>
-    </w:p>
-    <w:p>
-      <w:pPr>
-        <w:jc w:val="both"/>
-        <w:rPr>
-          <w:color w:val="2F5496" w:themeColor="accent1" w:themeShade="BF"/>
-        </w:rPr>
-      </w:pPr>
-      <w:r>
-        <w:rPr>
-          <w:color w:val="2F5496" w:themeColor="accent1" w:themeShade="BF"/>
-        </w:rPr>
-        <w:t xml:space="preserve">    &lt;/button&gt;</w:t>
-      </w:r>
-    </w:p>
-    <w:p>
-      <w:pPr>
-        <w:jc w:val="both"/>
-        <w:rPr>
-          <w:color w:val="2F5496" w:themeColor="accent1" w:themeShade="BF"/>
-        </w:rPr>
-      </w:pPr>
-      <w:r>
-        <w:rPr>
-          <w:color w:val="2F5496" w:themeColor="accent1" w:themeShade="BF"/>
-        </w:rPr>
-        <w:t>&lt;/form&gt;</w:t>
-      </w:r>
-    </w:p>
-    <w:p>
-      <w:pPr>
-        <w:jc w:val="both"/>
-      </w:pPr>
-      <w:r>
-        <w:t xml:space="preserve">Y esto se pone en el metodo </w:t>
-      </w:r>
-      <w:r>
-        <w:t xml:space="preserve">del EntidadController delete() que es el elegido por dispatch, al cargar la pagina </w:t>
-      </w:r>
-      <w:r>
-        <w:rPr>
-          <w:color w:val="2F5496" w:themeColor="accent1" w:themeShade="BF"/>
-        </w:rPr>
-        <w:t>pages/borrar/&lt;?=$entidad-&gt;getId()?&gt;</w:t>
-      </w:r>
-      <w:r>
-        <w:rPr>
-          <w:color w:val="2F5496" w:themeColor="accent1" w:themeShade="BF"/>
-        </w:rPr>
-        <w:t xml:space="preserve"> </w:t>
-      </w:r>
-      <w:r>
-        <w:t>con metodo POST</w:t>
-      </w:r>
-      <w:r>
-        <w:t>.</w:t>
-      </w:r>
-    </w:p>
-    <w:p>
-      <w:pPr>
-        <w:jc w:val="both"/>
-      </w:pPr>
-      <w:r>
-        <w:t>En el router hay que añadir esto:</w:t>
-      </w:r>
-    </w:p>
-    <w:p>
-      <w:pPr>
-        <w:jc w:val="both"/>
-        <w:rPr>
-          <w:color w:val="EE0000"/>
-        </w:rPr>
-      </w:pPr>
-      <w:r>
-        <w:rPr>
-          <w:color w:val="EE0000"/>
-        </w:rPr>
-        <w:t>Router::add('</w:t>
-      </w:r>
-      <w:r>
-        <w:rPr>
-          <w:color w:val="EE0000"/>
-        </w:rPr>
-        <w:t>POST</w:t>
-      </w:r>
-      <w:r>
-        <w:rPr>
-          <w:color w:val="EE0000"/>
-        </w:rPr>
-        <w:t>', '/pages/borrar/:id', function($entidadId){return (new EntidadController())-&gt;delete($entidadId);});</w:t>
-      </w:r>
-    </w:p>
-    <w:p>
-      <w:pPr>
-        <w:jc w:val="both"/>
-      </w:pPr>
-      <w:r>
-        <w:t>Y en controlller hay que añadir esto:</w:t>
-      </w:r>
-    </w:p>
-    <w:p>
-      <w:pPr>
-        <w:pStyle w:val="Sinespaciado"/>
-        <w:rPr>
-          <w:color w:val="EE0000"/>
-        </w:rPr>
-      </w:pPr>
-      <w:r>
-        <w:rPr>
-          <w:color w:val="EE0000"/>
-        </w:rPr>
-        <w:t>if ($_SERVER['REQUEST_METHOD'] === 'POST' &amp;&amp; isset($_POST['_method']) &amp;&amp; $_POST['_method'] === 'DELETE') {</w:t>
-      </w:r>
-    </w:p>
-    <w:p>
-      <w:pPr>
-        <w:pStyle w:val="Sinespaciado"/>
-        <w:rPr>
-          <w:color w:val="EE0000"/>
-        </w:rPr>
-      </w:pPr>
-      <w:r>
-        <w:rPr>
-          <w:color w:val="EE0000"/>
-        </w:rPr>
-        <w:t xml:space="preserve"> $this-&gt;service-&gt;delete($id);  </w:t>
-      </w:r>
-    </w:p>
-    <w:p>
-      <w:pPr>
-        <w:pStyle w:val="Sinespaciado"/>
-        <w:rPr>
-          <w:color w:val="EE0000"/>
-        </w:rPr>
-      </w:pPr>
-      <w:r>
-        <w:rPr>
-          <w:color w:val="EE0000"/>
-        </w:rPr>
-        <w:t>}</w:t>
-      </w:r>
-    </w:p>
-    <w:p>
-      <w:pPr>
-        <w:jc w:val="both"/>
-      </w:pPr>
-      <w:r>
-        <w:t>Porque hace esta comprobacion en el metodo delete del Controller? Si hemos llegado hasta el metodo delete es porque se va a borrar, pero podria darse el caso que ese mismo metodo fuera llamado a traves de otro enlace tipo href u otro formulario pero con metodo GET. Si hay otro boton que usa la ruta  </w:t>
-      </w:r>
-      <w:r>
-        <w:rPr>
-          <w:color w:val="EE0000"/>
-        </w:rPr>
-        <w:t>$this-&gt;service-&gt;delete($id);</w:t>
-      </w:r>
-      <w:r>
-        <w:rPr>
-          <w:color w:val="EE0000"/>
-        </w:rPr>
-        <w:t xml:space="preserve"> </w:t>
-      </w:r>
-      <w:r>
-        <w:t>pero con metodo GET tendre que hacer otra funcion en el metodo delete. Fijate que esto que estamo haciendo es una especio de patron, como usar DELETE con PHP que no permite usar DELETE. Se puede dar el caso que la misma pagina se carge con GET para una funcion y con DELETE para otra. Pues aquí se indica como poder usar una especie de DELETE.</w:t>
-      </w:r>
-    </w:p>
-    <w:p>
-      <w:pPr>
-        <w:jc w:val="both"/>
-        <w:rPr>
-          <w:b/>
-          <w:bCs/>
-          <w:u w:val="single"/>
-        </w:rPr>
-      </w:pPr>
-      <w:r>
-        <w:rPr>
-          <w:b/>
-          <w:bCs/>
-          <w:u w:val="single"/>
-        </w:rPr>
-        <w:t>Opción 2 – Usar AJAX correctamente</w:t>
-      </w:r>
-    </w:p>
-    <w:p>
-      <w:pPr>
-        <w:pStyle w:val="Sinespaciado"/>
-      </w:pPr>
-      <w:r>
         <w:t>if (confirm('¿Seguro que deseas eliminar esta entidad?')) {</w:t>
       </w:r>
     </w:p>
@@ -4482,7 +4729,6 @@
         <w:pStyle w:val="Sinespaciado"/>
       </w:pPr>
       <w:r>
-        <w:lastRenderedPageBreak/>
         <w:t xml:space="preserve">            alert('Error al eliminar');</w:t>
       </w:r>
     </w:p>
@@ -4570,34 +4816,13 @@
           <w:lang w:eastAsia="es-ES"/>
           <w14:ligatures w14:val="none"/>
         </w:rPr>
-        <w:t>= “</w:t>
-      </w:r>
-      <w:proofErr w:type="spellStart"/>
-      <w:r>
-        <w:rPr>
-          <w:rFonts w:ascii="Consolas" w:eastAsia="Times New Roman" w:hAnsi="Consolas" w:cs="Times New Roman"/>
-          <w:noProof w:val="0"/>
-          <w:color w:val="CE9178"/>
-          <w:kern w:val="0"/>
-          <w:sz w:val="21"/>
-          <w:szCs w:val="21"/>
-          <w:lang w:eastAsia="es-ES"/>
-          <w14:ligatures w14:val="none"/>
-        </w:rPr>
-        <w:t>p</w:t>
-      </w:r>
-      <w:r>
-        <w:rPr>
-          <w:color w:val="EE0000"/>
-        </w:rPr>
-        <w:t>ages</w:t>
-      </w:r>
-      <w:proofErr w:type="spellEnd"/>
-      <w:r>
-        <w:rPr>
-          <w:color w:val="EE0000"/>
-        </w:rPr>
-        <w:t>/borrar/&lt;?=$entidad-&gt;getId()?&gt;</w:t>
+        <w:t>= “p</w:t>
+      </w:r>
+      <w:r>
+        <w:rPr>
+          <w:color w:val="EE0000"/>
+        </w:rPr>
+        <w:t>ages/borrar/&lt;?=$entidad-&gt;getId()?&gt;</w:t>
       </w:r>
     </w:p>
     <w:p>
@@ -4734,7 +4959,11 @@
         <w:t xml:space="preserve"> Con metodo DELETE. </w:t>
       </w:r>
       <w:r>
-        <w:t>Pero este codigo de java no es como PHP, en PHP si se hace un href: 'pages/nueva_entidad/&lt;?=$entidad-&gt;getId()? Nos vamos a esa pagina, es decir, se cierra la actual y se carga la nueva y ademas estas paginas son visibles al usuario. Con java, no es asi. Se salta</w:t>
+        <w:t xml:space="preserve">Pero este codigo de java no es como PHP, en PHP si se hace un href: 'pages/nueva_entidad/&lt;?=$entidad-&gt;getId()? Nos vamos a esa pagina, es decir, se cierra la actual y se carga la nueva y </w:t>
+      </w:r>
+      <w:r>
+        <w:lastRenderedPageBreak/>
+        <w:t>ademas estas paginas son visibles al usuario. Con java, no es asi. Se salta</w:t>
       </w:r>
       <w:r>
         <w:t xml:space="preserve"> a la pagina indicada, con el metodo DELETE (ya que PHP no permite DELETE). Como esa ruta y ese metodo esta en el router, con una funcion que es para borrar </w:t>
@@ -4795,77 +5024,649 @@
         <w:jc w:val="both"/>
       </w:pPr>
       <w:r>
+        <w:t xml:space="preserve">Despues de fetch hace </w:t>
+      </w:r>
+      <w:r>
+        <w:rPr>
+          <w:color w:val="C00000"/>
+        </w:rPr>
+        <w:t>then(data =&gt; location.reload())"</w:t>
+      </w:r>
+      <w:r>
+        <w:rPr>
+          <w:color w:val="C00000"/>
+        </w:rPr>
+        <w:t xml:space="preserve"> </w:t>
+      </w:r>
+      <w:r>
+        <w:t>que es para recargar la pagina actual</w:t>
+      </w:r>
+      <w:r>
+        <w:t>,</w:t>
+      </w:r>
+      <w:r>
+        <w:t xml:space="preserve"> </w:t>
+      </w:r>
+      <w:r>
+        <w:t xml:space="preserve">que es en la que estaba cuando pulse el boton de borrar, es decir la de listado </w:t>
+      </w:r>
+      <w:r>
+        <w:t>de entidades</w:t>
+      </w:r>
+      <w:r>
+        <w:t>,</w:t>
+      </w:r>
+      <w:r>
+        <w:t xml:space="preserve"> y ya</w:t>
+      </w:r>
+      <w:r>
+        <w:t xml:space="preserve"> devuelve el control a la pagina actual.</w:t>
+      </w:r>
+    </w:p>
+    <w:p>
+      <w:pPr>
+        <w:jc w:val="both"/>
+      </w:pPr>
+      <w:r>
+        <w:t xml:space="preserve">La primera solucion que me ofrecio la IA fue, antes de ejecutar el metodo delete en el Controller, se llama a un metodo relacionados (indicado por la IA) que llamara sucesivamente a metodo relacionados de service, del repository, y en el repositori se hace una consulta que cuenta cuantos vehiculos estan relacionados con la entidad </w:t>
+      </w:r>
+      <w:r>
+        <w:t>que queremos borrar. Si hay alguno, relacionados devuelve true y no se ejecutara el metodo delete en el Controller.</w:t>
+      </w:r>
+    </w:p>
+    <w:p>
+      <w:pPr>
+        <w:jc w:val="both"/>
+      </w:pPr>
+      <w:r>
+        <w:t>Que se hace entonces si ha relacionados. La primera solucion que me dio la IA, no funciono. Era la siguiente:</w:t>
+      </w:r>
+    </w:p>
+    <w:p>
+      <w:pPr>
+        <w:pStyle w:val="Sinespaciado"/>
+        <w:rPr>
+          <w:color w:val="EE0000"/>
+        </w:rPr>
+      </w:pPr>
+      <w:r>
+        <w:rPr>
+          <w:color w:val="EE0000"/>
+        </w:rPr>
+        <w:t>public function delete(int $id): void {</w:t>
+      </w:r>
+    </w:p>
+    <w:p>
+      <w:pPr>
+        <w:pStyle w:val="Sinespaciado"/>
+        <w:rPr>
+          <w:color w:val="538135" w:themeColor="accent6" w:themeShade="BF"/>
+        </w:rPr>
+      </w:pPr>
+      <w:r>
+        <w:rPr>
+          <w:color w:val="538135" w:themeColor="accent6" w:themeShade="BF"/>
+        </w:rPr>
+        <w:t>        $relacionados=$this-&gt;service-&gt;relacionados($id);</w:t>
+      </w:r>
+    </w:p>
+    <w:p>
+      <w:pPr>
+        <w:pStyle w:val="Sinespaciado"/>
+        <w:rPr>
+          <w:color w:val="4472C4" w:themeColor="accent1"/>
+        </w:rPr>
+      </w:pPr>
+      <w:r>
+        <w:rPr>
+          <w:color w:val="4472C4" w:themeColor="accent1"/>
+        </w:rPr>
+        <w:t>        if ($relacionados) {</w:t>
+      </w:r>
+    </w:p>
+    <w:p>
+      <w:pPr>
+        <w:pStyle w:val="Sinespaciado"/>
+        <w:rPr>
+          <w:color w:val="538135" w:themeColor="accent6" w:themeShade="BF"/>
+        </w:rPr>
+      </w:pPr>
+      <w:r>
+        <w:rPr>
+          <w:color w:val="538135" w:themeColor="accent6" w:themeShade="BF"/>
+        </w:rPr>
+        <w:t>            $entidades = $this-&gt;service-&gt;findAll();</w:t>
+      </w:r>
+    </w:p>
+    <w:p>
+      <w:pPr>
+        <w:pStyle w:val="Sinespaciado"/>
+        <w:rPr>
+          <w:color w:val="538135" w:themeColor="accent6" w:themeShade="BF"/>
+        </w:rPr>
+      </w:pPr>
+      <w:r>
+        <w:rPr>
+          <w:color w:val="538135" w:themeColor="accent6" w:themeShade="BF"/>
+        </w:rPr>
+        <w:t>            $this-&gt;pages-&gt;render('entidades', ['entidades' =&gt; $entidades,'error' =&gt; 'No se puede borrar hay asociados.']);</w:t>
+      </w:r>
+    </w:p>
+    <w:p>
+      <w:pPr>
+        <w:pStyle w:val="Sinespaciado"/>
+        <w:rPr>
+          <w:color w:val="4472C4" w:themeColor="accent1"/>
+        </w:rPr>
+      </w:pPr>
+      <w:r>
+        <w:rPr>
+          <w:color w:val="4472C4" w:themeColor="accent1"/>
+        </w:rPr>
+        <w:t xml:space="preserve">            return; </w:t>
+      </w:r>
+    </w:p>
+    <w:p>
+      <w:pPr>
+        <w:pStyle w:val="Sinespaciado"/>
+        <w:rPr>
+          <w:color w:val="4472C4" w:themeColor="accent1"/>
+        </w:rPr>
+      </w:pPr>
+      <w:r>
+        <w:rPr>
+          <w:color w:val="4472C4" w:themeColor="accent1"/>
+        </w:rPr>
+        <w:t>        }</w:t>
+      </w:r>
+    </w:p>
+    <w:p>
+      <w:pPr>
+        <w:pStyle w:val="Sinespaciado"/>
+        <w:rPr>
+          <w:color w:val="538135" w:themeColor="accent6" w:themeShade="BF"/>
+        </w:rPr>
+      </w:pPr>
+      <w:r>
+        <w:rPr>
+          <w:color w:val="538135" w:themeColor="accent6" w:themeShade="BF"/>
+        </w:rPr>
+        <w:t>        $this-&gt;service-&gt;delete($id);</w:t>
+      </w:r>
+    </w:p>
+    <w:p>
+      <w:pPr>
+        <w:pStyle w:val="Sinespaciado"/>
+        <w:rPr>
+          <w:color w:val="538135" w:themeColor="accent6" w:themeShade="BF"/>
+        </w:rPr>
+      </w:pPr>
+      <w:r>
+        <w:rPr>
+          <w:color w:val="538135" w:themeColor="accent6" w:themeShade="BF"/>
+        </w:rPr>
+        <w:t xml:space="preserve">        header('Location: /mis_pruebas/entidades'); </w:t>
+      </w:r>
+    </w:p>
+    <w:p>
+      <w:pPr>
+        <w:jc w:val="both"/>
+      </w:pPr>
+    </w:p>
+    <w:p>
+      <w:pPr>
+        <w:jc w:val="both"/>
+      </w:pPr>
+      <w:r>
+        <w:t xml:space="preserve">1º consulta </w:t>
+      </w:r>
+      <w:r>
+        <w:t>si hay algun relacionado con la entidad que se va a borrar.</w:t>
+      </w:r>
+    </w:p>
+    <w:p>
+      <w:pPr>
+        <w:jc w:val="both"/>
+      </w:pPr>
+      <w:r>
+        <w:t>Si hay alguno llama al metodo findAll() para leer todas las entidades y</w:t>
+      </w:r>
+      <w:r>
+        <w:t xml:space="preserve"> despues </w:t>
+      </w:r>
+      <w:r>
+        <w:t xml:space="preserve">llama a render para mostrarlas, igual que hacia en el metodo list() de Controller, pero con algo nuevo e interesante que se podra usar despues. En los parametros de render </w:t>
+      </w:r>
+      <w:r>
+        <w:t xml:space="preserve">encapsula (pag5 de este manual) </w:t>
+      </w:r>
+      <w:r>
+        <w:t xml:space="preserve">la tabla con las entidades leidas en FindAll() y una variable </w:t>
+      </w:r>
+      <w:r>
+        <w:t xml:space="preserve">‘error’ con el valor ‘mensaje de error para mostrar’. </w:t>
+      </w:r>
+      <w:r>
+        <w:t xml:space="preserve">Luego en la clase Page se desencapsularia, y cargaria la pagina entidades ya conocida pero con un codigo añadido, este: </w:t>
+      </w:r>
+    </w:p>
+    <w:p>
+      <w:pPr>
+        <w:pStyle w:val="Sinespaciado"/>
+        <w:rPr>
+          <w:color w:val="EE0000"/>
+        </w:rPr>
+      </w:pPr>
+      <w:r>
+        <w:rPr>
+          <w:color w:val="EE0000"/>
+        </w:rPr>
+        <w:t>&lt;?php if (!empty($error)): ?&gt;</w:t>
+      </w:r>
+    </w:p>
+    <w:p>
+      <w:pPr>
+        <w:pStyle w:val="Sinespaciado"/>
+        <w:rPr>
+          <w:color w:val="538135" w:themeColor="accent6" w:themeShade="BF"/>
+        </w:rPr>
+      </w:pPr>
+      <w:r>
+        <w:rPr>
+          <w:color w:val="538135" w:themeColor="accent6" w:themeShade="BF"/>
+        </w:rPr>
         <w:lastRenderedPageBreak/>
-        <w:t xml:space="preserve">Despues de fetch hace </w:t>
-      </w:r>
-      <w:r>
-        <w:rPr>
-          <w:color w:val="C00000"/>
-        </w:rPr>
-        <w:t>then(data =&gt; location.reload())"</w:t>
-      </w:r>
-      <w:r>
-        <w:rPr>
-          <w:color w:val="C00000"/>
-        </w:rPr>
+        <w:t>        &lt;div class="alert alert-danger" role="alert"&gt;</w:t>
+      </w:r>
+    </w:p>
+    <w:p>
+      <w:pPr>
+        <w:pStyle w:val="Sinespaciado"/>
+        <w:rPr>
+          <w:color w:val="538135" w:themeColor="accent6" w:themeShade="BF"/>
+        </w:rPr>
+      </w:pPr>
+      <w:r>
+        <w:rPr>
+          <w:color w:val="538135" w:themeColor="accent6" w:themeShade="BF"/>
+        </w:rPr>
+        <w:t>            &lt;?= htmlspecialchars($error) ?&gt;</w:t>
+      </w:r>
+    </w:p>
+    <w:p>
+      <w:pPr>
+        <w:pStyle w:val="Sinespaciado"/>
+        <w:rPr>
+          <w:color w:val="538135" w:themeColor="accent6" w:themeShade="BF"/>
+        </w:rPr>
+      </w:pPr>
+      <w:r>
+        <w:rPr>
+          <w:color w:val="538135" w:themeColor="accent6" w:themeShade="BF"/>
+        </w:rPr>
+        <w:t>        &lt;/div&gt;</w:t>
+      </w:r>
+    </w:p>
+    <w:p>
+      <w:pPr>
+        <w:pStyle w:val="Sinespaciado"/>
+        <w:rPr>
+          <w:color w:val="EE0000"/>
+        </w:rPr>
+      </w:pPr>
+      <w:r>
+        <w:rPr>
+          <w:color w:val="EE0000"/>
+        </w:rPr>
+        <w:t>&lt;?php endif; ?&gt;</w:t>
+      </w:r>
+    </w:p>
+    <w:p>
+      <w:pPr>
+        <w:pStyle w:val="Sinespaciado"/>
+      </w:pPr>
+      <w:r>
+        <w:t>Aquí pregunta si no esta vacia la variable ‘error’ y en ese caso muestra un error ademas del listado de entidades habitual.</w:t>
+      </w:r>
+    </w:p>
+    <w:p>
+      <w:pPr>
+        <w:jc w:val="both"/>
+      </w:pPr>
+      <w:r>
+        <w:t xml:space="preserve">Hasta aquí todo perfecto pero esto falla. Falla porque la ejecucion del metodo delete() </w:t>
+      </w:r>
+      <w:r>
+        <w:t>y la llamada a render que se hace en el</w:t>
+      </w:r>
+      <w:r>
+        <w:t xml:space="preserve"> Controller se hace desde la llamada lanzada por fetch</w:t>
+      </w:r>
+      <w:r>
+        <w:t xml:space="preserve"> (</w:t>
+      </w:r>
+      <w:r>
+        <w:rPr>
+          <w:color w:val="EE0000"/>
+        </w:rPr>
+        <w:t>fetch('pages/nueva_entidad/&lt;?=$entidad-&gt;getId()?&gt;', {method: 'DELETE'})</w:t>
+      </w:r>
+      <w:r>
+        <w:rPr>
+          <w:color w:val="EE0000"/>
+        </w:rPr>
+        <w:t xml:space="preserve">, </w:t>
+      </w:r>
+      <w:r>
+        <w:t>carga la pagina que muestra el listado de entidades con render, pero todo esto no se ve nunca porque estamos en el body de</w:t>
+      </w:r>
+      <w:r>
+        <w:t xml:space="preserve"> la llamada DELETE hace hace Fetch, y eso no muestra nada, el navegador no muestra nada porque fetch no reemplaza la pagina, luego se hace </w:t>
+      </w:r>
+      <w:r>
+        <w:t>location.reload()</w:t>
+      </w:r>
+      <w:r>
+        <w:t xml:space="preserve"> y el mensaje se pierde.</w:t>
+      </w:r>
+    </w:p>
+    <w:p>
+      <w:pPr>
+        <w:jc w:val="both"/>
+      </w:pPr>
+      <w:r>
+        <w:t>Asi que la solucion que me da para este problema la IA es esta:</w:t>
+      </w:r>
+    </w:p>
+    <w:p>
+      <w:pPr>
+        <w:pStyle w:val="Sinespaciado"/>
+        <w:rPr>
+          <w:color w:val="EE0000"/>
+        </w:rPr>
+      </w:pPr>
+      <w:r>
+        <w:rPr>
+          <w:color w:val="EE0000"/>
+        </w:rPr>
+        <w:t>public function delete(int $id): void {</w:t>
+      </w:r>
+    </w:p>
+    <w:p>
+      <w:pPr>
+        <w:pStyle w:val="Sinespaciado"/>
+        <w:rPr>
+          <w:color w:val="538135" w:themeColor="accent6" w:themeShade="BF"/>
+        </w:rPr>
+      </w:pPr>
+      <w:r>
+        <w:rPr>
+          <w:color w:val="538135" w:themeColor="accent6" w:themeShade="BF"/>
+        </w:rPr>
+        <w:t xml:space="preserve">    $relacionados = $this-&gt;service-&gt;relacionados($id);</w:t>
+      </w:r>
+    </w:p>
+    <w:p>
+      <w:pPr>
+        <w:pStyle w:val="Sinespaciado"/>
+        <w:rPr>
+          <w:color w:val="EE0000"/>
+        </w:rPr>
+      </w:pPr>
+      <w:r>
+        <w:rPr>
+          <w:color w:val="EE0000"/>
+        </w:rPr>
+        <w:t xml:space="preserve">    if ($relacionados) {</w:t>
+      </w:r>
+    </w:p>
+    <w:p>
+      <w:pPr>
+        <w:pStyle w:val="Sinespaciado"/>
+        <w:rPr>
+          <w:color w:val="538135" w:themeColor="accent6" w:themeShade="BF"/>
+        </w:rPr>
+      </w:pPr>
+      <w:r>
+        <w:rPr>
+          <w:color w:val="538135" w:themeColor="accent6" w:themeShade="BF"/>
+        </w:rPr>
+        <w:t xml:space="preserve">        $mensaje = urlencode('No se puede borrar la entidad porque tiene vehículos asociados.');</w:t>
+      </w:r>
+    </w:p>
+    <w:p>
+      <w:pPr>
+        <w:pStyle w:val="Sinespaciado"/>
+        <w:rPr>
+          <w:color w:val="538135" w:themeColor="accent6" w:themeShade="BF"/>
+        </w:rPr>
+      </w:pPr>
+      <w:r>
+        <w:rPr>
+          <w:color w:val="538135" w:themeColor="accent6" w:themeShade="BF"/>
+        </w:rPr>
+        <w:t xml:space="preserve">        header("Location: /mis_pruebas/entidades?error=$mensaje");</w:t>
+      </w:r>
+    </w:p>
+    <w:p>
+      <w:pPr>
+        <w:pStyle w:val="Sinespaciado"/>
+        <w:rPr>
+          <w:color w:val="EE0000"/>
+        </w:rPr>
+      </w:pPr>
+      <w:r>
+        <w:rPr>
+          <w:color w:val="EE0000"/>
+        </w:rPr>
+        <w:t xml:space="preserve">        exit;</w:t>
+      </w:r>
+    </w:p>
+    <w:p>
+      <w:pPr>
+        <w:pStyle w:val="Sinespaciado"/>
+        <w:rPr>
+          <w:color w:val="EE0000"/>
+        </w:rPr>
+      </w:pPr>
+      <w:r>
+        <w:rPr>
+          <w:color w:val="EE0000"/>
+        </w:rPr>
+        <w:t xml:space="preserve">    }</w:t>
+      </w:r>
+    </w:p>
+    <w:p>
+      <w:pPr>
+        <w:pStyle w:val="Sinespaciado"/>
+        <w:rPr>
+          <w:color w:val="EE0000"/>
+        </w:rPr>
+      </w:pPr>
+      <w:r>
+        <w:rPr>
+          <w:color w:val="EE0000"/>
+        </w:rPr>
+        <w:t xml:space="preserve">    $this-&gt;service-&gt;delete($id);</w:t>
+      </w:r>
+    </w:p>
+    <w:p>
+      <w:pPr>
+        <w:pStyle w:val="Sinespaciado"/>
+        <w:rPr>
+          <w:color w:val="EE0000"/>
+        </w:rPr>
+      </w:pPr>
+      <w:r>
+        <w:rPr>
+          <w:color w:val="EE0000"/>
+        </w:rPr>
+        <w:t xml:space="preserve">    header('Location: /mis_pruebas/entidades');</w:t>
+      </w:r>
+    </w:p>
+    <w:p>
+      <w:pPr>
+        <w:pStyle w:val="Sinespaciado"/>
+        <w:rPr>
+          <w:color w:val="EE0000"/>
+        </w:rPr>
+      </w:pPr>
+      <w:r>
+        <w:rPr>
+          <w:color w:val="EE0000"/>
+        </w:rPr>
+        <w:t xml:space="preserve">    exit;</w:t>
+      </w:r>
+    </w:p>
+    <w:p>
+      <w:pPr>
+        <w:pStyle w:val="Sinespaciado"/>
+      </w:pPr>
+      <w:r>
+        <w:t xml:space="preserve">Si </w:t>
+      </w:r>
+      <w:r>
+        <w:t xml:space="preserve">hay relacionados crea la variable $mensaje y ejecuta header para cargar la pagina con el listado de entidades y en la URL le pasa la variable $mensaje. </w:t>
+      </w:r>
+      <w:r>
+        <w:rPr>
+          <w:rFonts w:ascii="Segoe UI Emoji" w:hAnsi="Segoe UI Emoji" w:cs="Segoe UI Emoji"/>
+        </w:rPr>
+        <w:t>✅</w:t>
+      </w:r>
+      <w:r>
+        <w:t xml:space="preserve"> Esto hace que se cargue </w:t>
+      </w:r>
+      <w:r>
+        <w:rPr>
+          <w:b/>
+          <w:bCs/>
+        </w:rPr>
+        <w:t>la misma URL de la lista de entidades</w:t>
+      </w:r>
+      <w:r>
+        <w:t>, pero añadiendo:</w:t>
+      </w:r>
+      <w:r>
         <w:t xml:space="preserve"> </w:t>
       </w:r>
       <w:r>
-        <w:t>que es para recargar la pagina actual</w:t>
-      </w:r>
-      <w:r>
-        <w:t>,</w:t>
-      </w:r>
-      <w:r>
+        <w:t>/mis_pruebas/entidades?error=No%20se%20puede%20borrar...</w:t>
+      </w:r>
+    </w:p>
+    <w:p>
+      <w:pPr>
+        <w:pStyle w:val="Sinespaciado"/>
+      </w:pPr>
+      <w:r>
+        <w:t>Tambien hay que modificar el metodo list() del Controller, poniendo esto:</w:t>
+      </w:r>
+    </w:p>
+    <w:p>
+      <w:pPr>
+        <w:pStyle w:val="Sinespaciado"/>
+        <w:rPr>
+          <w:color w:val="EE0000"/>
+        </w:rPr>
+      </w:pPr>
+      <w:r>
+        <w:rPr>
+          <w:color w:val="EE0000"/>
+        </w:rPr>
+        <w:t>public function list(): void {</w:t>
+      </w:r>
+    </w:p>
+    <w:p>
+      <w:pPr>
+        <w:pStyle w:val="Sinespaciado"/>
+        <w:rPr>
+          <w:color w:val="00B050"/>
+        </w:rPr>
+      </w:pPr>
+      <w:r>
+        <w:rPr>
+          <w:color w:val="EE0000"/>
+        </w:rPr>
+        <w:t xml:space="preserve">    </w:t>
+      </w:r>
+      <w:r>
+        <w:rPr>
+          <w:color w:val="00B050"/>
+        </w:rPr>
+        <w:t>$entidades = $this-&gt;service-&gt;findAll();</w:t>
+      </w:r>
+    </w:p>
+    <w:p>
+      <w:pPr>
+        <w:pStyle w:val="Sinespaciado"/>
+        <w:rPr>
+          <w:color w:val="2F5496" w:themeColor="accent1" w:themeShade="BF"/>
+        </w:rPr>
+      </w:pPr>
+      <w:r>
+        <w:rPr>
+          <w:color w:val="2F5496" w:themeColor="accent1" w:themeShade="BF"/>
+        </w:rPr>
+        <w:t xml:space="preserve">    $error = $_GET['error'] ?? null;</w:t>
+      </w:r>
+    </w:p>
+    <w:p>
+      <w:pPr>
+        <w:pStyle w:val="Sinespaciado"/>
+        <w:rPr>
+          <w:color w:val="EE0000"/>
+        </w:rPr>
+      </w:pPr>
+      <w:r>
+        <w:rPr>
+          <w:color w:val="2F5496" w:themeColor="accent1" w:themeShade="BF"/>
+        </w:rPr>
+        <w:t xml:space="preserve">    $this-&gt;pages-&gt;render('entidades', ['entidades' =&gt; $entidades,</w:t>
+      </w:r>
+      <w:r>
+        <w:rPr>
+          <w:color w:val="2F5496" w:themeColor="accent1" w:themeShade="BF"/>
+        </w:rPr>
         <w:t xml:space="preserve"> </w:t>
       </w:r>
       <w:r>
-        <w:t xml:space="preserve">que es en la que estaba cuando pulse el boton de borrar, es decir la de listado </w:t>
-      </w:r>
-      <w:r>
-        <w:t>de entidades</w:t>
-      </w:r>
-      <w:r>
-        <w:t>,</w:t>
-      </w:r>
-      <w:r>
-        <w:t xml:space="preserve"> y ya</w:t>
-      </w:r>
-      <w:r>
-        <w:t xml:space="preserve"> devuelve el control a la pagina actual.</w:t>
-      </w:r>
-    </w:p>
-    <w:p>
-      <w:pPr>
-        <w:jc w:val="both"/>
-      </w:pPr>
-      <w:r>
-        <w:t xml:space="preserve">La primera solucion que me ofrecio la IA fue, antes de ejecutar el metodo delete en el Controller, se llama a un metodo relacionados (indicado por la IA) que llamara sucesivamente a metodo relacionados de service, del repository, y en el repositori se hace una consulta que cuenta cuantos vehiculos estan relacionados con la entidad </w:t>
-      </w:r>
-      <w:r>
-        <w:t>que queremos borrar. Si hay alguno, relacionados devuelve true y no se ejecutara el metodo delete en el Controller.</w:t>
-      </w:r>
-    </w:p>
-    <w:p>
-      <w:pPr>
-        <w:jc w:val="both"/>
-      </w:pPr>
-      <w:r>
-        <w:t>Que se hace entonces si ha relacionados. La primera solucion que me dio la IA, no funciono. Era la siguiente:</w:t>
-      </w:r>
-    </w:p>
-    <w:p>
-      <w:pPr>
-        <w:pStyle w:val="Sinespaciado"/>
-        <w:rPr>
-          <w:color w:val="EE0000"/>
-        </w:rPr>
-      </w:pPr>
-      <w:r>
-        <w:rPr>
-          <w:color w:val="EE0000"/>
-        </w:rPr>
-        <w:t>public function delete(int $id): void {</w:t>
+        <w:rPr>
+          <w:color w:val="2F5496" w:themeColor="accent1" w:themeShade="BF"/>
+        </w:rPr>
+        <w:t>'error' =&gt; $error]);</w:t>
+      </w:r>
+    </w:p>
+    <w:p>
+      <w:pPr>
+        <w:pStyle w:val="Sinespaciado"/>
+        <w:rPr>
+          <w:color w:val="EE0000"/>
+        </w:rPr>
+      </w:pPr>
+      <w:r>
+        <w:rPr>
+          <w:color w:val="EE0000"/>
+        </w:rPr>
+        <w:t>}</w:t>
+      </w:r>
+    </w:p>
+    <w:p>
+      <w:pPr>
+        <w:jc w:val="both"/>
+      </w:pPr>
+      <w:r>
+        <w:t>De esta forma si llegara la variable $error al listado de entidades</w:t>
+      </w:r>
+      <w:r>
+        <w:t>.</w:t>
+      </w:r>
+    </w:p>
+    <w:p>
+      <w:pPr>
+        <w:jc w:val="both"/>
+      </w:pPr>
+      <w:r>
+        <w:t>Nos estamos preguntando porque esta forma de hacerlo si muestra el mesaje de error y la otra no. La anterior forma de hacerlo:</w:t>
       </w:r>
     </w:p>
     <w:p>
@@ -4879,21 +5680,7 @@
         <w:rPr>
           <w:color w:val="538135" w:themeColor="accent6" w:themeShade="BF"/>
         </w:rPr>
-        <w:t>        $relacionados=$this-&gt;service-&gt;relacionados($id);</w:t>
-      </w:r>
-    </w:p>
-    <w:p>
-      <w:pPr>
-        <w:pStyle w:val="Sinespaciado"/>
-        <w:rPr>
-          <w:color w:val="4472C4" w:themeColor="accent1"/>
-        </w:rPr>
-      </w:pPr>
-      <w:r>
-        <w:rPr>
-          <w:color w:val="4472C4" w:themeColor="accent1"/>
-        </w:rPr>
-        <w:t>        if ($relacionados) {</w:t>
+        <w:t>            $entidades = $this-&gt;service-&gt;findAll();</w:t>
       </w:r>
     </w:p>
     <w:p>
@@ -4907,579 +5694,261 @@
         <w:rPr>
           <w:color w:val="538135" w:themeColor="accent6" w:themeShade="BF"/>
         </w:rPr>
-        <w:t>            $entidades = $this-&gt;service-&gt;findAll();</w:t>
-      </w:r>
-    </w:p>
-    <w:p>
-      <w:pPr>
-        <w:pStyle w:val="Sinespaciado"/>
-        <w:rPr>
-          <w:color w:val="538135" w:themeColor="accent6" w:themeShade="BF"/>
-        </w:rPr>
-      </w:pPr>
-      <w:r>
-        <w:rPr>
-          <w:color w:val="538135" w:themeColor="accent6" w:themeShade="BF"/>
-        </w:rPr>
         <w:t>            $this-&gt;pages-&gt;render('entidades', ['entidades' =&gt; $entidades,'error' =&gt; 'No se puede borrar hay asociados.']);</w:t>
       </w:r>
     </w:p>
     <w:p>
       <w:pPr>
-        <w:pStyle w:val="Sinespaciado"/>
-        <w:rPr>
-          <w:color w:val="4472C4" w:themeColor="accent1"/>
-        </w:rPr>
-      </w:pPr>
-      <w:r>
-        <w:rPr>
-          <w:color w:val="4472C4" w:themeColor="accent1"/>
-        </w:rPr>
-        <w:t xml:space="preserve">            return; </w:t>
-      </w:r>
-    </w:p>
-    <w:p>
-      <w:pPr>
-        <w:pStyle w:val="Sinespaciado"/>
-        <w:rPr>
-          <w:color w:val="4472C4" w:themeColor="accent1"/>
-        </w:rPr>
-      </w:pPr>
-      <w:r>
-        <w:rPr>
-          <w:color w:val="4472C4" w:themeColor="accent1"/>
-        </w:rPr>
-        <w:t>        }</w:t>
-      </w:r>
-    </w:p>
-    <w:p>
-      <w:pPr>
-        <w:pStyle w:val="Sinespaciado"/>
-        <w:rPr>
-          <w:color w:val="538135" w:themeColor="accent6" w:themeShade="BF"/>
-        </w:rPr>
-      </w:pPr>
-      <w:r>
-        <w:rPr>
-          <w:color w:val="538135" w:themeColor="accent6" w:themeShade="BF"/>
-        </w:rPr>
-        <w:t>        $this-&gt;service-&gt;delete($id);</w:t>
-      </w:r>
-    </w:p>
-    <w:p>
-      <w:pPr>
-        <w:pStyle w:val="Sinespaciado"/>
-        <w:rPr>
-          <w:color w:val="538135" w:themeColor="accent6" w:themeShade="BF"/>
-        </w:rPr>
-      </w:pPr>
-      <w:r>
-        <w:rPr>
-          <w:color w:val="538135" w:themeColor="accent6" w:themeShade="BF"/>
-        </w:rPr>
-        <w:t xml:space="preserve">        header('Location: /mis_pruebas/entidades'); </w:t>
-      </w:r>
-    </w:p>
-    <w:p>
-      <w:pPr>
-        <w:jc w:val="both"/>
-      </w:pPr>
-    </w:p>
-    <w:p>
-      <w:pPr>
-        <w:jc w:val="both"/>
-      </w:pPr>
-      <w:r>
-        <w:t xml:space="preserve">1º consulta </w:t>
-      </w:r>
-      <w:r>
-        <w:t>si hay algun relacionado con la entidad que se va a borrar.</w:t>
-      </w:r>
-    </w:p>
-    <w:p>
-      <w:pPr>
-        <w:jc w:val="both"/>
-      </w:pPr>
-      <w:r>
-        <w:t>Si hay alguno llama al metodo findAll() para leer todas las entidades y</w:t>
-      </w:r>
-      <w:r>
-        <w:t xml:space="preserve"> despues </w:t>
-      </w:r>
-      <w:r>
-        <w:t xml:space="preserve">llama a render para mostrarlas, igual que hacia en el metodo list() de Controller, pero con algo nuevo e interesante que se podra usar despues. En los parametros de render </w:t>
-      </w:r>
-      <w:r>
-        <w:t xml:space="preserve">encapsula (pag5 de este manual) </w:t>
-      </w:r>
-      <w:r>
-        <w:t xml:space="preserve">la tabla con las entidades leidas en FindAll() y una variable </w:t>
-      </w:r>
-      <w:r>
-        <w:t xml:space="preserve">‘error’ con el valor ‘mensaje de error para mostrar’. </w:t>
-      </w:r>
-      <w:r>
-        <w:t xml:space="preserve">Luego en la clase Page se desencapsularia, y cargaria la pagina entidades ya conocida pero con un codigo añadido, este: </w:t>
-      </w:r>
-    </w:p>
-    <w:p>
-      <w:pPr>
-        <w:pStyle w:val="Sinespaciado"/>
-        <w:rPr>
-          <w:color w:val="EE0000"/>
-        </w:rPr>
-      </w:pPr>
-      <w:r>
-        <w:rPr>
-          <w:color w:val="EE0000"/>
-        </w:rPr>
-        <w:t>&lt;?php if (!empty($error)): ?&gt;</w:t>
-      </w:r>
-    </w:p>
-    <w:p>
-      <w:pPr>
-        <w:pStyle w:val="Sinespaciado"/>
-        <w:rPr>
-          <w:color w:val="538135" w:themeColor="accent6" w:themeShade="BF"/>
-        </w:rPr>
-      </w:pPr>
-      <w:r>
-        <w:rPr>
-          <w:color w:val="538135" w:themeColor="accent6" w:themeShade="BF"/>
-        </w:rPr>
-        <w:t>        &lt;div class="alert alert-danger" role="alert"&gt;</w:t>
-      </w:r>
-    </w:p>
-    <w:p>
-      <w:pPr>
-        <w:pStyle w:val="Sinespaciado"/>
-        <w:rPr>
-          <w:color w:val="538135" w:themeColor="accent6" w:themeShade="BF"/>
-        </w:rPr>
-      </w:pPr>
-      <w:r>
-        <w:rPr>
-          <w:color w:val="538135" w:themeColor="accent6" w:themeShade="BF"/>
-        </w:rPr>
-        <w:t>            &lt;?= htmlspecialchars($error) ?&gt;</w:t>
-      </w:r>
-    </w:p>
-    <w:p>
-      <w:pPr>
-        <w:pStyle w:val="Sinespaciado"/>
-        <w:rPr>
-          <w:color w:val="538135" w:themeColor="accent6" w:themeShade="BF"/>
-        </w:rPr>
-      </w:pPr>
-      <w:r>
-        <w:rPr>
-          <w:color w:val="538135" w:themeColor="accent6" w:themeShade="BF"/>
-        </w:rPr>
-        <w:t>        &lt;/div&gt;</w:t>
-      </w:r>
-    </w:p>
-    <w:p>
-      <w:pPr>
-        <w:pStyle w:val="Sinespaciado"/>
-        <w:rPr>
-          <w:color w:val="EE0000"/>
-        </w:rPr>
-      </w:pPr>
-      <w:r>
-        <w:rPr>
-          <w:color w:val="EE0000"/>
-        </w:rPr>
-        <w:t>&lt;?php endif; ?&gt;</w:t>
-      </w:r>
-    </w:p>
-    <w:p>
-      <w:pPr>
-        <w:pStyle w:val="Sinespaciado"/>
-      </w:pPr>
-      <w:r>
-        <w:t>Aquí pregunta si no esta vacia la variable ‘error’ y en ese caso muestra un error ademas del listado de entidades habitual.</w:t>
-      </w:r>
-    </w:p>
-    <w:p>
-      <w:pPr>
-        <w:jc w:val="both"/>
-      </w:pPr>
-      <w:r>
-        <w:t xml:space="preserve">Hasta aquí todo perfecto pero esto falla. Falla porque la ejecucion del metodo delete() </w:t>
-      </w:r>
-      <w:r>
-        <w:t>y la llamada a render que se hace en el</w:t>
-      </w:r>
-      <w:r>
-        <w:t xml:space="preserve"> Controller se hace desde la llamada lanzada por fetch</w:t>
-      </w:r>
-      <w:r>
-        <w:t xml:space="preserve"> (</w:t>
-      </w:r>
-      <w:r>
-        <w:rPr>
-          <w:color w:val="EE0000"/>
-        </w:rPr>
-        <w:t>fetch('pages/nueva_entidad/&lt;?=$entidad-&gt;getId()?&gt;', {method: 'DELETE'})</w:t>
-      </w:r>
-      <w:r>
-        <w:rPr>
-          <w:color w:val="EE0000"/>
-        </w:rPr>
-        <w:t xml:space="preserve">, </w:t>
-      </w:r>
-      <w:r>
-        <w:t>carga la pagina que muestra el listado de entidades con render, pero todo esto no se ve nunca porque estamos en el body de</w:t>
-      </w:r>
-      <w:r>
-        <w:t xml:space="preserve"> la llamada DELETE hace hace Fetch, y eso no muestra nada, el navegador no muestra nada porque fetch no reemplaza la pagina, luego se hace </w:t>
-      </w:r>
-      <w:r>
-        <w:t>location.reload()</w:t>
-      </w:r>
-      <w:r>
-        <w:t xml:space="preserve"> y el mensaje se pierde.</w:t>
-      </w:r>
-    </w:p>
-    <w:p>
-      <w:pPr>
         <w:jc w:val="both"/>
       </w:pPr>
       <w:r>
         <w:lastRenderedPageBreak/>
-        <w:t>Asi que la solucion que me da para este problema la IA es esta:</w:t>
-      </w:r>
-    </w:p>
-    <w:p>
-      <w:pPr>
-        <w:pStyle w:val="Sinespaciado"/>
-        <w:rPr>
-          <w:color w:val="EE0000"/>
-        </w:rPr>
-      </w:pPr>
-      <w:r>
-        <w:rPr>
-          <w:color w:val="EE0000"/>
-        </w:rPr>
-        <w:t>public function delete(int $id): void {</w:t>
-      </w:r>
-    </w:p>
-    <w:p>
-      <w:pPr>
-        <w:pStyle w:val="Sinespaciado"/>
-        <w:rPr>
-          <w:color w:val="538135" w:themeColor="accent6" w:themeShade="BF"/>
-        </w:rPr>
-      </w:pPr>
-      <w:r>
-        <w:rPr>
-          <w:color w:val="538135" w:themeColor="accent6" w:themeShade="BF"/>
-        </w:rPr>
-        <w:t xml:space="preserve">    $relacionados = $this-&gt;service-&gt;relacionados($id);</w:t>
-      </w:r>
-    </w:p>
-    <w:p>
-      <w:pPr>
-        <w:pStyle w:val="Sinespaciado"/>
-        <w:rPr>
-          <w:color w:val="EE0000"/>
-        </w:rPr>
-      </w:pPr>
-      <w:r>
-        <w:rPr>
-          <w:color w:val="EE0000"/>
-        </w:rPr>
-        <w:t xml:space="preserve">    if ($relacionados) {</w:t>
-      </w:r>
-    </w:p>
-    <w:p>
-      <w:pPr>
-        <w:pStyle w:val="Sinespaciado"/>
-        <w:rPr>
-          <w:color w:val="538135" w:themeColor="accent6" w:themeShade="BF"/>
-        </w:rPr>
-      </w:pPr>
-      <w:r>
-        <w:rPr>
-          <w:color w:val="538135" w:themeColor="accent6" w:themeShade="BF"/>
-        </w:rPr>
-        <w:t xml:space="preserve">        $mensaje = urlencode('No se puede borrar la entidad porque tiene vehículos asociados.');</w:t>
-      </w:r>
-    </w:p>
-    <w:p>
-      <w:pPr>
-        <w:pStyle w:val="Sinespaciado"/>
-        <w:rPr>
-          <w:color w:val="538135" w:themeColor="accent6" w:themeShade="BF"/>
-        </w:rPr>
-      </w:pPr>
-      <w:r>
-        <w:rPr>
-          <w:color w:val="538135" w:themeColor="accent6" w:themeShade="BF"/>
-        </w:rPr>
-        <w:t xml:space="preserve">        header("Location: /mis_pruebas/entidades?error=$mensaje");</w:t>
-      </w:r>
-    </w:p>
-    <w:p>
-      <w:pPr>
-        <w:pStyle w:val="Sinespaciado"/>
-        <w:rPr>
-          <w:color w:val="EE0000"/>
-        </w:rPr>
-      </w:pPr>
-      <w:r>
-        <w:rPr>
-          <w:color w:val="EE0000"/>
-        </w:rPr>
-        <w:t xml:space="preserve">        exit;</w:t>
-      </w:r>
-    </w:p>
-    <w:p>
-      <w:pPr>
-        <w:pStyle w:val="Sinespaciado"/>
-        <w:rPr>
-          <w:color w:val="EE0000"/>
-        </w:rPr>
-      </w:pPr>
-      <w:r>
-        <w:rPr>
-          <w:color w:val="EE0000"/>
-        </w:rPr>
-        <w:t xml:space="preserve">    }</w:t>
-      </w:r>
-    </w:p>
-    <w:p>
-      <w:pPr>
-        <w:pStyle w:val="Sinespaciado"/>
-        <w:rPr>
-          <w:color w:val="EE0000"/>
-        </w:rPr>
-      </w:pPr>
-      <w:r>
-        <w:rPr>
-          <w:color w:val="EE0000"/>
-        </w:rPr>
-        <w:t xml:space="preserve">    $this-&gt;service-&gt;delete($id);</w:t>
-      </w:r>
-    </w:p>
-    <w:p>
-      <w:pPr>
-        <w:pStyle w:val="Sinespaciado"/>
-        <w:rPr>
-          <w:color w:val="EE0000"/>
-        </w:rPr>
-      </w:pPr>
-      <w:r>
-        <w:rPr>
-          <w:color w:val="EE0000"/>
-        </w:rPr>
-        <w:t xml:space="preserve">    header('Location: /mis_pruebas/entidades');</w:t>
-      </w:r>
-    </w:p>
-    <w:p>
-      <w:pPr>
-        <w:pStyle w:val="Sinespaciado"/>
-        <w:rPr>
-          <w:color w:val="EE0000"/>
-        </w:rPr>
-      </w:pPr>
-      <w:r>
-        <w:rPr>
-          <w:color w:val="EE0000"/>
-        </w:rPr>
-        <w:t xml:space="preserve">    exit;</w:t>
-      </w:r>
-    </w:p>
-    <w:p>
-      <w:pPr>
-        <w:pStyle w:val="Sinespaciado"/>
-      </w:pPr>
-      <w:r>
-        <w:t xml:space="preserve">Si </w:t>
-      </w:r>
-      <w:r>
-        <w:t xml:space="preserve">hay relacionados crea la variable $mensaje y ejecuta header para cargar la pagina con el listado de entidades y en la URL le pasa la variable $mensaje. </w:t>
-      </w:r>
-      <w:r>
-        <w:rPr>
-          <w:rFonts w:ascii="Segoe UI Emoji" w:hAnsi="Segoe UI Emoji" w:cs="Segoe UI Emoji"/>
-        </w:rPr>
-        <w:t>✅</w:t>
-      </w:r>
-      <w:r>
-        <w:t xml:space="preserve"> Esto hace que se cargue </w:t>
-      </w:r>
-      <w:r>
-        <w:rPr>
-          <w:b/>
-          <w:bCs/>
-        </w:rPr>
-        <w:t>la misma URL de la lista de entidades</w:t>
-      </w:r>
-      <w:r>
-        <w:t>, pero añadiendo:</w:t>
-      </w:r>
-      <w:r>
+        <w:t>consulta listado de entidades y render la pagina entidades, todo esto es codigo, se hace desde fetch, recordemos que render de la clase Page, despues de desemcapsular hace esto:</w:t>
+      </w:r>
+    </w:p>
+    <w:p>
+      <w:pPr>
+        <w:pStyle w:val="Sinespaciado"/>
+        <w:rPr>
+          <w:color w:val="2F5496" w:themeColor="accent1" w:themeShade="BF"/>
+        </w:rPr>
+      </w:pPr>
+      <w:r>
+        <w:rPr>
+          <w:color w:val="2F5496" w:themeColor="accent1" w:themeShade="BF"/>
+        </w:rPr>
+        <w:t xml:space="preserve">        require_once "pages/header.php";</w:t>
+      </w:r>
+    </w:p>
+    <w:p>
+      <w:pPr>
+        <w:pStyle w:val="Sinespaciado"/>
+        <w:rPr>
+          <w:color w:val="2F5496" w:themeColor="accent1" w:themeShade="BF"/>
+        </w:rPr>
+      </w:pPr>
+      <w:r>
+        <w:rPr>
+          <w:color w:val="2F5496" w:themeColor="accent1" w:themeShade="BF"/>
+        </w:rPr>
+        <w:t>        require_once "pages/$pageName.php";</w:t>
+      </w:r>
+    </w:p>
+    <w:p>
+      <w:pPr>
+        <w:pStyle w:val="Sinespaciado"/>
+        <w:rPr>
+          <w:color w:val="2F5496" w:themeColor="accent1" w:themeShade="BF"/>
+        </w:rPr>
+      </w:pPr>
+      <w:r>
+        <w:rPr>
+          <w:color w:val="2F5496" w:themeColor="accent1" w:themeShade="BF"/>
+        </w:rPr>
+        <w:t>        require_once "pages/footer.php";</w:t>
+      </w:r>
+    </w:p>
+    <w:p>
+      <w:pPr>
+        <w:jc w:val="both"/>
+      </w:pPr>
+      <w:r>
+        <w:t>Esto no carga una pagina, esto solo incrusta el codigo de los 3 require en la pagina actual, pero todavia estamos en la pagina que ejecuto el fetch, y bajo el ambito de fetch, con lo que no se muestra nada.</w:t>
+      </w:r>
+    </w:p>
+    <w:p>
+      <w:pPr>
+        <w:jc w:val="both"/>
+      </w:pPr>
+      <w:r>
+        <w:t>Pero la nueva forma hace</w:t>
+      </w:r>
+      <w:r>
+        <w:t>:</w:t>
+      </w:r>
+    </w:p>
+    <w:p>
+      <w:pPr>
+        <w:pStyle w:val="Sinespaciado"/>
+        <w:ind w:left="708"/>
+        <w:rPr>
+          <w:color w:val="2F5496" w:themeColor="accent1" w:themeShade="BF"/>
+        </w:rPr>
+      </w:pPr>
+      <w:r>
+        <w:rPr>
+          <w:color w:val="2F5496" w:themeColor="accent1" w:themeShade="BF"/>
+        </w:rPr>
+        <w:t>$mensaje = urlencode('No se puede borrar la entidad porque tiene vehículos asociados.');</w:t>
+      </w:r>
+    </w:p>
+    <w:p>
+      <w:pPr>
+        <w:pStyle w:val="Sinespaciado"/>
+        <w:ind w:left="708"/>
+        <w:rPr>
+          <w:color w:val="2F5496" w:themeColor="accent1" w:themeShade="BF"/>
+        </w:rPr>
+      </w:pPr>
+      <w:r>
+        <w:rPr>
+          <w:color w:val="2F5496" w:themeColor="accent1" w:themeShade="BF"/>
+        </w:rPr>
+        <w:t>header("Location: /mis_pruebas/entidades?error=$mensaje");</w:t>
+      </w:r>
+    </w:p>
+    <w:p>
+      <w:pPr>
+        <w:jc w:val="both"/>
+      </w:pPr>
+      <w:r>
+        <w:t>Aquí si hay una carga, aunque estemos en el ambito de fetch, pero se hace un header que sirve para cargar una pagina nueva.</w:t>
+      </w:r>
+    </w:p>
+    <w:p>
+      <w:pPr>
+        <w:jc w:val="both"/>
+      </w:pPr>
+      <w:r>
+        <w:t>Recordemos que en este programa, solo se cargan paginas nuevas cuando se pulsa un boton que tiene un href. Lo demas son composiones que hace render con los datos que lee de las consultas, pero en la misma web que esta, es decir, la web que se llamo al pulsar un boton con un href, y cuya ruta esta en el router.</w:t>
+      </w:r>
+    </w:p>
+    <w:p>
+      <w:pPr>
+        <w:jc w:val="both"/>
+      </w:pPr>
+      <w:r>
+        <w:t>Esta segunda forma tampoco funciona, no muestra nada por el mismo motivo</w:t>
+      </w:r>
+      <w:r>
+        <w:t>.</w:t>
+      </w:r>
+      <w:r>
+        <w:t xml:space="preserve"> Aunque se pasa una variable $mesaje en la cargar con header, cuando llega almetdo list() </w:t>
+      </w:r>
+      <w:r>
+        <w:rPr>
+          <w:color w:val="EE0000"/>
+        </w:rPr>
+        <w:t>$_GET['error']</w:t>
+      </w:r>
+      <w:r>
+        <w:t xml:space="preserve"> esta vacio, porque como fetch no permite cargar ninguna pagina, pues no existe GET con valores. Y despues hace el render que tampoco muestra nada y ya termina el fetch con el reload.</w:t>
+      </w:r>
+    </w:p>
+    <w:p>
+      <w:pPr>
+        <w:jc w:val="both"/>
+      </w:pPr>
+      <w:r>
+        <w:t>Para solucionarlo:</w:t>
+      </w:r>
+    </w:p>
+    <w:p>
+      <w:pPr>
+        <w:jc w:val="both"/>
+        <w:rPr>
+          <w:b/>
+          <w:bCs/>
+        </w:rPr>
+      </w:pPr>
+      <w:r>
+        <w:rPr>
+          <w:b/>
+          <w:bCs/>
+        </w:rPr>
+        <w:t>Opción A: dejar de usar fetch() y redirigir con &lt;a href&gt;</w:t>
+      </w:r>
+    </w:p>
+    <w:p>
+      <w:pPr>
+        <w:jc w:val="both"/>
+      </w:pPr>
+      <w:r>
+        <w:t>La forma más sencilla: en lugar de usar fetch, haz un enlace con ?delete=ID que invoque DELETE desde el backend y redirija correctamente:</w:t>
+      </w:r>
+    </w:p>
+    <w:p>
+      <w:pPr>
+        <w:jc w:val="both"/>
+      </w:pPr>
+      <w:r>
+        <w:rPr>
+          <w:b/>
+          <w:bCs/>
+        </w:rPr>
+        <w:t>Botón corregido:</w:t>
+      </w:r>
+    </w:p>
+    <w:p>
+      <w:pPr>
+        <w:jc w:val="both"/>
+        <w:rPr>
+          <w:color w:val="2F5496" w:themeColor="accent1" w:themeShade="BF"/>
+        </w:rPr>
+      </w:pPr>
+      <w:r>
+        <w:rPr>
+          <w:color w:val="2F5496" w:themeColor="accent1" w:themeShade="BF"/>
+        </w:rPr>
+        <w:t>&lt;a href="</w:t>
+      </w:r>
+      <w:r>
+        <w:rPr>
+          <w:color w:val="2F5496" w:themeColor="accent1" w:themeShade="BF"/>
+        </w:rPr>
+        <w:t>pages/borrar/&lt;?=$entidad-&gt;getId()?&gt;</w:t>
+      </w:r>
+      <w:r>
+        <w:rPr>
+          <w:color w:val="2F5496" w:themeColor="accent1" w:themeShade="BF"/>
+        </w:rPr>
         <w:t xml:space="preserve"> </w:t>
       </w:r>
       <w:r>
-        <w:t>/mis_pruebas/entidades?error=No%20se%20puede%20borrar...</w:t>
-      </w:r>
-    </w:p>
-    <w:p>
-      <w:pPr>
-        <w:pStyle w:val="Sinespaciado"/>
-      </w:pPr>
-      <w:r>
-        <w:t>Tambien hay que modificar el metodo list() del Controller, poniendo esto:</w:t>
-      </w:r>
-    </w:p>
-    <w:p>
-      <w:pPr>
-        <w:pStyle w:val="Sinespaciado"/>
-        <w:rPr>
-          <w:color w:val="EE0000"/>
-        </w:rPr>
-      </w:pPr>
-      <w:r>
-        <w:rPr>
-          <w:color w:val="EE0000"/>
-        </w:rPr>
-        <w:t>public function list(): void {</w:t>
-      </w:r>
-    </w:p>
-    <w:p>
-      <w:pPr>
-        <w:pStyle w:val="Sinespaciado"/>
-        <w:rPr>
-          <w:color w:val="00B050"/>
-        </w:rPr>
-      </w:pPr>
-      <w:r>
-        <w:rPr>
-          <w:color w:val="EE0000"/>
-        </w:rPr>
-        <w:t xml:space="preserve">    </w:t>
-      </w:r>
-      <w:r>
-        <w:rPr>
-          <w:color w:val="00B050"/>
-        </w:rPr>
-        <w:t>$entidades = $this-&gt;service-&gt;findAll();</w:t>
-      </w:r>
-    </w:p>
-    <w:p>
-      <w:pPr>
-        <w:pStyle w:val="Sinespaciado"/>
         <w:rPr>
           <w:color w:val="2F5496" w:themeColor="accent1" w:themeShade="BF"/>
         </w:rPr>
-      </w:pPr>
+        <w:t xml:space="preserve">  class="btn btn-sm btn-outline-danger"</w:t>
+      </w:r>
       <w:r>
         <w:rPr>
           <w:color w:val="2F5496" w:themeColor="accent1" w:themeShade="BF"/>
         </w:rPr>
-        <w:t xml:space="preserve">    $error = $_GET['error'] ?? null;</w:t>
-      </w:r>
-    </w:p>
-    <w:p>
-      <w:pPr>
-        <w:pStyle w:val="Sinespaciado"/>
-        <w:rPr>
-          <w:color w:val="EE0000"/>
-        </w:rPr>
-      </w:pPr>
+        <w:t xml:space="preserve"> </w:t>
+      </w:r>
       <w:r>
         <w:rPr>
           <w:color w:val="2F5496" w:themeColor="accent1" w:themeShade="BF"/>
         </w:rPr>
-        <w:t xml:space="preserve">    $this-&gt;pages-&gt;render('entidades', ['entidades' =&gt; $entidades,</w:t>
-      </w:r>
-      <w:r>
+        <w:t xml:space="preserve">  onclick="return confirm('¿Estás seguro de que quieres eliminar esta entidad?')"&gt;</w:t>
+      </w:r>
+    </w:p>
+    <w:p>
+      <w:pPr>
+        <w:jc w:val="both"/>
         <w:rPr>
           <w:color w:val="2F5496" w:themeColor="accent1" w:themeShade="BF"/>
         </w:rPr>
-        <w:t xml:space="preserve"> </w:t>
-      </w:r>
+      </w:pPr>
       <w:r>
         <w:rPr>
           <w:color w:val="2F5496" w:themeColor="accent1" w:themeShade="BF"/>
         </w:rPr>
-        <w:t>'error' =&gt; $error]);</w:t>
-      </w:r>
-    </w:p>
-    <w:p>
-      <w:pPr>
-        <w:pStyle w:val="Sinespaciado"/>
-        <w:rPr>
-          <w:color w:val="EE0000"/>
-        </w:rPr>
-      </w:pPr>
-      <w:r>
-        <w:rPr>
-          <w:color w:val="EE0000"/>
-        </w:rPr>
-        <w:t>}</w:t>
-      </w:r>
-    </w:p>
-    <w:p>
-      <w:pPr>
-        <w:jc w:val="both"/>
-      </w:pPr>
-      <w:r>
-        <w:t>De esta forma si llegara la variable $error al listado de entidades</w:t>
-      </w:r>
-      <w:r>
-        <w:t>.</w:t>
-      </w:r>
-    </w:p>
-    <w:p>
-      <w:pPr>
-        <w:jc w:val="both"/>
-      </w:pPr>
-      <w:r>
-        <w:t>Nos estamos preguntando porque esta forma de hacerlo si muestra el mesaje de error y la otra no. La anterior forma de hacerlo:</w:t>
-      </w:r>
-    </w:p>
-    <w:p>
-      <w:pPr>
-        <w:pStyle w:val="Sinespaciado"/>
-        <w:rPr>
-          <w:color w:val="538135" w:themeColor="accent6" w:themeShade="BF"/>
-        </w:rPr>
-      </w:pPr>
-      <w:r>
-        <w:rPr>
-          <w:color w:val="538135" w:themeColor="accent6" w:themeShade="BF"/>
-        </w:rPr>
-        <w:t>            $entidades = $this-&gt;service-&gt;findAll();</w:t>
-      </w:r>
-    </w:p>
-    <w:p>
-      <w:pPr>
-        <w:pStyle w:val="Sinespaciado"/>
-        <w:rPr>
-          <w:color w:val="538135" w:themeColor="accent6" w:themeShade="BF"/>
-        </w:rPr>
-      </w:pPr>
-      <w:r>
-        <w:rPr>
-          <w:color w:val="538135" w:themeColor="accent6" w:themeShade="BF"/>
-        </w:rPr>
-        <w:t>            $this-&gt;pages-&gt;render('entidades', ['entidades' =&gt; $entidades,'error' =&gt; 'No se puede borrar hay asociados.']);</w:t>
-      </w:r>
-    </w:p>
-    <w:p>
-      <w:pPr>
-        <w:jc w:val="both"/>
-      </w:pPr>
-      <w:r>
-        <w:t>consulta listado de entidades y render la pagina entidades, todo esto es codigo, se hace desde fetch, recordemos que render de la clase Page, despues de desemcapsular hace esto:</w:t>
-      </w:r>
-    </w:p>
-    <w:p>
-      <w:pPr>
-        <w:pStyle w:val="Sinespaciado"/>
+        <w:t xml:space="preserve">    &lt;i class="bi bi-trash"&gt;&lt;/i&gt;</w:t>
+      </w:r>
+    </w:p>
+    <w:p>
+      <w:pPr>
+        <w:jc w:val="both"/>
+      </w:pPr>
+      <w:r>
+        <w:t>Y asegúrate que tu routes.php tenga algo como:</w:t>
+      </w:r>
+    </w:p>
+    <w:p>
+      <w:pPr>
+        <w:jc w:val="both"/>
         <w:rPr>
           <w:color w:val="2F5496" w:themeColor="accent1" w:themeShade="BF"/>
         </w:rPr>
@@ -5488,278 +5957,38 @@
         <w:rPr>
           <w:color w:val="2F5496" w:themeColor="accent1" w:themeShade="BF"/>
         </w:rPr>
-        <w:t xml:space="preserve">        require_once "pages/header.php";</w:t>
-      </w:r>
-    </w:p>
-    <w:p>
-      <w:pPr>
-        <w:pStyle w:val="Sinespaciado"/>
-        <w:rPr>
-          <w:color w:val="2F5496" w:themeColor="accent1" w:themeShade="BF"/>
-        </w:rPr>
-      </w:pPr>
-      <w:r>
-        <w:rPr>
-          <w:color w:val="2F5496" w:themeColor="accent1" w:themeShade="BF"/>
-        </w:rPr>
-        <w:t>        require_once "pages/$pageName.php";</w:t>
-      </w:r>
-    </w:p>
-    <w:p>
-      <w:pPr>
-        <w:pStyle w:val="Sinespaciado"/>
-        <w:rPr>
-          <w:color w:val="2F5496" w:themeColor="accent1" w:themeShade="BF"/>
-        </w:rPr>
-      </w:pPr>
-      <w:r>
-        <w:rPr>
-          <w:color w:val="2F5496" w:themeColor="accent1" w:themeShade="BF"/>
-        </w:rPr>
-        <w:t>        require_once "pages/footer.php";</w:t>
-      </w:r>
-    </w:p>
-    <w:p>
-      <w:pPr>
-        <w:jc w:val="both"/>
-      </w:pPr>
-      <w:r>
-        <w:t>Esto no carga una pagina, esto solo incrusta el codigo de los 3 require en la pagina actual, pero todavia estamos en la pagina que ejecuto el fetch, y bajo el ambito de fetch, con lo que no se muestra nada.</w:t>
-      </w:r>
-    </w:p>
-    <w:p>
-      <w:pPr>
-        <w:jc w:val="both"/>
-      </w:pPr>
-      <w:r>
-        <w:t>Pero la nueva forma hace</w:t>
-      </w:r>
-      <w:r>
-        <w:t>:</w:t>
-      </w:r>
-    </w:p>
-    <w:p>
-      <w:pPr>
-        <w:pStyle w:val="Sinespaciado"/>
-        <w:ind w:left="708"/>
-        <w:rPr>
-          <w:color w:val="2F5496" w:themeColor="accent1" w:themeShade="BF"/>
-        </w:rPr>
-      </w:pPr>
-      <w:r>
-        <w:rPr>
-          <w:color w:val="2F5496" w:themeColor="accent1" w:themeShade="BF"/>
-        </w:rPr>
-        <w:t>$mensaje = urlencode('No se puede borrar la entidad porque tiene vehículos asociados.');</w:t>
-      </w:r>
-    </w:p>
-    <w:p>
-      <w:pPr>
-        <w:pStyle w:val="Sinespaciado"/>
-        <w:ind w:left="708"/>
-        <w:rPr>
-          <w:color w:val="2F5496" w:themeColor="accent1" w:themeShade="BF"/>
-        </w:rPr>
-      </w:pPr>
-      <w:r>
-        <w:rPr>
-          <w:color w:val="2F5496" w:themeColor="accent1" w:themeShade="BF"/>
-        </w:rPr>
+        <w:t>Router::add('GET', '/pages/borrar/:id', function($entidadId){return (new EntidadController())-&gt;delete($entidadId);});</w:t>
+      </w:r>
+    </w:p>
+    <w:p>
+      <w:pPr>
+        <w:jc w:val="both"/>
+      </w:pPr>
+    </w:p>
+    <w:p>
+      <w:pPr>
+        <w:jc w:val="both"/>
+      </w:pPr>
+      <w:r>
+        <w:t xml:space="preserve">Así se hará la llamada </w:t>
+      </w:r>
+      <w:r>
+        <w:rPr>
+          <w:b/>
+          <w:bCs/>
+        </w:rPr>
+        <w:t>por GET</w:t>
+      </w:r>
+      <w:r>
+        <w:t>, y la redirección con header() funcionará como esperas.</w:t>
+      </w:r>
+    </w:p>
+    <w:p>
+      <w:pPr>
+        <w:jc w:val="both"/>
+      </w:pPr>
+      <w:r>
         <w:lastRenderedPageBreak/>
-        <w:t>header("Location: /mis_pruebas/entidades?error=$mensaje");</w:t>
-      </w:r>
-    </w:p>
-    <w:p>
-      <w:pPr>
-        <w:jc w:val="both"/>
-      </w:pPr>
-      <w:r>
-        <w:t>Aquí si hay una carga, aunque estemos en el ambito de fetch, pero se hace un header que sirve para cargar una pagina nueva.</w:t>
-      </w:r>
-    </w:p>
-    <w:p>
-      <w:pPr>
-        <w:jc w:val="both"/>
-      </w:pPr>
-      <w:r>
-        <w:t>Recordemos que en este programa, solo se cargan paginas nuevas cuando se pulsa un boton que tiene un href. Lo demas son composiones que hace render con los datos que lee de las consultas, pero en la misma web que esta, es decir, la web que se llamo al pulsar un boton con un href, y cuya ruta esta en el router.</w:t>
-      </w:r>
-    </w:p>
-    <w:p>
-      <w:pPr>
-        <w:jc w:val="both"/>
-      </w:pPr>
-      <w:r>
-        <w:t>Esta segunda forma tampoco funciona, no muestra nada por el mismo motivo</w:t>
-      </w:r>
-      <w:r>
-        <w:t>.</w:t>
-      </w:r>
-      <w:r>
-        <w:t xml:space="preserve"> Aunque se pasa una variable $mesaje en la cargar con header, cuando llega almetdo list() </w:t>
-      </w:r>
-      <w:r>
-        <w:rPr>
-          <w:color w:val="EE0000"/>
-        </w:rPr>
-        <w:t>$_GET['error']</w:t>
-      </w:r>
-      <w:r>
-        <w:t xml:space="preserve"> esta vacio, porque como fetch no permite cargar ninguna pagina, pues no existe GET con valores. Y despues hace el render que tampoco muestra nada y ya termina el fetch con el reload.</w:t>
-      </w:r>
-    </w:p>
-    <w:p>
-      <w:pPr>
-        <w:jc w:val="both"/>
-      </w:pPr>
-      <w:r>
-        <w:t>Para solucionarlo:</w:t>
-      </w:r>
-    </w:p>
-    <w:p>
-      <w:pPr>
-        <w:jc w:val="both"/>
-        <w:rPr>
-          <w:b/>
-          <w:bCs/>
-        </w:rPr>
-      </w:pPr>
-      <w:r>
-        <w:rPr>
-          <w:b/>
-          <w:bCs/>
-        </w:rPr>
-        <w:t>Opción A: dejar de usar fetch() y redirigir con &lt;a href&gt;</w:t>
-      </w:r>
-    </w:p>
-    <w:p>
-      <w:pPr>
-        <w:jc w:val="both"/>
-      </w:pPr>
-      <w:r>
-        <w:t>La forma más sencilla: en lugar de usar fetch, haz un enlace con ?delete=ID que invoque DELETE desde el backend y redirija correctamente:</w:t>
-      </w:r>
-    </w:p>
-    <w:p>
-      <w:pPr>
-        <w:jc w:val="both"/>
-      </w:pPr>
-      <w:r>
-        <w:rPr>
-          <w:b/>
-          <w:bCs/>
-        </w:rPr>
-        <w:t>Botón corregido:</w:t>
-      </w:r>
-    </w:p>
-    <w:p>
-      <w:pPr>
-        <w:jc w:val="both"/>
-        <w:rPr>
-          <w:color w:val="2F5496" w:themeColor="accent1" w:themeShade="BF"/>
-        </w:rPr>
-      </w:pPr>
-      <w:r>
-        <w:rPr>
-          <w:color w:val="2F5496" w:themeColor="accent1" w:themeShade="BF"/>
-        </w:rPr>
-        <w:t>&lt;a href="</w:t>
-      </w:r>
-      <w:r>
-        <w:rPr>
-          <w:color w:val="2F5496" w:themeColor="accent1" w:themeShade="BF"/>
-        </w:rPr>
-        <w:t>pages/borrar/&lt;?=$entidad-&gt;getId()?&gt;</w:t>
-      </w:r>
-      <w:r>
-        <w:rPr>
-          <w:color w:val="2F5496" w:themeColor="accent1" w:themeShade="BF"/>
-        </w:rPr>
-        <w:t xml:space="preserve"> </w:t>
-      </w:r>
-      <w:r>
-        <w:rPr>
-          <w:color w:val="2F5496" w:themeColor="accent1" w:themeShade="BF"/>
-        </w:rPr>
-        <w:t xml:space="preserve">  class="btn btn-sm btn-outline-danger"</w:t>
-      </w:r>
-      <w:r>
-        <w:rPr>
-          <w:color w:val="2F5496" w:themeColor="accent1" w:themeShade="BF"/>
-        </w:rPr>
-        <w:t xml:space="preserve"> </w:t>
-      </w:r>
-      <w:r>
-        <w:rPr>
-          <w:color w:val="2F5496" w:themeColor="accent1" w:themeShade="BF"/>
-        </w:rPr>
-        <w:t xml:space="preserve">  onclick="return confirm('¿Estás seguro de que quieres eliminar esta entidad?')"&gt;</w:t>
-      </w:r>
-    </w:p>
-    <w:p>
-      <w:pPr>
-        <w:jc w:val="both"/>
-        <w:rPr>
-          <w:color w:val="2F5496" w:themeColor="accent1" w:themeShade="BF"/>
-        </w:rPr>
-      </w:pPr>
-      <w:r>
-        <w:rPr>
-          <w:color w:val="2F5496" w:themeColor="accent1" w:themeShade="BF"/>
-        </w:rPr>
-        <w:t xml:space="preserve">    &lt;i class="bi bi-trash"&gt;&lt;/i&gt;</w:t>
-      </w:r>
-    </w:p>
-    <w:p>
-      <w:pPr>
-        <w:jc w:val="both"/>
-      </w:pPr>
-      <w:r>
-        <w:t>Y asegúrate que tu routes.php tenga algo como:</w:t>
-      </w:r>
-    </w:p>
-    <w:p>
-      <w:pPr>
-        <w:jc w:val="both"/>
-        <w:rPr>
-          <w:color w:val="2F5496" w:themeColor="accent1" w:themeShade="BF"/>
-        </w:rPr>
-      </w:pPr>
-      <w:r>
-        <w:rPr>
-          <w:color w:val="2F5496" w:themeColor="accent1" w:themeShade="BF"/>
-        </w:rPr>
-        <w:t>Router::add('GET', '/pages/borrar/:id', function($entidadId){return (new EntidadController())-&gt;delete($entidadId);});</w:t>
-      </w:r>
-    </w:p>
-    <w:p>
-      <w:pPr>
-        <w:jc w:val="both"/>
-      </w:pPr>
-    </w:p>
-    <w:p>
-      <w:pPr>
-        <w:jc w:val="both"/>
-      </w:pPr>
-      <w:r>
-        <w:t xml:space="preserve">Así se hará la llamada </w:t>
-      </w:r>
-      <w:r>
-        <w:rPr>
-          <w:b/>
-          <w:bCs/>
-        </w:rPr>
-        <w:t>por GET</w:t>
-      </w:r>
-      <w:r>
-        <w:t>, y la redirección con header() funcionará como esperas.</w:t>
-      </w:r>
-    </w:p>
-    <w:p>
-      <w:pPr>
-        <w:jc w:val="both"/>
-      </w:pPr>
-      <w:r>
         <w:t>He hecho lo que me indica aquí</w:t>
       </w:r>
       <w:r>
@@ -5859,7 +6088,6 @@
         <w:jc w:val="both"/>
       </w:pPr>
       <w:r>
-        <w:lastRenderedPageBreak/>
         <w:t>Resumiendo como funciona:</w:t>
       </w:r>
     </w:p>
@@ -6065,6 +6293,7 @@
         <w:rPr>
           <w:color w:val="2F5496" w:themeColor="accent1" w:themeShade="BF"/>
         </w:rPr>
+        <w:lastRenderedPageBreak/>
         <w:t xml:space="preserve">          $this-&gt;pages-&gt;render('entidades', ['entidades' =&gt; $entidades, 'error' =&gt; $mesanje]);</w:t>
       </w:r>
     </w:p>
@@ -6140,42 +6369,283 @@
         <w:jc w:val="both"/>
       </w:pPr>
       <w:r>
+        <w:t xml:space="preserve">Al pulsar el boton de borrar, se va a index, luego a elige la funcion delete del router, y en delete del controller, si hay relacionados, lee otra vez las entidades con finAll() y llama a Render con el parametro encapsulado del mensaje de error. Desde el mismo metodo delete lee las entidades y las muestra con el error. El resultado es el mismo pero sin hacer una carga de pagina, sino desde la misma que estamos </w:t>
+      </w:r>
+      <w:r>
+        <w:t>cuando se pulso el boto delete</w:t>
+      </w:r>
+    </w:p>
+    <w:p>
+      <w:pPr>
+        <w:jc w:val="both"/>
+      </w:pPr>
+    </w:p>
+    <w:p>
+      <w:pPr>
+        <w:jc w:val="both"/>
+      </w:pPr>
+      <w:r>
+        <w:t xml:space="preserve">Opcion B: </w:t>
+      </w:r>
+      <w:r>
+        <w:rPr>
+          <w:b/>
+          <w:bCs/>
+        </w:rPr>
+        <w:t>O bien</w:t>
+      </w:r>
+      <w:r>
+        <w:t>, si quieres mantener fetch(), devuelve JSON con el mensaje de error y muéstralo en JS. Ejemplo:</w:t>
+      </w:r>
+    </w:p>
+    <w:p>
+      <w:pPr>
+        <w:jc w:val="both"/>
+      </w:pPr>
+      <w:r>
+        <w:t>// En delete()</w:t>
+      </w:r>
+    </w:p>
+    <w:p>
+      <w:pPr>
+        <w:pStyle w:val="Sinespaciado"/>
+        <w:ind w:left="708"/>
+        <w:rPr>
+          <w:color w:val="EE0000"/>
+        </w:rPr>
+      </w:pPr>
+      <w:r>
+        <w:rPr>
+          <w:color w:val="EE0000"/>
+        </w:rPr>
+        <w:t>if ($relacionados) {</w:t>
+      </w:r>
+    </w:p>
+    <w:p>
+      <w:pPr>
+        <w:pStyle w:val="Sinespaciado"/>
+        <w:ind w:left="708"/>
+        <w:rPr>
+          <w:color w:val="EE0000"/>
+        </w:rPr>
+      </w:pPr>
+      <w:r>
+        <w:rPr>
+          <w:color w:val="EE0000"/>
+        </w:rPr>
+        <w:t xml:space="preserve">    header('Content-Type: application/json');</w:t>
+      </w:r>
+    </w:p>
+    <w:p>
+      <w:pPr>
+        <w:pStyle w:val="Sinespaciado"/>
+        <w:ind w:left="708"/>
+        <w:rPr>
+          <w:color w:val="EE0000"/>
+        </w:rPr>
+      </w:pPr>
+      <w:r>
+        <w:rPr>
+          <w:color w:val="EE0000"/>
+        </w:rPr>
+        <w:t xml:space="preserve">    echo json_encode([</w:t>
+      </w:r>
+    </w:p>
+    <w:p>
+      <w:pPr>
+        <w:pStyle w:val="Sinespaciado"/>
+        <w:ind w:left="708"/>
+        <w:rPr>
+          <w:color w:val="EE0000"/>
+        </w:rPr>
+      </w:pPr>
+      <w:r>
+        <w:rPr>
+          <w:color w:val="EE0000"/>
+        </w:rPr>
+        <w:t xml:space="preserve">        'success' =&gt; false,</w:t>
+      </w:r>
+    </w:p>
+    <w:p>
+      <w:pPr>
+        <w:pStyle w:val="Sinespaciado"/>
+        <w:ind w:left="708"/>
+        <w:rPr>
+          <w:color w:val="EE0000"/>
+        </w:rPr>
+      </w:pPr>
+      <w:r>
+        <w:rPr>
+          <w:color w:val="EE0000"/>
+        </w:rPr>
+        <w:t xml:space="preserve">        'error' =&gt; 'No se puede borrar la entidad porque hay relacionados.'</w:t>
+      </w:r>
+    </w:p>
+    <w:p>
+      <w:pPr>
+        <w:pStyle w:val="Sinespaciado"/>
+        <w:ind w:left="708"/>
+        <w:rPr>
+          <w:color w:val="EE0000"/>
+        </w:rPr>
+      </w:pPr>
+      <w:r>
+        <w:rPr>
+          <w:color w:val="EE0000"/>
+        </w:rPr>
+        <w:t xml:space="preserve">    ]);</w:t>
+      </w:r>
+    </w:p>
+    <w:p>
+      <w:pPr>
+        <w:pStyle w:val="Sinespaciado"/>
+        <w:ind w:left="708"/>
+        <w:rPr>
+          <w:color w:val="EE0000"/>
+        </w:rPr>
+      </w:pPr>
+      <w:r>
+        <w:rPr>
+          <w:color w:val="EE0000"/>
+        </w:rPr>
+        <w:t xml:space="preserve">    exit;</w:t>
+      </w:r>
+    </w:p>
+    <w:p>
+      <w:pPr>
+        <w:pStyle w:val="Sinespaciado"/>
+        <w:ind w:left="708"/>
+        <w:rPr>
+          <w:color w:val="EE0000"/>
+        </w:rPr>
+      </w:pPr>
+      <w:r>
+        <w:rPr>
+          <w:color w:val="EE0000"/>
+        </w:rPr>
+        <w:t>}</w:t>
+      </w:r>
+    </w:p>
+    <w:p>
+      <w:pPr>
+        <w:jc w:val="both"/>
+      </w:pPr>
+      <w:r>
+        <w:t>// Tras borrar</w:t>
+      </w:r>
+    </w:p>
+    <w:p>
+      <w:pPr>
+        <w:pStyle w:val="Sinespaciado"/>
+        <w:ind w:left="708"/>
+        <w:rPr>
+          <w:color w:val="EE0000"/>
+        </w:rPr>
+      </w:pPr>
+      <w:r>
+        <w:rPr>
+          <w:color w:val="EE0000"/>
+        </w:rPr>
+        <w:t>header('Content-Type: application/json');</w:t>
+      </w:r>
+    </w:p>
+    <w:p>
+      <w:pPr>
+        <w:pStyle w:val="Sinespaciado"/>
+        <w:ind w:left="708"/>
+        <w:rPr>
+          <w:color w:val="EE0000"/>
+        </w:rPr>
+      </w:pPr>
+      <w:r>
+        <w:rPr>
+          <w:color w:val="EE0000"/>
+        </w:rPr>
+        <w:t>echo json_encode([</w:t>
+      </w:r>
+    </w:p>
+    <w:p>
+      <w:pPr>
+        <w:pStyle w:val="Sinespaciado"/>
+        <w:ind w:left="708"/>
+        <w:rPr>
+          <w:color w:val="EE0000"/>
+        </w:rPr>
+      </w:pPr>
+      <w:r>
+        <w:rPr>
+          <w:color w:val="EE0000"/>
+        </w:rPr>
+        <w:t xml:space="preserve">    'success' =&gt; true</w:t>
+      </w:r>
+    </w:p>
+    <w:p>
+      <w:pPr>
+        <w:pStyle w:val="Sinespaciado"/>
+        <w:ind w:left="708"/>
+        <w:rPr>
+          <w:color w:val="EE0000"/>
+        </w:rPr>
+      </w:pPr>
+      <w:r>
+        <w:rPr>
+          <w:color w:val="EE0000"/>
+        </w:rPr>
+        <w:t>]);</w:t>
+      </w:r>
+    </w:p>
+    <w:p>
+      <w:pPr>
+        <w:pStyle w:val="Sinespaciado"/>
+        <w:ind w:left="708"/>
+        <w:rPr>
+          <w:color w:val="EE0000"/>
+        </w:rPr>
+      </w:pPr>
+      <w:r>
+        <w:rPr>
+          <w:color w:val="EE0000"/>
+        </w:rPr>
+        <w:t>exit;</w:t>
+      </w:r>
+    </w:p>
+    <w:p>
+      <w:pPr>
+        <w:jc w:val="both"/>
+      </w:pPr>
+      <w:r>
+        <w:t>Y en tu botón JS:</w:t>
+      </w:r>
+    </w:p>
+    <w:p>
+      <w:pPr>
+        <w:pStyle w:val="Sinespaciado"/>
+        <w:ind w:left="708"/>
+        <w:rPr>
+          <w:color w:val="EE0000"/>
+        </w:rPr>
+      </w:pPr>
+      <w:r>
+        <w:rPr>
+          <w:color w:val="EE0000"/>
+        </w:rPr>
+        <w:t>fetch('/mis_pruebas/entidades/borrar/&lt;?=$entidad-&gt;getId()?&gt;', {method: 'DELETE'})</w:t>
+      </w:r>
+    </w:p>
+    <w:p>
+      <w:pPr>
+        <w:pStyle w:val="Sinespaciado"/>
+        <w:ind w:left="708"/>
+        <w:rPr>
+          <w:color w:val="EE0000"/>
+        </w:rPr>
+      </w:pPr>
+      <w:r>
+        <w:rPr>
+          <w:color w:val="EE0000"/>
+        </w:rPr>
         <w:lastRenderedPageBreak/>
-        <w:t xml:space="preserve">Al pulsar el boton de borrar, se va a index, luego a elige la funcion delete del router, y en delete del controller, si hay relacionados, lee otra vez las entidades con finAll() y llama a Render con el parametro encapsulado del mensaje de error. Desde el mismo metodo delete lee las entidades y las muestra con el error. El resultado es el mismo pero sin hacer una carga de pagina, sino desde la misma que estamos </w:t>
-      </w:r>
-      <w:r>
-        <w:t>cuando se pulso el boto delete</w:t>
-      </w:r>
-    </w:p>
-    <w:p>
-      <w:pPr>
-        <w:jc w:val="both"/>
-      </w:pPr>
-    </w:p>
-    <w:p>
-      <w:pPr>
-        <w:jc w:val="both"/>
-      </w:pPr>
-      <w:r>
-        <w:t xml:space="preserve">Opcion B: </w:t>
-      </w:r>
-      <w:r>
-        <w:rPr>
-          <w:b/>
-          <w:bCs/>
-        </w:rPr>
-        <w:t>O bien</w:t>
-      </w:r>
-      <w:r>
-        <w:t>, si quieres mantener fetch(), devuelve JSON con el mensaje de error y muéstralo en JS. Ejemplo:</w:t>
-      </w:r>
-    </w:p>
-    <w:p>
-      <w:pPr>
-        <w:jc w:val="both"/>
-      </w:pPr>
-      <w:r>
-        <w:t>// En delete()</w:t>
+        <w:t xml:space="preserve">    .then(response =&gt; response.json())</w:t>
       </w:r>
     </w:p>
     <w:p>
@@ -6190,7 +6660,7 @@
         <w:rPr>
           <w:color w:val="EE0000"/>
         </w:rPr>
-        <w:t>if ($relacionados) {</w:t>
+        <w:t xml:space="preserve">    .then(data =&gt; {</w:t>
       </w:r>
     </w:p>
     <w:p>
@@ -6205,7 +6675,7 @@
         <w:rPr>
           <w:color w:val="EE0000"/>
         </w:rPr>
-        <w:t xml:space="preserve">    header('Content-Type: application/json');</w:t>
+        <w:t xml:space="preserve">        if (data.success) {</w:t>
       </w:r>
     </w:p>
     <w:p>
@@ -6220,7 +6690,7 @@
         <w:rPr>
           <w:color w:val="EE0000"/>
         </w:rPr>
-        <w:t xml:space="preserve">    echo json_encode([</w:t>
+        <w:t xml:space="preserve">            location.reload();</w:t>
       </w:r>
     </w:p>
     <w:p>
@@ -6235,7 +6705,7 @@
         <w:rPr>
           <w:color w:val="EE0000"/>
         </w:rPr>
-        <w:t xml:space="preserve">        'success' =&gt; false,</w:t>
+        <w:t xml:space="preserve">        } else {</w:t>
       </w:r>
     </w:p>
     <w:p>
@@ -6250,7 +6720,7 @@
         <w:rPr>
           <w:color w:val="EE0000"/>
         </w:rPr>
-        <w:t xml:space="preserve">        'error' =&gt; 'No se puede borrar la entidad porque hay relacionados.'</w:t>
+        <w:t xml:space="preserve">            alert(data.error);</w:t>
       </w:r>
     </w:p>
     <w:p>
@@ -6265,7 +6735,7 @@
         <w:rPr>
           <w:color w:val="EE0000"/>
         </w:rPr>
-        <w:t xml:space="preserve">    ]);</w:t>
+        <w:t xml:space="preserve">        }</w:t>
       </w:r>
     </w:p>
     <w:p>
@@ -6280,253 +6750,12 @@
         <w:rPr>
           <w:color w:val="EE0000"/>
         </w:rPr>
-        <w:t xml:space="preserve">    exit;</w:t>
-      </w:r>
-    </w:p>
-    <w:p>
-      <w:pPr>
-        <w:pStyle w:val="Sinespaciado"/>
+        <w:t xml:space="preserve">    });</w:t>
+      </w:r>
+    </w:p>
+    <w:p>
+      <w:pPr>
         <w:ind w:left="708"/>
-        <w:rPr>
-          <w:color w:val="EE0000"/>
-        </w:rPr>
-      </w:pPr>
-      <w:r>
-        <w:rPr>
-          <w:color w:val="EE0000"/>
-        </w:rPr>
-        <w:t>}</w:t>
-      </w:r>
-    </w:p>
-    <w:p>
-      <w:pPr>
-        <w:jc w:val="both"/>
-      </w:pPr>
-      <w:r>
-        <w:t>// Tras borrar</w:t>
-      </w:r>
-    </w:p>
-    <w:p>
-      <w:pPr>
-        <w:pStyle w:val="Sinespaciado"/>
-        <w:ind w:left="708"/>
-        <w:rPr>
-          <w:color w:val="EE0000"/>
-        </w:rPr>
-      </w:pPr>
-      <w:r>
-        <w:rPr>
-          <w:color w:val="EE0000"/>
-        </w:rPr>
-        <w:t>header('Content-Type: application/json');</w:t>
-      </w:r>
-    </w:p>
-    <w:p>
-      <w:pPr>
-        <w:pStyle w:val="Sinespaciado"/>
-        <w:ind w:left="708"/>
-        <w:rPr>
-          <w:color w:val="EE0000"/>
-        </w:rPr>
-      </w:pPr>
-      <w:r>
-        <w:rPr>
-          <w:color w:val="EE0000"/>
-        </w:rPr>
-        <w:t>echo json_encode([</w:t>
-      </w:r>
-    </w:p>
-    <w:p>
-      <w:pPr>
-        <w:pStyle w:val="Sinespaciado"/>
-        <w:ind w:left="708"/>
-        <w:rPr>
-          <w:color w:val="EE0000"/>
-        </w:rPr>
-      </w:pPr>
-      <w:r>
-        <w:rPr>
-          <w:color w:val="EE0000"/>
-        </w:rPr>
-        <w:t xml:space="preserve">    'success' =&gt; true</w:t>
-      </w:r>
-    </w:p>
-    <w:p>
-      <w:pPr>
-        <w:pStyle w:val="Sinespaciado"/>
-        <w:ind w:left="708"/>
-        <w:rPr>
-          <w:color w:val="EE0000"/>
-        </w:rPr>
-      </w:pPr>
-      <w:r>
-        <w:rPr>
-          <w:color w:val="EE0000"/>
-        </w:rPr>
-        <w:t>]);</w:t>
-      </w:r>
-    </w:p>
-    <w:p>
-      <w:pPr>
-        <w:pStyle w:val="Sinespaciado"/>
-        <w:ind w:left="708"/>
-        <w:rPr>
-          <w:color w:val="EE0000"/>
-        </w:rPr>
-      </w:pPr>
-      <w:r>
-        <w:rPr>
-          <w:color w:val="EE0000"/>
-        </w:rPr>
-        <w:t>exit;</w:t>
-      </w:r>
-    </w:p>
-    <w:p>
-      <w:pPr>
-        <w:jc w:val="both"/>
-      </w:pPr>
-      <w:r>
-        <w:t>Y en tu botón JS:</w:t>
-      </w:r>
-    </w:p>
-    <w:p>
-      <w:pPr>
-        <w:pStyle w:val="Sinespaciado"/>
-        <w:ind w:left="708"/>
-        <w:rPr>
-          <w:color w:val="EE0000"/>
-        </w:rPr>
-      </w:pPr>
-      <w:r>
-        <w:rPr>
-          <w:color w:val="EE0000"/>
-        </w:rPr>
-        <w:t>fetch('/mis_pruebas/entidades/borrar/&lt;?=$entidad-&gt;getId()?&gt;', {method: 'DELETE'})</w:t>
-      </w:r>
-    </w:p>
-    <w:p>
-      <w:pPr>
-        <w:pStyle w:val="Sinespaciado"/>
-        <w:ind w:left="708"/>
-        <w:rPr>
-          <w:color w:val="EE0000"/>
-        </w:rPr>
-      </w:pPr>
-      <w:r>
-        <w:rPr>
-          <w:color w:val="EE0000"/>
-        </w:rPr>
-        <w:t xml:space="preserve">    .then(response =&gt; response.json())</w:t>
-      </w:r>
-    </w:p>
-    <w:p>
-      <w:pPr>
-        <w:pStyle w:val="Sinespaciado"/>
-        <w:ind w:left="708"/>
-        <w:rPr>
-          <w:color w:val="EE0000"/>
-        </w:rPr>
-      </w:pPr>
-      <w:r>
-        <w:rPr>
-          <w:color w:val="EE0000"/>
-        </w:rPr>
-        <w:t xml:space="preserve">    .then(data =&gt; {</w:t>
-      </w:r>
-    </w:p>
-    <w:p>
-      <w:pPr>
-        <w:pStyle w:val="Sinespaciado"/>
-        <w:ind w:left="708"/>
-        <w:rPr>
-          <w:color w:val="EE0000"/>
-        </w:rPr>
-      </w:pPr>
-      <w:r>
-        <w:rPr>
-          <w:color w:val="EE0000"/>
-        </w:rPr>
-        <w:t xml:space="preserve">        if (data.success) {</w:t>
-      </w:r>
-    </w:p>
-    <w:p>
-      <w:pPr>
-        <w:pStyle w:val="Sinespaciado"/>
-        <w:ind w:left="708"/>
-        <w:rPr>
-          <w:color w:val="EE0000"/>
-        </w:rPr>
-      </w:pPr>
-      <w:r>
-        <w:rPr>
-          <w:color w:val="EE0000"/>
-        </w:rPr>
-        <w:t xml:space="preserve">            location.reload();</w:t>
-      </w:r>
-    </w:p>
-    <w:p>
-      <w:pPr>
-        <w:pStyle w:val="Sinespaciado"/>
-        <w:ind w:left="708"/>
-        <w:rPr>
-          <w:color w:val="EE0000"/>
-        </w:rPr>
-      </w:pPr>
-      <w:r>
-        <w:rPr>
-          <w:color w:val="EE0000"/>
-        </w:rPr>
-        <w:t xml:space="preserve">        } else {</w:t>
-      </w:r>
-    </w:p>
-    <w:p>
-      <w:pPr>
-        <w:pStyle w:val="Sinespaciado"/>
-        <w:ind w:left="708"/>
-        <w:rPr>
-          <w:color w:val="EE0000"/>
-        </w:rPr>
-      </w:pPr>
-      <w:r>
-        <w:rPr>
-          <w:color w:val="EE0000"/>
-        </w:rPr>
-        <w:t xml:space="preserve">            alert(data.error);</w:t>
-      </w:r>
-    </w:p>
-    <w:p>
-      <w:pPr>
-        <w:pStyle w:val="Sinespaciado"/>
-        <w:ind w:left="708"/>
-        <w:rPr>
-          <w:color w:val="EE0000"/>
-        </w:rPr>
-      </w:pPr>
-      <w:r>
-        <w:rPr>
-          <w:color w:val="EE0000"/>
-        </w:rPr>
-        <w:t xml:space="preserve">        }</w:t>
-      </w:r>
-    </w:p>
-    <w:p>
-      <w:pPr>
-        <w:pStyle w:val="Sinespaciado"/>
-        <w:ind w:left="708"/>
-        <w:rPr>
-          <w:color w:val="EE0000"/>
-        </w:rPr>
-      </w:pPr>
-      <w:r>
-        <w:rPr>
-          <w:color w:val="EE0000"/>
-        </w:rPr>
-        <w:t xml:space="preserve">    });</w:t>
-      </w:r>
-    </w:p>
-    <w:p>
-      <w:pPr>
-        <w:ind w:left="708"/>
         <w:jc w:val="both"/>
         <w:rPr>
           <w:color w:val="2F5496" w:themeColor="accent1" w:themeShade="BF"/>
@@ -6570,7 +6799,6 @@
         <w:rPr>
           <w:color w:val="2F5496" w:themeColor="accent1" w:themeShade="BF"/>
         </w:rPr>
-        <w:lastRenderedPageBreak/>
         <w:t xml:space="preserve">He puesto un </w:t>
       </w:r>
       <w:r>
@@ -6939,6 +7167,7 @@
           <w:bCs/>
           <w:color w:val="EE0000"/>
         </w:rPr>
+        <w:lastRenderedPageBreak/>
         <w:t>header("Location: /otra_pagina.php");</w:t>
       </w:r>
     </w:p>
@@ -7365,6 +7594,7 @@
         <w:rPr>
           <w:color w:val="EE0000"/>
         </w:rPr>
+        <w:lastRenderedPageBreak/>
         <w:t>header("Location: /otra_pagina.php");</w:t>
       </w:r>
     </w:p>
@@ -7487,7 +7717,6 @@
         <w:rPr>
           <w:color w:val="EE0000"/>
         </w:rPr>
-        <w:lastRenderedPageBreak/>
         <w:t>}</w:t>
       </w:r>
     </w:p>
@@ -7808,12 +8037,19 @@
         <w:rPr>
           <w:color w:val="00B050"/>
         </w:rPr>
-        <w:t>Warning: Cannot modify header information - headers already sent by (output started at /srv/www/api/mis_pruebas/lib/Router.php:18) in /srv/www/api/mis_pruebas/controllers/EntidadController.php on line 29</w:t>
+        <w:t xml:space="preserve">Warning: Cannot modify header information - headers already sent by (output started at </w:t>
       </w:r>
       <w:r>
         <w:rPr>
           <w:color w:val="00B050"/>
         </w:rPr>
+        <w:lastRenderedPageBreak/>
+        <w:t>/srv/www/api/mis_pruebas/lib/Router.php:18) in /srv/www/api/mis_pruebas/controllers/EntidadController.php on line 29</w:t>
+      </w:r>
+      <w:r>
+        <w:rPr>
+          <w:color w:val="00B050"/>
+        </w:rPr>
         <w:t xml:space="preserve"> </w:t>
       </w:r>
       <w:r>
@@ -7833,13 +8069,7 @@
     </w:p>
     <w:p>
       <w:r>
-        <w:t xml:space="preserve">Mostrar un aviso </w:t>
-      </w:r>
-      <w:r>
-        <w:t xml:space="preserve">cuando </w:t>
-      </w:r>
-      <w:r>
-        <w:t>se pulsa el boton Sumt si un campo del formulario esta vacio</w:t>
+        <w:t>Mostrar un aviso cuando se pulsa el boton Sumt si un campo del formulario esta vacio</w:t>
       </w:r>
     </w:p>
     <w:p>
@@ -7913,33 +8143,335 @@
           <w:b/>
           <w:bCs/>
         </w:rPr>
+        <w:t>2</w:t>
+      </w:r>
+      <w:r>
+        <w:rPr>
+          <w:b/>
+          <w:bCs/>
+        </w:rPr>
+        <w:t>.</w:t>
+      </w:r>
+      <w:r>
+        <w:rPr>
+          <w:b/>
+          <w:bCs/>
+        </w:rPr>
+        <w:t xml:space="preserve"> Usando Java Script</w:t>
+      </w:r>
+    </w:p>
+    <w:p>
+      <w:pPr>
+        <w:ind w:left="360"/>
+      </w:pPr>
+      <w:r>
+        <w:t>Añadir este codigo al final del formulario justo despues de &lt;/form&gt;</w:t>
+      </w:r>
+      <w:r>
+        <w:t xml:space="preserve"> (se ejecuta en el navegador porque JS si se puede ejecutar)</w:t>
+      </w:r>
+    </w:p>
+    <w:p>
+      <w:pPr>
+        <w:pStyle w:val="Sinespaciado"/>
+        <w:ind w:left="708"/>
+        <w:rPr>
+          <w:color w:val="EE0000"/>
+        </w:rPr>
+      </w:pPr>
+      <w:r>
+        <w:rPr>
+          <w:color w:val="EE0000"/>
+        </w:rPr>
+        <w:t>&lt;script&gt;</w:t>
+      </w:r>
+    </w:p>
+    <w:p>
+      <w:pPr>
+        <w:pStyle w:val="Sinespaciado"/>
+        <w:ind w:left="708"/>
+        <w:rPr>
+          <w:color w:val="EE0000"/>
+        </w:rPr>
+      </w:pPr>
+      <w:r>
+        <w:rPr>
+          <w:color w:val="EE0000"/>
+        </w:rPr>
+        <w:t>document.addEventListener("DOMContentLoaded", function() {</w:t>
+      </w:r>
+    </w:p>
+    <w:p>
+      <w:pPr>
+        <w:pStyle w:val="Sinespaciado"/>
+        <w:ind w:left="708"/>
+        <w:rPr>
+          <w:color w:val="EE0000"/>
+        </w:rPr>
+      </w:pPr>
+      <w:r>
+        <w:rPr>
+          <w:color w:val="EE0000"/>
+        </w:rPr>
+        <w:t>    const form = document.querySelector("form");</w:t>
+      </w:r>
+    </w:p>
+    <w:p>
+      <w:pPr>
+        <w:pStyle w:val="Sinespaciado"/>
+        <w:ind w:left="708"/>
+        <w:rPr>
+          <w:color w:val="EE0000"/>
+        </w:rPr>
+      </w:pPr>
+      <w:r>
+        <w:rPr>
+          <w:color w:val="EE0000"/>
+        </w:rPr>
+        <w:t>    form.addEventListener("submit", function(e) {</w:t>
+      </w:r>
+    </w:p>
+    <w:p>
+      <w:pPr>
+        <w:pStyle w:val="Sinespaciado"/>
+        <w:ind w:left="708"/>
+        <w:rPr>
+          <w:color w:val="EE0000"/>
+        </w:rPr>
+      </w:pPr>
+      <w:r>
+        <w:rPr>
+          <w:color w:val="EE0000"/>
+        </w:rPr>
+        <w:t>        const nombreInput = form.querySelector('input[name="data[entidad][Nombre]"]');</w:t>
+      </w:r>
+    </w:p>
+    <w:p>
+      <w:pPr>
+        <w:pStyle w:val="Sinespaciado"/>
+        <w:ind w:left="708"/>
+        <w:rPr>
+          <w:color w:val="EE0000"/>
+        </w:rPr>
+      </w:pPr>
+      <w:r>
+        <w:rPr>
+          <w:color w:val="EE0000"/>
+        </w:rPr>
+        <w:t>        if (nombreInput.value.trim() === "") {</w:t>
+      </w:r>
+    </w:p>
+    <w:p>
+      <w:pPr>
+        <w:pStyle w:val="Sinespaciado"/>
+        <w:ind w:left="708"/>
+        <w:rPr>
+          <w:color w:val="EE0000"/>
+        </w:rPr>
+      </w:pPr>
+      <w:r>
+        <w:rPr>
+          <w:color w:val="EE0000"/>
+        </w:rPr>
+        <w:t>            alert("El campo Nombre no puede estar vacío.");</w:t>
+      </w:r>
+    </w:p>
+    <w:p>
+      <w:pPr>
+        <w:pStyle w:val="Sinespaciado"/>
+        <w:ind w:left="708"/>
+        <w:rPr>
+          <w:color w:val="EE0000"/>
+        </w:rPr>
+      </w:pPr>
+      <w:r>
+        <w:rPr>
+          <w:color w:val="EE0000"/>
+        </w:rPr>
+        <w:t>            nombreInput.focus();</w:t>
+      </w:r>
+    </w:p>
+    <w:p>
+      <w:pPr>
+        <w:pStyle w:val="Sinespaciado"/>
+        <w:ind w:left="708"/>
+        <w:rPr>
+          <w:color w:val="EE0000"/>
+        </w:rPr>
+      </w:pPr>
+      <w:r>
+        <w:rPr>
+          <w:color w:val="EE0000"/>
+        </w:rPr>
+        <w:t>            e.preventDefault();</w:t>
+      </w:r>
+    </w:p>
+    <w:p>
+      <w:pPr>
+        <w:pStyle w:val="Sinespaciado"/>
+        <w:ind w:left="708"/>
+        <w:rPr>
+          <w:color w:val="EE0000"/>
+        </w:rPr>
+      </w:pPr>
+      <w:r>
+        <w:rPr>
+          <w:color w:val="EE0000"/>
+        </w:rPr>
+        <w:t>        }</w:t>
+      </w:r>
+    </w:p>
+    <w:p>
+      <w:pPr>
+        <w:pStyle w:val="Sinespaciado"/>
+        <w:ind w:left="708"/>
+        <w:rPr>
+          <w:color w:val="EE0000"/>
+        </w:rPr>
+      </w:pPr>
+      <w:r>
+        <w:rPr>
+          <w:color w:val="EE0000"/>
+        </w:rPr>
+        <w:t>    });</w:t>
+      </w:r>
+    </w:p>
+    <w:p>
+      <w:pPr>
+        <w:pStyle w:val="Sinespaciado"/>
+        <w:ind w:left="708"/>
+        <w:rPr>
+          <w:color w:val="EE0000"/>
+        </w:rPr>
+      </w:pPr>
+      <w:r>
+        <w:rPr>
+          <w:color w:val="EE0000"/>
+        </w:rPr>
+        <w:t>});</w:t>
+      </w:r>
+    </w:p>
+    <w:p>
+      <w:pPr>
+        <w:pStyle w:val="Sinespaciado"/>
+        <w:ind w:left="708"/>
+        <w:rPr>
+          <w:color w:val="EE0000"/>
+        </w:rPr>
+      </w:pPr>
+      <w:r>
+        <w:rPr>
+          <w:color w:val="EE0000"/>
+        </w:rPr>
+        <w:t>&lt;/script&gt;</w:t>
+      </w:r>
+    </w:p>
+    <w:p>
+      <w:pPr>
+        <w:rPr>
+          <w:color w:val="FF0000"/>
+        </w:rPr>
+      </w:pPr>
+      <w:r>
+        <w:t>Mostrara una ventana emergente</w:t>
+      </w:r>
+      <w:r>
+        <w:rPr>
+          <w:color w:val="FF0000"/>
+        </w:rPr>
+        <w:t>.</w:t>
+      </w:r>
+    </w:p>
+    <w:p>
+      <w:pPr>
+        <w:rPr>
+          <w:b/>
+          <w:bCs/>
+          <w:color w:val="FF0000"/>
+        </w:rPr>
+      </w:pPr>
+      <w:r>
+        <w:rPr>
+          <w:b/>
+          <w:bCs/>
+        </w:rPr>
+        <w:t>3</w:t>
+      </w:r>
+      <w:r>
+        <w:rPr>
+          <w:b/>
+          <w:bCs/>
+        </w:rPr>
+        <w:t>.</w:t>
+      </w:r>
+      <w:r>
+        <w:rPr>
+          <w:b/>
+          <w:bCs/>
+        </w:rPr>
+        <w:t xml:space="preserve"> Usando JS pero sin que salga la ventana emergente</w:t>
+      </w:r>
+      <w:r>
+        <w:rPr>
+          <w:b/>
+          <w:bCs/>
+          <w:color w:val="FF0000"/>
+        </w:rPr>
+        <w:t xml:space="preserve">: </w:t>
+      </w:r>
+    </w:p>
+    <w:p>
+      <w:r>
+        <w:t>Añadir este codigo al final del formulario justo despues de &lt;/form&gt;</w:t>
+      </w:r>
+      <w:r>
+        <w:t xml:space="preserve"> (se ejecuta en el navegador porque JS si se puede ejecutar)</w:t>
+      </w:r>
+    </w:p>
+    <w:p>
+      <w:pPr>
+        <w:pStyle w:val="Sinespaciado"/>
+        <w:ind w:left="708"/>
+        <w:rPr>
+          <w:color w:val="EE0000"/>
+        </w:rPr>
+      </w:pPr>
+      <w:r>
+        <w:rPr>
+          <w:color w:val="EE0000"/>
+        </w:rPr>
+        <w:t>&lt;script&gt;</w:t>
+      </w:r>
+    </w:p>
+    <w:p>
+      <w:pPr>
+        <w:pStyle w:val="Sinespaciado"/>
+        <w:ind w:left="708"/>
+        <w:rPr>
+          <w:color w:val="EE0000"/>
+        </w:rPr>
+      </w:pPr>
+      <w:r>
+        <w:rPr>
+          <w:color w:val="EE0000"/>
+        </w:rPr>
+        <w:t>document.addEventListener("DOMContentLoaded", function() {</w:t>
+      </w:r>
+    </w:p>
+    <w:p>
+      <w:pPr>
+        <w:pStyle w:val="Sinespaciado"/>
+        <w:ind w:left="708"/>
+        <w:rPr>
+          <w:color w:val="EE0000"/>
+        </w:rPr>
+      </w:pPr>
+      <w:r>
+        <w:rPr>
+          <w:color w:val="EE0000"/>
+        </w:rPr>
         <w:lastRenderedPageBreak/>
-        <w:t>2</w:t>
-      </w:r>
-      <w:r>
-        <w:rPr>
-          <w:b/>
-          <w:bCs/>
-        </w:rPr>
-        <w:t>.</w:t>
-      </w:r>
-      <w:r>
-        <w:rPr>
-          <w:b/>
-          <w:bCs/>
-        </w:rPr>
-        <w:t xml:space="preserve"> Usando Java Script</w:t>
-      </w:r>
-    </w:p>
-    <w:p>
-      <w:pPr>
-        <w:ind w:left="360"/>
-      </w:pPr>
-      <w:r>
-        <w:t>Añadir este codigo al final del formulario justo despues de &lt;/form&gt;</w:t>
-      </w:r>
-      <w:r>
-        <w:t xml:space="preserve"> (se ejecuta en el navegador porque JS si se puede ejecutar)</w:t>
+        <w:t xml:space="preserve">    const form = document.querySelector("form");</w:t>
       </w:r>
     </w:p>
     <w:p>
@@ -7954,7 +8486,7 @@
         <w:rPr>
           <w:color w:val="EE0000"/>
         </w:rPr>
-        <w:t>&lt;script&gt;</w:t>
+        <w:t xml:space="preserve">    const errorBox = document.getElementById("error-message");</w:t>
       </w:r>
     </w:p>
     <w:p>
@@ -7965,12 +8497,6 @@
           <w:color w:val="EE0000"/>
         </w:rPr>
       </w:pPr>
-      <w:r>
-        <w:rPr>
-          <w:color w:val="EE0000"/>
-        </w:rPr>
-        <w:t>document.addEventListener("DOMContentLoaded", function() {</w:t>
-      </w:r>
     </w:p>
     <w:p>
       <w:pPr>
@@ -7984,7 +8510,7 @@
         <w:rPr>
           <w:color w:val="EE0000"/>
         </w:rPr>
-        <w:t>    const form = document.querySelector("form");</w:t>
+        <w:t xml:space="preserve">    form.addEventListener("submit", function(e) {</w:t>
       </w:r>
     </w:p>
     <w:p>
@@ -7999,7 +8525,7 @@
         <w:rPr>
           <w:color w:val="EE0000"/>
         </w:rPr>
-        <w:t>    form.addEventListener("submit", function(e) {</w:t>
+        <w:t xml:space="preserve">        const nombreInput = form.querySelector('input[name="data[entidad][Nombre]"]');</w:t>
       </w:r>
     </w:p>
     <w:p>
@@ -8014,7 +8540,7 @@
         <w:rPr>
           <w:color w:val="EE0000"/>
         </w:rPr>
-        <w:t>        const nombreInput = form.querySelector('input[name="data[entidad][Nombre]"]');</w:t>
+        <w:t xml:space="preserve">        if (nombreInput.value.trim() === "") {</w:t>
       </w:r>
     </w:p>
     <w:p>
@@ -8029,7 +8555,7 @@
         <w:rPr>
           <w:color w:val="EE0000"/>
         </w:rPr>
-        <w:t>        if (nombreInput.value.trim() === "") {</w:t>
+        <w:t xml:space="preserve">            e.preventDefault();</w:t>
       </w:r>
     </w:p>
     <w:p>
@@ -8040,12 +8566,6 @@
           <w:color w:val="EE0000"/>
         </w:rPr>
       </w:pPr>
-      <w:r>
-        <w:rPr>
-          <w:color w:val="EE0000"/>
-        </w:rPr>
-        <w:t>            alert("El campo Nombre no puede estar vacío.");</w:t>
-      </w:r>
     </w:p>
     <w:p>
       <w:pPr>
@@ -8059,7 +8579,7 @@
         <w:rPr>
           <w:color w:val="EE0000"/>
         </w:rPr>
-        <w:t>            nombreInput.focus();</w:t>
+        <w:t xml:space="preserve">            errorBox.textContent = "El campo Nombre no puede estar vacío.";</w:t>
       </w:r>
     </w:p>
     <w:p>
@@ -8074,7 +8594,7 @@
         <w:rPr>
           <w:color w:val="EE0000"/>
         </w:rPr>
-        <w:t>            e.preventDefault();</w:t>
+        <w:t xml:space="preserve">            errorBox.classList.remove("d-none");</w:t>
       </w:r>
     </w:p>
     <w:p>
@@ -8089,7 +8609,7 @@
         <w:rPr>
           <w:color w:val="EE0000"/>
         </w:rPr>
-        <w:t>        }</w:t>
+        <w:t xml:space="preserve">            nombreInput.focus();</w:t>
       </w:r>
     </w:p>
     <w:p>
@@ -8104,7 +8624,7 @@
         <w:rPr>
           <w:color w:val="EE0000"/>
         </w:rPr>
-        <w:t>    });</w:t>
+        <w:t xml:space="preserve">        } else {</w:t>
       </w:r>
     </w:p>
     <w:p>
@@ -8119,7 +8639,7 @@
         <w:rPr>
           <w:color w:val="EE0000"/>
         </w:rPr>
-        <w:t>});</w:t>
+        <w:t xml:space="preserve">            // Ocultar mensaje si todo está bien</w:t>
       </w:r>
     </w:p>
     <w:p>
@@ -8134,297 +8654,6 @@
         <w:rPr>
           <w:color w:val="EE0000"/>
         </w:rPr>
-        <w:t>&lt;/script&gt;</w:t>
-      </w:r>
-    </w:p>
-    <w:p>
-      <w:pPr>
-        <w:rPr>
-          <w:color w:val="FF0000"/>
-        </w:rPr>
-      </w:pPr>
-      <w:r>
-        <w:t>Mostrara una ventana emergente</w:t>
-      </w:r>
-      <w:r>
-        <w:rPr>
-          <w:color w:val="FF0000"/>
-        </w:rPr>
-        <w:t>.</w:t>
-      </w:r>
-    </w:p>
-    <w:p>
-      <w:pPr>
-        <w:rPr>
-          <w:b/>
-          <w:bCs/>
-          <w:color w:val="FF0000"/>
-        </w:rPr>
-      </w:pPr>
-      <w:r>
-        <w:rPr>
-          <w:b/>
-          <w:bCs/>
-        </w:rPr>
-        <w:t>3</w:t>
-      </w:r>
-      <w:r>
-        <w:rPr>
-          <w:b/>
-          <w:bCs/>
-        </w:rPr>
-        <w:t>.</w:t>
-      </w:r>
-      <w:r>
-        <w:rPr>
-          <w:b/>
-          <w:bCs/>
-        </w:rPr>
-        <w:t xml:space="preserve"> Usando JS pero sin que salga la ventana emergente</w:t>
-      </w:r>
-      <w:r>
-        <w:rPr>
-          <w:b/>
-          <w:bCs/>
-          <w:color w:val="FF0000"/>
-        </w:rPr>
-        <w:t xml:space="preserve">: </w:t>
-      </w:r>
-    </w:p>
-    <w:p>
-      <w:r>
-        <w:t>Añadir este codigo al final del formulario justo despues de &lt;/form&gt;</w:t>
-      </w:r>
-      <w:r>
-        <w:t xml:space="preserve"> (se ejecuta en el navegador porque JS si se puede ejecutar)</w:t>
-      </w:r>
-    </w:p>
-    <w:p>
-      <w:pPr>
-        <w:pStyle w:val="Sinespaciado"/>
-        <w:ind w:left="708"/>
-        <w:rPr>
-          <w:color w:val="EE0000"/>
-        </w:rPr>
-      </w:pPr>
-      <w:r>
-        <w:rPr>
-          <w:color w:val="EE0000"/>
-        </w:rPr>
-        <w:t>&lt;script&gt;</w:t>
-      </w:r>
-    </w:p>
-    <w:p>
-      <w:pPr>
-        <w:pStyle w:val="Sinespaciado"/>
-        <w:ind w:left="708"/>
-        <w:rPr>
-          <w:color w:val="EE0000"/>
-        </w:rPr>
-      </w:pPr>
-      <w:r>
-        <w:rPr>
-          <w:color w:val="EE0000"/>
-        </w:rPr>
-        <w:t>document.addEventListener("DOMContentLoaded", function() {</w:t>
-      </w:r>
-    </w:p>
-    <w:p>
-      <w:pPr>
-        <w:pStyle w:val="Sinespaciado"/>
-        <w:ind w:left="708"/>
-        <w:rPr>
-          <w:color w:val="EE0000"/>
-        </w:rPr>
-      </w:pPr>
-      <w:r>
-        <w:rPr>
-          <w:color w:val="EE0000"/>
-        </w:rPr>
-        <w:t xml:space="preserve">    const form = document.querySelector("form");</w:t>
-      </w:r>
-    </w:p>
-    <w:p>
-      <w:pPr>
-        <w:pStyle w:val="Sinespaciado"/>
-        <w:ind w:left="708"/>
-        <w:rPr>
-          <w:color w:val="EE0000"/>
-        </w:rPr>
-      </w:pPr>
-      <w:r>
-        <w:rPr>
-          <w:color w:val="EE0000"/>
-        </w:rPr>
-        <w:t xml:space="preserve">    const errorBox = document.getElementById("error-message");</w:t>
-      </w:r>
-    </w:p>
-    <w:p>
-      <w:pPr>
-        <w:pStyle w:val="Sinespaciado"/>
-        <w:ind w:left="708"/>
-        <w:rPr>
-          <w:color w:val="EE0000"/>
-        </w:rPr>
-      </w:pPr>
-    </w:p>
-    <w:p>
-      <w:pPr>
-        <w:pStyle w:val="Sinespaciado"/>
-        <w:ind w:left="708"/>
-        <w:rPr>
-          <w:color w:val="EE0000"/>
-        </w:rPr>
-      </w:pPr>
-      <w:r>
-        <w:rPr>
-          <w:color w:val="EE0000"/>
-        </w:rPr>
-        <w:t xml:space="preserve">    form.addEventListener("submit", function(e) {</w:t>
-      </w:r>
-    </w:p>
-    <w:p>
-      <w:pPr>
-        <w:pStyle w:val="Sinespaciado"/>
-        <w:ind w:left="708"/>
-        <w:rPr>
-          <w:color w:val="EE0000"/>
-        </w:rPr>
-      </w:pPr>
-      <w:r>
-        <w:rPr>
-          <w:color w:val="EE0000"/>
-        </w:rPr>
-        <w:t xml:space="preserve">        const nombreInput = form.querySelector('input[name="data[entidad][Nombre]"]');</w:t>
-      </w:r>
-    </w:p>
-    <w:p>
-      <w:pPr>
-        <w:pStyle w:val="Sinespaciado"/>
-        <w:ind w:left="708"/>
-        <w:rPr>
-          <w:color w:val="EE0000"/>
-        </w:rPr>
-      </w:pPr>
-      <w:r>
-        <w:rPr>
-          <w:color w:val="EE0000"/>
-        </w:rPr>
-        <w:t xml:space="preserve">        if (nombreInput.value.trim() === "") {</w:t>
-      </w:r>
-    </w:p>
-    <w:p>
-      <w:pPr>
-        <w:pStyle w:val="Sinespaciado"/>
-        <w:ind w:left="708"/>
-        <w:rPr>
-          <w:color w:val="EE0000"/>
-        </w:rPr>
-      </w:pPr>
-      <w:r>
-        <w:rPr>
-          <w:color w:val="EE0000"/>
-        </w:rPr>
-        <w:t xml:space="preserve">            e.preventDefault();</w:t>
-      </w:r>
-    </w:p>
-    <w:p>
-      <w:pPr>
-        <w:pStyle w:val="Sinespaciado"/>
-        <w:ind w:left="708"/>
-        <w:rPr>
-          <w:color w:val="EE0000"/>
-        </w:rPr>
-      </w:pPr>
-    </w:p>
-    <w:p>
-      <w:pPr>
-        <w:pStyle w:val="Sinespaciado"/>
-        <w:ind w:left="708"/>
-        <w:rPr>
-          <w:color w:val="EE0000"/>
-        </w:rPr>
-      </w:pPr>
-      <w:r>
-        <w:rPr>
-          <w:color w:val="EE0000"/>
-        </w:rPr>
-        <w:t xml:space="preserve">            errorBox.textContent = "El campo Nombre no puede estar vacío.";</w:t>
-      </w:r>
-    </w:p>
-    <w:p>
-      <w:pPr>
-        <w:pStyle w:val="Sinespaciado"/>
-        <w:ind w:left="708"/>
-        <w:rPr>
-          <w:color w:val="EE0000"/>
-        </w:rPr>
-      </w:pPr>
-      <w:r>
-        <w:rPr>
-          <w:color w:val="EE0000"/>
-        </w:rPr>
-        <w:t xml:space="preserve">            errorBox.classList.remove("d-none");</w:t>
-      </w:r>
-    </w:p>
-    <w:p>
-      <w:pPr>
-        <w:pStyle w:val="Sinespaciado"/>
-        <w:ind w:left="708"/>
-        <w:rPr>
-          <w:color w:val="EE0000"/>
-        </w:rPr>
-      </w:pPr>
-      <w:r>
-        <w:rPr>
-          <w:color w:val="EE0000"/>
-        </w:rPr>
-        <w:t xml:space="preserve">            nombreInput.focus();</w:t>
-      </w:r>
-    </w:p>
-    <w:p>
-      <w:pPr>
-        <w:pStyle w:val="Sinespaciado"/>
-        <w:ind w:left="708"/>
-        <w:rPr>
-          <w:color w:val="EE0000"/>
-        </w:rPr>
-      </w:pPr>
-      <w:r>
-        <w:rPr>
-          <w:color w:val="EE0000"/>
-        </w:rPr>
-        <w:t xml:space="preserve">        } else {</w:t>
-      </w:r>
-    </w:p>
-    <w:p>
-      <w:pPr>
-        <w:pStyle w:val="Sinespaciado"/>
-        <w:ind w:left="708"/>
-        <w:rPr>
-          <w:color w:val="EE0000"/>
-        </w:rPr>
-      </w:pPr>
-      <w:r>
-        <w:rPr>
-          <w:color w:val="EE0000"/>
-        </w:rPr>
-        <w:t xml:space="preserve">            // Ocultar mensaje si todo está bien</w:t>
-      </w:r>
-    </w:p>
-    <w:p>
-      <w:pPr>
-        <w:pStyle w:val="Sinespaciado"/>
-        <w:ind w:left="708"/>
-        <w:rPr>
-          <w:color w:val="EE0000"/>
-        </w:rPr>
-      </w:pPr>
-      <w:r>
-        <w:rPr>
-          <w:color w:val="EE0000"/>
-        </w:rPr>
-        <w:lastRenderedPageBreak/>
         <w:t xml:space="preserve">            errorBox.classList.add("d-none");</w:t>
       </w:r>
     </w:p>

--- a/BASE DATOS EMPRESA/EMPRESA/FUNCIONAMIENTO DE TODO.docx
+++ b/BASE DATOS EMPRESA/EMPRESA/FUNCIONAMIENTO DE TODO.docx
@@ -1755,21 +1755,7 @@
           <w:b/>
           <w:bCs/>
         </w:rPr>
-        <w:t>href=”</w:t>
-      </w:r>
-      <w:r>
-        <w:rPr>
-          <w:b/>
-          <w:bCs/>
-        </w:rPr>
-        <w:t>pages/nueva_entidad</w:t>
-      </w:r>
-      <w:r>
-        <w:rPr>
-          <w:b/>
-          <w:bCs/>
-        </w:rPr>
-        <w:t>”</w:t>
+        <w:t>href=”pages/nueva_entidad”</w:t>
       </w:r>
       <w:r>
         <w:t xml:space="preserve"> saltara a </w:t>
@@ -8749,17 +8735,189 @@
     </w:p>
     <w:p>
       <w:r>
+        <w:t>CODIGO INTERESANTE DE LA IA</w:t>
+      </w:r>
+    </w:p>
+    <w:p>
+      <w:pPr>
+        <w:rPr>
+          <w:b/>
+          <w:bCs/>
+          <w:i/>
+          <w:iCs/>
+        </w:rPr>
+      </w:pPr>
+      <w:r>
+        <w:rPr>
+          <w:b/>
+          <w:bCs/>
+          <w:i/>
+          <w:iCs/>
+        </w:rPr>
+        <w:t>Convierte los datos de un objeto en una tabla asociativa:</w:t>
+      </w:r>
+    </w:p>
+    <w:p>
+      <w:pPr>
+        <w:pStyle w:val="Sinespaciado"/>
+        <w:ind w:left="708"/>
+        <w:rPr>
+          <w:color w:val="FF0000"/>
+        </w:rPr>
+      </w:pPr>
+      <w:r>
+        <w:rPr>
+          <w:color w:val="FF0000"/>
+        </w:rPr>
+        <w:t>public function toArray(): array {</w:t>
+      </w:r>
+    </w:p>
+    <w:p>
+      <w:pPr>
+        <w:pStyle w:val="Sinespaciado"/>
+        <w:ind w:left="708"/>
+        <w:rPr>
+          <w:color w:val="FF0000"/>
+        </w:rPr>
+      </w:pPr>
+      <w:r>
+        <w:rPr>
+          <w:color w:val="FF0000"/>
+        </w:rPr>
+        <w:t xml:space="preserve">  </w:t>
+      </w:r>
+      <w:r>
+        <w:rPr>
+          <w:color w:val="FF0000"/>
+        </w:rPr>
+        <w:tab/>
+      </w:r>
+      <w:r>
+        <w:rPr>
+          <w:color w:val="FF0000"/>
+        </w:rPr>
+        <w:tab/>
+      </w:r>
+      <w:r>
+        <w:rPr>
+          <w:color w:val="FF0000"/>
+        </w:rPr>
+        <w:t xml:space="preserve">  return ['Contrato' =&gt; $this-&gt;Contrato, 'Fecha_inicio' =&gt; $this-&gt;Fecha_inicio, 'Fecha_fin' =&gt; $this-&gt;Fecha_fin]</w:t>
+      </w:r>
+      <w:r>
+        <w:rPr>
+          <w:color w:val="FF0000"/>
+        </w:rPr>
+        <w:t>;</w:t>
+      </w:r>
+      <w:r>
+        <w:rPr>
+          <w:color w:val="FF0000"/>
+        </w:rPr>
+        <w:t>}</w:t>
+      </w:r>
+      <w:r>
+        <w:rPr>
+          <w:color w:val="FF0000"/>
+        </w:rPr>
         <w:t xml:space="preserve"> </w:t>
       </w:r>
     </w:p>
     <w:p/>
     <w:p>
-      <w:pPr>
-        <w:rPr>
-          <w:b/>
-          <w:bCs/>
-        </w:rPr>
-      </w:pPr>
+      <w:r>
+        <w:t>Mostrar datos en la pagina HTML de forma dinamica:</w:t>
+      </w:r>
+    </w:p>
+    <w:p>
+      <w:pPr>
+        <w:pStyle w:val="Sinespaciado"/>
+        <w:ind w:left="708"/>
+        <w:rPr>
+          <w:color w:val="FF0000"/>
+        </w:rPr>
+      </w:pPr>
+      <w:r>
+        <w:rPr>
+          <w:color w:val="FF0000"/>
+        </w:rPr>
+        <w:t>$campos_a_mostrar = ['Contrato', 'Fecha_inicio', 'Fecha_fin'];</w:t>
+      </w:r>
+    </w:p>
+    <w:p>
+      <w:pPr>
+        <w:pStyle w:val="Sinespaciado"/>
+        <w:ind w:left="708"/>
+        <w:rPr>
+          <w:color w:val="FF0000"/>
+        </w:rPr>
+      </w:pPr>
+      <w:r>
+        <w:rPr>
+          <w:color w:val="FF0000"/>
+        </w:rPr>
+        <w:t>foreach ($campos_a_mostrar as $campo) {</w:t>
+      </w:r>
+    </w:p>
+    <w:p>
+      <w:pPr>
+        <w:pStyle w:val="Sinespaciado"/>
+        <w:ind w:left="708"/>
+        <w:rPr>
+          <w:color w:val="FF0000"/>
+        </w:rPr>
+      </w:pPr>
+      <w:r>
+        <w:rPr>
+          <w:color w:val="FF0000"/>
+        </w:rPr>
+        <w:t xml:space="preserve">    echo $alquiler-&gt;{'get'.$campo}();</w:t>
+      </w:r>
+    </w:p>
+    <w:p>
+      <w:pPr>
+        <w:pStyle w:val="Sinespaciado"/>
+        <w:ind w:left="708"/>
+        <w:rPr>
+          <w:color w:val="FF0000"/>
+        </w:rPr>
+      </w:pPr>
+      <w:r>
+        <w:rPr>
+          <w:color w:val="FF0000"/>
+        </w:rPr>
+        <w:t>}</w:t>
+      </w:r>
+    </w:p>
+    <w:p>
+      <w:pPr>
+        <w:rPr>
+          <w:b/>
+          <w:bCs/>
+        </w:rPr>
+      </w:pPr>
+      <w:r>
+        <w:rPr>
+          <w:b/>
+          <w:bCs/>
+        </w:rPr>
+        <w:t xml:space="preserve">Si con javascript controlo el contenido de </w:t>
+      </w:r>
+      <w:r>
+        <w:rPr>
+          <w:color w:val="FF0000"/>
+        </w:rPr>
+        <w:t>$campos_a_mostrar</w:t>
+      </w:r>
+      <w:r>
+        <w:rPr>
+          <w:color w:val="FF0000"/>
+        </w:rPr>
+        <w:t xml:space="preserve"> </w:t>
+      </w:r>
+      <w:r>
+        <w:t>puedo filtrar que campos se muestran al usuario</w:t>
+      </w:r>
     </w:p>
     <w:p>
       <w:pPr>
@@ -10703,6 +10861,7 @@
   <w:style w:type="character" w:default="1" w:styleId="Fuentedeprrafopredeter">
     <w:name w:val="Default Paragraph Font"/>
     <w:uiPriority w:val="1"/>
+    <w:semiHidden/>
     <w:unhideWhenUsed/>
   </w:style>
   <w:style w:type="table" w:default="1" w:styleId="Tablanormal">

--- a/BASE DATOS EMPRESA/EMPRESA/FUNCIONAMIENTO DE TODO.docx
+++ b/BASE DATOS EMPRESA/EMPRESA/FUNCIONAMIENTO DE TODO.docx
@@ -8797,126 +8797,682 @@
           <w:color w:val="FF0000"/>
         </w:rPr>
         <w:tab/>
-      </w:r>
-      <w:r>
-        <w:rPr>
-          <w:color w:val="FF0000"/>
-        </w:rPr>
-        <w:t xml:space="preserve">  return ['Contrato' =&gt; $this-&gt;Contrato, 'Fecha_inicio' =&gt; $this-&gt;Fecha_inicio, 'Fecha_fin' =&gt; $this-&gt;Fecha_fin]</w:t>
-      </w:r>
-      <w:r>
-        <w:rPr>
-          <w:color w:val="FF0000"/>
-        </w:rPr>
-        <w:t>;</w:t>
-      </w:r>
+        <w:t xml:space="preserve">  return ['Contrato' =&gt; $this-&gt;Contrato, 'Fecha_inicio' =&gt; $this-&gt;Fecha_inicio, 'Fecha_fin' =&gt; $this-&gt;Fecha_fin];}</w:t>
+      </w:r>
+      <w:r>
+        <w:rPr>
+          <w:color w:val="FF0000"/>
+        </w:rPr>
+        <w:t xml:space="preserve"> </w:t>
+      </w:r>
+    </w:p>
+    <w:p/>
+    <w:p>
+      <w:r>
+        <w:t>Mostrar datos en la pagina HTML de forma dinamica:</w:t>
+      </w:r>
+    </w:p>
+    <w:p>
+      <w:pPr>
+        <w:pStyle w:val="Sinespaciado"/>
+        <w:ind w:left="708"/>
+        <w:rPr>
+          <w:color w:val="FF0000"/>
+        </w:rPr>
+      </w:pPr>
+      <w:r>
+        <w:rPr>
+          <w:color w:val="FF0000"/>
+        </w:rPr>
+        <w:t>$campos_a_mostrar = ['Contrato', 'Fecha_inicio', 'Fecha_fin'];</w:t>
+      </w:r>
+    </w:p>
+    <w:p>
+      <w:pPr>
+        <w:pStyle w:val="Sinespaciado"/>
+        <w:ind w:left="708"/>
+        <w:rPr>
+          <w:color w:val="FF0000"/>
+        </w:rPr>
+      </w:pPr>
+      <w:r>
+        <w:rPr>
+          <w:color w:val="FF0000"/>
+        </w:rPr>
+        <w:t>foreach ($campos_a_mostrar as $campo) {</w:t>
+      </w:r>
+    </w:p>
+    <w:p>
+      <w:pPr>
+        <w:pStyle w:val="Sinespaciado"/>
+        <w:ind w:left="708"/>
+        <w:rPr>
+          <w:color w:val="FF0000"/>
+        </w:rPr>
+      </w:pPr>
+      <w:r>
+        <w:rPr>
+          <w:color w:val="FF0000"/>
+        </w:rPr>
+        <w:t xml:space="preserve">    echo $alquiler-&gt;{'get'.$campo}();</w:t>
+      </w:r>
+    </w:p>
+    <w:p>
+      <w:pPr>
+        <w:pStyle w:val="Sinespaciado"/>
+        <w:ind w:left="708"/>
+        <w:rPr>
+          <w:color w:val="FF0000"/>
+        </w:rPr>
+      </w:pPr>
       <w:r>
         <w:rPr>
           <w:color w:val="FF0000"/>
         </w:rPr>
         <w:t>}</w:t>
       </w:r>
+    </w:p>
+    <w:p>
+      <w:pPr>
+        <w:rPr>
+          <w:b/>
+          <w:bCs/>
+        </w:rPr>
+      </w:pPr>
+      <w:r>
+        <w:rPr>
+          <w:b/>
+          <w:bCs/>
+        </w:rPr>
+        <w:t xml:space="preserve">Si con javascript controlo el contenido de </w:t>
+      </w:r>
+      <w:r>
+        <w:rPr>
+          <w:color w:val="FF0000"/>
+        </w:rPr>
+        <w:t>$campos_a_mostrar</w:t>
+      </w:r>
       <w:r>
         <w:rPr>
           <w:color w:val="FF0000"/>
         </w:rPr>
         <w:t xml:space="preserve"> </w:t>
       </w:r>
-    </w:p>
-    <w:p/>
-    <w:p>
-      <w:r>
-        <w:t>Mostrar datos en la pagina HTML de forma dinamica:</w:t>
-      </w:r>
-    </w:p>
-    <w:p>
-      <w:pPr>
-        <w:pStyle w:val="Sinespaciado"/>
-        <w:ind w:left="708"/>
-        <w:rPr>
-          <w:color w:val="FF0000"/>
-        </w:rPr>
-      </w:pPr>
-      <w:r>
-        <w:rPr>
-          <w:color w:val="FF0000"/>
-        </w:rPr>
-        <w:t>$campos_a_mostrar = ['Contrato', 'Fecha_inicio', 'Fecha_fin'];</w:t>
-      </w:r>
-    </w:p>
-    <w:p>
-      <w:pPr>
-        <w:pStyle w:val="Sinespaciado"/>
-        <w:ind w:left="708"/>
-        <w:rPr>
-          <w:color w:val="FF0000"/>
-        </w:rPr>
-      </w:pPr>
-      <w:r>
-        <w:rPr>
-          <w:color w:val="FF0000"/>
-        </w:rPr>
-        <w:t>foreach ($campos_a_mostrar as $campo) {</w:t>
-      </w:r>
-    </w:p>
-    <w:p>
-      <w:pPr>
-        <w:pStyle w:val="Sinespaciado"/>
-        <w:ind w:left="708"/>
-        <w:rPr>
-          <w:color w:val="FF0000"/>
-        </w:rPr>
-      </w:pPr>
-      <w:r>
-        <w:rPr>
-          <w:color w:val="FF0000"/>
-        </w:rPr>
-        <w:t xml:space="preserve">    echo $alquiler-&gt;{'get'.$campo}();</w:t>
-      </w:r>
-    </w:p>
-    <w:p>
-      <w:pPr>
-        <w:pStyle w:val="Sinespaciado"/>
-        <w:ind w:left="708"/>
-        <w:rPr>
-          <w:color w:val="FF0000"/>
-        </w:rPr>
-      </w:pPr>
-      <w:r>
-        <w:rPr>
-          <w:color w:val="FF0000"/>
-        </w:rPr>
-        <w:t>}</w:t>
-      </w:r>
-    </w:p>
-    <w:p>
-      <w:pPr>
-        <w:rPr>
-          <w:b/>
-          <w:bCs/>
-        </w:rPr>
-      </w:pPr>
-      <w:r>
-        <w:rPr>
-          <w:b/>
-          <w:bCs/>
-        </w:rPr>
-        <w:t xml:space="preserve">Si con javascript controlo el contenido de </w:t>
-      </w:r>
-      <w:r>
-        <w:rPr>
-          <w:color w:val="FF0000"/>
-        </w:rPr>
-        <w:t>$campos_a_mostrar</w:t>
-      </w:r>
-      <w:r>
-        <w:rPr>
-          <w:color w:val="FF0000"/>
-        </w:rPr>
-        <w:t xml:space="preserve"> </w:t>
-      </w:r>
       <w:r>
         <w:t>puedo filtrar que campos se muestran al usuario</w:t>
+      </w:r>
+    </w:p>
+    <w:p>
+      <w:pPr>
+        <w:rPr>
+          <w:b/>
+          <w:bCs/>
+        </w:rPr>
+      </w:pPr>
+      <w:r>
+        <w:rPr>
+          <w:b/>
+          <w:bCs/>
+        </w:rPr>
+        <w:lastRenderedPageBreak/>
+        <w:t>ASI ES COMO SE CONFIGURA UNA CALASE QUE HEREDA DE OTRA. LA CLASE QUE HEREDA (HIJA) TIENE CONSTRUCTOR Y LA CLASE MADRE TMB.</w:t>
+      </w:r>
+    </w:p>
+    <w:p>
+      <w:pPr>
+        <w:rPr>
+          <w:b/>
+          <w:bCs/>
+        </w:rPr>
+      </w:pPr>
+      <w:r>
+        <w:rPr>
+          <w:b/>
+          <w:bCs/>
+        </w:rPr>
+        <w:t>Para que funcione en el constructor de la clase hija las variables que ya estan  en el constructor de la madre no hay que ponerle private, porque eso lo que hace es crear esas variables, al no ponerlo no las crea y las creara el construcotr de la madre que si lleva private.</w:t>
+      </w:r>
+      <w:r>
+        <w:rPr>
+          <w:b/>
+          <w:bCs/>
+        </w:rPr>
+        <w:t xml:space="preserve"> En la hija solo se pone private en las variables que ella crea nuevas.</w:t>
+      </w:r>
+    </w:p>
+    <w:p>
+      <w:pPr>
+        <w:rPr>
+          <w:b/>
+          <w:bCs/>
+          <w:color w:val="FF0000"/>
+        </w:rPr>
+      </w:pPr>
+      <w:r>
+        <w:rPr>
+          <w:b/>
+          <w:bCs/>
+          <w:color w:val="FF0000"/>
+        </w:rPr>
+        <w:t>MADRE</w:t>
+      </w:r>
+    </w:p>
+    <w:p>
+      <w:pPr>
+        <w:rPr>
+          <w:b/>
+          <w:bCs/>
+        </w:rPr>
+      </w:pPr>
+      <w:r>
+        <w:rPr>
+          <w:b/>
+          <w:bCs/>
+        </w:rPr>
+        <w:t xml:space="preserve">class Alquiler {    </w:t>
+      </w:r>
+    </w:p>
+    <w:p>
+      <w:pPr>
+        <w:rPr>
+          <w:b/>
+          <w:bCs/>
+        </w:rPr>
+      </w:pPr>
+      <w:r>
+        <w:rPr>
+          <w:b/>
+          <w:bCs/>
+        </w:rPr>
+        <w:t>    function __construct (private int $id_alquiler, private string $Contrato, private int $id_vehiculo, private int $Cliente, private string $Fecha_inicio, private ?string $Fecha_fin, private ?int $Kilometros,</w:t>
+      </w:r>
+    </w:p>
+    <w:p>
+      <w:pPr>
+        <w:rPr>
+          <w:b/>
+          <w:bCs/>
+        </w:rPr>
+      </w:pPr>
+      <w:r>
+        <w:rPr>
+          <w:b/>
+          <w:bCs/>
+        </w:rPr>
+        <w:t xml:space="preserve">    private ?int $Km_inicio, private ?int $Km_fin, private ?string $Dias, private ?int $Precio, private ?int $Precio_km, private ?int $id_comercial, private ?int $Empresa, private ?string $Ciudad, </w:t>
+      </w:r>
+    </w:p>
+    <w:p>
+      <w:pPr>
+        <w:rPr>
+          <w:b/>
+          <w:bCs/>
+        </w:rPr>
+      </w:pPr>
+      <w:r>
+        <w:rPr>
+          <w:b/>
+          <w:bCs/>
+        </w:rPr>
+        <w:t>    private ?string $Entrega, private ?int $Comision_comercial, private ?int $Ganancia, private ?string $Observaciones, private ?Vehiculo $vehiculo = null){}</w:t>
+      </w:r>
+    </w:p>
+    <w:p>
+      <w:pPr>
+        <w:rPr>
+          <w:b/>
+          <w:bCs/>
+        </w:rPr>
+      </w:pPr>
+    </w:p>
+    <w:p>
+      <w:pPr>
+        <w:rPr>
+          <w:b/>
+          <w:bCs/>
+        </w:rPr>
+      </w:pPr>
+      <w:r>
+        <w:rPr>
+          <w:b/>
+          <w:bCs/>
+        </w:rPr>
+        <w:t>    public function getVehiculo(): ?Vehiculo {</w:t>
+      </w:r>
+    </w:p>
+    <w:p>
+      <w:pPr>
+        <w:rPr>
+          <w:b/>
+          <w:bCs/>
+        </w:rPr>
+      </w:pPr>
+      <w:r>
+        <w:rPr>
+          <w:b/>
+          <w:bCs/>
+        </w:rPr>
+        <w:t>        return $this-&gt;vehiculo;</w:t>
+      </w:r>
+    </w:p>
+    <w:p>
+      <w:pPr>
+        <w:rPr>
+          <w:b/>
+          <w:bCs/>
+        </w:rPr>
+      </w:pPr>
+      <w:r>
+        <w:rPr>
+          <w:b/>
+          <w:bCs/>
+        </w:rPr>
+        <w:t>    }</w:t>
+      </w:r>
+    </w:p>
+    <w:p>
+      <w:pPr>
+        <w:rPr>
+          <w:b/>
+          <w:bCs/>
+        </w:rPr>
+      </w:pPr>
+      <w:r>
+        <w:rPr>
+          <w:b/>
+          <w:bCs/>
+        </w:rPr>
+        <w:t>    public function setVehiculo(Vehiculo $vehiculo) {</w:t>
+      </w:r>
+    </w:p>
+    <w:p>
+      <w:pPr>
+        <w:rPr>
+          <w:b/>
+          <w:bCs/>
+        </w:rPr>
+      </w:pPr>
+      <w:r>
+        <w:rPr>
+          <w:b/>
+          <w:bCs/>
+        </w:rPr>
+        <w:t>        $this-&gt;vehiculo = $vehiculo;</w:t>
+      </w:r>
+    </w:p>
+    <w:p>
+      <w:pPr>
+        <w:rPr>
+          <w:b/>
+          <w:bCs/>
+        </w:rPr>
+      </w:pPr>
+      <w:r>
+        <w:rPr>
+          <w:b/>
+          <w:bCs/>
+        </w:rPr>
+        <w:t>    }</w:t>
+      </w:r>
+    </w:p>
+    <w:p>
+      <w:pPr>
+        <w:rPr>
+          <w:b/>
+          <w:bCs/>
+          <w:color w:val="FF0000"/>
+        </w:rPr>
+      </w:pPr>
+      <w:r>
+        <w:rPr>
+          <w:b/>
+          <w:bCs/>
+          <w:color w:val="FF0000"/>
+        </w:rPr>
+        <w:t>HIJA</w:t>
+      </w:r>
+    </w:p>
+    <w:p>
+      <w:pPr>
+        <w:rPr>
+          <w:b/>
+          <w:bCs/>
+        </w:rPr>
+      </w:pPr>
+      <w:r>
+        <w:rPr>
+          <w:b/>
+          <w:bCs/>
+        </w:rPr>
+        <w:t>class Alquiler_vehiculo extends Alquiler {</w:t>
+      </w:r>
+    </w:p>
+    <w:p>
+      <w:pPr>
+        <w:rPr>
+          <w:b/>
+          <w:bCs/>
+          <w:color w:val="FF0000"/>
+        </w:rPr>
+      </w:pPr>
+      <w:r>
+        <w:rPr>
+          <w:b/>
+          <w:bCs/>
+        </w:rPr>
+        <w:t>        function __construct (</w:t>
+      </w:r>
+      <w:r>
+        <w:rPr>
+          <w:b/>
+          <w:bCs/>
+          <w:color w:val="FF0000"/>
+        </w:rPr>
+        <w:t>int $id_alquiler, string $Contrato, int $id_vehiculo, int $Cliente, string $Fecha_inicio, ?string $Fecha_fin, ?int $Km, ?int $Km_inicio, ?int $Km_fin, ?string $Dias,</w:t>
+      </w:r>
+    </w:p>
+    <w:p>
+      <w:pPr>
+        <w:rPr>
+          <w:b/>
+          <w:bCs/>
+          <w:color w:val="FF0000"/>
+        </w:rPr>
+      </w:pPr>
+      <w:r>
+        <w:rPr>
+          <w:b/>
+          <w:bCs/>
+          <w:color w:val="FF0000"/>
+        </w:rPr>
+        <w:t>                          ?int $Precio, ?int $Precio_km, ?int $id_comercial, ?int $Empresa, ?string $Ciudad, ?string $Entrega, ?int $Comision_comercial, ?int $Ganancia,</w:t>
+      </w:r>
+    </w:p>
+    <w:p>
+      <w:pPr>
+        <w:rPr>
+          <w:b/>
+          <w:bCs/>
+        </w:rPr>
+      </w:pPr>
+      <w:r>
+        <w:rPr>
+          <w:b/>
+          <w:bCs/>
+          <w:color w:val="FF0000"/>
+        </w:rPr>
+        <w:t>                          ?string $Observaciones</w:t>
+      </w:r>
+      <w:r>
+        <w:rPr>
+          <w:b/>
+          <w:bCs/>
+        </w:rPr>
+        <w:t>, private string $Marca_modelo, private ?string $Matricula){</w:t>
+      </w:r>
+    </w:p>
+    <w:p>
+      <w:pPr>
+        <w:rPr>
+          <w:b/>
+          <w:bCs/>
+        </w:rPr>
+      </w:pPr>
+      <w:r>
+        <w:rPr>
+          <w:b/>
+          <w:bCs/>
+        </w:rPr>
+        <w:lastRenderedPageBreak/>
+        <w:t xml:space="preserve">                            </w:t>
+      </w:r>
+    </w:p>
+    <w:p>
+      <w:pPr>
+        <w:rPr>
+          <w:b/>
+          <w:bCs/>
+        </w:rPr>
+      </w:pPr>
+      <w:r>
+        <w:rPr>
+          <w:b/>
+          <w:bCs/>
+        </w:rPr>
+        <w:t>                            parent::__construct($id_alquiler, $Contrato, $id_vehiculo, $Cliente, $Fecha_inicio, $Fecha_fin, $Km, $Km_inicio, $Km_fin, $Dias, $Precio, $Precio_km, $id_comercial,</w:t>
+      </w:r>
+    </w:p>
+    <w:p>
+      <w:pPr>
+        <w:rPr>
+          <w:b/>
+          <w:bCs/>
+        </w:rPr>
+      </w:pPr>
+      <w:r>
+        <w:rPr>
+          <w:b/>
+          <w:bCs/>
+        </w:rPr>
+        <w:t>                                                $Empresa, $Ciudad, $Entrega, $Comision_comercial, $Ganancia, $Observaciones);</w:t>
+      </w:r>
+    </w:p>
+    <w:p>
+      <w:pPr>
+        <w:rPr>
+          <w:b/>
+          <w:bCs/>
+        </w:rPr>
+      </w:pPr>
+      <w:r>
+        <w:rPr>
+          <w:b/>
+          <w:bCs/>
+        </w:rPr>
+        <w:t>                          }</w:t>
+      </w:r>
+    </w:p>
+    <w:p>
+      <w:pPr>
+        <w:rPr>
+          <w:b/>
+          <w:bCs/>
+        </w:rPr>
+      </w:pPr>
+      <w:r>
+        <w:rPr>
+          <w:b/>
+          <w:bCs/>
+        </w:rPr>
+        <w:t xml:space="preserve">    </w:t>
+      </w:r>
+    </w:p>
+    <w:p>
+      <w:pPr>
+        <w:rPr>
+          <w:b/>
+          <w:bCs/>
+        </w:rPr>
+      </w:pPr>
+      <w:r>
+        <w:rPr>
+          <w:b/>
+          <w:bCs/>
+        </w:rPr>
+        <w:t>    public function getMarca_modelo(): string {</w:t>
+      </w:r>
+    </w:p>
+    <w:p>
+      <w:pPr>
+        <w:rPr>
+          <w:b/>
+          <w:bCs/>
+        </w:rPr>
+      </w:pPr>
+      <w:r>
+        <w:rPr>
+          <w:b/>
+          <w:bCs/>
+        </w:rPr>
+        <w:t>        return $this-&gt;Marca_modelo;</w:t>
+      </w:r>
+    </w:p>
+    <w:p>
+      <w:pPr>
+        <w:rPr>
+          <w:b/>
+          <w:bCs/>
+        </w:rPr>
+      </w:pPr>
+      <w:r>
+        <w:rPr>
+          <w:b/>
+          <w:bCs/>
+        </w:rPr>
+        <w:t>    }</w:t>
+      </w:r>
+    </w:p>
+    <w:p>
+      <w:pPr>
+        <w:rPr>
+          <w:b/>
+          <w:bCs/>
+        </w:rPr>
+      </w:pPr>
+      <w:r>
+        <w:rPr>
+          <w:b/>
+          <w:bCs/>
+        </w:rPr>
+        <w:t>    public function setMarca_modelo(string $marca_modelo) {</w:t>
+      </w:r>
+    </w:p>
+    <w:p>
+      <w:pPr>
+        <w:rPr>
+          <w:b/>
+          <w:bCs/>
+        </w:rPr>
+      </w:pPr>
+      <w:r>
+        <w:rPr>
+          <w:b/>
+          <w:bCs/>
+        </w:rPr>
+        <w:t>        $this-&gt;Marca_modelo = $marca_modelo;</w:t>
+      </w:r>
+    </w:p>
+    <w:p>
+      <w:pPr>
+        <w:rPr>
+          <w:b/>
+          <w:bCs/>
+        </w:rPr>
+      </w:pPr>
+      <w:r>
+        <w:rPr>
+          <w:b/>
+          <w:bCs/>
+        </w:rPr>
+        <w:t>    }</w:t>
+      </w:r>
+    </w:p>
+    <w:p>
+      <w:pPr>
+        <w:rPr>
+          <w:b/>
+          <w:bCs/>
+        </w:rPr>
+      </w:pPr>
+    </w:p>
+    <w:p>
+      <w:pPr>
+        <w:rPr>
+          <w:b/>
+          <w:bCs/>
+        </w:rPr>
+      </w:pPr>
+      <w:r>
+        <w:rPr>
+          <w:b/>
+          <w:bCs/>
+        </w:rPr>
+        <w:t>    public function getMatricula(): ?string {</w:t>
+      </w:r>
+    </w:p>
+    <w:p>
+      <w:pPr>
+        <w:rPr>
+          <w:b/>
+          <w:bCs/>
+        </w:rPr>
+      </w:pPr>
+      <w:r>
+        <w:rPr>
+          <w:b/>
+          <w:bCs/>
+        </w:rPr>
+        <w:t>        return $this-&gt;Matricula;</w:t>
+      </w:r>
+    </w:p>
+    <w:p>
+      <w:pPr>
+        <w:rPr>
+          <w:b/>
+          <w:bCs/>
+        </w:rPr>
+      </w:pPr>
+      <w:r>
+        <w:rPr>
+          <w:b/>
+          <w:bCs/>
+        </w:rPr>
+        <w:t>    }</w:t>
+      </w:r>
+    </w:p>
+    <w:p>
+      <w:pPr>
+        <w:rPr>
+          <w:b/>
+          <w:bCs/>
+        </w:rPr>
+      </w:pPr>
+      <w:r>
+        <w:rPr>
+          <w:b/>
+          <w:bCs/>
+        </w:rPr>
+        <w:t>    public function setMatricula(?string $matricula) {</w:t>
+      </w:r>
+    </w:p>
+    <w:p>
+      <w:pPr>
+        <w:rPr>
+          <w:b/>
+          <w:bCs/>
+        </w:rPr>
+      </w:pPr>
+      <w:r>
+        <w:rPr>
+          <w:b/>
+          <w:bCs/>
+        </w:rPr>
+        <w:t>        $this-&gt;Matricula = $matricula;</w:t>
+      </w:r>
+    </w:p>
+    <w:p>
+      <w:pPr>
+        <w:rPr>
+          <w:b/>
+          <w:bCs/>
+        </w:rPr>
+      </w:pPr>
+      <w:r>
+        <w:rPr>
+          <w:b/>
+          <w:bCs/>
+        </w:rPr>
+        <w:t>    }</w:t>
       </w:r>
     </w:p>
     <w:p>
@@ -10861,7 +11417,6 @@
   <w:style w:type="character" w:default="1" w:styleId="Fuentedeprrafopredeter">
     <w:name w:val="Default Paragraph Font"/>
     <w:uiPriority w:val="1"/>
-    <w:semiHidden/>
     <w:unhideWhenUsed/>
   </w:style>
   <w:style w:type="table" w:default="1" w:styleId="Tablanormal">

--- a/BASE DATOS EMPRESA/EMPRESA/FUNCIONAMIENTO DE TODO.docx
+++ b/BASE DATOS EMPRESA/EMPRESA/FUNCIONAMIENTO DE TODO.docx
@@ -4802,13 +4802,34 @@
           <w:lang w:eastAsia="es-ES"/>
           <w14:ligatures w14:val="none"/>
         </w:rPr>
-        <w:t>= “p</w:t>
-      </w:r>
-      <w:r>
-        <w:rPr>
-          <w:color w:val="EE0000"/>
-        </w:rPr>
-        <w:t>ages/borrar/&lt;?=$entidad-&gt;getId()?&gt;</w:t>
+        <w:t>= “</w:t>
+      </w:r>
+      <w:proofErr w:type="spellStart"/>
+      <w:r>
+        <w:rPr>
+          <w:rFonts w:ascii="Consolas" w:eastAsia="Times New Roman" w:hAnsi="Consolas" w:cs="Times New Roman"/>
+          <w:noProof w:val="0"/>
+          <w:color w:val="CE9178"/>
+          <w:kern w:val="0"/>
+          <w:sz w:val="21"/>
+          <w:szCs w:val="21"/>
+          <w:lang w:eastAsia="es-ES"/>
+          <w14:ligatures w14:val="none"/>
+        </w:rPr>
+        <w:t>p</w:t>
+      </w:r>
+      <w:r>
+        <w:rPr>
+          <w:color w:val="EE0000"/>
+        </w:rPr>
+        <w:t>ages</w:t>
+      </w:r>
+      <w:proofErr w:type="spellEnd"/>
+      <w:r>
+        <w:rPr>
+          <w:color w:val="EE0000"/>
+        </w:rPr>
+        <w:t>/borrar/&lt;?=$entidad-&gt;getId()?&gt;</w:t>
       </w:r>
     </w:p>
     <w:p>
@@ -9485,10 +9506,257 @@
     </w:p>
     <w:p/>
     <w:p/>
-    <w:p/>
-    <w:p/>
-    <w:p/>
-    <w:p/>
+    <w:p>
+      <w:r>
+        <w:lastRenderedPageBreak/>
+        <w:t>OJO CON USAR TABLA CON INDICES ASOCIATIVOS.</w:t>
+      </w:r>
+    </w:p>
+    <w:p>
+      <w:r>
+        <w:t>Si alguno de los indices es igual a otro, el segundo indice machaca el contenido del primero.</w:t>
+      </w:r>
+    </w:p>
+    <w:p>
+      <w:pPr>
+        <w:rPr>
+          <w:color w:val="FF0000"/>
+        </w:rPr>
+      </w:pPr>
+      <w:r>
+        <w:rPr>
+          <w:color w:val="FF0000"/>
+        </w:rPr>
+        <w:t>[  "id_vehiculo" =&gt; 'gastosvehiculo',   "id_vehiculo" =&gt; 'alquileres',   "id_vehiculo" =&gt; 'compraventas']</w:t>
+      </w:r>
+    </w:p>
+    <w:p>
+      <w:r>
+        <w:t xml:space="preserve">En este ejemplo esta tabla solo contiene un elemento, el ultimo insertado: ,   </w:t>
+      </w:r>
+      <w:r>
+        <w:rPr>
+          <w:color w:val="FF0000"/>
+        </w:rPr>
+        <w:t>["id_vehiculo" =&gt; 'compraventas'],</w:t>
+      </w:r>
+      <w:r>
+        <w:t xml:space="preserve"> este ultimo ha machacado los demas.</w:t>
+      </w:r>
+    </w:p>
+    <w:p>
+      <w:r>
+        <w:t>Para poder usar tablas con indices asociatvos que se pueden repetir habria que usar una tabla que contenga tablas, y cada tabla contiene dos elementos, uno que es el indice id_vehiculo y otro que es el valor:</w:t>
+      </w:r>
+    </w:p>
+    <w:p>
+      <w:pPr>
+        <w:pStyle w:val="Sinespaciado"/>
+        <w:rPr>
+          <w:color w:val="2F5496" w:themeColor="accent1" w:themeShade="BF"/>
+        </w:rPr>
+      </w:pPr>
+      <w:r>
+        <w:rPr>
+          <w:color w:val="2F5496" w:themeColor="accent1" w:themeShade="BF"/>
+        </w:rPr>
+        <w:t>$relaciones = [</w:t>
+      </w:r>
+    </w:p>
+    <w:p>
+      <w:pPr>
+        <w:pStyle w:val="Sinespaciado"/>
+        <w:rPr>
+          <w:color w:val="2F5496" w:themeColor="accent1" w:themeShade="BF"/>
+        </w:rPr>
+      </w:pPr>
+      <w:r>
+        <w:rPr>
+          <w:color w:val="2F5496" w:themeColor="accent1" w:themeShade="BF"/>
+        </w:rPr>
+        <w:t xml:space="preserve">    ['campo' =&gt; 'id_vehiculo', 'tabla' =&gt; 'gastosvehiculo'], //elemento [0]</w:t>
+      </w:r>
+    </w:p>
+    <w:p>
+      <w:pPr>
+        <w:pStyle w:val="Sinespaciado"/>
+        <w:rPr>
+          <w:color w:val="2F5496" w:themeColor="accent1" w:themeShade="BF"/>
+        </w:rPr>
+      </w:pPr>
+      <w:r>
+        <w:rPr>
+          <w:color w:val="2F5496" w:themeColor="accent1" w:themeShade="BF"/>
+        </w:rPr>
+        <w:t xml:space="preserve">    ['campo' =&gt; 'id_vehiculo', 'tabla' =&gt; 'alquileres'],</w:t>
+      </w:r>
+      <w:r>
+        <w:rPr>
+          <w:color w:val="2F5496" w:themeColor="accent1" w:themeShade="BF"/>
+        </w:rPr>
+        <w:tab/>
+        <w:t>//elemento [1]</w:t>
+      </w:r>
+    </w:p>
+    <w:p>
+      <w:pPr>
+        <w:pStyle w:val="Sinespaciado"/>
+        <w:rPr>
+          <w:color w:val="2F5496" w:themeColor="accent1" w:themeShade="BF"/>
+        </w:rPr>
+      </w:pPr>
+      <w:r>
+        <w:rPr>
+          <w:color w:val="2F5496" w:themeColor="accent1" w:themeShade="BF"/>
+        </w:rPr>
+        <w:t xml:space="preserve">    ['campo' =&gt; 'id_vehiculo', 'tabla' =&gt; 'compraventas'],  //elemento [2]</w:t>
+      </w:r>
+    </w:p>
+    <w:p>
+      <w:pPr>
+        <w:pStyle w:val="Sinespaciado"/>
+        <w:rPr>
+          <w:color w:val="2F5496" w:themeColor="accent1" w:themeShade="BF"/>
+        </w:rPr>
+      </w:pPr>
+      <w:r>
+        <w:rPr>
+          <w:color w:val="2F5496" w:themeColor="accent1" w:themeShade="BF"/>
+        </w:rPr>
+        <w:t>];</w:t>
+      </w:r>
+    </w:p>
+    <w:p>
+      <w:r>
+        <w:t xml:space="preserve">Para sacar el indice y el valor seria asi: </w:t>
+      </w:r>
+    </w:p>
+    <w:p>
+      <w:pPr>
+        <w:pStyle w:val="Sinespaciado"/>
+        <w:rPr>
+          <w:color w:val="2F5496" w:themeColor="accent1" w:themeShade="BF"/>
+        </w:rPr>
+      </w:pPr>
+      <w:r>
+        <w:rPr>
+          <w:color w:val="2F5496" w:themeColor="accent1" w:themeShade="BF"/>
+        </w:rPr>
+        <w:t>foreach ($relaciones as $relacion) {</w:t>
+      </w:r>
+    </w:p>
+    <w:p>
+      <w:pPr>
+        <w:pStyle w:val="Sinespaciado"/>
+        <w:rPr>
+          <w:color w:val="2F5496" w:themeColor="accent1" w:themeShade="BF"/>
+        </w:rPr>
+      </w:pPr>
+      <w:r>
+        <w:rPr>
+          <w:color w:val="2F5496" w:themeColor="accent1" w:themeShade="BF"/>
+        </w:rPr>
+        <w:t xml:space="preserve">    $campo = $relacion['campo'];</w:t>
+      </w:r>
+    </w:p>
+    <w:p>
+      <w:pPr>
+        <w:pStyle w:val="Sinespaciado"/>
+        <w:rPr>
+          <w:color w:val="2F5496" w:themeColor="accent1" w:themeShade="BF"/>
+        </w:rPr>
+      </w:pPr>
+      <w:r>
+        <w:rPr>
+          <w:color w:val="2F5496" w:themeColor="accent1" w:themeShade="BF"/>
+        </w:rPr>
+        <w:t xml:space="preserve">    $tabla = $relacion['tabla'];</w:t>
+      </w:r>
+    </w:p>
+    <w:p>
+      <w:pPr>
+        <w:pStyle w:val="Sinespaciado"/>
+        <w:rPr>
+          <w:color w:val="2F5496" w:themeColor="accent1" w:themeShade="BF"/>
+        </w:rPr>
+      </w:pPr>
+      <w:r>
+        <w:rPr>
+          <w:color w:val="2F5496" w:themeColor="accent1" w:themeShade="BF"/>
+        </w:rPr>
+        <w:t xml:space="preserve">    $consulta = "SELECT COUNT(*) as total FROM $tabla WHERE $campo = $id";</w:t>
+      </w:r>
+    </w:p>
+    <w:p>
+      <w:pPr>
+        <w:pStyle w:val="Sinespaciado"/>
+        <w:rPr>
+          <w:color w:val="2F5496" w:themeColor="accent1" w:themeShade="BF"/>
+        </w:rPr>
+      </w:pPr>
+      <w:r>
+        <w:rPr>
+          <w:color w:val="2F5496" w:themeColor="accent1" w:themeShade="BF"/>
+        </w:rPr>
+        <w:t xml:space="preserve">    echo "&lt;pre&gt;$consulta&lt;/pre&gt;";</w:t>
+      </w:r>
+    </w:p>
+    <w:p>
+      <w:pPr>
+        <w:pStyle w:val="Sinespaciado"/>
+        <w:rPr>
+          <w:color w:val="2F5496" w:themeColor="accent1" w:themeShade="BF"/>
+        </w:rPr>
+      </w:pPr>
+      <w:r>
+        <w:rPr>
+          <w:color w:val="2F5496" w:themeColor="accent1" w:themeShade="BF"/>
+        </w:rPr>
+        <w:t xml:space="preserve">    $this-&gt;conexion-&gt;consulta($consulta);</w:t>
+      </w:r>
+    </w:p>
+    <w:p>
+      <w:pPr>
+        <w:pStyle w:val="Sinespaciado"/>
+        <w:rPr>
+          <w:color w:val="2F5496" w:themeColor="accent1" w:themeShade="BF"/>
+        </w:rPr>
+      </w:pPr>
+      <w:r>
+        <w:rPr>
+          <w:color w:val="2F5496" w:themeColor="accent1" w:themeShade="BF"/>
+        </w:rPr>
+        <w:t xml:space="preserve">    $resultado = $this-&gt;conexion-&gt;extraer_registro();</w:t>
+      </w:r>
+    </w:p>
+    <w:p>
+      <w:pPr>
+        <w:pStyle w:val="Sinespaciado"/>
+        <w:rPr>
+          <w:color w:val="2F5496" w:themeColor="accent1" w:themeShade="BF"/>
+        </w:rPr>
+      </w:pPr>
+      <w:r>
+        <w:rPr>
+          <w:color w:val="2F5496" w:themeColor="accent1" w:themeShade="BF"/>
+        </w:rPr>
+        <w:t xml:space="preserve">    $encontrados += $resultado['total'];</w:t>
+      </w:r>
+    </w:p>
+    <w:p>
+      <w:pPr>
+        <w:pStyle w:val="Sinespaciado"/>
+        <w:rPr>
+          <w:color w:val="2F5496" w:themeColor="accent1" w:themeShade="BF"/>
+        </w:rPr>
+      </w:pPr>
+      <w:r>
+        <w:rPr>
+          <w:color w:val="2F5496" w:themeColor="accent1" w:themeShade="BF"/>
+        </w:rPr>
+        <w:t>}</w:t>
+      </w:r>
+    </w:p>
     <w:p/>
     <w:sectPr>
       <w:footerReference w:type="default" r:id="rId8"/>
@@ -11417,6 +11685,7 @@
   <w:style w:type="character" w:default="1" w:styleId="Fuentedeprrafopredeter">
     <w:name w:val="Default Paragraph Font"/>
     <w:uiPriority w:val="1"/>
+    <w:semiHidden/>
     <w:unhideWhenUsed/>
   </w:style>
   <w:style w:type="table" w:default="1" w:styleId="Tablanormal">

--- a/BASE DATOS EMPRESA/EMPRESA/FUNCIONAMIENTO DE TODO.docx
+++ b/BASE DATOS EMPRESA/EMPRESA/FUNCIONAMIENTO DE TODO.docx
@@ -9507,7 +9507,18 @@
     <w:p/>
     <w:p/>
     <w:p>
-      <w:r>
+      <w:pPr>
+        <w:jc w:val="center"/>
+        <w:rPr>
+          <w:b/>
+          <w:bCs/>
+        </w:rPr>
+      </w:pPr>
+      <w:r>
+        <w:rPr>
+          <w:b/>
+          <w:bCs/>
+        </w:rPr>
         <w:lastRenderedPageBreak/>
         <w:t>OJO CON USAR TABLA CON INDICES ASOCIATIVOS.</w:t>
       </w:r>
@@ -9649,112 +9660,836 @@
       <w:pPr>
         <w:pStyle w:val="Sinespaciado"/>
         <w:rPr>
+          <w:color w:val="FF0000"/>
+        </w:rPr>
+      </w:pPr>
+      <w:r>
+        <w:rPr>
           <w:color w:val="2F5496" w:themeColor="accent1" w:themeShade="BF"/>
         </w:rPr>
-      </w:pPr>
-      <w:r>
+        <w:t xml:space="preserve">    </w:t>
+      </w:r>
+      <w:r>
+        <w:rPr>
+          <w:color w:val="FF0000"/>
+        </w:rPr>
+        <w:t>$campo = $relacion['campo'];</w:t>
+      </w:r>
+    </w:p>
+    <w:p>
+      <w:pPr>
+        <w:pStyle w:val="Sinespaciado"/>
+        <w:rPr>
+          <w:color w:val="FF0000"/>
+        </w:rPr>
+      </w:pPr>
+      <w:r>
+        <w:rPr>
+          <w:color w:val="FF0000"/>
+        </w:rPr>
+        <w:t xml:space="preserve">    $tabla = $relacion['tabla'];</w:t>
+      </w:r>
+    </w:p>
+    <w:p>
+      <w:pPr>
+        <w:pStyle w:val="Sinespaciado"/>
         <w:rPr>
           <w:color w:val="2F5496" w:themeColor="accent1" w:themeShade="BF"/>
         </w:rPr>
-        <w:t xml:space="preserve">    $campo = $relacion['campo'];</w:t>
-      </w:r>
-    </w:p>
-    <w:p>
-      <w:pPr>
-        <w:pStyle w:val="Sinespaciado"/>
+      </w:pPr>
+      <w:r>
         <w:rPr>
           <w:color w:val="2F5496" w:themeColor="accent1" w:themeShade="BF"/>
         </w:rPr>
-      </w:pPr>
-      <w:r>
+        <w:t xml:space="preserve">    $consulta = "SELECT COUNT(*) as total FROM $tabla WHERE $campo = $id";</w:t>
+      </w:r>
+    </w:p>
+    <w:p>
+      <w:pPr>
+        <w:pStyle w:val="Sinespaciado"/>
         <w:rPr>
           <w:color w:val="2F5496" w:themeColor="accent1" w:themeShade="BF"/>
         </w:rPr>
-        <w:t xml:space="preserve">    $tabla = $relacion['tabla'];</w:t>
-      </w:r>
-    </w:p>
-    <w:p>
-      <w:pPr>
-        <w:pStyle w:val="Sinespaciado"/>
+      </w:pPr>
+      <w:r>
         <w:rPr>
           <w:color w:val="2F5496" w:themeColor="accent1" w:themeShade="BF"/>
         </w:rPr>
-      </w:pPr>
-      <w:r>
+        <w:t xml:space="preserve">    echo "&lt;pre&gt;$consulta&lt;/pre&gt;";</w:t>
+      </w:r>
+    </w:p>
+    <w:p>
+      <w:pPr>
+        <w:pStyle w:val="Sinespaciado"/>
         <w:rPr>
           <w:color w:val="2F5496" w:themeColor="accent1" w:themeShade="BF"/>
         </w:rPr>
-        <w:t xml:space="preserve">    $consulta = "SELECT COUNT(*) as total FROM $tabla WHERE $campo = $id";</w:t>
-      </w:r>
-    </w:p>
-    <w:p>
-      <w:pPr>
-        <w:pStyle w:val="Sinespaciado"/>
+      </w:pPr>
+      <w:r>
         <w:rPr>
           <w:color w:val="2F5496" w:themeColor="accent1" w:themeShade="BF"/>
         </w:rPr>
-      </w:pPr>
-      <w:r>
+        <w:t xml:space="preserve">    $this-&gt;conexion-&gt;consulta($consulta);</w:t>
+      </w:r>
+    </w:p>
+    <w:p>
+      <w:pPr>
+        <w:pStyle w:val="Sinespaciado"/>
         <w:rPr>
           <w:color w:val="2F5496" w:themeColor="accent1" w:themeShade="BF"/>
         </w:rPr>
-        <w:t xml:space="preserve">    echo "&lt;pre&gt;$consulta&lt;/pre&gt;";</w:t>
-      </w:r>
-    </w:p>
-    <w:p>
-      <w:pPr>
-        <w:pStyle w:val="Sinespaciado"/>
+      </w:pPr>
+      <w:r>
         <w:rPr>
           <w:color w:val="2F5496" w:themeColor="accent1" w:themeShade="BF"/>
         </w:rPr>
-      </w:pPr>
-      <w:r>
+        <w:t xml:space="preserve">    $resultado = $this-&gt;conexion-&gt;extraer_registro();</w:t>
+      </w:r>
+    </w:p>
+    <w:p>
+      <w:pPr>
+        <w:pStyle w:val="Sinespaciado"/>
         <w:rPr>
           <w:color w:val="2F5496" w:themeColor="accent1" w:themeShade="BF"/>
         </w:rPr>
-        <w:t xml:space="preserve">    $this-&gt;conexion-&gt;consulta($consulta);</w:t>
-      </w:r>
-    </w:p>
-    <w:p>
-      <w:pPr>
-        <w:pStyle w:val="Sinespaciado"/>
+      </w:pPr>
+      <w:r>
         <w:rPr>
           <w:color w:val="2F5496" w:themeColor="accent1" w:themeShade="BF"/>
         </w:rPr>
-      </w:pPr>
-      <w:r>
+        <w:t xml:space="preserve">    $encontrados += $resultado['total'];</w:t>
+      </w:r>
+    </w:p>
+    <w:p>
+      <w:pPr>
+        <w:pStyle w:val="Sinespaciado"/>
         <w:rPr>
           <w:color w:val="2F5496" w:themeColor="accent1" w:themeShade="BF"/>
         </w:rPr>
-        <w:t xml:space="preserve">    $resultado = $this-&gt;conexion-&gt;extraer_registro();</w:t>
-      </w:r>
-    </w:p>
-    <w:p>
-      <w:pPr>
-        <w:pStyle w:val="Sinespaciado"/>
+      </w:pPr>
+      <w:r>
         <w:rPr>
           <w:color w:val="2F5496" w:themeColor="accent1" w:themeShade="BF"/>
         </w:rPr>
-      </w:pPr>
-      <w:r>
-        <w:rPr>
-          <w:color w:val="2F5496" w:themeColor="accent1" w:themeShade="BF"/>
-        </w:rPr>
-        <w:t xml:space="preserve">    $encontrados += $resultado['total'];</w:t>
-      </w:r>
-    </w:p>
-    <w:p>
-      <w:pPr>
-        <w:pStyle w:val="Sinespaciado"/>
-        <w:rPr>
-          <w:color w:val="2F5496" w:themeColor="accent1" w:themeShade="BF"/>
-        </w:rPr>
-      </w:pPr>
-      <w:r>
-        <w:rPr>
-          <w:color w:val="2F5496" w:themeColor="accent1" w:themeShade="BF"/>
-        </w:rPr>
         <w:t>}</w:t>
+      </w:r>
+    </w:p>
+    <w:p/>
+    <w:p>
+      <w:r>
+        <w:t>FUNCION INTERESANTE CON ARRAY</w:t>
+      </w:r>
+    </w:p>
+    <w:p>
+      <w:pPr>
+        <w:rPr>
+          <w:b/>
+          <w:bCs/>
+        </w:rPr>
+      </w:pPr>
+      <w:r>
+        <w:t xml:space="preserve">array_map es una función de PHP que aplica una </w:t>
+      </w:r>
+      <w:r>
+        <w:rPr>
+          <w:b/>
+          <w:bCs/>
+        </w:rPr>
+        <w:t>función a cada elemento de un array</w:t>
+      </w:r>
+      <w:r>
+        <w:t xml:space="preserve"> y devuelve un </w:t>
+      </w:r>
+      <w:r>
+        <w:rPr>
+          <w:b/>
+          <w:bCs/>
+        </w:rPr>
+        <w:t>nuevo array con los resultados</w:t>
+      </w:r>
+      <w:r>
+        <w:rPr>
+          <w:b/>
+          <w:bCs/>
+        </w:rPr>
+        <w:t>.</w:t>
+      </w:r>
+    </w:p>
+    <w:p>
+      <w:r>
+        <w:t xml:space="preserve">EJEMPLO: </w:t>
+      </w:r>
+    </w:p>
+    <w:p>
+      <w:pPr>
+        <w:rPr>
+          <w:color w:val="FF0000"/>
+        </w:rPr>
+      </w:pPr>
+      <w:r>
+        <w:rPr>
+          <w:color w:val="FF0000"/>
+        </w:rPr>
+        <w:t>$campos = ['Marca_modelo', 'Matricula', 'Fecha_itv'];</w:t>
+      </w:r>
+    </w:p>
+    <w:p>
+      <w:r>
+        <w:rPr>
+          <w:color w:val="FF0000"/>
+        </w:rPr>
+        <w:t xml:space="preserve">$resultado= </w:t>
+      </w:r>
+      <w:r>
+        <w:rPr>
+          <w:color w:val="FF0000"/>
+        </w:rPr>
+        <w:t>array_map(fn($campo) =&gt; ':' . $campo, $campos)</w:t>
+      </w:r>
+      <w:r>
+        <w:t>;</w:t>
+      </w:r>
+      <w:r>
+        <w:t>//$</w:t>
+      </w:r>
+      <w:r>
+        <w:rPr>
+          <w:color w:val="FF0000"/>
+        </w:rPr>
+        <w:t>campo</w:t>
+      </w:r>
+      <w:r>
+        <w:t xml:space="preserve"> hace referencia a uno de los campos del array, le concatena </w:t>
+      </w:r>
+      <w:r>
+        <w:rPr>
+          <w:color w:val="FF0000"/>
+        </w:rPr>
+        <w:t>:</w:t>
+      </w:r>
+      <w:r>
+        <w:t xml:space="preserve"> a $</w:t>
+      </w:r>
+      <w:r>
+        <w:rPr>
+          <w:color w:val="FF0000"/>
+        </w:rPr>
+        <w:t>campo</w:t>
+      </w:r>
+      <w:r>
+        <w:t>. Array_map lo hace para todos los campos del array y devuelve un nuevo array</w:t>
+      </w:r>
+    </w:p>
+    <w:p>
+      <w:r>
+        <w:rPr>
+          <w:color w:val="FF0000"/>
+        </w:rPr>
+        <w:lastRenderedPageBreak/>
+        <w:t>fn($campo) =&gt; ':' . $camp</w:t>
+      </w:r>
+      <w:r>
+        <w:t xml:space="preserve">o es una </w:t>
+      </w:r>
+      <w:r>
+        <w:rPr>
+          <w:b/>
+          <w:bCs/>
+        </w:rPr>
+        <w:t>función anónima</w:t>
+      </w:r>
+      <w:r>
+        <w:t xml:space="preserve"> (arrow function) que:</w:t>
+      </w:r>
+    </w:p>
+    <w:p>
+      <w:pPr>
+        <w:numPr>
+          <w:ilvl w:val="0"/>
+          <w:numId w:val="10"/>
+        </w:numPr>
+      </w:pPr>
+      <w:r>
+        <w:t>Toma cada elemento del array ($campo)</w:t>
+      </w:r>
+    </w:p>
+    <w:p>
+      <w:pPr>
+        <w:numPr>
+          <w:ilvl w:val="0"/>
+          <w:numId w:val="10"/>
+        </w:numPr>
+      </w:pPr>
+      <w:r>
+        <w:t xml:space="preserve">Le antepone dos puntos : (esto es lo que usan los </w:t>
+      </w:r>
+      <w:r>
+        <w:rPr>
+          <w:i/>
+          <w:iCs/>
+        </w:rPr>
+        <w:t>placeholders</w:t>
+      </w:r>
+      <w:r>
+        <w:t xml:space="preserve"> en consultas preparadas de PDO)</w:t>
+      </w:r>
+    </w:p>
+    <w:p>
+      <w:pPr>
+        <w:numPr>
+          <w:ilvl w:val="0"/>
+          <w:numId w:val="10"/>
+        </w:numPr>
+      </w:pPr>
+      <w:r>
+        <w:t xml:space="preserve">Devuelve el string resultante, como :Marca_modelo, :Matricula, :Fecha_itv, </w:t>
+      </w:r>
+    </w:p>
+    <w:p>
+      <w:r>
+        <w:t>Con este codigo se hace sin usar array_maps</w:t>
+      </w:r>
+    </w:p>
+    <w:p>
+      <w:pPr>
+        <w:pStyle w:val="Sinespaciado"/>
+        <w:rPr>
+          <w:color w:val="FF0000"/>
+        </w:rPr>
+      </w:pPr>
+      <w:r>
+        <w:rPr>
+          <w:color w:val="FF0000"/>
+        </w:rPr>
+        <w:t>$placeholders = [];</w:t>
+      </w:r>
+    </w:p>
+    <w:p>
+      <w:pPr>
+        <w:pStyle w:val="Sinespaciado"/>
+        <w:rPr>
+          <w:color w:val="FF0000"/>
+        </w:rPr>
+      </w:pPr>
+      <w:r>
+        <w:rPr>
+          <w:color w:val="FF0000"/>
+        </w:rPr>
+        <w:t>foreach ($campos as $campo) {</w:t>
+      </w:r>
+    </w:p>
+    <w:p>
+      <w:pPr>
+        <w:pStyle w:val="Sinespaciado"/>
+        <w:rPr>
+          <w:color w:val="FF0000"/>
+        </w:rPr>
+      </w:pPr>
+      <w:r>
+        <w:rPr>
+          <w:color w:val="FF0000"/>
+        </w:rPr>
+        <w:t xml:space="preserve">    $placeholders[] = ':' . $campo;</w:t>
+      </w:r>
+    </w:p>
+    <w:p>
+      <w:pPr>
+        <w:pStyle w:val="Sinespaciado"/>
+        <w:rPr>
+          <w:color w:val="FF0000"/>
+        </w:rPr>
+      </w:pPr>
+      <w:r>
+        <w:rPr>
+          <w:color w:val="FF0000"/>
+        </w:rPr>
+        <w:t>}</w:t>
+      </w:r>
+    </w:p>
+    <w:p>
+      <w:r>
+        <w:t>Aquí hay mas ejemplos de uso:</w:t>
+      </w:r>
+    </w:p>
+    <w:p>
+      <w:pPr>
+        <w:pStyle w:val="Sinespaciado"/>
+      </w:pPr>
+      <w:r>
+        <w:rPr>
+          <w:rFonts w:ascii="Segoe UI Emoji" w:hAnsi="Segoe UI Emoji" w:cs="Segoe UI Emoji"/>
+        </w:rPr>
+        <w:t>✅</w:t>
+      </w:r>
+      <w:r>
+        <w:t xml:space="preserve"> Ejemplo 1: Convertir todos los nombres a mayúsculas</w:t>
+      </w:r>
+      <w:r>
+        <w:t>$nombres = ['juan', 'maria', 'carlos'];</w:t>
+      </w:r>
+    </w:p>
+    <w:p>
+      <w:pPr>
+        <w:pStyle w:val="Sinespaciado"/>
+      </w:pPr>
+    </w:p>
+    <w:p>
+      <w:pPr>
+        <w:pStyle w:val="Sinespaciado"/>
+        <w:rPr>
+          <w:color w:val="FF0000"/>
+        </w:rPr>
+      </w:pPr>
+      <w:r>
+        <w:rPr>
+          <w:color w:val="FF0000"/>
+        </w:rPr>
+        <w:t>$mayusculas = array_map('strtoupper', $nombres);</w:t>
+      </w:r>
+    </w:p>
+    <w:p>
+      <w:pPr>
+        <w:pStyle w:val="Sinespaciado"/>
+        <w:rPr>
+          <w:color w:val="FF0000"/>
+        </w:rPr>
+      </w:pPr>
+      <w:r>
+        <w:rPr>
+          <w:color w:val="FF0000"/>
+        </w:rPr>
+        <w:t>print_r($mayusculas);</w:t>
+      </w:r>
+    </w:p>
+    <w:p>
+      <w:pPr>
+        <w:pStyle w:val="Sinespaciado"/>
+      </w:pPr>
+      <w:r>
+        <w:t>Array</w:t>
+      </w:r>
+    </w:p>
+    <w:p>
+      <w:pPr>
+        <w:pStyle w:val="Sinespaciado"/>
+      </w:pPr>
+      <w:r>
+        <w:t>(</w:t>
+      </w:r>
+    </w:p>
+    <w:p>
+      <w:pPr>
+        <w:pStyle w:val="Sinespaciado"/>
+      </w:pPr>
+      <w:r>
+        <w:t xml:space="preserve">    [0] =&gt; JUAN</w:t>
+      </w:r>
+    </w:p>
+    <w:p>
+      <w:pPr>
+        <w:pStyle w:val="Sinespaciado"/>
+      </w:pPr>
+      <w:r>
+        <w:t xml:space="preserve">    [1] =&gt; MARIA</w:t>
+      </w:r>
+    </w:p>
+    <w:p>
+      <w:pPr>
+        <w:pStyle w:val="Sinespaciado"/>
+      </w:pPr>
+      <w:r>
+        <w:t xml:space="preserve">    [2] =&gt; CARLOS</w:t>
+      </w:r>
+    </w:p>
+    <w:p>
+      <w:pPr>
+        <w:pStyle w:val="Sinespaciado"/>
+      </w:pPr>
+      <w:r>
+        <w:t>)</w:t>
+      </w:r>
+    </w:p>
+    <w:p>
+      <w:pPr>
+        <w:pStyle w:val="Sinespaciado"/>
+      </w:pPr>
+      <w:r>
+        <w:rPr>
+          <w:rFonts w:ascii="Segoe UI Emoji" w:hAnsi="Segoe UI Emoji" w:cs="Segoe UI Emoji"/>
+        </w:rPr>
+        <w:t>✅</w:t>
+      </w:r>
+      <w:r>
+        <w:t xml:space="preserve"> Ejemplo 2: Multiplicar todos los números por 2</w:t>
+      </w:r>
+    </w:p>
+    <w:p>
+      <w:pPr>
+        <w:pStyle w:val="Sinespaciado"/>
+        <w:rPr>
+          <w:color w:val="FF0000"/>
+        </w:rPr>
+      </w:pPr>
+      <w:r>
+        <w:rPr>
+          <w:color w:val="FF0000"/>
+        </w:rPr>
+        <w:t>$numeros = [1, 2, 3, 4, 5];</w:t>
+      </w:r>
+    </w:p>
+    <w:p>
+      <w:pPr>
+        <w:pStyle w:val="Sinespaciado"/>
+        <w:rPr>
+          <w:color w:val="FF0000"/>
+        </w:rPr>
+      </w:pPr>
+      <w:r>
+        <w:rPr>
+          <w:color w:val="FF0000"/>
+        </w:rPr>
+        <w:t>$dobles = array_map(fn($n) =&gt; $n * 2, $numeros);</w:t>
+      </w:r>
+    </w:p>
+    <w:p>
+      <w:pPr>
+        <w:pStyle w:val="Sinespaciado"/>
+      </w:pPr>
+    </w:p>
+    <w:p>
+      <w:pPr>
+        <w:pStyle w:val="Sinespaciado"/>
+      </w:pPr>
+      <w:r>
+        <w:t>print_r($dobles);</w:t>
+      </w:r>
+    </w:p>
+    <w:p>
+      <w:pPr>
+        <w:pStyle w:val="Sinespaciado"/>
+      </w:pPr>
+      <w:r>
+        <w:t>Array</w:t>
+      </w:r>
+    </w:p>
+    <w:p>
+      <w:pPr>
+        <w:pStyle w:val="Sinespaciado"/>
+      </w:pPr>
+      <w:r>
+        <w:t>(</w:t>
+      </w:r>
+    </w:p>
+    <w:p>
+      <w:pPr>
+        <w:pStyle w:val="Sinespaciado"/>
+      </w:pPr>
+      <w:r>
+        <w:t xml:space="preserve">    [0] =&gt; 2</w:t>
+      </w:r>
+    </w:p>
+    <w:p>
+      <w:pPr>
+        <w:pStyle w:val="Sinespaciado"/>
+      </w:pPr>
+      <w:r>
+        <w:t xml:space="preserve">    [1] =&gt; 4</w:t>
+      </w:r>
+    </w:p>
+    <w:p>
+      <w:pPr>
+        <w:pStyle w:val="Sinespaciado"/>
+      </w:pPr>
+      <w:r>
+        <w:t xml:space="preserve">    [2] =&gt; 6</w:t>
+      </w:r>
+    </w:p>
+    <w:p>
+      <w:pPr>
+        <w:pStyle w:val="Sinespaciado"/>
+      </w:pPr>
+      <w:r>
+        <w:t xml:space="preserve">    [3] =&gt; 8</w:t>
+      </w:r>
+    </w:p>
+    <w:p>
+      <w:pPr>
+        <w:pStyle w:val="Sinespaciado"/>
+      </w:pPr>
+      <w:r>
+        <w:t xml:space="preserve">    [4] =&gt; 10</w:t>
+      </w:r>
+    </w:p>
+    <w:p>
+      <w:pPr>
+        <w:pStyle w:val="Sinespaciado"/>
+      </w:pPr>
+      <w:r>
+        <w:lastRenderedPageBreak/>
+        <w:t>)</w:t>
+      </w:r>
+    </w:p>
+    <w:p>
+      <w:pPr>
+        <w:pStyle w:val="Sinespaciado"/>
+      </w:pPr>
+      <w:r>
+        <w:rPr>
+          <w:rFonts w:ascii="Segoe UI Emoji" w:hAnsi="Segoe UI Emoji" w:cs="Segoe UI Emoji"/>
+        </w:rPr>
+        <w:t>✅</w:t>
+      </w:r>
+      <w:r>
+        <w:t xml:space="preserve"> Ejemplo 3: Añadir un prefijo a un array de correos</w:t>
+      </w:r>
+    </w:p>
+    <w:p>
+      <w:pPr>
+        <w:pStyle w:val="Sinespaciado"/>
+        <w:rPr>
+          <w:color w:val="FF0000"/>
+        </w:rPr>
+      </w:pPr>
+      <w:r>
+        <w:rPr>
+          <w:color w:val="FF0000"/>
+        </w:rPr>
+        <w:t>$usuarios = ['ana', 'luis', 'marco'];</w:t>
+      </w:r>
+    </w:p>
+    <w:p>
+      <w:pPr>
+        <w:pStyle w:val="Sinespaciado"/>
+        <w:rPr>
+          <w:color w:val="FF0000"/>
+        </w:rPr>
+      </w:pPr>
+      <w:r>
+        <w:rPr>
+          <w:color w:val="FF0000"/>
+        </w:rPr>
+        <w:t>$emails = array_map(fn($usuario) =&gt; $usuario . '@ejemplo.com', $usuarios);</w:t>
+      </w:r>
+    </w:p>
+    <w:p>
+      <w:pPr>
+        <w:pStyle w:val="Sinespaciado"/>
+        <w:rPr>
+          <w:color w:val="FF0000"/>
+        </w:rPr>
+      </w:pPr>
+      <w:r>
+        <w:rPr>
+          <w:color w:val="FF0000"/>
+        </w:rPr>
+        <w:t>print_r($emails);</w:t>
+      </w:r>
+    </w:p>
+    <w:p>
+      <w:pPr>
+        <w:pStyle w:val="Sinespaciado"/>
+      </w:pPr>
+      <w:r>
+        <w:t>Array</w:t>
+      </w:r>
+    </w:p>
+    <w:p>
+      <w:pPr>
+        <w:pStyle w:val="Sinespaciado"/>
+      </w:pPr>
+      <w:r>
+        <w:t>(</w:t>
+      </w:r>
+    </w:p>
+    <w:p>
+      <w:pPr>
+        <w:pStyle w:val="Sinespaciado"/>
+      </w:pPr>
+      <w:r>
+        <w:t xml:space="preserve">    [0] =&gt; ana@ejemplo.com</w:t>
+      </w:r>
+    </w:p>
+    <w:p>
+      <w:pPr>
+        <w:pStyle w:val="Sinespaciado"/>
+      </w:pPr>
+      <w:r>
+        <w:t xml:space="preserve">    [1] =&gt; luis@ejemplo.com</w:t>
+      </w:r>
+    </w:p>
+    <w:p>
+      <w:pPr>
+        <w:pStyle w:val="Sinespaciado"/>
+      </w:pPr>
+      <w:r>
+        <w:t xml:space="preserve">    [2] =&gt; marco@ejemplo.com</w:t>
+      </w:r>
+    </w:p>
+    <w:p>
+      <w:pPr>
+        <w:pStyle w:val="Sinespaciado"/>
+      </w:pPr>
+      <w:r>
+        <w:t>)</w:t>
+      </w:r>
+    </w:p>
+    <w:p>
+      <w:pPr>
+        <w:pStyle w:val="Sinespaciado"/>
+      </w:pPr>
+      <w:r>
+        <w:rPr>
+          <w:rFonts w:ascii="Segoe UI Emoji" w:hAnsi="Segoe UI Emoji" w:cs="Segoe UI Emoji"/>
+        </w:rPr>
+        <w:t>✅</w:t>
+      </w:r>
+      <w:r>
+        <w:t xml:space="preserve"> Ejemplo 4: Usar array_map con múltiples arrays</w:t>
+      </w:r>
+    </w:p>
+    <w:p>
+      <w:pPr>
+        <w:pStyle w:val="Sinespaciado"/>
+        <w:rPr>
+          <w:color w:val="FF0000"/>
+        </w:rPr>
+      </w:pPr>
+      <w:r>
+        <w:rPr>
+          <w:color w:val="FF0000"/>
+        </w:rPr>
+        <w:t>$nombres = ['juan', 'maria', 'pablo'];</w:t>
+      </w:r>
+    </w:p>
+    <w:p>
+      <w:pPr>
+        <w:pStyle w:val="Sinespaciado"/>
+        <w:rPr>
+          <w:color w:val="FF0000"/>
+        </w:rPr>
+      </w:pPr>
+      <w:r>
+        <w:rPr>
+          <w:color w:val="FF0000"/>
+        </w:rPr>
+        <w:t>$edades = [20, 25, 30];</w:t>
+      </w:r>
+    </w:p>
+    <w:p>
+      <w:pPr>
+        <w:pStyle w:val="Sinespaciado"/>
+      </w:pPr>
+    </w:p>
+    <w:p>
+      <w:pPr>
+        <w:pStyle w:val="Sinespaciado"/>
+        <w:rPr>
+          <w:color w:val="FF0000"/>
+        </w:rPr>
+      </w:pPr>
+      <w:r>
+        <w:rPr>
+          <w:color w:val="FF0000"/>
+        </w:rPr>
+        <w:t>$datos = array_map(function($nombre, $edad) {</w:t>
+      </w:r>
+    </w:p>
+    <w:p>
+      <w:pPr>
+        <w:pStyle w:val="Sinespaciado"/>
+        <w:rPr>
+          <w:color w:val="FF0000"/>
+        </w:rPr>
+      </w:pPr>
+      <w:r>
+        <w:rPr>
+          <w:color w:val="FF0000"/>
+        </w:rPr>
+        <w:t xml:space="preserve">    return "$nombre tiene $edad años";</w:t>
+      </w:r>
+    </w:p>
+    <w:p>
+      <w:pPr>
+        <w:pStyle w:val="Sinespaciado"/>
+        <w:rPr>
+          <w:color w:val="FF0000"/>
+        </w:rPr>
+      </w:pPr>
+      <w:r>
+        <w:rPr>
+          <w:color w:val="FF0000"/>
+        </w:rPr>
+        <w:t>}, $nombres, $edades);</w:t>
+      </w:r>
+    </w:p>
+    <w:p>
+      <w:pPr>
+        <w:pStyle w:val="Sinespaciado"/>
+        <w:rPr>
+          <w:color w:val="FF0000"/>
+        </w:rPr>
+      </w:pPr>
+    </w:p>
+    <w:p>
+      <w:pPr>
+        <w:pStyle w:val="Sinespaciado"/>
+        <w:rPr>
+          <w:color w:val="FF0000"/>
+        </w:rPr>
+      </w:pPr>
+      <w:r>
+        <w:rPr>
+          <w:color w:val="FF0000"/>
+        </w:rPr>
+        <w:t>print_r($datos);</w:t>
+      </w:r>
+    </w:p>
+    <w:p>
+      <w:pPr>
+        <w:pStyle w:val="Sinespaciado"/>
+      </w:pPr>
+      <w:r>
+        <w:t>Array</w:t>
+      </w:r>
+    </w:p>
+    <w:p>
+      <w:pPr>
+        <w:pStyle w:val="Sinespaciado"/>
+      </w:pPr>
+      <w:r>
+        <w:t>(</w:t>
+      </w:r>
+    </w:p>
+    <w:p>
+      <w:pPr>
+        <w:pStyle w:val="Sinespaciado"/>
+      </w:pPr>
+      <w:r>
+        <w:t xml:space="preserve">    [0] =&gt; juan tiene 20 años</w:t>
+      </w:r>
+    </w:p>
+    <w:p>
+      <w:pPr>
+        <w:pStyle w:val="Sinespaciado"/>
+      </w:pPr>
+      <w:r>
+        <w:t xml:space="preserve">    [1] =&gt; maria tiene 25 años</w:t>
+      </w:r>
+    </w:p>
+    <w:p>
+      <w:pPr>
+        <w:pStyle w:val="Sinespaciado"/>
+      </w:pPr>
+      <w:r>
+        <w:t xml:space="preserve">    [2] =&gt; pablo tiene 30 años</w:t>
+      </w:r>
+    </w:p>
+    <w:p>
+      <w:pPr>
+        <w:pStyle w:val="Sinespaciado"/>
+      </w:pPr>
+      <w:r>
+        <w:t>)</w:t>
       </w:r>
     </w:p>
     <w:p/>
@@ -9864,9 +10599,9 @@
 <file path=word/numbering.xml><?xml version="1.0" encoding="utf-8"?>
 <w:numbering xmlns:wpc="http://schemas.microsoft.com/office/word/2010/wordprocessingCanvas" xmlns:cx="http://schemas.microsoft.com/office/drawing/2014/chartex" xmlns:cx1="http://schemas.microsoft.com/office/drawing/2015/9/8/chartex" xmlns:cx2="http://schemas.microsoft.com/office/drawing/2015/10/21/chartex" xmlns:cx3="http://schemas.microsoft.com/office/drawing/2016/5/9/chartex" xmlns:cx4="http://schemas.microsoft.com/office/drawing/2016/5/10/chartex" xmlns:cx5="http://schemas.microsoft.com/office/drawing/2016/5/11/chartex" xmlns:cx6="http://schemas.microsoft.com/office/drawing/2016/5/12/chartex" xmlns:cx7="http://schemas.microsoft.com/office/drawing/2016/5/13/chartex" xmlns:cx8="http://schemas.microsoft.com/office/drawing/2016/5/14/chartex" xmlns:mc="http://schemas.openxmlformats.org/markup-compatibility/2006" xmlns:aink="http://schemas.microsoft.com/office/drawing/2016/ink" xmlns:am3d="http://schemas.microsoft.com/office/drawing/2017/model3d" xmlns:o="urn:schemas-microsoft-com:office:office" xmlns:oel="http://schemas.microsoft.com/office/2019/extlst" xmlns:r="http://schemas.openxmlformats.org/officeDocument/2006/relationships" xmlns:m="http://schemas.openxmlformats.org/officeDocument/2006/math" xmlns:v="urn:schemas-microsoft-com:vml" xmlns:wp14="http://schemas.microsoft.com/office/word/2010/wordprocessingDrawing" xmlns:wp="http://schemas.openxmlformats.org/drawingml/2006/wordprocessingDrawing" xmlns:w10="urn:schemas-microsoft-com:office:word" xmlns:w="http://schemas.openxmlformats.org/wordprocessingml/2006/main" xmlns:w14="http://schemas.microsoft.com/office/word/2010/wordml" xmlns:w15="http://schemas.microsoft.com/office/word/2012/wordml" xmlns:w16cex="http://schemas.microsoft.com/office/word/2018/wordml/cex" xmlns:w16cid="http://schemas.microsoft.com/office/word/2016/wordml/cid" xmlns:w16="http://schemas.microsoft.com/office/word/2018/wordml" xmlns:w16du="http://schemas.microsoft.com/office/word/2023/wordml/word16du" xmlns:w16sdtdh="http://schemas.microsoft.com/office/word/2020/wordml/sdtdatahash" xmlns:w16sdtfl="http://schemas.microsoft.com/office/word/2024/wordml/sdtformatlock" xmlns:w16se="http://schemas.microsoft.com/office/word/2015/wordml/symex" xmlns:wpg="http://schemas.microsoft.com/office/word/2010/wordprocessingGroup" xmlns:wpi="http://schemas.microsoft.com/office/word/2010/wordprocessingInk" xmlns:wne="http://schemas.microsoft.com/office/word/2006/wordml" xmlns:wps="http://schemas.microsoft.com/office/word/2010/wordprocessingShape" mc:Ignorable="w14 w15 w16se w16cid w16 w16cex w16sdtdh w16sdtfl w16du wp14">
   <w:abstractNum w:abstractNumId="0" w15:restartNumberingAfterBreak="0">
-    <w:nsid w:val="0E5B7748"/>
+    <w:nsid w:val="0C1E0381"/>
     <w:multiLevelType w:val="multilevel"/>
-    <w:tmpl w:val="28965F00"/>
+    <w:tmpl w:val="5756DB1E"/>
     <w:lvl w:ilvl="0">
       <w:start w:val="1"/>
       <w:numFmt w:val="bullet"/>
@@ -10013,9 +10748,9 @@
     </w:lvl>
   </w:abstractNum>
   <w:abstractNum w:abstractNumId="1" w15:restartNumberingAfterBreak="0">
-    <w:nsid w:val="100B22EF"/>
+    <w:nsid w:val="0E5B7748"/>
     <w:multiLevelType w:val="multilevel"/>
-    <w:tmpl w:val="FFFFFFFF"/>
+    <w:tmpl w:val="28965F00"/>
     <w:lvl w:ilvl="0">
       <w:start w:val="1"/>
       <w:numFmt w:val="bullet"/>
@@ -10162,9 +10897,9 @@
     </w:lvl>
   </w:abstractNum>
   <w:abstractNum w:abstractNumId="2" w15:restartNumberingAfterBreak="0">
-    <w:nsid w:val="13B705ED"/>
+    <w:nsid w:val="100B22EF"/>
     <w:multiLevelType w:val="multilevel"/>
-    <w:tmpl w:val="28965F00"/>
+    <w:tmpl w:val="FFFFFFFF"/>
     <w:lvl w:ilvl="0">
       <w:start w:val="1"/>
       <w:numFmt w:val="bullet"/>
@@ -10311,300 +11046,9 @@
     </w:lvl>
   </w:abstractNum>
   <w:abstractNum w:abstractNumId="3" w15:restartNumberingAfterBreak="0">
-    <w:nsid w:val="23855272"/>
-    <w:multiLevelType w:val="hybridMultilevel"/>
-    <w:tmpl w:val="2EAAB886"/>
-    <w:lvl w:ilvl="0" w:tplc="0C0A0001">
-      <w:start w:val="1"/>
-      <w:numFmt w:val="bullet"/>
-      <w:lvlText w:val=""/>
-      <w:lvlJc w:val="left"/>
-      <w:pPr>
-        <w:ind w:left="720" w:hanging="360"/>
-      </w:pPr>
-      <w:rPr>
-        <w:rFonts w:ascii="Symbol" w:hAnsi="Symbol" w:hint="default"/>
-      </w:rPr>
-    </w:lvl>
-    <w:lvl w:ilvl="1" w:tplc="0C0A0003" w:tentative="1">
-      <w:start w:val="1"/>
-      <w:numFmt w:val="bullet"/>
-      <w:lvlText w:val="o"/>
-      <w:lvlJc w:val="left"/>
-      <w:pPr>
-        <w:ind w:left="1440" w:hanging="360"/>
-      </w:pPr>
-      <w:rPr>
-        <w:rFonts w:ascii="Courier New" w:hAnsi="Courier New" w:cs="Courier New" w:hint="default"/>
-      </w:rPr>
-    </w:lvl>
-    <w:lvl w:ilvl="2" w:tplc="0C0A0005" w:tentative="1">
-      <w:start w:val="1"/>
-      <w:numFmt w:val="bullet"/>
-      <w:lvlText w:val=""/>
-      <w:lvlJc w:val="left"/>
-      <w:pPr>
-        <w:ind w:left="2160" w:hanging="360"/>
-      </w:pPr>
-      <w:rPr>
-        <w:rFonts w:ascii="Wingdings" w:hAnsi="Wingdings" w:hint="default"/>
-      </w:rPr>
-    </w:lvl>
-    <w:lvl w:ilvl="3" w:tplc="0C0A0001" w:tentative="1">
-      <w:start w:val="1"/>
-      <w:numFmt w:val="bullet"/>
-      <w:lvlText w:val=""/>
-      <w:lvlJc w:val="left"/>
-      <w:pPr>
-        <w:ind w:left="2880" w:hanging="360"/>
-      </w:pPr>
-      <w:rPr>
-        <w:rFonts w:ascii="Symbol" w:hAnsi="Symbol" w:hint="default"/>
-      </w:rPr>
-    </w:lvl>
-    <w:lvl w:ilvl="4" w:tplc="0C0A0003" w:tentative="1">
-      <w:start w:val="1"/>
-      <w:numFmt w:val="bullet"/>
-      <w:lvlText w:val="o"/>
-      <w:lvlJc w:val="left"/>
-      <w:pPr>
-        <w:ind w:left="3600" w:hanging="360"/>
-      </w:pPr>
-      <w:rPr>
-        <w:rFonts w:ascii="Courier New" w:hAnsi="Courier New" w:cs="Courier New" w:hint="default"/>
-      </w:rPr>
-    </w:lvl>
-    <w:lvl w:ilvl="5" w:tplc="0C0A0005" w:tentative="1">
-      <w:start w:val="1"/>
-      <w:numFmt w:val="bullet"/>
-      <w:lvlText w:val=""/>
-      <w:lvlJc w:val="left"/>
-      <w:pPr>
-        <w:ind w:left="4320" w:hanging="360"/>
-      </w:pPr>
-      <w:rPr>
-        <w:rFonts w:ascii="Wingdings" w:hAnsi="Wingdings" w:hint="default"/>
-      </w:rPr>
-    </w:lvl>
-    <w:lvl w:ilvl="6" w:tplc="0C0A0001" w:tentative="1">
-      <w:start w:val="1"/>
-      <w:numFmt w:val="bullet"/>
-      <w:lvlText w:val=""/>
-      <w:lvlJc w:val="left"/>
-      <w:pPr>
-        <w:ind w:left="5040" w:hanging="360"/>
-      </w:pPr>
-      <w:rPr>
-        <w:rFonts w:ascii="Symbol" w:hAnsi="Symbol" w:hint="default"/>
-      </w:rPr>
-    </w:lvl>
-    <w:lvl w:ilvl="7" w:tplc="0C0A0003" w:tentative="1">
-      <w:start w:val="1"/>
-      <w:numFmt w:val="bullet"/>
-      <w:lvlText w:val="o"/>
-      <w:lvlJc w:val="left"/>
-      <w:pPr>
-        <w:ind w:left="5760" w:hanging="360"/>
-      </w:pPr>
-      <w:rPr>
-        <w:rFonts w:ascii="Courier New" w:hAnsi="Courier New" w:cs="Courier New" w:hint="default"/>
-      </w:rPr>
-    </w:lvl>
-    <w:lvl w:ilvl="8" w:tplc="0C0A0005" w:tentative="1">
-      <w:start w:val="1"/>
-      <w:numFmt w:val="bullet"/>
-      <w:lvlText w:val=""/>
-      <w:lvlJc w:val="left"/>
-      <w:pPr>
-        <w:ind w:left="6480" w:hanging="360"/>
-      </w:pPr>
-      <w:rPr>
-        <w:rFonts w:ascii="Wingdings" w:hAnsi="Wingdings" w:hint="default"/>
-      </w:rPr>
-    </w:lvl>
-  </w:abstractNum>
-  <w:abstractNum w:abstractNumId="4" w15:restartNumberingAfterBreak="0">
-    <w:nsid w:val="2EFB02CA"/>
-    <w:multiLevelType w:val="hybridMultilevel"/>
-    <w:tmpl w:val="4E687C9E"/>
-    <w:lvl w:ilvl="0" w:tplc="0C0A000F">
-      <w:start w:val="1"/>
-      <w:numFmt w:val="decimal"/>
-      <w:lvlText w:val="%1."/>
-      <w:lvlJc w:val="left"/>
-      <w:pPr>
-        <w:ind w:left="360" w:hanging="360"/>
-      </w:pPr>
-      <w:rPr>
-        <w:rFonts w:hint="default"/>
-      </w:rPr>
-    </w:lvl>
-    <w:lvl w:ilvl="1" w:tplc="0C0A0019" w:tentative="1">
-      <w:start w:val="1"/>
-      <w:numFmt w:val="lowerLetter"/>
-      <w:lvlText w:val="%2."/>
-      <w:lvlJc w:val="left"/>
-      <w:pPr>
-        <w:ind w:left="1080" w:hanging="360"/>
-      </w:pPr>
-    </w:lvl>
-    <w:lvl w:ilvl="2" w:tplc="0C0A001B" w:tentative="1">
-      <w:start w:val="1"/>
-      <w:numFmt w:val="lowerRoman"/>
-      <w:lvlText w:val="%3."/>
-      <w:lvlJc w:val="right"/>
-      <w:pPr>
-        <w:ind w:left="1800" w:hanging="180"/>
-      </w:pPr>
-    </w:lvl>
-    <w:lvl w:ilvl="3" w:tplc="0C0A000F" w:tentative="1">
-      <w:start w:val="1"/>
-      <w:numFmt w:val="decimal"/>
-      <w:lvlText w:val="%4."/>
-      <w:lvlJc w:val="left"/>
-      <w:pPr>
-        <w:ind w:left="2520" w:hanging="360"/>
-      </w:pPr>
-    </w:lvl>
-    <w:lvl w:ilvl="4" w:tplc="0C0A0019" w:tentative="1">
-      <w:start w:val="1"/>
-      <w:numFmt w:val="lowerLetter"/>
-      <w:lvlText w:val="%5."/>
-      <w:lvlJc w:val="left"/>
-      <w:pPr>
-        <w:ind w:left="3240" w:hanging="360"/>
-      </w:pPr>
-    </w:lvl>
-    <w:lvl w:ilvl="5" w:tplc="0C0A001B" w:tentative="1">
-      <w:start w:val="1"/>
-      <w:numFmt w:val="lowerRoman"/>
-      <w:lvlText w:val="%6."/>
-      <w:lvlJc w:val="right"/>
-      <w:pPr>
-        <w:ind w:left="3960" w:hanging="180"/>
-      </w:pPr>
-    </w:lvl>
-    <w:lvl w:ilvl="6" w:tplc="0C0A000F" w:tentative="1">
-      <w:start w:val="1"/>
-      <w:numFmt w:val="decimal"/>
-      <w:lvlText w:val="%7."/>
-      <w:lvlJc w:val="left"/>
-      <w:pPr>
-        <w:ind w:left="4680" w:hanging="360"/>
-      </w:pPr>
-    </w:lvl>
-    <w:lvl w:ilvl="7" w:tplc="0C0A0019" w:tentative="1">
-      <w:start w:val="1"/>
-      <w:numFmt w:val="lowerLetter"/>
-      <w:lvlText w:val="%8."/>
-      <w:lvlJc w:val="left"/>
-      <w:pPr>
-        <w:ind w:left="5400" w:hanging="360"/>
-      </w:pPr>
-    </w:lvl>
-    <w:lvl w:ilvl="8" w:tplc="0C0A001B" w:tentative="1">
-      <w:start w:val="1"/>
-      <w:numFmt w:val="lowerRoman"/>
-      <w:lvlText w:val="%9."/>
-      <w:lvlJc w:val="right"/>
-      <w:pPr>
-        <w:ind w:left="6120" w:hanging="180"/>
-      </w:pPr>
-    </w:lvl>
-  </w:abstractNum>
-  <w:abstractNum w:abstractNumId="5" w15:restartNumberingAfterBreak="0">
-    <w:nsid w:val="3F4D3A17"/>
-    <w:multiLevelType w:val="hybridMultilevel"/>
-    <w:tmpl w:val="52B8E63E"/>
-    <w:lvl w:ilvl="0" w:tplc="0C0A0015">
-      <w:start w:val="1"/>
-      <w:numFmt w:val="upperLetter"/>
-      <w:lvlText w:val="%1."/>
-      <w:lvlJc w:val="left"/>
-      <w:pPr>
-        <w:ind w:left="720" w:hanging="360"/>
-      </w:pPr>
-      <w:rPr>
-        <w:rFonts w:hint="default"/>
-      </w:rPr>
-    </w:lvl>
-    <w:lvl w:ilvl="1" w:tplc="0C0A0019" w:tentative="1">
-      <w:start w:val="1"/>
-      <w:numFmt w:val="lowerLetter"/>
-      <w:lvlText w:val="%2."/>
-      <w:lvlJc w:val="left"/>
-      <w:pPr>
-        <w:ind w:left="1440" w:hanging="360"/>
-      </w:pPr>
-    </w:lvl>
-    <w:lvl w:ilvl="2" w:tplc="0C0A001B" w:tentative="1">
-      <w:start w:val="1"/>
-      <w:numFmt w:val="lowerRoman"/>
-      <w:lvlText w:val="%3."/>
-      <w:lvlJc w:val="right"/>
-      <w:pPr>
-        <w:ind w:left="2160" w:hanging="180"/>
-      </w:pPr>
-    </w:lvl>
-    <w:lvl w:ilvl="3" w:tplc="0C0A000F" w:tentative="1">
-      <w:start w:val="1"/>
-      <w:numFmt w:val="decimal"/>
-      <w:lvlText w:val="%4."/>
-      <w:lvlJc w:val="left"/>
-      <w:pPr>
-        <w:ind w:left="2880" w:hanging="360"/>
-      </w:pPr>
-    </w:lvl>
-    <w:lvl w:ilvl="4" w:tplc="0C0A0019" w:tentative="1">
-      <w:start w:val="1"/>
-      <w:numFmt w:val="lowerLetter"/>
-      <w:lvlText w:val="%5."/>
-      <w:lvlJc w:val="left"/>
-      <w:pPr>
-        <w:ind w:left="3600" w:hanging="360"/>
-      </w:pPr>
-    </w:lvl>
-    <w:lvl w:ilvl="5" w:tplc="0C0A001B" w:tentative="1">
-      <w:start w:val="1"/>
-      <w:numFmt w:val="lowerRoman"/>
-      <w:lvlText w:val="%6."/>
-      <w:lvlJc w:val="right"/>
-      <w:pPr>
-        <w:ind w:left="4320" w:hanging="180"/>
-      </w:pPr>
-    </w:lvl>
-    <w:lvl w:ilvl="6" w:tplc="0C0A000F" w:tentative="1">
-      <w:start w:val="1"/>
-      <w:numFmt w:val="decimal"/>
-      <w:lvlText w:val="%7."/>
-      <w:lvlJc w:val="left"/>
-      <w:pPr>
-        <w:ind w:left="5040" w:hanging="360"/>
-      </w:pPr>
-    </w:lvl>
-    <w:lvl w:ilvl="7" w:tplc="0C0A0019" w:tentative="1">
-      <w:start w:val="1"/>
-      <w:numFmt w:val="lowerLetter"/>
-      <w:lvlText w:val="%8."/>
-      <w:lvlJc w:val="left"/>
-      <w:pPr>
-        <w:ind w:left="5760" w:hanging="360"/>
-      </w:pPr>
-    </w:lvl>
-    <w:lvl w:ilvl="8" w:tplc="0C0A001B" w:tentative="1">
-      <w:start w:val="1"/>
-      <w:numFmt w:val="lowerRoman"/>
-      <w:lvlText w:val="%9."/>
-      <w:lvlJc w:val="right"/>
-      <w:pPr>
-        <w:ind w:left="6480" w:hanging="180"/>
-      </w:pPr>
-    </w:lvl>
-  </w:abstractNum>
-  <w:abstractNum w:abstractNumId="6" w15:restartNumberingAfterBreak="0">
-    <w:nsid w:val="6DBD3631"/>
+    <w:nsid w:val="13B705ED"/>
     <w:multiLevelType w:val="multilevel"/>
-    <w:tmpl w:val="62ACF0FE"/>
+    <w:tmpl w:val="28965F00"/>
     <w:lvl w:ilvl="0">
       <w:start w:val="1"/>
       <w:numFmt w:val="bullet"/>
@@ -10750,10 +11194,301 @@
       </w:rPr>
     </w:lvl>
   </w:abstractNum>
+  <w:abstractNum w:abstractNumId="4" w15:restartNumberingAfterBreak="0">
+    <w:nsid w:val="23855272"/>
+    <w:multiLevelType w:val="hybridMultilevel"/>
+    <w:tmpl w:val="2EAAB886"/>
+    <w:lvl w:ilvl="0" w:tplc="0C0A0001">
+      <w:start w:val="1"/>
+      <w:numFmt w:val="bullet"/>
+      <w:lvlText w:val=""/>
+      <w:lvlJc w:val="left"/>
+      <w:pPr>
+        <w:ind w:left="720" w:hanging="360"/>
+      </w:pPr>
+      <w:rPr>
+        <w:rFonts w:ascii="Symbol" w:hAnsi="Symbol" w:hint="default"/>
+      </w:rPr>
+    </w:lvl>
+    <w:lvl w:ilvl="1" w:tplc="0C0A0003" w:tentative="1">
+      <w:start w:val="1"/>
+      <w:numFmt w:val="bullet"/>
+      <w:lvlText w:val="o"/>
+      <w:lvlJc w:val="left"/>
+      <w:pPr>
+        <w:ind w:left="1440" w:hanging="360"/>
+      </w:pPr>
+      <w:rPr>
+        <w:rFonts w:ascii="Courier New" w:hAnsi="Courier New" w:cs="Courier New" w:hint="default"/>
+      </w:rPr>
+    </w:lvl>
+    <w:lvl w:ilvl="2" w:tplc="0C0A0005" w:tentative="1">
+      <w:start w:val="1"/>
+      <w:numFmt w:val="bullet"/>
+      <w:lvlText w:val=""/>
+      <w:lvlJc w:val="left"/>
+      <w:pPr>
+        <w:ind w:left="2160" w:hanging="360"/>
+      </w:pPr>
+      <w:rPr>
+        <w:rFonts w:ascii="Wingdings" w:hAnsi="Wingdings" w:hint="default"/>
+      </w:rPr>
+    </w:lvl>
+    <w:lvl w:ilvl="3" w:tplc="0C0A0001" w:tentative="1">
+      <w:start w:val="1"/>
+      <w:numFmt w:val="bullet"/>
+      <w:lvlText w:val=""/>
+      <w:lvlJc w:val="left"/>
+      <w:pPr>
+        <w:ind w:left="2880" w:hanging="360"/>
+      </w:pPr>
+      <w:rPr>
+        <w:rFonts w:ascii="Symbol" w:hAnsi="Symbol" w:hint="default"/>
+      </w:rPr>
+    </w:lvl>
+    <w:lvl w:ilvl="4" w:tplc="0C0A0003" w:tentative="1">
+      <w:start w:val="1"/>
+      <w:numFmt w:val="bullet"/>
+      <w:lvlText w:val="o"/>
+      <w:lvlJc w:val="left"/>
+      <w:pPr>
+        <w:ind w:left="3600" w:hanging="360"/>
+      </w:pPr>
+      <w:rPr>
+        <w:rFonts w:ascii="Courier New" w:hAnsi="Courier New" w:cs="Courier New" w:hint="default"/>
+      </w:rPr>
+    </w:lvl>
+    <w:lvl w:ilvl="5" w:tplc="0C0A0005" w:tentative="1">
+      <w:start w:val="1"/>
+      <w:numFmt w:val="bullet"/>
+      <w:lvlText w:val=""/>
+      <w:lvlJc w:val="left"/>
+      <w:pPr>
+        <w:ind w:left="4320" w:hanging="360"/>
+      </w:pPr>
+      <w:rPr>
+        <w:rFonts w:ascii="Wingdings" w:hAnsi="Wingdings" w:hint="default"/>
+      </w:rPr>
+    </w:lvl>
+    <w:lvl w:ilvl="6" w:tplc="0C0A0001" w:tentative="1">
+      <w:start w:val="1"/>
+      <w:numFmt w:val="bullet"/>
+      <w:lvlText w:val=""/>
+      <w:lvlJc w:val="left"/>
+      <w:pPr>
+        <w:ind w:left="5040" w:hanging="360"/>
+      </w:pPr>
+      <w:rPr>
+        <w:rFonts w:ascii="Symbol" w:hAnsi="Symbol" w:hint="default"/>
+      </w:rPr>
+    </w:lvl>
+    <w:lvl w:ilvl="7" w:tplc="0C0A0003" w:tentative="1">
+      <w:start w:val="1"/>
+      <w:numFmt w:val="bullet"/>
+      <w:lvlText w:val="o"/>
+      <w:lvlJc w:val="left"/>
+      <w:pPr>
+        <w:ind w:left="5760" w:hanging="360"/>
+      </w:pPr>
+      <w:rPr>
+        <w:rFonts w:ascii="Courier New" w:hAnsi="Courier New" w:cs="Courier New" w:hint="default"/>
+      </w:rPr>
+    </w:lvl>
+    <w:lvl w:ilvl="8" w:tplc="0C0A0005" w:tentative="1">
+      <w:start w:val="1"/>
+      <w:numFmt w:val="bullet"/>
+      <w:lvlText w:val=""/>
+      <w:lvlJc w:val="left"/>
+      <w:pPr>
+        <w:ind w:left="6480" w:hanging="360"/>
+      </w:pPr>
+      <w:rPr>
+        <w:rFonts w:ascii="Wingdings" w:hAnsi="Wingdings" w:hint="default"/>
+      </w:rPr>
+    </w:lvl>
+  </w:abstractNum>
+  <w:abstractNum w:abstractNumId="5" w15:restartNumberingAfterBreak="0">
+    <w:nsid w:val="2EFB02CA"/>
+    <w:multiLevelType w:val="hybridMultilevel"/>
+    <w:tmpl w:val="4E687C9E"/>
+    <w:lvl w:ilvl="0" w:tplc="0C0A000F">
+      <w:start w:val="1"/>
+      <w:numFmt w:val="decimal"/>
+      <w:lvlText w:val="%1."/>
+      <w:lvlJc w:val="left"/>
+      <w:pPr>
+        <w:ind w:left="360" w:hanging="360"/>
+      </w:pPr>
+      <w:rPr>
+        <w:rFonts w:hint="default"/>
+      </w:rPr>
+    </w:lvl>
+    <w:lvl w:ilvl="1" w:tplc="0C0A0019" w:tentative="1">
+      <w:start w:val="1"/>
+      <w:numFmt w:val="lowerLetter"/>
+      <w:lvlText w:val="%2."/>
+      <w:lvlJc w:val="left"/>
+      <w:pPr>
+        <w:ind w:left="1080" w:hanging="360"/>
+      </w:pPr>
+    </w:lvl>
+    <w:lvl w:ilvl="2" w:tplc="0C0A001B" w:tentative="1">
+      <w:start w:val="1"/>
+      <w:numFmt w:val="lowerRoman"/>
+      <w:lvlText w:val="%3."/>
+      <w:lvlJc w:val="right"/>
+      <w:pPr>
+        <w:ind w:left="1800" w:hanging="180"/>
+      </w:pPr>
+    </w:lvl>
+    <w:lvl w:ilvl="3" w:tplc="0C0A000F" w:tentative="1">
+      <w:start w:val="1"/>
+      <w:numFmt w:val="decimal"/>
+      <w:lvlText w:val="%4."/>
+      <w:lvlJc w:val="left"/>
+      <w:pPr>
+        <w:ind w:left="2520" w:hanging="360"/>
+      </w:pPr>
+    </w:lvl>
+    <w:lvl w:ilvl="4" w:tplc="0C0A0019" w:tentative="1">
+      <w:start w:val="1"/>
+      <w:numFmt w:val="lowerLetter"/>
+      <w:lvlText w:val="%5."/>
+      <w:lvlJc w:val="left"/>
+      <w:pPr>
+        <w:ind w:left="3240" w:hanging="360"/>
+      </w:pPr>
+    </w:lvl>
+    <w:lvl w:ilvl="5" w:tplc="0C0A001B" w:tentative="1">
+      <w:start w:val="1"/>
+      <w:numFmt w:val="lowerRoman"/>
+      <w:lvlText w:val="%6."/>
+      <w:lvlJc w:val="right"/>
+      <w:pPr>
+        <w:ind w:left="3960" w:hanging="180"/>
+      </w:pPr>
+    </w:lvl>
+    <w:lvl w:ilvl="6" w:tplc="0C0A000F" w:tentative="1">
+      <w:start w:val="1"/>
+      <w:numFmt w:val="decimal"/>
+      <w:lvlText w:val="%7."/>
+      <w:lvlJc w:val="left"/>
+      <w:pPr>
+        <w:ind w:left="4680" w:hanging="360"/>
+      </w:pPr>
+    </w:lvl>
+    <w:lvl w:ilvl="7" w:tplc="0C0A0019" w:tentative="1">
+      <w:start w:val="1"/>
+      <w:numFmt w:val="lowerLetter"/>
+      <w:lvlText w:val="%8."/>
+      <w:lvlJc w:val="left"/>
+      <w:pPr>
+        <w:ind w:left="5400" w:hanging="360"/>
+      </w:pPr>
+    </w:lvl>
+    <w:lvl w:ilvl="8" w:tplc="0C0A001B" w:tentative="1">
+      <w:start w:val="1"/>
+      <w:numFmt w:val="lowerRoman"/>
+      <w:lvlText w:val="%9."/>
+      <w:lvlJc w:val="right"/>
+      <w:pPr>
+        <w:ind w:left="6120" w:hanging="180"/>
+      </w:pPr>
+    </w:lvl>
+  </w:abstractNum>
+  <w:abstractNum w:abstractNumId="6" w15:restartNumberingAfterBreak="0">
+    <w:nsid w:val="3F4D3A17"/>
+    <w:multiLevelType w:val="hybridMultilevel"/>
+    <w:tmpl w:val="52B8E63E"/>
+    <w:lvl w:ilvl="0" w:tplc="0C0A0015">
+      <w:start w:val="1"/>
+      <w:numFmt w:val="upperLetter"/>
+      <w:lvlText w:val="%1."/>
+      <w:lvlJc w:val="left"/>
+      <w:pPr>
+        <w:ind w:left="720" w:hanging="360"/>
+      </w:pPr>
+      <w:rPr>
+        <w:rFonts w:hint="default"/>
+      </w:rPr>
+    </w:lvl>
+    <w:lvl w:ilvl="1" w:tplc="0C0A0019" w:tentative="1">
+      <w:start w:val="1"/>
+      <w:numFmt w:val="lowerLetter"/>
+      <w:lvlText w:val="%2."/>
+      <w:lvlJc w:val="left"/>
+      <w:pPr>
+        <w:ind w:left="1440" w:hanging="360"/>
+      </w:pPr>
+    </w:lvl>
+    <w:lvl w:ilvl="2" w:tplc="0C0A001B" w:tentative="1">
+      <w:start w:val="1"/>
+      <w:numFmt w:val="lowerRoman"/>
+      <w:lvlText w:val="%3."/>
+      <w:lvlJc w:val="right"/>
+      <w:pPr>
+        <w:ind w:left="2160" w:hanging="180"/>
+      </w:pPr>
+    </w:lvl>
+    <w:lvl w:ilvl="3" w:tplc="0C0A000F" w:tentative="1">
+      <w:start w:val="1"/>
+      <w:numFmt w:val="decimal"/>
+      <w:lvlText w:val="%4."/>
+      <w:lvlJc w:val="left"/>
+      <w:pPr>
+        <w:ind w:left="2880" w:hanging="360"/>
+      </w:pPr>
+    </w:lvl>
+    <w:lvl w:ilvl="4" w:tplc="0C0A0019" w:tentative="1">
+      <w:start w:val="1"/>
+      <w:numFmt w:val="lowerLetter"/>
+      <w:lvlText w:val="%5."/>
+      <w:lvlJc w:val="left"/>
+      <w:pPr>
+        <w:ind w:left="3600" w:hanging="360"/>
+      </w:pPr>
+    </w:lvl>
+    <w:lvl w:ilvl="5" w:tplc="0C0A001B" w:tentative="1">
+      <w:start w:val="1"/>
+      <w:numFmt w:val="lowerRoman"/>
+      <w:lvlText w:val="%6."/>
+      <w:lvlJc w:val="right"/>
+      <w:pPr>
+        <w:ind w:left="4320" w:hanging="180"/>
+      </w:pPr>
+    </w:lvl>
+    <w:lvl w:ilvl="6" w:tplc="0C0A000F" w:tentative="1">
+      <w:start w:val="1"/>
+      <w:numFmt w:val="decimal"/>
+      <w:lvlText w:val="%7."/>
+      <w:lvlJc w:val="left"/>
+      <w:pPr>
+        <w:ind w:left="5040" w:hanging="360"/>
+      </w:pPr>
+    </w:lvl>
+    <w:lvl w:ilvl="7" w:tplc="0C0A0019" w:tentative="1">
+      <w:start w:val="1"/>
+      <w:numFmt w:val="lowerLetter"/>
+      <w:lvlText w:val="%8."/>
+      <w:lvlJc w:val="left"/>
+      <w:pPr>
+        <w:ind w:left="5760" w:hanging="360"/>
+      </w:pPr>
+    </w:lvl>
+    <w:lvl w:ilvl="8" w:tplc="0C0A001B" w:tentative="1">
+      <w:start w:val="1"/>
+      <w:numFmt w:val="lowerRoman"/>
+      <w:lvlText w:val="%9."/>
+      <w:lvlJc w:val="right"/>
+      <w:pPr>
+        <w:ind w:left="6480" w:hanging="180"/>
+      </w:pPr>
+    </w:lvl>
+  </w:abstractNum>
   <w:abstractNum w:abstractNumId="7" w15:restartNumberingAfterBreak="0">
-    <w:nsid w:val="6E1F78C9"/>
+    <w:nsid w:val="6DBD3631"/>
     <w:multiLevelType w:val="multilevel"/>
-    <w:tmpl w:val="2B5609A0"/>
+    <w:tmpl w:val="62ACF0FE"/>
     <w:lvl w:ilvl="0">
       <w:start w:val="1"/>
       <w:numFmt w:val="bullet"/>
@@ -10900,9 +11635,9 @@
     </w:lvl>
   </w:abstractNum>
   <w:abstractNum w:abstractNumId="8" w15:restartNumberingAfterBreak="0">
-    <w:nsid w:val="74762AC3"/>
+    <w:nsid w:val="6E1F78C9"/>
     <w:multiLevelType w:val="multilevel"/>
-    <w:tmpl w:val="28965F00"/>
+    <w:tmpl w:val="2B5609A0"/>
     <w:lvl w:ilvl="0">
       <w:start w:val="1"/>
       <w:numFmt w:val="bullet"/>
@@ -11048,32 +11783,184 @@
       </w:rPr>
     </w:lvl>
   </w:abstractNum>
+  <w:abstractNum w:abstractNumId="9" w15:restartNumberingAfterBreak="0">
+    <w:nsid w:val="74762AC3"/>
+    <w:multiLevelType w:val="multilevel"/>
+    <w:tmpl w:val="28965F00"/>
+    <w:lvl w:ilvl="0">
+      <w:start w:val="1"/>
+      <w:numFmt w:val="bullet"/>
+      <w:lvlText w:val=""/>
+      <w:lvlJc w:val="left"/>
+      <w:pPr>
+        <w:tabs>
+          <w:tab w:val="num" w:pos="720"/>
+        </w:tabs>
+        <w:ind w:left="720" w:hanging="360"/>
+      </w:pPr>
+      <w:rPr>
+        <w:rFonts w:ascii="Symbol" w:hAnsi="Symbol" w:hint="default"/>
+        <w:sz w:val="20"/>
+      </w:rPr>
+    </w:lvl>
+    <w:lvl w:ilvl="1" w:tentative="1">
+      <w:start w:val="1"/>
+      <w:numFmt w:val="bullet"/>
+      <w:lvlText w:val="o"/>
+      <w:lvlJc w:val="left"/>
+      <w:pPr>
+        <w:tabs>
+          <w:tab w:val="num" w:pos="1440"/>
+        </w:tabs>
+        <w:ind w:left="1440" w:hanging="360"/>
+      </w:pPr>
+      <w:rPr>
+        <w:rFonts w:ascii="Courier New" w:hAnsi="Courier New" w:hint="default"/>
+        <w:sz w:val="20"/>
+      </w:rPr>
+    </w:lvl>
+    <w:lvl w:ilvl="2" w:tentative="1">
+      <w:start w:val="1"/>
+      <w:numFmt w:val="bullet"/>
+      <w:lvlText w:val=""/>
+      <w:lvlJc w:val="left"/>
+      <w:pPr>
+        <w:tabs>
+          <w:tab w:val="num" w:pos="2160"/>
+        </w:tabs>
+        <w:ind w:left="2160" w:hanging="360"/>
+      </w:pPr>
+      <w:rPr>
+        <w:rFonts w:ascii="Wingdings" w:hAnsi="Wingdings" w:hint="default"/>
+        <w:sz w:val="20"/>
+      </w:rPr>
+    </w:lvl>
+    <w:lvl w:ilvl="3" w:tentative="1">
+      <w:start w:val="1"/>
+      <w:numFmt w:val="bullet"/>
+      <w:lvlText w:val=""/>
+      <w:lvlJc w:val="left"/>
+      <w:pPr>
+        <w:tabs>
+          <w:tab w:val="num" w:pos="2880"/>
+        </w:tabs>
+        <w:ind w:left="2880" w:hanging="360"/>
+      </w:pPr>
+      <w:rPr>
+        <w:rFonts w:ascii="Wingdings" w:hAnsi="Wingdings" w:hint="default"/>
+        <w:sz w:val="20"/>
+      </w:rPr>
+    </w:lvl>
+    <w:lvl w:ilvl="4" w:tentative="1">
+      <w:start w:val="1"/>
+      <w:numFmt w:val="bullet"/>
+      <w:lvlText w:val=""/>
+      <w:lvlJc w:val="left"/>
+      <w:pPr>
+        <w:tabs>
+          <w:tab w:val="num" w:pos="3600"/>
+        </w:tabs>
+        <w:ind w:left="3600" w:hanging="360"/>
+      </w:pPr>
+      <w:rPr>
+        <w:rFonts w:ascii="Wingdings" w:hAnsi="Wingdings" w:hint="default"/>
+        <w:sz w:val="20"/>
+      </w:rPr>
+    </w:lvl>
+    <w:lvl w:ilvl="5" w:tentative="1">
+      <w:start w:val="1"/>
+      <w:numFmt w:val="bullet"/>
+      <w:lvlText w:val=""/>
+      <w:lvlJc w:val="left"/>
+      <w:pPr>
+        <w:tabs>
+          <w:tab w:val="num" w:pos="4320"/>
+        </w:tabs>
+        <w:ind w:left="4320" w:hanging="360"/>
+      </w:pPr>
+      <w:rPr>
+        <w:rFonts w:ascii="Wingdings" w:hAnsi="Wingdings" w:hint="default"/>
+        <w:sz w:val="20"/>
+      </w:rPr>
+    </w:lvl>
+    <w:lvl w:ilvl="6" w:tentative="1">
+      <w:start w:val="1"/>
+      <w:numFmt w:val="bullet"/>
+      <w:lvlText w:val=""/>
+      <w:lvlJc w:val="left"/>
+      <w:pPr>
+        <w:tabs>
+          <w:tab w:val="num" w:pos="5040"/>
+        </w:tabs>
+        <w:ind w:left="5040" w:hanging="360"/>
+      </w:pPr>
+      <w:rPr>
+        <w:rFonts w:ascii="Wingdings" w:hAnsi="Wingdings" w:hint="default"/>
+        <w:sz w:val="20"/>
+      </w:rPr>
+    </w:lvl>
+    <w:lvl w:ilvl="7" w:tentative="1">
+      <w:start w:val="1"/>
+      <w:numFmt w:val="bullet"/>
+      <w:lvlText w:val=""/>
+      <w:lvlJc w:val="left"/>
+      <w:pPr>
+        <w:tabs>
+          <w:tab w:val="num" w:pos="5760"/>
+        </w:tabs>
+        <w:ind w:left="5760" w:hanging="360"/>
+      </w:pPr>
+      <w:rPr>
+        <w:rFonts w:ascii="Wingdings" w:hAnsi="Wingdings" w:hint="default"/>
+        <w:sz w:val="20"/>
+      </w:rPr>
+    </w:lvl>
+    <w:lvl w:ilvl="8" w:tentative="1">
+      <w:start w:val="1"/>
+      <w:numFmt w:val="bullet"/>
+      <w:lvlText w:val=""/>
+      <w:lvlJc w:val="left"/>
+      <w:pPr>
+        <w:tabs>
+          <w:tab w:val="num" w:pos="6480"/>
+        </w:tabs>
+        <w:ind w:left="6480" w:hanging="360"/>
+      </w:pPr>
+      <w:rPr>
+        <w:rFonts w:ascii="Wingdings" w:hAnsi="Wingdings" w:hint="default"/>
+        <w:sz w:val="20"/>
+      </w:rPr>
+    </w:lvl>
+  </w:abstractNum>
   <w:num w:numId="1" w16cid:durableId="1766531474">
+    <w:abstractNumId w:val="7"/>
+  </w:num>
+  <w:num w:numId="2" w16cid:durableId="1585794975">
+    <w:abstractNumId w:val="2"/>
+  </w:num>
+  <w:num w:numId="3" w16cid:durableId="1424642946">
+    <w:abstractNumId w:val="8"/>
+  </w:num>
+  <w:num w:numId="4" w16cid:durableId="202717371">
+    <w:abstractNumId w:val="3"/>
+  </w:num>
+  <w:num w:numId="5" w16cid:durableId="2012414202">
+    <w:abstractNumId w:val="4"/>
+  </w:num>
+  <w:num w:numId="6" w16cid:durableId="753549070">
+    <w:abstractNumId w:val="9"/>
+  </w:num>
+  <w:num w:numId="7" w16cid:durableId="1339042036">
+    <w:abstractNumId w:val="1"/>
+  </w:num>
+  <w:num w:numId="8" w16cid:durableId="1433822892">
     <w:abstractNumId w:val="6"/>
   </w:num>
-  <w:num w:numId="2" w16cid:durableId="1585794975">
-    <w:abstractNumId w:val="1"/>
-  </w:num>
-  <w:num w:numId="3" w16cid:durableId="1424642946">
-    <w:abstractNumId w:val="7"/>
-  </w:num>
-  <w:num w:numId="4" w16cid:durableId="202717371">
-    <w:abstractNumId w:val="2"/>
-  </w:num>
-  <w:num w:numId="5" w16cid:durableId="2012414202">
-    <w:abstractNumId w:val="3"/>
-  </w:num>
-  <w:num w:numId="6" w16cid:durableId="753549070">
-    <w:abstractNumId w:val="8"/>
-  </w:num>
-  <w:num w:numId="7" w16cid:durableId="1339042036">
-    <w:abstractNumId w:val="0"/>
-  </w:num>
-  <w:num w:numId="8" w16cid:durableId="1433822892">
+  <w:num w:numId="9" w16cid:durableId="1094284610">
     <w:abstractNumId w:val="5"/>
   </w:num>
-  <w:num w:numId="9" w16cid:durableId="1094284610">
-    <w:abstractNumId w:val="4"/>
+  <w:num w:numId="10" w16cid:durableId="1359158530">
+    <w:abstractNumId w:val="0"/>
   </w:num>
 </w:numbering>
 </file>
@@ -11685,7 +12572,6 @@
   <w:style w:type="character" w:default="1" w:styleId="Fuentedeprrafopredeter">
     <w:name w:val="Default Paragraph Font"/>
     <w:uiPriority w:val="1"/>
-    <w:semiHidden/>
     <w:unhideWhenUsed/>
   </w:style>
   <w:style w:type="table" w:default="1" w:styleId="Tablanormal">

--- a/BASE DATOS EMPRESA/EMPRESA/FUNCIONAMIENTO DE TODO.docx
+++ b/BASE DATOS EMPRESA/EMPRESA/FUNCIONAMIENTO DE TODO.docx
@@ -9838,13 +9838,7 @@
         <w:rPr>
           <w:color w:val="FF0000"/>
         </w:rPr>
-        <w:t xml:space="preserve">$resultado= </w:t>
-      </w:r>
-      <w:r>
-        <w:rPr>
-          <w:color w:val="FF0000"/>
-        </w:rPr>
-        <w:t>array_map(fn($campo) =&gt; ':' . $campo, $campos)</w:t>
+        <w:t>$resultado= array_map(fn($campo) =&gt; ':' . $campo, $campos)</w:t>
       </w:r>
       <w:r>
         <w:t>;</w:t>
@@ -10492,6 +10486,237 @@
         <w:t>)</w:t>
       </w:r>
     </w:p>
+    <w:p/>
+    <w:p>
+      <w:pPr>
+        <w:jc w:val="center"/>
+        <w:rPr>
+          <w:b/>
+          <w:bCs/>
+        </w:rPr>
+      </w:pPr>
+      <w:r>
+        <w:rPr>
+          <w:b/>
+          <w:bCs/>
+        </w:rPr>
+        <w:t>ELEMENTO SELECT EN HTML</w:t>
+      </w:r>
+    </w:p>
+    <w:p>
+      <w:r>
+        <w:t>Este elemento es una lista de opciones entre las cuales se elije una o varias, si se pone el atributo multiple permite elegir varias, con lo que envia un array con todas las opciones en $_POST.</w:t>
+      </w:r>
+    </w:p>
+    <w:p>
+      <w:r>
+        <w:t>Lo normal es usarlo  para una sola eleccion que es mi caso.</w:t>
+      </w:r>
+    </w:p>
+    <w:p>
+      <w:pPr>
+        <w:rPr>
+          <w:color w:val="FF0000"/>
+        </w:rPr>
+      </w:pPr>
+      <w:r>
+        <w:rPr>
+          <w:color w:val="FF0000"/>
+        </w:rPr>
+        <w:t>&lt;select name="data[vehiculo][Combustible]" class="form-select" id="floatingInput"&gt;</w:t>
+      </w:r>
+    </w:p>
+    <w:p>
+      <w:pPr>
+        <w:rPr>
+          <w:color w:val="FF0000"/>
+        </w:rPr>
+      </w:pPr>
+      <w:r>
+        <w:rPr>
+          <w:color w:val="FF0000"/>
+        </w:rPr>
+        <w:t>&lt;option disabled &lt;?= $combustibleActual === '' ? 'selected' : '' ?&gt;&gt;--Selecciona tipo de combustible--&lt;/option&gt;</w:t>
+      </w:r>
+    </w:p>
+    <w:p>
+      <w:r>
+        <w:lastRenderedPageBreak/>
+        <w:t xml:space="preserve">Para que se muestre un mensaje dentro de la lista desplegable de las opciones </w:t>
+      </w:r>
+      <w:r>
+        <w:t>--Selecciona tipo de combustible</w:t>
+      </w:r>
+      <w:r>
+        <w:t>—hay que ponerlo como una opcion mas.</w:t>
+      </w:r>
+    </w:p>
+    <w:p>
+      <w:r>
+        <w:t>Para que no pueda ser seleccionado como opcion se le pone disable</w:t>
+      </w:r>
+      <w:r>
+        <w:t>d</w:t>
+      </w:r>
+      <w:r>
+        <w:t>, asi sale en gris y no se puede elegir. Pero tambien tiene value como cualquiera otra opcion.</w:t>
+      </w:r>
+      <w:r>
+        <w:t xml:space="preserve"> Si no se pone values=”algo” por defecto a value le asigna el valor de la lista elejido.</w:t>
+      </w:r>
+    </w:p>
+    <w:p>
+      <w:r>
+        <w:t>E</w:t>
+      </w:r>
+      <w:r>
+        <w:t xml:space="preserve">n el caso de mensaje como esta disable, </w:t>
+      </w:r>
+      <w:r>
+        <w:t xml:space="preserve">no coge ningun valor ni siquiera poniendo </w:t>
+      </w:r>
+      <w:r>
+        <w:t>value</w:t>
+      </w:r>
+      <w:r>
+        <w:t>=””</w:t>
+      </w:r>
+      <w:r>
+        <w:t>, con lo que en $_POST no exis</w:t>
+      </w:r>
+      <w:r>
+        <w:t>te</w:t>
+      </w:r>
+      <w:r>
+        <w:t xml:space="preserve"> $_POST data [vehiculo][Combustible], con lo que al crear la consulta preparada </w:t>
+      </w:r>
+      <w:r>
+        <w:rPr>
+          <w:color w:val="EE0000"/>
+        </w:rPr>
+        <w:t xml:space="preserve">':Combustible' =&gt; $data['vehiculo']['Combustible'] </w:t>
+      </w:r>
+      <w:r>
+        <w:t xml:space="preserve">en </w:t>
+      </w:r>
+      <w:r>
+        <w:rPr>
+          <w:b/>
+          <w:bCs/>
+        </w:rPr>
+        <w:t>vehiculoRepository</w:t>
+      </w:r>
+      <w:r>
+        <w:t xml:space="preserve"> da un error de indice array no encontrato, ya que no existe el elem</w:t>
+      </w:r>
+      <w:r>
+        <w:t>e</w:t>
+      </w:r>
+      <w:r>
+        <w:t>nto combustible en la tabla de datos.</w:t>
+      </w:r>
+      <w:r>
+        <w:t xml:space="preserve"> </w:t>
+      </w:r>
+    </w:p>
+    <w:p>
+      <w:r>
+        <w:t>Como se soluciona</w:t>
+      </w:r>
+      <w:r>
+        <w:t>? se pone</w:t>
+      </w:r>
+      <w:r>
+        <w:t xml:space="preserve"> en </w:t>
+      </w:r>
+      <w:r>
+        <w:rPr>
+          <w:b/>
+          <w:bCs/>
+        </w:rPr>
+        <w:t xml:space="preserve"> </w:t>
+      </w:r>
+      <w:r>
+        <w:rPr>
+          <w:b/>
+          <w:bCs/>
+        </w:rPr>
+        <w:t>vehiculoRepository</w:t>
+      </w:r>
+      <w:r>
+        <w:t xml:space="preserve">  </w:t>
+      </w:r>
+      <w:r>
+        <w:rPr>
+          <w:b/>
+          <w:bCs/>
+        </w:rPr>
+        <w:t xml:space="preserve">esto que es muy interesante </w:t>
+      </w:r>
+      <w:r>
+        <w:rPr>
+          <w:color w:val="EE0000"/>
+        </w:rPr>
+        <w:t>':Combustible' =&gt; $data['vehiculo']['Combustible'] ?? ''</w:t>
+      </w:r>
+      <w:r>
+        <w:rPr>
+          <w:color w:val="EE0000"/>
+        </w:rPr>
+        <w:t xml:space="preserve">. </w:t>
+      </w:r>
+      <w:r>
+        <w:t>Asi si no existe la variable $data…[Combustible] se le dara el valor ‘ ‘ a :</w:t>
+      </w:r>
+      <w:r>
+        <w:t xml:space="preserve"> Combustible</w:t>
+      </w:r>
+      <w:r>
+        <w:t xml:space="preserve">. Aquí vemos una ventaja de la consulta preparada de esta forma, es mas flexible, que si directamente cogemos los datos de data[vehiculo] y los metenemos en cadenas </w:t>
+      </w:r>
+      <w:r>
+        <w:rPr>
+          <w:u w:val="single"/>
+        </w:rPr>
+        <w:t>fabricadas</w:t>
+      </w:r>
+      <w:r>
+        <w:t xml:space="preserve"> para hacer la consulta SQL.</w:t>
+      </w:r>
+      <w:r>
+        <w:t xml:space="preserve"> Es una forma de validar datos sencilla y rapida.</w:t>
+      </w:r>
+      <w:r>
+        <w:t xml:space="preserve"> </w:t>
+      </w:r>
+    </w:p>
+    <w:p>
+      <w:r>
+        <w:t xml:space="preserve">Tambien puedo hacer algo asi: </w:t>
+      </w:r>
+      <w:r>
+        <w:t xml:space="preserve">//con esto se eliminarian espacios vacios </w:t>
+      </w:r>
+      <w:r>
+        <w:rPr>
+          <w:color w:val="FF0000"/>
+        </w:rPr>
+        <w:t>':Combustible' =&gt; trim($data['vehiculo']['Combustible'] ?? '')</w:t>
+      </w:r>
+      <w:r>
+        <w:t xml:space="preserve"> y sino exote le asigna ''</w:t>
+      </w:r>
+    </w:p>
+    <w:p/>
+    <w:p>
+      <w:pPr>
+        <w:rPr>
+          <w:b/>
+          <w:bCs/>
+        </w:rPr>
+      </w:pPr>
+    </w:p>
+    <w:p/>
     <w:p/>
     <w:sectPr>
       <w:footerReference w:type="default" r:id="rId8"/>
@@ -12365,7 +12590,7 @@
   <w:style w:type="paragraph" w:default="1" w:styleId="Normal">
     <w:name w:val="Normal"/>
     <w:qFormat/>
-    <w:rsid w:val="00AD7730"/>
+    <w:rsid w:val="00C21977"/>
     <w:rPr>
       <w:noProof/>
     </w:rPr>

--- a/BASE DATOS EMPRESA/EMPRESA/FUNCIONAMIENTO DE TODO.docx
+++ b/BASE DATOS EMPRESA/EMPRESA/FUNCIONAMIENTO DE TODO.docx
@@ -3125,13 +3125,31 @@
       </w:pPr>
       <w:r>
         <w:lastRenderedPageBreak/>
-        <w:t>Con la sentencia [‘a’ =&gt; $a] dentro de una llamada a función o método, que necesita como parámetro una tabla, se crea una nueva tabla. Esta tabla que se crea no tiene nombre y en la función que la recibe cogerá el nombre del parámetro definido en la</w:t>
+        <w:t>Con la sentencia [‘</w:t>
+      </w:r>
+      <w:r>
+        <w:t>x</w:t>
+      </w:r>
+      <w:r>
+        <w:t>’ =&gt; $a] dentro de una llamada a función o método, que necesita como parámetro una tabla, se crea una nueva tabla</w:t>
+      </w:r>
+      <w:r>
+        <w:t xml:space="preserve"> con un elemento y con indice asociativo x</w:t>
+      </w:r>
+      <w:r>
+        <w:t>. Esta tabla que se crea no tiene nombre y en la función que la recibe cogerá el nombre del parámetro definido en la</w:t>
       </w:r>
       <w:r>
         <w:t xml:space="preserve"> cabecera de la</w:t>
       </w:r>
       <w:r>
-        <w:t xml:space="preserve"> función. Esta tabla solo tiene un elemento, tiene un único índice o key asociativo que se llama ‘a’, y en ese único elemento están todos los valores que tenía $a.</w:t>
+        <w:t xml:space="preserve"> función. Esta tabla solo tiene un elemento, tiene un único índice o key asociativo que se llama ‘</w:t>
+      </w:r>
+      <w:r>
+        <w:t>x</w:t>
+      </w:r>
+      <w:r>
+        <w:t>’, y en ese único elemento están todos los valores que tenía $a.</w:t>
       </w:r>
     </w:p>
     <w:p>
@@ -3179,23 +3197,35 @@
         <w:pStyle w:val="Sinespaciado"/>
       </w:pPr>
       <w:r>
-        <w:t xml:space="preserve"> esta tabla como no tiene nombre le pongo nombre anónimo y seria </w:t>
-      </w:r>
-    </w:p>
-    <w:p>
-      <w:pPr>
-        <w:pStyle w:val="Sinespaciado"/>
-      </w:pPr>
-      <w:r>
-        <w:t>Anónima [‘a’]== [‘a’,  ‘b’,  ‘c’]</w:t>
-      </w:r>
-    </w:p>
-    <w:p>
-      <w:pPr>
-        <w:pStyle w:val="Sinespaciado"/>
-      </w:pPr>
-      <w:r>
-        <w:t>Anónima [‘a’][0]==</w:t>
+        <w:t xml:space="preserve">esta tabla como no tiene nombre le pongo nombre anónimo y seria </w:t>
+      </w:r>
+    </w:p>
+    <w:p>
+      <w:pPr>
+        <w:pStyle w:val="Sinespaciado"/>
+      </w:pPr>
+      <w:r>
+        <w:t>Anónima [‘</w:t>
+      </w:r>
+      <w:r>
+        <w:t>x</w:t>
+      </w:r>
+      <w:r>
+        <w:t>’]== [‘a’,  ‘b’,  ‘c’]</w:t>
+      </w:r>
+    </w:p>
+    <w:p>
+      <w:pPr>
+        <w:pStyle w:val="Sinespaciado"/>
+      </w:pPr>
+      <w:r>
+        <w:t>Anónima [‘</w:t>
+      </w:r>
+      <w:r>
+        <w:t>x</w:t>
+      </w:r>
+      <w:r>
+        <w:t>’][0]==</w:t>
       </w:r>
       <w:r>
         <w:t xml:space="preserve"> </w:t>
@@ -3209,7 +3239,13 @@
         <w:pStyle w:val="Sinespaciado"/>
       </w:pPr>
       <w:r>
-        <w:t>Anónima [‘a’][1]==</w:t>
+        <w:t>Anónima [‘</w:t>
+      </w:r>
+      <w:r>
+        <w:t>x</w:t>
+      </w:r>
+      <w:r>
+        <w:t>’][1]==</w:t>
       </w:r>
       <w:r>
         <w:t xml:space="preserve"> </w:t>
@@ -3223,7 +3259,13 @@
         <w:pStyle w:val="Sinespaciado"/>
       </w:pPr>
       <w:r>
-        <w:t>Anónima [‘a’][2]==</w:t>
+        <w:t>Anónima [‘</w:t>
+      </w:r>
+      <w:r>
+        <w:t>x</w:t>
+      </w:r>
+      <w:r>
+        <w:t>’][2]==</w:t>
       </w:r>
       <w:r>
         <w:t xml:space="preserve"> </w:t>
@@ -3893,7 +3935,13 @@
     </w:p>
     <w:p>
       <w:r>
-        <w:t>Si dentro de $param solo le pasamos una tabla, en nuestro caso [‘entidades’] el foreach solo se ejecutara una vez</w:t>
+        <w:t>Si dentro de $param</w:t>
+      </w:r>
+      <w:r>
+        <w:t>s</w:t>
+      </w:r>
+      <w:r>
+        <w:t xml:space="preserve"> solo le pasamos una tabla, en nuestro caso [‘entidades’] el foreach solo se ejecutara una vez</w:t>
       </w:r>
       <w:r>
         <w:t>, y hará esto:</w:t>
@@ -3904,7 +3952,13 @@
         <w:pStyle w:val="Sinespaciado"/>
       </w:pPr>
       <w:r>
-        <w:t>$name es el índice de $params, luego $name tiene el valor ‘entidades’, y al hacer $$name = $value está creando una variable nueva llamada $entidades (que es el valor de $name), que contiene todos los datos de la tabla $entidades inicial antes de empaquetarla, así tenemos de nuevo:</w:t>
+        <w:t>$name es el índice de $params, luego $name tiene el valor ‘entidades’, y al hacer $$name = $value está creando una variable nueva llamada $entidades (que es el valor de $name</w:t>
+      </w:r>
+      <w:r>
+        <w:t xml:space="preserve"> del indice</w:t>
+      </w:r>
+      <w:r>
+        <w:t>), que contiene todos los datos de la tabla $entidades inicial antes de empaquetarla, así tenemos de nuevo:</w:t>
       </w:r>
     </w:p>
     <w:p>
@@ -4802,34 +4856,13 @@
           <w:lang w:eastAsia="es-ES"/>
           <w14:ligatures w14:val="none"/>
         </w:rPr>
-        <w:t>= “</w:t>
-      </w:r>
-      <w:proofErr w:type="spellStart"/>
-      <w:r>
-        <w:rPr>
-          <w:rFonts w:ascii="Consolas" w:eastAsia="Times New Roman" w:hAnsi="Consolas" w:cs="Times New Roman"/>
-          <w:noProof w:val="0"/>
-          <w:color w:val="CE9178"/>
-          <w:kern w:val="0"/>
-          <w:sz w:val="21"/>
-          <w:szCs w:val="21"/>
-          <w:lang w:eastAsia="es-ES"/>
-          <w14:ligatures w14:val="none"/>
-        </w:rPr>
-        <w:t>p</w:t>
-      </w:r>
-      <w:r>
-        <w:rPr>
-          <w:color w:val="EE0000"/>
-        </w:rPr>
-        <w:t>ages</w:t>
-      </w:r>
-      <w:proofErr w:type="spellEnd"/>
-      <w:r>
-        <w:rPr>
-          <w:color w:val="EE0000"/>
-        </w:rPr>
-        <w:t>/borrar/&lt;?=$entidad-&gt;getId()?&gt;</w:t>
+        <w:t>= “p</w:t>
+      </w:r>
+      <w:r>
+        <w:rPr>
+          <w:color w:val="EE0000"/>
+        </w:rPr>
+        <w:t>ages/borrar/&lt;?=$entidad-&gt;getId()?&gt;</w:t>
       </w:r>
     </w:p>
     <w:p>
@@ -12797,6 +12830,7 @@
   <w:style w:type="character" w:default="1" w:styleId="Fuentedeprrafopredeter">
     <w:name w:val="Default Paragraph Font"/>
     <w:uiPriority w:val="1"/>
+    <w:semiHidden/>
     <w:unhideWhenUsed/>
   </w:style>
   <w:style w:type="table" w:default="1" w:styleId="Tablanormal">

--- a/BASE DATOS EMPRESA/EMPRESA/FUNCIONAMIENTO DE TODO.docx
+++ b/BASE DATOS EMPRESA/EMPRESA/FUNCIONAMIENTO DE TODO.docx
@@ -4856,13 +4856,34 @@
           <w:lang w:eastAsia="es-ES"/>
           <w14:ligatures w14:val="none"/>
         </w:rPr>
-        <w:t>= “p</w:t>
-      </w:r>
-      <w:r>
-        <w:rPr>
-          <w:color w:val="EE0000"/>
-        </w:rPr>
-        <w:t>ages/borrar/&lt;?=$entidad-&gt;getId()?&gt;</w:t>
+        <w:t>= “</w:t>
+      </w:r>
+      <w:proofErr w:type="spellStart"/>
+      <w:r>
+        <w:rPr>
+          <w:rFonts w:ascii="Consolas" w:eastAsia="Times New Roman" w:hAnsi="Consolas" w:cs="Times New Roman"/>
+          <w:noProof w:val="0"/>
+          <w:color w:val="CE9178"/>
+          <w:kern w:val="0"/>
+          <w:sz w:val="21"/>
+          <w:szCs w:val="21"/>
+          <w:lang w:eastAsia="es-ES"/>
+          <w14:ligatures w14:val="none"/>
+        </w:rPr>
+        <w:t>p</w:t>
+      </w:r>
+      <w:r>
+        <w:rPr>
+          <w:color w:val="EE0000"/>
+        </w:rPr>
+        <w:t>ages</w:t>
+      </w:r>
+      <w:proofErr w:type="spellEnd"/>
+      <w:r>
+        <w:rPr>
+          <w:color w:val="EE0000"/>
+        </w:rPr>
+        <w:t>/borrar/&lt;?=$entidad-&gt;getId()?&gt;</w:t>
       </w:r>
     </w:p>
     <w:p>
@@ -10740,7 +10761,220 @@
         <w:t xml:space="preserve"> y sino exote le asigna ''</w:t>
       </w:r>
     </w:p>
+    <w:p>
+      <w:r>
+        <w:t>PROBLEMA AL ACCEDER A IMÁGENES EN LA CARPETA FOTOS QUE ESTA DENTRO DEL MIS PRUEBAS</w:t>
+      </w:r>
+    </w:p>
+    <w:p>
+      <w:r>
+        <w:t xml:space="preserve">En el default.conf que hay en </w:t>
+      </w:r>
+      <w:r>
+        <w:t>C:\Users\psand\curso-de-php-8-y-mysql-8\docker\nginx</w:t>
+      </w:r>
+      <w:r>
+        <w:t xml:space="preserve"> pusimos esta linea para que todas las url que contuvieran el texto mis_pruebas se mandara a mis_pruebas/index.php y se iniciara la carga de todo.</w:t>
+      </w:r>
+    </w:p>
+    <w:p>
+      <w:pPr>
+        <w:rPr>
+          <w:color w:val="FF0000"/>
+        </w:rPr>
+      </w:pPr>
+      <w:r>
+        <w:rPr>
+          <w:color w:val="FF0000"/>
+        </w:rPr>
+        <w:t>location /mis_pruebas {</w:t>
+      </w:r>
+    </w:p>
+    <w:p>
+      <w:pPr>
+        <w:rPr>
+          <w:color w:val="FF0000"/>
+        </w:rPr>
+      </w:pPr>
+      <w:r>
+        <w:rPr>
+          <w:color w:val="FF0000"/>
+        </w:rPr>
+        <w:t xml:space="preserve">    rewrite ^(.*)$ /mis_pruebas/index.php?$1 last;</w:t>
+      </w:r>
+    </w:p>
+    <w:p>
+      <w:pPr>
+        <w:rPr>
+          <w:color w:val="FF0000"/>
+        </w:rPr>
+      </w:pPr>
+      <w:r>
+        <w:rPr>
+          <w:color w:val="FF0000"/>
+        </w:rPr>
+        <w:t>}</w:t>
+      </w:r>
+    </w:p>
+    <w:p>
+      <w:r>
+        <w:t>El problema es que esa redireccion tmb afecta a las etiquetas &lt;img src=”ruta” &gt; de HTML para cargar imágenes si las imágenes estan dentro de “mis_pruebas”.</w:t>
+      </w:r>
+    </w:p>
+    <w:p>
+      <w:r>
+        <w:t>Asi que la IA me ha dicho que modifiqeu por esto:</w:t>
+      </w:r>
+    </w:p>
+    <w:p>
+      <w:pPr>
+        <w:rPr>
+          <w:color w:val="FF0000"/>
+        </w:rPr>
+      </w:pPr>
+      <w:r>
+        <w:rPr>
+          <w:color w:val="FF0000"/>
+        </w:rPr>
+        <w:t>location /mis_pruebas {</w:t>
+      </w:r>
+    </w:p>
+    <w:p>
+      <w:r>
+        <w:t xml:space="preserve">    # Si </w:t>
+      </w:r>
+      <w:r>
+        <w:t>la ruta d</w:t>
+      </w:r>
+      <w:r>
+        <w:t>el archivo o carpeta existe, lo sirve directamente el servidor nginx sin enviar peticiones a PHP.</w:t>
+      </w:r>
+    </w:p>
+    <w:p>
+      <w:r>
+        <w:t xml:space="preserve">    # Si no, pasa la petición a index.php con los parámetros de la query.</w:t>
+      </w:r>
+      <w:r>
+        <w:t xml:space="preserve"> Solo hace redireccion si se pone una ruta que no existe, yo todas las rutas que he creado en Router no son relaes</w:t>
+      </w:r>
+    </w:p>
+    <w:p>
+      <w:pPr>
+        <w:rPr>
+          <w:color w:val="FF0000"/>
+        </w:rPr>
+      </w:pPr>
+      <w:r>
+        <w:rPr>
+          <w:color w:val="FF0000"/>
+        </w:rPr>
+        <w:t xml:space="preserve">    try_files $uri $uri/ /mis_pruebas/index.php?$query_string;</w:t>
+      </w:r>
+    </w:p>
+    <w:p>
+      <w:r>
+        <w:rPr>
+          <w:color w:val="FF0000"/>
+        </w:rPr>
+        <w:t>}</w:t>
+      </w:r>
+      <w:r>
+        <w:rPr>
+          <w:color w:val="FF0000"/>
+        </w:rPr>
+        <w:t xml:space="preserve"> </w:t>
+      </w:r>
+      <w:r>
+        <w:t>try_files $uri $uri quiere decir que si el intento de la uri funciona pues que siga con esa uri</w:t>
+      </w:r>
+    </w:p>
     <w:p/>
+    <w:p>
+      <w:pPr>
+        <w:rPr>
+          <w:color w:val="EE0000"/>
+        </w:rPr>
+      </w:pPr>
+      <w:r>
+        <w:t># Opcional: si quieres ser más explícito con archivos estáticos (imagenes, CSS, js) dentro de /mis_pruebas</w:t>
+      </w:r>
+      <w:r>
+        <w:rPr>
+          <w:color w:val="EE0000"/>
+        </w:rPr>
+        <w:t xml:space="preserve">    location ~* ^/mis_pruebas/(.+\.(jpg|jpeg|png|gif|ico|css|js|svg|woff2?|ttf|eot))$ {</w:t>
+      </w:r>
+    </w:p>
+    <w:p>
+      <w:pPr>
+        <w:rPr>
+          <w:color w:val="000000" w:themeColor="text1"/>
+        </w:rPr>
+      </w:pPr>
+      <w:r>
+        <w:rPr>
+          <w:color w:val="EE0000"/>
+        </w:rPr>
+        <w:t xml:space="preserve">    expires 30d;           </w:t>
+      </w:r>
+      <w:r>
+        <w:rPr>
+          <w:color w:val="000000" w:themeColor="text1"/>
+        </w:rPr>
+        <w:t># Cachea 30 días en el navegador web del cliente,hará que las imágenes no se vuelvan a pedir al servidor hasta que caduque la caché o cambien de nombre.</w:t>
+      </w:r>
+    </w:p>
+    <w:p>
+      <w:pPr>
+        <w:rPr>
+          <w:color w:val="000000" w:themeColor="text1"/>
+        </w:rPr>
+      </w:pPr>
+      <w:r>
+        <w:rPr>
+          <w:color w:val="EE0000"/>
+        </w:rPr>
+        <w:t xml:space="preserve">    access_log off</w:t>
+      </w:r>
+      <w:r>
+        <w:rPr>
+          <w:color w:val="000000" w:themeColor="text1"/>
+        </w:rPr>
+        <w:t xml:space="preserve">;        </w:t>
+      </w:r>
+      <w:r>
+        <w:rPr>
+          <w:color w:val="000000" w:themeColor="text1"/>
+        </w:rPr>
+        <w:t># No registrar accesos a estáticos evita llenar tus logs con peticiones de imágenes y CSS.</w:t>
+      </w:r>
+    </w:p>
+    <w:p>
+      <w:pPr>
+        <w:rPr>
+          <w:color w:val="EE0000"/>
+        </w:rPr>
+      </w:pPr>
+      <w:r>
+        <w:rPr>
+          <w:color w:val="EE0000"/>
+        </w:rPr>
+        <w:t xml:space="preserve">    try_files $uri =404;</w:t>
+      </w:r>
+    </w:p>
+    <w:p>
+      <w:pPr>
+        <w:rPr>
+          <w:color w:val="EE0000"/>
+        </w:rPr>
+      </w:pPr>
+      <w:r>
+        <w:rPr>
+          <w:color w:val="EE0000"/>
+        </w:rPr>
+        <w:t>}</w:t>
+      </w:r>
+    </w:p>
     <w:p>
       <w:pPr>
         <w:rPr>

--- a/BASE DATOS EMPRESA/EMPRESA/FUNCIONAMIENTO DE TODO.docx
+++ b/BASE DATOS EMPRESA/EMPRESA/FUNCIONAMIENTO DE TODO.docx
@@ -2568,6 +2568,53 @@
       </w:r>
     </w:p>
     <w:p>
+      <w:r>
+        <w:t xml:space="preserve">Hay otro tipo de Link por ejempli para cargar una imagen se usa &lt;image src=”ruta”&gt; si por ejemplo estoy en la carpeta http:localhost/popo/juan y las  fotos estan en /popo/fotos puedo poner src= “../fotos  Los dos puntos hace que salga de un directorio (subir un nivel como hace cd..) y se coloca en </w:t>
+      </w:r>
+      <w:r>
+        <w:t>/popo/</w:t>
+      </w:r>
+      <w:r>
+        <w:t xml:space="preserve"> y despues le añade fotos ya que no hay barra antes de los ..</w:t>
+      </w:r>
+      <w:r>
+        <w:t xml:space="preserve">  Si pusiera /../fotos subiria un nivel y luego pondria la ruta absoluta /fotos </w:t>
+      </w:r>
+      <w:r>
+        <w:t xml:space="preserve">con lo que me da igual haber subido un nivel porque al final se va a </w:t>
+      </w:r>
+      <w:r>
+        <w:t>/</w:t>
+      </w:r>
+      <w:r>
+        <w:t>fotos</w:t>
+      </w:r>
+      <w:r>
+        <w:t>/</w:t>
+      </w:r>
+      <w:r>
+        <w:t xml:space="preserve"> Es decir con /../fotos sube nivel y se va a /fotos y con /fotos no sube nivel y se va a /fotos. Asi que lo usar los .. es para </w:t>
+      </w:r>
+      <w:r>
+        <w:t>usarlo sin barra antes, subo nivel y donde estoy añado la parte de ruta que falta.</w:t>
+      </w:r>
+    </w:p>
+    <w:p>
+      <w:pPr>
+        <w:rPr>
+          <w:b/>
+          <w:bCs/>
+        </w:rPr>
+      </w:pPr>
+      <w:r>
+        <w:rPr>
+          <w:b/>
+          <w:bCs/>
+        </w:rPr>
+        <w:t>NOTA: los image src=”ruta” se ejecutan en el cliente no en el servidor, si yo pongo una ruta del servidor local no va a cargar la imagen porque el navegador web del cliente hace la carga de la imagen cuando la pagina ya esta cargada en el cliente y en ese momento no tiene acceso local al servidor. Tendria que usar src=”http:/localhost/ruta fotos/</w:t>
+      </w:r>
+    </w:p>
+    <w:p>
       <w:pPr>
         <w:jc w:val="center"/>
         <w:rPr>
@@ -2746,6 +2793,7 @@
         </w:rPr>
       </w:pPr>
       <w:r>
+        <w:lastRenderedPageBreak/>
         <w:t xml:space="preserve">PHP termina generando un warning y convirtiendo los índices en strings. </w:t>
       </w:r>
       <w:r>
@@ -2835,7 +2883,6 @@
         <w:rPr>
           <w:color w:val="FF0000"/>
         </w:rPr>
-        <w:lastRenderedPageBreak/>
         <w:t>$nombre  = $entidad['entidad']['Nombre'];</w:t>
       </w:r>
     </w:p>
@@ -3056,6 +3103,7 @@
         <w:rPr>
           <w:color w:val="FF0000"/>
         </w:rPr>
+        <w:lastRenderedPageBreak/>
         <w:t>$$k=”pepe”</w:t>
       </w:r>
       <w:r>
@@ -3124,206 +3172,846 @@
         <w:jc w:val="both"/>
       </w:pPr>
       <w:r>
+        <w:t>Con la sentencia [‘</w:t>
+      </w:r>
+      <w:r>
+        <w:t>x</w:t>
+      </w:r>
+      <w:r>
+        <w:t>’ =&gt; $a] dentro de una llamada a función o método, que necesita como parámetro una tabla, se crea una nueva tabla</w:t>
+      </w:r>
+      <w:r>
+        <w:t xml:space="preserve"> con un elemento y con indice asociativo x</w:t>
+      </w:r>
+      <w:r>
+        <w:t>. Esta tabla que se crea no tiene nombre y en la función que la recibe cogerá el nombre del parámetro definido en la</w:t>
+      </w:r>
+      <w:r>
+        <w:t xml:space="preserve"> cabecera de la</w:t>
+      </w:r>
+      <w:r>
+        <w:t xml:space="preserve"> función. Esta tabla solo tiene un elemento, tiene un único índice o key asociativo que se llama ‘</w:t>
+      </w:r>
+      <w:r>
+        <w:t>x</w:t>
+      </w:r>
+      <w:r>
+        <w:t>’, y en ese único elemento están todos los valores que tenía $a.</w:t>
+      </w:r>
+    </w:p>
+    <w:p>
+      <w:pPr>
+        <w:pStyle w:val="Sinespaciado"/>
+      </w:pPr>
+      <w:r>
+        <w:t>Es decir, se crea una tabla que dentro tiene otra tabla.</w:t>
+      </w:r>
+    </w:p>
+    <w:p>
+      <w:pPr>
+        <w:pStyle w:val="Sinespaciado"/>
+      </w:pPr>
+      <w:r>
+        <w:t xml:space="preserve">Tabla anónima </w:t>
+      </w:r>
+    </w:p>
+    <w:p>
+      <w:pPr>
+        <w:pStyle w:val="Sinespaciado"/>
+      </w:pPr>
+      <w:r>
+        <w:t>[</w:t>
+      </w:r>
+    </w:p>
+    <w:p>
+      <w:pPr>
+        <w:pStyle w:val="Sinespaciado"/>
+      </w:pPr>
+      <w:r>
+        <w:t xml:space="preserve">$a = [‘a’,  ‘b’,  ‘c’]  </w:t>
+      </w:r>
+    </w:p>
+    <w:p>
+      <w:pPr>
+        <w:pStyle w:val="Sinespaciado"/>
+      </w:pPr>
+      <w:r>
+        <w:t>]</w:t>
+      </w:r>
+    </w:p>
+    <w:p>
+      <w:pPr>
+        <w:pStyle w:val="Sinespaciado"/>
+      </w:pPr>
+      <w:r>
+        <w:t xml:space="preserve">esta tabla como no tiene nombre le pongo nombre anónimo y seria </w:t>
+      </w:r>
+    </w:p>
+    <w:p>
+      <w:pPr>
+        <w:pStyle w:val="Sinespaciado"/>
+      </w:pPr>
+      <w:r>
+        <w:t>Anónima [‘</w:t>
+      </w:r>
+      <w:r>
+        <w:t>x</w:t>
+      </w:r>
+      <w:r>
+        <w:t>’]== [‘a’,  ‘b’,  ‘c’]</w:t>
+      </w:r>
+    </w:p>
+    <w:p>
+      <w:pPr>
+        <w:pStyle w:val="Sinespaciado"/>
+      </w:pPr>
+      <w:r>
+        <w:t>Anónima [‘</w:t>
+      </w:r>
+      <w:r>
+        <w:t>x</w:t>
+      </w:r>
+      <w:r>
+        <w:t>’][0]==</w:t>
+      </w:r>
+      <w:r>
+        <w:t xml:space="preserve"> </w:t>
+      </w:r>
+      <w:r>
+        <w:t>‘a’</w:t>
+      </w:r>
+    </w:p>
+    <w:p>
+      <w:pPr>
+        <w:pStyle w:val="Sinespaciado"/>
+      </w:pPr>
+      <w:r>
+        <w:t>Anónima [‘</w:t>
+      </w:r>
+      <w:r>
+        <w:t>x</w:t>
+      </w:r>
+      <w:r>
+        <w:t>’][1]==</w:t>
+      </w:r>
+      <w:r>
+        <w:t xml:space="preserve"> </w:t>
+      </w:r>
+      <w:r>
+        <w:t>‘b’</w:t>
+      </w:r>
+    </w:p>
+    <w:p>
+      <w:pPr>
+        <w:pStyle w:val="Sinespaciado"/>
+      </w:pPr>
+      <w:r>
+        <w:t>Anónima [‘</w:t>
+      </w:r>
+      <w:r>
+        <w:t>x</w:t>
+      </w:r>
+      <w:r>
+        <w:t>’][2]==</w:t>
+      </w:r>
+      <w:r>
+        <w:t xml:space="preserve"> </w:t>
+      </w:r>
+      <w:r>
+        <w:t>‘c’</w:t>
+      </w:r>
+    </w:p>
+    <w:p>
+      <w:pPr>
+        <w:pStyle w:val="Sinespaciado"/>
+      </w:pPr>
+    </w:p>
+    <w:p>
+      <w:r>
+        <w:t>Vamos con lo que pasa en el controller:</w:t>
+      </w:r>
+    </w:p>
+    <w:p>
+      <w:pPr>
+        <w:pStyle w:val="Sinespaciado"/>
+        <w:jc w:val="both"/>
+      </w:pPr>
+      <w:r>
+        <w:t xml:space="preserve">En el caso que estamos tratando los elementos que contiene la tabla son objetos de una clase con campos de una consulta sql, pero los ejemplos que aquí salen son tablas con índices asociativos, </w:t>
+      </w:r>
+      <w:r>
+        <w:t>[</w:t>
+      </w:r>
+      <w:r>
+        <w:t>índice nombre de campo</w:t>
+      </w:r>
+      <w:r>
+        <w:t>]</w:t>
+      </w:r>
+      <w:r>
+        <w:t>=valor campo.</w:t>
+      </w:r>
+    </w:p>
+    <w:p>
+      <w:pPr>
+        <w:rPr>
+          <w:b/>
+          <w:bCs/>
+        </w:rPr>
+      </w:pPr>
+      <w:r>
+        <w:rPr>
+          <w:b/>
+          <w:bCs/>
+        </w:rPr>
+        <w:t>$entidades = $this-&gt;service-&gt;findAll();</w:t>
+      </w:r>
+    </w:p>
+    <w:p>
+      <w:r>
+        <w:t xml:space="preserve">En este momento tenemos </w:t>
+      </w:r>
+    </w:p>
+    <w:p>
+      <w:pPr>
+        <w:pStyle w:val="Sinespaciado"/>
+        <w:rPr>
+          <w:color w:val="FF0000"/>
+        </w:rPr>
+      </w:pPr>
+      <w:r>
+        <w:rPr>
+          <w:color w:val="FF0000"/>
+        </w:rPr>
+        <w:t>$entidades = [</w:t>
+      </w:r>
+    </w:p>
+    <w:p>
+      <w:pPr>
+        <w:pStyle w:val="Sinespaciado"/>
+        <w:rPr>
+          <w:color w:val="FF0000"/>
+        </w:rPr>
+      </w:pPr>
+      <w:r>
+        <w:rPr>
+          <w:color w:val="FF0000"/>
+        </w:rPr>
+        <w:t xml:space="preserve">    ['id' =&gt; 1, 'nombre' =&gt; 'Empresa A'],</w:t>
+      </w:r>
+    </w:p>
+    <w:p>
+      <w:pPr>
+        <w:pStyle w:val="Sinespaciado"/>
+        <w:rPr>
+          <w:color w:val="FF0000"/>
+        </w:rPr>
+      </w:pPr>
+      <w:r>
+        <w:rPr>
+          <w:color w:val="FF0000"/>
+        </w:rPr>
+        <w:t xml:space="preserve">    ['id' =&gt; 2, 'nombre' =&gt; 'Empresa B']</w:t>
+      </w:r>
+    </w:p>
+    <w:p>
+      <w:pPr>
+        <w:pStyle w:val="Sinespaciado"/>
+        <w:rPr>
+          <w:color w:val="FF0000"/>
+        </w:rPr>
+      </w:pPr>
+      <w:r>
+        <w:rPr>
+          <w:color w:val="FF0000"/>
+        </w:rPr>
+        <w:t>];</w:t>
+      </w:r>
+    </w:p>
+    <w:p>
+      <w:r>
+        <w:t xml:space="preserve">Tabla con índices numéricos que contiene tablas con índices asociativos. </w:t>
+      </w:r>
+    </w:p>
+    <w:p>
+      <w:pPr>
+        <w:rPr>
+          <w:color w:val="FF0000"/>
+        </w:rPr>
+      </w:pPr>
+      <w:r>
+        <w:rPr>
+          <w:color w:val="FF0000"/>
+        </w:rPr>
         <w:lastRenderedPageBreak/>
-        <w:t>Con la sentencia [‘</w:t>
-      </w:r>
-      <w:r>
-        <w:t>x</w:t>
-      </w:r>
-      <w:r>
-        <w:t>’ =&gt; $a] dentro de una llamada a función o método, que necesita como parámetro una tabla, se crea una nueva tabla</w:t>
-      </w:r>
-      <w:r>
-        <w:t xml:space="preserve"> con un elemento y con indice asociativo x</w:t>
-      </w:r>
-      <w:r>
-        <w:t>. Esta tabla que se crea no tiene nombre y en la función que la recibe cogerá el nombre del parámetro definido en la</w:t>
-      </w:r>
-      <w:r>
-        <w:t xml:space="preserve"> cabecera de la</w:t>
-      </w:r>
-      <w:r>
-        <w:t xml:space="preserve"> función. Esta tabla solo tiene un elemento, tiene un único índice o key asociativo que se llama ‘</w:t>
-      </w:r>
-      <w:r>
-        <w:t>x</w:t>
-      </w:r>
-      <w:r>
-        <w:t>’, y en ese único elemento están todos los valores que tenía $a.</w:t>
-      </w:r>
-    </w:p>
-    <w:p>
-      <w:pPr>
-        <w:pStyle w:val="Sinespaciado"/>
-      </w:pPr>
-      <w:r>
-        <w:t>Es decir, se crea una tabla que dentro tiene otra tabla.</w:t>
-      </w:r>
-    </w:p>
-    <w:p>
-      <w:pPr>
-        <w:pStyle w:val="Sinespaciado"/>
-      </w:pPr>
-      <w:r>
-        <w:t xml:space="preserve">Tabla anónima </w:t>
-      </w:r>
-    </w:p>
-    <w:p>
-      <w:pPr>
-        <w:pStyle w:val="Sinespaciado"/>
-      </w:pPr>
-      <w:r>
+        <w:t>$entidades[0]== ['id' =&gt; 1, 'nombre' =&gt; 'Empresa A'],</w:t>
+      </w:r>
+      <w:r>
+        <w:rPr>
+          <w:color w:val="FF0000"/>
+        </w:rPr>
+        <w:t xml:space="preserve">  </w:t>
+      </w:r>
+    </w:p>
+    <w:p>
+      <w:r>
+        <w:rPr>
+          <w:color w:val="FF0000"/>
+        </w:rPr>
+        <w:t>$entidades[</w:t>
+      </w:r>
+      <w:r>
+        <w:rPr>
+          <w:color w:val="FF0000"/>
+        </w:rPr>
+        <w:t>1</w:t>
+      </w:r>
+      <w:r>
+        <w:rPr>
+          <w:color w:val="FF0000"/>
+        </w:rPr>
+        <w:t>]==</w:t>
+      </w:r>
+      <w:r>
+        <w:rPr>
+          <w:color w:val="FF0000"/>
+        </w:rPr>
+        <w:t xml:space="preserve"> </w:t>
+      </w:r>
+      <w:r>
+        <w:rPr>
+          <w:color w:val="FF0000"/>
+        </w:rPr>
+        <w:t>['id' =&gt; 2, 'nombre' =&gt; 'Empresa B']</w:t>
+      </w:r>
+    </w:p>
+    <w:p>
+      <w:pPr>
+        <w:rPr>
+          <w:b/>
+          <w:bCs/>
+        </w:rPr>
+      </w:pPr>
+      <w:r>
+        <w:rPr>
+          <w:b/>
+          <w:bCs/>
+        </w:rPr>
+        <w:t>$this-&gt;pages-&gt;render('entidad', ['entidades' =&gt; $entidades]);</w:t>
+      </w:r>
+    </w:p>
+    <w:p>
+      <w:pPr>
+        <w:pStyle w:val="Sinespaciado"/>
+        <w:rPr>
+          <w:color w:val="FF0000"/>
+        </w:rPr>
+      </w:pPr>
+      <w:r>
+        <w:rPr>
+          <w:color w:val="FF0000"/>
+        </w:rPr>
+        <w:t>Ahora se convierte en esto:</w:t>
+      </w:r>
+    </w:p>
+    <w:p>
+      <w:pPr>
+        <w:pStyle w:val="Sinespaciado"/>
+        <w:rPr>
+          <w:color w:val="FF0000"/>
+        </w:rPr>
+      </w:pPr>
+      <w:r>
+        <w:rPr>
+          <w:color w:val="FF0000"/>
+        </w:rPr>
         <w:t>[</w:t>
       </w:r>
     </w:p>
     <w:p>
       <w:pPr>
         <w:pStyle w:val="Sinespaciado"/>
-      </w:pPr>
-      <w:r>
-        <w:t xml:space="preserve">$a = [‘a’,  ‘b’,  ‘c’]  </w:t>
-      </w:r>
-    </w:p>
-    <w:p>
-      <w:pPr>
-        <w:pStyle w:val="Sinespaciado"/>
-      </w:pPr>
-      <w:r>
+        <w:rPr>
+          <w:color w:val="FF0000"/>
+        </w:rPr>
+      </w:pPr>
+      <w:r>
+        <w:rPr>
+          <w:color w:val="FF0000"/>
+        </w:rPr>
+        <w:t xml:space="preserve">    'entidades' =&gt; [</w:t>
+      </w:r>
+    </w:p>
+    <w:p>
+      <w:pPr>
+        <w:pStyle w:val="Sinespaciado"/>
+        <w:rPr>
+          <w:color w:val="FF0000"/>
+        </w:rPr>
+      </w:pPr>
+      <w:r>
+        <w:rPr>
+          <w:color w:val="FF0000"/>
+        </w:rPr>
+        <w:t xml:space="preserve">        ['id' =&gt; 1, 'nombre' =&gt; 'Empresa A'],</w:t>
+      </w:r>
+    </w:p>
+    <w:p>
+      <w:pPr>
+        <w:pStyle w:val="Sinespaciado"/>
+        <w:rPr>
+          <w:color w:val="FF0000"/>
+        </w:rPr>
+      </w:pPr>
+      <w:r>
+        <w:rPr>
+          <w:color w:val="FF0000"/>
+        </w:rPr>
+        <w:t xml:space="preserve">        ['id' =&gt; 2, 'nombre' =&gt; 'Empresa B'],</w:t>
+      </w:r>
+    </w:p>
+    <w:p>
+      <w:pPr>
+        <w:pStyle w:val="Sinespaciado"/>
+        <w:rPr>
+          <w:color w:val="FF0000"/>
+        </w:rPr>
+      </w:pPr>
+      <w:r>
+        <w:rPr>
+          <w:color w:val="FF0000"/>
+        </w:rPr>
+        <w:t xml:space="preserve">    ]</w:t>
+      </w:r>
+    </w:p>
+    <w:p>
+      <w:pPr>
+        <w:pStyle w:val="Sinespaciado"/>
+        <w:rPr>
+          <w:color w:val="FF0000"/>
+        </w:rPr>
+      </w:pPr>
+      <w:r>
+        <w:rPr>
+          <w:color w:val="FF0000"/>
+        </w:rPr>
         <w:t>]</w:t>
       </w:r>
     </w:p>
     <w:p>
-      <w:pPr>
-        <w:pStyle w:val="Sinespaciado"/>
-      </w:pPr>
-      <w:r>
-        <w:t xml:space="preserve">esta tabla como no tiene nombre le pongo nombre anónimo y seria </w:t>
-      </w:r>
-    </w:p>
-    <w:p>
-      <w:pPr>
-        <w:pStyle w:val="Sinespaciado"/>
-      </w:pPr>
-      <w:r>
-        <w:t>Anónima [‘</w:t>
-      </w:r>
-      <w:r>
-        <w:t>x</w:t>
-      </w:r>
-      <w:r>
-        <w:t>’]== [‘a’,  ‘b’,  ‘c’]</w:t>
-      </w:r>
-    </w:p>
-    <w:p>
-      <w:pPr>
-        <w:pStyle w:val="Sinespaciado"/>
-      </w:pPr>
-      <w:r>
-        <w:t>Anónima [‘</w:t>
-      </w:r>
-      <w:r>
-        <w:t>x</w:t>
-      </w:r>
-      <w:r>
-        <w:t>’][0]==</w:t>
-      </w:r>
-      <w:r>
+      <w:r>
+        <w:t xml:space="preserve">Es una tabla sin nombre que contiene un único elemento cuyo índice es ‘entidades’ y en ese único elemento tiene todas las tablas. </w:t>
+      </w:r>
+    </w:p>
+    <w:p>
+      <w:pPr>
+        <w:pStyle w:val="Sinespaciado"/>
+        <w:rPr>
+          <w:color w:val="FF0000"/>
+        </w:rPr>
+      </w:pPr>
+      <w:r>
+        <w:t xml:space="preserve">$Anónima [‘entidades’]==  </w:t>
+      </w:r>
+      <w:r>
+        <w:rPr>
+          <w:color w:val="FF0000"/>
+        </w:rPr>
+        <w:t>['id' =&gt; 1, 'nombre' =&gt; 'Empresa A'],</w:t>
+      </w:r>
+      <w:r>
+        <w:rPr>
+          <w:color w:val="FF0000"/>
+        </w:rPr>
         <w:t xml:space="preserve"> </w:t>
       </w:r>
       <w:r>
-        <w:t>‘a’</w:t>
-      </w:r>
-    </w:p>
-    <w:p>
-      <w:pPr>
-        <w:pStyle w:val="Sinespaciado"/>
-      </w:pPr>
-      <w:r>
-        <w:t>Anónima [‘</w:t>
-      </w:r>
-      <w:r>
-        <w:t>x</w:t>
-      </w:r>
-      <w:r>
-        <w:t>’][1]==</w:t>
-      </w:r>
-      <w:r>
+        <w:rPr>
+          <w:color w:val="FF0000"/>
+        </w:rPr>
+        <w:t>['id' =&gt; 2, 'nombre' =&gt; 'Empresa B']</w:t>
+      </w:r>
+    </w:p>
+    <w:p>
+      <w:pPr>
+        <w:pStyle w:val="Sinespaciado"/>
+        <w:rPr>
+          <w:color w:val="FF0000"/>
+        </w:rPr>
+      </w:pPr>
+      <w:r>
+        <w:t xml:space="preserve">$Anónima [‘entidades’][0]== </w:t>
+      </w:r>
+      <w:r>
+        <w:rPr>
+          <w:color w:val="FF0000"/>
+        </w:rPr>
+        <w:t>['id' =&gt; 1, 'nombre' =&gt; 'Empresa A']</w:t>
+      </w:r>
+    </w:p>
+    <w:p>
+      <w:pPr>
+        <w:rPr>
+          <w:color w:val="FF0000"/>
+        </w:rPr>
+      </w:pPr>
+      <w:r>
+        <w:t xml:space="preserve">$Anónima [‘entidades’][1]== </w:t>
+      </w:r>
+      <w:r>
+        <w:rPr>
+          <w:color w:val="FF0000"/>
+        </w:rPr>
+        <w:t>['id' =&gt; 2, 'nombre' =&gt; 'Empresa B']</w:t>
+      </w:r>
+    </w:p>
+    <w:p>
+      <w:r>
+        <w:t>Se ha creado una tabla (sin nombre), con un solo elemento que ent</w:t>
+      </w:r>
+      <w:r>
+        <w:t>ero</w:t>
+      </w:r>
+      <w:r>
+        <w:t xml:space="preserve"> tiene nuestra tabla inicial</w:t>
+      </w:r>
+      <w:r>
+        <w:t>.</w:t>
+      </w:r>
+    </w:p>
+    <w:p>
+      <w:r>
+        <w:rPr>
+          <w:b/>
+          <w:bCs/>
+        </w:rPr>
+        <w:t>Nota</w:t>
+      </w:r>
+      <w:r>
+        <w:t xml:space="preserve">: </w:t>
+      </w:r>
+      <w:r>
+        <w:t>Todo esto</w:t>
+      </w:r>
+      <w:r>
+        <w:t xml:space="preserve"> es un patrón de PHP.</w:t>
+      </w:r>
+    </w:p>
+    <w:p>
+      <w:r>
+        <w:t xml:space="preserve">Porque lo hace asi?. </w:t>
+      </w:r>
+    </w:p>
+    <w:p>
+      <w:pPr>
+        <w:jc w:val="both"/>
+      </w:pPr>
+      <w:r>
+        <w:t xml:space="preserve">Render es una función que a la cual se le puede pasar el nombre de un HTML que será el que muestra los datos y una tabla con datos para mostrar. Como se quiere que este método sirva para pasarle tanto una tabla con datos de una consulta, como 4 tablas con datos de 4 consultas, no le podemos pasar $entidades porque $entidades solo tiene los datos de 1 consulta. Entoces como </w:t>
+      </w:r>
+      <w:r>
+        <w:t>LO HACE</w:t>
+      </w:r>
+      <w:r>
+        <w:t>?</w:t>
+      </w:r>
+    </w:p>
+    <w:p>
+      <w:r>
+        <w:t>Creando una tabla de un solo elemento que contenga la tabla $entidades. Si tuviera otras consultas, pe.</w:t>
+      </w:r>
+    </w:p>
+    <w:p>
+      <w:pPr>
+        <w:rPr>
+          <w:color w:val="EE0000"/>
+        </w:rPr>
+      </w:pPr>
+      <w:r>
+        <w:rPr>
+          <w:color w:val="EE0000"/>
+        </w:rPr>
+        <w:t>$</w:t>
+      </w:r>
+      <w:r>
+        <w:rPr>
+          <w:color w:val="EE0000"/>
+        </w:rPr>
+        <w:t>vehiculos</w:t>
+      </w:r>
+      <w:r>
+        <w:rPr>
+          <w:color w:val="EE0000"/>
+        </w:rPr>
+        <w:t xml:space="preserve"> = $this-&gt;service-&gt;findAll();</w:t>
+      </w:r>
+      <w:r>
+        <w:rPr>
+          <w:color w:val="EE0000"/>
+        </w:rPr>
+        <w:t xml:space="preserve"> podría hacer esto:</w:t>
+      </w:r>
+    </w:p>
+    <w:p>
+      <w:pPr>
+        <w:rPr>
+          <w:color w:val="EE0000"/>
+        </w:rPr>
+      </w:pPr>
+      <w:r>
+        <w:rPr>
+          <w:color w:val="EE0000"/>
+        </w:rPr>
+        <w:t>$this-&gt;pages-&gt;render('entidad', ['entidades' =&gt; $entidades</w:t>
+      </w:r>
+      <w:r>
+        <w:rPr>
+          <w:color w:val="EE0000"/>
+        </w:rPr>
+        <w:t xml:space="preserve">, </w:t>
+      </w:r>
+      <w:r>
+        <w:rPr>
+          <w:color w:val="EE0000"/>
+        </w:rPr>
         <w:t xml:space="preserve"> </w:t>
       </w:r>
       <w:r>
-        <w:t>‘b’</w:t>
-      </w:r>
-    </w:p>
-    <w:p>
-      <w:pPr>
-        <w:pStyle w:val="Sinespaciado"/>
-      </w:pPr>
-      <w:r>
-        <w:t>Anónima [‘</w:t>
-      </w:r>
-      <w:r>
-        <w:t>x</w:t>
-      </w:r>
-      <w:r>
-        <w:t>’][2]==</w:t>
-      </w:r>
-      <w:r>
+        <w:rPr>
+          <w:color w:val="EE0000"/>
+        </w:rPr>
+        <w:t>‘Vehículos’ =&gt; $vehiculos</w:t>
+      </w:r>
+      <w:r>
+        <w:rPr>
+          <w:color w:val="EE0000"/>
+        </w:rPr>
+        <w:t>]);</w:t>
+      </w:r>
+    </w:p>
+    <w:p>
+      <w:r>
+        <w:t xml:space="preserve">Y así le estaría pasando a render dos tablas de datos en una sola tabla. Una sola tabla con dos elementos, con índices asociativos, ‘entidades’ y ‘vehiculos’ y cada índice tendría la tabla completa inicial. Este método permite pasar la cantidad de variables </w:t>
+      </w:r>
+      <w:r>
+        <w:t xml:space="preserve">que se deseee </w:t>
+      </w:r>
+      <w:r>
+        <w:t>como si fuera una sola.</w:t>
+      </w:r>
+    </w:p>
+    <w:p>
+      <w:r>
+        <w:t xml:space="preserve">Esto es empaquetar o encapsular datos en unos solo, como comprimirlos para que sigan cumpliendo la especificación de </w:t>
+      </w:r>
+      <w:r>
+        <w:t xml:space="preserve">un solo parametro de </w:t>
+      </w:r>
+      <w:r>
+        <w:t>render.</w:t>
+      </w:r>
+    </w:p>
+    <w:p>
+      <w:pPr>
+        <w:jc w:val="both"/>
+      </w:pPr>
+      <w:r>
+        <w:lastRenderedPageBreak/>
+        <w:t>Ahora en la función render de la clase Pages, donde se van a mostrar los datos que contiene la tabla o ta</w:t>
+      </w:r>
+      <w:r>
+        <w:t>b</w:t>
+      </w:r>
+      <w:r>
+        <w:t>las encapsulada, hay que des encapsular o descomprimir, es decir lo contrario que se hizo antes de llamar a render.</w:t>
+      </w:r>
+    </w:p>
+    <w:p>
+      <w:r>
+        <w:t xml:space="preserve">Eso se hace con </w:t>
+      </w:r>
+    </w:p>
+    <w:p>
+      <w:pPr>
+        <w:pStyle w:val="Sinespaciado"/>
+        <w:rPr>
+          <w:color w:val="EE0000"/>
+        </w:rPr>
+      </w:pPr>
+      <w:r>
+        <w:rPr>
+          <w:color w:val="EE0000"/>
+        </w:rPr>
+        <w:t>foreach ($params as $name =&gt; $value) {</w:t>
+      </w:r>
+    </w:p>
+    <w:p>
+      <w:pPr>
+        <w:pStyle w:val="Sinespaciado"/>
+        <w:rPr>
+          <w:color w:val="EE0000"/>
+        </w:rPr>
+      </w:pPr>
+      <w:r>
+        <w:rPr>
+          <w:color w:val="EE0000"/>
+        </w:rPr>
+        <w:t xml:space="preserve">                $$name = $value; </w:t>
+      </w:r>
+    </w:p>
+    <w:p>
+      <w:pPr>
+        <w:pStyle w:val="Sinespaciado"/>
+        <w:rPr>
+          <w:color w:val="EE0000"/>
+        </w:rPr>
+      </w:pPr>
+      <w:r>
+        <w:rPr>
+          <w:color w:val="EE0000"/>
+        </w:rPr>
+        <w:t>            }</w:t>
+      </w:r>
+    </w:p>
+    <w:p>
+      <w:r>
+        <w:t xml:space="preserve">$params es la tabla </w:t>
+      </w:r>
+    </w:p>
+    <w:p>
+      <w:pPr>
+        <w:pStyle w:val="Sinespaciado"/>
+        <w:rPr>
+          <w:color w:val="FF0000"/>
+        </w:rPr>
+      </w:pPr>
+      <w:r>
+        <w:rPr>
+          <w:color w:val="EE0000"/>
+        </w:rPr>
+        <w:t>$</w:t>
+      </w:r>
+      <w:r>
+        <w:rPr>
+          <w:color w:val="EE0000"/>
+        </w:rPr>
+        <w:t>params</w:t>
+      </w:r>
+      <w:r>
+        <w:rPr>
+          <w:color w:val="EE0000"/>
+        </w:rPr>
         <w:t xml:space="preserve"> </w:t>
       </w:r>
       <w:r>
-        <w:t>‘c’</w:t>
-      </w:r>
-    </w:p>
-    <w:p>
-      <w:pPr>
-        <w:pStyle w:val="Sinespaciado"/>
-      </w:pPr>
-    </w:p>
-    <w:p>
-      <w:r>
-        <w:t>Vamos con lo que pasa en el controller:</w:t>
-      </w:r>
-    </w:p>
-    <w:p>
-      <w:pPr>
-        <w:pStyle w:val="Sinespaciado"/>
-        <w:jc w:val="both"/>
-      </w:pPr>
-      <w:r>
-        <w:t xml:space="preserve">En el caso que estamos tratando los elementos que contiene la tabla son objetos de una clase con campos de una consulta sql, pero los ejemplos que aquí salen son tablas con índices asociativos, </w:t>
-      </w:r>
-      <w:r>
+        <w:rPr>
+          <w:color w:val="FF0000"/>
+        </w:rPr>
         <w:t>[</w:t>
       </w:r>
-      <w:r>
-        <w:t>índice nombre de campo</w:t>
-      </w:r>
-      <w:r>
+    </w:p>
+    <w:p>
+      <w:pPr>
+        <w:pStyle w:val="Sinespaciado"/>
+        <w:rPr>
+          <w:color w:val="FF0000"/>
+        </w:rPr>
+      </w:pPr>
+      <w:r>
+        <w:rPr>
+          <w:color w:val="FF0000"/>
+        </w:rPr>
+        <w:t xml:space="preserve">    'entidades' =&gt; [</w:t>
+      </w:r>
+    </w:p>
+    <w:p>
+      <w:pPr>
+        <w:pStyle w:val="Sinespaciado"/>
+        <w:rPr>
+          <w:color w:val="FF0000"/>
+        </w:rPr>
+      </w:pPr>
+      <w:r>
+        <w:rPr>
+          <w:color w:val="FF0000"/>
+        </w:rPr>
+        <w:t xml:space="preserve">        ['id' =&gt; 1, 'nombre' =&gt; 'Empresa A'],</w:t>
+      </w:r>
+    </w:p>
+    <w:p>
+      <w:pPr>
+        <w:pStyle w:val="Sinespaciado"/>
+        <w:rPr>
+          <w:color w:val="FF0000"/>
+        </w:rPr>
+      </w:pPr>
+      <w:r>
+        <w:rPr>
+          <w:color w:val="FF0000"/>
+        </w:rPr>
+        <w:t xml:space="preserve">        ['id' =&gt; 2, 'nombre' =&gt; 'Empresa B'],</w:t>
+      </w:r>
+    </w:p>
+    <w:p>
+      <w:pPr>
+        <w:pStyle w:val="Sinespaciado"/>
+        <w:rPr>
+          <w:color w:val="FF0000"/>
+        </w:rPr>
+      </w:pPr>
+      <w:r>
+        <w:rPr>
+          <w:color w:val="FF0000"/>
+        </w:rPr>
+        <w:t xml:space="preserve">    ]</w:t>
+      </w:r>
+    </w:p>
+    <w:p>
+      <w:pPr>
+        <w:pStyle w:val="Sinespaciado"/>
+        <w:rPr>
+          <w:color w:val="FF0000"/>
+        </w:rPr>
+      </w:pPr>
+      <w:r>
+        <w:rPr>
+          <w:color w:val="FF0000"/>
+        </w:rPr>
         <w:t>]</w:t>
       </w:r>
-      <w:r>
-        <w:t>=valor campo.</w:t>
-      </w:r>
-    </w:p>
-    <w:p>
-      <w:pPr>
-        <w:rPr>
-          <w:b/>
-          <w:bCs/>
-        </w:rPr>
-      </w:pPr>
-      <w:r>
-        <w:rPr>
-          <w:b/>
-          <w:bCs/>
-        </w:rPr>
-        <w:t>$entidades = $this-&gt;service-&gt;findAll();</w:t>
-      </w:r>
-    </w:p>
-    <w:p>
-      <w:r>
-        <w:t xml:space="preserve">En este momento tenemos </w:t>
-      </w:r>
+    </w:p>
+    <w:p>
+      <w:r>
+        <w:t>Si dentro de $param</w:t>
+      </w:r>
+      <w:r>
+        <w:t>s</w:t>
+      </w:r>
+      <w:r>
+        <w:t xml:space="preserve"> solo le pasamos una tabla, en nuestro caso [‘entidades’] el foreach solo se ejecutara una vez</w:t>
+      </w:r>
+      <w:r>
+        <w:t>, y hará esto:</w:t>
+      </w:r>
+    </w:p>
+    <w:p>
+      <w:pPr>
+        <w:pStyle w:val="Sinespaciado"/>
+      </w:pPr>
+      <w:r>
+        <w:t>$name es el índice de $params, luego $name tiene el valor ‘entidades’, y al hacer $$name = $value está creando una variable nueva llamada $entidades (que es el valor de $name</w:t>
+      </w:r>
+      <w:r>
+        <w:t xml:space="preserve"> del indice</w:t>
+      </w:r>
+      <w:r>
+        <w:t>), que contiene todos los datos de la tabla $entidades inicial antes de empaquetarla, así tenemos de nuevo:</w:t>
+      </w:r>
+    </w:p>
+    <w:p>
+      <w:pPr>
+        <w:pStyle w:val="Sinespaciado"/>
+      </w:pPr>
     </w:p>
     <w:p>
       <w:pPr>
@@ -3382,854 +4070,214 @@
       </w:r>
     </w:p>
     <w:p>
-      <w:r>
-        <w:t xml:space="preserve">Tabla con índices numéricos que contiene tablas con índices asociativos. </w:t>
-      </w:r>
-    </w:p>
-    <w:p>
-      <w:pPr>
-        <w:rPr>
-          <w:color w:val="FF0000"/>
-        </w:rPr>
-      </w:pPr>
-      <w:r>
-        <w:rPr>
-          <w:color w:val="FF0000"/>
-        </w:rPr>
-        <w:t>$entidades[0]== ['id' =&gt; 1, 'nombre' =&gt; 'Empresa A'],</w:t>
-      </w:r>
-      <w:r>
-        <w:rPr>
-          <w:color w:val="FF0000"/>
-        </w:rPr>
-        <w:t xml:space="preserve">  </w:t>
-      </w:r>
-    </w:p>
-    <w:p>
-      <w:r>
-        <w:rPr>
-          <w:color w:val="FF0000"/>
-        </w:rPr>
-        <w:t>$entidades[</w:t>
-      </w:r>
-      <w:r>
-        <w:rPr>
-          <w:color w:val="FF0000"/>
-        </w:rPr>
-        <w:t>1</w:t>
-      </w:r>
-      <w:r>
-        <w:rPr>
-          <w:color w:val="FF0000"/>
-        </w:rPr>
-        <w:t>]==</w:t>
-      </w:r>
-      <w:r>
-        <w:rPr>
-          <w:color w:val="FF0000"/>
-        </w:rPr>
-        <w:t xml:space="preserve"> </w:t>
-      </w:r>
-      <w:r>
-        <w:rPr>
-          <w:color w:val="FF0000"/>
-        </w:rPr>
-        <w:t>['id' =&gt; 2, 'nombre' =&gt; 'Empresa B']</w:t>
-      </w:r>
-    </w:p>
-    <w:p>
-      <w:pPr>
-        <w:rPr>
-          <w:b/>
-          <w:bCs/>
-        </w:rPr>
-      </w:pPr>
-      <w:r>
-        <w:rPr>
-          <w:b/>
-          <w:bCs/>
-        </w:rPr>
-        <w:t>$this-&gt;pages-&gt;render('entidad', ['entidades' =&gt; $entidades]);</w:t>
-      </w:r>
-    </w:p>
-    <w:p>
-      <w:pPr>
-        <w:pStyle w:val="Sinespaciado"/>
-        <w:rPr>
-          <w:color w:val="FF0000"/>
-        </w:rPr>
-      </w:pPr>
-      <w:r>
-        <w:rPr>
-          <w:color w:val="FF0000"/>
-        </w:rPr>
-        <w:t>Ahora se convierte en esto:</w:t>
-      </w:r>
-    </w:p>
-    <w:p>
-      <w:pPr>
-        <w:pStyle w:val="Sinespaciado"/>
-        <w:rPr>
-          <w:color w:val="FF0000"/>
-        </w:rPr>
-      </w:pPr>
-      <w:r>
-        <w:rPr>
-          <w:color w:val="FF0000"/>
-        </w:rPr>
-        <w:t>[</w:t>
-      </w:r>
-    </w:p>
-    <w:p>
-      <w:pPr>
-        <w:pStyle w:val="Sinespaciado"/>
-        <w:rPr>
-          <w:color w:val="FF0000"/>
-        </w:rPr>
-      </w:pPr>
-      <w:r>
-        <w:rPr>
-          <w:color w:val="FF0000"/>
-        </w:rPr>
-        <w:t xml:space="preserve">    'entidades' =&gt; [</w:t>
-      </w:r>
-    </w:p>
-    <w:p>
-      <w:pPr>
-        <w:pStyle w:val="Sinespaciado"/>
-        <w:rPr>
-          <w:color w:val="FF0000"/>
-        </w:rPr>
-      </w:pPr>
-      <w:r>
-        <w:rPr>
-          <w:color w:val="FF0000"/>
-        </w:rPr>
-        <w:t xml:space="preserve">        ['id' =&gt; 1, 'nombre' =&gt; 'Empresa A'],</w:t>
-      </w:r>
-    </w:p>
-    <w:p>
-      <w:pPr>
-        <w:pStyle w:val="Sinespaciado"/>
-        <w:rPr>
-          <w:color w:val="FF0000"/>
-        </w:rPr>
-      </w:pPr>
-      <w:r>
-        <w:rPr>
-          <w:color w:val="FF0000"/>
-        </w:rPr>
-        <w:t xml:space="preserve">        ['id' =&gt; 2, 'nombre' =&gt; 'Empresa B'],</w:t>
-      </w:r>
-    </w:p>
-    <w:p>
-      <w:pPr>
-        <w:pStyle w:val="Sinespaciado"/>
-        <w:rPr>
-          <w:color w:val="FF0000"/>
-        </w:rPr>
-      </w:pPr>
-      <w:r>
-        <w:rPr>
-          <w:color w:val="FF0000"/>
+      <w:pPr>
+        <w:pStyle w:val="Sinespaciado"/>
+      </w:pPr>
+      <w:r>
+        <w:t>Si hubiéramos pasado mas tablas a render, pe. Vehículos, haría otra pasada y desempaquetaria de la misma forma vehículos, creando:</w:t>
+      </w:r>
+    </w:p>
+    <w:p>
+      <w:pPr>
+        <w:pStyle w:val="Sinespaciado"/>
+        <w:rPr>
+          <w:color w:val="FF0000"/>
+        </w:rPr>
+      </w:pPr>
+      <w:r>
+        <w:rPr>
+          <w:color w:val="FF0000"/>
+        </w:rPr>
+        <w:t>$</w:t>
+      </w:r>
+      <w:r>
+        <w:rPr>
+          <w:color w:val="FF0000"/>
+        </w:rPr>
+        <w:t>vehiculos</w:t>
+      </w:r>
+      <w:r>
+        <w:rPr>
+          <w:color w:val="FF0000"/>
+        </w:rPr>
+        <w:t xml:space="preserve"> = [</w:t>
+      </w:r>
+    </w:p>
+    <w:p>
+      <w:pPr>
+        <w:pStyle w:val="Sinespaciado"/>
+        <w:rPr>
+          <w:color w:val="FF0000"/>
+        </w:rPr>
+      </w:pPr>
+      <w:r>
+        <w:rPr>
+          <w:color w:val="FF0000"/>
+        </w:rPr>
+        <w:t xml:space="preserve">    ['id' =&gt; 1, 'nombre' =&gt; 'Empresa A'],</w:t>
+      </w:r>
+    </w:p>
+    <w:p>
+      <w:pPr>
+        <w:pStyle w:val="Sinespaciado"/>
+        <w:rPr>
+          <w:color w:val="FF0000"/>
+        </w:rPr>
+      </w:pPr>
+      <w:r>
+        <w:rPr>
+          <w:color w:val="FF0000"/>
+        </w:rPr>
+        <w:t xml:space="preserve">    ['id' =&gt; 2, 'nombre' =&gt; 'Empresa B']</w:t>
+      </w:r>
+    </w:p>
+    <w:p>
+      <w:pPr>
+        <w:pStyle w:val="Sinespaciado"/>
+        <w:rPr>
+          <w:color w:val="FF0000"/>
+        </w:rPr>
+      </w:pPr>
+      <w:r>
+        <w:rPr>
+          <w:color w:val="FF0000"/>
+        </w:rPr>
+        <w:t>];</w:t>
+      </w:r>
+    </w:p>
+    <w:p>
+      <w:pPr>
+        <w:pStyle w:val="Sinespaciado"/>
+      </w:pPr>
+      <w:r>
+        <w:t xml:space="preserve">Estas tablas están ahora disponibles en esta parte del código para usarlas de la manera normal de una tabla </w:t>
+      </w:r>
+    </w:p>
+    <w:p>
+      <w:pPr>
+        <w:pStyle w:val="Sinespaciado"/>
+        <w:rPr>
+          <w:color w:val="EE0000"/>
+        </w:rPr>
+      </w:pPr>
+      <w:r>
+        <w:rPr>
+          <w:color w:val="EE0000"/>
+        </w:rPr>
+        <w:t xml:space="preserve">$entidades[0]== ['id' =&gt; 1, 'nombre' =&gt; 'Empresa A'],  </w:t>
+      </w:r>
+    </w:p>
+    <w:p>
+      <w:pPr>
+        <w:pStyle w:val="Sinespaciado"/>
+        <w:rPr>
+          <w:color w:val="EE0000"/>
+        </w:rPr>
+      </w:pPr>
+      <w:r>
+        <w:rPr>
+          <w:color w:val="EE0000"/>
+        </w:rPr>
+        <w:t>$entidades[1]== ['id' =&gt; 2, 'nombre' =&gt; 'Empresa B']</w:t>
+      </w:r>
+    </w:p>
+    <w:p>
+      <w:pPr>
+        <w:pStyle w:val="Sinespaciado"/>
+        <w:rPr>
+          <w:color w:val="FF0000"/>
+        </w:rPr>
+      </w:pPr>
+      <w:r>
+        <w:rPr>
+          <w:color w:val="FF0000"/>
+        </w:rPr>
+        <w:t>$</w:t>
+      </w:r>
+      <w:r>
+        <w:rPr>
+          <w:color w:val="FF0000"/>
+        </w:rPr>
+        <w:t>vehiculos[0]==</w:t>
+      </w:r>
+      <w:r>
+        <w:rPr>
+          <w:color w:val="FF0000"/>
+        </w:rPr>
+        <w:t xml:space="preserve">  ['id' =&gt; 1, 'nombre' =&gt; 'Empresa A'],</w:t>
+      </w:r>
+    </w:p>
+    <w:p>
+      <w:pPr>
+        <w:pStyle w:val="Sinespaciado"/>
+        <w:rPr>
+          <w:color w:val="FF0000"/>
+        </w:rPr>
+      </w:pPr>
+      <w:r>
+        <w:rPr>
+          <w:color w:val="FF0000"/>
+        </w:rPr>
+        <w:t>$</w:t>
+      </w:r>
+      <w:r>
+        <w:rPr>
+          <w:color w:val="FF0000"/>
+        </w:rPr>
+        <w:t>vehiculos[1]==</w:t>
+      </w:r>
+      <w:r>
+        <w:rPr>
+          <w:color w:val="FF0000"/>
+        </w:rPr>
+        <w:t xml:space="preserve">  ['id' =&gt; 2, 'nombre' =&gt; 'Empresa B']</w:t>
+      </w:r>
+    </w:p>
+    <w:p>
+      <w:pPr>
+        <w:pStyle w:val="Sinespaciado"/>
+        <w:rPr>
+          <w:color w:val="FF0000"/>
+        </w:rPr>
+      </w:pPr>
+    </w:p>
+    <w:p>
+      <w:pPr>
+        <w:pStyle w:val="Sinespaciado"/>
+      </w:pPr>
+      <w:r>
+        <w:t xml:space="preserve">La ultima parte </w:t>
+      </w:r>
+      <w:r>
+        <w:t>de esta clase tiene esto:</w:t>
+      </w:r>
+    </w:p>
+    <w:p>
+      <w:pPr>
+        <w:pStyle w:val="Sinespaciado"/>
+        <w:rPr>
+          <w:color w:val="EE0000"/>
+        </w:rPr>
+      </w:pPr>
+      <w:r>
+        <w:rPr>
+          <w:color w:val="EE0000"/>
+        </w:rPr>
+        <w:t>require_once "pages/header.php";</w:t>
+      </w:r>
+    </w:p>
+    <w:p>
+      <w:pPr>
+        <w:pStyle w:val="Sinespaciado"/>
+        <w:rPr>
+          <w:color w:val="EE0000"/>
+        </w:rPr>
+      </w:pPr>
+      <w:r>
+        <w:rPr>
+          <w:color w:val="EE0000"/>
         </w:rPr>
         <w:lastRenderedPageBreak/>
-        <w:t xml:space="preserve">    ]</w:t>
-      </w:r>
-    </w:p>
-    <w:p>
-      <w:pPr>
-        <w:pStyle w:val="Sinespaciado"/>
-        <w:rPr>
-          <w:color w:val="FF0000"/>
-        </w:rPr>
-      </w:pPr>
-      <w:r>
-        <w:rPr>
-          <w:color w:val="FF0000"/>
-        </w:rPr>
-        <w:t>]</w:t>
-      </w:r>
-    </w:p>
-    <w:p>
-      <w:r>
-        <w:t xml:space="preserve">Es una tabla sin nombre que contiene un único elemento cuyo índice es ‘entidades’ y en ese único elemento tiene todas las tablas. </w:t>
-      </w:r>
-    </w:p>
-    <w:p>
-      <w:pPr>
-        <w:pStyle w:val="Sinespaciado"/>
-        <w:rPr>
-          <w:color w:val="FF0000"/>
-        </w:rPr>
-      </w:pPr>
-      <w:r>
-        <w:t xml:space="preserve">$Anónima [‘entidades’]==  </w:t>
-      </w:r>
-      <w:r>
-        <w:rPr>
-          <w:color w:val="FF0000"/>
-        </w:rPr>
-        <w:t>['id' =&gt; 1, 'nombre' =&gt; 'Empresa A'],</w:t>
-      </w:r>
-      <w:r>
-        <w:rPr>
-          <w:color w:val="FF0000"/>
-        </w:rPr>
-        <w:t xml:space="preserve"> </w:t>
-      </w:r>
-      <w:r>
-        <w:rPr>
-          <w:color w:val="FF0000"/>
-        </w:rPr>
-        <w:t>['id' =&gt; 2, 'nombre' =&gt; 'Empresa B']</w:t>
-      </w:r>
-    </w:p>
-    <w:p>
-      <w:pPr>
-        <w:pStyle w:val="Sinespaciado"/>
-        <w:rPr>
-          <w:color w:val="FF0000"/>
-        </w:rPr>
-      </w:pPr>
-      <w:r>
-        <w:t xml:space="preserve">$Anónima [‘entidades’][0]== </w:t>
-      </w:r>
-      <w:r>
-        <w:rPr>
-          <w:color w:val="FF0000"/>
-        </w:rPr>
-        <w:t>['id' =&gt; 1, 'nombre' =&gt; 'Empresa A']</w:t>
-      </w:r>
-    </w:p>
-    <w:p>
-      <w:pPr>
-        <w:rPr>
-          <w:color w:val="FF0000"/>
-        </w:rPr>
-      </w:pPr>
-      <w:r>
-        <w:t xml:space="preserve">$Anónima [‘entidades’][1]== </w:t>
-      </w:r>
-      <w:r>
-        <w:rPr>
-          <w:color w:val="FF0000"/>
-        </w:rPr>
-        <w:t>['id' =&gt; 2, 'nombre' =&gt; 'Empresa B']</w:t>
-      </w:r>
-    </w:p>
-    <w:p>
-      <w:r>
-        <w:t>Se ha creado una tabla (sin nombre), con un solo elemento que ent</w:t>
-      </w:r>
-      <w:r>
-        <w:t>ero</w:t>
-      </w:r>
-      <w:r>
-        <w:t xml:space="preserve"> tiene nuestra tabla inicial</w:t>
-      </w:r>
-      <w:r>
-        <w:t>.</w:t>
-      </w:r>
-    </w:p>
-    <w:p>
-      <w:r>
-        <w:rPr>
-          <w:b/>
-          <w:bCs/>
-        </w:rPr>
-        <w:t>Nota</w:t>
-      </w:r>
-      <w:r>
-        <w:t xml:space="preserve">: </w:t>
-      </w:r>
-      <w:r>
-        <w:t>Todo esto</w:t>
-      </w:r>
-      <w:r>
-        <w:t xml:space="preserve"> es un patrón de PHP.</w:t>
-      </w:r>
-    </w:p>
-    <w:p>
-      <w:r>
-        <w:t xml:space="preserve">Porque lo hace asi?. </w:t>
-      </w:r>
-    </w:p>
-    <w:p>
-      <w:pPr>
-        <w:jc w:val="both"/>
-      </w:pPr>
-      <w:r>
-        <w:t xml:space="preserve">Render es una función que a la cual se le puede pasar el nombre de un HTML que será el que muestra los datos y una tabla con datos para mostrar. Como se quiere que este método sirva para pasarle tanto una tabla con datos de una consulta, como 4 tablas con datos de 4 consultas, no le podemos pasar $entidades porque $entidades solo tiene los datos de 1 consulta. Entoces como </w:t>
-      </w:r>
-      <w:r>
-        <w:t>LO HACE</w:t>
-      </w:r>
-      <w:r>
-        <w:t>?</w:t>
-      </w:r>
-    </w:p>
-    <w:p>
-      <w:r>
-        <w:t>Creando una tabla de un solo elemento que contenga la tabla $entidades. Si tuviera otras consultas, pe.</w:t>
-      </w:r>
-    </w:p>
-    <w:p>
-      <w:pPr>
-        <w:rPr>
-          <w:color w:val="EE0000"/>
-        </w:rPr>
-      </w:pPr>
-      <w:r>
-        <w:rPr>
-          <w:color w:val="EE0000"/>
-        </w:rPr>
-        <w:t>$</w:t>
-      </w:r>
-      <w:r>
-        <w:rPr>
-          <w:color w:val="EE0000"/>
-        </w:rPr>
-        <w:t>vehiculos</w:t>
-      </w:r>
-      <w:r>
-        <w:rPr>
-          <w:color w:val="EE0000"/>
-        </w:rPr>
-        <w:t xml:space="preserve"> = $this-&gt;service-&gt;findAll();</w:t>
-      </w:r>
-      <w:r>
-        <w:rPr>
-          <w:color w:val="EE0000"/>
-        </w:rPr>
-        <w:t xml:space="preserve"> podría hacer esto:</w:t>
-      </w:r>
-    </w:p>
-    <w:p>
-      <w:pPr>
-        <w:rPr>
-          <w:color w:val="EE0000"/>
-        </w:rPr>
-      </w:pPr>
-      <w:r>
-        <w:rPr>
-          <w:color w:val="EE0000"/>
-        </w:rPr>
-        <w:t>$this-&gt;pages-&gt;render('entidad', ['entidades' =&gt; $entidades</w:t>
-      </w:r>
-      <w:r>
-        <w:rPr>
-          <w:color w:val="EE0000"/>
-        </w:rPr>
-        <w:t xml:space="preserve">, </w:t>
-      </w:r>
-      <w:r>
-        <w:rPr>
-          <w:color w:val="EE0000"/>
-        </w:rPr>
-        <w:t xml:space="preserve"> </w:t>
-      </w:r>
-      <w:r>
-        <w:rPr>
-          <w:color w:val="EE0000"/>
-        </w:rPr>
-        <w:t>‘Vehículos’ =&gt; $vehiculos</w:t>
-      </w:r>
-      <w:r>
-        <w:rPr>
-          <w:color w:val="EE0000"/>
-        </w:rPr>
-        <w:t>]);</w:t>
-      </w:r>
-    </w:p>
-    <w:p>
-      <w:r>
-        <w:t xml:space="preserve">Y así le estaría pasando a render dos tablas de datos en una sola tabla. Una sola tabla con dos elementos, con índices asociativos, ‘entidades’ y ‘vehiculos’ y cada índice tendría la tabla completa inicial. Este método permite pasar la cantidad de variables </w:t>
-      </w:r>
-      <w:r>
-        <w:t xml:space="preserve">que se deseee </w:t>
-      </w:r>
-      <w:r>
-        <w:t>como si fuera una sola.</w:t>
-      </w:r>
-    </w:p>
-    <w:p>
-      <w:r>
-        <w:t xml:space="preserve">Esto es empaquetar o encapsular datos en unos solo, como comprimirlos para que sigan cumpliendo la especificación de </w:t>
-      </w:r>
-      <w:r>
-        <w:t xml:space="preserve">un solo parametro de </w:t>
-      </w:r>
-      <w:r>
-        <w:t>render.</w:t>
-      </w:r>
-    </w:p>
-    <w:p>
-      <w:pPr>
-        <w:jc w:val="both"/>
-      </w:pPr>
-      <w:r>
-        <w:t>Ahora en la función render de la clase Pages, donde se van a mostrar los datos que contiene la tabla o ta</w:t>
-      </w:r>
-      <w:r>
-        <w:t>b</w:t>
-      </w:r>
-      <w:r>
-        <w:t>las encapsulada, hay que des encapsular o descomprimir, es decir lo contrario que se hizo antes de llamar a render.</w:t>
-      </w:r>
-    </w:p>
-    <w:p>
-      <w:r>
-        <w:t xml:space="preserve">Eso se hace con </w:t>
-      </w:r>
-    </w:p>
-    <w:p>
-      <w:pPr>
-        <w:pStyle w:val="Sinespaciado"/>
-        <w:rPr>
-          <w:color w:val="EE0000"/>
-        </w:rPr>
-      </w:pPr>
-      <w:r>
-        <w:rPr>
-          <w:color w:val="EE0000"/>
-        </w:rPr>
-        <w:t>foreach ($params as $name =&gt; $value) {</w:t>
-      </w:r>
-    </w:p>
-    <w:p>
-      <w:pPr>
-        <w:pStyle w:val="Sinespaciado"/>
-        <w:rPr>
-          <w:color w:val="EE0000"/>
-        </w:rPr>
-      </w:pPr>
-      <w:r>
-        <w:rPr>
-          <w:color w:val="EE0000"/>
-        </w:rPr>
-        <w:t xml:space="preserve">                $$name = $value; </w:t>
-      </w:r>
-    </w:p>
-    <w:p>
-      <w:pPr>
-        <w:pStyle w:val="Sinespaciado"/>
-        <w:rPr>
-          <w:color w:val="EE0000"/>
-        </w:rPr>
-      </w:pPr>
-      <w:r>
-        <w:rPr>
-          <w:color w:val="EE0000"/>
-        </w:rPr>
-        <w:t>            }</w:t>
-      </w:r>
-    </w:p>
-    <w:p>
-      <w:r>
-        <w:t xml:space="preserve">$params es la tabla </w:t>
-      </w:r>
-    </w:p>
-    <w:p>
-      <w:pPr>
-        <w:pStyle w:val="Sinespaciado"/>
-        <w:rPr>
-          <w:color w:val="FF0000"/>
-        </w:rPr>
-      </w:pPr>
-      <w:r>
-        <w:rPr>
-          <w:color w:val="EE0000"/>
-        </w:rPr>
-        <w:t>$</w:t>
-      </w:r>
-      <w:r>
-        <w:rPr>
-          <w:color w:val="EE0000"/>
-        </w:rPr>
-        <w:t>params</w:t>
-      </w:r>
-      <w:r>
-        <w:rPr>
-          <w:color w:val="EE0000"/>
-        </w:rPr>
-        <w:t xml:space="preserve"> </w:t>
-      </w:r>
-      <w:r>
-        <w:rPr>
-          <w:color w:val="FF0000"/>
-        </w:rPr>
-        <w:t>[</w:t>
-      </w:r>
-    </w:p>
-    <w:p>
-      <w:pPr>
-        <w:pStyle w:val="Sinespaciado"/>
-        <w:rPr>
-          <w:color w:val="FF0000"/>
-        </w:rPr>
-      </w:pPr>
-      <w:r>
-        <w:rPr>
-          <w:color w:val="FF0000"/>
-        </w:rPr>
-        <w:t xml:space="preserve">    'entidades' =&gt; [</w:t>
-      </w:r>
-    </w:p>
-    <w:p>
-      <w:pPr>
-        <w:pStyle w:val="Sinespaciado"/>
-        <w:rPr>
-          <w:color w:val="FF0000"/>
-        </w:rPr>
-      </w:pPr>
-      <w:r>
-        <w:rPr>
-          <w:color w:val="FF0000"/>
-        </w:rPr>
-        <w:lastRenderedPageBreak/>
-        <w:t xml:space="preserve">        ['id' =&gt; 1, 'nombre' =&gt; 'Empresa A'],</w:t>
-      </w:r>
-    </w:p>
-    <w:p>
-      <w:pPr>
-        <w:pStyle w:val="Sinespaciado"/>
-        <w:rPr>
-          <w:color w:val="FF0000"/>
-        </w:rPr>
-      </w:pPr>
-      <w:r>
-        <w:rPr>
-          <w:color w:val="FF0000"/>
-        </w:rPr>
-        <w:t xml:space="preserve">        ['id' =&gt; 2, 'nombre' =&gt; 'Empresa B'],</w:t>
-      </w:r>
-    </w:p>
-    <w:p>
-      <w:pPr>
-        <w:pStyle w:val="Sinespaciado"/>
-        <w:rPr>
-          <w:color w:val="FF0000"/>
-        </w:rPr>
-      </w:pPr>
-      <w:r>
-        <w:rPr>
-          <w:color w:val="FF0000"/>
-        </w:rPr>
-        <w:t xml:space="preserve">    ]</w:t>
-      </w:r>
-    </w:p>
-    <w:p>
-      <w:pPr>
-        <w:pStyle w:val="Sinespaciado"/>
-        <w:rPr>
-          <w:color w:val="FF0000"/>
-        </w:rPr>
-      </w:pPr>
-      <w:r>
-        <w:rPr>
-          <w:color w:val="FF0000"/>
-        </w:rPr>
-        <w:t>]</w:t>
-      </w:r>
-    </w:p>
-    <w:p>
-      <w:r>
-        <w:t>Si dentro de $param</w:t>
-      </w:r>
-      <w:r>
-        <w:t>s</w:t>
-      </w:r>
-      <w:r>
-        <w:t xml:space="preserve"> solo le pasamos una tabla, en nuestro caso [‘entidades’] el foreach solo se ejecutara una vez</w:t>
-      </w:r>
-      <w:r>
-        <w:t>, y hará esto:</w:t>
-      </w:r>
-    </w:p>
-    <w:p>
-      <w:pPr>
-        <w:pStyle w:val="Sinespaciado"/>
-      </w:pPr>
-      <w:r>
-        <w:t>$name es el índice de $params, luego $name tiene el valor ‘entidades’, y al hacer $$name = $value está creando una variable nueva llamada $entidades (que es el valor de $name</w:t>
-      </w:r>
-      <w:r>
-        <w:t xml:space="preserve"> del indice</w:t>
-      </w:r>
-      <w:r>
-        <w:t>), que contiene todos los datos de la tabla $entidades inicial antes de empaquetarla, así tenemos de nuevo:</w:t>
-      </w:r>
-    </w:p>
-    <w:p>
-      <w:pPr>
-        <w:pStyle w:val="Sinespaciado"/>
-      </w:pPr>
-    </w:p>
-    <w:p>
-      <w:pPr>
-        <w:pStyle w:val="Sinespaciado"/>
-        <w:rPr>
-          <w:color w:val="FF0000"/>
-        </w:rPr>
-      </w:pPr>
-      <w:r>
-        <w:rPr>
-          <w:color w:val="FF0000"/>
-        </w:rPr>
-        <w:t>$entidades = [</w:t>
-      </w:r>
-    </w:p>
-    <w:p>
-      <w:pPr>
-        <w:pStyle w:val="Sinespaciado"/>
-        <w:rPr>
-          <w:color w:val="FF0000"/>
-        </w:rPr>
-      </w:pPr>
-      <w:r>
-        <w:rPr>
-          <w:color w:val="FF0000"/>
-        </w:rPr>
-        <w:t xml:space="preserve">    ['id' =&gt; 1, 'nombre' =&gt; 'Empresa A'],</w:t>
-      </w:r>
-    </w:p>
-    <w:p>
-      <w:pPr>
-        <w:pStyle w:val="Sinespaciado"/>
-        <w:rPr>
-          <w:color w:val="FF0000"/>
-        </w:rPr>
-      </w:pPr>
-      <w:r>
-        <w:rPr>
-          <w:color w:val="FF0000"/>
-        </w:rPr>
-        <w:t xml:space="preserve">    ['id' =&gt; 2, 'nombre' =&gt; 'Empresa B']</w:t>
-      </w:r>
-    </w:p>
-    <w:p>
-      <w:pPr>
-        <w:pStyle w:val="Sinespaciado"/>
-        <w:rPr>
-          <w:color w:val="FF0000"/>
-        </w:rPr>
-      </w:pPr>
-      <w:r>
-        <w:rPr>
-          <w:color w:val="FF0000"/>
-        </w:rPr>
-        <w:t>];</w:t>
-      </w:r>
-    </w:p>
-    <w:p>
-      <w:pPr>
-        <w:pStyle w:val="Sinespaciado"/>
-      </w:pPr>
-      <w:r>
-        <w:t>Si hubiéramos pasado mas tablas a render, pe. Vehículos, haría otra pasada y desempaquetaria de la misma forma vehículos, creando:</w:t>
-      </w:r>
-    </w:p>
-    <w:p>
-      <w:pPr>
-        <w:pStyle w:val="Sinespaciado"/>
-        <w:rPr>
-          <w:color w:val="FF0000"/>
-        </w:rPr>
-      </w:pPr>
-      <w:r>
-        <w:rPr>
-          <w:color w:val="FF0000"/>
-        </w:rPr>
-        <w:t>$</w:t>
-      </w:r>
-      <w:r>
-        <w:rPr>
-          <w:color w:val="FF0000"/>
-        </w:rPr>
-        <w:t>vehiculos</w:t>
-      </w:r>
-      <w:r>
-        <w:rPr>
-          <w:color w:val="FF0000"/>
-        </w:rPr>
-        <w:t xml:space="preserve"> = [</w:t>
-      </w:r>
-    </w:p>
-    <w:p>
-      <w:pPr>
-        <w:pStyle w:val="Sinespaciado"/>
-        <w:rPr>
-          <w:color w:val="FF0000"/>
-        </w:rPr>
-      </w:pPr>
-      <w:r>
-        <w:rPr>
-          <w:color w:val="FF0000"/>
-        </w:rPr>
-        <w:t xml:space="preserve">    ['id' =&gt; 1, 'nombre' =&gt; 'Empresa A'],</w:t>
-      </w:r>
-    </w:p>
-    <w:p>
-      <w:pPr>
-        <w:pStyle w:val="Sinespaciado"/>
-        <w:rPr>
-          <w:color w:val="FF0000"/>
-        </w:rPr>
-      </w:pPr>
-      <w:r>
-        <w:rPr>
-          <w:color w:val="FF0000"/>
-        </w:rPr>
-        <w:t xml:space="preserve">    ['id' =&gt; 2, 'nombre' =&gt; 'Empresa B']</w:t>
-      </w:r>
-    </w:p>
-    <w:p>
-      <w:pPr>
-        <w:pStyle w:val="Sinespaciado"/>
-        <w:rPr>
-          <w:color w:val="FF0000"/>
-        </w:rPr>
-      </w:pPr>
-      <w:r>
-        <w:rPr>
-          <w:color w:val="FF0000"/>
-        </w:rPr>
-        <w:t>];</w:t>
-      </w:r>
-    </w:p>
-    <w:p>
-      <w:pPr>
-        <w:pStyle w:val="Sinespaciado"/>
-      </w:pPr>
-      <w:r>
-        <w:t xml:space="preserve">Estas tablas están ahora disponibles en esta parte del código para usarlas de la manera normal de una tabla </w:t>
-      </w:r>
-    </w:p>
-    <w:p>
-      <w:pPr>
-        <w:pStyle w:val="Sinespaciado"/>
-        <w:rPr>
-          <w:color w:val="EE0000"/>
-        </w:rPr>
-      </w:pPr>
-      <w:r>
-        <w:rPr>
-          <w:color w:val="EE0000"/>
-        </w:rPr>
-        <w:t xml:space="preserve">$entidades[0]== ['id' =&gt; 1, 'nombre' =&gt; 'Empresa A'],  </w:t>
-      </w:r>
-    </w:p>
-    <w:p>
-      <w:pPr>
-        <w:pStyle w:val="Sinespaciado"/>
-        <w:rPr>
-          <w:color w:val="EE0000"/>
-        </w:rPr>
-      </w:pPr>
-      <w:r>
-        <w:rPr>
-          <w:color w:val="EE0000"/>
-        </w:rPr>
-        <w:t>$entidades[1]== ['id' =&gt; 2, 'nombre' =&gt; 'Empresa B']</w:t>
-      </w:r>
-    </w:p>
-    <w:p>
-      <w:pPr>
-        <w:pStyle w:val="Sinespaciado"/>
-        <w:rPr>
-          <w:color w:val="FF0000"/>
-        </w:rPr>
-      </w:pPr>
-      <w:r>
-        <w:rPr>
-          <w:color w:val="FF0000"/>
-        </w:rPr>
-        <w:t>$</w:t>
-      </w:r>
-      <w:r>
-        <w:rPr>
-          <w:color w:val="FF0000"/>
-        </w:rPr>
-        <w:t>vehiculos[0]==</w:t>
-      </w:r>
-      <w:r>
-        <w:rPr>
-          <w:color w:val="FF0000"/>
-        </w:rPr>
-        <w:t xml:space="preserve">  ['id' =&gt; 1, 'nombre' =&gt; 'Empresa A'],</w:t>
-      </w:r>
-    </w:p>
-    <w:p>
-      <w:pPr>
-        <w:pStyle w:val="Sinespaciado"/>
-        <w:rPr>
-          <w:color w:val="FF0000"/>
-        </w:rPr>
-      </w:pPr>
-      <w:r>
-        <w:rPr>
-          <w:color w:val="FF0000"/>
-        </w:rPr>
-        <w:t>$</w:t>
-      </w:r>
-      <w:r>
-        <w:rPr>
-          <w:color w:val="FF0000"/>
-        </w:rPr>
-        <w:t>vehiculos[1]==</w:t>
-      </w:r>
-      <w:r>
-        <w:rPr>
-          <w:color w:val="FF0000"/>
-        </w:rPr>
-        <w:t xml:space="preserve">  ['id' =&gt; 2, 'nombre' =&gt; 'Empresa B']</w:t>
-      </w:r>
-    </w:p>
-    <w:p>
-      <w:pPr>
-        <w:pStyle w:val="Sinespaciado"/>
-        <w:rPr>
-          <w:color w:val="FF0000"/>
-        </w:rPr>
-      </w:pPr>
-    </w:p>
-    <w:p>
-      <w:pPr>
-        <w:pStyle w:val="Sinespaciado"/>
-      </w:pPr>
-      <w:r>
-        <w:t xml:space="preserve">La ultima parte </w:t>
-      </w:r>
-      <w:r>
-        <w:t>de esta clase tiene esto:</w:t>
-      </w:r>
-    </w:p>
-    <w:p>
-      <w:pPr>
-        <w:pStyle w:val="Sinespaciado"/>
-        <w:rPr>
-          <w:color w:val="EE0000"/>
-        </w:rPr>
-      </w:pPr>
-      <w:r>
-        <w:rPr>
-          <w:color w:val="EE0000"/>
-        </w:rPr>
-        <w:t>require_once "pages/header.php";</w:t>
-      </w:r>
-    </w:p>
-    <w:p>
-      <w:pPr>
-        <w:pStyle w:val="Sinespaciado"/>
-        <w:rPr>
-          <w:color w:val="EE0000"/>
-        </w:rPr>
-      </w:pPr>
-      <w:r>
-        <w:rPr>
-          <w:color w:val="EE0000"/>
-        </w:rPr>
         <w:t>require_once "pages/$pageName.php";</w:t>
       </w:r>
     </w:p>
@@ -4351,15 +4399,287 @@
           <w:b/>
           <w:bCs/>
         </w:rPr>
+        <w:t xml:space="preserve">5 </w:t>
+      </w:r>
+      <w:r>
+        <w:rPr>
+          <w:b/>
+          <w:bCs/>
+        </w:rPr>
+        <w:t>CON PHP NO SE PUEDEN CARGAR PAGINAS CON METODO DELETE</w:t>
+      </w:r>
+    </w:p>
+    <w:p>
+      <w:pPr>
+        <w:jc w:val="both"/>
+      </w:pPr>
+      <w:r>
+        <w:t>La solucion es CARGAR PAGINAS CON METODO POST O GET PERO PASANDO UNA VARIABLE OCULTA PARA QUE HAGA OTRA COSA, COMO POR EJEMPLO BORRAR.</w:t>
+      </w:r>
+    </w:p>
+    <w:p>
+      <w:pPr>
+        <w:jc w:val="both"/>
+        <w:rPr>
+          <w:b/>
+          <w:bCs/>
+          <w:u w:val="single"/>
+        </w:rPr>
+      </w:pPr>
+      <w:r>
+        <w:rPr>
+          <w:b/>
+          <w:bCs/>
+          <w:u w:val="single"/>
+        </w:rPr>
+        <w:t>Usar POST con un parámetro oculto (método override)</w:t>
+      </w:r>
+    </w:p>
+    <w:p>
+      <w:pPr>
+        <w:jc w:val="both"/>
+        <w:rPr>
+          <w:color w:val="2F5496" w:themeColor="accent1" w:themeShade="BF"/>
+        </w:rPr>
+      </w:pPr>
+      <w:r>
+        <w:rPr>
+          <w:color w:val="2F5496" w:themeColor="accent1" w:themeShade="BF"/>
+        </w:rPr>
+        <w:t>Esta es la forma más habitual en PHP clásico. Tu botón envía un formulario POST, y en el servidor miras un parámetro _method para decidir si tratas esa petición como DELETE.</w:t>
+      </w:r>
+    </w:p>
+    <w:p>
+      <w:pPr>
+        <w:jc w:val="both"/>
+      </w:pPr>
+      <w:r>
+        <w:t xml:space="preserve">Esto </w:t>
+      </w:r>
+      <w:r>
+        <w:t>se pone en el boton de borrar.</w:t>
+      </w:r>
+    </w:p>
+    <w:p>
+      <w:pPr>
+        <w:jc w:val="both"/>
+        <w:rPr>
+          <w:color w:val="2F5496" w:themeColor="accent1" w:themeShade="BF"/>
+        </w:rPr>
+      </w:pPr>
+      <w:r>
+        <w:rPr>
+          <w:color w:val="2F5496" w:themeColor="accent1" w:themeShade="BF"/>
+        </w:rPr>
+        <w:t>&lt;form method="POST" action="</w:t>
+      </w:r>
+      <w:r>
+        <w:rPr>
+          <w:color w:val="2F5496" w:themeColor="accent1" w:themeShade="BF"/>
+        </w:rPr>
+        <w:t>pages/borrar/&lt;?=$entidad-&gt;getId()?&gt;</w:t>
+      </w:r>
+      <w:r>
+        <w:rPr>
+          <w:color w:val="2F5496" w:themeColor="accent1" w:themeShade="BF"/>
+        </w:rPr>
+        <w:t xml:space="preserve"> </w:t>
+      </w:r>
+      <w:r>
+        <w:rPr>
+          <w:color w:val="2F5496" w:themeColor="accent1" w:themeShade="BF"/>
+        </w:rPr>
+        <w:t>" style="display:inline;" onsubmit="return confirm('¿Seguro que deseas eliminar esta entidad?');"&gt;</w:t>
+      </w:r>
+    </w:p>
+    <w:p>
+      <w:pPr>
+        <w:jc w:val="both"/>
+        <w:rPr>
+          <w:color w:val="2F5496" w:themeColor="accent1" w:themeShade="BF"/>
+        </w:rPr>
+      </w:pPr>
+      <w:r>
+        <w:rPr>
+          <w:color w:val="2F5496" w:themeColor="accent1" w:themeShade="BF"/>
+        </w:rPr>
+        <w:t xml:space="preserve">    &lt;input type="hidden" name="_method" value="DELETE"&gt;</w:t>
+      </w:r>
+      <w:r>
+        <w:rPr>
+          <w:color w:val="2F5496" w:themeColor="accent1" w:themeShade="BF"/>
+        </w:rPr>
+        <w:t xml:space="preserve"> </w:t>
+      </w:r>
+    </w:p>
+    <w:p>
+      <w:pPr>
+        <w:jc w:val="both"/>
+        <w:rPr>
+          <w:color w:val="2F5496" w:themeColor="accent1" w:themeShade="BF"/>
+        </w:rPr>
+      </w:pPr>
+      <w:r>
+        <w:rPr>
+          <w:color w:val="2F5496" w:themeColor="accent1" w:themeShade="BF"/>
+        </w:rPr>
+        <w:t xml:space="preserve">    &lt;button type="submit" class="btn btn-sm btn-outline-danger"&gt;</w:t>
+      </w:r>
+    </w:p>
+    <w:p>
+      <w:pPr>
+        <w:jc w:val="both"/>
+        <w:rPr>
+          <w:color w:val="2F5496" w:themeColor="accent1" w:themeShade="BF"/>
+        </w:rPr>
+      </w:pPr>
+      <w:r>
+        <w:rPr>
+          <w:color w:val="2F5496" w:themeColor="accent1" w:themeShade="BF"/>
+        </w:rPr>
+        <w:t xml:space="preserve">        &lt;i class="bi bi-trash"&gt;&lt;/i&gt;</w:t>
+      </w:r>
+    </w:p>
+    <w:p>
+      <w:pPr>
+        <w:jc w:val="both"/>
+        <w:rPr>
+          <w:color w:val="2F5496" w:themeColor="accent1" w:themeShade="BF"/>
+        </w:rPr>
+      </w:pPr>
+      <w:r>
+        <w:rPr>
+          <w:color w:val="2F5496" w:themeColor="accent1" w:themeShade="BF"/>
+        </w:rPr>
+        <w:t xml:space="preserve">    &lt;/button&gt;</w:t>
+      </w:r>
+    </w:p>
+    <w:p>
+      <w:pPr>
+        <w:jc w:val="both"/>
+        <w:rPr>
+          <w:color w:val="2F5496" w:themeColor="accent1" w:themeShade="BF"/>
+        </w:rPr>
+      </w:pPr>
+      <w:r>
+        <w:rPr>
+          <w:color w:val="2F5496" w:themeColor="accent1" w:themeShade="BF"/>
+        </w:rPr>
+        <w:t>&lt;/form&gt;</w:t>
+      </w:r>
+    </w:p>
+    <w:p>
+      <w:pPr>
+        <w:jc w:val="both"/>
+      </w:pPr>
+      <w:r>
+        <w:t xml:space="preserve">Y esto se pone en el metodo </w:t>
+      </w:r>
+      <w:r>
+        <w:t xml:space="preserve">del EntidadController delete() que es el elegido por dispatch, al cargar la pagina </w:t>
+      </w:r>
+      <w:r>
+        <w:rPr>
+          <w:color w:val="2F5496" w:themeColor="accent1" w:themeShade="BF"/>
+        </w:rPr>
+        <w:t>pages/borrar/&lt;?=$entidad-&gt;getId()?&gt;</w:t>
+      </w:r>
+      <w:r>
+        <w:rPr>
+          <w:color w:val="2F5496" w:themeColor="accent1" w:themeShade="BF"/>
+        </w:rPr>
+        <w:t xml:space="preserve"> </w:t>
+      </w:r>
+      <w:r>
+        <w:t>con metodo POST</w:t>
+      </w:r>
+      <w:r>
+        <w:t>.</w:t>
+      </w:r>
+    </w:p>
+    <w:p>
+      <w:pPr>
+        <w:jc w:val="both"/>
+      </w:pPr>
+      <w:r>
+        <w:t>En el router hay que añadir esto:</w:t>
+      </w:r>
+    </w:p>
+    <w:p>
+      <w:pPr>
+        <w:jc w:val="both"/>
+        <w:rPr>
+          <w:color w:val="EE0000"/>
+        </w:rPr>
+      </w:pPr>
+      <w:r>
+        <w:rPr>
+          <w:color w:val="EE0000"/>
+        </w:rPr>
+        <w:t>Router::add('</w:t>
+      </w:r>
+      <w:r>
+        <w:rPr>
+          <w:color w:val="EE0000"/>
+        </w:rPr>
+        <w:t>POST</w:t>
+      </w:r>
+      <w:r>
+        <w:rPr>
+          <w:color w:val="EE0000"/>
+        </w:rPr>
+        <w:t>', '/pages/borrar/:id', function($entidadId){return (new EntidadController())-&gt;delete($entidadId);});</w:t>
+      </w:r>
+    </w:p>
+    <w:p>
+      <w:pPr>
+        <w:jc w:val="both"/>
+      </w:pPr>
+      <w:r>
+        <w:t>Y en controlller hay que añadir esto:</w:t>
+      </w:r>
+    </w:p>
+    <w:p>
+      <w:pPr>
+        <w:pStyle w:val="Sinespaciado"/>
+        <w:rPr>
+          <w:color w:val="EE0000"/>
+        </w:rPr>
+      </w:pPr>
+      <w:r>
+        <w:rPr>
+          <w:color w:val="EE0000"/>
+        </w:rPr>
         <w:lastRenderedPageBreak/>
-        <w:t xml:space="preserve">5 </w:t>
-      </w:r>
-      <w:r>
-        <w:rPr>
-          <w:b/>
-          <w:bCs/>
-        </w:rPr>
-        <w:t>CON PHP NO SE PUEDEN CARGAR PAGINAS CON METODO DELETE</w:t>
+        <w:t>if ($_SERVER['REQUEST_METHOD'] === 'POST' &amp;&amp; isset($_POST['_method']) &amp;&amp; $_POST['_method'] === 'DELETE') {</w:t>
+      </w:r>
+    </w:p>
+    <w:p>
+      <w:pPr>
+        <w:pStyle w:val="Sinespaciado"/>
+        <w:rPr>
+          <w:color w:val="EE0000"/>
+        </w:rPr>
+      </w:pPr>
+      <w:r>
+        <w:rPr>
+          <w:color w:val="EE0000"/>
+        </w:rPr>
+        <w:t xml:space="preserve"> $this-&gt;service-&gt;delete($id);  </w:t>
+      </w:r>
+    </w:p>
+    <w:p>
+      <w:pPr>
+        <w:pStyle w:val="Sinespaciado"/>
+        <w:rPr>
+          <w:color w:val="EE0000"/>
+        </w:rPr>
+      </w:pPr>
+      <w:r>
+        <w:rPr>
+          <w:color w:val="EE0000"/>
+        </w:rPr>
+        <w:t>}</w:t>
       </w:r>
     </w:p>
     <w:p>
@@ -4367,7 +4687,22 @@
         <w:jc w:val="both"/>
       </w:pPr>
       <w:r>
-        <w:t>La solucion es CARGAR PAGINAS CON METODO POST O GET PERO PASANDO UNA VARIABLE OCULTA PARA QUE HAGA OTRA COSA, COMO POR EJEMPLO BORRAR.</w:t>
+        <w:t>Porque hace esta comprobacion en el metodo delete del Controller? Si hemos llegado hasta el metodo delete es porque se va a borrar, pero podria darse el caso que ese mismo metodo fuera llamado a traves de otro enlace tipo href u otro formulario pero con metodo GET. Si hay otro boton que usa la ruta  </w:t>
+      </w:r>
+      <w:r>
+        <w:rPr>
+          <w:color w:val="EE0000"/>
+        </w:rPr>
+        <w:t>$this-&gt;service-&gt;delete($id);</w:t>
+      </w:r>
+      <w:r>
+        <w:rPr>
+          <w:color w:val="EE0000"/>
+        </w:rPr>
+        <w:t xml:space="preserve"> </w:t>
+      </w:r>
+      <w:r>
+        <w:t>pero con metodo GET tendre que hacer otra funcion en el metodo delete. Fijate que esto que estamo haciendo es una especio de patron, como usar DELETE con PHP que no permite usar DELETE. Se puede dar el caso que la misma pagina se carge con GET para una funcion y con DELETE para otra. Pues aquí se indica como poder usar una especie de DELETE.</w:t>
       </w:r>
     </w:p>
     <w:p>
@@ -4385,293 +4720,6 @@
           <w:bCs/>
           <w:u w:val="single"/>
         </w:rPr>
-        <w:t>Usar POST con un parámetro oculto (método override)</w:t>
-      </w:r>
-    </w:p>
-    <w:p>
-      <w:pPr>
-        <w:jc w:val="both"/>
-        <w:rPr>
-          <w:color w:val="2F5496" w:themeColor="accent1" w:themeShade="BF"/>
-        </w:rPr>
-      </w:pPr>
-      <w:r>
-        <w:rPr>
-          <w:color w:val="2F5496" w:themeColor="accent1" w:themeShade="BF"/>
-        </w:rPr>
-        <w:t>Esta es la forma más habitual en PHP clásico. Tu botón envía un formulario POST, y en el servidor miras un parámetro _method para decidir si tratas esa petición como DELETE.</w:t>
-      </w:r>
-    </w:p>
-    <w:p>
-      <w:pPr>
-        <w:jc w:val="both"/>
-      </w:pPr>
-      <w:r>
-        <w:t xml:space="preserve">Esto </w:t>
-      </w:r>
-      <w:r>
-        <w:t>se pone en el boton de borrar.</w:t>
-      </w:r>
-    </w:p>
-    <w:p>
-      <w:pPr>
-        <w:jc w:val="both"/>
-        <w:rPr>
-          <w:color w:val="2F5496" w:themeColor="accent1" w:themeShade="BF"/>
-        </w:rPr>
-      </w:pPr>
-      <w:r>
-        <w:rPr>
-          <w:color w:val="2F5496" w:themeColor="accent1" w:themeShade="BF"/>
-        </w:rPr>
-        <w:t>&lt;form method="POST" action="</w:t>
-      </w:r>
-      <w:r>
-        <w:rPr>
-          <w:color w:val="2F5496" w:themeColor="accent1" w:themeShade="BF"/>
-        </w:rPr>
-        <w:t>pages/borrar/&lt;?=$entidad-&gt;getId()?&gt;</w:t>
-      </w:r>
-      <w:r>
-        <w:rPr>
-          <w:color w:val="2F5496" w:themeColor="accent1" w:themeShade="BF"/>
-        </w:rPr>
-        <w:t xml:space="preserve"> </w:t>
-      </w:r>
-      <w:r>
-        <w:rPr>
-          <w:color w:val="2F5496" w:themeColor="accent1" w:themeShade="BF"/>
-        </w:rPr>
-        <w:t>" style="display:inline;" onsubmit="return confirm('¿Seguro que deseas eliminar esta entidad?');"&gt;</w:t>
-      </w:r>
-    </w:p>
-    <w:p>
-      <w:pPr>
-        <w:jc w:val="both"/>
-        <w:rPr>
-          <w:color w:val="2F5496" w:themeColor="accent1" w:themeShade="BF"/>
-        </w:rPr>
-      </w:pPr>
-      <w:r>
-        <w:rPr>
-          <w:color w:val="2F5496" w:themeColor="accent1" w:themeShade="BF"/>
-        </w:rPr>
-        <w:t xml:space="preserve">    &lt;input type="hidden" name="_method" value="DELETE"&gt;</w:t>
-      </w:r>
-      <w:r>
-        <w:rPr>
-          <w:color w:val="2F5496" w:themeColor="accent1" w:themeShade="BF"/>
-        </w:rPr>
-        <w:t xml:space="preserve"> </w:t>
-      </w:r>
-    </w:p>
-    <w:p>
-      <w:pPr>
-        <w:jc w:val="both"/>
-        <w:rPr>
-          <w:color w:val="2F5496" w:themeColor="accent1" w:themeShade="BF"/>
-        </w:rPr>
-      </w:pPr>
-      <w:r>
-        <w:rPr>
-          <w:color w:val="2F5496" w:themeColor="accent1" w:themeShade="BF"/>
-        </w:rPr>
-        <w:t xml:space="preserve">    &lt;button type="submit" class="btn btn-sm btn-outline-danger"&gt;</w:t>
-      </w:r>
-    </w:p>
-    <w:p>
-      <w:pPr>
-        <w:jc w:val="both"/>
-        <w:rPr>
-          <w:color w:val="2F5496" w:themeColor="accent1" w:themeShade="BF"/>
-        </w:rPr>
-      </w:pPr>
-      <w:r>
-        <w:rPr>
-          <w:color w:val="2F5496" w:themeColor="accent1" w:themeShade="BF"/>
-        </w:rPr>
-        <w:t xml:space="preserve">        &lt;i class="bi bi-trash"&gt;&lt;/i&gt;</w:t>
-      </w:r>
-    </w:p>
-    <w:p>
-      <w:pPr>
-        <w:jc w:val="both"/>
-        <w:rPr>
-          <w:color w:val="2F5496" w:themeColor="accent1" w:themeShade="BF"/>
-        </w:rPr>
-      </w:pPr>
-      <w:r>
-        <w:rPr>
-          <w:color w:val="2F5496" w:themeColor="accent1" w:themeShade="BF"/>
-        </w:rPr>
-        <w:t xml:space="preserve">    &lt;/button&gt;</w:t>
-      </w:r>
-    </w:p>
-    <w:p>
-      <w:pPr>
-        <w:jc w:val="both"/>
-        <w:rPr>
-          <w:color w:val="2F5496" w:themeColor="accent1" w:themeShade="BF"/>
-        </w:rPr>
-      </w:pPr>
-      <w:r>
-        <w:rPr>
-          <w:color w:val="2F5496" w:themeColor="accent1" w:themeShade="BF"/>
-        </w:rPr>
-        <w:t>&lt;/form&gt;</w:t>
-      </w:r>
-    </w:p>
-    <w:p>
-      <w:pPr>
-        <w:jc w:val="both"/>
-      </w:pPr>
-      <w:r>
-        <w:t xml:space="preserve">Y esto se pone en el metodo </w:t>
-      </w:r>
-      <w:r>
-        <w:t xml:space="preserve">del EntidadController delete() que es el elegido por dispatch, al cargar la pagina </w:t>
-      </w:r>
-      <w:r>
-        <w:rPr>
-          <w:color w:val="2F5496" w:themeColor="accent1" w:themeShade="BF"/>
-        </w:rPr>
-        <w:t>pages/borrar/&lt;?=$entidad-&gt;getId()?&gt;</w:t>
-      </w:r>
-      <w:r>
-        <w:rPr>
-          <w:color w:val="2F5496" w:themeColor="accent1" w:themeShade="BF"/>
-        </w:rPr>
-        <w:t xml:space="preserve"> </w:t>
-      </w:r>
-      <w:r>
-        <w:t>con metodo POST</w:t>
-      </w:r>
-      <w:r>
-        <w:t>.</w:t>
-      </w:r>
-    </w:p>
-    <w:p>
-      <w:pPr>
-        <w:jc w:val="both"/>
-      </w:pPr>
-      <w:r>
-        <w:t>En el router hay que añadir esto:</w:t>
-      </w:r>
-    </w:p>
-    <w:p>
-      <w:pPr>
-        <w:jc w:val="both"/>
-        <w:rPr>
-          <w:color w:val="EE0000"/>
-        </w:rPr>
-      </w:pPr>
-      <w:r>
-        <w:rPr>
-          <w:color w:val="EE0000"/>
-        </w:rPr>
-        <w:t>Router::add('</w:t>
-      </w:r>
-      <w:r>
-        <w:rPr>
-          <w:color w:val="EE0000"/>
-        </w:rPr>
-        <w:t>POST</w:t>
-      </w:r>
-      <w:r>
-        <w:rPr>
-          <w:color w:val="EE0000"/>
-        </w:rPr>
-        <w:t>', '/pages/borrar/:id', function($entidadId){return (new EntidadController())-&gt;delete($entidadId);});</w:t>
-      </w:r>
-    </w:p>
-    <w:p>
-      <w:pPr>
-        <w:jc w:val="both"/>
-      </w:pPr>
-      <w:r>
-        <w:t>Y en controlller hay que añadir esto:</w:t>
-      </w:r>
-    </w:p>
-    <w:p>
-      <w:pPr>
-        <w:pStyle w:val="Sinespaciado"/>
-        <w:rPr>
-          <w:color w:val="EE0000"/>
-        </w:rPr>
-      </w:pPr>
-      <w:r>
-        <w:rPr>
-          <w:color w:val="EE0000"/>
-        </w:rPr>
-        <w:t>if ($_SERVER['REQUEST_METHOD'] === 'POST' &amp;&amp; isset($_POST['_method']) &amp;&amp; $_POST['_method'] === 'DELETE') {</w:t>
-      </w:r>
-    </w:p>
-    <w:p>
-      <w:pPr>
-        <w:pStyle w:val="Sinespaciado"/>
-        <w:rPr>
-          <w:color w:val="EE0000"/>
-        </w:rPr>
-      </w:pPr>
-      <w:r>
-        <w:rPr>
-          <w:color w:val="EE0000"/>
-        </w:rPr>
-        <w:t xml:space="preserve"> $this-&gt;service-&gt;delete($id);  </w:t>
-      </w:r>
-    </w:p>
-    <w:p>
-      <w:pPr>
-        <w:pStyle w:val="Sinespaciado"/>
-        <w:rPr>
-          <w:color w:val="EE0000"/>
-        </w:rPr>
-      </w:pPr>
-      <w:r>
-        <w:rPr>
-          <w:color w:val="EE0000"/>
-        </w:rPr>
-        <w:t>}</w:t>
-      </w:r>
-    </w:p>
-    <w:p>
-      <w:pPr>
-        <w:jc w:val="both"/>
-      </w:pPr>
-      <w:r>
-        <w:t>Porque hace esta comprobacion en el metodo delete del Controller? Si hemos llegado hasta el metodo delete es porque se va a borrar, pero podria darse el caso que ese mismo metodo fuera llamado a traves de otro enlace tipo href u otro formulario pero con metodo GET. Si hay otro boton que usa la ruta  </w:t>
-      </w:r>
-      <w:r>
-        <w:rPr>
-          <w:color w:val="EE0000"/>
-        </w:rPr>
-        <w:t>$this-&gt;service-&gt;delete($id);</w:t>
-      </w:r>
-      <w:r>
-        <w:rPr>
-          <w:color w:val="EE0000"/>
-        </w:rPr>
-        <w:t xml:space="preserve"> </w:t>
-      </w:r>
-      <w:r>
-        <w:t>pero con metodo GET tendre que hacer otra funcion en el metodo delete. Fijate que esto que estamo haciendo es una especio de patron, como usar DELETE con PHP que no permite usar DELETE. Se puede dar el caso que la misma pagina se carge con GET para una funcion y con DELETE para otra. Pues aquí se indica como poder usar una especie de DELETE.</w:t>
-      </w:r>
-    </w:p>
-    <w:p>
-      <w:pPr>
-        <w:jc w:val="both"/>
-        <w:rPr>
-          <w:b/>
-          <w:bCs/>
-          <w:u w:val="single"/>
-        </w:rPr>
-      </w:pPr>
-      <w:r>
-        <w:rPr>
-          <w:b/>
-          <w:bCs/>
-          <w:u w:val="single"/>
-        </w:rPr>
         <w:t>Opción 2 – Usar AJAX correctamente</w:t>
       </w:r>
     </w:p>
@@ -4680,7 +4728,6 @@
         <w:pStyle w:val="Sinespaciado"/>
       </w:pPr>
       <w:r>
-        <w:lastRenderedPageBreak/>
         <w:t>if (confirm('¿Seguro que deseas eliminar esta entidad?')) {</w:t>
       </w:r>
     </w:p>
@@ -4856,34 +4903,13 @@
           <w:lang w:eastAsia="es-ES"/>
           <w14:ligatures w14:val="none"/>
         </w:rPr>
-        <w:t>= “</w:t>
-      </w:r>
-      <w:proofErr w:type="spellStart"/>
-      <w:r>
-        <w:rPr>
-          <w:rFonts w:ascii="Consolas" w:eastAsia="Times New Roman" w:hAnsi="Consolas" w:cs="Times New Roman"/>
-          <w:noProof w:val="0"/>
-          <w:color w:val="CE9178"/>
-          <w:kern w:val="0"/>
-          <w:sz w:val="21"/>
-          <w:szCs w:val="21"/>
-          <w:lang w:eastAsia="es-ES"/>
-          <w14:ligatures w14:val="none"/>
-        </w:rPr>
-        <w:t>p</w:t>
-      </w:r>
-      <w:r>
-        <w:rPr>
-          <w:color w:val="EE0000"/>
-        </w:rPr>
-        <w:t>ages</w:t>
-      </w:r>
-      <w:proofErr w:type="spellEnd"/>
-      <w:r>
-        <w:rPr>
-          <w:color w:val="EE0000"/>
-        </w:rPr>
-        <w:t>/borrar/&lt;?=$entidad-&gt;getId()?&gt;</w:t>
+        <w:t>= “p</w:t>
+      </w:r>
+      <w:r>
+        <w:rPr>
+          <w:color w:val="EE0000"/>
+        </w:rPr>
+        <w:t>ages/borrar/&lt;?=$entidad-&gt;getId()?&gt;</w:t>
       </w:r>
     </w:p>
     <w:p>
@@ -4933,6 +4959,7 @@
         <w:jc w:val="both"/>
       </w:pPr>
       <w:r>
+        <w:lastRenderedPageBreak/>
         <w:t>Se usa un href en lugar de un formulario, y se llama a una pagina borrar que estara añadida en el router para que llame al metodo delete() del controller, y alli se borra la entidad. Aunque como veremos mas adelante antes de borrar se comprueba si esta relacionada esa entidad con otros registros de otras tablas para no borrarla si fuera el caso.</w:t>
       </w:r>
     </w:p>
@@ -5020,50 +5047,692 @@
         <w:t xml:space="preserve"> Con metodo DELETE. </w:t>
       </w:r>
       <w:r>
-        <w:t xml:space="preserve">Pero este codigo de java no es como PHP, en PHP si se hace un href: 'pages/nueva_entidad/&lt;?=$entidad-&gt;getId()? Nos vamos a esa pagina, es decir, se cierra la actual y se carga la nueva y </w:t>
-      </w:r>
-      <w:r>
+        <w:t>Pero este codigo de java no es como PHP, en PHP si se hace un href: 'pages/nueva_entidad/&lt;?=$entidad-&gt;getId()? Nos vamos a esa pagina, es decir, se cierra la actual y se carga la nueva y ademas estas paginas son visibles al usuario. Con java, no es asi. Se salta</w:t>
+      </w:r>
+      <w:r>
+        <w:t xml:space="preserve"> a la pagina indicada, con el metodo DELETE (ya que PHP no permite DELETE). Como esa ruta y ese metodo esta en el router, con una funcion que es para borrar </w:t>
+      </w:r>
+      <w:r>
+        <w:rPr>
+          <w:color w:val="C00000"/>
+        </w:rPr>
+        <w:t>router::add('DELETE', '/pages/nueva_entidad/:id', function($entidadId){return (new EntidadController())-&gt;delete($entidadId);});</w:t>
+      </w:r>
+      <w:r>
+        <w:rPr>
+          <w:color w:val="C00000"/>
+        </w:rPr>
+        <w:t xml:space="preserve"> </w:t>
+      </w:r>
+      <w:r>
+        <w:t>ejecutara la funcion y borrara. Pero todo sin ver nada, el usuario sigue en la misma web. Es mas, cualquiler echo y var_dump que se hagan no se ve</w:t>
+      </w:r>
+      <w:r>
+        <w:t xml:space="preserve">. La unica manera de poder ver que esta pasando con las variables es escribiendo en un fichero log con esta funcion que es muy util </w:t>
+      </w:r>
+      <w:r>
+        <w:rPr>
+          <w:color w:val="C00000"/>
+        </w:rPr>
+        <w:t>file_put_contents("log.txt", $_SERVER['REQUEST_METHOD'] . " - " . $_SERVER['REQUEST_URI'] . "\n", FILE_APPEND);</w:t>
+      </w:r>
+      <w:r>
+        <w:rPr>
+          <w:color w:val="C00000"/>
+        </w:rPr>
+        <w:t xml:space="preserve"> </w:t>
+      </w:r>
+      <w:r>
+        <w:t>en este ejempli escribe el valor de Method y la ruta para ver si llega el DELETE a la nueva pagina llamada por fecth</w:t>
+      </w:r>
+      <w:r>
+        <w:t>. Esta funcion file_put_conten.. no permite guardar contenidos de arrays, solo variables o el calor de una variable del array.</w:t>
+      </w:r>
+    </w:p>
+    <w:p>
+      <w:pPr>
+        <w:jc w:val="both"/>
+      </w:pPr>
+      <w:r>
+        <w:t xml:space="preserve">Mi problema era que la consulta mysql, estaba fallando al borrar una entidad porque estaba relacionda con algun vehiculo, y en la tabla tengo puesto ON DELETE RESTRICT. Gracias al la funcion de guardar en el log pude ver el error. </w:t>
+      </w:r>
+      <w:r>
+        <w:t xml:space="preserve"> Como esta restrincion quiero mantenerla hay que modioficar el codigo.</w:t>
+      </w:r>
+      <w:r>
+        <w:t xml:space="preserve"> </w:t>
+      </w:r>
+    </w:p>
+    <w:p>
+      <w:pPr>
+        <w:jc w:val="both"/>
+      </w:pPr>
+      <w:r>
+        <w:t xml:space="preserve">Despues de fetch hace </w:t>
+      </w:r>
+      <w:r>
+        <w:rPr>
+          <w:color w:val="C00000"/>
+        </w:rPr>
+        <w:t>then(data =&gt; location.reload())"</w:t>
+      </w:r>
+      <w:r>
+        <w:rPr>
+          <w:color w:val="C00000"/>
+        </w:rPr>
+        <w:t xml:space="preserve"> </w:t>
+      </w:r>
+      <w:r>
+        <w:t>que es para recargar la pagina actual</w:t>
+      </w:r>
+      <w:r>
+        <w:t>,</w:t>
+      </w:r>
+      <w:r>
+        <w:t xml:space="preserve"> </w:t>
+      </w:r>
+      <w:r>
+        <w:t xml:space="preserve">que es en la que estaba cuando pulse el boton de borrar, es decir la de listado </w:t>
+      </w:r>
+      <w:r>
+        <w:t>de entidades</w:t>
+      </w:r>
+      <w:r>
+        <w:t>,</w:t>
+      </w:r>
+      <w:r>
+        <w:t xml:space="preserve"> y ya</w:t>
+      </w:r>
+      <w:r>
+        <w:t xml:space="preserve"> devuelve el control a la pagina actual.</w:t>
+      </w:r>
+    </w:p>
+    <w:p>
+      <w:pPr>
+        <w:jc w:val="both"/>
+      </w:pPr>
+      <w:r>
+        <w:t xml:space="preserve">La primera solucion que me ofrecio la IA fue, antes de ejecutar el metodo delete en el Controller, se llama a un metodo relacionados (indicado por la IA) que llamara sucesivamente a metodo relacionados de service, del repository, y en el repositori se hace una consulta que cuenta cuantos vehiculos estan relacionados con la entidad </w:t>
+      </w:r>
+      <w:r>
+        <w:t>que queremos borrar. Si hay alguno, relacionados devuelve true y no se ejecutara el metodo delete en el Controller.</w:t>
+      </w:r>
+    </w:p>
+    <w:p>
+      <w:pPr>
+        <w:jc w:val="both"/>
+      </w:pPr>
+      <w:r>
+        <w:t>Que se hace entonces si ha relacionados. La primera solucion que me dio la IA, no funciono. Era la siguiente:</w:t>
+      </w:r>
+    </w:p>
+    <w:p>
+      <w:pPr>
+        <w:pStyle w:val="Sinespaciado"/>
+        <w:rPr>
+          <w:color w:val="EE0000"/>
+        </w:rPr>
+      </w:pPr>
+      <w:r>
+        <w:rPr>
+          <w:color w:val="EE0000"/>
+        </w:rPr>
+        <w:t>public function delete(int $id): void {</w:t>
+      </w:r>
+    </w:p>
+    <w:p>
+      <w:pPr>
+        <w:pStyle w:val="Sinespaciado"/>
+        <w:rPr>
+          <w:color w:val="538135" w:themeColor="accent6" w:themeShade="BF"/>
+        </w:rPr>
+      </w:pPr>
+      <w:r>
+        <w:rPr>
+          <w:color w:val="538135" w:themeColor="accent6" w:themeShade="BF"/>
+        </w:rPr>
+        <w:t>        $relacionados=$this-&gt;service-&gt;relacionados($id);</w:t>
+      </w:r>
+    </w:p>
+    <w:p>
+      <w:pPr>
+        <w:pStyle w:val="Sinespaciado"/>
+        <w:rPr>
+          <w:color w:val="4472C4" w:themeColor="accent1"/>
+        </w:rPr>
+      </w:pPr>
+      <w:r>
+        <w:rPr>
+          <w:color w:val="4472C4" w:themeColor="accent1"/>
+        </w:rPr>
+        <w:t>        if ($relacionados) {</w:t>
+      </w:r>
+    </w:p>
+    <w:p>
+      <w:pPr>
+        <w:pStyle w:val="Sinespaciado"/>
+        <w:rPr>
+          <w:color w:val="538135" w:themeColor="accent6" w:themeShade="BF"/>
+        </w:rPr>
+      </w:pPr>
+      <w:r>
+        <w:rPr>
+          <w:color w:val="538135" w:themeColor="accent6" w:themeShade="BF"/>
+        </w:rPr>
+        <w:t>            $entidades = $this-&gt;service-&gt;findAll();</w:t>
+      </w:r>
+    </w:p>
+    <w:p>
+      <w:pPr>
+        <w:pStyle w:val="Sinespaciado"/>
+        <w:rPr>
+          <w:color w:val="538135" w:themeColor="accent6" w:themeShade="BF"/>
+        </w:rPr>
+      </w:pPr>
+      <w:r>
+        <w:rPr>
+          <w:color w:val="538135" w:themeColor="accent6" w:themeShade="BF"/>
+        </w:rPr>
+        <w:t>            $this-&gt;pages-&gt;render('entidades', ['entidades' =&gt; $entidades,'error' =&gt; 'No se puede borrar hay asociados.']);</w:t>
+      </w:r>
+    </w:p>
+    <w:p>
+      <w:pPr>
+        <w:pStyle w:val="Sinespaciado"/>
+        <w:rPr>
+          <w:color w:val="4472C4" w:themeColor="accent1"/>
+        </w:rPr>
+      </w:pPr>
+      <w:r>
+        <w:rPr>
+          <w:color w:val="4472C4" w:themeColor="accent1"/>
+        </w:rPr>
+        <w:t xml:space="preserve">            return; </w:t>
+      </w:r>
+    </w:p>
+    <w:p>
+      <w:pPr>
+        <w:pStyle w:val="Sinespaciado"/>
+        <w:rPr>
+          <w:color w:val="4472C4" w:themeColor="accent1"/>
+        </w:rPr>
+      </w:pPr>
+      <w:r>
+        <w:rPr>
+          <w:color w:val="4472C4" w:themeColor="accent1"/>
+        </w:rPr>
         <w:lastRenderedPageBreak/>
-        <w:t>ademas estas paginas son visibles al usuario. Con java, no es asi. Se salta</w:t>
-      </w:r>
-      <w:r>
-        <w:t xml:space="preserve"> a la pagina indicada, con el metodo DELETE (ya que PHP no permite DELETE). Como esa ruta y ese metodo esta en el router, con una funcion que es para borrar </w:t>
-      </w:r>
-      <w:r>
-        <w:rPr>
-          <w:color w:val="C00000"/>
-        </w:rPr>
-        <w:t>router::add('DELETE', '/pages/nueva_entidad/:id', function($entidadId){return (new EntidadController())-&gt;delete($entidadId);});</w:t>
-      </w:r>
-      <w:r>
-        <w:rPr>
-          <w:color w:val="C00000"/>
-        </w:rPr>
+        <w:t>        }</w:t>
+      </w:r>
+    </w:p>
+    <w:p>
+      <w:pPr>
+        <w:pStyle w:val="Sinespaciado"/>
+        <w:rPr>
+          <w:color w:val="538135" w:themeColor="accent6" w:themeShade="BF"/>
+        </w:rPr>
+      </w:pPr>
+      <w:r>
+        <w:rPr>
+          <w:color w:val="538135" w:themeColor="accent6" w:themeShade="BF"/>
+        </w:rPr>
+        <w:t>        $this-&gt;service-&gt;delete($id);</w:t>
+      </w:r>
+    </w:p>
+    <w:p>
+      <w:pPr>
+        <w:pStyle w:val="Sinespaciado"/>
+        <w:rPr>
+          <w:color w:val="538135" w:themeColor="accent6" w:themeShade="BF"/>
+        </w:rPr>
+      </w:pPr>
+      <w:r>
+        <w:rPr>
+          <w:color w:val="538135" w:themeColor="accent6" w:themeShade="BF"/>
+        </w:rPr>
+        <w:t xml:space="preserve">        header('Location: /mis_pruebas/entidades'); </w:t>
+      </w:r>
+    </w:p>
+    <w:p>
+      <w:pPr>
+        <w:jc w:val="both"/>
+      </w:pPr>
+    </w:p>
+    <w:p>
+      <w:pPr>
+        <w:jc w:val="both"/>
+      </w:pPr>
+      <w:r>
+        <w:t xml:space="preserve">1º consulta </w:t>
+      </w:r>
+      <w:r>
+        <w:t>si hay algun relacionado con la entidad que se va a borrar.</w:t>
+      </w:r>
+    </w:p>
+    <w:p>
+      <w:pPr>
+        <w:jc w:val="both"/>
+      </w:pPr>
+      <w:r>
+        <w:t>Si hay alguno llama al metodo findAll() para leer todas las entidades y</w:t>
+      </w:r>
+      <w:r>
+        <w:t xml:space="preserve"> despues </w:t>
+      </w:r>
+      <w:r>
+        <w:t xml:space="preserve">llama a render para mostrarlas, igual que hacia en el metodo list() de Controller, pero con algo nuevo e interesante que se podra usar despues. En los parametros de render </w:t>
+      </w:r>
+      <w:r>
+        <w:t xml:space="preserve">encapsula (pag5 de este manual) </w:t>
+      </w:r>
+      <w:r>
+        <w:t xml:space="preserve">la tabla con las entidades leidas en FindAll() y una variable </w:t>
+      </w:r>
+      <w:r>
+        <w:t xml:space="preserve">‘error’ con el valor ‘mensaje de error para mostrar’. </w:t>
+      </w:r>
+      <w:r>
+        <w:t xml:space="preserve">Luego en la clase Page se desencapsularia, y cargaria la pagina entidades ya conocida pero con un codigo añadido, este: </w:t>
+      </w:r>
+    </w:p>
+    <w:p>
+      <w:pPr>
+        <w:pStyle w:val="Sinespaciado"/>
+        <w:rPr>
+          <w:color w:val="EE0000"/>
+        </w:rPr>
+      </w:pPr>
+      <w:r>
+        <w:rPr>
+          <w:color w:val="EE0000"/>
+        </w:rPr>
+        <w:t>&lt;?php if (!empty($error)): ?&gt;</w:t>
+      </w:r>
+    </w:p>
+    <w:p>
+      <w:pPr>
+        <w:pStyle w:val="Sinespaciado"/>
+        <w:rPr>
+          <w:color w:val="538135" w:themeColor="accent6" w:themeShade="BF"/>
+        </w:rPr>
+      </w:pPr>
+      <w:r>
+        <w:rPr>
+          <w:color w:val="538135" w:themeColor="accent6" w:themeShade="BF"/>
+        </w:rPr>
+        <w:t>        &lt;div class="alert alert-danger" role="alert"&gt;</w:t>
+      </w:r>
+    </w:p>
+    <w:p>
+      <w:pPr>
+        <w:pStyle w:val="Sinespaciado"/>
+        <w:rPr>
+          <w:color w:val="538135" w:themeColor="accent6" w:themeShade="BF"/>
+        </w:rPr>
+      </w:pPr>
+      <w:r>
+        <w:rPr>
+          <w:color w:val="538135" w:themeColor="accent6" w:themeShade="BF"/>
+        </w:rPr>
+        <w:t>            &lt;?= htmlspecialchars($error) ?&gt;</w:t>
+      </w:r>
+    </w:p>
+    <w:p>
+      <w:pPr>
+        <w:pStyle w:val="Sinespaciado"/>
+        <w:rPr>
+          <w:color w:val="538135" w:themeColor="accent6" w:themeShade="BF"/>
+        </w:rPr>
+      </w:pPr>
+      <w:r>
+        <w:rPr>
+          <w:color w:val="538135" w:themeColor="accent6" w:themeShade="BF"/>
+        </w:rPr>
+        <w:t>        &lt;/div&gt;</w:t>
+      </w:r>
+    </w:p>
+    <w:p>
+      <w:pPr>
+        <w:pStyle w:val="Sinespaciado"/>
+        <w:rPr>
+          <w:color w:val="EE0000"/>
+        </w:rPr>
+      </w:pPr>
+      <w:r>
+        <w:rPr>
+          <w:color w:val="EE0000"/>
+        </w:rPr>
+        <w:t>&lt;?php endif; ?&gt;</w:t>
+      </w:r>
+    </w:p>
+    <w:p>
+      <w:pPr>
+        <w:pStyle w:val="Sinespaciado"/>
+      </w:pPr>
+      <w:r>
+        <w:t>Aquí pregunta si no esta vacia la variable ‘error’ y en ese caso muestra un error ademas del listado de entidades habitual.</w:t>
+      </w:r>
+    </w:p>
+    <w:p>
+      <w:pPr>
+        <w:jc w:val="both"/>
+      </w:pPr>
+      <w:r>
+        <w:t xml:space="preserve">Hasta aquí todo perfecto pero esto falla. Falla porque la ejecucion del metodo delete() </w:t>
+      </w:r>
+      <w:r>
+        <w:t>y la llamada a render que se hace en el</w:t>
+      </w:r>
+      <w:r>
+        <w:t xml:space="preserve"> Controller se hace desde la llamada lanzada por fetch</w:t>
+      </w:r>
+      <w:r>
+        <w:t xml:space="preserve"> (</w:t>
+      </w:r>
+      <w:r>
+        <w:rPr>
+          <w:color w:val="EE0000"/>
+        </w:rPr>
+        <w:t>fetch('pages/nueva_entidad/&lt;?=$entidad-&gt;getId()?&gt;', {method: 'DELETE'})</w:t>
+      </w:r>
+      <w:r>
+        <w:rPr>
+          <w:color w:val="EE0000"/>
+        </w:rPr>
+        <w:t xml:space="preserve">, </w:t>
+      </w:r>
+      <w:r>
+        <w:t>carga la pagina que muestra el listado de entidades con render, pero todo esto no se ve nunca porque estamos en el body de</w:t>
+      </w:r>
+      <w:r>
+        <w:t xml:space="preserve"> la llamada DELETE hace hace Fetch, y eso no muestra nada, el navegador no muestra nada porque fetch no reemplaza la pagina, luego se hace </w:t>
+      </w:r>
+      <w:r>
+        <w:t>location.reload()</w:t>
+      </w:r>
+      <w:r>
+        <w:t xml:space="preserve"> y el mensaje se pierde.</w:t>
+      </w:r>
+    </w:p>
+    <w:p>
+      <w:pPr>
+        <w:jc w:val="both"/>
+      </w:pPr>
+      <w:r>
+        <w:t>Asi que la solucion que me da para este problema la IA es esta:</w:t>
+      </w:r>
+    </w:p>
+    <w:p>
+      <w:pPr>
+        <w:pStyle w:val="Sinespaciado"/>
+        <w:rPr>
+          <w:color w:val="EE0000"/>
+        </w:rPr>
+      </w:pPr>
+      <w:r>
+        <w:rPr>
+          <w:color w:val="EE0000"/>
+        </w:rPr>
+        <w:t>public function delete(int $id): void {</w:t>
+      </w:r>
+    </w:p>
+    <w:p>
+      <w:pPr>
+        <w:pStyle w:val="Sinespaciado"/>
+        <w:rPr>
+          <w:color w:val="538135" w:themeColor="accent6" w:themeShade="BF"/>
+        </w:rPr>
+      </w:pPr>
+      <w:r>
+        <w:rPr>
+          <w:color w:val="538135" w:themeColor="accent6" w:themeShade="BF"/>
+        </w:rPr>
+        <w:t xml:space="preserve">    $relacionados = $this-&gt;service-&gt;relacionados($id);</w:t>
+      </w:r>
+    </w:p>
+    <w:p>
+      <w:pPr>
+        <w:pStyle w:val="Sinespaciado"/>
+        <w:rPr>
+          <w:color w:val="EE0000"/>
+        </w:rPr>
+      </w:pPr>
+      <w:r>
+        <w:rPr>
+          <w:color w:val="EE0000"/>
+        </w:rPr>
+        <w:t xml:space="preserve">    if ($relacionados) {</w:t>
+      </w:r>
+    </w:p>
+    <w:p>
+      <w:pPr>
+        <w:pStyle w:val="Sinespaciado"/>
+        <w:rPr>
+          <w:color w:val="538135" w:themeColor="accent6" w:themeShade="BF"/>
+        </w:rPr>
+      </w:pPr>
+      <w:r>
+        <w:rPr>
+          <w:color w:val="538135" w:themeColor="accent6" w:themeShade="BF"/>
+        </w:rPr>
+        <w:t xml:space="preserve">        $mensaje = urlencode('No se puede borrar la entidad porque tiene vehículos asociados.');</w:t>
+      </w:r>
+    </w:p>
+    <w:p>
+      <w:pPr>
+        <w:pStyle w:val="Sinespaciado"/>
+        <w:rPr>
+          <w:color w:val="538135" w:themeColor="accent6" w:themeShade="BF"/>
+        </w:rPr>
+      </w:pPr>
+      <w:r>
+        <w:rPr>
+          <w:color w:val="538135" w:themeColor="accent6" w:themeShade="BF"/>
+        </w:rPr>
+        <w:t xml:space="preserve">        header("Location: /mis_pruebas/entidades?error=$mensaje");</w:t>
+      </w:r>
+    </w:p>
+    <w:p>
+      <w:pPr>
+        <w:pStyle w:val="Sinespaciado"/>
+        <w:rPr>
+          <w:color w:val="EE0000"/>
+        </w:rPr>
+      </w:pPr>
+      <w:r>
+        <w:rPr>
+          <w:color w:val="EE0000"/>
+        </w:rPr>
+        <w:t xml:space="preserve">        exit;</w:t>
+      </w:r>
+    </w:p>
+    <w:p>
+      <w:pPr>
+        <w:pStyle w:val="Sinespaciado"/>
+        <w:rPr>
+          <w:color w:val="EE0000"/>
+        </w:rPr>
+      </w:pPr>
+      <w:r>
+        <w:rPr>
+          <w:color w:val="EE0000"/>
+        </w:rPr>
+        <w:t xml:space="preserve">    }</w:t>
+      </w:r>
+    </w:p>
+    <w:p>
+      <w:pPr>
+        <w:pStyle w:val="Sinespaciado"/>
+        <w:rPr>
+          <w:color w:val="EE0000"/>
+        </w:rPr>
+      </w:pPr>
+      <w:r>
+        <w:rPr>
+          <w:color w:val="EE0000"/>
+        </w:rPr>
+        <w:t xml:space="preserve">    $this-&gt;service-&gt;delete($id);</w:t>
+      </w:r>
+    </w:p>
+    <w:p>
+      <w:pPr>
+        <w:pStyle w:val="Sinespaciado"/>
+        <w:rPr>
+          <w:color w:val="EE0000"/>
+        </w:rPr>
+      </w:pPr>
+      <w:r>
+        <w:rPr>
+          <w:color w:val="EE0000"/>
+        </w:rPr>
+        <w:t xml:space="preserve">    header('Location: /mis_pruebas/entidades');</w:t>
+      </w:r>
+    </w:p>
+    <w:p>
+      <w:pPr>
+        <w:pStyle w:val="Sinespaciado"/>
+        <w:rPr>
+          <w:color w:val="EE0000"/>
+        </w:rPr>
+      </w:pPr>
+      <w:r>
+        <w:rPr>
+          <w:color w:val="EE0000"/>
+        </w:rPr>
+        <w:t xml:space="preserve">    exit;</w:t>
+      </w:r>
+    </w:p>
+    <w:p>
+      <w:pPr>
+        <w:pStyle w:val="Sinespaciado"/>
+      </w:pPr>
+      <w:r>
+        <w:t xml:space="preserve">Si </w:t>
+      </w:r>
+      <w:r>
+        <w:t xml:space="preserve">hay relacionados crea la variable $mensaje y ejecuta header para cargar la pagina con el listado de entidades y en la URL le pasa la variable $mensaje. </w:t>
+      </w:r>
+      <w:r>
+        <w:rPr>
+          <w:rFonts w:ascii="Segoe UI Emoji" w:hAnsi="Segoe UI Emoji" w:cs="Segoe UI Emoji"/>
+        </w:rPr>
+        <w:t>✅</w:t>
+      </w:r>
+      <w:r>
+        <w:t xml:space="preserve"> Esto hace que se cargue </w:t>
+      </w:r>
+      <w:r>
+        <w:rPr>
+          <w:b/>
+          <w:bCs/>
+        </w:rPr>
+        <w:t>la misma URL de la lista de entidades</w:t>
+      </w:r>
+      <w:r>
+        <w:t>, pero añadiendo:</w:t>
+      </w:r>
+      <w:r>
         <w:t xml:space="preserve"> </w:t>
       </w:r>
       <w:r>
-        <w:t>ejecutara la funcion y borrara. Pero todo sin ver nada, el usuario sigue en la misma web. Es mas, cualquiler echo y var_dump que se hagan no se ve</w:t>
-      </w:r>
-      <w:r>
-        <w:t xml:space="preserve">. La unica manera de poder ver que esta pasando con las variables es escribiendo en un fichero log con esta funcion que es muy util </w:t>
-      </w:r>
-      <w:r>
-        <w:rPr>
-          <w:color w:val="C00000"/>
-        </w:rPr>
-        <w:t>file_put_contents("log.txt", $_SERVER['REQUEST_METHOD'] . " - " . $_SERVER['REQUEST_URI'] . "\n", FILE_APPEND);</w:t>
-      </w:r>
-      <w:r>
-        <w:rPr>
-          <w:color w:val="C00000"/>
+        <w:t>/mis_pruebas/entidades?error=No%20se%20puede%20borrar...</w:t>
+      </w:r>
+    </w:p>
+    <w:p>
+      <w:pPr>
+        <w:pStyle w:val="Sinespaciado"/>
+      </w:pPr>
+      <w:r>
+        <w:t>Tambien hay que modificar el metodo list() del Controller, poniendo esto:</w:t>
+      </w:r>
+    </w:p>
+    <w:p>
+      <w:pPr>
+        <w:pStyle w:val="Sinespaciado"/>
+        <w:rPr>
+          <w:color w:val="EE0000"/>
+        </w:rPr>
+      </w:pPr>
+      <w:r>
+        <w:rPr>
+          <w:color w:val="EE0000"/>
+        </w:rPr>
+        <w:lastRenderedPageBreak/>
+        <w:t>public function list(): void {</w:t>
+      </w:r>
+    </w:p>
+    <w:p>
+      <w:pPr>
+        <w:pStyle w:val="Sinespaciado"/>
+        <w:rPr>
+          <w:color w:val="00B050"/>
+        </w:rPr>
+      </w:pPr>
+      <w:r>
+        <w:rPr>
+          <w:color w:val="EE0000"/>
+        </w:rPr>
+        <w:t xml:space="preserve">    </w:t>
+      </w:r>
+      <w:r>
+        <w:rPr>
+          <w:color w:val="00B050"/>
+        </w:rPr>
+        <w:t>$entidades = $this-&gt;service-&gt;findAll();</w:t>
+      </w:r>
+    </w:p>
+    <w:p>
+      <w:pPr>
+        <w:pStyle w:val="Sinespaciado"/>
+        <w:rPr>
+          <w:color w:val="2F5496" w:themeColor="accent1" w:themeShade="BF"/>
+        </w:rPr>
+      </w:pPr>
+      <w:r>
+        <w:rPr>
+          <w:color w:val="2F5496" w:themeColor="accent1" w:themeShade="BF"/>
+        </w:rPr>
+        <w:t xml:space="preserve">    $error = $_GET['error'] ?? null;</w:t>
+      </w:r>
+    </w:p>
+    <w:p>
+      <w:pPr>
+        <w:pStyle w:val="Sinespaciado"/>
+        <w:rPr>
+          <w:color w:val="EE0000"/>
+        </w:rPr>
+      </w:pPr>
+      <w:r>
+        <w:rPr>
+          <w:color w:val="2F5496" w:themeColor="accent1" w:themeShade="BF"/>
+        </w:rPr>
+        <w:t xml:space="preserve">    $this-&gt;pages-&gt;render('entidades', ['entidades' =&gt; $entidades,</w:t>
+      </w:r>
+      <w:r>
+        <w:rPr>
+          <w:color w:val="2F5496" w:themeColor="accent1" w:themeShade="BF"/>
         </w:rPr>
         <w:t xml:space="preserve"> </w:t>
       </w:r>
       <w:r>
-        <w:t>en este ejempli escribe el valor de Method y la ruta para ver si llega el DELETE a la nueva pagina llamada por fecth</w:t>
-      </w:r>
-      <w:r>
-        <w:t>. Esta funcion file_put_conten.. no permite guardar contenidos de arrays, solo variables o el calor de una variable del array.</w:t>
+        <w:rPr>
+          <w:color w:val="2F5496" w:themeColor="accent1" w:themeShade="BF"/>
+        </w:rPr>
+        <w:t>'error' =&gt; $error]);</w:t>
+      </w:r>
+    </w:p>
+    <w:p>
+      <w:pPr>
+        <w:pStyle w:val="Sinespaciado"/>
+        <w:rPr>
+          <w:color w:val="EE0000"/>
+        </w:rPr>
+      </w:pPr>
+      <w:r>
+        <w:rPr>
+          <w:color w:val="EE0000"/>
+        </w:rPr>
+        <w:t>}</w:t>
       </w:r>
     </w:p>
     <w:p>
@@ -5071,57 +5740,287 @@
         <w:jc w:val="both"/>
       </w:pPr>
       <w:r>
-        <w:t xml:space="preserve">Mi problema era que la consulta mysql, estaba fallando al borrar una entidad porque estaba relacionda con algun vehiculo, y en la tabla tengo puesto ON DELETE RESTRICT. Gracias al la funcion de guardar en el log pude ver el error. </w:t>
-      </w:r>
-      <w:r>
-        <w:t xml:space="preserve"> Como esta restrincion quiero mantenerla hay que modioficar el codigo.</w:t>
-      </w:r>
-      <w:r>
+        <w:t>De esta forma si llegara la variable $error al listado de entidades</w:t>
+      </w:r>
+      <w:r>
+        <w:t>.</w:t>
+      </w:r>
+    </w:p>
+    <w:p>
+      <w:pPr>
+        <w:jc w:val="both"/>
+      </w:pPr>
+      <w:r>
+        <w:t>Nos estamos preguntando porque esta forma de hacerlo si muestra el mesaje de error y la otra no. La anterior forma de hacerlo:</w:t>
+      </w:r>
+    </w:p>
+    <w:p>
+      <w:pPr>
+        <w:pStyle w:val="Sinespaciado"/>
+        <w:rPr>
+          <w:color w:val="538135" w:themeColor="accent6" w:themeShade="BF"/>
+        </w:rPr>
+      </w:pPr>
+      <w:r>
+        <w:rPr>
+          <w:color w:val="538135" w:themeColor="accent6" w:themeShade="BF"/>
+        </w:rPr>
+        <w:t>            $entidades = $this-&gt;service-&gt;findAll();</w:t>
+      </w:r>
+    </w:p>
+    <w:p>
+      <w:pPr>
+        <w:pStyle w:val="Sinespaciado"/>
+        <w:rPr>
+          <w:color w:val="538135" w:themeColor="accent6" w:themeShade="BF"/>
+        </w:rPr>
+      </w:pPr>
+      <w:r>
+        <w:rPr>
+          <w:color w:val="538135" w:themeColor="accent6" w:themeShade="BF"/>
+        </w:rPr>
+        <w:t>            $this-&gt;pages-&gt;render('entidades', ['entidades' =&gt; $entidades,'error' =&gt; 'No se puede borrar hay asociados.']);</w:t>
+      </w:r>
+    </w:p>
+    <w:p>
+      <w:pPr>
+        <w:jc w:val="both"/>
+      </w:pPr>
+      <w:r>
+        <w:t>consulta listado de entidades y render la pagina entidades, todo esto es codigo, se hace desde fetch, recordemos que render de la clase Page, despues de desemcapsular hace esto:</w:t>
+      </w:r>
+    </w:p>
+    <w:p>
+      <w:pPr>
+        <w:pStyle w:val="Sinespaciado"/>
+        <w:rPr>
+          <w:color w:val="2F5496" w:themeColor="accent1" w:themeShade="BF"/>
+        </w:rPr>
+      </w:pPr>
+      <w:r>
+        <w:rPr>
+          <w:color w:val="2F5496" w:themeColor="accent1" w:themeShade="BF"/>
+        </w:rPr>
+        <w:t xml:space="preserve">        require_once "pages/header.php";</w:t>
+      </w:r>
+    </w:p>
+    <w:p>
+      <w:pPr>
+        <w:pStyle w:val="Sinespaciado"/>
+        <w:rPr>
+          <w:color w:val="2F5496" w:themeColor="accent1" w:themeShade="BF"/>
+        </w:rPr>
+      </w:pPr>
+      <w:r>
+        <w:rPr>
+          <w:color w:val="2F5496" w:themeColor="accent1" w:themeShade="BF"/>
+        </w:rPr>
+        <w:t>        require_once "pages/$pageName.php";</w:t>
+      </w:r>
+    </w:p>
+    <w:p>
+      <w:pPr>
+        <w:pStyle w:val="Sinespaciado"/>
+        <w:rPr>
+          <w:color w:val="2F5496" w:themeColor="accent1" w:themeShade="BF"/>
+        </w:rPr>
+      </w:pPr>
+      <w:r>
+        <w:rPr>
+          <w:color w:val="2F5496" w:themeColor="accent1" w:themeShade="BF"/>
+        </w:rPr>
+        <w:t>        require_once "pages/footer.php";</w:t>
+      </w:r>
+    </w:p>
+    <w:p>
+      <w:pPr>
+        <w:jc w:val="both"/>
+      </w:pPr>
+      <w:r>
+        <w:t>Esto no carga una pagina, esto solo incrusta el codigo de los 3 require en la pagina actual, pero todavia estamos en la pagina que ejecuto el fetch, y bajo el ambito de fetch, con lo que no se muestra nada.</w:t>
+      </w:r>
+    </w:p>
+    <w:p>
+      <w:pPr>
+        <w:jc w:val="both"/>
+      </w:pPr>
+      <w:r>
+        <w:t>Pero la nueva forma hace</w:t>
+      </w:r>
+      <w:r>
+        <w:t>:</w:t>
+      </w:r>
+    </w:p>
+    <w:p>
+      <w:pPr>
+        <w:pStyle w:val="Sinespaciado"/>
+        <w:ind w:left="708"/>
+        <w:rPr>
+          <w:color w:val="2F5496" w:themeColor="accent1" w:themeShade="BF"/>
+        </w:rPr>
+      </w:pPr>
+      <w:r>
+        <w:rPr>
+          <w:color w:val="2F5496" w:themeColor="accent1" w:themeShade="BF"/>
+        </w:rPr>
+        <w:t>$mensaje = urlencode('No se puede borrar la entidad porque tiene vehículos asociados.');</w:t>
+      </w:r>
+    </w:p>
+    <w:p>
+      <w:pPr>
+        <w:pStyle w:val="Sinespaciado"/>
+        <w:ind w:left="708"/>
+        <w:rPr>
+          <w:color w:val="2F5496" w:themeColor="accent1" w:themeShade="BF"/>
+        </w:rPr>
+      </w:pPr>
+      <w:r>
+        <w:rPr>
+          <w:color w:val="2F5496" w:themeColor="accent1" w:themeShade="BF"/>
+        </w:rPr>
+        <w:t>header("Location: /mis_pruebas/entidades?error=$mensaje");</w:t>
+      </w:r>
+    </w:p>
+    <w:p>
+      <w:pPr>
+        <w:jc w:val="both"/>
+      </w:pPr>
+      <w:r>
+        <w:t>Aquí si hay una carga, aunque estemos en el ambito de fetch, pero se hace un header que sirve para cargar una pagina nueva.</w:t>
+      </w:r>
+    </w:p>
+    <w:p>
+      <w:pPr>
+        <w:jc w:val="both"/>
+      </w:pPr>
+      <w:r>
+        <w:t>Recordemos que en este programa, solo se cargan paginas nuevas cuando se pulsa un boton que tiene un href. Lo demas son composiones que hace render con los datos que lee de las consultas, pero en la misma web que esta, es decir, la web que se llamo al pulsar un boton con un href, y cuya ruta esta en el router.</w:t>
+      </w:r>
+    </w:p>
+    <w:p>
+      <w:pPr>
+        <w:jc w:val="both"/>
+      </w:pPr>
+      <w:r>
+        <w:t>Esta segunda forma tampoco funciona, no muestra nada por el mismo motivo</w:t>
+      </w:r>
+      <w:r>
+        <w:t>.</w:t>
+      </w:r>
+      <w:r>
+        <w:t xml:space="preserve"> Aunque se pasa una variable $mesaje en la cargar con header, cuando llega almetdo list() </w:t>
+      </w:r>
+      <w:r>
+        <w:rPr>
+          <w:color w:val="EE0000"/>
+        </w:rPr>
+        <w:t>$_GET['error']</w:t>
+      </w:r>
+      <w:r>
+        <w:t xml:space="preserve"> esta vacio, porque como fetch no permite cargar ninguna pagina, pues no existe GET con valores. Y despues hace el render que tampoco muestra nada y ya termina el fetch con el reload.</w:t>
+      </w:r>
+    </w:p>
+    <w:p>
+      <w:pPr>
+        <w:jc w:val="both"/>
+      </w:pPr>
+      <w:r>
+        <w:t>Para solucionarlo:</w:t>
+      </w:r>
+    </w:p>
+    <w:p>
+      <w:pPr>
+        <w:jc w:val="both"/>
+        <w:rPr>
+          <w:b/>
+          <w:bCs/>
+        </w:rPr>
+      </w:pPr>
+      <w:r>
+        <w:rPr>
+          <w:b/>
+          <w:bCs/>
+        </w:rPr>
+        <w:t>Opción A: dejar de usar fetch() y redirigir con &lt;a href&gt;</w:t>
+      </w:r>
+    </w:p>
+    <w:p>
+      <w:pPr>
+        <w:jc w:val="both"/>
+      </w:pPr>
+      <w:r>
+        <w:t>La forma más sencilla: en lugar de usar fetch, haz un enlace con ?delete=ID que invoque DELETE desde el backend y redirija correctamente:</w:t>
+      </w:r>
+    </w:p>
+    <w:p>
+      <w:pPr>
+        <w:jc w:val="both"/>
+      </w:pPr>
+      <w:r>
+        <w:rPr>
+          <w:b/>
+          <w:bCs/>
+        </w:rPr>
+        <w:t>Botón corregido:</w:t>
+      </w:r>
+    </w:p>
+    <w:p>
+      <w:pPr>
+        <w:jc w:val="both"/>
+        <w:rPr>
+          <w:color w:val="2F5496" w:themeColor="accent1" w:themeShade="BF"/>
+        </w:rPr>
+      </w:pPr>
+      <w:r>
+        <w:rPr>
+          <w:color w:val="2F5496" w:themeColor="accent1" w:themeShade="BF"/>
+        </w:rPr>
+        <w:lastRenderedPageBreak/>
+        <w:t>&lt;a href="</w:t>
+      </w:r>
+      <w:r>
+        <w:rPr>
+          <w:color w:val="2F5496" w:themeColor="accent1" w:themeShade="BF"/>
+        </w:rPr>
+        <w:t>pages/borrar/&lt;?=$entidad-&gt;getId()?&gt;</w:t>
+      </w:r>
+      <w:r>
+        <w:rPr>
+          <w:color w:val="2F5496" w:themeColor="accent1" w:themeShade="BF"/>
+        </w:rPr>
         <w:t xml:space="preserve"> </w:t>
       </w:r>
+      <w:r>
+        <w:rPr>
+          <w:color w:val="2F5496" w:themeColor="accent1" w:themeShade="BF"/>
+        </w:rPr>
+        <w:t xml:space="preserve">  class="btn btn-sm btn-outline-danger"</w:t>
+      </w:r>
+      <w:r>
+        <w:rPr>
+          <w:color w:val="2F5496" w:themeColor="accent1" w:themeShade="BF"/>
+        </w:rPr>
+        <w:t xml:space="preserve"> </w:t>
+      </w:r>
+      <w:r>
+        <w:rPr>
+          <w:color w:val="2F5496" w:themeColor="accent1" w:themeShade="BF"/>
+        </w:rPr>
+        <w:t xml:space="preserve">  onclick="return confirm('¿Estás seguro de que quieres eliminar esta entidad?')"&gt;</w:t>
+      </w:r>
     </w:p>
     <w:p>
       <w:pPr>
         <w:jc w:val="both"/>
-      </w:pPr>
-      <w:r>
-        <w:t xml:space="preserve">Despues de fetch hace </w:t>
-      </w:r>
-      <w:r>
-        <w:rPr>
-          <w:color w:val="C00000"/>
-        </w:rPr>
-        <w:t>then(data =&gt; location.reload())"</w:t>
-      </w:r>
-      <w:r>
-        <w:rPr>
-          <w:color w:val="C00000"/>
-        </w:rPr>
-        <w:t xml:space="preserve"> </w:t>
-      </w:r>
-      <w:r>
-        <w:t>que es para recargar la pagina actual</w:t>
-      </w:r>
-      <w:r>
-        <w:t>,</w:t>
-      </w:r>
-      <w:r>
-        <w:t xml:space="preserve"> </w:t>
-      </w:r>
-      <w:r>
-        <w:t xml:space="preserve">que es en la que estaba cuando pulse el boton de borrar, es decir la de listado </w:t>
-      </w:r>
-      <w:r>
-        <w:t>de entidades</w:t>
-      </w:r>
-      <w:r>
-        <w:t>,</w:t>
-      </w:r>
-      <w:r>
-        <w:t xml:space="preserve"> y ya</w:t>
-      </w:r>
-      <w:r>
-        <w:t xml:space="preserve"> devuelve el control a la pagina actual.</w:t>
+        <w:rPr>
+          <w:color w:val="2F5496" w:themeColor="accent1" w:themeShade="BF"/>
+        </w:rPr>
+      </w:pPr>
+      <w:r>
+        <w:rPr>
+          <w:color w:val="2F5496" w:themeColor="accent1" w:themeShade="BF"/>
+        </w:rPr>
+        <w:t xml:space="preserve">    &lt;i class="bi bi-trash"&gt;&lt;/i&gt;</w:t>
       </w:r>
     </w:p>
     <w:p>
@@ -5129,144 +6028,21 @@
         <w:jc w:val="both"/>
       </w:pPr>
       <w:r>
-        <w:t xml:space="preserve">La primera solucion que me ofrecio la IA fue, antes de ejecutar el metodo delete en el Controller, se llama a un metodo relacionados (indicado por la IA) que llamara sucesivamente a metodo relacionados de service, del repository, y en el repositori se hace una consulta que cuenta cuantos vehiculos estan relacionados con la entidad </w:t>
-      </w:r>
-      <w:r>
-        <w:t>que queremos borrar. Si hay alguno, relacionados devuelve true y no se ejecutara el metodo delete en el Controller.</w:t>
+        <w:t>Y asegúrate que tu routes.php tenga algo como:</w:t>
       </w:r>
     </w:p>
     <w:p>
       <w:pPr>
         <w:jc w:val="both"/>
-      </w:pPr>
-      <w:r>
-        <w:t>Que se hace entonces si ha relacionados. La primera solucion que me dio la IA, no funciono. Era la siguiente:</w:t>
-      </w:r>
-    </w:p>
-    <w:p>
-      <w:pPr>
-        <w:pStyle w:val="Sinespaciado"/>
-        <w:rPr>
-          <w:color w:val="EE0000"/>
-        </w:rPr>
-      </w:pPr>
-      <w:r>
-        <w:rPr>
-          <w:color w:val="EE0000"/>
-        </w:rPr>
-        <w:t>public function delete(int $id): void {</w:t>
-      </w:r>
-    </w:p>
-    <w:p>
-      <w:pPr>
-        <w:pStyle w:val="Sinespaciado"/>
-        <w:rPr>
-          <w:color w:val="538135" w:themeColor="accent6" w:themeShade="BF"/>
-        </w:rPr>
-      </w:pPr>
-      <w:r>
-        <w:rPr>
-          <w:color w:val="538135" w:themeColor="accent6" w:themeShade="BF"/>
-        </w:rPr>
-        <w:t>        $relacionados=$this-&gt;service-&gt;relacionados($id);</w:t>
-      </w:r>
-    </w:p>
-    <w:p>
-      <w:pPr>
-        <w:pStyle w:val="Sinespaciado"/>
-        <w:rPr>
-          <w:color w:val="4472C4" w:themeColor="accent1"/>
-        </w:rPr>
-      </w:pPr>
-      <w:r>
-        <w:rPr>
-          <w:color w:val="4472C4" w:themeColor="accent1"/>
-        </w:rPr>
-        <w:t>        if ($relacionados) {</w:t>
-      </w:r>
-    </w:p>
-    <w:p>
-      <w:pPr>
-        <w:pStyle w:val="Sinespaciado"/>
-        <w:rPr>
-          <w:color w:val="538135" w:themeColor="accent6" w:themeShade="BF"/>
-        </w:rPr>
-      </w:pPr>
-      <w:r>
-        <w:rPr>
-          <w:color w:val="538135" w:themeColor="accent6" w:themeShade="BF"/>
-        </w:rPr>
-        <w:t>            $entidades = $this-&gt;service-&gt;findAll();</w:t>
-      </w:r>
-    </w:p>
-    <w:p>
-      <w:pPr>
-        <w:pStyle w:val="Sinespaciado"/>
-        <w:rPr>
-          <w:color w:val="538135" w:themeColor="accent6" w:themeShade="BF"/>
-        </w:rPr>
-      </w:pPr>
-      <w:r>
-        <w:rPr>
-          <w:color w:val="538135" w:themeColor="accent6" w:themeShade="BF"/>
-        </w:rPr>
-        <w:t>            $this-&gt;pages-&gt;render('entidades', ['entidades' =&gt; $entidades,'error' =&gt; 'No se puede borrar hay asociados.']);</w:t>
-      </w:r>
-    </w:p>
-    <w:p>
-      <w:pPr>
-        <w:pStyle w:val="Sinespaciado"/>
-        <w:rPr>
-          <w:color w:val="4472C4" w:themeColor="accent1"/>
-        </w:rPr>
-      </w:pPr>
-      <w:r>
-        <w:rPr>
-          <w:color w:val="4472C4" w:themeColor="accent1"/>
-        </w:rPr>
-        <w:t xml:space="preserve">            return; </w:t>
-      </w:r>
-    </w:p>
-    <w:p>
-      <w:pPr>
-        <w:pStyle w:val="Sinespaciado"/>
-        <w:rPr>
-          <w:color w:val="4472C4" w:themeColor="accent1"/>
-        </w:rPr>
-      </w:pPr>
-      <w:r>
-        <w:rPr>
-          <w:color w:val="4472C4" w:themeColor="accent1"/>
-        </w:rPr>
-        <w:t>        }</w:t>
-      </w:r>
-    </w:p>
-    <w:p>
-      <w:pPr>
-        <w:pStyle w:val="Sinespaciado"/>
-        <w:rPr>
-          <w:color w:val="538135" w:themeColor="accent6" w:themeShade="BF"/>
-        </w:rPr>
-      </w:pPr>
-      <w:r>
-        <w:rPr>
-          <w:color w:val="538135" w:themeColor="accent6" w:themeShade="BF"/>
-        </w:rPr>
-        <w:t>        $this-&gt;service-&gt;delete($id);</w:t>
-      </w:r>
-    </w:p>
-    <w:p>
-      <w:pPr>
-        <w:pStyle w:val="Sinespaciado"/>
-        <w:rPr>
-          <w:color w:val="538135" w:themeColor="accent6" w:themeShade="BF"/>
-        </w:rPr>
-      </w:pPr>
-      <w:r>
-        <w:rPr>
-          <w:color w:val="538135" w:themeColor="accent6" w:themeShade="BF"/>
-        </w:rPr>
-        <w:t xml:space="preserve">        header('Location: /mis_pruebas/entidades'); </w:t>
+        <w:rPr>
+          <w:color w:val="2F5496" w:themeColor="accent1" w:themeShade="BF"/>
+        </w:rPr>
+      </w:pPr>
+      <w:r>
+        <w:rPr>
+          <w:color w:val="2F5496" w:themeColor="accent1" w:themeShade="BF"/>
+        </w:rPr>
+        <w:t>Router::add('GET', '/pages/borrar/:id', function($entidadId){return (new EntidadController())-&gt;delete($entidadId);});</w:t>
       </w:r>
     </w:p>
     <w:p>
@@ -5279,10 +6055,17 @@
         <w:jc w:val="both"/>
       </w:pPr>
       <w:r>
-        <w:t xml:space="preserve">1º consulta </w:t>
-      </w:r>
-      <w:r>
-        <w:t>si hay algun relacionado con la entidad que se va a borrar.</w:t>
+        <w:t xml:space="preserve">Así se hará la llamada </w:t>
+      </w:r>
+      <w:r>
+        <w:rPr>
+          <w:b/>
+          <w:bCs/>
+        </w:rPr>
+        <w:t>por GET</w:t>
+      </w:r>
+      <w:r>
+        <w:t>, y la redirección con header() funcionará como esperas.</w:t>
       </w:r>
     </w:p>
     <w:p>
@@ -5290,766 +6073,6 @@
         <w:jc w:val="both"/>
       </w:pPr>
       <w:r>
-        <w:t>Si hay alguno llama al metodo findAll() para leer todas las entidades y</w:t>
-      </w:r>
-      <w:r>
-        <w:t xml:space="preserve"> despues </w:t>
-      </w:r>
-      <w:r>
-        <w:t xml:space="preserve">llama a render para mostrarlas, igual que hacia en el metodo list() de Controller, pero con algo nuevo e interesante que se podra usar despues. En los parametros de render </w:t>
-      </w:r>
-      <w:r>
-        <w:t xml:space="preserve">encapsula (pag5 de este manual) </w:t>
-      </w:r>
-      <w:r>
-        <w:t xml:space="preserve">la tabla con las entidades leidas en FindAll() y una variable </w:t>
-      </w:r>
-      <w:r>
-        <w:t xml:space="preserve">‘error’ con el valor ‘mensaje de error para mostrar’. </w:t>
-      </w:r>
-      <w:r>
-        <w:t xml:space="preserve">Luego en la clase Page se desencapsularia, y cargaria la pagina entidades ya conocida pero con un codigo añadido, este: </w:t>
-      </w:r>
-    </w:p>
-    <w:p>
-      <w:pPr>
-        <w:pStyle w:val="Sinespaciado"/>
-        <w:rPr>
-          <w:color w:val="EE0000"/>
-        </w:rPr>
-      </w:pPr>
-      <w:r>
-        <w:rPr>
-          <w:color w:val="EE0000"/>
-        </w:rPr>
-        <w:t>&lt;?php if (!empty($error)): ?&gt;</w:t>
-      </w:r>
-    </w:p>
-    <w:p>
-      <w:pPr>
-        <w:pStyle w:val="Sinespaciado"/>
-        <w:rPr>
-          <w:color w:val="538135" w:themeColor="accent6" w:themeShade="BF"/>
-        </w:rPr>
-      </w:pPr>
-      <w:r>
-        <w:rPr>
-          <w:color w:val="538135" w:themeColor="accent6" w:themeShade="BF"/>
-        </w:rPr>
-        <w:lastRenderedPageBreak/>
-        <w:t>        &lt;div class="alert alert-danger" role="alert"&gt;</w:t>
-      </w:r>
-    </w:p>
-    <w:p>
-      <w:pPr>
-        <w:pStyle w:val="Sinespaciado"/>
-        <w:rPr>
-          <w:color w:val="538135" w:themeColor="accent6" w:themeShade="BF"/>
-        </w:rPr>
-      </w:pPr>
-      <w:r>
-        <w:rPr>
-          <w:color w:val="538135" w:themeColor="accent6" w:themeShade="BF"/>
-        </w:rPr>
-        <w:t>            &lt;?= htmlspecialchars($error) ?&gt;</w:t>
-      </w:r>
-    </w:p>
-    <w:p>
-      <w:pPr>
-        <w:pStyle w:val="Sinespaciado"/>
-        <w:rPr>
-          <w:color w:val="538135" w:themeColor="accent6" w:themeShade="BF"/>
-        </w:rPr>
-      </w:pPr>
-      <w:r>
-        <w:rPr>
-          <w:color w:val="538135" w:themeColor="accent6" w:themeShade="BF"/>
-        </w:rPr>
-        <w:t>        &lt;/div&gt;</w:t>
-      </w:r>
-    </w:p>
-    <w:p>
-      <w:pPr>
-        <w:pStyle w:val="Sinespaciado"/>
-        <w:rPr>
-          <w:color w:val="EE0000"/>
-        </w:rPr>
-      </w:pPr>
-      <w:r>
-        <w:rPr>
-          <w:color w:val="EE0000"/>
-        </w:rPr>
-        <w:t>&lt;?php endif; ?&gt;</w:t>
-      </w:r>
-    </w:p>
-    <w:p>
-      <w:pPr>
-        <w:pStyle w:val="Sinespaciado"/>
-      </w:pPr>
-      <w:r>
-        <w:t>Aquí pregunta si no esta vacia la variable ‘error’ y en ese caso muestra un error ademas del listado de entidades habitual.</w:t>
-      </w:r>
-    </w:p>
-    <w:p>
-      <w:pPr>
-        <w:jc w:val="both"/>
-      </w:pPr>
-      <w:r>
-        <w:t xml:space="preserve">Hasta aquí todo perfecto pero esto falla. Falla porque la ejecucion del metodo delete() </w:t>
-      </w:r>
-      <w:r>
-        <w:t>y la llamada a render que se hace en el</w:t>
-      </w:r>
-      <w:r>
-        <w:t xml:space="preserve"> Controller se hace desde la llamada lanzada por fetch</w:t>
-      </w:r>
-      <w:r>
-        <w:t xml:space="preserve"> (</w:t>
-      </w:r>
-      <w:r>
-        <w:rPr>
-          <w:color w:val="EE0000"/>
-        </w:rPr>
-        <w:t>fetch('pages/nueva_entidad/&lt;?=$entidad-&gt;getId()?&gt;', {method: 'DELETE'})</w:t>
-      </w:r>
-      <w:r>
-        <w:rPr>
-          <w:color w:val="EE0000"/>
-        </w:rPr>
-        <w:t xml:space="preserve">, </w:t>
-      </w:r>
-      <w:r>
-        <w:t>carga la pagina que muestra el listado de entidades con render, pero todo esto no se ve nunca porque estamos en el body de</w:t>
-      </w:r>
-      <w:r>
-        <w:t xml:space="preserve"> la llamada DELETE hace hace Fetch, y eso no muestra nada, el navegador no muestra nada porque fetch no reemplaza la pagina, luego se hace </w:t>
-      </w:r>
-      <w:r>
-        <w:t>location.reload()</w:t>
-      </w:r>
-      <w:r>
-        <w:t xml:space="preserve"> y el mensaje se pierde.</w:t>
-      </w:r>
-    </w:p>
-    <w:p>
-      <w:pPr>
-        <w:jc w:val="both"/>
-      </w:pPr>
-      <w:r>
-        <w:t>Asi que la solucion que me da para este problema la IA es esta:</w:t>
-      </w:r>
-    </w:p>
-    <w:p>
-      <w:pPr>
-        <w:pStyle w:val="Sinespaciado"/>
-        <w:rPr>
-          <w:color w:val="EE0000"/>
-        </w:rPr>
-      </w:pPr>
-      <w:r>
-        <w:rPr>
-          <w:color w:val="EE0000"/>
-        </w:rPr>
-        <w:t>public function delete(int $id): void {</w:t>
-      </w:r>
-    </w:p>
-    <w:p>
-      <w:pPr>
-        <w:pStyle w:val="Sinespaciado"/>
-        <w:rPr>
-          <w:color w:val="538135" w:themeColor="accent6" w:themeShade="BF"/>
-        </w:rPr>
-      </w:pPr>
-      <w:r>
-        <w:rPr>
-          <w:color w:val="538135" w:themeColor="accent6" w:themeShade="BF"/>
-        </w:rPr>
-        <w:t xml:space="preserve">    $relacionados = $this-&gt;service-&gt;relacionados($id);</w:t>
-      </w:r>
-    </w:p>
-    <w:p>
-      <w:pPr>
-        <w:pStyle w:val="Sinespaciado"/>
-        <w:rPr>
-          <w:color w:val="EE0000"/>
-        </w:rPr>
-      </w:pPr>
-      <w:r>
-        <w:rPr>
-          <w:color w:val="EE0000"/>
-        </w:rPr>
-        <w:t xml:space="preserve">    if ($relacionados) {</w:t>
-      </w:r>
-    </w:p>
-    <w:p>
-      <w:pPr>
-        <w:pStyle w:val="Sinespaciado"/>
-        <w:rPr>
-          <w:color w:val="538135" w:themeColor="accent6" w:themeShade="BF"/>
-        </w:rPr>
-      </w:pPr>
-      <w:r>
-        <w:rPr>
-          <w:color w:val="538135" w:themeColor="accent6" w:themeShade="BF"/>
-        </w:rPr>
-        <w:t xml:space="preserve">        $mensaje = urlencode('No se puede borrar la entidad porque tiene vehículos asociados.');</w:t>
-      </w:r>
-    </w:p>
-    <w:p>
-      <w:pPr>
-        <w:pStyle w:val="Sinespaciado"/>
-        <w:rPr>
-          <w:color w:val="538135" w:themeColor="accent6" w:themeShade="BF"/>
-        </w:rPr>
-      </w:pPr>
-      <w:r>
-        <w:rPr>
-          <w:color w:val="538135" w:themeColor="accent6" w:themeShade="BF"/>
-        </w:rPr>
-        <w:t xml:space="preserve">        header("Location: /mis_pruebas/entidades?error=$mensaje");</w:t>
-      </w:r>
-    </w:p>
-    <w:p>
-      <w:pPr>
-        <w:pStyle w:val="Sinespaciado"/>
-        <w:rPr>
-          <w:color w:val="EE0000"/>
-        </w:rPr>
-      </w:pPr>
-      <w:r>
-        <w:rPr>
-          <w:color w:val="EE0000"/>
-        </w:rPr>
-        <w:t xml:space="preserve">        exit;</w:t>
-      </w:r>
-    </w:p>
-    <w:p>
-      <w:pPr>
-        <w:pStyle w:val="Sinespaciado"/>
-        <w:rPr>
-          <w:color w:val="EE0000"/>
-        </w:rPr>
-      </w:pPr>
-      <w:r>
-        <w:rPr>
-          <w:color w:val="EE0000"/>
-        </w:rPr>
-        <w:t xml:space="preserve">    }</w:t>
-      </w:r>
-    </w:p>
-    <w:p>
-      <w:pPr>
-        <w:pStyle w:val="Sinespaciado"/>
-        <w:rPr>
-          <w:color w:val="EE0000"/>
-        </w:rPr>
-      </w:pPr>
-      <w:r>
-        <w:rPr>
-          <w:color w:val="EE0000"/>
-        </w:rPr>
-        <w:t xml:space="preserve">    $this-&gt;service-&gt;delete($id);</w:t>
-      </w:r>
-    </w:p>
-    <w:p>
-      <w:pPr>
-        <w:pStyle w:val="Sinespaciado"/>
-        <w:rPr>
-          <w:color w:val="EE0000"/>
-        </w:rPr>
-      </w:pPr>
-      <w:r>
-        <w:rPr>
-          <w:color w:val="EE0000"/>
-        </w:rPr>
-        <w:t xml:space="preserve">    header('Location: /mis_pruebas/entidades');</w:t>
-      </w:r>
-    </w:p>
-    <w:p>
-      <w:pPr>
-        <w:pStyle w:val="Sinespaciado"/>
-        <w:rPr>
-          <w:color w:val="EE0000"/>
-        </w:rPr>
-      </w:pPr>
-      <w:r>
-        <w:rPr>
-          <w:color w:val="EE0000"/>
-        </w:rPr>
-        <w:t xml:space="preserve">    exit;</w:t>
-      </w:r>
-    </w:p>
-    <w:p>
-      <w:pPr>
-        <w:pStyle w:val="Sinespaciado"/>
-      </w:pPr>
-      <w:r>
-        <w:t xml:space="preserve">Si </w:t>
-      </w:r>
-      <w:r>
-        <w:t xml:space="preserve">hay relacionados crea la variable $mensaje y ejecuta header para cargar la pagina con el listado de entidades y en la URL le pasa la variable $mensaje. </w:t>
-      </w:r>
-      <w:r>
-        <w:rPr>
-          <w:rFonts w:ascii="Segoe UI Emoji" w:hAnsi="Segoe UI Emoji" w:cs="Segoe UI Emoji"/>
-        </w:rPr>
-        <w:t>✅</w:t>
-      </w:r>
-      <w:r>
-        <w:t xml:space="preserve"> Esto hace que se cargue </w:t>
-      </w:r>
-      <w:r>
-        <w:rPr>
-          <w:b/>
-          <w:bCs/>
-        </w:rPr>
-        <w:t>la misma URL de la lista de entidades</w:t>
-      </w:r>
-      <w:r>
-        <w:t>, pero añadiendo:</w:t>
-      </w:r>
-      <w:r>
-        <w:t xml:space="preserve"> </w:t>
-      </w:r>
-      <w:r>
-        <w:t>/mis_pruebas/entidades?error=No%20se%20puede%20borrar...</w:t>
-      </w:r>
-    </w:p>
-    <w:p>
-      <w:pPr>
-        <w:pStyle w:val="Sinespaciado"/>
-      </w:pPr>
-      <w:r>
-        <w:t>Tambien hay que modificar el metodo list() del Controller, poniendo esto:</w:t>
-      </w:r>
-    </w:p>
-    <w:p>
-      <w:pPr>
-        <w:pStyle w:val="Sinespaciado"/>
-        <w:rPr>
-          <w:color w:val="EE0000"/>
-        </w:rPr>
-      </w:pPr>
-      <w:r>
-        <w:rPr>
-          <w:color w:val="EE0000"/>
-        </w:rPr>
-        <w:t>public function list(): void {</w:t>
-      </w:r>
-    </w:p>
-    <w:p>
-      <w:pPr>
-        <w:pStyle w:val="Sinespaciado"/>
-        <w:rPr>
-          <w:color w:val="00B050"/>
-        </w:rPr>
-      </w:pPr>
-      <w:r>
-        <w:rPr>
-          <w:color w:val="EE0000"/>
-        </w:rPr>
-        <w:t xml:space="preserve">    </w:t>
-      </w:r>
-      <w:r>
-        <w:rPr>
-          <w:color w:val="00B050"/>
-        </w:rPr>
-        <w:t>$entidades = $this-&gt;service-&gt;findAll();</w:t>
-      </w:r>
-    </w:p>
-    <w:p>
-      <w:pPr>
-        <w:pStyle w:val="Sinespaciado"/>
-        <w:rPr>
-          <w:color w:val="2F5496" w:themeColor="accent1" w:themeShade="BF"/>
-        </w:rPr>
-      </w:pPr>
-      <w:r>
-        <w:rPr>
-          <w:color w:val="2F5496" w:themeColor="accent1" w:themeShade="BF"/>
-        </w:rPr>
-        <w:t xml:space="preserve">    $error = $_GET['error'] ?? null;</w:t>
-      </w:r>
-    </w:p>
-    <w:p>
-      <w:pPr>
-        <w:pStyle w:val="Sinespaciado"/>
-        <w:rPr>
-          <w:color w:val="EE0000"/>
-        </w:rPr>
-      </w:pPr>
-      <w:r>
-        <w:rPr>
-          <w:color w:val="2F5496" w:themeColor="accent1" w:themeShade="BF"/>
-        </w:rPr>
-        <w:t xml:space="preserve">    $this-&gt;pages-&gt;render('entidades', ['entidades' =&gt; $entidades,</w:t>
-      </w:r>
-      <w:r>
-        <w:rPr>
-          <w:color w:val="2F5496" w:themeColor="accent1" w:themeShade="BF"/>
-        </w:rPr>
-        <w:t xml:space="preserve"> </w:t>
-      </w:r>
-      <w:r>
-        <w:rPr>
-          <w:color w:val="2F5496" w:themeColor="accent1" w:themeShade="BF"/>
-        </w:rPr>
-        <w:t>'error' =&gt; $error]);</w:t>
-      </w:r>
-    </w:p>
-    <w:p>
-      <w:pPr>
-        <w:pStyle w:val="Sinespaciado"/>
-        <w:rPr>
-          <w:color w:val="EE0000"/>
-        </w:rPr>
-      </w:pPr>
-      <w:r>
-        <w:rPr>
-          <w:color w:val="EE0000"/>
-        </w:rPr>
-        <w:t>}</w:t>
-      </w:r>
-    </w:p>
-    <w:p>
-      <w:pPr>
-        <w:jc w:val="both"/>
-      </w:pPr>
-      <w:r>
-        <w:t>De esta forma si llegara la variable $error al listado de entidades</w:t>
-      </w:r>
-      <w:r>
-        <w:t>.</w:t>
-      </w:r>
-    </w:p>
-    <w:p>
-      <w:pPr>
-        <w:jc w:val="both"/>
-      </w:pPr>
-      <w:r>
-        <w:t>Nos estamos preguntando porque esta forma de hacerlo si muestra el mesaje de error y la otra no. La anterior forma de hacerlo:</w:t>
-      </w:r>
-    </w:p>
-    <w:p>
-      <w:pPr>
-        <w:pStyle w:val="Sinespaciado"/>
-        <w:rPr>
-          <w:color w:val="538135" w:themeColor="accent6" w:themeShade="BF"/>
-        </w:rPr>
-      </w:pPr>
-      <w:r>
-        <w:rPr>
-          <w:color w:val="538135" w:themeColor="accent6" w:themeShade="BF"/>
-        </w:rPr>
-        <w:t>            $entidades = $this-&gt;service-&gt;findAll();</w:t>
-      </w:r>
-    </w:p>
-    <w:p>
-      <w:pPr>
-        <w:pStyle w:val="Sinespaciado"/>
-        <w:rPr>
-          <w:color w:val="538135" w:themeColor="accent6" w:themeShade="BF"/>
-        </w:rPr>
-      </w:pPr>
-      <w:r>
-        <w:rPr>
-          <w:color w:val="538135" w:themeColor="accent6" w:themeShade="BF"/>
-        </w:rPr>
-        <w:t>            $this-&gt;pages-&gt;render('entidades', ['entidades' =&gt; $entidades,'error' =&gt; 'No se puede borrar hay asociados.']);</w:t>
-      </w:r>
-    </w:p>
-    <w:p>
-      <w:pPr>
-        <w:jc w:val="both"/>
-      </w:pPr>
-      <w:r>
-        <w:lastRenderedPageBreak/>
-        <w:t>consulta listado de entidades y render la pagina entidades, todo esto es codigo, se hace desde fetch, recordemos que render de la clase Page, despues de desemcapsular hace esto:</w:t>
-      </w:r>
-    </w:p>
-    <w:p>
-      <w:pPr>
-        <w:pStyle w:val="Sinespaciado"/>
-        <w:rPr>
-          <w:color w:val="2F5496" w:themeColor="accent1" w:themeShade="BF"/>
-        </w:rPr>
-      </w:pPr>
-      <w:r>
-        <w:rPr>
-          <w:color w:val="2F5496" w:themeColor="accent1" w:themeShade="BF"/>
-        </w:rPr>
-        <w:t xml:space="preserve">        require_once "pages/header.php";</w:t>
-      </w:r>
-    </w:p>
-    <w:p>
-      <w:pPr>
-        <w:pStyle w:val="Sinespaciado"/>
-        <w:rPr>
-          <w:color w:val="2F5496" w:themeColor="accent1" w:themeShade="BF"/>
-        </w:rPr>
-      </w:pPr>
-      <w:r>
-        <w:rPr>
-          <w:color w:val="2F5496" w:themeColor="accent1" w:themeShade="BF"/>
-        </w:rPr>
-        <w:t>        require_once "pages/$pageName.php";</w:t>
-      </w:r>
-    </w:p>
-    <w:p>
-      <w:pPr>
-        <w:pStyle w:val="Sinespaciado"/>
-        <w:rPr>
-          <w:color w:val="2F5496" w:themeColor="accent1" w:themeShade="BF"/>
-        </w:rPr>
-      </w:pPr>
-      <w:r>
-        <w:rPr>
-          <w:color w:val="2F5496" w:themeColor="accent1" w:themeShade="BF"/>
-        </w:rPr>
-        <w:t>        require_once "pages/footer.php";</w:t>
-      </w:r>
-    </w:p>
-    <w:p>
-      <w:pPr>
-        <w:jc w:val="both"/>
-      </w:pPr>
-      <w:r>
-        <w:t>Esto no carga una pagina, esto solo incrusta el codigo de los 3 require en la pagina actual, pero todavia estamos en la pagina que ejecuto el fetch, y bajo el ambito de fetch, con lo que no se muestra nada.</w:t>
-      </w:r>
-    </w:p>
-    <w:p>
-      <w:pPr>
-        <w:jc w:val="both"/>
-      </w:pPr>
-      <w:r>
-        <w:t>Pero la nueva forma hace</w:t>
-      </w:r>
-      <w:r>
-        <w:t>:</w:t>
-      </w:r>
-    </w:p>
-    <w:p>
-      <w:pPr>
-        <w:pStyle w:val="Sinespaciado"/>
-        <w:ind w:left="708"/>
-        <w:rPr>
-          <w:color w:val="2F5496" w:themeColor="accent1" w:themeShade="BF"/>
-        </w:rPr>
-      </w:pPr>
-      <w:r>
-        <w:rPr>
-          <w:color w:val="2F5496" w:themeColor="accent1" w:themeShade="BF"/>
-        </w:rPr>
-        <w:t>$mensaje = urlencode('No se puede borrar la entidad porque tiene vehículos asociados.');</w:t>
-      </w:r>
-    </w:p>
-    <w:p>
-      <w:pPr>
-        <w:pStyle w:val="Sinespaciado"/>
-        <w:ind w:left="708"/>
-        <w:rPr>
-          <w:color w:val="2F5496" w:themeColor="accent1" w:themeShade="BF"/>
-        </w:rPr>
-      </w:pPr>
-      <w:r>
-        <w:rPr>
-          <w:color w:val="2F5496" w:themeColor="accent1" w:themeShade="BF"/>
-        </w:rPr>
-        <w:t>header("Location: /mis_pruebas/entidades?error=$mensaje");</w:t>
-      </w:r>
-    </w:p>
-    <w:p>
-      <w:pPr>
-        <w:jc w:val="both"/>
-      </w:pPr>
-      <w:r>
-        <w:t>Aquí si hay una carga, aunque estemos en el ambito de fetch, pero se hace un header que sirve para cargar una pagina nueva.</w:t>
-      </w:r>
-    </w:p>
-    <w:p>
-      <w:pPr>
-        <w:jc w:val="both"/>
-      </w:pPr>
-      <w:r>
-        <w:t>Recordemos que en este programa, solo se cargan paginas nuevas cuando se pulsa un boton que tiene un href. Lo demas son composiones que hace render con los datos que lee de las consultas, pero en la misma web que esta, es decir, la web que se llamo al pulsar un boton con un href, y cuya ruta esta en el router.</w:t>
-      </w:r>
-    </w:p>
-    <w:p>
-      <w:pPr>
-        <w:jc w:val="both"/>
-      </w:pPr>
-      <w:r>
-        <w:t>Esta segunda forma tampoco funciona, no muestra nada por el mismo motivo</w:t>
-      </w:r>
-      <w:r>
-        <w:t>.</w:t>
-      </w:r>
-      <w:r>
-        <w:t xml:space="preserve"> Aunque se pasa una variable $mesaje en la cargar con header, cuando llega almetdo list() </w:t>
-      </w:r>
-      <w:r>
-        <w:rPr>
-          <w:color w:val="EE0000"/>
-        </w:rPr>
-        <w:t>$_GET['error']</w:t>
-      </w:r>
-      <w:r>
-        <w:t xml:space="preserve"> esta vacio, porque como fetch no permite cargar ninguna pagina, pues no existe GET con valores. Y despues hace el render que tampoco muestra nada y ya termina el fetch con el reload.</w:t>
-      </w:r>
-    </w:p>
-    <w:p>
-      <w:pPr>
-        <w:jc w:val="both"/>
-      </w:pPr>
-      <w:r>
-        <w:t>Para solucionarlo:</w:t>
-      </w:r>
-    </w:p>
-    <w:p>
-      <w:pPr>
-        <w:jc w:val="both"/>
-        <w:rPr>
-          <w:b/>
-          <w:bCs/>
-        </w:rPr>
-      </w:pPr>
-      <w:r>
-        <w:rPr>
-          <w:b/>
-          <w:bCs/>
-        </w:rPr>
-        <w:t>Opción A: dejar de usar fetch() y redirigir con &lt;a href&gt;</w:t>
-      </w:r>
-    </w:p>
-    <w:p>
-      <w:pPr>
-        <w:jc w:val="both"/>
-      </w:pPr>
-      <w:r>
-        <w:t>La forma más sencilla: en lugar de usar fetch, haz un enlace con ?delete=ID que invoque DELETE desde el backend y redirija correctamente:</w:t>
-      </w:r>
-    </w:p>
-    <w:p>
-      <w:pPr>
-        <w:jc w:val="both"/>
-      </w:pPr>
-      <w:r>
-        <w:rPr>
-          <w:b/>
-          <w:bCs/>
-        </w:rPr>
-        <w:t>Botón corregido:</w:t>
-      </w:r>
-    </w:p>
-    <w:p>
-      <w:pPr>
-        <w:jc w:val="both"/>
-        <w:rPr>
-          <w:color w:val="2F5496" w:themeColor="accent1" w:themeShade="BF"/>
-        </w:rPr>
-      </w:pPr>
-      <w:r>
-        <w:rPr>
-          <w:color w:val="2F5496" w:themeColor="accent1" w:themeShade="BF"/>
-        </w:rPr>
-        <w:t>&lt;a href="</w:t>
-      </w:r>
-      <w:r>
-        <w:rPr>
-          <w:color w:val="2F5496" w:themeColor="accent1" w:themeShade="BF"/>
-        </w:rPr>
-        <w:t>pages/borrar/&lt;?=$entidad-&gt;getId()?&gt;</w:t>
-      </w:r>
-      <w:r>
-        <w:rPr>
-          <w:color w:val="2F5496" w:themeColor="accent1" w:themeShade="BF"/>
-        </w:rPr>
-        <w:t xml:space="preserve"> </w:t>
-      </w:r>
-      <w:r>
-        <w:rPr>
-          <w:color w:val="2F5496" w:themeColor="accent1" w:themeShade="BF"/>
-        </w:rPr>
-        <w:t xml:space="preserve">  class="btn btn-sm btn-outline-danger"</w:t>
-      </w:r>
-      <w:r>
-        <w:rPr>
-          <w:color w:val="2F5496" w:themeColor="accent1" w:themeShade="BF"/>
-        </w:rPr>
-        <w:t xml:space="preserve"> </w:t>
-      </w:r>
-      <w:r>
-        <w:rPr>
-          <w:color w:val="2F5496" w:themeColor="accent1" w:themeShade="BF"/>
-        </w:rPr>
-        <w:t xml:space="preserve">  onclick="return confirm('¿Estás seguro de que quieres eliminar esta entidad?')"&gt;</w:t>
-      </w:r>
-    </w:p>
-    <w:p>
-      <w:pPr>
-        <w:jc w:val="both"/>
-        <w:rPr>
-          <w:color w:val="2F5496" w:themeColor="accent1" w:themeShade="BF"/>
-        </w:rPr>
-      </w:pPr>
-      <w:r>
-        <w:rPr>
-          <w:color w:val="2F5496" w:themeColor="accent1" w:themeShade="BF"/>
-        </w:rPr>
-        <w:t xml:space="preserve">    &lt;i class="bi bi-trash"&gt;&lt;/i&gt;</w:t>
-      </w:r>
-    </w:p>
-    <w:p>
-      <w:pPr>
-        <w:jc w:val="both"/>
-      </w:pPr>
-      <w:r>
-        <w:t>Y asegúrate que tu routes.php tenga algo como:</w:t>
-      </w:r>
-    </w:p>
-    <w:p>
-      <w:pPr>
-        <w:jc w:val="both"/>
-        <w:rPr>
-          <w:color w:val="2F5496" w:themeColor="accent1" w:themeShade="BF"/>
-        </w:rPr>
-      </w:pPr>
-      <w:r>
-        <w:rPr>
-          <w:color w:val="2F5496" w:themeColor="accent1" w:themeShade="BF"/>
-        </w:rPr>
-        <w:t>Router::add('GET', '/pages/borrar/:id', function($entidadId){return (new EntidadController())-&gt;delete($entidadId);});</w:t>
-      </w:r>
-    </w:p>
-    <w:p>
-      <w:pPr>
-        <w:jc w:val="both"/>
-      </w:pPr>
-    </w:p>
-    <w:p>
-      <w:pPr>
-        <w:jc w:val="both"/>
-      </w:pPr>
-      <w:r>
-        <w:t xml:space="preserve">Así se hará la llamada </w:t>
-      </w:r>
-      <w:r>
-        <w:rPr>
-          <w:b/>
-          <w:bCs/>
-        </w:rPr>
-        <w:t>por GET</w:t>
-      </w:r>
-      <w:r>
-        <w:t>, y la redirección con header() funcionará como esperas.</w:t>
-      </w:r>
-    </w:p>
-    <w:p>
-      <w:pPr>
-        <w:jc w:val="both"/>
-      </w:pPr>
-      <w:r>
-        <w:lastRenderedPageBreak/>
         <w:t>He hecho lo que me indica aquí</w:t>
       </w:r>
       <w:r>
@@ -6251,6 +6274,7 @@
         </w:rPr>
       </w:pPr>
       <w:r>
+        <w:lastRenderedPageBreak/>
         <w:t>La funcion delete de Controller hay que cambiar esto:</w:t>
       </w:r>
       <w:r>
@@ -6354,117 +6378,328 @@
         <w:rPr>
           <w:color w:val="2F5496" w:themeColor="accent1" w:themeShade="BF"/>
         </w:rPr>
+        <w:t xml:space="preserve">          $this-&gt;pages-&gt;render('entidades', ['entidades' =&gt; $entidades, 'error' =&gt; $mesanje]);</w:t>
+      </w:r>
+    </w:p>
+    <w:p>
+      <w:pPr>
+        <w:jc w:val="both"/>
+        <w:rPr>
+          <w:color w:val="EE0000"/>
+        </w:rPr>
+      </w:pPr>
+      <w:r>
+        <w:rPr>
+          <w:color w:val="EE0000"/>
+        </w:rPr>
+        <w:t xml:space="preserve">           exit;</w:t>
+      </w:r>
+    </w:p>
+    <w:p>
+      <w:pPr>
+        <w:jc w:val="both"/>
+        <w:rPr>
+          <w:color w:val="EE0000"/>
+        </w:rPr>
+      </w:pPr>
+      <w:r>
+        <w:rPr>
+          <w:color w:val="EE0000"/>
+        </w:rPr>
+        <w:t>        }</w:t>
+      </w:r>
+    </w:p>
+    <w:p>
+      <w:pPr>
+        <w:jc w:val="both"/>
+        <w:rPr>
+          <w:color w:val="EE0000"/>
+        </w:rPr>
+      </w:pPr>
+      <w:r>
+        <w:rPr>
+          <w:color w:val="EE0000"/>
+        </w:rPr>
+        <w:t>        $this-&gt;service-&gt;delete($id);</w:t>
+      </w:r>
+    </w:p>
+    <w:p>
+      <w:pPr>
+        <w:jc w:val="both"/>
+        <w:rPr>
+          <w:color w:val="EE0000"/>
+        </w:rPr>
+      </w:pPr>
+      <w:r>
+        <w:rPr>
+          <w:color w:val="EE0000"/>
+        </w:rPr>
+        <w:t xml:space="preserve">        header('Location: /mis_pruebas/entidades'); </w:t>
+      </w:r>
+    </w:p>
+    <w:p>
+      <w:pPr>
+        <w:jc w:val="both"/>
+      </w:pPr>
+      <w:r>
+        <w:rPr>
+          <w:color w:val="EE0000"/>
+        </w:rPr>
+        <w:t>        exit;</w:t>
+      </w:r>
+    </w:p>
+    <w:p>
+      <w:pPr>
+        <w:jc w:val="both"/>
+      </w:pPr>
+      <w:r>
+        <w:t xml:space="preserve">Al pulsar el boton de borrar, se va a index, luego a elige la funcion delete del router, y en delete del controller, si hay relacionados, lee otra vez las entidades con finAll() y llama a Render con el parametro encapsulado del mensaje de error. Desde el mismo metodo delete lee las entidades y las muestra con el error. El resultado es el mismo pero sin hacer una carga de pagina, sino desde la misma que estamos </w:t>
+      </w:r>
+      <w:r>
+        <w:t>cuando se pulso el boto delete</w:t>
+      </w:r>
+    </w:p>
+    <w:p>
+      <w:pPr>
+        <w:jc w:val="both"/>
+      </w:pPr>
+    </w:p>
+    <w:p>
+      <w:pPr>
+        <w:jc w:val="both"/>
+      </w:pPr>
+      <w:r>
+        <w:t xml:space="preserve">Opcion B: </w:t>
+      </w:r>
+      <w:r>
+        <w:rPr>
+          <w:b/>
+          <w:bCs/>
+        </w:rPr>
+        <w:t>O bien</w:t>
+      </w:r>
+      <w:r>
+        <w:t>, si quieres mantener fetch(), devuelve JSON con el mensaje de error y muéstralo en JS. Ejemplo:</w:t>
+      </w:r>
+    </w:p>
+    <w:p>
+      <w:pPr>
+        <w:jc w:val="both"/>
+      </w:pPr>
+      <w:r>
+        <w:t>// En delete()</w:t>
+      </w:r>
+    </w:p>
+    <w:p>
+      <w:pPr>
+        <w:pStyle w:val="Sinespaciado"/>
+        <w:ind w:left="708"/>
+        <w:rPr>
+          <w:color w:val="EE0000"/>
+        </w:rPr>
+      </w:pPr>
+      <w:r>
+        <w:rPr>
+          <w:color w:val="EE0000"/>
+        </w:rPr>
+        <w:t>if ($relacionados) {</w:t>
+      </w:r>
+    </w:p>
+    <w:p>
+      <w:pPr>
+        <w:pStyle w:val="Sinespaciado"/>
+        <w:ind w:left="708"/>
+        <w:rPr>
+          <w:color w:val="EE0000"/>
+        </w:rPr>
+      </w:pPr>
+      <w:r>
+        <w:rPr>
+          <w:color w:val="EE0000"/>
+        </w:rPr>
+        <w:t xml:space="preserve">    header('Content-Type: application/json');</w:t>
+      </w:r>
+    </w:p>
+    <w:p>
+      <w:pPr>
+        <w:pStyle w:val="Sinespaciado"/>
+        <w:ind w:left="708"/>
+        <w:rPr>
+          <w:color w:val="EE0000"/>
+        </w:rPr>
+      </w:pPr>
+      <w:r>
+        <w:rPr>
+          <w:color w:val="EE0000"/>
+        </w:rPr>
+        <w:t xml:space="preserve">    echo json_encode([</w:t>
+      </w:r>
+    </w:p>
+    <w:p>
+      <w:pPr>
+        <w:pStyle w:val="Sinespaciado"/>
+        <w:ind w:left="708"/>
+        <w:rPr>
+          <w:color w:val="EE0000"/>
+        </w:rPr>
+      </w:pPr>
+      <w:r>
+        <w:rPr>
+          <w:color w:val="EE0000"/>
+        </w:rPr>
+        <w:t xml:space="preserve">        'success' =&gt; false,</w:t>
+      </w:r>
+    </w:p>
+    <w:p>
+      <w:pPr>
+        <w:pStyle w:val="Sinespaciado"/>
+        <w:ind w:left="708"/>
+        <w:rPr>
+          <w:color w:val="EE0000"/>
+        </w:rPr>
+      </w:pPr>
+      <w:r>
+        <w:rPr>
+          <w:color w:val="EE0000"/>
+        </w:rPr>
+        <w:t xml:space="preserve">        'error' =&gt; 'No se puede borrar la entidad porque hay relacionados.'</w:t>
+      </w:r>
+    </w:p>
+    <w:p>
+      <w:pPr>
+        <w:pStyle w:val="Sinespaciado"/>
+        <w:ind w:left="708"/>
+        <w:rPr>
+          <w:color w:val="EE0000"/>
+        </w:rPr>
+      </w:pPr>
+      <w:r>
+        <w:rPr>
+          <w:color w:val="EE0000"/>
+        </w:rPr>
+        <w:t xml:space="preserve">    ]);</w:t>
+      </w:r>
+    </w:p>
+    <w:p>
+      <w:pPr>
+        <w:pStyle w:val="Sinespaciado"/>
+        <w:ind w:left="708"/>
+        <w:rPr>
+          <w:color w:val="EE0000"/>
+        </w:rPr>
+      </w:pPr>
+      <w:r>
+        <w:rPr>
+          <w:color w:val="EE0000"/>
+        </w:rPr>
+        <w:t xml:space="preserve">    exit;</w:t>
+      </w:r>
+    </w:p>
+    <w:p>
+      <w:pPr>
+        <w:pStyle w:val="Sinespaciado"/>
+        <w:ind w:left="708"/>
+        <w:rPr>
+          <w:color w:val="EE0000"/>
+        </w:rPr>
+      </w:pPr>
+      <w:r>
+        <w:rPr>
+          <w:color w:val="EE0000"/>
+        </w:rPr>
+        <w:t>}</w:t>
+      </w:r>
+    </w:p>
+    <w:p>
+      <w:pPr>
+        <w:jc w:val="both"/>
+      </w:pPr>
+      <w:r>
         <w:lastRenderedPageBreak/>
-        <w:t xml:space="preserve">          $this-&gt;pages-&gt;render('entidades', ['entidades' =&gt; $entidades, 'error' =&gt; $mesanje]);</w:t>
+        <w:t>// Tras borrar</w:t>
+      </w:r>
+    </w:p>
+    <w:p>
+      <w:pPr>
+        <w:pStyle w:val="Sinespaciado"/>
+        <w:ind w:left="708"/>
+        <w:rPr>
+          <w:color w:val="EE0000"/>
+        </w:rPr>
+      </w:pPr>
+      <w:r>
+        <w:rPr>
+          <w:color w:val="EE0000"/>
+        </w:rPr>
+        <w:t>header('Content-Type: application/json');</w:t>
+      </w:r>
+    </w:p>
+    <w:p>
+      <w:pPr>
+        <w:pStyle w:val="Sinespaciado"/>
+        <w:ind w:left="708"/>
+        <w:rPr>
+          <w:color w:val="EE0000"/>
+        </w:rPr>
+      </w:pPr>
+      <w:r>
+        <w:rPr>
+          <w:color w:val="EE0000"/>
+        </w:rPr>
+        <w:t>echo json_encode([</w:t>
+      </w:r>
+    </w:p>
+    <w:p>
+      <w:pPr>
+        <w:pStyle w:val="Sinespaciado"/>
+        <w:ind w:left="708"/>
+        <w:rPr>
+          <w:color w:val="EE0000"/>
+        </w:rPr>
+      </w:pPr>
+      <w:r>
+        <w:rPr>
+          <w:color w:val="EE0000"/>
+        </w:rPr>
+        <w:t xml:space="preserve">    'success' =&gt; true</w:t>
+      </w:r>
+    </w:p>
+    <w:p>
+      <w:pPr>
+        <w:pStyle w:val="Sinespaciado"/>
+        <w:ind w:left="708"/>
+        <w:rPr>
+          <w:color w:val="EE0000"/>
+        </w:rPr>
+      </w:pPr>
+      <w:r>
+        <w:rPr>
+          <w:color w:val="EE0000"/>
+        </w:rPr>
+        <w:t>]);</w:t>
+      </w:r>
+    </w:p>
+    <w:p>
+      <w:pPr>
+        <w:pStyle w:val="Sinespaciado"/>
+        <w:ind w:left="708"/>
+        <w:rPr>
+          <w:color w:val="EE0000"/>
+        </w:rPr>
+      </w:pPr>
+      <w:r>
+        <w:rPr>
+          <w:color w:val="EE0000"/>
+        </w:rPr>
+        <w:t>exit;</w:t>
       </w:r>
     </w:p>
     <w:p>
       <w:pPr>
         <w:jc w:val="both"/>
-        <w:rPr>
-          <w:color w:val="EE0000"/>
-        </w:rPr>
-      </w:pPr>
-      <w:r>
-        <w:rPr>
-          <w:color w:val="EE0000"/>
-        </w:rPr>
-        <w:t xml:space="preserve">           exit;</w:t>
-      </w:r>
-    </w:p>
-    <w:p>
-      <w:pPr>
-        <w:jc w:val="both"/>
-        <w:rPr>
-          <w:color w:val="EE0000"/>
-        </w:rPr>
-      </w:pPr>
-      <w:r>
-        <w:rPr>
-          <w:color w:val="EE0000"/>
-        </w:rPr>
-        <w:t>        }</w:t>
-      </w:r>
-    </w:p>
-    <w:p>
-      <w:pPr>
-        <w:jc w:val="both"/>
-        <w:rPr>
-          <w:color w:val="EE0000"/>
-        </w:rPr>
-      </w:pPr>
-      <w:r>
-        <w:rPr>
-          <w:color w:val="EE0000"/>
-        </w:rPr>
-        <w:t>        $this-&gt;service-&gt;delete($id);</w:t>
-      </w:r>
-    </w:p>
-    <w:p>
-      <w:pPr>
-        <w:jc w:val="both"/>
-        <w:rPr>
-          <w:color w:val="EE0000"/>
-        </w:rPr>
-      </w:pPr>
-      <w:r>
-        <w:rPr>
-          <w:color w:val="EE0000"/>
-        </w:rPr>
-        <w:t xml:space="preserve">        header('Location: /mis_pruebas/entidades'); </w:t>
-      </w:r>
-    </w:p>
-    <w:p>
-      <w:pPr>
-        <w:jc w:val="both"/>
-      </w:pPr>
-      <w:r>
-        <w:rPr>
-          <w:color w:val="EE0000"/>
-        </w:rPr>
-        <w:t>        exit;</w:t>
-      </w:r>
-    </w:p>
-    <w:p>
-      <w:pPr>
-        <w:jc w:val="both"/>
-      </w:pPr>
-      <w:r>
-        <w:t xml:space="preserve">Al pulsar el boton de borrar, se va a index, luego a elige la funcion delete del router, y en delete del controller, si hay relacionados, lee otra vez las entidades con finAll() y llama a Render con el parametro encapsulado del mensaje de error. Desde el mismo metodo delete lee las entidades y las muestra con el error. El resultado es el mismo pero sin hacer una carga de pagina, sino desde la misma que estamos </w:t>
-      </w:r>
-      <w:r>
-        <w:t>cuando se pulso el boto delete</w:t>
-      </w:r>
-    </w:p>
-    <w:p>
-      <w:pPr>
-        <w:jc w:val="both"/>
-      </w:pPr>
-    </w:p>
-    <w:p>
-      <w:pPr>
-        <w:jc w:val="both"/>
-      </w:pPr>
-      <w:r>
-        <w:t xml:space="preserve">Opcion B: </w:t>
-      </w:r>
-      <w:r>
-        <w:rPr>
-          <w:b/>
-          <w:bCs/>
-        </w:rPr>
-        <w:t>O bien</w:t>
-      </w:r>
-      <w:r>
-        <w:t>, si quieres mantener fetch(), devuelve JSON con el mensaje de error y muéstralo en JS. Ejemplo:</w:t>
-      </w:r>
-    </w:p>
-    <w:p>
-      <w:pPr>
-        <w:jc w:val="both"/>
-      </w:pPr>
-      <w:r>
-        <w:t>// En delete()</w:t>
+      </w:pPr>
+      <w:r>
+        <w:t>Y en tu botón JS:</w:t>
       </w:r>
     </w:p>
     <w:p>
@@ -6479,7 +6714,7 @@
         <w:rPr>
           <w:color w:val="EE0000"/>
         </w:rPr>
-        <w:t>if ($relacionados) {</w:t>
+        <w:t>fetch('/mis_pruebas/entidades/borrar/&lt;?=$entidad-&gt;getId()?&gt;', {method: 'DELETE'})</w:t>
       </w:r>
     </w:p>
     <w:p>
@@ -6494,218 +6729,6 @@
         <w:rPr>
           <w:color w:val="EE0000"/>
         </w:rPr>
-        <w:t xml:space="preserve">    header('Content-Type: application/json');</w:t>
-      </w:r>
-    </w:p>
-    <w:p>
-      <w:pPr>
-        <w:pStyle w:val="Sinespaciado"/>
-        <w:ind w:left="708"/>
-        <w:rPr>
-          <w:color w:val="EE0000"/>
-        </w:rPr>
-      </w:pPr>
-      <w:r>
-        <w:rPr>
-          <w:color w:val="EE0000"/>
-        </w:rPr>
-        <w:t xml:space="preserve">    echo json_encode([</w:t>
-      </w:r>
-    </w:p>
-    <w:p>
-      <w:pPr>
-        <w:pStyle w:val="Sinespaciado"/>
-        <w:ind w:left="708"/>
-        <w:rPr>
-          <w:color w:val="EE0000"/>
-        </w:rPr>
-      </w:pPr>
-      <w:r>
-        <w:rPr>
-          <w:color w:val="EE0000"/>
-        </w:rPr>
-        <w:t xml:space="preserve">        'success' =&gt; false,</w:t>
-      </w:r>
-    </w:p>
-    <w:p>
-      <w:pPr>
-        <w:pStyle w:val="Sinespaciado"/>
-        <w:ind w:left="708"/>
-        <w:rPr>
-          <w:color w:val="EE0000"/>
-        </w:rPr>
-      </w:pPr>
-      <w:r>
-        <w:rPr>
-          <w:color w:val="EE0000"/>
-        </w:rPr>
-        <w:t xml:space="preserve">        'error' =&gt; 'No se puede borrar la entidad porque hay relacionados.'</w:t>
-      </w:r>
-    </w:p>
-    <w:p>
-      <w:pPr>
-        <w:pStyle w:val="Sinespaciado"/>
-        <w:ind w:left="708"/>
-        <w:rPr>
-          <w:color w:val="EE0000"/>
-        </w:rPr>
-      </w:pPr>
-      <w:r>
-        <w:rPr>
-          <w:color w:val="EE0000"/>
-        </w:rPr>
-        <w:t xml:space="preserve">    ]);</w:t>
-      </w:r>
-    </w:p>
-    <w:p>
-      <w:pPr>
-        <w:pStyle w:val="Sinespaciado"/>
-        <w:ind w:left="708"/>
-        <w:rPr>
-          <w:color w:val="EE0000"/>
-        </w:rPr>
-      </w:pPr>
-      <w:r>
-        <w:rPr>
-          <w:color w:val="EE0000"/>
-        </w:rPr>
-        <w:t xml:space="preserve">    exit;</w:t>
-      </w:r>
-    </w:p>
-    <w:p>
-      <w:pPr>
-        <w:pStyle w:val="Sinespaciado"/>
-        <w:ind w:left="708"/>
-        <w:rPr>
-          <w:color w:val="EE0000"/>
-        </w:rPr>
-      </w:pPr>
-      <w:r>
-        <w:rPr>
-          <w:color w:val="EE0000"/>
-        </w:rPr>
-        <w:t>}</w:t>
-      </w:r>
-    </w:p>
-    <w:p>
-      <w:pPr>
-        <w:jc w:val="both"/>
-      </w:pPr>
-      <w:r>
-        <w:t>// Tras borrar</w:t>
-      </w:r>
-    </w:p>
-    <w:p>
-      <w:pPr>
-        <w:pStyle w:val="Sinespaciado"/>
-        <w:ind w:left="708"/>
-        <w:rPr>
-          <w:color w:val="EE0000"/>
-        </w:rPr>
-      </w:pPr>
-      <w:r>
-        <w:rPr>
-          <w:color w:val="EE0000"/>
-        </w:rPr>
-        <w:t>header('Content-Type: application/json');</w:t>
-      </w:r>
-    </w:p>
-    <w:p>
-      <w:pPr>
-        <w:pStyle w:val="Sinespaciado"/>
-        <w:ind w:left="708"/>
-        <w:rPr>
-          <w:color w:val="EE0000"/>
-        </w:rPr>
-      </w:pPr>
-      <w:r>
-        <w:rPr>
-          <w:color w:val="EE0000"/>
-        </w:rPr>
-        <w:t>echo json_encode([</w:t>
-      </w:r>
-    </w:p>
-    <w:p>
-      <w:pPr>
-        <w:pStyle w:val="Sinespaciado"/>
-        <w:ind w:left="708"/>
-        <w:rPr>
-          <w:color w:val="EE0000"/>
-        </w:rPr>
-      </w:pPr>
-      <w:r>
-        <w:rPr>
-          <w:color w:val="EE0000"/>
-        </w:rPr>
-        <w:t xml:space="preserve">    'success' =&gt; true</w:t>
-      </w:r>
-    </w:p>
-    <w:p>
-      <w:pPr>
-        <w:pStyle w:val="Sinespaciado"/>
-        <w:ind w:left="708"/>
-        <w:rPr>
-          <w:color w:val="EE0000"/>
-        </w:rPr>
-      </w:pPr>
-      <w:r>
-        <w:rPr>
-          <w:color w:val="EE0000"/>
-        </w:rPr>
-        <w:t>]);</w:t>
-      </w:r>
-    </w:p>
-    <w:p>
-      <w:pPr>
-        <w:pStyle w:val="Sinespaciado"/>
-        <w:ind w:left="708"/>
-        <w:rPr>
-          <w:color w:val="EE0000"/>
-        </w:rPr>
-      </w:pPr>
-      <w:r>
-        <w:rPr>
-          <w:color w:val="EE0000"/>
-        </w:rPr>
-        <w:t>exit;</w:t>
-      </w:r>
-    </w:p>
-    <w:p>
-      <w:pPr>
-        <w:jc w:val="both"/>
-      </w:pPr>
-      <w:r>
-        <w:t>Y en tu botón JS:</w:t>
-      </w:r>
-    </w:p>
-    <w:p>
-      <w:pPr>
-        <w:pStyle w:val="Sinespaciado"/>
-        <w:ind w:left="708"/>
-        <w:rPr>
-          <w:color w:val="EE0000"/>
-        </w:rPr>
-      </w:pPr>
-      <w:r>
-        <w:rPr>
-          <w:color w:val="EE0000"/>
-        </w:rPr>
-        <w:t>fetch('/mis_pruebas/entidades/borrar/&lt;?=$entidad-&gt;getId()?&gt;', {method: 'DELETE'})</w:t>
-      </w:r>
-    </w:p>
-    <w:p>
-      <w:pPr>
-        <w:pStyle w:val="Sinespaciado"/>
-        <w:ind w:left="708"/>
-        <w:rPr>
-          <w:color w:val="EE0000"/>
-        </w:rPr>
-      </w:pPr>
-      <w:r>
-        <w:rPr>
-          <w:color w:val="EE0000"/>
-        </w:rPr>
-        <w:lastRenderedPageBreak/>
         <w:t xml:space="preserve">    .then(response =&gt; response.json())</w:t>
       </w:r>
     </w:p>
@@ -7095,6 +7118,7 @@
         <w:rPr>
           <w:color w:val="EE0000"/>
         </w:rPr>
+        <w:lastRenderedPageBreak/>
         <w:t>HTTP/1.1 200 OK</w:t>
       </w:r>
     </w:p>
@@ -7228,7 +7252,6 @@
           <w:bCs/>
           <w:color w:val="EE0000"/>
         </w:rPr>
-        <w:lastRenderedPageBreak/>
         <w:t>header("Location: /otra_pagina.php");</w:t>
       </w:r>
     </w:p>
@@ -7560,6 +7583,7 @@
         <w:jc w:val="both"/>
       </w:pPr>
       <w:r>
+        <w:lastRenderedPageBreak/>
         <w:t xml:space="preserve">En cuanto haces echo o incluyes un archivo que imprime, PHP </w:t>
       </w:r>
       <w:r>
@@ -7655,7 +7679,6 @@
         <w:rPr>
           <w:color w:val="EE0000"/>
         </w:rPr>
-        <w:lastRenderedPageBreak/>
         <w:t>header("Location: /otra_pagina.php");</w:t>
       </w:r>
     </w:p>
@@ -7976,6 +7999,7 @@
           <w:b/>
           <w:bCs/>
         </w:rPr>
+        <w:lastRenderedPageBreak/>
         <w:t>Render</w:t>
       </w:r>
       <w:r>
@@ -8098,14 +8122,7 @@
         <w:rPr>
           <w:color w:val="00B050"/>
         </w:rPr>
-        <w:t xml:space="preserve">Warning: Cannot modify header information - headers already sent by (output started at </w:t>
-      </w:r>
-      <w:r>
-        <w:rPr>
-          <w:color w:val="00B050"/>
-        </w:rPr>
-        <w:lastRenderedPageBreak/>
-        <w:t>/srv/www/api/mis_pruebas/lib/Router.php:18) in /srv/www/api/mis_pruebas/controllers/EntidadController.php on line 29</w:t>
+        <w:t>Warning: Cannot modify header information - headers already sent by (output started at /srv/www/api/mis_pruebas/lib/Router.php:18) in /srv/www/api/mis_pruebas/controllers/EntidadController.php on line 29</w:t>
       </w:r>
       <w:r>
         <w:rPr>
@@ -8424,6 +8441,7 @@
         <w:rPr>
           <w:color w:val="EE0000"/>
         </w:rPr>
+        <w:lastRenderedPageBreak/>
         <w:t>&lt;/script&gt;</w:t>
       </w:r>
     </w:p>
@@ -8531,7 +8549,6 @@
         <w:rPr>
           <w:color w:val="EE0000"/>
         </w:rPr>
-        <w:lastRenderedPageBreak/>
         <w:t xml:space="preserve">    const form = document.querySelector("form");</w:t>
       </w:r>
     </w:p>
@@ -8884,6 +8901,7 @@
     <w:p/>
     <w:p>
       <w:r>
+        <w:lastRenderedPageBreak/>
         <w:t>Mostrar datos en la pagina HTML de forma dinamica:</w:t>
       </w:r>
     </w:p>
@@ -8989,252 +9007,252 @@
           <w:b/>
           <w:bCs/>
         </w:rPr>
+        <w:t>ASI ES COMO SE CONFIGURA UNA CALASE QUE HEREDA DE OTRA. LA CLASE QUE HEREDA (HIJA) TIENE CONSTRUCTOR Y LA CLASE MADRE TMB.</w:t>
+      </w:r>
+    </w:p>
+    <w:p>
+      <w:pPr>
+        <w:rPr>
+          <w:b/>
+          <w:bCs/>
+        </w:rPr>
+      </w:pPr>
+      <w:r>
+        <w:rPr>
+          <w:b/>
+          <w:bCs/>
+        </w:rPr>
+        <w:t>Para que funcione en el constructor de la clase hija las variables que ya estan  en el constructor de la madre no hay que ponerle private, porque eso lo que hace es crear esas variables, al no ponerlo no las crea y las creara el construcotr de la madre que si lleva private.</w:t>
+      </w:r>
+      <w:r>
+        <w:rPr>
+          <w:b/>
+          <w:bCs/>
+        </w:rPr>
+        <w:t xml:space="preserve"> En la hija solo se pone private en las variables que ella crea nuevas.</w:t>
+      </w:r>
+    </w:p>
+    <w:p>
+      <w:pPr>
+        <w:rPr>
+          <w:b/>
+          <w:bCs/>
+          <w:color w:val="FF0000"/>
+        </w:rPr>
+      </w:pPr>
+      <w:r>
+        <w:rPr>
+          <w:b/>
+          <w:bCs/>
+          <w:color w:val="FF0000"/>
+        </w:rPr>
+        <w:t>MADRE</w:t>
+      </w:r>
+    </w:p>
+    <w:p>
+      <w:pPr>
+        <w:rPr>
+          <w:b/>
+          <w:bCs/>
+        </w:rPr>
+      </w:pPr>
+      <w:r>
+        <w:rPr>
+          <w:b/>
+          <w:bCs/>
+        </w:rPr>
+        <w:t xml:space="preserve">class Alquiler {    </w:t>
+      </w:r>
+    </w:p>
+    <w:p>
+      <w:pPr>
+        <w:rPr>
+          <w:b/>
+          <w:bCs/>
+        </w:rPr>
+      </w:pPr>
+      <w:r>
+        <w:rPr>
+          <w:b/>
+          <w:bCs/>
+        </w:rPr>
+        <w:t>    function __construct (private int $id_alquiler, private string $Contrato, private int $id_vehiculo, private int $Cliente, private string $Fecha_inicio, private ?string $Fecha_fin, private ?int $Kilometros,</w:t>
+      </w:r>
+    </w:p>
+    <w:p>
+      <w:pPr>
+        <w:rPr>
+          <w:b/>
+          <w:bCs/>
+        </w:rPr>
+      </w:pPr>
+      <w:r>
+        <w:rPr>
+          <w:b/>
+          <w:bCs/>
+        </w:rPr>
+        <w:t xml:space="preserve">    private ?int $Km_inicio, private ?int $Km_fin, private ?string $Dias, private ?int $Precio, private ?int $Precio_km, private ?int $id_comercial, private ?int $Empresa, private ?string $Ciudad, </w:t>
+      </w:r>
+    </w:p>
+    <w:p>
+      <w:pPr>
+        <w:rPr>
+          <w:b/>
+          <w:bCs/>
+        </w:rPr>
+      </w:pPr>
+      <w:r>
+        <w:rPr>
+          <w:b/>
+          <w:bCs/>
+        </w:rPr>
+        <w:t>    private ?string $Entrega, private ?int $Comision_comercial, private ?int $Ganancia, private ?string $Observaciones, private ?Vehiculo $vehiculo = null){}</w:t>
+      </w:r>
+    </w:p>
+    <w:p>
+      <w:pPr>
+        <w:rPr>
+          <w:b/>
+          <w:bCs/>
+        </w:rPr>
+      </w:pPr>
+    </w:p>
+    <w:p>
+      <w:pPr>
+        <w:rPr>
+          <w:b/>
+          <w:bCs/>
+        </w:rPr>
+      </w:pPr>
+      <w:r>
+        <w:rPr>
+          <w:b/>
+          <w:bCs/>
+        </w:rPr>
+        <w:t>    public function getVehiculo(): ?Vehiculo {</w:t>
+      </w:r>
+    </w:p>
+    <w:p>
+      <w:pPr>
+        <w:rPr>
+          <w:b/>
+          <w:bCs/>
+        </w:rPr>
+      </w:pPr>
+      <w:r>
+        <w:rPr>
+          <w:b/>
+          <w:bCs/>
+        </w:rPr>
+        <w:t>        return $this-&gt;vehiculo;</w:t>
+      </w:r>
+    </w:p>
+    <w:p>
+      <w:pPr>
+        <w:rPr>
+          <w:b/>
+          <w:bCs/>
+        </w:rPr>
+      </w:pPr>
+      <w:r>
+        <w:rPr>
+          <w:b/>
+          <w:bCs/>
+        </w:rPr>
+        <w:t>    }</w:t>
+      </w:r>
+    </w:p>
+    <w:p>
+      <w:pPr>
+        <w:rPr>
+          <w:b/>
+          <w:bCs/>
+        </w:rPr>
+      </w:pPr>
+      <w:r>
+        <w:rPr>
+          <w:b/>
+          <w:bCs/>
+        </w:rPr>
+        <w:t>    public function setVehiculo(Vehiculo $vehiculo) {</w:t>
+      </w:r>
+    </w:p>
+    <w:p>
+      <w:pPr>
+        <w:rPr>
+          <w:b/>
+          <w:bCs/>
+        </w:rPr>
+      </w:pPr>
+      <w:r>
+        <w:rPr>
+          <w:b/>
+          <w:bCs/>
+        </w:rPr>
+        <w:t>        $this-&gt;vehiculo = $vehiculo;</w:t>
+      </w:r>
+    </w:p>
+    <w:p>
+      <w:pPr>
+        <w:rPr>
+          <w:b/>
+          <w:bCs/>
+        </w:rPr>
+      </w:pPr>
+      <w:r>
+        <w:rPr>
+          <w:b/>
+          <w:bCs/>
+        </w:rPr>
+        <w:t>    }</w:t>
+      </w:r>
+    </w:p>
+    <w:p>
+      <w:pPr>
+        <w:rPr>
+          <w:b/>
+          <w:bCs/>
+          <w:color w:val="FF0000"/>
+        </w:rPr>
+      </w:pPr>
+      <w:r>
+        <w:rPr>
+          <w:b/>
+          <w:bCs/>
+          <w:color w:val="FF0000"/>
+        </w:rPr>
+        <w:t>HIJA</w:t>
+      </w:r>
+    </w:p>
+    <w:p>
+      <w:pPr>
+        <w:rPr>
+          <w:b/>
+          <w:bCs/>
+        </w:rPr>
+      </w:pPr>
+      <w:r>
+        <w:rPr>
+          <w:b/>
+          <w:bCs/>
+        </w:rPr>
+        <w:t>class Alquiler_vehiculo extends Alquiler {</w:t>
+      </w:r>
+    </w:p>
+    <w:p>
+      <w:pPr>
+        <w:rPr>
+          <w:b/>
+          <w:bCs/>
+          <w:color w:val="FF0000"/>
+        </w:rPr>
+      </w:pPr>
+      <w:r>
+        <w:rPr>
+          <w:b/>
+          <w:bCs/>
+        </w:rPr>
         <w:lastRenderedPageBreak/>
-        <w:t>ASI ES COMO SE CONFIGURA UNA CALASE QUE HEREDA DE OTRA. LA CLASE QUE HEREDA (HIJA) TIENE CONSTRUCTOR Y LA CLASE MADRE TMB.</w:t>
-      </w:r>
-    </w:p>
-    <w:p>
-      <w:pPr>
-        <w:rPr>
-          <w:b/>
-          <w:bCs/>
-        </w:rPr>
-      </w:pPr>
-      <w:r>
-        <w:rPr>
-          <w:b/>
-          <w:bCs/>
-        </w:rPr>
-        <w:t>Para que funcione en el constructor de la clase hija las variables que ya estan  en el constructor de la madre no hay que ponerle private, porque eso lo que hace es crear esas variables, al no ponerlo no las crea y las creara el construcotr de la madre que si lleva private.</w:t>
-      </w:r>
-      <w:r>
-        <w:rPr>
-          <w:b/>
-          <w:bCs/>
-        </w:rPr>
-        <w:t xml:space="preserve"> En la hija solo se pone private en las variables que ella crea nuevas.</w:t>
-      </w:r>
-    </w:p>
-    <w:p>
-      <w:pPr>
-        <w:rPr>
-          <w:b/>
-          <w:bCs/>
-          <w:color w:val="FF0000"/>
-        </w:rPr>
-      </w:pPr>
-      <w:r>
-        <w:rPr>
-          <w:b/>
-          <w:bCs/>
-          <w:color w:val="FF0000"/>
-        </w:rPr>
-        <w:t>MADRE</w:t>
-      </w:r>
-    </w:p>
-    <w:p>
-      <w:pPr>
-        <w:rPr>
-          <w:b/>
-          <w:bCs/>
-        </w:rPr>
-      </w:pPr>
-      <w:r>
-        <w:rPr>
-          <w:b/>
-          <w:bCs/>
-        </w:rPr>
-        <w:t xml:space="preserve">class Alquiler {    </w:t>
-      </w:r>
-    </w:p>
-    <w:p>
-      <w:pPr>
-        <w:rPr>
-          <w:b/>
-          <w:bCs/>
-        </w:rPr>
-      </w:pPr>
-      <w:r>
-        <w:rPr>
-          <w:b/>
-          <w:bCs/>
-        </w:rPr>
-        <w:t>    function __construct (private int $id_alquiler, private string $Contrato, private int $id_vehiculo, private int $Cliente, private string $Fecha_inicio, private ?string $Fecha_fin, private ?int $Kilometros,</w:t>
-      </w:r>
-    </w:p>
-    <w:p>
-      <w:pPr>
-        <w:rPr>
-          <w:b/>
-          <w:bCs/>
-        </w:rPr>
-      </w:pPr>
-      <w:r>
-        <w:rPr>
-          <w:b/>
-          <w:bCs/>
-        </w:rPr>
-        <w:t xml:space="preserve">    private ?int $Km_inicio, private ?int $Km_fin, private ?string $Dias, private ?int $Precio, private ?int $Precio_km, private ?int $id_comercial, private ?int $Empresa, private ?string $Ciudad, </w:t>
-      </w:r>
-    </w:p>
-    <w:p>
-      <w:pPr>
-        <w:rPr>
-          <w:b/>
-          <w:bCs/>
-        </w:rPr>
-      </w:pPr>
-      <w:r>
-        <w:rPr>
-          <w:b/>
-          <w:bCs/>
-        </w:rPr>
-        <w:t>    private ?string $Entrega, private ?int $Comision_comercial, private ?int $Ganancia, private ?string $Observaciones, private ?Vehiculo $vehiculo = null){}</w:t>
-      </w:r>
-    </w:p>
-    <w:p>
-      <w:pPr>
-        <w:rPr>
-          <w:b/>
-          <w:bCs/>
-        </w:rPr>
-      </w:pPr>
-    </w:p>
-    <w:p>
-      <w:pPr>
-        <w:rPr>
-          <w:b/>
-          <w:bCs/>
-        </w:rPr>
-      </w:pPr>
-      <w:r>
-        <w:rPr>
-          <w:b/>
-          <w:bCs/>
-        </w:rPr>
-        <w:t>    public function getVehiculo(): ?Vehiculo {</w:t>
-      </w:r>
-    </w:p>
-    <w:p>
-      <w:pPr>
-        <w:rPr>
-          <w:b/>
-          <w:bCs/>
-        </w:rPr>
-      </w:pPr>
-      <w:r>
-        <w:rPr>
-          <w:b/>
-          <w:bCs/>
-        </w:rPr>
-        <w:t>        return $this-&gt;vehiculo;</w:t>
-      </w:r>
-    </w:p>
-    <w:p>
-      <w:pPr>
-        <w:rPr>
-          <w:b/>
-          <w:bCs/>
-        </w:rPr>
-      </w:pPr>
-      <w:r>
-        <w:rPr>
-          <w:b/>
-          <w:bCs/>
-        </w:rPr>
-        <w:t>    }</w:t>
-      </w:r>
-    </w:p>
-    <w:p>
-      <w:pPr>
-        <w:rPr>
-          <w:b/>
-          <w:bCs/>
-        </w:rPr>
-      </w:pPr>
-      <w:r>
-        <w:rPr>
-          <w:b/>
-          <w:bCs/>
-        </w:rPr>
-        <w:t>    public function setVehiculo(Vehiculo $vehiculo) {</w:t>
-      </w:r>
-    </w:p>
-    <w:p>
-      <w:pPr>
-        <w:rPr>
-          <w:b/>
-          <w:bCs/>
-        </w:rPr>
-      </w:pPr>
-      <w:r>
-        <w:rPr>
-          <w:b/>
-          <w:bCs/>
-        </w:rPr>
-        <w:t>        $this-&gt;vehiculo = $vehiculo;</w:t>
-      </w:r>
-    </w:p>
-    <w:p>
-      <w:pPr>
-        <w:rPr>
-          <w:b/>
-          <w:bCs/>
-        </w:rPr>
-      </w:pPr>
-      <w:r>
-        <w:rPr>
-          <w:b/>
-          <w:bCs/>
-        </w:rPr>
-        <w:t>    }</w:t>
-      </w:r>
-    </w:p>
-    <w:p>
-      <w:pPr>
-        <w:rPr>
-          <w:b/>
-          <w:bCs/>
-          <w:color w:val="FF0000"/>
-        </w:rPr>
-      </w:pPr>
-      <w:r>
-        <w:rPr>
-          <w:b/>
-          <w:bCs/>
-          <w:color w:val="FF0000"/>
-        </w:rPr>
-        <w:t>HIJA</w:t>
-      </w:r>
-    </w:p>
-    <w:p>
-      <w:pPr>
-        <w:rPr>
-          <w:b/>
-          <w:bCs/>
-        </w:rPr>
-      </w:pPr>
-      <w:r>
-        <w:rPr>
-          <w:b/>
-          <w:bCs/>
-        </w:rPr>
-        <w:t>class Alquiler_vehiculo extends Alquiler {</w:t>
-      </w:r>
-    </w:p>
-    <w:p>
-      <w:pPr>
-        <w:rPr>
-          <w:b/>
-          <w:bCs/>
-          <w:color w:val="FF0000"/>
-        </w:rPr>
-      </w:pPr>
-      <w:r>
-        <w:rPr>
-          <w:b/>
-          <w:bCs/>
-        </w:rPr>
         <w:t>        function __construct (</w:t>
       </w:r>
       <w:r>
@@ -9298,7 +9316,6 @@
           <w:b/>
           <w:bCs/>
         </w:rPr>
-        <w:lastRenderedPageBreak/>
         <w:t xml:space="preserve">                            </w:t>
       </w:r>
     </w:p>
@@ -9573,7 +9590,6 @@
           <w:b/>
           <w:bCs/>
         </w:rPr>
-        <w:lastRenderedPageBreak/>
         <w:t>OJO CON USAR TABLA CON INDICES ASOCIATIVOS.</w:t>
       </w:r>
     </w:p>
@@ -9884,6 +9900,7 @@
         <w:rPr>
           <w:color w:val="FF0000"/>
         </w:rPr>
+        <w:lastRenderedPageBreak/>
         <w:t>$campos = ['Marca_modelo', 'Matricula', 'Fecha_itv'];</w:t>
       </w:r>
     </w:p>
@@ -9933,7 +9950,6 @@
         <w:rPr>
           <w:color w:val="FF0000"/>
         </w:rPr>
-        <w:lastRenderedPageBreak/>
         <w:t>fn($campo) =&gt; ':' . $camp</w:t>
       </w:r>
       <w:r>
@@ -10241,6 +10257,7 @@
         <w:pStyle w:val="Sinespaciado"/>
       </w:pPr>
       <w:r>
+        <w:lastRenderedPageBreak/>
         <w:t xml:space="preserve">    [1] =&gt; 4</w:t>
       </w:r>
     </w:p>
@@ -10273,297 +10290,297 @@
         <w:pStyle w:val="Sinespaciado"/>
       </w:pPr>
       <w:r>
+        <w:t>)</w:t>
+      </w:r>
+    </w:p>
+    <w:p>
+      <w:pPr>
+        <w:pStyle w:val="Sinespaciado"/>
+      </w:pPr>
+      <w:r>
+        <w:rPr>
+          <w:rFonts w:ascii="Segoe UI Emoji" w:hAnsi="Segoe UI Emoji" w:cs="Segoe UI Emoji"/>
+        </w:rPr>
+        <w:t>✅</w:t>
+      </w:r>
+      <w:r>
+        <w:t xml:space="preserve"> Ejemplo 3: Añadir un prefijo a un array de correos</w:t>
+      </w:r>
+    </w:p>
+    <w:p>
+      <w:pPr>
+        <w:pStyle w:val="Sinespaciado"/>
+        <w:rPr>
+          <w:color w:val="FF0000"/>
+        </w:rPr>
+      </w:pPr>
+      <w:r>
+        <w:rPr>
+          <w:color w:val="FF0000"/>
+        </w:rPr>
+        <w:t>$usuarios = ['ana', 'luis', 'marco'];</w:t>
+      </w:r>
+    </w:p>
+    <w:p>
+      <w:pPr>
+        <w:pStyle w:val="Sinespaciado"/>
+        <w:rPr>
+          <w:color w:val="FF0000"/>
+        </w:rPr>
+      </w:pPr>
+      <w:r>
+        <w:rPr>
+          <w:color w:val="FF0000"/>
+        </w:rPr>
+        <w:t>$emails = array_map(fn($usuario) =&gt; $usuario . '@ejemplo.com', $usuarios);</w:t>
+      </w:r>
+    </w:p>
+    <w:p>
+      <w:pPr>
+        <w:pStyle w:val="Sinespaciado"/>
+        <w:rPr>
+          <w:color w:val="FF0000"/>
+        </w:rPr>
+      </w:pPr>
+      <w:r>
+        <w:rPr>
+          <w:color w:val="FF0000"/>
+        </w:rPr>
+        <w:t>print_r($emails);</w:t>
+      </w:r>
+    </w:p>
+    <w:p>
+      <w:pPr>
+        <w:pStyle w:val="Sinespaciado"/>
+      </w:pPr>
+      <w:r>
+        <w:t>Array</w:t>
+      </w:r>
+    </w:p>
+    <w:p>
+      <w:pPr>
+        <w:pStyle w:val="Sinespaciado"/>
+      </w:pPr>
+      <w:r>
+        <w:t>(</w:t>
+      </w:r>
+    </w:p>
+    <w:p>
+      <w:pPr>
+        <w:pStyle w:val="Sinespaciado"/>
+      </w:pPr>
+      <w:r>
+        <w:t xml:space="preserve">    [0] =&gt; ana@ejemplo.com</w:t>
+      </w:r>
+    </w:p>
+    <w:p>
+      <w:pPr>
+        <w:pStyle w:val="Sinespaciado"/>
+      </w:pPr>
+      <w:r>
+        <w:t xml:space="preserve">    [1] =&gt; luis@ejemplo.com</w:t>
+      </w:r>
+    </w:p>
+    <w:p>
+      <w:pPr>
+        <w:pStyle w:val="Sinespaciado"/>
+      </w:pPr>
+      <w:r>
+        <w:t xml:space="preserve">    [2] =&gt; marco@ejemplo.com</w:t>
+      </w:r>
+    </w:p>
+    <w:p>
+      <w:pPr>
+        <w:pStyle w:val="Sinespaciado"/>
+      </w:pPr>
+      <w:r>
+        <w:t>)</w:t>
+      </w:r>
+    </w:p>
+    <w:p>
+      <w:pPr>
+        <w:pStyle w:val="Sinespaciado"/>
+      </w:pPr>
+      <w:r>
+        <w:rPr>
+          <w:rFonts w:ascii="Segoe UI Emoji" w:hAnsi="Segoe UI Emoji" w:cs="Segoe UI Emoji"/>
+        </w:rPr>
+        <w:t>✅</w:t>
+      </w:r>
+      <w:r>
+        <w:t xml:space="preserve"> Ejemplo 4: Usar array_map con múltiples arrays</w:t>
+      </w:r>
+    </w:p>
+    <w:p>
+      <w:pPr>
+        <w:pStyle w:val="Sinespaciado"/>
+        <w:rPr>
+          <w:color w:val="FF0000"/>
+        </w:rPr>
+      </w:pPr>
+      <w:r>
+        <w:rPr>
+          <w:color w:val="FF0000"/>
+        </w:rPr>
+        <w:t>$nombres = ['juan', 'maria', 'pablo'];</w:t>
+      </w:r>
+    </w:p>
+    <w:p>
+      <w:pPr>
+        <w:pStyle w:val="Sinespaciado"/>
+        <w:rPr>
+          <w:color w:val="FF0000"/>
+        </w:rPr>
+      </w:pPr>
+      <w:r>
+        <w:rPr>
+          <w:color w:val="FF0000"/>
+        </w:rPr>
+        <w:t>$edades = [20, 25, 30];</w:t>
+      </w:r>
+    </w:p>
+    <w:p>
+      <w:pPr>
+        <w:pStyle w:val="Sinespaciado"/>
+      </w:pPr>
+    </w:p>
+    <w:p>
+      <w:pPr>
+        <w:pStyle w:val="Sinespaciado"/>
+        <w:rPr>
+          <w:color w:val="FF0000"/>
+        </w:rPr>
+      </w:pPr>
+      <w:r>
+        <w:rPr>
+          <w:color w:val="FF0000"/>
+        </w:rPr>
+        <w:t>$datos = array_map(function($nombre, $edad) {</w:t>
+      </w:r>
+    </w:p>
+    <w:p>
+      <w:pPr>
+        <w:pStyle w:val="Sinespaciado"/>
+        <w:rPr>
+          <w:color w:val="FF0000"/>
+        </w:rPr>
+      </w:pPr>
+      <w:r>
+        <w:rPr>
+          <w:color w:val="FF0000"/>
+        </w:rPr>
+        <w:t xml:space="preserve">    return "$nombre tiene $edad años";</w:t>
+      </w:r>
+    </w:p>
+    <w:p>
+      <w:pPr>
+        <w:pStyle w:val="Sinespaciado"/>
+        <w:rPr>
+          <w:color w:val="FF0000"/>
+        </w:rPr>
+      </w:pPr>
+      <w:r>
+        <w:rPr>
+          <w:color w:val="FF0000"/>
+        </w:rPr>
+        <w:t>}, $nombres, $edades);</w:t>
+      </w:r>
+    </w:p>
+    <w:p>
+      <w:pPr>
+        <w:pStyle w:val="Sinespaciado"/>
+        <w:rPr>
+          <w:color w:val="FF0000"/>
+        </w:rPr>
+      </w:pPr>
+    </w:p>
+    <w:p>
+      <w:pPr>
+        <w:pStyle w:val="Sinespaciado"/>
+        <w:rPr>
+          <w:color w:val="FF0000"/>
+        </w:rPr>
+      </w:pPr>
+      <w:r>
+        <w:rPr>
+          <w:color w:val="FF0000"/>
+        </w:rPr>
+        <w:t>print_r($datos);</w:t>
+      </w:r>
+    </w:p>
+    <w:p>
+      <w:pPr>
+        <w:pStyle w:val="Sinespaciado"/>
+      </w:pPr>
+      <w:r>
+        <w:t>Array</w:t>
+      </w:r>
+    </w:p>
+    <w:p>
+      <w:pPr>
+        <w:pStyle w:val="Sinespaciado"/>
+      </w:pPr>
+      <w:r>
+        <w:t>(</w:t>
+      </w:r>
+    </w:p>
+    <w:p>
+      <w:pPr>
+        <w:pStyle w:val="Sinespaciado"/>
+      </w:pPr>
+      <w:r>
+        <w:t xml:space="preserve">    [0] =&gt; juan tiene 20 años</w:t>
+      </w:r>
+    </w:p>
+    <w:p>
+      <w:pPr>
+        <w:pStyle w:val="Sinespaciado"/>
+      </w:pPr>
+      <w:r>
+        <w:t xml:space="preserve">    [1] =&gt; maria tiene 25 años</w:t>
+      </w:r>
+    </w:p>
+    <w:p>
+      <w:pPr>
+        <w:pStyle w:val="Sinespaciado"/>
+      </w:pPr>
+      <w:r>
+        <w:t xml:space="preserve">    [2] =&gt; pablo tiene 30 años</w:t>
+      </w:r>
+    </w:p>
+    <w:p>
+      <w:pPr>
+        <w:pStyle w:val="Sinespaciado"/>
+      </w:pPr>
+      <w:r>
+        <w:t>)</w:t>
+      </w:r>
+    </w:p>
+    <w:p/>
+    <w:p>
+      <w:pPr>
+        <w:jc w:val="center"/>
+        <w:rPr>
+          <w:b/>
+          <w:bCs/>
+        </w:rPr>
+      </w:pPr>
+      <w:r>
+        <w:rPr>
+          <w:b/>
+          <w:bCs/>
+        </w:rPr>
+        <w:t>ELEMENTO SELECT EN HTML</w:t>
+      </w:r>
+    </w:p>
+    <w:p>
+      <w:r>
+        <w:t>Este elemento es una lista de opciones entre las cuales se elije una o varias, si se pone el atributo multiple permite elegir varias, con lo que envia un array con todas las opciones en $_POST.</w:t>
+      </w:r>
+    </w:p>
+    <w:p>
+      <w:r>
         <w:lastRenderedPageBreak/>
-        <w:t>)</w:t>
-      </w:r>
-    </w:p>
-    <w:p>
-      <w:pPr>
-        <w:pStyle w:val="Sinespaciado"/>
-      </w:pPr>
-      <w:r>
-        <w:rPr>
-          <w:rFonts w:ascii="Segoe UI Emoji" w:hAnsi="Segoe UI Emoji" w:cs="Segoe UI Emoji"/>
-        </w:rPr>
-        <w:t>✅</w:t>
-      </w:r>
-      <w:r>
-        <w:t xml:space="preserve"> Ejemplo 3: Añadir un prefijo a un array de correos</w:t>
-      </w:r>
-    </w:p>
-    <w:p>
-      <w:pPr>
-        <w:pStyle w:val="Sinespaciado"/>
-        <w:rPr>
-          <w:color w:val="FF0000"/>
-        </w:rPr>
-      </w:pPr>
-      <w:r>
-        <w:rPr>
-          <w:color w:val="FF0000"/>
-        </w:rPr>
-        <w:t>$usuarios = ['ana', 'luis', 'marco'];</w:t>
-      </w:r>
-    </w:p>
-    <w:p>
-      <w:pPr>
-        <w:pStyle w:val="Sinespaciado"/>
-        <w:rPr>
-          <w:color w:val="FF0000"/>
-        </w:rPr>
-      </w:pPr>
-      <w:r>
-        <w:rPr>
-          <w:color w:val="FF0000"/>
-        </w:rPr>
-        <w:t>$emails = array_map(fn($usuario) =&gt; $usuario . '@ejemplo.com', $usuarios);</w:t>
-      </w:r>
-    </w:p>
-    <w:p>
-      <w:pPr>
-        <w:pStyle w:val="Sinespaciado"/>
-        <w:rPr>
-          <w:color w:val="FF0000"/>
-        </w:rPr>
-      </w:pPr>
-      <w:r>
-        <w:rPr>
-          <w:color w:val="FF0000"/>
-        </w:rPr>
-        <w:t>print_r($emails);</w:t>
-      </w:r>
-    </w:p>
-    <w:p>
-      <w:pPr>
-        <w:pStyle w:val="Sinespaciado"/>
-      </w:pPr>
-      <w:r>
-        <w:t>Array</w:t>
-      </w:r>
-    </w:p>
-    <w:p>
-      <w:pPr>
-        <w:pStyle w:val="Sinespaciado"/>
-      </w:pPr>
-      <w:r>
-        <w:t>(</w:t>
-      </w:r>
-    </w:p>
-    <w:p>
-      <w:pPr>
-        <w:pStyle w:val="Sinespaciado"/>
-      </w:pPr>
-      <w:r>
-        <w:t xml:space="preserve">    [0] =&gt; ana@ejemplo.com</w:t>
-      </w:r>
-    </w:p>
-    <w:p>
-      <w:pPr>
-        <w:pStyle w:val="Sinespaciado"/>
-      </w:pPr>
-      <w:r>
-        <w:t xml:space="preserve">    [1] =&gt; luis@ejemplo.com</w:t>
-      </w:r>
-    </w:p>
-    <w:p>
-      <w:pPr>
-        <w:pStyle w:val="Sinespaciado"/>
-      </w:pPr>
-      <w:r>
-        <w:t xml:space="preserve">    [2] =&gt; marco@ejemplo.com</w:t>
-      </w:r>
-    </w:p>
-    <w:p>
-      <w:pPr>
-        <w:pStyle w:val="Sinespaciado"/>
-      </w:pPr>
-      <w:r>
-        <w:t>)</w:t>
-      </w:r>
-    </w:p>
-    <w:p>
-      <w:pPr>
-        <w:pStyle w:val="Sinespaciado"/>
-      </w:pPr>
-      <w:r>
-        <w:rPr>
-          <w:rFonts w:ascii="Segoe UI Emoji" w:hAnsi="Segoe UI Emoji" w:cs="Segoe UI Emoji"/>
-        </w:rPr>
-        <w:t>✅</w:t>
-      </w:r>
-      <w:r>
-        <w:t xml:space="preserve"> Ejemplo 4: Usar array_map con múltiples arrays</w:t>
-      </w:r>
-    </w:p>
-    <w:p>
-      <w:pPr>
-        <w:pStyle w:val="Sinespaciado"/>
-        <w:rPr>
-          <w:color w:val="FF0000"/>
-        </w:rPr>
-      </w:pPr>
-      <w:r>
-        <w:rPr>
-          <w:color w:val="FF0000"/>
-        </w:rPr>
-        <w:t>$nombres = ['juan', 'maria', 'pablo'];</w:t>
-      </w:r>
-    </w:p>
-    <w:p>
-      <w:pPr>
-        <w:pStyle w:val="Sinespaciado"/>
-        <w:rPr>
-          <w:color w:val="FF0000"/>
-        </w:rPr>
-      </w:pPr>
-      <w:r>
-        <w:rPr>
-          <w:color w:val="FF0000"/>
-        </w:rPr>
-        <w:t>$edades = [20, 25, 30];</w:t>
-      </w:r>
-    </w:p>
-    <w:p>
-      <w:pPr>
-        <w:pStyle w:val="Sinespaciado"/>
-      </w:pPr>
-    </w:p>
-    <w:p>
-      <w:pPr>
-        <w:pStyle w:val="Sinespaciado"/>
-        <w:rPr>
-          <w:color w:val="FF0000"/>
-        </w:rPr>
-      </w:pPr>
-      <w:r>
-        <w:rPr>
-          <w:color w:val="FF0000"/>
-        </w:rPr>
-        <w:t>$datos = array_map(function($nombre, $edad) {</w:t>
-      </w:r>
-    </w:p>
-    <w:p>
-      <w:pPr>
-        <w:pStyle w:val="Sinespaciado"/>
-        <w:rPr>
-          <w:color w:val="FF0000"/>
-        </w:rPr>
-      </w:pPr>
-      <w:r>
-        <w:rPr>
-          <w:color w:val="FF0000"/>
-        </w:rPr>
-        <w:t xml:space="preserve">    return "$nombre tiene $edad años";</w:t>
-      </w:r>
-    </w:p>
-    <w:p>
-      <w:pPr>
-        <w:pStyle w:val="Sinespaciado"/>
-        <w:rPr>
-          <w:color w:val="FF0000"/>
-        </w:rPr>
-      </w:pPr>
-      <w:r>
-        <w:rPr>
-          <w:color w:val="FF0000"/>
-        </w:rPr>
-        <w:t>}, $nombres, $edades);</w:t>
-      </w:r>
-    </w:p>
-    <w:p>
-      <w:pPr>
-        <w:pStyle w:val="Sinespaciado"/>
-        <w:rPr>
-          <w:color w:val="FF0000"/>
-        </w:rPr>
-      </w:pPr>
-    </w:p>
-    <w:p>
-      <w:pPr>
-        <w:pStyle w:val="Sinespaciado"/>
-        <w:rPr>
-          <w:color w:val="FF0000"/>
-        </w:rPr>
-      </w:pPr>
-      <w:r>
-        <w:rPr>
-          <w:color w:val="FF0000"/>
-        </w:rPr>
-        <w:t>print_r($datos);</w:t>
-      </w:r>
-    </w:p>
-    <w:p>
-      <w:pPr>
-        <w:pStyle w:val="Sinespaciado"/>
-      </w:pPr>
-      <w:r>
-        <w:t>Array</w:t>
-      </w:r>
-    </w:p>
-    <w:p>
-      <w:pPr>
-        <w:pStyle w:val="Sinespaciado"/>
-      </w:pPr>
-      <w:r>
-        <w:t>(</w:t>
-      </w:r>
-    </w:p>
-    <w:p>
-      <w:pPr>
-        <w:pStyle w:val="Sinespaciado"/>
-      </w:pPr>
-      <w:r>
-        <w:t xml:space="preserve">    [0] =&gt; juan tiene 20 años</w:t>
-      </w:r>
-    </w:p>
-    <w:p>
-      <w:pPr>
-        <w:pStyle w:val="Sinespaciado"/>
-      </w:pPr>
-      <w:r>
-        <w:t xml:space="preserve">    [1] =&gt; maria tiene 25 años</w:t>
-      </w:r>
-    </w:p>
-    <w:p>
-      <w:pPr>
-        <w:pStyle w:val="Sinespaciado"/>
-      </w:pPr>
-      <w:r>
-        <w:t xml:space="preserve">    [2] =&gt; pablo tiene 30 años</w:t>
-      </w:r>
-    </w:p>
-    <w:p>
-      <w:pPr>
-        <w:pStyle w:val="Sinespaciado"/>
-      </w:pPr>
-      <w:r>
-        <w:t>)</w:t>
-      </w:r>
-    </w:p>
-    <w:p/>
-    <w:p>
-      <w:pPr>
-        <w:jc w:val="center"/>
-        <w:rPr>
-          <w:b/>
-          <w:bCs/>
-        </w:rPr>
-      </w:pPr>
-      <w:r>
-        <w:rPr>
-          <w:b/>
-          <w:bCs/>
-        </w:rPr>
-        <w:t>ELEMENTO SELECT EN HTML</w:t>
-      </w:r>
-    </w:p>
-    <w:p>
-      <w:r>
-        <w:t>Este elemento es una lista de opciones entre las cuales se elije una o varias, si se pone el atributo multiple permite elegir varias, con lo que envia un array con todas las opciones en $_POST.</w:t>
-      </w:r>
-    </w:p>
-    <w:p>
-      <w:r>
         <w:t>Lo normal es usarlo  para una sola eleccion que es mi caso.</w:t>
       </w:r>
     </w:p>
@@ -10595,267 +10612,258 @@
     </w:p>
     <w:p>
       <w:r>
+        <w:t xml:space="preserve">Para que se muestre un mensaje dentro de la lista desplegable de las opciones </w:t>
+      </w:r>
+      <w:r>
+        <w:t>--Selecciona tipo de combustible</w:t>
+      </w:r>
+      <w:r>
+        <w:t>—hay que ponerlo como una opcion mas.</w:t>
+      </w:r>
+    </w:p>
+    <w:p>
+      <w:r>
+        <w:t>Para que no pueda ser seleccionado como opcion se le pone disable</w:t>
+      </w:r>
+      <w:r>
+        <w:t>d</w:t>
+      </w:r>
+      <w:r>
+        <w:t>, asi sale en gris y no se puede elegir. Pero tambien tiene value como cualquiera otra opcion.</w:t>
+      </w:r>
+      <w:r>
+        <w:t xml:space="preserve"> Si no se pone values=”algo” por defecto a value le asigna el valor de la lista elejido.</w:t>
+      </w:r>
+    </w:p>
+    <w:p>
+      <w:r>
+        <w:t>E</w:t>
+      </w:r>
+      <w:r>
+        <w:t xml:space="preserve">n el caso de mensaje como esta disable, </w:t>
+      </w:r>
+      <w:r>
+        <w:t xml:space="preserve">no coge ningun valor ni siquiera poniendo </w:t>
+      </w:r>
+      <w:r>
+        <w:t>value</w:t>
+      </w:r>
+      <w:r>
+        <w:t>=””</w:t>
+      </w:r>
+      <w:r>
+        <w:t>, con lo que en $_POST no exis</w:t>
+      </w:r>
+      <w:r>
+        <w:t>te</w:t>
+      </w:r>
+      <w:r>
+        <w:t xml:space="preserve"> $_POST data [vehiculo][Combustible], con lo que al crear la consulta preparada </w:t>
+      </w:r>
+      <w:r>
+        <w:rPr>
+          <w:color w:val="EE0000"/>
+        </w:rPr>
+        <w:t xml:space="preserve">':Combustible' =&gt; $data['vehiculo']['Combustible'] </w:t>
+      </w:r>
+      <w:r>
+        <w:t xml:space="preserve">en </w:t>
+      </w:r>
+      <w:r>
+        <w:rPr>
+          <w:b/>
+          <w:bCs/>
+        </w:rPr>
+        <w:t>vehiculoRepository</w:t>
+      </w:r>
+      <w:r>
+        <w:t xml:space="preserve"> da un error de indice array no encontrato, ya que no existe el elem</w:t>
+      </w:r>
+      <w:r>
+        <w:t>e</w:t>
+      </w:r>
+      <w:r>
+        <w:t>nto combustible en la tabla de datos.</w:t>
+      </w:r>
+      <w:r>
+        <w:t xml:space="preserve"> </w:t>
+      </w:r>
+    </w:p>
+    <w:p>
+      <w:r>
+        <w:t>Como se soluciona</w:t>
+      </w:r>
+      <w:r>
+        <w:t>? se pone</w:t>
+      </w:r>
+      <w:r>
+        <w:t xml:space="preserve"> en </w:t>
+      </w:r>
+      <w:r>
+        <w:rPr>
+          <w:b/>
+          <w:bCs/>
+        </w:rPr>
+        <w:t xml:space="preserve"> </w:t>
+      </w:r>
+      <w:r>
+        <w:rPr>
+          <w:b/>
+          <w:bCs/>
+        </w:rPr>
+        <w:t>vehiculoRepository</w:t>
+      </w:r>
+      <w:r>
+        <w:t xml:space="preserve">  </w:t>
+      </w:r>
+      <w:r>
+        <w:rPr>
+          <w:b/>
+          <w:bCs/>
+        </w:rPr>
+        <w:t xml:space="preserve">esto que es muy interesante </w:t>
+      </w:r>
+      <w:r>
+        <w:rPr>
+          <w:color w:val="EE0000"/>
+        </w:rPr>
+        <w:t>':Combustible' =&gt; $data['vehiculo']['Combustible'] ?? ''</w:t>
+      </w:r>
+      <w:r>
+        <w:rPr>
+          <w:color w:val="EE0000"/>
+        </w:rPr>
+        <w:t xml:space="preserve">. </w:t>
+      </w:r>
+      <w:r>
+        <w:t>Asi si no existe la variable $data…[Combustible] se le dara el valor ‘ ‘ a :</w:t>
+      </w:r>
+      <w:r>
+        <w:t xml:space="preserve"> Combustible</w:t>
+      </w:r>
+      <w:r>
+        <w:t xml:space="preserve">. Aquí vemos una ventaja de la consulta preparada de esta forma, es mas flexible, que si directamente cogemos los datos de data[vehiculo] y los metenemos en cadenas </w:t>
+      </w:r>
+      <w:r>
+        <w:rPr>
+          <w:u w:val="single"/>
+        </w:rPr>
+        <w:t>fabricadas</w:t>
+      </w:r>
+      <w:r>
+        <w:t xml:space="preserve"> para hacer la consulta SQL.</w:t>
+      </w:r>
+      <w:r>
+        <w:t xml:space="preserve"> Es una forma de validar datos sencilla y rapida.</w:t>
+      </w:r>
+      <w:r>
+        <w:t xml:space="preserve"> </w:t>
+      </w:r>
+    </w:p>
+    <w:p>
+      <w:r>
+        <w:t xml:space="preserve">Tambien puedo hacer algo asi: </w:t>
+      </w:r>
+      <w:r>
+        <w:t xml:space="preserve">//con esto se eliminarian espacios vacios </w:t>
+      </w:r>
+      <w:r>
+        <w:rPr>
+          <w:color w:val="FF0000"/>
+        </w:rPr>
+        <w:t>':Combustible' =&gt; trim($data['vehiculo']['Combustible'] ?? '')</w:t>
+      </w:r>
+      <w:r>
+        <w:t xml:space="preserve"> y sino exote le asigna ''</w:t>
+      </w:r>
+    </w:p>
+    <w:p>
+      <w:r>
+        <w:t>PROBLEMA AL ACCEDER A IMÁGENES EN LA CARPETA FOTOS QUE ESTA DENTRO DEL MIS PRUEBAS</w:t>
+      </w:r>
+    </w:p>
+    <w:p>
+      <w:r>
+        <w:t xml:space="preserve">En el default.conf que hay en </w:t>
+      </w:r>
+      <w:r>
+        <w:t>C:\Users\psand\curso-de-php-8-y-mysql-8\docker\nginx</w:t>
+      </w:r>
+      <w:r>
+        <w:t xml:space="preserve"> pusimos esta linea para que todas las url que contuvieran el texto mis_pruebas se mandara a mis_pruebas/index.php y se iniciara la carga de todo.</w:t>
+      </w:r>
+    </w:p>
+    <w:p>
+      <w:pPr>
+        <w:rPr>
+          <w:color w:val="FF0000"/>
+        </w:rPr>
+      </w:pPr>
+      <w:r>
+        <w:rPr>
+          <w:color w:val="FF0000"/>
+        </w:rPr>
+        <w:t>location /mis_pruebas {</w:t>
+      </w:r>
+    </w:p>
+    <w:p>
+      <w:pPr>
+        <w:rPr>
+          <w:color w:val="FF0000"/>
+        </w:rPr>
+      </w:pPr>
+      <w:r>
+        <w:rPr>
+          <w:color w:val="FF0000"/>
+        </w:rPr>
+        <w:t xml:space="preserve">    rewrite ^(.*)$ /mis_pruebas/index.php?$1 last;</w:t>
+      </w:r>
+    </w:p>
+    <w:p>
+      <w:pPr>
+        <w:rPr>
+          <w:color w:val="FF0000"/>
+        </w:rPr>
+      </w:pPr>
+      <w:r>
+        <w:rPr>
+          <w:color w:val="FF0000"/>
+        </w:rPr>
+        <w:t>}</w:t>
+      </w:r>
+    </w:p>
+    <w:p>
+      <w:r>
+        <w:t>El problema es que esa redireccion tmb afecta a las etiquetas &lt;img src=”ruta” &gt; de HTML para cargar imágenes si las imágenes estan dentro de “mis_pruebas”.</w:t>
+      </w:r>
+    </w:p>
+    <w:p>
+      <w:r>
+        <w:t>Asi que la IA me ha dicho que modifiqeu por esto:</w:t>
+      </w:r>
+    </w:p>
+    <w:p>
+      <w:pPr>
+        <w:rPr>
+          <w:color w:val="FF0000"/>
+        </w:rPr>
+      </w:pPr>
+      <w:r>
+        <w:rPr>
+          <w:color w:val="FF0000"/>
+        </w:rPr>
+        <w:t>location /mis_pruebas {</w:t>
+      </w:r>
+    </w:p>
+    <w:p>
+      <w:r>
+        <w:t xml:space="preserve">    # Si la ruta del archivo o carpeta existe, lo sirve directamente el servidor nginx sin enviar peticiones a PHP.</w:t>
+      </w:r>
+    </w:p>
+    <w:p>
+      <w:r>
         <w:lastRenderedPageBreak/>
-        <w:t xml:space="preserve">Para que se muestre un mensaje dentro de la lista desplegable de las opciones </w:t>
-      </w:r>
-      <w:r>
-        <w:t>--Selecciona tipo de combustible</w:t>
-      </w:r>
-      <w:r>
-        <w:t>—hay que ponerlo como una opcion mas.</w:t>
-      </w:r>
-    </w:p>
-    <w:p>
-      <w:r>
-        <w:t>Para que no pueda ser seleccionado como opcion se le pone disable</w:t>
-      </w:r>
-      <w:r>
-        <w:t>d</w:t>
-      </w:r>
-      <w:r>
-        <w:t>, asi sale en gris y no se puede elegir. Pero tambien tiene value como cualquiera otra opcion.</w:t>
-      </w:r>
-      <w:r>
-        <w:t xml:space="preserve"> Si no se pone values=”algo” por defecto a value le asigna el valor de la lista elejido.</w:t>
-      </w:r>
-    </w:p>
-    <w:p>
-      <w:r>
-        <w:t>E</w:t>
-      </w:r>
-      <w:r>
-        <w:t xml:space="preserve">n el caso de mensaje como esta disable, </w:t>
-      </w:r>
-      <w:r>
-        <w:t xml:space="preserve">no coge ningun valor ni siquiera poniendo </w:t>
-      </w:r>
-      <w:r>
-        <w:t>value</w:t>
-      </w:r>
-      <w:r>
-        <w:t>=””</w:t>
-      </w:r>
-      <w:r>
-        <w:t>, con lo que en $_POST no exis</w:t>
-      </w:r>
-      <w:r>
-        <w:t>te</w:t>
-      </w:r>
-      <w:r>
-        <w:t xml:space="preserve"> $_POST data [vehiculo][Combustible], con lo que al crear la consulta preparada </w:t>
-      </w:r>
-      <w:r>
-        <w:rPr>
-          <w:color w:val="EE0000"/>
-        </w:rPr>
-        <w:t xml:space="preserve">':Combustible' =&gt; $data['vehiculo']['Combustible'] </w:t>
-      </w:r>
-      <w:r>
-        <w:t xml:space="preserve">en </w:t>
-      </w:r>
-      <w:r>
-        <w:rPr>
-          <w:b/>
-          <w:bCs/>
-        </w:rPr>
-        <w:t>vehiculoRepository</w:t>
-      </w:r>
-      <w:r>
-        <w:t xml:space="preserve"> da un error de indice array no encontrato, ya que no existe el elem</w:t>
-      </w:r>
-      <w:r>
-        <w:t>e</w:t>
-      </w:r>
-      <w:r>
-        <w:t>nto combustible en la tabla de datos.</w:t>
-      </w:r>
-      <w:r>
-        <w:t xml:space="preserve"> </w:t>
-      </w:r>
-    </w:p>
-    <w:p>
-      <w:r>
-        <w:t>Como se soluciona</w:t>
-      </w:r>
-      <w:r>
-        <w:t>? se pone</w:t>
-      </w:r>
-      <w:r>
-        <w:t xml:space="preserve"> en </w:t>
-      </w:r>
-      <w:r>
-        <w:rPr>
-          <w:b/>
-          <w:bCs/>
-        </w:rPr>
-        <w:t xml:space="preserve"> </w:t>
-      </w:r>
-      <w:r>
-        <w:rPr>
-          <w:b/>
-          <w:bCs/>
-        </w:rPr>
-        <w:t>vehiculoRepository</w:t>
-      </w:r>
-      <w:r>
-        <w:t xml:space="preserve">  </w:t>
-      </w:r>
-      <w:r>
-        <w:rPr>
-          <w:b/>
-          <w:bCs/>
-        </w:rPr>
-        <w:t xml:space="preserve">esto que es muy interesante </w:t>
-      </w:r>
-      <w:r>
-        <w:rPr>
-          <w:color w:val="EE0000"/>
-        </w:rPr>
-        <w:t>':Combustible' =&gt; $data['vehiculo']['Combustible'] ?? ''</w:t>
-      </w:r>
-      <w:r>
-        <w:rPr>
-          <w:color w:val="EE0000"/>
-        </w:rPr>
-        <w:t xml:space="preserve">. </w:t>
-      </w:r>
-      <w:r>
-        <w:t>Asi si no existe la variable $data…[Combustible] se le dara el valor ‘ ‘ a :</w:t>
-      </w:r>
-      <w:r>
-        <w:t xml:space="preserve"> Combustible</w:t>
-      </w:r>
-      <w:r>
-        <w:t xml:space="preserve">. Aquí vemos una ventaja de la consulta preparada de esta forma, es mas flexible, que si directamente cogemos los datos de data[vehiculo] y los metenemos en cadenas </w:t>
-      </w:r>
-      <w:r>
-        <w:rPr>
-          <w:u w:val="single"/>
-        </w:rPr>
-        <w:t>fabricadas</w:t>
-      </w:r>
-      <w:r>
-        <w:t xml:space="preserve"> para hacer la consulta SQL.</w:t>
-      </w:r>
-      <w:r>
-        <w:t xml:space="preserve"> Es una forma de validar datos sencilla y rapida.</w:t>
-      </w:r>
-      <w:r>
-        <w:t xml:space="preserve"> </w:t>
-      </w:r>
-    </w:p>
-    <w:p>
-      <w:r>
-        <w:t xml:space="preserve">Tambien puedo hacer algo asi: </w:t>
-      </w:r>
-      <w:r>
-        <w:t xml:space="preserve">//con esto se eliminarian espacios vacios </w:t>
-      </w:r>
-      <w:r>
-        <w:rPr>
-          <w:color w:val="FF0000"/>
-        </w:rPr>
-        <w:t>':Combustible' =&gt; trim($data['vehiculo']['Combustible'] ?? '')</w:t>
-      </w:r>
-      <w:r>
-        <w:t xml:space="preserve"> y sino exote le asigna ''</w:t>
-      </w:r>
-    </w:p>
-    <w:p>
-      <w:r>
-        <w:t>PROBLEMA AL ACCEDER A IMÁGENES EN LA CARPETA FOTOS QUE ESTA DENTRO DEL MIS PRUEBAS</w:t>
-      </w:r>
-    </w:p>
-    <w:p>
-      <w:r>
-        <w:t xml:space="preserve">En el default.conf que hay en </w:t>
-      </w:r>
-      <w:r>
-        <w:t>C:\Users\psand\curso-de-php-8-y-mysql-8\docker\nginx</w:t>
-      </w:r>
-      <w:r>
-        <w:t xml:space="preserve"> pusimos esta linea para que todas las url que contuvieran el texto mis_pruebas se mandara a mis_pruebas/index.php y se iniciara la carga de todo.</w:t>
-      </w:r>
-    </w:p>
-    <w:p>
-      <w:pPr>
-        <w:rPr>
-          <w:color w:val="FF0000"/>
-        </w:rPr>
-      </w:pPr>
-      <w:r>
-        <w:rPr>
-          <w:color w:val="FF0000"/>
-        </w:rPr>
-        <w:t>location /mis_pruebas {</w:t>
-      </w:r>
-    </w:p>
-    <w:p>
-      <w:pPr>
-        <w:rPr>
-          <w:color w:val="FF0000"/>
-        </w:rPr>
-      </w:pPr>
-      <w:r>
-        <w:rPr>
-          <w:color w:val="FF0000"/>
-        </w:rPr>
-        <w:t xml:space="preserve">    rewrite ^(.*)$ /mis_pruebas/index.php?$1 last;</w:t>
-      </w:r>
-    </w:p>
-    <w:p>
-      <w:pPr>
-        <w:rPr>
-          <w:color w:val="FF0000"/>
-        </w:rPr>
-      </w:pPr>
-      <w:r>
-        <w:rPr>
-          <w:color w:val="FF0000"/>
-        </w:rPr>
-        <w:t>}</w:t>
-      </w:r>
-    </w:p>
-    <w:p>
-      <w:r>
-        <w:t>El problema es que esa redireccion tmb afecta a las etiquetas &lt;img src=”ruta” &gt; de HTML para cargar imágenes si las imágenes estan dentro de “mis_pruebas”.</w:t>
-      </w:r>
-    </w:p>
-    <w:p>
-      <w:r>
-        <w:t>Asi que la IA me ha dicho que modifiqeu por esto:</w:t>
-      </w:r>
-    </w:p>
-    <w:p>
-      <w:pPr>
-        <w:rPr>
-          <w:color w:val="FF0000"/>
-        </w:rPr>
-      </w:pPr>
-      <w:r>
-        <w:rPr>
-          <w:color w:val="FF0000"/>
-        </w:rPr>
-        <w:t>location /mis_pruebas {</w:t>
-      </w:r>
-    </w:p>
-    <w:p>
-      <w:r>
-        <w:t xml:space="preserve">    # Si </w:t>
-      </w:r>
-      <w:r>
-        <w:t>la ruta d</w:t>
-      </w:r>
-      <w:r>
-        <w:t>el archivo o carpeta existe, lo sirve directamente el servidor nginx sin enviar peticiones a PHP.</w:t>
-      </w:r>
-    </w:p>
-    <w:p>
-      <w:r>
-        <w:t xml:space="preserve">    # Si no, pasa la petición a index.php con los parámetros de la query.</w:t>
-      </w:r>
-      <w:r>
-        <w:t xml:space="preserve"> Solo hace redireccion si se pone una ruta que no existe, yo todas las rutas que he creado en Router no son relaes</w:t>
+        <w:t xml:space="preserve">    # Si no, pasa la petición a index.php con los parámetros de la query. Solo hace redireccion si se pone una ruta que no existe, yo todas las rutas que he creado en Router no son relaes</w:t>
       </w:r>
     </w:p>
     <w:p>

--- a/BASE DATOS EMPRESA/EMPRESA/FUNCIONAMIENTO DE TODO.docx
+++ b/BASE DATOS EMPRESA/EMPRESA/FUNCIONAMIENTO DE TODO.docx
@@ -2569,31 +2569,13 @@
     </w:p>
     <w:p>
       <w:r>
-        <w:t xml:space="preserve">Hay otro tipo de Link por ejempli para cargar una imagen se usa &lt;image src=”ruta”&gt; si por ejemplo estoy en la carpeta http:localhost/popo/juan y las  fotos estan en /popo/fotos puedo poner src= “../fotos  Los dos puntos hace que salga de un directorio (subir un nivel como hace cd..) y se coloca en </w:t>
-      </w:r>
-      <w:r>
-        <w:t>/popo/</w:t>
-      </w:r>
-      <w:r>
-        <w:t xml:space="preserve"> y despues le añade fotos ya que no hay barra antes de los ..</w:t>
+        <w:t>Hay otro tipo de Link por ejempli para cargar una imagen se usa &lt;image src=”ruta”&gt; si por ejemplo estoy en la carpeta http:localhost/popo/juan y las  fotos estan en /popo/fotos puedo poner src= “../fotos  Los dos puntos hace que salga de un directorio (subir un nivel como hace cd..) y se coloca en /popo/ y despues le añade fotos ya que no hay barra antes de los ..</w:t>
       </w:r>
       <w:r>
         <w:t xml:space="preserve">  Si pusiera /../fotos subiria un nivel y luego pondria la ruta absoluta /fotos </w:t>
       </w:r>
       <w:r>
-        <w:t xml:space="preserve">con lo que me da igual haber subido un nivel porque al final se va a </w:t>
-      </w:r>
-      <w:r>
-        <w:t>/</w:t>
-      </w:r>
-      <w:r>
-        <w:t>fotos</w:t>
-      </w:r>
-      <w:r>
-        <w:t>/</w:t>
-      </w:r>
-      <w:r>
-        <w:t xml:space="preserve"> Es decir con /../fotos sube nivel y se va a /fotos y con /fotos no sube nivel y se va a /fotos. Asi que lo usar los .. es para </w:t>
+        <w:t xml:space="preserve">con lo que me da igual haber subido un nivel porque al final se va a /fotos/ Es decir con /../fotos sube nivel y se va a /fotos y con /fotos no sube nivel y se va a /fotos. Asi que lo usar los .. es para </w:t>
       </w:r>
       <w:r>
         <w:t>usarlo sin barra antes, subo nivel y donde estoy añado la parte de ruta que falta.</w:t>
@@ -4903,13 +4885,34 @@
           <w:lang w:eastAsia="es-ES"/>
           <w14:ligatures w14:val="none"/>
         </w:rPr>
-        <w:t>= “p</w:t>
-      </w:r>
-      <w:r>
-        <w:rPr>
-          <w:color w:val="EE0000"/>
-        </w:rPr>
-        <w:t>ages/borrar/&lt;?=$entidad-&gt;getId()?&gt;</w:t>
+        <w:t>= “</w:t>
+      </w:r>
+      <w:proofErr w:type="spellStart"/>
+      <w:r>
+        <w:rPr>
+          <w:rFonts w:ascii="Consolas" w:eastAsia="Times New Roman" w:hAnsi="Consolas" w:cs="Times New Roman"/>
+          <w:noProof w:val="0"/>
+          <w:color w:val="CE9178"/>
+          <w:kern w:val="0"/>
+          <w:sz w:val="21"/>
+          <w:szCs w:val="21"/>
+          <w:lang w:eastAsia="es-ES"/>
+          <w14:ligatures w14:val="none"/>
+        </w:rPr>
+        <w:t>p</w:t>
+      </w:r>
+      <w:r>
+        <w:rPr>
+          <w:color w:val="EE0000"/>
+        </w:rPr>
+        <w:t>ages</w:t>
+      </w:r>
+      <w:proofErr w:type="spellEnd"/>
+      <w:r>
+        <w:rPr>
+          <w:color w:val="EE0000"/>
+        </w:rPr>
+        <w:t>/borrar/&lt;?=$entidad-&gt;getId()?&gt;</w:t>
       </w:r>
     </w:p>
     <w:p>
@@ -10981,6 +10984,155 @@
           <w:color w:val="EE0000"/>
         </w:rPr>
         <w:t>}</w:t>
+      </w:r>
+    </w:p>
+    <w:p>
+      <w:pPr>
+        <w:jc w:val="center"/>
+        <w:rPr>
+          <w:b/>
+          <w:bCs/>
+        </w:rPr>
+      </w:pPr>
+      <w:r>
+        <w:rPr>
+          <w:b/>
+          <w:bCs/>
+        </w:rPr>
+        <w:t>TAMAÑO MAXIMO DE ARCHIVO PARA SUBIR AL SERVIDOR</w:t>
+      </w:r>
+    </w:p>
+    <w:p>
+      <w:r>
+        <w:t>En C:\Users\psand\curso-de-php-8-y-mysql-8\docker\nginx esta el fichero default.conf con la condiguracion del servidor nginx. El limite de tamaño de archivo para subir desde un formulario lo tiene en unos 1.400kb. Poniendo esta linea     client_max_body_size 20M; se aunmenta a 20Mb. Hay que ponerla en todos los server que salen.</w:t>
+      </w:r>
+    </w:p>
+    <w:p>
+      <w:pPr>
+        <w:jc w:val="center"/>
+        <w:rPr>
+          <w:b/>
+          <w:bCs/>
+        </w:rPr>
+      </w:pPr>
+      <w:r>
+        <w:rPr>
+          <w:b/>
+          <w:bCs/>
+        </w:rPr>
+        <w:t>PROBLEMA CON FIREFOX Y LA CACHE</w:t>
+      </w:r>
+    </w:p>
+    <w:p>
+      <w:pPr>
+        <w:jc w:val="both"/>
+      </w:pPr>
+      <w:r>
+        <w:t>Tengo mi hoja de estilos, y he creado botones y textos con mi hoja en la aplicación. Cada vez que modifico mi CSS tengo que pulsar CTRL+F5 en firefox para forzar a cargar mi css porque sino usa al antigui que tiene en cache y no me salen los cambios. Asi que le pongo en el link de carga de mi CSS esto al final del nombre</w:t>
+      </w:r>
+    </w:p>
+    <w:p>
+      <w:pPr>
+        <w:jc w:val="both"/>
+      </w:pPr>
+      <w:r>
+        <w:rPr>
+          <w:color w:val="FF0000"/>
+        </w:rPr>
+        <w:t>css/estilos.css?v=&lt;?=rand(1,100)</w:t>
+      </w:r>
+      <w:r>
+        <w:rPr>
+          <w:color w:val="FF0000"/>
+        </w:rPr>
+        <w:t>;</w:t>
+      </w:r>
+      <w:r>
+        <w:t xml:space="preserve"> genero un numoer aleatorio y lo añado al nombre del archivo y asi obligo a firefox a volver a cargar. </w:t>
+      </w:r>
+    </w:p>
+    <w:p>
+      <w:pPr>
+        <w:jc w:val="both"/>
+      </w:pPr>
+      <w:r>
+        <w:t>Pues a veces me cargaba la hoja bien aplicando mis estilos a todos mis elementos, otras veces me  cargaba solo unos pocos estilos y otras veces no me cargaba ninguno.</w:t>
+      </w:r>
+    </w:p>
+    <w:p>
+      <w:pPr>
+        <w:jc w:val="both"/>
+      </w:pPr>
+      <w:r>
+        <w:t>Despues de mucho buscar me doy cuenta de que al ponerle rand() cada vez que cambio de pagina en mi aplicación se genera un nuevo nombre de css y asi firefox tiene muchos cargados en cache con diferentes nombres v</w:t>
+      </w:r>
+      <w:r>
+        <w:t>=xxx. Que pasa que de todos los que tiene unos son correctos, otros antiguos y otros medio antiguos, por eso a veces de manera aleatoria carga bien, medio bien o no carga el estilo, dependiendo del numero generado por rand y si conincide con alguna version de las que hay en cache. Una locura, porque no seguia un patron fijo, la IA estaba loca dandome indicaciones. Al final lo he deducido yo de manera luminosa.</w:t>
+      </w:r>
+      <w:r>
+        <w:t xml:space="preserve"> He tenido que borrar la cache de firefox en ajustes/privaciodad y seguridad/cookies y datos de sitio/limpiar datos de sitio/archivos y paginas temporales</w:t>
+      </w:r>
+      <w:r>
+        <w:t>. Todo encaja, si entraba en la consola de firefox con F12 en network le daba a desactivar cache entonces funcionaba bien. En google crome no falla porque gestiona de otra manera la cache.</w:t>
+      </w:r>
+    </w:p>
+    <w:p>
+      <w:pPr>
+        <w:jc w:val="both"/>
+      </w:pPr>
+      <w:r>
+        <w:lastRenderedPageBreak/>
+        <w:t xml:space="preserve">La ia dice que en lugar de usar rand use </w:t>
+      </w:r>
+      <w:r>
+        <w:t>css/estilos.css?v=&lt;?=filemtime(__DIR__ . '/css/estilos.css')</w:t>
+      </w:r>
+      <w:r>
+        <w:t xml:space="preserve"> </w:t>
+      </w:r>
+      <w:r>
+        <w:t>filemtime() devuelve la fecha de la última modificación del archivo en segundos desde 1970.</w:t>
+      </w:r>
+      <w:r>
+        <w:t xml:space="preserve"> </w:t>
+      </w:r>
+    </w:p>
+    <w:p>
+      <w:pPr>
+        <w:jc w:val="both"/>
+      </w:pPr>
+      <w:r>
+        <w:t>  Cada vez que guardas cambios en estilos.css, el número cambia automáticamente.</w:t>
+      </w:r>
+    </w:p>
+    <w:p>
+      <w:pPr>
+        <w:jc w:val="both"/>
+      </w:pPr>
+      <w:r>
+        <w:t>  El navegador entiende que es un recurso nuevo y lo recarga.</w:t>
+      </w:r>
+    </w:p>
+    <w:p>
+      <w:pPr>
+        <w:jc w:val="both"/>
+      </w:pPr>
+      <w:r>
+        <w:t>  No necesitas CTRL+F5, ni usar números aleatorios.</w:t>
+      </w:r>
+    </w:p>
+    <w:p>
+      <w:pPr>
+        <w:jc w:val="both"/>
+      </w:pPr>
+      <w:r>
+        <w:t xml:space="preserve">Esto genera una nueva version solo si cambio algo en mi css. </w:t>
+      </w:r>
+      <w:r>
+        <w:t>Vamos a ver si funciona porque al final acabaran creandose versiones en la cache de mi css pero todas con diferente nombre asi que nunca cogera una version anterior a la ultima</w:t>
+      </w:r>
+      <w:r>
+        <w:t>.</w:t>
       </w:r>
     </w:p>
     <w:p>
@@ -13072,7 +13224,6 @@
   <w:style w:type="character" w:default="1" w:styleId="Fuentedeprrafopredeter">
     <w:name w:val="Default Paragraph Font"/>
     <w:uiPriority w:val="1"/>
-    <w:semiHidden/>
     <w:unhideWhenUsed/>
   </w:style>
   <w:style w:type="table" w:default="1" w:styleId="Tablanormal">

--- a/BASE DATOS EMPRESA/EMPRESA/FUNCIONAMIENTO DE TODO.docx
+++ b/BASE DATOS EMPRESA/EMPRESA/FUNCIONAMIENTO DE TODO.docx
@@ -11082,66 +11082,185 @@
       </w:pPr>
       <w:r>
         <w:lastRenderedPageBreak/>
-        <w:t xml:space="preserve">La ia dice que en lugar de usar rand use </w:t>
-      </w:r>
-      <w:r>
-        <w:t>css/estilos.css?v=&lt;?=filemtime(__DIR__ . '/css/estilos.css')</w:t>
+        <w:t xml:space="preserve">La ia dice que en lugar de usar rand use css/estilos.css?v=&lt;?=filemtime(__DIR__ . '/css/estilos.css') filemtime() devuelve la fecha de la última modificación del archivo en segundos desde 1970. </w:t>
+      </w:r>
+    </w:p>
+    <w:p>
+      <w:pPr>
+        <w:jc w:val="both"/>
+      </w:pPr>
+      <w:r>
+        <w:t>  Cada vez que guardas cambios en estilos.css, el número cambia automáticamente.</w:t>
+      </w:r>
+    </w:p>
+    <w:p>
+      <w:pPr>
+        <w:jc w:val="both"/>
+      </w:pPr>
+      <w:r>
+        <w:t>  El navegador entiende que es un recurso nuevo y lo recarga.</w:t>
+      </w:r>
+    </w:p>
+    <w:p>
+      <w:pPr>
+        <w:jc w:val="both"/>
+      </w:pPr>
+      <w:r>
+        <w:t>  No necesitas CTRL+F5, ni usar números aleatorios.</w:t>
+      </w:r>
+    </w:p>
+    <w:p>
+      <w:pPr>
+        <w:jc w:val="both"/>
+      </w:pPr>
+      <w:r>
+        <w:t xml:space="preserve">Esto genera una nueva version solo si cambio algo en mi css. </w:t>
+      </w:r>
+      <w:r>
+        <w:t>Vamos a ver si funciona porque al final acabaran creandose versiones en la cache de mi css pero todas con diferente nombre asi que nunca cogera una version anterior a la ultima</w:t>
+      </w:r>
+      <w:r>
+        <w:t>.</w:t>
+      </w:r>
+    </w:p>
+    <w:p>
+      <w:pPr>
+        <w:jc w:val="center"/>
+        <w:rPr>
+          <w:b/>
+          <w:bCs/>
+        </w:rPr>
+      </w:pPr>
+      <w:r>
+        <w:rPr>
+          <w:b/>
+          <w:bCs/>
+        </w:rPr>
+        <w:t>PASO PARA CREAR UNA NUEVA PAGINA DE MI APLICACIÓN EMPRESA</w:t>
+      </w:r>
+    </w:p>
+    <w:p>
+      <w:pPr>
+        <w:pStyle w:val="Prrafodelista"/>
+        <w:numPr>
+          <w:ilvl w:val="0"/>
+          <w:numId w:val="11"/>
+        </w:numPr>
+        <w:jc w:val="both"/>
+      </w:pPr>
+      <w:r>
+        <w:t>Crear el modelo de datos, es decir, la clase que se va a usar para hacer las lecturas de datos de la tabla mysql. Si esta pagina tiene campos relacionados con otras tablas habra que inlcuir en su modelo, un tipo de objeto que nos permita leer tambien datos de otras tablas donde esta relacionada. Por ejemplo la pagina vehiculo tambien lee los datos del propietario del vehiculo, asi que el modelo vehiculo incluye una variable que es un obejto de la clase entidad, para poder leer los datos del propietario del vehiculo que estan en la tabla entidad.</w:t>
+      </w:r>
+    </w:p>
+    <w:p>
+      <w:pPr>
+        <w:pStyle w:val="Prrafodelista"/>
+        <w:numPr>
+          <w:ilvl w:val="0"/>
+          <w:numId w:val="11"/>
+        </w:numPr>
+        <w:jc w:val="both"/>
+      </w:pPr>
+      <w:r>
+        <w:t>Crear la ruta en index para poder ver el listado de datos de ese nuevo modelo.</w:t>
+      </w:r>
+    </w:p>
+    <w:p>
+      <w:pPr>
+        <w:pStyle w:val="Prrafodelista"/>
+        <w:numPr>
+          <w:ilvl w:val="0"/>
+          <w:numId w:val="11"/>
+        </w:numPr>
+        <w:jc w:val="both"/>
+      </w:pPr>
+      <w:r>
+        <w:t>Si el listado va en una pagina existente porque son datos vinculados a otro dato, ir a dicha pagina y añadir el html para poder listar, y añadir el formulario para poder crear un nuevo registro. Si por el contrario es independiente hay que crear una pagina para el, donde solo se listan, no se crear el formulario para crear nuevo.</w:t>
+      </w:r>
+    </w:p>
+    <w:p>
+      <w:pPr>
+        <w:pStyle w:val="Prrafodelista"/>
+        <w:numPr>
+          <w:ilvl w:val="0"/>
+          <w:numId w:val="11"/>
+        </w:numPr>
+        <w:jc w:val="both"/>
+      </w:pPr>
+      <w:r>
+        <w:t>Crear el controler para listar. Si el listado va en una pagina de otros datos hay que ir al controler de los otros datos y solo hacer la llamada a metodos list del reposotory de este nuevo dato. Hay que añadir a este controlor lo necesario para acceder al reposirtory ya que el repositori si que ira en un nuevo archivo.php para este nuevo dato.</w:t>
+      </w:r>
+    </w:p>
+    <w:p>
+      <w:pPr>
+        <w:pStyle w:val="Prrafodelista"/>
+        <w:numPr>
+          <w:ilvl w:val="0"/>
+          <w:numId w:val="11"/>
+        </w:numPr>
+        <w:jc w:val="both"/>
+      </w:pPr>
+      <w:r>
+        <w:t>Crear el repository de este nuevo dato y la funcion list.</w:t>
+      </w:r>
+    </w:p>
+    <w:p>
+      <w:pPr>
+        <w:pStyle w:val="Prrafodelista"/>
+        <w:numPr>
+          <w:ilvl w:val="0"/>
+          <w:numId w:val="11"/>
+        </w:numPr>
+        <w:jc w:val="both"/>
+      </w:pPr>
+      <w:r>
+        <w:t>Probar que se visualiza el lsitado.</w:t>
+      </w:r>
+    </w:p>
+    <w:p>
+      <w:pPr>
+        <w:pStyle w:val="Prrafodelista"/>
+        <w:numPr>
+          <w:ilvl w:val="0"/>
+          <w:numId w:val="11"/>
+        </w:numPr>
+        <w:jc w:val="both"/>
+      </w:pPr>
+      <w:r>
+        <w:t>Crear ruta para añadir y si va en una pagina compartida ya tenemos el formulario creado y si no pues crear nueva pagina con crear datos.</w:t>
       </w:r>
       <w:r>
         <w:t xml:space="preserve"> </w:t>
       </w:r>
       <w:r>
-        <w:t>filemtime() devuelve la fecha de la última modificación del archivo en segundos desde 1970.</w:t>
-      </w:r>
-      <w:r>
-        <w:t xml:space="preserve"> </w:t>
-      </w:r>
-    </w:p>
-    <w:p>
-      <w:pPr>
-        <w:jc w:val="both"/>
-      </w:pPr>
-      <w:r>
-        <w:t>  Cada vez que guardas cambios en estilos.css, el número cambia automáticamente.</w:t>
-      </w:r>
-    </w:p>
-    <w:p>
-      <w:pPr>
-        <w:jc w:val="both"/>
-      </w:pPr>
-      <w:r>
-        <w:t>  El navegador entiende que es un recurso nuevo y lo recarga.</w:t>
-      </w:r>
-    </w:p>
-    <w:p>
-      <w:pPr>
-        <w:jc w:val="both"/>
-      </w:pPr>
-      <w:r>
-        <w:t>  No necesitas CTRL+F5, ni usar números aleatorios.</w:t>
-      </w:r>
-    </w:p>
-    <w:p>
-      <w:pPr>
-        <w:jc w:val="both"/>
-      </w:pPr>
-      <w:r>
-        <w:t xml:space="preserve">Esto genera una nueva version solo si cambio algo en mi css. </w:t>
-      </w:r>
-      <w:r>
-        <w:t>Vamos a ver si funciona porque al final acabaran creandose versiones en la cache de mi css pero todas con diferente nombre asi que nunca cogera una version anterior a la ultima</w:t>
-      </w:r>
-      <w:r>
-        <w:t>.</w:t>
-      </w:r>
-    </w:p>
-    <w:p>
-      <w:pPr>
-        <w:rPr>
-          <w:b/>
-          <w:bCs/>
-        </w:rPr>
-      </w:pPr>
+        <w:t>Añadir en el controller y repository del dato los metodos necesarios. En controller se llama save y hay se comprueba si es nuevo o edicion para llamar al repository create o update. No hace falta crear un metodo add en el repository y que alli vea si es edicion o creacion para bifurcar a create o update.</w:t>
+      </w:r>
+    </w:p>
+    <w:p>
+      <w:pPr>
+        <w:pStyle w:val="Prrafodelista"/>
+        <w:numPr>
+          <w:ilvl w:val="0"/>
+          <w:numId w:val="11"/>
+        </w:numPr>
+        <w:jc w:val="both"/>
+      </w:pPr>
+      <w:r>
+        <w:t>Añadir ruta para editar y añadir metodos edit.</w:t>
+      </w:r>
+    </w:p>
+    <w:p>
+      <w:pPr>
+        <w:pStyle w:val="Prrafodelista"/>
+        <w:numPr>
+          <w:ilvl w:val="0"/>
+          <w:numId w:val="11"/>
+        </w:numPr>
+        <w:jc w:val="both"/>
+      </w:pPr>
+      <w:r>
+        <w:t>Aladir ruta borrar y añadir metodos delete.</w:t>
+      </w:r>
     </w:p>
     <w:p/>
     <w:p/>
@@ -11962,7 +12081,7 @@
   <w:abstractNum w:abstractNumId="5" w15:restartNumberingAfterBreak="0">
     <w:nsid w:val="2EFB02CA"/>
     <w:multiLevelType w:val="hybridMultilevel"/>
-    <w:tmpl w:val="4E687C9E"/>
+    <w:tmpl w:val="942834CE"/>
     <w:lvl w:ilvl="0" w:tplc="0C0A000F">
       <w:start w:val="1"/>
       <w:numFmt w:val="decimal"/>
@@ -12138,6 +12257,95 @@
     </w:lvl>
   </w:abstractNum>
   <w:abstractNum w:abstractNumId="7" w15:restartNumberingAfterBreak="0">
+    <w:nsid w:val="51090EF7"/>
+    <w:multiLevelType w:val="hybridMultilevel"/>
+    <w:tmpl w:val="FE689D6C"/>
+    <w:lvl w:ilvl="0" w:tplc="0C0A000F">
+      <w:start w:val="1"/>
+      <w:numFmt w:val="decimal"/>
+      <w:lvlText w:val="%1."/>
+      <w:lvlJc w:val="left"/>
+      <w:pPr>
+        <w:ind w:left="360" w:hanging="360"/>
+      </w:pPr>
+      <w:rPr>
+        <w:rFonts w:hint="default"/>
+      </w:rPr>
+    </w:lvl>
+    <w:lvl w:ilvl="1" w:tplc="FFFFFFFF" w:tentative="1">
+      <w:start w:val="1"/>
+      <w:numFmt w:val="lowerLetter"/>
+      <w:lvlText w:val="%2."/>
+      <w:lvlJc w:val="left"/>
+      <w:pPr>
+        <w:ind w:left="1080" w:hanging="360"/>
+      </w:pPr>
+    </w:lvl>
+    <w:lvl w:ilvl="2" w:tplc="FFFFFFFF" w:tentative="1">
+      <w:start w:val="1"/>
+      <w:numFmt w:val="lowerRoman"/>
+      <w:lvlText w:val="%3."/>
+      <w:lvlJc w:val="right"/>
+      <w:pPr>
+        <w:ind w:left="1800" w:hanging="180"/>
+      </w:pPr>
+    </w:lvl>
+    <w:lvl w:ilvl="3" w:tplc="FFFFFFFF" w:tentative="1">
+      <w:start w:val="1"/>
+      <w:numFmt w:val="decimal"/>
+      <w:lvlText w:val="%4."/>
+      <w:lvlJc w:val="left"/>
+      <w:pPr>
+        <w:ind w:left="2520" w:hanging="360"/>
+      </w:pPr>
+    </w:lvl>
+    <w:lvl w:ilvl="4" w:tplc="FFFFFFFF" w:tentative="1">
+      <w:start w:val="1"/>
+      <w:numFmt w:val="lowerLetter"/>
+      <w:lvlText w:val="%5."/>
+      <w:lvlJc w:val="left"/>
+      <w:pPr>
+        <w:ind w:left="3240" w:hanging="360"/>
+      </w:pPr>
+    </w:lvl>
+    <w:lvl w:ilvl="5" w:tplc="FFFFFFFF" w:tentative="1">
+      <w:start w:val="1"/>
+      <w:numFmt w:val="lowerRoman"/>
+      <w:lvlText w:val="%6."/>
+      <w:lvlJc w:val="right"/>
+      <w:pPr>
+        <w:ind w:left="3960" w:hanging="180"/>
+      </w:pPr>
+    </w:lvl>
+    <w:lvl w:ilvl="6" w:tplc="FFFFFFFF" w:tentative="1">
+      <w:start w:val="1"/>
+      <w:numFmt w:val="decimal"/>
+      <w:lvlText w:val="%7."/>
+      <w:lvlJc w:val="left"/>
+      <w:pPr>
+        <w:ind w:left="4680" w:hanging="360"/>
+      </w:pPr>
+    </w:lvl>
+    <w:lvl w:ilvl="7" w:tplc="FFFFFFFF" w:tentative="1">
+      <w:start w:val="1"/>
+      <w:numFmt w:val="lowerLetter"/>
+      <w:lvlText w:val="%8."/>
+      <w:lvlJc w:val="left"/>
+      <w:pPr>
+        <w:ind w:left="5400" w:hanging="360"/>
+      </w:pPr>
+    </w:lvl>
+    <w:lvl w:ilvl="8" w:tplc="FFFFFFFF" w:tentative="1">
+      <w:start w:val="1"/>
+      <w:numFmt w:val="lowerRoman"/>
+      <w:lvlText w:val="%9."/>
+      <w:lvlJc w:val="right"/>
+      <w:pPr>
+        <w:ind w:left="6120" w:hanging="180"/>
+      </w:pPr>
+    </w:lvl>
+  </w:abstractNum>
+  <w:abstractNum w:abstractNumId="8" w15:restartNumberingAfterBreak="0">
     <w:nsid w:val="6DBD3631"/>
     <w:multiLevelType w:val="multilevel"/>
     <w:tmpl w:val="62ACF0FE"/>
@@ -12286,7 +12494,7 @@
       </w:rPr>
     </w:lvl>
   </w:abstractNum>
-  <w:abstractNum w:abstractNumId="8" w15:restartNumberingAfterBreak="0">
+  <w:abstractNum w:abstractNumId="9" w15:restartNumberingAfterBreak="0">
     <w:nsid w:val="6E1F78C9"/>
     <w:multiLevelType w:val="multilevel"/>
     <w:tmpl w:val="2B5609A0"/>
@@ -12435,7 +12643,7 @@
       </w:rPr>
     </w:lvl>
   </w:abstractNum>
-  <w:abstractNum w:abstractNumId="9" w15:restartNumberingAfterBreak="0">
+  <w:abstractNum w:abstractNumId="10" w15:restartNumberingAfterBreak="0">
     <w:nsid w:val="74762AC3"/>
     <w:multiLevelType w:val="multilevel"/>
     <w:tmpl w:val="28965F00"/>
@@ -12585,13 +12793,13 @@
     </w:lvl>
   </w:abstractNum>
   <w:num w:numId="1" w16cid:durableId="1766531474">
-    <w:abstractNumId w:val="7"/>
+    <w:abstractNumId w:val="8"/>
   </w:num>
   <w:num w:numId="2" w16cid:durableId="1585794975">
     <w:abstractNumId w:val="2"/>
   </w:num>
   <w:num w:numId="3" w16cid:durableId="1424642946">
-    <w:abstractNumId w:val="8"/>
+    <w:abstractNumId w:val="9"/>
   </w:num>
   <w:num w:numId="4" w16cid:durableId="202717371">
     <w:abstractNumId w:val="3"/>
@@ -12600,7 +12808,7 @@
     <w:abstractNumId w:val="4"/>
   </w:num>
   <w:num w:numId="6" w16cid:durableId="753549070">
-    <w:abstractNumId w:val="9"/>
+    <w:abstractNumId w:val="10"/>
   </w:num>
   <w:num w:numId="7" w16cid:durableId="1339042036">
     <w:abstractNumId w:val="1"/>
@@ -12613,6 +12821,9 @@
   </w:num>
   <w:num w:numId="10" w16cid:durableId="1359158530">
     <w:abstractNumId w:val="0"/>
+  </w:num>
+  <w:num w:numId="11" w16cid:durableId="1412117743">
+    <w:abstractNumId w:val="7"/>
   </w:num>
 </w:numbering>
 </file>
@@ -13224,6 +13435,7 @@
   <w:style w:type="character" w:default="1" w:styleId="Fuentedeprrafopredeter">
     <w:name w:val="Default Paragraph Font"/>
     <w:uiPriority w:val="1"/>
+    <w:semiHidden/>
     <w:unhideWhenUsed/>
   </w:style>
   <w:style w:type="table" w:default="1" w:styleId="Tablanormal">

--- a/BASE DATOS EMPRESA/EMPRESA/FUNCIONAMIENTO DE TODO.docx
+++ b/BASE DATOS EMPRESA/EMPRESA/FUNCIONAMIENTO DE TODO.docx
@@ -11262,7 +11262,61 @@
         <w:t>Aladir ruta borrar y añadir metodos delete.</w:t>
       </w:r>
     </w:p>
-    <w:p/>
+    <w:p>
+      <w:pPr>
+        <w:jc w:val="center"/>
+        <w:rPr>
+          <w:b/>
+          <w:bCs/>
+        </w:rPr>
+      </w:pPr>
+      <w:r>
+        <w:rPr>
+          <w:b/>
+          <w:bCs/>
+        </w:rPr>
+        <w:t>CRITERIOS PARA CREAR TABLAS SQL</w:t>
+      </w:r>
+    </w:p>
+    <w:p>
+      <w:r>
+        <w:t>Los nombres de tablas y campos en minuscula y si contiene mas de una palabra la siguientes palabas del nombre empezaran por mayuscula, todo junto sin usar guiones.</w:t>
+      </w:r>
+    </w:p>
+    <w:p>
+      <w:r>
+        <w:t>Los nombres de tablas en plurar, (vehiculos, entidades, pagos, etc).</w:t>
+      </w:r>
+    </w:p>
+    <w:p>
+      <w:r>
+        <w:lastRenderedPageBreak/>
+        <w:t>La clave de la tabla sera idNombretabla</w:t>
+      </w:r>
+      <w:r>
+        <w:t xml:space="preserve"> en singular</w:t>
+      </w:r>
+      <w:r>
+        <w:t>, (</w:t>
+      </w:r>
+      <w:r>
+        <w:t>tabla vehiculos=</w:t>
+      </w:r>
+      <w:r>
+        <w:t xml:space="preserve">idVehiculo, </w:t>
+      </w:r>
+      <w:r>
+        <w:t>tabla pagos=</w:t>
+      </w:r>
+      <w:r>
+        <w:t>idPago, etc). Los nombres de claves e indices que los elija mysql.</w:t>
+      </w:r>
+    </w:p>
+    <w:p>
+      <w:r>
+        <w:t>El nombre de un campo que es clave ajena se llamara como se tenga que llamar, nombre indicativo de su tabla, no tiene que tener nombre indecativo de la clave con la que sta relacionada. (campo propietario en vehiculos no se tiene que llamar idEntidad, se llama propietario) porque el nombre del campo en la tabla principal tiene un sentido pero en la tabla relacionada tiene otro sentido.</w:t>
+      </w:r>
+    </w:p>
     <w:p/>
     <w:sectPr>
       <w:footerReference w:type="default" r:id="rId8"/>

--- a/BASE DATOS EMPRESA/EMPRESA/FUNCIONAMIENTO DE TODO.docx
+++ b/BASE DATOS EMPRESA/EMPRESA/FUNCIONAMIENTO DE TODO.docx
@@ -11317,7 +11317,2063 @@
         <w:t>El nombre de un campo que es clave ajena se llamara como se tenga que llamar, nombre indicativo de su tabla, no tiene que tener nombre indecativo de la clave con la que sta relacionada. (campo propietario en vehiculos no se tiene que llamar idEntidad, se llama propietario) porque el nombre del campo en la tabla principal tiene un sentido pero en la tabla relacionada tiene otro sentido.</w:t>
       </w:r>
     </w:p>
-    <w:p/>
+    <w:p>
+      <w:r>
+        <w:t>CONSULTA SQL PARA VER LAS ENTREGAS Y DEVOLUCIONES DE UN MOVIMIENTO (PRESTAMO)</w:t>
+      </w:r>
+    </w:p>
+    <w:p>
+      <w:r>
+        <w:t>Esto es para leer las entregas de un movimiento y sumar el campo importe de todas las entregas</w:t>
+      </w:r>
+    </w:p>
+    <w:p>
+      <w:pPr>
+        <w:pStyle w:val="Sinespaciado"/>
+        <w:rPr>
+          <w:color w:val="EE0000"/>
+        </w:rPr>
+      </w:pPr>
+      <w:r>
+        <w:rPr>
+          <w:color w:val="EE0000"/>
+        </w:rPr>
+        <w:t xml:space="preserve">SELECT </w:t>
+      </w:r>
+    </w:p>
+    <w:p>
+      <w:pPr>
+        <w:pStyle w:val="Sinespaciado"/>
+        <w:rPr>
+          <w:color w:val="FF0000"/>
+        </w:rPr>
+      </w:pPr>
+      <w:r>
+        <w:rPr>
+          <w:color w:val="FF0000"/>
+        </w:rPr>
+        <w:t xml:space="preserve">    M.*,</w:t>
+      </w:r>
+    </w:p>
+    <w:p>
+      <w:pPr>
+        <w:pStyle w:val="Sinespaciado"/>
+        <w:rPr>
+          <w:color w:val="FF0000"/>
+        </w:rPr>
+      </w:pPr>
+      <w:r>
+        <w:rPr>
+          <w:color w:val="FF0000"/>
+        </w:rPr>
+        <w:t xml:space="preserve">    A.Nombre AS nombreEnvia,</w:t>
+      </w:r>
+    </w:p>
+    <w:p>
+      <w:pPr>
+        <w:pStyle w:val="Sinespaciado"/>
+        <w:rPr>
+          <w:color w:val="FF0000"/>
+        </w:rPr>
+      </w:pPr>
+      <w:r>
+        <w:rPr>
+          <w:color w:val="FF0000"/>
+        </w:rPr>
+        <w:t xml:space="preserve">    B.Nombre AS nombreRecibe,</w:t>
+      </w:r>
+    </w:p>
+    <w:p>
+      <w:pPr>
+        <w:pStyle w:val="Sinespaciado"/>
+        <w:rPr>
+          <w:color w:val="FF0000"/>
+        </w:rPr>
+      </w:pPr>
+      <w:r>
+        <w:rPr>
+          <w:color w:val="FF0000"/>
+        </w:rPr>
+        <w:t xml:space="preserve">    V.Marca_modelo,</w:t>
+      </w:r>
+    </w:p>
+    <w:p>
+      <w:pPr>
+        <w:pStyle w:val="Sinespaciado"/>
+        <w:rPr>
+          <w:color w:val="FF0000"/>
+        </w:rPr>
+      </w:pPr>
+      <w:r>
+        <w:rPr>
+          <w:color w:val="FF0000"/>
+        </w:rPr>
+        <w:t xml:space="preserve">    C.Nombre AS nombrePropietario,</w:t>
+      </w:r>
+    </w:p>
+    <w:p>
+      <w:pPr>
+        <w:pStyle w:val="Sinespaciado"/>
+      </w:pPr>
+      <w:r>
+        <w:rPr>
+          <w:color w:val="FF0000"/>
+        </w:rPr>
+        <w:t xml:space="preserve">    COALESCE(SUM(E.importe), 0) AS totalImporte</w:t>
+      </w:r>
+      <w:r>
+        <w:rPr>
+          <w:color w:val="FF0000"/>
+        </w:rPr>
+        <w:t xml:space="preserve"> --</w:t>
+      </w:r>
+      <w:r>
+        <w:t xml:space="preserve">COALESCE(SUM(E.importe),0) para que salga </w:t>
+      </w:r>
+      <w:r>
+        <w:rPr>
+          <w:b/>
+          <w:bCs/>
+        </w:rPr>
+        <w:t>0</w:t>
+      </w:r>
+      <w:r>
+        <w:t xml:space="preserve"> en vez de NULL.</w:t>
+      </w:r>
+    </w:p>
+    <w:p>
+      <w:pPr>
+        <w:pStyle w:val="Sinespaciado"/>
+        <w:rPr>
+          <w:color w:val="FF0000"/>
+        </w:rPr>
+      </w:pPr>
+      <w:r>
+        <w:rPr>
+          <w:color w:val="FF0000"/>
+        </w:rPr>
+        <w:t>FROM movimientos M</w:t>
+      </w:r>
+    </w:p>
+    <w:p>
+      <w:pPr>
+        <w:pStyle w:val="Sinespaciado"/>
+        <w:rPr>
+          <w:color w:val="FF0000"/>
+        </w:rPr>
+      </w:pPr>
+      <w:r>
+        <w:rPr>
+          <w:color w:val="FF0000"/>
+        </w:rPr>
+        <w:t>LEFT JOIN entidad A ON M.envia = A.id_entidad</w:t>
+      </w:r>
+    </w:p>
+    <w:p>
+      <w:pPr>
+        <w:pStyle w:val="Sinespaciado"/>
+        <w:rPr>
+          <w:color w:val="FF0000"/>
+        </w:rPr>
+      </w:pPr>
+      <w:r>
+        <w:rPr>
+          <w:color w:val="FF0000"/>
+        </w:rPr>
+        <w:t>LEFT JOIN entidad B ON M.recibe = B.id_entidad</w:t>
+      </w:r>
+    </w:p>
+    <w:p>
+      <w:pPr>
+        <w:pStyle w:val="Sinespaciado"/>
+        <w:rPr>
+          <w:color w:val="FF0000"/>
+        </w:rPr>
+      </w:pPr>
+      <w:r>
+        <w:rPr>
+          <w:color w:val="FF0000"/>
+        </w:rPr>
+        <w:t>LEFT JOIN vehiculos V ON M.vehiculo = V.id_vehiculo</w:t>
+      </w:r>
+    </w:p>
+    <w:p>
+      <w:pPr>
+        <w:pStyle w:val="Sinespaciado"/>
+        <w:rPr>
+          <w:color w:val="FF0000"/>
+        </w:rPr>
+      </w:pPr>
+      <w:r>
+        <w:rPr>
+          <w:color w:val="FF0000"/>
+        </w:rPr>
+        <w:t>LEFT JOIN entidad C ON V.propietario = C.id_entidad</w:t>
+      </w:r>
+    </w:p>
+    <w:p>
+      <w:pPr>
+        <w:pStyle w:val="Sinespaciado"/>
+        <w:rPr>
+          <w:color w:val="FF0000"/>
+        </w:rPr>
+      </w:pPr>
+      <w:r>
+        <w:rPr>
+          <w:color w:val="FF0000"/>
+        </w:rPr>
+        <w:t>LEFT JOIN entregas E ON M.idMovimiento = E.movimiento</w:t>
+      </w:r>
+    </w:p>
+    <w:p>
+      <w:pPr>
+        <w:pStyle w:val="Sinespaciado"/>
+      </w:pPr>
+      <w:r>
+        <w:rPr>
+          <w:color w:val="FF0000"/>
+        </w:rPr>
+        <w:t xml:space="preserve">GROUP BY </w:t>
+      </w:r>
+      <w:r>
+        <w:rPr>
+          <w:color w:val="FF0000"/>
+        </w:rPr>
+        <w:t xml:space="preserve"> </w:t>
+      </w:r>
+      <w:r>
+        <w:t>-- se agr</w:t>
+      </w:r>
+      <w:r>
+        <w:t>u</w:t>
+      </w:r>
+      <w:r>
+        <w:t>pa por el id del movimiento pero ademas hay que poner el resto de campos que queremos que solo salgan una vez que son todos los que aperecen al principio</w:t>
+      </w:r>
+    </w:p>
+    <w:p>
+      <w:pPr>
+        <w:pStyle w:val="Sinespaciado"/>
+        <w:rPr>
+          <w:color w:val="FF0000"/>
+        </w:rPr>
+      </w:pPr>
+      <w:r>
+        <w:rPr>
+          <w:color w:val="FF0000"/>
+        </w:rPr>
+        <w:t xml:space="preserve">    M.idMovimiento,   </w:t>
+      </w:r>
+      <w:r>
+        <w:t xml:space="preserve">-- Esto te devuelve </w:t>
+      </w:r>
+      <w:r>
+        <w:rPr>
+          <w:b/>
+          <w:bCs/>
+        </w:rPr>
+        <w:t>una fila por cada movimiento</w:t>
+      </w:r>
+      <w:r>
+        <w:t>, con todos los datos que ya tenías más la suma de importe de sus entregas.</w:t>
+      </w:r>
+    </w:p>
+    <w:p>
+      <w:pPr>
+        <w:pStyle w:val="Sinespaciado"/>
+        <w:rPr>
+          <w:color w:val="FF0000"/>
+        </w:rPr>
+      </w:pPr>
+      <w:r>
+        <w:rPr>
+          <w:color w:val="FF0000"/>
+        </w:rPr>
+        <w:t xml:space="preserve">    A.Nombre,</w:t>
+      </w:r>
+    </w:p>
+    <w:p>
+      <w:pPr>
+        <w:pStyle w:val="Sinespaciado"/>
+        <w:rPr>
+          <w:color w:val="FF0000"/>
+        </w:rPr>
+      </w:pPr>
+      <w:r>
+        <w:rPr>
+          <w:color w:val="FF0000"/>
+        </w:rPr>
+        <w:t xml:space="preserve">    B.Nombre,</w:t>
+      </w:r>
+    </w:p>
+    <w:p>
+      <w:pPr>
+        <w:pStyle w:val="Sinespaciado"/>
+        <w:rPr>
+          <w:color w:val="FF0000"/>
+        </w:rPr>
+      </w:pPr>
+      <w:r>
+        <w:rPr>
+          <w:color w:val="FF0000"/>
+        </w:rPr>
+        <w:t xml:space="preserve">    V.Marca_modelo,</w:t>
+      </w:r>
+    </w:p>
+    <w:p>
+      <w:pPr>
+        <w:pStyle w:val="Sinespaciado"/>
+        <w:rPr>
+          <w:color w:val="FF0000"/>
+        </w:rPr>
+      </w:pPr>
+      <w:r>
+        <w:rPr>
+          <w:color w:val="FF0000"/>
+        </w:rPr>
+        <w:t xml:space="preserve">    C.Nombre;</w:t>
+      </w:r>
+    </w:p>
+    <w:p>
+      <w:r>
+        <w:t>Para ver tmb la suma del importe de las devoluiones hay que hacerlo asi:</w:t>
+      </w:r>
+    </w:p>
+    <w:p>
+      <w:pPr>
+        <w:pStyle w:val="Sinespaciado"/>
+        <w:rPr>
+          <w:color w:val="EE0000"/>
+        </w:rPr>
+      </w:pPr>
+      <w:r>
+        <w:rPr>
+          <w:color w:val="EE0000"/>
+        </w:rPr>
+        <w:t xml:space="preserve">SELECT </w:t>
+      </w:r>
+    </w:p>
+    <w:p>
+      <w:pPr>
+        <w:pStyle w:val="Sinespaciado"/>
+        <w:rPr>
+          <w:color w:val="EE0000"/>
+        </w:rPr>
+      </w:pPr>
+      <w:r>
+        <w:rPr>
+          <w:color w:val="EE0000"/>
+        </w:rPr>
+        <w:t xml:space="preserve">    M.*,</w:t>
+      </w:r>
+    </w:p>
+    <w:p>
+      <w:pPr>
+        <w:pStyle w:val="Sinespaciado"/>
+        <w:rPr>
+          <w:color w:val="EE0000"/>
+        </w:rPr>
+      </w:pPr>
+      <w:r>
+        <w:rPr>
+          <w:color w:val="EE0000"/>
+        </w:rPr>
+        <w:t xml:space="preserve">    A.Nombre AS nombreEnvia,</w:t>
+      </w:r>
+    </w:p>
+    <w:p>
+      <w:pPr>
+        <w:pStyle w:val="Sinespaciado"/>
+        <w:rPr>
+          <w:color w:val="EE0000"/>
+        </w:rPr>
+      </w:pPr>
+      <w:r>
+        <w:rPr>
+          <w:color w:val="EE0000"/>
+        </w:rPr>
+        <w:t xml:space="preserve">    B.Nombre AS nombreRecibe,</w:t>
+      </w:r>
+    </w:p>
+    <w:p>
+      <w:pPr>
+        <w:pStyle w:val="Sinespaciado"/>
+        <w:rPr>
+          <w:color w:val="EE0000"/>
+        </w:rPr>
+      </w:pPr>
+      <w:r>
+        <w:rPr>
+          <w:color w:val="EE0000"/>
+        </w:rPr>
+        <w:t xml:space="preserve">    V.Marca_modelo,</w:t>
+      </w:r>
+    </w:p>
+    <w:p>
+      <w:pPr>
+        <w:pStyle w:val="Sinespaciado"/>
+        <w:rPr>
+          <w:color w:val="EE0000"/>
+        </w:rPr>
+      </w:pPr>
+      <w:r>
+        <w:rPr>
+          <w:color w:val="EE0000"/>
+        </w:rPr>
+        <w:t xml:space="preserve">    C.Nombre AS nombrePropietario,</w:t>
+      </w:r>
+    </w:p>
+    <w:p>
+      <w:pPr>
+        <w:pStyle w:val="Sinespaciado"/>
+        <w:rPr>
+          <w:color w:val="EE0000"/>
+        </w:rPr>
+      </w:pPr>
+      <w:r>
+        <w:rPr>
+          <w:color w:val="EE0000"/>
+        </w:rPr>
+        <w:lastRenderedPageBreak/>
+        <w:t xml:space="preserve">    COALESCE(E.totalImporte, 0) AS totalEntregas,</w:t>
+      </w:r>
+      <w:r>
+        <w:rPr>
+          <w:color w:val="EE0000"/>
+        </w:rPr>
+        <w:t xml:space="preserve"> </w:t>
+      </w:r>
+      <w:r>
+        <w:t>--aquí no hace falta hacer la suma, ya viene sumado</w:t>
+      </w:r>
+    </w:p>
+    <w:p>
+      <w:pPr>
+        <w:pStyle w:val="Sinespaciado"/>
+        <w:rPr>
+          <w:color w:val="EE0000"/>
+        </w:rPr>
+      </w:pPr>
+      <w:r>
+        <w:rPr>
+          <w:color w:val="EE0000"/>
+        </w:rPr>
+        <w:t xml:space="preserve">    COALESCE(D.totalImporte, 0) AS totalDevoluciones</w:t>
+      </w:r>
+    </w:p>
+    <w:p>
+      <w:pPr>
+        <w:pStyle w:val="Sinespaciado"/>
+        <w:rPr>
+          <w:color w:val="EE0000"/>
+        </w:rPr>
+      </w:pPr>
+      <w:r>
+        <w:rPr>
+          <w:color w:val="EE0000"/>
+        </w:rPr>
+        <w:t>FROM movimientos M</w:t>
+      </w:r>
+    </w:p>
+    <w:p>
+      <w:pPr>
+        <w:pStyle w:val="Sinespaciado"/>
+        <w:rPr>
+          <w:color w:val="EE0000"/>
+        </w:rPr>
+      </w:pPr>
+      <w:r>
+        <w:rPr>
+          <w:color w:val="EE0000"/>
+        </w:rPr>
+        <w:t>LEFT JOIN entidad A ON M.envia = A.id_entidad</w:t>
+      </w:r>
+    </w:p>
+    <w:p>
+      <w:pPr>
+        <w:pStyle w:val="Sinespaciado"/>
+        <w:rPr>
+          <w:color w:val="EE0000"/>
+        </w:rPr>
+      </w:pPr>
+      <w:r>
+        <w:rPr>
+          <w:color w:val="EE0000"/>
+        </w:rPr>
+        <w:t>LEFT JOIN entidad B ON M.recibe = B.id_entidad</w:t>
+      </w:r>
+    </w:p>
+    <w:p>
+      <w:pPr>
+        <w:pStyle w:val="Sinespaciado"/>
+        <w:rPr>
+          <w:color w:val="EE0000"/>
+        </w:rPr>
+      </w:pPr>
+      <w:r>
+        <w:rPr>
+          <w:color w:val="EE0000"/>
+        </w:rPr>
+        <w:t>LEFT JOIN vehiculos V ON M.vehiculo = V.id_vehiculo</w:t>
+      </w:r>
+    </w:p>
+    <w:p>
+      <w:pPr>
+        <w:pStyle w:val="Sinespaciado"/>
+        <w:rPr>
+          <w:color w:val="EE0000"/>
+        </w:rPr>
+      </w:pPr>
+      <w:r>
+        <w:rPr>
+          <w:color w:val="EE0000"/>
+        </w:rPr>
+        <w:t>LEFT JOIN entidad C ON V.propietario = C.id_entidad</w:t>
+      </w:r>
+    </w:p>
+    <w:p>
+      <w:pPr>
+        <w:pStyle w:val="Sinespaciado"/>
+      </w:pPr>
+      <w:r>
+        <w:t>-- subconsulta para sumar entregas</w:t>
+      </w:r>
+      <w:r>
+        <w:t>, no se pueden hacer dos GROUP BY en un mismo SELECT, asi que hace el select principal y despues otro select para cada GROUP BY</w:t>
+      </w:r>
+    </w:p>
+    <w:p>
+      <w:pPr>
+        <w:pStyle w:val="Sinespaciado"/>
+      </w:pPr>
+      <w:r>
+        <w:rPr>
+          <w:color w:val="EE0000"/>
+        </w:rPr>
+        <w:t xml:space="preserve">LEFT JOIN </w:t>
+      </w:r>
+      <w:r>
+        <w:rPr>
+          <w:color w:val="00B050"/>
+        </w:rPr>
+        <w:t>(</w:t>
+      </w:r>
+      <w:r>
+        <w:t>--hace LEFT JOIN de una subtabla que contiene todas las entregas del movimiento, agrupadas por movimiento y sumando el importe. Este select genera una unica linea</w:t>
+      </w:r>
+      <w:r>
+        <w:t xml:space="preserve"> con un campo moviento E.movimiento usado en este mismo LEFT </w:t>
+      </w:r>
+    </w:p>
+    <w:p>
+      <w:pPr>
+        <w:pStyle w:val="Sinespaciado"/>
+        <w:rPr>
+          <w:color w:val="00B050"/>
+        </w:rPr>
+      </w:pPr>
+      <w:r>
+        <w:rPr>
+          <w:color w:val="00B050"/>
+        </w:rPr>
+        <w:t xml:space="preserve">    SELECT movimiento, SUM(importe) AS totalImporte</w:t>
+      </w:r>
+      <w:r>
+        <w:rPr>
+          <w:color w:val="00B050"/>
+        </w:rPr>
+        <w:t xml:space="preserve"> </w:t>
+      </w:r>
+      <w:r>
+        <w:t>---esto es una subtabla y devuelve una fila con campo movimiento y suma importe y con esta subtabla hace el JOIN</w:t>
+      </w:r>
+    </w:p>
+    <w:p>
+      <w:pPr>
+        <w:pStyle w:val="Sinespaciado"/>
+        <w:rPr>
+          <w:color w:val="00B050"/>
+        </w:rPr>
+      </w:pPr>
+      <w:r>
+        <w:rPr>
+          <w:color w:val="00B050"/>
+        </w:rPr>
+        <w:t xml:space="preserve">    FROM entregas</w:t>
+      </w:r>
+    </w:p>
+    <w:p>
+      <w:pPr>
+        <w:pStyle w:val="Sinespaciado"/>
+        <w:rPr>
+          <w:color w:val="00B050"/>
+        </w:rPr>
+      </w:pPr>
+      <w:r>
+        <w:rPr>
+          <w:color w:val="00B050"/>
+        </w:rPr>
+        <w:t xml:space="preserve">    GROUP BY movimiento</w:t>
+      </w:r>
+    </w:p>
+    <w:p>
+      <w:pPr>
+        <w:pStyle w:val="Sinespaciado"/>
+        <w:rPr>
+          <w:color w:val="EE0000"/>
+        </w:rPr>
+      </w:pPr>
+      <w:r>
+        <w:rPr>
+          <w:color w:val="00B050"/>
+        </w:rPr>
+        <w:t>)</w:t>
+      </w:r>
+      <w:r>
+        <w:rPr>
+          <w:color w:val="002060"/>
+        </w:rPr>
+        <w:t xml:space="preserve"> </w:t>
+      </w:r>
+      <w:r>
+        <w:rPr>
+          <w:color w:val="EE0000"/>
+          <w:highlight w:val="yellow"/>
+        </w:rPr>
+        <w:t>E</w:t>
+      </w:r>
+      <w:r>
+        <w:rPr>
+          <w:color w:val="EE0000"/>
+        </w:rPr>
+        <w:t xml:space="preserve"> ON M.idMovimiento = </w:t>
+      </w:r>
+      <w:r>
+        <w:rPr>
+          <w:color w:val="EE0000"/>
+          <w:highlight w:val="yellow"/>
+        </w:rPr>
+        <w:t>E</w:t>
+      </w:r>
+      <w:r>
+        <w:rPr>
+          <w:color w:val="EE0000"/>
+        </w:rPr>
+        <w:t>.movimiento</w:t>
+      </w:r>
+    </w:p>
+    <w:p>
+      <w:pPr>
+        <w:pStyle w:val="Sinespaciado"/>
+        <w:rPr>
+          <w:color w:val="EE0000"/>
+        </w:rPr>
+      </w:pPr>
+    </w:p>
+    <w:p>
+      <w:pPr>
+        <w:pStyle w:val="Sinespaciado"/>
+      </w:pPr>
+      <w:r>
+        <w:t>-- subconsulta para sumar devoluciones</w:t>
+      </w:r>
+    </w:p>
+    <w:p>
+      <w:pPr>
+        <w:pStyle w:val="Sinespaciado"/>
+        <w:rPr>
+          <w:color w:val="00B050"/>
+        </w:rPr>
+      </w:pPr>
+      <w:r>
+        <w:rPr>
+          <w:color w:val="EE0000"/>
+        </w:rPr>
+        <w:t xml:space="preserve">LEFT </w:t>
+      </w:r>
+      <w:r>
+        <w:rPr>
+          <w:color w:val="00B050"/>
+        </w:rPr>
+        <w:t>JOIN (</w:t>
+      </w:r>
+    </w:p>
+    <w:p>
+      <w:pPr>
+        <w:pStyle w:val="Sinespaciado"/>
+        <w:rPr>
+          <w:color w:val="00B050"/>
+        </w:rPr>
+      </w:pPr>
+      <w:r>
+        <w:rPr>
+          <w:color w:val="00B050"/>
+        </w:rPr>
+        <w:t xml:space="preserve">    SELECT movimiento, SUM(importe) AS totalImporte</w:t>
+      </w:r>
+      <w:r>
+        <w:rPr>
+          <w:color w:val="00B050"/>
+        </w:rPr>
+        <w:t xml:space="preserve"> </w:t>
+      </w:r>
+      <w:r>
+        <w:t>–otra subtabla para hacer otro JOIN</w:t>
+      </w:r>
+    </w:p>
+    <w:p>
+      <w:pPr>
+        <w:pStyle w:val="Sinespaciado"/>
+        <w:rPr>
+          <w:color w:val="00B050"/>
+        </w:rPr>
+      </w:pPr>
+      <w:r>
+        <w:rPr>
+          <w:color w:val="00B050"/>
+        </w:rPr>
+        <w:t xml:space="preserve">    FROM devoluciones</w:t>
+      </w:r>
+    </w:p>
+    <w:p>
+      <w:pPr>
+        <w:pStyle w:val="Sinespaciado"/>
+        <w:rPr>
+          <w:color w:val="00B050"/>
+        </w:rPr>
+      </w:pPr>
+      <w:r>
+        <w:rPr>
+          <w:color w:val="00B050"/>
+        </w:rPr>
+        <w:t xml:space="preserve">    GROUP BY movimiento</w:t>
+      </w:r>
+    </w:p>
+    <w:p>
+      <w:pPr>
+        <w:pStyle w:val="Sinespaciado"/>
+        <w:rPr>
+          <w:color w:val="EE0000"/>
+        </w:rPr>
+      </w:pPr>
+      <w:r>
+        <w:rPr>
+          <w:color w:val="00B050"/>
+        </w:rPr>
+        <w:t xml:space="preserve">) </w:t>
+      </w:r>
+      <w:r>
+        <w:rPr>
+          <w:color w:val="EE0000"/>
+          <w:highlight w:val="yellow"/>
+        </w:rPr>
+        <w:t>D</w:t>
+      </w:r>
+      <w:r>
+        <w:rPr>
+          <w:color w:val="EE0000"/>
+        </w:rPr>
+        <w:t xml:space="preserve"> ON M.idMovimiento = </w:t>
+      </w:r>
+      <w:r>
+        <w:rPr>
+          <w:color w:val="EE0000"/>
+          <w:highlight w:val="yellow"/>
+        </w:rPr>
+        <w:t>D</w:t>
+      </w:r>
+      <w:r>
+        <w:rPr>
+          <w:color w:val="EE0000"/>
+        </w:rPr>
+        <w:t>.movimiento</w:t>
+      </w:r>
+    </w:p>
+    <w:p>
+      <w:pPr>
+        <w:pStyle w:val="Sinespaciado"/>
+        <w:rPr>
+          <w:color w:val="EE0000"/>
+        </w:rPr>
+      </w:pPr>
+    </w:p>
+    <w:p>
+      <w:pPr>
+        <w:pStyle w:val="Sinespaciado"/>
+        <w:rPr>
+          <w:color w:val="EE0000"/>
+        </w:rPr>
+      </w:pPr>
+      <w:r>
+        <w:rPr>
+          <w:color w:val="EE0000"/>
+        </w:rPr>
+        <w:t xml:space="preserve">GROUP BY </w:t>
+      </w:r>
+    </w:p>
+    <w:p>
+      <w:pPr>
+        <w:pStyle w:val="Sinespaciado"/>
+        <w:rPr>
+          <w:color w:val="EE0000"/>
+        </w:rPr>
+      </w:pPr>
+      <w:r>
+        <w:rPr>
+          <w:color w:val="EE0000"/>
+        </w:rPr>
+        <w:t xml:space="preserve">    M.idMovimiento,   </w:t>
+      </w:r>
+    </w:p>
+    <w:p>
+      <w:pPr>
+        <w:pStyle w:val="Sinespaciado"/>
+        <w:rPr>
+          <w:color w:val="EE0000"/>
+        </w:rPr>
+      </w:pPr>
+      <w:r>
+        <w:rPr>
+          <w:color w:val="EE0000"/>
+        </w:rPr>
+        <w:t xml:space="preserve">    A.Nombre,</w:t>
+      </w:r>
+    </w:p>
+    <w:p>
+      <w:pPr>
+        <w:pStyle w:val="Sinespaciado"/>
+        <w:rPr>
+          <w:color w:val="EE0000"/>
+        </w:rPr>
+      </w:pPr>
+      <w:r>
+        <w:rPr>
+          <w:color w:val="EE0000"/>
+        </w:rPr>
+        <w:t xml:space="preserve">    B.Nombre,</w:t>
+      </w:r>
+    </w:p>
+    <w:p>
+      <w:pPr>
+        <w:pStyle w:val="Sinespaciado"/>
+        <w:rPr>
+          <w:color w:val="EE0000"/>
+        </w:rPr>
+      </w:pPr>
+      <w:r>
+        <w:rPr>
+          <w:color w:val="EE0000"/>
+        </w:rPr>
+        <w:t xml:space="preserve">    V.Marca_modelo,</w:t>
+      </w:r>
+    </w:p>
+    <w:p>
+      <w:pPr>
+        <w:pStyle w:val="Sinespaciado"/>
+        <w:rPr>
+          <w:color w:val="EE0000"/>
+        </w:rPr>
+      </w:pPr>
+      <w:r>
+        <w:rPr>
+          <w:color w:val="EE0000"/>
+        </w:rPr>
+        <w:t xml:space="preserve">    C.Nombre;</w:t>
+      </w:r>
+      <w:r>
+        <w:rPr>
+          <w:color w:val="EE0000"/>
+        </w:rPr>
+        <w:t xml:space="preserve"> </w:t>
+      </w:r>
+    </w:p>
+    <w:p>
+      <w:pPr>
+        <w:pStyle w:val="Sinespaciado"/>
+        <w:rPr>
+          <w:color w:val="EE0000"/>
+        </w:rPr>
+      </w:pPr>
+    </w:p>
+    <w:p>
+      <w:pPr>
+        <w:pStyle w:val="Sinespaciado"/>
+      </w:pPr>
+      <w:r>
+        <w:t>En resumen son varios JOIN algunos de ellos con subtablas en lugar de con tablas</w:t>
+      </w:r>
+    </w:p>
+    <w:p>
+      <w:pPr>
+        <w:pStyle w:val="Sinespaciado"/>
+      </w:pPr>
+      <w:r>
+        <w:t xml:space="preserve">  Uso </w:t>
+      </w:r>
+      <w:r>
+        <w:rPr>
+          <w:b/>
+          <w:bCs/>
+        </w:rPr>
+        <w:t>subconsultas agregadas</w:t>
+      </w:r>
+      <w:r>
+        <w:t xml:space="preserve"> (SUM(importe) GROUP BY movimiento) para cada tabla hija.</w:t>
+      </w:r>
+    </w:p>
+    <w:p>
+      <w:pPr>
+        <w:pStyle w:val="Sinespaciado"/>
+      </w:pPr>
+      <w:r>
+        <w:t>  Así evitamos que al hacer un JOIN directo con ambas tablas se multipliquen las filas (efecto "producto cartesiano").</w:t>
+      </w:r>
+    </w:p>
+    <w:p>
+      <w:pPr>
+        <w:pStyle w:val="Sinespaciado"/>
+      </w:pPr>
+      <w:r>
+        <w:t>  Cada subconsulta ya viene con su suma lista, y se une solo por idMovimiento.</w:t>
+      </w:r>
+    </w:p>
+    <w:p>
+      <w:pPr>
+        <w:pStyle w:val="Sinespaciado"/>
+      </w:pPr>
+      <w:r>
+        <w:t xml:space="preserve">  Luego simplemente uso COALESCE(...,0) para que los casos sin entregas o devoluciones salgan con </w:t>
+      </w:r>
+      <w:r>
+        <w:rPr>
+          <w:b/>
+          <w:bCs/>
+        </w:rPr>
+        <w:t>0</w:t>
+      </w:r>
+      <w:r>
+        <w:t>.</w:t>
+      </w:r>
+    </w:p>
+    <w:p>
+      <w:pPr>
+        <w:pStyle w:val="Sinespaciado"/>
+        <w:rPr>
+          <w:color w:val="EE0000"/>
+        </w:rPr>
+      </w:pPr>
+      <w:r>
+        <w:t>Añadiendo esta linea tendriamos la diferencia:</w:t>
+      </w:r>
+      <w:r>
+        <w:rPr>
+          <w:color w:val="EE0000"/>
+        </w:rPr>
+        <w:t xml:space="preserve"> </w:t>
+      </w:r>
+      <w:r>
+        <w:rPr>
+          <w:color w:val="EE0000"/>
+        </w:rPr>
+        <w:t>COALESCE(E.totalImporte, 0) - COALESCE(D.totalImporte, 0) AS diferencia</w:t>
+      </w:r>
+    </w:p>
+    <w:p>
+      <w:pPr>
+        <w:pStyle w:val="Sinespaciado"/>
+        <w:rPr>
+          <w:b/>
+          <w:bCs/>
+        </w:rPr>
+      </w:pPr>
+      <w:r>
+        <w:rPr>
+          <w:b/>
+          <w:bCs/>
+        </w:rPr>
+        <w:t>C</w:t>
+      </w:r>
+      <w:r>
+        <w:rPr>
+          <w:b/>
+          <w:bCs/>
+        </w:rPr>
+        <w:t>onsulta: movimientos + entregas + devoluciones</w:t>
+      </w:r>
+    </w:p>
+    <w:p>
+      <w:pPr>
+        <w:pStyle w:val="Sinespaciado"/>
+        <w:rPr>
+          <w:b/>
+          <w:bCs/>
+        </w:rPr>
+      </w:pPr>
+      <w:r>
+        <w:rPr>
+          <w:rFonts w:ascii="Segoe UI Emoji" w:hAnsi="Segoe UI Emoji" w:cs="Segoe UI Emoji"/>
+          <w:b/>
+          <w:bCs/>
+        </w:rPr>
+        <w:lastRenderedPageBreak/>
+        <w:t>🔹</w:t>
+      </w:r>
+      <w:r>
+        <w:rPr>
+          <w:b/>
+          <w:bCs/>
+        </w:rPr>
+        <w:t xml:space="preserve"> Tablas principales</w:t>
+      </w:r>
+    </w:p>
+    <w:p>
+      <w:pPr>
+        <w:pStyle w:val="Sinespaciado"/>
+        <w:numPr>
+          <w:ilvl w:val="0"/>
+          <w:numId w:val="12"/>
+        </w:numPr>
+      </w:pPr>
+      <w:r>
+        <w:rPr>
+          <w:b/>
+          <w:bCs/>
+        </w:rPr>
+        <w:t>movimientos (M)</w:t>
+      </w:r>
+      <w:r>
+        <w:t xml:space="preserve"> → tabla principal, 1 fila por movimiento.</w:t>
+      </w:r>
+    </w:p>
+    <w:p>
+      <w:pPr>
+        <w:pStyle w:val="Sinespaciado"/>
+        <w:numPr>
+          <w:ilvl w:val="0"/>
+          <w:numId w:val="12"/>
+        </w:numPr>
+      </w:pPr>
+      <w:r>
+        <w:rPr>
+          <w:b/>
+          <w:bCs/>
+        </w:rPr>
+        <w:t>entregas (E)</w:t>
+      </w:r>
+      <w:r>
+        <w:t xml:space="preserve"> → relacionada con movimientos (1:N), contiene importe.</w:t>
+      </w:r>
+    </w:p>
+    <w:p>
+      <w:pPr>
+        <w:pStyle w:val="Sinespaciado"/>
+        <w:numPr>
+          <w:ilvl w:val="0"/>
+          <w:numId w:val="12"/>
+        </w:numPr>
+      </w:pPr>
+      <w:r>
+        <w:rPr>
+          <w:b/>
+          <w:bCs/>
+        </w:rPr>
+        <w:t>devoluciones (D)</w:t>
+      </w:r>
+      <w:r>
+        <w:t xml:space="preserve"> → relacionada con movimientos (1:N), contiene importe.</w:t>
+      </w:r>
+    </w:p>
+    <w:p>
+      <w:pPr>
+        <w:pStyle w:val="Sinespaciado"/>
+      </w:pPr>
+      <w:r>
+        <w:pict w14:anchorId="3584FB60">
+          <v:rect id="_x0000_i1031" style="width:0;height:1.5pt" o:hralign="center" o:hrstd="t" o:hr="t" fillcolor="#a0a0a0" stroked="f"/>
+        </w:pict>
+      </w:r>
+    </w:p>
+    <w:p>
+      <w:pPr>
+        <w:pStyle w:val="Sinespaciado"/>
+        <w:rPr>
+          <w:b/>
+          <w:bCs/>
+        </w:rPr>
+      </w:pPr>
+      <w:r>
+        <w:rPr>
+          <w:rFonts w:ascii="Segoe UI Emoji" w:hAnsi="Segoe UI Emoji" w:cs="Segoe UI Emoji"/>
+          <w:b/>
+          <w:bCs/>
+        </w:rPr>
+        <w:t>🔹</w:t>
+      </w:r>
+      <w:r>
+        <w:rPr>
+          <w:b/>
+          <w:bCs/>
+        </w:rPr>
+        <w:t xml:space="preserve"> Qué devuelve la consulta</w:t>
+      </w:r>
+    </w:p>
+    <w:p>
+      <w:pPr>
+        <w:pStyle w:val="Sinespaciado"/>
+        <w:numPr>
+          <w:ilvl w:val="0"/>
+          <w:numId w:val="13"/>
+        </w:numPr>
+      </w:pPr>
+      <w:r>
+        <w:rPr>
+          <w:b/>
+          <w:bCs/>
+        </w:rPr>
+        <w:t>Datos del movimiento (M.*)</w:t>
+      </w:r>
+    </w:p>
+    <w:p>
+      <w:pPr>
+        <w:pStyle w:val="Sinespaciado"/>
+        <w:numPr>
+          <w:ilvl w:val="1"/>
+          <w:numId w:val="13"/>
+        </w:numPr>
+      </w:pPr>
+      <w:r>
+        <w:t>Más información de entidad (envía / recibe / propietario).</w:t>
+      </w:r>
+    </w:p>
+    <w:p>
+      <w:pPr>
+        <w:pStyle w:val="Sinespaciado"/>
+        <w:numPr>
+          <w:ilvl w:val="1"/>
+          <w:numId w:val="13"/>
+        </w:numPr>
+      </w:pPr>
+      <w:r>
+        <w:t>Más información de vehiculos.</w:t>
+      </w:r>
+    </w:p>
+    <w:p>
+      <w:pPr>
+        <w:pStyle w:val="Sinespaciado"/>
+        <w:numPr>
+          <w:ilvl w:val="0"/>
+          <w:numId w:val="13"/>
+        </w:numPr>
+      </w:pPr>
+      <w:r>
+        <w:rPr>
+          <w:b/>
+          <w:bCs/>
+        </w:rPr>
+        <w:t>Cálculos agregados:</w:t>
+      </w:r>
+    </w:p>
+    <w:p>
+      <w:pPr>
+        <w:pStyle w:val="Sinespaciado"/>
+        <w:numPr>
+          <w:ilvl w:val="1"/>
+          <w:numId w:val="13"/>
+        </w:numPr>
+      </w:pPr>
+      <w:r>
+        <w:t>totalEntregas → suma de importe en entregas del movimiento.</w:t>
+      </w:r>
+    </w:p>
+    <w:p>
+      <w:pPr>
+        <w:pStyle w:val="Sinespaciado"/>
+        <w:numPr>
+          <w:ilvl w:val="1"/>
+          <w:numId w:val="13"/>
+        </w:numPr>
+      </w:pPr>
+      <w:r>
+        <w:t>totalDevoluciones → suma de importe en devoluciones del movimiento.</w:t>
+      </w:r>
+    </w:p>
+    <w:p>
+      <w:pPr>
+        <w:pStyle w:val="Sinespaciado"/>
+        <w:numPr>
+          <w:ilvl w:val="1"/>
+          <w:numId w:val="13"/>
+        </w:numPr>
+      </w:pPr>
+      <w:r>
+        <w:t>diferencia → totalEntregas - totalDevoluciones.</w:t>
+      </w:r>
+    </w:p>
+    <w:p>
+      <w:pPr>
+        <w:spacing w:before="100" w:beforeAutospacing="1" w:after="100" w:afterAutospacing="1" w:line="240" w:lineRule="auto"/>
+        <w:rPr>
+          <w:rFonts w:ascii="Times New Roman" w:eastAsia="Times New Roman" w:hAnsi="Times New Roman" w:cs="Times New Roman"/>
+          <w:noProof w:val="0"/>
+          <w:kern w:val="0"/>
+          <w:sz w:val="24"/>
+          <w:szCs w:val="24"/>
+          <w:lang w:eastAsia="es-ES"/>
+          <w14:ligatures w14:val="none"/>
+        </w:rPr>
+      </w:pPr>
+      <w:r>
+        <w:rPr>
+          <w:rFonts w:ascii="Times New Roman" w:eastAsia="Times New Roman" w:hAnsi="Times New Roman" w:cs="Times New Roman"/>
+          <w:b/>
+          <w:bCs/>
+          <w:noProof w:val="0"/>
+          <w:kern w:val="0"/>
+          <w:sz w:val="24"/>
+          <w:szCs w:val="24"/>
+          <w:lang w:eastAsia="es-ES"/>
+          <w14:ligatures w14:val="none"/>
+        </w:rPr>
+        <w:t>Idea clave:</w:t>
+      </w:r>
+    </w:p>
+    <w:p>
+      <w:pPr>
+        <w:numPr>
+          <w:ilvl w:val="0"/>
+          <w:numId w:val="13"/>
+        </w:numPr>
+        <w:spacing w:before="100" w:beforeAutospacing="1" w:after="100" w:afterAutospacing="1" w:line="240" w:lineRule="auto"/>
+        <w:rPr>
+          <w:rFonts w:ascii="Times New Roman" w:eastAsia="Times New Roman" w:hAnsi="Times New Roman" w:cs="Times New Roman"/>
+          <w:noProof w:val="0"/>
+          <w:kern w:val="0"/>
+          <w:sz w:val="24"/>
+          <w:szCs w:val="24"/>
+          <w:lang w:eastAsia="es-ES"/>
+          <w14:ligatures w14:val="none"/>
+        </w:rPr>
+      </w:pPr>
+      <w:r>
+        <w:rPr>
+          <w:rFonts w:ascii="Times New Roman" w:eastAsia="Times New Roman" w:hAnsi="Times New Roman" w:cs="Times New Roman"/>
+          <w:noProof w:val="0"/>
+          <w:kern w:val="0"/>
+          <w:sz w:val="24"/>
+          <w:szCs w:val="24"/>
+          <w:lang w:eastAsia="es-ES"/>
+          <w14:ligatures w14:val="none"/>
+        </w:rPr>
+        <w:t>Cada subconsulta (</w:t>
+      </w:r>
+      <w:r>
+        <w:rPr>
+          <w:rFonts w:ascii="Courier New" w:eastAsia="Times New Roman" w:hAnsi="Courier New" w:cs="Courier New"/>
+          <w:noProof w:val="0"/>
+          <w:kern w:val="0"/>
+          <w:sz w:val="20"/>
+          <w:szCs w:val="20"/>
+          <w:lang w:eastAsia="es-ES"/>
+          <w14:ligatures w14:val="none"/>
+        </w:rPr>
+        <w:t>E</w:t>
+      </w:r>
+      <w:r>
+        <w:rPr>
+          <w:rFonts w:ascii="Times New Roman" w:eastAsia="Times New Roman" w:hAnsi="Times New Roman" w:cs="Times New Roman"/>
+          <w:noProof w:val="0"/>
+          <w:kern w:val="0"/>
+          <w:sz w:val="24"/>
+          <w:szCs w:val="24"/>
+          <w:lang w:eastAsia="es-ES"/>
+          <w14:ligatures w14:val="none"/>
+        </w:rPr>
+        <w:t xml:space="preserve"> y </w:t>
+      </w:r>
+      <w:r>
+        <w:rPr>
+          <w:rFonts w:ascii="Courier New" w:eastAsia="Times New Roman" w:hAnsi="Courier New" w:cs="Courier New"/>
+          <w:noProof w:val="0"/>
+          <w:kern w:val="0"/>
+          <w:sz w:val="20"/>
+          <w:szCs w:val="20"/>
+          <w:lang w:eastAsia="es-ES"/>
+          <w14:ligatures w14:val="none"/>
+        </w:rPr>
+        <w:t>D</w:t>
+      </w:r>
+      <w:r>
+        <w:rPr>
+          <w:rFonts w:ascii="Times New Roman" w:eastAsia="Times New Roman" w:hAnsi="Times New Roman" w:cs="Times New Roman"/>
+          <w:noProof w:val="0"/>
+          <w:kern w:val="0"/>
+          <w:sz w:val="24"/>
+          <w:szCs w:val="24"/>
+          <w:lang w:eastAsia="es-ES"/>
+          <w14:ligatures w14:val="none"/>
+        </w:rPr>
+        <w:t xml:space="preserve">) ya viene “resumida” con la suma por </w:t>
+      </w:r>
+      <w:r>
+        <w:rPr>
+          <w:rFonts w:ascii="Courier New" w:eastAsia="Times New Roman" w:hAnsi="Courier New" w:cs="Courier New"/>
+          <w:noProof w:val="0"/>
+          <w:kern w:val="0"/>
+          <w:sz w:val="20"/>
+          <w:szCs w:val="20"/>
+          <w:lang w:eastAsia="es-ES"/>
+          <w14:ligatures w14:val="none"/>
+        </w:rPr>
+        <w:t>movimiento</w:t>
+      </w:r>
+      <w:r>
+        <w:rPr>
+          <w:rFonts w:ascii="Times New Roman" w:eastAsia="Times New Roman" w:hAnsi="Times New Roman" w:cs="Times New Roman"/>
+          <w:noProof w:val="0"/>
+          <w:kern w:val="0"/>
+          <w:sz w:val="24"/>
+          <w:szCs w:val="24"/>
+          <w:lang w:eastAsia="es-ES"/>
+          <w14:ligatures w14:val="none"/>
+        </w:rPr>
+        <w:t>.</w:t>
+      </w:r>
+    </w:p>
+    <w:p>
+      <w:pPr>
+        <w:numPr>
+          <w:ilvl w:val="0"/>
+          <w:numId w:val="13"/>
+        </w:numPr>
+        <w:spacing w:before="100" w:beforeAutospacing="1" w:after="100" w:afterAutospacing="1" w:line="240" w:lineRule="auto"/>
+        <w:rPr>
+          <w:rFonts w:ascii="Times New Roman" w:eastAsia="Times New Roman" w:hAnsi="Times New Roman" w:cs="Times New Roman"/>
+          <w:noProof w:val="0"/>
+          <w:kern w:val="0"/>
+          <w:sz w:val="24"/>
+          <w:szCs w:val="24"/>
+          <w:lang w:eastAsia="es-ES"/>
+          <w14:ligatures w14:val="none"/>
+        </w:rPr>
+      </w:pPr>
+      <w:r>
+        <w:rPr>
+          <w:rFonts w:ascii="Times New Roman" w:eastAsia="Times New Roman" w:hAnsi="Times New Roman" w:cs="Times New Roman"/>
+          <w:noProof w:val="0"/>
+          <w:kern w:val="0"/>
+          <w:sz w:val="24"/>
+          <w:szCs w:val="24"/>
+          <w:lang w:eastAsia="es-ES"/>
+          <w14:ligatures w14:val="none"/>
+        </w:rPr>
+        <w:t xml:space="preserve">Luego solo se enlaza a </w:t>
+      </w:r>
+      <w:r>
+        <w:rPr>
+          <w:rFonts w:ascii="Courier New" w:eastAsia="Times New Roman" w:hAnsi="Courier New" w:cs="Courier New"/>
+          <w:noProof w:val="0"/>
+          <w:kern w:val="0"/>
+          <w:sz w:val="20"/>
+          <w:szCs w:val="20"/>
+          <w:lang w:eastAsia="es-ES"/>
+          <w14:ligatures w14:val="none"/>
+        </w:rPr>
+        <w:t>movimientos</w:t>
+      </w:r>
+      <w:r>
+        <w:rPr>
+          <w:rFonts w:ascii="Times New Roman" w:eastAsia="Times New Roman" w:hAnsi="Times New Roman" w:cs="Times New Roman"/>
+          <w:noProof w:val="0"/>
+          <w:kern w:val="0"/>
+          <w:sz w:val="24"/>
+          <w:szCs w:val="24"/>
+          <w:lang w:eastAsia="es-ES"/>
+          <w14:ligatures w14:val="none"/>
+        </w:rPr>
+        <w:t xml:space="preserve"> → garantizando 1 fila por movimiento.</w:t>
+      </w:r>
+    </w:p>
+    <w:p>
+      <w:pPr>
+        <w:numPr>
+          <w:ilvl w:val="0"/>
+          <w:numId w:val="13"/>
+        </w:numPr>
+        <w:spacing w:before="100" w:beforeAutospacing="1" w:after="100" w:afterAutospacing="1" w:line="240" w:lineRule="auto"/>
+        <w:rPr>
+          <w:rFonts w:ascii="Times New Roman" w:eastAsia="Times New Roman" w:hAnsi="Times New Roman" w:cs="Times New Roman"/>
+          <w:noProof w:val="0"/>
+          <w:kern w:val="0"/>
+          <w:sz w:val="24"/>
+          <w:szCs w:val="24"/>
+          <w:lang w:eastAsia="es-ES"/>
+          <w14:ligatures w14:val="none"/>
+        </w:rPr>
+      </w:pPr>
+      <w:r>
+        <w:rPr>
+          <w:rFonts w:ascii="Times New Roman" w:eastAsia="Times New Roman" w:hAnsi="Times New Roman" w:cs="Times New Roman"/>
+          <w:noProof w:val="0"/>
+          <w:kern w:val="0"/>
+          <w:sz w:val="24"/>
+          <w:szCs w:val="24"/>
+          <w:lang w:eastAsia="es-ES"/>
+          <w14:ligatures w14:val="none"/>
+        </w:rPr>
+        <w:t xml:space="preserve">Con </w:t>
+      </w:r>
+      <w:r>
+        <w:rPr>
+          <w:rFonts w:ascii="Courier New" w:eastAsia="Times New Roman" w:hAnsi="Courier New" w:cs="Courier New"/>
+          <w:noProof w:val="0"/>
+          <w:kern w:val="0"/>
+          <w:sz w:val="20"/>
+          <w:szCs w:val="20"/>
+          <w:lang w:eastAsia="es-ES"/>
+          <w14:ligatures w14:val="none"/>
+        </w:rPr>
+        <w:t>COALESCE(...,0)</w:t>
+      </w:r>
+      <w:r>
+        <w:rPr>
+          <w:rFonts w:ascii="Times New Roman" w:eastAsia="Times New Roman" w:hAnsi="Times New Roman" w:cs="Times New Roman"/>
+          <w:noProof w:val="0"/>
+          <w:kern w:val="0"/>
+          <w:sz w:val="24"/>
+          <w:szCs w:val="24"/>
+          <w:lang w:eastAsia="es-ES"/>
+          <w14:ligatures w14:val="none"/>
+        </w:rPr>
+        <w:t xml:space="preserve"> evitas que salgan </w:t>
+      </w:r>
+      <w:r>
+        <w:rPr>
+          <w:rFonts w:ascii="Courier New" w:eastAsia="Times New Roman" w:hAnsi="Courier New" w:cs="Courier New"/>
+          <w:noProof w:val="0"/>
+          <w:kern w:val="0"/>
+          <w:sz w:val="20"/>
+          <w:szCs w:val="20"/>
+          <w:lang w:eastAsia="es-ES"/>
+          <w14:ligatures w14:val="none"/>
+        </w:rPr>
+        <w:t>NULL</w:t>
+      </w:r>
+      <w:r>
+        <w:rPr>
+          <w:rFonts w:ascii="Times New Roman" w:eastAsia="Times New Roman" w:hAnsi="Times New Roman" w:cs="Times New Roman"/>
+          <w:noProof w:val="0"/>
+          <w:kern w:val="0"/>
+          <w:sz w:val="24"/>
+          <w:szCs w:val="24"/>
+          <w:lang w:eastAsia="es-ES"/>
+          <w14:ligatures w14:val="none"/>
+        </w:rPr>
+        <w:t xml:space="preserve"> si no hay entregas/devoluciones.</w:t>
+      </w:r>
+    </w:p>
+    <w:p>
+      <w:pPr>
+        <w:pStyle w:val="Sinespaciado"/>
+      </w:pPr>
+      <w:r>
+        <w:t>Esto es lo mismo pero otra manera sin usar GROUPBY. En el anterior tipo, el GROUP BY que hay dentro del sub select, es para conseguir que salga una unica fila con la suma del importe, genera todas las entregas de un movimiento, las agrupa por suma importe y luego genera una unica fila que con el LEFT JOIN se une al SELECT principal. LEFT necesita unir una unica fila al SELECT principal.</w:t>
+      </w:r>
+    </w:p>
+    <w:p>
+      <w:pPr>
+        <w:pStyle w:val="Sinespaciado"/>
+      </w:pPr>
+      <w:r>
+        <w:t>En este nu</w:t>
+      </w:r>
+      <w:r>
+        <w:t>e</w:t>
+      </w:r>
+      <w:r>
+        <w:t>vo tipo, no hace group porque hace el subselect dentro del select pricipal, y con el WHERE</w:t>
+      </w:r>
+      <w:r>
+        <w:t xml:space="preserve"> y el subselect ya consigue una unica fila con la suma</w:t>
+      </w:r>
+      <w:r>
+        <w:t>.</w:t>
+      </w:r>
+    </w:p>
+    <w:p>
+      <w:pPr>
+        <w:pStyle w:val="Sinespaciado"/>
+      </w:pPr>
+      <w:r>
+        <w:t xml:space="preserve">Que quede claro que el GROUP no es para sumar es para cuando salen varias filas repetidas y se quieren unir en una sola </w:t>
+      </w:r>
+      <w:r>
+        <w:t>por ejemplo con una suma o prodia agrupar por un campo texto, por ejemplo por un nombr de persona, si salen varias filas con el mismo nombre agrupo y me sale una sola</w:t>
+      </w:r>
+      <w:r>
+        <w:t>. Porque para sumar se puede hacer con un WHERE como se hace aqui</w:t>
+      </w:r>
+    </w:p>
+    <w:p>
+      <w:pPr>
+        <w:pStyle w:val="Sinespaciado"/>
+        <w:rPr>
+          <w:color w:val="EE0000"/>
+        </w:rPr>
+      </w:pPr>
+    </w:p>
+    <w:p>
+      <w:pPr>
+        <w:pStyle w:val="Sinespaciado"/>
+        <w:rPr>
+          <w:color w:val="EE0000"/>
+        </w:rPr>
+      </w:pPr>
+      <w:r>
+        <w:rPr>
+          <w:color w:val="EE0000"/>
+        </w:rPr>
+        <w:t xml:space="preserve">SELECT </w:t>
+      </w:r>
+    </w:p>
+    <w:p>
+      <w:pPr>
+        <w:pStyle w:val="Sinespaciado"/>
+        <w:rPr>
+          <w:color w:val="EE0000"/>
+        </w:rPr>
+      </w:pPr>
+      <w:r>
+        <w:rPr>
+          <w:color w:val="EE0000"/>
+        </w:rPr>
+        <w:t xml:space="preserve">    M.*,</w:t>
+      </w:r>
+    </w:p>
+    <w:p>
+      <w:pPr>
+        <w:pStyle w:val="Sinespaciado"/>
+        <w:rPr>
+          <w:color w:val="EE0000"/>
+        </w:rPr>
+      </w:pPr>
+      <w:r>
+        <w:rPr>
+          <w:color w:val="EE0000"/>
+        </w:rPr>
+        <w:t xml:space="preserve">    A.Nombre AS nombreEnvia,</w:t>
+      </w:r>
+    </w:p>
+    <w:p>
+      <w:pPr>
+        <w:pStyle w:val="Sinespaciado"/>
+        <w:rPr>
+          <w:color w:val="EE0000"/>
+        </w:rPr>
+      </w:pPr>
+      <w:r>
+        <w:rPr>
+          <w:color w:val="EE0000"/>
+        </w:rPr>
+        <w:t xml:space="preserve">    B.Nombre AS nombreRecibe,</w:t>
+      </w:r>
+    </w:p>
+    <w:p>
+      <w:pPr>
+        <w:pStyle w:val="Sinespaciado"/>
+        <w:rPr>
+          <w:color w:val="EE0000"/>
+        </w:rPr>
+      </w:pPr>
+      <w:r>
+        <w:rPr>
+          <w:color w:val="EE0000"/>
+        </w:rPr>
+        <w:t xml:space="preserve">    V.Marca_modelo,</w:t>
+      </w:r>
+    </w:p>
+    <w:p>
+      <w:pPr>
+        <w:pStyle w:val="Sinespaciado"/>
+        <w:rPr>
+          <w:color w:val="EE0000"/>
+        </w:rPr>
+      </w:pPr>
+      <w:r>
+        <w:rPr>
+          <w:color w:val="EE0000"/>
+        </w:rPr>
+        <w:t xml:space="preserve">    C.Nombre AS nombrePropietario,</w:t>
+      </w:r>
+    </w:p>
+    <w:p>
+      <w:pPr>
+        <w:pStyle w:val="Sinespaciado"/>
+        <w:rPr>
+          <w:color w:val="EE0000"/>
+        </w:rPr>
+      </w:pPr>
+      <w:r>
+        <w:rPr>
+          <w:color w:val="EE0000"/>
+        </w:rPr>
+        <w:t xml:space="preserve">    COALESCE(</w:t>
+      </w:r>
+    </w:p>
+    <w:p>
+      <w:pPr>
+        <w:pStyle w:val="Sinespaciado"/>
+        <w:rPr>
+          <w:color w:val="00B050"/>
+        </w:rPr>
+      </w:pPr>
+      <w:r>
+        <w:rPr>
+          <w:color w:val="EE0000"/>
+        </w:rPr>
+        <w:t xml:space="preserve">        </w:t>
+      </w:r>
+      <w:r>
+        <w:rPr>
+          <w:color w:val="00B050"/>
+        </w:rPr>
+        <w:t>(SELECT SUM(E.importe)</w:t>
+      </w:r>
+      <w:r>
+        <w:rPr>
+          <w:color w:val="00B050"/>
+        </w:rPr>
+        <w:t>—se genera una unica fila con la suma</w:t>
+      </w:r>
+      <w:r>
+        <w:rPr>
+          <w:color w:val="00B050"/>
+        </w:rPr>
+        <w:t xml:space="preserve"> </w:t>
+      </w:r>
+      <w:r>
+        <w:rPr>
+          <w:color w:val="00B050"/>
+        </w:rPr>
+        <w:t>la funcion SUM hace lo mismo que un GROUP agrupa todas las filas en una sola</w:t>
+      </w:r>
+    </w:p>
+    <w:p>
+      <w:pPr>
+        <w:pStyle w:val="Sinespaciado"/>
+        <w:rPr>
+          <w:color w:val="00B050"/>
+        </w:rPr>
+      </w:pPr>
+      <w:r>
+        <w:rPr>
+          <w:color w:val="00B050"/>
+        </w:rPr>
+        <w:lastRenderedPageBreak/>
+        <w:t xml:space="preserve">         FROM entregas E </w:t>
+      </w:r>
+    </w:p>
+    <w:p>
+      <w:pPr>
+        <w:pStyle w:val="Sinespaciado"/>
+        <w:rPr>
+          <w:color w:val="00B050"/>
+        </w:rPr>
+      </w:pPr>
+      <w:r>
+        <w:rPr>
+          <w:color w:val="00B050"/>
+        </w:rPr>
+        <w:t xml:space="preserve">         WHERE E.movimiento = M.idMovimiento), 0</w:t>
+      </w:r>
+    </w:p>
+    <w:p>
+      <w:pPr>
+        <w:pStyle w:val="Sinespaciado"/>
+        <w:rPr>
+          <w:color w:val="EE0000"/>
+        </w:rPr>
+      </w:pPr>
+      <w:r>
+        <w:rPr>
+          <w:color w:val="EE0000"/>
+        </w:rPr>
+        <w:t xml:space="preserve">    ) AS totalEntregas,</w:t>
+      </w:r>
+    </w:p>
+    <w:p>
+      <w:pPr>
+        <w:pStyle w:val="Sinespaciado"/>
+        <w:rPr>
+          <w:color w:val="EE0000"/>
+        </w:rPr>
+      </w:pPr>
+      <w:r>
+        <w:rPr>
+          <w:color w:val="EE0000"/>
+        </w:rPr>
+        <w:t xml:space="preserve">    COALESCE(</w:t>
+      </w:r>
+    </w:p>
+    <w:p>
+      <w:pPr>
+        <w:pStyle w:val="Sinespaciado"/>
+        <w:rPr>
+          <w:color w:val="00B050"/>
+        </w:rPr>
+      </w:pPr>
+      <w:r>
+        <w:rPr>
+          <w:color w:val="EE0000"/>
+        </w:rPr>
+        <w:t xml:space="preserve">        </w:t>
+      </w:r>
+      <w:r>
+        <w:rPr>
+          <w:color w:val="00B050"/>
+        </w:rPr>
+        <w:t xml:space="preserve">(SELECT SUM(D.importe) </w:t>
+      </w:r>
+    </w:p>
+    <w:p>
+      <w:pPr>
+        <w:pStyle w:val="Sinespaciado"/>
+        <w:rPr>
+          <w:color w:val="00B050"/>
+        </w:rPr>
+      </w:pPr>
+      <w:r>
+        <w:rPr>
+          <w:color w:val="00B050"/>
+        </w:rPr>
+        <w:t xml:space="preserve">         FROM devoluciones D </w:t>
+      </w:r>
+    </w:p>
+    <w:p>
+      <w:pPr>
+        <w:pStyle w:val="Sinespaciado"/>
+        <w:rPr>
+          <w:color w:val="00B050"/>
+        </w:rPr>
+      </w:pPr>
+      <w:r>
+        <w:rPr>
+          <w:color w:val="00B050"/>
+        </w:rPr>
+        <w:t xml:space="preserve">         WHERE D.movimiento = M.idMovimiento), 0</w:t>
+      </w:r>
+    </w:p>
+    <w:p>
+      <w:pPr>
+        <w:pStyle w:val="Sinespaciado"/>
+        <w:rPr>
+          <w:color w:val="EE0000"/>
+        </w:rPr>
+      </w:pPr>
+      <w:r>
+        <w:rPr>
+          <w:color w:val="EE0000"/>
+        </w:rPr>
+        <w:t xml:space="preserve">    ) AS totalDevoluciones,</w:t>
+      </w:r>
+    </w:p>
+    <w:p>
+      <w:pPr>
+        <w:pStyle w:val="Sinespaciado"/>
+        <w:rPr>
+          <w:color w:val="EE0000"/>
+        </w:rPr>
+      </w:pPr>
+      <w:r>
+        <w:rPr>
+          <w:color w:val="EE0000"/>
+        </w:rPr>
+        <w:t xml:space="preserve">    COALESCE(</w:t>
+      </w:r>
+    </w:p>
+    <w:p>
+      <w:pPr>
+        <w:pStyle w:val="Sinespaciado"/>
+        <w:rPr>
+          <w:color w:val="EE0000"/>
+        </w:rPr>
+      </w:pPr>
+      <w:r>
+        <w:rPr>
+          <w:color w:val="EE0000"/>
+        </w:rPr>
+        <w:t xml:space="preserve">        (SELECT SUM(E.importe) </w:t>
+      </w:r>
+    </w:p>
+    <w:p>
+      <w:pPr>
+        <w:pStyle w:val="Sinespaciado"/>
+        <w:rPr>
+          <w:color w:val="EE0000"/>
+        </w:rPr>
+      </w:pPr>
+      <w:r>
+        <w:rPr>
+          <w:color w:val="EE0000"/>
+        </w:rPr>
+        <w:t xml:space="preserve">         FROM entregas E </w:t>
+      </w:r>
+    </w:p>
+    <w:p>
+      <w:pPr>
+        <w:pStyle w:val="Sinespaciado"/>
+        <w:rPr>
+          <w:color w:val="EE0000"/>
+        </w:rPr>
+      </w:pPr>
+      <w:r>
+        <w:rPr>
+          <w:color w:val="EE0000"/>
+        </w:rPr>
+        <w:t xml:space="preserve">         WHERE E.movimiento = M.idMovimiento), 0</w:t>
+      </w:r>
+    </w:p>
+    <w:p>
+      <w:pPr>
+        <w:pStyle w:val="Sinespaciado"/>
+        <w:rPr>
+          <w:color w:val="EE0000"/>
+        </w:rPr>
+      </w:pPr>
+      <w:r>
+        <w:rPr>
+          <w:color w:val="EE0000"/>
+        </w:rPr>
+        <w:t xml:space="preserve">    ) - COALESCE(</w:t>
+      </w:r>
+    </w:p>
+    <w:p>
+      <w:pPr>
+        <w:pStyle w:val="Sinespaciado"/>
+        <w:rPr>
+          <w:color w:val="EE0000"/>
+        </w:rPr>
+      </w:pPr>
+      <w:r>
+        <w:rPr>
+          <w:color w:val="EE0000"/>
+        </w:rPr>
+        <w:t xml:space="preserve">        (SELECT SUM(D.importe) </w:t>
+      </w:r>
+    </w:p>
+    <w:p>
+      <w:pPr>
+        <w:pStyle w:val="Sinespaciado"/>
+        <w:rPr>
+          <w:color w:val="EE0000"/>
+        </w:rPr>
+      </w:pPr>
+      <w:r>
+        <w:rPr>
+          <w:color w:val="EE0000"/>
+        </w:rPr>
+        <w:t xml:space="preserve">         FROM devoluciones D </w:t>
+      </w:r>
+    </w:p>
+    <w:p>
+      <w:pPr>
+        <w:pStyle w:val="Sinespaciado"/>
+        <w:rPr>
+          <w:color w:val="EE0000"/>
+        </w:rPr>
+      </w:pPr>
+      <w:r>
+        <w:rPr>
+          <w:color w:val="EE0000"/>
+        </w:rPr>
+        <w:t xml:space="preserve">         WHERE D.movimiento = M.idMovimiento), 0</w:t>
+      </w:r>
+    </w:p>
+    <w:p>
+      <w:pPr>
+        <w:pStyle w:val="Sinespaciado"/>
+        <w:rPr>
+          <w:color w:val="EE0000"/>
+        </w:rPr>
+      </w:pPr>
+      <w:r>
+        <w:rPr>
+          <w:color w:val="EE0000"/>
+        </w:rPr>
+        <w:t xml:space="preserve">    ) AS diferencia</w:t>
+      </w:r>
+    </w:p>
+    <w:p>
+      <w:pPr>
+        <w:pStyle w:val="Sinespaciado"/>
+        <w:rPr>
+          <w:color w:val="EE0000"/>
+        </w:rPr>
+      </w:pPr>
+      <w:r>
+        <w:rPr>
+          <w:color w:val="EE0000"/>
+        </w:rPr>
+        <w:t>FROM movimientos M</w:t>
+      </w:r>
+    </w:p>
+    <w:p>
+      <w:pPr>
+        <w:pStyle w:val="Sinespaciado"/>
+        <w:rPr>
+          <w:color w:val="EE0000"/>
+        </w:rPr>
+      </w:pPr>
+      <w:r>
+        <w:rPr>
+          <w:color w:val="EE0000"/>
+        </w:rPr>
+        <w:t>LEFT JOIN entidad A ON M.envia = A.id_entidad</w:t>
+      </w:r>
+    </w:p>
+    <w:p>
+      <w:pPr>
+        <w:pStyle w:val="Sinespaciado"/>
+        <w:rPr>
+          <w:color w:val="EE0000"/>
+        </w:rPr>
+      </w:pPr>
+      <w:r>
+        <w:rPr>
+          <w:color w:val="EE0000"/>
+        </w:rPr>
+        <w:t>LEFT JOIN entidad B ON M.recibe = B.id_entidad</w:t>
+      </w:r>
+    </w:p>
+    <w:p>
+      <w:pPr>
+        <w:pStyle w:val="Sinespaciado"/>
+        <w:rPr>
+          <w:color w:val="EE0000"/>
+        </w:rPr>
+      </w:pPr>
+      <w:r>
+        <w:rPr>
+          <w:color w:val="EE0000"/>
+        </w:rPr>
+        <w:t>LEFT JOIN vehiculos V ON M.vehiculo = V.id_vehiculo</w:t>
+      </w:r>
+    </w:p>
+    <w:p>
+      <w:pPr>
+        <w:pStyle w:val="Sinespaciado"/>
+        <w:rPr>
+          <w:color w:val="EE0000"/>
+        </w:rPr>
+      </w:pPr>
+      <w:r>
+        <w:rPr>
+          <w:color w:val="EE0000"/>
+        </w:rPr>
+        <w:t>LEFT JOIN entidad C ON V.propietario = C.id_entidad;</w:t>
+      </w:r>
+    </w:p>
+    <w:p>
+      <w:pPr>
+        <w:pStyle w:val="Sinespaciado"/>
+        <w:rPr>
+          <w:b/>
+          <w:bCs/>
+        </w:rPr>
+      </w:pPr>
+      <w:r>
+        <w:rPr>
+          <w:b/>
+          <w:bCs/>
+        </w:rPr>
+        <w:t>Ventajas de esta versión:</w:t>
+      </w:r>
+    </w:p>
+    <w:p>
+      <w:pPr>
+        <w:pStyle w:val="Sinespaciado"/>
+        <w:numPr>
+          <w:ilvl w:val="0"/>
+          <w:numId w:val="15"/>
+        </w:numPr>
+      </w:pPr>
+      <w:r>
+        <w:t xml:space="preserve">No hay riesgo de </w:t>
+      </w:r>
+      <w:r>
+        <w:rPr>
+          <w:b/>
+          <w:bCs/>
+        </w:rPr>
+        <w:t>multiplicación de filas</w:t>
+      </w:r>
+      <w:r>
+        <w:t xml:space="preserve"> por joins.</w:t>
+      </w:r>
+    </w:p>
+    <w:p>
+      <w:pPr>
+        <w:pStyle w:val="Sinespaciado"/>
+        <w:numPr>
+          <w:ilvl w:val="0"/>
+          <w:numId w:val="15"/>
+        </w:numPr>
+      </w:pPr>
+      <w:r>
+        <w:t>Mantienes una fila por cada movimiento.</w:t>
+      </w:r>
+    </w:p>
+    <w:p>
+      <w:pPr>
+        <w:pStyle w:val="Sinespaciado"/>
+        <w:numPr>
+          <w:ilvl w:val="0"/>
+          <w:numId w:val="15"/>
+        </w:numPr>
+        <w:rPr>
+          <w:i/>
+          <w:iCs/>
+          <w:u w:val="single"/>
+        </w:rPr>
+      </w:pPr>
+      <w:r>
+        <w:rPr>
+          <w:i/>
+          <w:iCs/>
+          <w:u w:val="single"/>
+        </w:rPr>
+        <w:t>Muy legible: cada total se calcula directamente dentro del SELECT.</w:t>
+      </w:r>
+    </w:p>
+    <w:p>
+      <w:pPr>
+        <w:pStyle w:val="Sinespaciado"/>
+        <w:numPr>
+          <w:ilvl w:val="0"/>
+          <w:numId w:val="15"/>
+        </w:numPr>
+      </w:pPr>
+      <w:r>
+        <w:t xml:space="preserve">COALESCE(...,0) asegura que los movimientos sin entregas o devoluciones muestren </w:t>
+      </w:r>
+      <w:r>
+        <w:rPr>
+          <w:b/>
+          <w:bCs/>
+        </w:rPr>
+        <w:t>0</w:t>
+      </w:r>
+      <w:r>
+        <w:t>.</w:t>
+      </w:r>
+    </w:p>
+    <w:p>
+      <w:pPr>
+        <w:pStyle w:val="Sinespaciado"/>
+        <w:rPr>
+          <w:color w:val="EE0000"/>
+        </w:rPr>
+      </w:pPr>
+    </w:p>
     <w:sectPr>
       <w:footerReference w:type="default" r:id="rId8"/>
       <w:pgSz w:w="16838" w:h="11906" w:orient="landscape"/>
@@ -11424,9 +13480,9 @@
 <file path=word/numbering.xml><?xml version="1.0" encoding="utf-8"?>
 <w:numbering xmlns:wpc="http://schemas.microsoft.com/office/word/2010/wordprocessingCanvas" xmlns:cx="http://schemas.microsoft.com/office/drawing/2014/chartex" xmlns:cx1="http://schemas.microsoft.com/office/drawing/2015/9/8/chartex" xmlns:cx2="http://schemas.microsoft.com/office/drawing/2015/10/21/chartex" xmlns:cx3="http://schemas.microsoft.com/office/drawing/2016/5/9/chartex" xmlns:cx4="http://schemas.microsoft.com/office/drawing/2016/5/10/chartex" xmlns:cx5="http://schemas.microsoft.com/office/drawing/2016/5/11/chartex" xmlns:cx6="http://schemas.microsoft.com/office/drawing/2016/5/12/chartex" xmlns:cx7="http://schemas.microsoft.com/office/drawing/2016/5/13/chartex" xmlns:cx8="http://schemas.microsoft.com/office/drawing/2016/5/14/chartex" xmlns:mc="http://schemas.openxmlformats.org/markup-compatibility/2006" xmlns:aink="http://schemas.microsoft.com/office/drawing/2016/ink" xmlns:am3d="http://schemas.microsoft.com/office/drawing/2017/model3d" xmlns:o="urn:schemas-microsoft-com:office:office" xmlns:oel="http://schemas.microsoft.com/office/2019/extlst" xmlns:r="http://schemas.openxmlformats.org/officeDocument/2006/relationships" xmlns:m="http://schemas.openxmlformats.org/officeDocument/2006/math" xmlns:v="urn:schemas-microsoft-com:vml" xmlns:wp14="http://schemas.microsoft.com/office/word/2010/wordprocessingDrawing" xmlns:wp="http://schemas.openxmlformats.org/drawingml/2006/wordprocessingDrawing" xmlns:w10="urn:schemas-microsoft-com:office:word" xmlns:w="http://schemas.openxmlformats.org/wordprocessingml/2006/main" xmlns:w14="http://schemas.microsoft.com/office/word/2010/wordml" xmlns:w15="http://schemas.microsoft.com/office/word/2012/wordml" xmlns:w16cex="http://schemas.microsoft.com/office/word/2018/wordml/cex" xmlns:w16cid="http://schemas.microsoft.com/office/word/2016/wordml/cid" xmlns:w16="http://schemas.microsoft.com/office/word/2018/wordml" xmlns:w16du="http://schemas.microsoft.com/office/word/2023/wordml/word16du" xmlns:w16sdtdh="http://schemas.microsoft.com/office/word/2020/wordml/sdtdatahash" xmlns:w16sdtfl="http://schemas.microsoft.com/office/word/2024/wordml/sdtformatlock" xmlns:w16se="http://schemas.microsoft.com/office/word/2015/wordml/symex" xmlns:wpg="http://schemas.microsoft.com/office/word/2010/wordprocessingGroup" xmlns:wpi="http://schemas.microsoft.com/office/word/2010/wordprocessingInk" xmlns:wne="http://schemas.microsoft.com/office/word/2006/wordml" xmlns:wps="http://schemas.microsoft.com/office/word/2010/wordprocessingShape" mc:Ignorable="w14 w15 w16se w16cid w16 w16cex w16sdtdh w16sdtfl w16du wp14">
   <w:abstractNum w:abstractNumId="0" w15:restartNumberingAfterBreak="0">
-    <w:nsid w:val="0C1E0381"/>
+    <w:nsid w:val="0434725F"/>
     <w:multiLevelType w:val="multilevel"/>
-    <w:tmpl w:val="5756DB1E"/>
+    <w:tmpl w:val="ECAAD47E"/>
     <w:lvl w:ilvl="0">
       <w:start w:val="1"/>
       <w:numFmt w:val="bullet"/>
@@ -11573,9 +13629,9 @@
     </w:lvl>
   </w:abstractNum>
   <w:abstractNum w:abstractNumId="1" w15:restartNumberingAfterBreak="0">
-    <w:nsid w:val="0E5B7748"/>
+    <w:nsid w:val="0C1E0381"/>
     <w:multiLevelType w:val="multilevel"/>
-    <w:tmpl w:val="28965F00"/>
+    <w:tmpl w:val="5756DB1E"/>
     <w:lvl w:ilvl="0">
       <w:start w:val="1"/>
       <w:numFmt w:val="bullet"/>
@@ -11722,9 +13778,9 @@
     </w:lvl>
   </w:abstractNum>
   <w:abstractNum w:abstractNumId="2" w15:restartNumberingAfterBreak="0">
-    <w:nsid w:val="100B22EF"/>
+    <w:nsid w:val="0E5B7748"/>
     <w:multiLevelType w:val="multilevel"/>
-    <w:tmpl w:val="FFFFFFFF"/>
+    <w:tmpl w:val="28965F00"/>
     <w:lvl w:ilvl="0">
       <w:start w:val="1"/>
       <w:numFmt w:val="bullet"/>
@@ -11871,9 +13927,9 @@
     </w:lvl>
   </w:abstractNum>
   <w:abstractNum w:abstractNumId="3" w15:restartNumberingAfterBreak="0">
-    <w:nsid w:val="13B705ED"/>
+    <w:nsid w:val="100B22EF"/>
     <w:multiLevelType w:val="multilevel"/>
-    <w:tmpl w:val="28965F00"/>
+    <w:tmpl w:val="FFFFFFFF"/>
     <w:lvl w:ilvl="0">
       <w:start w:val="1"/>
       <w:numFmt w:val="bullet"/>
@@ -12020,389 +14076,9 @@
     </w:lvl>
   </w:abstractNum>
   <w:abstractNum w:abstractNumId="4" w15:restartNumberingAfterBreak="0">
-    <w:nsid w:val="23855272"/>
-    <w:multiLevelType w:val="hybridMultilevel"/>
-    <w:tmpl w:val="2EAAB886"/>
-    <w:lvl w:ilvl="0" w:tplc="0C0A0001">
-      <w:start w:val="1"/>
-      <w:numFmt w:val="bullet"/>
-      <w:lvlText w:val=""/>
-      <w:lvlJc w:val="left"/>
-      <w:pPr>
-        <w:ind w:left="720" w:hanging="360"/>
-      </w:pPr>
-      <w:rPr>
-        <w:rFonts w:ascii="Symbol" w:hAnsi="Symbol" w:hint="default"/>
-      </w:rPr>
-    </w:lvl>
-    <w:lvl w:ilvl="1" w:tplc="0C0A0003" w:tentative="1">
-      <w:start w:val="1"/>
-      <w:numFmt w:val="bullet"/>
-      <w:lvlText w:val="o"/>
-      <w:lvlJc w:val="left"/>
-      <w:pPr>
-        <w:ind w:left="1440" w:hanging="360"/>
-      </w:pPr>
-      <w:rPr>
-        <w:rFonts w:ascii="Courier New" w:hAnsi="Courier New" w:cs="Courier New" w:hint="default"/>
-      </w:rPr>
-    </w:lvl>
-    <w:lvl w:ilvl="2" w:tplc="0C0A0005" w:tentative="1">
-      <w:start w:val="1"/>
-      <w:numFmt w:val="bullet"/>
-      <w:lvlText w:val=""/>
-      <w:lvlJc w:val="left"/>
-      <w:pPr>
-        <w:ind w:left="2160" w:hanging="360"/>
-      </w:pPr>
-      <w:rPr>
-        <w:rFonts w:ascii="Wingdings" w:hAnsi="Wingdings" w:hint="default"/>
-      </w:rPr>
-    </w:lvl>
-    <w:lvl w:ilvl="3" w:tplc="0C0A0001" w:tentative="1">
-      <w:start w:val="1"/>
-      <w:numFmt w:val="bullet"/>
-      <w:lvlText w:val=""/>
-      <w:lvlJc w:val="left"/>
-      <w:pPr>
-        <w:ind w:left="2880" w:hanging="360"/>
-      </w:pPr>
-      <w:rPr>
-        <w:rFonts w:ascii="Symbol" w:hAnsi="Symbol" w:hint="default"/>
-      </w:rPr>
-    </w:lvl>
-    <w:lvl w:ilvl="4" w:tplc="0C0A0003" w:tentative="1">
-      <w:start w:val="1"/>
-      <w:numFmt w:val="bullet"/>
-      <w:lvlText w:val="o"/>
-      <w:lvlJc w:val="left"/>
-      <w:pPr>
-        <w:ind w:left="3600" w:hanging="360"/>
-      </w:pPr>
-      <w:rPr>
-        <w:rFonts w:ascii="Courier New" w:hAnsi="Courier New" w:cs="Courier New" w:hint="default"/>
-      </w:rPr>
-    </w:lvl>
-    <w:lvl w:ilvl="5" w:tplc="0C0A0005" w:tentative="1">
-      <w:start w:val="1"/>
-      <w:numFmt w:val="bullet"/>
-      <w:lvlText w:val=""/>
-      <w:lvlJc w:val="left"/>
-      <w:pPr>
-        <w:ind w:left="4320" w:hanging="360"/>
-      </w:pPr>
-      <w:rPr>
-        <w:rFonts w:ascii="Wingdings" w:hAnsi="Wingdings" w:hint="default"/>
-      </w:rPr>
-    </w:lvl>
-    <w:lvl w:ilvl="6" w:tplc="0C0A0001" w:tentative="1">
-      <w:start w:val="1"/>
-      <w:numFmt w:val="bullet"/>
-      <w:lvlText w:val=""/>
-      <w:lvlJc w:val="left"/>
-      <w:pPr>
-        <w:ind w:left="5040" w:hanging="360"/>
-      </w:pPr>
-      <w:rPr>
-        <w:rFonts w:ascii="Symbol" w:hAnsi="Symbol" w:hint="default"/>
-      </w:rPr>
-    </w:lvl>
-    <w:lvl w:ilvl="7" w:tplc="0C0A0003" w:tentative="1">
-      <w:start w:val="1"/>
-      <w:numFmt w:val="bullet"/>
-      <w:lvlText w:val="o"/>
-      <w:lvlJc w:val="left"/>
-      <w:pPr>
-        <w:ind w:left="5760" w:hanging="360"/>
-      </w:pPr>
-      <w:rPr>
-        <w:rFonts w:ascii="Courier New" w:hAnsi="Courier New" w:cs="Courier New" w:hint="default"/>
-      </w:rPr>
-    </w:lvl>
-    <w:lvl w:ilvl="8" w:tplc="0C0A0005" w:tentative="1">
-      <w:start w:val="1"/>
-      <w:numFmt w:val="bullet"/>
-      <w:lvlText w:val=""/>
-      <w:lvlJc w:val="left"/>
-      <w:pPr>
-        <w:ind w:left="6480" w:hanging="360"/>
-      </w:pPr>
-      <w:rPr>
-        <w:rFonts w:ascii="Wingdings" w:hAnsi="Wingdings" w:hint="default"/>
-      </w:rPr>
-    </w:lvl>
-  </w:abstractNum>
-  <w:abstractNum w:abstractNumId="5" w15:restartNumberingAfterBreak="0">
-    <w:nsid w:val="2EFB02CA"/>
-    <w:multiLevelType w:val="hybridMultilevel"/>
-    <w:tmpl w:val="942834CE"/>
-    <w:lvl w:ilvl="0" w:tplc="0C0A000F">
-      <w:start w:val="1"/>
-      <w:numFmt w:val="decimal"/>
-      <w:lvlText w:val="%1."/>
-      <w:lvlJc w:val="left"/>
-      <w:pPr>
-        <w:ind w:left="360" w:hanging="360"/>
-      </w:pPr>
-      <w:rPr>
-        <w:rFonts w:hint="default"/>
-      </w:rPr>
-    </w:lvl>
-    <w:lvl w:ilvl="1" w:tplc="0C0A0019" w:tentative="1">
-      <w:start w:val="1"/>
-      <w:numFmt w:val="lowerLetter"/>
-      <w:lvlText w:val="%2."/>
-      <w:lvlJc w:val="left"/>
-      <w:pPr>
-        <w:ind w:left="1080" w:hanging="360"/>
-      </w:pPr>
-    </w:lvl>
-    <w:lvl w:ilvl="2" w:tplc="0C0A001B" w:tentative="1">
-      <w:start w:val="1"/>
-      <w:numFmt w:val="lowerRoman"/>
-      <w:lvlText w:val="%3."/>
-      <w:lvlJc w:val="right"/>
-      <w:pPr>
-        <w:ind w:left="1800" w:hanging="180"/>
-      </w:pPr>
-    </w:lvl>
-    <w:lvl w:ilvl="3" w:tplc="0C0A000F" w:tentative="1">
-      <w:start w:val="1"/>
-      <w:numFmt w:val="decimal"/>
-      <w:lvlText w:val="%4."/>
-      <w:lvlJc w:val="left"/>
-      <w:pPr>
-        <w:ind w:left="2520" w:hanging="360"/>
-      </w:pPr>
-    </w:lvl>
-    <w:lvl w:ilvl="4" w:tplc="0C0A0019" w:tentative="1">
-      <w:start w:val="1"/>
-      <w:numFmt w:val="lowerLetter"/>
-      <w:lvlText w:val="%5."/>
-      <w:lvlJc w:val="left"/>
-      <w:pPr>
-        <w:ind w:left="3240" w:hanging="360"/>
-      </w:pPr>
-    </w:lvl>
-    <w:lvl w:ilvl="5" w:tplc="0C0A001B" w:tentative="1">
-      <w:start w:val="1"/>
-      <w:numFmt w:val="lowerRoman"/>
-      <w:lvlText w:val="%6."/>
-      <w:lvlJc w:val="right"/>
-      <w:pPr>
-        <w:ind w:left="3960" w:hanging="180"/>
-      </w:pPr>
-    </w:lvl>
-    <w:lvl w:ilvl="6" w:tplc="0C0A000F" w:tentative="1">
-      <w:start w:val="1"/>
-      <w:numFmt w:val="decimal"/>
-      <w:lvlText w:val="%7."/>
-      <w:lvlJc w:val="left"/>
-      <w:pPr>
-        <w:ind w:left="4680" w:hanging="360"/>
-      </w:pPr>
-    </w:lvl>
-    <w:lvl w:ilvl="7" w:tplc="0C0A0019" w:tentative="1">
-      <w:start w:val="1"/>
-      <w:numFmt w:val="lowerLetter"/>
-      <w:lvlText w:val="%8."/>
-      <w:lvlJc w:val="left"/>
-      <w:pPr>
-        <w:ind w:left="5400" w:hanging="360"/>
-      </w:pPr>
-    </w:lvl>
-    <w:lvl w:ilvl="8" w:tplc="0C0A001B" w:tentative="1">
-      <w:start w:val="1"/>
-      <w:numFmt w:val="lowerRoman"/>
-      <w:lvlText w:val="%9."/>
-      <w:lvlJc w:val="right"/>
-      <w:pPr>
-        <w:ind w:left="6120" w:hanging="180"/>
-      </w:pPr>
-    </w:lvl>
-  </w:abstractNum>
-  <w:abstractNum w:abstractNumId="6" w15:restartNumberingAfterBreak="0">
-    <w:nsid w:val="3F4D3A17"/>
-    <w:multiLevelType w:val="hybridMultilevel"/>
-    <w:tmpl w:val="52B8E63E"/>
-    <w:lvl w:ilvl="0" w:tplc="0C0A0015">
-      <w:start w:val="1"/>
-      <w:numFmt w:val="upperLetter"/>
-      <w:lvlText w:val="%1."/>
-      <w:lvlJc w:val="left"/>
-      <w:pPr>
-        <w:ind w:left="720" w:hanging="360"/>
-      </w:pPr>
-      <w:rPr>
-        <w:rFonts w:hint="default"/>
-      </w:rPr>
-    </w:lvl>
-    <w:lvl w:ilvl="1" w:tplc="0C0A0019" w:tentative="1">
-      <w:start w:val="1"/>
-      <w:numFmt w:val="lowerLetter"/>
-      <w:lvlText w:val="%2."/>
-      <w:lvlJc w:val="left"/>
-      <w:pPr>
-        <w:ind w:left="1440" w:hanging="360"/>
-      </w:pPr>
-    </w:lvl>
-    <w:lvl w:ilvl="2" w:tplc="0C0A001B" w:tentative="1">
-      <w:start w:val="1"/>
-      <w:numFmt w:val="lowerRoman"/>
-      <w:lvlText w:val="%3."/>
-      <w:lvlJc w:val="right"/>
-      <w:pPr>
-        <w:ind w:left="2160" w:hanging="180"/>
-      </w:pPr>
-    </w:lvl>
-    <w:lvl w:ilvl="3" w:tplc="0C0A000F" w:tentative="1">
-      <w:start w:val="1"/>
-      <w:numFmt w:val="decimal"/>
-      <w:lvlText w:val="%4."/>
-      <w:lvlJc w:val="left"/>
-      <w:pPr>
-        <w:ind w:left="2880" w:hanging="360"/>
-      </w:pPr>
-    </w:lvl>
-    <w:lvl w:ilvl="4" w:tplc="0C0A0019" w:tentative="1">
-      <w:start w:val="1"/>
-      <w:numFmt w:val="lowerLetter"/>
-      <w:lvlText w:val="%5."/>
-      <w:lvlJc w:val="left"/>
-      <w:pPr>
-        <w:ind w:left="3600" w:hanging="360"/>
-      </w:pPr>
-    </w:lvl>
-    <w:lvl w:ilvl="5" w:tplc="0C0A001B" w:tentative="1">
-      <w:start w:val="1"/>
-      <w:numFmt w:val="lowerRoman"/>
-      <w:lvlText w:val="%6."/>
-      <w:lvlJc w:val="right"/>
-      <w:pPr>
-        <w:ind w:left="4320" w:hanging="180"/>
-      </w:pPr>
-    </w:lvl>
-    <w:lvl w:ilvl="6" w:tplc="0C0A000F" w:tentative="1">
-      <w:start w:val="1"/>
-      <w:numFmt w:val="decimal"/>
-      <w:lvlText w:val="%7."/>
-      <w:lvlJc w:val="left"/>
-      <w:pPr>
-        <w:ind w:left="5040" w:hanging="360"/>
-      </w:pPr>
-    </w:lvl>
-    <w:lvl w:ilvl="7" w:tplc="0C0A0019" w:tentative="1">
-      <w:start w:val="1"/>
-      <w:numFmt w:val="lowerLetter"/>
-      <w:lvlText w:val="%8."/>
-      <w:lvlJc w:val="left"/>
-      <w:pPr>
-        <w:ind w:left="5760" w:hanging="360"/>
-      </w:pPr>
-    </w:lvl>
-    <w:lvl w:ilvl="8" w:tplc="0C0A001B" w:tentative="1">
-      <w:start w:val="1"/>
-      <w:numFmt w:val="lowerRoman"/>
-      <w:lvlText w:val="%9."/>
-      <w:lvlJc w:val="right"/>
-      <w:pPr>
-        <w:ind w:left="6480" w:hanging="180"/>
-      </w:pPr>
-    </w:lvl>
-  </w:abstractNum>
-  <w:abstractNum w:abstractNumId="7" w15:restartNumberingAfterBreak="0">
-    <w:nsid w:val="51090EF7"/>
-    <w:multiLevelType w:val="hybridMultilevel"/>
-    <w:tmpl w:val="FE689D6C"/>
-    <w:lvl w:ilvl="0" w:tplc="0C0A000F">
-      <w:start w:val="1"/>
-      <w:numFmt w:val="decimal"/>
-      <w:lvlText w:val="%1."/>
-      <w:lvlJc w:val="left"/>
-      <w:pPr>
-        <w:ind w:left="360" w:hanging="360"/>
-      </w:pPr>
-      <w:rPr>
-        <w:rFonts w:hint="default"/>
-      </w:rPr>
-    </w:lvl>
-    <w:lvl w:ilvl="1" w:tplc="FFFFFFFF" w:tentative="1">
-      <w:start w:val="1"/>
-      <w:numFmt w:val="lowerLetter"/>
-      <w:lvlText w:val="%2."/>
-      <w:lvlJc w:val="left"/>
-      <w:pPr>
-        <w:ind w:left="1080" w:hanging="360"/>
-      </w:pPr>
-    </w:lvl>
-    <w:lvl w:ilvl="2" w:tplc="FFFFFFFF" w:tentative="1">
-      <w:start w:val="1"/>
-      <w:numFmt w:val="lowerRoman"/>
-      <w:lvlText w:val="%3."/>
-      <w:lvlJc w:val="right"/>
-      <w:pPr>
-        <w:ind w:left="1800" w:hanging="180"/>
-      </w:pPr>
-    </w:lvl>
-    <w:lvl w:ilvl="3" w:tplc="FFFFFFFF" w:tentative="1">
-      <w:start w:val="1"/>
-      <w:numFmt w:val="decimal"/>
-      <w:lvlText w:val="%4."/>
-      <w:lvlJc w:val="left"/>
-      <w:pPr>
-        <w:ind w:left="2520" w:hanging="360"/>
-      </w:pPr>
-    </w:lvl>
-    <w:lvl w:ilvl="4" w:tplc="FFFFFFFF" w:tentative="1">
-      <w:start w:val="1"/>
-      <w:numFmt w:val="lowerLetter"/>
-      <w:lvlText w:val="%5."/>
-      <w:lvlJc w:val="left"/>
-      <w:pPr>
-        <w:ind w:left="3240" w:hanging="360"/>
-      </w:pPr>
-    </w:lvl>
-    <w:lvl w:ilvl="5" w:tplc="FFFFFFFF" w:tentative="1">
-      <w:start w:val="1"/>
-      <w:numFmt w:val="lowerRoman"/>
-      <w:lvlText w:val="%6."/>
-      <w:lvlJc w:val="right"/>
-      <w:pPr>
-        <w:ind w:left="3960" w:hanging="180"/>
-      </w:pPr>
-    </w:lvl>
-    <w:lvl w:ilvl="6" w:tplc="FFFFFFFF" w:tentative="1">
-      <w:start w:val="1"/>
-      <w:numFmt w:val="decimal"/>
-      <w:lvlText w:val="%7."/>
-      <w:lvlJc w:val="left"/>
-      <w:pPr>
-        <w:ind w:left="4680" w:hanging="360"/>
-      </w:pPr>
-    </w:lvl>
-    <w:lvl w:ilvl="7" w:tplc="FFFFFFFF" w:tentative="1">
-      <w:start w:val="1"/>
-      <w:numFmt w:val="lowerLetter"/>
-      <w:lvlText w:val="%8."/>
-      <w:lvlJc w:val="left"/>
-      <w:pPr>
-        <w:ind w:left="5400" w:hanging="360"/>
-      </w:pPr>
-    </w:lvl>
-    <w:lvl w:ilvl="8" w:tplc="FFFFFFFF" w:tentative="1">
-      <w:start w:val="1"/>
-      <w:numFmt w:val="lowerRoman"/>
-      <w:lvlText w:val="%9."/>
-      <w:lvlJc w:val="right"/>
-      <w:pPr>
-        <w:ind w:left="6120" w:hanging="180"/>
-      </w:pPr>
-    </w:lvl>
-  </w:abstractNum>
-  <w:abstractNum w:abstractNumId="8" w15:restartNumberingAfterBreak="0">
-    <w:nsid w:val="6DBD3631"/>
+    <w:nsid w:val="13B705ED"/>
     <w:multiLevelType w:val="multilevel"/>
-    <w:tmpl w:val="62ACF0FE"/>
+    <w:tmpl w:val="28965F00"/>
     <w:lvl w:ilvl="0">
       <w:start w:val="1"/>
       <w:numFmt w:val="bullet"/>
@@ -12548,10 +14224,329 @@
       </w:rPr>
     </w:lvl>
   </w:abstractNum>
-  <w:abstractNum w:abstractNumId="9" w15:restartNumberingAfterBreak="0">
-    <w:nsid w:val="6E1F78C9"/>
+  <w:abstractNum w:abstractNumId="5" w15:restartNumberingAfterBreak="0">
+    <w:nsid w:val="23855272"/>
+    <w:multiLevelType w:val="hybridMultilevel"/>
+    <w:tmpl w:val="2EAAB886"/>
+    <w:lvl w:ilvl="0" w:tplc="0C0A0001">
+      <w:start w:val="1"/>
+      <w:numFmt w:val="bullet"/>
+      <w:lvlText w:val=""/>
+      <w:lvlJc w:val="left"/>
+      <w:pPr>
+        <w:ind w:left="720" w:hanging="360"/>
+      </w:pPr>
+      <w:rPr>
+        <w:rFonts w:ascii="Symbol" w:hAnsi="Symbol" w:hint="default"/>
+      </w:rPr>
+    </w:lvl>
+    <w:lvl w:ilvl="1" w:tplc="0C0A0003" w:tentative="1">
+      <w:start w:val="1"/>
+      <w:numFmt w:val="bullet"/>
+      <w:lvlText w:val="o"/>
+      <w:lvlJc w:val="left"/>
+      <w:pPr>
+        <w:ind w:left="1440" w:hanging="360"/>
+      </w:pPr>
+      <w:rPr>
+        <w:rFonts w:ascii="Courier New" w:hAnsi="Courier New" w:cs="Courier New" w:hint="default"/>
+      </w:rPr>
+    </w:lvl>
+    <w:lvl w:ilvl="2" w:tplc="0C0A0005" w:tentative="1">
+      <w:start w:val="1"/>
+      <w:numFmt w:val="bullet"/>
+      <w:lvlText w:val=""/>
+      <w:lvlJc w:val="left"/>
+      <w:pPr>
+        <w:ind w:left="2160" w:hanging="360"/>
+      </w:pPr>
+      <w:rPr>
+        <w:rFonts w:ascii="Wingdings" w:hAnsi="Wingdings" w:hint="default"/>
+      </w:rPr>
+    </w:lvl>
+    <w:lvl w:ilvl="3" w:tplc="0C0A0001" w:tentative="1">
+      <w:start w:val="1"/>
+      <w:numFmt w:val="bullet"/>
+      <w:lvlText w:val=""/>
+      <w:lvlJc w:val="left"/>
+      <w:pPr>
+        <w:ind w:left="2880" w:hanging="360"/>
+      </w:pPr>
+      <w:rPr>
+        <w:rFonts w:ascii="Symbol" w:hAnsi="Symbol" w:hint="default"/>
+      </w:rPr>
+    </w:lvl>
+    <w:lvl w:ilvl="4" w:tplc="0C0A0003" w:tentative="1">
+      <w:start w:val="1"/>
+      <w:numFmt w:val="bullet"/>
+      <w:lvlText w:val="o"/>
+      <w:lvlJc w:val="left"/>
+      <w:pPr>
+        <w:ind w:left="3600" w:hanging="360"/>
+      </w:pPr>
+      <w:rPr>
+        <w:rFonts w:ascii="Courier New" w:hAnsi="Courier New" w:cs="Courier New" w:hint="default"/>
+      </w:rPr>
+    </w:lvl>
+    <w:lvl w:ilvl="5" w:tplc="0C0A0005" w:tentative="1">
+      <w:start w:val="1"/>
+      <w:numFmt w:val="bullet"/>
+      <w:lvlText w:val=""/>
+      <w:lvlJc w:val="left"/>
+      <w:pPr>
+        <w:ind w:left="4320" w:hanging="360"/>
+      </w:pPr>
+      <w:rPr>
+        <w:rFonts w:ascii="Wingdings" w:hAnsi="Wingdings" w:hint="default"/>
+      </w:rPr>
+    </w:lvl>
+    <w:lvl w:ilvl="6" w:tplc="0C0A0001" w:tentative="1">
+      <w:start w:val="1"/>
+      <w:numFmt w:val="bullet"/>
+      <w:lvlText w:val=""/>
+      <w:lvlJc w:val="left"/>
+      <w:pPr>
+        <w:ind w:left="5040" w:hanging="360"/>
+      </w:pPr>
+      <w:rPr>
+        <w:rFonts w:ascii="Symbol" w:hAnsi="Symbol" w:hint="default"/>
+      </w:rPr>
+    </w:lvl>
+    <w:lvl w:ilvl="7" w:tplc="0C0A0003" w:tentative="1">
+      <w:start w:val="1"/>
+      <w:numFmt w:val="bullet"/>
+      <w:lvlText w:val="o"/>
+      <w:lvlJc w:val="left"/>
+      <w:pPr>
+        <w:ind w:left="5760" w:hanging="360"/>
+      </w:pPr>
+      <w:rPr>
+        <w:rFonts w:ascii="Courier New" w:hAnsi="Courier New" w:cs="Courier New" w:hint="default"/>
+      </w:rPr>
+    </w:lvl>
+    <w:lvl w:ilvl="8" w:tplc="0C0A0005" w:tentative="1">
+      <w:start w:val="1"/>
+      <w:numFmt w:val="bullet"/>
+      <w:lvlText w:val=""/>
+      <w:lvlJc w:val="left"/>
+      <w:pPr>
+        <w:ind w:left="6480" w:hanging="360"/>
+      </w:pPr>
+      <w:rPr>
+        <w:rFonts w:ascii="Wingdings" w:hAnsi="Wingdings" w:hint="default"/>
+      </w:rPr>
+    </w:lvl>
+  </w:abstractNum>
+  <w:abstractNum w:abstractNumId="6" w15:restartNumberingAfterBreak="0">
+    <w:nsid w:val="2EFB02CA"/>
+    <w:multiLevelType w:val="hybridMultilevel"/>
+    <w:tmpl w:val="942834CE"/>
+    <w:lvl w:ilvl="0" w:tplc="0C0A000F">
+      <w:start w:val="1"/>
+      <w:numFmt w:val="decimal"/>
+      <w:lvlText w:val="%1."/>
+      <w:lvlJc w:val="left"/>
+      <w:pPr>
+        <w:ind w:left="360" w:hanging="360"/>
+      </w:pPr>
+      <w:rPr>
+        <w:rFonts w:hint="default"/>
+      </w:rPr>
+    </w:lvl>
+    <w:lvl w:ilvl="1" w:tplc="0C0A0019" w:tentative="1">
+      <w:start w:val="1"/>
+      <w:numFmt w:val="lowerLetter"/>
+      <w:lvlText w:val="%2."/>
+      <w:lvlJc w:val="left"/>
+      <w:pPr>
+        <w:ind w:left="1080" w:hanging="360"/>
+      </w:pPr>
+    </w:lvl>
+    <w:lvl w:ilvl="2" w:tplc="0C0A001B" w:tentative="1">
+      <w:start w:val="1"/>
+      <w:numFmt w:val="lowerRoman"/>
+      <w:lvlText w:val="%3."/>
+      <w:lvlJc w:val="right"/>
+      <w:pPr>
+        <w:ind w:left="1800" w:hanging="180"/>
+      </w:pPr>
+    </w:lvl>
+    <w:lvl w:ilvl="3" w:tplc="0C0A000F" w:tentative="1">
+      <w:start w:val="1"/>
+      <w:numFmt w:val="decimal"/>
+      <w:lvlText w:val="%4."/>
+      <w:lvlJc w:val="left"/>
+      <w:pPr>
+        <w:ind w:left="2520" w:hanging="360"/>
+      </w:pPr>
+    </w:lvl>
+    <w:lvl w:ilvl="4" w:tplc="0C0A0019" w:tentative="1">
+      <w:start w:val="1"/>
+      <w:numFmt w:val="lowerLetter"/>
+      <w:lvlText w:val="%5."/>
+      <w:lvlJc w:val="left"/>
+      <w:pPr>
+        <w:ind w:left="3240" w:hanging="360"/>
+      </w:pPr>
+    </w:lvl>
+    <w:lvl w:ilvl="5" w:tplc="0C0A001B" w:tentative="1">
+      <w:start w:val="1"/>
+      <w:numFmt w:val="lowerRoman"/>
+      <w:lvlText w:val="%6."/>
+      <w:lvlJc w:val="right"/>
+      <w:pPr>
+        <w:ind w:left="3960" w:hanging="180"/>
+      </w:pPr>
+    </w:lvl>
+    <w:lvl w:ilvl="6" w:tplc="0C0A000F" w:tentative="1">
+      <w:start w:val="1"/>
+      <w:numFmt w:val="decimal"/>
+      <w:lvlText w:val="%7."/>
+      <w:lvlJc w:val="left"/>
+      <w:pPr>
+        <w:ind w:left="4680" w:hanging="360"/>
+      </w:pPr>
+    </w:lvl>
+    <w:lvl w:ilvl="7" w:tplc="0C0A0019" w:tentative="1">
+      <w:start w:val="1"/>
+      <w:numFmt w:val="lowerLetter"/>
+      <w:lvlText w:val="%8."/>
+      <w:lvlJc w:val="left"/>
+      <w:pPr>
+        <w:ind w:left="5400" w:hanging="360"/>
+      </w:pPr>
+    </w:lvl>
+    <w:lvl w:ilvl="8" w:tplc="0C0A001B" w:tentative="1">
+      <w:start w:val="1"/>
+      <w:numFmt w:val="lowerRoman"/>
+      <w:lvlText w:val="%9."/>
+      <w:lvlJc w:val="right"/>
+      <w:pPr>
+        <w:ind w:left="6120" w:hanging="180"/>
+      </w:pPr>
+    </w:lvl>
+  </w:abstractNum>
+  <w:abstractNum w:abstractNumId="7" w15:restartNumberingAfterBreak="0">
+    <w:nsid w:val="2F8428A6"/>
     <w:multiLevelType w:val="multilevel"/>
-    <w:tmpl w:val="2B5609A0"/>
+    <w:tmpl w:val="384C0C08"/>
+    <w:lvl w:ilvl="0">
+      <w:start w:val="1"/>
+      <w:numFmt w:val="decimal"/>
+      <w:lvlText w:val="%1."/>
+      <w:lvlJc w:val="left"/>
+      <w:pPr>
+        <w:tabs>
+          <w:tab w:val="num" w:pos="720"/>
+        </w:tabs>
+        <w:ind w:left="720" w:hanging="360"/>
+      </w:pPr>
+    </w:lvl>
+    <w:lvl w:ilvl="1">
+      <w:start w:val="1"/>
+      <w:numFmt w:val="bullet"/>
+      <w:lvlText w:val="o"/>
+      <w:lvlJc w:val="left"/>
+      <w:pPr>
+        <w:tabs>
+          <w:tab w:val="num" w:pos="1440"/>
+        </w:tabs>
+        <w:ind w:left="1440" w:hanging="360"/>
+      </w:pPr>
+      <w:rPr>
+        <w:rFonts w:ascii="Courier New" w:hAnsi="Courier New" w:hint="default"/>
+        <w:sz w:val="20"/>
+      </w:rPr>
+    </w:lvl>
+    <w:lvl w:ilvl="2" w:tentative="1">
+      <w:start w:val="1"/>
+      <w:numFmt w:val="decimal"/>
+      <w:lvlText w:val="%3."/>
+      <w:lvlJc w:val="left"/>
+      <w:pPr>
+        <w:tabs>
+          <w:tab w:val="num" w:pos="2160"/>
+        </w:tabs>
+        <w:ind w:left="2160" w:hanging="360"/>
+      </w:pPr>
+    </w:lvl>
+    <w:lvl w:ilvl="3" w:tentative="1">
+      <w:start w:val="1"/>
+      <w:numFmt w:val="decimal"/>
+      <w:lvlText w:val="%4."/>
+      <w:lvlJc w:val="left"/>
+      <w:pPr>
+        <w:tabs>
+          <w:tab w:val="num" w:pos="2880"/>
+        </w:tabs>
+        <w:ind w:left="2880" w:hanging="360"/>
+      </w:pPr>
+    </w:lvl>
+    <w:lvl w:ilvl="4" w:tentative="1">
+      <w:start w:val="1"/>
+      <w:numFmt w:val="decimal"/>
+      <w:lvlText w:val="%5."/>
+      <w:lvlJc w:val="left"/>
+      <w:pPr>
+        <w:tabs>
+          <w:tab w:val="num" w:pos="3600"/>
+        </w:tabs>
+        <w:ind w:left="3600" w:hanging="360"/>
+      </w:pPr>
+    </w:lvl>
+    <w:lvl w:ilvl="5" w:tentative="1">
+      <w:start w:val="1"/>
+      <w:numFmt w:val="decimal"/>
+      <w:lvlText w:val="%6."/>
+      <w:lvlJc w:val="left"/>
+      <w:pPr>
+        <w:tabs>
+          <w:tab w:val="num" w:pos="4320"/>
+        </w:tabs>
+        <w:ind w:left="4320" w:hanging="360"/>
+      </w:pPr>
+    </w:lvl>
+    <w:lvl w:ilvl="6" w:tentative="1">
+      <w:start w:val="1"/>
+      <w:numFmt w:val="decimal"/>
+      <w:lvlText w:val="%7."/>
+      <w:lvlJc w:val="left"/>
+      <w:pPr>
+        <w:tabs>
+          <w:tab w:val="num" w:pos="5040"/>
+        </w:tabs>
+        <w:ind w:left="5040" w:hanging="360"/>
+      </w:pPr>
+    </w:lvl>
+    <w:lvl w:ilvl="7" w:tentative="1">
+      <w:start w:val="1"/>
+      <w:numFmt w:val="decimal"/>
+      <w:lvlText w:val="%8."/>
+      <w:lvlJc w:val="left"/>
+      <w:pPr>
+        <w:tabs>
+          <w:tab w:val="num" w:pos="5760"/>
+        </w:tabs>
+        <w:ind w:left="5760" w:hanging="360"/>
+      </w:pPr>
+    </w:lvl>
+    <w:lvl w:ilvl="8" w:tentative="1">
+      <w:start w:val="1"/>
+      <w:numFmt w:val="decimal"/>
+      <w:lvlText w:val="%9."/>
+      <w:lvlJc w:val="left"/>
+      <w:pPr>
+        <w:tabs>
+          <w:tab w:val="num" w:pos="6480"/>
+        </w:tabs>
+        <w:ind w:left="6480" w:hanging="360"/>
+      </w:pPr>
+    </w:lvl>
+  </w:abstractNum>
+  <w:abstractNum w:abstractNumId="8" w15:restartNumberingAfterBreak="0">
+    <w:nsid w:val="34473A81"/>
+    <w:multiLevelType w:val="multilevel"/>
+    <w:tmpl w:val="72D0062A"/>
     <w:lvl w:ilvl="0">
       <w:start w:val="1"/>
       <w:numFmt w:val="bullet"/>
@@ -12697,10 +14692,188 @@
       </w:rPr>
     </w:lvl>
   </w:abstractNum>
+  <w:abstractNum w:abstractNumId="9" w15:restartNumberingAfterBreak="0">
+    <w:nsid w:val="3F4D3A17"/>
+    <w:multiLevelType w:val="hybridMultilevel"/>
+    <w:tmpl w:val="52B8E63E"/>
+    <w:lvl w:ilvl="0" w:tplc="0C0A0015">
+      <w:start w:val="1"/>
+      <w:numFmt w:val="upperLetter"/>
+      <w:lvlText w:val="%1."/>
+      <w:lvlJc w:val="left"/>
+      <w:pPr>
+        <w:ind w:left="720" w:hanging="360"/>
+      </w:pPr>
+      <w:rPr>
+        <w:rFonts w:hint="default"/>
+      </w:rPr>
+    </w:lvl>
+    <w:lvl w:ilvl="1" w:tplc="0C0A0019" w:tentative="1">
+      <w:start w:val="1"/>
+      <w:numFmt w:val="lowerLetter"/>
+      <w:lvlText w:val="%2."/>
+      <w:lvlJc w:val="left"/>
+      <w:pPr>
+        <w:ind w:left="1440" w:hanging="360"/>
+      </w:pPr>
+    </w:lvl>
+    <w:lvl w:ilvl="2" w:tplc="0C0A001B" w:tentative="1">
+      <w:start w:val="1"/>
+      <w:numFmt w:val="lowerRoman"/>
+      <w:lvlText w:val="%3."/>
+      <w:lvlJc w:val="right"/>
+      <w:pPr>
+        <w:ind w:left="2160" w:hanging="180"/>
+      </w:pPr>
+    </w:lvl>
+    <w:lvl w:ilvl="3" w:tplc="0C0A000F" w:tentative="1">
+      <w:start w:val="1"/>
+      <w:numFmt w:val="decimal"/>
+      <w:lvlText w:val="%4."/>
+      <w:lvlJc w:val="left"/>
+      <w:pPr>
+        <w:ind w:left="2880" w:hanging="360"/>
+      </w:pPr>
+    </w:lvl>
+    <w:lvl w:ilvl="4" w:tplc="0C0A0019" w:tentative="1">
+      <w:start w:val="1"/>
+      <w:numFmt w:val="lowerLetter"/>
+      <w:lvlText w:val="%5."/>
+      <w:lvlJc w:val="left"/>
+      <w:pPr>
+        <w:ind w:left="3600" w:hanging="360"/>
+      </w:pPr>
+    </w:lvl>
+    <w:lvl w:ilvl="5" w:tplc="0C0A001B" w:tentative="1">
+      <w:start w:val="1"/>
+      <w:numFmt w:val="lowerRoman"/>
+      <w:lvlText w:val="%6."/>
+      <w:lvlJc w:val="right"/>
+      <w:pPr>
+        <w:ind w:left="4320" w:hanging="180"/>
+      </w:pPr>
+    </w:lvl>
+    <w:lvl w:ilvl="6" w:tplc="0C0A000F" w:tentative="1">
+      <w:start w:val="1"/>
+      <w:numFmt w:val="decimal"/>
+      <w:lvlText w:val="%7."/>
+      <w:lvlJc w:val="left"/>
+      <w:pPr>
+        <w:ind w:left="5040" w:hanging="360"/>
+      </w:pPr>
+    </w:lvl>
+    <w:lvl w:ilvl="7" w:tplc="0C0A0019" w:tentative="1">
+      <w:start w:val="1"/>
+      <w:numFmt w:val="lowerLetter"/>
+      <w:lvlText w:val="%8."/>
+      <w:lvlJc w:val="left"/>
+      <w:pPr>
+        <w:ind w:left="5760" w:hanging="360"/>
+      </w:pPr>
+    </w:lvl>
+    <w:lvl w:ilvl="8" w:tplc="0C0A001B" w:tentative="1">
+      <w:start w:val="1"/>
+      <w:numFmt w:val="lowerRoman"/>
+      <w:lvlText w:val="%9."/>
+      <w:lvlJc w:val="right"/>
+      <w:pPr>
+        <w:ind w:left="6480" w:hanging="180"/>
+      </w:pPr>
+    </w:lvl>
+  </w:abstractNum>
   <w:abstractNum w:abstractNumId="10" w15:restartNumberingAfterBreak="0">
-    <w:nsid w:val="74762AC3"/>
+    <w:nsid w:val="51090EF7"/>
+    <w:multiLevelType w:val="hybridMultilevel"/>
+    <w:tmpl w:val="FE689D6C"/>
+    <w:lvl w:ilvl="0" w:tplc="0C0A000F">
+      <w:start w:val="1"/>
+      <w:numFmt w:val="decimal"/>
+      <w:lvlText w:val="%1."/>
+      <w:lvlJc w:val="left"/>
+      <w:pPr>
+        <w:ind w:left="360" w:hanging="360"/>
+      </w:pPr>
+      <w:rPr>
+        <w:rFonts w:hint="default"/>
+      </w:rPr>
+    </w:lvl>
+    <w:lvl w:ilvl="1" w:tplc="FFFFFFFF" w:tentative="1">
+      <w:start w:val="1"/>
+      <w:numFmt w:val="lowerLetter"/>
+      <w:lvlText w:val="%2."/>
+      <w:lvlJc w:val="left"/>
+      <w:pPr>
+        <w:ind w:left="1080" w:hanging="360"/>
+      </w:pPr>
+    </w:lvl>
+    <w:lvl w:ilvl="2" w:tplc="FFFFFFFF" w:tentative="1">
+      <w:start w:val="1"/>
+      <w:numFmt w:val="lowerRoman"/>
+      <w:lvlText w:val="%3."/>
+      <w:lvlJc w:val="right"/>
+      <w:pPr>
+        <w:ind w:left="1800" w:hanging="180"/>
+      </w:pPr>
+    </w:lvl>
+    <w:lvl w:ilvl="3" w:tplc="FFFFFFFF" w:tentative="1">
+      <w:start w:val="1"/>
+      <w:numFmt w:val="decimal"/>
+      <w:lvlText w:val="%4."/>
+      <w:lvlJc w:val="left"/>
+      <w:pPr>
+        <w:ind w:left="2520" w:hanging="360"/>
+      </w:pPr>
+    </w:lvl>
+    <w:lvl w:ilvl="4" w:tplc="FFFFFFFF" w:tentative="1">
+      <w:start w:val="1"/>
+      <w:numFmt w:val="lowerLetter"/>
+      <w:lvlText w:val="%5."/>
+      <w:lvlJc w:val="left"/>
+      <w:pPr>
+        <w:ind w:left="3240" w:hanging="360"/>
+      </w:pPr>
+    </w:lvl>
+    <w:lvl w:ilvl="5" w:tplc="FFFFFFFF" w:tentative="1">
+      <w:start w:val="1"/>
+      <w:numFmt w:val="lowerRoman"/>
+      <w:lvlText w:val="%6."/>
+      <w:lvlJc w:val="right"/>
+      <w:pPr>
+        <w:ind w:left="3960" w:hanging="180"/>
+      </w:pPr>
+    </w:lvl>
+    <w:lvl w:ilvl="6" w:tplc="FFFFFFFF" w:tentative="1">
+      <w:start w:val="1"/>
+      <w:numFmt w:val="decimal"/>
+      <w:lvlText w:val="%7."/>
+      <w:lvlJc w:val="left"/>
+      <w:pPr>
+        <w:ind w:left="4680" w:hanging="360"/>
+      </w:pPr>
+    </w:lvl>
+    <w:lvl w:ilvl="7" w:tplc="FFFFFFFF" w:tentative="1">
+      <w:start w:val="1"/>
+      <w:numFmt w:val="lowerLetter"/>
+      <w:lvlText w:val="%8."/>
+      <w:lvlJc w:val="left"/>
+      <w:pPr>
+        <w:ind w:left="5400" w:hanging="360"/>
+      </w:pPr>
+    </w:lvl>
+    <w:lvl w:ilvl="8" w:tplc="FFFFFFFF" w:tentative="1">
+      <w:start w:val="1"/>
+      <w:numFmt w:val="lowerRoman"/>
+      <w:lvlText w:val="%9."/>
+      <w:lvlJc w:val="right"/>
+      <w:pPr>
+        <w:ind w:left="6120" w:hanging="180"/>
+      </w:pPr>
+    </w:lvl>
+  </w:abstractNum>
+  <w:abstractNum w:abstractNumId="11" w15:restartNumberingAfterBreak="0">
+    <w:nsid w:val="6DBD3631"/>
     <w:multiLevelType w:val="multilevel"/>
-    <w:tmpl w:val="28965F00"/>
+    <w:tmpl w:val="62ACF0FE"/>
     <w:lvl w:ilvl="0">
       <w:start w:val="1"/>
       <w:numFmt w:val="bullet"/>
@@ -12846,38 +15019,497 @@
       </w:rPr>
     </w:lvl>
   </w:abstractNum>
+  <w:abstractNum w:abstractNumId="12" w15:restartNumberingAfterBreak="0">
+    <w:nsid w:val="6E1F78C9"/>
+    <w:multiLevelType w:val="multilevel"/>
+    <w:tmpl w:val="2B5609A0"/>
+    <w:lvl w:ilvl="0">
+      <w:start w:val="1"/>
+      <w:numFmt w:val="bullet"/>
+      <w:lvlText w:val=""/>
+      <w:lvlJc w:val="left"/>
+      <w:pPr>
+        <w:tabs>
+          <w:tab w:val="num" w:pos="720"/>
+        </w:tabs>
+        <w:ind w:left="720" w:hanging="360"/>
+      </w:pPr>
+      <w:rPr>
+        <w:rFonts w:ascii="Symbol" w:hAnsi="Symbol" w:hint="default"/>
+        <w:sz w:val="20"/>
+      </w:rPr>
+    </w:lvl>
+    <w:lvl w:ilvl="1" w:tentative="1">
+      <w:start w:val="1"/>
+      <w:numFmt w:val="bullet"/>
+      <w:lvlText w:val="o"/>
+      <w:lvlJc w:val="left"/>
+      <w:pPr>
+        <w:tabs>
+          <w:tab w:val="num" w:pos="1440"/>
+        </w:tabs>
+        <w:ind w:left="1440" w:hanging="360"/>
+      </w:pPr>
+      <w:rPr>
+        <w:rFonts w:ascii="Courier New" w:hAnsi="Courier New" w:hint="default"/>
+        <w:sz w:val="20"/>
+      </w:rPr>
+    </w:lvl>
+    <w:lvl w:ilvl="2" w:tentative="1">
+      <w:start w:val="1"/>
+      <w:numFmt w:val="bullet"/>
+      <w:lvlText w:val=""/>
+      <w:lvlJc w:val="left"/>
+      <w:pPr>
+        <w:tabs>
+          <w:tab w:val="num" w:pos="2160"/>
+        </w:tabs>
+        <w:ind w:left="2160" w:hanging="360"/>
+      </w:pPr>
+      <w:rPr>
+        <w:rFonts w:ascii="Wingdings" w:hAnsi="Wingdings" w:hint="default"/>
+        <w:sz w:val="20"/>
+      </w:rPr>
+    </w:lvl>
+    <w:lvl w:ilvl="3" w:tentative="1">
+      <w:start w:val="1"/>
+      <w:numFmt w:val="bullet"/>
+      <w:lvlText w:val=""/>
+      <w:lvlJc w:val="left"/>
+      <w:pPr>
+        <w:tabs>
+          <w:tab w:val="num" w:pos="2880"/>
+        </w:tabs>
+        <w:ind w:left="2880" w:hanging="360"/>
+      </w:pPr>
+      <w:rPr>
+        <w:rFonts w:ascii="Wingdings" w:hAnsi="Wingdings" w:hint="default"/>
+        <w:sz w:val="20"/>
+      </w:rPr>
+    </w:lvl>
+    <w:lvl w:ilvl="4" w:tentative="1">
+      <w:start w:val="1"/>
+      <w:numFmt w:val="bullet"/>
+      <w:lvlText w:val=""/>
+      <w:lvlJc w:val="left"/>
+      <w:pPr>
+        <w:tabs>
+          <w:tab w:val="num" w:pos="3600"/>
+        </w:tabs>
+        <w:ind w:left="3600" w:hanging="360"/>
+      </w:pPr>
+      <w:rPr>
+        <w:rFonts w:ascii="Wingdings" w:hAnsi="Wingdings" w:hint="default"/>
+        <w:sz w:val="20"/>
+      </w:rPr>
+    </w:lvl>
+    <w:lvl w:ilvl="5" w:tentative="1">
+      <w:start w:val="1"/>
+      <w:numFmt w:val="bullet"/>
+      <w:lvlText w:val=""/>
+      <w:lvlJc w:val="left"/>
+      <w:pPr>
+        <w:tabs>
+          <w:tab w:val="num" w:pos="4320"/>
+        </w:tabs>
+        <w:ind w:left="4320" w:hanging="360"/>
+      </w:pPr>
+      <w:rPr>
+        <w:rFonts w:ascii="Wingdings" w:hAnsi="Wingdings" w:hint="default"/>
+        <w:sz w:val="20"/>
+      </w:rPr>
+    </w:lvl>
+    <w:lvl w:ilvl="6" w:tentative="1">
+      <w:start w:val="1"/>
+      <w:numFmt w:val="bullet"/>
+      <w:lvlText w:val=""/>
+      <w:lvlJc w:val="left"/>
+      <w:pPr>
+        <w:tabs>
+          <w:tab w:val="num" w:pos="5040"/>
+        </w:tabs>
+        <w:ind w:left="5040" w:hanging="360"/>
+      </w:pPr>
+      <w:rPr>
+        <w:rFonts w:ascii="Wingdings" w:hAnsi="Wingdings" w:hint="default"/>
+        <w:sz w:val="20"/>
+      </w:rPr>
+    </w:lvl>
+    <w:lvl w:ilvl="7" w:tentative="1">
+      <w:start w:val="1"/>
+      <w:numFmt w:val="bullet"/>
+      <w:lvlText w:val=""/>
+      <w:lvlJc w:val="left"/>
+      <w:pPr>
+        <w:tabs>
+          <w:tab w:val="num" w:pos="5760"/>
+        </w:tabs>
+        <w:ind w:left="5760" w:hanging="360"/>
+      </w:pPr>
+      <w:rPr>
+        <w:rFonts w:ascii="Wingdings" w:hAnsi="Wingdings" w:hint="default"/>
+        <w:sz w:val="20"/>
+      </w:rPr>
+    </w:lvl>
+    <w:lvl w:ilvl="8" w:tentative="1">
+      <w:start w:val="1"/>
+      <w:numFmt w:val="bullet"/>
+      <w:lvlText w:val=""/>
+      <w:lvlJc w:val="left"/>
+      <w:pPr>
+        <w:tabs>
+          <w:tab w:val="num" w:pos="6480"/>
+        </w:tabs>
+        <w:ind w:left="6480" w:hanging="360"/>
+      </w:pPr>
+      <w:rPr>
+        <w:rFonts w:ascii="Wingdings" w:hAnsi="Wingdings" w:hint="default"/>
+        <w:sz w:val="20"/>
+      </w:rPr>
+    </w:lvl>
+  </w:abstractNum>
+  <w:abstractNum w:abstractNumId="13" w15:restartNumberingAfterBreak="0">
+    <w:nsid w:val="74762AC3"/>
+    <w:multiLevelType w:val="multilevel"/>
+    <w:tmpl w:val="28965F00"/>
+    <w:lvl w:ilvl="0">
+      <w:start w:val="1"/>
+      <w:numFmt w:val="bullet"/>
+      <w:lvlText w:val=""/>
+      <w:lvlJc w:val="left"/>
+      <w:pPr>
+        <w:tabs>
+          <w:tab w:val="num" w:pos="720"/>
+        </w:tabs>
+        <w:ind w:left="720" w:hanging="360"/>
+      </w:pPr>
+      <w:rPr>
+        <w:rFonts w:ascii="Symbol" w:hAnsi="Symbol" w:hint="default"/>
+        <w:sz w:val="20"/>
+      </w:rPr>
+    </w:lvl>
+    <w:lvl w:ilvl="1" w:tentative="1">
+      <w:start w:val="1"/>
+      <w:numFmt w:val="bullet"/>
+      <w:lvlText w:val="o"/>
+      <w:lvlJc w:val="left"/>
+      <w:pPr>
+        <w:tabs>
+          <w:tab w:val="num" w:pos="1440"/>
+        </w:tabs>
+        <w:ind w:left="1440" w:hanging="360"/>
+      </w:pPr>
+      <w:rPr>
+        <w:rFonts w:ascii="Courier New" w:hAnsi="Courier New" w:hint="default"/>
+        <w:sz w:val="20"/>
+      </w:rPr>
+    </w:lvl>
+    <w:lvl w:ilvl="2" w:tentative="1">
+      <w:start w:val="1"/>
+      <w:numFmt w:val="bullet"/>
+      <w:lvlText w:val=""/>
+      <w:lvlJc w:val="left"/>
+      <w:pPr>
+        <w:tabs>
+          <w:tab w:val="num" w:pos="2160"/>
+        </w:tabs>
+        <w:ind w:left="2160" w:hanging="360"/>
+      </w:pPr>
+      <w:rPr>
+        <w:rFonts w:ascii="Wingdings" w:hAnsi="Wingdings" w:hint="default"/>
+        <w:sz w:val="20"/>
+      </w:rPr>
+    </w:lvl>
+    <w:lvl w:ilvl="3" w:tentative="1">
+      <w:start w:val="1"/>
+      <w:numFmt w:val="bullet"/>
+      <w:lvlText w:val=""/>
+      <w:lvlJc w:val="left"/>
+      <w:pPr>
+        <w:tabs>
+          <w:tab w:val="num" w:pos="2880"/>
+        </w:tabs>
+        <w:ind w:left="2880" w:hanging="360"/>
+      </w:pPr>
+      <w:rPr>
+        <w:rFonts w:ascii="Wingdings" w:hAnsi="Wingdings" w:hint="default"/>
+        <w:sz w:val="20"/>
+      </w:rPr>
+    </w:lvl>
+    <w:lvl w:ilvl="4" w:tentative="1">
+      <w:start w:val="1"/>
+      <w:numFmt w:val="bullet"/>
+      <w:lvlText w:val=""/>
+      <w:lvlJc w:val="left"/>
+      <w:pPr>
+        <w:tabs>
+          <w:tab w:val="num" w:pos="3600"/>
+        </w:tabs>
+        <w:ind w:left="3600" w:hanging="360"/>
+      </w:pPr>
+      <w:rPr>
+        <w:rFonts w:ascii="Wingdings" w:hAnsi="Wingdings" w:hint="default"/>
+        <w:sz w:val="20"/>
+      </w:rPr>
+    </w:lvl>
+    <w:lvl w:ilvl="5" w:tentative="1">
+      <w:start w:val="1"/>
+      <w:numFmt w:val="bullet"/>
+      <w:lvlText w:val=""/>
+      <w:lvlJc w:val="left"/>
+      <w:pPr>
+        <w:tabs>
+          <w:tab w:val="num" w:pos="4320"/>
+        </w:tabs>
+        <w:ind w:left="4320" w:hanging="360"/>
+      </w:pPr>
+      <w:rPr>
+        <w:rFonts w:ascii="Wingdings" w:hAnsi="Wingdings" w:hint="default"/>
+        <w:sz w:val="20"/>
+      </w:rPr>
+    </w:lvl>
+    <w:lvl w:ilvl="6" w:tentative="1">
+      <w:start w:val="1"/>
+      <w:numFmt w:val="bullet"/>
+      <w:lvlText w:val=""/>
+      <w:lvlJc w:val="left"/>
+      <w:pPr>
+        <w:tabs>
+          <w:tab w:val="num" w:pos="5040"/>
+        </w:tabs>
+        <w:ind w:left="5040" w:hanging="360"/>
+      </w:pPr>
+      <w:rPr>
+        <w:rFonts w:ascii="Wingdings" w:hAnsi="Wingdings" w:hint="default"/>
+        <w:sz w:val="20"/>
+      </w:rPr>
+    </w:lvl>
+    <w:lvl w:ilvl="7" w:tentative="1">
+      <w:start w:val="1"/>
+      <w:numFmt w:val="bullet"/>
+      <w:lvlText w:val=""/>
+      <w:lvlJc w:val="left"/>
+      <w:pPr>
+        <w:tabs>
+          <w:tab w:val="num" w:pos="5760"/>
+        </w:tabs>
+        <w:ind w:left="5760" w:hanging="360"/>
+      </w:pPr>
+      <w:rPr>
+        <w:rFonts w:ascii="Wingdings" w:hAnsi="Wingdings" w:hint="default"/>
+        <w:sz w:val="20"/>
+      </w:rPr>
+    </w:lvl>
+    <w:lvl w:ilvl="8" w:tentative="1">
+      <w:start w:val="1"/>
+      <w:numFmt w:val="bullet"/>
+      <w:lvlText w:val=""/>
+      <w:lvlJc w:val="left"/>
+      <w:pPr>
+        <w:tabs>
+          <w:tab w:val="num" w:pos="6480"/>
+        </w:tabs>
+        <w:ind w:left="6480" w:hanging="360"/>
+      </w:pPr>
+      <w:rPr>
+        <w:rFonts w:ascii="Wingdings" w:hAnsi="Wingdings" w:hint="default"/>
+        <w:sz w:val="20"/>
+      </w:rPr>
+    </w:lvl>
+  </w:abstractNum>
+  <w:abstractNum w:abstractNumId="14" w15:restartNumberingAfterBreak="0">
+    <w:nsid w:val="7BA12907"/>
+    <w:multiLevelType w:val="multilevel"/>
+    <w:tmpl w:val="404C2EFC"/>
+    <w:lvl w:ilvl="0">
+      <w:start w:val="1"/>
+      <w:numFmt w:val="bullet"/>
+      <w:lvlText w:val=""/>
+      <w:lvlJc w:val="left"/>
+      <w:pPr>
+        <w:tabs>
+          <w:tab w:val="num" w:pos="720"/>
+        </w:tabs>
+        <w:ind w:left="720" w:hanging="360"/>
+      </w:pPr>
+      <w:rPr>
+        <w:rFonts w:ascii="Symbol" w:hAnsi="Symbol" w:hint="default"/>
+        <w:sz w:val="20"/>
+      </w:rPr>
+    </w:lvl>
+    <w:lvl w:ilvl="1" w:tentative="1">
+      <w:start w:val="1"/>
+      <w:numFmt w:val="bullet"/>
+      <w:lvlText w:val="o"/>
+      <w:lvlJc w:val="left"/>
+      <w:pPr>
+        <w:tabs>
+          <w:tab w:val="num" w:pos="1440"/>
+        </w:tabs>
+        <w:ind w:left="1440" w:hanging="360"/>
+      </w:pPr>
+      <w:rPr>
+        <w:rFonts w:ascii="Courier New" w:hAnsi="Courier New" w:hint="default"/>
+        <w:sz w:val="20"/>
+      </w:rPr>
+    </w:lvl>
+    <w:lvl w:ilvl="2" w:tentative="1">
+      <w:start w:val="1"/>
+      <w:numFmt w:val="bullet"/>
+      <w:lvlText w:val=""/>
+      <w:lvlJc w:val="left"/>
+      <w:pPr>
+        <w:tabs>
+          <w:tab w:val="num" w:pos="2160"/>
+        </w:tabs>
+        <w:ind w:left="2160" w:hanging="360"/>
+      </w:pPr>
+      <w:rPr>
+        <w:rFonts w:ascii="Wingdings" w:hAnsi="Wingdings" w:hint="default"/>
+        <w:sz w:val="20"/>
+      </w:rPr>
+    </w:lvl>
+    <w:lvl w:ilvl="3" w:tentative="1">
+      <w:start w:val="1"/>
+      <w:numFmt w:val="bullet"/>
+      <w:lvlText w:val=""/>
+      <w:lvlJc w:val="left"/>
+      <w:pPr>
+        <w:tabs>
+          <w:tab w:val="num" w:pos="2880"/>
+        </w:tabs>
+        <w:ind w:left="2880" w:hanging="360"/>
+      </w:pPr>
+      <w:rPr>
+        <w:rFonts w:ascii="Wingdings" w:hAnsi="Wingdings" w:hint="default"/>
+        <w:sz w:val="20"/>
+      </w:rPr>
+    </w:lvl>
+    <w:lvl w:ilvl="4" w:tentative="1">
+      <w:start w:val="1"/>
+      <w:numFmt w:val="bullet"/>
+      <w:lvlText w:val=""/>
+      <w:lvlJc w:val="left"/>
+      <w:pPr>
+        <w:tabs>
+          <w:tab w:val="num" w:pos="3600"/>
+        </w:tabs>
+        <w:ind w:left="3600" w:hanging="360"/>
+      </w:pPr>
+      <w:rPr>
+        <w:rFonts w:ascii="Wingdings" w:hAnsi="Wingdings" w:hint="default"/>
+        <w:sz w:val="20"/>
+      </w:rPr>
+    </w:lvl>
+    <w:lvl w:ilvl="5" w:tentative="1">
+      <w:start w:val="1"/>
+      <w:numFmt w:val="bullet"/>
+      <w:lvlText w:val=""/>
+      <w:lvlJc w:val="left"/>
+      <w:pPr>
+        <w:tabs>
+          <w:tab w:val="num" w:pos="4320"/>
+        </w:tabs>
+        <w:ind w:left="4320" w:hanging="360"/>
+      </w:pPr>
+      <w:rPr>
+        <w:rFonts w:ascii="Wingdings" w:hAnsi="Wingdings" w:hint="default"/>
+        <w:sz w:val="20"/>
+      </w:rPr>
+    </w:lvl>
+    <w:lvl w:ilvl="6" w:tentative="1">
+      <w:start w:val="1"/>
+      <w:numFmt w:val="bullet"/>
+      <w:lvlText w:val=""/>
+      <w:lvlJc w:val="left"/>
+      <w:pPr>
+        <w:tabs>
+          <w:tab w:val="num" w:pos="5040"/>
+        </w:tabs>
+        <w:ind w:left="5040" w:hanging="360"/>
+      </w:pPr>
+      <w:rPr>
+        <w:rFonts w:ascii="Wingdings" w:hAnsi="Wingdings" w:hint="default"/>
+        <w:sz w:val="20"/>
+      </w:rPr>
+    </w:lvl>
+    <w:lvl w:ilvl="7" w:tentative="1">
+      <w:start w:val="1"/>
+      <w:numFmt w:val="bullet"/>
+      <w:lvlText w:val=""/>
+      <w:lvlJc w:val="left"/>
+      <w:pPr>
+        <w:tabs>
+          <w:tab w:val="num" w:pos="5760"/>
+        </w:tabs>
+        <w:ind w:left="5760" w:hanging="360"/>
+      </w:pPr>
+      <w:rPr>
+        <w:rFonts w:ascii="Wingdings" w:hAnsi="Wingdings" w:hint="default"/>
+        <w:sz w:val="20"/>
+      </w:rPr>
+    </w:lvl>
+    <w:lvl w:ilvl="8" w:tentative="1">
+      <w:start w:val="1"/>
+      <w:numFmt w:val="bullet"/>
+      <w:lvlText w:val=""/>
+      <w:lvlJc w:val="left"/>
+      <w:pPr>
+        <w:tabs>
+          <w:tab w:val="num" w:pos="6480"/>
+        </w:tabs>
+        <w:ind w:left="6480" w:hanging="360"/>
+      </w:pPr>
+      <w:rPr>
+        <w:rFonts w:ascii="Wingdings" w:hAnsi="Wingdings" w:hint="default"/>
+        <w:sz w:val="20"/>
+      </w:rPr>
+    </w:lvl>
+  </w:abstractNum>
   <w:num w:numId="1" w16cid:durableId="1766531474">
+    <w:abstractNumId w:val="11"/>
+  </w:num>
+  <w:num w:numId="2" w16cid:durableId="1585794975">
+    <w:abstractNumId w:val="3"/>
+  </w:num>
+  <w:num w:numId="3" w16cid:durableId="1424642946">
+    <w:abstractNumId w:val="12"/>
+  </w:num>
+  <w:num w:numId="4" w16cid:durableId="202717371">
+    <w:abstractNumId w:val="4"/>
+  </w:num>
+  <w:num w:numId="5" w16cid:durableId="2012414202">
+    <w:abstractNumId w:val="5"/>
+  </w:num>
+  <w:num w:numId="6" w16cid:durableId="753549070">
+    <w:abstractNumId w:val="13"/>
+  </w:num>
+  <w:num w:numId="7" w16cid:durableId="1339042036">
+    <w:abstractNumId w:val="2"/>
+  </w:num>
+  <w:num w:numId="8" w16cid:durableId="1433822892">
+    <w:abstractNumId w:val="9"/>
+  </w:num>
+  <w:num w:numId="9" w16cid:durableId="1094284610">
+    <w:abstractNumId w:val="6"/>
+  </w:num>
+  <w:num w:numId="10" w16cid:durableId="1359158530">
+    <w:abstractNumId w:val="1"/>
+  </w:num>
+  <w:num w:numId="11" w16cid:durableId="1412117743">
+    <w:abstractNumId w:val="10"/>
+  </w:num>
+  <w:num w:numId="12" w16cid:durableId="1749230004">
     <w:abstractNumId w:val="8"/>
   </w:num>
-  <w:num w:numId="2" w16cid:durableId="1585794975">
-    <w:abstractNumId w:val="2"/>
+  <w:num w:numId="13" w16cid:durableId="2057005939">
+    <w:abstractNumId w:val="7"/>
   </w:num>
-  <w:num w:numId="3" w16cid:durableId="1424642946">
-    <w:abstractNumId w:val="9"/>
-  </w:num>
-  <w:num w:numId="4" w16cid:durableId="202717371">
-    <w:abstractNumId w:val="3"/>
-  </w:num>
-  <w:num w:numId="5" w16cid:durableId="2012414202">
-    <w:abstractNumId w:val="4"/>
-  </w:num>
-  <w:num w:numId="6" w16cid:durableId="753549070">
-    <w:abstractNumId w:val="10"/>
-  </w:num>
-  <w:num w:numId="7" w16cid:durableId="1339042036">
-    <w:abstractNumId w:val="1"/>
-  </w:num>
-  <w:num w:numId="8" w16cid:durableId="1433822892">
-    <w:abstractNumId w:val="6"/>
-  </w:num>
-  <w:num w:numId="9" w16cid:durableId="1094284610">
-    <w:abstractNumId w:val="5"/>
-  </w:num>
-  <w:num w:numId="10" w16cid:durableId="1359158530">
+  <w:num w:numId="14" w16cid:durableId="821967173">
     <w:abstractNumId w:val="0"/>
   </w:num>
-  <w:num w:numId="11" w16cid:durableId="1412117743">
-    <w:abstractNumId w:val="7"/>
+  <w:num w:numId="15" w16cid:durableId="1706369157">
+    <w:abstractNumId w:val="14"/>
   </w:num>
 </w:numbering>
 </file>
@@ -13489,7 +16121,6 @@
   <w:style w:type="character" w:default="1" w:styleId="Fuentedeprrafopredeter">
     <w:name w:val="Default Paragraph Font"/>
     <w:uiPriority w:val="1"/>
-    <w:semiHidden/>
     <w:unhideWhenUsed/>
   </w:style>
   <w:style w:type="table" w:default="1" w:styleId="Tablanormal">
@@ -13920,6 +16551,17 @@
       <w:szCs w:val="20"/>
     </w:rPr>
   </w:style>
+  <w:style w:type="character" w:styleId="Textoennegrita">
+    <w:name w:val="Strong"/>
+    <w:basedOn w:val="Fuentedeprrafopredeter"/>
+    <w:uiPriority w:val="22"/>
+    <w:qFormat/>
+    <w:rsid w:val="0038093F"/>
+    <w:rPr>
+      <w:b/>
+      <w:bCs/>
+    </w:rPr>
+  </w:style>
 </w:styles>
 </file>
 

--- a/BASE DATOS EMPRESA/EMPRESA/FUNCIONAMIENTO DE TODO.docx
+++ b/BASE DATOS EMPRESA/EMPRESA/FUNCIONAMIENTO DE TODO.docx
@@ -11136,7 +11136,21 @@
           <w:b/>
           <w:bCs/>
         </w:rPr>
-        <w:t>PASO PARA CREAR UNA NUEVA PAGINA DE MI APLICACIÓN EMPRESA</w:t>
+        <w:t>PASO</w:t>
+      </w:r>
+      <w:r>
+        <w:rPr>
+          <w:b/>
+          <w:bCs/>
+        </w:rPr>
+        <w:t>S</w:t>
+      </w:r>
+      <w:r>
+        <w:rPr>
+          <w:b/>
+          <w:bCs/>
+        </w:rPr>
+        <w:t xml:space="preserve"> PARA CREAR UNA NUEVA PAGINA DE MI APLICACIÓN EMPRESA</w:t>
       </w:r>
     </w:p>
     <w:p>
@@ -11318,7 +11332,18 @@
       </w:r>
     </w:p>
     <w:p>
-      <w:r>
+      <w:pPr>
+        <w:jc w:val="center"/>
+        <w:rPr>
+          <w:b/>
+          <w:bCs/>
+        </w:rPr>
+      </w:pPr>
+      <w:r>
+        <w:rPr>
+          <w:b/>
+          <w:bCs/>
+        </w:rPr>
         <w:t>CONSULTA SQL PARA VER LAS ENTREGAS Y DEVOLUCIONES DE UN MOVIMIENTO (PRESTAMO)</w:t>
       </w:r>
     </w:p>
@@ -11533,349 +11558,474 @@
         <w:rPr>
           <w:color w:val="FF0000"/>
         </w:rPr>
-        <w:t xml:space="preserve">GROUP BY </w:t>
-      </w:r>
-      <w:r>
-        <w:rPr>
-          <w:color w:val="FF0000"/>
+        <w:t xml:space="preserve">GROUP BY  </w:t>
+      </w:r>
+      <w:r>
+        <w:t>-- se agr</w:t>
+      </w:r>
+      <w:r>
+        <w:t>u</w:t>
+      </w:r>
+      <w:r>
+        <w:t>pa por el id del movimiento pero ademas hay que poner el resto de campos que queremos que solo salgan una vez que son todos los que aperecen al principio</w:t>
+      </w:r>
+    </w:p>
+    <w:p>
+      <w:pPr>
+        <w:pStyle w:val="Sinespaciado"/>
+        <w:rPr>
+          <w:color w:val="FF0000"/>
+        </w:rPr>
+      </w:pPr>
+      <w:r>
+        <w:rPr>
+          <w:color w:val="FF0000"/>
+        </w:rPr>
+        <w:t xml:space="preserve">    M.idMovimiento,   </w:t>
+      </w:r>
+      <w:r>
+        <w:t xml:space="preserve">-- Esto te devuelve </w:t>
+      </w:r>
+      <w:r>
+        <w:rPr>
+          <w:b/>
+          <w:bCs/>
+        </w:rPr>
+        <w:t>una fila por cada movimiento</w:t>
+      </w:r>
+      <w:r>
+        <w:t>, con todos los datos que ya tenías más la suma de importe de sus entregas.</w:t>
+      </w:r>
+    </w:p>
+    <w:p>
+      <w:pPr>
+        <w:pStyle w:val="Sinespaciado"/>
+        <w:rPr>
+          <w:color w:val="FF0000"/>
+        </w:rPr>
+      </w:pPr>
+      <w:r>
+        <w:rPr>
+          <w:color w:val="FF0000"/>
+        </w:rPr>
+        <w:t xml:space="preserve">    A.Nombre,</w:t>
+      </w:r>
+    </w:p>
+    <w:p>
+      <w:pPr>
+        <w:pStyle w:val="Sinespaciado"/>
+        <w:rPr>
+          <w:color w:val="FF0000"/>
+        </w:rPr>
+      </w:pPr>
+      <w:r>
+        <w:rPr>
+          <w:color w:val="FF0000"/>
+        </w:rPr>
+        <w:t xml:space="preserve">    B.Nombre,</w:t>
+      </w:r>
+    </w:p>
+    <w:p>
+      <w:pPr>
+        <w:pStyle w:val="Sinespaciado"/>
+        <w:rPr>
+          <w:color w:val="FF0000"/>
+        </w:rPr>
+      </w:pPr>
+      <w:r>
+        <w:rPr>
+          <w:color w:val="FF0000"/>
+        </w:rPr>
+        <w:t xml:space="preserve">    V.Marca_modelo,</w:t>
+      </w:r>
+    </w:p>
+    <w:p>
+      <w:pPr>
+        <w:pStyle w:val="Sinespaciado"/>
+        <w:rPr>
+          <w:color w:val="FF0000"/>
+        </w:rPr>
+      </w:pPr>
+      <w:r>
+        <w:rPr>
+          <w:color w:val="FF0000"/>
+        </w:rPr>
+        <w:t xml:space="preserve">    C.Nombre;</w:t>
+      </w:r>
+    </w:p>
+    <w:p/>
+    <w:p>
+      <w:r>
+        <w:t>Para ver tmb la suma del importe de las devoluiones hay que hacerlo asi:</w:t>
+      </w:r>
+    </w:p>
+    <w:p>
+      <w:pPr>
+        <w:pStyle w:val="Sinespaciado"/>
+        <w:rPr>
+          <w:color w:val="EE0000"/>
+        </w:rPr>
+      </w:pPr>
+      <w:r>
+        <w:rPr>
+          <w:color w:val="EE0000"/>
+        </w:rPr>
+        <w:t xml:space="preserve">SELECT </w:t>
+      </w:r>
+    </w:p>
+    <w:p>
+      <w:pPr>
+        <w:pStyle w:val="Sinespaciado"/>
+        <w:rPr>
+          <w:color w:val="EE0000"/>
+        </w:rPr>
+      </w:pPr>
+      <w:r>
+        <w:rPr>
+          <w:color w:val="EE0000"/>
+        </w:rPr>
+        <w:t xml:space="preserve">    M.*,</w:t>
+      </w:r>
+    </w:p>
+    <w:p>
+      <w:pPr>
+        <w:pStyle w:val="Sinespaciado"/>
+        <w:rPr>
+          <w:color w:val="EE0000"/>
+        </w:rPr>
+      </w:pPr>
+      <w:r>
+        <w:rPr>
+          <w:color w:val="EE0000"/>
+        </w:rPr>
+        <w:t xml:space="preserve">    A.Nombre AS nombreEnvia,</w:t>
+      </w:r>
+    </w:p>
+    <w:p>
+      <w:pPr>
+        <w:pStyle w:val="Sinespaciado"/>
+        <w:rPr>
+          <w:color w:val="EE0000"/>
+        </w:rPr>
+      </w:pPr>
+      <w:r>
+        <w:rPr>
+          <w:color w:val="EE0000"/>
+        </w:rPr>
+        <w:t xml:space="preserve">    B.Nombre AS nombreRecibe,</w:t>
+      </w:r>
+    </w:p>
+    <w:p>
+      <w:pPr>
+        <w:pStyle w:val="Sinespaciado"/>
+        <w:rPr>
+          <w:color w:val="EE0000"/>
+        </w:rPr>
+      </w:pPr>
+      <w:r>
+        <w:rPr>
+          <w:color w:val="EE0000"/>
+        </w:rPr>
+        <w:lastRenderedPageBreak/>
+        <w:t xml:space="preserve">    V.Marca_modelo,</w:t>
+      </w:r>
+    </w:p>
+    <w:p>
+      <w:pPr>
+        <w:pStyle w:val="Sinespaciado"/>
+        <w:rPr>
+          <w:color w:val="EE0000"/>
+        </w:rPr>
+      </w:pPr>
+      <w:r>
+        <w:rPr>
+          <w:color w:val="EE0000"/>
+        </w:rPr>
+        <w:t xml:space="preserve">    C.Nombre AS nombrePropietario,</w:t>
+      </w:r>
+    </w:p>
+    <w:p>
+      <w:pPr>
+        <w:pStyle w:val="Sinespaciado"/>
+        <w:rPr>
+          <w:color w:val="EE0000"/>
+        </w:rPr>
+      </w:pPr>
+      <w:r>
+        <w:rPr>
+          <w:color w:val="EE0000"/>
+        </w:rPr>
+        <w:t xml:space="preserve">    COALESCE(E.totalImporte, 0) AS totalEntregas,</w:t>
+      </w:r>
+      <w:r>
+        <w:rPr>
+          <w:color w:val="EE0000"/>
         </w:rPr>
         <w:t xml:space="preserve"> </w:t>
       </w:r>
       <w:r>
-        <w:t>-- se agr</w:t>
-      </w:r>
-      <w:r>
-        <w:t>u</w:t>
-      </w:r>
-      <w:r>
-        <w:t>pa por el id del movimiento pero ademas hay que poner el resto de campos que queremos que solo salgan una vez que son todos los que aperecen al principio</w:t>
-      </w:r>
-    </w:p>
-    <w:p>
-      <w:pPr>
-        <w:pStyle w:val="Sinespaciado"/>
-        <w:rPr>
-          <w:color w:val="FF0000"/>
-        </w:rPr>
-      </w:pPr>
-      <w:r>
-        <w:rPr>
-          <w:color w:val="FF0000"/>
-        </w:rPr>
-        <w:t xml:space="preserve">    M.idMovimiento,   </w:t>
-      </w:r>
-      <w:r>
-        <w:t xml:space="preserve">-- Esto te devuelve </w:t>
-      </w:r>
-      <w:r>
-        <w:rPr>
-          <w:b/>
-          <w:bCs/>
-        </w:rPr>
-        <w:t>una fila por cada movimiento</w:t>
-      </w:r>
-      <w:r>
-        <w:t>, con todos los datos que ya tenías más la suma de importe de sus entregas.</w:t>
-      </w:r>
-    </w:p>
-    <w:p>
-      <w:pPr>
-        <w:pStyle w:val="Sinespaciado"/>
-        <w:rPr>
-          <w:color w:val="FF0000"/>
-        </w:rPr>
-      </w:pPr>
-      <w:r>
-        <w:rPr>
-          <w:color w:val="FF0000"/>
-        </w:rPr>
-        <w:t xml:space="preserve">    A.Nombre,</w:t>
-      </w:r>
-    </w:p>
-    <w:p>
-      <w:pPr>
-        <w:pStyle w:val="Sinespaciado"/>
-        <w:rPr>
-          <w:color w:val="FF0000"/>
-        </w:rPr>
-      </w:pPr>
-      <w:r>
-        <w:rPr>
-          <w:color w:val="FF0000"/>
-        </w:rPr>
-        <w:t xml:space="preserve">    B.Nombre,</w:t>
-      </w:r>
-    </w:p>
-    <w:p>
-      <w:pPr>
-        <w:pStyle w:val="Sinespaciado"/>
-        <w:rPr>
-          <w:color w:val="FF0000"/>
-        </w:rPr>
-      </w:pPr>
-      <w:r>
-        <w:rPr>
-          <w:color w:val="FF0000"/>
-        </w:rPr>
-        <w:t xml:space="preserve">    V.Marca_modelo,</w:t>
-      </w:r>
-    </w:p>
-    <w:p>
-      <w:pPr>
-        <w:pStyle w:val="Sinespaciado"/>
-        <w:rPr>
-          <w:color w:val="FF0000"/>
-        </w:rPr>
-      </w:pPr>
-      <w:r>
-        <w:rPr>
-          <w:color w:val="FF0000"/>
-        </w:rPr>
-        <w:t xml:space="preserve">    C.Nombre;</w:t>
-      </w:r>
-    </w:p>
-    <w:p>
-      <w:r>
-        <w:t>Para ver tmb la suma del importe de las devoluiones hay que hacerlo asi:</w:t>
-      </w:r>
-    </w:p>
-    <w:p>
-      <w:pPr>
-        <w:pStyle w:val="Sinespaciado"/>
-        <w:rPr>
-          <w:color w:val="EE0000"/>
-        </w:rPr>
-      </w:pPr>
-      <w:r>
-        <w:rPr>
-          <w:color w:val="EE0000"/>
-        </w:rPr>
-        <w:t xml:space="preserve">SELECT </w:t>
-      </w:r>
-    </w:p>
-    <w:p>
-      <w:pPr>
-        <w:pStyle w:val="Sinespaciado"/>
-        <w:rPr>
-          <w:color w:val="EE0000"/>
-        </w:rPr>
-      </w:pPr>
-      <w:r>
-        <w:rPr>
-          <w:color w:val="EE0000"/>
-        </w:rPr>
-        <w:t xml:space="preserve">    M.*,</w:t>
-      </w:r>
-    </w:p>
-    <w:p>
-      <w:pPr>
-        <w:pStyle w:val="Sinespaciado"/>
-        <w:rPr>
-          <w:color w:val="EE0000"/>
-        </w:rPr>
-      </w:pPr>
-      <w:r>
-        <w:rPr>
-          <w:color w:val="EE0000"/>
-        </w:rPr>
-        <w:t xml:space="preserve">    A.Nombre AS nombreEnvia,</w:t>
-      </w:r>
-    </w:p>
-    <w:p>
-      <w:pPr>
-        <w:pStyle w:val="Sinespaciado"/>
-        <w:rPr>
-          <w:color w:val="EE0000"/>
-        </w:rPr>
-      </w:pPr>
-      <w:r>
-        <w:rPr>
-          <w:color w:val="EE0000"/>
-        </w:rPr>
-        <w:t xml:space="preserve">    B.Nombre AS nombreRecibe,</w:t>
-      </w:r>
-    </w:p>
-    <w:p>
-      <w:pPr>
-        <w:pStyle w:val="Sinespaciado"/>
-        <w:rPr>
-          <w:color w:val="EE0000"/>
-        </w:rPr>
-      </w:pPr>
-      <w:r>
-        <w:rPr>
-          <w:color w:val="EE0000"/>
-        </w:rPr>
-        <w:t xml:space="preserve">    V.Marca_modelo,</w:t>
-      </w:r>
-    </w:p>
-    <w:p>
-      <w:pPr>
-        <w:pStyle w:val="Sinespaciado"/>
-        <w:rPr>
-          <w:color w:val="EE0000"/>
-        </w:rPr>
-      </w:pPr>
-      <w:r>
-        <w:rPr>
-          <w:color w:val="EE0000"/>
-        </w:rPr>
-        <w:t xml:space="preserve">    C.Nombre AS nombrePropietario,</w:t>
-      </w:r>
-    </w:p>
-    <w:p>
-      <w:pPr>
-        <w:pStyle w:val="Sinespaciado"/>
-        <w:rPr>
-          <w:color w:val="EE0000"/>
-        </w:rPr>
-      </w:pPr>
-      <w:r>
-        <w:rPr>
-          <w:color w:val="EE0000"/>
-        </w:rPr>
-        <w:lastRenderedPageBreak/>
-        <w:t xml:space="preserve">    COALESCE(E.totalImporte, 0) AS totalEntregas,</w:t>
-      </w:r>
-      <w:r>
-        <w:rPr>
-          <w:color w:val="EE0000"/>
+        <w:t>--aquí no hace falta hacer la suma, ya viene sumado</w:t>
+      </w:r>
+    </w:p>
+    <w:p>
+      <w:pPr>
+        <w:pStyle w:val="Sinespaciado"/>
+        <w:rPr>
+          <w:color w:val="EE0000"/>
+        </w:rPr>
+      </w:pPr>
+      <w:r>
+        <w:rPr>
+          <w:color w:val="EE0000"/>
+        </w:rPr>
+        <w:t xml:space="preserve">    COALESCE(D.totalImporte, 0) AS totalDevoluciones</w:t>
+      </w:r>
+    </w:p>
+    <w:p>
+      <w:pPr>
+        <w:pStyle w:val="Sinespaciado"/>
+        <w:rPr>
+          <w:color w:val="EE0000"/>
+        </w:rPr>
+      </w:pPr>
+      <w:r>
+        <w:rPr>
+          <w:color w:val="EE0000"/>
+        </w:rPr>
+        <w:t>FROM movimientos M</w:t>
+      </w:r>
+    </w:p>
+    <w:p>
+      <w:pPr>
+        <w:pStyle w:val="Sinespaciado"/>
+        <w:rPr>
+          <w:color w:val="EE0000"/>
+        </w:rPr>
+      </w:pPr>
+      <w:r>
+        <w:rPr>
+          <w:color w:val="EE0000"/>
+        </w:rPr>
+        <w:t>LEFT JOIN entidad A ON M.envia = A.id_entidad</w:t>
+      </w:r>
+    </w:p>
+    <w:p>
+      <w:pPr>
+        <w:pStyle w:val="Sinespaciado"/>
+        <w:rPr>
+          <w:color w:val="EE0000"/>
+        </w:rPr>
+      </w:pPr>
+      <w:r>
+        <w:rPr>
+          <w:color w:val="EE0000"/>
+        </w:rPr>
+        <w:t>LEFT JOIN entidad B ON M.recibe = B.id_entidad</w:t>
+      </w:r>
+    </w:p>
+    <w:p>
+      <w:pPr>
+        <w:pStyle w:val="Sinespaciado"/>
+        <w:rPr>
+          <w:color w:val="EE0000"/>
+        </w:rPr>
+      </w:pPr>
+      <w:r>
+        <w:rPr>
+          <w:color w:val="EE0000"/>
+        </w:rPr>
+        <w:t>LEFT JOIN vehiculos V ON M.vehiculo = V.id_vehiculo</w:t>
+      </w:r>
+    </w:p>
+    <w:p>
+      <w:pPr>
+        <w:pStyle w:val="Sinespaciado"/>
+        <w:rPr>
+          <w:color w:val="EE0000"/>
+        </w:rPr>
+      </w:pPr>
+      <w:r>
+        <w:rPr>
+          <w:color w:val="EE0000"/>
+        </w:rPr>
+        <w:t>LEFT JOIN entidad C ON V.propietario = C.id_entidad</w:t>
+      </w:r>
+    </w:p>
+    <w:p>
+      <w:pPr>
+        <w:pStyle w:val="Sinespaciado"/>
+      </w:pPr>
+      <w:r>
+        <w:t>-- subconsulta para sumar entregas, no se pueden hacer dos GROUP BY en un mismo SELECT, asi que hace el select principal y despues otro select para cada GROUP BY</w:t>
+      </w:r>
+    </w:p>
+    <w:p>
+      <w:pPr>
+        <w:pStyle w:val="Sinespaciado"/>
+      </w:pPr>
+      <w:r>
+        <w:rPr>
+          <w:color w:val="EE0000"/>
+        </w:rPr>
+        <w:t xml:space="preserve">LEFT JOIN </w:t>
+      </w:r>
+      <w:r>
+        <w:rPr>
+          <w:color w:val="00B050"/>
+        </w:rPr>
+        <w:t>(</w:t>
+      </w:r>
+      <w:r>
+        <w:t>--hace LEFT JOIN de una subtabla que contiene todas las entregas del movimiento, agrupadas por movimiento y sumando el importe. Este select genera una unica linea</w:t>
+      </w:r>
+      <w:r>
+        <w:t xml:space="preserve"> con un campo moviento E.movimiento usado en este mismo LEFT </w:t>
+      </w:r>
+    </w:p>
+    <w:p>
+      <w:pPr>
+        <w:pStyle w:val="Sinespaciado"/>
+        <w:rPr>
+          <w:color w:val="00B050"/>
+        </w:rPr>
+      </w:pPr>
+      <w:r>
+        <w:rPr>
+          <w:color w:val="00B050"/>
+        </w:rPr>
+        <w:t xml:space="preserve">    SELECT movimiento, SUM(importe) AS totalImporte</w:t>
+      </w:r>
+      <w:r>
+        <w:rPr>
+          <w:color w:val="00B050"/>
         </w:rPr>
         <w:t xml:space="preserve"> </w:t>
       </w:r>
       <w:r>
-        <w:t>--aquí no hace falta hacer la suma, ya viene sumado</w:t>
-      </w:r>
-    </w:p>
-    <w:p>
-      <w:pPr>
-        <w:pStyle w:val="Sinespaciado"/>
-        <w:rPr>
-          <w:color w:val="EE0000"/>
-        </w:rPr>
-      </w:pPr>
-      <w:r>
-        <w:rPr>
-          <w:color w:val="EE0000"/>
-        </w:rPr>
-        <w:t xml:space="preserve">    COALESCE(D.totalImporte, 0) AS totalDevoluciones</w:t>
-      </w:r>
-    </w:p>
-    <w:p>
-      <w:pPr>
-        <w:pStyle w:val="Sinespaciado"/>
-        <w:rPr>
-          <w:color w:val="EE0000"/>
-        </w:rPr>
-      </w:pPr>
-      <w:r>
-        <w:rPr>
-          <w:color w:val="EE0000"/>
-        </w:rPr>
-        <w:t>FROM movimientos M</w:t>
-      </w:r>
-    </w:p>
-    <w:p>
-      <w:pPr>
-        <w:pStyle w:val="Sinespaciado"/>
-        <w:rPr>
-          <w:color w:val="EE0000"/>
-        </w:rPr>
-      </w:pPr>
-      <w:r>
-        <w:rPr>
-          <w:color w:val="EE0000"/>
-        </w:rPr>
-        <w:t>LEFT JOIN entidad A ON M.envia = A.id_entidad</w:t>
-      </w:r>
-    </w:p>
-    <w:p>
-      <w:pPr>
-        <w:pStyle w:val="Sinespaciado"/>
-        <w:rPr>
-          <w:color w:val="EE0000"/>
-        </w:rPr>
-      </w:pPr>
-      <w:r>
-        <w:rPr>
-          <w:color w:val="EE0000"/>
-        </w:rPr>
-        <w:t>LEFT JOIN entidad B ON M.recibe = B.id_entidad</w:t>
-      </w:r>
-    </w:p>
-    <w:p>
-      <w:pPr>
-        <w:pStyle w:val="Sinespaciado"/>
-        <w:rPr>
-          <w:color w:val="EE0000"/>
-        </w:rPr>
-      </w:pPr>
-      <w:r>
-        <w:rPr>
-          <w:color w:val="EE0000"/>
-        </w:rPr>
-        <w:t>LEFT JOIN vehiculos V ON M.vehiculo = V.id_vehiculo</w:t>
-      </w:r>
-    </w:p>
-    <w:p>
-      <w:pPr>
-        <w:pStyle w:val="Sinespaciado"/>
-        <w:rPr>
-          <w:color w:val="EE0000"/>
-        </w:rPr>
-      </w:pPr>
-      <w:r>
-        <w:rPr>
-          <w:color w:val="EE0000"/>
-        </w:rPr>
-        <w:t>LEFT JOIN entidad C ON V.propietario = C.id_entidad</w:t>
-      </w:r>
-    </w:p>
-    <w:p>
-      <w:pPr>
-        <w:pStyle w:val="Sinespaciado"/>
-      </w:pPr>
-      <w:r>
-        <w:t>-- subconsulta para sumar entregas</w:t>
-      </w:r>
-      <w:r>
-        <w:t>, no se pueden hacer dos GROUP BY en un mismo SELECT, asi que hace el select principal y despues otro select para cada GROUP BY</w:t>
-      </w:r>
-    </w:p>
-    <w:p>
-      <w:pPr>
-        <w:pStyle w:val="Sinespaciado"/>
-      </w:pPr>
-      <w:r>
-        <w:rPr>
-          <w:color w:val="EE0000"/>
-        </w:rPr>
-        <w:t xml:space="preserve">LEFT JOIN </w:t>
-      </w:r>
-      <w:r>
+        <w:t>---esto es una subtabla y devuelve una fila con campo movimiento y suma importe y con esta subtabla hace el JOIN</w:t>
+      </w:r>
+    </w:p>
+    <w:p>
+      <w:pPr>
+        <w:pStyle w:val="Sinespaciado"/>
         <w:rPr>
           <w:color w:val="00B050"/>
         </w:rPr>
-        <w:t>(</w:t>
-      </w:r>
-      <w:r>
-        <w:t>--hace LEFT JOIN de una subtabla que contiene todas las entregas del movimiento, agrupadas por movimiento y sumando el importe. Este select genera una unica linea</w:t>
-      </w:r>
-      <w:r>
-        <w:t xml:space="preserve"> con un campo moviento E.movimiento usado en este mismo LEFT </w:t>
-      </w:r>
-    </w:p>
-    <w:p>
-      <w:pPr>
-        <w:pStyle w:val="Sinespaciado"/>
+      </w:pPr>
+      <w:r>
         <w:rPr>
           <w:color w:val="00B050"/>
         </w:rPr>
-      </w:pPr>
-      <w:r>
+        <w:t xml:space="preserve">    FROM entregas</w:t>
+      </w:r>
+    </w:p>
+    <w:p>
+      <w:pPr>
+        <w:pStyle w:val="Sinespaciado"/>
         <w:rPr>
           <w:color w:val="00B050"/>
         </w:rPr>
+      </w:pPr>
+      <w:r>
+        <w:rPr>
+          <w:color w:val="00B050"/>
+        </w:rPr>
+        <w:t xml:space="preserve">    GROUP BY movimiento</w:t>
+      </w:r>
+    </w:p>
+    <w:p>
+      <w:pPr>
+        <w:pStyle w:val="Sinespaciado"/>
+        <w:rPr>
+          <w:color w:val="EE0000"/>
+        </w:rPr>
+      </w:pPr>
+      <w:r>
+        <w:rPr>
+          <w:color w:val="00B050"/>
+        </w:rPr>
+        <w:t>)</w:t>
+      </w:r>
+      <w:r>
+        <w:rPr>
+          <w:color w:val="002060"/>
+        </w:rPr>
+        <w:t xml:space="preserve"> </w:t>
+      </w:r>
+      <w:r>
+        <w:rPr>
+          <w:color w:val="EE0000"/>
+          <w:highlight w:val="yellow"/>
+        </w:rPr>
+        <w:t>E</w:t>
+      </w:r>
+      <w:r>
+        <w:rPr>
+          <w:color w:val="EE0000"/>
+        </w:rPr>
+        <w:t xml:space="preserve"> ON M.idMovimiento = </w:t>
+      </w:r>
+      <w:r>
+        <w:rPr>
+          <w:color w:val="EE0000"/>
+          <w:highlight w:val="yellow"/>
+        </w:rPr>
+        <w:t>E</w:t>
+      </w:r>
+      <w:r>
+        <w:rPr>
+          <w:color w:val="EE0000"/>
+        </w:rPr>
+        <w:t>.movimiento</w:t>
+      </w:r>
+    </w:p>
+    <w:p>
+      <w:pPr>
+        <w:pStyle w:val="Sinespaciado"/>
+        <w:rPr>
+          <w:color w:val="EE0000"/>
+        </w:rPr>
+      </w:pPr>
+    </w:p>
+    <w:p>
+      <w:pPr>
+        <w:pStyle w:val="Sinespaciado"/>
+      </w:pPr>
+      <w:r>
+        <w:t>-- subconsulta para sumar devoluciones</w:t>
+      </w:r>
+    </w:p>
+    <w:p>
+      <w:pPr>
+        <w:pStyle w:val="Sinespaciado"/>
+        <w:rPr>
+          <w:color w:val="00B050"/>
+        </w:rPr>
+      </w:pPr>
+      <w:r>
+        <w:rPr>
+          <w:color w:val="EE0000"/>
+        </w:rPr>
+        <w:t xml:space="preserve">LEFT </w:t>
+      </w:r>
+      <w:r>
+        <w:rPr>
+          <w:color w:val="00B050"/>
+        </w:rPr>
+        <w:t>JOIN (</w:t>
+      </w:r>
+    </w:p>
+    <w:p>
+      <w:pPr>
+        <w:pStyle w:val="Sinespaciado"/>
+        <w:rPr>
+          <w:color w:val="00B050"/>
+        </w:rPr>
+      </w:pPr>
+      <w:r>
+        <w:rPr>
+          <w:color w:val="00B050"/>
+        </w:rPr>
         <w:t xml:space="preserve">    SELECT movimiento, SUM(importe) AS totalImporte</w:t>
       </w:r>
       <w:r>
@@ -11885,7 +12035,7 @@
         <w:t xml:space="preserve"> </w:t>
       </w:r>
       <w:r>
-        <w:t>---esto es una subtabla y devuelve una fila con campo movimiento y suma importe y con esta subtabla hace el JOIN</w:t>
+        <w:t>–otra subtabla para hacer otro JOIN</w:t>
       </w:r>
     </w:p>
     <w:p>
@@ -11899,7 +12049,7 @@
         <w:rPr>
           <w:color w:val="00B050"/>
         </w:rPr>
-        <w:t xml:space="preserve">    FROM entregas</w:t>
+        <w:t xml:space="preserve">    FROM devoluciones</w:t>
       </w:r>
     </w:p>
     <w:p>
@@ -11927,353 +12077,122 @@
         <w:rPr>
           <w:color w:val="00B050"/>
         </w:rPr>
-        <w:t>)</w:t>
-      </w:r>
-      <w:r>
-        <w:rPr>
-          <w:color w:val="002060"/>
+        <w:t xml:space="preserve">) </w:t>
+      </w:r>
+      <w:r>
+        <w:rPr>
+          <w:color w:val="EE0000"/>
+          <w:highlight w:val="yellow"/>
+        </w:rPr>
+        <w:t>D</w:t>
+      </w:r>
+      <w:r>
+        <w:rPr>
+          <w:color w:val="EE0000"/>
+        </w:rPr>
+        <w:t xml:space="preserve"> ON M.idMovimiento = </w:t>
+      </w:r>
+      <w:r>
+        <w:rPr>
+          <w:color w:val="EE0000"/>
+          <w:highlight w:val="yellow"/>
+        </w:rPr>
+        <w:t>D</w:t>
+      </w:r>
+      <w:r>
+        <w:rPr>
+          <w:color w:val="EE0000"/>
+        </w:rPr>
+        <w:t>.movimiento</w:t>
+      </w:r>
+    </w:p>
+    <w:p>
+      <w:pPr>
+        <w:pStyle w:val="Sinespaciado"/>
+        <w:rPr>
+          <w:color w:val="EE0000"/>
+        </w:rPr>
+      </w:pPr>
+    </w:p>
+    <w:p>
+      <w:pPr>
+        <w:pStyle w:val="Sinespaciado"/>
+      </w:pPr>
+      <w:r>
+        <w:t>En resumen son varios JOIN algunos de ellos con subtablas en lugar de con tablas</w:t>
+      </w:r>
+    </w:p>
+    <w:p>
+      <w:pPr>
+        <w:pStyle w:val="Sinespaciado"/>
+      </w:pPr>
+      <w:r>
+        <w:t xml:space="preserve">  Uso </w:t>
+      </w:r>
+      <w:r>
+        <w:rPr>
+          <w:b/>
+          <w:bCs/>
+        </w:rPr>
+        <w:t>subconsultas agregadas</w:t>
+      </w:r>
+      <w:r>
+        <w:t xml:space="preserve"> (SUM(importe) GROUP BY movimiento) para cada tabla hija.</w:t>
+      </w:r>
+    </w:p>
+    <w:p>
+      <w:pPr>
+        <w:pStyle w:val="Sinespaciado"/>
+      </w:pPr>
+      <w:r>
+        <w:t>  Así evitamos que al hacer un JOIN directo con ambas tablas se multipliquen las filas (efecto "producto cartesiano").</w:t>
+      </w:r>
+    </w:p>
+    <w:p>
+      <w:pPr>
+        <w:pStyle w:val="Sinespaciado"/>
+      </w:pPr>
+      <w:r>
+        <w:t>  Cada subconsulta ya viene con su suma lista, y se une solo por idMovimiento.</w:t>
+      </w:r>
+    </w:p>
+    <w:p>
+      <w:pPr>
+        <w:pStyle w:val="Sinespaciado"/>
+      </w:pPr>
+      <w:r>
+        <w:t xml:space="preserve">  Luego simplemente uso COALESCE(...,0) para que los casos sin entregas o devoluciones salgan con </w:t>
+      </w:r>
+      <w:r>
+        <w:rPr>
+          <w:b/>
+          <w:bCs/>
+        </w:rPr>
+        <w:t>0</w:t>
+      </w:r>
+      <w:r>
+        <w:t>.</w:t>
+      </w:r>
+    </w:p>
+    <w:p>
+      <w:pPr>
+        <w:pStyle w:val="Sinespaciado"/>
+        <w:rPr>
+          <w:color w:val="EE0000"/>
+        </w:rPr>
+      </w:pPr>
+      <w:r>
+        <w:t>Añadiendo esta linea tendriamos la diferencia:</w:t>
+      </w:r>
+      <w:r>
+        <w:rPr>
+          <w:color w:val="EE0000"/>
         </w:rPr>
         <w:t xml:space="preserve"> </w:t>
       </w:r>
       <w:r>
         <w:rPr>
           <w:color w:val="EE0000"/>
-          <w:highlight w:val="yellow"/>
-        </w:rPr>
-        <w:t>E</w:t>
-      </w:r>
-      <w:r>
-        <w:rPr>
-          <w:color w:val="EE0000"/>
-        </w:rPr>
-        <w:t xml:space="preserve"> ON M.idMovimiento = </w:t>
-      </w:r>
-      <w:r>
-        <w:rPr>
-          <w:color w:val="EE0000"/>
-          <w:highlight w:val="yellow"/>
-        </w:rPr>
-        <w:t>E</w:t>
-      </w:r>
-      <w:r>
-        <w:rPr>
-          <w:color w:val="EE0000"/>
-        </w:rPr>
-        <w:t>.movimiento</w:t>
-      </w:r>
-    </w:p>
-    <w:p>
-      <w:pPr>
-        <w:pStyle w:val="Sinespaciado"/>
-        <w:rPr>
-          <w:color w:val="EE0000"/>
-        </w:rPr>
-      </w:pPr>
-    </w:p>
-    <w:p>
-      <w:pPr>
-        <w:pStyle w:val="Sinespaciado"/>
-      </w:pPr>
-      <w:r>
-        <w:t>-- subconsulta para sumar devoluciones</w:t>
-      </w:r>
-    </w:p>
-    <w:p>
-      <w:pPr>
-        <w:pStyle w:val="Sinespaciado"/>
-        <w:rPr>
-          <w:color w:val="00B050"/>
-        </w:rPr>
-      </w:pPr>
-      <w:r>
-        <w:rPr>
-          <w:color w:val="EE0000"/>
-        </w:rPr>
-        <w:t xml:space="preserve">LEFT </w:t>
-      </w:r>
-      <w:r>
-        <w:rPr>
-          <w:color w:val="00B050"/>
-        </w:rPr>
-        <w:t>JOIN (</w:t>
-      </w:r>
-    </w:p>
-    <w:p>
-      <w:pPr>
-        <w:pStyle w:val="Sinespaciado"/>
-        <w:rPr>
-          <w:color w:val="00B050"/>
-        </w:rPr>
-      </w:pPr>
-      <w:r>
-        <w:rPr>
-          <w:color w:val="00B050"/>
-        </w:rPr>
-        <w:t xml:space="preserve">    SELECT movimiento, SUM(importe) AS totalImporte</w:t>
-      </w:r>
-      <w:r>
-        <w:rPr>
-          <w:color w:val="00B050"/>
-        </w:rPr>
-        <w:t xml:space="preserve"> </w:t>
-      </w:r>
-      <w:r>
-        <w:t>–otra subtabla para hacer otro JOIN</w:t>
-      </w:r>
-    </w:p>
-    <w:p>
-      <w:pPr>
-        <w:pStyle w:val="Sinespaciado"/>
-        <w:rPr>
-          <w:color w:val="00B050"/>
-        </w:rPr>
-      </w:pPr>
-      <w:r>
-        <w:rPr>
-          <w:color w:val="00B050"/>
-        </w:rPr>
-        <w:t xml:space="preserve">    FROM devoluciones</w:t>
-      </w:r>
-    </w:p>
-    <w:p>
-      <w:pPr>
-        <w:pStyle w:val="Sinespaciado"/>
-        <w:rPr>
-          <w:color w:val="00B050"/>
-        </w:rPr>
-      </w:pPr>
-      <w:r>
-        <w:rPr>
-          <w:color w:val="00B050"/>
-        </w:rPr>
-        <w:t xml:space="preserve">    GROUP BY movimiento</w:t>
-      </w:r>
-    </w:p>
-    <w:p>
-      <w:pPr>
-        <w:pStyle w:val="Sinespaciado"/>
-        <w:rPr>
-          <w:color w:val="EE0000"/>
-        </w:rPr>
-      </w:pPr>
-      <w:r>
-        <w:rPr>
-          <w:color w:val="00B050"/>
-        </w:rPr>
-        <w:t xml:space="preserve">) </w:t>
-      </w:r>
-      <w:r>
-        <w:rPr>
-          <w:color w:val="EE0000"/>
-          <w:highlight w:val="yellow"/>
-        </w:rPr>
-        <w:t>D</w:t>
-      </w:r>
-      <w:r>
-        <w:rPr>
-          <w:color w:val="EE0000"/>
-        </w:rPr>
-        <w:t xml:space="preserve"> ON M.idMovimiento = </w:t>
-      </w:r>
-      <w:r>
-        <w:rPr>
-          <w:color w:val="EE0000"/>
-          <w:highlight w:val="yellow"/>
-        </w:rPr>
-        <w:t>D</w:t>
-      </w:r>
-      <w:r>
-        <w:rPr>
-          <w:color w:val="EE0000"/>
-        </w:rPr>
-        <w:t>.movimiento</w:t>
-      </w:r>
-    </w:p>
-    <w:p>
-      <w:pPr>
-        <w:pStyle w:val="Sinespaciado"/>
-        <w:rPr>
-          <w:color w:val="EE0000"/>
-        </w:rPr>
-      </w:pPr>
-    </w:p>
-    <w:p>
-      <w:pPr>
-        <w:pStyle w:val="Sinespaciado"/>
-        <w:rPr>
-          <w:color w:val="EE0000"/>
-        </w:rPr>
-      </w:pPr>
-      <w:r>
-        <w:rPr>
-          <w:color w:val="EE0000"/>
-        </w:rPr>
-        <w:t xml:space="preserve">GROUP BY </w:t>
-      </w:r>
-    </w:p>
-    <w:p>
-      <w:pPr>
-        <w:pStyle w:val="Sinespaciado"/>
-        <w:rPr>
-          <w:color w:val="EE0000"/>
-        </w:rPr>
-      </w:pPr>
-      <w:r>
-        <w:rPr>
-          <w:color w:val="EE0000"/>
-        </w:rPr>
-        <w:t xml:space="preserve">    M.idMovimiento,   </w:t>
-      </w:r>
-    </w:p>
-    <w:p>
-      <w:pPr>
-        <w:pStyle w:val="Sinespaciado"/>
-        <w:rPr>
-          <w:color w:val="EE0000"/>
-        </w:rPr>
-      </w:pPr>
-      <w:r>
-        <w:rPr>
-          <w:color w:val="EE0000"/>
-        </w:rPr>
-        <w:t xml:space="preserve">    A.Nombre,</w:t>
-      </w:r>
-    </w:p>
-    <w:p>
-      <w:pPr>
-        <w:pStyle w:val="Sinespaciado"/>
-        <w:rPr>
-          <w:color w:val="EE0000"/>
-        </w:rPr>
-      </w:pPr>
-      <w:r>
-        <w:rPr>
-          <w:color w:val="EE0000"/>
-        </w:rPr>
-        <w:t xml:space="preserve">    B.Nombre,</w:t>
-      </w:r>
-    </w:p>
-    <w:p>
-      <w:pPr>
-        <w:pStyle w:val="Sinespaciado"/>
-        <w:rPr>
-          <w:color w:val="EE0000"/>
-        </w:rPr>
-      </w:pPr>
-      <w:r>
-        <w:rPr>
-          <w:color w:val="EE0000"/>
-        </w:rPr>
-        <w:t xml:space="preserve">    V.Marca_modelo,</w:t>
-      </w:r>
-    </w:p>
-    <w:p>
-      <w:pPr>
-        <w:pStyle w:val="Sinespaciado"/>
-        <w:rPr>
-          <w:color w:val="EE0000"/>
-        </w:rPr>
-      </w:pPr>
-      <w:r>
-        <w:rPr>
-          <w:color w:val="EE0000"/>
-        </w:rPr>
-        <w:t xml:space="preserve">    C.Nombre;</w:t>
-      </w:r>
-      <w:r>
-        <w:rPr>
-          <w:color w:val="EE0000"/>
-        </w:rPr>
-        <w:t xml:space="preserve"> </w:t>
-      </w:r>
-    </w:p>
-    <w:p>
-      <w:pPr>
-        <w:pStyle w:val="Sinespaciado"/>
-        <w:rPr>
-          <w:color w:val="EE0000"/>
-        </w:rPr>
-      </w:pPr>
-    </w:p>
-    <w:p>
-      <w:pPr>
-        <w:pStyle w:val="Sinespaciado"/>
-      </w:pPr>
-      <w:r>
-        <w:t>En resumen son varios JOIN algunos de ellos con subtablas en lugar de con tablas</w:t>
-      </w:r>
-    </w:p>
-    <w:p>
-      <w:pPr>
-        <w:pStyle w:val="Sinespaciado"/>
-      </w:pPr>
-      <w:r>
-        <w:t xml:space="preserve">  Uso </w:t>
-      </w:r>
-      <w:r>
-        <w:rPr>
-          <w:b/>
-          <w:bCs/>
-        </w:rPr>
-        <w:t>subconsultas agregadas</w:t>
-      </w:r>
-      <w:r>
-        <w:t xml:space="preserve"> (SUM(importe) GROUP BY movimiento) para cada tabla hija.</w:t>
-      </w:r>
-    </w:p>
-    <w:p>
-      <w:pPr>
-        <w:pStyle w:val="Sinespaciado"/>
-      </w:pPr>
-      <w:r>
-        <w:t>  Así evitamos que al hacer un JOIN directo con ambas tablas se multipliquen las filas (efecto "producto cartesiano").</w:t>
-      </w:r>
-    </w:p>
-    <w:p>
-      <w:pPr>
-        <w:pStyle w:val="Sinespaciado"/>
-      </w:pPr>
-      <w:r>
-        <w:t>  Cada subconsulta ya viene con su suma lista, y se une solo por idMovimiento.</w:t>
-      </w:r>
-    </w:p>
-    <w:p>
-      <w:pPr>
-        <w:pStyle w:val="Sinespaciado"/>
-      </w:pPr>
-      <w:r>
-        <w:t xml:space="preserve">  Luego simplemente uso COALESCE(...,0) para que los casos sin entregas o devoluciones salgan con </w:t>
-      </w:r>
-      <w:r>
-        <w:rPr>
-          <w:b/>
-          <w:bCs/>
-        </w:rPr>
-        <w:t>0</w:t>
-      </w:r>
-      <w:r>
-        <w:t>.</w:t>
-      </w:r>
-    </w:p>
-    <w:p>
-      <w:pPr>
-        <w:pStyle w:val="Sinespaciado"/>
-        <w:rPr>
-          <w:color w:val="EE0000"/>
-        </w:rPr>
-      </w:pPr>
-      <w:r>
-        <w:t>Añadiendo esta linea tendriamos la diferencia:</w:t>
-      </w:r>
-      <w:r>
-        <w:rPr>
-          <w:color w:val="EE0000"/>
-        </w:rPr>
-        <w:t xml:space="preserve"> </w:t>
-      </w:r>
-      <w:r>
-        <w:rPr>
-          <w:color w:val="EE0000"/>
         </w:rPr>
         <w:t>COALESCE(E.totalImporte, 0) - COALESCE(D.totalImporte, 0) AS diferencia</w:t>
       </w:r>
@@ -12315,7 +12234,6 @@
           <w:b/>
           <w:bCs/>
         </w:rPr>
-        <w:lastRenderedPageBreak/>
         <w:t>🔹</w:t>
       </w:r>
       <w:r>
@@ -12389,7 +12307,7 @@
       </w:pPr>
       <w:r>
         <w:pict w14:anchorId="3584FB60">
-          <v:rect id="_x0000_i1031" style="width:0;height:1.5pt" o:hralign="center" o:hrstd="t" o:hr="t" fillcolor="#a0a0a0" stroked="f"/>
+          <v:rect id="_x0000_i1025" style="width:0;height:1.5pt" o:hralign="center" o:hrstd="t" o:hr="t" fillcolor="#a0a0a0" stroked="f"/>
         </w:pict>
       </w:r>
     </w:p>
@@ -12407,6 +12325,7 @@
           <w:b/>
           <w:bCs/>
         </w:rPr>
+        <w:lastRenderedPageBreak/>
         <w:t>🔹</w:t>
       </w:r>
       <w:r>
@@ -12807,7 +12726,13 @@
         <w:t xml:space="preserve">Que quede claro que el GROUP no es para sumar es para cuando salen varias filas repetidas y se quieren unir en una sola </w:t>
       </w:r>
       <w:r>
-        <w:t>por ejemplo con una suma o prodia agrupar por un campo texto, por ejemplo por un nombr de persona, si salen varias filas con el mismo nombre agrupo y me sale una sola</w:t>
+        <w:t>por ejemplo con una suma o prodia agrupar por un campo texto, por ejemplo por un nombr</w:t>
+      </w:r>
+      <w:r>
+        <w:t>e</w:t>
+      </w:r>
+      <w:r>
+        <w:t xml:space="preserve"> de persona, si salen varias filas con el mismo nombre agrupo y me sale una sola</w:t>
       </w:r>
       <w:r>
         <w:t>. Porque para sumar se puede hacer con un WHERE como se hace aqui</w:t>
@@ -12968,83 +12893,83 @@
         <w:rPr>
           <w:color w:val="00B050"/>
         </w:rPr>
+        <w:t xml:space="preserve">         FROM entregas E </w:t>
+      </w:r>
+    </w:p>
+    <w:p>
+      <w:pPr>
+        <w:pStyle w:val="Sinespaciado"/>
+        <w:rPr>
+          <w:color w:val="00B050"/>
+        </w:rPr>
+      </w:pPr>
+      <w:r>
+        <w:rPr>
+          <w:color w:val="00B050"/>
+        </w:rPr>
+        <w:t xml:space="preserve">         WHERE E.movimiento = M.idMovimiento), 0</w:t>
+      </w:r>
+    </w:p>
+    <w:p>
+      <w:pPr>
+        <w:pStyle w:val="Sinespaciado"/>
+        <w:rPr>
+          <w:color w:val="EE0000"/>
+        </w:rPr>
+      </w:pPr>
+      <w:r>
+        <w:rPr>
+          <w:color w:val="EE0000"/>
+        </w:rPr>
+        <w:t xml:space="preserve">    ) AS totalEntregas,</w:t>
+      </w:r>
+    </w:p>
+    <w:p>
+      <w:pPr>
+        <w:pStyle w:val="Sinespaciado"/>
+        <w:rPr>
+          <w:color w:val="EE0000"/>
+        </w:rPr>
+      </w:pPr>
+      <w:r>
+        <w:rPr>
+          <w:color w:val="EE0000"/>
+        </w:rPr>
+        <w:t xml:space="preserve">    COALESCE(</w:t>
+      </w:r>
+    </w:p>
+    <w:p>
+      <w:pPr>
+        <w:pStyle w:val="Sinespaciado"/>
+        <w:rPr>
+          <w:color w:val="00B050"/>
+        </w:rPr>
+      </w:pPr>
+      <w:r>
+        <w:rPr>
+          <w:color w:val="EE0000"/>
+        </w:rPr>
+        <w:t xml:space="preserve">        </w:t>
+      </w:r>
+      <w:r>
+        <w:rPr>
+          <w:color w:val="00B050"/>
+        </w:rPr>
+        <w:t xml:space="preserve">(SELECT SUM(D.importe) </w:t>
+      </w:r>
+    </w:p>
+    <w:p>
+      <w:pPr>
+        <w:pStyle w:val="Sinespaciado"/>
+        <w:rPr>
+          <w:color w:val="00B050"/>
+        </w:rPr>
+      </w:pPr>
+      <w:r>
+        <w:rPr>
+          <w:color w:val="00B050"/>
+        </w:rPr>
         <w:lastRenderedPageBreak/>
-        <w:t xml:space="preserve">         FROM entregas E </w:t>
-      </w:r>
-    </w:p>
-    <w:p>
-      <w:pPr>
-        <w:pStyle w:val="Sinespaciado"/>
-        <w:rPr>
-          <w:color w:val="00B050"/>
-        </w:rPr>
-      </w:pPr>
-      <w:r>
-        <w:rPr>
-          <w:color w:val="00B050"/>
-        </w:rPr>
-        <w:t xml:space="preserve">         WHERE E.movimiento = M.idMovimiento), 0</w:t>
-      </w:r>
-    </w:p>
-    <w:p>
-      <w:pPr>
-        <w:pStyle w:val="Sinespaciado"/>
-        <w:rPr>
-          <w:color w:val="EE0000"/>
-        </w:rPr>
-      </w:pPr>
-      <w:r>
-        <w:rPr>
-          <w:color w:val="EE0000"/>
-        </w:rPr>
-        <w:t xml:space="preserve">    ) AS totalEntregas,</w:t>
-      </w:r>
-    </w:p>
-    <w:p>
-      <w:pPr>
-        <w:pStyle w:val="Sinespaciado"/>
-        <w:rPr>
-          <w:color w:val="EE0000"/>
-        </w:rPr>
-      </w:pPr>
-      <w:r>
-        <w:rPr>
-          <w:color w:val="EE0000"/>
-        </w:rPr>
-        <w:t xml:space="preserve">    COALESCE(</w:t>
-      </w:r>
-    </w:p>
-    <w:p>
-      <w:pPr>
-        <w:pStyle w:val="Sinespaciado"/>
-        <w:rPr>
-          <w:color w:val="00B050"/>
-        </w:rPr>
-      </w:pPr>
-      <w:r>
-        <w:rPr>
-          <w:color w:val="EE0000"/>
-        </w:rPr>
-        <w:t xml:space="preserve">        </w:t>
-      </w:r>
-      <w:r>
-        <w:rPr>
-          <w:color w:val="00B050"/>
-        </w:rPr>
-        <w:t xml:space="preserve">(SELECT SUM(D.importe) </w:t>
-      </w:r>
-    </w:p>
-    <w:p>
-      <w:pPr>
-        <w:pStyle w:val="Sinespaciado"/>
-        <w:rPr>
-          <w:color w:val="00B050"/>
-        </w:rPr>
-      </w:pPr>
-      <w:r>
-        <w:rPr>
-          <w:color w:val="00B050"/>
-        </w:rPr>
         <w:t xml:space="preserve">         FROM devoluciones D </w:t>
       </w:r>
     </w:p>
@@ -13369,10 +13294,843 @@
     <w:p>
       <w:pPr>
         <w:pStyle w:val="Sinespaciado"/>
-        <w:rPr>
-          <w:color w:val="EE0000"/>
-        </w:rPr>
-      </w:pPr>
+      </w:pPr>
+    </w:p>
+    <w:p>
+      <w:pPr>
+        <w:pStyle w:val="Sinespaciado"/>
+      </w:pPr>
+      <w:r>
+        <w:t xml:space="preserve">Con esto calcula la deuda total </w:t>
+      </w:r>
+      <w:r>
+        <w:t>que la entidad1 le debe a la entidad 2</w:t>
+      </w:r>
+      <w:r>
+        <w:t>, es decir, suma la diferencia entre (el total importe entregas y total importe devoluciones) de todos los movimientos</w:t>
+      </w:r>
+      <w:r>
+        <w:t>. Se han quitado los campos irrelevantes de nombre de coche etc.</w:t>
+      </w:r>
+    </w:p>
+    <w:p>
+      <w:pPr>
+        <w:pStyle w:val="Sinespaciado"/>
+        <w:rPr>
+          <w:color w:val="EE0000"/>
+        </w:rPr>
+      </w:pPr>
+      <w:r>
+        <w:rPr>
+          <w:color w:val="EE0000"/>
+        </w:rPr>
+        <w:t xml:space="preserve">SELECT   A.Nombre AS nombreEnvia, B.Nombre AS nombreRecibe, </w:t>
+      </w:r>
+    </w:p>
+    <w:p>
+      <w:pPr>
+        <w:pStyle w:val="Sinespaciado"/>
+        <w:rPr>
+          <w:color w:val="EE0000"/>
+        </w:rPr>
+      </w:pPr>
+      <w:r>
+        <w:rPr>
+          <w:color w:val="EE0000"/>
+        </w:rPr>
+        <w:t xml:space="preserve">                                                    SUM(COALESCE(E.totalImporte, 0) - COALESCE(D.totalImporte, 0)) AS deuda</w:t>
+      </w:r>
+    </w:p>
+    <w:p>
+      <w:pPr>
+        <w:pStyle w:val="Sinespaciado"/>
+        <w:rPr>
+          <w:color w:val="EE0000"/>
+        </w:rPr>
+      </w:pPr>
+      <w:r>
+        <w:rPr>
+          <w:color w:val="EE0000"/>
+        </w:rPr>
+        <w:t xml:space="preserve">                                            FROM movimientos M</w:t>
+      </w:r>
+    </w:p>
+    <w:p>
+      <w:pPr>
+        <w:pStyle w:val="Sinespaciado"/>
+        <w:rPr>
+          <w:color w:val="EE0000"/>
+        </w:rPr>
+      </w:pPr>
+      <w:r>
+        <w:rPr>
+          <w:color w:val="EE0000"/>
+        </w:rPr>
+        <w:t xml:space="preserve">                                                LEFT JOIN entidad A ON M.envia = A.id_entidad</w:t>
+      </w:r>
+    </w:p>
+    <w:p>
+      <w:pPr>
+        <w:pStyle w:val="Sinespaciado"/>
+        <w:rPr>
+          <w:color w:val="EE0000"/>
+        </w:rPr>
+      </w:pPr>
+      <w:r>
+        <w:rPr>
+          <w:color w:val="EE0000"/>
+        </w:rPr>
+        <w:t xml:space="preserve">                                                LEFT JOIN entidad B ON M.recibe = B.id_entidad</w:t>
+      </w:r>
+    </w:p>
+    <w:p>
+      <w:pPr>
+        <w:pStyle w:val="Sinespaciado"/>
+        <w:rPr>
+          <w:color w:val="EE0000"/>
+        </w:rPr>
+      </w:pPr>
+      <w:r>
+        <w:rPr>
+          <w:color w:val="EE0000"/>
+        </w:rPr>
+        <w:t xml:space="preserve">                                                </w:t>
+      </w:r>
+    </w:p>
+    <w:p>
+      <w:pPr>
+        <w:pStyle w:val="Sinespaciado"/>
+        <w:rPr>
+          <w:color w:val="EE0000"/>
+        </w:rPr>
+      </w:pPr>
+      <w:r>
+        <w:rPr>
+          <w:color w:val="EE0000"/>
+        </w:rPr>
+        <w:t xml:space="preserve">                                                LEFT JOIN (</w:t>
+      </w:r>
+    </w:p>
+    <w:p>
+      <w:pPr>
+        <w:pStyle w:val="Sinespaciado"/>
+        <w:rPr>
+          <w:color w:val="EE0000"/>
+        </w:rPr>
+      </w:pPr>
+      <w:r>
+        <w:rPr>
+          <w:color w:val="EE0000"/>
+        </w:rPr>
+        <w:t xml:space="preserve">                                                    SELECT movimiento, SUM(importe) AS totalImporte</w:t>
+      </w:r>
+    </w:p>
+    <w:p>
+      <w:pPr>
+        <w:pStyle w:val="Sinespaciado"/>
+        <w:rPr>
+          <w:color w:val="EE0000"/>
+        </w:rPr>
+      </w:pPr>
+      <w:r>
+        <w:rPr>
+          <w:color w:val="EE0000"/>
+        </w:rPr>
+        <w:t xml:space="preserve">                                                    FROM entregas</w:t>
+      </w:r>
+    </w:p>
+    <w:p>
+      <w:pPr>
+        <w:pStyle w:val="Sinespaciado"/>
+        <w:rPr>
+          <w:color w:val="EE0000"/>
+        </w:rPr>
+      </w:pPr>
+      <w:r>
+        <w:rPr>
+          <w:color w:val="EE0000"/>
+        </w:rPr>
+        <w:t xml:space="preserve">                                                    GROUP BY movimiento</w:t>
+      </w:r>
+    </w:p>
+    <w:p>
+      <w:pPr>
+        <w:pStyle w:val="Sinespaciado"/>
+        <w:rPr>
+          <w:color w:val="EE0000"/>
+        </w:rPr>
+      </w:pPr>
+      <w:r>
+        <w:rPr>
+          <w:color w:val="EE0000"/>
+        </w:rPr>
+        <w:t xml:space="preserve">                                                ) E ON M.idMovimiento = E.movimiento</w:t>
+      </w:r>
+    </w:p>
+    <w:p>
+      <w:pPr>
+        <w:pStyle w:val="Sinespaciado"/>
+        <w:rPr>
+          <w:color w:val="EE0000"/>
+        </w:rPr>
+      </w:pPr>
+    </w:p>
+    <w:p>
+      <w:pPr>
+        <w:pStyle w:val="Sinespaciado"/>
+        <w:rPr>
+          <w:color w:val="EE0000"/>
+        </w:rPr>
+      </w:pPr>
+      <w:r>
+        <w:rPr>
+          <w:color w:val="EE0000"/>
+        </w:rPr>
+        <w:lastRenderedPageBreak/>
+        <w:t xml:space="preserve">                                                LEFT JOIN (</w:t>
+      </w:r>
+    </w:p>
+    <w:p>
+      <w:pPr>
+        <w:pStyle w:val="Sinespaciado"/>
+        <w:rPr>
+          <w:color w:val="EE0000"/>
+        </w:rPr>
+      </w:pPr>
+      <w:r>
+        <w:rPr>
+          <w:color w:val="EE0000"/>
+        </w:rPr>
+        <w:t xml:space="preserve">                                                    SELECT movimiento, SUM(importe) AS totalImporte</w:t>
+      </w:r>
+    </w:p>
+    <w:p>
+      <w:pPr>
+        <w:pStyle w:val="Sinespaciado"/>
+        <w:rPr>
+          <w:color w:val="EE0000"/>
+        </w:rPr>
+      </w:pPr>
+      <w:r>
+        <w:rPr>
+          <w:color w:val="EE0000"/>
+        </w:rPr>
+        <w:t xml:space="preserve">                                                    FROM devoluciones</w:t>
+      </w:r>
+    </w:p>
+    <w:p>
+      <w:pPr>
+        <w:pStyle w:val="Sinespaciado"/>
+        <w:rPr>
+          <w:color w:val="EE0000"/>
+        </w:rPr>
+      </w:pPr>
+      <w:r>
+        <w:rPr>
+          <w:color w:val="EE0000"/>
+        </w:rPr>
+        <w:t xml:space="preserve">                                                    GROUP BY movimiento</w:t>
+      </w:r>
+    </w:p>
+    <w:p>
+      <w:pPr>
+        <w:pStyle w:val="Sinespaciado"/>
+        <w:rPr>
+          <w:color w:val="EE0000"/>
+        </w:rPr>
+      </w:pPr>
+      <w:r>
+        <w:rPr>
+          <w:color w:val="EE0000"/>
+        </w:rPr>
+        <w:t xml:space="preserve">                                                ) D ON M.idMovimiento = D.movimiento</w:t>
+      </w:r>
+    </w:p>
+    <w:p>
+      <w:pPr>
+        <w:pStyle w:val="Sinespaciado"/>
+        <w:rPr>
+          <w:color w:val="EE0000"/>
+        </w:rPr>
+      </w:pPr>
+      <w:r>
+        <w:rPr>
+          <w:color w:val="EE0000"/>
+        </w:rPr>
+        <w:t xml:space="preserve">                                                </w:t>
+      </w:r>
+    </w:p>
+    <w:p>
+      <w:pPr>
+        <w:pStyle w:val="Sinespaciado"/>
+        <w:rPr>
+          <w:color w:val="EE0000"/>
+        </w:rPr>
+      </w:pPr>
+      <w:r>
+        <w:rPr>
+          <w:color w:val="EE0000"/>
+        </w:rPr>
+        <w:t xml:space="preserve">                                                WHERE A.Nombre LIKE '%stelar%' and B.Nombre LIKE '%world%'</w:t>
+      </w:r>
+    </w:p>
+    <w:p>
+      <w:pPr>
+        <w:pStyle w:val="Sinespaciado"/>
+        <w:rPr>
+          <w:color w:val="EE0000"/>
+        </w:rPr>
+      </w:pPr>
+      <w:r>
+        <w:rPr>
+          <w:color w:val="EE0000"/>
+        </w:rPr>
+        <w:t xml:space="preserve">                                               GROUP BY A.Nombre, B.Nombre;</w:t>
+      </w:r>
+    </w:p>
+    <w:p>
+      <w:pPr>
+        <w:pStyle w:val="Sinespaciado"/>
+        <w:rPr>
+          <w:color w:val="EE0000"/>
+        </w:rPr>
+      </w:pPr>
+    </w:p>
+    <w:p>
+      <w:pPr>
+        <w:pStyle w:val="Sinespaciado"/>
+      </w:pPr>
+      <w:r>
+        <w:t>Si no necesito el nombre de las entidades se puede simplificar asi:</w:t>
+      </w:r>
+    </w:p>
+    <w:p>
+      <w:pPr>
+        <w:pStyle w:val="Sinespaciado"/>
+        <w:rPr>
+          <w:color w:val="EE0000"/>
+        </w:rPr>
+      </w:pPr>
+      <w:r>
+        <w:rPr>
+          <w:color w:val="EE0000"/>
+        </w:rPr>
+        <w:t xml:space="preserve">SELECT    SUM(COALESCE(E.totalImporte, 0) - COALESCE(D.totalImporte, 0)) AS deuda </w:t>
+      </w:r>
+    </w:p>
+    <w:p>
+      <w:pPr>
+        <w:pStyle w:val="Sinespaciado"/>
+        <w:rPr>
+          <w:color w:val="EE0000"/>
+        </w:rPr>
+      </w:pPr>
+      <w:r>
+        <w:rPr>
+          <w:color w:val="EE0000"/>
+        </w:rPr>
+        <w:t>                                            FROM movimientos M</w:t>
+      </w:r>
+    </w:p>
+    <w:p>
+      <w:pPr>
+        <w:pStyle w:val="Sinespaciado"/>
+        <w:rPr>
+          <w:color w:val="EE0000"/>
+        </w:rPr>
+      </w:pPr>
+      <w:r>
+        <w:rPr>
+          <w:color w:val="EE0000"/>
+        </w:rPr>
+        <w:t>                                                LEFT JOIN entidad A ON M.envia = A.id_entidad</w:t>
+      </w:r>
+    </w:p>
+    <w:p>
+      <w:pPr>
+        <w:pStyle w:val="Sinespaciado"/>
+        <w:rPr>
+          <w:color w:val="EE0000"/>
+        </w:rPr>
+      </w:pPr>
+      <w:r>
+        <w:rPr>
+          <w:color w:val="EE0000"/>
+        </w:rPr>
+        <w:t>                                                LEFT JOIN entidad B ON M.recibe = B.id_entidad</w:t>
+      </w:r>
+    </w:p>
+    <w:p>
+      <w:pPr>
+        <w:pStyle w:val="Sinespaciado"/>
+        <w:rPr>
+          <w:color w:val="EE0000"/>
+        </w:rPr>
+      </w:pPr>
+      <w:r>
+        <w:rPr>
+          <w:color w:val="EE0000"/>
+        </w:rPr>
+        <w:t>                                                LEFT JOIN (</w:t>
+      </w:r>
+    </w:p>
+    <w:p>
+      <w:pPr>
+        <w:pStyle w:val="Sinespaciado"/>
+        <w:rPr>
+          <w:color w:val="EE0000"/>
+        </w:rPr>
+      </w:pPr>
+      <w:r>
+        <w:rPr>
+          <w:color w:val="EE0000"/>
+        </w:rPr>
+        <w:t>                                                    SELECT movimiento, SUM(importe) AS totalImporte</w:t>
+      </w:r>
+    </w:p>
+    <w:p>
+      <w:pPr>
+        <w:pStyle w:val="Sinespaciado"/>
+        <w:rPr>
+          <w:color w:val="EE0000"/>
+        </w:rPr>
+      </w:pPr>
+      <w:r>
+        <w:rPr>
+          <w:color w:val="EE0000"/>
+        </w:rPr>
+        <w:t>                                                    FROM entregas</w:t>
+      </w:r>
+    </w:p>
+    <w:p>
+      <w:pPr>
+        <w:pStyle w:val="Sinespaciado"/>
+        <w:rPr>
+          <w:color w:val="EE0000"/>
+        </w:rPr>
+      </w:pPr>
+      <w:r>
+        <w:rPr>
+          <w:color w:val="EE0000"/>
+        </w:rPr>
+        <w:t>                                                    GROUP BY movimiento</w:t>
+      </w:r>
+    </w:p>
+    <w:p>
+      <w:pPr>
+        <w:pStyle w:val="Sinespaciado"/>
+        <w:rPr>
+          <w:color w:val="EE0000"/>
+        </w:rPr>
+      </w:pPr>
+      <w:r>
+        <w:rPr>
+          <w:color w:val="EE0000"/>
+        </w:rPr>
+        <w:t>                                                ) E ON M.idMovimiento = E.movimiento</w:t>
+      </w:r>
+    </w:p>
+    <w:p>
+      <w:pPr>
+        <w:pStyle w:val="Sinespaciado"/>
+        <w:rPr>
+          <w:color w:val="EE0000"/>
+        </w:rPr>
+      </w:pPr>
+      <w:r>
+        <w:rPr>
+          <w:color w:val="EE0000"/>
+        </w:rPr>
+        <w:t>                                                LEFT JOIN (</w:t>
+      </w:r>
+    </w:p>
+    <w:p>
+      <w:pPr>
+        <w:pStyle w:val="Sinespaciado"/>
+        <w:rPr>
+          <w:color w:val="EE0000"/>
+        </w:rPr>
+      </w:pPr>
+      <w:r>
+        <w:rPr>
+          <w:color w:val="EE0000"/>
+        </w:rPr>
+        <w:t>                                                    SELECT movimiento, SUM(importe) AS totalImporte</w:t>
+      </w:r>
+    </w:p>
+    <w:p>
+      <w:pPr>
+        <w:pStyle w:val="Sinespaciado"/>
+        <w:rPr>
+          <w:color w:val="EE0000"/>
+        </w:rPr>
+      </w:pPr>
+      <w:r>
+        <w:rPr>
+          <w:color w:val="EE0000"/>
+        </w:rPr>
+        <w:t>                                                    FROM devoluciones</w:t>
+      </w:r>
+    </w:p>
+    <w:p>
+      <w:pPr>
+        <w:pStyle w:val="Sinespaciado"/>
+        <w:rPr>
+          <w:color w:val="EE0000"/>
+        </w:rPr>
+      </w:pPr>
+      <w:r>
+        <w:rPr>
+          <w:color w:val="EE0000"/>
+        </w:rPr>
+        <w:t>                                                    GROUP BY movimiento</w:t>
+      </w:r>
+    </w:p>
+    <w:p>
+      <w:pPr>
+        <w:pStyle w:val="Sinespaciado"/>
+        <w:rPr>
+          <w:color w:val="EE0000"/>
+        </w:rPr>
+      </w:pPr>
+      <w:r>
+        <w:rPr>
+          <w:color w:val="EE0000"/>
+        </w:rPr>
+        <w:t>                                                ) D ON M.idMovimiento = D.movimiento</w:t>
+      </w:r>
+    </w:p>
+    <w:p>
+      <w:pPr>
+        <w:pStyle w:val="Sinespaciado"/>
+        <w:rPr>
+          <w:color w:val="EE0000"/>
+        </w:rPr>
+      </w:pPr>
+      <w:r>
+        <w:rPr>
+          <w:color w:val="EE0000"/>
+        </w:rPr>
+        <w:t>                                                WHERE A.Nombre LIKE '%$empresa1%' and B.Nombre LIKE '%$empresa2%'</w:t>
+      </w:r>
+    </w:p>
+    <w:p>
+      <w:pPr>
+        <w:pStyle w:val="Sinespaciado"/>
+        <w:rPr>
+          <w:color w:val="EE0000"/>
+        </w:rPr>
+      </w:pPr>
+    </w:p>
+    <w:p>
+      <w:pPr>
+        <w:pStyle w:val="Sinespaciado"/>
+        <w:rPr>
+          <w:color w:val="EE0000"/>
+        </w:rPr>
+      </w:pPr>
+    </w:p>
+    <w:p>
+      <w:pPr>
+        <w:pStyle w:val="Sinespaciado"/>
+        <w:rPr>
+          <w:color w:val="EE0000"/>
+        </w:rPr>
+      </w:pPr>
+    </w:p>
+    <w:p>
+      <w:pPr>
+        <w:pStyle w:val="Sinespaciado"/>
+        <w:rPr>
+          <w:color w:val="EE0000"/>
+        </w:rPr>
+      </w:pPr>
+    </w:p>
+    <w:p>
+      <w:pPr>
+        <w:pStyle w:val="Sinespaciado"/>
+        <w:rPr>
+          <w:color w:val="EE0000"/>
+        </w:rPr>
+      </w:pPr>
+    </w:p>
+    <w:p>
+      <w:pPr>
+        <w:pStyle w:val="Sinespaciado"/>
+        <w:rPr>
+          <w:color w:val="EE0000"/>
+        </w:rPr>
+      </w:pPr>
+    </w:p>
+    <w:p>
+      <w:pPr>
+        <w:pStyle w:val="Sinespaciado"/>
+        <w:rPr>
+          <w:color w:val="EE0000"/>
+        </w:rPr>
+      </w:pPr>
+    </w:p>
+    <w:p>
+      <w:pPr>
+        <w:pStyle w:val="Sinespaciado"/>
+        <w:rPr>
+          <w:color w:val="EE0000"/>
+        </w:rPr>
+      </w:pPr>
+    </w:p>
+    <w:p>
+      <w:pPr>
+        <w:pStyle w:val="Sinespaciado"/>
+        <w:rPr>
+          <w:color w:val="EE0000"/>
+        </w:rPr>
+      </w:pPr>
+    </w:p>
+    <w:p>
+      <w:pPr>
+        <w:pStyle w:val="Sinespaciado"/>
+        <w:rPr>
+          <w:color w:val="EE0000"/>
+        </w:rPr>
+      </w:pPr>
+    </w:p>
+    <w:p>
+      <w:pPr>
+        <w:pStyle w:val="Sinespaciado"/>
+        <w:rPr>
+          <w:color w:val="EE0000"/>
+        </w:rPr>
+      </w:pPr>
+    </w:p>
+    <w:p>
+      <w:pPr>
+        <w:pStyle w:val="Sinespaciado"/>
+        <w:rPr>
+          <w:color w:val="EE0000"/>
+        </w:rPr>
+      </w:pPr>
+    </w:p>
+    <w:p>
+      <w:pPr>
+        <w:pStyle w:val="Sinespaciado"/>
+        <w:jc w:val="center"/>
+        <w:rPr>
+          <w:b/>
+          <w:bCs/>
+        </w:rPr>
+      </w:pPr>
+      <w:r>
+        <w:rPr>
+          <w:b/>
+          <w:bCs/>
+        </w:rPr>
+        <w:lastRenderedPageBreak/>
+        <w:t>OTRA FORMA DE INSERTAR CODIGO PHP EN HTML</w:t>
+      </w:r>
+    </w:p>
+    <w:p>
+      <w:pPr>
+        <w:pStyle w:val="Sinespaciado"/>
+        <w:rPr>
+          <w:color w:val="EE0000"/>
+        </w:rPr>
+      </w:pPr>
+    </w:p>
+    <w:p>
+      <w:pPr>
+        <w:pStyle w:val="Sinespaciado"/>
+        <w:rPr>
+          <w:color w:val="EE0000"/>
+        </w:rPr>
+      </w:pPr>
+      <w:r>
+        <w:rPr>
+          <w:color w:val="EE0000"/>
+        </w:rPr>
+        <w:t>&lt;body&gt;</w:t>
+      </w:r>
+    </w:p>
+    <w:p>
+      <w:pPr>
+        <w:pStyle w:val="Sinespaciado"/>
+        <w:ind w:firstLine="708"/>
+        <w:rPr>
+          <w:color w:val="EE0000"/>
+        </w:rPr>
+      </w:pPr>
+      <w:r>
+        <w:rPr>
+          <w:color w:val="EE0000"/>
+        </w:rPr>
+        <w:t>&lt;div class = “container”&gt;</w:t>
+      </w:r>
+    </w:p>
+    <w:p>
+      <w:pPr>
+        <w:pStyle w:val="Sinespaciado"/>
+        <w:rPr>
+          <w:color w:val="EE0000"/>
+        </w:rPr>
+      </w:pPr>
+      <w:r>
+        <w:rPr>
+          <w:color w:val="EE0000"/>
+        </w:rPr>
+        <w:tab/>
+        <w:t>&lt;?php</w:t>
+      </w:r>
+    </w:p>
+    <w:p>
+      <w:pPr>
+        <w:pStyle w:val="Sinespaciado"/>
+        <w:rPr>
+          <w:color w:val="EE0000"/>
+        </w:rPr>
+      </w:pPr>
+      <w:r>
+        <w:rPr>
+          <w:color w:val="EE0000"/>
+        </w:rPr>
+        <w:tab/>
+      </w:r>
+      <w:r>
+        <w:rPr>
+          <w:color w:val="EE0000"/>
+        </w:rPr>
+        <w:tab/>
+        <w:t>$ejemplo = array (5, 4, 2);</w:t>
+      </w:r>
+    </w:p>
+    <w:p>
+      <w:pPr>
+        <w:pStyle w:val="Sinespaciado"/>
+        <w:rPr>
+          <w:color w:val="EE0000"/>
+        </w:rPr>
+      </w:pPr>
+      <w:r>
+        <w:rPr>
+          <w:color w:val="EE0000"/>
+        </w:rPr>
+        <w:tab/>
+      </w:r>
+      <w:r>
+        <w:rPr>
+          <w:color w:val="EE0000"/>
+        </w:rPr>
+        <w:tab/>
+        <w:t>Foreach ($ejemplo as $valor){</w:t>
+      </w:r>
+    </w:p>
+    <w:p>
+      <w:pPr>
+        <w:pStyle w:val="Sinespaciado"/>
+        <w:rPr>
+          <w:color w:val="EE0000"/>
+        </w:rPr>
+      </w:pPr>
+      <w:r>
+        <w:rPr>
+          <w:color w:val="EE0000"/>
+        </w:rPr>
+        <w:tab/>
+        <w:t>?&gt;</w:t>
+      </w:r>
+    </w:p>
+    <w:p>
+      <w:pPr>
+        <w:pStyle w:val="Sinespaciado"/>
+        <w:rPr>
+          <w:color w:val="EE0000"/>
+        </w:rPr>
+      </w:pPr>
+      <w:r>
+        <w:rPr>
+          <w:color w:val="EE0000"/>
+        </w:rPr>
+        <w:tab/>
+        <w:t>&lt;div class=”row”&gt;</w:t>
+      </w:r>
+    </w:p>
+    <w:p>
+      <w:pPr>
+        <w:pStyle w:val="Sinespaciado"/>
+        <w:rPr>
+          <w:color w:val="EE0000"/>
+        </w:rPr>
+      </w:pPr>
+      <w:r>
+        <w:rPr>
+          <w:color w:val="EE0000"/>
+        </w:rPr>
+        <w:tab/>
+        <w:t>&lt;h2&gt;&lt;?= $valor?&gt;&lt;/h2&gt;</w:t>
+      </w:r>
+    </w:p>
+    <w:p>
+      <w:pPr>
+        <w:pStyle w:val="Sinespaciado"/>
+        <w:rPr>
+          <w:color w:val="EE0000"/>
+        </w:rPr>
+      </w:pPr>
+      <w:r>
+        <w:rPr>
+          <w:color w:val="EE0000"/>
+        </w:rPr>
+        <w:tab/>
+        <w:t>&lt;?php</w:t>
+      </w:r>
+    </w:p>
+    <w:p>
+      <w:pPr>
+        <w:pStyle w:val="Sinespaciado"/>
+        <w:rPr>
+          <w:color w:val="EE0000"/>
+        </w:rPr>
+      </w:pPr>
+      <w:r>
+        <w:rPr>
+          <w:color w:val="EE0000"/>
+        </w:rPr>
+        <w:tab/>
+        <w:t>}</w:t>
+      </w:r>
+      <w:r>
+        <w:rPr>
+          <w:color w:val="EE0000"/>
+        </w:rPr>
+        <w:tab/>
+      </w:r>
+    </w:p>
+    <w:p>
+      <w:pPr>
+        <w:pStyle w:val="Sinespaciado"/>
+        <w:rPr>
+          <w:color w:val="EE0000"/>
+        </w:rPr>
+      </w:pPr>
+      <w:r>
+        <w:rPr>
+          <w:color w:val="EE0000"/>
+        </w:rPr>
+        <w:tab/>
+        <w:t>?&gt;</w:t>
+      </w:r>
+    </w:p>
+    <w:p>
+      <w:pPr>
+        <w:pStyle w:val="Sinespaciado"/>
+        <w:rPr>
+          <w:color w:val="EE0000"/>
+        </w:rPr>
+      </w:pPr>
+      <w:r>
+        <w:rPr>
+          <w:color w:val="EE0000"/>
+        </w:rPr>
+        <w:t>&lt;/Body&gt;</w:t>
+      </w:r>
     </w:p>
     <w:sectPr>
       <w:footerReference w:type="default" r:id="rId8"/>
@@ -16121,6 +16879,7 @@
   <w:style w:type="character" w:default="1" w:styleId="Fuentedeprrafopredeter">
     <w:name w:val="Default Paragraph Font"/>
     <w:uiPriority w:val="1"/>
+    <w:semiHidden/>
     <w:unhideWhenUsed/>
   </w:style>
   <w:style w:type="table" w:default="1" w:styleId="Tablanormal">

--- a/BASE DATOS EMPRESA/EMPRESA/FUNCIONAMIENTO DE TODO.docx
+++ b/BASE DATOS EMPRESA/EMPRESA/FUNCIONAMIENTO DE TODO.docx
@@ -11328,7 +11328,13 @@
     </w:p>
     <w:p>
       <w:r>
-        <w:t>El nombre de un campo que es clave ajena se llamara como se tenga que llamar, nombre indicativo de su tabla, no tiene que tener nombre indecativo de la clave con la que sta relacionada. (campo propietario en vehiculos no se tiene que llamar idEntidad, se llama propietario) porque el nombre del campo en la tabla principal tiene un sentido pero en la tabla relacionada tiene otro sentido.</w:t>
+        <w:t>El nombre de un campo que es clave ajena se llamara como se tenga que llamar, nombre indicativo de su tabla, no tiene que tener nombre ind</w:t>
+      </w:r>
+      <w:r>
+        <w:t>i</w:t>
+      </w:r>
+      <w:r>
+        <w:t>cativo de la clave con la que sta relacionada. (campo propietario en vehiculos no se tiene que llamar idEntidad, se llama propietario) porque el nombre del campo en la tabla principal tiene un sentido pero en la tabla relacionada tiene otro sentido.</w:t>
       </w:r>
     </w:p>
     <w:p>
@@ -12641,6 +12647,7 @@
         </w:rPr>
         <w:t xml:space="preserve">Con </w:t>
       </w:r>
+      <w:proofErr w:type="gramStart"/>
       <w:r>
         <w:rPr>
           <w:rFonts w:ascii="Courier New" w:eastAsia="Times New Roman" w:hAnsi="Courier New" w:cs="Courier New"/>
@@ -12651,7 +12658,20 @@
           <w:lang w:eastAsia="es-ES"/>
           <w14:ligatures w14:val="none"/>
         </w:rPr>
-        <w:t>COALESCE(...,0)</w:t>
+        <w:t>COALESCE(</w:t>
+      </w:r>
+      <w:proofErr w:type="gramEnd"/>
+      <w:r>
+        <w:rPr>
+          <w:rFonts w:ascii="Courier New" w:eastAsia="Times New Roman" w:hAnsi="Courier New" w:cs="Courier New"/>
+          <w:noProof w:val="0"/>
+          <w:kern w:val="0"/>
+          <w:sz w:val="20"/>
+          <w:szCs w:val="20"/>
+          <w:lang w:eastAsia="es-ES"/>
+          <w14:ligatures w14:val="none"/>
+        </w:rPr>
+        <w:t>...,0)</w:t>
       </w:r>
       <w:r>
         <w:rPr>

--- a/BASE DATOS EMPRESA/EMPRESA/FUNCIONAMIENTO DE TODO.docx
+++ b/BASE DATOS EMPRESA/EMPRESA/FUNCIONAMIENTO DE TODO.docx
@@ -25029,21 +25029,1066 @@
       <w:pPr>
         <w:pStyle w:val="Sinespaciado"/>
         <w:ind w:left="360"/>
-        <w:rPr>
-          <w:b/>
-          <w:bCs/>
-        </w:rPr>
-      </w:pPr>
-    </w:p>
-    <w:p>
-      <w:pPr>
-        <w:pStyle w:val="Sinespaciado"/>
-        <w:ind w:left="360"/>
-        <w:rPr>
-          <w:b/>
-          <w:bCs/>
-        </w:rPr>
-      </w:pPr>
+        <w:jc w:val="center"/>
+        <w:rPr>
+          <w:b/>
+          <w:bCs/>
+        </w:rPr>
+      </w:pPr>
+      <w:r>
+        <w:rPr>
+          <w:b/>
+          <w:bCs/>
+        </w:rPr>
+        <w:t>FORMAS DE ENVIAR DATOS CON EL FETCH</w:t>
+      </w:r>
+    </w:p>
+    <w:p>
+      <w:pPr>
+        <w:pStyle w:val="Sinespaciado"/>
+        <w:ind w:left="360"/>
+        <w:rPr>
+          <w:b/>
+          <w:bCs/>
+        </w:rPr>
+      </w:pPr>
+    </w:p>
+    <w:p>
+      <w:pPr>
+        <w:pStyle w:val="Sinespaciado"/>
+        <w:ind w:left="360"/>
+        <w:rPr>
+          <w:b/>
+          <w:bCs/>
+          <w:color w:val="EE0000"/>
+        </w:rPr>
+      </w:pPr>
+      <w:r>
+        <w:rPr>
+          <w:b/>
+          <w:bCs/>
+          <w:color w:val="EE0000"/>
+        </w:rPr>
+        <w:t xml:space="preserve">    fetch("detalles_alquiler.php?id=123")</w:t>
+      </w:r>
+    </w:p>
+    <w:p>
+      <w:pPr>
+        <w:pStyle w:val="Sinespaciado"/>
+        <w:ind w:left="360"/>
+        <w:rPr>
+          <w:b/>
+          <w:bCs/>
+        </w:rPr>
+      </w:pPr>
+      <w:r>
+        <w:rPr>
+          <w:b/>
+          <w:bCs/>
+        </w:rPr>
+        <w:t>De esta forma se envia en la URL con el metodo GET, si quiero enviar muchos  datos se hace una URL muy larga pero si se puede:</w:t>
+      </w:r>
+    </w:p>
+    <w:p>
+      <w:pPr>
+        <w:pStyle w:val="Sinespaciado"/>
+        <w:ind w:left="360"/>
+        <w:rPr>
+          <w:b/>
+          <w:bCs/>
+        </w:rPr>
+      </w:pPr>
+      <w:r>
+        <w:rPr>
+          <w:b/>
+          <w:bCs/>
+        </w:rPr>
+        <w:t>Preparo los parametros de la URL en un solo string</w:t>
+      </w:r>
+    </w:p>
+    <w:p>
+      <w:pPr>
+        <w:pStyle w:val="Sinespaciado"/>
+        <w:ind w:left="360"/>
+        <w:rPr>
+          <w:b/>
+          <w:bCs/>
+          <w:color w:val="FF0000"/>
+        </w:rPr>
+      </w:pPr>
+      <w:r>
+        <w:rPr>
+          <w:b/>
+          <w:bCs/>
+          <w:color w:val="FF0000"/>
+        </w:rPr>
+        <w:t>const params = new URLSearchParams({</w:t>
+      </w:r>
+    </w:p>
+    <w:p>
+      <w:pPr>
+        <w:pStyle w:val="Sinespaciado"/>
+        <w:ind w:left="360"/>
+        <w:rPr>
+          <w:b/>
+          <w:bCs/>
+          <w:color w:val="FF0000"/>
+        </w:rPr>
+      </w:pPr>
+      <w:r>
+        <w:rPr>
+          <w:b/>
+          <w:bCs/>
+          <w:color w:val="FF0000"/>
+        </w:rPr>
+        <w:t xml:space="preserve">    desde: desde,</w:t>
+      </w:r>
+    </w:p>
+    <w:p>
+      <w:pPr>
+        <w:pStyle w:val="Sinespaciado"/>
+        <w:ind w:left="360"/>
+        <w:rPr>
+          <w:b/>
+          <w:bCs/>
+          <w:color w:val="FF0000"/>
+        </w:rPr>
+      </w:pPr>
+      <w:r>
+        <w:rPr>
+          <w:b/>
+          <w:bCs/>
+          <w:color w:val="FF0000"/>
+        </w:rPr>
+        <w:t xml:space="preserve">    hasta: hasta,</w:t>
+      </w:r>
+    </w:p>
+    <w:p>
+      <w:pPr>
+        <w:pStyle w:val="Sinespaciado"/>
+        <w:ind w:left="360"/>
+        <w:rPr>
+          <w:b/>
+          <w:bCs/>
+          <w:color w:val="FF0000"/>
+        </w:rPr>
+      </w:pPr>
+      <w:r>
+        <w:rPr>
+          <w:b/>
+          <w:bCs/>
+          <w:color w:val="FF0000"/>
+        </w:rPr>
+        <w:t xml:space="preserve">cocheIds: cocheIds.join(',') </w:t>
+      </w:r>
+      <w:r>
+        <w:rPr>
+          <w:b/>
+          <w:bCs/>
+        </w:rPr>
+        <w:t>// "1,2,3,4"</w:t>
+      </w:r>
+      <w:r>
+        <w:rPr>
+          <w:b/>
+          <w:bCs/>
+          <w:color w:val="FF0000"/>
+        </w:rPr>
+        <w:t xml:space="preserve"> </w:t>
+      </w:r>
+      <w:r>
+        <w:rPr>
+          <w:b/>
+          <w:bCs/>
+        </w:rPr>
+        <w:t>esto serian</w:t>
+      </w:r>
+      <w:r>
+        <w:rPr>
+          <w:b/>
+          <w:bCs/>
+          <w:color w:val="FF0000"/>
+        </w:rPr>
+        <w:t xml:space="preserve"> </w:t>
+      </w:r>
+      <w:r>
+        <w:rPr>
+          <w:b/>
+          <w:bCs/>
+        </w:rPr>
+        <w:t xml:space="preserve">los ids de coches para leer. Primero se han leido los ids de la lista desplegable y se han metido en una tabla cocheids. </w:t>
+      </w:r>
+      <w:r>
+        <w:rPr>
+          <w:b/>
+          <w:bCs/>
+        </w:rPr>
+        <w:t>: cocheIds.join(',')</w:t>
+      </w:r>
+      <w:r>
+        <w:rPr>
+          <w:b/>
+          <w:bCs/>
+        </w:rPr>
+        <w:t xml:space="preserve"> con esto la tabla cocheids se convierte en un string separado por comas</w:t>
+      </w:r>
+    </w:p>
+    <w:p>
+      <w:pPr>
+        <w:pStyle w:val="Sinespaciado"/>
+        <w:ind w:left="360"/>
+        <w:rPr>
+          <w:b/>
+          <w:bCs/>
+          <w:color w:val="FF0000"/>
+        </w:rPr>
+      </w:pPr>
+      <w:r>
+        <w:rPr>
+          <w:b/>
+          <w:bCs/>
+          <w:color w:val="FF0000"/>
+        </w:rPr>
+        <w:t>});</w:t>
+      </w:r>
+    </w:p>
+    <w:p>
+      <w:pPr>
+        <w:pStyle w:val="Sinespaciado"/>
+        <w:ind w:left="360"/>
+        <w:rPr>
+          <w:b/>
+          <w:bCs/>
+        </w:rPr>
+      </w:pPr>
+      <w:r>
+        <w:rPr>
+          <w:b/>
+          <w:bCs/>
+          <w:color w:val="FF0000"/>
+        </w:rPr>
+        <w:t>fetch('/mis_pruebas/total_alquileres_vehiculo?' + params.toString())</w:t>
+      </w:r>
+      <w:r>
+        <w:rPr>
+          <w:b/>
+          <w:bCs/>
+          <w:color w:val="FF0000"/>
+        </w:rPr>
+        <w:t xml:space="preserve"> </w:t>
+      </w:r>
+      <w:r>
+        <w:rPr>
+          <w:b/>
+          <w:bCs/>
+        </w:rPr>
+        <w:t>//el string creado se añade a la ruta</w:t>
+      </w:r>
+    </w:p>
+    <w:p>
+      <w:pPr>
+        <w:pStyle w:val="Sinespaciado"/>
+        <w:ind w:left="360"/>
+        <w:rPr>
+          <w:b/>
+          <w:bCs/>
+        </w:rPr>
+      </w:pPr>
+      <w:r>
+        <w:rPr>
+          <w:b/>
+          <w:bCs/>
+        </w:rPr>
+        <w:t xml:space="preserve">luego en el script PHP hay que sacar la informacion asi: </w:t>
+      </w:r>
+    </w:p>
+    <w:p>
+      <w:pPr>
+        <w:pStyle w:val="Sinespaciado"/>
+        <w:ind w:left="360"/>
+        <w:rPr>
+          <w:b/>
+          <w:bCs/>
+        </w:rPr>
+      </w:pPr>
+    </w:p>
+    <w:p>
+      <w:pPr>
+        <w:pStyle w:val="Sinespaciado"/>
+        <w:ind w:left="360"/>
+        <w:rPr>
+          <w:b/>
+          <w:bCs/>
+        </w:rPr>
+      </w:pPr>
+      <w:r>
+        <w:rPr>
+          <w:b/>
+          <w:bCs/>
+        </w:rPr>
+        <w:t>$cocheIds = explode(',', $_GET['cocheIds'] ?? '');</w:t>
+      </w:r>
+      <w:r>
+        <w:rPr>
+          <w:b/>
+          <w:bCs/>
+        </w:rPr>
+        <w:t xml:space="preserve"> y las fechas salen con $_GET[‘desde’] y hasta</w:t>
+      </w:r>
+      <w:r>
+        <w:rPr>
+          <w:b/>
+          <w:bCs/>
+        </w:rPr>
+        <w:t>.</w:t>
+      </w:r>
+    </w:p>
+    <w:p>
+      <w:pPr>
+        <w:pStyle w:val="Sinespaciado"/>
+        <w:ind w:left="360"/>
+        <w:rPr>
+          <w:b/>
+          <w:bCs/>
+        </w:rPr>
+      </w:pPr>
+      <w:r>
+        <w:rPr>
+          <w:b/>
+          <w:bCs/>
+        </w:rPr>
+        <w:t>En el select de la pagina no hace falta poner name = “cochesids[]” porque eso solo funciona para formularios con POST, al usar GET en la URL pone cochesids=id y solo pone un id, los otros no los pone, y en $_GET solo hay un id. En definitava con GET solo se puede si se usa el fetch y porque construimos una URL con cocheids=id,id,id… pero eso no es una tabla, es una cadena, cuando llega con $_GET[‘cocheids’] tengo una cadena.</w:t>
+      </w:r>
+    </w:p>
+    <w:p>
+      <w:pPr>
+        <w:pStyle w:val="Sinespaciado"/>
+        <w:ind w:left="360"/>
+        <w:rPr>
+          <w:b/>
+          <w:bCs/>
+        </w:rPr>
+      </w:pPr>
+      <w:r>
+        <w:rPr>
+          <w:b/>
+          <w:bCs/>
+        </w:rPr>
+        <w:t>Si uso POST si que hay que poner name = cocheids[] y en $POST[‘cocheids’] tengo una tabla con todos los ids</w:t>
+      </w:r>
+    </w:p>
+    <w:p>
+      <w:pPr>
+        <w:pStyle w:val="Sinespaciado"/>
+        <w:ind w:left="360"/>
+        <w:rPr>
+          <w:b/>
+          <w:bCs/>
+        </w:rPr>
+      </w:pPr>
+      <w:r>
+        <w:rPr>
+          <w:b/>
+          <w:bCs/>
+        </w:rPr>
+        <w:t>Para pasar datos con fetch y usando POST es asi:</w:t>
+      </w:r>
+    </w:p>
+    <w:p>
+      <w:pPr>
+        <w:pStyle w:val="Sinespaciado"/>
+        <w:ind w:left="360"/>
+        <w:rPr>
+          <w:b/>
+          <w:bCs/>
+          <w:color w:val="EE0000"/>
+        </w:rPr>
+      </w:pPr>
+      <w:r>
+        <w:rPr>
+          <w:b/>
+          <w:bCs/>
+          <w:color w:val="EE0000"/>
+        </w:rPr>
+        <w:t>fetch('/mis_pruebas/total_alquileres_vehiculo', {</w:t>
+      </w:r>
+    </w:p>
+    <w:p>
+      <w:pPr>
+        <w:pStyle w:val="Sinespaciado"/>
+        <w:ind w:left="360"/>
+        <w:rPr>
+          <w:b/>
+          <w:bCs/>
+          <w:color w:val="00B050"/>
+        </w:rPr>
+      </w:pPr>
+      <w:r>
+        <w:rPr>
+          <w:b/>
+          <w:bCs/>
+          <w:color w:val="00B050"/>
+        </w:rPr>
+        <w:t xml:space="preserve">                method: 'POST',</w:t>
+      </w:r>
+    </w:p>
+    <w:p>
+      <w:pPr>
+        <w:pStyle w:val="Sinespaciado"/>
+        <w:ind w:left="360"/>
+        <w:rPr>
+          <w:b/>
+          <w:bCs/>
+          <w:color w:val="00B050"/>
+        </w:rPr>
+      </w:pPr>
+      <w:r>
+        <w:rPr>
+          <w:b/>
+          <w:bCs/>
+          <w:color w:val="00B050"/>
+        </w:rPr>
+        <w:t xml:space="preserve">                headers: {</w:t>
+      </w:r>
+    </w:p>
+    <w:p>
+      <w:pPr>
+        <w:pStyle w:val="Sinespaciado"/>
+        <w:ind w:left="360"/>
+        <w:rPr>
+          <w:b/>
+          <w:bCs/>
+          <w:color w:val="00B050"/>
+        </w:rPr>
+      </w:pPr>
+      <w:r>
+        <w:rPr>
+          <w:b/>
+          <w:bCs/>
+          <w:color w:val="00B050"/>
+        </w:rPr>
+        <w:t xml:space="preserve">                    'Content-Type': 'application/json'</w:t>
+      </w:r>
+    </w:p>
+    <w:p>
+      <w:pPr>
+        <w:pStyle w:val="Sinespaciado"/>
+        <w:ind w:left="360"/>
+        <w:rPr>
+          <w:b/>
+          <w:bCs/>
+          <w:color w:val="00B050"/>
+        </w:rPr>
+      </w:pPr>
+      <w:r>
+        <w:rPr>
+          <w:b/>
+          <w:bCs/>
+          <w:color w:val="00B050"/>
+        </w:rPr>
+        <w:t xml:space="preserve">                },</w:t>
+      </w:r>
+    </w:p>
+    <w:p>
+      <w:pPr>
+        <w:pStyle w:val="Sinespaciado"/>
+        <w:ind w:left="360"/>
+        <w:rPr>
+          <w:b/>
+          <w:bCs/>
+          <w:color w:val="00B050"/>
+        </w:rPr>
+      </w:pPr>
+      <w:r>
+        <w:rPr>
+          <w:b/>
+          <w:bCs/>
+          <w:color w:val="00B050"/>
+        </w:rPr>
+        <w:t xml:space="preserve">                body: JSON.stringify({</w:t>
+      </w:r>
+    </w:p>
+    <w:p>
+      <w:pPr>
+        <w:pStyle w:val="Sinespaciado"/>
+        <w:ind w:left="360"/>
+        <w:rPr>
+          <w:b/>
+          <w:bCs/>
+          <w:color w:val="00B050"/>
+        </w:rPr>
+      </w:pPr>
+      <w:r>
+        <w:rPr>
+          <w:b/>
+          <w:bCs/>
+          <w:color w:val="00B050"/>
+        </w:rPr>
+        <w:t xml:space="preserve">                    desde: desde,</w:t>
+      </w:r>
+    </w:p>
+    <w:p>
+      <w:pPr>
+        <w:pStyle w:val="Sinespaciado"/>
+        <w:ind w:left="360"/>
+        <w:rPr>
+          <w:b/>
+          <w:bCs/>
+          <w:color w:val="00B050"/>
+        </w:rPr>
+      </w:pPr>
+      <w:r>
+        <w:rPr>
+          <w:b/>
+          <w:bCs/>
+          <w:color w:val="00B050"/>
+        </w:rPr>
+        <w:t xml:space="preserve">                    hasta: hasta,</w:t>
+      </w:r>
+    </w:p>
+    <w:p>
+      <w:pPr>
+        <w:pStyle w:val="Sinespaciado"/>
+        <w:ind w:left="360"/>
+        <w:rPr>
+          <w:b/>
+          <w:bCs/>
+          <w:color w:val="00B050"/>
+        </w:rPr>
+      </w:pPr>
+      <w:r>
+        <w:rPr>
+          <w:b/>
+          <w:bCs/>
+          <w:color w:val="00B050"/>
+        </w:rPr>
+        <w:t xml:space="preserve">                    cocheIds: cocheIds</w:t>
+      </w:r>
+    </w:p>
+    <w:p>
+      <w:pPr>
+        <w:pStyle w:val="Sinespaciado"/>
+        <w:ind w:left="360"/>
+        <w:rPr>
+          <w:b/>
+          <w:bCs/>
+        </w:rPr>
+      </w:pPr>
+      <w:r>
+        <w:rPr>
+          <w:b/>
+          <w:bCs/>
+          <w:color w:val="00B050"/>
+        </w:rPr>
+        <w:t xml:space="preserve">                </w:t>
+      </w:r>
+      <w:r>
+        <w:rPr>
+          <w:b/>
+          <w:bCs/>
+        </w:rPr>
+        <w:t>})</w:t>
+      </w:r>
+      <w:r>
+        <w:rPr>
+          <w:b/>
+          <w:bCs/>
+        </w:rPr>
+        <w:t>//se pasan en formato JSON</w:t>
+      </w:r>
+    </w:p>
+    <w:p>
+      <w:pPr>
+        <w:pStyle w:val="Sinespaciado"/>
+        <w:ind w:left="360"/>
+        <w:rPr>
+          <w:b/>
+          <w:bCs/>
+          <w:color w:val="EE0000"/>
+        </w:rPr>
+      </w:pPr>
+      <w:r>
+        <w:rPr>
+          <w:b/>
+          <w:bCs/>
+          <w:color w:val="EE0000"/>
+        </w:rPr>
+        <w:lastRenderedPageBreak/>
+        <w:t xml:space="preserve">            })</w:t>
+      </w:r>
+    </w:p>
+    <w:p>
+      <w:pPr>
+        <w:pStyle w:val="Sinespaciado"/>
+        <w:ind w:left="360"/>
+        <w:rPr>
+          <w:b/>
+          <w:bCs/>
+          <w:color w:val="EE0000"/>
+        </w:rPr>
+      </w:pPr>
+      <w:r>
+        <w:rPr>
+          <w:b/>
+          <w:bCs/>
+          <w:color w:val="EE0000"/>
+        </w:rPr>
+        <w:t xml:space="preserve">            .then(response =&gt; {</w:t>
+      </w:r>
+    </w:p>
+    <w:p>
+      <w:pPr>
+        <w:pStyle w:val="Sinespaciado"/>
+        <w:ind w:left="360"/>
+        <w:rPr>
+          <w:b/>
+          <w:bCs/>
+          <w:color w:val="EE0000"/>
+        </w:rPr>
+      </w:pPr>
+      <w:r>
+        <w:rPr>
+          <w:b/>
+          <w:bCs/>
+          <w:color w:val="EE0000"/>
+        </w:rPr>
+        <w:t xml:space="preserve">                console.log("Respuesta HTTP:", response.status);</w:t>
+      </w:r>
+    </w:p>
+    <w:p>
+      <w:pPr>
+        <w:pStyle w:val="Sinespaciado"/>
+        <w:ind w:left="360"/>
+        <w:rPr>
+          <w:b/>
+          <w:bCs/>
+          <w:color w:val="EE0000"/>
+        </w:rPr>
+      </w:pPr>
+      <w:r>
+        <w:rPr>
+          <w:b/>
+          <w:bCs/>
+          <w:color w:val="EE0000"/>
+        </w:rPr>
+        <w:t xml:space="preserve">                return response.text();</w:t>
+      </w:r>
+    </w:p>
+    <w:p>
+      <w:pPr>
+        <w:pStyle w:val="Sinespaciado"/>
+        <w:ind w:left="360"/>
+        <w:rPr>
+          <w:b/>
+          <w:bCs/>
+          <w:color w:val="EE0000"/>
+        </w:rPr>
+      </w:pPr>
+      <w:r>
+        <w:rPr>
+          <w:b/>
+          <w:bCs/>
+          <w:color w:val="EE0000"/>
+        </w:rPr>
+        <w:t xml:space="preserve">            })</w:t>
+      </w:r>
+    </w:p>
+    <w:p>
+      <w:pPr>
+        <w:pStyle w:val="Sinespaciado"/>
+        <w:ind w:left="360"/>
+        <w:rPr>
+          <w:b/>
+          <w:bCs/>
+          <w:color w:val="EE0000"/>
+        </w:rPr>
+      </w:pPr>
+      <w:r>
+        <w:rPr>
+          <w:b/>
+          <w:bCs/>
+          <w:color w:val="EE0000"/>
+        </w:rPr>
+        <w:t xml:space="preserve">            .then(data =&gt; {</w:t>
+      </w:r>
+    </w:p>
+    <w:p>
+      <w:pPr>
+        <w:pStyle w:val="Sinespaciado"/>
+        <w:ind w:left="360"/>
+        <w:rPr>
+          <w:b/>
+          <w:bCs/>
+          <w:color w:val="EE0000"/>
+        </w:rPr>
+      </w:pPr>
+      <w:r>
+        <w:rPr>
+          <w:b/>
+          <w:bCs/>
+          <w:color w:val="EE0000"/>
+        </w:rPr>
+        <w:t xml:space="preserve">                console.log("Contenido recibido:", data);</w:t>
+      </w:r>
+    </w:p>
+    <w:p>
+      <w:pPr>
+        <w:pStyle w:val="Sinespaciado"/>
+        <w:ind w:left="360"/>
+        <w:rPr>
+          <w:b/>
+          <w:bCs/>
+          <w:color w:val="EE0000"/>
+        </w:rPr>
+      </w:pPr>
+      <w:r>
+        <w:rPr>
+          <w:b/>
+          <w:bCs/>
+          <w:color w:val="EE0000"/>
+        </w:rPr>
+        <w:t xml:space="preserve">                cont.innerHTML = data;</w:t>
+      </w:r>
+    </w:p>
+    <w:p>
+      <w:pPr>
+        <w:pStyle w:val="Sinespaciado"/>
+        <w:ind w:left="360"/>
+        <w:rPr>
+          <w:b/>
+          <w:bCs/>
+          <w:color w:val="EE0000"/>
+        </w:rPr>
+      </w:pPr>
+      <w:r>
+        <w:rPr>
+          <w:b/>
+          <w:bCs/>
+          <w:color w:val="EE0000"/>
+        </w:rPr>
+        <w:t xml:space="preserve">                cont.style.display = "block";</w:t>
+      </w:r>
+    </w:p>
+    <w:p>
+      <w:pPr>
+        <w:pStyle w:val="Sinespaciado"/>
+        <w:ind w:left="360"/>
+        <w:rPr>
+          <w:b/>
+          <w:bCs/>
+          <w:color w:val="EE0000"/>
+        </w:rPr>
+      </w:pPr>
+      <w:r>
+        <w:rPr>
+          <w:b/>
+          <w:bCs/>
+          <w:color w:val="EE0000"/>
+        </w:rPr>
+        <w:t xml:space="preserve">                document.getElementById("botonMeses").innerText = "Ocultar datos";</w:t>
+      </w:r>
+    </w:p>
+    <w:p>
+      <w:pPr>
+        <w:pStyle w:val="Sinespaciado"/>
+        <w:ind w:left="360"/>
+        <w:rPr>
+          <w:b/>
+          <w:bCs/>
+          <w:color w:val="EE0000"/>
+        </w:rPr>
+      </w:pPr>
+      <w:r>
+        <w:rPr>
+          <w:b/>
+          <w:bCs/>
+          <w:color w:val="EE0000"/>
+        </w:rPr>
+        <w:t xml:space="preserve">            })</w:t>
+      </w:r>
+    </w:p>
+    <w:p>
+      <w:pPr>
+        <w:pStyle w:val="Sinespaciado"/>
+        <w:ind w:left="360"/>
+        <w:rPr>
+          <w:b/>
+          <w:bCs/>
+          <w:color w:val="EE0000"/>
+        </w:rPr>
+      </w:pPr>
+      <w:r>
+        <w:rPr>
+          <w:b/>
+          <w:bCs/>
+          <w:color w:val="EE0000"/>
+        </w:rPr>
+        <w:t xml:space="preserve">            .catch(error =&gt; {</w:t>
+      </w:r>
+    </w:p>
+    <w:p>
+      <w:pPr>
+        <w:pStyle w:val="Sinespaciado"/>
+        <w:ind w:left="360"/>
+        <w:rPr>
+          <w:b/>
+          <w:bCs/>
+          <w:color w:val="EE0000"/>
+        </w:rPr>
+      </w:pPr>
+      <w:r>
+        <w:rPr>
+          <w:b/>
+          <w:bCs/>
+          <w:color w:val="EE0000"/>
+        </w:rPr>
+        <w:t xml:space="preserve">                console.error("Error en fetch:", error);</w:t>
+      </w:r>
+    </w:p>
+    <w:p>
+      <w:pPr>
+        <w:pStyle w:val="Sinespaciado"/>
+        <w:ind w:left="360"/>
+        <w:rPr>
+          <w:b/>
+          <w:bCs/>
+          <w:color w:val="EE0000"/>
+        </w:rPr>
+      </w:pPr>
+      <w:r>
+        <w:rPr>
+          <w:b/>
+          <w:bCs/>
+          <w:color w:val="EE0000"/>
+        </w:rPr>
+        <w:t xml:space="preserve">                cont.innerHTML = "Error: " + error;</w:t>
+      </w:r>
+    </w:p>
+    <w:p>
+      <w:pPr>
+        <w:pStyle w:val="Sinespaciado"/>
+        <w:ind w:left="360"/>
+        <w:rPr>
+          <w:b/>
+          <w:bCs/>
+          <w:color w:val="EE0000"/>
+        </w:rPr>
+      </w:pPr>
+      <w:r>
+        <w:rPr>
+          <w:b/>
+          <w:bCs/>
+          <w:color w:val="EE0000"/>
+        </w:rPr>
+        <w:t xml:space="preserve">            });</w:t>
+      </w:r>
+    </w:p>
+    <w:p>
+      <w:pPr>
+        <w:pStyle w:val="Sinespaciado"/>
+        <w:ind w:left="360"/>
+        <w:rPr>
+          <w:b/>
+          <w:bCs/>
+          <w:color w:val="EE0000"/>
+        </w:rPr>
+      </w:pPr>
+      <w:r>
+        <w:rPr>
+          <w:b/>
+          <w:bCs/>
+          <w:color w:val="EE0000"/>
+        </w:rPr>
+        <w:t xml:space="preserve">        }</w:t>
+      </w:r>
+    </w:p>
+    <w:p>
+      <w:pPr>
+        <w:pStyle w:val="Sinespaciado"/>
+        <w:ind w:left="360"/>
+        <w:rPr>
+          <w:b/>
+          <w:bCs/>
+          <w:color w:val="EE0000"/>
+        </w:rPr>
+      </w:pPr>
+      <w:r>
+        <w:rPr>
+          <w:b/>
+          <w:bCs/>
+          <w:color w:val="EE0000"/>
+        </w:rPr>
+        <w:t xml:space="preserve">    }</w:t>
+      </w:r>
+    </w:p>
+    <w:p>
+      <w:pPr>
+        <w:pStyle w:val="Sinespaciado"/>
+        <w:ind w:left="360"/>
+        <w:rPr>
+          <w:b/>
+          <w:bCs/>
+        </w:rPr>
+      </w:pPr>
+      <w:r>
+        <w:rPr>
+          <w:b/>
+          <w:bCs/>
+        </w:rPr>
+        <w:t>Y en PHP se recuperan asi:</w:t>
+      </w:r>
+    </w:p>
+    <w:p>
+      <w:pPr>
+        <w:pStyle w:val="Sinespaciado"/>
+        <w:ind w:left="360"/>
+        <w:rPr>
+          <w:b/>
+          <w:bCs/>
+          <w:color w:val="EE0000"/>
+        </w:rPr>
+      </w:pPr>
+      <w:r>
+        <w:rPr>
+          <w:b/>
+          <w:bCs/>
+          <w:color w:val="EE0000"/>
+        </w:rPr>
+        <w:t>public function totalAlquileresVehiculo() {</w:t>
+      </w:r>
+    </w:p>
+    <w:p>
+      <w:pPr>
+        <w:pStyle w:val="Sinespaciado"/>
+        <w:ind w:left="360"/>
+        <w:rPr>
+          <w:b/>
+          <w:bCs/>
+          <w:color w:val="EE0000"/>
+        </w:rPr>
+      </w:pPr>
+      <w:r>
+        <w:rPr>
+          <w:b/>
+          <w:bCs/>
+          <w:color w:val="EE0000"/>
+        </w:rPr>
+        <w:t xml:space="preserve">    // Leer datos del body JSON</w:t>
+      </w:r>
+    </w:p>
+    <w:p>
+      <w:pPr>
+        <w:pStyle w:val="Sinespaciado"/>
+        <w:ind w:left="360"/>
+        <w:rPr>
+          <w:b/>
+          <w:bCs/>
+          <w:color w:val="00B050"/>
+        </w:rPr>
+      </w:pPr>
+      <w:r>
+        <w:rPr>
+          <w:b/>
+          <w:bCs/>
+          <w:color w:val="EE0000"/>
+        </w:rPr>
+        <w:t xml:space="preserve">    </w:t>
+      </w:r>
+      <w:r>
+        <w:rPr>
+          <w:b/>
+          <w:bCs/>
+          <w:color w:val="00B050"/>
+        </w:rPr>
+        <w:t>$input = json_decode(file_get_contents('php://input'), true);</w:t>
+      </w:r>
+    </w:p>
+    <w:p>
+      <w:pPr>
+        <w:pStyle w:val="Sinespaciado"/>
+        <w:ind w:left="360"/>
+        <w:rPr>
+          <w:b/>
+          <w:bCs/>
+          <w:color w:val="00B050"/>
+        </w:rPr>
+      </w:pPr>
+    </w:p>
+    <w:p>
+      <w:pPr>
+        <w:pStyle w:val="Sinespaciado"/>
+        <w:ind w:left="360"/>
+        <w:rPr>
+          <w:b/>
+          <w:bCs/>
+          <w:color w:val="00B050"/>
+        </w:rPr>
+      </w:pPr>
+      <w:r>
+        <w:rPr>
+          <w:b/>
+          <w:bCs/>
+          <w:color w:val="00B050"/>
+        </w:rPr>
+        <w:t xml:space="preserve">    $desde = $input['desde'] ?? null;</w:t>
+      </w:r>
+    </w:p>
+    <w:p>
+      <w:pPr>
+        <w:pStyle w:val="Sinespaciado"/>
+        <w:ind w:left="360"/>
+        <w:rPr>
+          <w:b/>
+          <w:bCs/>
+          <w:color w:val="00B050"/>
+        </w:rPr>
+      </w:pPr>
+      <w:r>
+        <w:rPr>
+          <w:b/>
+          <w:bCs/>
+          <w:color w:val="00B050"/>
+        </w:rPr>
+        <w:t xml:space="preserve">    $hasta = $input['hasta'] ?? null;</w:t>
+      </w:r>
+    </w:p>
+    <w:p>
+      <w:pPr>
+        <w:pStyle w:val="Sinespaciado"/>
+        <w:ind w:left="360"/>
+        <w:rPr>
+          <w:b/>
+          <w:bCs/>
+          <w:color w:val="00B050"/>
+        </w:rPr>
+      </w:pPr>
+      <w:r>
+        <w:rPr>
+          <w:b/>
+          <w:bCs/>
+          <w:color w:val="00B050"/>
+        </w:rPr>
+        <w:t xml:space="preserve">    $cocheIds = $input['cocheIds'] ?? [];</w:t>
+      </w:r>
+    </w:p>
+    <w:p>
+      <w:pPr>
+        <w:pStyle w:val="Sinespaciado"/>
+        <w:ind w:left="360"/>
+        <w:rPr>
+          <w:b/>
+          <w:bCs/>
+          <w:color w:val="EE0000"/>
+        </w:rPr>
+      </w:pPr>
+      <w:r>
+        <w:rPr>
+          <w:b/>
+          <w:bCs/>
+          <w:color w:val="EE0000"/>
+        </w:rPr>
+        <w:t>}</w:t>
+      </w:r>
     </w:p>
     <w:sectPr>
       <w:footerReference w:type="default" r:id="rId8"/>
@@ -29112,7 +30157,6 @@
   <w:style w:type="character" w:default="1" w:styleId="Fuentedeprrafopredeter">
     <w:name w:val="Default Paragraph Font"/>
     <w:uiPriority w:val="1"/>
-    <w:semiHidden/>
     <w:unhideWhenUsed/>
   </w:style>
   <w:style w:type="table" w:default="1" w:styleId="Tablanormal">

--- a/BASE DATOS EMPRESA/EMPRESA/FUNCIONAMIENTO DE TODO.docx
+++ b/BASE DATOS EMPRESA/EMPRESA/FUNCIONAMIENTO DE TODO.docx
@@ -1177,7 +1177,16 @@
     </w:p>
     <w:p>
       <w:r>
-        <w:t>La tabla POST tiene una sola tabla hola que contiene una funcion fun1</w:t>
+        <w:t xml:space="preserve">La tabla POST tiene una sola </w:t>
+      </w:r>
+      <w:r>
+        <w:tab/>
+      </w:r>
+      <w:r>
+        <w:tab/>
+      </w:r>
+      <w:r>
+        <w:t xml:space="preserve"> hola que contiene una funcion fun1</w:t>
       </w:r>
     </w:p>
     <w:p>
@@ -4885,34 +4894,13 @@
           <w:lang w:eastAsia="es-ES"/>
           <w14:ligatures w14:val="none"/>
         </w:rPr>
-        <w:t>= “</w:t>
-      </w:r>
-      <w:proofErr w:type="spellStart"/>
-      <w:r>
-        <w:rPr>
-          <w:rFonts w:ascii="Consolas" w:eastAsia="Times New Roman" w:hAnsi="Consolas" w:cs="Times New Roman"/>
-          <w:noProof w:val="0"/>
-          <w:color w:val="CE9178"/>
-          <w:kern w:val="0"/>
-          <w:sz w:val="21"/>
-          <w:szCs w:val="21"/>
-          <w:lang w:eastAsia="es-ES"/>
-          <w14:ligatures w14:val="none"/>
-        </w:rPr>
-        <w:t>p</w:t>
-      </w:r>
-      <w:r>
-        <w:rPr>
-          <w:color w:val="EE0000"/>
-        </w:rPr>
-        <w:t>ages</w:t>
-      </w:r>
-      <w:proofErr w:type="spellEnd"/>
-      <w:r>
-        <w:rPr>
-          <w:color w:val="EE0000"/>
-        </w:rPr>
-        <w:t>/borrar/&lt;?=$entidad-&gt;getId()?&gt;</w:t>
+        <w:t>= “p</w:t>
+      </w:r>
+      <w:r>
+        <w:rPr>
+          <w:color w:val="EE0000"/>
+        </w:rPr>
+        <w:t>ages/borrar/&lt;?=$entidad-&gt;getId()?&gt;</w:t>
       </w:r>
     </w:p>
     <w:p>
@@ -12647,7 +12635,6 @@
         </w:rPr>
         <w:t xml:space="preserve">Con </w:t>
       </w:r>
-      <w:proofErr w:type="gramStart"/>
       <w:r>
         <w:rPr>
           <w:rFonts w:ascii="Courier New" w:eastAsia="Times New Roman" w:hAnsi="Courier New" w:cs="Courier New"/>
@@ -12658,20 +12645,7 @@
           <w:lang w:eastAsia="es-ES"/>
           <w14:ligatures w14:val="none"/>
         </w:rPr>
-        <w:t>COALESCE(</w:t>
-      </w:r>
-      <w:proofErr w:type="gramEnd"/>
-      <w:r>
-        <w:rPr>
-          <w:rFonts w:ascii="Courier New" w:eastAsia="Times New Roman" w:hAnsi="Courier New" w:cs="Courier New"/>
-          <w:noProof w:val="0"/>
-          <w:kern w:val="0"/>
-          <w:sz w:val="20"/>
-          <w:szCs w:val="20"/>
-          <w:lang w:eastAsia="es-ES"/>
-          <w14:ligatures w14:val="none"/>
-        </w:rPr>
-        <w:t>...,0)</w:t>
+        <w:t>COALESCE(...,0)</w:t>
       </w:r>
       <w:r>
         <w:rPr>
@@ -34559,120 +34533,28 @@
           <w:b/>
           <w:bCs/>
         </w:rPr>
-        <w:t>&lt;</w:t>
-      </w:r>
-      <w:proofErr w:type="spellStart"/>
+        <w:t>&lt;div class="tooltip-popup"&gt;</w:t>
+      </w:r>
+      <w:r>
+        <w:t xml:space="preserve"> en toda la página.</w:t>
+      </w:r>
+      <w:r>
+        <w:br/>
+        <w:t xml:space="preserve">No hay un </w:t>
+      </w:r>
       <w:r>
         <w:rPr>
           <w:rStyle w:val="CdigoHTML"/>
           <w:rFonts w:eastAsiaTheme="majorEastAsia"/>
-          <w:b/>
-          <w:bCs/>
-        </w:rPr>
-        <w:t>div</w:t>
-      </w:r>
-      <w:proofErr w:type="spellEnd"/>
-      <w:r>
-        <w:rPr>
-          <w:rStyle w:val="CdigoHTML"/>
-          <w:rFonts w:eastAsiaTheme="majorEastAsia"/>
-          <w:b/>
-          <w:bCs/>
-        </w:rPr>
-        <w:t xml:space="preserve"> </w:t>
-      </w:r>
-      <w:proofErr w:type="spellStart"/>
-      <w:r>
-        <w:rPr>
-          <w:rStyle w:val="CdigoHTML"/>
-          <w:rFonts w:eastAsiaTheme="majorEastAsia"/>
-          <w:b/>
-          <w:bCs/>
-        </w:rPr>
-        <w:t>class</w:t>
-      </w:r>
-      <w:proofErr w:type="spellEnd"/>
-      <w:r>
-        <w:rPr>
-          <w:rStyle w:val="CdigoHTML"/>
-          <w:rFonts w:eastAsiaTheme="majorEastAsia"/>
-          <w:b/>
-          <w:bCs/>
-        </w:rPr>
-        <w:t>="</w:t>
-      </w:r>
-      <w:proofErr w:type="spellStart"/>
-      <w:r>
-        <w:rPr>
-          <w:rStyle w:val="CdigoHTML"/>
-          <w:rFonts w:eastAsiaTheme="majorEastAsia"/>
-          <w:b/>
-          <w:bCs/>
-        </w:rPr>
-        <w:t>tooltip-popup</w:t>
-      </w:r>
-      <w:proofErr w:type="spellEnd"/>
-      <w:r>
-        <w:rPr>
-          <w:rStyle w:val="CdigoHTML"/>
-          <w:rFonts w:eastAsiaTheme="majorEastAsia"/>
-          <w:b/>
-          <w:bCs/>
-        </w:rPr>
-        <w:t>"&gt;</w:t>
-      </w:r>
-      <w:r>
-        <w:t xml:space="preserve"> en toda la página.</w:t>
+        </w:rPr>
+        <w:t>&lt;div&gt;</w:t>
+      </w:r>
+      <w:r>
+        <w:t xml:space="preserve"> por celda, ni uno por tooltip.</w:t>
       </w:r>
       <w:r>
         <w:br/>
-        <w:t xml:space="preserve">No hay un </w:t>
-      </w:r>
-      <w:r>
-        <w:rPr>
-          <w:rStyle w:val="CdigoHTML"/>
-          <w:rFonts w:eastAsiaTheme="majorEastAsia"/>
-        </w:rPr>
-        <w:t>&lt;</w:t>
-      </w:r>
-      <w:proofErr w:type="spellStart"/>
-      <w:r>
-        <w:rPr>
-          <w:rStyle w:val="CdigoHTML"/>
-          <w:rFonts w:eastAsiaTheme="majorEastAsia"/>
-        </w:rPr>
-        <w:t>div</w:t>
-      </w:r>
-      <w:proofErr w:type="spellEnd"/>
-      <w:r>
-        <w:rPr>
-          <w:rStyle w:val="CdigoHTML"/>
-          <w:rFonts w:eastAsiaTheme="majorEastAsia"/>
-        </w:rPr>
-        <w:t>&gt;</w:t>
-      </w:r>
-      <w:r>
-        <w:t xml:space="preserve"> por celda, ni uno por </w:t>
-      </w:r>
-      <w:proofErr w:type="spellStart"/>
-      <w:r>
-        <w:t>tooltip</w:t>
-      </w:r>
-      <w:proofErr w:type="spellEnd"/>
-      <w:r>
-        <w:t>.</w:t>
-      </w:r>
-      <w:r>
-        <w:br/>
-        <w:t xml:space="preserve">Ese único </w:t>
-      </w:r>
-      <w:proofErr w:type="spellStart"/>
-      <w:r>
-        <w:t>div</w:t>
-      </w:r>
-      <w:proofErr w:type="spellEnd"/>
-      <w:r>
-        <w:t xml:space="preserve"> </w:t>
+        <w:t xml:space="preserve">Ese único div </w:t>
       </w:r>
       <w:r>
         <w:rPr>
@@ -37765,35 +37647,7 @@
           <w:b/>
           <w:bCs/>
         </w:rPr>
-        <w:t xml:space="preserve">Si el elemento flota  </w:t>
-      </w:r>
-      <w:r>
-        <w:rPr>
-          <w:b/>
-          <w:bCs/>
-        </w:rPr>
-        <w:t>contenedor.style.top</w:t>
-      </w:r>
-      <w:r>
-        <w:rPr>
-          <w:b/>
-          <w:bCs/>
-        </w:rPr>
-        <w:t xml:space="preserve"> cambia por que el elemento no se queda en el mismo sitio de la pagina, se mueve con el scroll y se aleja de sus compañeros HTML, pero si no flota </w:t>
-      </w:r>
-      <w:r>
-        <w:rPr>
-          <w:b/>
-          <w:bCs/>
-        </w:rPr>
-        <w:t>contenedor.style.top</w:t>
-      </w:r>
-      <w:r>
-        <w:rPr>
-          <w:b/>
-          <w:bCs/>
-        </w:rPr>
-        <w:t xml:space="preserve"> esta siempre igual porque no se separa de los demas elementos.</w:t>
+        <w:t>Si el elemento flota  contenedor.style.top cambia por que el elemento no se queda en el mismo sitio de la pagina, se mueve con el scroll y se aleja de sus compañeros HTML, pero si no flota contenedor.style.top esta siempre igual porque no se separa de los demas elementos.</w:t>
       </w:r>
     </w:p>
     <w:p>
@@ -37817,15 +37671,7 @@
           <w:bCs/>
           <w:color w:val="EE0000"/>
         </w:rPr>
-        <w:t>contenedor.style.top</w:t>
-      </w:r>
-      <w:r>
-        <w:rPr>
-          <w:b/>
-          <w:bCs/>
-          <w:color w:val="EE0000"/>
-        </w:rPr>
-        <w:t xml:space="preserve">. </w:t>
+        <w:t xml:space="preserve">contenedor.style.top. </w:t>
       </w:r>
       <w:r>
         <w:rPr>
@@ -37944,7 +37790,35 @@
           <w:b/>
           <w:bCs/>
         </w:rPr>
-        <w:t xml:space="preserve">Aunqeu ponga top:10px en CSS no asigna style.top </w:t>
+        <w:t>Aunqu</w:t>
+      </w:r>
+      <w:r>
+        <w:rPr>
+          <w:b/>
+          <w:bCs/>
+        </w:rPr>
+        <w:t>e</w:t>
+      </w:r>
+      <w:r>
+        <w:rPr>
+          <w:b/>
+          <w:bCs/>
+        </w:rPr>
+        <w:t xml:space="preserve"> ponga top:10px en CSS no asigna style.top</w:t>
+      </w:r>
+      <w:r>
+        <w:rPr>
+          <w:b/>
+          <w:bCs/>
+        </w:rPr>
+        <w:t>.</w:t>
+      </w:r>
+      <w:r>
+        <w:rPr>
+          <w:b/>
+          <w:bCs/>
+        </w:rPr>
+        <w:t xml:space="preserve"> </w:t>
       </w:r>
       <w:r>
         <w:rPr>
@@ -37988,7 +37862,36 @@
           <w:bCs/>
           <w:color w:val="EE0000"/>
         </w:rPr>
-        <w:t xml:space="preserve"> contendor.style.top exite cuando en JS hago conentedor.style.top = xxpx;</w:t>
+        <w:t xml:space="preserve"> contendor.style.top </w:t>
+      </w:r>
+      <w:r>
+        <w:rPr>
+          <w:b/>
+          <w:bCs/>
+        </w:rPr>
+        <w:t>exi</w:t>
+      </w:r>
+      <w:r>
+        <w:rPr>
+          <w:b/>
+          <w:bCs/>
+        </w:rPr>
+        <w:t>s</w:t>
+      </w:r>
+      <w:r>
+        <w:rPr>
+          <w:b/>
+          <w:bCs/>
+        </w:rPr>
+        <w:t>te cuando en JS hago</w:t>
+      </w:r>
+      <w:r>
+        <w:rPr>
+          <w:b/>
+          <w:bCs/>
+          <w:color w:val="EE0000"/>
+        </w:rPr>
+        <w:t xml:space="preserve"> conentedor.style.top = xxpx;</w:t>
       </w:r>
     </w:p>
     <w:p>
@@ -38245,21 +38148,1183 @@
           <w:bCs/>
         </w:rPr>
         <w:lastRenderedPageBreak/>
-        <w:t>Funcion completa:</w:t>
-      </w:r>
-    </w:p>
-    <w:p>
-      <w:pPr>
-        <w:pStyle w:val="Sinespaciado"/>
-        <w:rPr>
-          <w:b/>
-          <w:bCs/>
-        </w:rPr>
-      </w:pPr>
-      <w:r>
-        <w:rPr>
-          <w:b/>
-          <w:bCs/>
+        <w:t>Aquí tienes un ejemplo completo y visual (puedes copiarlo tal cual en un archivo .html y abrirlo en tu navegador).</w:t>
+      </w:r>
+      <w:r>
+        <w:rPr>
+          <w:b/>
+          <w:bCs/>
+        </w:rPr>
+        <w:br/>
+        <w:t>Vas a ver cómo el top no existe al principio, y aparece dinámicamente cuando tu código JavaScript lo modifica durante el scroll.</w:t>
+      </w:r>
+    </w:p>
+    <w:p>
+      <w:pPr>
+        <w:pStyle w:val="Sinespaciado"/>
+        <w:rPr>
+          <w:b/>
+          <w:bCs/>
+        </w:rPr>
+      </w:pPr>
+      <w:r>
+        <w:rPr>
+          <w:b/>
+          <w:bCs/>
+        </w:rPr>
+        <w:t>&lt;!DOCTYPE html&gt;</w:t>
+      </w:r>
+    </w:p>
+    <w:p>
+      <w:pPr>
+        <w:pStyle w:val="Sinespaciado"/>
+        <w:rPr>
+          <w:b/>
+          <w:bCs/>
+        </w:rPr>
+      </w:pPr>
+      <w:r>
+        <w:rPr>
+          <w:b/>
+          <w:bCs/>
+        </w:rPr>
+        <w:t>&lt;html lang="es"&gt;</w:t>
+      </w:r>
+    </w:p>
+    <w:p>
+      <w:pPr>
+        <w:pStyle w:val="Sinespaciado"/>
+        <w:rPr>
+          <w:b/>
+          <w:bCs/>
+        </w:rPr>
+      </w:pPr>
+      <w:r>
+        <w:rPr>
+          <w:b/>
+          <w:bCs/>
+        </w:rPr>
+        <w:t>&lt;head&gt;</w:t>
+      </w:r>
+    </w:p>
+    <w:p>
+      <w:pPr>
+        <w:pStyle w:val="Sinespaciado"/>
+        <w:rPr>
+          <w:b/>
+          <w:bCs/>
+        </w:rPr>
+      </w:pPr>
+      <w:r>
+        <w:rPr>
+          <w:b/>
+          <w:bCs/>
+        </w:rPr>
+        <w:t xml:space="preserve">  &lt;meta charset="UTF-8"&gt;</w:t>
+      </w:r>
+    </w:p>
+    <w:p>
+      <w:pPr>
+        <w:pStyle w:val="Sinespaciado"/>
+        <w:rPr>
+          <w:b/>
+          <w:bCs/>
+        </w:rPr>
+      </w:pPr>
+      <w:r>
+        <w:rPr>
+          <w:b/>
+          <w:bCs/>
+        </w:rPr>
+        <w:t xml:space="preserve">  &lt;title&gt;Ejemplo scroll y propiedad top&lt;/title&gt;</w:t>
+      </w:r>
+    </w:p>
+    <w:p>
+      <w:pPr>
+        <w:pStyle w:val="Sinespaciado"/>
+        <w:rPr>
+          <w:b/>
+          <w:bCs/>
+        </w:rPr>
+      </w:pPr>
+      <w:r>
+        <w:rPr>
+          <w:b/>
+          <w:bCs/>
+        </w:rPr>
+        <w:t xml:space="preserve">  &lt;style&gt;</w:t>
+      </w:r>
+    </w:p>
+    <w:p>
+      <w:pPr>
+        <w:pStyle w:val="Sinespaciado"/>
+        <w:rPr>
+          <w:b/>
+          <w:bCs/>
+        </w:rPr>
+      </w:pPr>
+      <w:r>
+        <w:rPr>
+          <w:b/>
+          <w:bCs/>
+        </w:rPr>
+        <w:t xml:space="preserve">    body {</w:t>
+      </w:r>
+    </w:p>
+    <w:p>
+      <w:pPr>
+        <w:pStyle w:val="Sinespaciado"/>
+        <w:rPr>
+          <w:b/>
+          <w:bCs/>
+        </w:rPr>
+      </w:pPr>
+      <w:r>
+        <w:rPr>
+          <w:b/>
+          <w:bCs/>
+        </w:rPr>
+        <w:t xml:space="preserve">      height: 2000px; /* Para que haya scroll */</w:t>
+      </w:r>
+    </w:p>
+    <w:p>
+      <w:pPr>
+        <w:pStyle w:val="Sinespaciado"/>
+        <w:rPr>
+          <w:b/>
+          <w:bCs/>
+        </w:rPr>
+      </w:pPr>
+      <w:r>
+        <w:rPr>
+          <w:b/>
+          <w:bCs/>
+        </w:rPr>
+        <w:t xml:space="preserve">      background: linear-gradient(to bottom, #f8f9fa, #dee2e6);</w:t>
+      </w:r>
+    </w:p>
+    <w:p>
+      <w:pPr>
+        <w:pStyle w:val="Sinespaciado"/>
+        <w:rPr>
+          <w:b/>
+          <w:bCs/>
+        </w:rPr>
+      </w:pPr>
+      <w:r>
+        <w:rPr>
+          <w:b/>
+          <w:bCs/>
+        </w:rPr>
+        <w:t xml:space="preserve">      font-family: sans-serif;</w:t>
+      </w:r>
+    </w:p>
+    <w:p>
+      <w:pPr>
+        <w:pStyle w:val="Sinespaciado"/>
+        <w:rPr>
+          <w:b/>
+          <w:bCs/>
+        </w:rPr>
+      </w:pPr>
+      <w:r>
+        <w:rPr>
+          <w:b/>
+          <w:bCs/>
+        </w:rPr>
+        <w:t xml:space="preserve">    }</w:t>
+      </w:r>
+    </w:p>
+    <w:p>
+      <w:pPr>
+        <w:pStyle w:val="Sinespaciado"/>
+        <w:rPr>
+          <w:b/>
+          <w:bCs/>
+        </w:rPr>
+      </w:pPr>
+    </w:p>
+    <w:p>
+      <w:pPr>
+        <w:pStyle w:val="Sinespaciado"/>
+        <w:rPr>
+          <w:b/>
+          <w:bCs/>
+        </w:rPr>
+      </w:pPr>
+      <w:r>
+        <w:rPr>
+          <w:b/>
+          <w:bCs/>
+        </w:rPr>
+        <w:t xml:space="preserve">    .bloque-flotante {</w:t>
+      </w:r>
+    </w:p>
+    <w:p>
+      <w:pPr>
+        <w:pStyle w:val="Sinespaciado"/>
+        <w:rPr>
+          <w:b/>
+          <w:bCs/>
+        </w:rPr>
+      </w:pPr>
+      <w:r>
+        <w:rPr>
+          <w:b/>
+          <w:bCs/>
+        </w:rPr>
+        <w:t xml:space="preserve">      position: relative; /* &lt;- importante */</w:t>
+      </w:r>
+    </w:p>
+    <w:p>
+      <w:pPr>
+        <w:pStyle w:val="Sinespaciado"/>
+        <w:rPr>
+          <w:b/>
+          <w:bCs/>
+        </w:rPr>
+      </w:pPr>
+      <w:r>
+        <w:rPr>
+          <w:b/>
+          <w:bCs/>
+        </w:rPr>
+        <w:t xml:space="preserve">      background-color: #4c6ef5;</w:t>
+      </w:r>
+    </w:p>
+    <w:p>
+      <w:pPr>
+        <w:pStyle w:val="Sinespaciado"/>
+        <w:rPr>
+          <w:b/>
+          <w:bCs/>
+        </w:rPr>
+      </w:pPr>
+      <w:r>
+        <w:rPr>
+          <w:b/>
+          <w:bCs/>
+        </w:rPr>
+        <w:t xml:space="preserve">      color: white;</w:t>
+      </w:r>
+    </w:p>
+    <w:p>
+      <w:pPr>
+        <w:pStyle w:val="Sinespaciado"/>
+        <w:rPr>
+          <w:b/>
+          <w:bCs/>
+        </w:rPr>
+      </w:pPr>
+      <w:r>
+        <w:rPr>
+          <w:b/>
+          <w:bCs/>
+        </w:rPr>
+        <w:t xml:space="preserve">      width: 200px;</w:t>
+      </w:r>
+    </w:p>
+    <w:p>
+      <w:pPr>
+        <w:pStyle w:val="Sinespaciado"/>
+        <w:rPr>
+          <w:b/>
+          <w:bCs/>
+        </w:rPr>
+      </w:pPr>
+      <w:r>
+        <w:rPr>
+          <w:b/>
+          <w:bCs/>
+        </w:rPr>
+        <w:t xml:space="preserve">      padding: 1em;</w:t>
+      </w:r>
+    </w:p>
+    <w:p>
+      <w:pPr>
+        <w:pStyle w:val="Sinespaciado"/>
+        <w:rPr>
+          <w:b/>
+          <w:bCs/>
+        </w:rPr>
+      </w:pPr>
+      <w:r>
+        <w:rPr>
+          <w:b/>
+          <w:bCs/>
+        </w:rPr>
+        <w:t xml:space="preserve">      border-radius: 8px;</w:t>
+      </w:r>
+    </w:p>
+    <w:p>
+      <w:pPr>
+        <w:pStyle w:val="Sinespaciado"/>
+        <w:rPr>
+          <w:b/>
+          <w:bCs/>
+        </w:rPr>
+      </w:pPr>
+      <w:r>
+        <w:rPr>
+          <w:b/>
+          <w:bCs/>
+        </w:rPr>
+        <w:t xml:space="preserve">      text-align: center;</w:t>
+      </w:r>
+    </w:p>
+    <w:p>
+      <w:pPr>
+        <w:pStyle w:val="Sinespaciado"/>
+        <w:rPr>
+          <w:b/>
+          <w:bCs/>
+        </w:rPr>
+      </w:pPr>
+      <w:r>
+        <w:rPr>
+          <w:b/>
+          <w:bCs/>
+        </w:rPr>
+        <w:t xml:space="preserve">      top: 10px; /* &lt;- definida en CSS */</w:t>
+      </w:r>
+    </w:p>
+    <w:p>
+      <w:pPr>
+        <w:pStyle w:val="Sinespaciado"/>
+        <w:rPr>
+          <w:b/>
+          <w:bCs/>
+        </w:rPr>
+      </w:pPr>
+      <w:r>
+        <w:rPr>
+          <w:b/>
+          <w:bCs/>
+        </w:rPr>
+        <w:t xml:space="preserve">      transition: top 0.2s ease-out;</w:t>
+      </w:r>
+    </w:p>
+    <w:p>
+      <w:pPr>
+        <w:pStyle w:val="Sinespaciado"/>
+        <w:rPr>
+          <w:b/>
+          <w:bCs/>
+        </w:rPr>
+      </w:pPr>
+      <w:r>
+        <w:rPr>
+          <w:b/>
+          <w:bCs/>
+        </w:rPr>
+        <w:t xml:space="preserve">    }</w:t>
+      </w:r>
+    </w:p>
+    <w:p>
+      <w:pPr>
+        <w:pStyle w:val="Sinespaciado"/>
+        <w:rPr>
+          <w:b/>
+          <w:bCs/>
+        </w:rPr>
+      </w:pPr>
+      <w:r>
+        <w:rPr>
+          <w:b/>
+          <w:bCs/>
+        </w:rPr>
+        <w:t xml:space="preserve">  &lt;/style&gt;</w:t>
+      </w:r>
+    </w:p>
+    <w:p>
+      <w:pPr>
+        <w:pStyle w:val="Sinespaciado"/>
+        <w:rPr>
+          <w:b/>
+          <w:bCs/>
+        </w:rPr>
+      </w:pPr>
+      <w:r>
+        <w:rPr>
+          <w:b/>
+          <w:bCs/>
+        </w:rPr>
+        <w:t>&lt;/head&gt;</w:t>
+      </w:r>
+    </w:p>
+    <w:p>
+      <w:pPr>
+        <w:pStyle w:val="Sinespaciado"/>
+        <w:rPr>
+          <w:b/>
+          <w:bCs/>
+        </w:rPr>
+      </w:pPr>
+      <w:r>
+        <w:rPr>
+          <w:b/>
+          <w:bCs/>
+        </w:rPr>
+        <w:t>&lt;body&gt;</w:t>
+      </w:r>
+    </w:p>
+    <w:p>
+      <w:pPr>
+        <w:pStyle w:val="Sinespaciado"/>
+        <w:rPr>
+          <w:b/>
+          <w:bCs/>
+        </w:rPr>
+      </w:pPr>
+    </w:p>
+    <w:p>
+      <w:pPr>
+        <w:pStyle w:val="Sinespaciado"/>
+        <w:rPr>
+          <w:b/>
+          <w:bCs/>
+        </w:rPr>
+      </w:pPr>
+      <w:r>
+        <w:rPr>
+          <w:b/>
+          <w:bCs/>
+        </w:rPr>
+        <w:t xml:space="preserve">  &lt;div id="contenedor" class="bloque-flotante"&gt;</w:t>
+      </w:r>
+    </w:p>
+    <w:p>
+      <w:pPr>
+        <w:pStyle w:val="Sinespaciado"/>
+        <w:rPr>
+          <w:b/>
+          <w:bCs/>
+        </w:rPr>
+      </w:pPr>
+      <w:r>
+        <w:rPr>
+          <w:b/>
+          <w:bCs/>
+        </w:rPr>
+        <w:t xml:space="preserve">    Contenedor flotante</w:t>
+      </w:r>
+    </w:p>
+    <w:p>
+      <w:pPr>
+        <w:pStyle w:val="Sinespaciado"/>
+        <w:rPr>
+          <w:b/>
+          <w:bCs/>
+        </w:rPr>
+      </w:pPr>
+      <w:r>
+        <w:rPr>
+          <w:b/>
+          <w:bCs/>
+        </w:rPr>
+        <w:t xml:space="preserve">  &lt;/div&gt;</w:t>
+      </w:r>
+    </w:p>
+    <w:p>
+      <w:pPr>
+        <w:pStyle w:val="Sinespaciado"/>
+        <w:rPr>
+          <w:b/>
+          <w:bCs/>
+        </w:rPr>
+      </w:pPr>
+    </w:p>
+    <w:p>
+      <w:pPr>
+        <w:pStyle w:val="Sinespaciado"/>
+        <w:rPr>
+          <w:b/>
+          <w:bCs/>
+        </w:rPr>
+      </w:pPr>
+      <w:r>
+        <w:rPr>
+          <w:b/>
+          <w:bCs/>
+        </w:rPr>
+        <w:t xml:space="preserve">  &lt;script&gt;</w:t>
+      </w:r>
+    </w:p>
+    <w:p>
+      <w:pPr>
+        <w:pStyle w:val="Sinespaciado"/>
+        <w:rPr>
+          <w:b/>
+          <w:bCs/>
+        </w:rPr>
+      </w:pPr>
+      <w:r>
+        <w:rPr>
+          <w:b/>
+          <w:bCs/>
+        </w:rPr>
+        <w:t xml:space="preserve">    const contenedor = document.getElementById("contenedor");</w:t>
+      </w:r>
+    </w:p>
+    <w:p>
+      <w:pPr>
+        <w:pStyle w:val="Sinespaciado"/>
+        <w:rPr>
+          <w:b/>
+          <w:bCs/>
+        </w:rPr>
+      </w:pPr>
+    </w:p>
+    <w:p>
+      <w:pPr>
+        <w:pStyle w:val="Sinespaciado"/>
+        <w:rPr>
+          <w:b/>
+          <w:bCs/>
+        </w:rPr>
+      </w:pPr>
+      <w:r>
+        <w:rPr>
+          <w:b/>
+          <w:bCs/>
+        </w:rPr>
+        <w:lastRenderedPageBreak/>
+        <w:t xml:space="preserve">    console.log("</w:t>
+      </w:r>
+      <w:r>
+        <w:rPr>
+          <w:rFonts w:ascii="Segoe UI Emoji" w:hAnsi="Segoe UI Emoji" w:cs="Segoe UI Emoji"/>
+          <w:b/>
+          <w:bCs/>
+        </w:rPr>
+        <w:t>🔍</w:t>
+      </w:r>
+      <w:r>
+        <w:rPr>
+          <w:b/>
+          <w:bCs/>
+        </w:rPr>
+        <w:t xml:space="preserve"> Antes del scroll:");</w:t>
+      </w:r>
+    </w:p>
+    <w:p>
+      <w:pPr>
+        <w:pStyle w:val="Sinespaciado"/>
+        <w:rPr>
+          <w:b/>
+          <w:bCs/>
+        </w:rPr>
+      </w:pPr>
+      <w:r>
+        <w:rPr>
+          <w:b/>
+          <w:bCs/>
+        </w:rPr>
+        <w:t xml:space="preserve">    console.log("style.top:", contenedor.style.top); // "" (no definida en línea)</w:t>
+      </w:r>
+    </w:p>
+    <w:p>
+      <w:pPr>
+        <w:pStyle w:val="Sinespaciado"/>
+        <w:rPr>
+          <w:b/>
+          <w:bCs/>
+        </w:rPr>
+      </w:pPr>
+      <w:r>
+        <w:rPr>
+          <w:b/>
+          <w:bCs/>
+        </w:rPr>
+        <w:t xml:space="preserve">    console.log("computed top:", getComputedStyle(contenedor).top); // "10px" desde el CSS</w:t>
+      </w:r>
+    </w:p>
+    <w:p>
+      <w:pPr>
+        <w:pStyle w:val="Sinespaciado"/>
+        <w:rPr>
+          <w:b/>
+          <w:bCs/>
+        </w:rPr>
+      </w:pPr>
+    </w:p>
+    <w:p>
+      <w:pPr>
+        <w:pStyle w:val="Sinespaciado"/>
+        <w:rPr>
+          <w:b/>
+          <w:bCs/>
+        </w:rPr>
+      </w:pPr>
+      <w:r>
+        <w:rPr>
+          <w:b/>
+          <w:bCs/>
+        </w:rPr>
+        <w:t xml:space="preserve">    // Escucha el scroll</w:t>
+      </w:r>
+    </w:p>
+    <w:p>
+      <w:pPr>
+        <w:pStyle w:val="Sinespaciado"/>
+        <w:rPr>
+          <w:b/>
+          <w:bCs/>
+        </w:rPr>
+      </w:pPr>
+      <w:r>
+        <w:rPr>
+          <w:b/>
+          <w:bCs/>
+        </w:rPr>
+        <w:t xml:space="preserve">    window.addEventListener("scroll", () =&gt; {</w:t>
+      </w:r>
+    </w:p>
+    <w:p>
+      <w:pPr>
+        <w:pStyle w:val="Sinespaciado"/>
+        <w:rPr>
+          <w:b/>
+          <w:bCs/>
+        </w:rPr>
+      </w:pPr>
+      <w:r>
+        <w:rPr>
+          <w:b/>
+          <w:bCs/>
+        </w:rPr>
+        <w:t xml:space="preserve">      const scrollY = window.scrollY;</w:t>
+      </w:r>
+    </w:p>
+    <w:p>
+      <w:pPr>
+        <w:pStyle w:val="Sinespaciado"/>
+        <w:rPr>
+          <w:b/>
+          <w:bCs/>
+        </w:rPr>
+      </w:pPr>
+    </w:p>
+    <w:p>
+      <w:pPr>
+        <w:pStyle w:val="Sinespaciado"/>
+        <w:rPr>
+          <w:b/>
+          <w:bCs/>
+        </w:rPr>
+      </w:pPr>
+      <w:r>
+        <w:rPr>
+          <w:b/>
+          <w:bCs/>
+        </w:rPr>
+        <w:t xml:space="preserve">      // Actualiza la posición top dinámicamente</w:t>
+      </w:r>
+    </w:p>
+    <w:p>
+      <w:pPr>
+        <w:pStyle w:val="Sinespaciado"/>
+        <w:rPr>
+          <w:b/>
+          <w:bCs/>
+        </w:rPr>
+      </w:pPr>
+      <w:r>
+        <w:rPr>
+          <w:b/>
+          <w:bCs/>
+        </w:rPr>
+        <w:t xml:space="preserve">      contenedor.style.top = `${10 + scrollY}px`;</w:t>
+      </w:r>
+    </w:p>
+    <w:p>
+      <w:pPr>
+        <w:pStyle w:val="Sinespaciado"/>
+        <w:rPr>
+          <w:b/>
+          <w:bCs/>
+        </w:rPr>
+      </w:pPr>
+    </w:p>
+    <w:p>
+      <w:pPr>
+        <w:pStyle w:val="Sinespaciado"/>
+        <w:rPr>
+          <w:b/>
+          <w:bCs/>
+        </w:rPr>
+      </w:pPr>
+      <w:r>
+        <w:rPr>
+          <w:b/>
+          <w:bCs/>
+        </w:rPr>
+        <w:t xml:space="preserve">      console.log("ScrollY:", scrollY);</w:t>
+      </w:r>
+    </w:p>
+    <w:p>
+      <w:pPr>
+        <w:pStyle w:val="Sinespaciado"/>
+        <w:rPr>
+          <w:b/>
+          <w:bCs/>
+        </w:rPr>
+      </w:pPr>
+      <w:r>
+        <w:rPr>
+          <w:b/>
+          <w:bCs/>
+        </w:rPr>
+        <w:t xml:space="preserve">      console.log("style.top:", contenedor.style.top);</w:t>
+      </w:r>
+    </w:p>
+    <w:p>
+      <w:pPr>
+        <w:pStyle w:val="Sinespaciado"/>
+        <w:rPr>
+          <w:b/>
+          <w:bCs/>
+        </w:rPr>
+      </w:pPr>
+      <w:r>
+        <w:rPr>
+          <w:b/>
+          <w:bCs/>
+        </w:rPr>
+        <w:t xml:space="preserve">      console.log("boundingRect.top:", contenedor.getBoundingClientRect().top);</w:t>
+      </w:r>
+    </w:p>
+    <w:p>
+      <w:pPr>
+        <w:pStyle w:val="Sinespaciado"/>
+        <w:rPr>
+          <w:b/>
+          <w:bCs/>
+        </w:rPr>
+      </w:pPr>
+      <w:r>
+        <w:rPr>
+          <w:b/>
+          <w:bCs/>
+        </w:rPr>
+        <w:t xml:space="preserve">    });</w:t>
+      </w:r>
+    </w:p>
+    <w:p>
+      <w:pPr>
+        <w:pStyle w:val="Sinespaciado"/>
+        <w:rPr>
+          <w:b/>
+          <w:bCs/>
+        </w:rPr>
+      </w:pPr>
+      <w:r>
+        <w:rPr>
+          <w:b/>
+          <w:bCs/>
+        </w:rPr>
+        <w:t xml:space="preserve">  &lt;/script&gt;</w:t>
+      </w:r>
+    </w:p>
+    <w:p>
+      <w:pPr>
+        <w:pStyle w:val="Sinespaciado"/>
+        <w:rPr>
+          <w:b/>
+          <w:bCs/>
+        </w:rPr>
+      </w:pPr>
+    </w:p>
+    <w:p>
+      <w:pPr>
+        <w:pStyle w:val="Sinespaciado"/>
+        <w:rPr>
+          <w:b/>
+          <w:bCs/>
+        </w:rPr>
+      </w:pPr>
+      <w:r>
+        <w:rPr>
+          <w:b/>
+          <w:bCs/>
+        </w:rPr>
+        <w:t>&lt;/body&gt;</w:t>
+      </w:r>
+    </w:p>
+    <w:p>
+      <w:pPr>
+        <w:pStyle w:val="Sinespaciado"/>
+        <w:rPr>
+          <w:b/>
+          <w:bCs/>
+        </w:rPr>
+      </w:pPr>
+      <w:r>
+        <w:rPr>
+          <w:b/>
+          <w:bCs/>
+        </w:rPr>
+        <w:t>&lt;/html&gt;</w:t>
+      </w:r>
+    </w:p>
+    <w:p>
+      <w:pPr>
+        <w:pStyle w:val="Sinespaciado"/>
+        <w:rPr>
+          <w:b/>
+          <w:bCs/>
+        </w:rPr>
+      </w:pPr>
+      <w:r>
+        <w:rPr>
+          <w:b/>
+          <w:bCs/>
+        </w:rPr>
+        <w:t>Qué observarás</w:t>
+      </w:r>
+    </w:p>
+    <w:p>
+      <w:pPr>
+        <w:pStyle w:val="Sinespaciado"/>
+        <w:numPr>
+          <w:ilvl w:val="0"/>
+          <w:numId w:val="39"/>
+        </w:numPr>
+        <w:rPr>
+          <w:b/>
+          <w:bCs/>
+        </w:rPr>
+      </w:pPr>
+      <w:r>
+        <w:rPr>
+          <w:b/>
+          <w:bCs/>
+        </w:rPr>
+        <w:t>Antes del scroll:</w:t>
+      </w:r>
+    </w:p>
+    <w:p>
+      <w:pPr>
+        <w:pStyle w:val="Sinespaciado"/>
+        <w:numPr>
+          <w:ilvl w:val="1"/>
+          <w:numId w:val="39"/>
+        </w:numPr>
+        <w:rPr>
+          <w:b/>
+          <w:bCs/>
+        </w:rPr>
+      </w:pPr>
+      <w:r>
+        <w:rPr>
+          <w:b/>
+          <w:bCs/>
+        </w:rPr>
+        <w:t>En el inspector, en el panel “Styles” verás top: 10px; (desde CSS).</w:t>
+      </w:r>
+    </w:p>
+    <w:p>
+      <w:pPr>
+        <w:pStyle w:val="Sinespaciado"/>
+        <w:numPr>
+          <w:ilvl w:val="1"/>
+          <w:numId w:val="39"/>
+        </w:numPr>
+        <w:rPr>
+          <w:b/>
+          <w:bCs/>
+        </w:rPr>
+      </w:pPr>
+      <w:r>
+        <w:rPr>
+          <w:b/>
+          <w:bCs/>
+        </w:rPr>
+        <w:t>En el panel “Elements”, el &lt;div&gt; no tiene atributo style="..." aún.</w:t>
+      </w:r>
+    </w:p>
+    <w:p>
+      <w:pPr>
+        <w:pStyle w:val="Sinespaciado"/>
+        <w:numPr>
+          <w:ilvl w:val="1"/>
+          <w:numId w:val="39"/>
+        </w:numPr>
+        <w:rPr>
+          <w:b/>
+          <w:bCs/>
+        </w:rPr>
+      </w:pPr>
+      <w:r>
+        <w:rPr>
+          <w:b/>
+          <w:bCs/>
+        </w:rPr>
+        <w:t>En la consola</w:t>
+      </w:r>
+      <w:r>
+        <w:rPr>
+          <w:b/>
+          <w:bCs/>
+        </w:rPr>
+        <w:t xml:space="preserve"> (de JS)</w:t>
+      </w:r>
+      <w:r>
+        <w:rPr>
+          <w:b/>
+          <w:bCs/>
+        </w:rPr>
+        <w:t>, contenedor.style.top está vacío ("").</w:t>
+      </w:r>
+    </w:p>
+    <w:p>
+      <w:pPr>
+        <w:pStyle w:val="Sinespaciado"/>
+        <w:numPr>
+          <w:ilvl w:val="0"/>
+          <w:numId w:val="39"/>
+        </w:numPr>
+        <w:rPr>
+          <w:b/>
+          <w:bCs/>
+        </w:rPr>
+      </w:pPr>
+      <w:r>
+        <w:rPr>
+          <w:b/>
+          <w:bCs/>
+        </w:rPr>
+        <w:t>Mientras haces scroll:</w:t>
+      </w:r>
+    </w:p>
+    <w:p>
+      <w:pPr>
+        <w:pStyle w:val="Sinespaciado"/>
+        <w:numPr>
+          <w:ilvl w:val="1"/>
+          <w:numId w:val="39"/>
+        </w:numPr>
+        <w:rPr>
+          <w:b/>
+          <w:bCs/>
+        </w:rPr>
+      </w:pPr>
+      <w:r>
+        <w:rPr>
+          <w:b/>
+          <w:bCs/>
+        </w:rPr>
+        <w:t>El código JS ejecuta contenedor.style.top = "...px".</w:t>
+      </w:r>
+    </w:p>
+    <w:p>
+      <w:pPr>
+        <w:pStyle w:val="Sinespaciado"/>
+        <w:numPr>
+          <w:ilvl w:val="1"/>
+          <w:numId w:val="39"/>
+        </w:numPr>
+        <w:rPr>
+          <w:b/>
+          <w:bCs/>
+        </w:rPr>
+      </w:pPr>
+      <w:r>
+        <w:rPr>
+          <w:b/>
+          <w:bCs/>
+        </w:rPr>
+        <w:t>Ahora en el inspector aparece un nuevo atributo:</w:t>
+      </w:r>
+    </w:p>
+    <w:p>
+      <w:pPr>
+        <w:pStyle w:val="Sinespaciado"/>
+        <w:rPr>
+          <w:b/>
+          <w:bCs/>
+        </w:rPr>
+      </w:pPr>
+      <w:r>
+        <w:rPr>
+          <w:b/>
+          <w:bCs/>
+        </w:rPr>
+        <w:t>&lt;div id="contenedor" class="bloque-flotante" style="top: 150px;"&gt;</w:t>
+      </w:r>
+    </w:p>
+    <w:p>
+      <w:pPr>
+        <w:pStyle w:val="Sinespaciado"/>
+        <w:rPr>
+          <w:b/>
+          <w:bCs/>
+        </w:rPr>
+      </w:pPr>
+      <w:r>
+        <w:rPr>
+          <w:b/>
+          <w:bCs/>
+        </w:rPr>
+        <w:t>En consola:</w:t>
+      </w:r>
+    </w:p>
+    <w:p>
+      <w:pPr>
+        <w:pStyle w:val="Sinespaciado"/>
+        <w:rPr>
+          <w:b/>
+          <w:bCs/>
+        </w:rPr>
+      </w:pPr>
+      <w:r>
+        <w:rPr>
+          <w:b/>
+          <w:bCs/>
+        </w:rPr>
+        <w:t>Puedes comparar en cada desplazamiento:</w:t>
+      </w:r>
+    </w:p>
+    <w:p>
+      <w:pPr>
+        <w:rPr>
+          <w:b/>
+          <w:bCs/>
+        </w:rPr>
+      </w:pPr>
+      <w:r>
+        <w:rPr>
+          <w:b/>
+          <w:bCs/>
+        </w:rPr>
+        <w:br w:type="page"/>
+      </w:r>
+    </w:p>
+    <w:p>
+      <w:pPr>
+        <w:pStyle w:val="Sinespaciado"/>
+        <w:rPr>
+          <w:b/>
+          <w:bCs/>
+        </w:rPr>
+      </w:pPr>
+      <w:r>
+        <w:rPr>
+          <w:b/>
+          <w:bCs/>
+        </w:rPr>
+        <w:lastRenderedPageBreak/>
+        <w:t>ScrollY: 120</w:t>
+      </w:r>
+    </w:p>
+    <w:p>
+      <w:pPr>
+        <w:pStyle w:val="Sinespaciado"/>
+        <w:rPr>
+          <w:b/>
+          <w:bCs/>
+        </w:rPr>
+      </w:pPr>
+      <w:r>
+        <w:rPr>
+          <w:b/>
+          <w:bCs/>
+        </w:rPr>
+        <w:t>style.top: 130px</w:t>
+      </w:r>
+    </w:p>
+    <w:p>
+      <w:pPr>
+        <w:pStyle w:val="Sinespaciado"/>
+        <w:rPr>
+          <w:b/>
+          <w:bCs/>
+        </w:rPr>
+      </w:pPr>
+      <w:r>
+        <w:rPr>
+          <w:b/>
+          <w:bCs/>
+        </w:rPr>
+        <w:t>boundingRect.top: 130</w:t>
+      </w:r>
+    </w:p>
+    <w:p>
+      <w:pPr>
+        <w:pStyle w:val="Sinespaciado"/>
+        <w:rPr>
+          <w:b/>
+          <w:bCs/>
+        </w:rPr>
+      </w:pPr>
+      <w:r>
+        <w:rPr>
+          <w:b/>
+          <w:bCs/>
+        </w:rPr>
+        <w:t>Aquí verás que style.top (tu control CSS) y boundingRect.top (posición real) van de la mano.</w:t>
+      </w:r>
+    </w:p>
+    <w:p>
+      <w:pPr>
+        <w:pStyle w:val="Sinespaciado"/>
+        <w:rPr>
+          <w:b/>
+          <w:bCs/>
+        </w:rPr>
+      </w:pPr>
+    </w:p>
+    <w:p>
+      <w:pPr>
+        <w:pStyle w:val="Sinespaciado"/>
+        <w:rPr>
+          <w:b/>
+          <w:bCs/>
+        </w:rPr>
+      </w:pPr>
+      <w:r>
+        <w:rPr>
+          <w:b/>
+          <w:bCs/>
+        </w:rPr>
+        <w:t>Funcion completa</w:t>
+      </w:r>
+      <w:r>
+        <w:rPr>
+          <w:b/>
+          <w:bCs/>
+        </w:rPr>
+        <w:t xml:space="preserve"> de mi aplicación con comentarios</w:t>
+      </w:r>
+      <w:r>
+        <w:rPr>
+          <w:b/>
+          <w:bCs/>
+        </w:rPr>
+        <w:t>:</w:t>
+      </w:r>
+      <w:r>
+        <w:rPr>
+          <w:b/>
+          <w:bCs/>
+        </w:rPr>
+        <w:t xml:space="preserve"> que viene a explicar lo mismo pero quiza aquí haya algo mas. En mi app he quitado todo lo que no sorve por eso he traido aquí esto que lleva mas comentarios</w:t>
+      </w:r>
+    </w:p>
+    <w:p>
+      <w:pPr>
+        <w:pStyle w:val="Sinespaciado"/>
+        <w:rPr>
+          <w:b/>
+          <w:bCs/>
+          <w:color w:val="FF0000"/>
+        </w:rPr>
+      </w:pPr>
+      <w:r>
+        <w:rPr>
+          <w:b/>
+          <w:bCs/>
+          <w:color w:val="FF0000"/>
         </w:rPr>
         <w:t>window.addEventListener("scroll", function(){//con document.add tmb me captura el evento</w:t>
       </w:r>
@@ -38270,12 +39335,14 @@
         <w:rPr>
           <w:b/>
           <w:bCs/>
-        </w:rPr>
-      </w:pPr>
-      <w:r>
-        <w:rPr>
-          <w:b/>
-          <w:bCs/>
+          <w:color w:val="FF0000"/>
+        </w:rPr>
+      </w:pPr>
+      <w:r>
+        <w:rPr>
+          <w:b/>
+          <w:bCs/>
+          <w:color w:val="FF0000"/>
         </w:rPr>
         <w:t>        const contenedor = document.getElementById("contenidoGastosVehiculo");</w:t>
       </w:r>
@@ -38286,12 +39353,14 @@
         <w:rPr>
           <w:b/>
           <w:bCs/>
-        </w:rPr>
-      </w:pPr>
-      <w:r>
-        <w:rPr>
-          <w:b/>
-          <w:bCs/>
+          <w:color w:val="FF0000"/>
+        </w:rPr>
+      </w:pPr>
+      <w:r>
+        <w:rPr>
+          <w:b/>
+          <w:bCs/>
+          <w:color w:val="FF0000"/>
         </w:rPr>
         <w:t>        let posicion = contenedor.getBoundingClientRect(); //posicion actual del contenedor respecto a la parte visible de la ventana</w:t>
       </w:r>
@@ -38302,12 +39371,14 @@
         <w:rPr>
           <w:b/>
           <w:bCs/>
-        </w:rPr>
-      </w:pPr>
-      <w:r>
-        <w:rPr>
-          <w:b/>
-          <w:bCs/>
+          <w:color w:val="FF0000"/>
+        </w:rPr>
+      </w:pPr>
+      <w:r>
+        <w:rPr>
+          <w:b/>
+          <w:bCs/>
+          <w:color w:val="FF0000"/>
         </w:rPr>
         <w:t>        /*posicion.top; si hago que flote este valor no cambia ya que esta siempre en la misma posicion respecto a la pantalla (no el HTML), y si no flota entonces</w:t>
       </w:r>
@@ -38318,12 +39389,14 @@
         <w:rPr>
           <w:b/>
           <w:bCs/>
-        </w:rPr>
-      </w:pPr>
-      <w:r>
-        <w:rPr>
-          <w:b/>
-          <w:bCs/>
+          <w:color w:val="FF0000"/>
+        </w:rPr>
+      </w:pPr>
+      <w:r>
+        <w:rPr>
+          <w:b/>
+          <w:bCs/>
+          <w:color w:val="FF0000"/>
         </w:rPr>
         <w:t>        si que cambia ya que se va para arriba o abajo junto al HTML */</w:t>
       </w:r>
@@ -38334,12 +39407,14 @@
         <w:rPr>
           <w:b/>
           <w:bCs/>
-        </w:rPr>
-      </w:pPr>
-      <w:r>
-        <w:rPr>
-          <w:b/>
-          <w:bCs/>
+          <w:color w:val="FF0000"/>
+        </w:rPr>
+      </w:pPr>
+      <w:r>
+        <w:rPr>
+          <w:b/>
+          <w:bCs/>
+          <w:color w:val="FF0000"/>
         </w:rPr>
         <w:t>        let top = contenedor.style.top;/* esta propiedad tiene la posicion de la parte superior con respecto a los elementos del HTML, si hago que flote al hacer scroll</w:t>
       </w:r>
@@ -38350,12 +39425,14 @@
         <w:rPr>
           <w:b/>
           <w:bCs/>
-        </w:rPr>
-      </w:pPr>
-      <w:r>
-        <w:rPr>
-          <w:b/>
-          <w:bCs/>
+          <w:color w:val="FF0000"/>
+        </w:rPr>
+      </w:pPr>
+      <w:r>
+        <w:rPr>
+          <w:b/>
+          <w:bCs/>
+          <w:color w:val="FF0000"/>
         </w:rPr>
         <w:t>        este valor cambia porque se esta desplazando respecto al HTML(los demas se mueven y el no), pero si hago que no se desplaza este valor esta fijo.*/</w:t>
       </w:r>
@@ -38366,12 +39443,14 @@
         <w:rPr>
           <w:b/>
           <w:bCs/>
-        </w:rPr>
-      </w:pPr>
-      <w:r>
-        <w:rPr>
-          <w:b/>
-          <w:bCs/>
+          <w:color w:val="FF0000"/>
+        </w:rPr>
+      </w:pPr>
+      <w:r>
+        <w:rPr>
+          <w:b/>
+          <w:bCs/>
+          <w:color w:val="FF0000"/>
         </w:rPr>
         <w:t>        const estilos = getComputedStyle(contenedor);//</w:t>
       </w:r>
@@ -38382,12 +39461,14 @@
         <w:rPr>
           <w:b/>
           <w:bCs/>
-        </w:rPr>
-      </w:pPr>
-      <w:r>
-        <w:rPr>
-          <w:b/>
-          <w:bCs/>
+          <w:color w:val="FF0000"/>
+        </w:rPr>
+      </w:pPr>
+      <w:r>
+        <w:rPr>
+          <w:b/>
+          <w:bCs/>
+          <w:color w:val="FF0000"/>
         </w:rPr>
         <w:t>        console.log("computed top:", estilos.top);</w:t>
       </w:r>
@@ -38398,12 +39479,14 @@
         <w:rPr>
           <w:b/>
           <w:bCs/>
-        </w:rPr>
-      </w:pPr>
-      <w:r>
-        <w:rPr>
-          <w:b/>
-          <w:bCs/>
+          <w:color w:val="FF0000"/>
+        </w:rPr>
+      </w:pPr>
+      <w:r>
+        <w:rPr>
+          <w:b/>
+          <w:bCs/>
+          <w:color w:val="FF0000"/>
         </w:rPr>
         <w:t>        noPx = parseFloat(estilos.top);             //parseFloat(getComputedStyle(contenedor).top);</w:t>
       </w:r>
@@ -38414,12 +39497,14 @@
         <w:rPr>
           <w:b/>
           <w:bCs/>
-        </w:rPr>
-      </w:pPr>
-      <w:r>
-        <w:rPr>
-          <w:b/>
-          <w:bCs/>
+          <w:color w:val="FF0000"/>
+        </w:rPr>
+      </w:pPr>
+      <w:r>
+        <w:rPr>
+          <w:b/>
+          <w:bCs/>
+          <w:color w:val="FF0000"/>
         </w:rPr>
         <w:t xml:space="preserve">        </w:t>
       </w:r>
@@ -38430,12 +39515,14 @@
         <w:rPr>
           <w:b/>
           <w:bCs/>
-        </w:rPr>
-      </w:pPr>
-      <w:r>
-        <w:rPr>
-          <w:b/>
-          <w:bCs/>
+          <w:color w:val="FF0000"/>
+        </w:rPr>
+      </w:pPr>
+      <w:r>
+        <w:rPr>
+          <w:b/>
+          <w:bCs/>
+          <w:color w:val="FF0000"/>
         </w:rPr>
         <w:t>        console.log("estilos sin px:", noPx);</w:t>
       </w:r>
@@ -38446,12 +39533,14 @@
         <w:rPr>
           <w:b/>
           <w:bCs/>
-        </w:rPr>
-      </w:pPr>
-      <w:r>
-        <w:rPr>
-          <w:b/>
-          <w:bCs/>
+          <w:color w:val="FF0000"/>
+        </w:rPr>
+      </w:pPr>
+      <w:r>
+        <w:rPr>
+          <w:b/>
+          <w:bCs/>
+          <w:color w:val="FF0000"/>
         </w:rPr>
         <w:t>        console.log(" top:", top);</w:t>
       </w:r>
@@ -38462,12 +39551,14 @@
         <w:rPr>
           <w:b/>
           <w:bCs/>
-        </w:rPr>
-      </w:pPr>
-      <w:r>
-        <w:rPr>
-          <w:b/>
-          <w:bCs/>
+          <w:color w:val="FF0000"/>
+        </w:rPr>
+      </w:pPr>
+      <w:r>
+        <w:rPr>
+          <w:b/>
+          <w:bCs/>
+          <w:color w:val="FF0000"/>
         </w:rPr>
         <w:t>        //console.log("posicion topBound:", posicion.top);</w:t>
       </w:r>
@@ -38478,12 +39569,14 @@
         <w:rPr>
           <w:b/>
           <w:bCs/>
-        </w:rPr>
-      </w:pPr>
-      <w:r>
-        <w:rPr>
-          <w:b/>
-          <w:bCs/>
+          <w:color w:val="FF0000"/>
+        </w:rPr>
+      </w:pPr>
+      <w:r>
+        <w:rPr>
+          <w:b/>
+          <w:bCs/>
+          <w:color w:val="FF0000"/>
         </w:rPr>
         <w:t>        //console.log("posicion winY:", window.scrollY);</w:t>
       </w:r>
@@ -38494,12 +39587,14 @@
         <w:rPr>
           <w:b/>
           <w:bCs/>
-        </w:rPr>
-      </w:pPr>
-      <w:r>
-        <w:rPr>
-          <w:b/>
-          <w:bCs/>
+          <w:color w:val="FF0000"/>
+        </w:rPr>
+      </w:pPr>
+      <w:r>
+        <w:rPr>
+          <w:b/>
+          <w:bCs/>
+          <w:color w:val="FF0000"/>
         </w:rPr>
         <w:t xml:space="preserve">        contenedor.style.top = `${window.scrollY}px`;/* no se puede sumar con noPx ya que se dezplaza mas que el scroll de pantalla, si tiene style.top 10 si hago 100 scroll </w:t>
       </w:r>
@@ -38510,12 +39605,14 @@
         <w:rPr>
           <w:b/>
           <w:bCs/>
-        </w:rPr>
-      </w:pPr>
-      <w:r>
-        <w:rPr>
-          <w:b/>
-          <w:bCs/>
+          <w:color w:val="FF0000"/>
+        </w:rPr>
+      </w:pPr>
+      <w:r>
+        <w:rPr>
+          <w:b/>
+          <w:bCs/>
+          <w:color w:val="FF0000"/>
         </w:rPr>
         <w:t xml:space="preserve">        le suma 100, tengo 110, si hago otro scroll de 100, (scrollY=200), seria style.top=110+200 =310 vemos que aumenta mas rapido que el scroll con lo que se sale hace </w:t>
       </w:r>
@@ -38526,12 +39623,14 @@
         <w:rPr>
           <w:b/>
           <w:bCs/>
-        </w:rPr>
-      </w:pPr>
-      <w:r>
-        <w:rPr>
-          <w:b/>
-          <w:bCs/>
+          <w:color w:val="FF0000"/>
+        </w:rPr>
+      </w:pPr>
+      <w:r>
+        <w:rPr>
+          <w:b/>
+          <w:bCs/>
+          <w:color w:val="FF0000"/>
         </w:rPr>
         <w:t xml:space="preserve">        abajo rapidamente*/ </w:t>
       </w:r>
@@ -38542,12 +39641,14 @@
         <w:rPr>
           <w:b/>
           <w:bCs/>
-        </w:rPr>
-      </w:pPr>
-      <w:r>
-        <w:rPr>
-          <w:b/>
-          <w:bCs/>
+          <w:color w:val="FF0000"/>
+        </w:rPr>
+      </w:pPr>
+      <w:r>
+        <w:rPr>
+          <w:b/>
+          <w:bCs/>
+          <w:color w:val="FF0000"/>
         </w:rPr>
         <w:t>    });</w:t>
       </w:r>
@@ -38861,15 +39962,7 @@
                 <w:b/>
                 <w:bCs/>
               </w:rPr>
-              <w:t xml:space="preserve">posicion.top (de </w:t>
-            </w:r>
-            <w:r>
-              <w:rPr>
-                <w:b/>
-                <w:bCs/>
-              </w:rPr>
-              <w:lastRenderedPageBreak/>
-              <w:t>getBoundingClientRect())</w:t>
+              <w:t>posicion.top (de getBoundingClientRect())</w:t>
             </w:r>
           </w:p>
         </w:tc>
@@ -38893,7 +39986,6 @@
                 <w:b/>
                 <w:bCs/>
               </w:rPr>
-              <w:lastRenderedPageBreak/>
               <w:t>📍</w:t>
             </w:r>
             <w:r>
@@ -38917,15 +40009,7 @@
                 <w:b/>
                 <w:bCs/>
               </w:rPr>
-              <w:t xml:space="preserve"> del elemento </w:t>
-            </w:r>
-            <w:r>
-              <w:rPr>
-                <w:b/>
-                <w:bCs/>
-              </w:rPr>
-              <w:lastRenderedPageBreak/>
-              <w:t>respecto al viewport).</w:t>
+              <w:t xml:space="preserve"> del elemento respecto al viewport).</w:t>
             </w:r>
           </w:p>
         </w:tc>
@@ -38949,7 +40033,6 @@
                 <w:b/>
                 <w:bCs/>
               </w:rPr>
-              <w:lastRenderedPageBreak/>
               <w:t>🕵️</w:t>
             </w:r>
             <w:r>
@@ -38988,15 +40071,7 @@
                 <w:b/>
                 <w:bCs/>
               </w:rPr>
-              <w:t xml:space="preserve"> dónde está el elemento ahora mismo (no para </w:t>
-            </w:r>
-            <w:r>
-              <w:rPr>
-                <w:b/>
-                <w:bCs/>
-              </w:rPr>
-              <w:lastRenderedPageBreak/>
-              <w:t>moverlo).</w:t>
+              <w:t xml:space="preserve"> dónde está el elemento ahora mismo (no para moverlo).</w:t>
             </w:r>
           </w:p>
         </w:tc>
@@ -39024,7 +40099,6 @@
                 <w:b/>
                 <w:bCs/>
               </w:rPr>
-              <w:lastRenderedPageBreak/>
               <w:t>contenedor.style.top</w:t>
             </w:r>
           </w:p>
@@ -39549,6 +40623,7 @@
           <w:b/>
           <w:bCs/>
         </w:rPr>
+        <w:lastRenderedPageBreak/>
         <w:t xml:space="preserve">Es como </w:t>
       </w:r>
       <w:r>
@@ -40404,6 +41479,7 @@
                 <w:bCs/>
                 <w:caps/>
               </w:rPr>
+              <w:lastRenderedPageBreak/>
               <w:t>dblclick</w:t>
             </w:r>
           </w:p>
@@ -40575,7 +41651,6 @@
                 <w:bCs/>
                 <w:caps/>
               </w:rPr>
-              <w:lastRenderedPageBreak/>
               <w:t>mousemove</w:t>
             </w:r>
           </w:p>
@@ -41802,6 +42877,7 @@
                 <w:bCs/>
                 <w:caps/>
               </w:rPr>
+              <w:lastRenderedPageBreak/>
               <w:t>Evento</w:t>
             </w:r>
           </w:p>
@@ -41972,7 +43048,6 @@
                 <w:bCs/>
                 <w:caps/>
               </w:rPr>
-              <w:lastRenderedPageBreak/>
               <w:t>beforeunload</w:t>
             </w:r>
           </w:p>
@@ -43096,8 +44171,582 @@
           <w:bCs/>
           <w:caps/>
         </w:rPr>
+        <w:t xml:space="preserve">    &lt;!-- Contenido visible --&gt;</w:t>
+      </w:r>
+    </w:p>
+    <w:p>
+      <w:pPr>
+        <w:pStyle w:val="Sinespaciado"/>
+        <w:rPr>
+          <w:b/>
+          <w:bCs/>
+          <w:caps/>
+        </w:rPr>
+      </w:pPr>
+      <w:r>
+        <w:rPr>
+          <w:b/>
+          <w:bCs/>
+          <w:caps/>
+        </w:rPr>
+        <w:t xml:space="preserve">    &lt;header&gt;Encabezado&lt;/header&gt;</w:t>
+      </w:r>
+    </w:p>
+    <w:p>
+      <w:pPr>
+        <w:pStyle w:val="Sinespaciado"/>
+        <w:rPr>
+          <w:b/>
+          <w:bCs/>
+          <w:caps/>
+        </w:rPr>
+      </w:pPr>
+    </w:p>
+    <w:p>
+      <w:pPr>
+        <w:pStyle w:val="Sinespaciado"/>
+        <w:rPr>
+          <w:b/>
+          <w:bCs/>
+          <w:caps/>
+        </w:rPr>
+      </w:pPr>
+      <w:r>
+        <w:rPr>
+          <w:b/>
+          <w:bCs/>
+          <w:caps/>
+        </w:rPr>
+        <w:t xml:space="preserve">    &lt;nav&gt;Menú de navegación&lt;/nav&gt;</w:t>
+      </w:r>
+    </w:p>
+    <w:p>
+      <w:pPr>
+        <w:pStyle w:val="Sinespaciado"/>
+        <w:rPr>
+          <w:b/>
+          <w:bCs/>
+          <w:caps/>
+        </w:rPr>
+      </w:pPr>
+    </w:p>
+    <w:p>
+      <w:pPr>
+        <w:pStyle w:val="Sinespaciado"/>
+        <w:rPr>
+          <w:b/>
+          <w:bCs/>
+          <w:caps/>
+        </w:rPr>
+      </w:pPr>
+      <w:r>
+        <w:rPr>
+          <w:b/>
+          <w:bCs/>
+          <w:caps/>
+        </w:rPr>
+        <w:t xml:space="preserve">    &lt;main&gt;</w:t>
+      </w:r>
+    </w:p>
+    <w:p>
+      <w:pPr>
+        <w:pStyle w:val="Sinespaciado"/>
+        <w:rPr>
+          <w:b/>
+          <w:bCs/>
+          <w:caps/>
+        </w:rPr>
+      </w:pPr>
+      <w:r>
+        <w:rPr>
+          <w:b/>
+          <w:bCs/>
+          <w:caps/>
+        </w:rPr>
+        <w:t xml:space="preserve">      &lt;section id="info-principal"&gt;</w:t>
+      </w:r>
+    </w:p>
+    <w:p>
+      <w:pPr>
+        <w:pStyle w:val="Sinespaciado"/>
+        <w:rPr>
+          <w:b/>
+          <w:bCs/>
+          <w:caps/>
+        </w:rPr>
+      </w:pPr>
+      <w:r>
+        <w:rPr>
+          <w:b/>
+          <w:bCs/>
+          <w:caps/>
+        </w:rPr>
+        <w:t xml:space="preserve">        &lt;h1&gt;Título principal&lt;/h1&gt;</w:t>
+      </w:r>
+    </w:p>
+    <w:p>
+      <w:pPr>
+        <w:pStyle w:val="Sinespaciado"/>
+        <w:rPr>
+          <w:b/>
+          <w:bCs/>
+          <w:caps/>
+        </w:rPr>
+      </w:pPr>
+      <w:r>
+        <w:rPr>
+          <w:b/>
+          <w:bCs/>
+          <w:caps/>
+        </w:rPr>
+        <w:t xml:space="preserve">        &lt;p&gt;Texto o párrafo de contenido.&lt;/p&gt;</w:t>
+      </w:r>
+    </w:p>
+    <w:p>
+      <w:pPr>
+        <w:pStyle w:val="Sinespaciado"/>
+        <w:rPr>
+          <w:b/>
+          <w:bCs/>
+          <w:caps/>
+        </w:rPr>
+      </w:pPr>
+    </w:p>
+    <w:p>
+      <w:pPr>
+        <w:pStyle w:val="Sinespaciado"/>
+        <w:rPr>
+          <w:b/>
+          <w:bCs/>
+          <w:caps/>
+        </w:rPr>
+      </w:pPr>
+      <w:r>
+        <w:rPr>
+          <w:b/>
+          <w:bCs/>
+          <w:caps/>
+        </w:rPr>
+        <w:t xml:space="preserve">        &lt;div class="caja"&gt;</w:t>
+      </w:r>
+    </w:p>
+    <w:p>
+      <w:pPr>
+        <w:pStyle w:val="Sinespaciado"/>
+        <w:rPr>
+          <w:b/>
+          <w:bCs/>
+          <w:caps/>
+        </w:rPr>
+      </w:pPr>
+      <w:r>
+        <w:rPr>
+          <w:b/>
+          <w:bCs/>
+          <w:caps/>
+        </w:rPr>
+        <w:t xml:space="preserve">          &lt;h2&gt;Subtítulo dentro de un div&lt;/h2&gt;</w:t>
+      </w:r>
+    </w:p>
+    <w:p>
+      <w:pPr>
+        <w:pStyle w:val="Sinespaciado"/>
+        <w:rPr>
+          <w:b/>
+          <w:bCs/>
+          <w:caps/>
+        </w:rPr>
+      </w:pPr>
+      <w:r>
+        <w:rPr>
+          <w:b/>
+          <w:bCs/>
+          <w:caps/>
+        </w:rPr>
+        <w:t xml:space="preserve">          &lt;p&gt;Contenido dentro de un contenedor div.&lt;/p&gt;</w:t>
+      </w:r>
+    </w:p>
+    <w:p>
+      <w:pPr>
+        <w:pStyle w:val="Sinespaciado"/>
+        <w:rPr>
+          <w:b/>
+          <w:bCs/>
+          <w:caps/>
+        </w:rPr>
+      </w:pPr>
+      <w:r>
+        <w:rPr>
+          <w:b/>
+          <w:bCs/>
+          <w:caps/>
+        </w:rPr>
+        <w:t xml:space="preserve">        &lt;/div&gt;</w:t>
+      </w:r>
+    </w:p>
+    <w:p>
+      <w:pPr>
+        <w:pStyle w:val="Sinespaciado"/>
+        <w:rPr>
+          <w:b/>
+          <w:bCs/>
+          <w:caps/>
+        </w:rPr>
+      </w:pPr>
+      <w:r>
+        <w:rPr>
+          <w:b/>
+          <w:bCs/>
+          <w:caps/>
+        </w:rPr>
+        <w:t xml:space="preserve">      &lt;/section&gt;</w:t>
+      </w:r>
+    </w:p>
+    <w:p>
+      <w:pPr>
+        <w:pStyle w:val="Sinespaciado"/>
+        <w:rPr>
+          <w:b/>
+          <w:bCs/>
+          <w:caps/>
+        </w:rPr>
+      </w:pPr>
+    </w:p>
+    <w:p>
+      <w:pPr>
+        <w:pStyle w:val="Sinespaciado"/>
+        <w:rPr>
+          <w:b/>
+          <w:bCs/>
+          <w:caps/>
+        </w:rPr>
+      </w:pPr>
+      <w:r>
+        <w:rPr>
+          <w:b/>
+          <w:bCs/>
+          <w:caps/>
+        </w:rPr>
+        <w:t xml:space="preserve">      &lt;form id="miFormulario"&gt;</w:t>
+      </w:r>
+    </w:p>
+    <w:p>
+      <w:pPr>
+        <w:pStyle w:val="Sinespaciado"/>
+        <w:rPr>
+          <w:b/>
+          <w:bCs/>
+          <w:caps/>
+        </w:rPr>
+      </w:pPr>
+      <w:r>
+        <w:rPr>
+          <w:b/>
+          <w:bCs/>
+          <w:caps/>
+        </w:rPr>
+        <w:t xml:space="preserve">        &lt;label for="nombre"&gt;Nombre:&lt;/label&gt;</w:t>
+      </w:r>
+    </w:p>
+    <w:p>
+      <w:pPr>
+        <w:pStyle w:val="Sinespaciado"/>
+        <w:rPr>
+          <w:b/>
+          <w:bCs/>
+          <w:caps/>
+        </w:rPr>
+      </w:pPr>
+      <w:r>
+        <w:rPr>
+          <w:b/>
+          <w:bCs/>
+          <w:caps/>
+        </w:rPr>
+        <w:t xml:space="preserve">        &lt;input type="text" id="nombre" name="nombre"&gt;</w:t>
+      </w:r>
+    </w:p>
+    <w:p>
+      <w:pPr>
+        <w:pStyle w:val="Sinespaciado"/>
+        <w:rPr>
+          <w:b/>
+          <w:bCs/>
+          <w:caps/>
+        </w:rPr>
+      </w:pPr>
+    </w:p>
+    <w:p>
+      <w:pPr>
+        <w:pStyle w:val="Sinespaciado"/>
+        <w:rPr>
+          <w:b/>
+          <w:bCs/>
+          <w:caps/>
+        </w:rPr>
+      </w:pPr>
+      <w:r>
+        <w:rPr>
+          <w:b/>
+          <w:bCs/>
+          <w:caps/>
+        </w:rPr>
+        <w:t xml:space="preserve">        &lt;label for="pais"&gt;País:&lt;/label&gt;</w:t>
+      </w:r>
+    </w:p>
+    <w:p>
+      <w:pPr>
+        <w:pStyle w:val="Sinespaciado"/>
+        <w:rPr>
+          <w:b/>
+          <w:bCs/>
+          <w:caps/>
+        </w:rPr>
+      </w:pPr>
+      <w:r>
+        <w:rPr>
+          <w:b/>
+          <w:bCs/>
+          <w:caps/>
+        </w:rPr>
+        <w:t xml:space="preserve">        &lt;select id="pais" name="pais"&gt;</w:t>
+      </w:r>
+    </w:p>
+    <w:p>
+      <w:pPr>
+        <w:pStyle w:val="Sinespaciado"/>
+        <w:rPr>
+          <w:b/>
+          <w:bCs/>
+          <w:caps/>
+        </w:rPr>
+      </w:pPr>
+      <w:r>
+        <w:rPr>
+          <w:b/>
+          <w:bCs/>
+          <w:caps/>
+        </w:rPr>
+        <w:t xml:space="preserve">          &lt;option value="mx"&gt;México&lt;/option&gt;</w:t>
+      </w:r>
+    </w:p>
+    <w:p>
+      <w:pPr>
+        <w:pStyle w:val="Sinespaciado"/>
+        <w:rPr>
+          <w:b/>
+          <w:bCs/>
+          <w:caps/>
+        </w:rPr>
+      </w:pPr>
+      <w:r>
+        <w:rPr>
+          <w:b/>
+          <w:bCs/>
+          <w:caps/>
+        </w:rPr>
+        <w:t xml:space="preserve">          &lt;option value="es"&gt;España&lt;/option&gt;</w:t>
+      </w:r>
+    </w:p>
+    <w:p>
+      <w:pPr>
+        <w:pStyle w:val="Sinespaciado"/>
+        <w:rPr>
+          <w:b/>
+          <w:bCs/>
+          <w:caps/>
+        </w:rPr>
+      </w:pPr>
+      <w:r>
+        <w:rPr>
+          <w:b/>
+          <w:bCs/>
+          <w:caps/>
+        </w:rPr>
+        <w:t xml:space="preserve">          &lt;option value="ar"&gt;Argentina&lt;/option&gt;</w:t>
+      </w:r>
+    </w:p>
+    <w:p>
+      <w:pPr>
+        <w:pStyle w:val="Sinespaciado"/>
+        <w:rPr>
+          <w:b/>
+          <w:bCs/>
+          <w:caps/>
+        </w:rPr>
+      </w:pPr>
+      <w:r>
+        <w:rPr>
+          <w:b/>
+          <w:bCs/>
+          <w:caps/>
+        </w:rPr>
+        <w:t xml:space="preserve">        &lt;/select&gt;</w:t>
+      </w:r>
+    </w:p>
+    <w:p>
+      <w:pPr>
+        <w:pStyle w:val="Sinespaciado"/>
+        <w:rPr>
+          <w:b/>
+          <w:bCs/>
+          <w:caps/>
+        </w:rPr>
+      </w:pPr>
+    </w:p>
+    <w:p>
+      <w:pPr>
+        <w:pStyle w:val="Sinespaciado"/>
+        <w:rPr>
+          <w:b/>
+          <w:bCs/>
+          <w:caps/>
+        </w:rPr>
+      </w:pPr>
+      <w:r>
+        <w:rPr>
+          <w:b/>
+          <w:bCs/>
+          <w:caps/>
+        </w:rPr>
+        <w:t xml:space="preserve">        &lt;button type="submit"&gt;Enviar&lt;/button&gt;</w:t>
+      </w:r>
+    </w:p>
+    <w:p>
+      <w:pPr>
+        <w:pStyle w:val="Sinespaciado"/>
+        <w:rPr>
+          <w:b/>
+          <w:bCs/>
+          <w:caps/>
+        </w:rPr>
+      </w:pPr>
+      <w:r>
+        <w:rPr>
+          <w:b/>
+          <w:bCs/>
+          <w:caps/>
+        </w:rPr>
+        <w:t xml:space="preserve">      &lt;/form&gt;</w:t>
+      </w:r>
+    </w:p>
+    <w:p>
+      <w:pPr>
+        <w:pStyle w:val="Sinespaciado"/>
+        <w:rPr>
+          <w:b/>
+          <w:bCs/>
+          <w:caps/>
+        </w:rPr>
+      </w:pPr>
+    </w:p>
+    <w:p>
+      <w:pPr>
+        <w:pStyle w:val="Sinespaciado"/>
+        <w:rPr>
+          <w:b/>
+          <w:bCs/>
+          <w:caps/>
+        </w:rPr>
+      </w:pPr>
+      <w:r>
+        <w:rPr>
+          <w:b/>
+          <w:bCs/>
+          <w:caps/>
+        </w:rPr>
+        <w:t xml:space="preserve">      &lt;table id="miTabla"&gt;</w:t>
+      </w:r>
+    </w:p>
+    <w:p>
+      <w:pPr>
+        <w:pStyle w:val="Sinespaciado"/>
+        <w:rPr>
+          <w:b/>
+          <w:bCs/>
+          <w:caps/>
+        </w:rPr>
+      </w:pPr>
+      <w:r>
+        <w:rPr>
+          <w:b/>
+          <w:bCs/>
+          <w:caps/>
+        </w:rPr>
+        <w:t xml:space="preserve">        &lt;thead&gt;</w:t>
+      </w:r>
+    </w:p>
+    <w:p>
+      <w:pPr>
+        <w:pStyle w:val="Sinespaciado"/>
+        <w:rPr>
+          <w:b/>
+          <w:bCs/>
+          <w:caps/>
+        </w:rPr>
+      </w:pPr>
+      <w:r>
+        <w:rPr>
+          <w:b/>
+          <w:bCs/>
+          <w:caps/>
+        </w:rPr>
+        <w:t xml:space="preserve">          &lt;tr&gt;</w:t>
+      </w:r>
+    </w:p>
+    <w:p>
+      <w:pPr>
+        <w:pStyle w:val="Sinespaciado"/>
+        <w:rPr>
+          <w:b/>
+          <w:bCs/>
+          <w:caps/>
+        </w:rPr>
+      </w:pPr>
+      <w:r>
+        <w:rPr>
+          <w:b/>
+          <w:bCs/>
+          <w:caps/>
+        </w:rPr>
+        <w:t xml:space="preserve">            &lt;th&gt;Producto&lt;/th&gt;</w:t>
+      </w:r>
+    </w:p>
+    <w:p>
+      <w:pPr>
+        <w:pStyle w:val="Sinespaciado"/>
+        <w:rPr>
+          <w:b/>
+          <w:bCs/>
+          <w:caps/>
+        </w:rPr>
+      </w:pPr>
+      <w:r>
+        <w:rPr>
+          <w:b/>
+          <w:bCs/>
+          <w:caps/>
+        </w:rPr>
+        <w:t xml:space="preserve">            &lt;th&gt;Precio&lt;/th&gt;</w:t>
+      </w:r>
+    </w:p>
+    <w:p>
+      <w:pPr>
+        <w:pStyle w:val="Sinespaciado"/>
+        <w:rPr>
+          <w:b/>
+          <w:bCs/>
+          <w:caps/>
+        </w:rPr>
+      </w:pPr>
+      <w:r>
+        <w:rPr>
+          <w:b/>
+          <w:bCs/>
+          <w:caps/>
+        </w:rPr>
         <w:lastRenderedPageBreak/>
-        <w:t xml:space="preserve">    &lt;!-- Contenido visible --&gt;</w:t>
+        <w:t xml:space="preserve">          &lt;/tr&gt;</w:t>
       </w:r>
     </w:p>
     <w:p>
@@ -43115,7 +44764,7 @@
           <w:bCs/>
           <w:caps/>
         </w:rPr>
-        <w:t xml:space="preserve">    &lt;header&gt;Encabezado&lt;/header&gt;</w:t>
+        <w:t xml:space="preserve">        &lt;/thead&gt;</w:t>
       </w:r>
     </w:p>
     <w:p>
@@ -43127,34 +44776,32 @@
           <w:caps/>
         </w:rPr>
       </w:pPr>
-    </w:p>
-    <w:p>
-      <w:pPr>
-        <w:pStyle w:val="Sinespaciado"/>
+      <w:r>
         <w:rPr>
           <w:b/>
           <w:bCs/>
           <w:caps/>
         </w:rPr>
-      </w:pPr>
-      <w:r>
+        <w:t xml:space="preserve">        &lt;tbody&gt;</w:t>
+      </w:r>
+    </w:p>
+    <w:p>
+      <w:pPr>
+        <w:pStyle w:val="Sinespaciado"/>
         <w:rPr>
           <w:b/>
           <w:bCs/>
           <w:caps/>
         </w:rPr>
-        <w:t xml:space="preserve">    &lt;nav&gt;Menú de navegación&lt;/nav&gt;</w:t>
-      </w:r>
-    </w:p>
-    <w:p>
-      <w:pPr>
-        <w:pStyle w:val="Sinespaciado"/>
+      </w:pPr>
+      <w:r>
         <w:rPr>
           <w:b/>
           <w:bCs/>
           <w:caps/>
         </w:rPr>
-      </w:pPr>
+        <w:t xml:space="preserve">          &lt;tr&gt;</w:t>
+      </w:r>
     </w:p>
     <w:p>
       <w:pPr>
@@ -43171,7 +44818,7 @@
           <w:bCs/>
           <w:caps/>
         </w:rPr>
-        <w:t xml:space="preserve">    &lt;main&gt;</w:t>
+        <w:t xml:space="preserve">            &lt;td&gt;Manzana&lt;/td&gt;</w:t>
       </w:r>
     </w:p>
     <w:p>
@@ -43189,7 +44836,7 @@
           <w:bCs/>
           <w:caps/>
         </w:rPr>
-        <w:t xml:space="preserve">      &lt;section id="info-principal"&gt;</w:t>
+        <w:t xml:space="preserve">            &lt;td&gt;$10&lt;/td&gt;</w:t>
       </w:r>
     </w:p>
     <w:p>
@@ -43207,7 +44854,7 @@
           <w:bCs/>
           <w:caps/>
         </w:rPr>
-        <w:t xml:space="preserve">        &lt;h1&gt;Título principal&lt;/h1&gt;</w:t>
+        <w:t xml:space="preserve">          &lt;/tr&gt;</w:t>
       </w:r>
     </w:p>
     <w:p>
@@ -43225,7 +44872,7 @@
           <w:bCs/>
           <w:caps/>
         </w:rPr>
-        <w:t xml:space="preserve">        &lt;p&gt;Texto o párrafo de contenido.&lt;/p&gt;</w:t>
+        <w:t xml:space="preserve">          &lt;tr&gt;</w:t>
       </w:r>
     </w:p>
     <w:p>
@@ -43237,106 +44884,104 @@
           <w:caps/>
         </w:rPr>
       </w:pPr>
-    </w:p>
-    <w:p>
-      <w:pPr>
-        <w:pStyle w:val="Sinespaciado"/>
+      <w:r>
         <w:rPr>
           <w:b/>
           <w:bCs/>
           <w:caps/>
         </w:rPr>
-      </w:pPr>
-      <w:r>
+        <w:t xml:space="preserve">            &lt;td&gt;Banana&lt;/td&gt;</w:t>
+      </w:r>
+    </w:p>
+    <w:p>
+      <w:pPr>
+        <w:pStyle w:val="Sinespaciado"/>
         <w:rPr>
           <w:b/>
           <w:bCs/>
           <w:caps/>
         </w:rPr>
-        <w:t xml:space="preserve">        &lt;div class="caja"&gt;</w:t>
-      </w:r>
-    </w:p>
-    <w:p>
-      <w:pPr>
-        <w:pStyle w:val="Sinespaciado"/>
+      </w:pPr>
+      <w:r>
         <w:rPr>
           <w:b/>
           <w:bCs/>
           <w:caps/>
         </w:rPr>
-      </w:pPr>
-      <w:r>
+        <w:t xml:space="preserve">            &lt;td&gt;$8&lt;/td&gt;</w:t>
+      </w:r>
+    </w:p>
+    <w:p>
+      <w:pPr>
+        <w:pStyle w:val="Sinespaciado"/>
         <w:rPr>
           <w:b/>
           <w:bCs/>
           <w:caps/>
         </w:rPr>
-        <w:t xml:space="preserve">          &lt;h2&gt;Subtítulo dentro de un div&lt;/h2&gt;</w:t>
-      </w:r>
-    </w:p>
-    <w:p>
-      <w:pPr>
-        <w:pStyle w:val="Sinespaciado"/>
+      </w:pPr>
+      <w:r>
         <w:rPr>
           <w:b/>
           <w:bCs/>
           <w:caps/>
         </w:rPr>
-      </w:pPr>
-      <w:r>
+        <w:t xml:space="preserve">          &lt;/tr&gt;</w:t>
+      </w:r>
+    </w:p>
+    <w:p>
+      <w:pPr>
+        <w:pStyle w:val="Sinespaciado"/>
         <w:rPr>
           <w:b/>
           <w:bCs/>
           <w:caps/>
         </w:rPr>
-        <w:t xml:space="preserve">          &lt;p&gt;Contenido dentro de un contenedor div.&lt;/p&gt;</w:t>
-      </w:r>
-    </w:p>
-    <w:p>
-      <w:pPr>
-        <w:pStyle w:val="Sinespaciado"/>
+      </w:pPr>
+      <w:r>
         <w:rPr>
           <w:b/>
           <w:bCs/>
           <w:caps/>
         </w:rPr>
-      </w:pPr>
-      <w:r>
+        <w:t xml:space="preserve">        &lt;/tbody&gt;</w:t>
+      </w:r>
+    </w:p>
+    <w:p>
+      <w:pPr>
+        <w:pStyle w:val="Sinespaciado"/>
         <w:rPr>
           <w:b/>
           <w:bCs/>
           <w:caps/>
         </w:rPr>
-        <w:t xml:space="preserve">        &lt;/div&gt;</w:t>
-      </w:r>
-    </w:p>
-    <w:p>
-      <w:pPr>
-        <w:pStyle w:val="Sinespaciado"/>
+      </w:pPr>
+      <w:r>
         <w:rPr>
           <w:b/>
           <w:bCs/>
           <w:caps/>
         </w:rPr>
-      </w:pPr>
-      <w:r>
+        <w:t xml:space="preserve">      &lt;/table&gt;</w:t>
+      </w:r>
+    </w:p>
+    <w:p>
+      <w:pPr>
+        <w:pStyle w:val="Sinespaciado"/>
         <w:rPr>
           <w:b/>
           <w:bCs/>
           <w:caps/>
         </w:rPr>
-        <w:t xml:space="preserve">      &lt;/section&gt;</w:t>
-      </w:r>
-    </w:p>
-    <w:p>
-      <w:pPr>
-        <w:pStyle w:val="Sinespaciado"/>
+      </w:pPr>
+      <w:r>
         <w:rPr>
           <w:b/>
           <w:bCs/>
           <w:caps/>
         </w:rPr>
-      </w:pPr>
+        <w:t xml:space="preserve">    &lt;/main&gt;</w:t>
+      </w:r>
     </w:p>
     <w:p>
       <w:pPr>
@@ -43347,60 +44992,60 @@
           <w:caps/>
         </w:rPr>
       </w:pPr>
-      <w:r>
+    </w:p>
+    <w:p>
+      <w:pPr>
+        <w:pStyle w:val="Sinespaciado"/>
         <w:rPr>
           <w:b/>
           <w:bCs/>
           <w:caps/>
         </w:rPr>
-        <w:t xml:space="preserve">      &lt;form id="miFormulario"&gt;</w:t>
-      </w:r>
-    </w:p>
-    <w:p>
-      <w:pPr>
-        <w:pStyle w:val="Sinespaciado"/>
+      </w:pPr>
+      <w:r>
         <w:rPr>
           <w:b/>
           <w:bCs/>
           <w:caps/>
         </w:rPr>
-      </w:pPr>
-      <w:r>
+        <w:t xml:space="preserve">    &lt;footer&gt;Pie de página&lt;/footer&gt;</w:t>
+      </w:r>
+    </w:p>
+    <w:p>
+      <w:pPr>
+        <w:pStyle w:val="Sinespaciado"/>
         <w:rPr>
           <w:b/>
           <w:bCs/>
           <w:caps/>
         </w:rPr>
-        <w:t xml:space="preserve">        &lt;label for="nombre"&gt;Nombre:&lt;/label&gt;</w:t>
-      </w:r>
-    </w:p>
-    <w:p>
-      <w:pPr>
-        <w:pStyle w:val="Sinespaciado"/>
+      </w:pPr>
+      <w:r>
         <w:rPr>
           <w:b/>
           <w:bCs/>
           <w:caps/>
         </w:rPr>
-      </w:pPr>
-      <w:r>
+        <w:t xml:space="preserve">  &lt;/body&gt;</w:t>
+      </w:r>
+    </w:p>
+    <w:p>
+      <w:pPr>
+        <w:pStyle w:val="Sinespaciado"/>
         <w:rPr>
           <w:b/>
           <w:bCs/>
           <w:caps/>
         </w:rPr>
-        <w:t xml:space="preserve">        &lt;input type="text" id="nombre" name="nombre"&gt;</w:t>
-      </w:r>
-    </w:p>
-    <w:p>
-      <w:pPr>
-        <w:pStyle w:val="Sinespaciado"/>
+      </w:pPr>
+      <w:r>
         <w:rPr>
           <w:b/>
           <w:bCs/>
           <w:caps/>
         </w:rPr>
-      </w:pPr>
+        <w:t>&lt;/html&gt;</w:t>
+      </w:r>
     </w:p>
     <w:p>
       <w:pPr>
@@ -43413,229 +45058,224 @@
       </w:pPr>
       <w:r>
         <w:rPr>
+          <w:rFonts w:ascii="Segoe UI Emoji" w:hAnsi="Segoe UI Emoji" w:cs="Segoe UI Emoji"/>
           <w:b/>
           <w:bCs/>
           <w:caps/>
         </w:rPr>
-        <w:t xml:space="preserve">        &lt;label for="pais"&gt;País:&lt;/label&gt;</w:t>
-      </w:r>
-    </w:p>
-    <w:p>
-      <w:pPr>
-        <w:pStyle w:val="Sinespaciado"/>
+        <w:t>🧭</w:t>
+      </w:r>
+      <w:r>
         <w:rPr>
           <w:b/>
           <w:bCs/>
           <w:caps/>
         </w:rPr>
-      </w:pPr>
-      <w:r>
+        <w:t xml:space="preserve"> Mapa Conceptual / Esquema Visual Simplificado</w:t>
+      </w:r>
+    </w:p>
+    <w:p>
+      <w:pPr>
+        <w:pStyle w:val="Sinespaciado"/>
         <w:rPr>
           <w:b/>
           <w:bCs/>
           <w:caps/>
         </w:rPr>
-        <w:t xml:space="preserve">        &lt;select id="pais" name="pais"&gt;</w:t>
-      </w:r>
-    </w:p>
-    <w:p>
-      <w:pPr>
-        <w:pStyle w:val="Sinespaciado"/>
+      </w:pPr>
+      <w:r>
         <w:rPr>
           <w:b/>
           <w:bCs/>
           <w:caps/>
         </w:rPr>
-      </w:pPr>
-      <w:r>
+        <w:t>HTML</w:t>
+      </w:r>
+    </w:p>
+    <w:p>
+      <w:pPr>
+        <w:pStyle w:val="Sinespaciado"/>
         <w:rPr>
           <w:b/>
           <w:bCs/>
           <w:caps/>
         </w:rPr>
-        <w:t xml:space="preserve">          &lt;option value="mx"&gt;México&lt;/option&gt;</w:t>
-      </w:r>
-    </w:p>
-    <w:p>
-      <w:pPr>
-        <w:pStyle w:val="Sinespaciado"/>
+      </w:pPr>
+      <w:r>
         <w:rPr>
           <w:b/>
           <w:bCs/>
           <w:caps/>
         </w:rPr>
-      </w:pPr>
-      <w:r>
+        <w:t>│</w:t>
+      </w:r>
+    </w:p>
+    <w:p>
+      <w:pPr>
+        <w:pStyle w:val="Sinespaciado"/>
         <w:rPr>
           <w:b/>
           <w:bCs/>
           <w:caps/>
         </w:rPr>
-        <w:t xml:space="preserve">          &lt;option value="es"&gt;España&lt;/option&gt;</w:t>
-      </w:r>
-    </w:p>
-    <w:p>
-      <w:pPr>
-        <w:pStyle w:val="Sinespaciado"/>
-        <w:rPr>
+      </w:pPr>
+      <w:r>
+        <w:rPr>
+          <w:rFonts w:ascii="MS Gothic" w:eastAsia="MS Gothic" w:hAnsi="MS Gothic" w:cs="MS Gothic" w:hint="eastAsia"/>
           <w:b/>
           <w:bCs/>
           <w:caps/>
         </w:rPr>
-      </w:pPr>
-      <w:r>
-        <w:rPr>
+        <w:t>├</w:t>
+      </w:r>
+      <w:r>
+        <w:rPr>
+          <w:rFonts w:ascii="Calibri" w:hAnsi="Calibri" w:cs="Calibri"/>
           <w:b/>
           <w:bCs/>
           <w:caps/>
         </w:rPr>
-        <w:t xml:space="preserve">          &lt;option value="ar"&gt;Argentina&lt;/option&gt;</w:t>
-      </w:r>
-    </w:p>
-    <w:p>
-      <w:pPr>
-        <w:pStyle w:val="Sinespaciado"/>
+        <w:t>──</w:t>
+      </w:r>
+      <w:r>
         <w:rPr>
           <w:b/>
           <w:bCs/>
           <w:caps/>
         </w:rPr>
-      </w:pPr>
-      <w:r>
+        <w:t xml:space="preserve"> HEAD</w:t>
+      </w:r>
+    </w:p>
+    <w:p>
+      <w:pPr>
+        <w:pStyle w:val="Sinespaciado"/>
         <w:rPr>
           <w:b/>
           <w:bCs/>
           <w:caps/>
         </w:rPr>
-        <w:t xml:space="preserve">        &lt;/select&gt;</w:t>
-      </w:r>
-    </w:p>
-    <w:p>
-      <w:pPr>
-        <w:pStyle w:val="Sinespaciado"/>
+      </w:pPr>
+      <w:r>
         <w:rPr>
           <w:b/>
           <w:bCs/>
           <w:caps/>
         </w:rPr>
-      </w:pPr>
-    </w:p>
-    <w:p>
-      <w:pPr>
-        <w:pStyle w:val="Sinespaciado"/>
-        <w:rPr>
+        <w:t xml:space="preserve">│   </w:t>
+      </w:r>
+      <w:r>
+        <w:rPr>
+          <w:rFonts w:ascii="MS Gothic" w:eastAsia="MS Gothic" w:hAnsi="MS Gothic" w:cs="MS Gothic" w:hint="eastAsia"/>
           <w:b/>
           <w:bCs/>
           <w:caps/>
         </w:rPr>
-      </w:pPr>
-      <w:r>
-        <w:rPr>
+        <w:t>├</w:t>
+      </w:r>
+      <w:r>
+        <w:rPr>
+          <w:rFonts w:ascii="Calibri" w:hAnsi="Calibri" w:cs="Calibri"/>
           <w:b/>
           <w:bCs/>
           <w:caps/>
         </w:rPr>
-        <w:t xml:space="preserve">        &lt;button type="submit"&gt;Enviar&lt;/button&gt;</w:t>
-      </w:r>
-    </w:p>
-    <w:p>
-      <w:pPr>
-        <w:pStyle w:val="Sinespaciado"/>
+        <w:t>──</w:t>
+      </w:r>
+      <w:r>
         <w:rPr>
           <w:b/>
           <w:bCs/>
           <w:caps/>
         </w:rPr>
-      </w:pPr>
-      <w:r>
+        <w:t xml:space="preserve"> META</w:t>
+      </w:r>
+    </w:p>
+    <w:p>
+      <w:pPr>
+        <w:pStyle w:val="Sinespaciado"/>
         <w:rPr>
           <w:b/>
           <w:bCs/>
           <w:caps/>
         </w:rPr>
-        <w:t xml:space="preserve">      &lt;/form&gt;</w:t>
-      </w:r>
-    </w:p>
-    <w:p>
-      <w:pPr>
-        <w:pStyle w:val="Sinespaciado"/>
+      </w:pPr>
+      <w:r>
         <w:rPr>
           <w:b/>
           <w:bCs/>
           <w:caps/>
         </w:rPr>
-      </w:pPr>
-    </w:p>
-    <w:p>
-      <w:pPr>
-        <w:pStyle w:val="Sinespaciado"/>
-        <w:rPr>
+        <w:t xml:space="preserve">│   </w:t>
+      </w:r>
+      <w:r>
+        <w:rPr>
+          <w:rFonts w:ascii="MS Gothic" w:eastAsia="MS Gothic" w:hAnsi="MS Gothic" w:cs="MS Gothic" w:hint="eastAsia"/>
           <w:b/>
           <w:bCs/>
           <w:caps/>
         </w:rPr>
-      </w:pPr>
-      <w:r>
-        <w:rPr>
+        <w:t>├</w:t>
+      </w:r>
+      <w:r>
+        <w:rPr>
+          <w:rFonts w:ascii="Calibri" w:hAnsi="Calibri" w:cs="Calibri"/>
           <w:b/>
           <w:bCs/>
           <w:caps/>
         </w:rPr>
-        <w:t xml:space="preserve">      &lt;table id="miTabla"&gt;</w:t>
-      </w:r>
-    </w:p>
-    <w:p>
-      <w:pPr>
-        <w:pStyle w:val="Sinespaciado"/>
+        <w:t>──</w:t>
+      </w:r>
+      <w:r>
         <w:rPr>
           <w:b/>
           <w:bCs/>
           <w:caps/>
         </w:rPr>
-      </w:pPr>
-      <w:r>
+        <w:t xml:space="preserve"> TITLE</w:t>
+      </w:r>
+    </w:p>
+    <w:p>
+      <w:pPr>
+        <w:pStyle w:val="Sinespaciado"/>
         <w:rPr>
           <w:b/>
           <w:bCs/>
           <w:caps/>
         </w:rPr>
-        <w:t xml:space="preserve">        &lt;thead&gt;</w:t>
-      </w:r>
-    </w:p>
-    <w:p>
-      <w:pPr>
-        <w:pStyle w:val="Sinespaciado"/>
+      </w:pPr>
+      <w:r>
         <w:rPr>
           <w:b/>
           <w:bCs/>
           <w:caps/>
         </w:rPr>
-      </w:pPr>
-      <w:r>
-        <w:rPr>
+        <w:t xml:space="preserve">│   </w:t>
+      </w:r>
+      <w:r>
+        <w:rPr>
+          <w:rFonts w:ascii="MS Gothic" w:eastAsia="MS Gothic" w:hAnsi="MS Gothic" w:cs="MS Gothic" w:hint="eastAsia"/>
           <w:b/>
           <w:bCs/>
           <w:caps/>
         </w:rPr>
-        <w:t xml:space="preserve">          &lt;tr&gt;</w:t>
-      </w:r>
-    </w:p>
-    <w:p>
-      <w:pPr>
-        <w:pStyle w:val="Sinespaciado"/>
-        <w:rPr>
+        <w:t>├</w:t>
+      </w:r>
+      <w:r>
+        <w:rPr>
+          <w:rFonts w:ascii="Calibri" w:hAnsi="Calibri" w:cs="Calibri"/>
           <w:b/>
           <w:bCs/>
           <w:caps/>
         </w:rPr>
-      </w:pPr>
+        <w:t>──</w:t>
+      </w:r>
       <w:r>
         <w:rPr>
           <w:b/>
           <w:bCs/>
           <w:caps/>
         </w:rPr>
-        <w:t xml:space="preserve">            &lt;th&gt;Producto&lt;/th&gt;</w:t>
+        <w:t xml:space="preserve"> LINK (CSS)</w:t>
       </w:r>
     </w:p>
     <w:p>
@@ -43653,7 +45293,7 @@
           <w:bCs/>
           <w:caps/>
         </w:rPr>
-        <w:t xml:space="preserve">            &lt;th&gt;Precio&lt;/th&gt;</w:t>
+        <w:t>│   └── SCRIPT (JS)</w:t>
       </w:r>
     </w:p>
     <w:p>
@@ -43671,7 +45311,7 @@
           <w:bCs/>
           <w:caps/>
         </w:rPr>
-        <w:t xml:space="preserve">          &lt;/tr&gt;</w:t>
+        <w:t>│</w:t>
       </w:r>
     </w:p>
     <w:p>
@@ -43689,7 +45329,7 @@
           <w:bCs/>
           <w:caps/>
         </w:rPr>
-        <w:t xml:space="preserve">        &lt;/thead&gt;</w:t>
+        <w:t>└── BODY</w:t>
       </w:r>
     </w:p>
     <w:p>
@@ -43707,978 +45347,412 @@
           <w:bCs/>
           <w:caps/>
         </w:rPr>
+        <w:t xml:space="preserve">    </w:t>
+      </w:r>
+      <w:r>
+        <w:rPr>
+          <w:rFonts w:ascii="MS Gothic" w:eastAsia="MS Gothic" w:hAnsi="MS Gothic" w:cs="MS Gothic" w:hint="eastAsia"/>
+          <w:b/>
+          <w:bCs/>
+          <w:caps/>
+        </w:rPr>
+        <w:t>├</w:t>
+      </w:r>
+      <w:r>
+        <w:rPr>
+          <w:rFonts w:ascii="Calibri" w:hAnsi="Calibri" w:cs="Calibri"/>
+          <w:b/>
+          <w:bCs/>
+          <w:caps/>
+        </w:rPr>
+        <w:t>──</w:t>
+      </w:r>
+      <w:r>
+        <w:rPr>
+          <w:b/>
+          <w:bCs/>
+          <w:caps/>
+        </w:rPr>
+        <w:t xml:space="preserve"> HEADER</w:t>
+      </w:r>
+    </w:p>
+    <w:p>
+      <w:pPr>
+        <w:pStyle w:val="Sinespaciado"/>
+        <w:rPr>
+          <w:b/>
+          <w:bCs/>
+          <w:caps/>
+        </w:rPr>
+      </w:pPr>
+      <w:r>
+        <w:rPr>
+          <w:b/>
+          <w:bCs/>
+          <w:caps/>
+        </w:rPr>
+        <w:t xml:space="preserve">    </w:t>
+      </w:r>
+      <w:r>
+        <w:rPr>
+          <w:rFonts w:ascii="MS Gothic" w:eastAsia="MS Gothic" w:hAnsi="MS Gothic" w:cs="MS Gothic" w:hint="eastAsia"/>
+          <w:b/>
+          <w:bCs/>
+          <w:caps/>
+        </w:rPr>
+        <w:t>├</w:t>
+      </w:r>
+      <w:r>
+        <w:rPr>
+          <w:rFonts w:ascii="Calibri" w:hAnsi="Calibri" w:cs="Calibri"/>
+          <w:b/>
+          <w:bCs/>
+          <w:caps/>
+        </w:rPr>
+        <w:t>──</w:t>
+      </w:r>
+      <w:r>
+        <w:rPr>
+          <w:b/>
+          <w:bCs/>
+          <w:caps/>
+        </w:rPr>
+        <w:t xml:space="preserve"> NAV</w:t>
+      </w:r>
+    </w:p>
+    <w:p>
+      <w:pPr>
+        <w:pStyle w:val="Sinespaciado"/>
+        <w:rPr>
+          <w:b/>
+          <w:bCs/>
+          <w:caps/>
+        </w:rPr>
+      </w:pPr>
+      <w:r>
+        <w:rPr>
+          <w:b/>
+          <w:bCs/>
+          <w:caps/>
+        </w:rPr>
+        <w:t xml:space="preserve">    </w:t>
+      </w:r>
+      <w:r>
+        <w:rPr>
+          <w:rFonts w:ascii="MS Gothic" w:eastAsia="MS Gothic" w:hAnsi="MS Gothic" w:cs="MS Gothic" w:hint="eastAsia"/>
+          <w:b/>
+          <w:bCs/>
+          <w:caps/>
+        </w:rPr>
+        <w:t>├</w:t>
+      </w:r>
+      <w:r>
+        <w:rPr>
+          <w:rFonts w:ascii="Calibri" w:hAnsi="Calibri" w:cs="Calibri"/>
+          <w:b/>
+          <w:bCs/>
+          <w:caps/>
+        </w:rPr>
+        <w:t>──</w:t>
+      </w:r>
+      <w:r>
+        <w:rPr>
+          <w:b/>
+          <w:bCs/>
+          <w:caps/>
+        </w:rPr>
+        <w:t xml:space="preserve"> MAIN</w:t>
+      </w:r>
+    </w:p>
+    <w:p>
+      <w:pPr>
+        <w:pStyle w:val="Sinespaciado"/>
+        <w:rPr>
+          <w:b/>
+          <w:bCs/>
+          <w:caps/>
+        </w:rPr>
+      </w:pPr>
+      <w:r>
+        <w:rPr>
+          <w:b/>
+          <w:bCs/>
+          <w:caps/>
+        </w:rPr>
+        <w:t xml:space="preserve">    │   </w:t>
+      </w:r>
+      <w:r>
+        <w:rPr>
+          <w:rFonts w:ascii="MS Gothic" w:eastAsia="MS Gothic" w:hAnsi="MS Gothic" w:cs="MS Gothic" w:hint="eastAsia"/>
+          <w:b/>
+          <w:bCs/>
+          <w:caps/>
+        </w:rPr>
+        <w:t>├</w:t>
+      </w:r>
+      <w:r>
+        <w:rPr>
+          <w:rFonts w:ascii="Calibri" w:hAnsi="Calibri" w:cs="Calibri"/>
+          <w:b/>
+          <w:bCs/>
+          <w:caps/>
+        </w:rPr>
+        <w:t>──</w:t>
+      </w:r>
+      <w:r>
+        <w:rPr>
+          <w:b/>
+          <w:bCs/>
+          <w:caps/>
+        </w:rPr>
+        <w:t xml:space="preserve"> SECTION</w:t>
+      </w:r>
+    </w:p>
+    <w:p>
+      <w:pPr>
+        <w:pStyle w:val="Sinespaciado"/>
+        <w:rPr>
+          <w:b/>
+          <w:bCs/>
+          <w:caps/>
+        </w:rPr>
+      </w:pPr>
+      <w:r>
+        <w:rPr>
+          <w:b/>
+          <w:bCs/>
+          <w:caps/>
+        </w:rPr>
+        <w:t xml:space="preserve">    │   │   </w:t>
+      </w:r>
+      <w:r>
+        <w:rPr>
+          <w:rFonts w:ascii="MS Gothic" w:eastAsia="MS Gothic" w:hAnsi="MS Gothic" w:cs="MS Gothic" w:hint="eastAsia"/>
+          <w:b/>
+          <w:bCs/>
+          <w:caps/>
+        </w:rPr>
+        <w:t>├</w:t>
+      </w:r>
+      <w:r>
+        <w:rPr>
+          <w:rFonts w:ascii="Calibri" w:hAnsi="Calibri" w:cs="Calibri"/>
+          <w:b/>
+          <w:bCs/>
+          <w:caps/>
+        </w:rPr>
+        <w:t>──</w:t>
+      </w:r>
+      <w:r>
+        <w:rPr>
+          <w:b/>
+          <w:bCs/>
+          <w:caps/>
+        </w:rPr>
+        <w:t xml:space="preserve"> DIV</w:t>
+      </w:r>
+    </w:p>
+    <w:p>
+      <w:pPr>
+        <w:pStyle w:val="Sinespaciado"/>
+        <w:rPr>
+          <w:b/>
+          <w:bCs/>
+          <w:caps/>
+        </w:rPr>
+      </w:pPr>
+      <w:r>
+        <w:rPr>
+          <w:b/>
+          <w:bCs/>
+          <w:caps/>
+        </w:rPr>
+        <w:t xml:space="preserve">    │   │   └── P, H1, H2, etc.</w:t>
+      </w:r>
+    </w:p>
+    <w:p>
+      <w:pPr>
+        <w:pStyle w:val="Sinespaciado"/>
+        <w:rPr>
+          <w:b/>
+          <w:bCs/>
+          <w:caps/>
+        </w:rPr>
+      </w:pPr>
+      <w:r>
+        <w:rPr>
+          <w:b/>
+          <w:bCs/>
+          <w:caps/>
+        </w:rPr>
+        <w:t xml:space="preserve">    │   </w:t>
+      </w:r>
+      <w:r>
+        <w:rPr>
+          <w:rFonts w:ascii="MS Gothic" w:eastAsia="MS Gothic" w:hAnsi="MS Gothic" w:cs="MS Gothic" w:hint="eastAsia"/>
+          <w:b/>
+          <w:bCs/>
+          <w:caps/>
+        </w:rPr>
+        <w:t>├</w:t>
+      </w:r>
+      <w:r>
+        <w:rPr>
+          <w:rFonts w:ascii="Calibri" w:hAnsi="Calibri" w:cs="Calibri"/>
+          <w:b/>
+          <w:bCs/>
+          <w:caps/>
+        </w:rPr>
+        <w:t>──</w:t>
+      </w:r>
+      <w:r>
+        <w:rPr>
+          <w:b/>
+          <w:bCs/>
+          <w:caps/>
+        </w:rPr>
+        <w:t xml:space="preserve"> FORM</w:t>
+      </w:r>
+    </w:p>
+    <w:p>
+      <w:pPr>
+        <w:pStyle w:val="Sinespaciado"/>
+        <w:rPr>
+          <w:b/>
+          <w:bCs/>
+          <w:caps/>
+        </w:rPr>
+      </w:pPr>
+      <w:r>
+        <w:rPr>
+          <w:b/>
+          <w:bCs/>
+          <w:caps/>
+        </w:rPr>
+        <w:t xml:space="preserve">    │   │   </w:t>
+      </w:r>
+      <w:r>
+        <w:rPr>
+          <w:rFonts w:ascii="MS Gothic" w:eastAsia="MS Gothic" w:hAnsi="MS Gothic" w:cs="MS Gothic" w:hint="eastAsia"/>
+          <w:b/>
+          <w:bCs/>
+          <w:caps/>
+        </w:rPr>
+        <w:t>├</w:t>
+      </w:r>
+      <w:r>
+        <w:rPr>
+          <w:rFonts w:ascii="Calibri" w:hAnsi="Calibri" w:cs="Calibri"/>
+          <w:b/>
+          <w:bCs/>
+          <w:caps/>
+        </w:rPr>
+        <w:t>──</w:t>
+      </w:r>
+      <w:r>
+        <w:rPr>
+          <w:b/>
+          <w:bCs/>
+          <w:caps/>
+        </w:rPr>
+        <w:t xml:space="preserve"> INPUT (text, email, etc.)</w:t>
+      </w:r>
+    </w:p>
+    <w:p>
+      <w:pPr>
+        <w:pStyle w:val="Sinespaciado"/>
+        <w:rPr>
+          <w:b/>
+          <w:bCs/>
+          <w:caps/>
+        </w:rPr>
+      </w:pPr>
+      <w:r>
+        <w:rPr>
+          <w:b/>
+          <w:bCs/>
+          <w:caps/>
+        </w:rPr>
         <w:lastRenderedPageBreak/>
-        <w:t xml:space="preserve">        &lt;tbody&gt;</w:t>
-      </w:r>
-    </w:p>
-    <w:p>
-      <w:pPr>
-        <w:pStyle w:val="Sinespaciado"/>
-        <w:rPr>
+        <w:t xml:space="preserve">    │   │   </w:t>
+      </w:r>
+      <w:r>
+        <w:rPr>
+          <w:rFonts w:ascii="MS Gothic" w:eastAsia="MS Gothic" w:hAnsi="MS Gothic" w:cs="MS Gothic" w:hint="eastAsia"/>
           <w:b/>
           <w:bCs/>
           <w:caps/>
         </w:rPr>
-      </w:pPr>
-      <w:r>
-        <w:rPr>
+        <w:t>├</w:t>
+      </w:r>
+      <w:r>
+        <w:rPr>
+          <w:rFonts w:ascii="Calibri" w:hAnsi="Calibri" w:cs="Calibri"/>
           <w:b/>
           <w:bCs/>
           <w:caps/>
         </w:rPr>
-        <w:t xml:space="preserve">          &lt;tr&gt;</w:t>
-      </w:r>
-    </w:p>
-    <w:p>
-      <w:pPr>
-        <w:pStyle w:val="Sinespaciado"/>
+        <w:t>──</w:t>
+      </w:r>
+      <w:r>
         <w:rPr>
           <w:b/>
           <w:bCs/>
           <w:caps/>
         </w:rPr>
-      </w:pPr>
-      <w:r>
-        <w:rPr>
+        <w:t xml:space="preserve"> SELECT </w:t>
+      </w:r>
+      <w:r>
+        <w:rPr>
+          <w:rFonts w:ascii="Calibri" w:hAnsi="Calibri" w:cs="Calibri"/>
           <w:b/>
           <w:bCs/>
           <w:caps/>
         </w:rPr>
-        <w:t xml:space="preserve">            &lt;td&gt;Manzana&lt;/td&gt;</w:t>
-      </w:r>
-    </w:p>
-    <w:p>
-      <w:pPr>
-        <w:pStyle w:val="Sinespaciado"/>
+        <w:t>→</w:t>
+      </w:r>
+      <w:r>
         <w:rPr>
           <w:b/>
           <w:bCs/>
           <w:caps/>
         </w:rPr>
-      </w:pPr>
-      <w:r>
+        <w:t xml:space="preserve"> OPTION</w:t>
+      </w:r>
+    </w:p>
+    <w:p>
+      <w:pPr>
+        <w:pStyle w:val="Sinespaciado"/>
         <w:rPr>
           <w:b/>
           <w:bCs/>
           <w:caps/>
         </w:rPr>
-        <w:t xml:space="preserve">            &lt;td&gt;$10&lt;/td&gt;</w:t>
-      </w:r>
-    </w:p>
-    <w:p>
-      <w:pPr>
-        <w:pStyle w:val="Sinespaciado"/>
+      </w:pPr>
+      <w:r>
         <w:rPr>
           <w:b/>
           <w:bCs/>
           <w:caps/>
         </w:rPr>
-      </w:pPr>
-      <w:r>
+        <w:t xml:space="preserve">    │   │   └── BUTTON</w:t>
+      </w:r>
+    </w:p>
+    <w:p>
+      <w:pPr>
+        <w:pStyle w:val="Sinespaciado"/>
         <w:rPr>
           <w:b/>
           <w:bCs/>
           <w:caps/>
         </w:rPr>
-        <w:t xml:space="preserve">          &lt;/tr&gt;</w:t>
-      </w:r>
-    </w:p>
-    <w:p>
-      <w:pPr>
-        <w:pStyle w:val="Sinespaciado"/>
+      </w:pPr>
+      <w:r>
         <w:rPr>
           <w:b/>
           <w:bCs/>
           <w:caps/>
         </w:rPr>
-      </w:pPr>
-      <w:r>
-        <w:rPr>
-          <w:b/>
-          <w:bCs/>
-          <w:caps/>
-        </w:rPr>
-        <w:t xml:space="preserve">          &lt;tr&gt;</w:t>
-      </w:r>
-    </w:p>
-    <w:p>
-      <w:pPr>
-        <w:pStyle w:val="Sinespaciado"/>
-        <w:rPr>
-          <w:b/>
-          <w:bCs/>
-          <w:caps/>
-        </w:rPr>
-      </w:pPr>
-      <w:r>
-        <w:rPr>
-          <w:b/>
-          <w:bCs/>
-          <w:caps/>
-        </w:rPr>
-        <w:t xml:space="preserve">            &lt;td&gt;Banana&lt;/td&gt;</w:t>
-      </w:r>
-    </w:p>
-    <w:p>
-      <w:pPr>
-        <w:pStyle w:val="Sinespaciado"/>
-        <w:rPr>
-          <w:b/>
-          <w:bCs/>
-          <w:caps/>
-        </w:rPr>
-      </w:pPr>
-      <w:r>
-        <w:rPr>
-          <w:b/>
-          <w:bCs/>
-          <w:caps/>
-        </w:rPr>
-        <w:t xml:space="preserve">            &lt;td&gt;$8&lt;/td&gt;</w:t>
-      </w:r>
-    </w:p>
-    <w:p>
-      <w:pPr>
-        <w:pStyle w:val="Sinespaciado"/>
-        <w:rPr>
-          <w:b/>
-          <w:bCs/>
-          <w:caps/>
-        </w:rPr>
-      </w:pPr>
-      <w:r>
-        <w:rPr>
-          <w:b/>
-          <w:bCs/>
-          <w:caps/>
-        </w:rPr>
-        <w:t xml:space="preserve">          &lt;/tr&gt;</w:t>
-      </w:r>
-    </w:p>
-    <w:p>
-      <w:pPr>
-        <w:pStyle w:val="Sinespaciado"/>
-        <w:rPr>
-          <w:b/>
-          <w:bCs/>
-          <w:caps/>
-        </w:rPr>
-      </w:pPr>
-      <w:r>
-        <w:rPr>
-          <w:b/>
-          <w:bCs/>
-          <w:caps/>
-        </w:rPr>
-        <w:t xml:space="preserve">        &lt;/tbody&gt;</w:t>
-      </w:r>
-    </w:p>
-    <w:p>
-      <w:pPr>
-        <w:pStyle w:val="Sinespaciado"/>
-        <w:rPr>
-          <w:b/>
-          <w:bCs/>
-          <w:caps/>
-        </w:rPr>
-      </w:pPr>
-      <w:r>
-        <w:rPr>
-          <w:b/>
-          <w:bCs/>
-          <w:caps/>
-        </w:rPr>
-        <w:t xml:space="preserve">      &lt;/table&gt;</w:t>
-      </w:r>
-    </w:p>
-    <w:p>
-      <w:pPr>
-        <w:pStyle w:val="Sinespaciado"/>
-        <w:rPr>
-          <w:b/>
-          <w:bCs/>
-          <w:caps/>
-        </w:rPr>
-      </w:pPr>
-      <w:r>
-        <w:rPr>
-          <w:b/>
-          <w:bCs/>
-          <w:caps/>
-        </w:rPr>
-        <w:t xml:space="preserve">    &lt;/main&gt;</w:t>
-      </w:r>
-    </w:p>
-    <w:p>
-      <w:pPr>
-        <w:pStyle w:val="Sinespaciado"/>
-        <w:rPr>
-          <w:b/>
-          <w:bCs/>
-          <w:caps/>
-        </w:rPr>
-      </w:pPr>
-    </w:p>
-    <w:p>
-      <w:pPr>
-        <w:pStyle w:val="Sinespaciado"/>
-        <w:rPr>
-          <w:b/>
-          <w:bCs/>
-          <w:caps/>
-        </w:rPr>
-      </w:pPr>
-      <w:r>
-        <w:rPr>
-          <w:b/>
-          <w:bCs/>
-          <w:caps/>
-        </w:rPr>
-        <w:t xml:space="preserve">    &lt;footer&gt;Pie de página&lt;/footer&gt;</w:t>
-      </w:r>
-    </w:p>
-    <w:p>
-      <w:pPr>
-        <w:pStyle w:val="Sinespaciado"/>
-        <w:rPr>
-          <w:b/>
-          <w:bCs/>
-          <w:caps/>
-        </w:rPr>
-      </w:pPr>
-      <w:r>
-        <w:rPr>
-          <w:b/>
-          <w:bCs/>
-          <w:caps/>
-        </w:rPr>
-        <w:t xml:space="preserve">  &lt;/body&gt;</w:t>
-      </w:r>
-    </w:p>
-    <w:p>
-      <w:pPr>
-        <w:pStyle w:val="Sinespaciado"/>
-        <w:rPr>
-          <w:b/>
-          <w:bCs/>
-          <w:caps/>
-        </w:rPr>
-      </w:pPr>
-      <w:r>
-        <w:rPr>
-          <w:b/>
-          <w:bCs/>
-          <w:caps/>
-        </w:rPr>
-        <w:t>&lt;/html&gt;</w:t>
-      </w:r>
-    </w:p>
-    <w:p>
-      <w:pPr>
-        <w:pStyle w:val="Sinespaciado"/>
-        <w:rPr>
-          <w:b/>
-          <w:bCs/>
-          <w:caps/>
-        </w:rPr>
-      </w:pPr>
-      <w:r>
-        <w:rPr>
-          <w:rFonts w:ascii="Segoe UI Emoji" w:hAnsi="Segoe UI Emoji" w:cs="Segoe UI Emoji"/>
-          <w:b/>
-          <w:bCs/>
-          <w:caps/>
-        </w:rPr>
-        <w:t>🧭</w:t>
-      </w:r>
-      <w:r>
-        <w:rPr>
-          <w:b/>
-          <w:bCs/>
-          <w:caps/>
-        </w:rPr>
-        <w:t xml:space="preserve"> Mapa Conceptual / Esquema Visual Simplificado</w:t>
-      </w:r>
-    </w:p>
-    <w:p>
-      <w:pPr>
-        <w:pStyle w:val="Sinespaciado"/>
-        <w:rPr>
-          <w:b/>
-          <w:bCs/>
-          <w:caps/>
-        </w:rPr>
-      </w:pPr>
-      <w:r>
-        <w:rPr>
-          <w:b/>
-          <w:bCs/>
-          <w:caps/>
-        </w:rPr>
-        <w:t>HTML</w:t>
-      </w:r>
-    </w:p>
-    <w:p>
-      <w:pPr>
-        <w:pStyle w:val="Sinespaciado"/>
-        <w:rPr>
-          <w:b/>
-          <w:bCs/>
-          <w:caps/>
-        </w:rPr>
-      </w:pPr>
-      <w:r>
-        <w:rPr>
-          <w:b/>
-          <w:bCs/>
-          <w:caps/>
-        </w:rPr>
-        <w:t>│</w:t>
-      </w:r>
-    </w:p>
-    <w:p>
-      <w:pPr>
-        <w:pStyle w:val="Sinespaciado"/>
-        <w:rPr>
-          <w:b/>
-          <w:bCs/>
-          <w:caps/>
-        </w:rPr>
-      </w:pPr>
-      <w:r>
-        <w:rPr>
-          <w:rFonts w:ascii="MS Gothic" w:eastAsia="MS Gothic" w:hAnsi="MS Gothic" w:cs="MS Gothic" w:hint="eastAsia"/>
-          <w:b/>
-          <w:bCs/>
-          <w:caps/>
-        </w:rPr>
-        <w:t>├</w:t>
-      </w:r>
-      <w:r>
-        <w:rPr>
-          <w:rFonts w:ascii="Calibri" w:hAnsi="Calibri" w:cs="Calibri"/>
-          <w:b/>
-          <w:bCs/>
-          <w:caps/>
-        </w:rPr>
-        <w:t>──</w:t>
-      </w:r>
-      <w:r>
-        <w:rPr>
-          <w:b/>
-          <w:bCs/>
-          <w:caps/>
-        </w:rPr>
-        <w:t xml:space="preserve"> HEAD</w:t>
-      </w:r>
-    </w:p>
-    <w:p>
-      <w:pPr>
-        <w:pStyle w:val="Sinespaciado"/>
-        <w:rPr>
-          <w:b/>
-          <w:bCs/>
-          <w:caps/>
-        </w:rPr>
-      </w:pPr>
-      <w:r>
-        <w:rPr>
-          <w:b/>
-          <w:bCs/>
-          <w:caps/>
-        </w:rPr>
-        <w:t xml:space="preserve">│   </w:t>
-      </w:r>
-      <w:r>
-        <w:rPr>
-          <w:rFonts w:ascii="MS Gothic" w:eastAsia="MS Gothic" w:hAnsi="MS Gothic" w:cs="MS Gothic" w:hint="eastAsia"/>
-          <w:b/>
-          <w:bCs/>
-          <w:caps/>
-        </w:rPr>
-        <w:t>├</w:t>
-      </w:r>
-      <w:r>
-        <w:rPr>
-          <w:rFonts w:ascii="Calibri" w:hAnsi="Calibri" w:cs="Calibri"/>
-          <w:b/>
-          <w:bCs/>
-          <w:caps/>
-        </w:rPr>
-        <w:t>──</w:t>
-      </w:r>
-      <w:r>
-        <w:rPr>
-          <w:b/>
-          <w:bCs/>
-          <w:caps/>
-        </w:rPr>
-        <w:t xml:space="preserve"> META</w:t>
-      </w:r>
-    </w:p>
-    <w:p>
-      <w:pPr>
-        <w:pStyle w:val="Sinespaciado"/>
-        <w:rPr>
-          <w:b/>
-          <w:bCs/>
-          <w:caps/>
-        </w:rPr>
-      </w:pPr>
-      <w:r>
-        <w:rPr>
-          <w:b/>
-          <w:bCs/>
-          <w:caps/>
-        </w:rPr>
-        <w:t xml:space="preserve">│   </w:t>
-      </w:r>
-      <w:r>
-        <w:rPr>
-          <w:rFonts w:ascii="MS Gothic" w:eastAsia="MS Gothic" w:hAnsi="MS Gothic" w:cs="MS Gothic" w:hint="eastAsia"/>
-          <w:b/>
-          <w:bCs/>
-          <w:caps/>
-        </w:rPr>
-        <w:t>├</w:t>
-      </w:r>
-      <w:r>
-        <w:rPr>
-          <w:rFonts w:ascii="Calibri" w:hAnsi="Calibri" w:cs="Calibri"/>
-          <w:b/>
-          <w:bCs/>
-          <w:caps/>
-        </w:rPr>
-        <w:t>──</w:t>
-      </w:r>
-      <w:r>
-        <w:rPr>
-          <w:b/>
-          <w:bCs/>
-          <w:caps/>
-        </w:rPr>
-        <w:t xml:space="preserve"> TITLE</w:t>
-      </w:r>
-    </w:p>
-    <w:p>
-      <w:pPr>
-        <w:pStyle w:val="Sinespaciado"/>
-        <w:rPr>
-          <w:b/>
-          <w:bCs/>
-          <w:caps/>
-        </w:rPr>
-      </w:pPr>
-      <w:r>
-        <w:rPr>
-          <w:b/>
-          <w:bCs/>
-          <w:caps/>
-        </w:rPr>
-        <w:t xml:space="preserve">│   </w:t>
-      </w:r>
-      <w:r>
-        <w:rPr>
-          <w:rFonts w:ascii="MS Gothic" w:eastAsia="MS Gothic" w:hAnsi="MS Gothic" w:cs="MS Gothic" w:hint="eastAsia"/>
-          <w:b/>
-          <w:bCs/>
-          <w:caps/>
-        </w:rPr>
-        <w:t>├</w:t>
-      </w:r>
-      <w:r>
-        <w:rPr>
-          <w:rFonts w:ascii="Calibri" w:hAnsi="Calibri" w:cs="Calibri"/>
-          <w:b/>
-          <w:bCs/>
-          <w:caps/>
-        </w:rPr>
-        <w:t>──</w:t>
-      </w:r>
-      <w:r>
-        <w:rPr>
-          <w:b/>
-          <w:bCs/>
-          <w:caps/>
-        </w:rPr>
-        <w:t xml:space="preserve"> LINK (CSS)</w:t>
-      </w:r>
-    </w:p>
-    <w:p>
-      <w:pPr>
-        <w:pStyle w:val="Sinespaciado"/>
-        <w:rPr>
-          <w:b/>
-          <w:bCs/>
-          <w:caps/>
-        </w:rPr>
-      </w:pPr>
-      <w:r>
-        <w:rPr>
-          <w:b/>
-          <w:bCs/>
-          <w:caps/>
-        </w:rPr>
-        <w:t>│   └── SCRIPT (JS)</w:t>
-      </w:r>
-    </w:p>
-    <w:p>
-      <w:pPr>
-        <w:pStyle w:val="Sinespaciado"/>
-        <w:rPr>
-          <w:b/>
-          <w:bCs/>
-          <w:caps/>
-        </w:rPr>
-      </w:pPr>
-      <w:r>
-        <w:rPr>
-          <w:b/>
-          <w:bCs/>
-          <w:caps/>
-        </w:rPr>
-        <w:t>│</w:t>
-      </w:r>
-    </w:p>
-    <w:p>
-      <w:pPr>
-        <w:pStyle w:val="Sinespaciado"/>
-        <w:rPr>
-          <w:b/>
-          <w:bCs/>
-          <w:caps/>
-        </w:rPr>
-      </w:pPr>
-      <w:r>
-        <w:rPr>
-          <w:b/>
-          <w:bCs/>
-          <w:caps/>
-        </w:rPr>
-        <w:t>└── BODY</w:t>
-      </w:r>
-    </w:p>
-    <w:p>
-      <w:pPr>
-        <w:pStyle w:val="Sinespaciado"/>
-        <w:rPr>
-          <w:b/>
-          <w:bCs/>
-          <w:caps/>
-        </w:rPr>
-      </w:pPr>
-      <w:r>
-        <w:rPr>
-          <w:b/>
-          <w:bCs/>
-          <w:caps/>
-        </w:rPr>
-        <w:t xml:space="preserve">    </w:t>
-      </w:r>
-      <w:r>
-        <w:rPr>
-          <w:rFonts w:ascii="MS Gothic" w:eastAsia="MS Gothic" w:hAnsi="MS Gothic" w:cs="MS Gothic" w:hint="eastAsia"/>
-          <w:b/>
-          <w:bCs/>
-          <w:caps/>
-        </w:rPr>
-        <w:t>├</w:t>
-      </w:r>
-      <w:r>
-        <w:rPr>
-          <w:rFonts w:ascii="Calibri" w:hAnsi="Calibri" w:cs="Calibri"/>
-          <w:b/>
-          <w:bCs/>
-          <w:caps/>
-        </w:rPr>
-        <w:t>──</w:t>
-      </w:r>
-      <w:r>
-        <w:rPr>
-          <w:b/>
-          <w:bCs/>
-          <w:caps/>
-        </w:rPr>
-        <w:t xml:space="preserve"> HEADER</w:t>
-      </w:r>
-    </w:p>
-    <w:p>
-      <w:pPr>
-        <w:pStyle w:val="Sinespaciado"/>
-        <w:rPr>
-          <w:b/>
-          <w:bCs/>
-          <w:caps/>
-        </w:rPr>
-      </w:pPr>
-      <w:r>
-        <w:rPr>
-          <w:b/>
-          <w:bCs/>
-          <w:caps/>
-        </w:rPr>
-        <w:t xml:space="preserve">    </w:t>
-      </w:r>
-      <w:r>
-        <w:rPr>
-          <w:rFonts w:ascii="MS Gothic" w:eastAsia="MS Gothic" w:hAnsi="MS Gothic" w:cs="MS Gothic" w:hint="eastAsia"/>
-          <w:b/>
-          <w:bCs/>
-          <w:caps/>
-        </w:rPr>
-        <w:t>├</w:t>
-      </w:r>
-      <w:r>
-        <w:rPr>
-          <w:rFonts w:ascii="Calibri" w:hAnsi="Calibri" w:cs="Calibri"/>
-          <w:b/>
-          <w:bCs/>
-          <w:caps/>
-        </w:rPr>
-        <w:t>──</w:t>
-      </w:r>
-      <w:r>
-        <w:rPr>
-          <w:b/>
-          <w:bCs/>
-          <w:caps/>
-        </w:rPr>
-        <w:t xml:space="preserve"> NAV</w:t>
-      </w:r>
-    </w:p>
-    <w:p>
-      <w:pPr>
-        <w:pStyle w:val="Sinespaciado"/>
-        <w:rPr>
-          <w:b/>
-          <w:bCs/>
-          <w:caps/>
-        </w:rPr>
-      </w:pPr>
-      <w:r>
-        <w:rPr>
-          <w:b/>
-          <w:bCs/>
-          <w:caps/>
-        </w:rPr>
-        <w:t xml:space="preserve">    </w:t>
-      </w:r>
-      <w:r>
-        <w:rPr>
-          <w:rFonts w:ascii="MS Gothic" w:eastAsia="MS Gothic" w:hAnsi="MS Gothic" w:cs="MS Gothic" w:hint="eastAsia"/>
-          <w:b/>
-          <w:bCs/>
-          <w:caps/>
-        </w:rPr>
-        <w:t>├</w:t>
-      </w:r>
-      <w:r>
-        <w:rPr>
-          <w:rFonts w:ascii="Calibri" w:hAnsi="Calibri" w:cs="Calibri"/>
-          <w:b/>
-          <w:bCs/>
-          <w:caps/>
-        </w:rPr>
-        <w:t>──</w:t>
-      </w:r>
-      <w:r>
-        <w:rPr>
-          <w:b/>
-          <w:bCs/>
-          <w:caps/>
-        </w:rPr>
-        <w:t xml:space="preserve"> MAIN</w:t>
-      </w:r>
-    </w:p>
-    <w:p>
-      <w:pPr>
-        <w:pStyle w:val="Sinespaciado"/>
-        <w:rPr>
-          <w:b/>
-          <w:bCs/>
-          <w:caps/>
-        </w:rPr>
-      </w:pPr>
-      <w:r>
-        <w:rPr>
-          <w:b/>
-          <w:bCs/>
-          <w:caps/>
-        </w:rPr>
-        <w:t xml:space="preserve">    │   </w:t>
-      </w:r>
-      <w:r>
-        <w:rPr>
-          <w:rFonts w:ascii="MS Gothic" w:eastAsia="MS Gothic" w:hAnsi="MS Gothic" w:cs="MS Gothic" w:hint="eastAsia"/>
-          <w:b/>
-          <w:bCs/>
-          <w:caps/>
-        </w:rPr>
-        <w:t>├</w:t>
-      </w:r>
-      <w:r>
-        <w:rPr>
-          <w:rFonts w:ascii="Calibri" w:hAnsi="Calibri" w:cs="Calibri"/>
-          <w:b/>
-          <w:bCs/>
-          <w:caps/>
-        </w:rPr>
-        <w:t>──</w:t>
-      </w:r>
-      <w:r>
-        <w:rPr>
-          <w:b/>
-          <w:bCs/>
-          <w:caps/>
-        </w:rPr>
-        <w:t xml:space="preserve"> SECTION</w:t>
-      </w:r>
-    </w:p>
-    <w:p>
-      <w:pPr>
-        <w:pStyle w:val="Sinespaciado"/>
-        <w:rPr>
-          <w:b/>
-          <w:bCs/>
-          <w:caps/>
-        </w:rPr>
-      </w:pPr>
-      <w:r>
-        <w:rPr>
-          <w:b/>
-          <w:bCs/>
-          <w:caps/>
-        </w:rPr>
-        <w:t xml:space="preserve">    │   │   </w:t>
-      </w:r>
-      <w:r>
-        <w:rPr>
-          <w:rFonts w:ascii="MS Gothic" w:eastAsia="MS Gothic" w:hAnsi="MS Gothic" w:cs="MS Gothic" w:hint="eastAsia"/>
-          <w:b/>
-          <w:bCs/>
-          <w:caps/>
-        </w:rPr>
-        <w:t>├</w:t>
-      </w:r>
-      <w:r>
-        <w:rPr>
-          <w:rFonts w:ascii="Calibri" w:hAnsi="Calibri" w:cs="Calibri"/>
-          <w:b/>
-          <w:bCs/>
-          <w:caps/>
-        </w:rPr>
-        <w:t>──</w:t>
-      </w:r>
-      <w:r>
-        <w:rPr>
-          <w:b/>
-          <w:bCs/>
-          <w:caps/>
-        </w:rPr>
-        <w:t xml:space="preserve"> DIV</w:t>
-      </w:r>
-    </w:p>
-    <w:p>
-      <w:pPr>
-        <w:pStyle w:val="Sinespaciado"/>
-        <w:rPr>
-          <w:b/>
-          <w:bCs/>
-          <w:caps/>
-        </w:rPr>
-      </w:pPr>
-      <w:r>
-        <w:rPr>
-          <w:b/>
-          <w:bCs/>
-          <w:caps/>
-        </w:rPr>
-        <w:t xml:space="preserve">    │   │   └── P, H1, H2, etc.</w:t>
-      </w:r>
-    </w:p>
-    <w:p>
-      <w:pPr>
-        <w:pStyle w:val="Sinespaciado"/>
-        <w:rPr>
-          <w:b/>
-          <w:bCs/>
-          <w:caps/>
-        </w:rPr>
-      </w:pPr>
-      <w:r>
-        <w:rPr>
-          <w:b/>
-          <w:bCs/>
-          <w:caps/>
-        </w:rPr>
-        <w:t xml:space="preserve">    │   </w:t>
-      </w:r>
-      <w:r>
-        <w:rPr>
-          <w:rFonts w:ascii="MS Gothic" w:eastAsia="MS Gothic" w:hAnsi="MS Gothic" w:cs="MS Gothic" w:hint="eastAsia"/>
-          <w:b/>
-          <w:bCs/>
-          <w:caps/>
-        </w:rPr>
-        <w:t>├</w:t>
-      </w:r>
-      <w:r>
-        <w:rPr>
-          <w:rFonts w:ascii="Calibri" w:hAnsi="Calibri" w:cs="Calibri"/>
-          <w:b/>
-          <w:bCs/>
-          <w:caps/>
-        </w:rPr>
-        <w:t>──</w:t>
-      </w:r>
-      <w:r>
-        <w:rPr>
-          <w:b/>
-          <w:bCs/>
-          <w:caps/>
-        </w:rPr>
-        <w:t xml:space="preserve"> FORM</w:t>
-      </w:r>
-    </w:p>
-    <w:p>
-      <w:pPr>
-        <w:pStyle w:val="Sinespaciado"/>
-        <w:rPr>
-          <w:b/>
-          <w:bCs/>
-          <w:caps/>
-        </w:rPr>
-      </w:pPr>
-      <w:r>
-        <w:rPr>
-          <w:b/>
-          <w:bCs/>
-          <w:caps/>
-        </w:rPr>
-        <w:t xml:space="preserve">    │   │   </w:t>
-      </w:r>
-      <w:r>
-        <w:rPr>
-          <w:rFonts w:ascii="MS Gothic" w:eastAsia="MS Gothic" w:hAnsi="MS Gothic" w:cs="MS Gothic" w:hint="eastAsia"/>
-          <w:b/>
-          <w:bCs/>
-          <w:caps/>
-        </w:rPr>
-        <w:t>├</w:t>
-      </w:r>
-      <w:r>
-        <w:rPr>
-          <w:rFonts w:ascii="Calibri" w:hAnsi="Calibri" w:cs="Calibri"/>
-          <w:b/>
-          <w:bCs/>
-          <w:caps/>
-        </w:rPr>
-        <w:t>──</w:t>
-      </w:r>
-      <w:r>
-        <w:rPr>
-          <w:b/>
-          <w:bCs/>
-          <w:caps/>
-        </w:rPr>
-        <w:t xml:space="preserve"> INPUT (text, email, etc.)</w:t>
-      </w:r>
-    </w:p>
-    <w:p>
-      <w:pPr>
-        <w:pStyle w:val="Sinespaciado"/>
-        <w:rPr>
-          <w:b/>
-          <w:bCs/>
-          <w:caps/>
-        </w:rPr>
-      </w:pPr>
-      <w:r>
-        <w:rPr>
-          <w:b/>
-          <w:bCs/>
-          <w:caps/>
-        </w:rPr>
-        <w:t xml:space="preserve">    │   │   </w:t>
-      </w:r>
-      <w:r>
-        <w:rPr>
-          <w:rFonts w:ascii="MS Gothic" w:eastAsia="MS Gothic" w:hAnsi="MS Gothic" w:cs="MS Gothic" w:hint="eastAsia"/>
-          <w:b/>
-          <w:bCs/>
-          <w:caps/>
-        </w:rPr>
-        <w:t>├</w:t>
-      </w:r>
-      <w:r>
-        <w:rPr>
-          <w:rFonts w:ascii="Calibri" w:hAnsi="Calibri" w:cs="Calibri"/>
-          <w:b/>
-          <w:bCs/>
-          <w:caps/>
-        </w:rPr>
-        <w:t>──</w:t>
-      </w:r>
-      <w:r>
-        <w:rPr>
-          <w:b/>
-          <w:bCs/>
-          <w:caps/>
-        </w:rPr>
-        <w:t xml:space="preserve"> SELECT </w:t>
-      </w:r>
-      <w:r>
-        <w:rPr>
-          <w:rFonts w:ascii="Calibri" w:hAnsi="Calibri" w:cs="Calibri"/>
-          <w:b/>
-          <w:bCs/>
-          <w:caps/>
-        </w:rPr>
-        <w:t>→</w:t>
-      </w:r>
-      <w:r>
-        <w:rPr>
-          <w:b/>
-          <w:bCs/>
-          <w:caps/>
-        </w:rPr>
-        <w:t xml:space="preserve"> OPTION</w:t>
-      </w:r>
-    </w:p>
-    <w:p>
-      <w:pPr>
-        <w:pStyle w:val="Sinespaciado"/>
-        <w:rPr>
-          <w:b/>
-          <w:bCs/>
-          <w:caps/>
-        </w:rPr>
-      </w:pPr>
-      <w:r>
-        <w:rPr>
-          <w:b/>
-          <w:bCs/>
-          <w:caps/>
-        </w:rPr>
-        <w:t xml:space="preserve">    │   │   └── BUTTON</w:t>
-      </w:r>
-    </w:p>
-    <w:p>
-      <w:pPr>
-        <w:pStyle w:val="Sinespaciado"/>
-        <w:rPr>
-          <w:b/>
-          <w:bCs/>
-          <w:caps/>
-        </w:rPr>
-      </w:pPr>
-      <w:r>
-        <w:rPr>
-          <w:b/>
-          <w:bCs/>
-          <w:caps/>
-        </w:rPr>
-        <w:lastRenderedPageBreak/>
         <w:t xml:space="preserve">    │   └── TABLE</w:t>
       </w:r>
     </w:p>
@@ -45584,14 +46658,125 @@
           <w:bCs/>
           <w:caps/>
         </w:rPr>
+        <w:t>const filas = tabla.getElementsByTagName("tr");</w:t>
+      </w:r>
+    </w:p>
+    <w:p>
+      <w:pPr>
+        <w:pStyle w:val="Sinespaciado"/>
+        <w:rPr>
+          <w:b/>
+          <w:bCs/>
+          <w:caps/>
+        </w:rPr>
+      </w:pPr>
+      <w:r>
+        <w:rPr>
+          <w:b/>
+          <w:bCs/>
+          <w:caps/>
+        </w:rPr>
+        <w:t>console.log(filas[1].cells[0].textContent); // "Manzana"</w:t>
+      </w:r>
+    </w:p>
+    <w:p>
+      <w:pPr>
+        <w:pStyle w:val="Sinespaciado"/>
+        <w:rPr>
+          <w:b/>
+          <w:bCs/>
+          <w:caps/>
+        </w:rPr>
+      </w:pPr>
+    </w:p>
+    <w:p>
+      <w:pPr>
+        <w:pStyle w:val="Sinespaciado"/>
+        <w:rPr>
+          <w:b/>
+          <w:bCs/>
+          <w:caps/>
+        </w:rPr>
+      </w:pPr>
+      <w:r>
+        <w:rPr>
+          <w:b/>
+          <w:bCs/>
+          <w:caps/>
+        </w:rPr>
+        <w:t>// 5. Acceso general (más flexible)</w:t>
+      </w:r>
+    </w:p>
+    <w:p>
+      <w:pPr>
+        <w:pStyle w:val="Sinespaciado"/>
+        <w:rPr>
+          <w:b/>
+          <w:bCs/>
+          <w:caps/>
+        </w:rPr>
+      </w:pPr>
+      <w:r>
+        <w:rPr>
+          <w:b/>
+          <w:bCs/>
+          <w:caps/>
+        </w:rPr>
+        <w:t>const elemento = document.querySelector("section#info-principal h1");</w:t>
+      </w:r>
+    </w:p>
+    <w:p>
+      <w:pPr>
+        <w:pStyle w:val="Sinespaciado"/>
+        <w:rPr>
+          <w:b/>
+          <w:bCs/>
+          <w:caps/>
+        </w:rPr>
+      </w:pPr>
+      <w:r>
+        <w:rPr>
+          <w:b/>
+          <w:bCs/>
+          <w:caps/>
+        </w:rPr>
+        <w:lastRenderedPageBreak/>
+        <w:t>console.log(elemento.innerText);</w:t>
+      </w:r>
+    </w:p>
+    <w:p>
+      <w:pPr>
+        <w:pStyle w:val="Sinespaciado"/>
+        <w:rPr>
+          <w:b/>
+          <w:bCs/>
+          <w:caps/>
+        </w:rPr>
+      </w:pPr>
+    </w:p>
+    <w:p>
+      <w:pPr>
+        <w:pStyle w:val="Sinespaciado"/>
+        <w:rPr>
+          <w:b/>
+          <w:bCs/>
+          <w:caps/>
+        </w:rPr>
+      </w:pPr>
+      <w:r>
+        <w:rPr>
+          <w:b/>
+          <w:bCs/>
+          <w:caps/>
+        </w:rPr>
         <w:drawing>
-          <wp:anchor distT="0" distB="0" distL="114300" distR="114300" simplePos="0" relativeHeight="251658240" behindDoc="0" locked="0" layoutInCell="1" allowOverlap="1" wp14:anchorId="6E0D4972" wp14:editId="66839FC5">
+          <wp:anchor distT="0" distB="0" distL="114300" distR="114300" simplePos="0" relativeHeight="251658240" behindDoc="0" locked="0" layoutInCell="1" allowOverlap="1" wp14:anchorId="6E0D4972" wp14:editId="6A6D0BAA">
             <wp:simplePos x="0" y="0"/>
             <wp:positionH relativeFrom="column">
-              <wp:posOffset>5426015</wp:posOffset>
+              <wp:posOffset>2606040</wp:posOffset>
             </wp:positionH>
             <wp:positionV relativeFrom="paragraph">
-              <wp:posOffset>-25879</wp:posOffset>
+              <wp:posOffset>-369570</wp:posOffset>
             </wp:positionV>
             <wp:extent cx="4430395" cy="6064370"/>
             <wp:effectExtent l="0" t="0" r="0" b="0"/>
@@ -45616,7 +46801,7 @@
                   <pic:spPr>
                     <a:xfrm>
                       <a:off x="0" y="0"/>
-                      <a:ext cx="4431042" cy="6065255"/>
+                      <a:ext cx="4430395" cy="6064370"/>
                     </a:xfrm>
                     <a:prstGeom prst="rect">
                       <a:avLst/>
@@ -45631,14 +46816,16 @@
           </wp:anchor>
         </w:drawing>
       </w:r>
-      <w:r>
+    </w:p>
+    <w:p>
+      <w:pPr>
+        <w:pStyle w:val="Sinespaciado"/>
         <w:rPr>
           <w:b/>
           <w:bCs/>
           <w:caps/>
         </w:rPr>
-        <w:t>const filas = tabla.getElementsByTagName("tr");</w:t>
-      </w:r>
+      </w:pPr>
     </w:p>
     <w:p>
       <w:pPr>
@@ -45649,14 +46836,16 @@
           <w:caps/>
         </w:rPr>
       </w:pPr>
-      <w:r>
+    </w:p>
+    <w:p>
+      <w:pPr>
+        <w:pStyle w:val="Sinespaciado"/>
         <w:rPr>
           <w:b/>
           <w:bCs/>
           <w:caps/>
         </w:rPr>
-        <w:t>console.log(filas[1].cells[0].textContent); // "Manzana"</w:t>
-      </w:r>
+      </w:pPr>
     </w:p>
     <w:p>
       <w:pPr>
@@ -45667,60 +46856,6 @@
           <w:caps/>
         </w:rPr>
       </w:pPr>
-    </w:p>
-    <w:p>
-      <w:pPr>
-        <w:pStyle w:val="Sinespaciado"/>
-        <w:rPr>
-          <w:b/>
-          <w:bCs/>
-          <w:caps/>
-        </w:rPr>
-      </w:pPr>
-      <w:r>
-        <w:rPr>
-          <w:b/>
-          <w:bCs/>
-          <w:caps/>
-        </w:rPr>
-        <w:t>// 5. Acceso general (más flexible)</w:t>
-      </w:r>
-    </w:p>
-    <w:p>
-      <w:pPr>
-        <w:pStyle w:val="Sinespaciado"/>
-        <w:rPr>
-          <w:b/>
-          <w:bCs/>
-          <w:caps/>
-        </w:rPr>
-      </w:pPr>
-      <w:r>
-        <w:rPr>
-          <w:b/>
-          <w:bCs/>
-          <w:caps/>
-        </w:rPr>
-        <w:t>const elemento = document.querySelector("section#info-principal h1");</w:t>
-      </w:r>
-    </w:p>
-    <w:p>
-      <w:pPr>
-        <w:pStyle w:val="Sinespaciado"/>
-        <w:rPr>
-          <w:b/>
-          <w:bCs/>
-          <w:caps/>
-        </w:rPr>
-      </w:pPr>
-      <w:r>
-        <w:rPr>
-          <w:b/>
-          <w:bCs/>
-          <w:caps/>
-        </w:rPr>
-        <w:t>console.log(elemento.innerText);</w:t>
-      </w:r>
     </w:p>
     <w:p>
       <w:pPr>
@@ -46212,7 +47347,6 @@
           <w:sz w:val="18"/>
           <w:szCs w:val="18"/>
         </w:rPr>
-        <w:lastRenderedPageBreak/>
         <w:t>El objeto e (Event Object) contiene propiedades útiles:</w:t>
       </w:r>
     </w:p>
@@ -47127,13 +48261,2360 @@
     <w:p>
       <w:pPr>
         <w:pStyle w:val="Sinespaciado"/>
+        <w:jc w:val="center"/>
         <w:rPr>
           <w:b/>
           <w:bCs/>
           <w:caps/>
+          <w:sz w:val="28"/>
+          <w:szCs w:val="28"/>
+          <w:u w:val="single"/>
+        </w:rPr>
+      </w:pPr>
+      <w:r>
+        <w:rPr>
+          <w:b/>
+          <w:bCs/>
+          <w:caps/>
+          <w:sz w:val="28"/>
+          <w:szCs w:val="28"/>
+          <w:u w:val="single"/>
+        </w:rPr>
+        <w:t>java script</w:t>
+      </w:r>
+    </w:p>
+    <w:p>
+      <w:pPr>
+        <w:pStyle w:val="Sinespaciado"/>
+        <w:rPr>
+          <w:b/>
+          <w:bCs/>
+          <w:sz w:val="18"/>
+          <w:szCs w:val="18"/>
+        </w:rPr>
+      </w:pPr>
+      <w:r>
+        <w:rPr>
+          <w:b/>
+          <w:bCs/>
+          <w:sz w:val="18"/>
+          <w:szCs w:val="18"/>
+        </w:rPr>
+        <w:t>Se pueden usar variables php en java script de esta forma</w:t>
+      </w:r>
+    </w:p>
+    <w:p>
+      <w:pPr>
+        <w:pStyle w:val="Sinespaciado"/>
+        <w:rPr>
+          <w:b/>
+          <w:bCs/>
           <w:color w:val="FF0000"/>
           <w:sz w:val="18"/>
           <w:szCs w:val="18"/>
+        </w:rPr>
+      </w:pPr>
+      <w:r>
+        <w:rPr>
+          <w:b/>
+          <w:bCs/>
+          <w:color w:val="FF0000"/>
+          <w:sz w:val="18"/>
+          <w:szCs w:val="18"/>
+        </w:rPr>
+        <w:t>document.getElementById("eliminar").addEventListener("click", function (event) {</w:t>
+      </w:r>
+    </w:p>
+    <w:p>
+      <w:pPr>
+        <w:pStyle w:val="Sinespaciado"/>
+        <w:rPr>
+          <w:b/>
+          <w:bCs/>
+          <w:color w:val="FF0000"/>
+          <w:sz w:val="18"/>
+          <w:szCs w:val="18"/>
+        </w:rPr>
+      </w:pPr>
+      <w:r>
+        <w:rPr>
+          <w:b/>
+          <w:bCs/>
+          <w:color w:val="FF0000"/>
+          <w:sz w:val="18"/>
+          <w:szCs w:val="18"/>
+        </w:rPr>
+        <w:t>        if (confirm('Estas seguro que quieres borrar este movimiento?')){</w:t>
+      </w:r>
+    </w:p>
+    <w:p>
+      <w:pPr>
+        <w:pStyle w:val="Sinespaciado"/>
+        <w:rPr>
+          <w:b/>
+          <w:bCs/>
+          <w:color w:val="FF0000"/>
+          <w:sz w:val="18"/>
+          <w:szCs w:val="18"/>
+        </w:rPr>
+      </w:pPr>
+      <w:r>
+        <w:rPr>
+          <w:b/>
+          <w:bCs/>
+          <w:color w:val="FF0000"/>
+          <w:sz w:val="18"/>
+          <w:szCs w:val="18"/>
+        </w:rPr>
+        <w:t xml:space="preserve">            window.location.href='&lt;?= DIRECTORIO ?&gt;borrar_movimiento/&lt;?= $movimiento-&gt;getidMovimiento() ?? ''?&gt;'; </w:t>
+      </w:r>
+    </w:p>
+    <w:p>
+      <w:pPr>
+        <w:pStyle w:val="Sinespaciado"/>
+        <w:rPr>
+          <w:b/>
+          <w:bCs/>
+          <w:sz w:val="18"/>
+          <w:szCs w:val="18"/>
+        </w:rPr>
+      </w:pPr>
+      <w:r>
+        <w:rPr>
+          <w:b/>
+          <w:bCs/>
+          <w:color w:val="FF0000"/>
+          <w:sz w:val="18"/>
+          <w:szCs w:val="18"/>
+        </w:rPr>
+        <w:t>            //var a = '&lt;?= $movimiento-&gt;getidMovimiento() ?? ''?&gt;'</w:t>
+      </w:r>
+      <w:r>
+        <w:rPr>
+          <w:b/>
+          <w:bCs/>
+          <w:sz w:val="18"/>
+          <w:szCs w:val="18"/>
+        </w:rPr>
+        <w:t>; (OJO va entre comillas)esto se puede hacer porque en servidor de PHP se poner el valor de $movimeinto-&gt;get..., es un literal que se escribe igual que se escribe en el HTML</w:t>
+      </w:r>
+      <w:r>
+        <w:rPr>
+          <w:b/>
+          <w:bCs/>
+          <w:sz w:val="18"/>
+          <w:szCs w:val="18"/>
+        </w:rPr>
+        <w:t xml:space="preserve">. En el servidor, antes de enviar la pagina al navegador se le carga el valor de </w:t>
+      </w:r>
+      <w:r>
+        <w:rPr>
+          <w:b/>
+          <w:bCs/>
+          <w:color w:val="FF0000"/>
+          <w:sz w:val="18"/>
+          <w:szCs w:val="18"/>
+        </w:rPr>
+        <w:t>$movimiento-&gt;getidMovimiento()</w:t>
+      </w:r>
+      <w:r>
+        <w:rPr>
+          <w:b/>
+          <w:bCs/>
+          <w:color w:val="FF0000"/>
+          <w:sz w:val="18"/>
+          <w:szCs w:val="18"/>
+        </w:rPr>
+        <w:t xml:space="preserve"> </w:t>
+      </w:r>
+      <w:r>
+        <w:rPr>
+          <w:b/>
+          <w:bCs/>
+          <w:sz w:val="18"/>
+          <w:szCs w:val="18"/>
+        </w:rPr>
+        <w:t>en el codigo script y se envia con el valor.</w:t>
+      </w:r>
+    </w:p>
+    <w:p>
+      <w:pPr>
+        <w:pStyle w:val="Sinespaciado"/>
+        <w:rPr>
+          <w:b/>
+          <w:bCs/>
+          <w:sz w:val="18"/>
+          <w:szCs w:val="18"/>
+        </w:rPr>
+      </w:pPr>
+      <w:r>
+        <w:rPr>
+          <w:b/>
+          <w:bCs/>
+          <w:sz w:val="18"/>
+          <w:szCs w:val="18"/>
+        </w:rPr>
+        <w:lastRenderedPageBreak/>
+        <w:t>Si se hace CTRL+U se puede ver el codigo script con los valores de las variables PHP</w:t>
+      </w:r>
+    </w:p>
+    <w:p>
+      <w:pPr>
+        <w:pStyle w:val="Sinespaciado"/>
+        <w:rPr>
+          <w:b/>
+          <w:bCs/>
+          <w:color w:val="FF0000"/>
+          <w:sz w:val="18"/>
+          <w:szCs w:val="18"/>
+        </w:rPr>
+      </w:pPr>
+      <w:r>
+        <w:rPr>
+          <w:b/>
+          <w:bCs/>
+          <w:color w:val="FF0000"/>
+          <w:sz w:val="18"/>
+          <w:szCs w:val="18"/>
+        </w:rPr>
+        <w:t>        } else {</w:t>
+      </w:r>
+    </w:p>
+    <w:p>
+      <w:pPr>
+        <w:pStyle w:val="Sinespaciado"/>
+        <w:rPr>
+          <w:b/>
+          <w:bCs/>
+          <w:color w:val="FF0000"/>
+          <w:sz w:val="18"/>
+          <w:szCs w:val="18"/>
+        </w:rPr>
+      </w:pPr>
+      <w:r>
+        <w:rPr>
+          <w:b/>
+          <w:bCs/>
+          <w:color w:val="FF0000"/>
+          <w:sz w:val="18"/>
+          <w:szCs w:val="18"/>
+        </w:rPr>
+        <w:t>            event.preventDefault();</w:t>
+      </w:r>
+    </w:p>
+    <w:p>
+      <w:pPr>
+        <w:pStyle w:val="Sinespaciado"/>
+        <w:rPr>
+          <w:b/>
+          <w:bCs/>
+          <w:color w:val="FF0000"/>
+          <w:sz w:val="18"/>
+          <w:szCs w:val="18"/>
+        </w:rPr>
+      </w:pPr>
+      <w:r>
+        <w:rPr>
+          <w:b/>
+          <w:bCs/>
+          <w:color w:val="FF0000"/>
+          <w:sz w:val="18"/>
+          <w:szCs w:val="18"/>
+        </w:rPr>
+        <w:t>            }</w:t>
+      </w:r>
+    </w:p>
+    <w:p>
+      <w:pPr>
+        <w:pStyle w:val="Sinespaciado"/>
+        <w:rPr>
+          <w:b/>
+          <w:bCs/>
+          <w:color w:val="FF0000"/>
+          <w:sz w:val="18"/>
+          <w:szCs w:val="18"/>
+        </w:rPr>
+      </w:pPr>
+    </w:p>
+    <w:p>
+      <w:pPr>
+        <w:pStyle w:val="Sinespaciado"/>
+        <w:jc w:val="center"/>
+        <w:rPr>
+          <w:b/>
+          <w:bCs/>
+          <w:caps/>
+          <w:sz w:val="24"/>
+          <w:szCs w:val="24"/>
+        </w:rPr>
+      </w:pPr>
+      <w:r>
+        <w:rPr>
+          <w:b/>
+          <w:bCs/>
+          <w:caps/>
+          <w:sz w:val="24"/>
+          <w:szCs w:val="24"/>
+        </w:rPr>
+        <w:t>Inserta html con java</w:t>
+      </w:r>
+      <w:r>
+        <w:rPr>
+          <w:b/>
+          <w:bCs/>
+          <w:caps/>
+          <w:sz w:val="24"/>
+          <w:szCs w:val="24"/>
+        </w:rPr>
+        <w:t xml:space="preserve"> s</w:t>
+      </w:r>
+    </w:p>
+    <w:p>
+      <w:pPr>
+        <w:pStyle w:val="Sinespaciado"/>
+        <w:jc w:val="center"/>
+        <w:rPr>
+          <w:b/>
+          <w:bCs/>
+          <w:caps/>
+          <w:sz w:val="24"/>
+          <w:szCs w:val="24"/>
+        </w:rPr>
+      </w:pPr>
+    </w:p>
+    <w:p>
+      <w:pPr>
+        <w:pStyle w:val="Sinespaciado"/>
+        <w:rPr>
+          <w:b/>
+          <w:bCs/>
+          <w:sz w:val="20"/>
+          <w:szCs w:val="20"/>
+        </w:rPr>
+      </w:pPr>
+      <w:r>
+        <w:rPr>
+          <w:b/>
+          <w:bCs/>
+          <w:sz w:val="20"/>
+          <w:szCs w:val="20"/>
+        </w:rPr>
+        <w:t>&lt;!-- lo mismo que he hecho con PHP al principio del documento lo puedo hacer con JS asi:</w:t>
+      </w:r>
+    </w:p>
+    <w:p>
+      <w:pPr>
+        <w:pStyle w:val="Sinespaciado"/>
+        <w:rPr>
+          <w:b/>
+          <w:bCs/>
+          <w:sz w:val="20"/>
+          <w:szCs w:val="20"/>
+        </w:rPr>
+      </w:pPr>
+      <w:r>
+        <w:rPr>
+          <w:b/>
+          <w:bCs/>
+          <w:sz w:val="20"/>
+          <w:szCs w:val="20"/>
+        </w:rPr>
+        <w:t>    var tipo = '&lt;?= $_GET['tipo'] ?&gt;';  </w:t>
+      </w:r>
+    </w:p>
+    <w:p>
+      <w:pPr>
+        <w:pStyle w:val="Sinespaciado"/>
+        <w:rPr>
+          <w:b/>
+          <w:bCs/>
+          <w:sz w:val="20"/>
+          <w:szCs w:val="20"/>
+        </w:rPr>
+      </w:pPr>
+      <w:r>
+        <w:rPr>
+          <w:b/>
+          <w:bCs/>
+          <w:sz w:val="20"/>
+          <w:szCs w:val="20"/>
+        </w:rPr>
+        <w:t>    var mensaje = '&lt;?= $_GET['mensaje'] ?&gt;';</w:t>
+      </w:r>
+    </w:p>
+    <w:p>
+      <w:pPr>
+        <w:pStyle w:val="Sinespaciado"/>
+        <w:rPr>
+          <w:b/>
+          <w:bCs/>
+          <w:sz w:val="20"/>
+          <w:szCs w:val="20"/>
+        </w:rPr>
+      </w:pPr>
+      <w:r>
+        <w:rPr>
+          <w:b/>
+          <w:bCs/>
+          <w:sz w:val="20"/>
+          <w:szCs w:val="20"/>
+        </w:rPr>
+        <w:t xml:space="preserve">    // </w:t>
+      </w:r>
+      <w:r>
+        <w:rPr>
+          <w:rFonts w:ascii="Segoe UI Emoji" w:hAnsi="Segoe UI Emoji" w:cs="Segoe UI Emoji"/>
+          <w:b/>
+          <w:bCs/>
+          <w:sz w:val="20"/>
+          <w:szCs w:val="20"/>
+        </w:rPr>
+        <w:t>🔹</w:t>
+      </w:r>
+      <w:r>
+        <w:rPr>
+          <w:b/>
+          <w:bCs/>
+          <w:sz w:val="20"/>
+          <w:szCs w:val="20"/>
+        </w:rPr>
+        <w:t xml:space="preserve"> Creamos el HTML con interpolación ${}</w:t>
+      </w:r>
+    </w:p>
+    <w:p>
+      <w:pPr>
+        <w:pStyle w:val="Sinespaciado"/>
+        <w:rPr>
+          <w:b/>
+          <w:bCs/>
+          <w:sz w:val="20"/>
+          <w:szCs w:val="20"/>
+        </w:rPr>
+      </w:pPr>
+      <w:r>
+        <w:rPr>
+          <w:b/>
+          <w:bCs/>
+          <w:sz w:val="20"/>
+          <w:szCs w:val="20"/>
+        </w:rPr>
+        <w:t>    const html = `</w:t>
+      </w:r>
+    </w:p>
+    <w:p>
+      <w:pPr>
+        <w:pStyle w:val="Sinespaciado"/>
+        <w:rPr>
+          <w:b/>
+          <w:bCs/>
+          <w:sz w:val="20"/>
+          <w:szCs w:val="20"/>
+        </w:rPr>
+      </w:pPr>
+      <w:r>
+        <w:rPr>
+          <w:b/>
+          <w:bCs/>
+          <w:sz w:val="20"/>
+          <w:szCs w:val="20"/>
+        </w:rPr>
+        <w:t>        &lt;div class="mensajeGuardar ${tipo}" id="prueba"&gt;</w:t>
+      </w:r>
+    </w:p>
+    <w:p>
+      <w:pPr>
+        <w:pStyle w:val="Sinespaciado"/>
+        <w:rPr>
+          <w:b/>
+          <w:bCs/>
+          <w:sz w:val="20"/>
+          <w:szCs w:val="20"/>
+        </w:rPr>
+      </w:pPr>
+      <w:r>
+        <w:rPr>
+          <w:b/>
+          <w:bCs/>
+          <w:sz w:val="20"/>
+          <w:szCs w:val="20"/>
+        </w:rPr>
+        <w:t>            &lt;strong&gt;${tipo.toUpperCase()}:&lt;/strong&gt; ${mensaje}&lt;br&gt;</w:t>
+      </w:r>
+    </w:p>
+    <w:p>
+      <w:pPr>
+        <w:pStyle w:val="Sinespaciado"/>
+        <w:rPr>
+          <w:b/>
+          <w:bCs/>
+          <w:sz w:val="20"/>
+          <w:szCs w:val="20"/>
+        </w:rPr>
+      </w:pPr>
+      <w:r>
+        <w:rPr>
+          <w:b/>
+          <w:bCs/>
+          <w:sz w:val="20"/>
+          <w:szCs w:val="20"/>
+        </w:rPr>
+        <w:t>        &lt;/div&gt;</w:t>
+      </w:r>
+    </w:p>
+    <w:p>
+      <w:pPr>
+        <w:pStyle w:val="Sinespaciado"/>
+        <w:rPr>
+          <w:b/>
+          <w:bCs/>
+          <w:sz w:val="20"/>
+          <w:szCs w:val="20"/>
+        </w:rPr>
+      </w:pPr>
+      <w:r>
+        <w:rPr>
+          <w:b/>
+          <w:bCs/>
+          <w:sz w:val="20"/>
+          <w:szCs w:val="20"/>
+        </w:rPr>
+        <w:t>    `;</w:t>
+      </w:r>
+    </w:p>
+    <w:p>
+      <w:pPr>
+        <w:pStyle w:val="Sinespaciado"/>
+        <w:rPr>
+          <w:b/>
+          <w:bCs/>
+          <w:sz w:val="20"/>
+          <w:szCs w:val="20"/>
+        </w:rPr>
+      </w:pPr>
+      <w:r>
+        <w:rPr>
+          <w:b/>
+          <w:bCs/>
+          <w:sz w:val="20"/>
+          <w:szCs w:val="20"/>
+        </w:rPr>
+        <w:t xml:space="preserve">    // </w:t>
+      </w:r>
+      <w:r>
+        <w:rPr>
+          <w:rFonts w:ascii="Segoe UI Emoji" w:hAnsi="Segoe UI Emoji" w:cs="Segoe UI Emoji"/>
+          <w:b/>
+          <w:bCs/>
+          <w:sz w:val="20"/>
+          <w:szCs w:val="20"/>
+        </w:rPr>
+        <w:t>🔹</w:t>
+      </w:r>
+      <w:r>
+        <w:rPr>
+          <w:b/>
+          <w:bCs/>
+          <w:sz w:val="20"/>
+          <w:szCs w:val="20"/>
+        </w:rPr>
+        <w:t xml:space="preserve"> Lo insertamos en el documento</w:t>
+      </w:r>
+    </w:p>
+    <w:p>
+      <w:pPr>
+        <w:pStyle w:val="Sinespaciado"/>
+        <w:rPr>
+          <w:b/>
+          <w:bCs/>
+          <w:color w:val="EE0000"/>
+          <w:sz w:val="20"/>
+          <w:szCs w:val="20"/>
+        </w:rPr>
+      </w:pPr>
+      <w:r>
+        <w:rPr>
+          <w:b/>
+          <w:bCs/>
+          <w:sz w:val="20"/>
+          <w:szCs w:val="20"/>
+        </w:rPr>
+        <w:t xml:space="preserve">    </w:t>
+      </w:r>
+      <w:r>
+        <w:rPr>
+          <w:b/>
+          <w:bCs/>
+          <w:color w:val="EE0000"/>
+          <w:sz w:val="20"/>
+          <w:szCs w:val="20"/>
+        </w:rPr>
+        <w:t>document.body.insertAdjacentHTML("beforeend", html);</w:t>
+      </w:r>
+    </w:p>
+    <w:p>
+      <w:pPr>
+        <w:pStyle w:val="Sinespaciado"/>
+        <w:rPr>
+          <w:b/>
+          <w:bCs/>
+          <w:sz w:val="20"/>
+          <w:szCs w:val="20"/>
+        </w:rPr>
+      </w:pPr>
+      <w:r>
+        <w:rPr>
+          <w:b/>
+          <w:bCs/>
+          <w:sz w:val="20"/>
+          <w:szCs w:val="20"/>
+        </w:rPr>
+        <w:t xml:space="preserve">    let prueba = document.getElementById("prueba");  //La función </w:t>
+      </w:r>
+      <w:r>
+        <w:rPr>
+          <w:b/>
+          <w:bCs/>
+          <w:color w:val="EE0000"/>
+          <w:sz w:val="20"/>
+          <w:szCs w:val="20"/>
+        </w:rPr>
+        <w:t>insertAdjacentHTML()</w:t>
+      </w:r>
+      <w:r>
+        <w:rPr>
+          <w:b/>
+          <w:bCs/>
+          <w:sz w:val="20"/>
+          <w:szCs w:val="20"/>
+        </w:rPr>
+        <w:t xml:space="preserve"> inserta HTML directamente en el DOM, sin tener que crear elementos uno por uno con createElement() o appendChild().</w:t>
+      </w:r>
+    </w:p>
+    <w:p>
+      <w:pPr>
+        <w:pStyle w:val="Sinespaciado"/>
+        <w:rPr>
+          <w:b/>
+          <w:bCs/>
+          <w:sz w:val="20"/>
+          <w:szCs w:val="20"/>
+        </w:rPr>
+      </w:pPr>
+      <w:r>
+        <w:rPr>
+          <w:b/>
+          <w:bCs/>
+          <w:sz w:val="20"/>
+          <w:szCs w:val="20"/>
+        </w:rPr>
+        <w:t>    prueba.classList.add("mostrar");</w:t>
+      </w:r>
+    </w:p>
+    <w:p>
+      <w:pPr>
+        <w:pStyle w:val="Sinespaciado"/>
+        <w:rPr>
+          <w:b/>
+          <w:bCs/>
+          <w:sz w:val="20"/>
+          <w:szCs w:val="20"/>
+        </w:rPr>
+      </w:pPr>
+      <w:r>
+        <w:rPr>
+          <w:b/>
+          <w:bCs/>
+          <w:sz w:val="20"/>
+          <w:szCs w:val="20"/>
+        </w:rPr>
+        <w:t>    setTmeOut (()=&gt;{prueba.classList.remove("mostrar")},3000);</w:t>
+      </w:r>
+    </w:p>
+    <w:p>
+      <w:pPr>
+        <w:pStyle w:val="Sinespaciado"/>
+        <w:rPr>
+          <w:b/>
+          <w:bCs/>
+          <w:sz w:val="20"/>
+          <w:szCs w:val="20"/>
+        </w:rPr>
+      </w:pPr>
+      <w:r>
+        <w:rPr>
+          <w:b/>
+          <w:bCs/>
+          <w:sz w:val="20"/>
+          <w:szCs w:val="20"/>
+        </w:rPr>
+        <w:t>insertAdjacentHTML</w:t>
+      </w:r>
+    </w:p>
+    <w:p>
+      <w:pPr>
+        <w:pStyle w:val="Sinespaciado"/>
+        <w:rPr>
+          <w:b/>
+          <w:bCs/>
+          <w:color w:val="EE0000"/>
+          <w:sz w:val="20"/>
+          <w:szCs w:val="20"/>
+        </w:rPr>
+      </w:pPr>
+      <w:r>
+        <w:rPr>
+          <w:b/>
+          <w:bCs/>
+          <w:sz w:val="20"/>
+          <w:szCs w:val="20"/>
+        </w:rPr>
+        <w:t xml:space="preserve">    </w:t>
+      </w:r>
+      <w:r>
+        <w:rPr>
+          <w:b/>
+          <w:bCs/>
+          <w:color w:val="EE0000"/>
+          <w:sz w:val="20"/>
+          <w:szCs w:val="20"/>
+        </w:rPr>
+        <w:t>Sintaxis:</w:t>
+      </w:r>
+    </w:p>
+    <w:p>
+      <w:pPr>
+        <w:pStyle w:val="Sinespaciado"/>
+        <w:rPr>
+          <w:b/>
+          <w:bCs/>
+          <w:color w:val="EE0000"/>
+          <w:sz w:val="20"/>
+          <w:szCs w:val="20"/>
+        </w:rPr>
+      </w:pPr>
+      <w:r>
+        <w:rPr>
+          <w:b/>
+          <w:bCs/>
+          <w:color w:val="EE0000"/>
+          <w:sz w:val="20"/>
+          <w:szCs w:val="20"/>
+        </w:rPr>
+        <w:t xml:space="preserve"> element.insertAdjacentHTML(posición, textoHTML);</w:t>
+      </w:r>
+    </w:p>
+    <w:p>
+      <w:pPr>
+        <w:pStyle w:val="Sinespaciado"/>
+        <w:rPr>
+          <w:b/>
+          <w:bCs/>
+          <w:sz w:val="20"/>
+          <w:szCs w:val="20"/>
+        </w:rPr>
+      </w:pPr>
+      <w:r>
+        <w:rPr>
+          <w:rFonts w:ascii="Segoe UI Emoji" w:hAnsi="Segoe UI Emoji" w:cs="Segoe UI Emoji"/>
+          <w:b/>
+          <w:bCs/>
+          <w:sz w:val="20"/>
+          <w:szCs w:val="20"/>
+        </w:rPr>
+        <w:t>🔹</w:t>
+      </w:r>
+      <w:r>
+        <w:rPr>
+          <w:b/>
+          <w:bCs/>
+          <w:sz w:val="20"/>
+          <w:szCs w:val="20"/>
+        </w:rPr>
+        <w:t xml:space="preserve"> Las posiciones posibles</w:t>
+      </w:r>
+    </w:p>
+    <w:p>
+      <w:pPr>
+        <w:pStyle w:val="Sinespaciado"/>
+        <w:rPr>
+          <w:b/>
+          <w:bCs/>
+          <w:sz w:val="20"/>
+          <w:szCs w:val="20"/>
+        </w:rPr>
+      </w:pPr>
+      <w:r>
+        <w:rPr>
+          <w:b/>
+          <w:bCs/>
+          <w:sz w:val="20"/>
+          <w:szCs w:val="20"/>
+        </w:rPr>
+        <w:t>| Valor de posición | Qué hace                                                     | Ejemplo visual                          |</w:t>
+      </w:r>
+    </w:p>
+    <w:p>
+      <w:pPr>
+        <w:pStyle w:val="Sinespaciado"/>
+        <w:rPr>
+          <w:b/>
+          <w:bCs/>
+          <w:sz w:val="20"/>
+          <w:szCs w:val="20"/>
+        </w:rPr>
+      </w:pPr>
+      <w:r>
+        <w:rPr>
+          <w:b/>
+          <w:bCs/>
+          <w:sz w:val="20"/>
+          <w:szCs w:val="20"/>
+        </w:rPr>
+        <w:t>| ----------------- | ------------------------------------------------------------ | --------------------------------------- |</w:t>
+      </w:r>
+    </w:p>
+    <w:p>
+      <w:pPr>
+        <w:pStyle w:val="Sinespaciado"/>
+        <w:rPr>
+          <w:b/>
+          <w:bCs/>
+          <w:sz w:val="20"/>
+          <w:szCs w:val="20"/>
+        </w:rPr>
+      </w:pPr>
+      <w:r>
+        <w:rPr>
+          <w:b/>
+          <w:bCs/>
+          <w:sz w:val="20"/>
+          <w:szCs w:val="20"/>
+        </w:rPr>
+        <w:t>| `"beforebegin"`   | Inserta **antes** del elemento (como un hermano anterior)    | `&lt;nuevo&gt;&lt;/nuevo&gt;&lt;element&gt;...&lt;/element&gt;` |</w:t>
+      </w:r>
+    </w:p>
+    <w:p>
+      <w:pPr>
+        <w:pStyle w:val="Sinespaciado"/>
+        <w:rPr>
+          <w:b/>
+          <w:bCs/>
+          <w:sz w:val="20"/>
+          <w:szCs w:val="20"/>
+        </w:rPr>
+      </w:pPr>
+      <w:r>
+        <w:rPr>
+          <w:b/>
+          <w:bCs/>
+          <w:sz w:val="20"/>
+          <w:szCs w:val="20"/>
+        </w:rPr>
+        <w:t>| `"afterbegin"`    | Inserta **dentro**, justo **al principio**                   | `&lt;element&gt;&lt;nuevo&gt;&lt;/nuevo&gt;...&lt;/element&gt;` |</w:t>
+      </w:r>
+    </w:p>
+    <w:p>
+      <w:pPr>
+        <w:pStyle w:val="Sinespaciado"/>
+        <w:rPr>
+          <w:b/>
+          <w:bCs/>
+          <w:sz w:val="20"/>
+          <w:szCs w:val="20"/>
+        </w:rPr>
+      </w:pPr>
+      <w:r>
+        <w:rPr>
+          <w:b/>
+          <w:bCs/>
+          <w:sz w:val="20"/>
+          <w:szCs w:val="20"/>
+        </w:rPr>
+        <w:t>| `"beforeend"`     | Inserta **dentro**, justo **al final**                       | `&lt;element&gt;...&lt;nuevo&gt;&lt;/nuevo&gt;&lt;/element&gt;` |</w:t>
+      </w:r>
+    </w:p>
+    <w:p>
+      <w:pPr>
+        <w:pStyle w:val="Sinespaciado"/>
+        <w:rPr>
+          <w:b/>
+          <w:bCs/>
+          <w:sz w:val="20"/>
+          <w:szCs w:val="20"/>
+        </w:rPr>
+      </w:pPr>
+      <w:r>
+        <w:rPr>
+          <w:b/>
+          <w:bCs/>
+          <w:sz w:val="20"/>
+          <w:szCs w:val="20"/>
+        </w:rPr>
+        <w:t>| `"afterend"`      | Inserta **después** del elemento (como un hermano siguiente) | `&lt;element&gt;...&lt;/element&gt;&lt;nuevo&gt;&lt;/nuevo&gt;` |</w:t>
+      </w:r>
+    </w:p>
+    <w:p>
+      <w:pPr>
+        <w:pStyle w:val="Sinespaciado"/>
+        <w:rPr>
+          <w:b/>
+          <w:bCs/>
+          <w:sz w:val="20"/>
+          <w:szCs w:val="20"/>
+        </w:rPr>
+      </w:pPr>
+      <w:r>
+        <w:rPr>
+          <w:rFonts w:ascii="Segoe UI Emoji" w:hAnsi="Segoe UI Emoji" w:cs="Segoe UI Emoji"/>
+          <w:b/>
+          <w:bCs/>
+          <w:sz w:val="20"/>
+          <w:szCs w:val="20"/>
+        </w:rPr>
+        <w:t>🔹</w:t>
+      </w:r>
+      <w:r>
+        <w:rPr>
+          <w:b/>
+          <w:bCs/>
+          <w:sz w:val="20"/>
+          <w:szCs w:val="20"/>
+        </w:rPr>
+        <w:t xml:space="preserve"> Ejemplo práctico</w:t>
+      </w:r>
+    </w:p>
+    <w:p>
+      <w:pPr>
+        <w:pStyle w:val="Sinespaciado"/>
+        <w:rPr>
+          <w:b/>
+          <w:bCs/>
+          <w:sz w:val="20"/>
+          <w:szCs w:val="20"/>
+        </w:rPr>
+      </w:pPr>
+      <w:r>
+        <w:rPr>
+          <w:b/>
+          <w:bCs/>
+          <w:sz w:val="20"/>
+          <w:szCs w:val="20"/>
+        </w:rPr>
+        <w:t>&lt;div id="contenedor"&gt;</w:t>
+      </w:r>
+    </w:p>
+    <w:p>
+      <w:pPr>
+        <w:pStyle w:val="Sinespaciado"/>
+        <w:rPr>
+          <w:b/>
+          <w:bCs/>
+          <w:sz w:val="20"/>
+          <w:szCs w:val="20"/>
+        </w:rPr>
+      </w:pPr>
+      <w:r>
+        <w:rPr>
+          <w:b/>
+          <w:bCs/>
+          <w:sz w:val="20"/>
+          <w:szCs w:val="20"/>
+        </w:rPr>
+        <w:t>    &lt;p&gt;Primer párrafo&lt;/p&gt;</w:t>
+      </w:r>
+    </w:p>
+    <w:p>
+      <w:pPr>
+        <w:pStyle w:val="Sinespaciado"/>
+        <w:rPr>
+          <w:b/>
+          <w:bCs/>
+          <w:sz w:val="20"/>
+          <w:szCs w:val="20"/>
+        </w:rPr>
+      </w:pPr>
+      <w:r>
+        <w:rPr>
+          <w:b/>
+          <w:bCs/>
+          <w:sz w:val="20"/>
+          <w:szCs w:val="20"/>
+        </w:rPr>
+        <w:t>&lt;/div&gt;</w:t>
+      </w:r>
+    </w:p>
+    <w:p>
+      <w:pPr>
+        <w:pStyle w:val="Sinespaciado"/>
+        <w:rPr>
+          <w:b/>
+          <w:bCs/>
+          <w:sz w:val="20"/>
+          <w:szCs w:val="20"/>
+        </w:rPr>
+      </w:pPr>
+    </w:p>
+    <w:p>
+      <w:pPr>
+        <w:pStyle w:val="Sinespaciado"/>
+        <w:rPr>
+          <w:b/>
+          <w:bCs/>
+          <w:color w:val="EE0000"/>
+          <w:sz w:val="20"/>
+          <w:szCs w:val="20"/>
+        </w:rPr>
+      </w:pPr>
+      <w:r>
+        <w:rPr>
+          <w:b/>
+          <w:bCs/>
+          <w:color w:val="EE0000"/>
+          <w:sz w:val="20"/>
+          <w:szCs w:val="20"/>
+        </w:rPr>
+        <w:t>&lt;script&gt;</w:t>
+      </w:r>
+    </w:p>
+    <w:p>
+      <w:pPr>
+        <w:pStyle w:val="Sinespaciado"/>
+        <w:rPr>
+          <w:b/>
+          <w:bCs/>
+          <w:color w:val="EE0000"/>
+          <w:sz w:val="20"/>
+          <w:szCs w:val="20"/>
+        </w:rPr>
+      </w:pPr>
+      <w:r>
+        <w:rPr>
+          <w:b/>
+          <w:bCs/>
+          <w:color w:val="EE0000"/>
+          <w:sz w:val="20"/>
+          <w:szCs w:val="20"/>
+        </w:rPr>
+        <w:t>const contenedor = document.getElementById("contenedor");</w:t>
+      </w:r>
+    </w:p>
+    <w:p>
+      <w:pPr>
+        <w:pStyle w:val="Sinespaciado"/>
+        <w:rPr>
+          <w:b/>
+          <w:bCs/>
+          <w:color w:val="EE0000"/>
+          <w:sz w:val="20"/>
+          <w:szCs w:val="20"/>
+        </w:rPr>
+      </w:pPr>
+    </w:p>
+    <w:p>
+      <w:pPr>
+        <w:pStyle w:val="Sinespaciado"/>
+        <w:rPr>
+          <w:b/>
+          <w:bCs/>
+          <w:color w:val="EE0000"/>
+          <w:sz w:val="20"/>
+          <w:szCs w:val="20"/>
+        </w:rPr>
+      </w:pPr>
+      <w:r>
+        <w:rPr>
+          <w:b/>
+          <w:bCs/>
+          <w:color w:val="EE0000"/>
+          <w:sz w:val="20"/>
+          <w:szCs w:val="20"/>
+        </w:rPr>
+        <w:lastRenderedPageBreak/>
+        <w:t>// Insertar un nuevo párrafo al final del div</w:t>
+      </w:r>
+    </w:p>
+    <w:p>
+      <w:pPr>
+        <w:pStyle w:val="Sinespaciado"/>
+        <w:rPr>
+          <w:b/>
+          <w:bCs/>
+          <w:color w:val="EE0000"/>
+          <w:sz w:val="20"/>
+          <w:szCs w:val="20"/>
+        </w:rPr>
+      </w:pPr>
+      <w:r>
+        <w:rPr>
+          <w:b/>
+          <w:bCs/>
+          <w:color w:val="EE0000"/>
+          <w:sz w:val="20"/>
+          <w:szCs w:val="20"/>
+        </w:rPr>
+        <w:t>contenedor.insertAdjacentHTML("beforeend", "&lt;p&gt;Segundo párrafo&lt;/p&gt;");</w:t>
+      </w:r>
+    </w:p>
+    <w:p>
+      <w:pPr>
+        <w:pStyle w:val="Sinespaciado"/>
+        <w:rPr>
+          <w:b/>
+          <w:bCs/>
+          <w:color w:val="EE0000"/>
+          <w:sz w:val="20"/>
+          <w:szCs w:val="20"/>
+        </w:rPr>
+      </w:pPr>
+      <w:r>
+        <w:rPr>
+          <w:b/>
+          <w:bCs/>
+          <w:color w:val="EE0000"/>
+          <w:sz w:val="20"/>
+          <w:szCs w:val="20"/>
+        </w:rPr>
+        <w:t>&lt;/script&gt;</w:t>
+      </w:r>
+    </w:p>
+    <w:p>
+      <w:pPr>
+        <w:pStyle w:val="Sinespaciado"/>
+        <w:rPr>
+          <w:b/>
+          <w:bCs/>
+          <w:sz w:val="20"/>
+          <w:szCs w:val="20"/>
+        </w:rPr>
+      </w:pPr>
+      <w:r>
+        <w:rPr>
+          <w:rFonts w:ascii="Segoe UI Emoji" w:hAnsi="Segoe UI Emoji" w:cs="Segoe UI Emoji"/>
+          <w:b/>
+          <w:bCs/>
+          <w:sz w:val="20"/>
+          <w:szCs w:val="20"/>
+        </w:rPr>
+        <w:t>🟢</w:t>
+      </w:r>
+      <w:r>
+        <w:rPr>
+          <w:b/>
+          <w:bCs/>
+          <w:sz w:val="20"/>
+          <w:szCs w:val="20"/>
+        </w:rPr>
+        <w:t xml:space="preserve"> Resultado en el DOM:</w:t>
+      </w:r>
+    </w:p>
+    <w:p>
+      <w:pPr>
+        <w:pStyle w:val="Sinespaciado"/>
+        <w:rPr>
+          <w:b/>
+          <w:bCs/>
+          <w:color w:val="EE0000"/>
+          <w:sz w:val="20"/>
+          <w:szCs w:val="20"/>
+        </w:rPr>
+      </w:pPr>
+      <w:r>
+        <w:rPr>
+          <w:b/>
+          <w:bCs/>
+          <w:color w:val="EE0000"/>
+          <w:sz w:val="20"/>
+          <w:szCs w:val="20"/>
+        </w:rPr>
+        <w:t>&lt;div id="contenedor"&gt;</w:t>
+      </w:r>
+    </w:p>
+    <w:p>
+      <w:pPr>
+        <w:pStyle w:val="Sinespaciado"/>
+        <w:rPr>
+          <w:b/>
+          <w:bCs/>
+          <w:color w:val="EE0000"/>
+          <w:sz w:val="20"/>
+          <w:szCs w:val="20"/>
+        </w:rPr>
+      </w:pPr>
+      <w:r>
+        <w:rPr>
+          <w:b/>
+          <w:bCs/>
+          <w:color w:val="EE0000"/>
+          <w:sz w:val="20"/>
+          <w:szCs w:val="20"/>
+        </w:rPr>
+        <w:t>    &lt;p&gt;Primer párrafo&lt;/p&gt;</w:t>
+      </w:r>
+    </w:p>
+    <w:p>
+      <w:pPr>
+        <w:pStyle w:val="Sinespaciado"/>
+        <w:rPr>
+          <w:b/>
+          <w:bCs/>
+          <w:color w:val="EE0000"/>
+          <w:sz w:val="20"/>
+          <w:szCs w:val="20"/>
+        </w:rPr>
+      </w:pPr>
+      <w:r>
+        <w:rPr>
+          <w:b/>
+          <w:bCs/>
+          <w:color w:val="EE0000"/>
+          <w:sz w:val="20"/>
+          <w:szCs w:val="20"/>
+        </w:rPr>
+        <w:t>    &lt;p&gt;Segundo párrafo&lt;/p&gt;</w:t>
+      </w:r>
+    </w:p>
+    <w:p>
+      <w:pPr>
+        <w:pStyle w:val="Sinespaciado"/>
+        <w:rPr>
+          <w:b/>
+          <w:bCs/>
+          <w:color w:val="EE0000"/>
+          <w:sz w:val="20"/>
+          <w:szCs w:val="20"/>
+        </w:rPr>
+      </w:pPr>
+      <w:r>
+        <w:rPr>
+          <w:b/>
+          <w:bCs/>
+          <w:color w:val="EE0000"/>
+          <w:sz w:val="20"/>
+          <w:szCs w:val="20"/>
+        </w:rPr>
+        <w:t>&lt;/div&gt;</w:t>
+      </w:r>
+    </w:p>
+    <w:p>
+      <w:pPr>
+        <w:pStyle w:val="Sinespaciado"/>
+        <w:rPr>
+          <w:b/>
+          <w:bCs/>
+          <w:sz w:val="20"/>
+          <w:szCs w:val="20"/>
+        </w:rPr>
+      </w:pPr>
+      <w:r>
+        <w:rPr>
+          <w:b/>
+          <w:bCs/>
+          <w:sz w:val="20"/>
+          <w:szCs w:val="20"/>
+        </w:rPr>
+        <w:t>Por qué es útil</w:t>
+      </w:r>
+    </w:p>
+    <w:p>
+      <w:pPr>
+        <w:pStyle w:val="Sinespaciado"/>
+        <w:rPr>
+          <w:b/>
+          <w:bCs/>
+          <w:sz w:val="20"/>
+          <w:szCs w:val="20"/>
+        </w:rPr>
+      </w:pPr>
+    </w:p>
+    <w:p>
+      <w:pPr>
+        <w:pStyle w:val="Sinespaciado"/>
+        <w:rPr>
+          <w:b/>
+          <w:bCs/>
+          <w:sz w:val="20"/>
+          <w:szCs w:val="20"/>
+        </w:rPr>
+      </w:pPr>
+      <w:r>
+        <w:rPr>
+          <w:rFonts w:ascii="Segoe UI Emoji" w:hAnsi="Segoe UI Emoji" w:cs="Segoe UI Emoji"/>
+          <w:b/>
+          <w:bCs/>
+          <w:sz w:val="20"/>
+          <w:szCs w:val="20"/>
+        </w:rPr>
+        <w:t>✅</w:t>
+      </w:r>
+      <w:r>
+        <w:rPr>
+          <w:b/>
+          <w:bCs/>
+          <w:sz w:val="20"/>
+          <w:szCs w:val="20"/>
+        </w:rPr>
+        <w:t xml:space="preserve"> No destruye el contenido existente (a diferencia de innerHTML = ...).</w:t>
+      </w:r>
+    </w:p>
+    <w:p>
+      <w:pPr>
+        <w:pStyle w:val="Sinespaciado"/>
+        <w:rPr>
+          <w:b/>
+          <w:bCs/>
+          <w:sz w:val="20"/>
+          <w:szCs w:val="20"/>
+        </w:rPr>
+      </w:pPr>
+      <w:r>
+        <w:rPr>
+          <w:rFonts w:ascii="Segoe UI Emoji" w:hAnsi="Segoe UI Emoji" w:cs="Segoe UI Emoji"/>
+          <w:b/>
+          <w:bCs/>
+          <w:sz w:val="20"/>
+          <w:szCs w:val="20"/>
+        </w:rPr>
+        <w:t>✅</w:t>
+      </w:r>
+      <w:r>
+        <w:rPr>
+          <w:b/>
+          <w:bCs/>
+          <w:sz w:val="20"/>
+          <w:szCs w:val="20"/>
+        </w:rPr>
+        <w:t xml:space="preserve"> Es más rápido que manipular con createElement() + appendChild() cuando insertas HTML grande.</w:t>
+      </w:r>
+    </w:p>
+    <w:p>
+      <w:pPr>
+        <w:pStyle w:val="Sinespaciado"/>
+        <w:rPr>
+          <w:b/>
+          <w:bCs/>
+          <w:sz w:val="20"/>
+          <w:szCs w:val="20"/>
+        </w:rPr>
+      </w:pPr>
+      <w:r>
+        <w:rPr>
+          <w:rFonts w:ascii="Segoe UI Emoji" w:hAnsi="Segoe UI Emoji" w:cs="Segoe UI Emoji"/>
+          <w:b/>
+          <w:bCs/>
+          <w:sz w:val="20"/>
+          <w:szCs w:val="20"/>
+        </w:rPr>
+        <w:t>✅</w:t>
+      </w:r>
+      <w:r>
+        <w:rPr>
+          <w:b/>
+          <w:bCs/>
+          <w:sz w:val="20"/>
+          <w:szCs w:val="20"/>
+        </w:rPr>
+        <w:t xml:space="preserve"> Puedes elegir exactamente dónde colocarlo.</w:t>
+      </w:r>
+    </w:p>
+    <w:p>
+      <w:pPr>
+        <w:pStyle w:val="Sinespaciado"/>
+        <w:rPr>
+          <w:b/>
+          <w:bCs/>
+          <w:sz w:val="20"/>
+          <w:szCs w:val="20"/>
+        </w:rPr>
+      </w:pPr>
+      <w:r>
+        <w:rPr>
+          <w:b/>
+          <w:bCs/>
+          <w:sz w:val="20"/>
+          <w:szCs w:val="20"/>
+        </w:rPr>
+        <w:t>--&gt;</w:t>
+      </w:r>
+    </w:p>
+    <w:p>
+      <w:pPr>
+        <w:pStyle w:val="Sinespaciado"/>
+        <w:jc w:val="center"/>
+        <w:rPr>
+          <w:b/>
+          <w:bCs/>
+          <w:caps/>
+          <w:sz w:val="24"/>
+          <w:szCs w:val="24"/>
+        </w:rPr>
+      </w:pPr>
+      <w:r>
+        <w:rPr>
+          <w:b/>
+          <w:bCs/>
+          <w:caps/>
+          <w:sz w:val="24"/>
+          <w:szCs w:val="24"/>
+        </w:rPr>
+        <w:t xml:space="preserve">DIFERENCIA ENTRE </w:t>
+      </w:r>
+      <w:r>
+        <w:rPr>
+          <w:b/>
+          <w:bCs/>
+          <w:caps/>
+          <w:sz w:val="24"/>
+          <w:szCs w:val="24"/>
+        </w:rPr>
+        <w:t>insertAdjacentHTML() y innerHTML += ...</w:t>
+      </w:r>
+    </w:p>
+    <w:p>
+      <w:pPr>
+        <w:pStyle w:val="Sinespaciado"/>
+        <w:jc w:val="center"/>
+        <w:rPr>
+          <w:b/>
+          <w:bCs/>
+          <w:caps/>
+          <w:sz w:val="24"/>
+          <w:szCs w:val="24"/>
+        </w:rPr>
+      </w:pPr>
+    </w:p>
+    <w:p>
+      <w:pPr>
+        <w:pStyle w:val="Sinespaciado"/>
+        <w:rPr>
+          <w:sz w:val="24"/>
+          <w:szCs w:val="24"/>
+        </w:rPr>
+      </w:pPr>
+      <w:r>
+        <w:rPr>
+          <w:sz w:val="24"/>
+          <w:szCs w:val="24"/>
+        </w:rPr>
+        <w:t>Caso 1: usando innerHTML += ...</w:t>
+      </w:r>
+    </w:p>
+    <w:p>
+      <w:pPr>
+        <w:pStyle w:val="Sinespaciado"/>
+        <w:rPr>
+          <w:sz w:val="24"/>
+          <w:szCs w:val="24"/>
+        </w:rPr>
+      </w:pPr>
+      <w:r>
+        <w:rPr>
+          <w:sz w:val="24"/>
+          <w:szCs w:val="24"/>
+        </w:rPr>
+        <w:t>&lt;div id="contenedor"&gt;</w:t>
+      </w:r>
+    </w:p>
+    <w:p>
+      <w:pPr>
+        <w:pStyle w:val="Sinespaciado"/>
+        <w:rPr>
+          <w:sz w:val="24"/>
+          <w:szCs w:val="24"/>
+        </w:rPr>
+      </w:pPr>
+      <w:r>
+        <w:rPr>
+          <w:sz w:val="24"/>
+          <w:szCs w:val="24"/>
+        </w:rPr>
+        <w:t xml:space="preserve">    &lt;p&gt;Hola&lt;/p&gt;</w:t>
+      </w:r>
+    </w:p>
+    <w:p>
+      <w:pPr>
+        <w:pStyle w:val="Sinespaciado"/>
+        <w:rPr>
+          <w:sz w:val="24"/>
+          <w:szCs w:val="24"/>
+        </w:rPr>
+      </w:pPr>
+      <w:r>
+        <w:rPr>
+          <w:sz w:val="24"/>
+          <w:szCs w:val="24"/>
+        </w:rPr>
+        <w:t>&lt;/div&gt;</w:t>
+      </w:r>
+    </w:p>
+    <w:p>
+      <w:pPr>
+        <w:pStyle w:val="Sinespaciado"/>
+        <w:rPr>
+          <w:sz w:val="24"/>
+          <w:szCs w:val="24"/>
+        </w:rPr>
+      </w:pPr>
+    </w:p>
+    <w:p>
+      <w:pPr>
+        <w:pStyle w:val="Sinespaciado"/>
+        <w:rPr>
+          <w:sz w:val="24"/>
+          <w:szCs w:val="24"/>
+        </w:rPr>
+      </w:pPr>
+      <w:r>
+        <w:rPr>
+          <w:sz w:val="24"/>
+          <w:szCs w:val="24"/>
+        </w:rPr>
+        <w:t>&lt;script&gt;</w:t>
+      </w:r>
+    </w:p>
+    <w:p>
+      <w:pPr>
+        <w:pStyle w:val="Sinespaciado"/>
+        <w:rPr>
+          <w:sz w:val="24"/>
+          <w:szCs w:val="24"/>
+        </w:rPr>
+      </w:pPr>
+      <w:r>
+        <w:rPr>
+          <w:sz w:val="24"/>
+          <w:szCs w:val="24"/>
+        </w:rPr>
+        <w:t>const contenedor = document.getElementById("contenedor");</w:t>
+      </w:r>
+    </w:p>
+    <w:p>
+      <w:pPr>
+        <w:pStyle w:val="Sinespaciado"/>
+        <w:rPr>
+          <w:sz w:val="24"/>
+          <w:szCs w:val="24"/>
+        </w:rPr>
+      </w:pPr>
+      <w:r>
+        <w:rPr>
+          <w:sz w:val="24"/>
+          <w:szCs w:val="24"/>
+        </w:rPr>
+        <w:t>contenedor.innerHTML += "&lt;p&gt;Adiós&lt;/p&gt;";</w:t>
+      </w:r>
+    </w:p>
+    <w:p>
+      <w:pPr>
+        <w:pStyle w:val="Sinespaciado"/>
+        <w:rPr>
+          <w:sz w:val="24"/>
+          <w:szCs w:val="24"/>
+        </w:rPr>
+      </w:pPr>
+      <w:r>
+        <w:rPr>
+          <w:sz w:val="24"/>
+          <w:szCs w:val="24"/>
+        </w:rPr>
+        <w:t>&lt;/script&gt;</w:t>
+      </w:r>
+    </w:p>
+    <w:p>
+      <w:pPr>
+        <w:pStyle w:val="Sinespaciado"/>
+        <w:rPr>
+          <w:b/>
+          <w:bCs/>
+          <w:sz w:val="24"/>
+          <w:szCs w:val="24"/>
+        </w:rPr>
+      </w:pPr>
+      <w:r>
+        <w:rPr>
+          <w:rFonts w:ascii="Segoe UI Emoji" w:hAnsi="Segoe UI Emoji" w:cs="Segoe UI Emoji"/>
+          <w:sz w:val="24"/>
+          <w:szCs w:val="24"/>
+        </w:rPr>
+        <w:t>🟢</w:t>
+      </w:r>
+      <w:r>
+        <w:rPr>
+          <w:sz w:val="24"/>
+          <w:szCs w:val="24"/>
+        </w:rPr>
+        <w:t xml:space="preserve"> </w:t>
+      </w:r>
+      <w:r>
+        <w:rPr>
+          <w:b/>
+          <w:bCs/>
+          <w:sz w:val="24"/>
+          <w:szCs w:val="24"/>
+        </w:rPr>
+        <w:t>Resultado visible:</w:t>
+      </w:r>
+    </w:p>
+    <w:p>
+      <w:pPr>
+        <w:pStyle w:val="Sinespaciado"/>
+        <w:rPr>
+          <w:sz w:val="24"/>
+          <w:szCs w:val="24"/>
+        </w:rPr>
+      </w:pPr>
+      <w:r>
+        <w:rPr>
+          <w:sz w:val="24"/>
+          <w:szCs w:val="24"/>
+        </w:rPr>
+        <w:t>&lt;div id="contenedor"&gt;</w:t>
+      </w:r>
+    </w:p>
+    <w:p>
+      <w:pPr>
+        <w:pStyle w:val="Sinespaciado"/>
+        <w:rPr>
+          <w:sz w:val="24"/>
+          <w:szCs w:val="24"/>
+        </w:rPr>
+      </w:pPr>
+      <w:r>
+        <w:rPr>
+          <w:sz w:val="24"/>
+          <w:szCs w:val="24"/>
+        </w:rPr>
+        <w:t xml:space="preserve">    &lt;p&gt;Hola&lt;/p&gt;</w:t>
+      </w:r>
+    </w:p>
+    <w:p>
+      <w:pPr>
+        <w:pStyle w:val="Sinespaciado"/>
+        <w:rPr>
+          <w:sz w:val="24"/>
+          <w:szCs w:val="24"/>
+        </w:rPr>
+      </w:pPr>
+      <w:r>
+        <w:rPr>
+          <w:sz w:val="24"/>
+          <w:szCs w:val="24"/>
+        </w:rPr>
+        <w:t xml:space="preserve">    &lt;p&gt;Adiós&lt;/p&gt;</w:t>
+      </w:r>
+    </w:p>
+    <w:p>
+      <w:pPr>
+        <w:pStyle w:val="Sinespaciado"/>
+        <w:rPr>
+          <w:sz w:val="24"/>
+          <w:szCs w:val="24"/>
+        </w:rPr>
+      </w:pPr>
+      <w:r>
+        <w:rPr>
+          <w:sz w:val="24"/>
+          <w:szCs w:val="24"/>
+        </w:rPr>
+        <w:t>&lt;/div&gt;</w:t>
+      </w:r>
+    </w:p>
+    <w:p>
+      <w:pPr>
+        <w:pStyle w:val="Sinespaciado"/>
+        <w:rPr>
+          <w:sz w:val="24"/>
+          <w:szCs w:val="24"/>
+        </w:rPr>
+      </w:pPr>
+      <w:r>
+        <w:rPr>
+          <w:rFonts w:ascii="Segoe UI Emoji" w:hAnsi="Segoe UI Emoji" w:cs="Segoe UI Emoji"/>
+          <w:sz w:val="24"/>
+          <w:szCs w:val="24"/>
+        </w:rPr>
+        <w:t>📦</w:t>
+      </w:r>
+      <w:r>
+        <w:rPr>
+          <w:sz w:val="24"/>
+          <w:szCs w:val="24"/>
+        </w:rPr>
+        <w:t xml:space="preserve"> </w:t>
+      </w:r>
+      <w:r>
+        <w:rPr>
+          <w:b/>
+          <w:bCs/>
+          <w:sz w:val="24"/>
+          <w:szCs w:val="24"/>
+        </w:rPr>
+        <w:t>Parece igual</w:t>
+      </w:r>
+      <w:r>
+        <w:rPr>
+          <w:sz w:val="24"/>
+          <w:szCs w:val="24"/>
+        </w:rPr>
+        <w:t>, pero hay un detalle oculto importante…</w:t>
+      </w:r>
+    </w:p>
+    <w:p>
+      <w:pPr>
+        <w:pStyle w:val="Sinespaciado"/>
+        <w:rPr>
+          <w:b/>
+          <w:bCs/>
+          <w:sz w:val="24"/>
+          <w:szCs w:val="24"/>
+        </w:rPr>
+      </w:pPr>
+      <w:r>
+        <w:rPr>
+          <w:rFonts w:ascii="Segoe UI Emoji" w:hAnsi="Segoe UI Emoji" w:cs="Segoe UI Emoji"/>
+          <w:b/>
+          <w:bCs/>
+          <w:sz w:val="24"/>
+          <w:szCs w:val="24"/>
+        </w:rPr>
+        <w:t>⚠️</w:t>
+      </w:r>
+      <w:r>
+        <w:rPr>
+          <w:b/>
+          <w:bCs/>
+          <w:sz w:val="24"/>
+          <w:szCs w:val="24"/>
+        </w:rPr>
+        <w:t xml:space="preserve"> Lo que realmente hace innerHTML += ...</w:t>
+      </w:r>
+    </w:p>
+    <w:p>
+      <w:pPr>
+        <w:pStyle w:val="Sinespaciado"/>
+        <w:rPr>
+          <w:sz w:val="24"/>
+          <w:szCs w:val="24"/>
+        </w:rPr>
+      </w:pPr>
+      <w:r>
+        <w:rPr>
+          <w:sz w:val="24"/>
+          <w:szCs w:val="24"/>
+        </w:rPr>
+        <w:t>Cuando haces innerHTML += ..., el navegador en realidad:</w:t>
+      </w:r>
+    </w:p>
+    <w:p>
+      <w:pPr>
+        <w:pStyle w:val="Sinespaciado"/>
+        <w:numPr>
+          <w:ilvl w:val="0"/>
+          <w:numId w:val="40"/>
+        </w:numPr>
+        <w:rPr>
+          <w:sz w:val="24"/>
+          <w:szCs w:val="24"/>
+        </w:rPr>
+      </w:pPr>
+      <w:r>
+        <w:rPr>
+          <w:sz w:val="24"/>
+          <w:szCs w:val="24"/>
+        </w:rPr>
+        <w:t>Lee todo el contenido actual (innerHTML),</w:t>
+      </w:r>
+    </w:p>
+    <w:p>
+      <w:pPr>
+        <w:pStyle w:val="Sinespaciado"/>
+        <w:numPr>
+          <w:ilvl w:val="0"/>
+          <w:numId w:val="40"/>
+        </w:numPr>
+        <w:rPr>
+          <w:sz w:val="24"/>
+          <w:szCs w:val="24"/>
+        </w:rPr>
+      </w:pPr>
+      <w:r>
+        <w:rPr>
+          <w:sz w:val="24"/>
+          <w:szCs w:val="24"/>
+        </w:rPr>
+        <w:t>Le concatena el nuevo HTML,</w:t>
+      </w:r>
+    </w:p>
+    <w:p>
+      <w:pPr>
+        <w:pStyle w:val="Sinespaciado"/>
+        <w:numPr>
+          <w:ilvl w:val="0"/>
+          <w:numId w:val="40"/>
+        </w:numPr>
+        <w:rPr>
+          <w:sz w:val="24"/>
+          <w:szCs w:val="24"/>
+        </w:rPr>
+      </w:pPr>
+      <w:r>
+        <w:rPr>
+          <w:sz w:val="24"/>
+          <w:szCs w:val="24"/>
+        </w:rPr>
+        <w:lastRenderedPageBreak/>
+        <w:t>Borra el contenido del elemento,</w:t>
+      </w:r>
+    </w:p>
+    <w:p>
+      <w:pPr>
+        <w:pStyle w:val="Sinespaciado"/>
+        <w:numPr>
+          <w:ilvl w:val="0"/>
+          <w:numId w:val="40"/>
+        </w:numPr>
+        <w:rPr>
+          <w:sz w:val="24"/>
+          <w:szCs w:val="24"/>
+        </w:rPr>
+      </w:pPr>
+      <w:r>
+        <w:rPr>
+          <w:sz w:val="24"/>
+          <w:szCs w:val="24"/>
+        </w:rPr>
+        <w:t xml:space="preserve">Y vuelve a </w:t>
+      </w:r>
+      <w:r>
+        <w:rPr>
+          <w:b/>
+          <w:bCs/>
+          <w:sz w:val="24"/>
+          <w:szCs w:val="24"/>
+        </w:rPr>
+        <w:t>recrear todo desde cero</w:t>
+      </w:r>
+      <w:r>
+        <w:rPr>
+          <w:sz w:val="24"/>
+          <w:szCs w:val="24"/>
+        </w:rPr>
+        <w:t>.</w:t>
+      </w:r>
+    </w:p>
+    <w:p>
+      <w:pPr>
+        <w:pStyle w:val="Sinespaciado"/>
+        <w:rPr>
+          <w:sz w:val="24"/>
+          <w:szCs w:val="24"/>
+        </w:rPr>
+      </w:pPr>
+      <w:r>
+        <w:rPr>
+          <w:sz w:val="24"/>
+          <w:szCs w:val="24"/>
+        </w:rPr>
+        <w:t>Esto significa que:</w:t>
+      </w:r>
+    </w:p>
+    <w:p>
+      <w:pPr>
+        <w:pStyle w:val="Sinespaciado"/>
+        <w:numPr>
+          <w:ilvl w:val="0"/>
+          <w:numId w:val="41"/>
+        </w:numPr>
+        <w:rPr>
+          <w:sz w:val="24"/>
+          <w:szCs w:val="24"/>
+        </w:rPr>
+      </w:pPr>
+      <w:r>
+        <w:rPr>
+          <w:sz w:val="24"/>
+          <w:szCs w:val="24"/>
+        </w:rPr>
+        <w:t xml:space="preserve">Se pierden </w:t>
+      </w:r>
+      <w:r>
+        <w:rPr>
+          <w:b/>
+          <w:bCs/>
+          <w:sz w:val="24"/>
+          <w:szCs w:val="24"/>
+        </w:rPr>
+        <w:t>todos los event listeners</w:t>
+      </w:r>
+      <w:r>
+        <w:rPr>
+          <w:sz w:val="24"/>
+          <w:szCs w:val="24"/>
+        </w:rPr>
+        <w:t xml:space="preserve"> asociados a los elementos anteriores.</w:t>
+      </w:r>
+    </w:p>
+    <w:p>
+      <w:pPr>
+        <w:pStyle w:val="Sinespaciado"/>
+        <w:numPr>
+          <w:ilvl w:val="0"/>
+          <w:numId w:val="41"/>
+        </w:numPr>
+        <w:rPr>
+          <w:sz w:val="24"/>
+          <w:szCs w:val="24"/>
+        </w:rPr>
+      </w:pPr>
+      <w:r>
+        <w:rPr>
+          <w:sz w:val="24"/>
+          <w:szCs w:val="24"/>
+        </w:rPr>
+        <w:t xml:space="preserve">Es </w:t>
+      </w:r>
+      <w:r>
+        <w:rPr>
+          <w:b/>
+          <w:bCs/>
+          <w:sz w:val="24"/>
+          <w:szCs w:val="24"/>
+        </w:rPr>
+        <w:t>más lento</w:t>
+      </w:r>
+      <w:r>
+        <w:rPr>
+          <w:sz w:val="24"/>
+          <w:szCs w:val="24"/>
+        </w:rPr>
+        <w:t>, porque destruye y vuelve a construir el DOM interno.</w:t>
+      </w:r>
+    </w:p>
+    <w:p>
+      <w:pPr>
+        <w:pStyle w:val="Sinespaciado"/>
+        <w:numPr>
+          <w:ilvl w:val="0"/>
+          <w:numId w:val="41"/>
+        </w:numPr>
+        <w:rPr>
+          <w:sz w:val="24"/>
+          <w:szCs w:val="24"/>
+        </w:rPr>
+      </w:pPr>
+      <w:r>
+        <w:rPr>
+          <w:sz w:val="24"/>
+          <w:szCs w:val="24"/>
+        </w:rPr>
+        <w:t>Puede causar “parpadeos” o re-render innecesarios.</w:t>
+      </w:r>
+    </w:p>
+    <w:p>
+      <w:pPr>
+        <w:pStyle w:val="Sinespaciado"/>
+        <w:rPr>
+          <w:sz w:val="24"/>
+          <w:szCs w:val="24"/>
+        </w:rPr>
+      </w:pPr>
+    </w:p>
+    <w:p>
+      <w:pPr>
+        <w:pStyle w:val="Sinespaciado"/>
+        <w:rPr>
+          <w:sz w:val="24"/>
+          <w:szCs w:val="24"/>
+        </w:rPr>
+      </w:pPr>
+      <w:r>
+        <w:rPr>
+          <w:rFonts w:ascii="Segoe UI Emoji" w:hAnsi="Segoe UI Emoji" w:cs="Segoe UI Emoji"/>
+          <w:sz w:val="24"/>
+          <w:szCs w:val="24"/>
+        </w:rPr>
+        <w:t>🔹</w:t>
+      </w:r>
+      <w:r>
+        <w:rPr>
+          <w:sz w:val="24"/>
+          <w:szCs w:val="24"/>
+        </w:rPr>
+        <w:t xml:space="preserve"> Caso 2: usando insertAdjacentHTML("beforeend", ...)</w:t>
+      </w:r>
+    </w:p>
+    <w:p>
+      <w:pPr>
+        <w:pStyle w:val="Sinespaciado"/>
+        <w:rPr>
+          <w:sz w:val="24"/>
+          <w:szCs w:val="24"/>
+        </w:rPr>
+      </w:pPr>
+      <w:r>
+        <w:rPr>
+          <w:sz w:val="24"/>
+          <w:szCs w:val="24"/>
+        </w:rPr>
+        <w:t>&lt;div id="contenedor"&gt;</w:t>
+      </w:r>
+    </w:p>
+    <w:p>
+      <w:pPr>
+        <w:pStyle w:val="Sinespaciado"/>
+        <w:rPr>
+          <w:sz w:val="24"/>
+          <w:szCs w:val="24"/>
+        </w:rPr>
+      </w:pPr>
+      <w:r>
+        <w:rPr>
+          <w:sz w:val="24"/>
+          <w:szCs w:val="24"/>
+        </w:rPr>
+        <w:t xml:space="preserve">    &lt;p&gt;Hola&lt;/p&gt;</w:t>
+      </w:r>
+    </w:p>
+    <w:p>
+      <w:pPr>
+        <w:pStyle w:val="Sinespaciado"/>
+        <w:rPr>
+          <w:sz w:val="24"/>
+          <w:szCs w:val="24"/>
+        </w:rPr>
+      </w:pPr>
+      <w:r>
+        <w:rPr>
+          <w:sz w:val="24"/>
+          <w:szCs w:val="24"/>
+        </w:rPr>
+        <w:t>&lt;/div&gt;</w:t>
+      </w:r>
+    </w:p>
+    <w:p>
+      <w:pPr>
+        <w:pStyle w:val="Sinespaciado"/>
+        <w:rPr>
+          <w:sz w:val="24"/>
+          <w:szCs w:val="24"/>
+        </w:rPr>
+      </w:pPr>
+    </w:p>
+    <w:p>
+      <w:pPr>
+        <w:pStyle w:val="Sinespaciado"/>
+        <w:rPr>
+          <w:sz w:val="24"/>
+          <w:szCs w:val="24"/>
+        </w:rPr>
+      </w:pPr>
+      <w:r>
+        <w:rPr>
+          <w:sz w:val="24"/>
+          <w:szCs w:val="24"/>
+        </w:rPr>
+        <w:t>&lt;script&gt;</w:t>
+      </w:r>
+    </w:p>
+    <w:p>
+      <w:pPr>
+        <w:pStyle w:val="Sinespaciado"/>
+        <w:rPr>
+          <w:sz w:val="24"/>
+          <w:szCs w:val="24"/>
+        </w:rPr>
+      </w:pPr>
+      <w:r>
+        <w:rPr>
+          <w:sz w:val="24"/>
+          <w:szCs w:val="24"/>
+        </w:rPr>
+        <w:t>const contenedor = document.getElementById("contenedor");</w:t>
+      </w:r>
+    </w:p>
+    <w:p>
+      <w:pPr>
+        <w:pStyle w:val="Sinespaciado"/>
+        <w:rPr>
+          <w:sz w:val="24"/>
+          <w:szCs w:val="24"/>
+        </w:rPr>
+      </w:pPr>
+      <w:r>
+        <w:rPr>
+          <w:sz w:val="24"/>
+          <w:szCs w:val="24"/>
+        </w:rPr>
+        <w:t>contenedor.insertAdjacentHTML("beforeend", "&lt;p&gt;Adiós&lt;/p&gt;");</w:t>
+      </w:r>
+    </w:p>
+    <w:p>
+      <w:pPr>
+        <w:pStyle w:val="Sinespaciado"/>
+        <w:rPr>
+          <w:sz w:val="24"/>
+          <w:szCs w:val="24"/>
+        </w:rPr>
+      </w:pPr>
+      <w:r>
+        <w:rPr>
+          <w:sz w:val="24"/>
+          <w:szCs w:val="24"/>
+        </w:rPr>
+        <w:t>&lt;/script&gt;</w:t>
+      </w:r>
+    </w:p>
+    <w:p>
+      <w:pPr>
+        <w:pStyle w:val="Sinespaciado"/>
+        <w:rPr>
+          <w:b/>
+          <w:bCs/>
+          <w:sz w:val="24"/>
+          <w:szCs w:val="24"/>
+        </w:rPr>
+      </w:pPr>
+      <w:r>
+        <w:rPr>
+          <w:rFonts w:ascii="Segoe UI Emoji" w:hAnsi="Segoe UI Emoji" w:cs="Segoe UI Emoji"/>
+          <w:sz w:val="24"/>
+          <w:szCs w:val="24"/>
+        </w:rPr>
+        <w:t>🟢</w:t>
+      </w:r>
+      <w:r>
+        <w:rPr>
+          <w:sz w:val="24"/>
+          <w:szCs w:val="24"/>
+        </w:rPr>
+        <w:t xml:space="preserve"> </w:t>
+      </w:r>
+      <w:r>
+        <w:rPr>
+          <w:b/>
+          <w:bCs/>
+          <w:sz w:val="24"/>
+          <w:szCs w:val="24"/>
+        </w:rPr>
+        <w:t>Resultado visible:</w:t>
+      </w:r>
+    </w:p>
+    <w:p>
+      <w:pPr>
+        <w:pStyle w:val="Sinespaciado"/>
+        <w:rPr>
+          <w:sz w:val="24"/>
+          <w:szCs w:val="24"/>
+        </w:rPr>
+      </w:pPr>
+      <w:r>
+        <w:rPr>
+          <w:sz w:val="24"/>
+          <w:szCs w:val="24"/>
+        </w:rPr>
+        <w:t>&lt;div id="contenedor"&gt;</w:t>
+      </w:r>
+    </w:p>
+    <w:p>
+      <w:pPr>
+        <w:pStyle w:val="Sinespaciado"/>
+        <w:rPr>
+          <w:sz w:val="24"/>
+          <w:szCs w:val="24"/>
+        </w:rPr>
+      </w:pPr>
+      <w:r>
+        <w:rPr>
+          <w:sz w:val="24"/>
+          <w:szCs w:val="24"/>
+        </w:rPr>
+        <w:t xml:space="preserve">    &lt;p&gt;Hola&lt;/p&gt;</w:t>
+      </w:r>
+    </w:p>
+    <w:p>
+      <w:pPr>
+        <w:pStyle w:val="Sinespaciado"/>
+        <w:rPr>
+          <w:sz w:val="24"/>
+          <w:szCs w:val="24"/>
+        </w:rPr>
+      </w:pPr>
+      <w:r>
+        <w:rPr>
+          <w:sz w:val="24"/>
+          <w:szCs w:val="24"/>
+        </w:rPr>
+        <w:t xml:space="preserve">    &lt;p&gt;Adiós&lt;/p&gt;</w:t>
+      </w:r>
+    </w:p>
+    <w:p>
+      <w:pPr>
+        <w:pStyle w:val="Sinespaciado"/>
+        <w:rPr>
+          <w:sz w:val="24"/>
+          <w:szCs w:val="24"/>
+        </w:rPr>
+      </w:pPr>
+      <w:r>
+        <w:rPr>
+          <w:sz w:val="24"/>
+          <w:szCs w:val="24"/>
+        </w:rPr>
+        <w:t>&lt;/div&gt;</w:t>
+      </w:r>
+    </w:p>
+    <w:p>
+      <w:pPr>
+        <w:pStyle w:val="Sinespaciado"/>
+        <w:rPr>
+          <w:sz w:val="24"/>
+          <w:szCs w:val="24"/>
+        </w:rPr>
+      </w:pPr>
+      <w:r>
+        <w:rPr>
+          <w:rFonts w:ascii="Segoe UI Emoji" w:hAnsi="Segoe UI Emoji" w:cs="Segoe UI Emoji"/>
+          <w:sz w:val="24"/>
+          <w:szCs w:val="24"/>
+        </w:rPr>
+        <w:t>🧠</w:t>
+      </w:r>
+      <w:r>
+        <w:rPr>
+          <w:sz w:val="24"/>
+          <w:szCs w:val="24"/>
+        </w:rPr>
+        <w:t xml:space="preserve"> </w:t>
+      </w:r>
+      <w:r>
+        <w:rPr>
+          <w:b/>
+          <w:bCs/>
+          <w:sz w:val="24"/>
+          <w:szCs w:val="24"/>
+        </w:rPr>
+        <w:t>Pero esta vez el navegador:</w:t>
+      </w:r>
+    </w:p>
+    <w:p>
+      <w:pPr>
+        <w:pStyle w:val="Sinespaciado"/>
+        <w:numPr>
+          <w:ilvl w:val="0"/>
+          <w:numId w:val="42"/>
+        </w:numPr>
+        <w:rPr>
+          <w:sz w:val="24"/>
+          <w:szCs w:val="24"/>
+        </w:rPr>
+      </w:pPr>
+      <w:r>
+        <w:rPr>
+          <w:sz w:val="24"/>
+          <w:szCs w:val="24"/>
+        </w:rPr>
+        <w:t>Inserta el nuevo &lt;p&gt; directamente en el DOM existente.</w:t>
+      </w:r>
+    </w:p>
+    <w:p>
+      <w:pPr>
+        <w:pStyle w:val="Sinespaciado"/>
+        <w:numPr>
+          <w:ilvl w:val="0"/>
+          <w:numId w:val="42"/>
+        </w:numPr>
+        <w:rPr>
+          <w:sz w:val="24"/>
+          <w:szCs w:val="24"/>
+        </w:rPr>
+      </w:pPr>
+      <w:r>
+        <w:rPr>
+          <w:sz w:val="24"/>
+          <w:szCs w:val="24"/>
+        </w:rPr>
+        <w:t>No destruye el contenido anterior.</w:t>
+      </w:r>
+    </w:p>
+    <w:p>
+      <w:pPr>
+        <w:pStyle w:val="Sinespaciado"/>
+        <w:numPr>
+          <w:ilvl w:val="0"/>
+          <w:numId w:val="42"/>
+        </w:numPr>
+        <w:rPr>
+          <w:sz w:val="24"/>
+          <w:szCs w:val="24"/>
+        </w:rPr>
+      </w:pPr>
+      <w:r>
+        <w:rPr>
+          <w:sz w:val="24"/>
+          <w:szCs w:val="24"/>
+        </w:rPr>
+        <w:t>No pierde eventos ni estado.</w:t>
+      </w:r>
+    </w:p>
+    <w:p>
+      <w:pPr>
+        <w:pStyle w:val="Sinespaciado"/>
+        <w:numPr>
+          <w:ilvl w:val="0"/>
+          <w:numId w:val="42"/>
+        </w:numPr>
+        <w:rPr>
+          <w:sz w:val="24"/>
+          <w:szCs w:val="24"/>
+        </w:rPr>
+      </w:pPr>
+      <w:r>
+        <w:rPr>
+          <w:sz w:val="24"/>
+          <w:szCs w:val="24"/>
+        </w:rPr>
+        <w:t xml:space="preserve">Es </w:t>
+      </w:r>
+      <w:r>
+        <w:rPr>
+          <w:b/>
+          <w:bCs/>
+          <w:sz w:val="24"/>
+          <w:szCs w:val="24"/>
+        </w:rPr>
+        <w:t>más rápido y seguro</w:t>
+      </w:r>
+      <w:r>
+        <w:rPr>
+          <w:sz w:val="24"/>
+          <w:szCs w:val="24"/>
+        </w:rPr>
+        <w:t>.</w:t>
+      </w:r>
+    </w:p>
+    <w:p>
+      <w:pPr>
+        <w:pStyle w:val="Sinespaciado"/>
+        <w:rPr>
+          <w:sz w:val="24"/>
+          <w:szCs w:val="24"/>
+        </w:rPr>
+      </w:pPr>
+    </w:p>
+    <w:p>
+      <w:pPr>
+        <w:pStyle w:val="Sinespaciado"/>
+        <w:rPr>
+          <w:sz w:val="24"/>
+          <w:szCs w:val="24"/>
+        </w:rPr>
+      </w:pPr>
+    </w:p>
+    <w:p>
+      <w:pPr>
+        <w:pStyle w:val="Sinespaciado"/>
+        <w:rPr>
+          <w:sz w:val="24"/>
+          <w:szCs w:val="24"/>
         </w:rPr>
       </w:pPr>
     </w:p>
@@ -49391,6 +52872,123 @@
     </w:lvl>
   </w:abstractNum>
   <w:abstractNum w:abstractNumId="16" w15:restartNumberingAfterBreak="0">
+    <w:nsid w:val="325B007D"/>
+    <w:multiLevelType w:val="multilevel"/>
+    <w:tmpl w:val="BF42D46A"/>
+    <w:lvl w:ilvl="0">
+      <w:start w:val="1"/>
+      <w:numFmt w:val="decimal"/>
+      <w:lvlText w:val="%1."/>
+      <w:lvlJc w:val="left"/>
+      <w:pPr>
+        <w:tabs>
+          <w:tab w:val="num" w:pos="720"/>
+        </w:tabs>
+        <w:ind w:left="720" w:hanging="360"/>
+      </w:pPr>
+    </w:lvl>
+    <w:lvl w:ilvl="1">
+      <w:start w:val="1"/>
+      <w:numFmt w:val="bullet"/>
+      <w:lvlText w:val="o"/>
+      <w:lvlJc w:val="left"/>
+      <w:pPr>
+        <w:tabs>
+          <w:tab w:val="num" w:pos="1440"/>
+        </w:tabs>
+        <w:ind w:left="1440" w:hanging="360"/>
+      </w:pPr>
+      <w:rPr>
+        <w:rFonts w:ascii="Courier New" w:hAnsi="Courier New" w:hint="default"/>
+        <w:sz w:val="20"/>
+      </w:rPr>
+    </w:lvl>
+    <w:lvl w:ilvl="2" w:tentative="1">
+      <w:start w:val="1"/>
+      <w:numFmt w:val="decimal"/>
+      <w:lvlText w:val="%3."/>
+      <w:lvlJc w:val="left"/>
+      <w:pPr>
+        <w:tabs>
+          <w:tab w:val="num" w:pos="2160"/>
+        </w:tabs>
+        <w:ind w:left="2160" w:hanging="360"/>
+      </w:pPr>
+    </w:lvl>
+    <w:lvl w:ilvl="3" w:tentative="1">
+      <w:start w:val="1"/>
+      <w:numFmt w:val="decimal"/>
+      <w:lvlText w:val="%4."/>
+      <w:lvlJc w:val="left"/>
+      <w:pPr>
+        <w:tabs>
+          <w:tab w:val="num" w:pos="2880"/>
+        </w:tabs>
+        <w:ind w:left="2880" w:hanging="360"/>
+      </w:pPr>
+    </w:lvl>
+    <w:lvl w:ilvl="4" w:tentative="1">
+      <w:start w:val="1"/>
+      <w:numFmt w:val="decimal"/>
+      <w:lvlText w:val="%5."/>
+      <w:lvlJc w:val="left"/>
+      <w:pPr>
+        <w:tabs>
+          <w:tab w:val="num" w:pos="3600"/>
+        </w:tabs>
+        <w:ind w:left="3600" w:hanging="360"/>
+      </w:pPr>
+    </w:lvl>
+    <w:lvl w:ilvl="5" w:tentative="1">
+      <w:start w:val="1"/>
+      <w:numFmt w:val="decimal"/>
+      <w:lvlText w:val="%6."/>
+      <w:lvlJc w:val="left"/>
+      <w:pPr>
+        <w:tabs>
+          <w:tab w:val="num" w:pos="4320"/>
+        </w:tabs>
+        <w:ind w:left="4320" w:hanging="360"/>
+      </w:pPr>
+    </w:lvl>
+    <w:lvl w:ilvl="6" w:tentative="1">
+      <w:start w:val="1"/>
+      <w:numFmt w:val="decimal"/>
+      <w:lvlText w:val="%7."/>
+      <w:lvlJc w:val="left"/>
+      <w:pPr>
+        <w:tabs>
+          <w:tab w:val="num" w:pos="5040"/>
+        </w:tabs>
+        <w:ind w:left="5040" w:hanging="360"/>
+      </w:pPr>
+    </w:lvl>
+    <w:lvl w:ilvl="7" w:tentative="1">
+      <w:start w:val="1"/>
+      <w:numFmt w:val="decimal"/>
+      <w:lvlText w:val="%8."/>
+      <w:lvlJc w:val="left"/>
+      <w:pPr>
+        <w:tabs>
+          <w:tab w:val="num" w:pos="5760"/>
+        </w:tabs>
+        <w:ind w:left="5760" w:hanging="360"/>
+      </w:pPr>
+    </w:lvl>
+    <w:lvl w:ilvl="8" w:tentative="1">
+      <w:start w:val="1"/>
+      <w:numFmt w:val="decimal"/>
+      <w:lvlText w:val="%9."/>
+      <w:lvlJc w:val="left"/>
+      <w:pPr>
+        <w:tabs>
+          <w:tab w:val="num" w:pos="6480"/>
+        </w:tabs>
+        <w:ind w:left="6480" w:hanging="360"/>
+      </w:pPr>
+    </w:lvl>
+  </w:abstractNum>
+  <w:abstractNum w:abstractNumId="17" w15:restartNumberingAfterBreak="0">
     <w:nsid w:val="34473A81"/>
     <w:multiLevelType w:val="multilevel"/>
     <w:tmpl w:val="72D0062A"/>
@@ -49539,7 +53137,156 @@
       </w:rPr>
     </w:lvl>
   </w:abstractNum>
-  <w:abstractNum w:abstractNumId="17" w15:restartNumberingAfterBreak="0">
+  <w:abstractNum w:abstractNumId="18" w15:restartNumberingAfterBreak="0">
+    <w:nsid w:val="36EA6CCB"/>
+    <w:multiLevelType w:val="multilevel"/>
+    <w:tmpl w:val="FF88B2E6"/>
+    <w:lvl w:ilvl="0">
+      <w:start w:val="1"/>
+      <w:numFmt w:val="bullet"/>
+      <w:lvlText w:val=""/>
+      <w:lvlJc w:val="left"/>
+      <w:pPr>
+        <w:tabs>
+          <w:tab w:val="num" w:pos="720"/>
+        </w:tabs>
+        <w:ind w:left="720" w:hanging="360"/>
+      </w:pPr>
+      <w:rPr>
+        <w:rFonts w:ascii="Symbol" w:hAnsi="Symbol" w:hint="default"/>
+        <w:sz w:val="20"/>
+      </w:rPr>
+    </w:lvl>
+    <w:lvl w:ilvl="1" w:tentative="1">
+      <w:start w:val="1"/>
+      <w:numFmt w:val="bullet"/>
+      <w:lvlText w:val="o"/>
+      <w:lvlJc w:val="left"/>
+      <w:pPr>
+        <w:tabs>
+          <w:tab w:val="num" w:pos="1440"/>
+        </w:tabs>
+        <w:ind w:left="1440" w:hanging="360"/>
+      </w:pPr>
+      <w:rPr>
+        <w:rFonts w:ascii="Courier New" w:hAnsi="Courier New" w:hint="default"/>
+        <w:sz w:val="20"/>
+      </w:rPr>
+    </w:lvl>
+    <w:lvl w:ilvl="2" w:tentative="1">
+      <w:start w:val="1"/>
+      <w:numFmt w:val="bullet"/>
+      <w:lvlText w:val=""/>
+      <w:lvlJc w:val="left"/>
+      <w:pPr>
+        <w:tabs>
+          <w:tab w:val="num" w:pos="2160"/>
+        </w:tabs>
+        <w:ind w:left="2160" w:hanging="360"/>
+      </w:pPr>
+      <w:rPr>
+        <w:rFonts w:ascii="Wingdings" w:hAnsi="Wingdings" w:hint="default"/>
+        <w:sz w:val="20"/>
+      </w:rPr>
+    </w:lvl>
+    <w:lvl w:ilvl="3" w:tentative="1">
+      <w:start w:val="1"/>
+      <w:numFmt w:val="bullet"/>
+      <w:lvlText w:val=""/>
+      <w:lvlJc w:val="left"/>
+      <w:pPr>
+        <w:tabs>
+          <w:tab w:val="num" w:pos="2880"/>
+        </w:tabs>
+        <w:ind w:left="2880" w:hanging="360"/>
+      </w:pPr>
+      <w:rPr>
+        <w:rFonts w:ascii="Wingdings" w:hAnsi="Wingdings" w:hint="default"/>
+        <w:sz w:val="20"/>
+      </w:rPr>
+    </w:lvl>
+    <w:lvl w:ilvl="4" w:tentative="1">
+      <w:start w:val="1"/>
+      <w:numFmt w:val="bullet"/>
+      <w:lvlText w:val=""/>
+      <w:lvlJc w:val="left"/>
+      <w:pPr>
+        <w:tabs>
+          <w:tab w:val="num" w:pos="3600"/>
+        </w:tabs>
+        <w:ind w:left="3600" w:hanging="360"/>
+      </w:pPr>
+      <w:rPr>
+        <w:rFonts w:ascii="Wingdings" w:hAnsi="Wingdings" w:hint="default"/>
+        <w:sz w:val="20"/>
+      </w:rPr>
+    </w:lvl>
+    <w:lvl w:ilvl="5" w:tentative="1">
+      <w:start w:val="1"/>
+      <w:numFmt w:val="bullet"/>
+      <w:lvlText w:val=""/>
+      <w:lvlJc w:val="left"/>
+      <w:pPr>
+        <w:tabs>
+          <w:tab w:val="num" w:pos="4320"/>
+        </w:tabs>
+        <w:ind w:left="4320" w:hanging="360"/>
+      </w:pPr>
+      <w:rPr>
+        <w:rFonts w:ascii="Wingdings" w:hAnsi="Wingdings" w:hint="default"/>
+        <w:sz w:val="20"/>
+      </w:rPr>
+    </w:lvl>
+    <w:lvl w:ilvl="6" w:tentative="1">
+      <w:start w:val="1"/>
+      <w:numFmt w:val="bullet"/>
+      <w:lvlText w:val=""/>
+      <w:lvlJc w:val="left"/>
+      <w:pPr>
+        <w:tabs>
+          <w:tab w:val="num" w:pos="5040"/>
+        </w:tabs>
+        <w:ind w:left="5040" w:hanging="360"/>
+      </w:pPr>
+      <w:rPr>
+        <w:rFonts w:ascii="Wingdings" w:hAnsi="Wingdings" w:hint="default"/>
+        <w:sz w:val="20"/>
+      </w:rPr>
+    </w:lvl>
+    <w:lvl w:ilvl="7" w:tentative="1">
+      <w:start w:val="1"/>
+      <w:numFmt w:val="bullet"/>
+      <w:lvlText w:val=""/>
+      <w:lvlJc w:val="left"/>
+      <w:pPr>
+        <w:tabs>
+          <w:tab w:val="num" w:pos="5760"/>
+        </w:tabs>
+        <w:ind w:left="5760" w:hanging="360"/>
+      </w:pPr>
+      <w:rPr>
+        <w:rFonts w:ascii="Wingdings" w:hAnsi="Wingdings" w:hint="default"/>
+        <w:sz w:val="20"/>
+      </w:rPr>
+    </w:lvl>
+    <w:lvl w:ilvl="8" w:tentative="1">
+      <w:start w:val="1"/>
+      <w:numFmt w:val="bullet"/>
+      <w:lvlText w:val=""/>
+      <w:lvlJc w:val="left"/>
+      <w:pPr>
+        <w:tabs>
+          <w:tab w:val="num" w:pos="6480"/>
+        </w:tabs>
+        <w:ind w:left="6480" w:hanging="360"/>
+      </w:pPr>
+      <w:rPr>
+        <w:rFonts w:ascii="Wingdings" w:hAnsi="Wingdings" w:hint="default"/>
+        <w:sz w:val="20"/>
+      </w:rPr>
+    </w:lvl>
+  </w:abstractNum>
+  <w:abstractNum w:abstractNumId="19" w15:restartNumberingAfterBreak="0">
     <w:nsid w:val="37142707"/>
     <w:multiLevelType w:val="multilevel"/>
     <w:tmpl w:val="C58E62D6"/>
@@ -49688,7 +53435,7 @@
       </w:rPr>
     </w:lvl>
   </w:abstractNum>
-  <w:abstractNum w:abstractNumId="18" w15:restartNumberingAfterBreak="0">
+  <w:abstractNum w:abstractNumId="20" w15:restartNumberingAfterBreak="0">
     <w:nsid w:val="37CC402C"/>
     <w:multiLevelType w:val="multilevel"/>
     <w:tmpl w:val="22B4DA78"/>
@@ -49837,7 +53584,7 @@
       </w:rPr>
     </w:lvl>
   </w:abstractNum>
-  <w:abstractNum w:abstractNumId="19" w15:restartNumberingAfterBreak="0">
+  <w:abstractNum w:abstractNumId="21" w15:restartNumberingAfterBreak="0">
     <w:nsid w:val="39B34AD5"/>
     <w:multiLevelType w:val="multilevel"/>
     <w:tmpl w:val="1062EDA8"/>
@@ -49950,7 +53697,7 @@
       </w:pPr>
     </w:lvl>
   </w:abstractNum>
-  <w:abstractNum w:abstractNumId="20" w15:restartNumberingAfterBreak="0">
+  <w:abstractNum w:abstractNumId="22" w15:restartNumberingAfterBreak="0">
     <w:nsid w:val="3DBC1A2F"/>
     <w:multiLevelType w:val="multilevel"/>
     <w:tmpl w:val="8C3AFD62"/>
@@ -50063,7 +53810,7 @@
       </w:pPr>
     </w:lvl>
   </w:abstractNum>
-  <w:abstractNum w:abstractNumId="21" w15:restartNumberingAfterBreak="0">
+  <w:abstractNum w:abstractNumId="23" w15:restartNumberingAfterBreak="0">
     <w:nsid w:val="3F4D3A17"/>
     <w:multiLevelType w:val="hybridMultilevel"/>
     <w:tmpl w:val="52B8E63E"/>
@@ -50152,7 +53899,7 @@
       </w:pPr>
     </w:lvl>
   </w:abstractNum>
-  <w:abstractNum w:abstractNumId="22" w15:restartNumberingAfterBreak="0">
+  <w:abstractNum w:abstractNumId="24" w15:restartNumberingAfterBreak="0">
     <w:nsid w:val="414F3A9D"/>
     <w:multiLevelType w:val="hybridMultilevel"/>
     <w:tmpl w:val="599ACC04"/>
@@ -50241,7 +53988,7 @@
       </w:pPr>
     </w:lvl>
   </w:abstractNum>
-  <w:abstractNum w:abstractNumId="23" w15:restartNumberingAfterBreak="0">
+  <w:abstractNum w:abstractNumId="25" w15:restartNumberingAfterBreak="0">
     <w:nsid w:val="48507075"/>
     <w:multiLevelType w:val="multilevel"/>
     <w:tmpl w:val="FF26E80E"/>
@@ -50390,7 +54137,7 @@
       </w:rPr>
     </w:lvl>
   </w:abstractNum>
-  <w:abstractNum w:abstractNumId="24" w15:restartNumberingAfterBreak="0">
+  <w:abstractNum w:abstractNumId="26" w15:restartNumberingAfterBreak="0">
     <w:nsid w:val="51090EF7"/>
     <w:multiLevelType w:val="hybridMultilevel"/>
     <w:tmpl w:val="FE689D6C"/>
@@ -50479,7 +54226,7 @@
       </w:pPr>
     </w:lvl>
   </w:abstractNum>
-  <w:abstractNum w:abstractNumId="25" w15:restartNumberingAfterBreak="0">
+  <w:abstractNum w:abstractNumId="27" w15:restartNumberingAfterBreak="0">
     <w:nsid w:val="521819BE"/>
     <w:multiLevelType w:val="multilevel"/>
     <w:tmpl w:val="89D2E712"/>
@@ -50628,7 +54375,7 @@
       </w:rPr>
     </w:lvl>
   </w:abstractNum>
-  <w:abstractNum w:abstractNumId="26" w15:restartNumberingAfterBreak="0">
+  <w:abstractNum w:abstractNumId="28" w15:restartNumberingAfterBreak="0">
     <w:nsid w:val="535B1990"/>
     <w:multiLevelType w:val="multilevel"/>
     <w:tmpl w:val="E0C0D604"/>
@@ -50745,7 +54492,7 @@
       </w:pPr>
     </w:lvl>
   </w:abstractNum>
-  <w:abstractNum w:abstractNumId="27" w15:restartNumberingAfterBreak="0">
+  <w:abstractNum w:abstractNumId="29" w15:restartNumberingAfterBreak="0">
     <w:nsid w:val="53A52D7B"/>
     <w:multiLevelType w:val="multilevel"/>
     <w:tmpl w:val="234EF324"/>
@@ -50894,7 +54641,7 @@
       </w:rPr>
     </w:lvl>
   </w:abstractNum>
-  <w:abstractNum w:abstractNumId="28" w15:restartNumberingAfterBreak="0">
+  <w:abstractNum w:abstractNumId="30" w15:restartNumberingAfterBreak="0">
     <w:nsid w:val="54173F69"/>
     <w:multiLevelType w:val="multilevel"/>
     <w:tmpl w:val="B4862B50"/>
@@ -51007,7 +54754,120 @@
       </w:pPr>
     </w:lvl>
   </w:abstractNum>
-  <w:abstractNum w:abstractNumId="29" w15:restartNumberingAfterBreak="0">
+  <w:abstractNum w:abstractNumId="31" w15:restartNumberingAfterBreak="0">
+    <w:nsid w:val="600C6CD9"/>
+    <w:multiLevelType w:val="multilevel"/>
+    <w:tmpl w:val="FC68AE8A"/>
+    <w:lvl w:ilvl="0">
+      <w:start w:val="1"/>
+      <w:numFmt w:val="decimal"/>
+      <w:lvlText w:val="%1."/>
+      <w:lvlJc w:val="left"/>
+      <w:pPr>
+        <w:tabs>
+          <w:tab w:val="num" w:pos="720"/>
+        </w:tabs>
+        <w:ind w:left="720" w:hanging="360"/>
+      </w:pPr>
+    </w:lvl>
+    <w:lvl w:ilvl="1" w:tentative="1">
+      <w:start w:val="1"/>
+      <w:numFmt w:val="decimal"/>
+      <w:lvlText w:val="%2."/>
+      <w:lvlJc w:val="left"/>
+      <w:pPr>
+        <w:tabs>
+          <w:tab w:val="num" w:pos="1440"/>
+        </w:tabs>
+        <w:ind w:left="1440" w:hanging="360"/>
+      </w:pPr>
+    </w:lvl>
+    <w:lvl w:ilvl="2" w:tentative="1">
+      <w:start w:val="1"/>
+      <w:numFmt w:val="decimal"/>
+      <w:lvlText w:val="%3."/>
+      <w:lvlJc w:val="left"/>
+      <w:pPr>
+        <w:tabs>
+          <w:tab w:val="num" w:pos="2160"/>
+        </w:tabs>
+        <w:ind w:left="2160" w:hanging="360"/>
+      </w:pPr>
+    </w:lvl>
+    <w:lvl w:ilvl="3" w:tentative="1">
+      <w:start w:val="1"/>
+      <w:numFmt w:val="decimal"/>
+      <w:lvlText w:val="%4."/>
+      <w:lvlJc w:val="left"/>
+      <w:pPr>
+        <w:tabs>
+          <w:tab w:val="num" w:pos="2880"/>
+        </w:tabs>
+        <w:ind w:left="2880" w:hanging="360"/>
+      </w:pPr>
+    </w:lvl>
+    <w:lvl w:ilvl="4" w:tentative="1">
+      <w:start w:val="1"/>
+      <w:numFmt w:val="decimal"/>
+      <w:lvlText w:val="%5."/>
+      <w:lvlJc w:val="left"/>
+      <w:pPr>
+        <w:tabs>
+          <w:tab w:val="num" w:pos="3600"/>
+        </w:tabs>
+        <w:ind w:left="3600" w:hanging="360"/>
+      </w:pPr>
+    </w:lvl>
+    <w:lvl w:ilvl="5" w:tentative="1">
+      <w:start w:val="1"/>
+      <w:numFmt w:val="decimal"/>
+      <w:lvlText w:val="%6."/>
+      <w:lvlJc w:val="left"/>
+      <w:pPr>
+        <w:tabs>
+          <w:tab w:val="num" w:pos="4320"/>
+        </w:tabs>
+        <w:ind w:left="4320" w:hanging="360"/>
+      </w:pPr>
+    </w:lvl>
+    <w:lvl w:ilvl="6" w:tentative="1">
+      <w:start w:val="1"/>
+      <w:numFmt w:val="decimal"/>
+      <w:lvlText w:val="%7."/>
+      <w:lvlJc w:val="left"/>
+      <w:pPr>
+        <w:tabs>
+          <w:tab w:val="num" w:pos="5040"/>
+        </w:tabs>
+        <w:ind w:left="5040" w:hanging="360"/>
+      </w:pPr>
+    </w:lvl>
+    <w:lvl w:ilvl="7" w:tentative="1">
+      <w:start w:val="1"/>
+      <w:numFmt w:val="decimal"/>
+      <w:lvlText w:val="%8."/>
+      <w:lvlJc w:val="left"/>
+      <w:pPr>
+        <w:tabs>
+          <w:tab w:val="num" w:pos="5760"/>
+        </w:tabs>
+        <w:ind w:left="5760" w:hanging="360"/>
+      </w:pPr>
+    </w:lvl>
+    <w:lvl w:ilvl="8" w:tentative="1">
+      <w:start w:val="1"/>
+      <w:numFmt w:val="decimal"/>
+      <w:lvlText w:val="%9."/>
+      <w:lvlJc w:val="left"/>
+      <w:pPr>
+        <w:tabs>
+          <w:tab w:val="num" w:pos="6480"/>
+        </w:tabs>
+        <w:ind w:left="6480" w:hanging="360"/>
+      </w:pPr>
+    </w:lvl>
+  </w:abstractNum>
+  <w:abstractNum w:abstractNumId="32" w15:restartNumberingAfterBreak="0">
     <w:nsid w:val="625C28A8"/>
     <w:multiLevelType w:val="multilevel"/>
     <w:tmpl w:val="F83EF736"/>
@@ -51156,7 +55016,7 @@
       </w:rPr>
     </w:lvl>
   </w:abstractNum>
-  <w:abstractNum w:abstractNumId="30" w15:restartNumberingAfterBreak="0">
+  <w:abstractNum w:abstractNumId="33" w15:restartNumberingAfterBreak="0">
     <w:nsid w:val="69547DC7"/>
     <w:multiLevelType w:val="multilevel"/>
     <w:tmpl w:val="34D4F300"/>
@@ -51305,7 +55165,7 @@
       </w:rPr>
     </w:lvl>
   </w:abstractNum>
-  <w:abstractNum w:abstractNumId="31" w15:restartNumberingAfterBreak="0">
+  <w:abstractNum w:abstractNumId="34" w15:restartNumberingAfterBreak="0">
     <w:nsid w:val="6DBD3631"/>
     <w:multiLevelType w:val="multilevel"/>
     <w:tmpl w:val="62ACF0FE"/>
@@ -51454,7 +55314,7 @@
       </w:rPr>
     </w:lvl>
   </w:abstractNum>
-  <w:abstractNum w:abstractNumId="32" w15:restartNumberingAfterBreak="0">
+  <w:abstractNum w:abstractNumId="35" w15:restartNumberingAfterBreak="0">
     <w:nsid w:val="6E1F78C9"/>
     <w:multiLevelType w:val="multilevel"/>
     <w:tmpl w:val="2B5609A0"/>
@@ -51603,7 +55463,7 @@
       </w:rPr>
     </w:lvl>
   </w:abstractNum>
-  <w:abstractNum w:abstractNumId="33" w15:restartNumberingAfterBreak="0">
+  <w:abstractNum w:abstractNumId="36" w15:restartNumberingAfterBreak="0">
     <w:nsid w:val="71982054"/>
     <w:multiLevelType w:val="multilevel"/>
     <w:tmpl w:val="FBB04908"/>
@@ -51752,7 +55612,7 @@
       </w:rPr>
     </w:lvl>
   </w:abstractNum>
-  <w:abstractNum w:abstractNumId="34" w15:restartNumberingAfterBreak="0">
+  <w:abstractNum w:abstractNumId="37" w15:restartNumberingAfterBreak="0">
     <w:nsid w:val="73875856"/>
     <w:multiLevelType w:val="multilevel"/>
     <w:tmpl w:val="5CFE09CA"/>
@@ -51865,7 +55725,7 @@
       </w:pPr>
     </w:lvl>
   </w:abstractNum>
-  <w:abstractNum w:abstractNumId="35" w15:restartNumberingAfterBreak="0">
+  <w:abstractNum w:abstractNumId="38" w15:restartNumberingAfterBreak="0">
     <w:nsid w:val="74762AC3"/>
     <w:multiLevelType w:val="multilevel"/>
     <w:tmpl w:val="28965F00"/>
@@ -52014,7 +55874,7 @@
       </w:rPr>
     </w:lvl>
   </w:abstractNum>
-  <w:abstractNum w:abstractNumId="36" w15:restartNumberingAfterBreak="0">
+  <w:abstractNum w:abstractNumId="39" w15:restartNumberingAfterBreak="0">
     <w:nsid w:val="7BA12907"/>
     <w:multiLevelType w:val="multilevel"/>
     <w:tmpl w:val="404C2EFC"/>
@@ -52163,10 +56023,10 @@
       </w:rPr>
     </w:lvl>
   </w:abstractNum>
-  <w:abstractNum w:abstractNumId="37" w15:restartNumberingAfterBreak="0">
-    <w:nsid w:val="7D12603C"/>
+  <w:abstractNum w:abstractNumId="40" w15:restartNumberingAfterBreak="0">
+    <w:nsid w:val="7CE70A82"/>
     <w:multiLevelType w:val="multilevel"/>
-    <w:tmpl w:val="4CB2A396"/>
+    <w:tmpl w:val="9BD4949C"/>
     <w:lvl w:ilvl="0">
       <w:start w:val="1"/>
       <w:numFmt w:val="bullet"/>
@@ -52312,14 +56172,163 @@
       </w:rPr>
     </w:lvl>
   </w:abstractNum>
+  <w:abstractNum w:abstractNumId="41" w15:restartNumberingAfterBreak="0">
+    <w:nsid w:val="7D12603C"/>
+    <w:multiLevelType w:val="multilevel"/>
+    <w:tmpl w:val="4CB2A396"/>
+    <w:lvl w:ilvl="0">
+      <w:start w:val="1"/>
+      <w:numFmt w:val="bullet"/>
+      <w:lvlText w:val=""/>
+      <w:lvlJc w:val="left"/>
+      <w:pPr>
+        <w:tabs>
+          <w:tab w:val="num" w:pos="720"/>
+        </w:tabs>
+        <w:ind w:left="720" w:hanging="360"/>
+      </w:pPr>
+      <w:rPr>
+        <w:rFonts w:ascii="Symbol" w:hAnsi="Symbol" w:hint="default"/>
+        <w:sz w:val="20"/>
+      </w:rPr>
+    </w:lvl>
+    <w:lvl w:ilvl="1" w:tentative="1">
+      <w:start w:val="1"/>
+      <w:numFmt w:val="bullet"/>
+      <w:lvlText w:val="o"/>
+      <w:lvlJc w:val="left"/>
+      <w:pPr>
+        <w:tabs>
+          <w:tab w:val="num" w:pos="1440"/>
+        </w:tabs>
+        <w:ind w:left="1440" w:hanging="360"/>
+      </w:pPr>
+      <w:rPr>
+        <w:rFonts w:ascii="Courier New" w:hAnsi="Courier New" w:hint="default"/>
+        <w:sz w:val="20"/>
+      </w:rPr>
+    </w:lvl>
+    <w:lvl w:ilvl="2" w:tentative="1">
+      <w:start w:val="1"/>
+      <w:numFmt w:val="bullet"/>
+      <w:lvlText w:val=""/>
+      <w:lvlJc w:val="left"/>
+      <w:pPr>
+        <w:tabs>
+          <w:tab w:val="num" w:pos="2160"/>
+        </w:tabs>
+        <w:ind w:left="2160" w:hanging="360"/>
+      </w:pPr>
+      <w:rPr>
+        <w:rFonts w:ascii="Wingdings" w:hAnsi="Wingdings" w:hint="default"/>
+        <w:sz w:val="20"/>
+      </w:rPr>
+    </w:lvl>
+    <w:lvl w:ilvl="3" w:tentative="1">
+      <w:start w:val="1"/>
+      <w:numFmt w:val="bullet"/>
+      <w:lvlText w:val=""/>
+      <w:lvlJc w:val="left"/>
+      <w:pPr>
+        <w:tabs>
+          <w:tab w:val="num" w:pos="2880"/>
+        </w:tabs>
+        <w:ind w:left="2880" w:hanging="360"/>
+      </w:pPr>
+      <w:rPr>
+        <w:rFonts w:ascii="Wingdings" w:hAnsi="Wingdings" w:hint="default"/>
+        <w:sz w:val="20"/>
+      </w:rPr>
+    </w:lvl>
+    <w:lvl w:ilvl="4" w:tentative="1">
+      <w:start w:val="1"/>
+      <w:numFmt w:val="bullet"/>
+      <w:lvlText w:val=""/>
+      <w:lvlJc w:val="left"/>
+      <w:pPr>
+        <w:tabs>
+          <w:tab w:val="num" w:pos="3600"/>
+        </w:tabs>
+        <w:ind w:left="3600" w:hanging="360"/>
+      </w:pPr>
+      <w:rPr>
+        <w:rFonts w:ascii="Wingdings" w:hAnsi="Wingdings" w:hint="default"/>
+        <w:sz w:val="20"/>
+      </w:rPr>
+    </w:lvl>
+    <w:lvl w:ilvl="5" w:tentative="1">
+      <w:start w:val="1"/>
+      <w:numFmt w:val="bullet"/>
+      <w:lvlText w:val=""/>
+      <w:lvlJc w:val="left"/>
+      <w:pPr>
+        <w:tabs>
+          <w:tab w:val="num" w:pos="4320"/>
+        </w:tabs>
+        <w:ind w:left="4320" w:hanging="360"/>
+      </w:pPr>
+      <w:rPr>
+        <w:rFonts w:ascii="Wingdings" w:hAnsi="Wingdings" w:hint="default"/>
+        <w:sz w:val="20"/>
+      </w:rPr>
+    </w:lvl>
+    <w:lvl w:ilvl="6" w:tentative="1">
+      <w:start w:val="1"/>
+      <w:numFmt w:val="bullet"/>
+      <w:lvlText w:val=""/>
+      <w:lvlJc w:val="left"/>
+      <w:pPr>
+        <w:tabs>
+          <w:tab w:val="num" w:pos="5040"/>
+        </w:tabs>
+        <w:ind w:left="5040" w:hanging="360"/>
+      </w:pPr>
+      <w:rPr>
+        <w:rFonts w:ascii="Wingdings" w:hAnsi="Wingdings" w:hint="default"/>
+        <w:sz w:val="20"/>
+      </w:rPr>
+    </w:lvl>
+    <w:lvl w:ilvl="7" w:tentative="1">
+      <w:start w:val="1"/>
+      <w:numFmt w:val="bullet"/>
+      <w:lvlText w:val=""/>
+      <w:lvlJc w:val="left"/>
+      <w:pPr>
+        <w:tabs>
+          <w:tab w:val="num" w:pos="5760"/>
+        </w:tabs>
+        <w:ind w:left="5760" w:hanging="360"/>
+      </w:pPr>
+      <w:rPr>
+        <w:rFonts w:ascii="Wingdings" w:hAnsi="Wingdings" w:hint="default"/>
+        <w:sz w:val="20"/>
+      </w:rPr>
+    </w:lvl>
+    <w:lvl w:ilvl="8" w:tentative="1">
+      <w:start w:val="1"/>
+      <w:numFmt w:val="bullet"/>
+      <w:lvlText w:val=""/>
+      <w:lvlJc w:val="left"/>
+      <w:pPr>
+        <w:tabs>
+          <w:tab w:val="num" w:pos="6480"/>
+        </w:tabs>
+        <w:ind w:left="6480" w:hanging="360"/>
+      </w:pPr>
+      <w:rPr>
+        <w:rFonts w:ascii="Wingdings" w:hAnsi="Wingdings" w:hint="default"/>
+        <w:sz w:val="20"/>
+      </w:rPr>
+    </w:lvl>
+  </w:abstractNum>
   <w:num w:numId="1" w16cid:durableId="1766531474">
-    <w:abstractNumId w:val="31"/>
+    <w:abstractNumId w:val="34"/>
   </w:num>
   <w:num w:numId="2" w16cid:durableId="1585794975">
     <w:abstractNumId w:val="7"/>
   </w:num>
   <w:num w:numId="3" w16cid:durableId="1424642946">
-    <w:abstractNumId w:val="32"/>
+    <w:abstractNumId w:val="35"/>
   </w:num>
   <w:num w:numId="4" w16cid:durableId="202717371">
     <w:abstractNumId w:val="8"/>
@@ -52328,13 +56337,13 @@
     <w:abstractNumId w:val="11"/>
   </w:num>
   <w:num w:numId="6" w16cid:durableId="753549070">
-    <w:abstractNumId w:val="35"/>
+    <w:abstractNumId w:val="38"/>
   </w:num>
   <w:num w:numId="7" w16cid:durableId="1339042036">
     <w:abstractNumId w:val="6"/>
   </w:num>
   <w:num w:numId="8" w16cid:durableId="1433822892">
-    <w:abstractNumId w:val="21"/>
+    <w:abstractNumId w:val="23"/>
   </w:num>
   <w:num w:numId="9" w16cid:durableId="1094284610">
     <w:abstractNumId w:val="13"/>
@@ -52343,10 +56352,10 @@
     <w:abstractNumId w:val="5"/>
   </w:num>
   <w:num w:numId="11" w16cid:durableId="1412117743">
-    <w:abstractNumId w:val="24"/>
+    <w:abstractNumId w:val="26"/>
   </w:num>
   <w:num w:numId="12" w16cid:durableId="1749230004">
-    <w:abstractNumId w:val="16"/>
+    <w:abstractNumId w:val="17"/>
   </w:num>
   <w:num w:numId="13" w16cid:durableId="2057005939">
     <w:abstractNumId w:val="14"/>
@@ -52355,13 +56364,13 @@
     <w:abstractNumId w:val="2"/>
   </w:num>
   <w:num w:numId="15" w16cid:durableId="1706369157">
-    <w:abstractNumId w:val="36"/>
+    <w:abstractNumId w:val="39"/>
   </w:num>
   <w:num w:numId="16" w16cid:durableId="1918007381">
-    <w:abstractNumId w:val="28"/>
+    <w:abstractNumId w:val="30"/>
   </w:num>
   <w:num w:numId="17" w16cid:durableId="876746807">
-    <w:abstractNumId w:val="22"/>
+    <w:abstractNumId w:val="24"/>
   </w:num>
   <w:num w:numId="18" w16cid:durableId="2007702364">
     <w:abstractNumId w:val="3"/>
@@ -52373,7 +56382,7 @@
     <w:abstractNumId w:val="10"/>
   </w:num>
   <w:num w:numId="21" w16cid:durableId="214702688">
-    <w:abstractNumId w:val="26"/>
+    <w:abstractNumId w:val="28"/>
   </w:num>
   <w:num w:numId="22" w16cid:durableId="1348218192">
     <w:abstractNumId w:val="4"/>
@@ -52382,49 +56391,61 @@
     <w:abstractNumId w:val="12"/>
   </w:num>
   <w:num w:numId="24" w16cid:durableId="90011987">
-    <w:abstractNumId w:val="30"/>
+    <w:abstractNumId w:val="33"/>
   </w:num>
   <w:num w:numId="25" w16cid:durableId="798913447">
-    <w:abstractNumId w:val="27"/>
+    <w:abstractNumId w:val="29"/>
   </w:num>
   <w:num w:numId="26" w16cid:durableId="127357604">
-    <w:abstractNumId w:val="34"/>
+    <w:abstractNumId w:val="37"/>
   </w:num>
   <w:num w:numId="27" w16cid:durableId="395589291">
-    <w:abstractNumId w:val="25"/>
+    <w:abstractNumId w:val="27"/>
   </w:num>
   <w:num w:numId="28" w16cid:durableId="1490750673">
     <w:abstractNumId w:val="1"/>
   </w:num>
   <w:num w:numId="29" w16cid:durableId="1780027769">
-    <w:abstractNumId w:val="18"/>
+    <w:abstractNumId w:val="20"/>
   </w:num>
   <w:num w:numId="30" w16cid:durableId="339896207">
-    <w:abstractNumId w:val="17"/>
+    <w:abstractNumId w:val="19"/>
   </w:num>
   <w:num w:numId="31" w16cid:durableId="207841889">
-    <w:abstractNumId w:val="37"/>
+    <w:abstractNumId w:val="41"/>
   </w:num>
   <w:num w:numId="32" w16cid:durableId="564802496">
     <w:abstractNumId w:val="15"/>
   </w:num>
   <w:num w:numId="33" w16cid:durableId="123739027">
-    <w:abstractNumId w:val="19"/>
+    <w:abstractNumId w:val="21"/>
   </w:num>
   <w:num w:numId="34" w16cid:durableId="1489783513">
     <w:abstractNumId w:val="9"/>
   </w:num>
   <w:num w:numId="35" w16cid:durableId="162283949">
-    <w:abstractNumId w:val="33"/>
+    <w:abstractNumId w:val="36"/>
   </w:num>
   <w:num w:numId="36" w16cid:durableId="22900136">
-    <w:abstractNumId w:val="23"/>
+    <w:abstractNumId w:val="25"/>
   </w:num>
   <w:num w:numId="37" w16cid:durableId="815881574">
-    <w:abstractNumId w:val="20"/>
+    <w:abstractNumId w:val="22"/>
   </w:num>
   <w:num w:numId="38" w16cid:durableId="950820924">
-    <w:abstractNumId w:val="29"/>
+    <w:abstractNumId w:val="32"/>
+  </w:num>
+  <w:num w:numId="39" w16cid:durableId="1357852911">
+    <w:abstractNumId w:val="16"/>
+  </w:num>
+  <w:num w:numId="40" w16cid:durableId="666790950">
+    <w:abstractNumId w:val="31"/>
+  </w:num>
+  <w:num w:numId="41" w16cid:durableId="1664971004">
+    <w:abstractNumId w:val="18"/>
+  </w:num>
+  <w:num w:numId="42" w16cid:durableId="1179152401">
+    <w:abstractNumId w:val="40"/>
   </w:num>
 </w:numbering>
 </file>
@@ -53036,6 +57057,7 @@
   <w:style w:type="character" w:default="1" w:styleId="Fuentedeprrafopredeter">
     <w:name w:val="Default Paragraph Font"/>
     <w:uiPriority w:val="1"/>
+    <w:semiHidden/>
     <w:unhideWhenUsed/>
   </w:style>
   <w:style w:type="table" w:default="1" w:styleId="Tablanormal">
